--- a/data/outputs/v2/Physics/SS3.2_Current_Electricity/Physics_Current_Electricity_CBE_LessonSequence.docx
+++ b/data/outputs/v2/Physics/SS3.2_Current_Electricity/Physics_Current_Electricity_CBE_LessonSequence.docx
@@ -3591,7 +3591,7 @@
             <w:pPr>
               <w:spacing w:after="20" w:before="0"/>
             </w:pPr>
-            <w:hyperlink w:history="1" r:id="rIdcvyakj09d71y5abw1wk5n">
+            <w:hyperlink w:history="1" r:id="rIdbxpsq6i_yr0qzfrqnzzb6">
               <w:r>
                 <w:rPr>
                   <w:rFonts w:ascii="Arial" w:cs="Arial" w:eastAsia="Arial" w:hAnsi="Arial"/>
@@ -3624,7 +3624,7 @@
               <w:spacing w:after="10" w:before="0"/>
               <w:ind w:left="120"/>
             </w:pPr>
-            <w:hyperlink w:history="1" r:id="rIdkt9hymfb6r81b4-4phz1_">
+            <w:hyperlink w:history="1" r:id="rIdmwdthkzfv2smth3vv1ynd">
               <w:r>
                 <w:rPr>
                   <w:rFonts w:ascii="Arial" w:cs="Arial" w:eastAsia="Arial" w:hAnsi="Arial"/>
@@ -3669,7 +3669,7 @@
             <w:pPr>
               <w:spacing w:after="20" w:before="0"/>
             </w:pPr>
-            <w:hyperlink w:history="1" r:id="rIdqxmzq0qrhwswcr5blzqle">
+            <w:hyperlink w:history="1" r:id="rIdelnrz4djr7ov6k29mw2x6">
               <w:r>
                 <w:rPr>
                   <w:rFonts w:ascii="Arial" w:cs="Arial" w:eastAsia="Arial" w:hAnsi="Arial"/>
@@ -3702,7 +3702,7 @@
               <w:spacing w:after="10" w:before="0"/>
               <w:ind w:left="120"/>
             </w:pPr>
-            <w:hyperlink w:history="1" r:id="rId9oimrkhoscafabkbyvply">
+            <w:hyperlink w:history="1" r:id="rIdsnsyxhukn9vl2vet98rl9">
               <w:r>
                 <w:rPr>
                   <w:rFonts w:ascii="Arial" w:cs="Arial" w:eastAsia="Arial" w:hAnsi="Arial"/>
@@ -3897,7 +3897,7 @@
             <w:pPr>
               <w:spacing w:after="20" w:before="0"/>
             </w:pPr>
-            <w:hyperlink w:history="1" r:id="rIdhhn2cv2bweldbfyvr_sde">
+            <w:hyperlink w:history="1" r:id="rId-5r4ootbdpm7ltdfwpv8d">
               <w:r>
                 <w:rPr>
                   <w:rFonts w:ascii="Arial" w:cs="Arial" w:eastAsia="Arial" w:hAnsi="Arial"/>
@@ -3930,7 +3930,7 @@
               <w:spacing w:after="10" w:before="0"/>
               <w:ind w:left="120"/>
             </w:pPr>
-            <w:hyperlink w:history="1" r:id="rId_fjlpsuneupon3pt4mg9z">
+            <w:hyperlink w:history="1" r:id="rId1qxulmdmxssajwczl-tng">
               <w:r>
                 <w:rPr>
                   <w:rFonts w:ascii="Arial" w:cs="Arial" w:eastAsia="Arial" w:hAnsi="Arial"/>
@@ -3975,7 +3975,7 @@
             <w:pPr>
               <w:spacing w:after="20" w:before="0"/>
             </w:pPr>
-            <w:hyperlink w:history="1" r:id="rIdmegetbznaw69kssmmo-sj">
+            <w:hyperlink w:history="1" r:id="rIdeerpilrzogecanjzwn95j">
               <w:r>
                 <w:rPr>
                   <w:rFonts w:ascii="Arial" w:cs="Arial" w:eastAsia="Arial" w:hAnsi="Arial"/>
@@ -4008,7 +4008,7 @@
               <w:spacing w:after="10" w:before="0"/>
               <w:ind w:left="120"/>
             </w:pPr>
-            <w:hyperlink w:history="1" r:id="rIdgnfwczr-3gbioxjww_nrl">
+            <w:hyperlink w:history="1" r:id="rIdpsgp7zllxmzgvlrfgs-ml">
               <w:r>
                 <w:rPr>
                   <w:rFonts w:ascii="Arial" w:cs="Arial" w:eastAsia="Arial" w:hAnsi="Arial"/>
@@ -4203,7 +4203,7 @@
             <w:pPr>
               <w:spacing w:after="20" w:before="0"/>
             </w:pPr>
-            <w:hyperlink w:history="1" r:id="rIdy0lynnmxsmflg7q95-uzs">
+            <w:hyperlink w:history="1" r:id="rIdvn_ytvqg65b3ji3mnrdor">
               <w:r>
                 <w:rPr>
                   <w:rFonts w:ascii="Arial" w:cs="Arial" w:eastAsia="Arial" w:hAnsi="Arial"/>
@@ -4236,7 +4236,7 @@
               <w:spacing w:after="10" w:before="0"/>
               <w:ind w:left="120"/>
             </w:pPr>
-            <w:hyperlink w:history="1" r:id="rIdlogr1cmnn0yuadjdtkeed">
+            <w:hyperlink w:history="1" r:id="rIdyh1oybwncifkblecozzxy">
               <w:r>
                 <w:rPr>
                   <w:rFonts w:ascii="Arial" w:cs="Arial" w:eastAsia="Arial" w:hAnsi="Arial"/>
@@ -4281,7 +4281,7 @@
             <w:pPr>
               <w:spacing w:after="20" w:before="0"/>
             </w:pPr>
-            <w:hyperlink w:history="1" r:id="rIdjdimgbvrw_zxktrp3ni-g">
+            <w:hyperlink w:history="1" r:id="rIdcfkjcls39il1n-iejoqec">
               <w:r>
                 <w:rPr>
                   <w:rFonts w:ascii="Arial" w:cs="Arial" w:eastAsia="Arial" w:hAnsi="Arial"/>
@@ -4314,7 +4314,7 @@
               <w:spacing w:after="10" w:before="0"/>
               <w:ind w:left="120"/>
             </w:pPr>
-            <w:hyperlink w:history="1" r:id="rIdurc0xfdvug5ifp7-xchd0">
+            <w:hyperlink w:history="1" r:id="rIdpwfnibfbcqzoeyt5nb8x3">
               <w:r>
                 <w:rPr>
                   <w:rFonts w:ascii="Arial" w:cs="Arial" w:eastAsia="Arial" w:hAnsi="Arial"/>
@@ -4509,7 +4509,7 @@
             <w:pPr>
               <w:spacing w:after="20" w:before="0"/>
             </w:pPr>
-            <w:hyperlink w:history="1" r:id="rIdwrrtdj6yt2pau8y-ucn4f">
+            <w:hyperlink w:history="1" r:id="rId5lqaa_3n-q3nyskqmgz5s">
               <w:r>
                 <w:rPr>
                   <w:rFonts w:ascii="Arial" w:cs="Arial" w:eastAsia="Arial" w:hAnsi="Arial"/>
@@ -4542,7 +4542,7 @@
               <w:spacing w:after="10" w:before="0"/>
               <w:ind w:left="120"/>
             </w:pPr>
-            <w:hyperlink w:history="1" r:id="rIdvlvnwt88lcilj64_oubnk">
+            <w:hyperlink w:history="1" r:id="rIdyesbkixfetugz2lecpk5q">
               <w:r>
                 <w:rPr>
                   <w:rFonts w:ascii="Arial" w:cs="Arial" w:eastAsia="Arial" w:hAnsi="Arial"/>
@@ -4587,7 +4587,7 @@
             <w:pPr>
               <w:spacing w:after="20" w:before="0"/>
             </w:pPr>
-            <w:hyperlink w:history="1" r:id="rIdykuxyn1vgxvj8xu0xfrn2">
+            <w:hyperlink w:history="1" r:id="rIdmk2yjmeaptp9_kclvz11s">
               <w:r>
                 <w:rPr>
                   <w:rFonts w:ascii="Arial" w:cs="Arial" w:eastAsia="Arial" w:hAnsi="Arial"/>
@@ -4620,7 +4620,7 @@
               <w:spacing w:after="10" w:before="0"/>
               <w:ind w:left="120"/>
             </w:pPr>
-            <w:hyperlink w:history="1" r:id="rIdhc4dhg49v9ym5cdrvsdp5">
+            <w:hyperlink w:history="1" r:id="rIdz3zyojrhcrznxdectvxh0">
               <w:r>
                 <w:rPr>
                   <w:rFonts w:ascii="Arial" w:cs="Arial" w:eastAsia="Arial" w:hAnsi="Arial"/>
@@ -4815,7 +4815,7 @@
             <w:pPr>
               <w:spacing w:after="20" w:before="0"/>
             </w:pPr>
-            <w:hyperlink w:history="1" r:id="rIdy58snlpxtfjmsry3ezm6q">
+            <w:hyperlink w:history="1" r:id="rId6qpsut7hdayl_ownpq1_t">
               <w:r>
                 <w:rPr>
                   <w:rFonts w:ascii="Arial" w:cs="Arial" w:eastAsia="Arial" w:hAnsi="Arial"/>
@@ -4848,7 +4848,7 @@
               <w:spacing w:after="10" w:before="0"/>
               <w:ind w:left="120"/>
             </w:pPr>
-            <w:hyperlink w:history="1" r:id="rIdn-_fv4622szlpgvfg4hdc">
+            <w:hyperlink w:history="1" r:id="rIdo5tffgjrhkabw-n33aggr">
               <w:r>
                 <w:rPr>
                   <w:rFonts w:ascii="Arial" w:cs="Arial" w:eastAsia="Arial" w:hAnsi="Arial"/>
@@ -4893,7 +4893,7 @@
             <w:pPr>
               <w:spacing w:after="20" w:before="0"/>
             </w:pPr>
-            <w:hyperlink w:history="1" r:id="rId7z4cjyjz39blhyp3blt_l">
+            <w:hyperlink w:history="1" r:id="rIdxj0djg8iodwh0hlztff3e">
               <w:r>
                 <w:rPr>
                   <w:rFonts w:ascii="Arial" w:cs="Arial" w:eastAsia="Arial" w:hAnsi="Arial"/>
@@ -4926,7 +4926,7 @@
               <w:spacing w:after="10" w:before="0"/>
               <w:ind w:left="120"/>
             </w:pPr>
-            <w:hyperlink w:history="1" r:id="rIdezxbqelzlnpgvcv-atgz4">
+            <w:hyperlink w:history="1" r:id="rIdqr1lgullqpfaucnorsg6s">
               <w:r>
                 <w:rPr>
                   <w:rFonts w:ascii="Arial" w:cs="Arial" w:eastAsia="Arial" w:hAnsi="Arial"/>
@@ -6413,7 +6413,7 @@
             <w:pPr>
               <w:spacing w:after="20" w:before="0"/>
             </w:pPr>
-            <w:hyperlink w:history="1" r:id="rId-xvbxmhjpkhdtkjgc_dgq">
+            <w:hyperlink w:history="1" r:id="rId98ibvujnmnjayc6pyiux7">
               <w:r>
                 <w:rPr>
                   <w:rFonts w:ascii="Arial" w:cs="Arial" w:eastAsia="Arial" w:hAnsi="Arial"/>
@@ -6422,7 +6422,7 @@
                   <w:szCs w:val="16"/>
                   <w:u w:val="single" w:color="2E75B6"/>
                 </w:rPr>
-                <w:t xml:space="preserve">Voltage</w:t>
+                <w:t xml:space="preserve">Ideal sources</w:t>
               </w:r>
             </w:hyperlink>
           </w:p>
@@ -6446,7 +6446,7 @@
               <w:spacing w:after="10" w:before="0"/>
               <w:ind w:left="120"/>
             </w:pPr>
-            <w:hyperlink w:history="1" r:id="rIdinelqjbhqdwk3cl6uowjw">
+            <w:hyperlink w:history="1" r:id="rIdq_faj45-ktqnvsxyqqpwc">
               <w:r>
                 <w:rPr>
                   <w:rFonts w:ascii="Arial" w:cs="Arial" w:eastAsia="Arial" w:hAnsi="Arial"/>
@@ -6491,7 +6491,7 @@
             <w:pPr>
               <w:spacing w:after="20" w:before="0"/>
             </w:pPr>
-            <w:hyperlink w:history="1" r:id="rIdyus7s4yb4g1tpnai7rovr">
+            <w:hyperlink w:history="1" r:id="rIdiywypu3knw_c8l3dhu9rm">
               <w:r>
                 <w:rPr>
                   <w:rFonts w:ascii="Arial" w:cs="Arial" w:eastAsia="Arial" w:hAnsi="Arial"/>
@@ -6524,7 +6524,7 @@
               <w:spacing w:after="10" w:before="0"/>
               <w:ind w:left="120"/>
             </w:pPr>
-            <w:hyperlink w:history="1" r:id="rIdk_zzgq3ey8zba6wtgl_mp">
+            <w:hyperlink w:history="1" r:id="rIdo7ypp95ym7rlqwyipyot7">
               <w:r>
                 <w:rPr>
                   <w:rFonts w:ascii="Arial" w:cs="Arial" w:eastAsia="Arial" w:hAnsi="Arial"/>
@@ -6719,7 +6719,7 @@
             <w:pPr>
               <w:spacing w:after="20" w:before="0"/>
             </w:pPr>
-            <w:hyperlink w:history="1" r:id="rId2cb3-c6sraxfm3whxmbqb">
+            <w:hyperlink w:history="1" r:id="rIdhnvqs44oinccu0rdl1ph-">
               <w:r>
                 <w:rPr>
                   <w:rFonts w:ascii="Arial" w:cs="Arial" w:eastAsia="Arial" w:hAnsi="Arial"/>
@@ -6728,7 +6728,7 @@
                   <w:szCs w:val="16"/>
                   <w:u w:val="single" w:color="2E75B6"/>
                 </w:rPr>
-                <w:t xml:space="preserve">Voltage -dubbed(KY)</w:t>
+                <w:t xml:space="preserve">Voltmeters and Ammeters</w:t>
               </w:r>
             </w:hyperlink>
           </w:p>
@@ -6744,7 +6744,7 @@
                 <w:sz w:val="14"/>
                 <w:szCs w:val="14"/>
               </w:rPr>
-              <w:t xml:space="preserve">Source: Khan Academy (Kiswahili)</w:t>
+              <w:t xml:space="preserve">Source: Khan Academy (English - US curriculum)</w:t>
             </w:r>
           </w:p>
           <w:p>
@@ -6752,7 +6752,7 @@
               <w:spacing w:after="10" w:before="0"/>
               <w:ind w:left="120"/>
             </w:pPr>
-            <w:hyperlink w:history="1" r:id="rIdq4a717us90dakzrm5ntz1">
+            <w:hyperlink w:history="1" r:id="rIdooeejx081_swflbtgdhrf">
               <w:r>
                 <w:rPr>
                   <w:rFonts w:ascii="Arial" w:cs="Arial" w:eastAsia="Arial" w:hAnsi="Arial"/>
@@ -6797,7 +6797,7 @@
             <w:pPr>
               <w:spacing w:after="20" w:before="0"/>
             </w:pPr>
-            <w:hyperlink w:history="1" r:id="rIdtakp9q8tkhexq0qsv3pzf">
+            <w:hyperlink w:history="1" r:id="rId6xqlhxqvyskqn1vtvho7l">
               <w:r>
                 <w:rPr>
                   <w:rFonts w:ascii="Arial" w:cs="Arial" w:eastAsia="Arial" w:hAnsi="Arial"/>
@@ -6830,7 +6830,7 @@
               <w:spacing w:after="10" w:before="0"/>
               <w:ind w:left="120"/>
             </w:pPr>
-            <w:hyperlink w:history="1" r:id="rIdmnfjwtryuyt04femezy75">
+            <w:hyperlink w:history="1" r:id="rIdmdrejc62jluhk_bun5ott">
               <w:r>
                 <w:rPr>
                   <w:rFonts w:ascii="Arial" w:cs="Arial" w:eastAsia="Arial" w:hAnsi="Arial"/>
@@ -7025,7 +7025,7 @@
             <w:pPr>
               <w:spacing w:after="20" w:before="0"/>
             </w:pPr>
-            <w:hyperlink w:history="1" r:id="rIdwwv1-jslbeut946gtrbxy">
+            <w:hyperlink w:history="1" r:id="rIdlxgqz_nxhx0wikmxyubiu">
               <w:r>
                 <w:rPr>
                   <w:rFonts w:ascii="Arial" w:cs="Arial" w:eastAsia="Arial" w:hAnsi="Arial"/>
@@ -7058,7 +7058,7 @@
               <w:spacing w:after="10" w:before="0"/>
               <w:ind w:left="120"/>
             </w:pPr>
-            <w:hyperlink w:history="1" r:id="rIdwv0kiitfaswcmne68wuvx">
+            <w:hyperlink w:history="1" r:id="rIdath7dvnf9iccgqb5jzsac">
               <w:r>
                 <w:rPr>
                   <w:rFonts w:ascii="Arial" w:cs="Arial" w:eastAsia="Arial" w:hAnsi="Arial"/>
@@ -7103,7 +7103,7 @@
             <w:pPr>
               <w:spacing w:after="20" w:before="0"/>
             </w:pPr>
-            <w:hyperlink w:history="1" r:id="rIdf-rdexool-rt3lzjzth5g">
+            <w:hyperlink w:history="1" r:id="rIdtqakdpmenzb9qoatg2q19">
               <w:r>
                 <w:rPr>
                   <w:rFonts w:ascii="Arial" w:cs="Arial" w:eastAsia="Arial" w:hAnsi="Arial"/>
@@ -7136,7 +7136,7 @@
               <w:spacing w:after="10" w:before="0"/>
               <w:ind w:left="120"/>
             </w:pPr>
-            <w:hyperlink w:history="1" r:id="rIdspod7ecpjnntmlpefjfzh">
+            <w:hyperlink w:history="1" r:id="rId2loicfgwcrxfhfdndo4fn">
               <w:r>
                 <w:rPr>
                   <w:rFonts w:ascii="Arial" w:cs="Arial" w:eastAsia="Arial" w:hAnsi="Arial"/>
@@ -7331,7 +7331,7 @@
             <w:pPr>
               <w:spacing w:after="20" w:before="0"/>
             </w:pPr>
-            <w:hyperlink w:history="1" r:id="rIdiidaqrlhb8-lanzkkvx35">
+            <w:hyperlink w:history="1" r:id="rId6yztphxocphksc9o49fyu">
               <w:r>
                 <w:rPr>
                   <w:rFonts w:ascii="Arial" w:cs="Arial" w:eastAsia="Arial" w:hAnsi="Arial"/>
@@ -7340,7 +7340,7 @@
                   <w:szCs w:val="16"/>
                   <w:u w:val="single" w:color="2E75B6"/>
                 </w:rPr>
-                <w:t xml:space="preserve">Electric potential energy (part 2-- involves calculus)</w:t>
+                <w:t xml:space="preserve">Ideal sources</w:t>
               </w:r>
             </w:hyperlink>
           </w:p>
@@ -7364,7 +7364,7 @@
               <w:spacing w:after="10" w:before="0"/>
               <w:ind w:left="120"/>
             </w:pPr>
-            <w:hyperlink w:history="1" r:id="rIdq6x04oqcinue43uq6ppah">
+            <w:hyperlink w:history="1" r:id="rId_d2jwrr4fm-wjsozfalx6">
               <w:r>
                 <w:rPr>
                   <w:rFonts w:ascii="Arial" w:cs="Arial" w:eastAsia="Arial" w:hAnsi="Arial"/>
@@ -7409,7 +7409,7 @@
             <w:pPr>
               <w:spacing w:after="20" w:before="0"/>
             </w:pPr>
-            <w:hyperlink w:history="1" r:id="rIdf_gutfhz9dsy3fyafkztm">
+            <w:hyperlink w:history="1" r:id="rId1gnnjwzpkhyuysvuss5in">
               <w:r>
                 <w:rPr>
                   <w:rFonts w:ascii="Arial" w:cs="Arial" w:eastAsia="Arial" w:hAnsi="Arial"/>
@@ -7442,7 +7442,7 @@
               <w:spacing w:after="10" w:before="0"/>
               <w:ind w:left="120"/>
             </w:pPr>
-            <w:hyperlink w:history="1" r:id="rIdvh4zfkotwss8p_qvlnw17">
+            <w:hyperlink w:history="1" r:id="rId-oh2crnlppo5zaeujryuh">
               <w:r>
                 <w:rPr>
                   <w:rFonts w:ascii="Arial" w:cs="Arial" w:eastAsia="Arial" w:hAnsi="Arial"/>
@@ -7637,7 +7637,7 @@
             <w:pPr>
               <w:spacing w:after="20" w:before="0"/>
             </w:pPr>
-            <w:hyperlink w:history="1" r:id="rId_q4bjcqtrxxcewv66pihv">
+            <w:hyperlink w:history="1" r:id="rIdpgl18qghnltf6oqqb_wnj">
               <w:r>
                 <w:rPr>
                   <w:rFonts w:ascii="Arial" w:cs="Arial" w:eastAsia="Arial" w:hAnsi="Arial"/>
@@ -7646,7 +7646,7 @@
                   <w:szCs w:val="16"/>
                   <w:u w:val="single" w:color="2E75B6"/>
                 </w:rPr>
-                <w:t xml:space="preserve">Voltage</w:t>
+                <w:t xml:space="preserve">Ideal sources</w:t>
               </w:r>
             </w:hyperlink>
           </w:p>
@@ -7670,7 +7670,7 @@
               <w:spacing w:after="10" w:before="0"/>
               <w:ind w:left="120"/>
             </w:pPr>
-            <w:hyperlink w:history="1" r:id="rIdiixn11ivzu23ccbj9hifb">
+            <w:hyperlink w:history="1" r:id="rIdll5uyqp-4iu4jp-nc0ccz">
               <w:r>
                 <w:rPr>
                   <w:rFonts w:ascii="Arial" w:cs="Arial" w:eastAsia="Arial" w:hAnsi="Arial"/>
@@ -7715,7 +7715,7 @@
             <w:pPr>
               <w:spacing w:after="20" w:before="0"/>
             </w:pPr>
-            <w:hyperlink w:history="1" r:id="rIdugwnhmactvswnjwb6qjav">
+            <w:hyperlink w:history="1" r:id="rIddd_h4buoivfqzzcluoofh">
               <w:r>
                 <w:rPr>
                   <w:rFonts w:ascii="Arial" w:cs="Arial" w:eastAsia="Arial" w:hAnsi="Arial"/>
@@ -7748,7 +7748,7 @@
               <w:spacing w:after="10" w:before="0"/>
               <w:ind w:left="120"/>
             </w:pPr>
-            <w:hyperlink w:history="1" r:id="rIdf89pdubyqspja4ebdvw3z">
+            <w:hyperlink w:history="1" r:id="rIdar-dasmkkmhg1xnd-ionb">
               <w:r>
                 <w:rPr>
                   <w:rFonts w:ascii="Arial" w:cs="Arial" w:eastAsia="Arial" w:hAnsi="Arial"/>
@@ -9235,7 +9235,7 @@
             <w:pPr>
               <w:spacing w:after="20" w:before="0"/>
             </w:pPr>
-            <w:hyperlink w:history="1" r:id="rIdjk8kk8rzodc_0aozi6o7g">
+            <w:hyperlink w:history="1" r:id="rIdmh57vor1qra9dhby2bfkt">
               <w:r>
                 <w:rPr>
                   <w:rFonts w:ascii="Arial" w:cs="Arial" w:eastAsia="Arial" w:hAnsi="Arial"/>
@@ -9268,7 +9268,7 @@
               <w:spacing w:after="10" w:before="0"/>
               <w:ind w:left="120"/>
             </w:pPr>
-            <w:hyperlink w:history="1" r:id="rId3d_zkvkf6oadbothdbutd">
+            <w:hyperlink w:history="1" r:id="rIdlomqcjsupefjgu3ogia0c">
               <w:r>
                 <w:rPr>
                   <w:rFonts w:ascii="Arial" w:cs="Arial" w:eastAsia="Arial" w:hAnsi="Arial"/>
@@ -9313,7 +9313,7 @@
             <w:pPr>
               <w:spacing w:after="20" w:before="0"/>
             </w:pPr>
-            <w:hyperlink w:history="1" r:id="rIdyxxfv6cnujl1bkkzrmzjo">
+            <w:hyperlink w:history="1" r:id="rIdxmaumgm6t8tq2sz3hw0ue">
               <w:r>
                 <w:rPr>
                   <w:rFonts w:ascii="Arial" w:cs="Arial" w:eastAsia="Arial" w:hAnsi="Arial"/>
@@ -9346,7 +9346,7 @@
               <w:spacing w:after="10" w:before="0"/>
               <w:ind w:left="120"/>
             </w:pPr>
-            <w:hyperlink w:history="1" r:id="rId7hjhqwmuniodokqwbynli">
+            <w:hyperlink w:history="1" r:id="rIdyz9qp0mvepxafoofwlwxg">
               <w:r>
                 <w:rPr>
                   <w:rFonts w:ascii="Arial" w:cs="Arial" w:eastAsia="Arial" w:hAnsi="Arial"/>
@@ -9541,7 +9541,7 @@
             <w:pPr>
               <w:spacing w:after="20" w:before="0"/>
             </w:pPr>
-            <w:hyperlink w:history="1" r:id="rIduttvhxlv_sm2uv4ozemir">
+            <w:hyperlink w:history="1" r:id="rIdwmmxo60wa5gkvwxfswbjj">
               <w:r>
                 <w:rPr>
                   <w:rFonts w:ascii="Arial" w:cs="Arial" w:eastAsia="Arial" w:hAnsi="Arial"/>
@@ -9574,7 +9574,7 @@
               <w:spacing w:after="10" w:before="0"/>
               <w:ind w:left="120"/>
             </w:pPr>
-            <w:hyperlink w:history="1" r:id="rIdrmcobt4zv8cv3kg5iskoo">
+            <w:hyperlink w:history="1" r:id="rId-azoqdv5gklim-fhfs7q4">
               <w:r>
                 <w:rPr>
                   <w:rFonts w:ascii="Arial" w:cs="Arial" w:eastAsia="Arial" w:hAnsi="Arial"/>
@@ -9619,7 +9619,7 @@
             <w:pPr>
               <w:spacing w:after="20" w:before="0"/>
             </w:pPr>
-            <w:hyperlink w:history="1" r:id="rId1slydfpc35usj1fxndgon">
+            <w:hyperlink w:history="1" r:id="rIdahocna59o7bnpundpzzon">
               <w:r>
                 <w:rPr>
                   <w:rFonts w:ascii="Arial" w:cs="Arial" w:eastAsia="Arial" w:hAnsi="Arial"/>
@@ -9652,7 +9652,7 @@
               <w:spacing w:after="10" w:before="0"/>
               <w:ind w:left="120"/>
             </w:pPr>
-            <w:hyperlink w:history="1" r:id="rId08vqikx9b68yux6mb7xuk">
+            <w:hyperlink w:history="1" r:id="rId23xqdplooqwtt8owum8jt">
               <w:r>
                 <w:rPr>
                   <w:rFonts w:ascii="Arial" w:cs="Arial" w:eastAsia="Arial" w:hAnsi="Arial"/>
@@ -9847,7 +9847,7 @@
             <w:pPr>
               <w:spacing w:after="20" w:before="0"/>
             </w:pPr>
-            <w:hyperlink w:history="1" r:id="rId_g59julwqdbt0rmeoyrul">
+            <w:hyperlink w:history="1" r:id="rIdqskaeuaiao6rp3uiywrsn">
               <w:r>
                 <w:rPr>
                   <w:rFonts w:ascii="Arial" w:cs="Arial" w:eastAsia="Arial" w:hAnsi="Arial"/>
@@ -9880,7 +9880,7 @@
               <w:spacing w:after="10" w:before="0"/>
               <w:ind w:left="120"/>
             </w:pPr>
-            <w:hyperlink w:history="1" r:id="rIdfopozbew8_srkritjsmuy">
+            <w:hyperlink w:history="1" r:id="rIdzesomhttjbopmk1ll5l_m">
               <w:r>
                 <w:rPr>
                   <w:rFonts w:ascii="Arial" w:cs="Arial" w:eastAsia="Arial" w:hAnsi="Arial"/>
@@ -9925,7 +9925,7 @@
             <w:pPr>
               <w:spacing w:after="20" w:before="0"/>
             </w:pPr>
-            <w:hyperlink w:history="1" r:id="rId2chl-c9wkc5bbypojvjwc">
+            <w:hyperlink w:history="1" r:id="rIdawgwu6ft97ehe3xoyqtnu">
               <w:r>
                 <w:rPr>
                   <w:rFonts w:ascii="Arial" w:cs="Arial" w:eastAsia="Arial" w:hAnsi="Arial"/>
@@ -9958,7 +9958,7 @@
               <w:spacing w:after="10" w:before="0"/>
               <w:ind w:left="120"/>
             </w:pPr>
-            <w:hyperlink w:history="1" r:id="rIdlypny3loljfi9vmbajghq">
+            <w:hyperlink w:history="1" r:id="rId9ikjm3vp7ua4_nd8yt_ey">
               <w:r>
                 <w:rPr>
                   <w:rFonts w:ascii="Arial" w:cs="Arial" w:eastAsia="Arial" w:hAnsi="Arial"/>
@@ -10153,7 +10153,7 @@
             <w:pPr>
               <w:spacing w:after="20" w:before="0"/>
             </w:pPr>
-            <w:hyperlink w:history="1" r:id="rId7iglbutfh2sbyzcnkykoz">
+            <w:hyperlink w:history="1" r:id="rIdolyiroicm6w-03ih-6tkp">
               <w:r>
                 <w:rPr>
                   <w:rFonts w:ascii="Arial" w:cs="Arial" w:eastAsia="Arial" w:hAnsi="Arial"/>
@@ -10162,7 +10162,7 @@
                   <w:szCs w:val="16"/>
                   <w:u w:val="single" w:color="2E75B6"/>
                 </w:rPr>
-                <w:t xml:space="preserve">Introduction to circuits and Ohm's law</w:t>
+                <w:t xml:space="preserve">Topic - current electricity - Ohm's Law Video Primer</w:t>
               </w:r>
             </w:hyperlink>
           </w:p>
@@ -10178,7 +10178,7 @@
                 <w:sz w:val="14"/>
                 <w:szCs w:val="14"/>
               </w:rPr>
-              <w:t xml:space="preserve">Source: Khan Academy (English - US curriculum)</w:t>
+              <w:t xml:space="preserve">Source: ARES Local Curriculum  - Digital Literacy Content</w:t>
             </w:r>
           </w:p>
           <w:p>
@@ -10186,7 +10186,7 @@
               <w:spacing w:after="10" w:before="0"/>
               <w:ind w:left="120"/>
             </w:pPr>
-            <w:hyperlink w:history="1" r:id="rIdghzlqk4hnzggfpxtosnzh">
+            <w:hyperlink w:history="1" r:id="rIdkawx5hlapikgnjgwyblcy">
               <w:r>
                 <w:rPr>
                   <w:rFonts w:ascii="Arial" w:cs="Arial" w:eastAsia="Arial" w:hAnsi="Arial"/>
@@ -10231,7 +10231,7 @@
             <w:pPr>
               <w:spacing w:after="20" w:before="0"/>
             </w:pPr>
-            <w:hyperlink w:history="1" r:id="rIdkidoeooseg7mjed8xh5uo">
+            <w:hyperlink w:history="1" r:id="rIdecr85qr_1cogcia7schui">
               <w:r>
                 <w:rPr>
                   <w:rFonts w:ascii="Arial" w:cs="Arial" w:eastAsia="Arial" w:hAnsi="Arial"/>
@@ -10264,7 +10264,7 @@
               <w:spacing w:after="10" w:before="0"/>
               <w:ind w:left="120"/>
             </w:pPr>
-            <w:hyperlink w:history="1" r:id="rIdex6jav9vnuvc6-mkgbbhi">
+            <w:hyperlink w:history="1" r:id="rId71emoudrwtm9mgzb62mkx">
               <w:r>
                 <w:rPr>
                   <w:rFonts w:ascii="Arial" w:cs="Arial" w:eastAsia="Arial" w:hAnsi="Arial"/>
@@ -10459,7 +10459,7 @@
             <w:pPr>
               <w:spacing w:after="20" w:before="0"/>
             </w:pPr>
-            <w:hyperlink w:history="1" r:id="rIdxiqgmhbbdluw-w2xc2u1v">
+            <w:hyperlink w:history="1" r:id="rIdlfucygh-uqwhhu76rlqia">
               <w:r>
                 <w:rPr>
                   <w:rFonts w:ascii="Arial" w:cs="Arial" w:eastAsia="Arial" w:hAnsi="Arial"/>
@@ -10468,7 +10468,7 @@
                   <w:szCs w:val="16"/>
                   <w:u w:val="single" w:color="2E75B6"/>
                 </w:rPr>
-                <w:t xml:space="preserve">Introduction to circuits and Ohm's law</w:t>
+                <w:t xml:space="preserve">Topic - current electricity - Ohm's Law Video Primer</w:t>
               </w:r>
             </w:hyperlink>
           </w:p>
@@ -10484,7 +10484,7 @@
                 <w:sz w:val="14"/>
                 <w:szCs w:val="14"/>
               </w:rPr>
-              <w:t xml:space="preserve">Source: Khan Academy (English - US curriculum)</w:t>
+              <w:t xml:space="preserve">Source: ARES Local Curriculum  - Digital Literacy Content</w:t>
             </w:r>
           </w:p>
           <w:p>
@@ -10492,7 +10492,7 @@
               <w:spacing w:after="10" w:before="0"/>
               <w:ind w:left="120"/>
             </w:pPr>
-            <w:hyperlink w:history="1" r:id="rIdw0c2ywny12zx6t44czjcj">
+            <w:hyperlink w:history="1" r:id="rIdfitqqig9vu8ngjxpogohh">
               <w:r>
                 <w:rPr>
                   <w:rFonts w:ascii="Arial" w:cs="Arial" w:eastAsia="Arial" w:hAnsi="Arial"/>
@@ -10537,7 +10537,7 @@
             <w:pPr>
               <w:spacing w:after="20" w:before="0"/>
             </w:pPr>
-            <w:hyperlink w:history="1" r:id="rIdcb6eif8v6apd-7dssb2ko">
+            <w:hyperlink w:history="1" r:id="rIdysabxd4w7i9yl2nqskf0i">
               <w:r>
                 <w:rPr>
                   <w:rFonts w:ascii="Arial" w:cs="Arial" w:eastAsia="Arial" w:hAnsi="Arial"/>
@@ -10570,7 +10570,7 @@
               <w:spacing w:after="10" w:before="0"/>
               <w:ind w:left="120"/>
             </w:pPr>
-            <w:hyperlink w:history="1" r:id="rIdrkjydv-gv5b7cclfpkio4">
+            <w:hyperlink w:history="1" r:id="rIdd8af8w0qll7d4hgvz68oo">
               <w:r>
                 <w:rPr>
                   <w:rFonts w:ascii="Arial" w:cs="Arial" w:eastAsia="Arial" w:hAnsi="Arial"/>
@@ -12057,7 +12057,7 @@
             <w:pPr>
               <w:spacing w:after="20" w:before="0"/>
             </w:pPr>
-            <w:hyperlink w:history="1" r:id="rIddu9yswlvgrgaoltkaq_pv">
+            <w:hyperlink w:history="1" r:id="rIdxjcyesk5kdfgro-mxkums">
               <w:r>
                 <w:rPr>
                   <w:rFonts w:ascii="Arial" w:cs="Arial" w:eastAsia="Arial" w:hAnsi="Arial"/>
@@ -12090,7 +12090,7 @@
               <w:spacing w:after="10" w:before="0"/>
               <w:ind w:left="120"/>
             </w:pPr>
-            <w:hyperlink w:history="1" r:id="rIdrzhrunhbtd5tsl0g0xt8j">
+            <w:hyperlink w:history="1" r:id="rIdpszbov_k3mjhmsaxchqkx">
               <w:r>
                 <w:rPr>
                   <w:rFonts w:ascii="Arial" w:cs="Arial" w:eastAsia="Arial" w:hAnsi="Arial"/>
@@ -12135,7 +12135,7 @@
             <w:pPr>
               <w:spacing w:after="20" w:before="0"/>
             </w:pPr>
-            <w:hyperlink w:history="1" r:id="rIdakrjn-2_zc098nq53rvua">
+            <w:hyperlink w:history="1" r:id="rIddmc3ybro89ltxkqhkhxdq">
               <w:r>
                 <w:rPr>
                   <w:rFonts w:ascii="Arial" w:cs="Arial" w:eastAsia="Arial" w:hAnsi="Arial"/>
@@ -12168,7 +12168,7 @@
               <w:spacing w:after="10" w:before="0"/>
               <w:ind w:left="120"/>
             </w:pPr>
-            <w:hyperlink w:history="1" r:id="rIdqqzfeklqrojpx7sytalhv">
+            <w:hyperlink w:history="1" r:id="rId5psghhomcjdemswzrgauf">
               <w:r>
                 <w:rPr>
                   <w:rFonts w:ascii="Arial" w:cs="Arial" w:eastAsia="Arial" w:hAnsi="Arial"/>
@@ -12363,7 +12363,7 @@
             <w:pPr>
               <w:spacing w:after="20" w:before="0"/>
             </w:pPr>
-            <w:hyperlink w:history="1" r:id="rIdwm3ngsskwyxijmxbmv48v">
+            <w:hyperlink w:history="1" r:id="rIdpvbadisv6ftcgxnuburzk">
               <w:r>
                 <w:rPr>
                   <w:rFonts w:ascii="Arial" w:cs="Arial" w:eastAsia="Arial" w:hAnsi="Arial"/>
@@ -12396,7 +12396,7 @@
               <w:spacing w:after="10" w:before="0"/>
               <w:ind w:left="120"/>
             </w:pPr>
-            <w:hyperlink w:history="1" r:id="rIdmcttcbpgq3ewgk5bounwx">
+            <w:hyperlink w:history="1" r:id="rIdatq7una6gtz4tbk0cxcir">
               <w:r>
                 <w:rPr>
                   <w:rFonts w:ascii="Arial" w:cs="Arial" w:eastAsia="Arial" w:hAnsi="Arial"/>
@@ -12441,7 +12441,7 @@
             <w:pPr>
               <w:spacing w:after="20" w:before="0"/>
             </w:pPr>
-            <w:hyperlink w:history="1" r:id="rId6fq8yexgrixxvpjywp7gx">
+            <w:hyperlink w:history="1" r:id="rIdwy4exibfl8m1yjv7mof1t">
               <w:r>
                 <w:rPr>
                   <w:rFonts w:ascii="Arial" w:cs="Arial" w:eastAsia="Arial" w:hAnsi="Arial"/>
@@ -12474,7 +12474,7 @@
               <w:spacing w:after="10" w:before="0"/>
               <w:ind w:left="120"/>
             </w:pPr>
-            <w:hyperlink w:history="1" r:id="rIdiaqnotgthupegtvn4j-hx">
+            <w:hyperlink w:history="1" r:id="rId4fzu7ek-aqairk7xkosnk">
               <w:r>
                 <w:rPr>
                   <w:rFonts w:ascii="Arial" w:cs="Arial" w:eastAsia="Arial" w:hAnsi="Arial"/>
@@ -12669,7 +12669,7 @@
             <w:pPr>
               <w:spacing w:after="20" w:before="0"/>
             </w:pPr>
-            <w:hyperlink w:history="1" r:id="rIdy_wfwfacfozmwnz2yiypz">
+            <w:hyperlink w:history="1" r:id="rIdt4eupxtqzzh7-cakei4l6">
               <w:r>
                 <w:rPr>
                   <w:rFonts w:ascii="Arial" w:cs="Arial" w:eastAsia="Arial" w:hAnsi="Arial"/>
@@ -12702,7 +12702,7 @@
               <w:spacing w:after="10" w:before="0"/>
               <w:ind w:left="120"/>
             </w:pPr>
-            <w:hyperlink w:history="1" r:id="rIdus7ib4kffgspnt6by-nzn">
+            <w:hyperlink w:history="1" r:id="rIdqayjfnxddplgll3x4-xox">
               <w:r>
                 <w:rPr>
                   <w:rFonts w:ascii="Arial" w:cs="Arial" w:eastAsia="Arial" w:hAnsi="Arial"/>
@@ -12747,7 +12747,313 @@
             <w:pPr>
               <w:spacing w:after="20" w:before="0"/>
             </w:pPr>
-            <w:hyperlink w:history="1" r:id="rIdfj_y6-b6jhjlqbidjwesr">
+            <w:hyperlink w:history="1" r:id="rIdl5jifsi2ktdjelbbm129z">
+              <w:r>
+                <w:rPr>
+                  <w:rFonts w:ascii="Arial" w:cs="Arial" w:eastAsia="Arial" w:hAnsi="Arial"/>
+                  <w:color w:val="2E75B6"/>
+                  <w:sz w:val="16"/>
+                  <w:szCs w:val="16"/>
+                  <w:u w:val="single" w:color="2E75B6"/>
+                </w:rPr>
+                <w:t xml:space="preserve">Resistance in a Wire</w:t>
+              </w:r>
+            </w:hyperlink>
+          </w:p>
+          <w:p>
+            <w:pPr>
+              <w:spacing w:after="10" w:before="0"/>
+              <w:ind w:left="120"/>
+            </w:pPr>
+            <w:r>
+              <w:rPr>
+                <w:rFonts w:ascii="Arial" w:cs="Arial" w:eastAsia="Arial" w:hAnsi="Arial"/>
+                <w:color w:val="595959"/>
+                <w:sz w:val="14"/>
+                <w:szCs w:val="14"/>
+              </w:rPr>
+              <w:t xml:space="preserve">Source: PhET Interactive Simulations (English)</w:t>
+            </w:r>
+          </w:p>
+          <w:p>
+            <w:pPr>
+              <w:spacing w:after="10" w:before="0"/>
+              <w:ind w:left="120"/>
+            </w:pPr>
+            <w:hyperlink w:history="1" r:id="rIdiwzzurxw6gnrt2nc1hyvn">
+              <w:r>
+                <w:rPr>
+                  <w:rFonts w:ascii="Arial" w:cs="Arial" w:eastAsia="Arial" w:hAnsi="Arial"/>
+                  <w:color w:val="595959"/>
+                  <w:sz w:val="14"/>
+                  <w:szCs w:val="14"/>
+                  <w:u w:val="single" w:color="595959"/>
+                </w:rPr>
+                <w:t xml:space="preserve">🔍 Search ARES for similar readings</w:t>
+              </w:r>
+            </w:hyperlink>
+          </w:p>
+        </w:tc>
+        <w:tc>
+          <w:tcPr>
+            <w:tcW w:type="dxa" w:w="3040"/>
+            <w:shd w:fill="FFFFFF" w:color="auto" w:val="clear"/>
+            <w:tcMar>
+              <w:top w:type="dxa" w:w="60"/>
+              <w:left w:type="dxa" w:w="120"/>
+              <w:bottom w:type="dxa" w:w="60"/>
+              <w:right w:type="dxa" w:w="120"/>
+            </w:tcMar>
+            <w:vAlign w:val="top"/>
+          </w:tcPr>
+          <w:p>
+            <w:pPr>
+              <w:spacing w:after="40" w:before="0"/>
+              <w:jc w:val="left"/>
+            </w:pPr>
+            <w:r>
+              <w:rPr>
+                <w:rFonts w:ascii="Arial" w:cs="Arial" w:eastAsia="Arial" w:hAnsi="Arial"/>
+                <w:b w:val="false"/>
+                <w:bCs w:val="false"/>
+                <w:i w:val="false"/>
+                <w:iCs w:val="false"/>
+                <w:color w:val="000000"/>
+                <w:sz w:val="18"/>
+                <w:szCs w:val="18"/>
+              </w:rPr>
+              <w:t xml:space="preserve">The teacher leads the class through a structured derivation of the resistivity formula. Starting from the two observed proportionalities (R ∝ L and R ∝ 1/A), students combine them: R ∝ L/A, and introduce the constant of proportionality ρ (rho), giving R = ρL/A, or equivalently ρ = RA/L. Students learn the units: ρ is measured in ohm-metres (Ω·m). The teacher presents a data table of resistivities for real materials (copper ≈ 1.7 × 10⁻⁸ Ω·m; nichrome ≈ 1.1 × 10⁻⁶ Ω·m; rubber ≈ 10¹³ Ω·m) and asks students to rank them as conductors or insulators. Students then work in pairs on two application problems rooted in the Kenyan context: (1) 'A Kenya Power-approved copper house wire has cross-sectional area 2.5 mm² and length 12 m. Calculate its resistance.' (2) 'A cheap extension cord sold at Gikomba market uses wire of cross-sectional area 0.5 mm² and the same 12 m length. How much greater is its resistance?' Students compare answers, then discuss: 'How does this difference in resistance explain why one cord dims the bulb and gets hot while the other does not?' The class revisits the Prediction Wall and identifies which predictions were correct, which were partially correct, and which were refuted by evidence — using precise language from the formula.</w:t>
+            </w:r>
+          </w:p>
+        </w:tc>
+        <w:tc>
+          <w:tcPr>
+            <w:tcW w:type="dxa" w:w="3040"/>
+            <w:shd w:fill="F2F2F2" w:color="auto" w:val="clear"/>
+            <w:tcMar>
+              <w:top w:type="dxa" w:w="60"/>
+              <w:left w:type="dxa" w:w="120"/>
+              <w:bottom w:type="dxa" w:w="60"/>
+              <w:right w:type="dxa" w:w="120"/>
+            </w:tcMar>
+            <w:vAlign w:val="top"/>
+          </w:tcPr>
+          <w:p>
+            <w:pPr>
+              <w:spacing w:after="40" w:before="0"/>
+              <w:jc w:val="left"/>
+            </w:pPr>
+            <w:r>
+              <w:rPr>
+                <w:rFonts w:ascii="Arial" w:cs="Arial" w:eastAsia="Arial" w:hAnsi="Arial"/>
+                <w:b w:val="false"/>
+                <w:bCs w:val="false"/>
+                <w:i w:val="false"/>
+                <w:iCs w:val="false"/>
+                <w:color w:val="000000"/>
+                <w:sz w:val="18"/>
+                <w:szCs w:val="18"/>
+              </w:rPr>
+              <w:t xml:space="preserve">Write R ∝ L and R ∝ 1/A on the board from students' own graphs. Say: 'We have two proportionalities from YOUR data. Mathematically, how can we combine them into one equation?' Allow 15 seconds wait time. Cold-call 2 students. Guide the class to R ∝ L/A and introduce ρ as the 'material's own fingerprint for resistance.' Write: ρ = RA/L and say: 'Rearrange this to give R — write it in your notebooks.' After pair problem-solving (5 minutes), cold-call one pair for each problem and record their working on the board. Ask the class: 'Does this answer match your prediction? If not, what did you not account for?' Explicitly return to the phenomenon: 'So in Huruma Estate, the neighbour's cord has low area AND long length — what does our formula predict will happen to R?' Cold-call 3 students. Close with: 'Every wire in your house is a resistor. The formula we just derived is used by Kenya Power engineers every time they design wiring for a new estate.'</w:t>
+            </w:r>
+          </w:p>
+        </w:tc>
+        <w:tc>
+          <w:tcPr>
+            <w:tcW w:type="dxa" w:w="3040"/>
+            <w:shd w:fill="FFFFFF" w:color="auto" w:val="clear"/>
+            <w:tcMar>
+              <w:top w:type="dxa" w:w="60"/>
+              <w:left w:type="dxa" w:w="120"/>
+              <w:bottom w:type="dxa" w:w="60"/>
+              <w:right w:type="dxa" w:w="120"/>
+            </w:tcMar>
+            <w:vAlign w:val="top"/>
+          </w:tcPr>
+          <w:p>
+            <w:pPr>
+              <w:spacing w:after="40" w:before="0"/>
+              <w:jc w:val="left"/>
+            </w:pPr>
+            <w:r>
+              <w:rPr>
+                <w:rFonts w:ascii="Arial" w:cs="Arial" w:eastAsia="Arial" w:hAnsi="Arial"/>
+                <w:b w:val="false"/>
+                <w:bCs w:val="false"/>
+                <w:i w:val="false"/>
+                <w:iCs w:val="false"/>
+                <w:color w:val="000000"/>
+                <w:sz w:val="18"/>
+                <w:szCs w:val="18"/>
+              </w:rPr>
+              <w:t xml:space="preserve">Algebraic Synthesis from Student Data — students see the formula emerge from THEIR own graphs rather than being given it from a textbook. This approach (NGSS Practice 6: Constructing Explanations; Practice 5: Using Mathematics) ensures the formula is understood as a summary of evidence rather than a rule to memorise. The Prediction Wall revisit closes the cognitive loop opened in Phase 1, reinforcing metacognitive awareness of how science revises ideas.</w:t>
+            </w:r>
+          </w:p>
+        </w:tc>
+        <w:tc>
+          <w:tcPr>
+            <w:tcW w:type="dxa" w:w="3040"/>
+            <w:shd w:fill="F2F2F2" w:color="auto" w:val="clear"/>
+            <w:tcMar>
+              <w:top w:type="dxa" w:w="60"/>
+              <w:left w:type="dxa" w:w="120"/>
+              <w:bottom w:type="dxa" w:w="60"/>
+              <w:right w:type="dxa" w:w="120"/>
+            </w:tcMar>
+            <w:vAlign w:val="top"/>
+          </w:tcPr>
+          <w:p>
+            <w:pPr>
+              <w:spacing w:after="40" w:before="0"/>
+              <w:jc w:val="left"/>
+            </w:pPr>
+            <w:r>
+              <w:rPr>
+                <w:rFonts w:ascii="Arial" w:cs="Arial" w:eastAsia="Arial" w:hAnsi="Arial"/>
+                <w:b w:val="false"/>
+                <w:bCs w:val="false"/>
+                <w:i w:val="false"/>
+                <w:iCs w:val="false"/>
+                <w:color w:val="000000"/>
+                <w:sz w:val="18"/>
+                <w:szCs w:val="18"/>
+              </w:rPr>
+              <w:t xml:space="preserve">Teacher marks pair-work calculations during the 5-minute work period. Specific indicator: students correctly convert mm² to m² (×10⁻⁶) when substituting into ρ = RA/L — this is a common error and the teacher notes how many groups make it. A correct answer for problem (1) is approximately R = (1.7×10⁻⁸ × 12) / (2.5×10⁻⁶) ≈ 0.082 Ω; problem (2) gives ≈ 0.41 Ω — about 5× greater. Observable indicator: students can state in words why the Gikomba cord dims the bulb, using the terms 'resistance,' 'cross-sectional area,' and 'length' correctly.</w:t>
+            </w:r>
+          </w:p>
+        </w:tc>
+      </w:tr>
+      <w:tr>
+        <w:tc>
+          <w:tcPr>
+            <w:tcW w:type="dxa" w:w="1520"/>
+            <w:shd w:fill="FCE4D6" w:color="auto" w:val="clear"/>
+            <w:tcMar>
+              <w:top w:type="dxa" w:w="60"/>
+              <w:left w:type="dxa" w:w="120"/>
+              <w:bottom w:type="dxa" w:w="60"/>
+              <w:right w:type="dxa" w:w="120"/>
+            </w:tcMar>
+            <w:vAlign w:val="top"/>
+          </w:tcPr>
+          <w:p>
+            <w:pPr>
+              <w:spacing w:after="40" w:before="0"/>
+              <w:jc w:val="left"/>
+            </w:pPr>
+            <w:r>
+              <w:rPr>
+                <w:rFonts w:ascii="Arial" w:cs="Arial" w:eastAsia="Arial" w:hAnsi="Arial"/>
+                <w:b/>
+                <w:bCs/>
+                <w:i w:val="false"/>
+                <w:iCs w:val="false"/>
+                <w:color w:val="000000"/>
+                <w:sz w:val="18"/>
+                <w:szCs w:val="18"/>
+              </w:rPr>
+              <w:t xml:space="preserve">Driving Question Board (DQB) Creation</w:t>
+            </w:r>
+          </w:p>
+          <w:p>
+            <w:pPr>
+              <w:spacing w:after="20" w:before="0"/>
+            </w:pPr>
+            <w:r>
+              <w:rPr>
+                <w:rFonts w:ascii="Arial" w:cs="Arial" w:eastAsia="Arial" w:hAnsi="Arial"/>
+                <w:b/>
+                <w:bCs/>
+                <w:color w:val="1F3864"/>
+                <w:sz w:val="16"/>
+                <w:szCs w:val="16"/>
+              </w:rPr>
+              <w:t xml:space="preserve">📹 VIDEO:</w:t>
+            </w:r>
+          </w:p>
+          <w:p>
+            <w:pPr>
+              <w:spacing w:after="20" w:before="0"/>
+            </w:pPr>
+            <w:hyperlink w:history="1" r:id="rIdhahnfkyvrcdbu0work7qk">
+              <w:r>
+                <w:rPr>
+                  <w:rFonts w:ascii="Arial" w:cs="Arial" w:eastAsia="Arial" w:hAnsi="Arial"/>
+                  <w:color w:val="2E75B6"/>
+                  <w:sz w:val="16"/>
+                  <w:szCs w:val="16"/>
+                  <w:u w:val="single" w:color="2E75B6"/>
+                </w:rPr>
+                <w:t xml:space="preserve">Topic - current electricity - Ohm's Law Video Primer</w:t>
+              </w:r>
+            </w:hyperlink>
+          </w:p>
+          <w:p>
+            <w:pPr>
+              <w:spacing w:after="10" w:before="0"/>
+              <w:ind w:left="120"/>
+            </w:pPr>
+            <w:r>
+              <w:rPr>
+                <w:rFonts w:ascii="Arial" w:cs="Arial" w:eastAsia="Arial" w:hAnsi="Arial"/>
+                <w:color w:val="595959"/>
+                <w:sz w:val="14"/>
+                <w:szCs w:val="14"/>
+              </w:rPr>
+              <w:t xml:space="preserve">Source: ARES Local Curriculum  - Digital Literacy Content</w:t>
+            </w:r>
+          </w:p>
+          <w:p>
+            <w:pPr>
+              <w:spacing w:after="10" w:before="0"/>
+              <w:ind w:left="120"/>
+            </w:pPr>
+            <w:hyperlink w:history="1" r:id="rIdtdggjwuhtha_3cvu-svnm">
+              <w:r>
+                <w:rPr>
+                  <w:rFonts w:ascii="Arial" w:cs="Arial" w:eastAsia="Arial" w:hAnsi="Arial"/>
+                  <w:color w:val="595959"/>
+                  <w:sz w:val="14"/>
+                  <w:szCs w:val="14"/>
+                  <w:u w:val="single" w:color="595959"/>
+                </w:rPr>
+                <w:t xml:space="preserve">🔍 Search ARES for similar videos</w:t>
+              </w:r>
+            </w:hyperlink>
+          </w:p>
+          <w:p>
+            <w:pPr>
+              <w:spacing w:after="40" w:before="0"/>
+            </w:pPr>
+            <w:r>
+              <w:rPr>
+                <w:sz w:val="14"/>
+                <w:szCs w:val="14"/>
+              </w:rPr>
+              <w:t xml:space="preserve"/>
+            </w:r>
+          </w:p>
+          <w:p>
+            <w:pPr>
+              <w:spacing w:after="20" w:before="0"/>
+            </w:pPr>
+            <w:r>
+              <w:rPr>
+                <w:rFonts w:ascii="Arial" w:cs="Arial" w:eastAsia="Arial" w:hAnsi="Arial"/>
+                <w:b/>
+                <w:bCs/>
+                <w:color w:val="1F3864"/>
+                <w:sz w:val="16"/>
+                <w:szCs w:val="16"/>
+              </w:rPr>
+              <w:t xml:space="preserve">📖 HTML:</w:t>
+            </w:r>
+          </w:p>
+          <w:p>
+            <w:pPr>
+              <w:spacing w:after="20" w:before="0"/>
+            </w:pPr>
+            <w:hyperlink w:history="1" r:id="rIdlbrx5xsulyc18ob4-04kj">
               <w:r>
                 <w:rPr>
                   <w:rFonts w:ascii="Arial" w:cs="Arial" w:eastAsia="Arial" w:hAnsi="Arial"/>
@@ -12780,7 +13086,7 @@
               <w:spacing w:after="10" w:before="0"/>
               <w:ind w:left="120"/>
             </w:pPr>
-            <w:hyperlink w:history="1" r:id="rIdiswyiognszliuxiuyrmdk">
+            <w:hyperlink w:history="1" r:id="rIdyjzvutg3ueqhtghijmeeg">
               <w:r>
                 <w:rPr>
                   <w:rFonts w:ascii="Arial" w:cs="Arial" w:eastAsia="Arial" w:hAnsi="Arial"/>
@@ -12822,7 +13128,7 @@
                 <w:sz w:val="18"/>
                 <w:szCs w:val="18"/>
               </w:rPr>
-              <w:t xml:space="preserve">The teacher leads the class through a structured derivation of the resistivity formula. Starting from the two observed proportionalities (R ∝ L and R ∝ 1/A), students combine them: R ∝ L/A, and introduce the constant of proportionality ρ (rho), giving R = ρL/A, or equivalently ρ = RA/L. Students learn the units: ρ is measured in ohm-metres (Ω·m). The teacher presents a data table of resistivities for real materials (copper ≈ 1.7 × 10⁻⁸ Ω·m; nichrome ≈ 1.1 × 10⁻⁶ Ω·m; rubber ≈ 10¹³ Ω·m) and asks students to rank them as conductors or insulators. Students then work in pairs on two application problems rooted in the Kenyan context: (1) 'A Kenya Power-approved copper house wire has cross-sectional area 2.5 mm² and length 12 m. Calculate its resistance.' (2) 'A cheap extension cord sold at Gikomba market uses wire of cross-sectional area 0.5 mm² and the same 12 m length. How much greater is its resistance?' Students compare answers, then discuss: 'How does this difference in resistance explain why one cord dims the bulb and gets hot while the other does not?' The class revisits the Prediction Wall and identifies which predictions were correct, which were partially correct, and which were refuted by evidence — using precise language from the formula.</w:t>
+              <w:t xml:space="preserve">Each student receives two sticky notes. On the first (GREEN), they write one claim they can now make with evidence to answer the driving question: 'Why do electrical devices in our homes sometimes receive less energy than expected?' They must include the word 'resistance,' 'length,' 'area,' or 'resistivity.' On the second (ORANGE), they write one new question that has emerged — for example: 'If all wires have resistance, does the resistance of the house wiring itself affect how much energy a kettle or fan receives?' or 'Does temperature affect resistivity?' Students place their sticky notes on the class DQB. The teacher reads three green and two orange notes aloud and clusters them visually. The class notes that the DQB is growing: earlier lessons added current, voltage, and Ohm's Law; today's lesson adds that resistance is DISTRIBUTED across all wires in the circuit, not just the appliance. The teacher previews: 'Your orange questions about temperature and about wire resistance affecting appliances will come back in Lessons 5 and 6 when we look at resistors in circuits and electrical power.'</w:t>
             </w:r>
           </w:p>
         </w:tc>
@@ -12854,7 +13160,7 @@
                 <w:sz w:val="18"/>
                 <w:szCs w:val="18"/>
               </w:rPr>
-              <w:t xml:space="preserve">Write R ∝ L and R ∝ 1/A on the board from students' own graphs. Say: 'We have two proportionalities from YOUR data. Mathematically, how can we combine them into one equation?' Allow 15 seconds wait time. Cold-call 2 students. Guide the class to R ∝ L/A and introduce ρ as the 'material's own fingerprint for resistance.' Write: ρ = RA/L and say: 'Rearrange this to give R — write it in your notebooks.' After pair problem-solving (5 minutes), cold-call one pair for each problem and record their working on the board. Ask the class: 'Does this answer match your prediction? If not, what did you not account for?' Explicitly return to the phenomenon: 'So in Huruma Estate, the neighbour's cord has low area AND long length — what does our formula predict will happen to R?' Cold-call 3 students. Close with: 'Every wire in your house is a resistor. The formula we just derived is used by Kenya Power engineers every time they design wiring for a new estate.'</w:t>
+              <w:t xml:space="preserve">Distribute sticky notes and say: 'You have 3 minutes — write your green claim first, then your orange question. Green must connect to the Huruma phenomenon specifically.' After posting, read three green notes aloud using the student's own words, then ask: 'Class — does this claim match our evidence today? Thumbs up, sideways, or down.' For orange questions, say: 'These are brilliant — notice that your questions are getting more precise. In Lesson 1, we asked why the lights dimmed at all. Now you're asking HOW MUCH the wire's resistance affects the appliance — that is a much deeper question and it shows you are thinking like physicists.' Update the DQB visual cluster map on the board with labels: 'Lesson 4 Evidence: Resistance depends on L, A, and ρ.'</w:t>
             </w:r>
           </w:p>
         </w:tc>
@@ -12886,7 +13192,7 @@
                 <w:sz w:val="18"/>
                 <w:szCs w:val="18"/>
               </w:rPr>
-              <w:t xml:space="preserve">Algebraic Synthesis from Student Data — students see the formula emerge from THEIR own graphs rather than being given it from a textbook. This approach (NGSS Practice 6: Constructing Explanations; Practice 5: Using Mathematics) ensures the formula is understood as a summary of evidence rather than a rule to memorise. The Prediction Wall revisit closes the cognitive loop opened in Phase 1, reinforcing metacognitive awareness of how science revises ideas.</w:t>
+              <w:t xml:space="preserve">Claim–Evidence–Reasoning (CER) on the DQB — students must formulate a claim supported by today's evidence, not just restate a fact. The public display creates a living record of the class's growing understanding, making the storyline progression visible. Clustering orange questions around themes prepares students for upcoming lessons and gives the teacher information for planning.</w:t>
             </w:r>
           </w:p>
         </w:tc>
@@ -12918,7 +13224,7 @@
                 <w:sz w:val="18"/>
                 <w:szCs w:val="18"/>
               </w:rPr>
-              <w:t xml:space="preserve">Teacher marks pair-work calculations during the 5-minute work period. Specific indicator: students correctly convert mm² to m² (×10⁻⁶) when substituting into ρ = RA/L — this is a common error and the teacher notes how many groups make it. A correct answer for problem (1) is approximately R = (1.7×10⁻⁸ × 12) / (2.5×10⁻⁶) ≈ 0.082 Ω; problem (2) gives ≈ 0.41 Ω — about 5× greater. Observable indicator: students can state in words why the Gikomba cord dims the bulb, using the terms 'resistance,' 'cross-sectional area,' and 'length' correctly.</w:t>
+              <w:t xml:space="preserve">Teacher reads all green sticky notes after class to assess: (a) Is the claim specific (mentions at least one factor)? (b) Does it connect to the phenomenon? (c) Is it expressed as a causal statement ('because…') rather than just a definition? Observable indicator: at least 80% of green notes include a causal link to the phenomenon (e.g., 'The thin extension cord dims the bulb because its small cross-sectional area gives it high resistance, reducing the current to the bulb').</w:t>
             </w:r>
           </w:p>
         </w:tc>
@@ -12927,32 +13233,32 @@
         <w:tc>
           <w:tcPr>
             <w:tcW w:type="dxa" w:w="1520"/>
-            <w:shd w:fill="FCE4D6" w:color="auto" w:val="clear"/>
-            <w:tcMar>
-              <w:top w:type="dxa" w:w="60"/>
-              <w:left w:type="dxa" w:w="120"/>
-              <w:bottom w:type="dxa" w:w="60"/>
-              <w:right w:type="dxa" w:w="120"/>
-            </w:tcMar>
-            <w:vAlign w:val="top"/>
-          </w:tcPr>
-          <w:p>
-            <w:pPr>
-              <w:spacing w:after="40" w:before="0"/>
-              <w:jc w:val="left"/>
-            </w:pPr>
-            <w:r>
-              <w:rPr>
-                <w:rFonts w:ascii="Arial" w:cs="Arial" w:eastAsia="Arial" w:hAnsi="Arial"/>
-                <w:b/>
-                <w:bCs/>
-                <w:i w:val="false"/>
-                <w:iCs w:val="false"/>
-                <w:color w:val="000000"/>
-                <w:sz w:val="18"/>
-                <w:szCs w:val="18"/>
-              </w:rPr>
-              <w:t xml:space="preserve">Driving Question Board (DQB) Creation</w:t>
+            <w:shd w:fill="D5E8F0" w:color="auto" w:val="clear"/>
+            <w:tcMar>
+              <w:top w:type="dxa" w:w="60"/>
+              <w:left w:type="dxa" w:w="120"/>
+              <w:bottom w:type="dxa" w:w="60"/>
+              <w:right w:type="dxa" w:w="120"/>
+            </w:tcMar>
+            <w:vAlign w:val="top"/>
+          </w:tcPr>
+          <w:p>
+            <w:pPr>
+              <w:spacing w:after="40" w:before="0"/>
+              <w:jc w:val="left"/>
+            </w:pPr>
+            <w:r>
+              <w:rPr>
+                <w:rFonts w:ascii="Arial" w:cs="Arial" w:eastAsia="Arial" w:hAnsi="Arial"/>
+                <w:b/>
+                <w:bCs/>
+                <w:i w:val="false"/>
+                <w:iCs w:val="false"/>
+                <w:color w:val="000000"/>
+                <w:sz w:val="18"/>
+                <w:szCs w:val="18"/>
+              </w:rPr>
+              <w:t xml:space="preserve">Model Building Phase</w:t>
             </w:r>
           </w:p>
           <w:p>
@@ -12975,7 +13281,7 @@
             <w:pPr>
               <w:spacing w:after="20" w:before="0"/>
             </w:pPr>
-            <w:hyperlink w:history="1" r:id="rIdzlmzh1sk7mlatb6czieo2">
+            <w:hyperlink w:history="1" r:id="rId1zctjethbw7kxocc3wtlx">
               <w:r>
                 <w:rPr>
                   <w:rFonts w:ascii="Arial" w:cs="Arial" w:eastAsia="Arial" w:hAnsi="Arial"/>
@@ -13008,7 +13314,7 @@
               <w:spacing w:after="10" w:before="0"/>
               <w:ind w:left="120"/>
             </w:pPr>
-            <w:hyperlink w:history="1" r:id="rIdhafjpekwkrcaxxc6mulhn">
+            <w:hyperlink w:history="1" r:id="rId-i43fqwj4sdznzaugll7y">
               <w:r>
                 <w:rPr>
                   <w:rFonts w:ascii="Arial" w:cs="Arial" w:eastAsia="Arial" w:hAnsi="Arial"/>
@@ -13053,7 +13359,7 @@
             <w:pPr>
               <w:spacing w:after="20" w:before="0"/>
             </w:pPr>
-            <w:hyperlink w:history="1" r:id="rId0wl03v5yxbtpwuna0pd3q">
+            <w:hyperlink w:history="1" r:id="rIdmh6wp16s3_wdrntmmjfn_">
               <w:r>
                 <w:rPr>
                   <w:rFonts w:ascii="Arial" w:cs="Arial" w:eastAsia="Arial" w:hAnsi="Arial"/>
@@ -13086,313 +13392,7 @@
               <w:spacing w:after="10" w:before="0"/>
               <w:ind w:left="120"/>
             </w:pPr>
-            <w:hyperlink w:history="1" r:id="rIdipxpimdt4_uj-wlnrzbkc">
-              <w:r>
-                <w:rPr>
-                  <w:rFonts w:ascii="Arial" w:cs="Arial" w:eastAsia="Arial" w:hAnsi="Arial"/>
-                  <w:color w:val="595959"/>
-                  <w:sz w:val="14"/>
-                  <w:szCs w:val="14"/>
-                  <w:u w:val="single" w:color="595959"/>
-                </w:rPr>
-                <w:t xml:space="preserve">🔍 Search ARES for similar readings</w:t>
-              </w:r>
-            </w:hyperlink>
-          </w:p>
-        </w:tc>
-        <w:tc>
-          <w:tcPr>
-            <w:tcW w:type="dxa" w:w="3040"/>
-            <w:shd w:fill="FFFFFF" w:color="auto" w:val="clear"/>
-            <w:tcMar>
-              <w:top w:type="dxa" w:w="60"/>
-              <w:left w:type="dxa" w:w="120"/>
-              <w:bottom w:type="dxa" w:w="60"/>
-              <w:right w:type="dxa" w:w="120"/>
-            </w:tcMar>
-            <w:vAlign w:val="top"/>
-          </w:tcPr>
-          <w:p>
-            <w:pPr>
-              <w:spacing w:after="40" w:before="0"/>
-              <w:jc w:val="left"/>
-            </w:pPr>
-            <w:r>
-              <w:rPr>
-                <w:rFonts w:ascii="Arial" w:cs="Arial" w:eastAsia="Arial" w:hAnsi="Arial"/>
-                <w:b w:val="false"/>
-                <w:bCs w:val="false"/>
-                <w:i w:val="false"/>
-                <w:iCs w:val="false"/>
-                <w:color w:val="000000"/>
-                <w:sz w:val="18"/>
-                <w:szCs w:val="18"/>
-              </w:rPr>
-              <w:t xml:space="preserve">Each student receives two sticky notes. On the first (GREEN), they write one claim they can now make with evidence to answer the driving question: 'Why do electrical devices in our homes sometimes receive less energy than expected?' They must include the word 'resistance,' 'length,' 'area,' or 'resistivity.' On the second (ORANGE), they write one new question that has emerged — for example: 'If all wires have resistance, does the resistance of the house wiring itself affect how much energy a kettle or fan receives?' or 'Does temperature affect resistivity?' Students place their sticky notes on the class DQB. The teacher reads three green and two orange notes aloud and clusters them visually. The class notes that the DQB is growing: earlier lessons added current, voltage, and Ohm's Law; today's lesson adds that resistance is DISTRIBUTED across all wires in the circuit, not just the appliance. The teacher previews: 'Your orange questions about temperature and about wire resistance affecting appliances will come back in Lessons 5 and 6 when we look at resistors in circuits and electrical power.'</w:t>
-            </w:r>
-          </w:p>
-        </w:tc>
-        <w:tc>
-          <w:tcPr>
-            <w:tcW w:type="dxa" w:w="3040"/>
-            <w:shd w:fill="F2F2F2" w:color="auto" w:val="clear"/>
-            <w:tcMar>
-              <w:top w:type="dxa" w:w="60"/>
-              <w:left w:type="dxa" w:w="120"/>
-              <w:bottom w:type="dxa" w:w="60"/>
-              <w:right w:type="dxa" w:w="120"/>
-            </w:tcMar>
-            <w:vAlign w:val="top"/>
-          </w:tcPr>
-          <w:p>
-            <w:pPr>
-              <w:spacing w:after="40" w:before="0"/>
-              <w:jc w:val="left"/>
-            </w:pPr>
-            <w:r>
-              <w:rPr>
-                <w:rFonts w:ascii="Arial" w:cs="Arial" w:eastAsia="Arial" w:hAnsi="Arial"/>
-                <w:b w:val="false"/>
-                <w:bCs w:val="false"/>
-                <w:i w:val="false"/>
-                <w:iCs w:val="false"/>
-                <w:color w:val="000000"/>
-                <w:sz w:val="18"/>
-                <w:szCs w:val="18"/>
-              </w:rPr>
-              <w:t xml:space="preserve">Distribute sticky notes and say: 'You have 3 minutes — write your green claim first, then your orange question. Green must connect to the Huruma phenomenon specifically.' After posting, read three green notes aloud using the student's own words, then ask: 'Class — does this claim match our evidence today? Thumbs up, sideways, or down.' For orange questions, say: 'These are brilliant — notice that your questions are getting more precise. In Lesson 1, we asked why the lights dimmed at all. Now you're asking HOW MUCH the wire's resistance affects the appliance — that is a much deeper question and it shows you are thinking like physicists.' Update the DQB visual cluster map on the board with labels: 'Lesson 4 Evidence: Resistance depends on L, A, and ρ.'</w:t>
-            </w:r>
-          </w:p>
-        </w:tc>
-        <w:tc>
-          <w:tcPr>
-            <w:tcW w:type="dxa" w:w="3040"/>
-            <w:shd w:fill="FFFFFF" w:color="auto" w:val="clear"/>
-            <w:tcMar>
-              <w:top w:type="dxa" w:w="60"/>
-              <w:left w:type="dxa" w:w="120"/>
-              <w:bottom w:type="dxa" w:w="60"/>
-              <w:right w:type="dxa" w:w="120"/>
-            </w:tcMar>
-            <w:vAlign w:val="top"/>
-          </w:tcPr>
-          <w:p>
-            <w:pPr>
-              <w:spacing w:after="40" w:before="0"/>
-              <w:jc w:val="left"/>
-            </w:pPr>
-            <w:r>
-              <w:rPr>
-                <w:rFonts w:ascii="Arial" w:cs="Arial" w:eastAsia="Arial" w:hAnsi="Arial"/>
-                <w:b w:val="false"/>
-                <w:bCs w:val="false"/>
-                <w:i w:val="false"/>
-                <w:iCs w:val="false"/>
-                <w:color w:val="000000"/>
-                <w:sz w:val="18"/>
-                <w:szCs w:val="18"/>
-              </w:rPr>
-              <w:t xml:space="preserve">Claim–Evidence–Reasoning (CER) on the DQB — students must formulate a claim supported by today's evidence, not just restate a fact. The public display creates a living record of the class's growing understanding, making the storyline progression visible. Clustering orange questions around themes prepares students for upcoming lessons and gives the teacher information for planning.</w:t>
-            </w:r>
-          </w:p>
-        </w:tc>
-        <w:tc>
-          <w:tcPr>
-            <w:tcW w:type="dxa" w:w="3040"/>
-            <w:shd w:fill="F2F2F2" w:color="auto" w:val="clear"/>
-            <w:tcMar>
-              <w:top w:type="dxa" w:w="60"/>
-              <w:left w:type="dxa" w:w="120"/>
-              <w:bottom w:type="dxa" w:w="60"/>
-              <w:right w:type="dxa" w:w="120"/>
-            </w:tcMar>
-            <w:vAlign w:val="top"/>
-          </w:tcPr>
-          <w:p>
-            <w:pPr>
-              <w:spacing w:after="40" w:before="0"/>
-              <w:jc w:val="left"/>
-            </w:pPr>
-            <w:r>
-              <w:rPr>
-                <w:rFonts w:ascii="Arial" w:cs="Arial" w:eastAsia="Arial" w:hAnsi="Arial"/>
-                <w:b w:val="false"/>
-                <w:bCs w:val="false"/>
-                <w:i w:val="false"/>
-                <w:iCs w:val="false"/>
-                <w:color w:val="000000"/>
-                <w:sz w:val="18"/>
-                <w:szCs w:val="18"/>
-              </w:rPr>
-              <w:t xml:space="preserve">Teacher reads all green sticky notes after class to assess: (a) Is the claim specific (mentions at least one factor)? (b) Does it connect to the phenomenon? (c) Is it expressed as a causal statement ('because…') rather than just a definition? Observable indicator: at least 80% of green notes include a causal link to the phenomenon (e.g., 'The thin extension cord dims the bulb because its small cross-sectional area gives it high resistance, reducing the current to the bulb').</w:t>
-            </w:r>
-          </w:p>
-        </w:tc>
-      </w:tr>
-      <w:tr>
-        <w:tc>
-          <w:tcPr>
-            <w:tcW w:type="dxa" w:w="1520"/>
-            <w:shd w:fill="D5E8F0" w:color="auto" w:val="clear"/>
-            <w:tcMar>
-              <w:top w:type="dxa" w:w="60"/>
-              <w:left w:type="dxa" w:w="120"/>
-              <w:bottom w:type="dxa" w:w="60"/>
-              <w:right w:type="dxa" w:w="120"/>
-            </w:tcMar>
-            <w:vAlign w:val="top"/>
-          </w:tcPr>
-          <w:p>
-            <w:pPr>
-              <w:spacing w:after="40" w:before="0"/>
-              <w:jc w:val="left"/>
-            </w:pPr>
-            <w:r>
-              <w:rPr>
-                <w:rFonts w:ascii="Arial" w:cs="Arial" w:eastAsia="Arial" w:hAnsi="Arial"/>
-                <w:b/>
-                <w:bCs/>
-                <w:i w:val="false"/>
-                <w:iCs w:val="false"/>
-                <w:color w:val="000000"/>
-                <w:sz w:val="18"/>
-                <w:szCs w:val="18"/>
-              </w:rPr>
-              <w:t xml:space="preserve">Model Building Phase</w:t>
-            </w:r>
-          </w:p>
-          <w:p>
-            <w:pPr>
-              <w:spacing w:after="20" w:before="0"/>
-            </w:pPr>
-            <w:r>
-              <w:rPr>
-                <w:rFonts w:ascii="Arial" w:cs="Arial" w:eastAsia="Arial" w:hAnsi="Arial"/>
-                <w:b/>
-                <w:bCs/>
-                <w:color w:val="1F3864"/>
-                <w:sz w:val="16"/>
-                <w:szCs w:val="16"/>
-              </w:rPr>
-              <w:t xml:space="preserve">📹 VIDEO:</w:t>
-            </w:r>
-          </w:p>
-          <w:p>
-            <w:pPr>
-              <w:spacing w:after="20" w:before="0"/>
-            </w:pPr>
-            <w:hyperlink w:history="1" r:id="rIdqnzz5nz3b-ieli5wj3tqp">
-              <w:r>
-                <w:rPr>
-                  <w:rFonts w:ascii="Arial" w:cs="Arial" w:eastAsia="Arial" w:hAnsi="Arial"/>
-                  <w:color w:val="2E75B6"/>
-                  <w:sz w:val="16"/>
-                  <w:szCs w:val="16"/>
-                  <w:u w:val="single" w:color="2E75B6"/>
-                </w:rPr>
-                <w:t xml:space="preserve">Topic - current electricity - Ohm's Law Video Primer</w:t>
-              </w:r>
-            </w:hyperlink>
-          </w:p>
-          <w:p>
-            <w:pPr>
-              <w:spacing w:after="10" w:before="0"/>
-              <w:ind w:left="120"/>
-            </w:pPr>
-            <w:r>
-              <w:rPr>
-                <w:rFonts w:ascii="Arial" w:cs="Arial" w:eastAsia="Arial" w:hAnsi="Arial"/>
-                <w:color w:val="595959"/>
-                <w:sz w:val="14"/>
-                <w:szCs w:val="14"/>
-              </w:rPr>
-              <w:t xml:space="preserve">Source: ARES Local Curriculum  - Digital Literacy Content</w:t>
-            </w:r>
-          </w:p>
-          <w:p>
-            <w:pPr>
-              <w:spacing w:after="10" w:before="0"/>
-              <w:ind w:left="120"/>
-            </w:pPr>
-            <w:hyperlink w:history="1" r:id="rId8c159rjdmznihvw6lbshm">
-              <w:r>
-                <w:rPr>
-                  <w:rFonts w:ascii="Arial" w:cs="Arial" w:eastAsia="Arial" w:hAnsi="Arial"/>
-                  <w:color w:val="595959"/>
-                  <w:sz w:val="14"/>
-                  <w:szCs w:val="14"/>
-                  <w:u w:val="single" w:color="595959"/>
-                </w:rPr>
-                <w:t xml:space="preserve">🔍 Search ARES for similar videos</w:t>
-              </w:r>
-            </w:hyperlink>
-          </w:p>
-          <w:p>
-            <w:pPr>
-              <w:spacing w:after="40" w:before="0"/>
-            </w:pPr>
-            <w:r>
-              <w:rPr>
-                <w:sz w:val="14"/>
-                <w:szCs w:val="14"/>
-              </w:rPr>
-              <w:t xml:space="preserve"/>
-            </w:r>
-          </w:p>
-          <w:p>
-            <w:pPr>
-              <w:spacing w:after="20" w:before="0"/>
-            </w:pPr>
-            <w:r>
-              <w:rPr>
-                <w:rFonts w:ascii="Arial" w:cs="Arial" w:eastAsia="Arial" w:hAnsi="Arial"/>
-                <w:b/>
-                <w:bCs/>
-                <w:color w:val="1F3864"/>
-                <w:sz w:val="16"/>
-                <w:szCs w:val="16"/>
-              </w:rPr>
-              <w:t xml:space="preserve">📖 HTML:</w:t>
-            </w:r>
-          </w:p>
-          <w:p>
-            <w:pPr>
-              <w:spacing w:after="20" w:before="0"/>
-            </w:pPr>
-            <w:hyperlink w:history="1" r:id="rIdaxmj1c3groykdrqpndxu2">
-              <w:r>
-                <w:rPr>
-                  <w:rFonts w:ascii="Arial" w:cs="Arial" w:eastAsia="Arial" w:hAnsi="Arial"/>
-                  <w:color w:val="2E75B6"/>
-                  <w:sz w:val="16"/>
-                  <w:szCs w:val="16"/>
-                  <w:u w:val="single" w:color="2E75B6"/>
-                </w:rPr>
-                <w:t xml:space="preserve">Ohm's Law</w:t>
-              </w:r>
-            </w:hyperlink>
-          </w:p>
-          <w:p>
-            <w:pPr>
-              <w:spacing w:after="10" w:before="0"/>
-              <w:ind w:left="120"/>
-            </w:pPr>
-            <w:r>
-              <w:rPr>
-                <w:rFonts w:ascii="Arial" w:cs="Arial" w:eastAsia="Arial" w:hAnsi="Arial"/>
-                <w:color w:val="595959"/>
-                <w:sz w:val="14"/>
-                <w:szCs w:val="14"/>
-              </w:rPr>
-              <w:t xml:space="preserve">Source: PhET Interactive Simulations (English)</w:t>
-            </w:r>
-          </w:p>
-          <w:p>
-            <w:pPr>
-              <w:spacing w:after="10" w:before="0"/>
-              <w:ind w:left="120"/>
-            </w:pPr>
-            <w:hyperlink w:history="1" r:id="rId1b4zxhmnmjzzk-sopaz_2">
+            <w:hyperlink w:history="1" r:id="rIdtqoeymzc84fnvauexr4z4">
               <w:r>
                 <w:rPr>
                   <w:rFonts w:ascii="Arial" w:cs="Arial" w:eastAsia="Arial" w:hAnsi="Arial"/>
@@ -14879,7 +14879,7 @@
             <w:pPr>
               <w:spacing w:after="20" w:before="0"/>
             </w:pPr>
-            <w:hyperlink w:history="1" r:id="rIdoicrosacqfe-aon31ngbj">
+            <w:hyperlink w:history="1" r:id="rId36kuv8csqz6o12gi_i7mq">
               <w:r>
                 <w:rPr>
                   <w:rFonts w:ascii="Arial" w:cs="Arial" w:eastAsia="Arial" w:hAnsi="Arial"/>
@@ -14912,7 +14912,7 @@
               <w:spacing w:after="10" w:before="0"/>
               <w:ind w:left="120"/>
             </w:pPr>
-            <w:hyperlink w:history="1" r:id="rIddwvnhixzfw3rknj2o1bxi">
+            <w:hyperlink w:history="1" r:id="rIdnz-58mn5tmyro6uxdmkvw">
               <w:r>
                 <w:rPr>
                   <w:rFonts w:ascii="Arial" w:cs="Arial" w:eastAsia="Arial" w:hAnsi="Arial"/>
@@ -14957,7 +14957,7 @@
             <w:pPr>
               <w:spacing w:after="20" w:before="0"/>
             </w:pPr>
-            <w:hyperlink w:history="1" r:id="rIdojnflioyoziisihhct3gp">
+            <w:hyperlink w:history="1" r:id="rIdcolzgutbknbdwj3ejr3m7">
               <w:r>
                 <w:rPr>
                   <w:rFonts w:ascii="Arial" w:cs="Arial" w:eastAsia="Arial" w:hAnsi="Arial"/>
@@ -14990,7 +14990,7 @@
               <w:spacing w:after="10" w:before="0"/>
               <w:ind w:left="120"/>
             </w:pPr>
-            <w:hyperlink w:history="1" r:id="rIduzvsjmgci-tsojilqrocn">
+            <w:hyperlink w:history="1" r:id="rIdvsvq6jytj3ftuk22kpnax">
               <w:r>
                 <w:rPr>
                   <w:rFonts w:ascii="Arial" w:cs="Arial" w:eastAsia="Arial" w:hAnsi="Arial"/>
@@ -15185,7 +15185,7 @@
             <w:pPr>
               <w:spacing w:after="20" w:before="0"/>
             </w:pPr>
-            <w:hyperlink w:history="1" r:id="rIdduazbx699pw9sbn2irsjk">
+            <w:hyperlink w:history="1" r:id="rIdc9kphbvhrqduazcc-f0oe">
               <w:r>
                 <w:rPr>
                   <w:rFonts w:ascii="Arial" w:cs="Arial" w:eastAsia="Arial" w:hAnsi="Arial"/>
@@ -15218,7 +15218,7 @@
               <w:spacing w:after="10" w:before="0"/>
               <w:ind w:left="120"/>
             </w:pPr>
-            <w:hyperlink w:history="1" r:id="rIdfur1tuyxwc4dvnb55wewe">
+            <w:hyperlink w:history="1" r:id="rIdvzpzkpw89acvnsk2iuzrc">
               <w:r>
                 <w:rPr>
                   <w:rFonts w:ascii="Arial" w:cs="Arial" w:eastAsia="Arial" w:hAnsi="Arial"/>
@@ -15263,7 +15263,7 @@
             <w:pPr>
               <w:spacing w:after="20" w:before="0"/>
             </w:pPr>
-            <w:hyperlink w:history="1" r:id="rIdrg5m4mp7wdspzmaapie5j">
+            <w:hyperlink w:history="1" r:id="rIdao1qrkpna9bhvpocd2msa">
               <w:r>
                 <w:rPr>
                   <w:rFonts w:ascii="Arial" w:cs="Arial" w:eastAsia="Arial" w:hAnsi="Arial"/>
@@ -15296,7 +15296,7 @@
               <w:spacing w:after="10" w:before="0"/>
               <w:ind w:left="120"/>
             </w:pPr>
-            <w:hyperlink w:history="1" r:id="rIdvg0ijatvrprk9dwtkwpru">
+            <w:hyperlink w:history="1" r:id="rId4pvxugbxzw5o_2-cg2a1p">
               <w:r>
                 <w:rPr>
                   <w:rFonts w:ascii="Arial" w:cs="Arial" w:eastAsia="Arial" w:hAnsi="Arial"/>
@@ -15491,7 +15491,7 @@
             <w:pPr>
               <w:spacing w:after="20" w:before="0"/>
             </w:pPr>
-            <w:hyperlink w:history="1" r:id="rIdnlxlkv3912_ygyb79k_j-">
+            <w:hyperlink w:history="1" r:id="rIdq0vzp7bnruak0nz1txirf">
               <w:r>
                 <w:rPr>
                   <w:rFonts w:ascii="Arial" w:cs="Arial" w:eastAsia="Arial" w:hAnsi="Arial"/>
@@ -15524,7 +15524,7 @@
               <w:spacing w:after="10" w:before="0"/>
               <w:ind w:left="120"/>
             </w:pPr>
-            <w:hyperlink w:history="1" r:id="rId_mwvvnakhtyqykpz3robq">
+            <w:hyperlink w:history="1" r:id="rIdqh9gtfcbqn1km-bisev-w">
               <w:r>
                 <w:rPr>
                   <w:rFonts w:ascii="Arial" w:cs="Arial" w:eastAsia="Arial" w:hAnsi="Arial"/>
@@ -15569,7 +15569,7 @@
             <w:pPr>
               <w:spacing w:after="20" w:before="0"/>
             </w:pPr>
-            <w:hyperlink w:history="1" r:id="rIdbfcs5otc7g_xbjno4dtxb">
+            <w:hyperlink w:history="1" r:id="rId-zb5chuv1qltqvfiwdigp">
               <w:r>
                 <w:rPr>
                   <w:rFonts w:ascii="Arial" w:cs="Arial" w:eastAsia="Arial" w:hAnsi="Arial"/>
@@ -15602,7 +15602,7 @@
               <w:spacing w:after="10" w:before="0"/>
               <w:ind w:left="120"/>
             </w:pPr>
-            <w:hyperlink w:history="1" r:id="rIdnes4kevbc2leunvgdo1li">
+            <w:hyperlink w:history="1" r:id="rId3hg4llg7npwqkqsznyt3u">
               <w:r>
                 <w:rPr>
                   <w:rFonts w:ascii="Arial" w:cs="Arial" w:eastAsia="Arial" w:hAnsi="Arial"/>
@@ -15797,7 +15797,7 @@
             <w:pPr>
               <w:spacing w:after="20" w:before="0"/>
             </w:pPr>
-            <w:hyperlink w:history="1" r:id="rIdofe5oftqhsujtxlgbk1bm">
+            <w:hyperlink w:history="1" r:id="rIdrppwvqwa0hhbhz29384o0">
               <w:r>
                 <w:rPr>
                   <w:rFonts w:ascii="Arial" w:cs="Arial" w:eastAsia="Arial" w:hAnsi="Arial"/>
@@ -15830,7 +15830,7 @@
               <w:spacing w:after="10" w:before="0"/>
               <w:ind w:left="120"/>
             </w:pPr>
-            <w:hyperlink w:history="1" r:id="rIdmbq4rotes7kklojde-qaw">
+            <w:hyperlink w:history="1" r:id="rIdw_zrqbz6_e-u5ou7ysdvc">
               <w:r>
                 <w:rPr>
                   <w:rFonts w:ascii="Arial" w:cs="Arial" w:eastAsia="Arial" w:hAnsi="Arial"/>
@@ -15875,7 +15875,7 @@
             <w:pPr>
               <w:spacing w:after="20" w:before="0"/>
             </w:pPr>
-            <w:hyperlink w:history="1" r:id="rIdg4jgq7g84qodew71nldqd">
+            <w:hyperlink w:history="1" r:id="rId9aljsqr5_4pel0j3i_kp9">
               <w:r>
                 <w:rPr>
                   <w:rFonts w:ascii="Arial" w:cs="Arial" w:eastAsia="Arial" w:hAnsi="Arial"/>
@@ -15908,7 +15908,7 @@
               <w:spacing w:after="10" w:before="0"/>
               <w:ind w:left="120"/>
             </w:pPr>
-            <w:hyperlink w:history="1" r:id="rId3saoevi-jvoiqa9uck3nw">
+            <w:hyperlink w:history="1" r:id="rIdn8yzsqkc86-epw5bkpwji">
               <w:r>
                 <w:rPr>
                   <w:rFonts w:ascii="Arial" w:cs="Arial" w:eastAsia="Arial" w:hAnsi="Arial"/>
@@ -16103,7 +16103,7 @@
             <w:pPr>
               <w:spacing w:after="20" w:before="0"/>
             </w:pPr>
-            <w:hyperlink w:history="1" r:id="rId7mhq7hyjyzptrb4jnpeed">
+            <w:hyperlink w:history="1" r:id="rIdidv5zoxwovs-4-umkrb_l">
               <w:r>
                 <w:rPr>
                   <w:rFonts w:ascii="Arial" w:cs="Arial" w:eastAsia="Arial" w:hAnsi="Arial"/>
@@ -16136,7 +16136,7 @@
               <w:spacing w:after="10" w:before="0"/>
               <w:ind w:left="120"/>
             </w:pPr>
-            <w:hyperlink w:history="1" r:id="rIdrzersdbmqahtrnnmqrge1">
+            <w:hyperlink w:history="1" r:id="rIdnudvldqkellueo6_okc_r">
               <w:r>
                 <w:rPr>
                   <w:rFonts w:ascii="Arial" w:cs="Arial" w:eastAsia="Arial" w:hAnsi="Arial"/>
@@ -16181,7 +16181,7 @@
             <w:pPr>
               <w:spacing w:after="20" w:before="0"/>
             </w:pPr>
-            <w:hyperlink w:history="1" r:id="rIdlb4xocmyz7w81xtnp6u30">
+            <w:hyperlink w:history="1" r:id="rIdtfdrzxzbceu2easdc0pff">
               <w:r>
                 <w:rPr>
                   <w:rFonts w:ascii="Arial" w:cs="Arial" w:eastAsia="Arial" w:hAnsi="Arial"/>
@@ -16214,7 +16214,7 @@
               <w:spacing w:after="10" w:before="0"/>
               <w:ind w:left="120"/>
             </w:pPr>
-            <w:hyperlink w:history="1" r:id="rId2lx5utndgfx_za99oiyzt">
+            <w:hyperlink w:history="1" r:id="rIdqjzbcsorfbtn__cokwexe">
               <w:r>
                 <w:rPr>
                   <w:rFonts w:ascii="Arial" w:cs="Arial" w:eastAsia="Arial" w:hAnsi="Arial"/>
@@ -17701,7 +17701,313 @@
             <w:pPr>
               <w:spacing w:after="20" w:before="0"/>
             </w:pPr>
-            <w:hyperlink w:history="1" r:id="rIdgkiwm0xjqlvvb_u67li1l">
+            <w:hyperlink w:history="1" r:id="rIdp5nirbeqmuuaexlb9dwtx">
+              <w:r>
+                <w:rPr>
+                  <w:rFonts w:ascii="Arial" w:cs="Arial" w:eastAsia="Arial" w:hAnsi="Arial"/>
+                  <w:color w:val="2E75B6"/>
+                  <w:sz w:val="16"/>
+                  <w:szCs w:val="16"/>
+                  <w:u w:val="single" w:color="2E75B6"/>
+                </w:rPr>
+                <w:t xml:space="preserve">Topic - current electricity - Ohm's Law Video Primer</w:t>
+              </w:r>
+            </w:hyperlink>
+          </w:p>
+          <w:p>
+            <w:pPr>
+              <w:spacing w:after="10" w:before="0"/>
+              <w:ind w:left="120"/>
+            </w:pPr>
+            <w:r>
+              <w:rPr>
+                <w:rFonts w:ascii="Arial" w:cs="Arial" w:eastAsia="Arial" w:hAnsi="Arial"/>
+                <w:color w:val="595959"/>
+                <w:sz w:val="14"/>
+                <w:szCs w:val="14"/>
+              </w:rPr>
+              <w:t xml:space="preserve">Source: ARES Local Curriculum  - Digital Literacy Content</w:t>
+            </w:r>
+          </w:p>
+          <w:p>
+            <w:pPr>
+              <w:spacing w:after="10" w:before="0"/>
+              <w:ind w:left="120"/>
+            </w:pPr>
+            <w:hyperlink w:history="1" r:id="rIdmqcscnz5bue8r5rl0bjad">
+              <w:r>
+                <w:rPr>
+                  <w:rFonts w:ascii="Arial" w:cs="Arial" w:eastAsia="Arial" w:hAnsi="Arial"/>
+                  <w:color w:val="595959"/>
+                  <w:sz w:val="14"/>
+                  <w:szCs w:val="14"/>
+                  <w:u w:val="single" w:color="595959"/>
+                </w:rPr>
+                <w:t xml:space="preserve">🔍 Search ARES for similar videos</w:t>
+              </w:r>
+            </w:hyperlink>
+          </w:p>
+          <w:p>
+            <w:pPr>
+              <w:spacing w:after="40" w:before="0"/>
+            </w:pPr>
+            <w:r>
+              <w:rPr>
+                <w:sz w:val="14"/>
+                <w:szCs w:val="14"/>
+              </w:rPr>
+              <w:t xml:space="preserve"/>
+            </w:r>
+          </w:p>
+          <w:p>
+            <w:pPr>
+              <w:spacing w:after="20" w:before="0"/>
+            </w:pPr>
+            <w:r>
+              <w:rPr>
+                <w:rFonts w:ascii="Arial" w:cs="Arial" w:eastAsia="Arial" w:hAnsi="Arial"/>
+                <w:b/>
+                <w:bCs/>
+                <w:color w:val="1F3864"/>
+                <w:sz w:val="16"/>
+                <w:szCs w:val="16"/>
+              </w:rPr>
+              <w:t xml:space="preserve">📖 HTML:</w:t>
+            </w:r>
+          </w:p>
+          <w:p>
+            <w:pPr>
+              <w:spacing w:after="20" w:before="0"/>
+            </w:pPr>
+            <w:hyperlink w:history="1" r:id="rId04b2-n9zaoyfie85zxzau">
+              <w:r>
+                <w:rPr>
+                  <w:rFonts w:ascii="Arial" w:cs="Arial" w:eastAsia="Arial" w:hAnsi="Arial"/>
+                  <w:color w:val="2E75B6"/>
+                  <w:sz w:val="16"/>
+                  <w:szCs w:val="16"/>
+                  <w:u w:val="single" w:color="2E75B6"/>
+                </w:rPr>
+                <w:t xml:space="preserve">Ohm's Law</w:t>
+              </w:r>
+            </w:hyperlink>
+          </w:p>
+          <w:p>
+            <w:pPr>
+              <w:spacing w:after="10" w:before="0"/>
+              <w:ind w:left="120"/>
+            </w:pPr>
+            <w:r>
+              <w:rPr>
+                <w:rFonts w:ascii="Arial" w:cs="Arial" w:eastAsia="Arial" w:hAnsi="Arial"/>
+                <w:color w:val="595959"/>
+                <w:sz w:val="14"/>
+                <w:szCs w:val="14"/>
+              </w:rPr>
+              <w:t xml:space="preserve">Source: PhET Interactive Simulations (English)</w:t>
+            </w:r>
+          </w:p>
+          <w:p>
+            <w:pPr>
+              <w:spacing w:after="10" w:before="0"/>
+              <w:ind w:left="120"/>
+            </w:pPr>
+            <w:hyperlink w:history="1" r:id="rId_vfz_my_kruznz6xj7lvb">
+              <w:r>
+                <w:rPr>
+                  <w:rFonts w:ascii="Arial" w:cs="Arial" w:eastAsia="Arial" w:hAnsi="Arial"/>
+                  <w:color w:val="595959"/>
+                  <w:sz w:val="14"/>
+                  <w:szCs w:val="14"/>
+                  <w:u w:val="single" w:color="595959"/>
+                </w:rPr>
+                <w:t xml:space="preserve">🔍 Search ARES for similar readings</w:t>
+              </w:r>
+            </w:hyperlink>
+          </w:p>
+        </w:tc>
+        <w:tc>
+          <w:tcPr>
+            <w:tcW w:type="dxa" w:w="3040"/>
+            <w:shd w:fill="FFFFFF" w:color="auto" w:val="clear"/>
+            <w:tcMar>
+              <w:top w:type="dxa" w:w="60"/>
+              <w:left w:type="dxa" w:w="120"/>
+              <w:bottom w:type="dxa" w:w="60"/>
+              <w:right w:type="dxa" w:w="120"/>
+            </w:tcMar>
+            <w:vAlign w:val="top"/>
+          </w:tcPr>
+          <w:p>
+            <w:pPr>
+              <w:spacing w:after="40" w:before="0"/>
+              <w:jc w:val="left"/>
+            </w:pPr>
+            <w:r>
+              <w:rPr>
+                <w:rFonts w:ascii="Arial" w:cs="Arial" w:eastAsia="Arial" w:hAnsi="Arial"/>
+                <w:b w:val="false"/>
+                <w:bCs w:val="false"/>
+                <w:i w:val="false"/>
+                <w:iCs w:val="false"/>
+                <w:color w:val="000000"/>
+                <w:sz w:val="18"/>
+                <w:szCs w:val="18"/>
+              </w:rPr>
+              <w:t xml:space="preserve">Students are shown two circuit diagrams on the board: Circuit A (two bulbs in series, from Lesson 5) and Circuit B (two bulbs in parallel — branches drawn but not yet labelled). They are given 3 minutes of individual silent thinking time to write predictions in their science notebooks in response to three prompt questions: (1) 'In Circuit B, if I unscrew one bulb, what happens to the other?' (2) 'Where do you think the voltage across each bulb in Circuit B will be compared to the battery voltage?' (3) 'Will the total current from the battery be more or less in Circuit B than in Circuit A — and why?' Students then share predictions with a shoulder partner for 2 minutes before a whole-class share-out. Students record predictions in their ARES notebooks using a Predict–Observe–Explain (POE) template pre-loaded in the app.</w:t>
+            </w:r>
+          </w:p>
+        </w:tc>
+        <w:tc>
+          <w:tcPr>
+            <w:tcW w:type="dxa" w:w="3040"/>
+            <w:shd w:fill="F2F2F2" w:color="auto" w:val="clear"/>
+            <w:tcMar>
+              <w:top w:type="dxa" w:w="60"/>
+              <w:left w:type="dxa" w:w="120"/>
+              <w:bottom w:type="dxa" w:w="60"/>
+              <w:right w:type="dxa" w:w="120"/>
+            </w:tcMar>
+            <w:vAlign w:val="top"/>
+          </w:tcPr>
+          <w:p>
+            <w:pPr>
+              <w:spacing w:after="40" w:before="0"/>
+              <w:jc w:val="left"/>
+            </w:pPr>
+            <w:r>
+              <w:rPr>
+                <w:rFonts w:ascii="Arial" w:cs="Arial" w:eastAsia="Arial" w:hAnsi="Arial"/>
+                <w:b w:val="false"/>
+                <w:bCs w:val="false"/>
+                <w:i w:val="false"/>
+                <w:iCs w:val="false"/>
+                <w:color w:val="000000"/>
+                <w:sz w:val="18"/>
+                <w:szCs w:val="18"/>
+              </w:rPr>
+              <w:t xml:space="preserve">Display the two circuit diagrams and say: 'Look carefully at Circuit B. Do NOT calculate anything yet — just reason from what you already know about current and voltage.' Allow 3 minutes of silent individual writing (do not circulate — let students think independently). After 3 minutes say: 'Turn to your shoulder partner. You have 2 minutes — compare your predictions and note where you agree and disagree.' After partner talk, cold-call FOUR students (mix of high and low confidence): ask each one specifically: 'Tell us your prediction for Question 2 — voltage — and give your reasoning.' After each response, wait 12 seconds before probing with: 'Does anyone predict differently — and why?' Do NOT confirm or deny any prediction. Close with: 'We are going to find out exactly what happens. Hold your predictions — you will revisit them in Phase 3.'</w:t>
+            </w:r>
+          </w:p>
+        </w:tc>
+        <w:tc>
+          <w:tcPr>
+            <w:tcW w:type="dxa" w:w="3040"/>
+            <w:shd w:fill="FFFFFF" w:color="auto" w:val="clear"/>
+            <w:tcMar>
+              <w:top w:type="dxa" w:w="60"/>
+              <w:left w:type="dxa" w:w="120"/>
+              <w:bottom w:type="dxa" w:w="60"/>
+              <w:right w:type="dxa" w:w="120"/>
+            </w:tcMar>
+            <w:vAlign w:val="top"/>
+          </w:tcPr>
+          <w:p>
+            <w:pPr>
+              <w:spacing w:after="40" w:before="0"/>
+              <w:jc w:val="left"/>
+            </w:pPr>
+            <w:r>
+              <w:rPr>
+                <w:rFonts w:ascii="Arial" w:cs="Arial" w:eastAsia="Arial" w:hAnsi="Arial"/>
+                <w:b w:val="false"/>
+                <w:bCs w:val="false"/>
+                <w:i w:val="false"/>
+                <w:iCs w:val="false"/>
+                <w:color w:val="000000"/>
+                <w:sz w:val="18"/>
+                <w:szCs w:val="18"/>
+              </w:rPr>
+              <w:t xml:space="preserve">Predict–Observe–Explain (POE) template: By committing predictions to writing before the investigation, students activate prior knowledge from Lessons 1–5 (Ohm's Law, series circuits) and create a cognitive hook. Comparing predictions with a partner surfaces misconceptions (e.g., 'voltage splits in parallel the same way it splits in series') that the investigation is designed to directly confront.</w:t>
+            </w:r>
+          </w:p>
+        </w:tc>
+        <w:tc>
+          <w:tcPr>
+            <w:tcW w:type="dxa" w:w="3040"/>
+            <w:shd w:fill="F2F2F2" w:color="auto" w:val="clear"/>
+            <w:tcMar>
+              <w:top w:type="dxa" w:w="60"/>
+              <w:left w:type="dxa" w:w="120"/>
+              <w:bottom w:type="dxa" w:w="60"/>
+              <w:right w:type="dxa" w:w="120"/>
+            </w:tcMar>
+            <w:vAlign w:val="top"/>
+          </w:tcPr>
+          <w:p>
+            <w:pPr>
+              <w:spacing w:after="40" w:before="0"/>
+              <w:jc w:val="left"/>
+            </w:pPr>
+            <w:r>
+              <w:rPr>
+                <w:rFonts w:ascii="Arial" w:cs="Arial" w:eastAsia="Arial" w:hAnsi="Arial"/>
+                <w:b w:val="false"/>
+                <w:bCs w:val="false"/>
+                <w:i w:val="false"/>
+                <w:iCs w:val="false"/>
+                <w:color w:val="000000"/>
+                <w:sz w:val="18"/>
+                <w:szCs w:val="18"/>
+              </w:rPr>
+              <w:t xml:space="preserve">Circulate briefly during partner talk and scan notebooks. Look for: (a) students who predict voltage will split across parallel branches (series-circuit misconception to address in Phase 3); (b) students who correctly predict each branch gets full battery voltage; (c) students who connect total current increase to 'more paths for current to flow.' Note names of students holding the voltage-splits misconception — target them for cold-calls during Phase 3.</w:t>
+            </w:r>
+          </w:p>
+        </w:tc>
+      </w:tr>
+      <w:tr>
+        <w:tc>
+          <w:tcPr>
+            <w:tcW w:type="dxa" w:w="1520"/>
+            <w:shd w:fill="D9EEF1" w:color="auto" w:val="clear"/>
+            <w:tcMar>
+              <w:top w:type="dxa" w:w="60"/>
+              <w:left w:type="dxa" w:w="120"/>
+              <w:bottom w:type="dxa" w:w="60"/>
+              <w:right w:type="dxa" w:w="120"/>
+            </w:tcMar>
+            <w:vAlign w:val="top"/>
+          </w:tcPr>
+          <w:p>
+            <w:pPr>
+              <w:spacing w:after="40" w:before="0"/>
+              <w:jc w:val="left"/>
+            </w:pPr>
+            <w:r>
+              <w:rPr>
+                <w:rFonts w:ascii="Arial" w:cs="Arial" w:eastAsia="Arial" w:hAnsi="Arial"/>
+                <w:b/>
+                <w:bCs/>
+                <w:i w:val="false"/>
+                <w:iCs w:val="false"/>
+                <w:color w:val="000000"/>
+                <w:sz w:val="18"/>
+                <w:szCs w:val="18"/>
+              </w:rPr>
+              <w:t xml:space="preserve">Observe Phase</w:t>
+            </w:r>
+          </w:p>
+          <w:p>
+            <w:pPr>
+              <w:spacing w:after="20" w:before="0"/>
+            </w:pPr>
+            <w:r>
+              <w:rPr>
+                <w:rFonts w:ascii="Arial" w:cs="Arial" w:eastAsia="Arial" w:hAnsi="Arial"/>
+                <w:b/>
+                <w:bCs/>
+                <w:color w:val="1F3864"/>
+                <w:sz w:val="16"/>
+                <w:szCs w:val="16"/>
+              </w:rPr>
+              <w:t xml:space="preserve">📹 VIDEO:</w:t>
+            </w:r>
+          </w:p>
+          <w:p>
+            <w:pPr>
+              <w:spacing w:after="20" w:before="0"/>
+            </w:pPr>
+            <w:hyperlink w:history="1" r:id="rIdpypmj5ivzp3be5tgaquup">
               <w:r>
                 <w:rPr>
                   <w:rFonts w:ascii="Arial" w:cs="Arial" w:eastAsia="Arial" w:hAnsi="Arial"/>
@@ -17734,7 +18040,7 @@
               <w:spacing w:after="10" w:before="0"/>
               <w:ind w:left="120"/>
             </w:pPr>
-            <w:hyperlink w:history="1" r:id="rIdob0dfbgbh6xqvjyqqzb6r">
+            <w:hyperlink w:history="1" r:id="rIdhoeo8knq4qspaxbqebfa8">
               <w:r>
                 <w:rPr>
                   <w:rFonts w:ascii="Arial" w:cs="Arial" w:eastAsia="Arial" w:hAnsi="Arial"/>
@@ -17779,7 +18085,7 @@
             <w:pPr>
               <w:spacing w:after="20" w:before="0"/>
             </w:pPr>
-            <w:hyperlink w:history="1" r:id="rIdf32o6joocozg9lshvdz94">
+            <w:hyperlink w:history="1" r:id="rIdiaentu7z2sax_xme9upwf">
               <w:r>
                 <w:rPr>
                   <w:rFonts w:ascii="Arial" w:cs="Arial" w:eastAsia="Arial" w:hAnsi="Arial"/>
@@ -17788,7 +18094,7 @@
                   <w:szCs w:val="16"/>
                   <w:u w:val="single" w:color="2E75B6"/>
                 </w:rPr>
-                <w:t xml:space="preserve">Ohm's Law</w:t>
+                <w:t xml:space="preserve">Combined Series-Parallel Circuits (Flexbook)</w:t>
               </w:r>
             </w:hyperlink>
           </w:p>
@@ -17804,7 +18110,7 @@
                 <w:sz w:val="14"/>
                 <w:szCs w:val="14"/>
               </w:rPr>
-              <w:t xml:space="preserve">Source: PhET Interactive Simulations (English)</w:t>
+              <w:t xml:space="preserve">Source: CK-12</w:t>
             </w:r>
           </w:p>
           <w:p>
@@ -17812,7 +18118,7 @@
               <w:spacing w:after="10" w:before="0"/>
               <w:ind w:left="120"/>
             </w:pPr>
-            <w:hyperlink w:history="1" r:id="rIdhp-9qvhhj9zthniiavhu2">
+            <w:hyperlink w:history="1" r:id="rIdxazvrkkabt52pz20wjklx">
               <w:r>
                 <w:rPr>
                   <w:rFonts w:ascii="Arial" w:cs="Arial" w:eastAsia="Arial" w:hAnsi="Arial"/>
@@ -17854,7 +18160,7 @@
                 <w:sz w:val="18"/>
                 <w:szCs w:val="18"/>
               </w:rPr>
-              <w:t xml:space="preserve">Students are shown two circuit diagrams on the board: Circuit A (two bulbs in series, from Lesson 5) and Circuit B (two bulbs in parallel — branches drawn but not yet labelled). They are given 3 minutes of individual silent thinking time to write predictions in their science notebooks in response to three prompt questions: (1) 'In Circuit B, if I unscrew one bulb, what happens to the other?' (2) 'Where do you think the voltage across each bulb in Circuit B will be compared to the battery voltage?' (3) 'Will the total current from the battery be more or less in Circuit B than in Circuit A — and why?' Students then share predictions with a shoulder partner for 2 minutes before a whole-class share-out. Students record predictions in their ARES notebooks using a Predict–Observe–Explain (POE) template pre-loaded in the app.</w:t>
+              <w:t xml:space="preserve">Groups of 3–4 students build parallel circuits in two stages. STAGE 1 (Two-branch parallel circuit): Using a 6 V battery pack, two identical bulbs (or 10 Ω resistors), connecting wires, one ammeter in the main line (before the junction), one ammeter in each branch, and one voltmeter across each branch — students assemble the circuit following a diagram provided on the ARES platform. They record: voltage across Branch 1 (V₁), voltage across Branch 2 (V₂), battery voltage (V_total), current in Branch 1 (I₁), current in Branch 2 (I₂), and total current (I_total) in a results table. They then unscrew one bulb and observe what happens to the other. STAGE 2 (Three-branch parallel circuit): Groups add a third branch (third bulb/resistor) and repeat all measurements, adding V₃ and I₃ to their table. They also calculate equivalent resistance using R_eq = V_total / I_total and compare it to the individual resistances. Students photograph their circuit and data table using the ARES app camera feature for later reference during model building.</w:t>
             </w:r>
           </w:p>
         </w:tc>
@@ -17886,7 +18192,7 @@
                 <w:sz w:val="18"/>
                 <w:szCs w:val="18"/>
               </w:rPr>
-              <w:t xml:space="preserve">Display the two circuit diagrams and say: 'Look carefully at Circuit B. Do NOT calculate anything yet — just reason from what you already know about current and voltage.' Allow 3 minutes of silent individual writing (do not circulate — let students think independently). After 3 minutes say: 'Turn to your shoulder partner. You have 2 minutes — compare your predictions and note where you agree and disagree.' After partner talk, cold-call FOUR students (mix of high and low confidence): ask each one specifically: 'Tell us your prediction for Question 2 — voltage — and give your reasoning.' After each response, wait 12 seconds before probing with: 'Does anyone predict differently — and why?' Do NOT confirm or deny any prediction. Close with: 'We are going to find out exactly what happens. Hold your predictions — you will revisit them in Phase 3.'</w:t>
+              <w:t xml:space="preserve">Before students begin building, say: 'Before you touch any component, your group must agree on where EACH ammeter will be placed and why. You have 90 seconds — discuss and point to the positions on your diagram.' Cold-call TWO groups to explain ammeter placement (wait 10 seconds after each response before moving on). Correct any misplacement of meters before building begins. During the activity, circulate with a checklist: verify each group has an ammeter in the MAIN LINE (not just in branches), voltmeters are connected in PARALLEL across branches (not in series). At the midpoint, pause the class and say: 'Hold your work. Group 3 — read out your V₁ and V₂ values. Group 5 — read out yours.' Record four groups' values on the board. Ask: 'What pattern do you notice across these groups?' Wait 15 seconds. Do NOT give the answer — say: 'Keep that in mind as you complete Stage 2.' For Stage 2, prompt struggling groups: 'Where does the new branch connect — before the first junction or after?' Ensure all groups record the one-bulb-unscrewed observation clearly: 'The other bulb [stays on / goes off] — explain in one sentence why.'</w:t>
             </w:r>
           </w:p>
         </w:tc>
@@ -17918,7 +18224,7 @@
                 <w:sz w:val="18"/>
                 <w:szCs w:val="18"/>
               </w:rPr>
-              <w:t xml:space="preserve">Predict–Observe–Explain (POE) template: By committing predictions to writing before the investigation, students activate prior knowledge from Lessons 1–5 (Ohm's Law, series circuits) and create a cognitive hook. Comparing predictions with a partner surfaces misconceptions (e.g., 'voltage splits in parallel the same way it splits in series') that the investigation is designed to directly confront.</w:t>
+              <w:t xml:space="preserve">Structured Data Collection with Staged Complexity: Starting with two branches before three reduces cognitive load and allows students to see the pattern with fewer variables. Recording V_total alongside V₁ and V₂ in the same table forces a direct comparison. The one-bulb-unscrewed test is a critical observable that cleanly distinguishes parallel from series behaviour and links directly back to the phenomenon (in Huruma, switching off the kettle does NOT turn off the lights).</w:t>
             </w:r>
           </w:p>
         </w:tc>
@@ -17950,7 +18256,7 @@
                 <w:sz w:val="18"/>
                 <w:szCs w:val="18"/>
               </w:rPr>
-              <w:t xml:space="preserve">Circulate briefly during partner talk and scan notebooks. Look for: (a) students who predict voltage will split across parallel branches (series-circuit misconception to address in Phase 3); (b) students who correctly predict each branch gets full battery voltage; (c) students who connect total current increase to 'more paths for current to flow.' Note names of students holding the voltage-splits misconception — target them for cold-calls during Phase 3.</w:t>
+              <w:t xml:space="preserve">Use the circulating checklist to flag: (a) any group whose V₁ ≠ V₂ (likely a wiring error — prompt them to check connections before assuming a real difference); (b) any group whose recorded I_total is NOT approximately equal to I₁ + I₂ (check for ammeter placement errors); (c) groups that correctly compute R_eq and spontaneously notice it is smaller than either individual resistance — these groups can be asked to share first in Phase 3. Take note of outlier data values to discuss as a class during analysis.</w:t>
             </w:r>
           </w:p>
         </w:tc>
@@ -17959,32 +18265,32 @@
         <w:tc>
           <w:tcPr>
             <w:tcW w:type="dxa" w:w="1520"/>
-            <w:shd w:fill="D9EEF1" w:color="auto" w:val="clear"/>
-            <w:tcMar>
-              <w:top w:type="dxa" w:w="60"/>
-              <w:left w:type="dxa" w:w="120"/>
-              <w:bottom w:type="dxa" w:w="60"/>
-              <w:right w:type="dxa" w:w="120"/>
-            </w:tcMar>
-            <w:vAlign w:val="top"/>
-          </w:tcPr>
-          <w:p>
-            <w:pPr>
-              <w:spacing w:after="40" w:before="0"/>
-              <w:jc w:val="left"/>
-            </w:pPr>
-            <w:r>
-              <w:rPr>
-                <w:rFonts w:ascii="Arial" w:cs="Arial" w:eastAsia="Arial" w:hAnsi="Arial"/>
-                <w:b/>
-                <w:bCs/>
-                <w:i w:val="false"/>
-                <w:iCs w:val="false"/>
-                <w:color w:val="000000"/>
-                <w:sz w:val="18"/>
-                <w:szCs w:val="18"/>
-              </w:rPr>
-              <w:t xml:space="preserve">Observe Phase</w:t>
+            <w:shd w:fill="E2EFDA" w:color="auto" w:val="clear"/>
+            <w:tcMar>
+              <w:top w:type="dxa" w:w="60"/>
+              <w:left w:type="dxa" w:w="120"/>
+              <w:bottom w:type="dxa" w:w="60"/>
+              <w:right w:type="dxa" w:w="120"/>
+            </w:tcMar>
+            <w:vAlign w:val="top"/>
+          </w:tcPr>
+          <w:p>
+            <w:pPr>
+              <w:spacing w:after="40" w:before="0"/>
+              <w:jc w:val="left"/>
+            </w:pPr>
+            <w:r>
+              <w:rPr>
+                <w:rFonts w:ascii="Arial" w:cs="Arial" w:eastAsia="Arial" w:hAnsi="Arial"/>
+                <w:b/>
+                <w:bCs/>
+                <w:i w:val="false"/>
+                <w:iCs w:val="false"/>
+                <w:color w:val="000000"/>
+                <w:sz w:val="18"/>
+                <w:szCs w:val="18"/>
+              </w:rPr>
+              <w:t xml:space="preserve">Explain Phase</w:t>
             </w:r>
           </w:p>
           <w:p>
@@ -18007,7 +18313,7 @@
             <w:pPr>
               <w:spacing w:after="20" w:before="0"/>
             </w:pPr>
-            <w:hyperlink w:history="1" r:id="rIdtt9s5pmr-c0js52hzksea">
+            <w:hyperlink w:history="1" r:id="rIdfp2oo7ausmco3kiz-nv_8">
               <w:r>
                 <w:rPr>
                   <w:rFonts w:ascii="Arial" w:cs="Arial" w:eastAsia="Arial" w:hAnsi="Arial"/>
@@ -18040,7 +18346,7 @@
               <w:spacing w:after="10" w:before="0"/>
               <w:ind w:left="120"/>
             </w:pPr>
-            <w:hyperlink w:history="1" r:id="rIdcv1b67n1fapdhb2va5_c_">
+            <w:hyperlink w:history="1" r:id="rIdkh_deixi3osyfxiwlcwqc">
               <w:r>
                 <w:rPr>
                   <w:rFonts w:ascii="Arial" w:cs="Arial" w:eastAsia="Arial" w:hAnsi="Arial"/>
@@ -18078,14 +18384,14 @@
                 <w:sz w:val="16"/>
                 <w:szCs w:val="16"/>
               </w:rPr>
-              <w:t xml:space="preserve">📖 HTML:</w:t>
+              <w:t xml:space="preserve">📖 EXERCISE:</w:t>
             </w:r>
           </w:p>
           <w:p>
             <w:pPr>
               <w:spacing w:after="20" w:before="0"/>
             </w:pPr>
-            <w:hyperlink w:history="1" r:id="rIdiu1qbnpwpwtw4dbdeohiz">
+            <w:hyperlink w:history="1" r:id="rIdhebrnpxkgd_jr5yzscnqw">
               <w:r>
                 <w:rPr>
                   <w:rFonts w:ascii="Arial" w:cs="Arial" w:eastAsia="Arial" w:hAnsi="Arial"/>
@@ -18094,7 +18400,7 @@
                   <w:szCs w:val="16"/>
                   <w:u w:val="single" w:color="2E75B6"/>
                 </w:rPr>
-                <w:t xml:space="preserve">Combined Series-Parallel Circuits (Flexbook)</w:t>
+                <w:t xml:space="preserve">Combined Series-Parallel Circuits Practice</w:t>
               </w:r>
             </w:hyperlink>
           </w:p>
@@ -18118,7 +18424,7 @@
               <w:spacing w:after="10" w:before="0"/>
               <w:ind w:left="120"/>
             </w:pPr>
-            <w:hyperlink w:history="1" r:id="rIdqxmedlk3lcjmbqadap8nl">
+            <w:hyperlink w:history="1" r:id="rIdzmruy3iwbbpqnwf1k89at">
               <w:r>
                 <w:rPr>
                   <w:rFonts w:ascii="Arial" w:cs="Arial" w:eastAsia="Arial" w:hAnsi="Arial"/>
@@ -18160,7 +18466,7 @@
                 <w:sz w:val="18"/>
                 <w:szCs w:val="18"/>
               </w:rPr>
-              <w:t xml:space="preserve">Groups of 3–4 students build parallel circuits in two stages. STAGE 1 (Two-branch parallel circuit): Using a 6 V battery pack, two identical bulbs (or 10 Ω resistors), connecting wires, one ammeter in the main line (before the junction), one ammeter in each branch, and one voltmeter across each branch — students assemble the circuit following a diagram provided on the ARES platform. They record: voltage across Branch 1 (V₁), voltage across Branch 2 (V₂), battery voltage (V_total), current in Branch 1 (I₁), current in Branch 2 (I₂), and total current (I_total) in a results table. They then unscrew one bulb and observe what happens to the other. STAGE 2 (Three-branch parallel circuit): Groups add a third branch (third bulb/resistor) and repeat all measurements, adding V₃ and I₃ to their table. They also calculate equivalent resistance using R_eq = V_total / I_total and compare it to the individual resistances. Students photograph their circuit and data table using the ARES app camera feature for later reference during model building.</w:t>
+              <w:t xml:space="preserve">Students return to their POE templates and complete the 'Observe' and 'Explain' columns based on their data. The class then participates in a Gallery Walk: each group posts their results table and a one-sentence summary of each pattern observed on the classroom wall. Students circulate (5 minutes), reading other groups' summaries and adding a sticky-note star if they agree or a sticky-note question mark if something surprises them. After the gallery walk, a whole-class discussion derives the three formal rules of parallel circuits: (1) V across each branch = V_total (voltage rule); (2) I_total = I₁ + I₂ + I₃ … (current rule); (3) 1/R_eq = 1/R₁ + 1/R₂ + 1/R₃ … (resistance rule, and therefore R_eq &lt; smallest R). Students then apply these rules to a Kenyan home context: the teacher presents a simplified schematic of a Huruma Estate house with a kettle (rated 2000 W), two LED bulbs (each 10 W), and a phone charger (5 W) all connected in parallel at 240 V. Students calculate the current drawn by each appliance, the total current, and the equivalent resistance of the household circuit. They revisit their original predictions and explicitly state what they got right and what they now revise.</w:t>
             </w:r>
           </w:p>
         </w:tc>
@@ -18192,7 +18498,7 @@
                 <w:sz w:val="18"/>
                 <w:szCs w:val="18"/>
               </w:rPr>
-              <w:t xml:space="preserve">Before students begin building, say: 'Before you touch any component, your group must agree on where EACH ammeter will be placed and why. You have 90 seconds — discuss and point to the positions on your diagram.' Cold-call TWO groups to explain ammeter placement (wait 10 seconds after each response before moving on). Correct any misplacement of meters before building begins. During the activity, circulate with a checklist: verify each group has an ammeter in the MAIN LINE (not just in branches), voltmeters are connected in PARALLEL across branches (not in series). At the midpoint, pause the class and say: 'Hold your work. Group 3 — read out your V₁ and V₂ values. Group 5 — read out yours.' Record four groups' values on the board. Ask: 'What pattern do you notice across these groups?' Wait 15 seconds. Do NOT give the answer — say: 'Keep that in mind as you complete Stage 2.' For Stage 2, prompt struggling groups: 'Where does the new branch connect — before the first junction or after?' Ensure all groups record the one-bulb-unscrewed observation clearly: 'The other bulb [stays on / goes off] — explain in one sentence why.'</w:t>
+              <w:t xml:space="preserve">Open the explain phase by projecting all four groups' voltage values from the board (written in Phase 2) and asking: 'In one word — what is the relationship between V₁, V₂, and V_total in every group's data?' Wait 12 seconds. Cold-call THREE students. After the third student, say: 'This is the First Rule of Parallel Circuits — write it in your own words now.' Give 60 seconds of writing time. Repeat the same process for the current data: 'Look at your I_total compared to I₁ plus I₂. What rule does this suggest?' Wait 15 seconds, cold-call FOUR students. For the resistance rule, say: 'Use your R_eq calculation. Is it bigger, smaller, or the same as R₁ alone? Does this surprise you — and can you explain why it makes sense physically?' Wait 15 seconds, take three responses. For the Kenyan home application, say: 'Mama Wanjiku in Huruma has her kettle, two bulbs, and a charger all plugged in. Using our three rules, calculate what current Kenya Power must supply to her house.' Allow 4 minutes of group calculation, then cold-call one group to present. Ask the class: 'If Mama Wanjiku adds a second kettle — what changes, and what stays the same?' Wait 12 seconds before taking responses. Close with: 'Now go back to your prediction for Question 2. Were you right? Write one sentence correcting or confirming your prediction.'</w:t>
             </w:r>
           </w:p>
         </w:tc>
@@ -18224,7 +18530,7 @@
                 <w:sz w:val="18"/>
                 <w:szCs w:val="18"/>
               </w:rPr>
-              <w:t xml:space="preserve">Structured Data Collection with Staged Complexity: Starting with two branches before three reduces cognitive load and allows students to see the pattern with fewer variables. Recording V_total alongside V₁ and V₂ in the same table forces a direct comparison. The one-bulb-unscrewed test is a critical observable that cleanly distinguishes parallel from series behaviour and links directly back to the phenomenon (in Huruma, switching off the kettle does NOT turn off the lights).</w:t>
+              <w:t xml:space="preserve">Gallery Walk + Rule Derivation Sequence: The gallery walk allows students to triangulate their own data against peers' data, reducing the chance that one group's wiring error becomes the basis for an incorrect rule. Deriving the rules from DATA before stating them formally ensures students own the rules rather than receiving them as given facts. The Huruma home application immediately connects abstract rules to the anchoring phenomenon, reinforcing why this matters.</w:t>
             </w:r>
           </w:p>
         </w:tc>
@@ -18256,7 +18562,7 @@
                 <w:sz w:val="18"/>
                 <w:szCs w:val="18"/>
               </w:rPr>
-              <w:t xml:space="preserve">Use the circulating checklist to flag: (a) any group whose V₁ ≠ V₂ (likely a wiring error — prompt them to check connections before assuming a real difference); (b) any group whose recorded I_total is NOT approximately equal to I₁ + I₂ (check for ammeter placement errors); (c) groups that correctly compute R_eq and spontaneously notice it is smaller than either individual resistance — these groups can be asked to share first in Phase 3. Take note of outlier data values to discuss as a class during analysis.</w:t>
+              <w:t xml:space="preserve">During the gallery walk, count the number of question-mark sticky notes on each group's poster — groups with many question marks may have data errors to address. During the whole-class derivation, listen for: (a) students who can state the voltage rule but cannot explain WHY (both branch ends connect to the same two nodes — address with a node diagram if needed); (b) students who can calculate I_total correctly; (c) students who correctly calculate R_eq for the Huruma home appliances and spontaneously connect the lower R_eq to higher current draw. Collect POE templates at the end of the phase to check that all students have revised their voltage prediction in writing.</w:t>
             </w:r>
           </w:p>
         </w:tc>
@@ -18265,32 +18571,32 @@
         <w:tc>
           <w:tcPr>
             <w:tcW w:type="dxa" w:w="1520"/>
-            <w:shd w:fill="E2EFDA" w:color="auto" w:val="clear"/>
-            <w:tcMar>
-              <w:top w:type="dxa" w:w="60"/>
-              <w:left w:type="dxa" w:w="120"/>
-              <w:bottom w:type="dxa" w:w="60"/>
-              <w:right w:type="dxa" w:w="120"/>
-            </w:tcMar>
-            <w:vAlign w:val="top"/>
-          </w:tcPr>
-          <w:p>
-            <w:pPr>
-              <w:spacing w:after="40" w:before="0"/>
-              <w:jc w:val="left"/>
-            </w:pPr>
-            <w:r>
-              <w:rPr>
-                <w:rFonts w:ascii="Arial" w:cs="Arial" w:eastAsia="Arial" w:hAnsi="Arial"/>
-                <w:b/>
-                <w:bCs/>
-                <w:i w:val="false"/>
-                <w:iCs w:val="false"/>
-                <w:color w:val="000000"/>
-                <w:sz w:val="18"/>
-                <w:szCs w:val="18"/>
-              </w:rPr>
-              <w:t xml:space="preserve">Explain Phase</w:t>
+            <w:shd w:fill="FCE4D6" w:color="auto" w:val="clear"/>
+            <w:tcMar>
+              <w:top w:type="dxa" w:w="60"/>
+              <w:left w:type="dxa" w:w="120"/>
+              <w:bottom w:type="dxa" w:w="60"/>
+              <w:right w:type="dxa" w:w="120"/>
+            </w:tcMar>
+            <w:vAlign w:val="top"/>
+          </w:tcPr>
+          <w:p>
+            <w:pPr>
+              <w:spacing w:after="40" w:before="0"/>
+              <w:jc w:val="left"/>
+            </w:pPr>
+            <w:r>
+              <w:rPr>
+                <w:rFonts w:ascii="Arial" w:cs="Arial" w:eastAsia="Arial" w:hAnsi="Arial"/>
+                <w:b/>
+                <w:bCs/>
+                <w:i w:val="false"/>
+                <w:iCs w:val="false"/>
+                <w:color w:val="000000"/>
+                <w:sz w:val="18"/>
+                <w:szCs w:val="18"/>
+              </w:rPr>
+              <w:t xml:space="preserve">Driving Question Board (DQB) Creation</w:t>
             </w:r>
           </w:p>
           <w:p>
@@ -18313,7 +18619,7 @@
             <w:pPr>
               <w:spacing w:after="20" w:before="0"/>
             </w:pPr>
-            <w:hyperlink w:history="1" r:id="rIdvf5tnycx_fadpzwau2jru">
+            <w:hyperlink w:history="1" r:id="rIdiyfmrofqu-qbh-rjoiaop">
               <w:r>
                 <w:rPr>
                   <w:rFonts w:ascii="Arial" w:cs="Arial" w:eastAsia="Arial" w:hAnsi="Arial"/>
@@ -18322,7 +18628,7 @@
                   <w:szCs w:val="16"/>
                   <w:u w:val="single" w:color="2E75B6"/>
                 </w:rPr>
-                <w:t xml:space="preserve">Ideal circuit elements</w:t>
+                <w:t xml:space="preserve">Topic - current electricity - Ohm's Law Video Primer</w:t>
               </w:r>
             </w:hyperlink>
           </w:p>
@@ -18338,7 +18644,7 @@
                 <w:sz w:val="14"/>
                 <w:szCs w:val="14"/>
               </w:rPr>
-              <w:t xml:space="preserve">Source: Khan Academy (English - US curriculum)</w:t>
+              <w:t xml:space="preserve">Source: ARES Local Curriculum  - Digital Literacy Content</w:t>
             </w:r>
           </w:p>
           <w:p>
@@ -18346,7 +18652,7 @@
               <w:spacing w:after="10" w:before="0"/>
               <w:ind w:left="120"/>
             </w:pPr>
-            <w:hyperlink w:history="1" r:id="rIdasjqz5c5dpun4o5yvmpoc">
+            <w:hyperlink w:history="1" r:id="rIdjigdwjtanwvz9bchp5wak">
               <w:r>
                 <w:rPr>
                   <w:rFonts w:ascii="Arial" w:cs="Arial" w:eastAsia="Arial" w:hAnsi="Arial"/>
@@ -18384,14 +18690,14 @@
                 <w:sz w:val="16"/>
                 <w:szCs w:val="16"/>
               </w:rPr>
-              <w:t xml:space="preserve">📖 EXERCISE:</w:t>
+              <w:t xml:space="preserve">📖 HTML:</w:t>
             </w:r>
           </w:p>
           <w:p>
             <w:pPr>
               <w:spacing w:after="20" w:before="0"/>
             </w:pPr>
-            <w:hyperlink w:history="1" r:id="rId6vl-ngqcjh0jsogqqm3me">
+            <w:hyperlink w:history="1" r:id="rIdwipsni6uaaeq2hkuv0nj8">
               <w:r>
                 <w:rPr>
                   <w:rFonts w:ascii="Arial" w:cs="Arial" w:eastAsia="Arial" w:hAnsi="Arial"/>
@@ -18400,7 +18706,7 @@
                   <w:szCs w:val="16"/>
                   <w:u w:val="single" w:color="2E75B6"/>
                 </w:rPr>
-                <w:t xml:space="preserve">Combined Series-Parallel Circuits Practice</w:t>
+                <w:t xml:space="preserve">Series and Parallel Circuits (Flexbook)</w:t>
               </w:r>
             </w:hyperlink>
           </w:p>
@@ -18424,7 +18730,7 @@
               <w:spacing w:after="10" w:before="0"/>
               <w:ind w:left="120"/>
             </w:pPr>
-            <w:hyperlink w:history="1" r:id="rIdchc7qiuipppsvmpudgnqj">
+            <w:hyperlink w:history="1" r:id="rIda2yd_eqdwpwaj5zuqxw3p">
               <w:r>
                 <w:rPr>
                   <w:rFonts w:ascii="Arial" w:cs="Arial" w:eastAsia="Arial" w:hAnsi="Arial"/>
@@ -18466,7 +18772,7 @@
                 <w:sz w:val="18"/>
                 <w:szCs w:val="18"/>
               </w:rPr>
-              <w:t xml:space="preserve">Students return to their POE templates and complete the 'Observe' and 'Explain' columns based on their data. The class then participates in a Gallery Walk: each group posts their results table and a one-sentence summary of each pattern observed on the classroom wall. Students circulate (5 minutes), reading other groups' summaries and adding a sticky-note star if they agree or a sticky-note question mark if something surprises them. After the gallery walk, a whole-class discussion derives the three formal rules of parallel circuits: (1) V across each branch = V_total (voltage rule); (2) I_total = I₁ + I₂ + I₃ … (current rule); (3) 1/R_eq = 1/R₁ + 1/R₂ + 1/R₃ … (resistance rule, and therefore R_eq &lt; smallest R). Students then apply these rules to a Kenyan home context: the teacher presents a simplified schematic of a Huruma Estate house with a kettle (rated 2000 W), two LED bulbs (each 10 W), and a phone charger (5 W) all connected in parallel at 240 V. Students calculate the current drawn by each appliance, the total current, and the equivalent resistance of the household circuit. They revisit their original predictions and explicitly state what they got right and what they now revise.</w:t>
+              <w:t xml:space="preserve">Each student receives two sticky notes. On the PINK note they write one thing they can NOW answer on the class Driving Question Board: 'Why do electrical devices in our homes sometimes receive less energy than expected?' On the YELLOW note they write one NEW question that today's lesson has raised — particularly focused on what happens when TOO many appliances are added to the parallel circuit (foreshadowing Lesson 7 on fuses and overloads). Students post their notes on the DQB under the categories 'Explained Today' and 'Still Wondering.' The teacher facilitates a 4-minute class scan of the new DQB entries, reading out selected yellow notes and asking the class: 'Should we add this to our list of questions to investigate?'</w:t>
             </w:r>
           </w:p>
         </w:tc>
@@ -18498,7 +18804,7 @@
                 <w:sz w:val="18"/>
                 <w:szCs w:val="18"/>
               </w:rPr>
-              <w:t xml:space="preserve">Open the explain phase by projecting all four groups' voltage values from the board (written in Phase 2) and asking: 'In one word — what is the relationship between V₁, V₂, and V_total in every group's data?' Wait 12 seconds. Cold-call THREE students. After the third student, say: 'This is the First Rule of Parallel Circuits — write it in your own words now.' Give 60 seconds of writing time. Repeat the same process for the current data: 'Look at your I_total compared to I₁ plus I₂. What rule does this suggest?' Wait 15 seconds, cold-call FOUR students. For the resistance rule, say: 'Use your R_eq calculation. Is it bigger, smaller, or the same as R₁ alone? Does this surprise you — and can you explain why it makes sense physically?' Wait 15 seconds, take three responses. For the Kenyan home application, say: 'Mama Wanjiku in Huruma has her kettle, two bulbs, and a charger all plugged in. Using our three rules, calculate what current Kenya Power must supply to her house.' Allow 4 minutes of group calculation, then cold-call one group to present. Ask the class: 'If Mama Wanjiku adds a second kettle — what changes, and what stays the same?' Wait 12 seconds before taking responses. Close with: 'Now go back to your prediction for Question 2. Were you right? Write one sentence correcting or confirming your prediction.'</w:t>
+              <w:t xml:space="preserve">Hand out sticky notes and say: 'You have 3 minutes — individual silent thinking. On your PINK note, write the most important thing today's lesson explains about the Huruma phenomenon. On your YELLOW note, write the question you most want to investigate next.' After 3 minutes, say: 'Post your notes on the DQB now.' Once notes are posted, read THREE yellow notes aloud (choose ones that mention overloading, fuses, or safety) and ask the class: 'Does anyone else share this question?' Show of hands. Say: 'These questions are going to drive our next lesson. Hold them.' Explicitly point to the DQB entry from Lesson 5 that asked: 'Why does adding more devices to a circuit change the current?' and say: 'Has anyone answered this today? Give me a thumbs-up if you think today's lesson addresses this question.' Count thumbs. Ask one student with a thumbs-up to explain the answer in one sentence for the class.</w:t>
             </w:r>
           </w:p>
         </w:tc>
@@ -18530,7 +18836,7 @@
                 <w:sz w:val="18"/>
                 <w:szCs w:val="18"/>
               </w:rPr>
-              <w:t xml:space="preserve">Gallery Walk + Rule Derivation Sequence: The gallery walk allows students to triangulate their own data against peers' data, reducing the chance that one group's wiring error becomes the basis for an incorrect rule. Deriving the rules from DATA before stating them formally ensures students own the rules rather than receiving them as given facts. The Huruma home application immediately connects abstract rules to the anchoring phenomenon, reinforcing why this matters.</w:t>
+              <w:t xml:space="preserve">Driving Question Board (DQB) — Cumulative Evidence Tracking: The DQB makes the progression of the inquiry visible. By physically moving questions from 'Still Wondering' to 'Explained Today,' students experience the satisfaction of growing understanding while recognising that new knowledge always generates new questions. The yellow notes provide the teacher with real-time formative data on what gaps remain and organically surface the next lesson's focus (overloading and fuses).</w:t>
             </w:r>
           </w:p>
         </w:tc>
@@ -18562,7 +18868,7 @@
                 <w:sz w:val="18"/>
                 <w:szCs w:val="18"/>
               </w:rPr>
-              <w:t xml:space="preserve">During the gallery walk, count the number of question-mark sticky notes on each group's poster — groups with many question marks may have data errors to address. During the whole-class derivation, listen for: (a) students who can state the voltage rule but cannot explain WHY (both branch ends connect to the same two nodes — address with a node diagram if needed); (b) students who can calculate I_total correctly; (c) students who correctly calculate R_eq for the Huruma home appliances and spontaneously connect the lower R_eq to higher current draw. Collect POE templates at the end of the phase to check that all students have revised their voltage prediction in writing.</w:t>
+              <w:t xml:space="preserve">Read all pink notes after class. Assess whether students can correctly state: (a) voltage is the same across each branch in a parallel circuit; (b) total current increases as more appliances are added; (c) Kenyan homes use parallel wiring so each appliance gets full 240 V. Flag any pink notes that contain residual series-circuit thinking (e.g., 'voltage splits equally') for targeted follow-up at the start of Lesson 7.</w:t>
             </w:r>
           </w:p>
         </w:tc>
@@ -18571,32 +18877,32 @@
         <w:tc>
           <w:tcPr>
             <w:tcW w:type="dxa" w:w="1520"/>
-            <w:shd w:fill="FCE4D6" w:color="auto" w:val="clear"/>
-            <w:tcMar>
-              <w:top w:type="dxa" w:w="60"/>
-              <w:left w:type="dxa" w:w="120"/>
-              <w:bottom w:type="dxa" w:w="60"/>
-              <w:right w:type="dxa" w:w="120"/>
-            </w:tcMar>
-            <w:vAlign w:val="top"/>
-          </w:tcPr>
-          <w:p>
-            <w:pPr>
-              <w:spacing w:after="40" w:before="0"/>
-              <w:jc w:val="left"/>
-            </w:pPr>
-            <w:r>
-              <w:rPr>
-                <w:rFonts w:ascii="Arial" w:cs="Arial" w:eastAsia="Arial" w:hAnsi="Arial"/>
-                <w:b/>
-                <w:bCs/>
-                <w:i w:val="false"/>
-                <w:iCs w:val="false"/>
-                <w:color w:val="000000"/>
-                <w:sz w:val="18"/>
-                <w:szCs w:val="18"/>
-              </w:rPr>
-              <w:t xml:space="preserve">Driving Question Board (DQB) Creation</w:t>
+            <w:shd w:fill="D5E8F0" w:color="auto" w:val="clear"/>
+            <w:tcMar>
+              <w:top w:type="dxa" w:w="60"/>
+              <w:left w:type="dxa" w:w="120"/>
+              <w:bottom w:type="dxa" w:w="60"/>
+              <w:right w:type="dxa" w:w="120"/>
+            </w:tcMar>
+            <w:vAlign w:val="top"/>
+          </w:tcPr>
+          <w:p>
+            <w:pPr>
+              <w:spacing w:after="40" w:before="0"/>
+              <w:jc w:val="left"/>
+            </w:pPr>
+            <w:r>
+              <w:rPr>
+                <w:rFonts w:ascii="Arial" w:cs="Arial" w:eastAsia="Arial" w:hAnsi="Arial"/>
+                <w:b/>
+                <w:bCs/>
+                <w:i w:val="false"/>
+                <w:iCs w:val="false"/>
+                <w:color w:val="000000"/>
+                <w:sz w:val="18"/>
+                <w:szCs w:val="18"/>
+              </w:rPr>
+              <w:t xml:space="preserve">Model Building Phase</w:t>
             </w:r>
           </w:p>
           <w:p>
@@ -18619,7 +18925,7 @@
             <w:pPr>
               <w:spacing w:after="20" w:before="0"/>
             </w:pPr>
-            <w:hyperlink w:history="1" r:id="rId0aqu1i9abm67g_exalo2r">
+            <w:hyperlink w:history="1" r:id="rIdigvxki1tgbibamodnt3vy">
               <w:r>
                 <w:rPr>
                   <w:rFonts w:ascii="Arial" w:cs="Arial" w:eastAsia="Arial" w:hAnsi="Arial"/>
@@ -18652,7 +18958,7 @@
               <w:spacing w:after="10" w:before="0"/>
               <w:ind w:left="120"/>
             </w:pPr>
-            <w:hyperlink w:history="1" r:id="rIdqnhoepvmlpyebw1f7ddri">
+            <w:hyperlink w:history="1" r:id="rIdq7iyhjv6ubdxd1j_cog3z">
               <w:r>
                 <w:rPr>
                   <w:rFonts w:ascii="Arial" w:cs="Arial" w:eastAsia="Arial" w:hAnsi="Arial"/>
@@ -18697,313 +19003,7 @@
             <w:pPr>
               <w:spacing w:after="20" w:before="0"/>
             </w:pPr>
-            <w:hyperlink w:history="1" r:id="rIdy1mtjez5_nzud_muo58wb">
-              <w:r>
-                <w:rPr>
-                  <w:rFonts w:ascii="Arial" w:cs="Arial" w:eastAsia="Arial" w:hAnsi="Arial"/>
-                  <w:color w:val="2E75B6"/>
-                  <w:sz w:val="16"/>
-                  <w:szCs w:val="16"/>
-                  <w:u w:val="single" w:color="2E75B6"/>
-                </w:rPr>
-                <w:t xml:space="preserve">Series and Parallel Circuits (Flexbook)</w:t>
-              </w:r>
-            </w:hyperlink>
-          </w:p>
-          <w:p>
-            <w:pPr>
-              <w:spacing w:after="10" w:before="0"/>
-              <w:ind w:left="120"/>
-            </w:pPr>
-            <w:r>
-              <w:rPr>
-                <w:rFonts w:ascii="Arial" w:cs="Arial" w:eastAsia="Arial" w:hAnsi="Arial"/>
-                <w:color w:val="595959"/>
-                <w:sz w:val="14"/>
-                <w:szCs w:val="14"/>
-              </w:rPr>
-              <w:t xml:space="preserve">Source: CK-12</w:t>
-            </w:r>
-          </w:p>
-          <w:p>
-            <w:pPr>
-              <w:spacing w:after="10" w:before="0"/>
-              <w:ind w:left="120"/>
-            </w:pPr>
-            <w:hyperlink w:history="1" r:id="rIdy_xr3wyb6nwacmof934xh">
-              <w:r>
-                <w:rPr>
-                  <w:rFonts w:ascii="Arial" w:cs="Arial" w:eastAsia="Arial" w:hAnsi="Arial"/>
-                  <w:color w:val="595959"/>
-                  <w:sz w:val="14"/>
-                  <w:szCs w:val="14"/>
-                  <w:u w:val="single" w:color="595959"/>
-                </w:rPr>
-                <w:t xml:space="preserve">🔍 Search ARES for similar readings</w:t>
-              </w:r>
-            </w:hyperlink>
-          </w:p>
-        </w:tc>
-        <w:tc>
-          <w:tcPr>
-            <w:tcW w:type="dxa" w:w="3040"/>
-            <w:shd w:fill="FFFFFF" w:color="auto" w:val="clear"/>
-            <w:tcMar>
-              <w:top w:type="dxa" w:w="60"/>
-              <w:left w:type="dxa" w:w="120"/>
-              <w:bottom w:type="dxa" w:w="60"/>
-              <w:right w:type="dxa" w:w="120"/>
-            </w:tcMar>
-            <w:vAlign w:val="top"/>
-          </w:tcPr>
-          <w:p>
-            <w:pPr>
-              <w:spacing w:after="40" w:before="0"/>
-              <w:jc w:val="left"/>
-            </w:pPr>
-            <w:r>
-              <w:rPr>
-                <w:rFonts w:ascii="Arial" w:cs="Arial" w:eastAsia="Arial" w:hAnsi="Arial"/>
-                <w:b w:val="false"/>
-                <w:bCs w:val="false"/>
-                <w:i w:val="false"/>
-                <w:iCs w:val="false"/>
-                <w:color w:val="000000"/>
-                <w:sz w:val="18"/>
-                <w:szCs w:val="18"/>
-              </w:rPr>
-              <w:t xml:space="preserve">Each student receives two sticky notes. On the PINK note they write one thing they can NOW answer on the class Driving Question Board: 'Why do electrical devices in our homes sometimes receive less energy than expected?' On the YELLOW note they write one NEW question that today's lesson has raised — particularly focused on what happens when TOO many appliances are added to the parallel circuit (foreshadowing Lesson 7 on fuses and overloads). Students post their notes on the DQB under the categories 'Explained Today' and 'Still Wondering.' The teacher facilitates a 4-minute class scan of the new DQB entries, reading out selected yellow notes and asking the class: 'Should we add this to our list of questions to investigate?'</w:t>
-            </w:r>
-          </w:p>
-        </w:tc>
-        <w:tc>
-          <w:tcPr>
-            <w:tcW w:type="dxa" w:w="3040"/>
-            <w:shd w:fill="F2F2F2" w:color="auto" w:val="clear"/>
-            <w:tcMar>
-              <w:top w:type="dxa" w:w="60"/>
-              <w:left w:type="dxa" w:w="120"/>
-              <w:bottom w:type="dxa" w:w="60"/>
-              <w:right w:type="dxa" w:w="120"/>
-            </w:tcMar>
-            <w:vAlign w:val="top"/>
-          </w:tcPr>
-          <w:p>
-            <w:pPr>
-              <w:spacing w:after="40" w:before="0"/>
-              <w:jc w:val="left"/>
-            </w:pPr>
-            <w:r>
-              <w:rPr>
-                <w:rFonts w:ascii="Arial" w:cs="Arial" w:eastAsia="Arial" w:hAnsi="Arial"/>
-                <w:b w:val="false"/>
-                <w:bCs w:val="false"/>
-                <w:i w:val="false"/>
-                <w:iCs w:val="false"/>
-                <w:color w:val="000000"/>
-                <w:sz w:val="18"/>
-                <w:szCs w:val="18"/>
-              </w:rPr>
-              <w:t xml:space="preserve">Hand out sticky notes and say: 'You have 3 minutes — individual silent thinking. On your PINK note, write the most important thing today's lesson explains about the Huruma phenomenon. On your YELLOW note, write the question you most want to investigate next.' After 3 minutes, say: 'Post your notes on the DQB now.' Once notes are posted, read THREE yellow notes aloud (choose ones that mention overloading, fuses, or safety) and ask the class: 'Does anyone else share this question?' Show of hands. Say: 'These questions are going to drive our next lesson. Hold them.' Explicitly point to the DQB entry from Lesson 5 that asked: 'Why does adding more devices to a circuit change the current?' and say: 'Has anyone answered this today? Give me a thumbs-up if you think today's lesson addresses this question.' Count thumbs. Ask one student with a thumbs-up to explain the answer in one sentence for the class.</w:t>
-            </w:r>
-          </w:p>
-        </w:tc>
-        <w:tc>
-          <w:tcPr>
-            <w:tcW w:type="dxa" w:w="3040"/>
-            <w:shd w:fill="FFFFFF" w:color="auto" w:val="clear"/>
-            <w:tcMar>
-              <w:top w:type="dxa" w:w="60"/>
-              <w:left w:type="dxa" w:w="120"/>
-              <w:bottom w:type="dxa" w:w="60"/>
-              <w:right w:type="dxa" w:w="120"/>
-            </w:tcMar>
-            <w:vAlign w:val="top"/>
-          </w:tcPr>
-          <w:p>
-            <w:pPr>
-              <w:spacing w:after="40" w:before="0"/>
-              <w:jc w:val="left"/>
-            </w:pPr>
-            <w:r>
-              <w:rPr>
-                <w:rFonts w:ascii="Arial" w:cs="Arial" w:eastAsia="Arial" w:hAnsi="Arial"/>
-                <w:b w:val="false"/>
-                <w:bCs w:val="false"/>
-                <w:i w:val="false"/>
-                <w:iCs w:val="false"/>
-                <w:color w:val="000000"/>
-                <w:sz w:val="18"/>
-                <w:szCs w:val="18"/>
-              </w:rPr>
-              <w:t xml:space="preserve">Driving Question Board (DQB) — Cumulative Evidence Tracking: The DQB makes the progression of the inquiry visible. By physically moving questions from 'Still Wondering' to 'Explained Today,' students experience the satisfaction of growing understanding while recognising that new knowledge always generates new questions. The yellow notes provide the teacher with real-time formative data on what gaps remain and organically surface the next lesson's focus (overloading and fuses).</w:t>
-            </w:r>
-          </w:p>
-        </w:tc>
-        <w:tc>
-          <w:tcPr>
-            <w:tcW w:type="dxa" w:w="3040"/>
-            <w:shd w:fill="F2F2F2" w:color="auto" w:val="clear"/>
-            <w:tcMar>
-              <w:top w:type="dxa" w:w="60"/>
-              <w:left w:type="dxa" w:w="120"/>
-              <w:bottom w:type="dxa" w:w="60"/>
-              <w:right w:type="dxa" w:w="120"/>
-            </w:tcMar>
-            <w:vAlign w:val="top"/>
-          </w:tcPr>
-          <w:p>
-            <w:pPr>
-              <w:spacing w:after="40" w:before="0"/>
-              <w:jc w:val="left"/>
-            </w:pPr>
-            <w:r>
-              <w:rPr>
-                <w:rFonts w:ascii="Arial" w:cs="Arial" w:eastAsia="Arial" w:hAnsi="Arial"/>
-                <w:b w:val="false"/>
-                <w:bCs w:val="false"/>
-                <w:i w:val="false"/>
-                <w:iCs w:val="false"/>
-                <w:color w:val="000000"/>
-                <w:sz w:val="18"/>
-                <w:szCs w:val="18"/>
-              </w:rPr>
-              <w:t xml:space="preserve">Read all pink notes after class. Assess whether students can correctly state: (a) voltage is the same across each branch in a parallel circuit; (b) total current increases as more appliances are added; (c) Kenyan homes use parallel wiring so each appliance gets full 240 V. Flag any pink notes that contain residual series-circuit thinking (e.g., 'voltage splits equally') for targeted follow-up at the start of Lesson 7.</w:t>
-            </w:r>
-          </w:p>
-        </w:tc>
-      </w:tr>
-      <w:tr>
-        <w:tc>
-          <w:tcPr>
-            <w:tcW w:type="dxa" w:w="1520"/>
-            <w:shd w:fill="D5E8F0" w:color="auto" w:val="clear"/>
-            <w:tcMar>
-              <w:top w:type="dxa" w:w="60"/>
-              <w:left w:type="dxa" w:w="120"/>
-              <w:bottom w:type="dxa" w:w="60"/>
-              <w:right w:type="dxa" w:w="120"/>
-            </w:tcMar>
-            <w:vAlign w:val="top"/>
-          </w:tcPr>
-          <w:p>
-            <w:pPr>
-              <w:spacing w:after="40" w:before="0"/>
-              <w:jc w:val="left"/>
-            </w:pPr>
-            <w:r>
-              <w:rPr>
-                <w:rFonts w:ascii="Arial" w:cs="Arial" w:eastAsia="Arial" w:hAnsi="Arial"/>
-                <w:b/>
-                <w:bCs/>
-                <w:i w:val="false"/>
-                <w:iCs w:val="false"/>
-                <w:color w:val="000000"/>
-                <w:sz w:val="18"/>
-                <w:szCs w:val="18"/>
-              </w:rPr>
-              <w:t xml:space="preserve">Model Building Phase</w:t>
-            </w:r>
-          </w:p>
-          <w:p>
-            <w:pPr>
-              <w:spacing w:after="20" w:before="0"/>
-            </w:pPr>
-            <w:r>
-              <w:rPr>
-                <w:rFonts w:ascii="Arial" w:cs="Arial" w:eastAsia="Arial" w:hAnsi="Arial"/>
-                <w:b/>
-                <w:bCs/>
-                <w:color w:val="1F3864"/>
-                <w:sz w:val="16"/>
-                <w:szCs w:val="16"/>
-              </w:rPr>
-              <w:t xml:space="preserve">📹 VIDEO:</w:t>
-            </w:r>
-          </w:p>
-          <w:p>
-            <w:pPr>
-              <w:spacing w:after="20" w:before="0"/>
-            </w:pPr>
-            <w:hyperlink w:history="1" r:id="rIdr_la1mkmtoy936s4f9sop">
-              <w:r>
-                <w:rPr>
-                  <w:rFonts w:ascii="Arial" w:cs="Arial" w:eastAsia="Arial" w:hAnsi="Arial"/>
-                  <w:color w:val="2E75B6"/>
-                  <w:sz w:val="16"/>
-                  <w:szCs w:val="16"/>
-                  <w:u w:val="single" w:color="2E75B6"/>
-                </w:rPr>
-                <w:t xml:space="preserve">Topic - current electricity - Ohm's Law Video Primer</w:t>
-              </w:r>
-            </w:hyperlink>
-          </w:p>
-          <w:p>
-            <w:pPr>
-              <w:spacing w:after="10" w:before="0"/>
-              <w:ind w:left="120"/>
-            </w:pPr>
-            <w:r>
-              <w:rPr>
-                <w:rFonts w:ascii="Arial" w:cs="Arial" w:eastAsia="Arial" w:hAnsi="Arial"/>
-                <w:color w:val="595959"/>
-                <w:sz w:val="14"/>
-                <w:szCs w:val="14"/>
-              </w:rPr>
-              <w:t xml:space="preserve">Source: ARES Local Curriculum  - Digital Literacy Content</w:t>
-            </w:r>
-          </w:p>
-          <w:p>
-            <w:pPr>
-              <w:spacing w:after="10" w:before="0"/>
-              <w:ind w:left="120"/>
-            </w:pPr>
-            <w:hyperlink w:history="1" r:id="rIdba-teic0qf2octgqd6heq">
-              <w:r>
-                <w:rPr>
-                  <w:rFonts w:ascii="Arial" w:cs="Arial" w:eastAsia="Arial" w:hAnsi="Arial"/>
-                  <w:color w:val="595959"/>
-                  <w:sz w:val="14"/>
-                  <w:szCs w:val="14"/>
-                  <w:u w:val="single" w:color="595959"/>
-                </w:rPr>
-                <w:t xml:space="preserve">🔍 Search ARES for similar videos</w:t>
-              </w:r>
-            </w:hyperlink>
-          </w:p>
-          <w:p>
-            <w:pPr>
-              <w:spacing w:after="40" w:before="0"/>
-            </w:pPr>
-            <w:r>
-              <w:rPr>
-                <w:sz w:val="14"/>
-                <w:szCs w:val="14"/>
-              </w:rPr>
-              <w:t xml:space="preserve"/>
-            </w:r>
-          </w:p>
-          <w:p>
-            <w:pPr>
-              <w:spacing w:after="20" w:before="0"/>
-            </w:pPr>
-            <w:r>
-              <w:rPr>
-                <w:rFonts w:ascii="Arial" w:cs="Arial" w:eastAsia="Arial" w:hAnsi="Arial"/>
-                <w:b/>
-                <w:bCs/>
-                <w:color w:val="1F3864"/>
-                <w:sz w:val="16"/>
-                <w:szCs w:val="16"/>
-              </w:rPr>
-              <w:t xml:space="preserve">📖 HTML:</w:t>
-            </w:r>
-          </w:p>
-          <w:p>
-            <w:pPr>
-              <w:spacing w:after="20" w:before="0"/>
-            </w:pPr>
-            <w:hyperlink w:history="1" r:id="rIdykxkf-erkmywwcndfpnlg">
+            <w:hyperlink w:history="1" r:id="rIdok3o9nv0lb486cav3tnsd">
               <w:r>
                 <w:rPr>
                   <w:rFonts w:ascii="Arial" w:cs="Arial" w:eastAsia="Arial" w:hAnsi="Arial"/>
@@ -19036,7 +19036,7 @@
               <w:spacing w:after="10" w:before="0"/>
               <w:ind w:left="120"/>
             </w:pPr>
-            <w:hyperlink w:history="1" r:id="rId9gnr_bmzmzvj_lrjyzccs">
+            <w:hyperlink w:history="1" r:id="rIdrvc8elyfyfljbg5janvax">
               <w:r>
                 <w:rPr>
                   <w:rFonts w:ascii="Arial" w:cs="Arial" w:eastAsia="Arial" w:hAnsi="Arial"/>
@@ -20523,7 +20523,7 @@
             <w:pPr>
               <w:spacing w:after="20" w:before="0"/>
             </w:pPr>
-            <w:hyperlink w:history="1" r:id="rId2e8v23yc7wieplc91lvmg">
+            <w:hyperlink w:history="1" r:id="rId0jrqv2yjjxpmqpnc_3xrc">
               <w:r>
                 <w:rPr>
                   <w:rFonts w:ascii="Arial" w:cs="Arial" w:eastAsia="Arial" w:hAnsi="Arial"/>
@@ -20556,7 +20556,7 @@
               <w:spacing w:after="10" w:before="0"/>
               <w:ind w:left="120"/>
             </w:pPr>
-            <w:hyperlink w:history="1" r:id="rIdtt5m-3zp6vcbhwpkwwk46">
+            <w:hyperlink w:history="1" r:id="rIdwngq534lgysdc7k5kdauq">
               <w:r>
                 <w:rPr>
                   <w:rFonts w:ascii="Arial" w:cs="Arial" w:eastAsia="Arial" w:hAnsi="Arial"/>
@@ -20601,7 +20601,7 @@
             <w:pPr>
               <w:spacing w:after="20" w:before="0"/>
             </w:pPr>
-            <w:hyperlink w:history="1" r:id="rIdgxowo0wfb-jzezl028kvo">
+            <w:hyperlink w:history="1" r:id="rIdtvwblo_3ks5v3dqzav9gf">
               <w:r>
                 <w:rPr>
                   <w:rFonts w:ascii="Arial" w:cs="Arial" w:eastAsia="Arial" w:hAnsi="Arial"/>
@@ -20634,7 +20634,7 @@
               <w:spacing w:after="10" w:before="0"/>
               <w:ind w:left="120"/>
             </w:pPr>
-            <w:hyperlink w:history="1" r:id="rId-eqlknhggbqgbhgxszxpq">
+            <w:hyperlink w:history="1" r:id="rIduga6earl1sui0_vknh6za">
               <w:r>
                 <w:rPr>
                   <w:rFonts w:ascii="Arial" w:cs="Arial" w:eastAsia="Arial" w:hAnsi="Arial"/>
@@ -20829,7 +20829,7 @@
             <w:pPr>
               <w:spacing w:after="20" w:before="0"/>
             </w:pPr>
-            <w:hyperlink w:history="1" r:id="rIdjp2bfntwr_miau99hvdob">
+            <w:hyperlink w:history="1" r:id="rIdw7_rweuuwton2sudgusxr">
               <w:r>
                 <w:rPr>
                   <w:rFonts w:ascii="Arial" w:cs="Arial" w:eastAsia="Arial" w:hAnsi="Arial"/>
@@ -20862,7 +20862,7 @@
               <w:spacing w:after="10" w:before="0"/>
               <w:ind w:left="120"/>
             </w:pPr>
-            <w:hyperlink w:history="1" r:id="rIdngxfk-awckwjtjrrgcz7r">
+            <w:hyperlink w:history="1" r:id="rIdapy-fj46vllelg4fxm7s9">
               <w:r>
                 <w:rPr>
                   <w:rFonts w:ascii="Arial" w:cs="Arial" w:eastAsia="Arial" w:hAnsi="Arial"/>
@@ -20907,7 +20907,7 @@
             <w:pPr>
               <w:spacing w:after="20" w:before="0"/>
             </w:pPr>
-            <w:hyperlink w:history="1" r:id="rIdbfexpf42kc2waybkjysgp">
+            <w:hyperlink w:history="1" r:id="rIdph4psri-993jgm4rbu2la">
               <w:r>
                 <w:rPr>
                   <w:rFonts w:ascii="Arial" w:cs="Arial" w:eastAsia="Arial" w:hAnsi="Arial"/>
@@ -20940,7 +20940,7 @@
               <w:spacing w:after="10" w:before="0"/>
               <w:ind w:left="120"/>
             </w:pPr>
-            <w:hyperlink w:history="1" r:id="rIdrgqg0o-2nz20nhmdige4c">
+            <w:hyperlink w:history="1" r:id="rIdpk_6z-guujwp7iz5frmdg">
               <w:r>
                 <w:rPr>
                   <w:rFonts w:ascii="Arial" w:cs="Arial" w:eastAsia="Arial" w:hAnsi="Arial"/>
@@ -21135,7 +21135,7 @@
             <w:pPr>
               <w:spacing w:after="20" w:before="0"/>
             </w:pPr>
-            <w:hyperlink w:history="1" r:id="rId7xl2smrvslt5tmwnonzup">
+            <w:hyperlink w:history="1" r:id="rId2ygtgvcqvtxwjrwy2d69f">
               <w:r>
                 <w:rPr>
                   <w:rFonts w:ascii="Arial" w:cs="Arial" w:eastAsia="Arial" w:hAnsi="Arial"/>
@@ -21168,7 +21168,7 @@
               <w:spacing w:after="10" w:before="0"/>
               <w:ind w:left="120"/>
             </w:pPr>
-            <w:hyperlink w:history="1" r:id="rId6bl8rx6rmd4rewl-ew7qh">
+            <w:hyperlink w:history="1" r:id="rIdq7i8japineh0a2hd0as_f">
               <w:r>
                 <w:rPr>
                   <w:rFonts w:ascii="Arial" w:cs="Arial" w:eastAsia="Arial" w:hAnsi="Arial"/>
@@ -21213,7 +21213,7 @@
             <w:pPr>
               <w:spacing w:after="20" w:before="0"/>
             </w:pPr>
-            <w:hyperlink w:history="1" r:id="rId_ecnzac77zc_niqu3earw">
+            <w:hyperlink w:history="1" r:id="rIdy3fu4suvzvv-lmtburlcn">
               <w:r>
                 <w:rPr>
                   <w:rFonts w:ascii="Arial" w:cs="Arial" w:eastAsia="Arial" w:hAnsi="Arial"/>
@@ -21246,7 +21246,7 @@
               <w:spacing w:after="10" w:before="0"/>
               <w:ind w:left="120"/>
             </w:pPr>
-            <w:hyperlink w:history="1" r:id="rIdyorlj8rwnx6arxbvqyuel">
+            <w:hyperlink w:history="1" r:id="rId2dh8ql0kk40avrbg5_xtk">
               <w:r>
                 <w:rPr>
                   <w:rFonts w:ascii="Arial" w:cs="Arial" w:eastAsia="Arial" w:hAnsi="Arial"/>
@@ -21441,7 +21441,7 @@
             <w:pPr>
               <w:spacing w:after="20" w:before="0"/>
             </w:pPr>
-            <w:hyperlink w:history="1" r:id="rIdjk9dajbr3j6q1dx8eg8rc">
+            <w:hyperlink w:history="1" r:id="rIdesqxroszh_h4ko-o7e4pj">
               <w:r>
                 <w:rPr>
                   <w:rFonts w:ascii="Arial" w:cs="Arial" w:eastAsia="Arial" w:hAnsi="Arial"/>
@@ -21474,7 +21474,7 @@
               <w:spacing w:after="10" w:before="0"/>
               <w:ind w:left="120"/>
             </w:pPr>
-            <w:hyperlink w:history="1" r:id="rId7fdnwnnyeaoqsam5eidyf">
+            <w:hyperlink w:history="1" r:id="rId7n2jo4-lfghrqwqeon9l6">
               <w:r>
                 <w:rPr>
                   <w:rFonts w:ascii="Arial" w:cs="Arial" w:eastAsia="Arial" w:hAnsi="Arial"/>
@@ -21519,7 +21519,7 @@
             <w:pPr>
               <w:spacing w:after="20" w:before="0"/>
             </w:pPr>
-            <w:hyperlink w:history="1" r:id="rIda_ssv_esjedp5lqasdhj6">
+            <w:hyperlink w:history="1" r:id="rIdqygfh4nb-rnu5lveyn5nh">
               <w:r>
                 <w:rPr>
                   <w:rFonts w:ascii="Arial" w:cs="Arial" w:eastAsia="Arial" w:hAnsi="Arial"/>
@@ -21552,7 +21552,7 @@
               <w:spacing w:after="10" w:before="0"/>
               <w:ind w:left="120"/>
             </w:pPr>
-            <w:hyperlink w:history="1" r:id="rIdfprkubq_kysp7qsmavkix">
+            <w:hyperlink w:history="1" r:id="rIdevakzgpkday5c_5wea-2r">
               <w:r>
                 <w:rPr>
                   <w:rFonts w:ascii="Arial" w:cs="Arial" w:eastAsia="Arial" w:hAnsi="Arial"/>
@@ -21747,7 +21747,7 @@
             <w:pPr>
               <w:spacing w:after="20" w:before="0"/>
             </w:pPr>
-            <w:hyperlink w:history="1" r:id="rId8iz1m4brlsxuxtxqp9qlw">
+            <w:hyperlink w:history="1" r:id="rIdb6ggzyoqlytmiinr3ybqv">
               <w:r>
                 <w:rPr>
                   <w:rFonts w:ascii="Arial" w:cs="Arial" w:eastAsia="Arial" w:hAnsi="Arial"/>
@@ -21780,7 +21780,7 @@
               <w:spacing w:after="10" w:before="0"/>
               <w:ind w:left="120"/>
             </w:pPr>
-            <w:hyperlink w:history="1" r:id="rId2zhfv63r9tguncqgiyihk">
+            <w:hyperlink w:history="1" r:id="rIdjpq-171fdbcisz525h3lo">
               <w:r>
                 <w:rPr>
                   <w:rFonts w:ascii="Arial" w:cs="Arial" w:eastAsia="Arial" w:hAnsi="Arial"/>
@@ -21825,7 +21825,7 @@
             <w:pPr>
               <w:spacing w:after="20" w:before="0"/>
             </w:pPr>
-            <w:hyperlink w:history="1" r:id="rIdtrm9qjrpznau8ur9ijcg3">
+            <w:hyperlink w:history="1" r:id="rId-ikov81ogtgk9pw6zz0i2">
               <w:r>
                 <w:rPr>
                   <w:rFonts w:ascii="Arial" w:cs="Arial" w:eastAsia="Arial" w:hAnsi="Arial"/>
@@ -21858,7 +21858,7 @@
               <w:spacing w:after="10" w:before="0"/>
               <w:ind w:left="120"/>
             </w:pPr>
-            <w:hyperlink w:history="1" r:id="rId-bpsla-gkauewolymapln">
+            <w:hyperlink w:history="1" r:id="rIdyt2pmidoth3qihauks6tq">
               <w:r>
                 <w:rPr>
                   <w:rFonts w:ascii="Arial" w:cs="Arial" w:eastAsia="Arial" w:hAnsi="Arial"/>
@@ -23345,7 +23345,7 @@
             <w:pPr>
               <w:spacing w:after="20" w:before="0"/>
             </w:pPr>
-            <w:hyperlink w:history="1" r:id="rId-hiur3ioa5dojsfphn0_b">
+            <w:hyperlink w:history="1" r:id="rIdqwxvwab9nwjpsqfftjhra">
               <w:r>
                 <w:rPr>
                   <w:rFonts w:ascii="Arial" w:cs="Arial" w:eastAsia="Arial" w:hAnsi="Arial"/>
@@ -23378,7 +23378,7 @@
               <w:spacing w:after="10" w:before="0"/>
               <w:ind w:left="120"/>
             </w:pPr>
-            <w:hyperlink w:history="1" r:id="rIdmjdfx0vzsea4seqbwqncy">
+            <w:hyperlink w:history="1" r:id="rId5_c0iskdvusmbhxo3pxc1">
               <w:r>
                 <w:rPr>
                   <w:rFonts w:ascii="Arial" w:cs="Arial" w:eastAsia="Arial" w:hAnsi="Arial"/>
@@ -23423,7 +23423,7 @@
             <w:pPr>
               <w:spacing w:after="20" w:before="0"/>
             </w:pPr>
-            <w:hyperlink w:history="1" r:id="rId11czdyf52qhqsxdoqhkn6">
+            <w:hyperlink w:history="1" r:id="rIdr7dovjnt54qugkntf_xmb">
               <w:r>
                 <w:rPr>
                   <w:rFonts w:ascii="Arial" w:cs="Arial" w:eastAsia="Arial" w:hAnsi="Arial"/>
@@ -23456,7 +23456,7 @@
               <w:spacing w:after="10" w:before="0"/>
               <w:ind w:left="120"/>
             </w:pPr>
-            <w:hyperlink w:history="1" r:id="rIdfbuuyyxmxmexjbglay8p7">
+            <w:hyperlink w:history="1" r:id="rIdx2eurvzgedl_pziz0zccv">
               <w:r>
                 <w:rPr>
                   <w:rFonts w:ascii="Arial" w:cs="Arial" w:eastAsia="Arial" w:hAnsi="Arial"/>
@@ -23651,7 +23651,7 @@
             <w:pPr>
               <w:spacing w:after="20" w:before="0"/>
             </w:pPr>
-            <w:hyperlink w:history="1" r:id="rId8zmc2yscs8mp3ftarb8cj">
+            <w:hyperlink w:history="1" r:id="rIdcefggiyd7-_shzqymrupu">
               <w:r>
                 <w:rPr>
                   <w:rFonts w:ascii="Arial" w:cs="Arial" w:eastAsia="Arial" w:hAnsi="Arial"/>
@@ -23684,7 +23684,7 @@
               <w:spacing w:after="10" w:before="0"/>
               <w:ind w:left="120"/>
             </w:pPr>
-            <w:hyperlink w:history="1" r:id="rIdttl3eanomufcwkh02cztn">
+            <w:hyperlink w:history="1" r:id="rIdnrwlyp55wvhke6gkbxztx">
               <w:r>
                 <w:rPr>
                   <w:rFonts w:ascii="Arial" w:cs="Arial" w:eastAsia="Arial" w:hAnsi="Arial"/>
@@ -23729,7 +23729,7 @@
             <w:pPr>
               <w:spacing w:after="20" w:before="0"/>
             </w:pPr>
-            <w:hyperlink w:history="1" r:id="rIdspnjwlwwgab47k6ifwjqj">
+            <w:hyperlink w:history="1" r:id="rIdr0e_yr0cqx3wijbaprwtp">
               <w:r>
                 <w:rPr>
                   <w:rFonts w:ascii="Arial" w:cs="Arial" w:eastAsia="Arial" w:hAnsi="Arial"/>
@@ -23762,7 +23762,7 @@
               <w:spacing w:after="10" w:before="0"/>
               <w:ind w:left="120"/>
             </w:pPr>
-            <w:hyperlink w:history="1" r:id="rIdnxmsd7ljsegvpuafpxcme">
+            <w:hyperlink w:history="1" r:id="rIdyseqypdvpifrlp-uggn35">
               <w:r>
                 <w:rPr>
                   <w:rFonts w:ascii="Arial" w:cs="Arial" w:eastAsia="Arial" w:hAnsi="Arial"/>
@@ -23957,7 +23957,7 @@
             <w:pPr>
               <w:spacing w:after="20" w:before="0"/>
             </w:pPr>
-            <w:hyperlink w:history="1" r:id="rIdlqxn2-wk1ng6dect58zxq">
+            <w:hyperlink w:history="1" r:id="rIdyvogghs7gvtktgsz8itdh">
               <w:r>
                 <w:rPr>
                   <w:rFonts w:ascii="Arial" w:cs="Arial" w:eastAsia="Arial" w:hAnsi="Arial"/>
@@ -23990,7 +23990,7 @@
               <w:spacing w:after="10" w:before="0"/>
               <w:ind w:left="120"/>
             </w:pPr>
-            <w:hyperlink w:history="1" r:id="rId7ez1b_5mrwimnrsx2qbzb">
+            <w:hyperlink w:history="1" r:id="rId2gezcduslrpdqgsbtscd6">
               <w:r>
                 <w:rPr>
                   <w:rFonts w:ascii="Arial" w:cs="Arial" w:eastAsia="Arial" w:hAnsi="Arial"/>
@@ -24035,7 +24035,7 @@
             <w:pPr>
               <w:spacing w:after="20" w:before="0"/>
             </w:pPr>
-            <w:hyperlink w:history="1" r:id="rIdssbonstuvdrrdd9gphocb">
+            <w:hyperlink w:history="1" r:id="rIdftrqn4nbqy1hp-lvbtuak">
               <w:r>
                 <w:rPr>
                   <w:rFonts w:ascii="Arial" w:cs="Arial" w:eastAsia="Arial" w:hAnsi="Arial"/>
@@ -24068,7 +24068,7 @@
               <w:spacing w:after="10" w:before="0"/>
               <w:ind w:left="120"/>
             </w:pPr>
-            <w:hyperlink w:history="1" r:id="rIddf7zjtkn8eeqidpwsugrt">
+            <w:hyperlink w:history="1" r:id="rIdrevezd-yi8vfkxhrkknkr">
               <w:r>
                 <w:rPr>
                   <w:rFonts w:ascii="Arial" w:cs="Arial" w:eastAsia="Arial" w:hAnsi="Arial"/>
@@ -24263,7 +24263,7 @@
             <w:pPr>
               <w:spacing w:after="20" w:before="0"/>
             </w:pPr>
-            <w:hyperlink w:history="1" r:id="rIdvfeuqnmzhgwihhokaww87">
+            <w:hyperlink w:history="1" r:id="rIdtmpl4z2a1-mpl4xtyj3hu">
               <w:r>
                 <w:rPr>
                   <w:rFonts w:ascii="Arial" w:cs="Arial" w:eastAsia="Arial" w:hAnsi="Arial"/>
@@ -24296,7 +24296,7 @@
               <w:spacing w:after="10" w:before="0"/>
               <w:ind w:left="120"/>
             </w:pPr>
-            <w:hyperlink w:history="1" r:id="rIdqdrrkf7qn8clqbaty2jjm">
+            <w:hyperlink w:history="1" r:id="rIdlzk_lnw-ifqsiumnfdzu7">
               <w:r>
                 <w:rPr>
                   <w:rFonts w:ascii="Arial" w:cs="Arial" w:eastAsia="Arial" w:hAnsi="Arial"/>
@@ -24341,7 +24341,7 @@
             <w:pPr>
               <w:spacing w:after="20" w:before="0"/>
             </w:pPr>
-            <w:hyperlink w:history="1" r:id="rIdasnm51-g7untanwaazs0j">
+            <w:hyperlink w:history="1" r:id="rIdcsrilb1dt-etyphqnscer">
               <w:r>
                 <w:rPr>
                   <w:rFonts w:ascii="Arial" w:cs="Arial" w:eastAsia="Arial" w:hAnsi="Arial"/>
@@ -24374,7 +24374,7 @@
               <w:spacing w:after="10" w:before="0"/>
               <w:ind w:left="120"/>
             </w:pPr>
-            <w:hyperlink w:history="1" r:id="rIdts2w1qmlgfpsh0lpp1jwb">
+            <w:hyperlink w:history="1" r:id="rIdl6kfwpwe0vzoyuq1tc-sw">
               <w:r>
                 <w:rPr>
                   <w:rFonts w:ascii="Arial" w:cs="Arial" w:eastAsia="Arial" w:hAnsi="Arial"/>
@@ -24569,7 +24569,7 @@
             <w:pPr>
               <w:spacing w:after="20" w:before="0"/>
             </w:pPr>
-            <w:hyperlink w:history="1" r:id="rIdjefdboxm2bwqmxgm6kwyh">
+            <w:hyperlink w:history="1" r:id="rIdbodvqdmcj0njqaze9nd4m">
               <w:r>
                 <w:rPr>
                   <w:rFonts w:ascii="Arial" w:cs="Arial" w:eastAsia="Arial" w:hAnsi="Arial"/>
@@ -24602,7 +24602,7 @@
               <w:spacing w:after="10" w:before="0"/>
               <w:ind w:left="120"/>
             </w:pPr>
-            <w:hyperlink w:history="1" r:id="rIdmkolyaqyupqhswpcubtqc">
+            <w:hyperlink w:history="1" r:id="rIdteg_mrtuvbjrfjedkbghe">
               <w:r>
                 <w:rPr>
                   <w:rFonts w:ascii="Arial" w:cs="Arial" w:eastAsia="Arial" w:hAnsi="Arial"/>
@@ -24647,7 +24647,7 @@
             <w:pPr>
               <w:spacing w:after="20" w:before="0"/>
             </w:pPr>
-            <w:hyperlink w:history="1" r:id="rIdq_8a0bclnubi97zjgayi1">
+            <w:hyperlink w:history="1" r:id="rId2yc5dwxwr3o9ftmffw0ve">
               <w:r>
                 <w:rPr>
                   <w:rFonts w:ascii="Arial" w:cs="Arial" w:eastAsia="Arial" w:hAnsi="Arial"/>
@@ -24680,7 +24680,7 @@
               <w:spacing w:after="10" w:before="0"/>
               <w:ind w:left="120"/>
             </w:pPr>
-            <w:hyperlink w:history="1" r:id="rIdd6wy9xyj9jp9rze1jkqsj">
+            <w:hyperlink w:history="1" r:id="rIdhhhfsnahidhcrwtiww--6">
               <w:r>
                 <w:rPr>
                   <w:rFonts w:ascii="Arial" w:cs="Arial" w:eastAsia="Arial" w:hAnsi="Arial"/>
@@ -26167,7 +26167,7 @@
             <w:pPr>
               <w:spacing w:after="20" w:before="0"/>
             </w:pPr>
-            <w:hyperlink w:history="1" r:id="rIdjt7xqegnstjew-wbsg1k9">
+            <w:hyperlink w:history="1" r:id="rIdhk2ox5oozkzonottegbxt">
               <w:r>
                 <w:rPr>
                   <w:rFonts w:ascii="Arial" w:cs="Arial" w:eastAsia="Arial" w:hAnsi="Arial"/>
@@ -26200,7 +26200,7 @@
               <w:spacing w:after="10" w:before="0"/>
               <w:ind w:left="120"/>
             </w:pPr>
-            <w:hyperlink w:history="1" r:id="rIdjvq_ayy_jzbqhrtfvdvag">
+            <w:hyperlink w:history="1" r:id="rIdvw8immb96h8xgqzuvdh9a">
               <w:r>
                 <w:rPr>
                   <w:rFonts w:ascii="Arial" w:cs="Arial" w:eastAsia="Arial" w:hAnsi="Arial"/>
@@ -26245,7 +26245,7 @@
             <w:pPr>
               <w:spacing w:after="20" w:before="0"/>
             </w:pPr>
-            <w:hyperlink w:history="1" r:id="rIdqyxflvcftxsc7cmfppryj">
+            <w:hyperlink w:history="1" r:id="rIdtxeyjnjgsya5wchexy6ce">
               <w:r>
                 <w:rPr>
                   <w:rFonts w:ascii="Arial" w:cs="Arial" w:eastAsia="Arial" w:hAnsi="Arial"/>
@@ -26278,7 +26278,7 @@
               <w:spacing w:after="10" w:before="0"/>
               <w:ind w:left="120"/>
             </w:pPr>
-            <w:hyperlink w:history="1" r:id="rIdtqo1degzdxpdzms50jzp5">
+            <w:hyperlink w:history="1" r:id="rIdowgfq7b8mjeeq37do2gnt">
               <w:r>
                 <w:rPr>
                   <w:rFonts w:ascii="Arial" w:cs="Arial" w:eastAsia="Arial" w:hAnsi="Arial"/>
@@ -26473,7 +26473,7 @@
             <w:pPr>
               <w:spacing w:after="20" w:before="0"/>
             </w:pPr>
-            <w:hyperlink w:history="1" r:id="rId4u1v3eeisaaeklm9fndl4">
+            <w:hyperlink w:history="1" r:id="rIdirq-gyo1aawn3z0jyn56u">
               <w:r>
                 <w:rPr>
                   <w:rFonts w:ascii="Arial" w:cs="Arial" w:eastAsia="Arial" w:hAnsi="Arial"/>
@@ -26506,7 +26506,7 @@
               <w:spacing w:after="10" w:before="0"/>
               <w:ind w:left="120"/>
             </w:pPr>
-            <w:hyperlink w:history="1" r:id="rIdaqv5jqdr6hl47yau-gpxn">
+            <w:hyperlink w:history="1" r:id="rIdiqfyn8cvhjgu6bdzafm3p">
               <w:r>
                 <w:rPr>
                   <w:rFonts w:ascii="Arial" w:cs="Arial" w:eastAsia="Arial" w:hAnsi="Arial"/>
@@ -26551,7 +26551,7 @@
             <w:pPr>
               <w:spacing w:after="20" w:before="0"/>
             </w:pPr>
-            <w:hyperlink w:history="1" r:id="rId1qrrfn52rr4cs4jmzp7vj">
+            <w:hyperlink w:history="1" r:id="rIdgmuvm5g4jnnirqzqqchhb">
               <w:r>
                 <w:rPr>
                   <w:rFonts w:ascii="Arial" w:cs="Arial" w:eastAsia="Arial" w:hAnsi="Arial"/>
@@ -26584,7 +26584,7 @@
               <w:spacing w:after="10" w:before="0"/>
               <w:ind w:left="120"/>
             </w:pPr>
-            <w:hyperlink w:history="1" r:id="rIdmo48cwdgvcyqrm6tqtyaj">
+            <w:hyperlink w:history="1" r:id="rIdkwn0kqdoy3dccc7zc_bn9">
               <w:r>
                 <w:rPr>
                   <w:rFonts w:ascii="Arial" w:cs="Arial" w:eastAsia="Arial" w:hAnsi="Arial"/>
@@ -26779,7 +26779,7 @@
             <w:pPr>
               <w:spacing w:after="20" w:before="0"/>
             </w:pPr>
-            <w:hyperlink w:history="1" r:id="rId49nqpcqbl8x3cyuu0dnjx">
+            <w:hyperlink w:history="1" r:id="rIdz83pidcdaefwhr2px7_x8">
               <w:r>
                 <w:rPr>
                   <w:rFonts w:ascii="Arial" w:cs="Arial" w:eastAsia="Arial" w:hAnsi="Arial"/>
@@ -26812,7 +26812,7 @@
               <w:spacing w:after="10" w:before="0"/>
               <w:ind w:left="120"/>
             </w:pPr>
-            <w:hyperlink w:history="1" r:id="rIdphl2ujbwkdqnh9to592gi">
+            <w:hyperlink w:history="1" r:id="rIdipxrjr1wzszpc6dgnfocs">
               <w:r>
                 <w:rPr>
                   <w:rFonts w:ascii="Arial" w:cs="Arial" w:eastAsia="Arial" w:hAnsi="Arial"/>
@@ -26857,7 +26857,7 @@
             <w:pPr>
               <w:spacing w:after="20" w:before="0"/>
             </w:pPr>
-            <w:hyperlink w:history="1" r:id="rIdu9gs3zmoycvkrtzet5sxi">
+            <w:hyperlink w:history="1" r:id="rIdofq0vmcirh_6anezjwzke">
               <w:r>
                 <w:rPr>
                   <w:rFonts w:ascii="Arial" w:cs="Arial" w:eastAsia="Arial" w:hAnsi="Arial"/>
@@ -26890,7 +26890,7 @@
               <w:spacing w:after="10" w:before="0"/>
               <w:ind w:left="120"/>
             </w:pPr>
-            <w:hyperlink w:history="1" r:id="rId5cylznpcwhbujfopxlkzc">
+            <w:hyperlink w:history="1" r:id="rId7d_oqszvfbhxqze5nf901">
               <w:r>
                 <w:rPr>
                   <w:rFonts w:ascii="Arial" w:cs="Arial" w:eastAsia="Arial" w:hAnsi="Arial"/>
@@ -27085,7 +27085,7 @@
             <w:pPr>
               <w:spacing w:after="20" w:before="0"/>
             </w:pPr>
-            <w:hyperlink w:history="1" r:id="rId3pkge8z4tz1lz7ifaqfb4">
+            <w:hyperlink w:history="1" r:id="rIdcntpi8tewhvrupycwtwmk">
               <w:r>
                 <w:rPr>
                   <w:rFonts w:ascii="Arial" w:cs="Arial" w:eastAsia="Arial" w:hAnsi="Arial"/>
@@ -27118,7 +27118,7 @@
               <w:spacing w:after="10" w:before="0"/>
               <w:ind w:left="120"/>
             </w:pPr>
-            <w:hyperlink w:history="1" r:id="rIdfpairotpcmnfadbplonvt">
+            <w:hyperlink w:history="1" r:id="rIdf-jtxkil6wvuabflqi0pg">
               <w:r>
                 <w:rPr>
                   <w:rFonts w:ascii="Arial" w:cs="Arial" w:eastAsia="Arial" w:hAnsi="Arial"/>
@@ -27163,7 +27163,7 @@
             <w:pPr>
               <w:spacing w:after="20" w:before="0"/>
             </w:pPr>
-            <w:hyperlink w:history="1" r:id="rIda4egitqsvw-sv0qoxm_sj">
+            <w:hyperlink w:history="1" r:id="rId-t-j50xp5l8i1ae2yur40">
               <w:r>
                 <w:rPr>
                   <w:rFonts w:ascii="Arial" w:cs="Arial" w:eastAsia="Arial" w:hAnsi="Arial"/>
@@ -27196,7 +27196,7 @@
               <w:spacing w:after="10" w:before="0"/>
               <w:ind w:left="120"/>
             </w:pPr>
-            <w:hyperlink w:history="1" r:id="rId2zzs5guytsarjn_koo7lx">
+            <w:hyperlink w:history="1" r:id="rIdjp2m1r8s5q5054wuwv5fr">
               <w:r>
                 <w:rPr>
                   <w:rFonts w:ascii="Arial" w:cs="Arial" w:eastAsia="Arial" w:hAnsi="Arial"/>
@@ -27391,7 +27391,7 @@
             <w:pPr>
               <w:spacing w:after="20" w:before="0"/>
             </w:pPr>
-            <w:hyperlink w:history="1" r:id="rIdkr1i2dqvj8rygj4tqyx2-">
+            <w:hyperlink w:history="1" r:id="rId2hk1ki46ctvv-ry5140gc">
               <w:r>
                 <w:rPr>
                   <w:rFonts w:ascii="Arial" w:cs="Arial" w:eastAsia="Arial" w:hAnsi="Arial"/>
@@ -27424,7 +27424,7 @@
               <w:spacing w:after="10" w:before="0"/>
               <w:ind w:left="120"/>
             </w:pPr>
-            <w:hyperlink w:history="1" r:id="rIde0ih2je9-ggtfcrhpvpl-">
+            <w:hyperlink w:history="1" r:id="rIdm0kz93hj0id810n6fdohj">
               <w:r>
                 <w:rPr>
                   <w:rFonts w:ascii="Arial" w:cs="Arial" w:eastAsia="Arial" w:hAnsi="Arial"/>
@@ -27469,7 +27469,7 @@
             <w:pPr>
               <w:spacing w:after="20" w:before="0"/>
             </w:pPr>
-            <w:hyperlink w:history="1" r:id="rIdbqwv5hnjv1eerkfipfu8k">
+            <w:hyperlink w:history="1" r:id="rIdjdagfmsfso63n1fhycdzk">
               <w:r>
                 <w:rPr>
                   <w:rFonts w:ascii="Arial" w:cs="Arial" w:eastAsia="Arial" w:hAnsi="Arial"/>
@@ -27502,7 +27502,7 @@
               <w:spacing w:after="10" w:before="0"/>
               <w:ind w:left="120"/>
             </w:pPr>
-            <w:hyperlink w:history="1" r:id="rId5i_ix8nbojkc5gslsvfml">
+            <w:hyperlink w:history="1" r:id="rIdpdoj-w16tmjywonliagcu">
               <w:r>
                 <w:rPr>
                   <w:rFonts w:ascii="Arial" w:cs="Arial" w:eastAsia="Arial" w:hAnsi="Arial"/>
@@ -29084,7 +29084,7 @@
             <w:pPr>
               <w:spacing w:after="20" w:before="0"/>
             </w:pPr>
-            <w:hyperlink w:history="1" r:id="rIdeknmvp4o10n4gkogxdc66">
+            <w:hyperlink w:history="1" r:id="rIdfbbdyqniianydhouii677">
               <w:r>
                 <w:rPr>
                   <w:rFonts w:ascii="Arial" w:cs="Arial" w:eastAsia="Arial" w:hAnsi="Arial"/>
@@ -29117,7 +29117,7 @@
               <w:spacing w:after="10" w:before="0"/>
               <w:ind w:left="120"/>
             </w:pPr>
-            <w:hyperlink w:history="1" r:id="rIdofoel_myaehfa-hrxdtp4">
+            <w:hyperlink w:history="1" r:id="rIdrwrqiypzlie3zmd5fzw9b">
               <w:r>
                 <w:rPr>
                   <w:rFonts w:ascii="Arial" w:cs="Arial" w:eastAsia="Arial" w:hAnsi="Arial"/>
@@ -29162,7 +29162,7 @@
             <w:pPr>
               <w:spacing w:after="20" w:before="0"/>
             </w:pPr>
-            <w:hyperlink w:history="1" r:id="rIdeonoovcco2h9ui_dtrdxz">
+            <w:hyperlink w:history="1" r:id="rIdb4-tdtcbwyovwwsnebvb6">
               <w:r>
                 <w:rPr>
                   <w:rFonts w:ascii="Arial" w:cs="Arial" w:eastAsia="Arial" w:hAnsi="Arial"/>
@@ -29195,7 +29195,7 @@
               <w:spacing w:after="10" w:before="0"/>
               <w:ind w:left="120"/>
             </w:pPr>
-            <w:hyperlink w:history="1" r:id="rIdkuj5mlphnumt8ynbwxqij">
+            <w:hyperlink w:history="1" r:id="rIda8nz1nh7xspd45sus8iz-">
               <w:r>
                 <w:rPr>
                   <w:rFonts w:ascii="Arial" w:cs="Arial" w:eastAsia="Arial" w:hAnsi="Arial"/>
@@ -29390,7 +29390,7 @@
             <w:pPr>
               <w:spacing w:after="20" w:before="0"/>
             </w:pPr>
-            <w:hyperlink w:history="1" r:id="rIdfv_ynwbtk9kmzzv5etq7t">
+            <w:hyperlink w:history="1" r:id="rIdmvyp187cdqiqqjfeiqjyk">
               <w:r>
                 <w:rPr>
                   <w:rFonts w:ascii="Arial" w:cs="Arial" w:eastAsia="Arial" w:hAnsi="Arial"/>
@@ -29423,7 +29423,7 @@
               <w:spacing w:after="10" w:before="0"/>
               <w:ind w:left="120"/>
             </w:pPr>
-            <w:hyperlink w:history="1" r:id="rId1jbogwqegdg3jsnv_co04">
+            <w:hyperlink w:history="1" r:id="rIdebzwvyspnim7akwjuae81">
               <w:r>
                 <w:rPr>
                   <w:rFonts w:ascii="Arial" w:cs="Arial" w:eastAsia="Arial" w:hAnsi="Arial"/>
@@ -29468,7 +29468,7 @@
             <w:pPr>
               <w:spacing w:after="20" w:before="0"/>
             </w:pPr>
-            <w:hyperlink w:history="1" r:id="rIddgur0wbziwgconsrerpt2">
+            <w:hyperlink w:history="1" r:id="rIde1rtxkmbsjpox5ry5m5fm">
               <w:r>
                 <w:rPr>
                   <w:rFonts w:ascii="Arial" w:cs="Arial" w:eastAsia="Arial" w:hAnsi="Arial"/>
@@ -29501,7 +29501,7 @@
               <w:spacing w:after="10" w:before="0"/>
               <w:ind w:left="120"/>
             </w:pPr>
-            <w:hyperlink w:history="1" r:id="rIdfxhzlskhoffsrtl93vsze">
+            <w:hyperlink w:history="1" r:id="rIdrpdjhhvqomx4rhd5jpsxn">
               <w:r>
                 <w:rPr>
                   <w:rFonts w:ascii="Arial" w:cs="Arial" w:eastAsia="Arial" w:hAnsi="Arial"/>
@@ -29696,7 +29696,7 @@
             <w:pPr>
               <w:spacing w:after="20" w:before="0"/>
             </w:pPr>
-            <w:hyperlink w:history="1" r:id="rIdeeboplp3jydpvqh1ilqug">
+            <w:hyperlink w:history="1" r:id="rIdbaaglaibwq-9swsusqxdv">
               <w:r>
                 <w:rPr>
                   <w:rFonts w:ascii="Arial" w:cs="Arial" w:eastAsia="Arial" w:hAnsi="Arial"/>
@@ -29729,7 +29729,7 @@
               <w:spacing w:after="10" w:before="0"/>
               <w:ind w:left="120"/>
             </w:pPr>
-            <w:hyperlink w:history="1" r:id="rIdbvdu1hqvbqxftonrwcepy">
+            <w:hyperlink w:history="1" r:id="rId2fp5rztd7nnm0nwbzpjja">
               <w:r>
                 <w:rPr>
                   <w:rFonts w:ascii="Arial" w:cs="Arial" w:eastAsia="Arial" w:hAnsi="Arial"/>
@@ -29774,7 +29774,7 @@
             <w:pPr>
               <w:spacing w:after="20" w:before="0"/>
             </w:pPr>
-            <w:hyperlink w:history="1" r:id="rId1uooso2qom8gzg8msrlmx">
+            <w:hyperlink w:history="1" r:id="rIduw-s3fsguvf7inla5ijrh">
               <w:r>
                 <w:rPr>
                   <w:rFonts w:ascii="Arial" w:cs="Arial" w:eastAsia="Arial" w:hAnsi="Arial"/>
@@ -29807,7 +29807,7 @@
               <w:spacing w:after="10" w:before="0"/>
               <w:ind w:left="120"/>
             </w:pPr>
-            <w:hyperlink w:history="1" r:id="rId_j_qfjye8xuvha6q5cksv">
+            <w:hyperlink w:history="1" r:id="rId_wtqletjuqy0nidvzljvc">
               <w:r>
                 <w:rPr>
                   <w:rFonts w:ascii="Arial" w:cs="Arial" w:eastAsia="Arial" w:hAnsi="Arial"/>
@@ -30002,7 +30002,7 @@
             <w:pPr>
               <w:spacing w:after="20" w:before="0"/>
             </w:pPr>
-            <w:hyperlink w:history="1" r:id="rIdwphaj6abmwcal_yr0uy-a">
+            <w:hyperlink w:history="1" r:id="rIdhyv5tcbsp6jneadrfmdkx">
               <w:r>
                 <w:rPr>
                   <w:rFonts w:ascii="Arial" w:cs="Arial" w:eastAsia="Arial" w:hAnsi="Arial"/>
@@ -30035,7 +30035,7 @@
               <w:spacing w:after="10" w:before="0"/>
               <w:ind w:left="120"/>
             </w:pPr>
-            <w:hyperlink w:history="1" r:id="rId9ddhqrrb30cjn_dgphpbu">
+            <w:hyperlink w:history="1" r:id="rIdxc3i9df5grxyzwn8c0ved">
               <w:r>
                 <w:rPr>
                   <w:rFonts w:ascii="Arial" w:cs="Arial" w:eastAsia="Arial" w:hAnsi="Arial"/>
@@ -30080,7 +30080,7 @@
             <w:pPr>
               <w:spacing w:after="20" w:before="0"/>
             </w:pPr>
-            <w:hyperlink w:history="1" r:id="rIdw8gxjtamedlyldip2tkdv">
+            <w:hyperlink w:history="1" r:id="rIdvvcdgeauw3feyz82hxvpy">
               <w:r>
                 <w:rPr>
                   <w:rFonts w:ascii="Arial" w:cs="Arial" w:eastAsia="Arial" w:hAnsi="Arial"/>
@@ -30113,7 +30113,7 @@
               <w:spacing w:after="10" w:before="0"/>
               <w:ind w:left="120"/>
             </w:pPr>
-            <w:hyperlink w:history="1" r:id="rIdno5mhug2mxfpl-zwz91tu">
+            <w:hyperlink w:history="1" r:id="rIdibcfvboyfvrvsijyaxklw">
               <w:r>
                 <w:rPr>
                   <w:rFonts w:ascii="Arial" w:cs="Arial" w:eastAsia="Arial" w:hAnsi="Arial"/>
@@ -30308,7 +30308,7 @@
             <w:pPr>
               <w:spacing w:after="20" w:before="0"/>
             </w:pPr>
-            <w:hyperlink w:history="1" r:id="rIdawprai_ll_j2-xryhtna-">
+            <w:hyperlink w:history="1" r:id="rIdl_waanu0biio4fm3aelqa">
               <w:r>
                 <w:rPr>
                   <w:rFonts w:ascii="Arial" w:cs="Arial" w:eastAsia="Arial" w:hAnsi="Arial"/>
@@ -30341,7 +30341,7 @@
               <w:spacing w:after="10" w:before="0"/>
               <w:ind w:left="120"/>
             </w:pPr>
-            <w:hyperlink w:history="1" r:id="rIducdsiv0wb_horha6zz1sq">
+            <w:hyperlink w:history="1" r:id="rIddjy4xr4wgsrfc_dwwp6a3">
               <w:r>
                 <w:rPr>
                   <w:rFonts w:ascii="Arial" w:cs="Arial" w:eastAsia="Arial" w:hAnsi="Arial"/>
@@ -30386,7 +30386,7 @@
             <w:pPr>
               <w:spacing w:after="20" w:before="0"/>
             </w:pPr>
-            <w:hyperlink w:history="1" r:id="rIdvtdqnnmupvpizusmumgtl">
+            <w:hyperlink w:history="1" r:id="rIdw0ooewei2tbnk7nb5wc_b">
               <w:r>
                 <w:rPr>
                   <w:rFonts w:ascii="Arial" w:cs="Arial" w:eastAsia="Arial" w:hAnsi="Arial"/>
@@ -30419,7 +30419,7 @@
               <w:spacing w:after="10" w:before="0"/>
               <w:ind w:left="120"/>
             </w:pPr>
-            <w:hyperlink w:history="1" r:id="rIdryfb1jc5r7uadg_1cfohy">
+            <w:hyperlink w:history="1" r:id="rIdxdn1f8lq78cbhz2mws4qd">
               <w:r>
                 <w:rPr>
                   <w:rFonts w:ascii="Arial" w:cs="Arial" w:eastAsia="Arial" w:hAnsi="Arial"/>
@@ -31906,7 +31906,7 @@
             <w:pPr>
               <w:spacing w:after="20" w:before="0"/>
             </w:pPr>
-            <w:hyperlink w:history="1" r:id="rId8byuastwtury5b86nsj-h">
+            <w:hyperlink w:history="1" r:id="rId7q5ww7gdd6jlckpbdhqbg">
               <w:r>
                 <w:rPr>
                   <w:rFonts w:ascii="Arial" w:cs="Arial" w:eastAsia="Arial" w:hAnsi="Arial"/>
@@ -31939,7 +31939,7 @@
               <w:spacing w:after="10" w:before="0"/>
               <w:ind w:left="120"/>
             </w:pPr>
-            <w:hyperlink w:history="1" r:id="rIdzc4mhxlzguoceayu1yrv8">
+            <w:hyperlink w:history="1" r:id="rIdtwy-iwh2eztubw1buxdnv">
               <w:r>
                 <w:rPr>
                   <w:rFonts w:ascii="Arial" w:cs="Arial" w:eastAsia="Arial" w:hAnsi="Arial"/>
@@ -32001,7 +32001,7 @@
               <w:spacing w:after="10" w:before="0"/>
               <w:ind w:left="120"/>
             </w:pPr>
-            <w:hyperlink w:history="1" r:id="rIdxsxz32d-1a9utic_cmrcb">
+            <w:hyperlink w:history="1" r:id="rId3u8w0_wcsm6hrwjxxpsst">
               <w:r>
                 <w:rPr>
                   <w:rFonts w:ascii="Arial" w:cs="Arial" w:eastAsia="Arial" w:hAnsi="Arial"/>
@@ -32211,7 +32211,7 @@
             <w:pPr>
               <w:spacing w:after="20" w:before="0"/>
             </w:pPr>
-            <w:hyperlink w:history="1" r:id="rIdkaxy5eswcdcigrqijlhw-">
+            <w:hyperlink w:history="1" r:id="rIdjovaqvwmvr8_mfiihdto8">
               <w:r>
                 <w:rPr>
                   <w:rFonts w:ascii="Arial" w:cs="Arial" w:eastAsia="Arial" w:hAnsi="Arial"/>
@@ -32244,7 +32244,7 @@
               <w:spacing w:after="10" w:before="0"/>
               <w:ind w:left="120"/>
             </w:pPr>
-            <w:hyperlink w:history="1" r:id="rIdbn4_n446otqw-qxuffmfk">
+            <w:hyperlink w:history="1" r:id="rIduugsewwuk5ttyzltgwnf6">
               <w:r>
                 <w:rPr>
                   <w:rFonts w:ascii="Arial" w:cs="Arial" w:eastAsia="Arial" w:hAnsi="Arial"/>
@@ -32306,7 +32306,7 @@
               <w:spacing w:after="10" w:before="0"/>
               <w:ind w:left="120"/>
             </w:pPr>
-            <w:hyperlink w:history="1" r:id="rIdz7kfrekomnv5jgwuumsej">
+            <w:hyperlink w:history="1" r:id="rIdn6z1obvwftwy7mxt118to">
               <w:r>
                 <w:rPr>
                   <w:rFonts w:ascii="Arial" w:cs="Arial" w:eastAsia="Arial" w:hAnsi="Arial"/>
@@ -32516,7 +32516,7 @@
             <w:pPr>
               <w:spacing w:after="20" w:before="0"/>
             </w:pPr>
-            <w:hyperlink w:history="1" r:id="rIdreax9uutiahaal1d0cl3f">
+            <w:hyperlink w:history="1" r:id="rIdqwn5mghmyupjfw-mcoqwd">
               <w:r>
                 <w:rPr>
                   <w:rFonts w:ascii="Arial" w:cs="Arial" w:eastAsia="Arial" w:hAnsi="Arial"/>
@@ -32549,7 +32549,7 @@
               <w:spacing w:after="10" w:before="0"/>
               <w:ind w:left="120"/>
             </w:pPr>
-            <w:hyperlink w:history="1" r:id="rId8maj7gjizcq4mxg8doj-h">
+            <w:hyperlink w:history="1" r:id="rIdtjbxgx7tt3ggecksx5ane">
               <w:r>
                 <w:rPr>
                   <w:rFonts w:ascii="Arial" w:cs="Arial" w:eastAsia="Arial" w:hAnsi="Arial"/>
@@ -32611,7 +32611,7 @@
               <w:spacing w:after="10" w:before="0"/>
               <w:ind w:left="120"/>
             </w:pPr>
-            <w:hyperlink w:history="1" r:id="rIdj8ygpjzfc9o3ppe0ro2di">
+            <w:hyperlink w:history="1" r:id="rIdrx9i0tltqgnuv4xnamb0i">
               <w:r>
                 <w:rPr>
                   <w:rFonts w:ascii="Arial" w:cs="Arial" w:eastAsia="Arial" w:hAnsi="Arial"/>
@@ -32821,7 +32821,7 @@
             <w:pPr>
               <w:spacing w:after="20" w:before="0"/>
             </w:pPr>
-            <w:hyperlink w:history="1" r:id="rIdtowf9p6gb4gbgamfckrf1">
+            <w:hyperlink w:history="1" r:id="rId1pe1habb5zrklcmtglgjc">
               <w:r>
                 <w:rPr>
                   <w:rFonts w:ascii="Arial" w:cs="Arial" w:eastAsia="Arial" w:hAnsi="Arial"/>
@@ -32854,7 +32854,7 @@
               <w:spacing w:after="10" w:before="0"/>
               <w:ind w:left="120"/>
             </w:pPr>
-            <w:hyperlink w:history="1" r:id="rId2xwx-wrtdt62ft4at2fu6">
+            <w:hyperlink w:history="1" r:id="rIdkopn0fmwwcrxdunsktcmz">
               <w:r>
                 <w:rPr>
                   <w:rFonts w:ascii="Arial" w:cs="Arial" w:eastAsia="Arial" w:hAnsi="Arial"/>
@@ -32916,7 +32916,7 @@
               <w:spacing w:after="10" w:before="0"/>
               <w:ind w:left="120"/>
             </w:pPr>
-            <w:hyperlink w:history="1" r:id="rIduvz1czidufjs5ogpjste_">
+            <w:hyperlink w:history="1" r:id="rIdgs7b0ys96m3gztzakdqg9">
               <w:r>
                 <w:rPr>
                   <w:rFonts w:ascii="Arial" w:cs="Arial" w:eastAsia="Arial" w:hAnsi="Arial"/>
@@ -33126,7 +33126,7 @@
             <w:pPr>
               <w:spacing w:after="20" w:before="0"/>
             </w:pPr>
-            <w:hyperlink w:history="1" r:id="rIdb-26lgnxqns4mjjqtn7m2">
+            <w:hyperlink w:history="1" r:id="rIdfdcj9vr4p0yadak1gx1_n">
               <w:r>
                 <w:rPr>
                   <w:rFonts w:ascii="Arial" w:cs="Arial" w:eastAsia="Arial" w:hAnsi="Arial"/>
@@ -33159,7 +33159,7 @@
               <w:spacing w:after="10" w:before="0"/>
               <w:ind w:left="120"/>
             </w:pPr>
-            <w:hyperlink w:history="1" r:id="rIdqgzl25-qkwadw65nlczbv">
+            <w:hyperlink w:history="1" r:id="rIdaxfbelnt-smooqckc0v0p">
               <w:r>
                 <w:rPr>
                   <w:rFonts w:ascii="Arial" w:cs="Arial" w:eastAsia="Arial" w:hAnsi="Arial"/>
@@ -33221,7 +33221,7 @@
               <w:spacing w:after="10" w:before="0"/>
               <w:ind w:left="120"/>
             </w:pPr>
-            <w:hyperlink w:history="1" r:id="rIdhgesh7pkaz1m8imae-aas">
+            <w:hyperlink w:history="1" r:id="rIdrftofrta8o_k6ta4ap_ul">
               <w:r>
                 <w:rPr>
                   <w:rFonts w:ascii="Arial" w:cs="Arial" w:eastAsia="Arial" w:hAnsi="Arial"/>
@@ -34723,7 +34723,7 @@
             <w:pPr>
               <w:spacing w:after="20" w:before="0"/>
             </w:pPr>
-            <w:hyperlink w:history="1" r:id="rIdmkcutjndkl-e0vtx7e6wf">
+            <w:hyperlink w:history="1" r:id="rIdwbzaq3ojopdrobmqv2smk">
               <w:r>
                 <w:rPr>
                   <w:rFonts w:ascii="Arial" w:cs="Arial" w:eastAsia="Arial" w:hAnsi="Arial"/>
@@ -34756,7 +34756,7 @@
               <w:spacing w:after="10" w:before="0"/>
               <w:ind w:left="120"/>
             </w:pPr>
-            <w:hyperlink w:history="1" r:id="rIdb5i-irak75jqlwmns7ojj">
+            <w:hyperlink w:history="1" r:id="rId8m6qz8r6ny9jmptcparrb">
               <w:r>
                 <w:rPr>
                   <w:rFonts w:ascii="Arial" w:cs="Arial" w:eastAsia="Arial" w:hAnsi="Arial"/>
@@ -34801,7 +34801,7 @@
             <w:pPr>
               <w:spacing w:after="20" w:before="0"/>
             </w:pPr>
-            <w:hyperlink w:history="1" r:id="rIdl3p-paqjazvj6ffi4vsbh">
+            <w:hyperlink w:history="1" r:id="rIdd3x_j6leb17vju07ucu5j">
               <w:r>
                 <w:rPr>
                   <w:rFonts w:ascii="Arial" w:cs="Arial" w:eastAsia="Arial" w:hAnsi="Arial"/>
@@ -34834,7 +34834,7 @@
               <w:spacing w:after="10" w:before="0"/>
               <w:ind w:left="120"/>
             </w:pPr>
-            <w:hyperlink w:history="1" r:id="rId4qddqm8gojwmkatyzeorv">
+            <w:hyperlink w:history="1" r:id="rIdd7u4vx7k14kjuyt_9_js4">
               <w:r>
                 <w:rPr>
                   <w:rFonts w:ascii="Arial" w:cs="Arial" w:eastAsia="Arial" w:hAnsi="Arial"/>
@@ -35029,7 +35029,7 @@
             <w:pPr>
               <w:spacing w:after="20" w:before="0"/>
             </w:pPr>
-            <w:hyperlink w:history="1" r:id="rIdmnpykjft5g5pk9r0u0leo">
+            <w:hyperlink w:history="1" r:id="rIdwegbuxqr-5hotqimehyyh">
               <w:r>
                 <w:rPr>
                   <w:rFonts w:ascii="Arial" w:cs="Arial" w:eastAsia="Arial" w:hAnsi="Arial"/>
@@ -35062,7 +35062,7 @@
               <w:spacing w:after="10" w:before="0"/>
               <w:ind w:left="120"/>
             </w:pPr>
-            <w:hyperlink w:history="1" r:id="rIdz4gwm4deerbgvagxvgczw">
+            <w:hyperlink w:history="1" r:id="rIdoubr1jqgc3sdoso15knn9">
               <w:r>
                 <w:rPr>
                   <w:rFonts w:ascii="Arial" w:cs="Arial" w:eastAsia="Arial" w:hAnsi="Arial"/>
@@ -35107,7 +35107,7 @@
             <w:pPr>
               <w:spacing w:after="20" w:before="0"/>
             </w:pPr>
-            <w:hyperlink w:history="1" r:id="rIdanxfxscty1mkuxr9djv4f">
+            <w:hyperlink w:history="1" r:id="rIdfz8me6ndhdadz_2r0zhqy">
               <w:r>
                 <w:rPr>
                   <w:rFonts w:ascii="Arial" w:cs="Arial" w:eastAsia="Arial" w:hAnsi="Arial"/>
@@ -35140,7 +35140,7 @@
               <w:spacing w:after="10" w:before="0"/>
               <w:ind w:left="120"/>
             </w:pPr>
-            <w:hyperlink w:history="1" r:id="rId6yiqopc01vnfl8rlxkhs7">
+            <w:hyperlink w:history="1" r:id="rId4fsoyut5ukx8v_8nk4soi">
               <w:r>
                 <w:rPr>
                   <w:rFonts w:ascii="Arial" w:cs="Arial" w:eastAsia="Arial" w:hAnsi="Arial"/>
@@ -35335,7 +35335,7 @@
             <w:pPr>
               <w:spacing w:after="20" w:before="0"/>
             </w:pPr>
-            <w:hyperlink w:history="1" r:id="rId5u5wnjypuzevc33qckyy5">
+            <w:hyperlink w:history="1" r:id="rId9ktji1heozmqayyrhx0h5">
               <w:r>
                 <w:rPr>
                   <w:rFonts w:ascii="Arial" w:cs="Arial" w:eastAsia="Arial" w:hAnsi="Arial"/>
@@ -35368,7 +35368,7 @@
               <w:spacing w:after="10" w:before="0"/>
               <w:ind w:left="120"/>
             </w:pPr>
-            <w:hyperlink w:history="1" r:id="rIdi8w58lt0aw5f1z1ofvliq">
+            <w:hyperlink w:history="1" r:id="rIdbtacltnsyvq3t0yoeljwj">
               <w:r>
                 <w:rPr>
                   <w:rFonts w:ascii="Arial" w:cs="Arial" w:eastAsia="Arial" w:hAnsi="Arial"/>
@@ -35413,7 +35413,7 @@
             <w:pPr>
               <w:spacing w:after="20" w:before="0"/>
             </w:pPr>
-            <w:hyperlink w:history="1" r:id="rIdq2yuy7ir6xhcyxraurut0">
+            <w:hyperlink w:history="1" r:id="rId8k0buielkc3igfysscl4j">
               <w:r>
                 <w:rPr>
                   <w:rFonts w:ascii="Arial" w:cs="Arial" w:eastAsia="Arial" w:hAnsi="Arial"/>
@@ -35446,7 +35446,7 @@
               <w:spacing w:after="10" w:before="0"/>
               <w:ind w:left="120"/>
             </w:pPr>
-            <w:hyperlink w:history="1" r:id="rIdh4pdrykpph8hjutd5lngm">
+            <w:hyperlink w:history="1" r:id="rIdn6h9gkprw8dnotjfuykdn">
               <w:r>
                 <w:rPr>
                   <w:rFonts w:ascii="Arial" w:cs="Arial" w:eastAsia="Arial" w:hAnsi="Arial"/>
@@ -35641,7 +35641,7 @@
             <w:pPr>
               <w:spacing w:after="20" w:before="0"/>
             </w:pPr>
-            <w:hyperlink w:history="1" r:id="rId1qobxstxmvmj8llwdwtug">
+            <w:hyperlink w:history="1" r:id="rIdzb2pxnmfe27hfkq9wxzam">
               <w:r>
                 <w:rPr>
                   <w:rFonts w:ascii="Arial" w:cs="Arial" w:eastAsia="Arial" w:hAnsi="Arial"/>
@@ -35674,7 +35674,7 @@
               <w:spacing w:after="10" w:before="0"/>
               <w:ind w:left="120"/>
             </w:pPr>
-            <w:hyperlink w:history="1" r:id="rIdip5jzc0c48ynt4cnhmqgb">
+            <w:hyperlink w:history="1" r:id="rIddwjpz4amjkm2ci67ijxue">
               <w:r>
                 <w:rPr>
                   <w:rFonts w:ascii="Arial" w:cs="Arial" w:eastAsia="Arial" w:hAnsi="Arial"/>
@@ -35719,7 +35719,7 @@
             <w:pPr>
               <w:spacing w:after="20" w:before="0"/>
             </w:pPr>
-            <w:hyperlink w:history="1" r:id="rIdnt1eocfieana6lncnoiim">
+            <w:hyperlink w:history="1" r:id="rIdtfr5i6jjjvjfx8anf76va">
               <w:r>
                 <w:rPr>
                   <w:rFonts w:ascii="Arial" w:cs="Arial" w:eastAsia="Arial" w:hAnsi="Arial"/>
@@ -35752,7 +35752,7 @@
               <w:spacing w:after="10" w:before="0"/>
               <w:ind w:left="120"/>
             </w:pPr>
-            <w:hyperlink w:history="1" r:id="rId8ikqaboeawkwiks-i7ufq">
+            <w:hyperlink w:history="1" r:id="rIdicg6t28iv42hwttd_m2jo">
               <w:r>
                 <w:rPr>
                   <w:rFonts w:ascii="Arial" w:cs="Arial" w:eastAsia="Arial" w:hAnsi="Arial"/>
@@ -35947,7 +35947,7 @@
             <w:pPr>
               <w:spacing w:after="20" w:before="0"/>
             </w:pPr>
-            <w:hyperlink w:history="1" r:id="rId2gvmegxhdp6ihludkt8lg">
+            <w:hyperlink w:history="1" r:id="rIdy7difpifz7ikehvwdktkb">
               <w:r>
                 <w:rPr>
                   <w:rFonts w:ascii="Arial" w:cs="Arial" w:eastAsia="Arial" w:hAnsi="Arial"/>
@@ -35980,7 +35980,7 @@
               <w:spacing w:after="10" w:before="0"/>
               <w:ind w:left="120"/>
             </w:pPr>
-            <w:hyperlink w:history="1" r:id="rIdleksvz3nwpophtmqpdp72">
+            <w:hyperlink w:history="1" r:id="rId5liux2ipu42-yytifee9s">
               <w:r>
                 <w:rPr>
                   <w:rFonts w:ascii="Arial" w:cs="Arial" w:eastAsia="Arial" w:hAnsi="Arial"/>
@@ -36025,7 +36025,7 @@
             <w:pPr>
               <w:spacing w:after="20" w:before="0"/>
             </w:pPr>
-            <w:hyperlink w:history="1" r:id="rIdpbnpcn0lsa4bq5w3wz2dy">
+            <w:hyperlink w:history="1" r:id="rIdqwkeag-8njgyzolohxjoe">
               <w:r>
                 <w:rPr>
                   <w:rFonts w:ascii="Arial" w:cs="Arial" w:eastAsia="Arial" w:hAnsi="Arial"/>
@@ -36058,7 +36058,7 @@
               <w:spacing w:after="10" w:before="0"/>
               <w:ind w:left="120"/>
             </w:pPr>
-            <w:hyperlink w:history="1" r:id="rIdh4ordzblzia0uicvjyppw">
+            <w:hyperlink w:history="1" r:id="rIdkm6dueukt-izl_elyabsx">
               <w:r>
                 <w:rPr>
                   <w:rFonts w:ascii="Arial" w:cs="Arial" w:eastAsia="Arial" w:hAnsi="Arial"/>

--- a/data/outputs/v2/Physics/SS3.2_Current_Electricity/Physics_Current_Electricity_CBE_LessonSequence.docx
+++ b/data/outputs/v2/Physics/SS3.2_Current_Electricity/Physics_Current_Electricity_CBE_LessonSequence.docx
@@ -42,6 +42,177 @@
     </w:p>
     <w:p>
       <w:pPr>
+        <w:spacing w:after="80" w:before="120"/>
+      </w:pPr>
+      <w:r>
+        <w:rPr>
+          <w:rFonts w:ascii="Arial" w:cs="Arial" w:eastAsia="Arial" w:hAnsi="Arial"/>
+          <w:b/>
+          <w:bCs/>
+          <w:color w:val="1F3864"/>
+          <w:sz w:val="20"/>
+          <w:szCs w:val="20"/>
+        </w:rPr>
+        <w:t xml:space="preserve">ATTRIBUTION AND LICENSING</w:t>
+      </w:r>
+    </w:p>
+    <w:p>
+      <w:pPr>
+        <w:spacing w:after="60" w:before="0"/>
+      </w:pPr>
+      <w:r>
+        <w:rPr>
+          <w:rFonts w:ascii="Arial" w:cs="Arial" w:eastAsia="Arial" w:hAnsi="Arial"/>
+          <w:b/>
+          <w:bCs/>
+          <w:sz w:val="17"/>
+          <w:szCs w:val="17"/>
+        </w:rPr>
+        <w:t xml:space="preserve">Curriculum Alignment: </w:t>
+      </w:r>
+      <w:r>
+        <w:rPr>
+          <w:rFonts w:ascii="Arial" w:cs="Arial" w:eastAsia="Arial" w:hAnsi="Arial"/>
+          <w:sz w:val="17"/>
+          <w:szCs w:val="17"/>
+        </w:rPr>
+        <w:t xml:space="preserve">Structured in pedagogical alignment with the competence-based curriculum format and learning outcomes established by the Kenya Institute of Curriculum Development (KICD). This material is independently developed and is not officially endorsed or published by KICD.</w:t>
+      </w:r>
+    </w:p>
+    <w:p>
+      <w:pPr>
+        <w:spacing w:after="60" w:before="0"/>
+      </w:pPr>
+      <w:r>
+        <w:rPr>
+          <w:rFonts w:ascii="Arial" w:cs="Arial" w:eastAsia="Arial" w:hAnsi="Arial"/>
+          <w:b/>
+          <w:bCs/>
+          <w:sz w:val="17"/>
+          <w:szCs w:val="17"/>
+        </w:rPr>
+        <w:t xml:space="preserve">Content &amp; Pedagogy: </w:t>
+      </w:r>
+      <w:r>
+        <w:rPr>
+          <w:rFonts w:ascii="Arial" w:cs="Arial" w:eastAsia="Arial" w:hAnsi="Arial"/>
+          <w:sz w:val="17"/>
+          <w:szCs w:val="17"/>
+        </w:rPr>
+        <w:t xml:space="preserve">Developed and adapted by the educator team at SeaVuria (registered 501(c)(3) in the United States and registered NGO in Kenya, No. 872-850A-BF11), who designed the pedagogical framework, lesson templates and exemplar lessons on which this material is based.</w:t>
+      </w:r>
+    </w:p>
+    <w:p>
+      <w:pPr>
+        <w:spacing w:after="60" w:before="0"/>
+      </w:pPr>
+      <w:r>
+        <w:rPr>
+          <w:rFonts w:ascii="Arial" w:cs="Arial" w:eastAsia="Arial" w:hAnsi="Arial"/>
+          <w:b/>
+          <w:bCs/>
+          <w:sz w:val="17"/>
+          <w:szCs w:val="17"/>
+        </w:rPr>
+        <w:t xml:space="preserve">Production &amp; Layout: </w:t>
+      </w:r>
+      <w:r>
+        <w:rPr>
+          <w:rFonts w:ascii="Arial" w:cs="Arial" w:eastAsia="Arial" w:hAnsi="Arial"/>
+          <w:sz w:val="17"/>
+          <w:szCs w:val="17"/>
+        </w:rPr>
+        <w:t xml:space="preserve">Educational design and curriculum sequencing by SeaVuria. Technical layout, structural formatting, and digital optimization/implementation executed in partnership with ARES Education (registered 501(c)(3) in the United States and Canada (as Afretech Aid) and registered NGO in Kenya), with lesson drafting and compilation assisted by AI (Claude, Anthropic).</w:t>
+      </w:r>
+    </w:p>
+    <w:p>
+      <w:pPr>
+        <w:pBdr>
+          <w:bottom w:val="single" w:color="1F3864" w:sz="6" w:space="6"/>
+        </w:pBdr>
+        <w:spacing w:after="60" w:before="0"/>
+      </w:pPr>
+      <w:r>
+        <w:rPr>
+          <w:rFonts w:ascii="Arial" w:cs="Arial" w:eastAsia="Arial" w:hAnsi="Arial"/>
+          <w:b/>
+          <w:bCs/>
+          <w:sz w:val="17"/>
+          <w:szCs w:val="17"/>
+        </w:rPr>
+        <w:t xml:space="preserve">Licensing &amp; Copyright: </w:t>
+      </w:r>
+      <w:r>
+        <w:rPr>
+          <w:rFonts w:ascii="Arial" w:cs="Arial" w:eastAsia="Arial" w:hAnsi="Arial"/>
+          <w:sz w:val="17"/>
+          <w:szCs w:val="17"/>
+        </w:rPr>
+        <w:t xml:space="preserve">© 2026 SeaVuria and ARES. This work is licensed under a </w:t>
+      </w:r>
+      <w:hyperlink w:history="1" r:id="rIdpqccil77oko8ixkozfrtz">
+        <w:r>
+          <w:rPr>
+            <w:rFonts w:ascii="Arial" w:cs="Arial" w:eastAsia="Arial" w:hAnsi="Arial"/>
+            <w:color w:val="1F6B75"/>
+            <w:sz w:val="17"/>
+            <w:szCs w:val="17"/>
+            <w:u w:val="single" w:color="1F6B75"/>
+          </w:rPr>
+          <w:t xml:space="preserve">Creative Commons Attribution-NonCommercial 4.0 International License</w:t>
+        </w:r>
+      </w:hyperlink>
+      <w:r>
+        <w:rPr>
+          <w:rFonts w:ascii="Arial" w:cs="Arial" w:eastAsia="Arial" w:hAnsi="Arial"/>
+          <w:sz w:val="17"/>
+          <w:szCs w:val="17"/>
+        </w:rPr>
+        <w:t xml:space="preserve"> (</w:t>
+      </w:r>
+      <w:hyperlink w:history="1" r:id="rIdigie-g4vzcu-wy5qq5v7m">
+        <w:r>
+          <w:rPr>
+            <w:rFonts w:ascii="Arial" w:cs="Arial" w:eastAsia="Arial" w:hAnsi="Arial"/>
+            <w:color w:val="1F6B75"/>
+            <w:sz w:val="17"/>
+            <w:szCs w:val="17"/>
+            <w:u w:val="single" w:color="1F6B75"/>
+          </w:rPr>
+          <w:t xml:space="preserve">CC BY-NC 4.0</w:t>
+        </w:r>
+      </w:hyperlink>
+      <w:r>
+        <w:rPr>
+          <w:rFonts w:ascii="Arial" w:cs="Arial" w:eastAsia="Arial" w:hAnsi="Arial"/>
+          <w:sz w:val="17"/>
+          <w:szCs w:val="17"/>
+        </w:rPr>
+        <w:t xml:space="preserve">). To view a copy of this license, visit </w:t>
+      </w:r>
+      <w:hyperlink w:history="1" r:id="rIdsjqscxygipdwvj7pa5sqn">
+        <w:r>
+          <w:rPr>
+            <w:rFonts w:ascii="Arial" w:cs="Arial" w:eastAsia="Arial" w:hAnsi="Arial"/>
+            <w:color w:val="1F6B75"/>
+            <w:sz w:val="17"/>
+            <w:szCs w:val="17"/>
+            <w:u w:val="single" w:color="1F6B75"/>
+          </w:rPr>
+          <w:t xml:space="preserve">https://creativecommons.org/licenses/by-nc/4.0/</w:t>
+        </w:r>
+      </w:hyperlink>
+      <w:r>
+        <w:rPr>
+          <w:rFonts w:ascii="Arial" w:cs="Arial" w:eastAsia="Arial" w:hAnsi="Arial"/>
+          <w:sz w:val="17"/>
+          <w:szCs w:val="17"/>
+        </w:rPr>
+        <w:t xml:space="preserve">. You are free to copy, redistribute, and adapt this material in any medium or format, provided appropriate credit is given and the material is not used for commercial purposes. KICD learning outcomes and curriculum designations reproduced here for alignment purposes remain the property of KICD and are not covered by this license. Linked external resources (e.g. CK-12, Khan Academy, PhET) are subject to their own licenses.</w:t>
+      </w:r>
+    </w:p>
+    <w:p>
+      <w:pPr>
         <w:spacing w:after="120"/>
       </w:pPr>
       <w:r>
@@ -3591,7 +3762,7 @@
             <w:pPr>
               <w:spacing w:after="20" w:before="0"/>
             </w:pPr>
-            <w:hyperlink w:history="1" r:id="rIdbxpsq6i_yr0qzfrqnzzb6">
+            <w:hyperlink w:history="1" r:id="rIdprl4fgi2egj1fvektdilo">
               <w:r>
                 <w:rPr>
                   <w:rFonts w:ascii="Arial" w:cs="Arial" w:eastAsia="Arial" w:hAnsi="Arial"/>
@@ -3624,7 +3795,7 @@
               <w:spacing w:after="10" w:before="0"/>
               <w:ind w:left="120"/>
             </w:pPr>
-            <w:hyperlink w:history="1" r:id="rIdmwdthkzfv2smth3vv1ynd">
+            <w:hyperlink w:history="1" r:id="rIdj7xgwn8ohy9ovrz43khaz">
               <w:r>
                 <w:rPr>
                   <w:rFonts w:ascii="Arial" w:cs="Arial" w:eastAsia="Arial" w:hAnsi="Arial"/>
@@ -3669,7 +3840,7 @@
             <w:pPr>
               <w:spacing w:after="20" w:before="0"/>
             </w:pPr>
-            <w:hyperlink w:history="1" r:id="rIdelnrz4djr7ov6k29mw2x6">
+            <w:hyperlink w:history="1" r:id="rIda6sit_t8vkoeiiqnyvyvr">
               <w:r>
                 <w:rPr>
                   <w:rFonts w:ascii="Arial" w:cs="Arial" w:eastAsia="Arial" w:hAnsi="Arial"/>
@@ -3702,7 +3873,7 @@
               <w:spacing w:after="10" w:before="0"/>
               <w:ind w:left="120"/>
             </w:pPr>
-            <w:hyperlink w:history="1" r:id="rIdsnsyxhukn9vl2vet98rl9">
+            <w:hyperlink w:history="1" r:id="rIdayd4zmh5gxb5u76lv4vgb">
               <w:r>
                 <w:rPr>
                   <w:rFonts w:ascii="Arial" w:cs="Arial" w:eastAsia="Arial" w:hAnsi="Arial"/>
@@ -3897,7 +4068,7 @@
             <w:pPr>
               <w:spacing w:after="20" w:before="0"/>
             </w:pPr>
-            <w:hyperlink w:history="1" r:id="rId-5r4ootbdpm7ltdfwpv8d">
+            <w:hyperlink w:history="1" r:id="rIdcqddnmoisgybezfqm8m8t">
               <w:r>
                 <w:rPr>
                   <w:rFonts w:ascii="Arial" w:cs="Arial" w:eastAsia="Arial" w:hAnsi="Arial"/>
@@ -3930,7 +4101,7 @@
               <w:spacing w:after="10" w:before="0"/>
               <w:ind w:left="120"/>
             </w:pPr>
-            <w:hyperlink w:history="1" r:id="rId1qxulmdmxssajwczl-tng">
+            <w:hyperlink w:history="1" r:id="rIdu-egden0lbgky451h6rag">
               <w:r>
                 <w:rPr>
                   <w:rFonts w:ascii="Arial" w:cs="Arial" w:eastAsia="Arial" w:hAnsi="Arial"/>
@@ -3975,7 +4146,7 @@
             <w:pPr>
               <w:spacing w:after="20" w:before="0"/>
             </w:pPr>
-            <w:hyperlink w:history="1" r:id="rIdeerpilrzogecanjzwn95j">
+            <w:hyperlink w:history="1" r:id="rIdpkay321mobukrm1okq5y9">
               <w:r>
                 <w:rPr>
                   <w:rFonts w:ascii="Arial" w:cs="Arial" w:eastAsia="Arial" w:hAnsi="Arial"/>
@@ -4008,7 +4179,7 @@
               <w:spacing w:after="10" w:before="0"/>
               <w:ind w:left="120"/>
             </w:pPr>
-            <w:hyperlink w:history="1" r:id="rIdpsgp7zllxmzgvlrfgs-ml">
+            <w:hyperlink w:history="1" r:id="rIdqxz2wt-nnhym4yjmglmsu">
               <w:r>
                 <w:rPr>
                   <w:rFonts w:ascii="Arial" w:cs="Arial" w:eastAsia="Arial" w:hAnsi="Arial"/>
@@ -4203,7 +4374,7 @@
             <w:pPr>
               <w:spacing w:after="20" w:before="0"/>
             </w:pPr>
-            <w:hyperlink w:history="1" r:id="rIdvn_ytvqg65b3ji3mnrdor">
+            <w:hyperlink w:history="1" r:id="rIdz-txcmtg3m0reottdwipm">
               <w:r>
                 <w:rPr>
                   <w:rFonts w:ascii="Arial" w:cs="Arial" w:eastAsia="Arial" w:hAnsi="Arial"/>
@@ -4236,7 +4407,7 @@
               <w:spacing w:after="10" w:before="0"/>
               <w:ind w:left="120"/>
             </w:pPr>
-            <w:hyperlink w:history="1" r:id="rIdyh1oybwncifkblecozzxy">
+            <w:hyperlink w:history="1" r:id="rIdhqiv_ande5gw_ypb6u6ia">
               <w:r>
                 <w:rPr>
                   <w:rFonts w:ascii="Arial" w:cs="Arial" w:eastAsia="Arial" w:hAnsi="Arial"/>
@@ -4281,7 +4452,7 @@
             <w:pPr>
               <w:spacing w:after="20" w:before="0"/>
             </w:pPr>
-            <w:hyperlink w:history="1" r:id="rIdcfkjcls39il1n-iejoqec">
+            <w:hyperlink w:history="1" r:id="rIdpfdtkln0uvwlc2pudvnxu">
               <w:r>
                 <w:rPr>
                   <w:rFonts w:ascii="Arial" w:cs="Arial" w:eastAsia="Arial" w:hAnsi="Arial"/>
@@ -4314,7 +4485,7 @@
               <w:spacing w:after="10" w:before="0"/>
               <w:ind w:left="120"/>
             </w:pPr>
-            <w:hyperlink w:history="1" r:id="rIdpwfnibfbcqzoeyt5nb8x3">
+            <w:hyperlink w:history="1" r:id="rIdbqra-lsprxsxzaign4cmr">
               <w:r>
                 <w:rPr>
                   <w:rFonts w:ascii="Arial" w:cs="Arial" w:eastAsia="Arial" w:hAnsi="Arial"/>
@@ -4509,7 +4680,7 @@
             <w:pPr>
               <w:spacing w:after="20" w:before="0"/>
             </w:pPr>
-            <w:hyperlink w:history="1" r:id="rId5lqaa_3n-q3nyskqmgz5s">
+            <w:hyperlink w:history="1" r:id="rIdndqmfexihmir3f_wrma4r">
               <w:r>
                 <w:rPr>
                   <w:rFonts w:ascii="Arial" w:cs="Arial" w:eastAsia="Arial" w:hAnsi="Arial"/>
@@ -4542,7 +4713,7 @@
               <w:spacing w:after="10" w:before="0"/>
               <w:ind w:left="120"/>
             </w:pPr>
-            <w:hyperlink w:history="1" r:id="rIdyesbkixfetugz2lecpk5q">
+            <w:hyperlink w:history="1" r:id="rIdhdemxedg-_enhgkbiduq1">
               <w:r>
                 <w:rPr>
                   <w:rFonts w:ascii="Arial" w:cs="Arial" w:eastAsia="Arial" w:hAnsi="Arial"/>
@@ -4587,7 +4758,7 @@
             <w:pPr>
               <w:spacing w:after="20" w:before="0"/>
             </w:pPr>
-            <w:hyperlink w:history="1" r:id="rIdmk2yjmeaptp9_kclvz11s">
+            <w:hyperlink w:history="1" r:id="rIdbsm7jtgz1belg21h2gs1r">
               <w:r>
                 <w:rPr>
                   <w:rFonts w:ascii="Arial" w:cs="Arial" w:eastAsia="Arial" w:hAnsi="Arial"/>
@@ -4620,7 +4791,7 @@
               <w:spacing w:after="10" w:before="0"/>
               <w:ind w:left="120"/>
             </w:pPr>
-            <w:hyperlink w:history="1" r:id="rIdz3zyojrhcrznxdectvxh0">
+            <w:hyperlink w:history="1" r:id="rIdvcsb323aw3w9fmizdey7b">
               <w:r>
                 <w:rPr>
                   <w:rFonts w:ascii="Arial" w:cs="Arial" w:eastAsia="Arial" w:hAnsi="Arial"/>
@@ -4815,7 +4986,7 @@
             <w:pPr>
               <w:spacing w:after="20" w:before="0"/>
             </w:pPr>
-            <w:hyperlink w:history="1" r:id="rId6qpsut7hdayl_ownpq1_t">
+            <w:hyperlink w:history="1" r:id="rIdtenfkfk3mdmfaxckcbk1z">
               <w:r>
                 <w:rPr>
                   <w:rFonts w:ascii="Arial" w:cs="Arial" w:eastAsia="Arial" w:hAnsi="Arial"/>
@@ -4848,7 +5019,7 @@
               <w:spacing w:after="10" w:before="0"/>
               <w:ind w:left="120"/>
             </w:pPr>
-            <w:hyperlink w:history="1" r:id="rIdo5tffgjrhkabw-n33aggr">
+            <w:hyperlink w:history="1" r:id="rIdcjqkpbfgkbwumpnbijuna">
               <w:r>
                 <w:rPr>
                   <w:rFonts w:ascii="Arial" w:cs="Arial" w:eastAsia="Arial" w:hAnsi="Arial"/>
@@ -4893,7 +5064,7 @@
             <w:pPr>
               <w:spacing w:after="20" w:before="0"/>
             </w:pPr>
-            <w:hyperlink w:history="1" r:id="rIdxj0djg8iodwh0hlztff3e">
+            <w:hyperlink w:history="1" r:id="rIdcbq23b2w7wtxyb1b5xok8">
               <w:r>
                 <w:rPr>
                   <w:rFonts w:ascii="Arial" w:cs="Arial" w:eastAsia="Arial" w:hAnsi="Arial"/>
@@ -4926,7 +5097,7 @@
               <w:spacing w:after="10" w:before="0"/>
               <w:ind w:left="120"/>
             </w:pPr>
-            <w:hyperlink w:history="1" r:id="rIdqr1lgullqpfaucnorsg6s">
+            <w:hyperlink w:history="1" r:id="rIdgviexxxbtn9xb0lgsvkf1">
               <w:r>
                 <w:rPr>
                   <w:rFonts w:ascii="Arial" w:cs="Arial" w:eastAsia="Arial" w:hAnsi="Arial"/>
@@ -5422,6 +5593,65 @@
         </w:tc>
       </w:tr>
     </w:tbl>
+    <w:p>
+      <w:pPr>
+        <w:pBdr>
+          <w:top w:val="single" w:color="BBBBBB" w:sz="4" w:space="4"/>
+        </w:pBdr>
+        <w:spacing w:after="0" w:before="160"/>
+      </w:pPr>
+      <w:r>
+        <w:rPr>
+          <w:rFonts w:ascii="Arial" w:cs="Arial" w:eastAsia="Arial" w:hAnsi="Arial"/>
+          <w:color w:val="666666"/>
+          <w:sz w:val="14"/>
+          <w:szCs w:val="14"/>
+        </w:rPr>
+        <w:t xml:space="preserve">© 2026 SeaVuria and ARES. Aligned with KICD objectives. Developed by SeaVuria; technical implementation by ARES (with AI assistance from Claude). Licensed under </w:t>
+      </w:r>
+      <w:hyperlink w:history="1" r:id="rIdmxlsnfhpevvo9xkknxctq">
+        <w:r>
+          <w:rPr>
+            <w:rFonts w:ascii="Arial" w:cs="Arial" w:eastAsia="Arial" w:hAnsi="Arial"/>
+            <w:color w:val="1F6B75"/>
+            <w:sz w:val="14"/>
+            <w:szCs w:val="14"/>
+            <w:u w:val="single" w:color="1F6B75"/>
+          </w:rPr>
+          <w:t xml:space="preserve">CC BY-NC 4.0</w:t>
+        </w:r>
+      </w:hyperlink>
+      <w:r>
+        <w:rPr>
+          <w:rFonts w:ascii="Arial" w:cs="Arial" w:eastAsia="Arial" w:hAnsi="Arial"/>
+          <w:color w:val="666666"/>
+          <w:sz w:val="14"/>
+          <w:szCs w:val="14"/>
+        </w:rPr>
+        <w:t xml:space="preserve"> (</w:t>
+      </w:r>
+      <w:hyperlink w:history="1" r:id="rId8lgqhelstfx4aw5xrttm8">
+        <w:r>
+          <w:rPr>
+            <w:rFonts w:ascii="Arial" w:cs="Arial" w:eastAsia="Arial" w:hAnsi="Arial"/>
+            <w:color w:val="1F6B75"/>
+            <w:sz w:val="14"/>
+            <w:szCs w:val="14"/>
+            <w:u w:val="single" w:color="1F6B75"/>
+          </w:rPr>
+          <w:t xml:space="preserve">https://creativecommons.org/licenses/by-nc/4.0/</w:t>
+        </w:r>
+      </w:hyperlink>
+      <w:r>
+        <w:rPr>
+          <w:rFonts w:ascii="Arial" w:cs="Arial" w:eastAsia="Arial" w:hAnsi="Arial"/>
+          <w:color w:val="666666"/>
+          <w:sz w:val="14"/>
+          <w:szCs w:val="14"/>
+        </w:rPr>
+        <w:t xml:space="preserve">).</w:t>
+      </w:r>
+    </w:p>
     <w:p>
       <w:r>
         <w:br w:type="page"/>
@@ -6413,7 +6643,7 @@
             <w:pPr>
               <w:spacing w:after="20" w:before="0"/>
             </w:pPr>
-            <w:hyperlink w:history="1" r:id="rId98ibvujnmnjayc6pyiux7">
+            <w:hyperlink w:history="1" r:id="rIdhmpr0zbdruqmevuf78szq">
               <w:r>
                 <w:rPr>
                   <w:rFonts w:ascii="Arial" w:cs="Arial" w:eastAsia="Arial" w:hAnsi="Arial"/>
@@ -6446,7 +6676,7 @@
               <w:spacing w:after="10" w:before="0"/>
               <w:ind w:left="120"/>
             </w:pPr>
-            <w:hyperlink w:history="1" r:id="rIdq_faj45-ktqnvsxyqqpwc">
+            <w:hyperlink w:history="1" r:id="rIdgggnxiliqxxzr9yrf5byz">
               <w:r>
                 <w:rPr>
                   <w:rFonts w:ascii="Arial" w:cs="Arial" w:eastAsia="Arial" w:hAnsi="Arial"/>
@@ -6491,7 +6721,7 @@
             <w:pPr>
               <w:spacing w:after="20" w:before="0"/>
             </w:pPr>
-            <w:hyperlink w:history="1" r:id="rIdiywypu3knw_c8l3dhu9rm">
+            <w:hyperlink w:history="1" r:id="rIdkdm7ihzhkc2xkooujgabr">
               <w:r>
                 <w:rPr>
                   <w:rFonts w:ascii="Arial" w:cs="Arial" w:eastAsia="Arial" w:hAnsi="Arial"/>
@@ -6524,7 +6754,7 @@
               <w:spacing w:after="10" w:before="0"/>
               <w:ind w:left="120"/>
             </w:pPr>
-            <w:hyperlink w:history="1" r:id="rIdo7ypp95ym7rlqwyipyot7">
+            <w:hyperlink w:history="1" r:id="rIdi-oxo0z3ahwxv9df0fkx8">
               <w:r>
                 <w:rPr>
                   <w:rFonts w:ascii="Arial" w:cs="Arial" w:eastAsia="Arial" w:hAnsi="Arial"/>
@@ -6719,7 +6949,7 @@
             <w:pPr>
               <w:spacing w:after="20" w:before="0"/>
             </w:pPr>
-            <w:hyperlink w:history="1" r:id="rIdhnvqs44oinccu0rdl1ph-">
+            <w:hyperlink w:history="1" r:id="rIdswu_6vmq_5-oa7kdgkqfj">
               <w:r>
                 <w:rPr>
                   <w:rFonts w:ascii="Arial" w:cs="Arial" w:eastAsia="Arial" w:hAnsi="Arial"/>
@@ -6752,7 +6982,7 @@
               <w:spacing w:after="10" w:before="0"/>
               <w:ind w:left="120"/>
             </w:pPr>
-            <w:hyperlink w:history="1" r:id="rIdooeejx081_swflbtgdhrf">
+            <w:hyperlink w:history="1" r:id="rId4ymcplkkev9yfiowed_j1">
               <w:r>
                 <w:rPr>
                   <w:rFonts w:ascii="Arial" w:cs="Arial" w:eastAsia="Arial" w:hAnsi="Arial"/>
@@ -6797,7 +7027,7 @@
             <w:pPr>
               <w:spacing w:after="20" w:before="0"/>
             </w:pPr>
-            <w:hyperlink w:history="1" r:id="rId6xqlhxqvyskqn1vtvho7l">
+            <w:hyperlink w:history="1" r:id="rIdrgzdl1mdatwbdh0ueofij">
               <w:r>
                 <w:rPr>
                   <w:rFonts w:ascii="Arial" w:cs="Arial" w:eastAsia="Arial" w:hAnsi="Arial"/>
@@ -6830,7 +7060,7 @@
               <w:spacing w:after="10" w:before="0"/>
               <w:ind w:left="120"/>
             </w:pPr>
-            <w:hyperlink w:history="1" r:id="rIdmdrejc62jluhk_bun5ott">
+            <w:hyperlink w:history="1" r:id="rIdpulsig4kzbi88hiaida2s">
               <w:r>
                 <w:rPr>
                   <w:rFonts w:ascii="Arial" w:cs="Arial" w:eastAsia="Arial" w:hAnsi="Arial"/>
@@ -7025,7 +7255,7 @@
             <w:pPr>
               <w:spacing w:after="20" w:before="0"/>
             </w:pPr>
-            <w:hyperlink w:history="1" r:id="rIdlxgqz_nxhx0wikmxyubiu">
+            <w:hyperlink w:history="1" r:id="rIdoa5gt5ovz_mfjoiupkhwr">
               <w:r>
                 <w:rPr>
                   <w:rFonts w:ascii="Arial" w:cs="Arial" w:eastAsia="Arial" w:hAnsi="Arial"/>
@@ -7058,7 +7288,7 @@
               <w:spacing w:after="10" w:before="0"/>
               <w:ind w:left="120"/>
             </w:pPr>
-            <w:hyperlink w:history="1" r:id="rIdath7dvnf9iccgqb5jzsac">
+            <w:hyperlink w:history="1" r:id="rId8gj5ht07k1hzyf68c4rs1">
               <w:r>
                 <w:rPr>
                   <w:rFonts w:ascii="Arial" w:cs="Arial" w:eastAsia="Arial" w:hAnsi="Arial"/>
@@ -7103,7 +7333,7 @@
             <w:pPr>
               <w:spacing w:after="20" w:before="0"/>
             </w:pPr>
-            <w:hyperlink w:history="1" r:id="rIdtqakdpmenzb9qoatg2q19">
+            <w:hyperlink w:history="1" r:id="rIdvzytt4p4gjemjpeezlpxu">
               <w:r>
                 <w:rPr>
                   <w:rFonts w:ascii="Arial" w:cs="Arial" w:eastAsia="Arial" w:hAnsi="Arial"/>
@@ -7136,7 +7366,7 @@
               <w:spacing w:after="10" w:before="0"/>
               <w:ind w:left="120"/>
             </w:pPr>
-            <w:hyperlink w:history="1" r:id="rId2loicfgwcrxfhfdndo4fn">
+            <w:hyperlink w:history="1" r:id="rId3fopek-48y_mw6t6-5fyf">
               <w:r>
                 <w:rPr>
                   <w:rFonts w:ascii="Arial" w:cs="Arial" w:eastAsia="Arial" w:hAnsi="Arial"/>
@@ -7331,7 +7561,7 @@
             <w:pPr>
               <w:spacing w:after="20" w:before="0"/>
             </w:pPr>
-            <w:hyperlink w:history="1" r:id="rId6yztphxocphksc9o49fyu">
+            <w:hyperlink w:history="1" r:id="rIdtpewp-lc-vi38cq-vx5io">
               <w:r>
                 <w:rPr>
                   <w:rFonts w:ascii="Arial" w:cs="Arial" w:eastAsia="Arial" w:hAnsi="Arial"/>
@@ -7364,7 +7594,7 @@
               <w:spacing w:after="10" w:before="0"/>
               <w:ind w:left="120"/>
             </w:pPr>
-            <w:hyperlink w:history="1" r:id="rId_d2jwrr4fm-wjsozfalx6">
+            <w:hyperlink w:history="1" r:id="rIdag9x0bdmfpz__0zcgtj-g">
               <w:r>
                 <w:rPr>
                   <w:rFonts w:ascii="Arial" w:cs="Arial" w:eastAsia="Arial" w:hAnsi="Arial"/>
@@ -7409,7 +7639,7 @@
             <w:pPr>
               <w:spacing w:after="20" w:before="0"/>
             </w:pPr>
-            <w:hyperlink w:history="1" r:id="rId1gnnjwzpkhyuysvuss5in">
+            <w:hyperlink w:history="1" r:id="rIdhal0q7mkrpnzfadho2odj">
               <w:r>
                 <w:rPr>
                   <w:rFonts w:ascii="Arial" w:cs="Arial" w:eastAsia="Arial" w:hAnsi="Arial"/>
@@ -7442,7 +7672,7 @@
               <w:spacing w:after="10" w:before="0"/>
               <w:ind w:left="120"/>
             </w:pPr>
-            <w:hyperlink w:history="1" r:id="rId-oh2crnlppo5zaeujryuh">
+            <w:hyperlink w:history="1" r:id="rIdrqeceix-zn7ksy7tpwx5w">
               <w:r>
                 <w:rPr>
                   <w:rFonts w:ascii="Arial" w:cs="Arial" w:eastAsia="Arial" w:hAnsi="Arial"/>
@@ -7637,7 +7867,7 @@
             <w:pPr>
               <w:spacing w:after="20" w:before="0"/>
             </w:pPr>
-            <w:hyperlink w:history="1" r:id="rIdpgl18qghnltf6oqqb_wnj">
+            <w:hyperlink w:history="1" r:id="rId8t0r65wfem30moa5-icha">
               <w:r>
                 <w:rPr>
                   <w:rFonts w:ascii="Arial" w:cs="Arial" w:eastAsia="Arial" w:hAnsi="Arial"/>
@@ -7670,7 +7900,7 @@
               <w:spacing w:after="10" w:before="0"/>
               <w:ind w:left="120"/>
             </w:pPr>
-            <w:hyperlink w:history="1" r:id="rIdll5uyqp-4iu4jp-nc0ccz">
+            <w:hyperlink w:history="1" r:id="rIdg6brb32crdixgfj0xvcle">
               <w:r>
                 <w:rPr>
                   <w:rFonts w:ascii="Arial" w:cs="Arial" w:eastAsia="Arial" w:hAnsi="Arial"/>
@@ -7715,7 +7945,7 @@
             <w:pPr>
               <w:spacing w:after="20" w:before="0"/>
             </w:pPr>
-            <w:hyperlink w:history="1" r:id="rIddd_h4buoivfqzzcluoofh">
+            <w:hyperlink w:history="1" r:id="rIdmgh9ptqrof57fhuk0x6bf">
               <w:r>
                 <w:rPr>
                   <w:rFonts w:ascii="Arial" w:cs="Arial" w:eastAsia="Arial" w:hAnsi="Arial"/>
@@ -7748,7 +7978,7 @@
               <w:spacing w:after="10" w:before="0"/>
               <w:ind w:left="120"/>
             </w:pPr>
-            <w:hyperlink w:history="1" r:id="rIdar-dasmkkmhg1xnd-ionb">
+            <w:hyperlink w:history="1" r:id="rIdo3wato5decbwft8tr5gbq">
               <w:r>
                 <w:rPr>
                   <w:rFonts w:ascii="Arial" w:cs="Arial" w:eastAsia="Arial" w:hAnsi="Arial"/>
@@ -8244,6 +8474,65 @@
         </w:tc>
       </w:tr>
     </w:tbl>
+    <w:p>
+      <w:pPr>
+        <w:pBdr>
+          <w:top w:val="single" w:color="BBBBBB" w:sz="4" w:space="4"/>
+        </w:pBdr>
+        <w:spacing w:after="0" w:before="160"/>
+      </w:pPr>
+      <w:r>
+        <w:rPr>
+          <w:rFonts w:ascii="Arial" w:cs="Arial" w:eastAsia="Arial" w:hAnsi="Arial"/>
+          <w:color w:val="666666"/>
+          <w:sz w:val="14"/>
+          <w:szCs w:val="14"/>
+        </w:rPr>
+        <w:t xml:space="preserve">© 2026 SeaVuria and ARES. Aligned with KICD objectives. Developed by SeaVuria; technical implementation by ARES (with AI assistance from Claude). Licensed under </w:t>
+      </w:r>
+      <w:hyperlink w:history="1" r:id="rIdrtgofygvvhh2xew-t-53u">
+        <w:r>
+          <w:rPr>
+            <w:rFonts w:ascii="Arial" w:cs="Arial" w:eastAsia="Arial" w:hAnsi="Arial"/>
+            <w:color w:val="1F6B75"/>
+            <w:sz w:val="14"/>
+            <w:szCs w:val="14"/>
+            <w:u w:val="single" w:color="1F6B75"/>
+          </w:rPr>
+          <w:t xml:space="preserve">CC BY-NC 4.0</w:t>
+        </w:r>
+      </w:hyperlink>
+      <w:r>
+        <w:rPr>
+          <w:rFonts w:ascii="Arial" w:cs="Arial" w:eastAsia="Arial" w:hAnsi="Arial"/>
+          <w:color w:val="666666"/>
+          <w:sz w:val="14"/>
+          <w:szCs w:val="14"/>
+        </w:rPr>
+        <w:t xml:space="preserve"> (</w:t>
+      </w:r>
+      <w:hyperlink w:history="1" r:id="rIdtlosztm6vkvxnmhp8nbap">
+        <w:r>
+          <w:rPr>
+            <w:rFonts w:ascii="Arial" w:cs="Arial" w:eastAsia="Arial" w:hAnsi="Arial"/>
+            <w:color w:val="1F6B75"/>
+            <w:sz w:val="14"/>
+            <w:szCs w:val="14"/>
+            <w:u w:val="single" w:color="1F6B75"/>
+          </w:rPr>
+          <w:t xml:space="preserve">https://creativecommons.org/licenses/by-nc/4.0/</w:t>
+        </w:r>
+      </w:hyperlink>
+      <w:r>
+        <w:rPr>
+          <w:rFonts w:ascii="Arial" w:cs="Arial" w:eastAsia="Arial" w:hAnsi="Arial"/>
+          <w:color w:val="666666"/>
+          <w:sz w:val="14"/>
+          <w:szCs w:val="14"/>
+        </w:rPr>
+        <w:t xml:space="preserve">).</w:t>
+      </w:r>
+    </w:p>
     <w:p>
       <w:r>
         <w:br w:type="page"/>
@@ -9235,7 +9524,7 @@
             <w:pPr>
               <w:spacing w:after="20" w:before="0"/>
             </w:pPr>
-            <w:hyperlink w:history="1" r:id="rIdmh57vor1qra9dhby2bfkt">
+            <w:hyperlink w:history="1" r:id="rId0c4qs40q4bxxe19nluzys">
               <w:r>
                 <w:rPr>
                   <w:rFonts w:ascii="Arial" w:cs="Arial" w:eastAsia="Arial" w:hAnsi="Arial"/>
@@ -9268,7 +9557,7 @@
               <w:spacing w:after="10" w:before="0"/>
               <w:ind w:left="120"/>
             </w:pPr>
-            <w:hyperlink w:history="1" r:id="rIdlomqcjsupefjgu3ogia0c">
+            <w:hyperlink w:history="1" r:id="rIdmvvputchhsvw80sodcffp">
               <w:r>
                 <w:rPr>
                   <w:rFonts w:ascii="Arial" w:cs="Arial" w:eastAsia="Arial" w:hAnsi="Arial"/>
@@ -9313,7 +9602,7 @@
             <w:pPr>
               <w:spacing w:after="20" w:before="0"/>
             </w:pPr>
-            <w:hyperlink w:history="1" r:id="rIdxmaumgm6t8tq2sz3hw0ue">
+            <w:hyperlink w:history="1" r:id="rId_5pvik2flaqnjfb7y5269">
               <w:r>
                 <w:rPr>
                   <w:rFonts w:ascii="Arial" w:cs="Arial" w:eastAsia="Arial" w:hAnsi="Arial"/>
@@ -9346,7 +9635,7 @@
               <w:spacing w:after="10" w:before="0"/>
               <w:ind w:left="120"/>
             </w:pPr>
-            <w:hyperlink w:history="1" r:id="rIdyz9qp0mvepxafoofwlwxg">
+            <w:hyperlink w:history="1" r:id="rIdeaozupcdkwnmpd7wbinuc">
               <w:r>
                 <w:rPr>
                   <w:rFonts w:ascii="Arial" w:cs="Arial" w:eastAsia="Arial" w:hAnsi="Arial"/>
@@ -9541,7 +9830,7 @@
             <w:pPr>
               <w:spacing w:after="20" w:before="0"/>
             </w:pPr>
-            <w:hyperlink w:history="1" r:id="rIdwmmxo60wa5gkvwxfswbjj">
+            <w:hyperlink w:history="1" r:id="rIdnucjsdfjh7tpowapzmk0i">
               <w:r>
                 <w:rPr>
                   <w:rFonts w:ascii="Arial" w:cs="Arial" w:eastAsia="Arial" w:hAnsi="Arial"/>
@@ -9574,7 +9863,7 @@
               <w:spacing w:after="10" w:before="0"/>
               <w:ind w:left="120"/>
             </w:pPr>
-            <w:hyperlink w:history="1" r:id="rId-azoqdv5gklim-fhfs7q4">
+            <w:hyperlink w:history="1" r:id="rIdj9bnpcwlftpyxnovualad">
               <w:r>
                 <w:rPr>
                   <w:rFonts w:ascii="Arial" w:cs="Arial" w:eastAsia="Arial" w:hAnsi="Arial"/>
@@ -9619,7 +9908,7 @@
             <w:pPr>
               <w:spacing w:after="20" w:before="0"/>
             </w:pPr>
-            <w:hyperlink w:history="1" r:id="rIdahocna59o7bnpundpzzon">
+            <w:hyperlink w:history="1" r:id="rIdpcraezzp4vc_mg7ye0b72">
               <w:r>
                 <w:rPr>
                   <w:rFonts w:ascii="Arial" w:cs="Arial" w:eastAsia="Arial" w:hAnsi="Arial"/>
@@ -9652,7 +9941,7 @@
               <w:spacing w:after="10" w:before="0"/>
               <w:ind w:left="120"/>
             </w:pPr>
-            <w:hyperlink w:history="1" r:id="rId23xqdplooqwtt8owum8jt">
+            <w:hyperlink w:history="1" r:id="rIda0kf5xsuzedyo-y65y0cp">
               <w:r>
                 <w:rPr>
                   <w:rFonts w:ascii="Arial" w:cs="Arial" w:eastAsia="Arial" w:hAnsi="Arial"/>
@@ -9847,7 +10136,7 @@
             <w:pPr>
               <w:spacing w:after="20" w:before="0"/>
             </w:pPr>
-            <w:hyperlink w:history="1" r:id="rIdqskaeuaiao6rp3uiywrsn">
+            <w:hyperlink w:history="1" r:id="rId_n0-pm3nb1csy00n8ygvn">
               <w:r>
                 <w:rPr>
                   <w:rFonts w:ascii="Arial" w:cs="Arial" w:eastAsia="Arial" w:hAnsi="Arial"/>
@@ -9880,7 +10169,7 @@
               <w:spacing w:after="10" w:before="0"/>
               <w:ind w:left="120"/>
             </w:pPr>
-            <w:hyperlink w:history="1" r:id="rIdzesomhttjbopmk1ll5l_m">
+            <w:hyperlink w:history="1" r:id="rIdh1zbeqpotx2n1gyo5jzen">
               <w:r>
                 <w:rPr>
                   <w:rFonts w:ascii="Arial" w:cs="Arial" w:eastAsia="Arial" w:hAnsi="Arial"/>
@@ -9925,7 +10214,7 @@
             <w:pPr>
               <w:spacing w:after="20" w:before="0"/>
             </w:pPr>
-            <w:hyperlink w:history="1" r:id="rIdawgwu6ft97ehe3xoyqtnu">
+            <w:hyperlink w:history="1" r:id="rId8nbfbwvs_zejkykyss5-d">
               <w:r>
                 <w:rPr>
                   <w:rFonts w:ascii="Arial" w:cs="Arial" w:eastAsia="Arial" w:hAnsi="Arial"/>
@@ -9958,7 +10247,7 @@
               <w:spacing w:after="10" w:before="0"/>
               <w:ind w:left="120"/>
             </w:pPr>
-            <w:hyperlink w:history="1" r:id="rId9ikjm3vp7ua4_nd8yt_ey">
+            <w:hyperlink w:history="1" r:id="rIduddaradwrdry1wc_jglb6">
               <w:r>
                 <w:rPr>
                   <w:rFonts w:ascii="Arial" w:cs="Arial" w:eastAsia="Arial" w:hAnsi="Arial"/>
@@ -10153,7 +10442,7 @@
             <w:pPr>
               <w:spacing w:after="20" w:before="0"/>
             </w:pPr>
-            <w:hyperlink w:history="1" r:id="rIdolyiroicm6w-03ih-6tkp">
+            <w:hyperlink w:history="1" r:id="rIdc0vpvxh9-myqb_dvr8w7x">
               <w:r>
                 <w:rPr>
                   <w:rFonts w:ascii="Arial" w:cs="Arial" w:eastAsia="Arial" w:hAnsi="Arial"/>
@@ -10186,7 +10475,7 @@
               <w:spacing w:after="10" w:before="0"/>
               <w:ind w:left="120"/>
             </w:pPr>
-            <w:hyperlink w:history="1" r:id="rIdkawx5hlapikgnjgwyblcy">
+            <w:hyperlink w:history="1" r:id="rIdulnzlknnvbekye5tjmlkg">
               <w:r>
                 <w:rPr>
                   <w:rFonts w:ascii="Arial" w:cs="Arial" w:eastAsia="Arial" w:hAnsi="Arial"/>
@@ -10231,7 +10520,7 @@
             <w:pPr>
               <w:spacing w:after="20" w:before="0"/>
             </w:pPr>
-            <w:hyperlink w:history="1" r:id="rIdecr85qr_1cogcia7schui">
+            <w:hyperlink w:history="1" r:id="rIdivwadtq3vo1q_-u0swmfn">
               <w:r>
                 <w:rPr>
                   <w:rFonts w:ascii="Arial" w:cs="Arial" w:eastAsia="Arial" w:hAnsi="Arial"/>
@@ -10264,7 +10553,7 @@
               <w:spacing w:after="10" w:before="0"/>
               <w:ind w:left="120"/>
             </w:pPr>
-            <w:hyperlink w:history="1" r:id="rId71emoudrwtm9mgzb62mkx">
+            <w:hyperlink w:history="1" r:id="rId1yu6dvieyvdal-xvmny-x">
               <w:r>
                 <w:rPr>
                   <w:rFonts w:ascii="Arial" w:cs="Arial" w:eastAsia="Arial" w:hAnsi="Arial"/>
@@ -10459,7 +10748,7 @@
             <w:pPr>
               <w:spacing w:after="20" w:before="0"/>
             </w:pPr>
-            <w:hyperlink w:history="1" r:id="rIdlfucygh-uqwhhu76rlqia">
+            <w:hyperlink w:history="1" r:id="rIdr49e6cyszvrhfivxrlisk">
               <w:r>
                 <w:rPr>
                   <w:rFonts w:ascii="Arial" w:cs="Arial" w:eastAsia="Arial" w:hAnsi="Arial"/>
@@ -10492,7 +10781,7 @@
               <w:spacing w:after="10" w:before="0"/>
               <w:ind w:left="120"/>
             </w:pPr>
-            <w:hyperlink w:history="1" r:id="rIdfitqqig9vu8ngjxpogohh">
+            <w:hyperlink w:history="1" r:id="rIdagxeksytet6gcpnaubfun">
               <w:r>
                 <w:rPr>
                   <w:rFonts w:ascii="Arial" w:cs="Arial" w:eastAsia="Arial" w:hAnsi="Arial"/>
@@ -10537,7 +10826,7 @@
             <w:pPr>
               <w:spacing w:after="20" w:before="0"/>
             </w:pPr>
-            <w:hyperlink w:history="1" r:id="rIdysabxd4w7i9yl2nqskf0i">
+            <w:hyperlink w:history="1" r:id="rId_76whyze9ccdws6ee8gxi">
               <w:r>
                 <w:rPr>
                   <w:rFonts w:ascii="Arial" w:cs="Arial" w:eastAsia="Arial" w:hAnsi="Arial"/>
@@ -10570,7 +10859,7 @@
               <w:spacing w:after="10" w:before="0"/>
               <w:ind w:left="120"/>
             </w:pPr>
-            <w:hyperlink w:history="1" r:id="rIdd8af8w0qll7d4hgvz68oo">
+            <w:hyperlink w:history="1" r:id="rIdohvz_bfqjbz_s-ghn8wxx">
               <w:r>
                 <w:rPr>
                   <w:rFonts w:ascii="Arial" w:cs="Arial" w:eastAsia="Arial" w:hAnsi="Arial"/>
@@ -11066,6 +11355,65 @@
         </w:tc>
       </w:tr>
     </w:tbl>
+    <w:p>
+      <w:pPr>
+        <w:pBdr>
+          <w:top w:val="single" w:color="BBBBBB" w:sz="4" w:space="4"/>
+        </w:pBdr>
+        <w:spacing w:after="0" w:before="160"/>
+      </w:pPr>
+      <w:r>
+        <w:rPr>
+          <w:rFonts w:ascii="Arial" w:cs="Arial" w:eastAsia="Arial" w:hAnsi="Arial"/>
+          <w:color w:val="666666"/>
+          <w:sz w:val="14"/>
+          <w:szCs w:val="14"/>
+        </w:rPr>
+        <w:t xml:space="preserve">© 2026 SeaVuria and ARES. Aligned with KICD objectives. Developed by SeaVuria; technical implementation by ARES (with AI assistance from Claude). Licensed under </w:t>
+      </w:r>
+      <w:hyperlink w:history="1" r:id="rIdwbjtwftf6jlwotzn1hdfl">
+        <w:r>
+          <w:rPr>
+            <w:rFonts w:ascii="Arial" w:cs="Arial" w:eastAsia="Arial" w:hAnsi="Arial"/>
+            <w:color w:val="1F6B75"/>
+            <w:sz w:val="14"/>
+            <w:szCs w:val="14"/>
+            <w:u w:val="single" w:color="1F6B75"/>
+          </w:rPr>
+          <w:t xml:space="preserve">CC BY-NC 4.0</w:t>
+        </w:r>
+      </w:hyperlink>
+      <w:r>
+        <w:rPr>
+          <w:rFonts w:ascii="Arial" w:cs="Arial" w:eastAsia="Arial" w:hAnsi="Arial"/>
+          <w:color w:val="666666"/>
+          <w:sz w:val="14"/>
+          <w:szCs w:val="14"/>
+        </w:rPr>
+        <w:t xml:space="preserve"> (</w:t>
+      </w:r>
+      <w:hyperlink w:history="1" r:id="rIdypdiffzxntkakfozl3zgq">
+        <w:r>
+          <w:rPr>
+            <w:rFonts w:ascii="Arial" w:cs="Arial" w:eastAsia="Arial" w:hAnsi="Arial"/>
+            <w:color w:val="1F6B75"/>
+            <w:sz w:val="14"/>
+            <w:szCs w:val="14"/>
+            <w:u w:val="single" w:color="1F6B75"/>
+          </w:rPr>
+          <w:t xml:space="preserve">https://creativecommons.org/licenses/by-nc/4.0/</w:t>
+        </w:r>
+      </w:hyperlink>
+      <w:r>
+        <w:rPr>
+          <w:rFonts w:ascii="Arial" w:cs="Arial" w:eastAsia="Arial" w:hAnsi="Arial"/>
+          <w:color w:val="666666"/>
+          <w:sz w:val="14"/>
+          <w:szCs w:val="14"/>
+        </w:rPr>
+        <w:t xml:space="preserve">).</w:t>
+      </w:r>
+    </w:p>
     <w:p>
       <w:r>
         <w:br w:type="page"/>
@@ -12057,7 +12405,7 @@
             <w:pPr>
               <w:spacing w:after="20" w:before="0"/>
             </w:pPr>
-            <w:hyperlink w:history="1" r:id="rIdxjcyesk5kdfgro-mxkums">
+            <w:hyperlink w:history="1" r:id="rIdobkada5odk78cdmhwttyg">
               <w:r>
                 <w:rPr>
                   <w:rFonts w:ascii="Arial" w:cs="Arial" w:eastAsia="Arial" w:hAnsi="Arial"/>
@@ -12090,7 +12438,7 @@
               <w:spacing w:after="10" w:before="0"/>
               <w:ind w:left="120"/>
             </w:pPr>
-            <w:hyperlink w:history="1" r:id="rIdpszbov_k3mjhmsaxchqkx">
+            <w:hyperlink w:history="1" r:id="rIdv0dcqzp0lss4pevoyftwr">
               <w:r>
                 <w:rPr>
                   <w:rFonts w:ascii="Arial" w:cs="Arial" w:eastAsia="Arial" w:hAnsi="Arial"/>
@@ -12135,7 +12483,7 @@
             <w:pPr>
               <w:spacing w:after="20" w:before="0"/>
             </w:pPr>
-            <w:hyperlink w:history="1" r:id="rIddmc3ybro89ltxkqhkhxdq">
+            <w:hyperlink w:history="1" r:id="rId9zaqvf1hwuvqfdvc4qrmi">
               <w:r>
                 <w:rPr>
                   <w:rFonts w:ascii="Arial" w:cs="Arial" w:eastAsia="Arial" w:hAnsi="Arial"/>
@@ -12168,7 +12516,7 @@
               <w:spacing w:after="10" w:before="0"/>
               <w:ind w:left="120"/>
             </w:pPr>
-            <w:hyperlink w:history="1" r:id="rId5psghhomcjdemswzrgauf">
+            <w:hyperlink w:history="1" r:id="rIdhp_vjcfi6iolnx5kruu-l">
               <w:r>
                 <w:rPr>
                   <w:rFonts w:ascii="Arial" w:cs="Arial" w:eastAsia="Arial" w:hAnsi="Arial"/>
@@ -12363,7 +12711,7 @@
             <w:pPr>
               <w:spacing w:after="20" w:before="0"/>
             </w:pPr>
-            <w:hyperlink w:history="1" r:id="rIdpvbadisv6ftcgxnuburzk">
+            <w:hyperlink w:history="1" r:id="rIdnan2qppkpt6ab8rajxeyx">
               <w:r>
                 <w:rPr>
                   <w:rFonts w:ascii="Arial" w:cs="Arial" w:eastAsia="Arial" w:hAnsi="Arial"/>
@@ -12396,7 +12744,7 @@
               <w:spacing w:after="10" w:before="0"/>
               <w:ind w:left="120"/>
             </w:pPr>
-            <w:hyperlink w:history="1" r:id="rIdatq7una6gtz4tbk0cxcir">
+            <w:hyperlink w:history="1" r:id="rIdsxrb7wefyswwbufvaayqu">
               <w:r>
                 <w:rPr>
                   <w:rFonts w:ascii="Arial" w:cs="Arial" w:eastAsia="Arial" w:hAnsi="Arial"/>
@@ -12441,7 +12789,7 @@
             <w:pPr>
               <w:spacing w:after="20" w:before="0"/>
             </w:pPr>
-            <w:hyperlink w:history="1" r:id="rIdwy4exibfl8m1yjv7mof1t">
+            <w:hyperlink w:history="1" r:id="rId06pimpt2vanwq5mlejtnp">
               <w:r>
                 <w:rPr>
                   <w:rFonts w:ascii="Arial" w:cs="Arial" w:eastAsia="Arial" w:hAnsi="Arial"/>
@@ -12474,7 +12822,7 @@
               <w:spacing w:after="10" w:before="0"/>
               <w:ind w:left="120"/>
             </w:pPr>
-            <w:hyperlink w:history="1" r:id="rId4fzu7ek-aqairk7xkosnk">
+            <w:hyperlink w:history="1" r:id="rIdfosdl3uuo2qoi-zqsssft">
               <w:r>
                 <w:rPr>
                   <w:rFonts w:ascii="Arial" w:cs="Arial" w:eastAsia="Arial" w:hAnsi="Arial"/>
@@ -12669,7 +13017,7 @@
             <w:pPr>
               <w:spacing w:after="20" w:before="0"/>
             </w:pPr>
-            <w:hyperlink w:history="1" r:id="rIdt4eupxtqzzh7-cakei4l6">
+            <w:hyperlink w:history="1" r:id="rIdoq2js1zqnvhpidldz5p3r">
               <w:r>
                 <w:rPr>
                   <w:rFonts w:ascii="Arial" w:cs="Arial" w:eastAsia="Arial" w:hAnsi="Arial"/>
@@ -12702,7 +13050,7 @@
               <w:spacing w:after="10" w:before="0"/>
               <w:ind w:left="120"/>
             </w:pPr>
-            <w:hyperlink w:history="1" r:id="rIdqayjfnxddplgll3x4-xox">
+            <w:hyperlink w:history="1" r:id="rIdtst2gttku2tqscpdtkjhd">
               <w:r>
                 <w:rPr>
                   <w:rFonts w:ascii="Arial" w:cs="Arial" w:eastAsia="Arial" w:hAnsi="Arial"/>
@@ -12747,7 +13095,7 @@
             <w:pPr>
               <w:spacing w:after="20" w:before="0"/>
             </w:pPr>
-            <w:hyperlink w:history="1" r:id="rIdl5jifsi2ktdjelbbm129z">
+            <w:hyperlink w:history="1" r:id="rIdwoimxq6qi64isp4ydpo44">
               <w:r>
                 <w:rPr>
                   <w:rFonts w:ascii="Arial" w:cs="Arial" w:eastAsia="Arial" w:hAnsi="Arial"/>
@@ -12780,7 +13128,7 @@
               <w:spacing w:after="10" w:before="0"/>
               <w:ind w:left="120"/>
             </w:pPr>
-            <w:hyperlink w:history="1" r:id="rIdiwzzurxw6gnrt2nc1hyvn">
+            <w:hyperlink w:history="1" r:id="rId4vwxmpud7tops0dwzlgz7">
               <w:r>
                 <w:rPr>
                   <w:rFonts w:ascii="Arial" w:cs="Arial" w:eastAsia="Arial" w:hAnsi="Arial"/>
@@ -12975,7 +13323,7 @@
             <w:pPr>
               <w:spacing w:after="20" w:before="0"/>
             </w:pPr>
-            <w:hyperlink w:history="1" r:id="rIdhahnfkyvrcdbu0work7qk">
+            <w:hyperlink w:history="1" r:id="rIdkgaizuxnt4vzrkp77qw2g">
               <w:r>
                 <w:rPr>
                   <w:rFonts w:ascii="Arial" w:cs="Arial" w:eastAsia="Arial" w:hAnsi="Arial"/>
@@ -13008,7 +13356,7 @@
               <w:spacing w:after="10" w:before="0"/>
               <w:ind w:left="120"/>
             </w:pPr>
-            <w:hyperlink w:history="1" r:id="rIdtdggjwuhtha_3cvu-svnm">
+            <w:hyperlink w:history="1" r:id="rIdle427k5uffwc49ah3xveb">
               <w:r>
                 <w:rPr>
                   <w:rFonts w:ascii="Arial" w:cs="Arial" w:eastAsia="Arial" w:hAnsi="Arial"/>
@@ -13053,7 +13401,7 @@
             <w:pPr>
               <w:spacing w:after="20" w:before="0"/>
             </w:pPr>
-            <w:hyperlink w:history="1" r:id="rIdlbrx5xsulyc18ob4-04kj">
+            <w:hyperlink w:history="1" r:id="rIdhsg7zci9g9gygqxbdnowl">
               <w:r>
                 <w:rPr>
                   <w:rFonts w:ascii="Arial" w:cs="Arial" w:eastAsia="Arial" w:hAnsi="Arial"/>
@@ -13086,7 +13434,7 @@
               <w:spacing w:after="10" w:before="0"/>
               <w:ind w:left="120"/>
             </w:pPr>
-            <w:hyperlink w:history="1" r:id="rIdyjzvutg3ueqhtghijmeeg">
+            <w:hyperlink w:history="1" r:id="rIdrs67gxz7nlwtdzzsshp_z">
               <w:r>
                 <w:rPr>
                   <w:rFonts w:ascii="Arial" w:cs="Arial" w:eastAsia="Arial" w:hAnsi="Arial"/>
@@ -13281,7 +13629,7 @@
             <w:pPr>
               <w:spacing w:after="20" w:before="0"/>
             </w:pPr>
-            <w:hyperlink w:history="1" r:id="rId1zctjethbw7kxocc3wtlx">
+            <w:hyperlink w:history="1" r:id="rIdfr1nhjdywbgj7oie-q8qy">
               <w:r>
                 <w:rPr>
                   <w:rFonts w:ascii="Arial" w:cs="Arial" w:eastAsia="Arial" w:hAnsi="Arial"/>
@@ -13314,7 +13662,7 @@
               <w:spacing w:after="10" w:before="0"/>
               <w:ind w:left="120"/>
             </w:pPr>
-            <w:hyperlink w:history="1" r:id="rId-i43fqwj4sdznzaugll7y">
+            <w:hyperlink w:history="1" r:id="rId5qerivtlpj5ms3z3dcyw6">
               <w:r>
                 <w:rPr>
                   <w:rFonts w:ascii="Arial" w:cs="Arial" w:eastAsia="Arial" w:hAnsi="Arial"/>
@@ -13359,7 +13707,7 @@
             <w:pPr>
               <w:spacing w:after="20" w:before="0"/>
             </w:pPr>
-            <w:hyperlink w:history="1" r:id="rIdmh6wp16s3_wdrntmmjfn_">
+            <w:hyperlink w:history="1" r:id="rIdsy1x9sujnhrtutvaqqjay">
               <w:r>
                 <w:rPr>
                   <w:rFonts w:ascii="Arial" w:cs="Arial" w:eastAsia="Arial" w:hAnsi="Arial"/>
@@ -13392,7 +13740,7 @@
               <w:spacing w:after="10" w:before="0"/>
               <w:ind w:left="120"/>
             </w:pPr>
-            <w:hyperlink w:history="1" r:id="rIdtqoeymzc84fnvauexr4z4">
+            <w:hyperlink w:history="1" r:id="rIdgkavzcy29oynp89rxmkbc">
               <w:r>
                 <w:rPr>
                   <w:rFonts w:ascii="Arial" w:cs="Arial" w:eastAsia="Arial" w:hAnsi="Arial"/>
@@ -13888,6 +14236,65 @@
         </w:tc>
       </w:tr>
     </w:tbl>
+    <w:p>
+      <w:pPr>
+        <w:pBdr>
+          <w:top w:val="single" w:color="BBBBBB" w:sz="4" w:space="4"/>
+        </w:pBdr>
+        <w:spacing w:after="0" w:before="160"/>
+      </w:pPr>
+      <w:r>
+        <w:rPr>
+          <w:rFonts w:ascii="Arial" w:cs="Arial" w:eastAsia="Arial" w:hAnsi="Arial"/>
+          <w:color w:val="666666"/>
+          <w:sz w:val="14"/>
+          <w:szCs w:val="14"/>
+        </w:rPr>
+        <w:t xml:space="preserve">© 2026 SeaVuria and ARES. Aligned with KICD objectives. Developed by SeaVuria; technical implementation by ARES (with AI assistance from Claude). Licensed under </w:t>
+      </w:r>
+      <w:hyperlink w:history="1" r:id="rIdu2mf6vrjwjulzuiaz5krt">
+        <w:r>
+          <w:rPr>
+            <w:rFonts w:ascii="Arial" w:cs="Arial" w:eastAsia="Arial" w:hAnsi="Arial"/>
+            <w:color w:val="1F6B75"/>
+            <w:sz w:val="14"/>
+            <w:szCs w:val="14"/>
+            <w:u w:val="single" w:color="1F6B75"/>
+          </w:rPr>
+          <w:t xml:space="preserve">CC BY-NC 4.0</w:t>
+        </w:r>
+      </w:hyperlink>
+      <w:r>
+        <w:rPr>
+          <w:rFonts w:ascii="Arial" w:cs="Arial" w:eastAsia="Arial" w:hAnsi="Arial"/>
+          <w:color w:val="666666"/>
+          <w:sz w:val="14"/>
+          <w:szCs w:val="14"/>
+        </w:rPr>
+        <w:t xml:space="preserve"> (</w:t>
+      </w:r>
+      <w:hyperlink w:history="1" r:id="rIdaejvsbwabqe-9tznymfhe">
+        <w:r>
+          <w:rPr>
+            <w:rFonts w:ascii="Arial" w:cs="Arial" w:eastAsia="Arial" w:hAnsi="Arial"/>
+            <w:color w:val="1F6B75"/>
+            <w:sz w:val="14"/>
+            <w:szCs w:val="14"/>
+            <w:u w:val="single" w:color="1F6B75"/>
+          </w:rPr>
+          <w:t xml:space="preserve">https://creativecommons.org/licenses/by-nc/4.0/</w:t>
+        </w:r>
+      </w:hyperlink>
+      <w:r>
+        <w:rPr>
+          <w:rFonts w:ascii="Arial" w:cs="Arial" w:eastAsia="Arial" w:hAnsi="Arial"/>
+          <w:color w:val="666666"/>
+          <w:sz w:val="14"/>
+          <w:szCs w:val="14"/>
+        </w:rPr>
+        <w:t xml:space="preserve">).</w:t>
+      </w:r>
+    </w:p>
     <w:p>
       <w:r>
         <w:br w:type="page"/>
@@ -14879,7 +15286,7 @@
             <w:pPr>
               <w:spacing w:after="20" w:before="0"/>
             </w:pPr>
-            <w:hyperlink w:history="1" r:id="rId36kuv8csqz6o12gi_i7mq">
+            <w:hyperlink w:history="1" r:id="rIdlyjeqnydouyibdeqarp1y">
               <w:r>
                 <w:rPr>
                   <w:rFonts w:ascii="Arial" w:cs="Arial" w:eastAsia="Arial" w:hAnsi="Arial"/>
@@ -14912,7 +15319,7 @@
               <w:spacing w:after="10" w:before="0"/>
               <w:ind w:left="120"/>
             </w:pPr>
-            <w:hyperlink w:history="1" r:id="rIdnz-58mn5tmyro6uxdmkvw">
+            <w:hyperlink w:history="1" r:id="rIde0v0vcfsibtwrqulloc9d">
               <w:r>
                 <w:rPr>
                   <w:rFonts w:ascii="Arial" w:cs="Arial" w:eastAsia="Arial" w:hAnsi="Arial"/>
@@ -14957,7 +15364,7 @@
             <w:pPr>
               <w:spacing w:after="20" w:before="0"/>
             </w:pPr>
-            <w:hyperlink w:history="1" r:id="rIdcolzgutbknbdwj3ejr3m7">
+            <w:hyperlink w:history="1" r:id="rIdad9hmam3cknhq6kjwuwtm">
               <w:r>
                 <w:rPr>
                   <w:rFonts w:ascii="Arial" w:cs="Arial" w:eastAsia="Arial" w:hAnsi="Arial"/>
@@ -14990,7 +15397,7 @@
               <w:spacing w:after="10" w:before="0"/>
               <w:ind w:left="120"/>
             </w:pPr>
-            <w:hyperlink w:history="1" r:id="rIdvsvq6jytj3ftuk22kpnax">
+            <w:hyperlink w:history="1" r:id="rIdf7ggmzdd2hsvuoewlfwqd">
               <w:r>
                 <w:rPr>
                   <w:rFonts w:ascii="Arial" w:cs="Arial" w:eastAsia="Arial" w:hAnsi="Arial"/>
@@ -15185,7 +15592,7 @@
             <w:pPr>
               <w:spacing w:after="20" w:before="0"/>
             </w:pPr>
-            <w:hyperlink w:history="1" r:id="rIdc9kphbvhrqduazcc-f0oe">
+            <w:hyperlink w:history="1" r:id="rId18kront_3cmiqghauevqi">
               <w:r>
                 <w:rPr>
                   <w:rFonts w:ascii="Arial" w:cs="Arial" w:eastAsia="Arial" w:hAnsi="Arial"/>
@@ -15218,7 +15625,7 @@
               <w:spacing w:after="10" w:before="0"/>
               <w:ind w:left="120"/>
             </w:pPr>
-            <w:hyperlink w:history="1" r:id="rIdvzpzkpw89acvnsk2iuzrc">
+            <w:hyperlink w:history="1" r:id="rIdwsqffdhu1rk3ftj0ghqj7">
               <w:r>
                 <w:rPr>
                   <w:rFonts w:ascii="Arial" w:cs="Arial" w:eastAsia="Arial" w:hAnsi="Arial"/>
@@ -15263,7 +15670,7 @@
             <w:pPr>
               <w:spacing w:after="20" w:before="0"/>
             </w:pPr>
-            <w:hyperlink w:history="1" r:id="rIdao1qrkpna9bhvpocd2msa">
+            <w:hyperlink w:history="1" r:id="rIdwdmorcdwgyddotmeh2ltl">
               <w:r>
                 <w:rPr>
                   <w:rFonts w:ascii="Arial" w:cs="Arial" w:eastAsia="Arial" w:hAnsi="Arial"/>
@@ -15296,7 +15703,7 @@
               <w:spacing w:after="10" w:before="0"/>
               <w:ind w:left="120"/>
             </w:pPr>
-            <w:hyperlink w:history="1" r:id="rId4pvxugbxzw5o_2-cg2a1p">
+            <w:hyperlink w:history="1" r:id="rIdcrn8bu2quqxmpziffohdy">
               <w:r>
                 <w:rPr>
                   <w:rFonts w:ascii="Arial" w:cs="Arial" w:eastAsia="Arial" w:hAnsi="Arial"/>
@@ -15491,7 +15898,7 @@
             <w:pPr>
               <w:spacing w:after="20" w:before="0"/>
             </w:pPr>
-            <w:hyperlink w:history="1" r:id="rIdq0vzp7bnruak0nz1txirf">
+            <w:hyperlink w:history="1" r:id="rIdl0fdlpxjqdgjg2sytpvee">
               <w:r>
                 <w:rPr>
                   <w:rFonts w:ascii="Arial" w:cs="Arial" w:eastAsia="Arial" w:hAnsi="Arial"/>
@@ -15524,7 +15931,7 @@
               <w:spacing w:after="10" w:before="0"/>
               <w:ind w:left="120"/>
             </w:pPr>
-            <w:hyperlink w:history="1" r:id="rIdqh9gtfcbqn1km-bisev-w">
+            <w:hyperlink w:history="1" r:id="rIdblmpy9nts9nk87rwhmh-e">
               <w:r>
                 <w:rPr>
                   <w:rFonts w:ascii="Arial" w:cs="Arial" w:eastAsia="Arial" w:hAnsi="Arial"/>
@@ -15569,7 +15976,7 @@
             <w:pPr>
               <w:spacing w:after="20" w:before="0"/>
             </w:pPr>
-            <w:hyperlink w:history="1" r:id="rId-zb5chuv1qltqvfiwdigp">
+            <w:hyperlink w:history="1" r:id="rIdpqclhkgtw_ds4fc7fy8tf">
               <w:r>
                 <w:rPr>
                   <w:rFonts w:ascii="Arial" w:cs="Arial" w:eastAsia="Arial" w:hAnsi="Arial"/>
@@ -15602,7 +16009,7 @@
               <w:spacing w:after="10" w:before="0"/>
               <w:ind w:left="120"/>
             </w:pPr>
-            <w:hyperlink w:history="1" r:id="rId3hg4llg7npwqkqsznyt3u">
+            <w:hyperlink w:history="1" r:id="rId4yjraxap-_hee-an9p1ke">
               <w:r>
                 <w:rPr>
                   <w:rFonts w:ascii="Arial" w:cs="Arial" w:eastAsia="Arial" w:hAnsi="Arial"/>
@@ -15797,7 +16204,7 @@
             <w:pPr>
               <w:spacing w:after="20" w:before="0"/>
             </w:pPr>
-            <w:hyperlink w:history="1" r:id="rIdrppwvqwa0hhbhz29384o0">
+            <w:hyperlink w:history="1" r:id="rIdrnn5mpzrrjf7i85-7jelx">
               <w:r>
                 <w:rPr>
                   <w:rFonts w:ascii="Arial" w:cs="Arial" w:eastAsia="Arial" w:hAnsi="Arial"/>
@@ -15830,7 +16237,7 @@
               <w:spacing w:after="10" w:before="0"/>
               <w:ind w:left="120"/>
             </w:pPr>
-            <w:hyperlink w:history="1" r:id="rIdw_zrqbz6_e-u5ou7ysdvc">
+            <w:hyperlink w:history="1" r:id="rIdgewvukwxuw0faqvwwsd8g">
               <w:r>
                 <w:rPr>
                   <w:rFonts w:ascii="Arial" w:cs="Arial" w:eastAsia="Arial" w:hAnsi="Arial"/>
@@ -15875,7 +16282,7 @@
             <w:pPr>
               <w:spacing w:after="20" w:before="0"/>
             </w:pPr>
-            <w:hyperlink w:history="1" r:id="rId9aljsqr5_4pel0j3i_kp9">
+            <w:hyperlink w:history="1" r:id="rIddc_l4txop28wkzhaouvpk">
               <w:r>
                 <w:rPr>
                   <w:rFonts w:ascii="Arial" w:cs="Arial" w:eastAsia="Arial" w:hAnsi="Arial"/>
@@ -15908,7 +16315,7 @@
               <w:spacing w:after="10" w:before="0"/>
               <w:ind w:left="120"/>
             </w:pPr>
-            <w:hyperlink w:history="1" r:id="rIdn8yzsqkc86-epw5bkpwji">
+            <w:hyperlink w:history="1" r:id="rIdijnbotmamm7cze5p8dtph">
               <w:r>
                 <w:rPr>
                   <w:rFonts w:ascii="Arial" w:cs="Arial" w:eastAsia="Arial" w:hAnsi="Arial"/>
@@ -16103,7 +16510,7 @@
             <w:pPr>
               <w:spacing w:after="20" w:before="0"/>
             </w:pPr>
-            <w:hyperlink w:history="1" r:id="rIdidv5zoxwovs-4-umkrb_l">
+            <w:hyperlink w:history="1" r:id="rIdhx3ramddakv8jcnxouyy5">
               <w:r>
                 <w:rPr>
                   <w:rFonts w:ascii="Arial" w:cs="Arial" w:eastAsia="Arial" w:hAnsi="Arial"/>
@@ -16136,7 +16543,7 @@
               <w:spacing w:after="10" w:before="0"/>
               <w:ind w:left="120"/>
             </w:pPr>
-            <w:hyperlink w:history="1" r:id="rIdnudvldqkellueo6_okc_r">
+            <w:hyperlink w:history="1" r:id="rId9l4h-hfner5vkpylgc5cp">
               <w:r>
                 <w:rPr>
                   <w:rFonts w:ascii="Arial" w:cs="Arial" w:eastAsia="Arial" w:hAnsi="Arial"/>
@@ -16181,7 +16588,7 @@
             <w:pPr>
               <w:spacing w:after="20" w:before="0"/>
             </w:pPr>
-            <w:hyperlink w:history="1" r:id="rIdtfdrzxzbceu2easdc0pff">
+            <w:hyperlink w:history="1" r:id="rIdkijeteg8qyqchpv0xb6a0">
               <w:r>
                 <w:rPr>
                   <w:rFonts w:ascii="Arial" w:cs="Arial" w:eastAsia="Arial" w:hAnsi="Arial"/>
@@ -16214,7 +16621,7 @@
               <w:spacing w:after="10" w:before="0"/>
               <w:ind w:left="120"/>
             </w:pPr>
-            <w:hyperlink w:history="1" r:id="rIdqjzbcsorfbtn__cokwexe">
+            <w:hyperlink w:history="1" r:id="rIdorf9x46n-nz6_bm14qvpq">
               <w:r>
                 <w:rPr>
                   <w:rFonts w:ascii="Arial" w:cs="Arial" w:eastAsia="Arial" w:hAnsi="Arial"/>
@@ -16710,6 +17117,65 @@
         </w:tc>
       </w:tr>
     </w:tbl>
+    <w:p>
+      <w:pPr>
+        <w:pBdr>
+          <w:top w:val="single" w:color="BBBBBB" w:sz="4" w:space="4"/>
+        </w:pBdr>
+        <w:spacing w:after="0" w:before="160"/>
+      </w:pPr>
+      <w:r>
+        <w:rPr>
+          <w:rFonts w:ascii="Arial" w:cs="Arial" w:eastAsia="Arial" w:hAnsi="Arial"/>
+          <w:color w:val="666666"/>
+          <w:sz w:val="14"/>
+          <w:szCs w:val="14"/>
+        </w:rPr>
+        <w:t xml:space="preserve">© 2026 SeaVuria and ARES. Aligned with KICD objectives. Developed by SeaVuria; technical implementation by ARES (with AI assistance from Claude). Licensed under </w:t>
+      </w:r>
+      <w:hyperlink w:history="1" r:id="rIdvx4wftoxyqzzla1jihtwk">
+        <w:r>
+          <w:rPr>
+            <w:rFonts w:ascii="Arial" w:cs="Arial" w:eastAsia="Arial" w:hAnsi="Arial"/>
+            <w:color w:val="1F6B75"/>
+            <w:sz w:val="14"/>
+            <w:szCs w:val="14"/>
+            <w:u w:val="single" w:color="1F6B75"/>
+          </w:rPr>
+          <w:t xml:space="preserve">CC BY-NC 4.0</w:t>
+        </w:r>
+      </w:hyperlink>
+      <w:r>
+        <w:rPr>
+          <w:rFonts w:ascii="Arial" w:cs="Arial" w:eastAsia="Arial" w:hAnsi="Arial"/>
+          <w:color w:val="666666"/>
+          <w:sz w:val="14"/>
+          <w:szCs w:val="14"/>
+        </w:rPr>
+        <w:t xml:space="preserve"> (</w:t>
+      </w:r>
+      <w:hyperlink w:history="1" r:id="rIdohd93mkycnozpkidsashi">
+        <w:r>
+          <w:rPr>
+            <w:rFonts w:ascii="Arial" w:cs="Arial" w:eastAsia="Arial" w:hAnsi="Arial"/>
+            <w:color w:val="1F6B75"/>
+            <w:sz w:val="14"/>
+            <w:szCs w:val="14"/>
+            <w:u w:val="single" w:color="1F6B75"/>
+          </w:rPr>
+          <w:t xml:space="preserve">https://creativecommons.org/licenses/by-nc/4.0/</w:t>
+        </w:r>
+      </w:hyperlink>
+      <w:r>
+        <w:rPr>
+          <w:rFonts w:ascii="Arial" w:cs="Arial" w:eastAsia="Arial" w:hAnsi="Arial"/>
+          <w:color w:val="666666"/>
+          <w:sz w:val="14"/>
+          <w:szCs w:val="14"/>
+        </w:rPr>
+        <w:t xml:space="preserve">).</w:t>
+      </w:r>
+    </w:p>
     <w:p>
       <w:r>
         <w:br w:type="page"/>
@@ -17701,7 +18167,7 @@
             <w:pPr>
               <w:spacing w:after="20" w:before="0"/>
             </w:pPr>
-            <w:hyperlink w:history="1" r:id="rIdp5nirbeqmuuaexlb9dwtx">
+            <w:hyperlink w:history="1" r:id="rId9jz5yf55j6fr0ynn0y6dl">
               <w:r>
                 <w:rPr>
                   <w:rFonts w:ascii="Arial" w:cs="Arial" w:eastAsia="Arial" w:hAnsi="Arial"/>
@@ -17734,7 +18200,7 @@
               <w:spacing w:after="10" w:before="0"/>
               <w:ind w:left="120"/>
             </w:pPr>
-            <w:hyperlink w:history="1" r:id="rIdmqcscnz5bue8r5rl0bjad">
+            <w:hyperlink w:history="1" r:id="rIdchtwbmzod2z6peaa1fhb1">
               <w:r>
                 <w:rPr>
                   <w:rFonts w:ascii="Arial" w:cs="Arial" w:eastAsia="Arial" w:hAnsi="Arial"/>
@@ -17779,7 +18245,7 @@
             <w:pPr>
               <w:spacing w:after="20" w:before="0"/>
             </w:pPr>
-            <w:hyperlink w:history="1" r:id="rId04b2-n9zaoyfie85zxzau">
+            <w:hyperlink w:history="1" r:id="rIdbulbco9p05xashqwotuyg">
               <w:r>
                 <w:rPr>
                   <w:rFonts w:ascii="Arial" w:cs="Arial" w:eastAsia="Arial" w:hAnsi="Arial"/>
@@ -17812,7 +18278,7 @@
               <w:spacing w:after="10" w:before="0"/>
               <w:ind w:left="120"/>
             </w:pPr>
-            <w:hyperlink w:history="1" r:id="rId_vfz_my_kruznz6xj7lvb">
+            <w:hyperlink w:history="1" r:id="rIdzvzqwvu0va_677fz35mu0">
               <w:r>
                 <w:rPr>
                   <w:rFonts w:ascii="Arial" w:cs="Arial" w:eastAsia="Arial" w:hAnsi="Arial"/>
@@ -18007,7 +18473,7 @@
             <w:pPr>
               <w:spacing w:after="20" w:before="0"/>
             </w:pPr>
-            <w:hyperlink w:history="1" r:id="rIdpypmj5ivzp3be5tgaquup">
+            <w:hyperlink w:history="1" r:id="rIde84nm9qqyjg0nc55bcbaq">
               <w:r>
                 <w:rPr>
                   <w:rFonts w:ascii="Arial" w:cs="Arial" w:eastAsia="Arial" w:hAnsi="Arial"/>
@@ -18040,7 +18506,7 @@
               <w:spacing w:after="10" w:before="0"/>
               <w:ind w:left="120"/>
             </w:pPr>
-            <w:hyperlink w:history="1" r:id="rIdhoeo8knq4qspaxbqebfa8">
+            <w:hyperlink w:history="1" r:id="rIdixriarqebntpeq6bo91_z">
               <w:r>
                 <w:rPr>
                   <w:rFonts w:ascii="Arial" w:cs="Arial" w:eastAsia="Arial" w:hAnsi="Arial"/>
@@ -18085,7 +18551,7 @@
             <w:pPr>
               <w:spacing w:after="20" w:before="0"/>
             </w:pPr>
-            <w:hyperlink w:history="1" r:id="rIdiaentu7z2sax_xme9upwf">
+            <w:hyperlink w:history="1" r:id="rId6zwupwpn7q-lccrie8f5d">
               <w:r>
                 <w:rPr>
                   <w:rFonts w:ascii="Arial" w:cs="Arial" w:eastAsia="Arial" w:hAnsi="Arial"/>
@@ -18118,7 +18584,7 @@
               <w:spacing w:after="10" w:before="0"/>
               <w:ind w:left="120"/>
             </w:pPr>
-            <w:hyperlink w:history="1" r:id="rIdxazvrkkabt52pz20wjklx">
+            <w:hyperlink w:history="1" r:id="rIdt34dhqskn-6y-j8llzkm0">
               <w:r>
                 <w:rPr>
                   <w:rFonts w:ascii="Arial" w:cs="Arial" w:eastAsia="Arial" w:hAnsi="Arial"/>
@@ -18313,7 +18779,7 @@
             <w:pPr>
               <w:spacing w:after="20" w:before="0"/>
             </w:pPr>
-            <w:hyperlink w:history="1" r:id="rIdfp2oo7ausmco3kiz-nv_8">
+            <w:hyperlink w:history="1" r:id="rIdi1htknp0n2qud2mptjgte">
               <w:r>
                 <w:rPr>
                   <w:rFonts w:ascii="Arial" w:cs="Arial" w:eastAsia="Arial" w:hAnsi="Arial"/>
@@ -18346,7 +18812,7 @@
               <w:spacing w:after="10" w:before="0"/>
               <w:ind w:left="120"/>
             </w:pPr>
-            <w:hyperlink w:history="1" r:id="rIdkh_deixi3osyfxiwlcwqc">
+            <w:hyperlink w:history="1" r:id="rIdtqu1kccda0i7vpg6t45bm">
               <w:r>
                 <w:rPr>
                   <w:rFonts w:ascii="Arial" w:cs="Arial" w:eastAsia="Arial" w:hAnsi="Arial"/>
@@ -18391,7 +18857,7 @@
             <w:pPr>
               <w:spacing w:after="20" w:before="0"/>
             </w:pPr>
-            <w:hyperlink w:history="1" r:id="rIdhebrnpxkgd_jr5yzscnqw">
+            <w:hyperlink w:history="1" r:id="rId64haqqauytjyedpiexujk">
               <w:r>
                 <w:rPr>
                   <w:rFonts w:ascii="Arial" w:cs="Arial" w:eastAsia="Arial" w:hAnsi="Arial"/>
@@ -18424,7 +18890,7 @@
               <w:spacing w:after="10" w:before="0"/>
               <w:ind w:left="120"/>
             </w:pPr>
-            <w:hyperlink w:history="1" r:id="rIdzmruy3iwbbpqnwf1k89at">
+            <w:hyperlink w:history="1" r:id="rIdljxjw6khxywfayj7guudq">
               <w:r>
                 <w:rPr>
                   <w:rFonts w:ascii="Arial" w:cs="Arial" w:eastAsia="Arial" w:hAnsi="Arial"/>
@@ -18619,7 +19085,7 @@
             <w:pPr>
               <w:spacing w:after="20" w:before="0"/>
             </w:pPr>
-            <w:hyperlink w:history="1" r:id="rIdiyfmrofqu-qbh-rjoiaop">
+            <w:hyperlink w:history="1" r:id="rIddqeyky6ocdo-vsavsa43d">
               <w:r>
                 <w:rPr>
                   <w:rFonts w:ascii="Arial" w:cs="Arial" w:eastAsia="Arial" w:hAnsi="Arial"/>
@@ -18652,7 +19118,7 @@
               <w:spacing w:after="10" w:before="0"/>
               <w:ind w:left="120"/>
             </w:pPr>
-            <w:hyperlink w:history="1" r:id="rIdjigdwjtanwvz9bchp5wak">
+            <w:hyperlink w:history="1" r:id="rId5oncdpb4vcjsf2hannlx9">
               <w:r>
                 <w:rPr>
                   <w:rFonts w:ascii="Arial" w:cs="Arial" w:eastAsia="Arial" w:hAnsi="Arial"/>
@@ -18697,7 +19163,7 @@
             <w:pPr>
               <w:spacing w:after="20" w:before="0"/>
             </w:pPr>
-            <w:hyperlink w:history="1" r:id="rIdwipsni6uaaeq2hkuv0nj8">
+            <w:hyperlink w:history="1" r:id="rIdphcgdfk5bgozqi0z6bkds">
               <w:r>
                 <w:rPr>
                   <w:rFonts w:ascii="Arial" w:cs="Arial" w:eastAsia="Arial" w:hAnsi="Arial"/>
@@ -18730,7 +19196,7 @@
               <w:spacing w:after="10" w:before="0"/>
               <w:ind w:left="120"/>
             </w:pPr>
-            <w:hyperlink w:history="1" r:id="rIda2yd_eqdwpwaj5zuqxw3p">
+            <w:hyperlink w:history="1" r:id="rIda29t4y56ispthnvr-h_79">
               <w:r>
                 <w:rPr>
                   <w:rFonts w:ascii="Arial" w:cs="Arial" w:eastAsia="Arial" w:hAnsi="Arial"/>
@@ -18925,7 +19391,7 @@
             <w:pPr>
               <w:spacing w:after="20" w:before="0"/>
             </w:pPr>
-            <w:hyperlink w:history="1" r:id="rIdigvxki1tgbibamodnt3vy">
+            <w:hyperlink w:history="1" r:id="rIdrc2npxpiogr8gq0_mcju8">
               <w:r>
                 <w:rPr>
                   <w:rFonts w:ascii="Arial" w:cs="Arial" w:eastAsia="Arial" w:hAnsi="Arial"/>
@@ -18958,7 +19424,7 @@
               <w:spacing w:after="10" w:before="0"/>
               <w:ind w:left="120"/>
             </w:pPr>
-            <w:hyperlink w:history="1" r:id="rIdq7iyhjv6ubdxd1j_cog3z">
+            <w:hyperlink w:history="1" r:id="rIdtpaim0qps6g6lse6kop9_">
               <w:r>
                 <w:rPr>
                   <w:rFonts w:ascii="Arial" w:cs="Arial" w:eastAsia="Arial" w:hAnsi="Arial"/>
@@ -19003,7 +19469,7 @@
             <w:pPr>
               <w:spacing w:after="20" w:before="0"/>
             </w:pPr>
-            <w:hyperlink w:history="1" r:id="rIdok3o9nv0lb486cav3tnsd">
+            <w:hyperlink w:history="1" r:id="rId0rbqzzq7uw4qgacwbhmiv">
               <w:r>
                 <w:rPr>
                   <w:rFonts w:ascii="Arial" w:cs="Arial" w:eastAsia="Arial" w:hAnsi="Arial"/>
@@ -19036,7 +19502,7 @@
               <w:spacing w:after="10" w:before="0"/>
               <w:ind w:left="120"/>
             </w:pPr>
-            <w:hyperlink w:history="1" r:id="rIdrvc8elyfyfljbg5janvax">
+            <w:hyperlink w:history="1" r:id="rIdl40cfanaodfcptuxuwx_f">
               <w:r>
                 <w:rPr>
                   <w:rFonts w:ascii="Arial" w:cs="Arial" w:eastAsia="Arial" w:hAnsi="Arial"/>
@@ -19532,6 +19998,65 @@
         </w:tc>
       </w:tr>
     </w:tbl>
+    <w:p>
+      <w:pPr>
+        <w:pBdr>
+          <w:top w:val="single" w:color="BBBBBB" w:sz="4" w:space="4"/>
+        </w:pBdr>
+        <w:spacing w:after="0" w:before="160"/>
+      </w:pPr>
+      <w:r>
+        <w:rPr>
+          <w:rFonts w:ascii="Arial" w:cs="Arial" w:eastAsia="Arial" w:hAnsi="Arial"/>
+          <w:color w:val="666666"/>
+          <w:sz w:val="14"/>
+          <w:szCs w:val="14"/>
+        </w:rPr>
+        <w:t xml:space="preserve">© 2026 SeaVuria and ARES. Aligned with KICD objectives. Developed by SeaVuria; technical implementation by ARES (with AI assistance from Claude). Licensed under </w:t>
+      </w:r>
+      <w:hyperlink w:history="1" r:id="rIdxrtjebnn29btyulbdv7hq">
+        <w:r>
+          <w:rPr>
+            <w:rFonts w:ascii="Arial" w:cs="Arial" w:eastAsia="Arial" w:hAnsi="Arial"/>
+            <w:color w:val="1F6B75"/>
+            <w:sz w:val="14"/>
+            <w:szCs w:val="14"/>
+            <w:u w:val="single" w:color="1F6B75"/>
+          </w:rPr>
+          <w:t xml:space="preserve">CC BY-NC 4.0</w:t>
+        </w:r>
+      </w:hyperlink>
+      <w:r>
+        <w:rPr>
+          <w:rFonts w:ascii="Arial" w:cs="Arial" w:eastAsia="Arial" w:hAnsi="Arial"/>
+          <w:color w:val="666666"/>
+          <w:sz w:val="14"/>
+          <w:szCs w:val="14"/>
+        </w:rPr>
+        <w:t xml:space="preserve"> (</w:t>
+      </w:r>
+      <w:hyperlink w:history="1" r:id="rIdkovxnhqopbek7haa1n2fd">
+        <w:r>
+          <w:rPr>
+            <w:rFonts w:ascii="Arial" w:cs="Arial" w:eastAsia="Arial" w:hAnsi="Arial"/>
+            <w:color w:val="1F6B75"/>
+            <w:sz w:val="14"/>
+            <w:szCs w:val="14"/>
+            <w:u w:val="single" w:color="1F6B75"/>
+          </w:rPr>
+          <w:t xml:space="preserve">https://creativecommons.org/licenses/by-nc/4.0/</w:t>
+        </w:r>
+      </w:hyperlink>
+      <w:r>
+        <w:rPr>
+          <w:rFonts w:ascii="Arial" w:cs="Arial" w:eastAsia="Arial" w:hAnsi="Arial"/>
+          <w:color w:val="666666"/>
+          <w:sz w:val="14"/>
+          <w:szCs w:val="14"/>
+        </w:rPr>
+        <w:t xml:space="preserve">).</w:t>
+      </w:r>
+    </w:p>
     <w:p>
       <w:r>
         <w:br w:type="page"/>
@@ -20523,7 +21048,7 @@
             <w:pPr>
               <w:spacing w:after="20" w:before="0"/>
             </w:pPr>
-            <w:hyperlink w:history="1" r:id="rId0jrqv2yjjxpmqpnc_3xrc">
+            <w:hyperlink w:history="1" r:id="rIducx3dflh0etrw_lca9xgc">
               <w:r>
                 <w:rPr>
                   <w:rFonts w:ascii="Arial" w:cs="Arial" w:eastAsia="Arial" w:hAnsi="Arial"/>
@@ -20556,7 +21081,7 @@
               <w:spacing w:after="10" w:before="0"/>
               <w:ind w:left="120"/>
             </w:pPr>
-            <w:hyperlink w:history="1" r:id="rIdwngq534lgysdc7k5kdauq">
+            <w:hyperlink w:history="1" r:id="rIdeqvgxjd8-mthiqbd5jdqi">
               <w:r>
                 <w:rPr>
                   <w:rFonts w:ascii="Arial" w:cs="Arial" w:eastAsia="Arial" w:hAnsi="Arial"/>
@@ -20601,7 +21126,7 @@
             <w:pPr>
               <w:spacing w:after="20" w:before="0"/>
             </w:pPr>
-            <w:hyperlink w:history="1" r:id="rIdtvwblo_3ks5v3dqzav9gf">
+            <w:hyperlink w:history="1" r:id="rIdhdbh1-1mdnu__q_hhgktu">
               <w:r>
                 <w:rPr>
                   <w:rFonts w:ascii="Arial" w:cs="Arial" w:eastAsia="Arial" w:hAnsi="Arial"/>
@@ -20634,7 +21159,7 @@
               <w:spacing w:after="10" w:before="0"/>
               <w:ind w:left="120"/>
             </w:pPr>
-            <w:hyperlink w:history="1" r:id="rIduga6earl1sui0_vknh6za">
+            <w:hyperlink w:history="1" r:id="rId1a-5hzyaybswrdlta9n1x">
               <w:r>
                 <w:rPr>
                   <w:rFonts w:ascii="Arial" w:cs="Arial" w:eastAsia="Arial" w:hAnsi="Arial"/>
@@ -20829,7 +21354,7 @@
             <w:pPr>
               <w:spacing w:after="20" w:before="0"/>
             </w:pPr>
-            <w:hyperlink w:history="1" r:id="rIdw7_rweuuwton2sudgusxr">
+            <w:hyperlink w:history="1" r:id="rIdrdxrwlfiluevuhmugb6qp">
               <w:r>
                 <w:rPr>
                   <w:rFonts w:ascii="Arial" w:cs="Arial" w:eastAsia="Arial" w:hAnsi="Arial"/>
@@ -20862,7 +21387,7 @@
               <w:spacing w:after="10" w:before="0"/>
               <w:ind w:left="120"/>
             </w:pPr>
-            <w:hyperlink w:history="1" r:id="rIdapy-fj46vllelg4fxm7s9">
+            <w:hyperlink w:history="1" r:id="rId62eohwg-gz-sfhycohqhw">
               <w:r>
                 <w:rPr>
                   <w:rFonts w:ascii="Arial" w:cs="Arial" w:eastAsia="Arial" w:hAnsi="Arial"/>
@@ -20907,7 +21432,7 @@
             <w:pPr>
               <w:spacing w:after="20" w:before="0"/>
             </w:pPr>
-            <w:hyperlink w:history="1" r:id="rIdph4psri-993jgm4rbu2la">
+            <w:hyperlink w:history="1" r:id="rIdwwhwzs00yleulh1sa_tby">
               <w:r>
                 <w:rPr>
                   <w:rFonts w:ascii="Arial" w:cs="Arial" w:eastAsia="Arial" w:hAnsi="Arial"/>
@@ -20940,7 +21465,7 @@
               <w:spacing w:after="10" w:before="0"/>
               <w:ind w:left="120"/>
             </w:pPr>
-            <w:hyperlink w:history="1" r:id="rIdpk_6z-guujwp7iz5frmdg">
+            <w:hyperlink w:history="1" r:id="rId54pvudkg_spg4sx74pxvi">
               <w:r>
                 <w:rPr>
                   <w:rFonts w:ascii="Arial" w:cs="Arial" w:eastAsia="Arial" w:hAnsi="Arial"/>
@@ -21135,7 +21660,7 @@
             <w:pPr>
               <w:spacing w:after="20" w:before="0"/>
             </w:pPr>
-            <w:hyperlink w:history="1" r:id="rId2ygtgvcqvtxwjrwy2d69f">
+            <w:hyperlink w:history="1" r:id="rId6op-irexnevxqdu1oacej">
               <w:r>
                 <w:rPr>
                   <w:rFonts w:ascii="Arial" w:cs="Arial" w:eastAsia="Arial" w:hAnsi="Arial"/>
@@ -21168,7 +21693,7 @@
               <w:spacing w:after="10" w:before="0"/>
               <w:ind w:left="120"/>
             </w:pPr>
-            <w:hyperlink w:history="1" r:id="rIdq7i8japineh0a2hd0as_f">
+            <w:hyperlink w:history="1" r:id="rIdmp4hnka98eiyzdugecbgd">
               <w:r>
                 <w:rPr>
                   <w:rFonts w:ascii="Arial" w:cs="Arial" w:eastAsia="Arial" w:hAnsi="Arial"/>
@@ -21213,7 +21738,7 @@
             <w:pPr>
               <w:spacing w:after="20" w:before="0"/>
             </w:pPr>
-            <w:hyperlink w:history="1" r:id="rIdy3fu4suvzvv-lmtburlcn">
+            <w:hyperlink w:history="1" r:id="rIdzdybr0is0_ee82emhhpto">
               <w:r>
                 <w:rPr>
                   <w:rFonts w:ascii="Arial" w:cs="Arial" w:eastAsia="Arial" w:hAnsi="Arial"/>
@@ -21246,7 +21771,7 @@
               <w:spacing w:after="10" w:before="0"/>
               <w:ind w:left="120"/>
             </w:pPr>
-            <w:hyperlink w:history="1" r:id="rId2dh8ql0kk40avrbg5_xtk">
+            <w:hyperlink w:history="1" r:id="rIds7c2ugioo1af4tcwbnpjm">
               <w:r>
                 <w:rPr>
                   <w:rFonts w:ascii="Arial" w:cs="Arial" w:eastAsia="Arial" w:hAnsi="Arial"/>
@@ -21441,7 +21966,7 @@
             <w:pPr>
               <w:spacing w:after="20" w:before="0"/>
             </w:pPr>
-            <w:hyperlink w:history="1" r:id="rIdesqxroszh_h4ko-o7e4pj">
+            <w:hyperlink w:history="1" r:id="rIdpdz39fyrks7dwt-wv53j2">
               <w:r>
                 <w:rPr>
                   <w:rFonts w:ascii="Arial" w:cs="Arial" w:eastAsia="Arial" w:hAnsi="Arial"/>
@@ -21474,7 +21999,7 @@
               <w:spacing w:after="10" w:before="0"/>
               <w:ind w:left="120"/>
             </w:pPr>
-            <w:hyperlink w:history="1" r:id="rId7n2jo4-lfghrqwqeon9l6">
+            <w:hyperlink w:history="1" r:id="rIdr-acp30jvn1g41yejwnh_">
               <w:r>
                 <w:rPr>
                   <w:rFonts w:ascii="Arial" w:cs="Arial" w:eastAsia="Arial" w:hAnsi="Arial"/>
@@ -21519,7 +22044,7 @@
             <w:pPr>
               <w:spacing w:after="20" w:before="0"/>
             </w:pPr>
-            <w:hyperlink w:history="1" r:id="rIdqygfh4nb-rnu5lveyn5nh">
+            <w:hyperlink w:history="1" r:id="rId6xt5prus1af4uisflj9yo">
               <w:r>
                 <w:rPr>
                   <w:rFonts w:ascii="Arial" w:cs="Arial" w:eastAsia="Arial" w:hAnsi="Arial"/>
@@ -21552,7 +22077,7 @@
               <w:spacing w:after="10" w:before="0"/>
               <w:ind w:left="120"/>
             </w:pPr>
-            <w:hyperlink w:history="1" r:id="rIdevakzgpkday5c_5wea-2r">
+            <w:hyperlink w:history="1" r:id="rIdhxk7iosq8-ne-dqys-_nb">
               <w:r>
                 <w:rPr>
                   <w:rFonts w:ascii="Arial" w:cs="Arial" w:eastAsia="Arial" w:hAnsi="Arial"/>
@@ -21747,7 +22272,7 @@
             <w:pPr>
               <w:spacing w:after="20" w:before="0"/>
             </w:pPr>
-            <w:hyperlink w:history="1" r:id="rIdb6ggzyoqlytmiinr3ybqv">
+            <w:hyperlink w:history="1" r:id="rIdsjaacyvrt5bjxukoxxg1n">
               <w:r>
                 <w:rPr>
                   <w:rFonts w:ascii="Arial" w:cs="Arial" w:eastAsia="Arial" w:hAnsi="Arial"/>
@@ -21780,7 +22305,7 @@
               <w:spacing w:after="10" w:before="0"/>
               <w:ind w:left="120"/>
             </w:pPr>
-            <w:hyperlink w:history="1" r:id="rIdjpq-171fdbcisz525h3lo">
+            <w:hyperlink w:history="1" r:id="rIdufmag82xgnrgmozndgup2">
               <w:r>
                 <w:rPr>
                   <w:rFonts w:ascii="Arial" w:cs="Arial" w:eastAsia="Arial" w:hAnsi="Arial"/>
@@ -21825,7 +22350,7 @@
             <w:pPr>
               <w:spacing w:after="20" w:before="0"/>
             </w:pPr>
-            <w:hyperlink w:history="1" r:id="rId-ikov81ogtgk9pw6zz0i2">
+            <w:hyperlink w:history="1" r:id="rIdxs8sm_0f1eqotyrx85m1m">
               <w:r>
                 <w:rPr>
                   <w:rFonts w:ascii="Arial" w:cs="Arial" w:eastAsia="Arial" w:hAnsi="Arial"/>
@@ -21858,7 +22383,7 @@
               <w:spacing w:after="10" w:before="0"/>
               <w:ind w:left="120"/>
             </w:pPr>
-            <w:hyperlink w:history="1" r:id="rIdyt2pmidoth3qihauks6tq">
+            <w:hyperlink w:history="1" r:id="rIde3ejsw0uhciv_h6uwbjib">
               <w:r>
                 <w:rPr>
                   <w:rFonts w:ascii="Arial" w:cs="Arial" w:eastAsia="Arial" w:hAnsi="Arial"/>
@@ -22354,6 +22879,65 @@
         </w:tc>
       </w:tr>
     </w:tbl>
+    <w:p>
+      <w:pPr>
+        <w:pBdr>
+          <w:top w:val="single" w:color="BBBBBB" w:sz="4" w:space="4"/>
+        </w:pBdr>
+        <w:spacing w:after="0" w:before="160"/>
+      </w:pPr>
+      <w:r>
+        <w:rPr>
+          <w:rFonts w:ascii="Arial" w:cs="Arial" w:eastAsia="Arial" w:hAnsi="Arial"/>
+          <w:color w:val="666666"/>
+          <w:sz w:val="14"/>
+          <w:szCs w:val="14"/>
+        </w:rPr>
+        <w:t xml:space="preserve">© 2026 SeaVuria and ARES. Aligned with KICD objectives. Developed by SeaVuria; technical implementation by ARES (with AI assistance from Claude). Licensed under </w:t>
+      </w:r>
+      <w:hyperlink w:history="1" r:id="rId_wfa4tgvpl4kycmftfyip">
+        <w:r>
+          <w:rPr>
+            <w:rFonts w:ascii="Arial" w:cs="Arial" w:eastAsia="Arial" w:hAnsi="Arial"/>
+            <w:color w:val="1F6B75"/>
+            <w:sz w:val="14"/>
+            <w:szCs w:val="14"/>
+            <w:u w:val="single" w:color="1F6B75"/>
+          </w:rPr>
+          <w:t xml:space="preserve">CC BY-NC 4.0</w:t>
+        </w:r>
+      </w:hyperlink>
+      <w:r>
+        <w:rPr>
+          <w:rFonts w:ascii="Arial" w:cs="Arial" w:eastAsia="Arial" w:hAnsi="Arial"/>
+          <w:color w:val="666666"/>
+          <w:sz w:val="14"/>
+          <w:szCs w:val="14"/>
+        </w:rPr>
+        <w:t xml:space="preserve"> (</w:t>
+      </w:r>
+      <w:hyperlink w:history="1" r:id="rIdkrrilbpoqtsjz0mmjsth6">
+        <w:r>
+          <w:rPr>
+            <w:rFonts w:ascii="Arial" w:cs="Arial" w:eastAsia="Arial" w:hAnsi="Arial"/>
+            <w:color w:val="1F6B75"/>
+            <w:sz w:val="14"/>
+            <w:szCs w:val="14"/>
+            <w:u w:val="single" w:color="1F6B75"/>
+          </w:rPr>
+          <w:t xml:space="preserve">https://creativecommons.org/licenses/by-nc/4.0/</w:t>
+        </w:r>
+      </w:hyperlink>
+      <w:r>
+        <w:rPr>
+          <w:rFonts w:ascii="Arial" w:cs="Arial" w:eastAsia="Arial" w:hAnsi="Arial"/>
+          <w:color w:val="666666"/>
+          <w:sz w:val="14"/>
+          <w:szCs w:val="14"/>
+        </w:rPr>
+        <w:t xml:space="preserve">).</w:t>
+      </w:r>
+    </w:p>
     <w:p>
       <w:r>
         <w:br w:type="page"/>
@@ -23345,7 +23929,7 @@
             <w:pPr>
               <w:spacing w:after="20" w:before="0"/>
             </w:pPr>
-            <w:hyperlink w:history="1" r:id="rIdqwxvwab9nwjpsqfftjhra">
+            <w:hyperlink w:history="1" r:id="rId031zqwj2ej5hcgvjp3swf">
               <w:r>
                 <w:rPr>
                   <w:rFonts w:ascii="Arial" w:cs="Arial" w:eastAsia="Arial" w:hAnsi="Arial"/>
@@ -23378,7 +23962,7 @@
               <w:spacing w:after="10" w:before="0"/>
               <w:ind w:left="120"/>
             </w:pPr>
-            <w:hyperlink w:history="1" r:id="rId5_c0iskdvusmbhxo3pxc1">
+            <w:hyperlink w:history="1" r:id="rIdrgnmdmxsum8lrvo65yb89">
               <w:r>
                 <w:rPr>
                   <w:rFonts w:ascii="Arial" w:cs="Arial" w:eastAsia="Arial" w:hAnsi="Arial"/>
@@ -23423,7 +24007,7 @@
             <w:pPr>
               <w:spacing w:after="20" w:before="0"/>
             </w:pPr>
-            <w:hyperlink w:history="1" r:id="rIdr7dovjnt54qugkntf_xmb">
+            <w:hyperlink w:history="1" r:id="rIdxdlkrwpc2nxu8vzzuxyra">
               <w:r>
                 <w:rPr>
                   <w:rFonts w:ascii="Arial" w:cs="Arial" w:eastAsia="Arial" w:hAnsi="Arial"/>
@@ -23456,7 +24040,7 @@
               <w:spacing w:after="10" w:before="0"/>
               <w:ind w:left="120"/>
             </w:pPr>
-            <w:hyperlink w:history="1" r:id="rIdx2eurvzgedl_pziz0zccv">
+            <w:hyperlink w:history="1" r:id="rIdaio5add11r4f7cncubj0f">
               <w:r>
                 <w:rPr>
                   <w:rFonts w:ascii="Arial" w:cs="Arial" w:eastAsia="Arial" w:hAnsi="Arial"/>
@@ -23651,7 +24235,7 @@
             <w:pPr>
               <w:spacing w:after="20" w:before="0"/>
             </w:pPr>
-            <w:hyperlink w:history="1" r:id="rIdcefggiyd7-_shzqymrupu">
+            <w:hyperlink w:history="1" r:id="rIdjfwgmwdov2mazxztylarh">
               <w:r>
                 <w:rPr>
                   <w:rFonts w:ascii="Arial" w:cs="Arial" w:eastAsia="Arial" w:hAnsi="Arial"/>
@@ -23684,7 +24268,7 @@
               <w:spacing w:after="10" w:before="0"/>
               <w:ind w:left="120"/>
             </w:pPr>
-            <w:hyperlink w:history="1" r:id="rIdnrwlyp55wvhke6gkbxztx">
+            <w:hyperlink w:history="1" r:id="rIdboq5rd3gp50px0jx-jfrd">
               <w:r>
                 <w:rPr>
                   <w:rFonts w:ascii="Arial" w:cs="Arial" w:eastAsia="Arial" w:hAnsi="Arial"/>
@@ -23729,7 +24313,7 @@
             <w:pPr>
               <w:spacing w:after="20" w:before="0"/>
             </w:pPr>
-            <w:hyperlink w:history="1" r:id="rIdr0e_yr0cqx3wijbaprwtp">
+            <w:hyperlink w:history="1" r:id="rIdqhm7wc9zvbkzs6oii4jox">
               <w:r>
                 <w:rPr>
                   <w:rFonts w:ascii="Arial" w:cs="Arial" w:eastAsia="Arial" w:hAnsi="Arial"/>
@@ -23762,7 +24346,7 @@
               <w:spacing w:after="10" w:before="0"/>
               <w:ind w:left="120"/>
             </w:pPr>
-            <w:hyperlink w:history="1" r:id="rIdyseqypdvpifrlp-uggn35">
+            <w:hyperlink w:history="1" r:id="rIddo2xyiwq_enf23ymvrzbo">
               <w:r>
                 <w:rPr>
                   <w:rFonts w:ascii="Arial" w:cs="Arial" w:eastAsia="Arial" w:hAnsi="Arial"/>
@@ -23957,7 +24541,7 @@
             <w:pPr>
               <w:spacing w:after="20" w:before="0"/>
             </w:pPr>
-            <w:hyperlink w:history="1" r:id="rIdyvogghs7gvtktgsz8itdh">
+            <w:hyperlink w:history="1" r:id="rIdfuoira3fjmhvnwp7zemnm">
               <w:r>
                 <w:rPr>
                   <w:rFonts w:ascii="Arial" w:cs="Arial" w:eastAsia="Arial" w:hAnsi="Arial"/>
@@ -23990,7 +24574,7 @@
               <w:spacing w:after="10" w:before="0"/>
               <w:ind w:left="120"/>
             </w:pPr>
-            <w:hyperlink w:history="1" r:id="rId2gezcduslrpdqgsbtscd6">
+            <w:hyperlink w:history="1" r:id="rIdg_wdg9chqvkiykivjoall">
               <w:r>
                 <w:rPr>
                   <w:rFonts w:ascii="Arial" w:cs="Arial" w:eastAsia="Arial" w:hAnsi="Arial"/>
@@ -24035,7 +24619,7 @@
             <w:pPr>
               <w:spacing w:after="20" w:before="0"/>
             </w:pPr>
-            <w:hyperlink w:history="1" r:id="rIdftrqn4nbqy1hp-lvbtuak">
+            <w:hyperlink w:history="1" r:id="rIddjzlguqhyn1uom9al-lk9">
               <w:r>
                 <w:rPr>
                   <w:rFonts w:ascii="Arial" w:cs="Arial" w:eastAsia="Arial" w:hAnsi="Arial"/>
@@ -24068,7 +24652,7 @@
               <w:spacing w:after="10" w:before="0"/>
               <w:ind w:left="120"/>
             </w:pPr>
-            <w:hyperlink w:history="1" r:id="rIdrevezd-yi8vfkxhrkknkr">
+            <w:hyperlink w:history="1" r:id="rIdnieprqtbthin4crul0ewo">
               <w:r>
                 <w:rPr>
                   <w:rFonts w:ascii="Arial" w:cs="Arial" w:eastAsia="Arial" w:hAnsi="Arial"/>
@@ -24263,7 +24847,7 @@
             <w:pPr>
               <w:spacing w:after="20" w:before="0"/>
             </w:pPr>
-            <w:hyperlink w:history="1" r:id="rIdtmpl4z2a1-mpl4xtyj3hu">
+            <w:hyperlink w:history="1" r:id="rIdkqycb9ozow9f0hfb3a27d">
               <w:r>
                 <w:rPr>
                   <w:rFonts w:ascii="Arial" w:cs="Arial" w:eastAsia="Arial" w:hAnsi="Arial"/>
@@ -24296,7 +24880,7 @@
               <w:spacing w:after="10" w:before="0"/>
               <w:ind w:left="120"/>
             </w:pPr>
-            <w:hyperlink w:history="1" r:id="rIdlzk_lnw-ifqsiumnfdzu7">
+            <w:hyperlink w:history="1" r:id="rId4duxqtr0oxnu5pupd2_ws">
               <w:r>
                 <w:rPr>
                   <w:rFonts w:ascii="Arial" w:cs="Arial" w:eastAsia="Arial" w:hAnsi="Arial"/>
@@ -24341,7 +24925,7 @@
             <w:pPr>
               <w:spacing w:after="20" w:before="0"/>
             </w:pPr>
-            <w:hyperlink w:history="1" r:id="rIdcsrilb1dt-etyphqnscer">
+            <w:hyperlink w:history="1" r:id="rIdaxcmgkuy2jfghpg-sjgtk">
               <w:r>
                 <w:rPr>
                   <w:rFonts w:ascii="Arial" w:cs="Arial" w:eastAsia="Arial" w:hAnsi="Arial"/>
@@ -24374,7 +24958,7 @@
               <w:spacing w:after="10" w:before="0"/>
               <w:ind w:left="120"/>
             </w:pPr>
-            <w:hyperlink w:history="1" r:id="rIdl6kfwpwe0vzoyuq1tc-sw">
+            <w:hyperlink w:history="1" r:id="rIdvq91whplp4qbjdpgaglvl">
               <w:r>
                 <w:rPr>
                   <w:rFonts w:ascii="Arial" w:cs="Arial" w:eastAsia="Arial" w:hAnsi="Arial"/>
@@ -24569,7 +25153,7 @@
             <w:pPr>
               <w:spacing w:after="20" w:before="0"/>
             </w:pPr>
-            <w:hyperlink w:history="1" r:id="rIdbodvqdmcj0njqaze9nd4m">
+            <w:hyperlink w:history="1" r:id="rIdthrldq8ko86ewhw3viyta">
               <w:r>
                 <w:rPr>
                   <w:rFonts w:ascii="Arial" w:cs="Arial" w:eastAsia="Arial" w:hAnsi="Arial"/>
@@ -24602,7 +25186,7 @@
               <w:spacing w:after="10" w:before="0"/>
               <w:ind w:left="120"/>
             </w:pPr>
-            <w:hyperlink w:history="1" r:id="rIdteg_mrtuvbjrfjedkbghe">
+            <w:hyperlink w:history="1" r:id="rId89ruhy8xj8ez6w3ffaajs">
               <w:r>
                 <w:rPr>
                   <w:rFonts w:ascii="Arial" w:cs="Arial" w:eastAsia="Arial" w:hAnsi="Arial"/>
@@ -24647,7 +25231,7 @@
             <w:pPr>
               <w:spacing w:after="20" w:before="0"/>
             </w:pPr>
-            <w:hyperlink w:history="1" r:id="rId2yc5dwxwr3o9ftmffw0ve">
+            <w:hyperlink w:history="1" r:id="rIdouptnset0oyvqp-2ej_95">
               <w:r>
                 <w:rPr>
                   <w:rFonts w:ascii="Arial" w:cs="Arial" w:eastAsia="Arial" w:hAnsi="Arial"/>
@@ -24680,7 +25264,7 @@
               <w:spacing w:after="10" w:before="0"/>
               <w:ind w:left="120"/>
             </w:pPr>
-            <w:hyperlink w:history="1" r:id="rIdhhhfsnahidhcrwtiww--6">
+            <w:hyperlink w:history="1" r:id="rIdhdz8rudwdop_qpujhccsz">
               <w:r>
                 <w:rPr>
                   <w:rFonts w:ascii="Arial" w:cs="Arial" w:eastAsia="Arial" w:hAnsi="Arial"/>
@@ -25176,6 +25760,65 @@
         </w:tc>
       </w:tr>
     </w:tbl>
+    <w:p>
+      <w:pPr>
+        <w:pBdr>
+          <w:top w:val="single" w:color="BBBBBB" w:sz="4" w:space="4"/>
+        </w:pBdr>
+        <w:spacing w:after="0" w:before="160"/>
+      </w:pPr>
+      <w:r>
+        <w:rPr>
+          <w:rFonts w:ascii="Arial" w:cs="Arial" w:eastAsia="Arial" w:hAnsi="Arial"/>
+          <w:color w:val="666666"/>
+          <w:sz w:val="14"/>
+          <w:szCs w:val="14"/>
+        </w:rPr>
+        <w:t xml:space="preserve">© 2026 SeaVuria and ARES. Aligned with KICD objectives. Developed by SeaVuria; technical implementation by ARES (with AI assistance from Claude). Licensed under </w:t>
+      </w:r>
+      <w:hyperlink w:history="1" r:id="rIdauatdi-huxvkrqbpnbunn">
+        <w:r>
+          <w:rPr>
+            <w:rFonts w:ascii="Arial" w:cs="Arial" w:eastAsia="Arial" w:hAnsi="Arial"/>
+            <w:color w:val="1F6B75"/>
+            <w:sz w:val="14"/>
+            <w:szCs w:val="14"/>
+            <w:u w:val="single" w:color="1F6B75"/>
+          </w:rPr>
+          <w:t xml:space="preserve">CC BY-NC 4.0</w:t>
+        </w:r>
+      </w:hyperlink>
+      <w:r>
+        <w:rPr>
+          <w:rFonts w:ascii="Arial" w:cs="Arial" w:eastAsia="Arial" w:hAnsi="Arial"/>
+          <w:color w:val="666666"/>
+          <w:sz w:val="14"/>
+          <w:szCs w:val="14"/>
+        </w:rPr>
+        <w:t xml:space="preserve"> (</w:t>
+      </w:r>
+      <w:hyperlink w:history="1" r:id="rId4hminqqf8v8_d9lhrhyms">
+        <w:r>
+          <w:rPr>
+            <w:rFonts w:ascii="Arial" w:cs="Arial" w:eastAsia="Arial" w:hAnsi="Arial"/>
+            <w:color w:val="1F6B75"/>
+            <w:sz w:val="14"/>
+            <w:szCs w:val="14"/>
+            <w:u w:val="single" w:color="1F6B75"/>
+          </w:rPr>
+          <w:t xml:space="preserve">https://creativecommons.org/licenses/by-nc/4.0/</w:t>
+        </w:r>
+      </w:hyperlink>
+      <w:r>
+        <w:rPr>
+          <w:rFonts w:ascii="Arial" w:cs="Arial" w:eastAsia="Arial" w:hAnsi="Arial"/>
+          <w:color w:val="666666"/>
+          <w:sz w:val="14"/>
+          <w:szCs w:val="14"/>
+        </w:rPr>
+        <w:t xml:space="preserve">).</w:t>
+      </w:r>
+    </w:p>
     <w:p>
       <w:r>
         <w:br w:type="page"/>
@@ -26167,7 +26810,7 @@
             <w:pPr>
               <w:spacing w:after="20" w:before="0"/>
             </w:pPr>
-            <w:hyperlink w:history="1" r:id="rIdhk2ox5oozkzonottegbxt">
+            <w:hyperlink w:history="1" r:id="rIdqgfpqso9z-mf-c1tyr1xs">
               <w:r>
                 <w:rPr>
                   <w:rFonts w:ascii="Arial" w:cs="Arial" w:eastAsia="Arial" w:hAnsi="Arial"/>
@@ -26200,7 +26843,7 @@
               <w:spacing w:after="10" w:before="0"/>
               <w:ind w:left="120"/>
             </w:pPr>
-            <w:hyperlink w:history="1" r:id="rIdvw8immb96h8xgqzuvdh9a">
+            <w:hyperlink w:history="1" r:id="rIdxg7fx7sbepyipep1je_b7">
               <w:r>
                 <w:rPr>
                   <w:rFonts w:ascii="Arial" w:cs="Arial" w:eastAsia="Arial" w:hAnsi="Arial"/>
@@ -26245,7 +26888,7 @@
             <w:pPr>
               <w:spacing w:after="20" w:before="0"/>
             </w:pPr>
-            <w:hyperlink w:history="1" r:id="rIdtxeyjnjgsya5wchexy6ce">
+            <w:hyperlink w:history="1" r:id="rIdlba12mcsoox1yjkaaxz96">
               <w:r>
                 <w:rPr>
                   <w:rFonts w:ascii="Arial" w:cs="Arial" w:eastAsia="Arial" w:hAnsi="Arial"/>
@@ -26278,7 +26921,7 @@
               <w:spacing w:after="10" w:before="0"/>
               <w:ind w:left="120"/>
             </w:pPr>
-            <w:hyperlink w:history="1" r:id="rIdowgfq7b8mjeeq37do2gnt">
+            <w:hyperlink w:history="1" r:id="rIdvfpgyomczwrfdiiyxpgtm">
               <w:r>
                 <w:rPr>
                   <w:rFonts w:ascii="Arial" w:cs="Arial" w:eastAsia="Arial" w:hAnsi="Arial"/>
@@ -26473,7 +27116,7 @@
             <w:pPr>
               <w:spacing w:after="20" w:before="0"/>
             </w:pPr>
-            <w:hyperlink w:history="1" r:id="rIdirq-gyo1aawn3z0jyn56u">
+            <w:hyperlink w:history="1" r:id="rIdwhrrqak4bu_miixyyy8z8">
               <w:r>
                 <w:rPr>
                   <w:rFonts w:ascii="Arial" w:cs="Arial" w:eastAsia="Arial" w:hAnsi="Arial"/>
@@ -26506,7 +27149,7 @@
               <w:spacing w:after="10" w:before="0"/>
               <w:ind w:left="120"/>
             </w:pPr>
-            <w:hyperlink w:history="1" r:id="rIdiqfyn8cvhjgu6bdzafm3p">
+            <w:hyperlink w:history="1" r:id="rIdgrzpw7p1ofvzvw58tauex">
               <w:r>
                 <w:rPr>
                   <w:rFonts w:ascii="Arial" w:cs="Arial" w:eastAsia="Arial" w:hAnsi="Arial"/>
@@ -26551,7 +27194,7 @@
             <w:pPr>
               <w:spacing w:after="20" w:before="0"/>
             </w:pPr>
-            <w:hyperlink w:history="1" r:id="rIdgmuvm5g4jnnirqzqqchhb">
+            <w:hyperlink w:history="1" r:id="rIdlutixzumtezu5cfob6vtj">
               <w:r>
                 <w:rPr>
                   <w:rFonts w:ascii="Arial" w:cs="Arial" w:eastAsia="Arial" w:hAnsi="Arial"/>
@@ -26584,7 +27227,7 @@
               <w:spacing w:after="10" w:before="0"/>
               <w:ind w:left="120"/>
             </w:pPr>
-            <w:hyperlink w:history="1" r:id="rIdkwn0kqdoy3dccc7zc_bn9">
+            <w:hyperlink w:history="1" r:id="rIdzfypoclsjlpvvl5yktrqz">
               <w:r>
                 <w:rPr>
                   <w:rFonts w:ascii="Arial" w:cs="Arial" w:eastAsia="Arial" w:hAnsi="Arial"/>
@@ -26779,7 +27422,7 @@
             <w:pPr>
               <w:spacing w:after="20" w:before="0"/>
             </w:pPr>
-            <w:hyperlink w:history="1" r:id="rIdz83pidcdaefwhr2px7_x8">
+            <w:hyperlink w:history="1" r:id="rIdoyxsrjunp3wvncvvgn5xn">
               <w:r>
                 <w:rPr>
                   <w:rFonts w:ascii="Arial" w:cs="Arial" w:eastAsia="Arial" w:hAnsi="Arial"/>
@@ -26812,7 +27455,7 @@
               <w:spacing w:after="10" w:before="0"/>
               <w:ind w:left="120"/>
             </w:pPr>
-            <w:hyperlink w:history="1" r:id="rIdipxrjr1wzszpc6dgnfocs">
+            <w:hyperlink w:history="1" r:id="rId5hxm3b3qwx_bp-nfb2gq8">
               <w:r>
                 <w:rPr>
                   <w:rFonts w:ascii="Arial" w:cs="Arial" w:eastAsia="Arial" w:hAnsi="Arial"/>
@@ -26857,7 +27500,7 @@
             <w:pPr>
               <w:spacing w:after="20" w:before="0"/>
             </w:pPr>
-            <w:hyperlink w:history="1" r:id="rIdofq0vmcirh_6anezjwzke">
+            <w:hyperlink w:history="1" r:id="rIdpx_7nospqy0v3xgcbappm">
               <w:r>
                 <w:rPr>
                   <w:rFonts w:ascii="Arial" w:cs="Arial" w:eastAsia="Arial" w:hAnsi="Arial"/>
@@ -26890,7 +27533,7 @@
               <w:spacing w:after="10" w:before="0"/>
               <w:ind w:left="120"/>
             </w:pPr>
-            <w:hyperlink w:history="1" r:id="rId7d_oqszvfbhxqze5nf901">
+            <w:hyperlink w:history="1" r:id="rIdmzxiq1qorca1x6ktronxx">
               <w:r>
                 <w:rPr>
                   <w:rFonts w:ascii="Arial" w:cs="Arial" w:eastAsia="Arial" w:hAnsi="Arial"/>
@@ -27085,7 +27728,7 @@
             <w:pPr>
               <w:spacing w:after="20" w:before="0"/>
             </w:pPr>
-            <w:hyperlink w:history="1" r:id="rIdcntpi8tewhvrupycwtwmk">
+            <w:hyperlink w:history="1" r:id="rId5liwmlbjyip6ecdac7dlj">
               <w:r>
                 <w:rPr>
                   <w:rFonts w:ascii="Arial" w:cs="Arial" w:eastAsia="Arial" w:hAnsi="Arial"/>
@@ -27118,7 +27761,7 @@
               <w:spacing w:after="10" w:before="0"/>
               <w:ind w:left="120"/>
             </w:pPr>
-            <w:hyperlink w:history="1" r:id="rIdf-jtxkil6wvuabflqi0pg">
+            <w:hyperlink w:history="1" r:id="rIdlewrb3kbemlfkco_0lssj">
               <w:r>
                 <w:rPr>
                   <w:rFonts w:ascii="Arial" w:cs="Arial" w:eastAsia="Arial" w:hAnsi="Arial"/>
@@ -27163,7 +27806,7 @@
             <w:pPr>
               <w:spacing w:after="20" w:before="0"/>
             </w:pPr>
-            <w:hyperlink w:history="1" r:id="rId-t-j50xp5l8i1ae2yur40">
+            <w:hyperlink w:history="1" r:id="rIdbq-mffjarufjabm47oqgb">
               <w:r>
                 <w:rPr>
                   <w:rFonts w:ascii="Arial" w:cs="Arial" w:eastAsia="Arial" w:hAnsi="Arial"/>
@@ -27196,7 +27839,7 @@
               <w:spacing w:after="10" w:before="0"/>
               <w:ind w:left="120"/>
             </w:pPr>
-            <w:hyperlink w:history="1" r:id="rIdjp2m1r8s5q5054wuwv5fr">
+            <w:hyperlink w:history="1" r:id="rId7e0j9wooyghkvirruc7oq">
               <w:r>
                 <w:rPr>
                   <w:rFonts w:ascii="Arial" w:cs="Arial" w:eastAsia="Arial" w:hAnsi="Arial"/>
@@ -27391,7 +28034,7 @@
             <w:pPr>
               <w:spacing w:after="20" w:before="0"/>
             </w:pPr>
-            <w:hyperlink w:history="1" r:id="rId2hk1ki46ctvv-ry5140gc">
+            <w:hyperlink w:history="1" r:id="rId_fhn5gs7nuy_cl3zdjldh">
               <w:r>
                 <w:rPr>
                   <w:rFonts w:ascii="Arial" w:cs="Arial" w:eastAsia="Arial" w:hAnsi="Arial"/>
@@ -27424,7 +28067,7 @@
               <w:spacing w:after="10" w:before="0"/>
               <w:ind w:left="120"/>
             </w:pPr>
-            <w:hyperlink w:history="1" r:id="rIdm0kz93hj0id810n6fdohj">
+            <w:hyperlink w:history="1" r:id="rId_wi6cj8e2pvyoxte1ptc-">
               <w:r>
                 <w:rPr>
                   <w:rFonts w:ascii="Arial" w:cs="Arial" w:eastAsia="Arial" w:hAnsi="Arial"/>
@@ -27469,7 +28112,7 @@
             <w:pPr>
               <w:spacing w:after="20" w:before="0"/>
             </w:pPr>
-            <w:hyperlink w:history="1" r:id="rIdjdagfmsfso63n1fhycdzk">
+            <w:hyperlink w:history="1" r:id="rIdeui8_wxuemxsdabnf6ckp">
               <w:r>
                 <w:rPr>
                   <w:rFonts w:ascii="Arial" w:cs="Arial" w:eastAsia="Arial" w:hAnsi="Arial"/>
@@ -27502,7 +28145,7 @@
               <w:spacing w:after="10" w:before="0"/>
               <w:ind w:left="120"/>
             </w:pPr>
-            <w:hyperlink w:history="1" r:id="rIdpdoj-w16tmjywonliagcu">
+            <w:hyperlink w:history="1" r:id="rIdylt5h2-bvw8ojbln29fmo">
               <w:r>
                 <w:rPr>
                   <w:rFonts w:ascii="Arial" w:cs="Arial" w:eastAsia="Arial" w:hAnsi="Arial"/>
@@ -28093,6 +28736,65 @@
         </w:tc>
       </w:tr>
     </w:tbl>
+    <w:p>
+      <w:pPr>
+        <w:pBdr>
+          <w:top w:val="single" w:color="BBBBBB" w:sz="4" w:space="4"/>
+        </w:pBdr>
+        <w:spacing w:after="0" w:before="160"/>
+      </w:pPr>
+      <w:r>
+        <w:rPr>
+          <w:rFonts w:ascii="Arial" w:cs="Arial" w:eastAsia="Arial" w:hAnsi="Arial"/>
+          <w:color w:val="666666"/>
+          <w:sz w:val="14"/>
+          <w:szCs w:val="14"/>
+        </w:rPr>
+        <w:t xml:space="preserve">© 2026 SeaVuria and ARES. Aligned with KICD objectives. Developed by SeaVuria; technical implementation by ARES (with AI assistance from Claude). Licensed under </w:t>
+      </w:r>
+      <w:hyperlink w:history="1" r:id="rIdushj80e0tyqxyks8stmgl">
+        <w:r>
+          <w:rPr>
+            <w:rFonts w:ascii="Arial" w:cs="Arial" w:eastAsia="Arial" w:hAnsi="Arial"/>
+            <w:color w:val="1F6B75"/>
+            <w:sz w:val="14"/>
+            <w:szCs w:val="14"/>
+            <w:u w:val="single" w:color="1F6B75"/>
+          </w:rPr>
+          <w:t xml:space="preserve">CC BY-NC 4.0</w:t>
+        </w:r>
+      </w:hyperlink>
+      <w:r>
+        <w:rPr>
+          <w:rFonts w:ascii="Arial" w:cs="Arial" w:eastAsia="Arial" w:hAnsi="Arial"/>
+          <w:color w:val="666666"/>
+          <w:sz w:val="14"/>
+          <w:szCs w:val="14"/>
+        </w:rPr>
+        <w:t xml:space="preserve"> (</w:t>
+      </w:r>
+      <w:hyperlink w:history="1" r:id="rIdsgbfz-0ax02lbtyrtfppk">
+        <w:r>
+          <w:rPr>
+            <w:rFonts w:ascii="Arial" w:cs="Arial" w:eastAsia="Arial" w:hAnsi="Arial"/>
+            <w:color w:val="1F6B75"/>
+            <w:sz w:val="14"/>
+            <w:szCs w:val="14"/>
+            <w:u w:val="single" w:color="1F6B75"/>
+          </w:rPr>
+          <w:t xml:space="preserve">https://creativecommons.org/licenses/by-nc/4.0/</w:t>
+        </w:r>
+      </w:hyperlink>
+      <w:r>
+        <w:rPr>
+          <w:rFonts w:ascii="Arial" w:cs="Arial" w:eastAsia="Arial" w:hAnsi="Arial"/>
+          <w:color w:val="666666"/>
+          <w:sz w:val="14"/>
+          <w:szCs w:val="14"/>
+        </w:rPr>
+        <w:t xml:space="preserve">).</w:t>
+      </w:r>
+    </w:p>
     <w:p>
       <w:r>
         <w:br w:type="page"/>
@@ -29084,7 +29786,7 @@
             <w:pPr>
               <w:spacing w:after="20" w:before="0"/>
             </w:pPr>
-            <w:hyperlink w:history="1" r:id="rIdfbbdyqniianydhouii677">
+            <w:hyperlink w:history="1" r:id="rIdwexo7kv_ywcsugzxhzj_w">
               <w:r>
                 <w:rPr>
                   <w:rFonts w:ascii="Arial" w:cs="Arial" w:eastAsia="Arial" w:hAnsi="Arial"/>
@@ -29117,7 +29819,7 @@
               <w:spacing w:after="10" w:before="0"/>
               <w:ind w:left="120"/>
             </w:pPr>
-            <w:hyperlink w:history="1" r:id="rIdrwrqiypzlie3zmd5fzw9b">
+            <w:hyperlink w:history="1" r:id="rIdmrps_n6guzrnfo8m16r9q">
               <w:r>
                 <w:rPr>
                   <w:rFonts w:ascii="Arial" w:cs="Arial" w:eastAsia="Arial" w:hAnsi="Arial"/>
@@ -29162,7 +29864,7 @@
             <w:pPr>
               <w:spacing w:after="20" w:before="0"/>
             </w:pPr>
-            <w:hyperlink w:history="1" r:id="rIdb4-tdtcbwyovwwsnebvb6">
+            <w:hyperlink w:history="1" r:id="rIdsqdi2r10tvmllnx99serc">
               <w:r>
                 <w:rPr>
                   <w:rFonts w:ascii="Arial" w:cs="Arial" w:eastAsia="Arial" w:hAnsi="Arial"/>
@@ -29195,7 +29897,7 @@
               <w:spacing w:after="10" w:before="0"/>
               <w:ind w:left="120"/>
             </w:pPr>
-            <w:hyperlink w:history="1" r:id="rIda8nz1nh7xspd45sus8iz-">
+            <w:hyperlink w:history="1" r:id="rIdxnd-cngzlqepevf3icynw">
               <w:r>
                 <w:rPr>
                   <w:rFonts w:ascii="Arial" w:cs="Arial" w:eastAsia="Arial" w:hAnsi="Arial"/>
@@ -29390,7 +30092,7 @@
             <w:pPr>
               <w:spacing w:after="20" w:before="0"/>
             </w:pPr>
-            <w:hyperlink w:history="1" r:id="rIdmvyp187cdqiqqjfeiqjyk">
+            <w:hyperlink w:history="1" r:id="rIdvmogrfowkkdqfp_9r7tyh">
               <w:r>
                 <w:rPr>
                   <w:rFonts w:ascii="Arial" w:cs="Arial" w:eastAsia="Arial" w:hAnsi="Arial"/>
@@ -29423,7 +30125,7 @@
               <w:spacing w:after="10" w:before="0"/>
               <w:ind w:left="120"/>
             </w:pPr>
-            <w:hyperlink w:history="1" r:id="rIdebzwvyspnim7akwjuae81">
+            <w:hyperlink w:history="1" r:id="rIdicpqns4cyz4eozartdw30">
               <w:r>
                 <w:rPr>
                   <w:rFonts w:ascii="Arial" w:cs="Arial" w:eastAsia="Arial" w:hAnsi="Arial"/>
@@ -29468,7 +30170,7 @@
             <w:pPr>
               <w:spacing w:after="20" w:before="0"/>
             </w:pPr>
-            <w:hyperlink w:history="1" r:id="rIde1rtxkmbsjpox5ry5m5fm">
+            <w:hyperlink w:history="1" r:id="rIdoene2td-73utku_gxxzgu">
               <w:r>
                 <w:rPr>
                   <w:rFonts w:ascii="Arial" w:cs="Arial" w:eastAsia="Arial" w:hAnsi="Arial"/>
@@ -29501,7 +30203,7 @@
               <w:spacing w:after="10" w:before="0"/>
               <w:ind w:left="120"/>
             </w:pPr>
-            <w:hyperlink w:history="1" r:id="rIdrpdjhhvqomx4rhd5jpsxn">
+            <w:hyperlink w:history="1" r:id="rIdmcxzmgwvxshgwqszr2jyk">
               <w:r>
                 <w:rPr>
                   <w:rFonts w:ascii="Arial" w:cs="Arial" w:eastAsia="Arial" w:hAnsi="Arial"/>
@@ -29696,7 +30398,7 @@
             <w:pPr>
               <w:spacing w:after="20" w:before="0"/>
             </w:pPr>
-            <w:hyperlink w:history="1" r:id="rIdbaaglaibwq-9swsusqxdv">
+            <w:hyperlink w:history="1" r:id="rIdujxdxlkfv4gjsjuocnhab">
               <w:r>
                 <w:rPr>
                   <w:rFonts w:ascii="Arial" w:cs="Arial" w:eastAsia="Arial" w:hAnsi="Arial"/>
@@ -29729,7 +30431,7 @@
               <w:spacing w:after="10" w:before="0"/>
               <w:ind w:left="120"/>
             </w:pPr>
-            <w:hyperlink w:history="1" r:id="rId2fp5rztd7nnm0nwbzpjja">
+            <w:hyperlink w:history="1" r:id="rIdotdu5avibw2ukzbiqor7s">
               <w:r>
                 <w:rPr>
                   <w:rFonts w:ascii="Arial" w:cs="Arial" w:eastAsia="Arial" w:hAnsi="Arial"/>
@@ -29774,7 +30476,7 @@
             <w:pPr>
               <w:spacing w:after="20" w:before="0"/>
             </w:pPr>
-            <w:hyperlink w:history="1" r:id="rIduw-s3fsguvf7inla5ijrh">
+            <w:hyperlink w:history="1" r:id="rIdouv3bku7ap3o9v_ulkmji">
               <w:r>
                 <w:rPr>
                   <w:rFonts w:ascii="Arial" w:cs="Arial" w:eastAsia="Arial" w:hAnsi="Arial"/>
@@ -29807,7 +30509,7 @@
               <w:spacing w:after="10" w:before="0"/>
               <w:ind w:left="120"/>
             </w:pPr>
-            <w:hyperlink w:history="1" r:id="rId_wtqletjuqy0nidvzljvc">
+            <w:hyperlink w:history="1" r:id="rIdyumsddgbc-iwqvu0ulat7">
               <w:r>
                 <w:rPr>
                   <w:rFonts w:ascii="Arial" w:cs="Arial" w:eastAsia="Arial" w:hAnsi="Arial"/>
@@ -30002,7 +30704,7 @@
             <w:pPr>
               <w:spacing w:after="20" w:before="0"/>
             </w:pPr>
-            <w:hyperlink w:history="1" r:id="rIdhyv5tcbsp6jneadrfmdkx">
+            <w:hyperlink w:history="1" r:id="rIddpmhfxyyrvw8jbmp7ld4u">
               <w:r>
                 <w:rPr>
                   <w:rFonts w:ascii="Arial" w:cs="Arial" w:eastAsia="Arial" w:hAnsi="Arial"/>
@@ -30035,7 +30737,7 @@
               <w:spacing w:after="10" w:before="0"/>
               <w:ind w:left="120"/>
             </w:pPr>
-            <w:hyperlink w:history="1" r:id="rIdxc3i9df5grxyzwn8c0ved">
+            <w:hyperlink w:history="1" r:id="rIdyx8h9h66jyzi_5x_qn26j">
               <w:r>
                 <w:rPr>
                   <w:rFonts w:ascii="Arial" w:cs="Arial" w:eastAsia="Arial" w:hAnsi="Arial"/>
@@ -30080,7 +30782,7 @@
             <w:pPr>
               <w:spacing w:after="20" w:before="0"/>
             </w:pPr>
-            <w:hyperlink w:history="1" r:id="rIdvvcdgeauw3feyz82hxvpy">
+            <w:hyperlink w:history="1" r:id="rIdvdj3febzfd-luozmhdgfx">
               <w:r>
                 <w:rPr>
                   <w:rFonts w:ascii="Arial" w:cs="Arial" w:eastAsia="Arial" w:hAnsi="Arial"/>
@@ -30113,7 +30815,7 @@
               <w:spacing w:after="10" w:before="0"/>
               <w:ind w:left="120"/>
             </w:pPr>
-            <w:hyperlink w:history="1" r:id="rIdibcfvboyfvrvsijyaxklw">
+            <w:hyperlink w:history="1" r:id="rIdrcoe5680xyoespqvu5twh">
               <w:r>
                 <w:rPr>
                   <w:rFonts w:ascii="Arial" w:cs="Arial" w:eastAsia="Arial" w:hAnsi="Arial"/>
@@ -30308,7 +31010,7 @@
             <w:pPr>
               <w:spacing w:after="20" w:before="0"/>
             </w:pPr>
-            <w:hyperlink w:history="1" r:id="rIdl_waanu0biio4fm3aelqa">
+            <w:hyperlink w:history="1" r:id="rIds7s6afwf172sto0pmw6cq">
               <w:r>
                 <w:rPr>
                   <w:rFonts w:ascii="Arial" w:cs="Arial" w:eastAsia="Arial" w:hAnsi="Arial"/>
@@ -30341,7 +31043,7 @@
               <w:spacing w:after="10" w:before="0"/>
               <w:ind w:left="120"/>
             </w:pPr>
-            <w:hyperlink w:history="1" r:id="rIddjy4xr4wgsrfc_dwwp6a3">
+            <w:hyperlink w:history="1" r:id="rIdndgjdwyi43fwenp1jfq7b">
               <w:r>
                 <w:rPr>
                   <w:rFonts w:ascii="Arial" w:cs="Arial" w:eastAsia="Arial" w:hAnsi="Arial"/>
@@ -30386,7 +31088,7 @@
             <w:pPr>
               <w:spacing w:after="20" w:before="0"/>
             </w:pPr>
-            <w:hyperlink w:history="1" r:id="rIdw0ooewei2tbnk7nb5wc_b">
+            <w:hyperlink w:history="1" r:id="rIdpmnq5ebkc6zuqgr4xsen4">
               <w:r>
                 <w:rPr>
                   <w:rFonts w:ascii="Arial" w:cs="Arial" w:eastAsia="Arial" w:hAnsi="Arial"/>
@@ -30419,7 +31121,7 @@
               <w:spacing w:after="10" w:before="0"/>
               <w:ind w:left="120"/>
             </w:pPr>
-            <w:hyperlink w:history="1" r:id="rIdxdn1f8lq78cbhz2mws4qd">
+            <w:hyperlink w:history="1" r:id="rIdvqx7vrgrtaatrdnxlxgcs">
               <w:r>
                 <w:rPr>
                   <w:rFonts w:ascii="Arial" w:cs="Arial" w:eastAsia="Arial" w:hAnsi="Arial"/>
@@ -30915,6 +31617,65 @@
         </w:tc>
       </w:tr>
     </w:tbl>
+    <w:p>
+      <w:pPr>
+        <w:pBdr>
+          <w:top w:val="single" w:color="BBBBBB" w:sz="4" w:space="4"/>
+        </w:pBdr>
+        <w:spacing w:after="0" w:before="160"/>
+      </w:pPr>
+      <w:r>
+        <w:rPr>
+          <w:rFonts w:ascii="Arial" w:cs="Arial" w:eastAsia="Arial" w:hAnsi="Arial"/>
+          <w:color w:val="666666"/>
+          <w:sz w:val="14"/>
+          <w:szCs w:val="14"/>
+        </w:rPr>
+        <w:t xml:space="preserve">© 2026 SeaVuria and ARES. Aligned with KICD objectives. Developed by SeaVuria; technical implementation by ARES (with AI assistance from Claude). Licensed under </w:t>
+      </w:r>
+      <w:hyperlink w:history="1" r:id="rIdmu4pdyhedfqyydgxlgwxz">
+        <w:r>
+          <w:rPr>
+            <w:rFonts w:ascii="Arial" w:cs="Arial" w:eastAsia="Arial" w:hAnsi="Arial"/>
+            <w:color w:val="1F6B75"/>
+            <w:sz w:val="14"/>
+            <w:szCs w:val="14"/>
+            <w:u w:val="single" w:color="1F6B75"/>
+          </w:rPr>
+          <w:t xml:space="preserve">CC BY-NC 4.0</w:t>
+        </w:r>
+      </w:hyperlink>
+      <w:r>
+        <w:rPr>
+          <w:rFonts w:ascii="Arial" w:cs="Arial" w:eastAsia="Arial" w:hAnsi="Arial"/>
+          <w:color w:val="666666"/>
+          <w:sz w:val="14"/>
+          <w:szCs w:val="14"/>
+        </w:rPr>
+        <w:t xml:space="preserve"> (</w:t>
+      </w:r>
+      <w:hyperlink w:history="1" r:id="rIdjo9-rntq-iq6rcogjkudl">
+        <w:r>
+          <w:rPr>
+            <w:rFonts w:ascii="Arial" w:cs="Arial" w:eastAsia="Arial" w:hAnsi="Arial"/>
+            <w:color w:val="1F6B75"/>
+            <w:sz w:val="14"/>
+            <w:szCs w:val="14"/>
+            <w:u w:val="single" w:color="1F6B75"/>
+          </w:rPr>
+          <w:t xml:space="preserve">https://creativecommons.org/licenses/by-nc/4.0/</w:t>
+        </w:r>
+      </w:hyperlink>
+      <w:r>
+        <w:rPr>
+          <w:rFonts w:ascii="Arial" w:cs="Arial" w:eastAsia="Arial" w:hAnsi="Arial"/>
+          <w:color w:val="666666"/>
+          <w:sz w:val="14"/>
+          <w:szCs w:val="14"/>
+        </w:rPr>
+        <w:t xml:space="preserve">).</w:t>
+      </w:r>
+    </w:p>
     <w:p>
       <w:r>
         <w:br w:type="page"/>
@@ -31906,7 +32667,7 @@
             <w:pPr>
               <w:spacing w:after="20" w:before="0"/>
             </w:pPr>
-            <w:hyperlink w:history="1" r:id="rId7q5ww7gdd6jlckpbdhqbg">
+            <w:hyperlink w:history="1" r:id="rIdombnqb8ctfmdb79r6mb8a">
               <w:r>
                 <w:rPr>
                   <w:rFonts w:ascii="Arial" w:cs="Arial" w:eastAsia="Arial" w:hAnsi="Arial"/>
@@ -31939,7 +32700,7 @@
               <w:spacing w:after="10" w:before="0"/>
               <w:ind w:left="120"/>
             </w:pPr>
-            <w:hyperlink w:history="1" r:id="rIdtwy-iwh2eztubw1buxdnv">
+            <w:hyperlink w:history="1" r:id="rIdvydu9pg9c3tvdcugqetvk">
               <w:r>
                 <w:rPr>
                   <w:rFonts w:ascii="Arial" w:cs="Arial" w:eastAsia="Arial" w:hAnsi="Arial"/>
@@ -32001,7 +32762,7 @@
               <w:spacing w:after="10" w:before="0"/>
               <w:ind w:left="120"/>
             </w:pPr>
-            <w:hyperlink w:history="1" r:id="rId3u8w0_wcsm6hrwjxxpsst">
+            <w:hyperlink w:history="1" r:id="rId_aucmjo-yzs0qivxs1px_">
               <w:r>
                 <w:rPr>
                   <w:rFonts w:ascii="Arial" w:cs="Arial" w:eastAsia="Arial" w:hAnsi="Arial"/>
@@ -32211,7 +32972,7 @@
             <w:pPr>
               <w:spacing w:after="20" w:before="0"/>
             </w:pPr>
-            <w:hyperlink w:history="1" r:id="rIdjovaqvwmvr8_mfiihdto8">
+            <w:hyperlink w:history="1" r:id="rIdii2l9bxe_alfznjlhpty0">
               <w:r>
                 <w:rPr>
                   <w:rFonts w:ascii="Arial" w:cs="Arial" w:eastAsia="Arial" w:hAnsi="Arial"/>
@@ -32244,7 +33005,7 @@
               <w:spacing w:after="10" w:before="0"/>
               <w:ind w:left="120"/>
             </w:pPr>
-            <w:hyperlink w:history="1" r:id="rIduugsewwuk5ttyzltgwnf6">
+            <w:hyperlink w:history="1" r:id="rId6nicji6m5sydhsgh7qf6z">
               <w:r>
                 <w:rPr>
                   <w:rFonts w:ascii="Arial" w:cs="Arial" w:eastAsia="Arial" w:hAnsi="Arial"/>
@@ -32306,7 +33067,7 @@
               <w:spacing w:after="10" w:before="0"/>
               <w:ind w:left="120"/>
             </w:pPr>
-            <w:hyperlink w:history="1" r:id="rIdn6z1obvwftwy7mxt118to">
+            <w:hyperlink w:history="1" r:id="rIditd5emgjcqj4kbjiden0c">
               <w:r>
                 <w:rPr>
                   <w:rFonts w:ascii="Arial" w:cs="Arial" w:eastAsia="Arial" w:hAnsi="Arial"/>
@@ -32516,7 +33277,7 @@
             <w:pPr>
               <w:spacing w:after="20" w:before="0"/>
             </w:pPr>
-            <w:hyperlink w:history="1" r:id="rIdqwn5mghmyupjfw-mcoqwd">
+            <w:hyperlink w:history="1" r:id="rId_lgi4xtlpplualqjxbvpt">
               <w:r>
                 <w:rPr>
                   <w:rFonts w:ascii="Arial" w:cs="Arial" w:eastAsia="Arial" w:hAnsi="Arial"/>
@@ -32549,7 +33310,7 @@
               <w:spacing w:after="10" w:before="0"/>
               <w:ind w:left="120"/>
             </w:pPr>
-            <w:hyperlink w:history="1" r:id="rIdtjbxgx7tt3ggecksx5ane">
+            <w:hyperlink w:history="1" r:id="rIdm04_hucqas64grshn-bm_">
               <w:r>
                 <w:rPr>
                   <w:rFonts w:ascii="Arial" w:cs="Arial" w:eastAsia="Arial" w:hAnsi="Arial"/>
@@ -32611,7 +33372,7 @@
               <w:spacing w:after="10" w:before="0"/>
               <w:ind w:left="120"/>
             </w:pPr>
-            <w:hyperlink w:history="1" r:id="rIdrx9i0tltqgnuv4xnamb0i">
+            <w:hyperlink w:history="1" r:id="rIdv_u1iiswuwnf98lgqjgxa">
               <w:r>
                 <w:rPr>
                   <w:rFonts w:ascii="Arial" w:cs="Arial" w:eastAsia="Arial" w:hAnsi="Arial"/>
@@ -32821,7 +33582,7 @@
             <w:pPr>
               <w:spacing w:after="20" w:before="0"/>
             </w:pPr>
-            <w:hyperlink w:history="1" r:id="rId1pe1habb5zrklcmtglgjc">
+            <w:hyperlink w:history="1" r:id="rId717ltdgnybm111mjqpkdj">
               <w:r>
                 <w:rPr>
                   <w:rFonts w:ascii="Arial" w:cs="Arial" w:eastAsia="Arial" w:hAnsi="Arial"/>
@@ -32854,7 +33615,7 @@
               <w:spacing w:after="10" w:before="0"/>
               <w:ind w:left="120"/>
             </w:pPr>
-            <w:hyperlink w:history="1" r:id="rIdkopn0fmwwcrxdunsktcmz">
+            <w:hyperlink w:history="1" r:id="rIdug1fmzzzi52-6zujxcrh2">
               <w:r>
                 <w:rPr>
                   <w:rFonts w:ascii="Arial" w:cs="Arial" w:eastAsia="Arial" w:hAnsi="Arial"/>
@@ -32916,7 +33677,7 @@
               <w:spacing w:after="10" w:before="0"/>
               <w:ind w:left="120"/>
             </w:pPr>
-            <w:hyperlink w:history="1" r:id="rIdgs7b0ys96m3gztzakdqg9">
+            <w:hyperlink w:history="1" r:id="rIdytl5mwzzbsa0jyhjyohwa">
               <w:r>
                 <w:rPr>
                   <w:rFonts w:ascii="Arial" w:cs="Arial" w:eastAsia="Arial" w:hAnsi="Arial"/>
@@ -33126,7 +33887,7 @@
             <w:pPr>
               <w:spacing w:after="20" w:before="0"/>
             </w:pPr>
-            <w:hyperlink w:history="1" r:id="rIdfdcj9vr4p0yadak1gx1_n">
+            <w:hyperlink w:history="1" r:id="rIdq6do78i8zpf7a5vusxrjo">
               <w:r>
                 <w:rPr>
                   <w:rFonts w:ascii="Arial" w:cs="Arial" w:eastAsia="Arial" w:hAnsi="Arial"/>
@@ -33159,7 +33920,7 @@
               <w:spacing w:after="10" w:before="0"/>
               <w:ind w:left="120"/>
             </w:pPr>
-            <w:hyperlink w:history="1" r:id="rIdaxfbelnt-smooqckc0v0p">
+            <w:hyperlink w:history="1" r:id="rId-bek6qm3kbt-zizuy2c4w">
               <w:r>
                 <w:rPr>
                   <w:rFonts w:ascii="Arial" w:cs="Arial" w:eastAsia="Arial" w:hAnsi="Arial"/>
@@ -33221,7 +33982,7 @@
               <w:spacing w:after="10" w:before="0"/>
               <w:ind w:left="120"/>
             </w:pPr>
-            <w:hyperlink w:history="1" r:id="rIdrftofrta8o_k6ta4ap_ul">
+            <w:hyperlink w:history="1" r:id="rIdxerhmci2qbieolxmrv9mt">
               <w:r>
                 <w:rPr>
                   <w:rFonts w:ascii="Arial" w:cs="Arial" w:eastAsia="Arial" w:hAnsi="Arial"/>
@@ -33732,6 +34493,65 @@
         </w:tc>
       </w:tr>
     </w:tbl>
+    <w:p>
+      <w:pPr>
+        <w:pBdr>
+          <w:top w:val="single" w:color="BBBBBB" w:sz="4" w:space="4"/>
+        </w:pBdr>
+        <w:spacing w:after="0" w:before="160"/>
+      </w:pPr>
+      <w:r>
+        <w:rPr>
+          <w:rFonts w:ascii="Arial" w:cs="Arial" w:eastAsia="Arial" w:hAnsi="Arial"/>
+          <w:color w:val="666666"/>
+          <w:sz w:val="14"/>
+          <w:szCs w:val="14"/>
+        </w:rPr>
+        <w:t xml:space="preserve">© 2026 SeaVuria and ARES. Aligned with KICD objectives. Developed by SeaVuria; technical implementation by ARES (with AI assistance from Claude). Licensed under </w:t>
+      </w:r>
+      <w:hyperlink w:history="1" r:id="rIdvory071f6qlciqjnbtmvt">
+        <w:r>
+          <w:rPr>
+            <w:rFonts w:ascii="Arial" w:cs="Arial" w:eastAsia="Arial" w:hAnsi="Arial"/>
+            <w:color w:val="1F6B75"/>
+            <w:sz w:val="14"/>
+            <w:szCs w:val="14"/>
+            <w:u w:val="single" w:color="1F6B75"/>
+          </w:rPr>
+          <w:t xml:space="preserve">CC BY-NC 4.0</w:t>
+        </w:r>
+      </w:hyperlink>
+      <w:r>
+        <w:rPr>
+          <w:rFonts w:ascii="Arial" w:cs="Arial" w:eastAsia="Arial" w:hAnsi="Arial"/>
+          <w:color w:val="666666"/>
+          <w:sz w:val="14"/>
+          <w:szCs w:val="14"/>
+        </w:rPr>
+        <w:t xml:space="preserve"> (</w:t>
+      </w:r>
+      <w:hyperlink w:history="1" r:id="rIdiwtrlosxpo1ltigbpxfu6">
+        <w:r>
+          <w:rPr>
+            <w:rFonts w:ascii="Arial" w:cs="Arial" w:eastAsia="Arial" w:hAnsi="Arial"/>
+            <w:color w:val="1F6B75"/>
+            <w:sz w:val="14"/>
+            <w:szCs w:val="14"/>
+            <w:u w:val="single" w:color="1F6B75"/>
+          </w:rPr>
+          <w:t xml:space="preserve">https://creativecommons.org/licenses/by-nc/4.0/</w:t>
+        </w:r>
+      </w:hyperlink>
+      <w:r>
+        <w:rPr>
+          <w:rFonts w:ascii="Arial" w:cs="Arial" w:eastAsia="Arial" w:hAnsi="Arial"/>
+          <w:color w:val="666666"/>
+          <w:sz w:val="14"/>
+          <w:szCs w:val="14"/>
+        </w:rPr>
+        <w:t xml:space="preserve">).</w:t>
+      </w:r>
+    </w:p>
     <w:p>
       <w:r>
         <w:br w:type="page"/>
@@ -34723,7 +35543,7 @@
             <w:pPr>
               <w:spacing w:after="20" w:before="0"/>
             </w:pPr>
-            <w:hyperlink w:history="1" r:id="rIdwbzaq3ojopdrobmqv2smk">
+            <w:hyperlink w:history="1" r:id="rIdtzks8qsiw-_xls7kc9imz">
               <w:r>
                 <w:rPr>
                   <w:rFonts w:ascii="Arial" w:cs="Arial" w:eastAsia="Arial" w:hAnsi="Arial"/>
@@ -34756,7 +35576,7 @@
               <w:spacing w:after="10" w:before="0"/>
               <w:ind w:left="120"/>
             </w:pPr>
-            <w:hyperlink w:history="1" r:id="rId8m6qz8r6ny9jmptcparrb">
+            <w:hyperlink w:history="1" r:id="rIdxhfbevudmefv7gvrhsgfp">
               <w:r>
                 <w:rPr>
                   <w:rFonts w:ascii="Arial" w:cs="Arial" w:eastAsia="Arial" w:hAnsi="Arial"/>
@@ -34801,7 +35621,7 @@
             <w:pPr>
               <w:spacing w:after="20" w:before="0"/>
             </w:pPr>
-            <w:hyperlink w:history="1" r:id="rIdd3x_j6leb17vju07ucu5j">
+            <w:hyperlink w:history="1" r:id="rIdtllggdf8i6k4pawrparif">
               <w:r>
                 <w:rPr>
                   <w:rFonts w:ascii="Arial" w:cs="Arial" w:eastAsia="Arial" w:hAnsi="Arial"/>
@@ -34834,7 +35654,7 @@
               <w:spacing w:after="10" w:before="0"/>
               <w:ind w:left="120"/>
             </w:pPr>
-            <w:hyperlink w:history="1" r:id="rIdd7u4vx7k14kjuyt_9_js4">
+            <w:hyperlink w:history="1" r:id="rIdpzmgmzzfgikeb44wv3xeb">
               <w:r>
                 <w:rPr>
                   <w:rFonts w:ascii="Arial" w:cs="Arial" w:eastAsia="Arial" w:hAnsi="Arial"/>
@@ -35029,7 +35849,7 @@
             <w:pPr>
               <w:spacing w:after="20" w:before="0"/>
             </w:pPr>
-            <w:hyperlink w:history="1" r:id="rIdwegbuxqr-5hotqimehyyh">
+            <w:hyperlink w:history="1" r:id="rIdzilxwnrxwwzgvy4rc3zlz">
               <w:r>
                 <w:rPr>
                   <w:rFonts w:ascii="Arial" w:cs="Arial" w:eastAsia="Arial" w:hAnsi="Arial"/>
@@ -35062,7 +35882,7 @@
               <w:spacing w:after="10" w:before="0"/>
               <w:ind w:left="120"/>
             </w:pPr>
-            <w:hyperlink w:history="1" r:id="rIdoubr1jqgc3sdoso15knn9">
+            <w:hyperlink w:history="1" r:id="rIdjik_1ruqrbwbtqdic28hp">
               <w:r>
                 <w:rPr>
                   <w:rFonts w:ascii="Arial" w:cs="Arial" w:eastAsia="Arial" w:hAnsi="Arial"/>
@@ -35107,7 +35927,7 @@
             <w:pPr>
               <w:spacing w:after="20" w:before="0"/>
             </w:pPr>
-            <w:hyperlink w:history="1" r:id="rIdfz8me6ndhdadz_2r0zhqy">
+            <w:hyperlink w:history="1" r:id="rId9bx8eionfm3gwc-laeefj">
               <w:r>
                 <w:rPr>
                   <w:rFonts w:ascii="Arial" w:cs="Arial" w:eastAsia="Arial" w:hAnsi="Arial"/>
@@ -35140,7 +35960,7 @@
               <w:spacing w:after="10" w:before="0"/>
               <w:ind w:left="120"/>
             </w:pPr>
-            <w:hyperlink w:history="1" r:id="rId4fsoyut5ukx8v_8nk4soi">
+            <w:hyperlink w:history="1" r:id="rIdk4d0jngkojjgoybqyc-ow">
               <w:r>
                 <w:rPr>
                   <w:rFonts w:ascii="Arial" w:cs="Arial" w:eastAsia="Arial" w:hAnsi="Arial"/>
@@ -35335,7 +36155,7 @@
             <w:pPr>
               <w:spacing w:after="20" w:before="0"/>
             </w:pPr>
-            <w:hyperlink w:history="1" r:id="rId9ktji1heozmqayyrhx0h5">
+            <w:hyperlink w:history="1" r:id="rIdyg3yqpxpm5-6tcsqilvwr">
               <w:r>
                 <w:rPr>
                   <w:rFonts w:ascii="Arial" w:cs="Arial" w:eastAsia="Arial" w:hAnsi="Arial"/>
@@ -35368,7 +36188,7 @@
               <w:spacing w:after="10" w:before="0"/>
               <w:ind w:left="120"/>
             </w:pPr>
-            <w:hyperlink w:history="1" r:id="rIdbtacltnsyvq3t0yoeljwj">
+            <w:hyperlink w:history="1" r:id="rIdiflklitupbq-odmepn-k2">
               <w:r>
                 <w:rPr>
                   <w:rFonts w:ascii="Arial" w:cs="Arial" w:eastAsia="Arial" w:hAnsi="Arial"/>
@@ -35413,7 +36233,7 @@
             <w:pPr>
               <w:spacing w:after="20" w:before="0"/>
             </w:pPr>
-            <w:hyperlink w:history="1" r:id="rId8k0buielkc3igfysscl4j">
+            <w:hyperlink w:history="1" r:id="rId5zqveid_7tufqx1mo_uof">
               <w:r>
                 <w:rPr>
                   <w:rFonts w:ascii="Arial" w:cs="Arial" w:eastAsia="Arial" w:hAnsi="Arial"/>
@@ -35446,7 +36266,7 @@
               <w:spacing w:after="10" w:before="0"/>
               <w:ind w:left="120"/>
             </w:pPr>
-            <w:hyperlink w:history="1" r:id="rIdn6h9gkprw8dnotjfuykdn">
+            <w:hyperlink w:history="1" r:id="rIdvxke36-2qnbviolg63vzu">
               <w:r>
                 <w:rPr>
                   <w:rFonts w:ascii="Arial" w:cs="Arial" w:eastAsia="Arial" w:hAnsi="Arial"/>
@@ -35641,7 +36461,7 @@
             <w:pPr>
               <w:spacing w:after="20" w:before="0"/>
             </w:pPr>
-            <w:hyperlink w:history="1" r:id="rIdzb2pxnmfe27hfkq9wxzam">
+            <w:hyperlink w:history="1" r:id="rIdtpy07mn2vj9vpqzxboroa">
               <w:r>
                 <w:rPr>
                   <w:rFonts w:ascii="Arial" w:cs="Arial" w:eastAsia="Arial" w:hAnsi="Arial"/>
@@ -35674,7 +36494,7 @@
               <w:spacing w:after="10" w:before="0"/>
               <w:ind w:left="120"/>
             </w:pPr>
-            <w:hyperlink w:history="1" r:id="rIddwjpz4amjkm2ci67ijxue">
+            <w:hyperlink w:history="1" r:id="rIdmy8fwbwbmtulbc4qmx5tt">
               <w:r>
                 <w:rPr>
                   <w:rFonts w:ascii="Arial" w:cs="Arial" w:eastAsia="Arial" w:hAnsi="Arial"/>
@@ -35719,7 +36539,7 @@
             <w:pPr>
               <w:spacing w:after="20" w:before="0"/>
             </w:pPr>
-            <w:hyperlink w:history="1" r:id="rIdtfr5i6jjjvjfx8anf76va">
+            <w:hyperlink w:history="1" r:id="rIdr_mxg21hmvatp5bent_5w">
               <w:r>
                 <w:rPr>
                   <w:rFonts w:ascii="Arial" w:cs="Arial" w:eastAsia="Arial" w:hAnsi="Arial"/>
@@ -35752,7 +36572,7 @@
               <w:spacing w:after="10" w:before="0"/>
               <w:ind w:left="120"/>
             </w:pPr>
-            <w:hyperlink w:history="1" r:id="rIdicg6t28iv42hwttd_m2jo">
+            <w:hyperlink w:history="1" r:id="rIdumja3ps5tkq7_ruvyou5a">
               <w:r>
                 <w:rPr>
                   <w:rFonts w:ascii="Arial" w:cs="Arial" w:eastAsia="Arial" w:hAnsi="Arial"/>
@@ -35947,7 +36767,7 @@
             <w:pPr>
               <w:spacing w:after="20" w:before="0"/>
             </w:pPr>
-            <w:hyperlink w:history="1" r:id="rIdy7difpifz7ikehvwdktkb">
+            <w:hyperlink w:history="1" r:id="rIdkk3m_1awnzrax3e7cmtbo">
               <w:r>
                 <w:rPr>
                   <w:rFonts w:ascii="Arial" w:cs="Arial" w:eastAsia="Arial" w:hAnsi="Arial"/>
@@ -35980,7 +36800,7 @@
               <w:spacing w:after="10" w:before="0"/>
               <w:ind w:left="120"/>
             </w:pPr>
-            <w:hyperlink w:history="1" r:id="rId5liux2ipu42-yytifee9s">
+            <w:hyperlink w:history="1" r:id="rIdfutwr4xdtwtsyu7wkg0-r">
               <w:r>
                 <w:rPr>
                   <w:rFonts w:ascii="Arial" w:cs="Arial" w:eastAsia="Arial" w:hAnsi="Arial"/>
@@ -36025,7 +36845,7 @@
             <w:pPr>
               <w:spacing w:after="20" w:before="0"/>
             </w:pPr>
-            <w:hyperlink w:history="1" r:id="rIdqwkeag-8njgyzolohxjoe">
+            <w:hyperlink w:history="1" r:id="rIdjyuuesjyvmtzfw_kkh6i3">
               <w:r>
                 <w:rPr>
                   <w:rFonts w:ascii="Arial" w:cs="Arial" w:eastAsia="Arial" w:hAnsi="Arial"/>
@@ -36058,7 +36878,7 @@
               <w:spacing w:after="10" w:before="0"/>
               <w:ind w:left="120"/>
             </w:pPr>
-            <w:hyperlink w:history="1" r:id="rIdkm6dueukt-izl_elyabsx">
+            <w:hyperlink w:history="1" r:id="rIdyqszbmciybn43hj-2kp1j">
               <w:r>
                 <w:rPr>
                   <w:rFonts w:ascii="Arial" w:cs="Arial" w:eastAsia="Arial" w:hAnsi="Arial"/>
@@ -36554,6 +37374,65 @@
         </w:tc>
       </w:tr>
     </w:tbl>
+    <w:p>
+      <w:pPr>
+        <w:pBdr>
+          <w:top w:val="single" w:color="BBBBBB" w:sz="4" w:space="4"/>
+        </w:pBdr>
+        <w:spacing w:after="0" w:before="160"/>
+      </w:pPr>
+      <w:r>
+        <w:rPr>
+          <w:rFonts w:ascii="Arial" w:cs="Arial" w:eastAsia="Arial" w:hAnsi="Arial"/>
+          <w:color w:val="666666"/>
+          <w:sz w:val="14"/>
+          <w:szCs w:val="14"/>
+        </w:rPr>
+        <w:t xml:space="preserve">© 2026 SeaVuria and ARES. Aligned with KICD objectives. Developed by SeaVuria; technical implementation by ARES (with AI assistance from Claude). Licensed under </w:t>
+      </w:r>
+      <w:hyperlink w:history="1" r:id="rId2xz4eks72vfq3bzgce5d4">
+        <w:r>
+          <w:rPr>
+            <w:rFonts w:ascii="Arial" w:cs="Arial" w:eastAsia="Arial" w:hAnsi="Arial"/>
+            <w:color w:val="1F6B75"/>
+            <w:sz w:val="14"/>
+            <w:szCs w:val="14"/>
+            <w:u w:val="single" w:color="1F6B75"/>
+          </w:rPr>
+          <w:t xml:space="preserve">CC BY-NC 4.0</w:t>
+        </w:r>
+      </w:hyperlink>
+      <w:r>
+        <w:rPr>
+          <w:rFonts w:ascii="Arial" w:cs="Arial" w:eastAsia="Arial" w:hAnsi="Arial"/>
+          <w:color w:val="666666"/>
+          <w:sz w:val="14"/>
+          <w:szCs w:val="14"/>
+        </w:rPr>
+        <w:t xml:space="preserve"> (</w:t>
+      </w:r>
+      <w:hyperlink w:history="1" r:id="rIdtbwr47d9khvneg1z3-xzm">
+        <w:r>
+          <w:rPr>
+            <w:rFonts w:ascii="Arial" w:cs="Arial" w:eastAsia="Arial" w:hAnsi="Arial"/>
+            <w:color w:val="1F6B75"/>
+            <w:sz w:val="14"/>
+            <w:szCs w:val="14"/>
+            <w:u w:val="single" w:color="1F6B75"/>
+          </w:rPr>
+          <w:t xml:space="preserve">https://creativecommons.org/licenses/by-nc/4.0/</w:t>
+        </w:r>
+      </w:hyperlink>
+      <w:r>
+        <w:rPr>
+          <w:rFonts w:ascii="Arial" w:cs="Arial" w:eastAsia="Arial" w:hAnsi="Arial"/>
+          <w:color w:val="666666"/>
+          <w:sz w:val="14"/>
+          <w:szCs w:val="14"/>
+        </w:rPr>
+        <w:t xml:space="preserve">).</w:t>
+      </w:r>
+    </w:p>
     <w:p>
       <w:r>
         <w:br w:type="page"/>

--- a/data/outputs/v2/Physics/SS3.2_Current_Electricity/Physics_Current_Electricity_CBE_LessonSequence.docx
+++ b/data/outputs/v2/Physics/SS3.2_Current_Electricity/Physics_Current_Electricity_CBE_LessonSequence.docx
@@ -38,6 +38,2566 @@
           <w:szCs w:val="22"/>
         </w:rPr>
         <w:t xml:space="preserve">CBE Phenomenon-Driven Lesson Sequence — Sub-Strand 3.2 (12 Lessons)</w:t>
+      </w:r>
+    </w:p>
+    <w:p>
+      <w:pPr>
+        <w:spacing w:after="120"/>
+      </w:pPr>
+      <w:r>
+        <w:t xml:space="preserve"/>
+      </w:r>
+    </w:p>
+    <w:tbl>
+      <w:tblPr>
+        <w:tblW w:type="dxa" w:w="13680"/>
+        <w:tblBorders>
+          <w:top w:val="single" w:color="AAAAAA" w:sz="4"/>
+          <w:left w:val="single" w:color="AAAAAA" w:sz="4"/>
+          <w:bottom w:val="single" w:color="AAAAAA" w:sz="4"/>
+          <w:right w:val="single" w:color="AAAAAA" w:sz="4"/>
+          <w:insideH w:val="single" w:color="auto" w:sz="4"/>
+          <w:insideV w:val="single" w:color="auto" w:sz="4"/>
+        </w:tblBorders>
+        <w:tblLayout w:type="fixed"/>
+      </w:tblPr>
+      <w:tblGrid>
+        <w:gridCol w:w="3000"/>
+        <w:gridCol w:w="10680"/>
+      </w:tblGrid>
+      <w:tr>
+        <w:tc>
+          <w:tcPr>
+            <w:tcW w:type="dxa" w:w="13680"/>
+            <w:gridSpan w:val="2"/>
+            <w:shd w:fill="1F3864" w:color="auto" w:val="clear"/>
+            <w:tcMar>
+              <w:top w:type="dxa" w:w="60"/>
+              <w:left w:type="dxa" w:w="120"/>
+              <w:bottom w:type="dxa" w:w="60"/>
+              <w:right w:type="dxa" w:w="120"/>
+            </w:tcMar>
+            <w:vAlign w:val="top"/>
+          </w:tcPr>
+          <w:p>
+            <w:pPr>
+              <w:spacing w:after="40" w:before="0"/>
+              <w:jc w:val="center"/>
+            </w:pPr>
+            <w:r>
+              <w:rPr>
+                <w:rFonts w:ascii="Arial" w:cs="Arial" w:eastAsia="Arial" w:hAnsi="Arial"/>
+                <w:b/>
+                <w:bCs/>
+                <w:i w:val="false"/>
+                <w:iCs w:val="false"/>
+                <w:color w:val="FFFFFF"/>
+                <w:sz w:val="22"/>
+                <w:szCs w:val="22"/>
+              </w:rPr>
+              <w:t xml:space="preserve">SUB-STRAND OVERVIEW</w:t>
+            </w:r>
+          </w:p>
+        </w:tc>
+      </w:tr>
+      <w:tr>
+        <w:tc>
+          <w:tcPr>
+            <w:tcW w:type="dxa" w:w="3000"/>
+            <w:shd w:fill="D5E8F0" w:color="auto" w:val="clear"/>
+            <w:tcMar>
+              <w:top w:type="dxa" w:w="60"/>
+              <w:left w:type="dxa" w:w="120"/>
+              <w:bottom w:type="dxa" w:w="60"/>
+              <w:right w:type="dxa" w:w="120"/>
+            </w:tcMar>
+            <w:vAlign w:val="top"/>
+          </w:tcPr>
+          <w:p>
+            <w:pPr>
+              <w:spacing w:after="40" w:before="0"/>
+              <w:jc w:val="left"/>
+            </w:pPr>
+            <w:r>
+              <w:rPr>
+                <w:rFonts w:ascii="Arial" w:cs="Arial" w:eastAsia="Arial" w:hAnsi="Arial"/>
+                <w:b/>
+                <w:bCs/>
+                <w:i w:val="false"/>
+                <w:iCs w:val="false"/>
+                <w:color w:val="000000"/>
+                <w:sz w:val="18"/>
+                <w:szCs w:val="18"/>
+              </w:rPr>
+              <w:t xml:space="preserve">Grade Level</w:t>
+            </w:r>
+          </w:p>
+        </w:tc>
+        <w:tc>
+          <w:tcPr>
+            <w:tcW w:type="dxa" w:w="10680"/>
+            <w:shd w:fill="FFFFFF" w:color="auto" w:val="clear"/>
+            <w:tcMar>
+              <w:top w:type="dxa" w:w="60"/>
+              <w:left w:type="dxa" w:w="120"/>
+              <w:bottom w:type="dxa" w:w="60"/>
+              <w:right w:type="dxa" w:w="120"/>
+            </w:tcMar>
+            <w:vAlign w:val="top"/>
+          </w:tcPr>
+          <w:p>
+            <w:pPr>
+              <w:spacing w:after="40" w:before="0"/>
+              <w:jc w:val="left"/>
+            </w:pPr>
+            <w:r>
+              <w:rPr>
+                <w:rFonts w:ascii="Arial" w:cs="Arial" w:eastAsia="Arial" w:hAnsi="Arial"/>
+                <w:b w:val="false"/>
+                <w:bCs w:val="false"/>
+                <w:i w:val="false"/>
+                <w:iCs w:val="false"/>
+                <w:color w:val="000000"/>
+                <w:sz w:val="18"/>
+                <w:szCs w:val="18"/>
+              </w:rPr>
+              <w:t xml:space="preserve">10</w:t>
+            </w:r>
+          </w:p>
+        </w:tc>
+      </w:tr>
+      <w:tr>
+        <w:tc>
+          <w:tcPr>
+            <w:tcW w:type="dxa" w:w="3000"/>
+            <w:shd w:fill="D5E8F0" w:color="auto" w:val="clear"/>
+            <w:tcMar>
+              <w:top w:type="dxa" w:w="60"/>
+              <w:left w:type="dxa" w:w="120"/>
+              <w:bottom w:type="dxa" w:w="60"/>
+              <w:right w:type="dxa" w:w="120"/>
+            </w:tcMar>
+            <w:vAlign w:val="top"/>
+          </w:tcPr>
+          <w:p>
+            <w:pPr>
+              <w:spacing w:after="40" w:before="0"/>
+              <w:jc w:val="left"/>
+            </w:pPr>
+            <w:r>
+              <w:rPr>
+                <w:rFonts w:ascii="Arial" w:cs="Arial" w:eastAsia="Arial" w:hAnsi="Arial"/>
+                <w:b/>
+                <w:bCs/>
+                <w:i w:val="false"/>
+                <w:iCs w:val="false"/>
+                <w:color w:val="000000"/>
+                <w:sz w:val="18"/>
+                <w:szCs w:val="18"/>
+              </w:rPr>
+              <w:t xml:space="preserve">Subject</w:t>
+            </w:r>
+          </w:p>
+        </w:tc>
+        <w:tc>
+          <w:tcPr>
+            <w:tcW w:type="dxa" w:w="10680"/>
+            <w:shd w:fill="FFFFFF" w:color="auto" w:val="clear"/>
+            <w:tcMar>
+              <w:top w:type="dxa" w:w="60"/>
+              <w:left w:type="dxa" w:w="120"/>
+              <w:bottom w:type="dxa" w:w="60"/>
+              <w:right w:type="dxa" w:w="120"/>
+            </w:tcMar>
+            <w:vAlign w:val="top"/>
+          </w:tcPr>
+          <w:p>
+            <w:pPr>
+              <w:spacing w:after="40" w:before="0"/>
+              <w:jc w:val="left"/>
+            </w:pPr>
+            <w:r>
+              <w:rPr>
+                <w:rFonts w:ascii="Arial" w:cs="Arial" w:eastAsia="Arial" w:hAnsi="Arial"/>
+                <w:b w:val="false"/>
+                <w:bCs w:val="false"/>
+                <w:i w:val="false"/>
+                <w:iCs w:val="false"/>
+                <w:color w:val="000000"/>
+                <w:sz w:val="18"/>
+                <w:szCs w:val="18"/>
+              </w:rPr>
+              <w:t xml:space="preserve">Physics</w:t>
+            </w:r>
+          </w:p>
+        </w:tc>
+      </w:tr>
+      <w:tr>
+        <w:tc>
+          <w:tcPr>
+            <w:tcW w:type="dxa" w:w="3000"/>
+            <w:shd w:fill="D5E8F0" w:color="auto" w:val="clear"/>
+            <w:tcMar>
+              <w:top w:type="dxa" w:w="60"/>
+              <w:left w:type="dxa" w:w="120"/>
+              <w:bottom w:type="dxa" w:w="60"/>
+              <w:right w:type="dxa" w:w="120"/>
+            </w:tcMar>
+            <w:vAlign w:val="top"/>
+          </w:tcPr>
+          <w:p>
+            <w:pPr>
+              <w:spacing w:after="40" w:before="0"/>
+              <w:jc w:val="left"/>
+            </w:pPr>
+            <w:r>
+              <w:rPr>
+                <w:rFonts w:ascii="Arial" w:cs="Arial" w:eastAsia="Arial" w:hAnsi="Arial"/>
+                <w:b/>
+                <w:bCs/>
+                <w:i w:val="false"/>
+                <w:iCs w:val="false"/>
+                <w:color w:val="000000"/>
+                <w:sz w:val="18"/>
+                <w:szCs w:val="18"/>
+              </w:rPr>
+              <w:t xml:space="preserve">Strand</w:t>
+            </w:r>
+          </w:p>
+        </w:tc>
+        <w:tc>
+          <w:tcPr>
+            <w:tcW w:type="dxa" w:w="10680"/>
+            <w:shd w:fill="FFFFFF" w:color="auto" w:val="clear"/>
+            <w:tcMar>
+              <w:top w:type="dxa" w:w="60"/>
+              <w:left w:type="dxa" w:w="120"/>
+              <w:bottom w:type="dxa" w:w="60"/>
+              <w:right w:type="dxa" w:w="120"/>
+            </w:tcMar>
+            <w:vAlign w:val="top"/>
+          </w:tcPr>
+          <w:p>
+            <w:pPr>
+              <w:spacing w:after="40" w:before="0"/>
+              <w:jc w:val="left"/>
+            </w:pPr>
+            <w:r>
+              <w:rPr>
+                <w:rFonts w:ascii="Arial" w:cs="Arial" w:eastAsia="Arial" w:hAnsi="Arial"/>
+                <w:b w:val="false"/>
+                <w:bCs w:val="false"/>
+                <w:i w:val="false"/>
+                <w:iCs w:val="false"/>
+                <w:color w:val="000000"/>
+                <w:sz w:val="18"/>
+                <w:szCs w:val="18"/>
+              </w:rPr>
+              <w:t xml:space="preserve">Strand 3.0: Electricity and Magnetism</w:t>
+            </w:r>
+          </w:p>
+        </w:tc>
+      </w:tr>
+      <w:tr>
+        <w:tc>
+          <w:tcPr>
+            <w:tcW w:type="dxa" w:w="3000"/>
+            <w:shd w:fill="D5E8F0" w:color="auto" w:val="clear"/>
+            <w:tcMar>
+              <w:top w:type="dxa" w:w="60"/>
+              <w:left w:type="dxa" w:w="120"/>
+              <w:bottom w:type="dxa" w:w="60"/>
+              <w:right w:type="dxa" w:w="120"/>
+            </w:tcMar>
+            <w:vAlign w:val="top"/>
+          </w:tcPr>
+          <w:p>
+            <w:pPr>
+              <w:spacing w:after="40" w:before="0"/>
+              <w:jc w:val="left"/>
+            </w:pPr>
+            <w:r>
+              <w:rPr>
+                <w:rFonts w:ascii="Arial" w:cs="Arial" w:eastAsia="Arial" w:hAnsi="Arial"/>
+                <w:b/>
+                <w:bCs/>
+                <w:i w:val="false"/>
+                <w:iCs w:val="false"/>
+                <w:color w:val="000000"/>
+                <w:sz w:val="18"/>
+                <w:szCs w:val="18"/>
+              </w:rPr>
+              <w:t xml:space="preserve">Sub-Strand</w:t>
+            </w:r>
+          </w:p>
+        </w:tc>
+        <w:tc>
+          <w:tcPr>
+            <w:tcW w:type="dxa" w:w="10680"/>
+            <w:shd w:fill="FFFFFF" w:color="auto" w:val="clear"/>
+            <w:tcMar>
+              <w:top w:type="dxa" w:w="60"/>
+              <w:left w:type="dxa" w:w="120"/>
+              <w:bottom w:type="dxa" w:w="60"/>
+              <w:right w:type="dxa" w:w="120"/>
+            </w:tcMar>
+            <w:vAlign w:val="top"/>
+          </w:tcPr>
+          <w:p>
+            <w:pPr>
+              <w:spacing w:after="40" w:before="0"/>
+              <w:jc w:val="left"/>
+            </w:pPr>
+            <w:r>
+              <w:rPr>
+                <w:rFonts w:ascii="Arial" w:cs="Arial" w:eastAsia="Arial" w:hAnsi="Arial"/>
+                <w:b w:val="false"/>
+                <w:bCs w:val="false"/>
+                <w:i w:val="false"/>
+                <w:iCs w:val="false"/>
+                <w:color w:val="000000"/>
+                <w:sz w:val="18"/>
+                <w:szCs w:val="18"/>
+              </w:rPr>
+              <w:t xml:space="preserve">Sub-Strand 3.2: Current Electricity</w:t>
+            </w:r>
+          </w:p>
+        </w:tc>
+      </w:tr>
+      <w:tr>
+        <w:tc>
+          <w:tcPr>
+            <w:tcW w:type="dxa" w:w="3000"/>
+            <w:shd w:fill="D5E8F0" w:color="auto" w:val="clear"/>
+            <w:tcMar>
+              <w:top w:type="dxa" w:w="60"/>
+              <w:left w:type="dxa" w:w="120"/>
+              <w:bottom w:type="dxa" w:w="60"/>
+              <w:right w:type="dxa" w:w="120"/>
+            </w:tcMar>
+            <w:vAlign w:val="top"/>
+          </w:tcPr>
+          <w:p>
+            <w:pPr>
+              <w:spacing w:after="40" w:before="0"/>
+              <w:jc w:val="left"/>
+            </w:pPr>
+            <w:r>
+              <w:rPr>
+                <w:rFonts w:ascii="Arial" w:cs="Arial" w:eastAsia="Arial" w:hAnsi="Arial"/>
+                <w:b/>
+                <w:bCs/>
+                <w:i w:val="false"/>
+                <w:iCs w:val="false"/>
+                <w:color w:val="000000"/>
+                <w:sz w:val="18"/>
+                <w:szCs w:val="18"/>
+              </w:rPr>
+              <w:t xml:space="preserve">Total Duration</w:t>
+            </w:r>
+          </w:p>
+        </w:tc>
+        <w:tc>
+          <w:tcPr>
+            <w:tcW w:type="dxa" w:w="10680"/>
+            <w:shd w:fill="FFFFFF" w:color="auto" w:val="clear"/>
+            <w:tcMar>
+              <w:top w:type="dxa" w:w="60"/>
+              <w:left w:type="dxa" w:w="120"/>
+              <w:bottom w:type="dxa" w:w="60"/>
+              <w:right w:type="dxa" w:w="120"/>
+            </w:tcMar>
+            <w:vAlign w:val="top"/>
+          </w:tcPr>
+          <w:p>
+            <w:pPr>
+              <w:spacing w:after="40" w:before="0"/>
+              <w:jc w:val="left"/>
+            </w:pPr>
+            <w:r>
+              <w:rPr>
+                <w:rFonts w:ascii="Arial" w:cs="Arial" w:eastAsia="Arial" w:hAnsi="Arial"/>
+                <w:b w:val="false"/>
+                <w:bCs w:val="false"/>
+                <w:i w:val="false"/>
+                <w:iCs w:val="false"/>
+                <w:color w:val="000000"/>
+                <w:sz w:val="18"/>
+                <w:szCs w:val="18"/>
+              </w:rPr>
+              <w:t xml:space="preserve">12 lessons × 40 minutes = 480 minutes total</w:t>
+            </w:r>
+          </w:p>
+        </w:tc>
+      </w:tr>
+      <w:tr>
+        <w:tc>
+          <w:tcPr>
+            <w:tcW w:type="dxa" w:w="3000"/>
+            <w:shd w:fill="D5E8F0" w:color="auto" w:val="clear"/>
+            <w:tcMar>
+              <w:top w:type="dxa" w:w="60"/>
+              <w:left w:type="dxa" w:w="120"/>
+              <w:bottom w:type="dxa" w:w="60"/>
+              <w:right w:type="dxa" w:w="120"/>
+            </w:tcMar>
+            <w:vAlign w:val="top"/>
+          </w:tcPr>
+          <w:p>
+            <w:pPr>
+              <w:spacing w:after="40" w:before="0"/>
+              <w:jc w:val="left"/>
+            </w:pPr>
+            <w:r>
+              <w:rPr>
+                <w:rFonts w:ascii="Arial" w:cs="Arial" w:eastAsia="Arial" w:hAnsi="Arial"/>
+                <w:b/>
+                <w:bCs/>
+                <w:i w:val="false"/>
+                <w:iCs w:val="false"/>
+                <w:color w:val="000000"/>
+                <w:sz w:val="18"/>
+                <w:szCs w:val="18"/>
+              </w:rPr>
+              <w:t xml:space="preserve">Sub-Strand Content</w:t>
+            </w:r>
+          </w:p>
+        </w:tc>
+        <w:tc>
+          <w:tcPr>
+            <w:tcW w:type="dxa" w:w="10680"/>
+            <w:shd w:fill="FFFFFF" w:color="auto" w:val="clear"/>
+            <w:tcMar>
+              <w:top w:type="dxa" w:w="60"/>
+              <w:left w:type="dxa" w:w="120"/>
+              <w:bottom w:type="dxa" w:w="60"/>
+              <w:right w:type="dxa" w:w="120"/>
+            </w:tcMar>
+            <w:vAlign w:val="top"/>
+          </w:tcPr>
+          <w:p>
+            <w:pPr>
+              <w:spacing w:after="30" w:before="0"/>
+              <w:ind w:left="360" w:hanging="180"/>
+              <w:jc w:val="left"/>
+            </w:pPr>
+            <w:r>
+              <w:rPr>
+                <w:rFonts w:ascii="Arial" w:cs="Arial" w:eastAsia="Arial" w:hAnsi="Arial"/>
+                <w:b w:val="false"/>
+                <w:bCs w:val="false"/>
+                <w:i w:val="false"/>
+                <w:iCs w:val="false"/>
+                <w:color w:val="000000"/>
+                <w:sz w:val="18"/>
+                <w:szCs w:val="18"/>
+              </w:rPr>
+              <w:t xml:space="preserve">–  Electric current: definition, measurement, and SI units (amperes)</w:t>
+            </w:r>
+          </w:p>
+          <w:p>
+            <w:pPr>
+              <w:spacing w:after="30" w:before="0"/>
+              <w:ind w:left="360" w:hanging="180"/>
+              <w:jc w:val="left"/>
+            </w:pPr>
+            <w:r>
+              <w:rPr>
+                <w:rFonts w:ascii="Arial" w:cs="Arial" w:eastAsia="Arial" w:hAnsi="Arial"/>
+                <w:b w:val="false"/>
+                <w:bCs w:val="false"/>
+                <w:i w:val="false"/>
+                <w:iCs w:val="false"/>
+                <w:color w:val="000000"/>
+                <w:sz w:val="18"/>
+                <w:szCs w:val="18"/>
+              </w:rPr>
+              <w:t xml:space="preserve">–  Electromotive force (EMF) and potential difference (voltage): definitions, distinctions, and units (volts)</w:t>
+            </w:r>
+          </w:p>
+          <w:p>
+            <w:pPr>
+              <w:spacing w:after="30" w:before="0"/>
+              <w:ind w:left="360" w:hanging="180"/>
+              <w:jc w:val="left"/>
+            </w:pPr>
+            <w:r>
+              <w:rPr>
+                <w:rFonts w:ascii="Arial" w:cs="Arial" w:eastAsia="Arial" w:hAnsi="Arial"/>
+                <w:b w:val="false"/>
+                <w:bCs w:val="false"/>
+                <w:i w:val="false"/>
+                <w:iCs w:val="false"/>
+                <w:color w:val="000000"/>
+                <w:sz w:val="18"/>
+                <w:szCs w:val="18"/>
+              </w:rPr>
+              <w:t xml:space="preserve">–  Ohm's Law: relationship between voltage, current, and resistance; graphical verification</w:t>
+            </w:r>
+          </w:p>
+          <w:p>
+            <w:pPr>
+              <w:spacing w:after="30" w:before="0"/>
+              <w:ind w:left="360" w:hanging="180"/>
+              <w:jc w:val="left"/>
+            </w:pPr>
+            <w:r>
+              <w:rPr>
+                <w:rFonts w:ascii="Arial" w:cs="Arial" w:eastAsia="Arial" w:hAnsi="Arial"/>
+                <w:b w:val="false"/>
+                <w:bCs w:val="false"/>
+                <w:i w:val="false"/>
+                <w:iCs w:val="false"/>
+                <w:color w:val="000000"/>
+                <w:sz w:val="18"/>
+                <w:szCs w:val="18"/>
+              </w:rPr>
+              <w:t xml:space="preserve">–  Resistance: definition, SI units (ohms), and factors affecting resistance (length, cross-sectional area, material, temperature)</w:t>
+            </w:r>
+          </w:p>
+          <w:p>
+            <w:pPr>
+              <w:spacing w:after="30" w:before="0"/>
+              <w:ind w:left="360" w:hanging="180"/>
+              <w:jc w:val="left"/>
+            </w:pPr>
+            <w:r>
+              <w:rPr>
+                <w:rFonts w:ascii="Arial" w:cs="Arial" w:eastAsia="Arial" w:hAnsi="Arial"/>
+                <w:b w:val="false"/>
+                <w:bCs w:val="false"/>
+                <w:i w:val="false"/>
+                <w:iCs w:val="false"/>
+                <w:color w:val="000000"/>
+                <w:sz w:val="18"/>
+                <w:szCs w:val="18"/>
+              </w:rPr>
+              <w:t xml:space="preserve">–  Resistivity: definition, formula ρ = RA/L, and application to Kenyan wiring/electrical installations</w:t>
+            </w:r>
+          </w:p>
+          <w:p>
+            <w:pPr>
+              <w:spacing w:after="30" w:before="0"/>
+              <w:ind w:left="360" w:hanging="180"/>
+              <w:jc w:val="left"/>
+            </w:pPr>
+            <w:r>
+              <w:rPr>
+                <w:rFonts w:ascii="Arial" w:cs="Arial" w:eastAsia="Arial" w:hAnsi="Arial"/>
+                <w:b w:val="false"/>
+                <w:bCs w:val="false"/>
+                <w:i w:val="false"/>
+                <w:iCs w:val="false"/>
+                <w:color w:val="000000"/>
+                <w:sz w:val="18"/>
+                <w:szCs w:val="18"/>
+              </w:rPr>
+              <w:t xml:space="preserve">–  Series circuits: current, voltage, and equivalent resistance rules; practical applications</w:t>
+            </w:r>
+          </w:p>
+          <w:p>
+            <w:pPr>
+              <w:spacing w:after="30" w:before="0"/>
+              <w:ind w:left="360" w:hanging="180"/>
+              <w:jc w:val="left"/>
+            </w:pPr>
+            <w:r>
+              <w:rPr>
+                <w:rFonts w:ascii="Arial" w:cs="Arial" w:eastAsia="Arial" w:hAnsi="Arial"/>
+                <w:b w:val="false"/>
+                <w:bCs w:val="false"/>
+                <w:i w:val="false"/>
+                <w:iCs w:val="false"/>
+                <w:color w:val="000000"/>
+                <w:sz w:val="18"/>
+                <w:szCs w:val="18"/>
+              </w:rPr>
+              <w:t xml:space="preserve">–  Parallel circuits: current, voltage, and equivalent resistance rules; practical applications</w:t>
+            </w:r>
+          </w:p>
+          <w:p>
+            <w:pPr>
+              <w:spacing w:after="30" w:before="0"/>
+              <w:ind w:left="360" w:hanging="180"/>
+              <w:jc w:val="left"/>
+            </w:pPr>
+            <w:r>
+              <w:rPr>
+                <w:rFonts w:ascii="Arial" w:cs="Arial" w:eastAsia="Arial" w:hAnsi="Arial"/>
+                <w:b w:val="false"/>
+                <w:bCs w:val="false"/>
+                <w:i w:val="false"/>
+                <w:iCs w:val="false"/>
+                <w:color w:val="000000"/>
+                <w:sz w:val="18"/>
+                <w:szCs w:val="18"/>
+              </w:rPr>
+              <w:t xml:space="preserve">–  Series-parallel (combination) circuits: analysis and problem-solving</w:t>
+            </w:r>
+          </w:p>
+          <w:p>
+            <w:pPr>
+              <w:spacing w:after="30" w:before="0"/>
+              <w:ind w:left="360" w:hanging="180"/>
+              <w:jc w:val="left"/>
+            </w:pPr>
+            <w:r>
+              <w:rPr>
+                <w:rFonts w:ascii="Arial" w:cs="Arial" w:eastAsia="Arial" w:hAnsi="Arial"/>
+                <w:b w:val="false"/>
+                <w:bCs w:val="false"/>
+                <w:i w:val="false"/>
+                <w:iCs w:val="false"/>
+                <w:color w:val="000000"/>
+                <w:sz w:val="18"/>
+                <w:szCs w:val="18"/>
+              </w:rPr>
+              <w:t xml:space="preserve">–  Internal resistance and EMF: terminal voltage, lost volts, and the equation V = E − Ir</w:t>
+            </w:r>
+          </w:p>
+          <w:p>
+            <w:pPr>
+              <w:spacing w:after="30" w:before="0"/>
+              <w:ind w:left="360" w:hanging="180"/>
+              <w:jc w:val="left"/>
+            </w:pPr>
+            <w:r>
+              <w:rPr>
+                <w:rFonts w:ascii="Arial" w:cs="Arial" w:eastAsia="Arial" w:hAnsi="Arial"/>
+                <w:b w:val="false"/>
+                <w:bCs w:val="false"/>
+                <w:i w:val="false"/>
+                <w:iCs w:val="false"/>
+                <w:color w:val="000000"/>
+                <w:sz w:val="18"/>
+                <w:szCs w:val="18"/>
+              </w:rPr>
+              <w:t xml:space="preserve">–  Electrical energy and power: formulae P = IV = I²R = V²/R; energy E = Pt; Kenyan household electricity billing (Kenya Power units)</w:t>
+            </w:r>
+          </w:p>
+          <w:p>
+            <w:pPr>
+              <w:spacing w:after="30" w:before="0"/>
+              <w:ind w:left="360" w:hanging="180"/>
+              <w:jc w:val="left"/>
+            </w:pPr>
+            <w:r>
+              <w:rPr>
+                <w:rFonts w:ascii="Arial" w:cs="Arial" w:eastAsia="Arial" w:hAnsi="Arial"/>
+                <w:b w:val="false"/>
+                <w:bCs w:val="false"/>
+                <w:i w:val="false"/>
+                <w:iCs w:val="false"/>
+                <w:color w:val="000000"/>
+                <w:sz w:val="18"/>
+                <w:szCs w:val="18"/>
+              </w:rPr>
+              <w:t xml:space="preserve">–  Heating effect of electric current: applications (electric cookers, heaters, immersion heaters common in Nairobi households)</w:t>
+            </w:r>
+          </w:p>
+          <w:p>
+            <w:pPr>
+              <w:spacing w:after="30" w:before="0"/>
+              <w:ind w:left="360" w:hanging="180"/>
+              <w:jc w:val="left"/>
+            </w:pPr>
+            <w:r>
+              <w:rPr>
+                <w:rFonts w:ascii="Arial" w:cs="Arial" w:eastAsia="Arial" w:hAnsi="Arial"/>
+                <w:b w:val="false"/>
+                <w:bCs w:val="false"/>
+                <w:i w:val="false"/>
+                <w:iCs w:val="false"/>
+                <w:color w:val="000000"/>
+                <w:sz w:val="18"/>
+                <w:szCs w:val="18"/>
+              </w:rPr>
+              <w:t xml:space="preserve">–  Safety in electrical installations: fuses, circuit breakers, earthing, and safe practices in the Kenyan home and school context</w:t>
+            </w:r>
+          </w:p>
+        </w:tc>
+      </w:tr>
+      <w:tr>
+        <w:tc>
+          <w:tcPr>
+            <w:tcW w:type="dxa" w:w="3000"/>
+            <w:shd w:fill="D5E8F0" w:color="auto" w:val="clear"/>
+            <w:tcMar>
+              <w:top w:type="dxa" w:w="60"/>
+              <w:left w:type="dxa" w:w="120"/>
+              <w:bottom w:type="dxa" w:w="60"/>
+              <w:right w:type="dxa" w:w="120"/>
+            </w:tcMar>
+            <w:vAlign w:val="top"/>
+          </w:tcPr>
+          <w:p>
+            <w:pPr>
+              <w:spacing w:after="40" w:before="0"/>
+              <w:jc w:val="left"/>
+            </w:pPr>
+            <w:r>
+              <w:rPr>
+                <w:rFonts w:ascii="Arial" w:cs="Arial" w:eastAsia="Arial" w:hAnsi="Arial"/>
+                <w:b/>
+                <w:bCs/>
+                <w:i w:val="false"/>
+                <w:iCs w:val="false"/>
+                <w:color w:val="000000"/>
+                <w:sz w:val="18"/>
+                <w:szCs w:val="18"/>
+              </w:rPr>
+              <w:t xml:space="preserve">Learning Outcomes</w:t>
+            </w:r>
+          </w:p>
+        </w:tc>
+        <w:tc>
+          <w:tcPr>
+            <w:tcW w:type="dxa" w:w="10680"/>
+            <w:shd w:fill="FFFFFF" w:color="auto" w:val="clear"/>
+            <w:tcMar>
+              <w:top w:type="dxa" w:w="60"/>
+              <w:left w:type="dxa" w:w="120"/>
+              <w:bottom w:type="dxa" w:w="60"/>
+              <w:right w:type="dxa" w:w="120"/>
+            </w:tcMar>
+            <w:vAlign w:val="top"/>
+          </w:tcPr>
+          <w:p>
+            <w:pPr>
+              <w:spacing w:after="40" w:before="0"/>
+              <w:jc w:val="left"/>
+            </w:pPr>
+            <w:r>
+              <w:rPr>
+                <w:rFonts w:ascii="Arial" w:cs="Arial" w:eastAsia="Arial" w:hAnsi="Arial"/>
+                <w:b w:val="false"/>
+                <w:bCs w:val="false"/>
+                <w:i w:val="false"/>
+                <w:iCs w:val="false"/>
+                <w:color w:val="000000"/>
+                <w:sz w:val="18"/>
+                <w:szCs w:val="18"/>
+              </w:rPr>
+              <w:t xml:space="preserve">By the end of the sub-strand, the learner should be able to:</w:t>
+            </w:r>
+          </w:p>
+          <w:p>
+            <w:pPr>
+              <w:spacing w:after="40" w:before="0"/>
+              <w:jc w:val="left"/>
+            </w:pPr>
+            <w:r>
+              <w:rPr>
+                <w:rFonts w:ascii="Arial" w:cs="Arial" w:eastAsia="Arial" w:hAnsi="Arial"/>
+                <w:b w:val="false"/>
+                <w:bCs w:val="false"/>
+                <w:i w:val="false"/>
+                <w:iCs w:val="false"/>
+                <w:color w:val="000000"/>
+                <w:sz w:val="18"/>
+                <w:szCs w:val="18"/>
+              </w:rPr>
+              <w:t xml:space="preserve">a) define electric current, electromotive force, potential difference, resistance, and resistivity and state their SI units,</w:t>
+            </w:r>
+          </w:p>
+          <w:p>
+            <w:pPr>
+              <w:spacing w:after="40" w:before="0"/>
+              <w:jc w:val="left"/>
+            </w:pPr>
+            <w:r>
+              <w:rPr>
+                <w:rFonts w:ascii="Arial" w:cs="Arial" w:eastAsia="Arial" w:hAnsi="Arial"/>
+                <w:b w:val="false"/>
+                <w:bCs w:val="false"/>
+                <w:i w:val="false"/>
+                <w:iCs w:val="false"/>
+                <w:color w:val="000000"/>
+                <w:sz w:val="18"/>
+                <w:szCs w:val="18"/>
+              </w:rPr>
+              <w:t xml:space="preserve">b) verify Ohm's Law experimentally and apply it to solve problems involving voltage, current, and resistance,</w:t>
+            </w:r>
+          </w:p>
+          <w:p>
+            <w:pPr>
+              <w:spacing w:after="40" w:before="0"/>
+              <w:jc w:val="left"/>
+            </w:pPr>
+            <w:r>
+              <w:rPr>
+                <w:rFonts w:ascii="Arial" w:cs="Arial" w:eastAsia="Arial" w:hAnsi="Arial"/>
+                <w:b w:val="false"/>
+                <w:bCs w:val="false"/>
+                <w:i w:val="false"/>
+                <w:iCs w:val="false"/>
+                <w:color w:val="000000"/>
+                <w:sz w:val="18"/>
+                <w:szCs w:val="18"/>
+              </w:rPr>
+              <w:t xml:space="preserve">c) determine the factors affecting the resistance of a conductor and apply the resistivity formula ρ = RA/L,</w:t>
+            </w:r>
+          </w:p>
+          <w:p>
+            <w:pPr>
+              <w:spacing w:after="40" w:before="0"/>
+              <w:jc w:val="left"/>
+            </w:pPr>
+            <w:r>
+              <w:rPr>
+                <w:rFonts w:ascii="Arial" w:cs="Arial" w:eastAsia="Arial" w:hAnsi="Arial"/>
+                <w:b w:val="false"/>
+                <w:bCs w:val="false"/>
+                <w:i w:val="false"/>
+                <w:iCs w:val="false"/>
+                <w:color w:val="000000"/>
+                <w:sz w:val="18"/>
+                <w:szCs w:val="18"/>
+              </w:rPr>
+              <w:t xml:space="preserve">d) analyse series, parallel, and series-parallel circuits to determine equivalent resistance, current distribution, and voltage distribution,</w:t>
+            </w:r>
+          </w:p>
+          <w:p>
+            <w:pPr>
+              <w:spacing w:after="40" w:before="0"/>
+              <w:jc w:val="left"/>
+            </w:pPr>
+            <w:r>
+              <w:rPr>
+                <w:rFonts w:ascii="Arial" w:cs="Arial" w:eastAsia="Arial" w:hAnsi="Arial"/>
+                <w:b w:val="false"/>
+                <w:bCs w:val="false"/>
+                <w:i w:val="false"/>
+                <w:iCs w:val="false"/>
+                <w:color w:val="000000"/>
+                <w:sz w:val="18"/>
+                <w:szCs w:val="18"/>
+              </w:rPr>
+              <w:t xml:space="preserve">e) apply the concept of internal resistance and EMF to explain terminal voltage in practical cells and batteries,</w:t>
+            </w:r>
+          </w:p>
+          <w:p>
+            <w:pPr>
+              <w:spacing w:after="40" w:before="0"/>
+              <w:jc w:val="left"/>
+            </w:pPr>
+            <w:r>
+              <w:rPr>
+                <w:rFonts w:ascii="Arial" w:cs="Arial" w:eastAsia="Arial" w:hAnsi="Arial"/>
+                <w:b w:val="false"/>
+                <w:bCs w:val="false"/>
+                <w:i w:val="false"/>
+                <w:iCs w:val="false"/>
+                <w:color w:val="000000"/>
+                <w:sz w:val="18"/>
+                <w:szCs w:val="18"/>
+              </w:rPr>
+              <w:t xml:space="preserve">f) calculate electrical energy and power consumed in circuits and relate this to Kenya Power electricity billing,</w:t>
+            </w:r>
+          </w:p>
+          <w:p>
+            <w:pPr>
+              <w:spacing w:after="40" w:before="0"/>
+              <w:jc w:val="left"/>
+            </w:pPr>
+            <w:r>
+              <w:rPr>
+                <w:rFonts w:ascii="Arial" w:cs="Arial" w:eastAsia="Arial" w:hAnsi="Arial"/>
+                <w:b w:val="false"/>
+                <w:bCs w:val="false"/>
+                <w:i w:val="false"/>
+                <w:iCs w:val="false"/>
+                <w:color w:val="000000"/>
+                <w:sz w:val="18"/>
+                <w:szCs w:val="18"/>
+              </w:rPr>
+              <w:t xml:space="preserve">g) describe the heating effect of electric current and evaluate its applications in everyday Kenyan household devices,</w:t>
+            </w:r>
+          </w:p>
+          <w:p>
+            <w:pPr>
+              <w:spacing w:after="40" w:before="0"/>
+              <w:jc w:val="left"/>
+            </w:pPr>
+            <w:r>
+              <w:rPr>
+                <w:rFonts w:ascii="Arial" w:cs="Arial" w:eastAsia="Arial" w:hAnsi="Arial"/>
+                <w:b w:val="false"/>
+                <w:bCs w:val="false"/>
+                <w:i w:val="false"/>
+                <w:iCs w:val="false"/>
+                <w:color w:val="000000"/>
+                <w:sz w:val="18"/>
+                <w:szCs w:val="18"/>
+              </w:rPr>
+              <w:t xml:space="preserve">h) demonstrate safe practices in electrical installations and appreciate the importance of electrical safety in the home and community.</w:t>
+            </w:r>
+          </w:p>
+        </w:tc>
+      </w:tr>
+      <w:tr>
+        <w:tc>
+          <w:tcPr>
+            <w:tcW w:type="dxa" w:w="3000"/>
+            <w:shd w:fill="D5E8F0" w:color="auto" w:val="clear"/>
+            <w:tcMar>
+              <w:top w:type="dxa" w:w="60"/>
+              <w:left w:type="dxa" w:w="120"/>
+              <w:bottom w:type="dxa" w:w="60"/>
+              <w:right w:type="dxa" w:w="120"/>
+            </w:tcMar>
+            <w:vAlign w:val="top"/>
+          </w:tcPr>
+          <w:p>
+            <w:pPr>
+              <w:spacing w:after="40" w:before="0"/>
+              <w:jc w:val="left"/>
+            </w:pPr>
+            <w:r>
+              <w:rPr>
+                <w:rFonts w:ascii="Arial" w:cs="Arial" w:eastAsia="Arial" w:hAnsi="Arial"/>
+                <w:b/>
+                <w:bCs/>
+                <w:i w:val="false"/>
+                <w:iCs w:val="false"/>
+                <w:color w:val="000000"/>
+                <w:sz w:val="18"/>
+                <w:szCs w:val="18"/>
+              </w:rPr>
+              <w:t xml:space="preserve">Core Competencies</w:t>
+            </w:r>
+          </w:p>
+        </w:tc>
+        <w:tc>
+          <w:tcPr>
+            <w:tcW w:type="dxa" w:w="10680"/>
+            <w:shd w:fill="FFFFFF" w:color="auto" w:val="clear"/>
+            <w:tcMar>
+              <w:top w:type="dxa" w:w="60"/>
+              <w:left w:type="dxa" w:w="120"/>
+              <w:bottom w:type="dxa" w:w="60"/>
+              <w:right w:type="dxa" w:w="120"/>
+            </w:tcMar>
+            <w:vAlign w:val="top"/>
+          </w:tcPr>
+          <w:p>
+            <w:pPr>
+              <w:spacing w:after="30" w:before="0"/>
+              <w:ind w:left="360" w:hanging="180"/>
+              <w:jc w:val="left"/>
+            </w:pPr>
+            <w:r>
+              <w:rPr>
+                <w:rFonts w:ascii="Arial" w:cs="Arial" w:eastAsia="Arial" w:hAnsi="Arial"/>
+                <w:b w:val="false"/>
+                <w:bCs w:val="false"/>
+                <w:i w:val="false"/>
+                <w:iCs w:val="false"/>
+                <w:color w:val="000000"/>
+                <w:sz w:val="18"/>
+                <w:szCs w:val="18"/>
+              </w:rPr>
+              <w:t xml:space="preserve">–  Communication and Collaboration: the learner works in groups to design and conduct circuit experiments, shares findings with peers, and collaboratively constructs explanations for circuit behaviour observed in Kenyan household electrical systems.</w:t>
+            </w:r>
+          </w:p>
+          <w:p>
+            <w:pPr>
+              <w:spacing w:after="30" w:before="0"/>
+              <w:ind w:left="360" w:hanging="180"/>
+              <w:jc w:val="left"/>
+            </w:pPr>
+            <w:r>
+              <w:rPr>
+                <w:rFonts w:ascii="Arial" w:cs="Arial" w:eastAsia="Arial" w:hAnsi="Arial"/>
+                <w:b w:val="false"/>
+                <w:bCs w:val="false"/>
+                <w:i w:val="false"/>
+                <w:iCs w:val="false"/>
+                <w:color w:val="000000"/>
+                <w:sz w:val="18"/>
+                <w:szCs w:val="18"/>
+              </w:rPr>
+              <w:t xml:space="preserve">–  Critical Thinking and Problem Solving: the learner applies Ohm's Law, resistivity equations, and power formulae to analyse real-world circuit problems such as calculating electricity bills from Kenya Power meter readings and troubleshooting faulty circuits.</w:t>
+            </w:r>
+          </w:p>
+          <w:p>
+            <w:pPr>
+              <w:spacing w:after="30" w:before="0"/>
+              <w:ind w:left="360" w:hanging="180"/>
+              <w:jc w:val="left"/>
+            </w:pPr>
+            <w:r>
+              <w:rPr>
+                <w:rFonts w:ascii="Arial" w:cs="Arial" w:eastAsia="Arial" w:hAnsi="Arial"/>
+                <w:b w:val="false"/>
+                <w:bCs w:val="false"/>
+                <w:i w:val="false"/>
+                <w:iCs w:val="false"/>
+                <w:color w:val="000000"/>
+                <w:sz w:val="18"/>
+                <w:szCs w:val="18"/>
+              </w:rPr>
+              <w:t xml:space="preserve">–  Learning to Learn: the learner reflects on prior knowledge of static electricity and systematically builds understanding of current electricity by revising models and updating the Driving Question Board across lessons.</w:t>
+            </w:r>
+          </w:p>
+          <w:p>
+            <w:pPr>
+              <w:spacing w:after="30" w:before="0"/>
+              <w:ind w:left="360" w:hanging="180"/>
+              <w:jc w:val="left"/>
+            </w:pPr>
+            <w:r>
+              <w:rPr>
+                <w:rFonts w:ascii="Arial" w:cs="Arial" w:eastAsia="Arial" w:hAnsi="Arial"/>
+                <w:b w:val="false"/>
+                <w:bCs w:val="false"/>
+                <w:i w:val="false"/>
+                <w:iCs w:val="false"/>
+                <w:color w:val="000000"/>
+                <w:sz w:val="18"/>
+                <w:szCs w:val="18"/>
+              </w:rPr>
+              <w:t xml:space="preserve">–  Digital Literacy: the learner uses digital simulations (e.g., PhET Circuit Construction Kit) and online resources to explore circuit configurations and verify experimental results, developing competence with digital tools.</w:t>
+            </w:r>
+          </w:p>
+          <w:p>
+            <w:pPr>
+              <w:spacing w:after="30" w:before="0"/>
+              <w:ind w:left="360" w:hanging="180"/>
+              <w:jc w:val="left"/>
+            </w:pPr>
+            <w:r>
+              <w:rPr>
+                <w:rFonts w:ascii="Arial" w:cs="Arial" w:eastAsia="Arial" w:hAnsi="Arial"/>
+                <w:b w:val="false"/>
+                <w:bCs w:val="false"/>
+                <w:i w:val="false"/>
+                <w:iCs w:val="false"/>
+                <w:color w:val="000000"/>
+                <w:sz w:val="18"/>
+                <w:szCs w:val="18"/>
+              </w:rPr>
+              <w:t xml:space="preserve">–  Creativity and Imagination: the learner designs safe and efficient circuits for model Kenyan household scenarios, proposing solutions to electrical safety challenges and energy-saving strategies.</w:t>
+            </w:r>
+          </w:p>
+        </w:tc>
+      </w:tr>
+      <w:tr>
+        <w:tc>
+          <w:tcPr>
+            <w:tcW w:type="dxa" w:w="3000"/>
+            <w:shd w:fill="E2EFDA" w:color="auto" w:val="clear"/>
+            <w:tcMar>
+              <w:top w:type="dxa" w:w="60"/>
+              <w:left w:type="dxa" w:w="120"/>
+              <w:bottom w:type="dxa" w:w="60"/>
+              <w:right w:type="dxa" w:w="120"/>
+            </w:tcMar>
+            <w:vAlign w:val="top"/>
+          </w:tcPr>
+          <w:p>
+            <w:pPr>
+              <w:spacing w:after="40" w:before="0"/>
+              <w:jc w:val="left"/>
+            </w:pPr>
+            <w:r>
+              <w:rPr>
+                <w:rFonts w:ascii="Arial" w:cs="Arial" w:eastAsia="Arial" w:hAnsi="Arial"/>
+                <w:b/>
+                <w:bCs/>
+                <w:i w:val="false"/>
+                <w:iCs w:val="false"/>
+                <w:color w:val="000000"/>
+                <w:sz w:val="18"/>
+                <w:szCs w:val="18"/>
+              </w:rPr>
+              <w:t xml:space="preserve">Core Values</w:t>
+            </w:r>
+          </w:p>
+        </w:tc>
+        <w:tc>
+          <w:tcPr>
+            <w:tcW w:type="dxa" w:w="10680"/>
+            <w:shd w:fill="FFFFFF" w:color="auto" w:val="clear"/>
+            <w:tcMar>
+              <w:top w:type="dxa" w:w="60"/>
+              <w:left w:type="dxa" w:w="120"/>
+              <w:bottom w:type="dxa" w:w="60"/>
+              <w:right w:type="dxa" w:w="120"/>
+            </w:tcMar>
+            <w:vAlign w:val="top"/>
+          </w:tcPr>
+          <w:p>
+            <w:pPr>
+              <w:spacing w:after="30" w:before="0"/>
+              <w:ind w:left="360" w:hanging="180"/>
+              <w:jc w:val="left"/>
+            </w:pPr>
+            <w:r>
+              <w:rPr>
+                <w:rFonts w:ascii="Arial" w:cs="Arial" w:eastAsia="Arial" w:hAnsi="Arial"/>
+                <w:b w:val="false"/>
+                <w:bCs w:val="false"/>
+                <w:i w:val="false"/>
+                <w:iCs w:val="false"/>
+                <w:color w:val="000000"/>
+                <w:sz w:val="18"/>
+                <w:szCs w:val="18"/>
+              </w:rPr>
+              <w:t xml:space="preserve">–  Responsibility: the learner takes ownership of safe laboratory practices during circuit experiments, ensuring correct connections and proper handling of equipment to protect self and peers.</w:t>
+            </w:r>
+          </w:p>
+          <w:p>
+            <w:pPr>
+              <w:spacing w:after="30" w:before="0"/>
+              <w:ind w:left="360" w:hanging="180"/>
+              <w:jc w:val="left"/>
+            </w:pPr>
+            <w:r>
+              <w:rPr>
+                <w:rFonts w:ascii="Arial" w:cs="Arial" w:eastAsia="Arial" w:hAnsi="Arial"/>
+                <w:b w:val="false"/>
+                <w:bCs w:val="false"/>
+                <w:i w:val="false"/>
+                <w:iCs w:val="false"/>
+                <w:color w:val="000000"/>
+                <w:sz w:val="18"/>
+                <w:szCs w:val="18"/>
+              </w:rPr>
+              <w:t xml:space="preserve">–  Integrity: the learner records experimental data honestly, even when results do not perfectly match theoretical predictions, and discusses sources of error transparently.</w:t>
+            </w:r>
+          </w:p>
+          <w:p>
+            <w:pPr>
+              <w:spacing w:after="30" w:before="0"/>
+              <w:ind w:left="360" w:hanging="180"/>
+              <w:jc w:val="left"/>
+            </w:pPr>
+            <w:r>
+              <w:rPr>
+                <w:rFonts w:ascii="Arial" w:cs="Arial" w:eastAsia="Arial" w:hAnsi="Arial"/>
+                <w:b w:val="false"/>
+                <w:bCs w:val="false"/>
+                <w:i w:val="false"/>
+                <w:iCs w:val="false"/>
+                <w:color w:val="000000"/>
+                <w:sz w:val="18"/>
+                <w:szCs w:val="18"/>
+              </w:rPr>
+              <w:t xml:space="preserve">–  Respect: the learner listens to and values the contributions of all group members during circuit analysis activities, acknowledging diverse problem-solving approaches.</w:t>
+            </w:r>
+          </w:p>
+          <w:p>
+            <w:pPr>
+              <w:spacing w:after="30" w:before="0"/>
+              <w:ind w:left="360" w:hanging="180"/>
+              <w:jc w:val="left"/>
+            </w:pPr>
+            <w:r>
+              <w:rPr>
+                <w:rFonts w:ascii="Arial" w:cs="Arial" w:eastAsia="Arial" w:hAnsi="Arial"/>
+                <w:b w:val="false"/>
+                <w:bCs w:val="false"/>
+                <w:i w:val="false"/>
+                <w:iCs w:val="false"/>
+                <w:color w:val="000000"/>
+                <w:sz w:val="18"/>
+                <w:szCs w:val="18"/>
+              </w:rPr>
+              <w:t xml:space="preserve">–  Unity: the learner collaborates equitably in groups during practical sessions, ensuring every member participates in setting up circuits, taking readings, and presenting conclusions.</w:t>
+            </w:r>
+          </w:p>
+        </w:tc>
+      </w:tr>
+      <w:tr>
+        <w:tc>
+          <w:tcPr>
+            <w:tcW w:type="dxa" w:w="3000"/>
+            <w:shd w:fill="D5E8F0" w:color="auto" w:val="clear"/>
+            <w:tcMar>
+              <w:top w:type="dxa" w:w="60"/>
+              <w:left w:type="dxa" w:w="120"/>
+              <w:bottom w:type="dxa" w:w="60"/>
+              <w:right w:type="dxa" w:w="120"/>
+            </w:tcMar>
+            <w:vAlign w:val="top"/>
+          </w:tcPr>
+          <w:p>
+            <w:pPr>
+              <w:spacing w:after="40" w:before="0"/>
+              <w:jc w:val="left"/>
+            </w:pPr>
+            <w:r>
+              <w:rPr>
+                <w:rFonts w:ascii="Arial" w:cs="Arial" w:eastAsia="Arial" w:hAnsi="Arial"/>
+                <w:b/>
+                <w:bCs/>
+                <w:i w:val="false"/>
+                <w:iCs w:val="false"/>
+                <w:color w:val="000000"/>
+                <w:sz w:val="18"/>
+                <w:szCs w:val="18"/>
+              </w:rPr>
+              <w:t xml:space="preserve">Science &amp; Engineering Practices</w:t>
+            </w:r>
+          </w:p>
+        </w:tc>
+        <w:tc>
+          <w:tcPr>
+            <w:tcW w:type="dxa" w:w="10680"/>
+            <w:shd w:fill="FFFFFF" w:color="auto" w:val="clear"/>
+            <w:tcMar>
+              <w:top w:type="dxa" w:w="60"/>
+              <w:left w:type="dxa" w:w="120"/>
+              <w:bottom w:type="dxa" w:w="60"/>
+              <w:right w:type="dxa" w:w="120"/>
+            </w:tcMar>
+            <w:vAlign w:val="top"/>
+          </w:tcPr>
+          <w:p>
+            <w:pPr>
+              <w:spacing w:after="30" w:before="0"/>
+              <w:ind w:left="360" w:hanging="180"/>
+              <w:jc w:val="left"/>
+            </w:pPr>
+            <w:r>
+              <w:rPr>
+                <w:rFonts w:ascii="Arial" w:cs="Arial" w:eastAsia="Arial" w:hAnsi="Arial"/>
+                <w:b w:val="false"/>
+                <w:bCs w:val="false"/>
+                <w:i w:val="false"/>
+                <w:iCs w:val="false"/>
+                <w:color w:val="000000"/>
+                <w:sz w:val="18"/>
+                <w:szCs w:val="18"/>
+              </w:rPr>
+              <w:t xml:space="preserve">–  SEP 1 – Asking Questions and Defining Problems: students generate and refine questions about why electrical devices in Kenyan homes behave differently under varying loads, anchoring inquiry throughout the unit.</w:t>
+            </w:r>
+          </w:p>
+          <w:p>
+            <w:pPr>
+              <w:spacing w:after="30" w:before="0"/>
+              <w:ind w:left="360" w:hanging="180"/>
+              <w:jc w:val="left"/>
+            </w:pPr>
+            <w:r>
+              <w:rPr>
+                <w:rFonts w:ascii="Arial" w:cs="Arial" w:eastAsia="Arial" w:hAnsi="Arial"/>
+                <w:b w:val="false"/>
+                <w:bCs w:val="false"/>
+                <w:i w:val="false"/>
+                <w:iCs w:val="false"/>
+                <w:color w:val="000000"/>
+                <w:sz w:val="18"/>
+                <w:szCs w:val="18"/>
+              </w:rPr>
+              <w:t xml:space="preserve">–  SEP 3 – Planning and Carrying Out Investigations: students design controlled experiments to verify Ohm's Law and investigate factors affecting resistance, selecting appropriate variables and measuring instruments (ammeters, voltmeters, rheostats).</w:t>
+            </w:r>
+          </w:p>
+          <w:p>
+            <w:pPr>
+              <w:spacing w:after="30" w:before="0"/>
+              <w:ind w:left="360" w:hanging="180"/>
+              <w:jc w:val="left"/>
+            </w:pPr>
+            <w:r>
+              <w:rPr>
+                <w:rFonts w:ascii="Arial" w:cs="Arial" w:eastAsia="Arial" w:hAnsi="Arial"/>
+                <w:b w:val="false"/>
+                <w:bCs w:val="false"/>
+                <w:i w:val="false"/>
+                <w:iCs w:val="false"/>
+                <w:color w:val="000000"/>
+                <w:sz w:val="18"/>
+                <w:szCs w:val="18"/>
+              </w:rPr>
+              <w:t xml:space="preserve">–  SEP 4 – Analysing and Interpreting Data: students plot V–I graphs, calculate gradients to determine resistance values, and interpret deviations from linearity as evidence of non-ohmic behaviour.</w:t>
+            </w:r>
+          </w:p>
+          <w:p>
+            <w:pPr>
+              <w:spacing w:after="30" w:before="0"/>
+              <w:ind w:left="360" w:hanging="180"/>
+              <w:jc w:val="left"/>
+            </w:pPr>
+            <w:r>
+              <w:rPr>
+                <w:rFonts w:ascii="Arial" w:cs="Arial" w:eastAsia="Arial" w:hAnsi="Arial"/>
+                <w:b w:val="false"/>
+                <w:bCs w:val="false"/>
+                <w:i w:val="false"/>
+                <w:iCs w:val="false"/>
+                <w:color w:val="000000"/>
+                <w:sz w:val="18"/>
+                <w:szCs w:val="18"/>
+              </w:rPr>
+              <w:t xml:space="preserve">–  SEP 6 – Constructing Explanations and Designing Solutions: students construct explanations for why parallel wiring is used in Kenyan home installations and design circuits that meet specified power and safety requirements.</w:t>
+            </w:r>
+          </w:p>
+          <w:p>
+            <w:pPr>
+              <w:spacing w:after="30" w:before="0"/>
+              <w:ind w:left="360" w:hanging="180"/>
+              <w:jc w:val="left"/>
+            </w:pPr>
+            <w:r>
+              <w:rPr>
+                <w:rFonts w:ascii="Arial" w:cs="Arial" w:eastAsia="Arial" w:hAnsi="Arial"/>
+                <w:b w:val="false"/>
+                <w:bCs w:val="false"/>
+                <w:i w:val="false"/>
+                <w:iCs w:val="false"/>
+                <w:color w:val="000000"/>
+                <w:sz w:val="18"/>
+                <w:szCs w:val="18"/>
+              </w:rPr>
+              <w:t xml:space="preserve">–  SEP 8 – Obtaining, Evaluating, and Communicating Information: students evaluate Kenya Power electricity bills, communicate findings on energy consumption, and present circuit diagrams with written justifications to the class.</w:t>
+            </w:r>
+          </w:p>
+        </w:tc>
+      </w:tr>
+      <w:tr>
+        <w:tc>
+          <w:tcPr>
+            <w:tcW w:type="dxa" w:w="3000"/>
+            <w:shd w:fill="FCE4D6" w:color="auto" w:val="clear"/>
+            <w:tcMar>
+              <w:top w:type="dxa" w:w="60"/>
+              <w:left w:type="dxa" w:w="120"/>
+              <w:bottom w:type="dxa" w:w="60"/>
+              <w:right w:type="dxa" w:w="120"/>
+            </w:tcMar>
+            <w:vAlign w:val="top"/>
+          </w:tcPr>
+          <w:p>
+            <w:pPr>
+              <w:spacing w:after="40" w:before="0"/>
+              <w:jc w:val="left"/>
+            </w:pPr>
+            <w:r>
+              <w:rPr>
+                <w:rFonts w:ascii="Arial" w:cs="Arial" w:eastAsia="Arial" w:hAnsi="Arial"/>
+                <w:b/>
+                <w:bCs/>
+                <w:i w:val="false"/>
+                <w:iCs w:val="false"/>
+                <w:color w:val="000000"/>
+                <w:sz w:val="18"/>
+                <w:szCs w:val="18"/>
+              </w:rPr>
+              <w:t xml:space="preserve">Pertinent &amp; Contemporary Issues (PCIs)</w:t>
+            </w:r>
+          </w:p>
+        </w:tc>
+        <w:tc>
+          <w:tcPr>
+            <w:tcW w:type="dxa" w:w="10680"/>
+            <w:shd w:fill="FFFFFF" w:color="auto" w:val="clear"/>
+            <w:tcMar>
+              <w:top w:type="dxa" w:w="60"/>
+              <w:left w:type="dxa" w:w="120"/>
+              <w:bottom w:type="dxa" w:w="60"/>
+              <w:right w:type="dxa" w:w="120"/>
+            </w:tcMar>
+            <w:vAlign w:val="top"/>
+          </w:tcPr>
+          <w:p>
+            <w:pPr>
+              <w:spacing w:after="30" w:before="0"/>
+              <w:ind w:left="360" w:hanging="180"/>
+              <w:jc w:val="left"/>
+            </w:pPr>
+            <w:r>
+              <w:rPr>
+                <w:rFonts w:ascii="Arial" w:cs="Arial" w:eastAsia="Arial" w:hAnsi="Arial"/>
+                <w:b w:val="false"/>
+                <w:bCs w:val="false"/>
+                <w:i w:val="false"/>
+                <w:iCs w:val="false"/>
+                <w:color w:val="000000"/>
+                <w:sz w:val="18"/>
+                <w:szCs w:val="18"/>
+              </w:rPr>
+              <w:t xml:space="preserve">–  Financial Literacy: the learner calculates electrical energy costs using Kenya Power billing rates (cost per kWh), enabling informed household energy budgeting and understanding of monthly electricity expenditure.</w:t>
+            </w:r>
+          </w:p>
+          <w:p>
+            <w:pPr>
+              <w:spacing w:after="30" w:before="0"/>
+              <w:ind w:left="360" w:hanging="180"/>
+              <w:jc w:val="left"/>
+            </w:pPr>
+            <w:r>
+              <w:rPr>
+                <w:rFonts w:ascii="Arial" w:cs="Arial" w:eastAsia="Arial" w:hAnsi="Arial"/>
+                <w:b w:val="false"/>
+                <w:bCs w:val="false"/>
+                <w:i w:val="false"/>
+                <w:iCs w:val="false"/>
+                <w:color w:val="000000"/>
+                <w:sz w:val="18"/>
+                <w:szCs w:val="18"/>
+              </w:rPr>
+              <w:t xml:space="preserve">–  Safety and Security: the learner investigates causes of electrical fires and accidents in Kenyan homes and schools, and proposes mitigation measures such as correct fuse ratings, proper earthing, and avoiding overloading of sockets.</w:t>
+            </w:r>
+          </w:p>
+          <w:p>
+            <w:pPr>
+              <w:spacing w:after="30" w:before="0"/>
+              <w:ind w:left="360" w:hanging="180"/>
+              <w:jc w:val="left"/>
+            </w:pPr>
+            <w:r>
+              <w:rPr>
+                <w:rFonts w:ascii="Arial" w:cs="Arial" w:eastAsia="Arial" w:hAnsi="Arial"/>
+                <w:b w:val="false"/>
+                <w:bCs w:val="false"/>
+                <w:i w:val="false"/>
+                <w:iCs w:val="false"/>
+                <w:color w:val="000000"/>
+                <w:sz w:val="18"/>
+                <w:szCs w:val="18"/>
+              </w:rPr>
+              <w:t xml:space="preserve">–  Environmental Education: the learner connects excessive electrical energy consumption to increased fossil-fuel-based generation and associated carbon emissions in Kenya, promoting energy conservation as an environmental responsibility.</w:t>
+            </w:r>
+          </w:p>
+          <w:p>
+            <w:pPr>
+              <w:spacing w:after="30" w:before="0"/>
+              <w:ind w:left="360" w:hanging="180"/>
+              <w:jc w:val="left"/>
+            </w:pPr>
+            <w:r>
+              <w:rPr>
+                <w:rFonts w:ascii="Arial" w:cs="Arial" w:eastAsia="Arial" w:hAnsi="Arial"/>
+                <w:b w:val="false"/>
+                <w:bCs w:val="false"/>
+                <w:i w:val="false"/>
+                <w:iCs w:val="false"/>
+                <w:color w:val="000000"/>
+                <w:sz w:val="18"/>
+                <w:szCs w:val="18"/>
+              </w:rPr>
+              <w:t xml:space="preserve">–  Life Skills – Decision Making: the learner evaluates trade-offs between series and parallel circuit designs in practical household wiring scenarios, applying decision-making skills to real-life electrical installation choices.</w:t>
+            </w:r>
+          </w:p>
+        </w:tc>
+      </w:tr>
+      <w:tr>
+        <w:tc>
+          <w:tcPr>
+            <w:tcW w:type="dxa" w:w="3000"/>
+            <w:shd w:fill="D9EEF1" w:color="auto" w:val="clear"/>
+            <w:tcMar>
+              <w:top w:type="dxa" w:w="60"/>
+              <w:left w:type="dxa" w:w="120"/>
+              <w:bottom w:type="dxa" w:w="60"/>
+              <w:right w:type="dxa" w:w="120"/>
+            </w:tcMar>
+            <w:vAlign w:val="top"/>
+          </w:tcPr>
+          <w:p>
+            <w:pPr>
+              <w:spacing w:after="40" w:before="0"/>
+              <w:jc w:val="left"/>
+            </w:pPr>
+            <w:r>
+              <w:rPr>
+                <w:rFonts w:ascii="Arial" w:cs="Arial" w:eastAsia="Arial" w:hAnsi="Arial"/>
+                <w:b/>
+                <w:bCs/>
+                <w:i w:val="false"/>
+                <w:iCs w:val="false"/>
+                <w:color w:val="000000"/>
+                <w:sz w:val="18"/>
+                <w:szCs w:val="18"/>
+              </w:rPr>
+              <w:t xml:space="preserve">Career Connections</w:t>
+            </w:r>
+          </w:p>
+        </w:tc>
+        <w:tc>
+          <w:tcPr>
+            <w:tcW w:type="dxa" w:w="10680"/>
+            <w:shd w:fill="FFFFFF" w:color="auto" w:val="clear"/>
+            <w:tcMar>
+              <w:top w:type="dxa" w:w="60"/>
+              <w:left w:type="dxa" w:w="120"/>
+              <w:bottom w:type="dxa" w:w="60"/>
+              <w:right w:type="dxa" w:w="120"/>
+            </w:tcMar>
+            <w:vAlign w:val="top"/>
+          </w:tcPr>
+          <w:p>
+            <w:pPr>
+              <w:spacing w:after="30" w:before="0"/>
+              <w:ind w:left="360" w:hanging="180"/>
+              <w:jc w:val="left"/>
+            </w:pPr>
+            <w:r>
+              <w:rPr>
+                <w:rFonts w:ascii="Arial" w:cs="Arial" w:eastAsia="Arial" w:hAnsi="Arial"/>
+                <w:b w:val="false"/>
+                <w:bCs w:val="false"/>
+                <w:i w:val="false"/>
+                <w:iCs w:val="false"/>
+                <w:color w:val="000000"/>
+                <w:sz w:val="18"/>
+                <w:szCs w:val="18"/>
+              </w:rPr>
+              <w:t xml:space="preserve">–  Electrical Engineer: sub-strand builds foundational circuit analysis skills (Ohm's Law, series/parallel networks, power calculations) directly applicable to electrical engineering design and infrastructure projects such as Kenya's national grid expansion.</w:t>
+            </w:r>
+          </w:p>
+          <w:p>
+            <w:pPr>
+              <w:spacing w:after="30" w:before="0"/>
+              <w:ind w:left="360" w:hanging="180"/>
+              <w:jc w:val="left"/>
+            </w:pPr>
+            <w:r>
+              <w:rPr>
+                <w:rFonts w:ascii="Arial" w:cs="Arial" w:eastAsia="Arial" w:hAnsi="Arial"/>
+                <w:b w:val="false"/>
+                <w:bCs w:val="false"/>
+                <w:i w:val="false"/>
+                <w:iCs w:val="false"/>
+                <w:color w:val="000000"/>
+                <w:sz w:val="18"/>
+                <w:szCs w:val="18"/>
+              </w:rPr>
+              <w:t xml:space="preserve">–  Electrician / Electrical Technician: knowledge of internal resistance, safe wiring practices, fuse ratings, and circuit configurations prepares learners for vocational pathways in domestic and industrial electrical installation.</w:t>
+            </w:r>
+          </w:p>
+          <w:p>
+            <w:pPr>
+              <w:spacing w:after="30" w:before="0"/>
+              <w:ind w:left="360" w:hanging="180"/>
+              <w:jc w:val="left"/>
+            </w:pPr>
+            <w:r>
+              <w:rPr>
+                <w:rFonts w:ascii="Arial" w:cs="Arial" w:eastAsia="Arial" w:hAnsi="Arial"/>
+                <w:b w:val="false"/>
+                <w:bCs w:val="false"/>
+                <w:i w:val="false"/>
+                <w:iCs w:val="false"/>
+                <w:color w:val="000000"/>
+                <w:sz w:val="18"/>
+                <w:szCs w:val="18"/>
+              </w:rPr>
+              <w:t xml:space="preserve">–  Electronics Technician: understanding of current, voltage, and resistance provides the essential groundwork for the subsequent Sub-Strand 3.3 Introduction to Electronics and careers in electronics repair and manufacturing.</w:t>
+            </w:r>
+          </w:p>
+          <w:p>
+            <w:pPr>
+              <w:spacing w:after="30" w:before="0"/>
+              <w:ind w:left="360" w:hanging="180"/>
+              <w:jc w:val="left"/>
+            </w:pPr>
+            <w:r>
+              <w:rPr>
+                <w:rFonts w:ascii="Arial" w:cs="Arial" w:eastAsia="Arial" w:hAnsi="Arial"/>
+                <w:b w:val="false"/>
+                <w:bCs w:val="false"/>
+                <w:i w:val="false"/>
+                <w:iCs w:val="false"/>
+                <w:color w:val="000000"/>
+                <w:sz w:val="18"/>
+                <w:szCs w:val="18"/>
+              </w:rPr>
+              <w:t xml:space="preserve">–  Renewable Energy Technician: power and energy calculations connect to solar panel and battery system sizing, relevant to Kenya's expanding off-grid solar sector (e.g., M-KOPA solar installations in rural Kenya).</w:t>
+            </w:r>
+          </w:p>
+          <w:p>
+            <w:pPr>
+              <w:spacing w:after="30" w:before="0"/>
+              <w:ind w:left="360" w:hanging="180"/>
+              <w:jc w:val="left"/>
+            </w:pPr>
+            <w:r>
+              <w:rPr>
+                <w:rFonts w:ascii="Arial" w:cs="Arial" w:eastAsia="Arial" w:hAnsi="Arial"/>
+                <w:b w:val="false"/>
+                <w:bCs w:val="false"/>
+                <w:i w:val="false"/>
+                <w:iCs w:val="false"/>
+                <w:color w:val="000000"/>
+                <w:sz w:val="18"/>
+                <w:szCs w:val="18"/>
+              </w:rPr>
+              <w:t xml:space="preserve">–  Physics Teacher / Lecturer: mastery of current electricity concepts equips learners who pursue education pathways to teach this foundational topic at secondary and tertiary levels in Kenyan schools.</w:t>
+            </w:r>
+          </w:p>
+        </w:tc>
+      </w:tr>
+      <w:tr>
+        <w:tc>
+          <w:tcPr>
+            <w:tcW w:type="dxa" w:w="3000"/>
+            <w:shd w:fill="D5E8F0" w:color="auto" w:val="clear"/>
+            <w:tcMar>
+              <w:top w:type="dxa" w:w="60"/>
+              <w:left w:type="dxa" w:w="120"/>
+              <w:bottom w:type="dxa" w:w="60"/>
+              <w:right w:type="dxa" w:w="120"/>
+            </w:tcMar>
+            <w:vAlign w:val="top"/>
+          </w:tcPr>
+          <w:p>
+            <w:pPr>
+              <w:spacing w:after="40" w:before="0"/>
+              <w:jc w:val="left"/>
+            </w:pPr>
+            <w:r>
+              <w:rPr>
+                <w:rFonts w:ascii="Arial" w:cs="Arial" w:eastAsia="Arial" w:hAnsi="Arial"/>
+                <w:b/>
+                <w:bCs/>
+                <w:i w:val="false"/>
+                <w:iCs w:val="false"/>
+                <w:color w:val="000000"/>
+                <w:sz w:val="18"/>
+                <w:szCs w:val="18"/>
+              </w:rPr>
+              <w:t xml:space="preserve">Focus for Lessons</w:t>
+            </w:r>
+          </w:p>
+        </w:tc>
+        <w:tc>
+          <w:tcPr>
+            <w:tcW w:type="dxa" w:w="10680"/>
+            <w:shd w:fill="FFFFFF" w:color="auto" w:val="clear"/>
+            <w:tcMar>
+              <w:top w:type="dxa" w:w="60"/>
+              <w:left w:type="dxa" w:w="120"/>
+              <w:bottom w:type="dxa" w:w="60"/>
+              <w:right w:type="dxa" w:w="120"/>
+            </w:tcMar>
+            <w:vAlign w:val="top"/>
+          </w:tcPr>
+          <w:p>
+            <w:pPr>
+              <w:spacing w:after="40" w:before="0"/>
+              <w:jc w:val="left"/>
+            </w:pPr>
+            <w:r>
+              <w:rPr>
+                <w:rFonts w:ascii="Arial" w:cs="Arial" w:eastAsia="Arial" w:hAnsi="Arial"/>
+                <w:b w:val="false"/>
+                <w:bCs w:val="false"/>
+                <w:i w:val="false"/>
+                <w:iCs w:val="false"/>
+                <w:color w:val="000000"/>
+                <w:sz w:val="18"/>
+                <w:szCs w:val="18"/>
+              </w:rPr>
+              <w:t xml:space="preserve">This unit develops learners' understanding of electric current, circuit behaviour, and electrical energy through a sequence of hands-on investigations and real-world problem-solving rooted in Kenyan household and community contexts. Starting from the puzzling anchoring phenomenon of variable brightness in household bulbs during Kenya Power load-shedding recovery, learners progressively build and revise conceptual models of how charge flows, how resistance governs that flow, and how energy is transferred and transformed in circuits. The unit balances quantitative problem-solving with qualitative sensemaking, ensuring learners can both calculate and explain electrical phenomena they encounter in daily Kenyan life.</w:t>
+            </w:r>
+          </w:p>
+        </w:tc>
+      </w:tr>
+      <w:tr>
+        <w:tc>
+          <w:tcPr>
+            <w:tcW w:type="dxa" w:w="3000"/>
+            <w:shd w:fill="EAD1F5" w:color="auto" w:val="clear"/>
+            <w:tcMar>
+              <w:top w:type="dxa" w:w="60"/>
+              <w:left w:type="dxa" w:w="120"/>
+              <w:bottom w:type="dxa" w:w="60"/>
+              <w:right w:type="dxa" w:w="120"/>
+            </w:tcMar>
+            <w:vAlign w:val="top"/>
+          </w:tcPr>
+          <w:p>
+            <w:pPr>
+              <w:spacing w:after="40" w:before="0"/>
+              <w:jc w:val="left"/>
+            </w:pPr>
+            <w:r>
+              <w:rPr>
+                <w:rFonts w:ascii="Arial" w:cs="Arial" w:eastAsia="Arial" w:hAnsi="Arial"/>
+                <w:b/>
+                <w:bCs/>
+                <w:i w:val="false"/>
+                <w:iCs w:val="false"/>
+                <w:color w:val="000000"/>
+                <w:sz w:val="18"/>
+                <w:szCs w:val="18"/>
+              </w:rPr>
+              <w:t xml:space="preserve">Driving Question / Key Inquiry Questions</w:t>
+            </w:r>
+          </w:p>
+        </w:tc>
+        <w:tc>
+          <w:tcPr>
+            <w:tcW w:type="dxa" w:w="10680"/>
+            <w:shd w:fill="FFFFFF" w:color="auto" w:val="clear"/>
+            <w:tcMar>
+              <w:top w:type="dxa" w:w="60"/>
+              <w:left w:type="dxa" w:w="120"/>
+              <w:bottom w:type="dxa" w:w="60"/>
+              <w:right w:type="dxa" w:w="120"/>
+            </w:tcMar>
+            <w:vAlign w:val="top"/>
+          </w:tcPr>
+          <w:p>
+            <w:pPr>
+              <w:spacing w:after="40" w:before="0"/>
+              <w:jc w:val="left"/>
+            </w:pPr>
+            <w:r>
+              <w:rPr>
+                <w:rFonts w:ascii="Arial" w:cs="Arial" w:eastAsia="Arial" w:hAnsi="Arial"/>
+                <w:b w:val="false"/>
+                <w:bCs w:val="false"/>
+                <w:i w:val="false"/>
+                <w:iCs w:val="false"/>
+                <w:color w:val="000000"/>
+                <w:sz w:val="18"/>
+                <w:szCs w:val="18"/>
+              </w:rPr>
+              <w:t xml:space="preserve">DRIVING QUESTION: Why do electrical devices in our homes sometimes receive less energy than expected, and how can we design circuits to deliver the right amount of electrical energy safely and efficiently?</w:t>
+            </w:r>
+          </w:p>
+          <w:p>
+            <w:pPr>
+              <w:spacing w:after="40" w:before="0"/>
+              <w:jc w:val="left"/>
+            </w:pPr>
+            <w:r>
+              <w:rPr>
+                <w:rFonts w:ascii="Arial" w:cs="Arial" w:eastAsia="Arial" w:hAnsi="Arial"/>
+                <w:b w:val="false"/>
+                <w:bCs w:val="false"/>
+                <w:i w:val="false"/>
+                <w:iCs w:val="false"/>
+                <w:color w:val="000000"/>
+                <w:sz w:val="18"/>
+                <w:szCs w:val="18"/>
+              </w:rPr>
+              <w:t xml:space="preserve"/>
+            </w:r>
+          </w:p>
+          <w:p>
+            <w:pPr>
+              <w:spacing w:after="40" w:before="0"/>
+              <w:jc w:val="left"/>
+            </w:pPr>
+            <w:r>
+              <w:rPr>
+                <w:rFonts w:ascii="Arial" w:cs="Arial" w:eastAsia="Arial" w:hAnsi="Arial"/>
+                <w:b w:val="false"/>
+                <w:bCs w:val="false"/>
+                <w:i w:val="false"/>
+                <w:iCs w:val="false"/>
+                <w:color w:val="000000"/>
+                <w:sz w:val="18"/>
+                <w:szCs w:val="18"/>
+              </w:rPr>
+              <w:t xml:space="preserve">KICD KEY INQUIRY QUESTIONS:</w:t>
+            </w:r>
+          </w:p>
+          <w:p>
+            <w:pPr>
+              <w:spacing w:after="40" w:before="0"/>
+              <w:jc w:val="left"/>
+            </w:pPr>
+            <w:r>
+              <w:rPr>
+                <w:rFonts w:ascii="Arial" w:cs="Arial" w:eastAsia="Arial" w:hAnsi="Arial"/>
+                <w:b w:val="false"/>
+                <w:bCs w:val="false"/>
+                <w:i w:val="false"/>
+                <w:iCs w:val="false"/>
+                <w:color w:val="000000"/>
+                <w:sz w:val="18"/>
+                <w:szCs w:val="18"/>
+              </w:rPr>
+              <w:t xml:space="preserve">1. What is the relationship between voltage, current, and resistance in an electric circuit?</w:t>
+            </w:r>
+          </w:p>
+          <w:p>
+            <w:pPr>
+              <w:spacing w:after="40" w:before="0"/>
+              <w:jc w:val="left"/>
+            </w:pPr>
+            <w:r>
+              <w:rPr>
+                <w:rFonts w:ascii="Arial" w:cs="Arial" w:eastAsia="Arial" w:hAnsi="Arial"/>
+                <w:b w:val="false"/>
+                <w:bCs w:val="false"/>
+                <w:i w:val="false"/>
+                <w:iCs w:val="false"/>
+                <w:color w:val="000000"/>
+                <w:sz w:val="18"/>
+                <w:szCs w:val="18"/>
+              </w:rPr>
+              <w:t xml:space="preserve">2. How is electrical energy consumed and managed safely in our homes and communities?</w:t>
+            </w:r>
+          </w:p>
+        </w:tc>
+      </w:tr>
+      <w:tr>
+        <w:tc>
+          <w:tcPr>
+            <w:tcW w:type="dxa" w:w="3000"/>
+            <w:shd w:fill="EAD1F5" w:color="auto" w:val="clear"/>
+            <w:tcMar>
+              <w:top w:type="dxa" w:w="60"/>
+              <w:left w:type="dxa" w:w="120"/>
+              <w:bottom w:type="dxa" w:w="60"/>
+              <w:right w:type="dxa" w:w="120"/>
+            </w:tcMar>
+            <w:vAlign w:val="top"/>
+          </w:tcPr>
+          <w:p>
+            <w:pPr>
+              <w:spacing w:after="40" w:before="0"/>
+              <w:jc w:val="left"/>
+            </w:pPr>
+            <w:r>
+              <w:rPr>
+                <w:rFonts w:ascii="Arial" w:cs="Arial" w:eastAsia="Arial" w:hAnsi="Arial"/>
+                <w:b/>
+                <w:bCs/>
+                <w:i w:val="false"/>
+                <w:iCs w:val="false"/>
+                <w:color w:val="000000"/>
+                <w:sz w:val="18"/>
+                <w:szCs w:val="18"/>
+              </w:rPr>
+              <w:t xml:space="preserve">Anchoring Phenomenon</w:t>
+            </w:r>
+          </w:p>
+        </w:tc>
+        <w:tc>
+          <w:tcPr>
+            <w:tcW w:type="dxa" w:w="10680"/>
+            <w:shd w:fill="FFFFFF" w:color="auto" w:val="clear"/>
+            <w:tcMar>
+              <w:top w:type="dxa" w:w="60"/>
+              <w:left w:type="dxa" w:w="120"/>
+              <w:bottom w:type="dxa" w:w="60"/>
+              <w:right w:type="dxa" w:w="120"/>
+            </w:tcMar>
+            <w:vAlign w:val="top"/>
+          </w:tcPr>
+          <w:p>
+            <w:pPr>
+              <w:spacing w:after="40" w:before="0"/>
+              <w:jc w:val="left"/>
+            </w:pPr>
+            <w:r>
+              <w:rPr>
+                <w:rFonts w:ascii="Arial" w:cs="Arial" w:eastAsia="Arial" w:hAnsi="Arial"/>
+                <w:b w:val="false"/>
+                <w:bCs w:val="false"/>
+                <w:i w:val="false"/>
+                <w:iCs w:val="false"/>
+                <w:color w:val="000000"/>
+                <w:sz w:val="18"/>
+                <w:szCs w:val="18"/>
+              </w:rPr>
+              <w:t xml:space="preserve">ANCHORING PHENOMENON — "The Flickering Lights of Huruma Estate":</w:t>
+            </w:r>
+          </w:p>
+          <w:p>
+            <w:pPr>
+              <w:spacing w:after="40" w:before="0"/>
+              <w:jc w:val="left"/>
+            </w:pPr>
+            <w:r>
+              <w:rPr>
+                <w:rFonts w:ascii="Arial" w:cs="Arial" w:eastAsia="Arial" w:hAnsi="Arial"/>
+                <w:b w:val="false"/>
+                <w:bCs w:val="false"/>
+                <w:i w:val="false"/>
+                <w:iCs w:val="false"/>
+                <w:color w:val="000000"/>
+                <w:sz w:val="18"/>
+                <w:szCs w:val="18"/>
+              </w:rPr>
+              <w:t xml:space="preserve"/>
+            </w:r>
+          </w:p>
+          <w:p>
+            <w:pPr>
+              <w:spacing w:after="40" w:before="0"/>
+              <w:jc w:val="left"/>
+            </w:pPr>
+            <w:r>
+              <w:rPr>
+                <w:rFonts w:ascii="Arial" w:cs="Arial" w:eastAsia="Arial" w:hAnsi="Arial"/>
+                <w:b w:val="false"/>
+                <w:bCs w:val="false"/>
+                <w:i w:val="false"/>
+                <w:iCs w:val="false"/>
+                <w:color w:val="000000"/>
+                <w:sz w:val="18"/>
+                <w:szCs w:val="18"/>
+              </w:rPr>
+              <w:t xml:space="preserve">During a power restoration after a Kenya Power load-shedding blackout in Huruma Estate, Nairobi, residents notice something puzzling: when electricity is first restored, the lights in the house glow very dimly and the electric kettle takes much longer than usual to boil water. A few minutes later, the lights brighten to their normal level and the kettle heats at its normal rate. At the same time, a neighbour using a bulb connected with a long, thin extension cord notices their bulb is always dimmer than one connected directly to the wall socket — even when power is fully restored.</w:t>
+            </w:r>
+          </w:p>
+          <w:p>
+            <w:pPr>
+              <w:spacing w:after="40" w:before="0"/>
+              <w:jc w:val="left"/>
+            </w:pPr>
+            <w:r>
+              <w:rPr>
+                <w:rFonts w:ascii="Arial" w:cs="Arial" w:eastAsia="Arial" w:hAnsi="Arial"/>
+                <w:b w:val="false"/>
+                <w:bCs w:val="false"/>
+                <w:i w:val="false"/>
+                <w:iCs w:val="false"/>
+                <w:color w:val="000000"/>
+                <w:sz w:val="18"/>
+                <w:szCs w:val="18"/>
+              </w:rPr>
+              <w:t xml:space="preserve"/>
+            </w:r>
+          </w:p>
+          <w:p>
+            <w:pPr>
+              <w:spacing w:after="40" w:before="0"/>
+              <w:jc w:val="left"/>
+            </w:pPr>
+            <w:r>
+              <w:rPr>
+                <w:rFonts w:ascii="Arial" w:cs="Arial" w:eastAsia="Arial" w:hAnsi="Arial"/>
+                <w:b w:val="false"/>
+                <w:bCs w:val="false"/>
+                <w:i w:val="false"/>
+                <w:iCs w:val="false"/>
+                <w:color w:val="000000"/>
+                <w:sz w:val="18"/>
+                <w:szCs w:val="18"/>
+              </w:rPr>
+              <w:t xml:space="preserve">Students are shown a short video clip of this scenario and asked: why do the lights glow dimly at first? Why does the kettle take longer to heat? Why does the bulb on the long thin extension cord always appear dimmer? The phenomenon is puzzling because students expect electricity to either work or not work — they do not yet have a model to explain why the same power source can deliver different brightness and heating rates under different conditions. This drives the entire unit's inquiry into current, voltage, resistance, internal resistance, circuit configuration, and electrical power.</w:t>
+            </w:r>
+          </w:p>
+        </w:tc>
+      </w:tr>
+      <w:tr>
+        <w:tc>
+          <w:tcPr>
+            <w:tcW w:type="dxa" w:w="3000"/>
+            <w:shd w:fill="D9EEF1" w:color="auto" w:val="clear"/>
+            <w:tcMar>
+              <w:top w:type="dxa" w:w="60"/>
+              <w:left w:type="dxa" w:w="120"/>
+              <w:bottom w:type="dxa" w:w="60"/>
+              <w:right w:type="dxa" w:w="120"/>
+            </w:tcMar>
+            <w:vAlign w:val="top"/>
+          </w:tcPr>
+          <w:p>
+            <w:pPr>
+              <w:spacing w:after="40" w:before="0"/>
+              <w:jc w:val="left"/>
+            </w:pPr>
+            <w:r>
+              <w:rPr>
+                <w:rFonts w:ascii="Arial" w:cs="Arial" w:eastAsia="Arial" w:hAnsi="Arial"/>
+                <w:b/>
+                <w:bCs/>
+                <w:i w:val="false"/>
+                <w:iCs w:val="false"/>
+                <w:color w:val="000000"/>
+                <w:sz w:val="18"/>
+                <w:szCs w:val="18"/>
+              </w:rPr>
+              <w:t xml:space="preserve">Storyline Thread</w:t>
+            </w:r>
+          </w:p>
+        </w:tc>
+        <w:tc>
+          <w:tcPr>
+            <w:tcW w:type="dxa" w:w="10680"/>
+            <w:shd w:fill="FFFFFF" w:color="auto" w:val="clear"/>
+            <w:tcMar>
+              <w:top w:type="dxa" w:w="60"/>
+              <w:left w:type="dxa" w:w="120"/>
+              <w:bottom w:type="dxa" w:w="60"/>
+              <w:right w:type="dxa" w:w="120"/>
+            </w:tcMar>
+            <w:vAlign w:val="top"/>
+          </w:tcPr>
+          <w:p>
+            <w:pPr>
+              <w:spacing w:after="40" w:before="0"/>
+              <w:jc w:val="left"/>
+            </w:pPr>
+            <w:r>
+              <w:rPr>
+                <w:rFonts w:ascii="Arial" w:cs="Arial" w:eastAsia="Arial" w:hAnsi="Arial"/>
+                <w:b w:val="false"/>
+                <w:bCs w:val="false"/>
+                <w:i w:val="false"/>
+                <w:iCs w:val="false"/>
+                <w:color w:val="000000"/>
+                <w:sz w:val="18"/>
+                <w:szCs w:val="18"/>
+              </w:rPr>
+              <w:t xml:space="preserve">Lesson 1 — Anchoring Phenomenon &amp; Predict Phase: Students observe the "Flickering Lights of Huruma Estate" video, record initial predictions about why brightness varies, and co-construct the initial Driving Question Board (DQB). Introduction to electric current as the flow of charge; definition of ampere and measurement using an ammeter.</w:t>
+            </w:r>
+          </w:p>
+          <w:p>
+            <w:pPr>
+              <w:spacing w:after="40" w:before="0"/>
+              <w:jc w:val="left"/>
+            </w:pPr>
+            <w:r>
+              <w:rPr>
+                <w:rFonts w:ascii="Arial" w:cs="Arial" w:eastAsia="Arial" w:hAnsi="Arial"/>
+                <w:b w:val="false"/>
+                <w:bCs w:val="false"/>
+                <w:i w:val="false"/>
+                <w:iCs w:val="false"/>
+                <w:color w:val="000000"/>
+                <w:sz w:val="18"/>
+                <w:szCs w:val="18"/>
+              </w:rPr>
+              <w:t xml:space="preserve"/>
+            </w:r>
+          </w:p>
+          <w:p>
+            <w:pPr>
+              <w:spacing w:after="40" w:before="0"/>
+              <w:jc w:val="left"/>
+            </w:pPr>
+            <w:r>
+              <w:rPr>
+                <w:rFonts w:ascii="Arial" w:cs="Arial" w:eastAsia="Arial" w:hAnsi="Arial"/>
+                <w:b w:val="false"/>
+                <w:bCs w:val="false"/>
+                <w:i w:val="false"/>
+                <w:iCs w:val="false"/>
+                <w:color w:val="000000"/>
+                <w:sz w:val="18"/>
+                <w:szCs w:val="18"/>
+              </w:rPr>
+              <w:t xml:space="preserve">Lesson 2 — EMF and Potential Difference: Students investigate the difference between electromotive force (EMF) and potential difference (terminal voltage) using dry cells and voltmeters. Connect back to anchoring phenomenon: why is the voltage at the socket lower than expected during power restoration?</w:t>
+            </w:r>
+          </w:p>
+          <w:p>
+            <w:pPr>
+              <w:spacing w:after="40" w:before="0"/>
+              <w:jc w:val="left"/>
+            </w:pPr>
+            <w:r>
+              <w:rPr>
+                <w:rFonts w:ascii="Arial" w:cs="Arial" w:eastAsia="Arial" w:hAnsi="Arial"/>
+                <w:b w:val="false"/>
+                <w:bCs w:val="false"/>
+                <w:i w:val="false"/>
+                <w:iCs w:val="false"/>
+                <w:color w:val="000000"/>
+                <w:sz w:val="18"/>
+                <w:szCs w:val="18"/>
+              </w:rPr>
+              <w:t xml:space="preserve"/>
+            </w:r>
+          </w:p>
+          <w:p>
+            <w:pPr>
+              <w:spacing w:after="40" w:before="0"/>
+              <w:jc w:val="left"/>
+            </w:pPr>
+            <w:r>
+              <w:rPr>
+                <w:rFonts w:ascii="Arial" w:cs="Arial" w:eastAsia="Arial" w:hAnsi="Arial"/>
+                <w:b w:val="false"/>
+                <w:bCs w:val="false"/>
+                <w:i w:val="false"/>
+                <w:iCs w:val="false"/>
+                <w:color w:val="000000"/>
+                <w:sz w:val="18"/>
+                <w:szCs w:val="18"/>
+              </w:rPr>
+              <w:t xml:space="preserve">Lesson 3 — Ohm's Law Investigation: Students design and carry out a controlled experiment using a nichrome wire, rheostat, ammeter, voltmeter, and battery to verify Ohm's Law. Plot V–I graphs and calculate resistance from gradient. Update DQB with the concept of resistance as the factor controlling current for a given voltage.</w:t>
+            </w:r>
+          </w:p>
+          <w:p>
+            <w:pPr>
+              <w:spacing w:after="40" w:before="0"/>
+              <w:jc w:val="left"/>
+            </w:pPr>
+            <w:r>
+              <w:rPr>
+                <w:rFonts w:ascii="Arial" w:cs="Arial" w:eastAsia="Arial" w:hAnsi="Arial"/>
+                <w:b w:val="false"/>
+                <w:bCs w:val="false"/>
+                <w:i w:val="false"/>
+                <w:iCs w:val="false"/>
+                <w:color w:val="000000"/>
+                <w:sz w:val="18"/>
+                <w:szCs w:val="18"/>
+              </w:rPr>
+              <w:t xml:space="preserve"/>
+            </w:r>
+          </w:p>
+          <w:p>
+            <w:pPr>
+              <w:spacing w:after="40" w:before="0"/>
+              <w:jc w:val="left"/>
+            </w:pPr>
+            <w:r>
+              <w:rPr>
+                <w:rFonts w:ascii="Arial" w:cs="Arial" w:eastAsia="Arial" w:hAnsi="Arial"/>
+                <w:b w:val="false"/>
+                <w:bCs w:val="false"/>
+                <w:i w:val="false"/>
+                <w:iCs w:val="false"/>
+                <w:color w:val="000000"/>
+                <w:sz w:val="18"/>
+                <w:szCs w:val="18"/>
+              </w:rPr>
+              <w:t xml:space="preserve">Lesson 4 — Resistance and Resistivity: Students investigate factors affecting resistance (length, cross-sectional area, material) using wires of different gauges — connecting to the "hot extension cord" supporting phenomenon. Derive and apply the resistivity formula ρ = RA/L. Link thicker vs. thinner cables in Kenyan home wiring to resistivity.</w:t>
+            </w:r>
+          </w:p>
+          <w:p>
+            <w:pPr>
+              <w:spacing w:after="40" w:before="0"/>
+              <w:jc w:val="left"/>
+            </w:pPr>
+            <w:r>
+              <w:rPr>
+                <w:rFonts w:ascii="Arial" w:cs="Arial" w:eastAsia="Arial" w:hAnsi="Arial"/>
+                <w:b w:val="false"/>
+                <w:bCs w:val="false"/>
+                <w:i w:val="false"/>
+                <w:iCs w:val="false"/>
+                <w:color w:val="000000"/>
+                <w:sz w:val="18"/>
+                <w:szCs w:val="18"/>
+              </w:rPr>
+              <w:t xml:space="preserve"/>
+            </w:r>
+          </w:p>
+          <w:p>
+            <w:pPr>
+              <w:spacing w:after="40" w:before="0"/>
+              <w:jc w:val="left"/>
+            </w:pPr>
+            <w:r>
+              <w:rPr>
+                <w:rFonts w:ascii="Arial" w:cs="Arial" w:eastAsia="Arial" w:hAnsi="Arial"/>
+                <w:b w:val="false"/>
+                <w:bCs w:val="false"/>
+                <w:i w:val="false"/>
+                <w:iCs w:val="false"/>
+                <w:color w:val="000000"/>
+                <w:sz w:val="18"/>
+                <w:szCs w:val="18"/>
+              </w:rPr>
+              <w:t xml:space="preserve">Lesson 5 — Series Circuits: Students build series circuits with multiple bulbs, measure current and voltage at multiple points, and derive rules for series circuits (same current, voltages add, resistances add). Revisit Christmas lights supporting phenomenon; explain why bulbs dim when more are added in series.</w:t>
+            </w:r>
+          </w:p>
+          <w:p>
+            <w:pPr>
+              <w:spacing w:after="40" w:before="0"/>
+              <w:jc w:val="left"/>
+            </w:pPr>
+            <w:r>
+              <w:rPr>
+                <w:rFonts w:ascii="Arial" w:cs="Arial" w:eastAsia="Arial" w:hAnsi="Arial"/>
+                <w:b w:val="false"/>
+                <w:bCs w:val="false"/>
+                <w:i w:val="false"/>
+                <w:iCs w:val="false"/>
+                <w:color w:val="000000"/>
+                <w:sz w:val="18"/>
+                <w:szCs w:val="18"/>
+              </w:rPr>
+              <w:t xml:space="preserve"/>
+            </w:r>
+          </w:p>
+          <w:p>
+            <w:pPr>
+              <w:spacing w:after="40" w:before="0"/>
+              <w:jc w:val="left"/>
+            </w:pPr>
+            <w:r>
+              <w:rPr>
+                <w:rFonts w:ascii="Arial" w:cs="Arial" w:eastAsia="Arial" w:hAnsi="Arial"/>
+                <w:b w:val="false"/>
+                <w:bCs w:val="false"/>
+                <w:i w:val="false"/>
+                <w:iCs w:val="false"/>
+                <w:color w:val="000000"/>
+                <w:sz w:val="18"/>
+                <w:szCs w:val="18"/>
+              </w:rPr>
+              <w:t xml:space="preserve">Lesson 6 — Parallel Circuits: Students build parallel circuits, measure current and voltage at multiple points, and derive rules for parallel circuits (voltage same, currents add, equivalent resistance decreases). Connect to Kenyan home wiring: explain why all appliances operate at 240 V independently and why adding appliances increases total current drawn.</w:t>
+            </w:r>
+          </w:p>
+          <w:p>
+            <w:pPr>
+              <w:spacing w:after="40" w:before="0"/>
+              <w:jc w:val="left"/>
+            </w:pPr>
+            <w:r>
+              <w:rPr>
+                <w:rFonts w:ascii="Arial" w:cs="Arial" w:eastAsia="Arial" w:hAnsi="Arial"/>
+                <w:b w:val="false"/>
+                <w:bCs w:val="false"/>
+                <w:i w:val="false"/>
+                <w:iCs w:val="false"/>
+                <w:color w:val="000000"/>
+                <w:sz w:val="18"/>
+                <w:szCs w:val="18"/>
+              </w:rPr>
+              <w:t xml:space="preserve"/>
+            </w:r>
+          </w:p>
+          <w:p>
+            <w:pPr>
+              <w:spacing w:after="40" w:before="0"/>
+              <w:jc w:val="left"/>
+            </w:pPr>
+            <w:r>
+              <w:rPr>
+                <w:rFonts w:ascii="Arial" w:cs="Arial" w:eastAsia="Arial" w:hAnsi="Arial"/>
+                <w:b w:val="false"/>
+                <w:bCs w:val="false"/>
+                <w:i w:val="false"/>
+                <w:iCs w:val="false"/>
+                <w:color w:val="000000"/>
+                <w:sz w:val="18"/>
+                <w:szCs w:val="18"/>
+              </w:rPr>
+              <w:t xml:space="preserve">Lesson 7 — Series-Parallel Combination Circuits: Students analyse combination circuits through worked examples and problem-solving tasks set in Kenyan household and school contexts. Apply equivalent resistance methods step-by-step. Update circuit model on DQB to include both circuit types.</w:t>
+            </w:r>
+          </w:p>
+          <w:p>
+            <w:pPr>
+              <w:spacing w:after="40" w:before="0"/>
+              <w:jc w:val="left"/>
+            </w:pPr>
+            <w:r>
+              <w:rPr>
+                <w:rFonts w:ascii="Arial" w:cs="Arial" w:eastAsia="Arial" w:hAnsi="Arial"/>
+                <w:b w:val="false"/>
+                <w:bCs w:val="false"/>
+                <w:i w:val="false"/>
+                <w:iCs w:val="false"/>
+                <w:color w:val="000000"/>
+                <w:sz w:val="18"/>
+                <w:szCs w:val="18"/>
+              </w:rPr>
+              <w:t xml:space="preserve"/>
+            </w:r>
+          </w:p>
+          <w:p>
+            <w:pPr>
+              <w:spacing w:after="40" w:before="0"/>
+              <w:jc w:val="left"/>
+            </w:pPr>
+            <w:r>
+              <w:rPr>
+                <w:rFonts w:ascii="Arial" w:cs="Arial" w:eastAsia="Arial" w:hAnsi="Arial"/>
+                <w:b w:val="false"/>
+                <w:bCs w:val="false"/>
+                <w:i w:val="false"/>
+                <w:iCs w:val="false"/>
+                <w:color w:val="000000"/>
+                <w:sz w:val="18"/>
+                <w:szCs w:val="18"/>
+              </w:rPr>
+              <w:t xml:space="preserve">Lesson 8 — Internal Resistance and EMF: Students investigate internal resistance using a battery, rheostat, voltmeter, and ammeter; plot terminal voltage vs. current graphs; derive V = E − Ir. Connect to "The Weakening Torch" and "Flickering Lights" phenomena — explain why terminal voltage drops under high current demand during power restoration surge.</w:t>
+            </w:r>
+          </w:p>
+          <w:p>
+            <w:pPr>
+              <w:spacing w:after="40" w:before="0"/>
+              <w:jc w:val="left"/>
+            </w:pPr>
+            <w:r>
+              <w:rPr>
+                <w:rFonts w:ascii="Arial" w:cs="Arial" w:eastAsia="Arial" w:hAnsi="Arial"/>
+                <w:b w:val="false"/>
+                <w:bCs w:val="false"/>
+                <w:i w:val="false"/>
+                <w:iCs w:val="false"/>
+                <w:color w:val="000000"/>
+                <w:sz w:val="18"/>
+                <w:szCs w:val="18"/>
+              </w:rPr>
+              <w:t xml:space="preserve"/>
+            </w:r>
+          </w:p>
+          <w:p>
+            <w:pPr>
+              <w:spacing w:after="40" w:before="0"/>
+              <w:jc w:val="left"/>
+            </w:pPr>
+            <w:r>
+              <w:rPr>
+                <w:rFonts w:ascii="Arial" w:cs="Arial" w:eastAsia="Arial" w:hAnsi="Arial"/>
+                <w:b w:val="false"/>
+                <w:bCs w:val="false"/>
+                <w:i w:val="false"/>
+                <w:iCs w:val="false"/>
+                <w:color w:val="000000"/>
+                <w:sz w:val="18"/>
+                <w:szCs w:val="18"/>
+              </w:rPr>
+              <w:t xml:space="preserve">Lesson 9 — Electrical Power: Students derive and apply power formulae P = IV = I²R = V²/R using data from previous experiments. Calculate the power rating of common Kenyan household devices (electric jiko, immersion heater, phone charger). Relate power dissipation to heating in wires — revisit "hot extension cord" phenomenon.</w:t>
+            </w:r>
+          </w:p>
+          <w:p>
+            <w:pPr>
+              <w:spacing w:after="40" w:before="0"/>
+              <w:jc w:val="left"/>
+            </w:pPr>
+            <w:r>
+              <w:rPr>
+                <w:rFonts w:ascii="Arial" w:cs="Arial" w:eastAsia="Arial" w:hAnsi="Arial"/>
+                <w:b w:val="false"/>
+                <w:bCs w:val="false"/>
+                <w:i w:val="false"/>
+                <w:iCs w:val="false"/>
+                <w:color w:val="000000"/>
+                <w:sz w:val="18"/>
+                <w:szCs w:val="18"/>
+              </w:rPr>
+              <w:t xml:space="preserve"/>
+            </w:r>
+          </w:p>
+          <w:p>
+            <w:pPr>
+              <w:spacing w:after="40" w:before="0"/>
+              <w:jc w:val="left"/>
+            </w:pPr>
+            <w:r>
+              <w:rPr>
+                <w:rFonts w:ascii="Arial" w:cs="Arial" w:eastAsia="Arial" w:hAnsi="Arial"/>
+                <w:b w:val="false"/>
+                <w:bCs w:val="false"/>
+                <w:i w:val="false"/>
+                <w:iCs w:val="false"/>
+                <w:color w:val="000000"/>
+                <w:sz w:val="18"/>
+                <w:szCs w:val="18"/>
+              </w:rPr>
+              <w:t xml:space="preserve">Lesson 10 — Electrical Energy and Kenya Power Billing: Students calculate electrical energy consumption (E = Pt) and convert to kilowatt-hours. Analyse a sample Kenya Power electricity bill, calculating the cost of running specific household appliances. Discuss energy conservation strategies relevant to low-income Kenyan households.</w:t>
+            </w:r>
+          </w:p>
+          <w:p>
+            <w:pPr>
+              <w:spacing w:after="40" w:before="0"/>
+              <w:jc w:val="left"/>
+            </w:pPr>
+            <w:r>
+              <w:rPr>
+                <w:rFonts w:ascii="Arial" w:cs="Arial" w:eastAsia="Arial" w:hAnsi="Arial"/>
+                <w:b w:val="false"/>
+                <w:bCs w:val="false"/>
+                <w:i w:val="false"/>
+                <w:iCs w:val="false"/>
+                <w:color w:val="000000"/>
+                <w:sz w:val="18"/>
+                <w:szCs w:val="18"/>
+              </w:rPr>
+              <w:t xml:space="preserve"/>
+            </w:r>
+          </w:p>
+          <w:p>
+            <w:pPr>
+              <w:spacing w:after="40" w:before="0"/>
+              <w:jc w:val="left"/>
+            </w:pPr>
+            <w:r>
+              <w:rPr>
+                <w:rFonts w:ascii="Arial" w:cs="Arial" w:eastAsia="Arial" w:hAnsi="Arial"/>
+                <w:b w:val="false"/>
+                <w:bCs w:val="false"/>
+                <w:i w:val="false"/>
+                <w:iCs w:val="false"/>
+                <w:color w:val="000000"/>
+                <w:sz w:val="18"/>
+                <w:szCs w:val="18"/>
+              </w:rPr>
+              <w:t xml:space="preserve">Lesson 11 — Heating Effect of Electric Current &amp; Electrical Safety: Students investigate the heating effect of current and evaluate applications (electric cooker, immersion heater, toaster). Study electrical safety: fuses, circuit breakers, earthing, and safe practices. Analyse causes of electrical fires in Kenyan homes; design safety recommendations. Connect fuse-blowing supporting phenomenon to calculated current limits.</w:t>
+            </w:r>
+          </w:p>
+          <w:p>
+            <w:pPr>
+              <w:spacing w:after="40" w:before="0"/>
+              <w:jc w:val="left"/>
+            </w:pPr>
+            <w:r>
+              <w:rPr>
+                <w:rFonts w:ascii="Arial" w:cs="Arial" w:eastAsia="Arial" w:hAnsi="Arial"/>
+                <w:b w:val="false"/>
+                <w:bCs w:val="false"/>
+                <w:i w:val="false"/>
+                <w:iCs w:val="false"/>
+                <w:color w:val="000000"/>
+                <w:sz w:val="18"/>
+                <w:szCs w:val="18"/>
+              </w:rPr>
+              <w:t xml:space="preserve"/>
+            </w:r>
+          </w:p>
+          <w:p>
+            <w:pPr>
+              <w:spacing w:after="40" w:before="0"/>
+              <w:jc w:val="left"/>
+            </w:pPr>
+            <w:r>
+              <w:rPr>
+                <w:rFonts w:ascii="Arial" w:cs="Arial" w:eastAsia="Arial" w:hAnsi="Arial"/>
+                <w:b w:val="false"/>
+                <w:bCs w:val="false"/>
+                <w:i w:val="false"/>
+                <w:iCs w:val="false"/>
+                <w:color w:val="000000"/>
+                <w:sz w:val="18"/>
+                <w:szCs w:val="18"/>
+              </w:rPr>
+              <w:t xml:space="preserve">Lesson 12 — Model Building, DQB Resolution &amp; Assessment: Students revise their cumulative circuit models incorporating all concepts (Ohm's Law, resistivity, series/parallel rules, internal resistance, power, energy, safety). Present final explanations for all anchoring and supporting phenomena. Complete a summative performance task: design a safe, efficient wiring plan for a model Kenyan household with a given appliance list and Kenya Power budget.</w:t>
+            </w:r>
+          </w:p>
+        </w:tc>
+      </w:tr>
+      <w:tr>
+        <w:tc>
+          <w:tcPr>
+            <w:tcW w:type="dxa" w:w="3000"/>
+            <w:shd w:fill="EAD1F5" w:color="auto" w:val="clear"/>
+            <w:tcMar>
+              <w:top w:type="dxa" w:w="60"/>
+              <w:left w:type="dxa" w:w="120"/>
+              <w:bottom w:type="dxa" w:w="60"/>
+              <w:right w:type="dxa" w:w="120"/>
+            </w:tcMar>
+            <w:vAlign w:val="top"/>
+          </w:tcPr>
+          <w:p>
+            <w:pPr>
+              <w:spacing w:after="40" w:before="0"/>
+              <w:jc w:val="left"/>
+            </w:pPr>
+            <w:r>
+              <w:rPr>
+                <w:rFonts w:ascii="Arial" w:cs="Arial" w:eastAsia="Arial" w:hAnsi="Arial"/>
+                <w:b/>
+                <w:bCs/>
+                <w:i w:val="false"/>
+                <w:iCs w:val="false"/>
+                <w:color w:val="000000"/>
+                <w:sz w:val="18"/>
+                <w:szCs w:val="18"/>
+              </w:rPr>
+              <w:t xml:space="preserve">Supporting Phenomena</w:t>
+            </w:r>
+          </w:p>
+        </w:tc>
+        <w:tc>
+          <w:tcPr>
+            <w:tcW w:type="dxa" w:w="10680"/>
+            <w:shd w:fill="FFFFFF" w:color="auto" w:val="clear"/>
+            <w:tcMar>
+              <w:top w:type="dxa" w:w="60"/>
+              <w:left w:type="dxa" w:w="120"/>
+              <w:bottom w:type="dxa" w:w="60"/>
+              <w:right w:type="dxa" w:w="120"/>
+            </w:tcMar>
+            <w:vAlign w:val="top"/>
+          </w:tcPr>
+          <w:p>
+            <w:pPr>
+              <w:spacing w:after="30" w:before="0"/>
+              <w:ind w:left="360" w:hanging="180"/>
+              <w:jc w:val="left"/>
+            </w:pPr>
+            <w:r>
+              <w:rPr>
+                <w:rFonts w:ascii="Arial" w:cs="Arial" w:eastAsia="Arial" w:hAnsi="Arial"/>
+                <w:b w:val="false"/>
+                <w:bCs w:val="false"/>
+                <w:i w:val="false"/>
+                <w:iCs w:val="false"/>
+                <w:color w:val="000000"/>
+                <w:sz w:val="18"/>
+                <w:szCs w:val="18"/>
+              </w:rPr>
+              <w:t xml:space="preserve">–  Supporting Phenomenon 1 — "The Dimmer Bulb in the Series Christmas Lights": a string of decorative lights sold at Nairobi's Gikomba market is wired in series; when one bulb is removed or blows, all others go out, and when multiple bulbs are added the remaining ones all dim — puzzling students about how adding more devices reduces brightness.</w:t>
+            </w:r>
+          </w:p>
+          <w:p>
+            <w:pPr>
+              <w:spacing w:after="30" w:before="0"/>
+              <w:ind w:left="360" w:hanging="180"/>
+              <w:jc w:val="left"/>
+            </w:pPr>
+            <w:r>
+              <w:rPr>
+                <w:rFonts w:ascii="Arial" w:cs="Arial" w:eastAsia="Arial" w:hAnsi="Arial"/>
+                <w:b w:val="false"/>
+                <w:bCs w:val="false"/>
+                <w:i w:val="false"/>
+                <w:iCs w:val="false"/>
+                <w:color w:val="000000"/>
+                <w:sz w:val="18"/>
+                <w:szCs w:val="18"/>
+              </w:rPr>
+              <w:t xml:space="preserve">–  Supporting Phenomenon 2 — "Why Does the Fuse Blow When We Plug In Too Many Devices?": in a Mombasa household, plugging a 2,000 W electric iron, a microwave, and a water pump into the same extension board trips the circuit breaker; students investigate why adding more devices in parallel eventually causes the fuse to blow.</w:t>
+            </w:r>
+          </w:p>
+          <w:p>
+            <w:pPr>
+              <w:spacing w:after="30" w:before="0"/>
+              <w:ind w:left="360" w:hanging="180"/>
+              <w:jc w:val="left"/>
+            </w:pPr>
+            <w:r>
+              <w:rPr>
+                <w:rFonts w:ascii="Arial" w:cs="Arial" w:eastAsia="Arial" w:hAnsi="Arial"/>
+                <w:b w:val="false"/>
+                <w:bCs w:val="false"/>
+                <w:i w:val="false"/>
+                <w:iCs w:val="false"/>
+                <w:color w:val="000000"/>
+                <w:sz w:val="18"/>
+                <w:szCs w:val="18"/>
+              </w:rPr>
+              <w:t xml:space="preserve">–  Supporting Phenomenon 3 — "The Hot Extension Cord": after a long cooking session in a Kisumu home, the thin extension cord connecting the electric cooker feels very warm to the touch, while the thicker main cable from the wall socket remains cool — students investigate why the same current produces different heating in different conductors.</w:t>
+            </w:r>
+          </w:p>
+          <w:p>
+            <w:pPr>
+              <w:spacing w:after="30" w:before="0"/>
+              <w:ind w:left="360" w:hanging="180"/>
+              <w:jc w:val="left"/>
+            </w:pPr>
+            <w:r>
+              <w:rPr>
+                <w:rFonts w:ascii="Arial" w:cs="Arial" w:eastAsia="Arial" w:hAnsi="Arial"/>
+                <w:b w:val="false"/>
+                <w:bCs w:val="false"/>
+                <w:i w:val="false"/>
+                <w:iCs w:val="false"/>
+                <w:color w:val="000000"/>
+                <w:sz w:val="18"/>
+                <w:szCs w:val="18"/>
+              </w:rPr>
+              <w:t xml:space="preserve">–  Supporting Phenomenon 4 — "The Weakening Torch": a torch (mkebe) used by a watchman in Rift Valley runs brightly at the start of the night but grows progressively dimmer by morning even though the bulb and wiring are undamaged — students connect this to internal resistance increasing as the battery discharges, linking EMF, terminal voltage, and internal resistance.</w:t>
+            </w:r>
+          </w:p>
+        </w:tc>
+      </w:tr>
+    </w:tbl>
+    <w:p>
+      <w:pPr>
+        <w:spacing w:after="120"/>
+      </w:pPr>
+      <w:r>
+        <w:t xml:space="preserve"/>
       </w:r>
     </w:p>
     <w:p>
@@ -150,7 +2710,7 @@
         </w:rPr>
         <w:t xml:space="preserve">© 2026 SeaVuria and ARES. This work is licensed under a </w:t>
       </w:r>
-      <w:hyperlink w:history="1" r:id="rIdpqccil77oko8ixkozfrtz">
+      <w:hyperlink w:history="1" r:id="rId0usd0fh2u_mxnlbdk3dgq">
         <w:r>
           <w:rPr>
             <w:rFonts w:ascii="Arial" w:cs="Arial" w:eastAsia="Arial" w:hAnsi="Arial"/>
@@ -170,7 +2730,7 @@
         </w:rPr>
         <w:t xml:space="preserve"> (</w:t>
       </w:r>
-      <w:hyperlink w:history="1" r:id="rIdigie-g4vzcu-wy5qq5v7m">
+      <w:hyperlink w:history="1" r:id="rIdpiiqkqu0smdmitwjmw37d">
         <w:r>
           <w:rPr>
             <w:rFonts w:ascii="Arial" w:cs="Arial" w:eastAsia="Arial" w:hAnsi="Arial"/>
@@ -190,7 +2750,7 @@
         </w:rPr>
         <w:t xml:space="preserve">). To view a copy of this license, visit </w:t>
       </w:r>
-      <w:hyperlink w:history="1" r:id="rIdsjqscxygipdwvj7pa5sqn">
+      <w:hyperlink w:history="1" r:id="rIdvtz5tx-mpyvubqieoasju">
         <w:r>
           <w:rPr>
             <w:rFonts w:ascii="Arial" w:cs="Arial" w:eastAsia="Arial" w:hAnsi="Arial"/>
@@ -209,2566 +2769,6 @@
           <w:szCs w:val="17"/>
         </w:rPr>
         <w:t xml:space="preserve">. You are free to copy, redistribute, and adapt this material in any medium or format, provided appropriate credit is given and the material is not used for commercial purposes. KICD learning outcomes and curriculum designations reproduced here for alignment purposes remain the property of KICD and are not covered by this license. Linked external resources (e.g. CK-12, Khan Academy, PhET) are subject to their own licenses.</w:t>
-      </w:r>
-    </w:p>
-    <w:p>
-      <w:pPr>
-        <w:spacing w:after="120"/>
-      </w:pPr>
-      <w:r>
-        <w:t xml:space="preserve"/>
-      </w:r>
-    </w:p>
-    <w:tbl>
-      <w:tblPr>
-        <w:tblW w:type="dxa" w:w="13680"/>
-        <w:tblBorders>
-          <w:top w:val="single" w:color="AAAAAA" w:sz="4"/>
-          <w:left w:val="single" w:color="AAAAAA" w:sz="4"/>
-          <w:bottom w:val="single" w:color="AAAAAA" w:sz="4"/>
-          <w:right w:val="single" w:color="AAAAAA" w:sz="4"/>
-          <w:insideH w:val="single" w:color="auto" w:sz="4"/>
-          <w:insideV w:val="single" w:color="auto" w:sz="4"/>
-        </w:tblBorders>
-        <w:tblLayout w:type="fixed"/>
-      </w:tblPr>
-      <w:tblGrid>
-        <w:gridCol w:w="3000"/>
-        <w:gridCol w:w="10680"/>
-      </w:tblGrid>
-      <w:tr>
-        <w:tc>
-          <w:tcPr>
-            <w:tcW w:type="dxa" w:w="13680"/>
-            <w:gridSpan w:val="2"/>
-            <w:shd w:fill="1F3864" w:color="auto" w:val="clear"/>
-            <w:tcMar>
-              <w:top w:type="dxa" w:w="60"/>
-              <w:left w:type="dxa" w:w="120"/>
-              <w:bottom w:type="dxa" w:w="60"/>
-              <w:right w:type="dxa" w:w="120"/>
-            </w:tcMar>
-            <w:vAlign w:val="top"/>
-          </w:tcPr>
-          <w:p>
-            <w:pPr>
-              <w:spacing w:after="40" w:before="0"/>
-              <w:jc w:val="center"/>
-            </w:pPr>
-            <w:r>
-              <w:rPr>
-                <w:rFonts w:ascii="Arial" w:cs="Arial" w:eastAsia="Arial" w:hAnsi="Arial"/>
-                <w:b/>
-                <w:bCs/>
-                <w:i w:val="false"/>
-                <w:iCs w:val="false"/>
-                <w:color w:val="FFFFFF"/>
-                <w:sz w:val="22"/>
-                <w:szCs w:val="22"/>
-              </w:rPr>
-              <w:t xml:space="preserve">SUB-STRAND OVERVIEW</w:t>
-            </w:r>
-          </w:p>
-        </w:tc>
-      </w:tr>
-      <w:tr>
-        <w:tc>
-          <w:tcPr>
-            <w:tcW w:type="dxa" w:w="3000"/>
-            <w:shd w:fill="D5E8F0" w:color="auto" w:val="clear"/>
-            <w:tcMar>
-              <w:top w:type="dxa" w:w="60"/>
-              <w:left w:type="dxa" w:w="120"/>
-              <w:bottom w:type="dxa" w:w="60"/>
-              <w:right w:type="dxa" w:w="120"/>
-            </w:tcMar>
-            <w:vAlign w:val="top"/>
-          </w:tcPr>
-          <w:p>
-            <w:pPr>
-              <w:spacing w:after="40" w:before="0"/>
-              <w:jc w:val="left"/>
-            </w:pPr>
-            <w:r>
-              <w:rPr>
-                <w:rFonts w:ascii="Arial" w:cs="Arial" w:eastAsia="Arial" w:hAnsi="Arial"/>
-                <w:b/>
-                <w:bCs/>
-                <w:i w:val="false"/>
-                <w:iCs w:val="false"/>
-                <w:color w:val="000000"/>
-                <w:sz w:val="18"/>
-                <w:szCs w:val="18"/>
-              </w:rPr>
-              <w:t xml:space="preserve">Grade Level</w:t>
-            </w:r>
-          </w:p>
-        </w:tc>
-        <w:tc>
-          <w:tcPr>
-            <w:tcW w:type="dxa" w:w="10680"/>
-            <w:shd w:fill="FFFFFF" w:color="auto" w:val="clear"/>
-            <w:tcMar>
-              <w:top w:type="dxa" w:w="60"/>
-              <w:left w:type="dxa" w:w="120"/>
-              <w:bottom w:type="dxa" w:w="60"/>
-              <w:right w:type="dxa" w:w="120"/>
-            </w:tcMar>
-            <w:vAlign w:val="top"/>
-          </w:tcPr>
-          <w:p>
-            <w:pPr>
-              <w:spacing w:after="40" w:before="0"/>
-              <w:jc w:val="left"/>
-            </w:pPr>
-            <w:r>
-              <w:rPr>
-                <w:rFonts w:ascii="Arial" w:cs="Arial" w:eastAsia="Arial" w:hAnsi="Arial"/>
-                <w:b w:val="false"/>
-                <w:bCs w:val="false"/>
-                <w:i w:val="false"/>
-                <w:iCs w:val="false"/>
-                <w:color w:val="000000"/>
-                <w:sz w:val="18"/>
-                <w:szCs w:val="18"/>
-              </w:rPr>
-              <w:t xml:space="preserve">10</w:t>
-            </w:r>
-          </w:p>
-        </w:tc>
-      </w:tr>
-      <w:tr>
-        <w:tc>
-          <w:tcPr>
-            <w:tcW w:type="dxa" w:w="3000"/>
-            <w:shd w:fill="D5E8F0" w:color="auto" w:val="clear"/>
-            <w:tcMar>
-              <w:top w:type="dxa" w:w="60"/>
-              <w:left w:type="dxa" w:w="120"/>
-              <w:bottom w:type="dxa" w:w="60"/>
-              <w:right w:type="dxa" w:w="120"/>
-            </w:tcMar>
-            <w:vAlign w:val="top"/>
-          </w:tcPr>
-          <w:p>
-            <w:pPr>
-              <w:spacing w:after="40" w:before="0"/>
-              <w:jc w:val="left"/>
-            </w:pPr>
-            <w:r>
-              <w:rPr>
-                <w:rFonts w:ascii="Arial" w:cs="Arial" w:eastAsia="Arial" w:hAnsi="Arial"/>
-                <w:b/>
-                <w:bCs/>
-                <w:i w:val="false"/>
-                <w:iCs w:val="false"/>
-                <w:color w:val="000000"/>
-                <w:sz w:val="18"/>
-                <w:szCs w:val="18"/>
-              </w:rPr>
-              <w:t xml:space="preserve">Subject</w:t>
-            </w:r>
-          </w:p>
-        </w:tc>
-        <w:tc>
-          <w:tcPr>
-            <w:tcW w:type="dxa" w:w="10680"/>
-            <w:shd w:fill="FFFFFF" w:color="auto" w:val="clear"/>
-            <w:tcMar>
-              <w:top w:type="dxa" w:w="60"/>
-              <w:left w:type="dxa" w:w="120"/>
-              <w:bottom w:type="dxa" w:w="60"/>
-              <w:right w:type="dxa" w:w="120"/>
-            </w:tcMar>
-            <w:vAlign w:val="top"/>
-          </w:tcPr>
-          <w:p>
-            <w:pPr>
-              <w:spacing w:after="40" w:before="0"/>
-              <w:jc w:val="left"/>
-            </w:pPr>
-            <w:r>
-              <w:rPr>
-                <w:rFonts w:ascii="Arial" w:cs="Arial" w:eastAsia="Arial" w:hAnsi="Arial"/>
-                <w:b w:val="false"/>
-                <w:bCs w:val="false"/>
-                <w:i w:val="false"/>
-                <w:iCs w:val="false"/>
-                <w:color w:val="000000"/>
-                <w:sz w:val="18"/>
-                <w:szCs w:val="18"/>
-              </w:rPr>
-              <w:t xml:space="preserve">Physics</w:t>
-            </w:r>
-          </w:p>
-        </w:tc>
-      </w:tr>
-      <w:tr>
-        <w:tc>
-          <w:tcPr>
-            <w:tcW w:type="dxa" w:w="3000"/>
-            <w:shd w:fill="D5E8F0" w:color="auto" w:val="clear"/>
-            <w:tcMar>
-              <w:top w:type="dxa" w:w="60"/>
-              <w:left w:type="dxa" w:w="120"/>
-              <w:bottom w:type="dxa" w:w="60"/>
-              <w:right w:type="dxa" w:w="120"/>
-            </w:tcMar>
-            <w:vAlign w:val="top"/>
-          </w:tcPr>
-          <w:p>
-            <w:pPr>
-              <w:spacing w:after="40" w:before="0"/>
-              <w:jc w:val="left"/>
-            </w:pPr>
-            <w:r>
-              <w:rPr>
-                <w:rFonts w:ascii="Arial" w:cs="Arial" w:eastAsia="Arial" w:hAnsi="Arial"/>
-                <w:b/>
-                <w:bCs/>
-                <w:i w:val="false"/>
-                <w:iCs w:val="false"/>
-                <w:color w:val="000000"/>
-                <w:sz w:val="18"/>
-                <w:szCs w:val="18"/>
-              </w:rPr>
-              <w:t xml:space="preserve">Strand</w:t>
-            </w:r>
-          </w:p>
-        </w:tc>
-        <w:tc>
-          <w:tcPr>
-            <w:tcW w:type="dxa" w:w="10680"/>
-            <w:shd w:fill="FFFFFF" w:color="auto" w:val="clear"/>
-            <w:tcMar>
-              <w:top w:type="dxa" w:w="60"/>
-              <w:left w:type="dxa" w:w="120"/>
-              <w:bottom w:type="dxa" w:w="60"/>
-              <w:right w:type="dxa" w:w="120"/>
-            </w:tcMar>
-            <w:vAlign w:val="top"/>
-          </w:tcPr>
-          <w:p>
-            <w:pPr>
-              <w:spacing w:after="40" w:before="0"/>
-              <w:jc w:val="left"/>
-            </w:pPr>
-            <w:r>
-              <w:rPr>
-                <w:rFonts w:ascii="Arial" w:cs="Arial" w:eastAsia="Arial" w:hAnsi="Arial"/>
-                <w:b w:val="false"/>
-                <w:bCs w:val="false"/>
-                <w:i w:val="false"/>
-                <w:iCs w:val="false"/>
-                <w:color w:val="000000"/>
-                <w:sz w:val="18"/>
-                <w:szCs w:val="18"/>
-              </w:rPr>
-              <w:t xml:space="preserve">Strand 3.0: Electricity and Magnetism</w:t>
-            </w:r>
-          </w:p>
-        </w:tc>
-      </w:tr>
-      <w:tr>
-        <w:tc>
-          <w:tcPr>
-            <w:tcW w:type="dxa" w:w="3000"/>
-            <w:shd w:fill="D5E8F0" w:color="auto" w:val="clear"/>
-            <w:tcMar>
-              <w:top w:type="dxa" w:w="60"/>
-              <w:left w:type="dxa" w:w="120"/>
-              <w:bottom w:type="dxa" w:w="60"/>
-              <w:right w:type="dxa" w:w="120"/>
-            </w:tcMar>
-            <w:vAlign w:val="top"/>
-          </w:tcPr>
-          <w:p>
-            <w:pPr>
-              <w:spacing w:after="40" w:before="0"/>
-              <w:jc w:val="left"/>
-            </w:pPr>
-            <w:r>
-              <w:rPr>
-                <w:rFonts w:ascii="Arial" w:cs="Arial" w:eastAsia="Arial" w:hAnsi="Arial"/>
-                <w:b/>
-                <w:bCs/>
-                <w:i w:val="false"/>
-                <w:iCs w:val="false"/>
-                <w:color w:val="000000"/>
-                <w:sz w:val="18"/>
-                <w:szCs w:val="18"/>
-              </w:rPr>
-              <w:t xml:space="preserve">Sub-Strand</w:t>
-            </w:r>
-          </w:p>
-        </w:tc>
-        <w:tc>
-          <w:tcPr>
-            <w:tcW w:type="dxa" w:w="10680"/>
-            <w:shd w:fill="FFFFFF" w:color="auto" w:val="clear"/>
-            <w:tcMar>
-              <w:top w:type="dxa" w:w="60"/>
-              <w:left w:type="dxa" w:w="120"/>
-              <w:bottom w:type="dxa" w:w="60"/>
-              <w:right w:type="dxa" w:w="120"/>
-            </w:tcMar>
-            <w:vAlign w:val="top"/>
-          </w:tcPr>
-          <w:p>
-            <w:pPr>
-              <w:spacing w:after="40" w:before="0"/>
-              <w:jc w:val="left"/>
-            </w:pPr>
-            <w:r>
-              <w:rPr>
-                <w:rFonts w:ascii="Arial" w:cs="Arial" w:eastAsia="Arial" w:hAnsi="Arial"/>
-                <w:b w:val="false"/>
-                <w:bCs w:val="false"/>
-                <w:i w:val="false"/>
-                <w:iCs w:val="false"/>
-                <w:color w:val="000000"/>
-                <w:sz w:val="18"/>
-                <w:szCs w:val="18"/>
-              </w:rPr>
-              <w:t xml:space="preserve">Sub-Strand 3.2: Current Electricity</w:t>
-            </w:r>
-          </w:p>
-        </w:tc>
-      </w:tr>
-      <w:tr>
-        <w:tc>
-          <w:tcPr>
-            <w:tcW w:type="dxa" w:w="3000"/>
-            <w:shd w:fill="D5E8F0" w:color="auto" w:val="clear"/>
-            <w:tcMar>
-              <w:top w:type="dxa" w:w="60"/>
-              <w:left w:type="dxa" w:w="120"/>
-              <w:bottom w:type="dxa" w:w="60"/>
-              <w:right w:type="dxa" w:w="120"/>
-            </w:tcMar>
-            <w:vAlign w:val="top"/>
-          </w:tcPr>
-          <w:p>
-            <w:pPr>
-              <w:spacing w:after="40" w:before="0"/>
-              <w:jc w:val="left"/>
-            </w:pPr>
-            <w:r>
-              <w:rPr>
-                <w:rFonts w:ascii="Arial" w:cs="Arial" w:eastAsia="Arial" w:hAnsi="Arial"/>
-                <w:b/>
-                <w:bCs/>
-                <w:i w:val="false"/>
-                <w:iCs w:val="false"/>
-                <w:color w:val="000000"/>
-                <w:sz w:val="18"/>
-                <w:szCs w:val="18"/>
-              </w:rPr>
-              <w:t xml:space="preserve">Total Duration</w:t>
-            </w:r>
-          </w:p>
-        </w:tc>
-        <w:tc>
-          <w:tcPr>
-            <w:tcW w:type="dxa" w:w="10680"/>
-            <w:shd w:fill="FFFFFF" w:color="auto" w:val="clear"/>
-            <w:tcMar>
-              <w:top w:type="dxa" w:w="60"/>
-              <w:left w:type="dxa" w:w="120"/>
-              <w:bottom w:type="dxa" w:w="60"/>
-              <w:right w:type="dxa" w:w="120"/>
-            </w:tcMar>
-            <w:vAlign w:val="top"/>
-          </w:tcPr>
-          <w:p>
-            <w:pPr>
-              <w:spacing w:after="40" w:before="0"/>
-              <w:jc w:val="left"/>
-            </w:pPr>
-            <w:r>
-              <w:rPr>
-                <w:rFonts w:ascii="Arial" w:cs="Arial" w:eastAsia="Arial" w:hAnsi="Arial"/>
-                <w:b w:val="false"/>
-                <w:bCs w:val="false"/>
-                <w:i w:val="false"/>
-                <w:iCs w:val="false"/>
-                <w:color w:val="000000"/>
-                <w:sz w:val="18"/>
-                <w:szCs w:val="18"/>
-              </w:rPr>
-              <w:t xml:space="preserve">12 lessons × 40 minutes = 480 minutes total</w:t>
-            </w:r>
-          </w:p>
-        </w:tc>
-      </w:tr>
-      <w:tr>
-        <w:tc>
-          <w:tcPr>
-            <w:tcW w:type="dxa" w:w="3000"/>
-            <w:shd w:fill="D5E8F0" w:color="auto" w:val="clear"/>
-            <w:tcMar>
-              <w:top w:type="dxa" w:w="60"/>
-              <w:left w:type="dxa" w:w="120"/>
-              <w:bottom w:type="dxa" w:w="60"/>
-              <w:right w:type="dxa" w:w="120"/>
-            </w:tcMar>
-            <w:vAlign w:val="top"/>
-          </w:tcPr>
-          <w:p>
-            <w:pPr>
-              <w:spacing w:after="40" w:before="0"/>
-              <w:jc w:val="left"/>
-            </w:pPr>
-            <w:r>
-              <w:rPr>
-                <w:rFonts w:ascii="Arial" w:cs="Arial" w:eastAsia="Arial" w:hAnsi="Arial"/>
-                <w:b/>
-                <w:bCs/>
-                <w:i w:val="false"/>
-                <w:iCs w:val="false"/>
-                <w:color w:val="000000"/>
-                <w:sz w:val="18"/>
-                <w:szCs w:val="18"/>
-              </w:rPr>
-              <w:t xml:space="preserve">Sub-Strand Content</w:t>
-            </w:r>
-          </w:p>
-        </w:tc>
-        <w:tc>
-          <w:tcPr>
-            <w:tcW w:type="dxa" w:w="10680"/>
-            <w:shd w:fill="FFFFFF" w:color="auto" w:val="clear"/>
-            <w:tcMar>
-              <w:top w:type="dxa" w:w="60"/>
-              <w:left w:type="dxa" w:w="120"/>
-              <w:bottom w:type="dxa" w:w="60"/>
-              <w:right w:type="dxa" w:w="120"/>
-            </w:tcMar>
-            <w:vAlign w:val="top"/>
-          </w:tcPr>
-          <w:p>
-            <w:pPr>
-              <w:spacing w:after="30" w:before="0"/>
-              <w:ind w:left="360" w:hanging="180"/>
-              <w:jc w:val="left"/>
-            </w:pPr>
-            <w:r>
-              <w:rPr>
-                <w:rFonts w:ascii="Arial" w:cs="Arial" w:eastAsia="Arial" w:hAnsi="Arial"/>
-                <w:b w:val="false"/>
-                <w:bCs w:val="false"/>
-                <w:i w:val="false"/>
-                <w:iCs w:val="false"/>
-                <w:color w:val="000000"/>
-                <w:sz w:val="18"/>
-                <w:szCs w:val="18"/>
-              </w:rPr>
-              <w:t xml:space="preserve">–  Electric current: definition, measurement, and SI units (amperes)</w:t>
-            </w:r>
-          </w:p>
-          <w:p>
-            <w:pPr>
-              <w:spacing w:after="30" w:before="0"/>
-              <w:ind w:left="360" w:hanging="180"/>
-              <w:jc w:val="left"/>
-            </w:pPr>
-            <w:r>
-              <w:rPr>
-                <w:rFonts w:ascii="Arial" w:cs="Arial" w:eastAsia="Arial" w:hAnsi="Arial"/>
-                <w:b w:val="false"/>
-                <w:bCs w:val="false"/>
-                <w:i w:val="false"/>
-                <w:iCs w:val="false"/>
-                <w:color w:val="000000"/>
-                <w:sz w:val="18"/>
-                <w:szCs w:val="18"/>
-              </w:rPr>
-              <w:t xml:space="preserve">–  Electromotive force (EMF) and potential difference (voltage): definitions, distinctions, and units (volts)</w:t>
-            </w:r>
-          </w:p>
-          <w:p>
-            <w:pPr>
-              <w:spacing w:after="30" w:before="0"/>
-              <w:ind w:left="360" w:hanging="180"/>
-              <w:jc w:val="left"/>
-            </w:pPr>
-            <w:r>
-              <w:rPr>
-                <w:rFonts w:ascii="Arial" w:cs="Arial" w:eastAsia="Arial" w:hAnsi="Arial"/>
-                <w:b w:val="false"/>
-                <w:bCs w:val="false"/>
-                <w:i w:val="false"/>
-                <w:iCs w:val="false"/>
-                <w:color w:val="000000"/>
-                <w:sz w:val="18"/>
-                <w:szCs w:val="18"/>
-              </w:rPr>
-              <w:t xml:space="preserve">–  Ohm's Law: relationship between voltage, current, and resistance; graphical verification</w:t>
-            </w:r>
-          </w:p>
-          <w:p>
-            <w:pPr>
-              <w:spacing w:after="30" w:before="0"/>
-              <w:ind w:left="360" w:hanging="180"/>
-              <w:jc w:val="left"/>
-            </w:pPr>
-            <w:r>
-              <w:rPr>
-                <w:rFonts w:ascii="Arial" w:cs="Arial" w:eastAsia="Arial" w:hAnsi="Arial"/>
-                <w:b w:val="false"/>
-                <w:bCs w:val="false"/>
-                <w:i w:val="false"/>
-                <w:iCs w:val="false"/>
-                <w:color w:val="000000"/>
-                <w:sz w:val="18"/>
-                <w:szCs w:val="18"/>
-              </w:rPr>
-              <w:t xml:space="preserve">–  Resistance: definition, SI units (ohms), and factors affecting resistance (length, cross-sectional area, material, temperature)</w:t>
-            </w:r>
-          </w:p>
-          <w:p>
-            <w:pPr>
-              <w:spacing w:after="30" w:before="0"/>
-              <w:ind w:left="360" w:hanging="180"/>
-              <w:jc w:val="left"/>
-            </w:pPr>
-            <w:r>
-              <w:rPr>
-                <w:rFonts w:ascii="Arial" w:cs="Arial" w:eastAsia="Arial" w:hAnsi="Arial"/>
-                <w:b w:val="false"/>
-                <w:bCs w:val="false"/>
-                <w:i w:val="false"/>
-                <w:iCs w:val="false"/>
-                <w:color w:val="000000"/>
-                <w:sz w:val="18"/>
-                <w:szCs w:val="18"/>
-              </w:rPr>
-              <w:t xml:space="preserve">–  Resistivity: definition, formula ρ = RA/L, and application to Kenyan wiring/electrical installations</w:t>
-            </w:r>
-          </w:p>
-          <w:p>
-            <w:pPr>
-              <w:spacing w:after="30" w:before="0"/>
-              <w:ind w:left="360" w:hanging="180"/>
-              <w:jc w:val="left"/>
-            </w:pPr>
-            <w:r>
-              <w:rPr>
-                <w:rFonts w:ascii="Arial" w:cs="Arial" w:eastAsia="Arial" w:hAnsi="Arial"/>
-                <w:b w:val="false"/>
-                <w:bCs w:val="false"/>
-                <w:i w:val="false"/>
-                <w:iCs w:val="false"/>
-                <w:color w:val="000000"/>
-                <w:sz w:val="18"/>
-                <w:szCs w:val="18"/>
-              </w:rPr>
-              <w:t xml:space="preserve">–  Series circuits: current, voltage, and equivalent resistance rules; practical applications</w:t>
-            </w:r>
-          </w:p>
-          <w:p>
-            <w:pPr>
-              <w:spacing w:after="30" w:before="0"/>
-              <w:ind w:left="360" w:hanging="180"/>
-              <w:jc w:val="left"/>
-            </w:pPr>
-            <w:r>
-              <w:rPr>
-                <w:rFonts w:ascii="Arial" w:cs="Arial" w:eastAsia="Arial" w:hAnsi="Arial"/>
-                <w:b w:val="false"/>
-                <w:bCs w:val="false"/>
-                <w:i w:val="false"/>
-                <w:iCs w:val="false"/>
-                <w:color w:val="000000"/>
-                <w:sz w:val="18"/>
-                <w:szCs w:val="18"/>
-              </w:rPr>
-              <w:t xml:space="preserve">–  Parallel circuits: current, voltage, and equivalent resistance rules; practical applications</w:t>
-            </w:r>
-          </w:p>
-          <w:p>
-            <w:pPr>
-              <w:spacing w:after="30" w:before="0"/>
-              <w:ind w:left="360" w:hanging="180"/>
-              <w:jc w:val="left"/>
-            </w:pPr>
-            <w:r>
-              <w:rPr>
-                <w:rFonts w:ascii="Arial" w:cs="Arial" w:eastAsia="Arial" w:hAnsi="Arial"/>
-                <w:b w:val="false"/>
-                <w:bCs w:val="false"/>
-                <w:i w:val="false"/>
-                <w:iCs w:val="false"/>
-                <w:color w:val="000000"/>
-                <w:sz w:val="18"/>
-                <w:szCs w:val="18"/>
-              </w:rPr>
-              <w:t xml:space="preserve">–  Series-parallel (combination) circuits: analysis and problem-solving</w:t>
-            </w:r>
-          </w:p>
-          <w:p>
-            <w:pPr>
-              <w:spacing w:after="30" w:before="0"/>
-              <w:ind w:left="360" w:hanging="180"/>
-              <w:jc w:val="left"/>
-            </w:pPr>
-            <w:r>
-              <w:rPr>
-                <w:rFonts w:ascii="Arial" w:cs="Arial" w:eastAsia="Arial" w:hAnsi="Arial"/>
-                <w:b w:val="false"/>
-                <w:bCs w:val="false"/>
-                <w:i w:val="false"/>
-                <w:iCs w:val="false"/>
-                <w:color w:val="000000"/>
-                <w:sz w:val="18"/>
-                <w:szCs w:val="18"/>
-              </w:rPr>
-              <w:t xml:space="preserve">–  Internal resistance and EMF: terminal voltage, lost volts, and the equation V = E − Ir</w:t>
-            </w:r>
-          </w:p>
-          <w:p>
-            <w:pPr>
-              <w:spacing w:after="30" w:before="0"/>
-              <w:ind w:left="360" w:hanging="180"/>
-              <w:jc w:val="left"/>
-            </w:pPr>
-            <w:r>
-              <w:rPr>
-                <w:rFonts w:ascii="Arial" w:cs="Arial" w:eastAsia="Arial" w:hAnsi="Arial"/>
-                <w:b w:val="false"/>
-                <w:bCs w:val="false"/>
-                <w:i w:val="false"/>
-                <w:iCs w:val="false"/>
-                <w:color w:val="000000"/>
-                <w:sz w:val="18"/>
-                <w:szCs w:val="18"/>
-              </w:rPr>
-              <w:t xml:space="preserve">–  Electrical energy and power: formulae P = IV = I²R = V²/R; energy E = Pt; Kenyan household electricity billing (Kenya Power units)</w:t>
-            </w:r>
-          </w:p>
-          <w:p>
-            <w:pPr>
-              <w:spacing w:after="30" w:before="0"/>
-              <w:ind w:left="360" w:hanging="180"/>
-              <w:jc w:val="left"/>
-            </w:pPr>
-            <w:r>
-              <w:rPr>
-                <w:rFonts w:ascii="Arial" w:cs="Arial" w:eastAsia="Arial" w:hAnsi="Arial"/>
-                <w:b w:val="false"/>
-                <w:bCs w:val="false"/>
-                <w:i w:val="false"/>
-                <w:iCs w:val="false"/>
-                <w:color w:val="000000"/>
-                <w:sz w:val="18"/>
-                <w:szCs w:val="18"/>
-              </w:rPr>
-              <w:t xml:space="preserve">–  Heating effect of electric current: applications (electric cookers, heaters, immersion heaters common in Nairobi households)</w:t>
-            </w:r>
-          </w:p>
-          <w:p>
-            <w:pPr>
-              <w:spacing w:after="30" w:before="0"/>
-              <w:ind w:left="360" w:hanging="180"/>
-              <w:jc w:val="left"/>
-            </w:pPr>
-            <w:r>
-              <w:rPr>
-                <w:rFonts w:ascii="Arial" w:cs="Arial" w:eastAsia="Arial" w:hAnsi="Arial"/>
-                <w:b w:val="false"/>
-                <w:bCs w:val="false"/>
-                <w:i w:val="false"/>
-                <w:iCs w:val="false"/>
-                <w:color w:val="000000"/>
-                <w:sz w:val="18"/>
-                <w:szCs w:val="18"/>
-              </w:rPr>
-              <w:t xml:space="preserve">–  Safety in electrical installations: fuses, circuit breakers, earthing, and safe practices in the Kenyan home and school context</w:t>
-            </w:r>
-          </w:p>
-        </w:tc>
-      </w:tr>
-      <w:tr>
-        <w:tc>
-          <w:tcPr>
-            <w:tcW w:type="dxa" w:w="3000"/>
-            <w:shd w:fill="D5E8F0" w:color="auto" w:val="clear"/>
-            <w:tcMar>
-              <w:top w:type="dxa" w:w="60"/>
-              <w:left w:type="dxa" w:w="120"/>
-              <w:bottom w:type="dxa" w:w="60"/>
-              <w:right w:type="dxa" w:w="120"/>
-            </w:tcMar>
-            <w:vAlign w:val="top"/>
-          </w:tcPr>
-          <w:p>
-            <w:pPr>
-              <w:spacing w:after="40" w:before="0"/>
-              <w:jc w:val="left"/>
-            </w:pPr>
-            <w:r>
-              <w:rPr>
-                <w:rFonts w:ascii="Arial" w:cs="Arial" w:eastAsia="Arial" w:hAnsi="Arial"/>
-                <w:b/>
-                <w:bCs/>
-                <w:i w:val="false"/>
-                <w:iCs w:val="false"/>
-                <w:color w:val="000000"/>
-                <w:sz w:val="18"/>
-                <w:szCs w:val="18"/>
-              </w:rPr>
-              <w:t xml:space="preserve">Learning Outcomes</w:t>
-            </w:r>
-          </w:p>
-        </w:tc>
-        <w:tc>
-          <w:tcPr>
-            <w:tcW w:type="dxa" w:w="10680"/>
-            <w:shd w:fill="FFFFFF" w:color="auto" w:val="clear"/>
-            <w:tcMar>
-              <w:top w:type="dxa" w:w="60"/>
-              <w:left w:type="dxa" w:w="120"/>
-              <w:bottom w:type="dxa" w:w="60"/>
-              <w:right w:type="dxa" w:w="120"/>
-            </w:tcMar>
-            <w:vAlign w:val="top"/>
-          </w:tcPr>
-          <w:p>
-            <w:pPr>
-              <w:spacing w:after="40" w:before="0"/>
-              <w:jc w:val="left"/>
-            </w:pPr>
-            <w:r>
-              <w:rPr>
-                <w:rFonts w:ascii="Arial" w:cs="Arial" w:eastAsia="Arial" w:hAnsi="Arial"/>
-                <w:b w:val="false"/>
-                <w:bCs w:val="false"/>
-                <w:i w:val="false"/>
-                <w:iCs w:val="false"/>
-                <w:color w:val="000000"/>
-                <w:sz w:val="18"/>
-                <w:szCs w:val="18"/>
-              </w:rPr>
-              <w:t xml:space="preserve">By the end of the sub-strand, the learner should be able to:</w:t>
-            </w:r>
-          </w:p>
-          <w:p>
-            <w:pPr>
-              <w:spacing w:after="40" w:before="0"/>
-              <w:jc w:val="left"/>
-            </w:pPr>
-            <w:r>
-              <w:rPr>
-                <w:rFonts w:ascii="Arial" w:cs="Arial" w:eastAsia="Arial" w:hAnsi="Arial"/>
-                <w:b w:val="false"/>
-                <w:bCs w:val="false"/>
-                <w:i w:val="false"/>
-                <w:iCs w:val="false"/>
-                <w:color w:val="000000"/>
-                <w:sz w:val="18"/>
-                <w:szCs w:val="18"/>
-              </w:rPr>
-              <w:t xml:space="preserve">a) define electric current, electromotive force, potential difference, resistance, and resistivity and state their SI units,</w:t>
-            </w:r>
-          </w:p>
-          <w:p>
-            <w:pPr>
-              <w:spacing w:after="40" w:before="0"/>
-              <w:jc w:val="left"/>
-            </w:pPr>
-            <w:r>
-              <w:rPr>
-                <w:rFonts w:ascii="Arial" w:cs="Arial" w:eastAsia="Arial" w:hAnsi="Arial"/>
-                <w:b w:val="false"/>
-                <w:bCs w:val="false"/>
-                <w:i w:val="false"/>
-                <w:iCs w:val="false"/>
-                <w:color w:val="000000"/>
-                <w:sz w:val="18"/>
-                <w:szCs w:val="18"/>
-              </w:rPr>
-              <w:t xml:space="preserve">b) verify Ohm's Law experimentally and apply it to solve problems involving voltage, current, and resistance,</w:t>
-            </w:r>
-          </w:p>
-          <w:p>
-            <w:pPr>
-              <w:spacing w:after="40" w:before="0"/>
-              <w:jc w:val="left"/>
-            </w:pPr>
-            <w:r>
-              <w:rPr>
-                <w:rFonts w:ascii="Arial" w:cs="Arial" w:eastAsia="Arial" w:hAnsi="Arial"/>
-                <w:b w:val="false"/>
-                <w:bCs w:val="false"/>
-                <w:i w:val="false"/>
-                <w:iCs w:val="false"/>
-                <w:color w:val="000000"/>
-                <w:sz w:val="18"/>
-                <w:szCs w:val="18"/>
-              </w:rPr>
-              <w:t xml:space="preserve">c) determine the factors affecting the resistance of a conductor and apply the resistivity formula ρ = RA/L,</w:t>
-            </w:r>
-          </w:p>
-          <w:p>
-            <w:pPr>
-              <w:spacing w:after="40" w:before="0"/>
-              <w:jc w:val="left"/>
-            </w:pPr>
-            <w:r>
-              <w:rPr>
-                <w:rFonts w:ascii="Arial" w:cs="Arial" w:eastAsia="Arial" w:hAnsi="Arial"/>
-                <w:b w:val="false"/>
-                <w:bCs w:val="false"/>
-                <w:i w:val="false"/>
-                <w:iCs w:val="false"/>
-                <w:color w:val="000000"/>
-                <w:sz w:val="18"/>
-                <w:szCs w:val="18"/>
-              </w:rPr>
-              <w:t xml:space="preserve">d) analyse series, parallel, and series-parallel circuits to determine equivalent resistance, current distribution, and voltage distribution,</w:t>
-            </w:r>
-          </w:p>
-          <w:p>
-            <w:pPr>
-              <w:spacing w:after="40" w:before="0"/>
-              <w:jc w:val="left"/>
-            </w:pPr>
-            <w:r>
-              <w:rPr>
-                <w:rFonts w:ascii="Arial" w:cs="Arial" w:eastAsia="Arial" w:hAnsi="Arial"/>
-                <w:b w:val="false"/>
-                <w:bCs w:val="false"/>
-                <w:i w:val="false"/>
-                <w:iCs w:val="false"/>
-                <w:color w:val="000000"/>
-                <w:sz w:val="18"/>
-                <w:szCs w:val="18"/>
-              </w:rPr>
-              <w:t xml:space="preserve">e) apply the concept of internal resistance and EMF to explain terminal voltage in practical cells and batteries,</w:t>
-            </w:r>
-          </w:p>
-          <w:p>
-            <w:pPr>
-              <w:spacing w:after="40" w:before="0"/>
-              <w:jc w:val="left"/>
-            </w:pPr>
-            <w:r>
-              <w:rPr>
-                <w:rFonts w:ascii="Arial" w:cs="Arial" w:eastAsia="Arial" w:hAnsi="Arial"/>
-                <w:b w:val="false"/>
-                <w:bCs w:val="false"/>
-                <w:i w:val="false"/>
-                <w:iCs w:val="false"/>
-                <w:color w:val="000000"/>
-                <w:sz w:val="18"/>
-                <w:szCs w:val="18"/>
-              </w:rPr>
-              <w:t xml:space="preserve">f) calculate electrical energy and power consumed in circuits and relate this to Kenya Power electricity billing,</w:t>
-            </w:r>
-          </w:p>
-          <w:p>
-            <w:pPr>
-              <w:spacing w:after="40" w:before="0"/>
-              <w:jc w:val="left"/>
-            </w:pPr>
-            <w:r>
-              <w:rPr>
-                <w:rFonts w:ascii="Arial" w:cs="Arial" w:eastAsia="Arial" w:hAnsi="Arial"/>
-                <w:b w:val="false"/>
-                <w:bCs w:val="false"/>
-                <w:i w:val="false"/>
-                <w:iCs w:val="false"/>
-                <w:color w:val="000000"/>
-                <w:sz w:val="18"/>
-                <w:szCs w:val="18"/>
-              </w:rPr>
-              <w:t xml:space="preserve">g) describe the heating effect of electric current and evaluate its applications in everyday Kenyan household devices,</w:t>
-            </w:r>
-          </w:p>
-          <w:p>
-            <w:pPr>
-              <w:spacing w:after="40" w:before="0"/>
-              <w:jc w:val="left"/>
-            </w:pPr>
-            <w:r>
-              <w:rPr>
-                <w:rFonts w:ascii="Arial" w:cs="Arial" w:eastAsia="Arial" w:hAnsi="Arial"/>
-                <w:b w:val="false"/>
-                <w:bCs w:val="false"/>
-                <w:i w:val="false"/>
-                <w:iCs w:val="false"/>
-                <w:color w:val="000000"/>
-                <w:sz w:val="18"/>
-                <w:szCs w:val="18"/>
-              </w:rPr>
-              <w:t xml:space="preserve">h) demonstrate safe practices in electrical installations and appreciate the importance of electrical safety in the home and community.</w:t>
-            </w:r>
-          </w:p>
-        </w:tc>
-      </w:tr>
-      <w:tr>
-        <w:tc>
-          <w:tcPr>
-            <w:tcW w:type="dxa" w:w="3000"/>
-            <w:shd w:fill="D5E8F0" w:color="auto" w:val="clear"/>
-            <w:tcMar>
-              <w:top w:type="dxa" w:w="60"/>
-              <w:left w:type="dxa" w:w="120"/>
-              <w:bottom w:type="dxa" w:w="60"/>
-              <w:right w:type="dxa" w:w="120"/>
-            </w:tcMar>
-            <w:vAlign w:val="top"/>
-          </w:tcPr>
-          <w:p>
-            <w:pPr>
-              <w:spacing w:after="40" w:before="0"/>
-              <w:jc w:val="left"/>
-            </w:pPr>
-            <w:r>
-              <w:rPr>
-                <w:rFonts w:ascii="Arial" w:cs="Arial" w:eastAsia="Arial" w:hAnsi="Arial"/>
-                <w:b/>
-                <w:bCs/>
-                <w:i w:val="false"/>
-                <w:iCs w:val="false"/>
-                <w:color w:val="000000"/>
-                <w:sz w:val="18"/>
-                <w:szCs w:val="18"/>
-              </w:rPr>
-              <w:t xml:space="preserve">Core Competencies</w:t>
-            </w:r>
-          </w:p>
-        </w:tc>
-        <w:tc>
-          <w:tcPr>
-            <w:tcW w:type="dxa" w:w="10680"/>
-            <w:shd w:fill="FFFFFF" w:color="auto" w:val="clear"/>
-            <w:tcMar>
-              <w:top w:type="dxa" w:w="60"/>
-              <w:left w:type="dxa" w:w="120"/>
-              <w:bottom w:type="dxa" w:w="60"/>
-              <w:right w:type="dxa" w:w="120"/>
-            </w:tcMar>
-            <w:vAlign w:val="top"/>
-          </w:tcPr>
-          <w:p>
-            <w:pPr>
-              <w:spacing w:after="30" w:before="0"/>
-              <w:ind w:left="360" w:hanging="180"/>
-              <w:jc w:val="left"/>
-            </w:pPr>
-            <w:r>
-              <w:rPr>
-                <w:rFonts w:ascii="Arial" w:cs="Arial" w:eastAsia="Arial" w:hAnsi="Arial"/>
-                <w:b w:val="false"/>
-                <w:bCs w:val="false"/>
-                <w:i w:val="false"/>
-                <w:iCs w:val="false"/>
-                <w:color w:val="000000"/>
-                <w:sz w:val="18"/>
-                <w:szCs w:val="18"/>
-              </w:rPr>
-              <w:t xml:space="preserve">–  Communication and Collaboration: the learner works in groups to design and conduct circuit experiments, shares findings with peers, and collaboratively constructs explanations for circuit behaviour observed in Kenyan household electrical systems.</w:t>
-            </w:r>
-          </w:p>
-          <w:p>
-            <w:pPr>
-              <w:spacing w:after="30" w:before="0"/>
-              <w:ind w:left="360" w:hanging="180"/>
-              <w:jc w:val="left"/>
-            </w:pPr>
-            <w:r>
-              <w:rPr>
-                <w:rFonts w:ascii="Arial" w:cs="Arial" w:eastAsia="Arial" w:hAnsi="Arial"/>
-                <w:b w:val="false"/>
-                <w:bCs w:val="false"/>
-                <w:i w:val="false"/>
-                <w:iCs w:val="false"/>
-                <w:color w:val="000000"/>
-                <w:sz w:val="18"/>
-                <w:szCs w:val="18"/>
-              </w:rPr>
-              <w:t xml:space="preserve">–  Critical Thinking and Problem Solving: the learner applies Ohm's Law, resistivity equations, and power formulae to analyse real-world circuit problems such as calculating electricity bills from Kenya Power meter readings and troubleshooting faulty circuits.</w:t>
-            </w:r>
-          </w:p>
-          <w:p>
-            <w:pPr>
-              <w:spacing w:after="30" w:before="0"/>
-              <w:ind w:left="360" w:hanging="180"/>
-              <w:jc w:val="left"/>
-            </w:pPr>
-            <w:r>
-              <w:rPr>
-                <w:rFonts w:ascii="Arial" w:cs="Arial" w:eastAsia="Arial" w:hAnsi="Arial"/>
-                <w:b w:val="false"/>
-                <w:bCs w:val="false"/>
-                <w:i w:val="false"/>
-                <w:iCs w:val="false"/>
-                <w:color w:val="000000"/>
-                <w:sz w:val="18"/>
-                <w:szCs w:val="18"/>
-              </w:rPr>
-              <w:t xml:space="preserve">–  Learning to Learn: the learner reflects on prior knowledge of static electricity and systematically builds understanding of current electricity by revising models and updating the Driving Question Board across lessons.</w:t>
-            </w:r>
-          </w:p>
-          <w:p>
-            <w:pPr>
-              <w:spacing w:after="30" w:before="0"/>
-              <w:ind w:left="360" w:hanging="180"/>
-              <w:jc w:val="left"/>
-            </w:pPr>
-            <w:r>
-              <w:rPr>
-                <w:rFonts w:ascii="Arial" w:cs="Arial" w:eastAsia="Arial" w:hAnsi="Arial"/>
-                <w:b w:val="false"/>
-                <w:bCs w:val="false"/>
-                <w:i w:val="false"/>
-                <w:iCs w:val="false"/>
-                <w:color w:val="000000"/>
-                <w:sz w:val="18"/>
-                <w:szCs w:val="18"/>
-              </w:rPr>
-              <w:t xml:space="preserve">–  Digital Literacy: the learner uses digital simulations (e.g., PhET Circuit Construction Kit) and online resources to explore circuit configurations and verify experimental results, developing competence with digital tools.</w:t>
-            </w:r>
-          </w:p>
-          <w:p>
-            <w:pPr>
-              <w:spacing w:after="30" w:before="0"/>
-              <w:ind w:left="360" w:hanging="180"/>
-              <w:jc w:val="left"/>
-            </w:pPr>
-            <w:r>
-              <w:rPr>
-                <w:rFonts w:ascii="Arial" w:cs="Arial" w:eastAsia="Arial" w:hAnsi="Arial"/>
-                <w:b w:val="false"/>
-                <w:bCs w:val="false"/>
-                <w:i w:val="false"/>
-                <w:iCs w:val="false"/>
-                <w:color w:val="000000"/>
-                <w:sz w:val="18"/>
-                <w:szCs w:val="18"/>
-              </w:rPr>
-              <w:t xml:space="preserve">–  Creativity and Imagination: the learner designs safe and efficient circuits for model Kenyan household scenarios, proposing solutions to electrical safety challenges and energy-saving strategies.</w:t>
-            </w:r>
-          </w:p>
-        </w:tc>
-      </w:tr>
-      <w:tr>
-        <w:tc>
-          <w:tcPr>
-            <w:tcW w:type="dxa" w:w="3000"/>
-            <w:shd w:fill="E2EFDA" w:color="auto" w:val="clear"/>
-            <w:tcMar>
-              <w:top w:type="dxa" w:w="60"/>
-              <w:left w:type="dxa" w:w="120"/>
-              <w:bottom w:type="dxa" w:w="60"/>
-              <w:right w:type="dxa" w:w="120"/>
-            </w:tcMar>
-            <w:vAlign w:val="top"/>
-          </w:tcPr>
-          <w:p>
-            <w:pPr>
-              <w:spacing w:after="40" w:before="0"/>
-              <w:jc w:val="left"/>
-            </w:pPr>
-            <w:r>
-              <w:rPr>
-                <w:rFonts w:ascii="Arial" w:cs="Arial" w:eastAsia="Arial" w:hAnsi="Arial"/>
-                <w:b/>
-                <w:bCs/>
-                <w:i w:val="false"/>
-                <w:iCs w:val="false"/>
-                <w:color w:val="000000"/>
-                <w:sz w:val="18"/>
-                <w:szCs w:val="18"/>
-              </w:rPr>
-              <w:t xml:space="preserve">Core Values</w:t>
-            </w:r>
-          </w:p>
-        </w:tc>
-        <w:tc>
-          <w:tcPr>
-            <w:tcW w:type="dxa" w:w="10680"/>
-            <w:shd w:fill="FFFFFF" w:color="auto" w:val="clear"/>
-            <w:tcMar>
-              <w:top w:type="dxa" w:w="60"/>
-              <w:left w:type="dxa" w:w="120"/>
-              <w:bottom w:type="dxa" w:w="60"/>
-              <w:right w:type="dxa" w:w="120"/>
-            </w:tcMar>
-            <w:vAlign w:val="top"/>
-          </w:tcPr>
-          <w:p>
-            <w:pPr>
-              <w:spacing w:after="30" w:before="0"/>
-              <w:ind w:left="360" w:hanging="180"/>
-              <w:jc w:val="left"/>
-            </w:pPr>
-            <w:r>
-              <w:rPr>
-                <w:rFonts w:ascii="Arial" w:cs="Arial" w:eastAsia="Arial" w:hAnsi="Arial"/>
-                <w:b w:val="false"/>
-                <w:bCs w:val="false"/>
-                <w:i w:val="false"/>
-                <w:iCs w:val="false"/>
-                <w:color w:val="000000"/>
-                <w:sz w:val="18"/>
-                <w:szCs w:val="18"/>
-              </w:rPr>
-              <w:t xml:space="preserve">–  Responsibility: the learner takes ownership of safe laboratory practices during circuit experiments, ensuring correct connections and proper handling of equipment to protect self and peers.</w:t>
-            </w:r>
-          </w:p>
-          <w:p>
-            <w:pPr>
-              <w:spacing w:after="30" w:before="0"/>
-              <w:ind w:left="360" w:hanging="180"/>
-              <w:jc w:val="left"/>
-            </w:pPr>
-            <w:r>
-              <w:rPr>
-                <w:rFonts w:ascii="Arial" w:cs="Arial" w:eastAsia="Arial" w:hAnsi="Arial"/>
-                <w:b w:val="false"/>
-                <w:bCs w:val="false"/>
-                <w:i w:val="false"/>
-                <w:iCs w:val="false"/>
-                <w:color w:val="000000"/>
-                <w:sz w:val="18"/>
-                <w:szCs w:val="18"/>
-              </w:rPr>
-              <w:t xml:space="preserve">–  Integrity: the learner records experimental data honestly, even when results do not perfectly match theoretical predictions, and discusses sources of error transparently.</w:t>
-            </w:r>
-          </w:p>
-          <w:p>
-            <w:pPr>
-              <w:spacing w:after="30" w:before="0"/>
-              <w:ind w:left="360" w:hanging="180"/>
-              <w:jc w:val="left"/>
-            </w:pPr>
-            <w:r>
-              <w:rPr>
-                <w:rFonts w:ascii="Arial" w:cs="Arial" w:eastAsia="Arial" w:hAnsi="Arial"/>
-                <w:b w:val="false"/>
-                <w:bCs w:val="false"/>
-                <w:i w:val="false"/>
-                <w:iCs w:val="false"/>
-                <w:color w:val="000000"/>
-                <w:sz w:val="18"/>
-                <w:szCs w:val="18"/>
-              </w:rPr>
-              <w:t xml:space="preserve">–  Respect: the learner listens to and values the contributions of all group members during circuit analysis activities, acknowledging diverse problem-solving approaches.</w:t>
-            </w:r>
-          </w:p>
-          <w:p>
-            <w:pPr>
-              <w:spacing w:after="30" w:before="0"/>
-              <w:ind w:left="360" w:hanging="180"/>
-              <w:jc w:val="left"/>
-            </w:pPr>
-            <w:r>
-              <w:rPr>
-                <w:rFonts w:ascii="Arial" w:cs="Arial" w:eastAsia="Arial" w:hAnsi="Arial"/>
-                <w:b w:val="false"/>
-                <w:bCs w:val="false"/>
-                <w:i w:val="false"/>
-                <w:iCs w:val="false"/>
-                <w:color w:val="000000"/>
-                <w:sz w:val="18"/>
-                <w:szCs w:val="18"/>
-              </w:rPr>
-              <w:t xml:space="preserve">–  Unity: the learner collaborates equitably in groups during practical sessions, ensuring every member participates in setting up circuits, taking readings, and presenting conclusions.</w:t>
-            </w:r>
-          </w:p>
-        </w:tc>
-      </w:tr>
-      <w:tr>
-        <w:tc>
-          <w:tcPr>
-            <w:tcW w:type="dxa" w:w="3000"/>
-            <w:shd w:fill="D5E8F0" w:color="auto" w:val="clear"/>
-            <w:tcMar>
-              <w:top w:type="dxa" w:w="60"/>
-              <w:left w:type="dxa" w:w="120"/>
-              <w:bottom w:type="dxa" w:w="60"/>
-              <w:right w:type="dxa" w:w="120"/>
-            </w:tcMar>
-            <w:vAlign w:val="top"/>
-          </w:tcPr>
-          <w:p>
-            <w:pPr>
-              <w:spacing w:after="40" w:before="0"/>
-              <w:jc w:val="left"/>
-            </w:pPr>
-            <w:r>
-              <w:rPr>
-                <w:rFonts w:ascii="Arial" w:cs="Arial" w:eastAsia="Arial" w:hAnsi="Arial"/>
-                <w:b/>
-                <w:bCs/>
-                <w:i w:val="false"/>
-                <w:iCs w:val="false"/>
-                <w:color w:val="000000"/>
-                <w:sz w:val="18"/>
-                <w:szCs w:val="18"/>
-              </w:rPr>
-              <w:t xml:space="preserve">Science &amp; Engineering Practices</w:t>
-            </w:r>
-          </w:p>
-        </w:tc>
-        <w:tc>
-          <w:tcPr>
-            <w:tcW w:type="dxa" w:w="10680"/>
-            <w:shd w:fill="FFFFFF" w:color="auto" w:val="clear"/>
-            <w:tcMar>
-              <w:top w:type="dxa" w:w="60"/>
-              <w:left w:type="dxa" w:w="120"/>
-              <w:bottom w:type="dxa" w:w="60"/>
-              <w:right w:type="dxa" w:w="120"/>
-            </w:tcMar>
-            <w:vAlign w:val="top"/>
-          </w:tcPr>
-          <w:p>
-            <w:pPr>
-              <w:spacing w:after="30" w:before="0"/>
-              <w:ind w:left="360" w:hanging="180"/>
-              <w:jc w:val="left"/>
-            </w:pPr>
-            <w:r>
-              <w:rPr>
-                <w:rFonts w:ascii="Arial" w:cs="Arial" w:eastAsia="Arial" w:hAnsi="Arial"/>
-                <w:b w:val="false"/>
-                <w:bCs w:val="false"/>
-                <w:i w:val="false"/>
-                <w:iCs w:val="false"/>
-                <w:color w:val="000000"/>
-                <w:sz w:val="18"/>
-                <w:szCs w:val="18"/>
-              </w:rPr>
-              <w:t xml:space="preserve">–  SEP 1 – Asking Questions and Defining Problems: students generate and refine questions about why electrical devices in Kenyan homes behave differently under varying loads, anchoring inquiry throughout the unit.</w:t>
-            </w:r>
-          </w:p>
-          <w:p>
-            <w:pPr>
-              <w:spacing w:after="30" w:before="0"/>
-              <w:ind w:left="360" w:hanging="180"/>
-              <w:jc w:val="left"/>
-            </w:pPr>
-            <w:r>
-              <w:rPr>
-                <w:rFonts w:ascii="Arial" w:cs="Arial" w:eastAsia="Arial" w:hAnsi="Arial"/>
-                <w:b w:val="false"/>
-                <w:bCs w:val="false"/>
-                <w:i w:val="false"/>
-                <w:iCs w:val="false"/>
-                <w:color w:val="000000"/>
-                <w:sz w:val="18"/>
-                <w:szCs w:val="18"/>
-              </w:rPr>
-              <w:t xml:space="preserve">–  SEP 3 – Planning and Carrying Out Investigations: students design controlled experiments to verify Ohm's Law and investigate factors affecting resistance, selecting appropriate variables and measuring instruments (ammeters, voltmeters, rheostats).</w:t>
-            </w:r>
-          </w:p>
-          <w:p>
-            <w:pPr>
-              <w:spacing w:after="30" w:before="0"/>
-              <w:ind w:left="360" w:hanging="180"/>
-              <w:jc w:val="left"/>
-            </w:pPr>
-            <w:r>
-              <w:rPr>
-                <w:rFonts w:ascii="Arial" w:cs="Arial" w:eastAsia="Arial" w:hAnsi="Arial"/>
-                <w:b w:val="false"/>
-                <w:bCs w:val="false"/>
-                <w:i w:val="false"/>
-                <w:iCs w:val="false"/>
-                <w:color w:val="000000"/>
-                <w:sz w:val="18"/>
-                <w:szCs w:val="18"/>
-              </w:rPr>
-              <w:t xml:space="preserve">–  SEP 4 – Analysing and Interpreting Data: students plot V–I graphs, calculate gradients to determine resistance values, and interpret deviations from linearity as evidence of non-ohmic behaviour.</w:t>
-            </w:r>
-          </w:p>
-          <w:p>
-            <w:pPr>
-              <w:spacing w:after="30" w:before="0"/>
-              <w:ind w:left="360" w:hanging="180"/>
-              <w:jc w:val="left"/>
-            </w:pPr>
-            <w:r>
-              <w:rPr>
-                <w:rFonts w:ascii="Arial" w:cs="Arial" w:eastAsia="Arial" w:hAnsi="Arial"/>
-                <w:b w:val="false"/>
-                <w:bCs w:val="false"/>
-                <w:i w:val="false"/>
-                <w:iCs w:val="false"/>
-                <w:color w:val="000000"/>
-                <w:sz w:val="18"/>
-                <w:szCs w:val="18"/>
-              </w:rPr>
-              <w:t xml:space="preserve">–  SEP 6 – Constructing Explanations and Designing Solutions: students construct explanations for why parallel wiring is used in Kenyan home installations and design circuits that meet specified power and safety requirements.</w:t>
-            </w:r>
-          </w:p>
-          <w:p>
-            <w:pPr>
-              <w:spacing w:after="30" w:before="0"/>
-              <w:ind w:left="360" w:hanging="180"/>
-              <w:jc w:val="left"/>
-            </w:pPr>
-            <w:r>
-              <w:rPr>
-                <w:rFonts w:ascii="Arial" w:cs="Arial" w:eastAsia="Arial" w:hAnsi="Arial"/>
-                <w:b w:val="false"/>
-                <w:bCs w:val="false"/>
-                <w:i w:val="false"/>
-                <w:iCs w:val="false"/>
-                <w:color w:val="000000"/>
-                <w:sz w:val="18"/>
-                <w:szCs w:val="18"/>
-              </w:rPr>
-              <w:t xml:space="preserve">–  SEP 8 – Obtaining, Evaluating, and Communicating Information: students evaluate Kenya Power electricity bills, communicate findings on energy consumption, and present circuit diagrams with written justifications to the class.</w:t>
-            </w:r>
-          </w:p>
-        </w:tc>
-      </w:tr>
-      <w:tr>
-        <w:tc>
-          <w:tcPr>
-            <w:tcW w:type="dxa" w:w="3000"/>
-            <w:shd w:fill="FCE4D6" w:color="auto" w:val="clear"/>
-            <w:tcMar>
-              <w:top w:type="dxa" w:w="60"/>
-              <w:left w:type="dxa" w:w="120"/>
-              <w:bottom w:type="dxa" w:w="60"/>
-              <w:right w:type="dxa" w:w="120"/>
-            </w:tcMar>
-            <w:vAlign w:val="top"/>
-          </w:tcPr>
-          <w:p>
-            <w:pPr>
-              <w:spacing w:after="40" w:before="0"/>
-              <w:jc w:val="left"/>
-            </w:pPr>
-            <w:r>
-              <w:rPr>
-                <w:rFonts w:ascii="Arial" w:cs="Arial" w:eastAsia="Arial" w:hAnsi="Arial"/>
-                <w:b/>
-                <w:bCs/>
-                <w:i w:val="false"/>
-                <w:iCs w:val="false"/>
-                <w:color w:val="000000"/>
-                <w:sz w:val="18"/>
-                <w:szCs w:val="18"/>
-              </w:rPr>
-              <w:t xml:space="preserve">Pertinent &amp; Contemporary Issues (PCIs)</w:t>
-            </w:r>
-          </w:p>
-        </w:tc>
-        <w:tc>
-          <w:tcPr>
-            <w:tcW w:type="dxa" w:w="10680"/>
-            <w:shd w:fill="FFFFFF" w:color="auto" w:val="clear"/>
-            <w:tcMar>
-              <w:top w:type="dxa" w:w="60"/>
-              <w:left w:type="dxa" w:w="120"/>
-              <w:bottom w:type="dxa" w:w="60"/>
-              <w:right w:type="dxa" w:w="120"/>
-            </w:tcMar>
-            <w:vAlign w:val="top"/>
-          </w:tcPr>
-          <w:p>
-            <w:pPr>
-              <w:spacing w:after="30" w:before="0"/>
-              <w:ind w:left="360" w:hanging="180"/>
-              <w:jc w:val="left"/>
-            </w:pPr>
-            <w:r>
-              <w:rPr>
-                <w:rFonts w:ascii="Arial" w:cs="Arial" w:eastAsia="Arial" w:hAnsi="Arial"/>
-                <w:b w:val="false"/>
-                <w:bCs w:val="false"/>
-                <w:i w:val="false"/>
-                <w:iCs w:val="false"/>
-                <w:color w:val="000000"/>
-                <w:sz w:val="18"/>
-                <w:szCs w:val="18"/>
-              </w:rPr>
-              <w:t xml:space="preserve">–  Financial Literacy: the learner calculates electrical energy costs using Kenya Power billing rates (cost per kWh), enabling informed household energy budgeting and understanding of monthly electricity expenditure.</w:t>
-            </w:r>
-          </w:p>
-          <w:p>
-            <w:pPr>
-              <w:spacing w:after="30" w:before="0"/>
-              <w:ind w:left="360" w:hanging="180"/>
-              <w:jc w:val="left"/>
-            </w:pPr>
-            <w:r>
-              <w:rPr>
-                <w:rFonts w:ascii="Arial" w:cs="Arial" w:eastAsia="Arial" w:hAnsi="Arial"/>
-                <w:b w:val="false"/>
-                <w:bCs w:val="false"/>
-                <w:i w:val="false"/>
-                <w:iCs w:val="false"/>
-                <w:color w:val="000000"/>
-                <w:sz w:val="18"/>
-                <w:szCs w:val="18"/>
-              </w:rPr>
-              <w:t xml:space="preserve">–  Safety and Security: the learner investigates causes of electrical fires and accidents in Kenyan homes and schools, and proposes mitigation measures such as correct fuse ratings, proper earthing, and avoiding overloading of sockets.</w:t>
-            </w:r>
-          </w:p>
-          <w:p>
-            <w:pPr>
-              <w:spacing w:after="30" w:before="0"/>
-              <w:ind w:left="360" w:hanging="180"/>
-              <w:jc w:val="left"/>
-            </w:pPr>
-            <w:r>
-              <w:rPr>
-                <w:rFonts w:ascii="Arial" w:cs="Arial" w:eastAsia="Arial" w:hAnsi="Arial"/>
-                <w:b w:val="false"/>
-                <w:bCs w:val="false"/>
-                <w:i w:val="false"/>
-                <w:iCs w:val="false"/>
-                <w:color w:val="000000"/>
-                <w:sz w:val="18"/>
-                <w:szCs w:val="18"/>
-              </w:rPr>
-              <w:t xml:space="preserve">–  Environmental Education: the learner connects excessive electrical energy consumption to increased fossil-fuel-based generation and associated carbon emissions in Kenya, promoting energy conservation as an environmental responsibility.</w:t>
-            </w:r>
-          </w:p>
-          <w:p>
-            <w:pPr>
-              <w:spacing w:after="30" w:before="0"/>
-              <w:ind w:left="360" w:hanging="180"/>
-              <w:jc w:val="left"/>
-            </w:pPr>
-            <w:r>
-              <w:rPr>
-                <w:rFonts w:ascii="Arial" w:cs="Arial" w:eastAsia="Arial" w:hAnsi="Arial"/>
-                <w:b w:val="false"/>
-                <w:bCs w:val="false"/>
-                <w:i w:val="false"/>
-                <w:iCs w:val="false"/>
-                <w:color w:val="000000"/>
-                <w:sz w:val="18"/>
-                <w:szCs w:val="18"/>
-              </w:rPr>
-              <w:t xml:space="preserve">–  Life Skills – Decision Making: the learner evaluates trade-offs between series and parallel circuit designs in practical household wiring scenarios, applying decision-making skills to real-life electrical installation choices.</w:t>
-            </w:r>
-          </w:p>
-        </w:tc>
-      </w:tr>
-      <w:tr>
-        <w:tc>
-          <w:tcPr>
-            <w:tcW w:type="dxa" w:w="3000"/>
-            <w:shd w:fill="D9EEF1" w:color="auto" w:val="clear"/>
-            <w:tcMar>
-              <w:top w:type="dxa" w:w="60"/>
-              <w:left w:type="dxa" w:w="120"/>
-              <w:bottom w:type="dxa" w:w="60"/>
-              <w:right w:type="dxa" w:w="120"/>
-            </w:tcMar>
-            <w:vAlign w:val="top"/>
-          </w:tcPr>
-          <w:p>
-            <w:pPr>
-              <w:spacing w:after="40" w:before="0"/>
-              <w:jc w:val="left"/>
-            </w:pPr>
-            <w:r>
-              <w:rPr>
-                <w:rFonts w:ascii="Arial" w:cs="Arial" w:eastAsia="Arial" w:hAnsi="Arial"/>
-                <w:b/>
-                <w:bCs/>
-                <w:i w:val="false"/>
-                <w:iCs w:val="false"/>
-                <w:color w:val="000000"/>
-                <w:sz w:val="18"/>
-                <w:szCs w:val="18"/>
-              </w:rPr>
-              <w:t xml:space="preserve">Career Connections</w:t>
-            </w:r>
-          </w:p>
-        </w:tc>
-        <w:tc>
-          <w:tcPr>
-            <w:tcW w:type="dxa" w:w="10680"/>
-            <w:shd w:fill="FFFFFF" w:color="auto" w:val="clear"/>
-            <w:tcMar>
-              <w:top w:type="dxa" w:w="60"/>
-              <w:left w:type="dxa" w:w="120"/>
-              <w:bottom w:type="dxa" w:w="60"/>
-              <w:right w:type="dxa" w:w="120"/>
-            </w:tcMar>
-            <w:vAlign w:val="top"/>
-          </w:tcPr>
-          <w:p>
-            <w:pPr>
-              <w:spacing w:after="30" w:before="0"/>
-              <w:ind w:left="360" w:hanging="180"/>
-              <w:jc w:val="left"/>
-            </w:pPr>
-            <w:r>
-              <w:rPr>
-                <w:rFonts w:ascii="Arial" w:cs="Arial" w:eastAsia="Arial" w:hAnsi="Arial"/>
-                <w:b w:val="false"/>
-                <w:bCs w:val="false"/>
-                <w:i w:val="false"/>
-                <w:iCs w:val="false"/>
-                <w:color w:val="000000"/>
-                <w:sz w:val="18"/>
-                <w:szCs w:val="18"/>
-              </w:rPr>
-              <w:t xml:space="preserve">–  Electrical Engineer: sub-strand builds foundational circuit analysis skills (Ohm's Law, series/parallel networks, power calculations) directly applicable to electrical engineering design and infrastructure projects such as Kenya's national grid expansion.</w:t>
-            </w:r>
-          </w:p>
-          <w:p>
-            <w:pPr>
-              <w:spacing w:after="30" w:before="0"/>
-              <w:ind w:left="360" w:hanging="180"/>
-              <w:jc w:val="left"/>
-            </w:pPr>
-            <w:r>
-              <w:rPr>
-                <w:rFonts w:ascii="Arial" w:cs="Arial" w:eastAsia="Arial" w:hAnsi="Arial"/>
-                <w:b w:val="false"/>
-                <w:bCs w:val="false"/>
-                <w:i w:val="false"/>
-                <w:iCs w:val="false"/>
-                <w:color w:val="000000"/>
-                <w:sz w:val="18"/>
-                <w:szCs w:val="18"/>
-              </w:rPr>
-              <w:t xml:space="preserve">–  Electrician / Electrical Technician: knowledge of internal resistance, safe wiring practices, fuse ratings, and circuit configurations prepares learners for vocational pathways in domestic and industrial electrical installation.</w:t>
-            </w:r>
-          </w:p>
-          <w:p>
-            <w:pPr>
-              <w:spacing w:after="30" w:before="0"/>
-              <w:ind w:left="360" w:hanging="180"/>
-              <w:jc w:val="left"/>
-            </w:pPr>
-            <w:r>
-              <w:rPr>
-                <w:rFonts w:ascii="Arial" w:cs="Arial" w:eastAsia="Arial" w:hAnsi="Arial"/>
-                <w:b w:val="false"/>
-                <w:bCs w:val="false"/>
-                <w:i w:val="false"/>
-                <w:iCs w:val="false"/>
-                <w:color w:val="000000"/>
-                <w:sz w:val="18"/>
-                <w:szCs w:val="18"/>
-              </w:rPr>
-              <w:t xml:space="preserve">–  Electronics Technician: understanding of current, voltage, and resistance provides the essential groundwork for the subsequent Sub-Strand 3.3 Introduction to Electronics and careers in electronics repair and manufacturing.</w:t>
-            </w:r>
-          </w:p>
-          <w:p>
-            <w:pPr>
-              <w:spacing w:after="30" w:before="0"/>
-              <w:ind w:left="360" w:hanging="180"/>
-              <w:jc w:val="left"/>
-            </w:pPr>
-            <w:r>
-              <w:rPr>
-                <w:rFonts w:ascii="Arial" w:cs="Arial" w:eastAsia="Arial" w:hAnsi="Arial"/>
-                <w:b w:val="false"/>
-                <w:bCs w:val="false"/>
-                <w:i w:val="false"/>
-                <w:iCs w:val="false"/>
-                <w:color w:val="000000"/>
-                <w:sz w:val="18"/>
-                <w:szCs w:val="18"/>
-              </w:rPr>
-              <w:t xml:space="preserve">–  Renewable Energy Technician: power and energy calculations connect to solar panel and battery system sizing, relevant to Kenya's expanding off-grid solar sector (e.g., M-KOPA solar installations in rural Kenya).</w:t>
-            </w:r>
-          </w:p>
-          <w:p>
-            <w:pPr>
-              <w:spacing w:after="30" w:before="0"/>
-              <w:ind w:left="360" w:hanging="180"/>
-              <w:jc w:val="left"/>
-            </w:pPr>
-            <w:r>
-              <w:rPr>
-                <w:rFonts w:ascii="Arial" w:cs="Arial" w:eastAsia="Arial" w:hAnsi="Arial"/>
-                <w:b w:val="false"/>
-                <w:bCs w:val="false"/>
-                <w:i w:val="false"/>
-                <w:iCs w:val="false"/>
-                <w:color w:val="000000"/>
-                <w:sz w:val="18"/>
-                <w:szCs w:val="18"/>
-              </w:rPr>
-              <w:t xml:space="preserve">–  Physics Teacher / Lecturer: mastery of current electricity concepts equips learners who pursue education pathways to teach this foundational topic at secondary and tertiary levels in Kenyan schools.</w:t>
-            </w:r>
-          </w:p>
-        </w:tc>
-      </w:tr>
-      <w:tr>
-        <w:tc>
-          <w:tcPr>
-            <w:tcW w:type="dxa" w:w="3000"/>
-            <w:shd w:fill="D5E8F0" w:color="auto" w:val="clear"/>
-            <w:tcMar>
-              <w:top w:type="dxa" w:w="60"/>
-              <w:left w:type="dxa" w:w="120"/>
-              <w:bottom w:type="dxa" w:w="60"/>
-              <w:right w:type="dxa" w:w="120"/>
-            </w:tcMar>
-            <w:vAlign w:val="top"/>
-          </w:tcPr>
-          <w:p>
-            <w:pPr>
-              <w:spacing w:after="40" w:before="0"/>
-              <w:jc w:val="left"/>
-            </w:pPr>
-            <w:r>
-              <w:rPr>
-                <w:rFonts w:ascii="Arial" w:cs="Arial" w:eastAsia="Arial" w:hAnsi="Arial"/>
-                <w:b/>
-                <w:bCs/>
-                <w:i w:val="false"/>
-                <w:iCs w:val="false"/>
-                <w:color w:val="000000"/>
-                <w:sz w:val="18"/>
-                <w:szCs w:val="18"/>
-              </w:rPr>
-              <w:t xml:space="preserve">Focus for Lessons</w:t>
-            </w:r>
-          </w:p>
-        </w:tc>
-        <w:tc>
-          <w:tcPr>
-            <w:tcW w:type="dxa" w:w="10680"/>
-            <w:shd w:fill="FFFFFF" w:color="auto" w:val="clear"/>
-            <w:tcMar>
-              <w:top w:type="dxa" w:w="60"/>
-              <w:left w:type="dxa" w:w="120"/>
-              <w:bottom w:type="dxa" w:w="60"/>
-              <w:right w:type="dxa" w:w="120"/>
-            </w:tcMar>
-            <w:vAlign w:val="top"/>
-          </w:tcPr>
-          <w:p>
-            <w:pPr>
-              <w:spacing w:after="40" w:before="0"/>
-              <w:jc w:val="left"/>
-            </w:pPr>
-            <w:r>
-              <w:rPr>
-                <w:rFonts w:ascii="Arial" w:cs="Arial" w:eastAsia="Arial" w:hAnsi="Arial"/>
-                <w:b w:val="false"/>
-                <w:bCs w:val="false"/>
-                <w:i w:val="false"/>
-                <w:iCs w:val="false"/>
-                <w:color w:val="000000"/>
-                <w:sz w:val="18"/>
-                <w:szCs w:val="18"/>
-              </w:rPr>
-              <w:t xml:space="preserve">This unit develops learners' understanding of electric current, circuit behaviour, and electrical energy through a sequence of hands-on investigations and real-world problem-solving rooted in Kenyan household and community contexts. Starting from the puzzling anchoring phenomenon of variable brightness in household bulbs during Kenya Power load-shedding recovery, learners progressively build and revise conceptual models of how charge flows, how resistance governs that flow, and how energy is transferred and transformed in circuits. The unit balances quantitative problem-solving with qualitative sensemaking, ensuring learners can both calculate and explain electrical phenomena they encounter in daily Kenyan life.</w:t>
-            </w:r>
-          </w:p>
-        </w:tc>
-      </w:tr>
-      <w:tr>
-        <w:tc>
-          <w:tcPr>
-            <w:tcW w:type="dxa" w:w="3000"/>
-            <w:shd w:fill="EAD1F5" w:color="auto" w:val="clear"/>
-            <w:tcMar>
-              <w:top w:type="dxa" w:w="60"/>
-              <w:left w:type="dxa" w:w="120"/>
-              <w:bottom w:type="dxa" w:w="60"/>
-              <w:right w:type="dxa" w:w="120"/>
-            </w:tcMar>
-            <w:vAlign w:val="top"/>
-          </w:tcPr>
-          <w:p>
-            <w:pPr>
-              <w:spacing w:after="40" w:before="0"/>
-              <w:jc w:val="left"/>
-            </w:pPr>
-            <w:r>
-              <w:rPr>
-                <w:rFonts w:ascii="Arial" w:cs="Arial" w:eastAsia="Arial" w:hAnsi="Arial"/>
-                <w:b/>
-                <w:bCs/>
-                <w:i w:val="false"/>
-                <w:iCs w:val="false"/>
-                <w:color w:val="000000"/>
-                <w:sz w:val="18"/>
-                <w:szCs w:val="18"/>
-              </w:rPr>
-              <w:t xml:space="preserve">Driving Question / Key Inquiry Questions</w:t>
-            </w:r>
-          </w:p>
-        </w:tc>
-        <w:tc>
-          <w:tcPr>
-            <w:tcW w:type="dxa" w:w="10680"/>
-            <w:shd w:fill="FFFFFF" w:color="auto" w:val="clear"/>
-            <w:tcMar>
-              <w:top w:type="dxa" w:w="60"/>
-              <w:left w:type="dxa" w:w="120"/>
-              <w:bottom w:type="dxa" w:w="60"/>
-              <w:right w:type="dxa" w:w="120"/>
-            </w:tcMar>
-            <w:vAlign w:val="top"/>
-          </w:tcPr>
-          <w:p>
-            <w:pPr>
-              <w:spacing w:after="40" w:before="0"/>
-              <w:jc w:val="left"/>
-            </w:pPr>
-            <w:r>
-              <w:rPr>
-                <w:rFonts w:ascii="Arial" w:cs="Arial" w:eastAsia="Arial" w:hAnsi="Arial"/>
-                <w:b w:val="false"/>
-                <w:bCs w:val="false"/>
-                <w:i w:val="false"/>
-                <w:iCs w:val="false"/>
-                <w:color w:val="000000"/>
-                <w:sz w:val="18"/>
-                <w:szCs w:val="18"/>
-              </w:rPr>
-              <w:t xml:space="preserve">DRIVING QUESTION: Why do electrical devices in our homes sometimes receive less energy than expected, and how can we design circuits to deliver the right amount of electrical energy safely and efficiently?</w:t>
-            </w:r>
-          </w:p>
-          <w:p>
-            <w:pPr>
-              <w:spacing w:after="40" w:before="0"/>
-              <w:jc w:val="left"/>
-            </w:pPr>
-            <w:r>
-              <w:rPr>
-                <w:rFonts w:ascii="Arial" w:cs="Arial" w:eastAsia="Arial" w:hAnsi="Arial"/>
-                <w:b w:val="false"/>
-                <w:bCs w:val="false"/>
-                <w:i w:val="false"/>
-                <w:iCs w:val="false"/>
-                <w:color w:val="000000"/>
-                <w:sz w:val="18"/>
-                <w:szCs w:val="18"/>
-              </w:rPr>
-              <w:t xml:space="preserve"/>
-            </w:r>
-          </w:p>
-          <w:p>
-            <w:pPr>
-              <w:spacing w:after="40" w:before="0"/>
-              <w:jc w:val="left"/>
-            </w:pPr>
-            <w:r>
-              <w:rPr>
-                <w:rFonts w:ascii="Arial" w:cs="Arial" w:eastAsia="Arial" w:hAnsi="Arial"/>
-                <w:b w:val="false"/>
-                <w:bCs w:val="false"/>
-                <w:i w:val="false"/>
-                <w:iCs w:val="false"/>
-                <w:color w:val="000000"/>
-                <w:sz w:val="18"/>
-                <w:szCs w:val="18"/>
-              </w:rPr>
-              <w:t xml:space="preserve">KICD KEY INQUIRY QUESTIONS:</w:t>
-            </w:r>
-          </w:p>
-          <w:p>
-            <w:pPr>
-              <w:spacing w:after="40" w:before="0"/>
-              <w:jc w:val="left"/>
-            </w:pPr>
-            <w:r>
-              <w:rPr>
-                <w:rFonts w:ascii="Arial" w:cs="Arial" w:eastAsia="Arial" w:hAnsi="Arial"/>
-                <w:b w:val="false"/>
-                <w:bCs w:val="false"/>
-                <w:i w:val="false"/>
-                <w:iCs w:val="false"/>
-                <w:color w:val="000000"/>
-                <w:sz w:val="18"/>
-                <w:szCs w:val="18"/>
-              </w:rPr>
-              <w:t xml:space="preserve">1. What is the relationship between voltage, current, and resistance in an electric circuit?</w:t>
-            </w:r>
-          </w:p>
-          <w:p>
-            <w:pPr>
-              <w:spacing w:after="40" w:before="0"/>
-              <w:jc w:val="left"/>
-            </w:pPr>
-            <w:r>
-              <w:rPr>
-                <w:rFonts w:ascii="Arial" w:cs="Arial" w:eastAsia="Arial" w:hAnsi="Arial"/>
-                <w:b w:val="false"/>
-                <w:bCs w:val="false"/>
-                <w:i w:val="false"/>
-                <w:iCs w:val="false"/>
-                <w:color w:val="000000"/>
-                <w:sz w:val="18"/>
-                <w:szCs w:val="18"/>
-              </w:rPr>
-              <w:t xml:space="preserve">2. How is electrical energy consumed and managed safely in our homes and communities?</w:t>
-            </w:r>
-          </w:p>
-        </w:tc>
-      </w:tr>
-      <w:tr>
-        <w:tc>
-          <w:tcPr>
-            <w:tcW w:type="dxa" w:w="3000"/>
-            <w:shd w:fill="EAD1F5" w:color="auto" w:val="clear"/>
-            <w:tcMar>
-              <w:top w:type="dxa" w:w="60"/>
-              <w:left w:type="dxa" w:w="120"/>
-              <w:bottom w:type="dxa" w:w="60"/>
-              <w:right w:type="dxa" w:w="120"/>
-            </w:tcMar>
-            <w:vAlign w:val="top"/>
-          </w:tcPr>
-          <w:p>
-            <w:pPr>
-              <w:spacing w:after="40" w:before="0"/>
-              <w:jc w:val="left"/>
-            </w:pPr>
-            <w:r>
-              <w:rPr>
-                <w:rFonts w:ascii="Arial" w:cs="Arial" w:eastAsia="Arial" w:hAnsi="Arial"/>
-                <w:b/>
-                <w:bCs/>
-                <w:i w:val="false"/>
-                <w:iCs w:val="false"/>
-                <w:color w:val="000000"/>
-                <w:sz w:val="18"/>
-                <w:szCs w:val="18"/>
-              </w:rPr>
-              <w:t xml:space="preserve">Anchoring Phenomenon</w:t>
-            </w:r>
-          </w:p>
-        </w:tc>
-        <w:tc>
-          <w:tcPr>
-            <w:tcW w:type="dxa" w:w="10680"/>
-            <w:shd w:fill="FFFFFF" w:color="auto" w:val="clear"/>
-            <w:tcMar>
-              <w:top w:type="dxa" w:w="60"/>
-              <w:left w:type="dxa" w:w="120"/>
-              <w:bottom w:type="dxa" w:w="60"/>
-              <w:right w:type="dxa" w:w="120"/>
-            </w:tcMar>
-            <w:vAlign w:val="top"/>
-          </w:tcPr>
-          <w:p>
-            <w:pPr>
-              <w:spacing w:after="40" w:before="0"/>
-              <w:jc w:val="left"/>
-            </w:pPr>
-            <w:r>
-              <w:rPr>
-                <w:rFonts w:ascii="Arial" w:cs="Arial" w:eastAsia="Arial" w:hAnsi="Arial"/>
-                <w:b w:val="false"/>
-                <w:bCs w:val="false"/>
-                <w:i w:val="false"/>
-                <w:iCs w:val="false"/>
-                <w:color w:val="000000"/>
-                <w:sz w:val="18"/>
-                <w:szCs w:val="18"/>
-              </w:rPr>
-              <w:t xml:space="preserve">ANCHORING PHENOMENON — "The Flickering Lights of Huruma Estate":</w:t>
-            </w:r>
-          </w:p>
-          <w:p>
-            <w:pPr>
-              <w:spacing w:after="40" w:before="0"/>
-              <w:jc w:val="left"/>
-            </w:pPr>
-            <w:r>
-              <w:rPr>
-                <w:rFonts w:ascii="Arial" w:cs="Arial" w:eastAsia="Arial" w:hAnsi="Arial"/>
-                <w:b w:val="false"/>
-                <w:bCs w:val="false"/>
-                <w:i w:val="false"/>
-                <w:iCs w:val="false"/>
-                <w:color w:val="000000"/>
-                <w:sz w:val="18"/>
-                <w:szCs w:val="18"/>
-              </w:rPr>
-              <w:t xml:space="preserve"/>
-            </w:r>
-          </w:p>
-          <w:p>
-            <w:pPr>
-              <w:spacing w:after="40" w:before="0"/>
-              <w:jc w:val="left"/>
-            </w:pPr>
-            <w:r>
-              <w:rPr>
-                <w:rFonts w:ascii="Arial" w:cs="Arial" w:eastAsia="Arial" w:hAnsi="Arial"/>
-                <w:b w:val="false"/>
-                <w:bCs w:val="false"/>
-                <w:i w:val="false"/>
-                <w:iCs w:val="false"/>
-                <w:color w:val="000000"/>
-                <w:sz w:val="18"/>
-                <w:szCs w:val="18"/>
-              </w:rPr>
-              <w:t xml:space="preserve">During a power restoration after a Kenya Power load-shedding blackout in Huruma Estate, Nairobi, residents notice something puzzling: when electricity is first restored, the lights in the house glow very dimly and the electric kettle takes much longer than usual to boil water. A few minutes later, the lights brighten to their normal level and the kettle heats at its normal rate. At the same time, a neighbour using a bulb connected with a long, thin extension cord notices their bulb is always dimmer than one connected directly to the wall socket — even when power is fully restored.</w:t>
-            </w:r>
-          </w:p>
-          <w:p>
-            <w:pPr>
-              <w:spacing w:after="40" w:before="0"/>
-              <w:jc w:val="left"/>
-            </w:pPr>
-            <w:r>
-              <w:rPr>
-                <w:rFonts w:ascii="Arial" w:cs="Arial" w:eastAsia="Arial" w:hAnsi="Arial"/>
-                <w:b w:val="false"/>
-                <w:bCs w:val="false"/>
-                <w:i w:val="false"/>
-                <w:iCs w:val="false"/>
-                <w:color w:val="000000"/>
-                <w:sz w:val="18"/>
-                <w:szCs w:val="18"/>
-              </w:rPr>
-              <w:t xml:space="preserve"/>
-            </w:r>
-          </w:p>
-          <w:p>
-            <w:pPr>
-              <w:spacing w:after="40" w:before="0"/>
-              <w:jc w:val="left"/>
-            </w:pPr>
-            <w:r>
-              <w:rPr>
-                <w:rFonts w:ascii="Arial" w:cs="Arial" w:eastAsia="Arial" w:hAnsi="Arial"/>
-                <w:b w:val="false"/>
-                <w:bCs w:val="false"/>
-                <w:i w:val="false"/>
-                <w:iCs w:val="false"/>
-                <w:color w:val="000000"/>
-                <w:sz w:val="18"/>
-                <w:szCs w:val="18"/>
-              </w:rPr>
-              <w:t xml:space="preserve">Students are shown a short video clip of this scenario and asked: why do the lights glow dimly at first? Why does the kettle take longer to heat? Why does the bulb on the long thin extension cord always appear dimmer? The phenomenon is puzzling because students expect electricity to either work or not work — they do not yet have a model to explain why the same power source can deliver different brightness and heating rates under different conditions. This drives the entire unit's inquiry into current, voltage, resistance, internal resistance, circuit configuration, and electrical power.</w:t>
-            </w:r>
-          </w:p>
-        </w:tc>
-      </w:tr>
-      <w:tr>
-        <w:tc>
-          <w:tcPr>
-            <w:tcW w:type="dxa" w:w="3000"/>
-            <w:shd w:fill="D9EEF1" w:color="auto" w:val="clear"/>
-            <w:tcMar>
-              <w:top w:type="dxa" w:w="60"/>
-              <w:left w:type="dxa" w:w="120"/>
-              <w:bottom w:type="dxa" w:w="60"/>
-              <w:right w:type="dxa" w:w="120"/>
-            </w:tcMar>
-            <w:vAlign w:val="top"/>
-          </w:tcPr>
-          <w:p>
-            <w:pPr>
-              <w:spacing w:after="40" w:before="0"/>
-              <w:jc w:val="left"/>
-            </w:pPr>
-            <w:r>
-              <w:rPr>
-                <w:rFonts w:ascii="Arial" w:cs="Arial" w:eastAsia="Arial" w:hAnsi="Arial"/>
-                <w:b/>
-                <w:bCs/>
-                <w:i w:val="false"/>
-                <w:iCs w:val="false"/>
-                <w:color w:val="000000"/>
-                <w:sz w:val="18"/>
-                <w:szCs w:val="18"/>
-              </w:rPr>
-              <w:t xml:space="preserve">Storyline Thread</w:t>
-            </w:r>
-          </w:p>
-        </w:tc>
-        <w:tc>
-          <w:tcPr>
-            <w:tcW w:type="dxa" w:w="10680"/>
-            <w:shd w:fill="FFFFFF" w:color="auto" w:val="clear"/>
-            <w:tcMar>
-              <w:top w:type="dxa" w:w="60"/>
-              <w:left w:type="dxa" w:w="120"/>
-              <w:bottom w:type="dxa" w:w="60"/>
-              <w:right w:type="dxa" w:w="120"/>
-            </w:tcMar>
-            <w:vAlign w:val="top"/>
-          </w:tcPr>
-          <w:p>
-            <w:pPr>
-              <w:spacing w:after="40" w:before="0"/>
-              <w:jc w:val="left"/>
-            </w:pPr>
-            <w:r>
-              <w:rPr>
-                <w:rFonts w:ascii="Arial" w:cs="Arial" w:eastAsia="Arial" w:hAnsi="Arial"/>
-                <w:b w:val="false"/>
-                <w:bCs w:val="false"/>
-                <w:i w:val="false"/>
-                <w:iCs w:val="false"/>
-                <w:color w:val="000000"/>
-                <w:sz w:val="18"/>
-                <w:szCs w:val="18"/>
-              </w:rPr>
-              <w:t xml:space="preserve">Lesson 1 — Anchoring Phenomenon &amp; Predict Phase: Students observe the "Flickering Lights of Huruma Estate" video, record initial predictions about why brightness varies, and co-construct the initial Driving Question Board (DQB). Introduction to electric current as the flow of charge; definition of ampere and measurement using an ammeter.</w:t>
-            </w:r>
-          </w:p>
-          <w:p>
-            <w:pPr>
-              <w:spacing w:after="40" w:before="0"/>
-              <w:jc w:val="left"/>
-            </w:pPr>
-            <w:r>
-              <w:rPr>
-                <w:rFonts w:ascii="Arial" w:cs="Arial" w:eastAsia="Arial" w:hAnsi="Arial"/>
-                <w:b w:val="false"/>
-                <w:bCs w:val="false"/>
-                <w:i w:val="false"/>
-                <w:iCs w:val="false"/>
-                <w:color w:val="000000"/>
-                <w:sz w:val="18"/>
-                <w:szCs w:val="18"/>
-              </w:rPr>
-              <w:t xml:space="preserve"/>
-            </w:r>
-          </w:p>
-          <w:p>
-            <w:pPr>
-              <w:spacing w:after="40" w:before="0"/>
-              <w:jc w:val="left"/>
-            </w:pPr>
-            <w:r>
-              <w:rPr>
-                <w:rFonts w:ascii="Arial" w:cs="Arial" w:eastAsia="Arial" w:hAnsi="Arial"/>
-                <w:b w:val="false"/>
-                <w:bCs w:val="false"/>
-                <w:i w:val="false"/>
-                <w:iCs w:val="false"/>
-                <w:color w:val="000000"/>
-                <w:sz w:val="18"/>
-                <w:szCs w:val="18"/>
-              </w:rPr>
-              <w:t xml:space="preserve">Lesson 2 — EMF and Potential Difference: Students investigate the difference between electromotive force (EMF) and potential difference (terminal voltage) using dry cells and voltmeters. Connect back to anchoring phenomenon: why is the voltage at the socket lower than expected during power restoration?</w:t>
-            </w:r>
-          </w:p>
-          <w:p>
-            <w:pPr>
-              <w:spacing w:after="40" w:before="0"/>
-              <w:jc w:val="left"/>
-            </w:pPr>
-            <w:r>
-              <w:rPr>
-                <w:rFonts w:ascii="Arial" w:cs="Arial" w:eastAsia="Arial" w:hAnsi="Arial"/>
-                <w:b w:val="false"/>
-                <w:bCs w:val="false"/>
-                <w:i w:val="false"/>
-                <w:iCs w:val="false"/>
-                <w:color w:val="000000"/>
-                <w:sz w:val="18"/>
-                <w:szCs w:val="18"/>
-              </w:rPr>
-              <w:t xml:space="preserve"/>
-            </w:r>
-          </w:p>
-          <w:p>
-            <w:pPr>
-              <w:spacing w:after="40" w:before="0"/>
-              <w:jc w:val="left"/>
-            </w:pPr>
-            <w:r>
-              <w:rPr>
-                <w:rFonts w:ascii="Arial" w:cs="Arial" w:eastAsia="Arial" w:hAnsi="Arial"/>
-                <w:b w:val="false"/>
-                <w:bCs w:val="false"/>
-                <w:i w:val="false"/>
-                <w:iCs w:val="false"/>
-                <w:color w:val="000000"/>
-                <w:sz w:val="18"/>
-                <w:szCs w:val="18"/>
-              </w:rPr>
-              <w:t xml:space="preserve">Lesson 3 — Ohm's Law Investigation: Students design and carry out a controlled experiment using a nichrome wire, rheostat, ammeter, voltmeter, and battery to verify Ohm's Law. Plot V–I graphs and calculate resistance from gradient. Update DQB with the concept of resistance as the factor controlling current for a given voltage.</w:t>
-            </w:r>
-          </w:p>
-          <w:p>
-            <w:pPr>
-              <w:spacing w:after="40" w:before="0"/>
-              <w:jc w:val="left"/>
-            </w:pPr>
-            <w:r>
-              <w:rPr>
-                <w:rFonts w:ascii="Arial" w:cs="Arial" w:eastAsia="Arial" w:hAnsi="Arial"/>
-                <w:b w:val="false"/>
-                <w:bCs w:val="false"/>
-                <w:i w:val="false"/>
-                <w:iCs w:val="false"/>
-                <w:color w:val="000000"/>
-                <w:sz w:val="18"/>
-                <w:szCs w:val="18"/>
-              </w:rPr>
-              <w:t xml:space="preserve"/>
-            </w:r>
-          </w:p>
-          <w:p>
-            <w:pPr>
-              <w:spacing w:after="40" w:before="0"/>
-              <w:jc w:val="left"/>
-            </w:pPr>
-            <w:r>
-              <w:rPr>
-                <w:rFonts w:ascii="Arial" w:cs="Arial" w:eastAsia="Arial" w:hAnsi="Arial"/>
-                <w:b w:val="false"/>
-                <w:bCs w:val="false"/>
-                <w:i w:val="false"/>
-                <w:iCs w:val="false"/>
-                <w:color w:val="000000"/>
-                <w:sz w:val="18"/>
-                <w:szCs w:val="18"/>
-              </w:rPr>
-              <w:t xml:space="preserve">Lesson 4 — Resistance and Resistivity: Students investigate factors affecting resistance (length, cross-sectional area, material) using wires of different gauges — connecting to the "hot extension cord" supporting phenomenon. Derive and apply the resistivity formula ρ = RA/L. Link thicker vs. thinner cables in Kenyan home wiring to resistivity.</w:t>
-            </w:r>
-          </w:p>
-          <w:p>
-            <w:pPr>
-              <w:spacing w:after="40" w:before="0"/>
-              <w:jc w:val="left"/>
-            </w:pPr>
-            <w:r>
-              <w:rPr>
-                <w:rFonts w:ascii="Arial" w:cs="Arial" w:eastAsia="Arial" w:hAnsi="Arial"/>
-                <w:b w:val="false"/>
-                <w:bCs w:val="false"/>
-                <w:i w:val="false"/>
-                <w:iCs w:val="false"/>
-                <w:color w:val="000000"/>
-                <w:sz w:val="18"/>
-                <w:szCs w:val="18"/>
-              </w:rPr>
-              <w:t xml:space="preserve"/>
-            </w:r>
-          </w:p>
-          <w:p>
-            <w:pPr>
-              <w:spacing w:after="40" w:before="0"/>
-              <w:jc w:val="left"/>
-            </w:pPr>
-            <w:r>
-              <w:rPr>
-                <w:rFonts w:ascii="Arial" w:cs="Arial" w:eastAsia="Arial" w:hAnsi="Arial"/>
-                <w:b w:val="false"/>
-                <w:bCs w:val="false"/>
-                <w:i w:val="false"/>
-                <w:iCs w:val="false"/>
-                <w:color w:val="000000"/>
-                <w:sz w:val="18"/>
-                <w:szCs w:val="18"/>
-              </w:rPr>
-              <w:t xml:space="preserve">Lesson 5 — Series Circuits: Students build series circuits with multiple bulbs, measure current and voltage at multiple points, and derive rules for series circuits (same current, voltages add, resistances add). Revisit Christmas lights supporting phenomenon; explain why bulbs dim when more are added in series.</w:t>
-            </w:r>
-          </w:p>
-          <w:p>
-            <w:pPr>
-              <w:spacing w:after="40" w:before="0"/>
-              <w:jc w:val="left"/>
-            </w:pPr>
-            <w:r>
-              <w:rPr>
-                <w:rFonts w:ascii="Arial" w:cs="Arial" w:eastAsia="Arial" w:hAnsi="Arial"/>
-                <w:b w:val="false"/>
-                <w:bCs w:val="false"/>
-                <w:i w:val="false"/>
-                <w:iCs w:val="false"/>
-                <w:color w:val="000000"/>
-                <w:sz w:val="18"/>
-                <w:szCs w:val="18"/>
-              </w:rPr>
-              <w:t xml:space="preserve"/>
-            </w:r>
-          </w:p>
-          <w:p>
-            <w:pPr>
-              <w:spacing w:after="40" w:before="0"/>
-              <w:jc w:val="left"/>
-            </w:pPr>
-            <w:r>
-              <w:rPr>
-                <w:rFonts w:ascii="Arial" w:cs="Arial" w:eastAsia="Arial" w:hAnsi="Arial"/>
-                <w:b w:val="false"/>
-                <w:bCs w:val="false"/>
-                <w:i w:val="false"/>
-                <w:iCs w:val="false"/>
-                <w:color w:val="000000"/>
-                <w:sz w:val="18"/>
-                <w:szCs w:val="18"/>
-              </w:rPr>
-              <w:t xml:space="preserve">Lesson 6 — Parallel Circuits: Students build parallel circuits, measure current and voltage at multiple points, and derive rules for parallel circuits (voltage same, currents add, equivalent resistance decreases). Connect to Kenyan home wiring: explain why all appliances operate at 240 V independently and why adding appliances increases total current drawn.</w:t>
-            </w:r>
-          </w:p>
-          <w:p>
-            <w:pPr>
-              <w:spacing w:after="40" w:before="0"/>
-              <w:jc w:val="left"/>
-            </w:pPr>
-            <w:r>
-              <w:rPr>
-                <w:rFonts w:ascii="Arial" w:cs="Arial" w:eastAsia="Arial" w:hAnsi="Arial"/>
-                <w:b w:val="false"/>
-                <w:bCs w:val="false"/>
-                <w:i w:val="false"/>
-                <w:iCs w:val="false"/>
-                <w:color w:val="000000"/>
-                <w:sz w:val="18"/>
-                <w:szCs w:val="18"/>
-              </w:rPr>
-              <w:t xml:space="preserve"/>
-            </w:r>
-          </w:p>
-          <w:p>
-            <w:pPr>
-              <w:spacing w:after="40" w:before="0"/>
-              <w:jc w:val="left"/>
-            </w:pPr>
-            <w:r>
-              <w:rPr>
-                <w:rFonts w:ascii="Arial" w:cs="Arial" w:eastAsia="Arial" w:hAnsi="Arial"/>
-                <w:b w:val="false"/>
-                <w:bCs w:val="false"/>
-                <w:i w:val="false"/>
-                <w:iCs w:val="false"/>
-                <w:color w:val="000000"/>
-                <w:sz w:val="18"/>
-                <w:szCs w:val="18"/>
-              </w:rPr>
-              <w:t xml:space="preserve">Lesson 7 — Series-Parallel Combination Circuits: Students analyse combination circuits through worked examples and problem-solving tasks set in Kenyan household and school contexts. Apply equivalent resistance methods step-by-step. Update circuit model on DQB to include both circuit types.</w:t>
-            </w:r>
-          </w:p>
-          <w:p>
-            <w:pPr>
-              <w:spacing w:after="40" w:before="0"/>
-              <w:jc w:val="left"/>
-            </w:pPr>
-            <w:r>
-              <w:rPr>
-                <w:rFonts w:ascii="Arial" w:cs="Arial" w:eastAsia="Arial" w:hAnsi="Arial"/>
-                <w:b w:val="false"/>
-                <w:bCs w:val="false"/>
-                <w:i w:val="false"/>
-                <w:iCs w:val="false"/>
-                <w:color w:val="000000"/>
-                <w:sz w:val="18"/>
-                <w:szCs w:val="18"/>
-              </w:rPr>
-              <w:t xml:space="preserve"/>
-            </w:r>
-          </w:p>
-          <w:p>
-            <w:pPr>
-              <w:spacing w:after="40" w:before="0"/>
-              <w:jc w:val="left"/>
-            </w:pPr>
-            <w:r>
-              <w:rPr>
-                <w:rFonts w:ascii="Arial" w:cs="Arial" w:eastAsia="Arial" w:hAnsi="Arial"/>
-                <w:b w:val="false"/>
-                <w:bCs w:val="false"/>
-                <w:i w:val="false"/>
-                <w:iCs w:val="false"/>
-                <w:color w:val="000000"/>
-                <w:sz w:val="18"/>
-                <w:szCs w:val="18"/>
-              </w:rPr>
-              <w:t xml:space="preserve">Lesson 8 — Internal Resistance and EMF: Students investigate internal resistance using a battery, rheostat, voltmeter, and ammeter; plot terminal voltage vs. current graphs; derive V = E − Ir. Connect to "The Weakening Torch" and "Flickering Lights" phenomena — explain why terminal voltage drops under high current demand during power restoration surge.</w:t>
-            </w:r>
-          </w:p>
-          <w:p>
-            <w:pPr>
-              <w:spacing w:after="40" w:before="0"/>
-              <w:jc w:val="left"/>
-            </w:pPr>
-            <w:r>
-              <w:rPr>
-                <w:rFonts w:ascii="Arial" w:cs="Arial" w:eastAsia="Arial" w:hAnsi="Arial"/>
-                <w:b w:val="false"/>
-                <w:bCs w:val="false"/>
-                <w:i w:val="false"/>
-                <w:iCs w:val="false"/>
-                <w:color w:val="000000"/>
-                <w:sz w:val="18"/>
-                <w:szCs w:val="18"/>
-              </w:rPr>
-              <w:t xml:space="preserve"/>
-            </w:r>
-          </w:p>
-          <w:p>
-            <w:pPr>
-              <w:spacing w:after="40" w:before="0"/>
-              <w:jc w:val="left"/>
-            </w:pPr>
-            <w:r>
-              <w:rPr>
-                <w:rFonts w:ascii="Arial" w:cs="Arial" w:eastAsia="Arial" w:hAnsi="Arial"/>
-                <w:b w:val="false"/>
-                <w:bCs w:val="false"/>
-                <w:i w:val="false"/>
-                <w:iCs w:val="false"/>
-                <w:color w:val="000000"/>
-                <w:sz w:val="18"/>
-                <w:szCs w:val="18"/>
-              </w:rPr>
-              <w:t xml:space="preserve">Lesson 9 — Electrical Power: Students derive and apply power formulae P = IV = I²R = V²/R using data from previous experiments. Calculate the power rating of common Kenyan household devices (electric jiko, immersion heater, phone charger). Relate power dissipation to heating in wires — revisit "hot extension cord" phenomenon.</w:t>
-            </w:r>
-          </w:p>
-          <w:p>
-            <w:pPr>
-              <w:spacing w:after="40" w:before="0"/>
-              <w:jc w:val="left"/>
-            </w:pPr>
-            <w:r>
-              <w:rPr>
-                <w:rFonts w:ascii="Arial" w:cs="Arial" w:eastAsia="Arial" w:hAnsi="Arial"/>
-                <w:b w:val="false"/>
-                <w:bCs w:val="false"/>
-                <w:i w:val="false"/>
-                <w:iCs w:val="false"/>
-                <w:color w:val="000000"/>
-                <w:sz w:val="18"/>
-                <w:szCs w:val="18"/>
-              </w:rPr>
-              <w:t xml:space="preserve"/>
-            </w:r>
-          </w:p>
-          <w:p>
-            <w:pPr>
-              <w:spacing w:after="40" w:before="0"/>
-              <w:jc w:val="left"/>
-            </w:pPr>
-            <w:r>
-              <w:rPr>
-                <w:rFonts w:ascii="Arial" w:cs="Arial" w:eastAsia="Arial" w:hAnsi="Arial"/>
-                <w:b w:val="false"/>
-                <w:bCs w:val="false"/>
-                <w:i w:val="false"/>
-                <w:iCs w:val="false"/>
-                <w:color w:val="000000"/>
-                <w:sz w:val="18"/>
-                <w:szCs w:val="18"/>
-              </w:rPr>
-              <w:t xml:space="preserve">Lesson 10 — Electrical Energy and Kenya Power Billing: Students calculate electrical energy consumption (E = Pt) and convert to kilowatt-hours. Analyse a sample Kenya Power electricity bill, calculating the cost of running specific household appliances. Discuss energy conservation strategies relevant to low-income Kenyan households.</w:t>
-            </w:r>
-          </w:p>
-          <w:p>
-            <w:pPr>
-              <w:spacing w:after="40" w:before="0"/>
-              <w:jc w:val="left"/>
-            </w:pPr>
-            <w:r>
-              <w:rPr>
-                <w:rFonts w:ascii="Arial" w:cs="Arial" w:eastAsia="Arial" w:hAnsi="Arial"/>
-                <w:b w:val="false"/>
-                <w:bCs w:val="false"/>
-                <w:i w:val="false"/>
-                <w:iCs w:val="false"/>
-                <w:color w:val="000000"/>
-                <w:sz w:val="18"/>
-                <w:szCs w:val="18"/>
-              </w:rPr>
-              <w:t xml:space="preserve"/>
-            </w:r>
-          </w:p>
-          <w:p>
-            <w:pPr>
-              <w:spacing w:after="40" w:before="0"/>
-              <w:jc w:val="left"/>
-            </w:pPr>
-            <w:r>
-              <w:rPr>
-                <w:rFonts w:ascii="Arial" w:cs="Arial" w:eastAsia="Arial" w:hAnsi="Arial"/>
-                <w:b w:val="false"/>
-                <w:bCs w:val="false"/>
-                <w:i w:val="false"/>
-                <w:iCs w:val="false"/>
-                <w:color w:val="000000"/>
-                <w:sz w:val="18"/>
-                <w:szCs w:val="18"/>
-              </w:rPr>
-              <w:t xml:space="preserve">Lesson 11 — Heating Effect of Electric Current &amp; Electrical Safety: Students investigate the heating effect of current and evaluate applications (electric cooker, immersion heater, toaster). Study electrical safety: fuses, circuit breakers, earthing, and safe practices. Analyse causes of electrical fires in Kenyan homes; design safety recommendations. Connect fuse-blowing supporting phenomenon to calculated current limits.</w:t>
-            </w:r>
-          </w:p>
-          <w:p>
-            <w:pPr>
-              <w:spacing w:after="40" w:before="0"/>
-              <w:jc w:val="left"/>
-            </w:pPr>
-            <w:r>
-              <w:rPr>
-                <w:rFonts w:ascii="Arial" w:cs="Arial" w:eastAsia="Arial" w:hAnsi="Arial"/>
-                <w:b w:val="false"/>
-                <w:bCs w:val="false"/>
-                <w:i w:val="false"/>
-                <w:iCs w:val="false"/>
-                <w:color w:val="000000"/>
-                <w:sz w:val="18"/>
-                <w:szCs w:val="18"/>
-              </w:rPr>
-              <w:t xml:space="preserve"/>
-            </w:r>
-          </w:p>
-          <w:p>
-            <w:pPr>
-              <w:spacing w:after="40" w:before="0"/>
-              <w:jc w:val="left"/>
-            </w:pPr>
-            <w:r>
-              <w:rPr>
-                <w:rFonts w:ascii="Arial" w:cs="Arial" w:eastAsia="Arial" w:hAnsi="Arial"/>
-                <w:b w:val="false"/>
-                <w:bCs w:val="false"/>
-                <w:i w:val="false"/>
-                <w:iCs w:val="false"/>
-                <w:color w:val="000000"/>
-                <w:sz w:val="18"/>
-                <w:szCs w:val="18"/>
-              </w:rPr>
-              <w:t xml:space="preserve">Lesson 12 — Model Building, DQB Resolution &amp; Assessment: Students revise their cumulative circuit models incorporating all concepts (Ohm's Law, resistivity, series/parallel rules, internal resistance, power, energy, safety). Present final explanations for all anchoring and supporting phenomena. Complete a summative performance task: design a safe, efficient wiring plan for a model Kenyan household with a given appliance list and Kenya Power budget.</w:t>
-            </w:r>
-          </w:p>
-        </w:tc>
-      </w:tr>
-      <w:tr>
-        <w:tc>
-          <w:tcPr>
-            <w:tcW w:type="dxa" w:w="3000"/>
-            <w:shd w:fill="EAD1F5" w:color="auto" w:val="clear"/>
-            <w:tcMar>
-              <w:top w:type="dxa" w:w="60"/>
-              <w:left w:type="dxa" w:w="120"/>
-              <w:bottom w:type="dxa" w:w="60"/>
-              <w:right w:type="dxa" w:w="120"/>
-            </w:tcMar>
-            <w:vAlign w:val="top"/>
-          </w:tcPr>
-          <w:p>
-            <w:pPr>
-              <w:spacing w:after="40" w:before="0"/>
-              <w:jc w:val="left"/>
-            </w:pPr>
-            <w:r>
-              <w:rPr>
-                <w:rFonts w:ascii="Arial" w:cs="Arial" w:eastAsia="Arial" w:hAnsi="Arial"/>
-                <w:b/>
-                <w:bCs/>
-                <w:i w:val="false"/>
-                <w:iCs w:val="false"/>
-                <w:color w:val="000000"/>
-                <w:sz w:val="18"/>
-                <w:szCs w:val="18"/>
-              </w:rPr>
-              <w:t xml:space="preserve">Supporting Phenomena</w:t>
-            </w:r>
-          </w:p>
-        </w:tc>
-        <w:tc>
-          <w:tcPr>
-            <w:tcW w:type="dxa" w:w="10680"/>
-            <w:shd w:fill="FFFFFF" w:color="auto" w:val="clear"/>
-            <w:tcMar>
-              <w:top w:type="dxa" w:w="60"/>
-              <w:left w:type="dxa" w:w="120"/>
-              <w:bottom w:type="dxa" w:w="60"/>
-              <w:right w:type="dxa" w:w="120"/>
-            </w:tcMar>
-            <w:vAlign w:val="top"/>
-          </w:tcPr>
-          <w:p>
-            <w:pPr>
-              <w:spacing w:after="30" w:before="0"/>
-              <w:ind w:left="360" w:hanging="180"/>
-              <w:jc w:val="left"/>
-            </w:pPr>
-            <w:r>
-              <w:rPr>
-                <w:rFonts w:ascii="Arial" w:cs="Arial" w:eastAsia="Arial" w:hAnsi="Arial"/>
-                <w:b w:val="false"/>
-                <w:bCs w:val="false"/>
-                <w:i w:val="false"/>
-                <w:iCs w:val="false"/>
-                <w:color w:val="000000"/>
-                <w:sz w:val="18"/>
-                <w:szCs w:val="18"/>
-              </w:rPr>
-              <w:t xml:space="preserve">–  Supporting Phenomenon 1 — "The Dimmer Bulb in the Series Christmas Lights": a string of decorative lights sold at Nairobi's Gikomba market is wired in series; when one bulb is removed or blows, all others go out, and when multiple bulbs are added the remaining ones all dim — puzzling students about how adding more devices reduces brightness.</w:t>
-            </w:r>
-          </w:p>
-          <w:p>
-            <w:pPr>
-              <w:spacing w:after="30" w:before="0"/>
-              <w:ind w:left="360" w:hanging="180"/>
-              <w:jc w:val="left"/>
-            </w:pPr>
-            <w:r>
-              <w:rPr>
-                <w:rFonts w:ascii="Arial" w:cs="Arial" w:eastAsia="Arial" w:hAnsi="Arial"/>
-                <w:b w:val="false"/>
-                <w:bCs w:val="false"/>
-                <w:i w:val="false"/>
-                <w:iCs w:val="false"/>
-                <w:color w:val="000000"/>
-                <w:sz w:val="18"/>
-                <w:szCs w:val="18"/>
-              </w:rPr>
-              <w:t xml:space="preserve">–  Supporting Phenomenon 2 — "Why Does the Fuse Blow When We Plug In Too Many Devices?": in a Mombasa household, plugging a 2,000 W electric iron, a microwave, and a water pump into the same extension board trips the circuit breaker; students investigate why adding more devices in parallel eventually causes the fuse to blow.</w:t>
-            </w:r>
-          </w:p>
-          <w:p>
-            <w:pPr>
-              <w:spacing w:after="30" w:before="0"/>
-              <w:ind w:left="360" w:hanging="180"/>
-              <w:jc w:val="left"/>
-            </w:pPr>
-            <w:r>
-              <w:rPr>
-                <w:rFonts w:ascii="Arial" w:cs="Arial" w:eastAsia="Arial" w:hAnsi="Arial"/>
-                <w:b w:val="false"/>
-                <w:bCs w:val="false"/>
-                <w:i w:val="false"/>
-                <w:iCs w:val="false"/>
-                <w:color w:val="000000"/>
-                <w:sz w:val="18"/>
-                <w:szCs w:val="18"/>
-              </w:rPr>
-              <w:t xml:space="preserve">–  Supporting Phenomenon 3 — "The Hot Extension Cord": after a long cooking session in a Kisumu home, the thin extension cord connecting the electric cooker feels very warm to the touch, while the thicker main cable from the wall socket remains cool — students investigate why the same current produces different heating in different conductors.</w:t>
-            </w:r>
-          </w:p>
-          <w:p>
-            <w:pPr>
-              <w:spacing w:after="30" w:before="0"/>
-              <w:ind w:left="360" w:hanging="180"/>
-              <w:jc w:val="left"/>
-            </w:pPr>
-            <w:r>
-              <w:rPr>
-                <w:rFonts w:ascii="Arial" w:cs="Arial" w:eastAsia="Arial" w:hAnsi="Arial"/>
-                <w:b w:val="false"/>
-                <w:bCs w:val="false"/>
-                <w:i w:val="false"/>
-                <w:iCs w:val="false"/>
-                <w:color w:val="000000"/>
-                <w:sz w:val="18"/>
-                <w:szCs w:val="18"/>
-              </w:rPr>
-              <w:t xml:space="preserve">–  Supporting Phenomenon 4 — "The Weakening Torch": a torch (mkebe) used by a watchman in Rift Valley runs brightly at the start of the night but grows progressively dimmer by morning even though the bulb and wiring are undamaged — students connect this to internal resistance increasing as the battery discharges, linking EMF, terminal voltage, and internal resistance.</w:t>
-            </w:r>
-          </w:p>
-        </w:tc>
-      </w:tr>
-    </w:tbl>
-    <w:p>
-      <w:pPr>
-        <w:spacing w:after="120"/>
-      </w:pPr>
-      <w:r>
-        <w:t xml:space="preserve"/>
       </w:r>
     </w:p>
     <w:p>
@@ -3762,7 +3762,7 @@
             <w:pPr>
               <w:spacing w:after="20" w:before="0"/>
             </w:pPr>
-            <w:hyperlink w:history="1" r:id="rIdprl4fgi2egj1fvektdilo">
+            <w:hyperlink w:history="1" r:id="rIdylsaznh_5s-xer2taeelt">
               <w:r>
                 <w:rPr>
                   <w:rFonts w:ascii="Arial" w:cs="Arial" w:eastAsia="Arial" w:hAnsi="Arial"/>
@@ -3795,7 +3795,7 @@
               <w:spacing w:after="10" w:before="0"/>
               <w:ind w:left="120"/>
             </w:pPr>
-            <w:hyperlink w:history="1" r:id="rIdj7xgwn8ohy9ovrz43khaz">
+            <w:hyperlink w:history="1" r:id="rIdiorguw_vti56y9zc9e-ih">
               <w:r>
                 <w:rPr>
                   <w:rFonts w:ascii="Arial" w:cs="Arial" w:eastAsia="Arial" w:hAnsi="Arial"/>
@@ -3840,7 +3840,7 @@
             <w:pPr>
               <w:spacing w:after="20" w:before="0"/>
             </w:pPr>
-            <w:hyperlink w:history="1" r:id="rIda6sit_t8vkoeiiqnyvyvr">
+            <w:hyperlink w:history="1" r:id="rId_advhrqsgtpdekddweh3v">
               <w:r>
                 <w:rPr>
                   <w:rFonts w:ascii="Arial" w:cs="Arial" w:eastAsia="Arial" w:hAnsi="Arial"/>
@@ -3873,7 +3873,7 @@
               <w:spacing w:after="10" w:before="0"/>
               <w:ind w:left="120"/>
             </w:pPr>
-            <w:hyperlink w:history="1" r:id="rIdayd4zmh5gxb5u76lv4vgb">
+            <w:hyperlink w:history="1" r:id="rIddu370lxywomsa93lzsjih">
               <w:r>
                 <w:rPr>
                   <w:rFonts w:ascii="Arial" w:cs="Arial" w:eastAsia="Arial" w:hAnsi="Arial"/>
@@ -4068,7 +4068,7 @@
             <w:pPr>
               <w:spacing w:after="20" w:before="0"/>
             </w:pPr>
-            <w:hyperlink w:history="1" r:id="rIdcqddnmoisgybezfqm8m8t">
+            <w:hyperlink w:history="1" r:id="rIdsnxnl_tickzt2fx2u1bod">
               <w:r>
                 <w:rPr>
                   <w:rFonts w:ascii="Arial" w:cs="Arial" w:eastAsia="Arial" w:hAnsi="Arial"/>
@@ -4101,7 +4101,7 @@
               <w:spacing w:after="10" w:before="0"/>
               <w:ind w:left="120"/>
             </w:pPr>
-            <w:hyperlink w:history="1" r:id="rIdu-egden0lbgky451h6rag">
+            <w:hyperlink w:history="1" r:id="rIdfgt7s1jrgbhvpwll7ddn3">
               <w:r>
                 <w:rPr>
                   <w:rFonts w:ascii="Arial" w:cs="Arial" w:eastAsia="Arial" w:hAnsi="Arial"/>
@@ -4146,7 +4146,7 @@
             <w:pPr>
               <w:spacing w:after="20" w:before="0"/>
             </w:pPr>
-            <w:hyperlink w:history="1" r:id="rIdpkay321mobukrm1okq5y9">
+            <w:hyperlink w:history="1" r:id="rIdex9q2dhgfov6es0cnperh">
               <w:r>
                 <w:rPr>
                   <w:rFonts w:ascii="Arial" w:cs="Arial" w:eastAsia="Arial" w:hAnsi="Arial"/>
@@ -4179,7 +4179,7 @@
               <w:spacing w:after="10" w:before="0"/>
               <w:ind w:left="120"/>
             </w:pPr>
-            <w:hyperlink w:history="1" r:id="rIdqxz2wt-nnhym4yjmglmsu">
+            <w:hyperlink w:history="1" r:id="rIdzmp3i-diharvqp-9lwovj">
               <w:r>
                 <w:rPr>
                   <w:rFonts w:ascii="Arial" w:cs="Arial" w:eastAsia="Arial" w:hAnsi="Arial"/>
@@ -4374,7 +4374,7 @@
             <w:pPr>
               <w:spacing w:after="20" w:before="0"/>
             </w:pPr>
-            <w:hyperlink w:history="1" r:id="rIdz-txcmtg3m0reottdwipm">
+            <w:hyperlink w:history="1" r:id="rIdj2gtj2-59grxqwc0iobdw">
               <w:r>
                 <w:rPr>
                   <w:rFonts w:ascii="Arial" w:cs="Arial" w:eastAsia="Arial" w:hAnsi="Arial"/>
@@ -4407,7 +4407,7 @@
               <w:spacing w:after="10" w:before="0"/>
               <w:ind w:left="120"/>
             </w:pPr>
-            <w:hyperlink w:history="1" r:id="rIdhqiv_ande5gw_ypb6u6ia">
+            <w:hyperlink w:history="1" r:id="rIdfyj0281q-3ar40tj6deod">
               <w:r>
                 <w:rPr>
                   <w:rFonts w:ascii="Arial" w:cs="Arial" w:eastAsia="Arial" w:hAnsi="Arial"/>
@@ -4452,7 +4452,7 @@
             <w:pPr>
               <w:spacing w:after="20" w:before="0"/>
             </w:pPr>
-            <w:hyperlink w:history="1" r:id="rIdpfdtkln0uvwlc2pudvnxu">
+            <w:hyperlink w:history="1" r:id="rIdmeyfc7ana8vzmnev_8zoa">
               <w:r>
                 <w:rPr>
                   <w:rFonts w:ascii="Arial" w:cs="Arial" w:eastAsia="Arial" w:hAnsi="Arial"/>
@@ -4485,7 +4485,7 @@
               <w:spacing w:after="10" w:before="0"/>
               <w:ind w:left="120"/>
             </w:pPr>
-            <w:hyperlink w:history="1" r:id="rIdbqra-lsprxsxzaign4cmr">
+            <w:hyperlink w:history="1" r:id="rIdrokf9efrrh6atqy-kcsy4">
               <w:r>
                 <w:rPr>
                   <w:rFonts w:ascii="Arial" w:cs="Arial" w:eastAsia="Arial" w:hAnsi="Arial"/>
@@ -4680,7 +4680,7 @@
             <w:pPr>
               <w:spacing w:after="20" w:before="0"/>
             </w:pPr>
-            <w:hyperlink w:history="1" r:id="rIdndqmfexihmir3f_wrma4r">
+            <w:hyperlink w:history="1" r:id="rIdkxviw5i8xu7iwv_e2hlnw">
               <w:r>
                 <w:rPr>
                   <w:rFonts w:ascii="Arial" w:cs="Arial" w:eastAsia="Arial" w:hAnsi="Arial"/>
@@ -4713,7 +4713,7 @@
               <w:spacing w:after="10" w:before="0"/>
               <w:ind w:left="120"/>
             </w:pPr>
-            <w:hyperlink w:history="1" r:id="rIdhdemxedg-_enhgkbiduq1">
+            <w:hyperlink w:history="1" r:id="rIdiskwwebglrwno1qnwba3n">
               <w:r>
                 <w:rPr>
                   <w:rFonts w:ascii="Arial" w:cs="Arial" w:eastAsia="Arial" w:hAnsi="Arial"/>
@@ -4758,7 +4758,7 @@
             <w:pPr>
               <w:spacing w:after="20" w:before="0"/>
             </w:pPr>
-            <w:hyperlink w:history="1" r:id="rIdbsm7jtgz1belg21h2gs1r">
+            <w:hyperlink w:history="1" r:id="rIds_vvkeqpmsesk0qbnhje_">
               <w:r>
                 <w:rPr>
                   <w:rFonts w:ascii="Arial" w:cs="Arial" w:eastAsia="Arial" w:hAnsi="Arial"/>
@@ -4791,7 +4791,7 @@
               <w:spacing w:after="10" w:before="0"/>
               <w:ind w:left="120"/>
             </w:pPr>
-            <w:hyperlink w:history="1" r:id="rIdvcsb323aw3w9fmizdey7b">
+            <w:hyperlink w:history="1" r:id="rId_4jqoj8hr7jspyovdevb8">
               <w:r>
                 <w:rPr>
                   <w:rFonts w:ascii="Arial" w:cs="Arial" w:eastAsia="Arial" w:hAnsi="Arial"/>
@@ -4986,7 +4986,7 @@
             <w:pPr>
               <w:spacing w:after="20" w:before="0"/>
             </w:pPr>
-            <w:hyperlink w:history="1" r:id="rIdtenfkfk3mdmfaxckcbk1z">
+            <w:hyperlink w:history="1" r:id="rIdmrgassd0wz8c1fvrc0xoo">
               <w:r>
                 <w:rPr>
                   <w:rFonts w:ascii="Arial" w:cs="Arial" w:eastAsia="Arial" w:hAnsi="Arial"/>
@@ -5019,7 +5019,7 @@
               <w:spacing w:after="10" w:before="0"/>
               <w:ind w:left="120"/>
             </w:pPr>
-            <w:hyperlink w:history="1" r:id="rIdcjqkpbfgkbwumpnbijuna">
+            <w:hyperlink w:history="1" r:id="rIdl9er3ty_8glgz84qx50ao">
               <w:r>
                 <w:rPr>
                   <w:rFonts w:ascii="Arial" w:cs="Arial" w:eastAsia="Arial" w:hAnsi="Arial"/>
@@ -5064,7 +5064,7 @@
             <w:pPr>
               <w:spacing w:after="20" w:before="0"/>
             </w:pPr>
-            <w:hyperlink w:history="1" r:id="rIdcbq23b2w7wtxyb1b5xok8">
+            <w:hyperlink w:history="1" r:id="rIdchk2jehppwb8rrjlxkbm2">
               <w:r>
                 <w:rPr>
                   <w:rFonts w:ascii="Arial" w:cs="Arial" w:eastAsia="Arial" w:hAnsi="Arial"/>
@@ -5097,7 +5097,7 @@
               <w:spacing w:after="10" w:before="0"/>
               <w:ind w:left="120"/>
             </w:pPr>
-            <w:hyperlink w:history="1" r:id="rIdgviexxxbtn9xb0lgsvkf1">
+            <w:hyperlink w:history="1" r:id="rIdr2inbetdbu1bsvy1upins">
               <w:r>
                 <w:rPr>
                   <w:rFonts w:ascii="Arial" w:cs="Arial" w:eastAsia="Arial" w:hAnsi="Arial"/>
@@ -5609,7 +5609,7 @@
         </w:rPr>
         <w:t xml:space="preserve">© 2026 SeaVuria and ARES. Aligned with KICD objectives. Developed by SeaVuria; technical implementation by ARES (with AI assistance from Claude). Licensed under </w:t>
       </w:r>
-      <w:hyperlink w:history="1" r:id="rIdmxlsnfhpevvo9xkknxctq">
+      <w:hyperlink w:history="1" r:id="rIdzl37wy6nmtzrrwz_x16jy">
         <w:r>
           <w:rPr>
             <w:rFonts w:ascii="Arial" w:cs="Arial" w:eastAsia="Arial" w:hAnsi="Arial"/>
@@ -5630,7 +5630,7 @@
         </w:rPr>
         <w:t xml:space="preserve"> (</w:t>
       </w:r>
-      <w:hyperlink w:history="1" r:id="rId8lgqhelstfx4aw5xrttm8">
+      <w:hyperlink w:history="1" r:id="rIdeupny7zoqdckxu858rgaz">
         <w:r>
           <w:rPr>
             <w:rFonts w:ascii="Arial" w:cs="Arial" w:eastAsia="Arial" w:hAnsi="Arial"/>
@@ -6643,7 +6643,7 @@
             <w:pPr>
               <w:spacing w:after="20" w:before="0"/>
             </w:pPr>
-            <w:hyperlink w:history="1" r:id="rIdhmpr0zbdruqmevuf78szq">
+            <w:hyperlink w:history="1" r:id="rIduiekcmt1rhse3p2ewvslg">
               <w:r>
                 <w:rPr>
                   <w:rFonts w:ascii="Arial" w:cs="Arial" w:eastAsia="Arial" w:hAnsi="Arial"/>
@@ -6676,7 +6676,7 @@
               <w:spacing w:after="10" w:before="0"/>
               <w:ind w:left="120"/>
             </w:pPr>
-            <w:hyperlink w:history="1" r:id="rIdgggnxiliqxxzr9yrf5byz">
+            <w:hyperlink w:history="1" r:id="rIdrqmt6tobhit1sicgffr9l">
               <w:r>
                 <w:rPr>
                   <w:rFonts w:ascii="Arial" w:cs="Arial" w:eastAsia="Arial" w:hAnsi="Arial"/>
@@ -6721,7 +6721,7 @@
             <w:pPr>
               <w:spacing w:after="20" w:before="0"/>
             </w:pPr>
-            <w:hyperlink w:history="1" r:id="rIdkdm7ihzhkc2xkooujgabr">
+            <w:hyperlink w:history="1" r:id="rId7hzf17haennxdkc26i9nk">
               <w:r>
                 <w:rPr>
                   <w:rFonts w:ascii="Arial" w:cs="Arial" w:eastAsia="Arial" w:hAnsi="Arial"/>
@@ -6754,7 +6754,7 @@
               <w:spacing w:after="10" w:before="0"/>
               <w:ind w:left="120"/>
             </w:pPr>
-            <w:hyperlink w:history="1" r:id="rIdi-oxo0z3ahwxv9df0fkx8">
+            <w:hyperlink w:history="1" r:id="rIdm6fgdsjlzjz1dotsfsl1e">
               <w:r>
                 <w:rPr>
                   <w:rFonts w:ascii="Arial" w:cs="Arial" w:eastAsia="Arial" w:hAnsi="Arial"/>
@@ -6949,7 +6949,7 @@
             <w:pPr>
               <w:spacing w:after="20" w:before="0"/>
             </w:pPr>
-            <w:hyperlink w:history="1" r:id="rIdswu_6vmq_5-oa7kdgkqfj">
+            <w:hyperlink w:history="1" r:id="rIdvjp7twhp4zek5k2jx2dni">
               <w:r>
                 <w:rPr>
                   <w:rFonts w:ascii="Arial" w:cs="Arial" w:eastAsia="Arial" w:hAnsi="Arial"/>
@@ -6982,7 +6982,7 @@
               <w:spacing w:after="10" w:before="0"/>
               <w:ind w:left="120"/>
             </w:pPr>
-            <w:hyperlink w:history="1" r:id="rId4ymcplkkev9yfiowed_j1">
+            <w:hyperlink w:history="1" r:id="rIdn_ehbn-ejfc_-7pe3bikd">
               <w:r>
                 <w:rPr>
                   <w:rFonts w:ascii="Arial" w:cs="Arial" w:eastAsia="Arial" w:hAnsi="Arial"/>
@@ -7027,7 +7027,7 @@
             <w:pPr>
               <w:spacing w:after="20" w:before="0"/>
             </w:pPr>
-            <w:hyperlink w:history="1" r:id="rIdrgzdl1mdatwbdh0ueofij">
+            <w:hyperlink w:history="1" r:id="rIddinuddqpp-wgnetvwaghd">
               <w:r>
                 <w:rPr>
                   <w:rFonts w:ascii="Arial" w:cs="Arial" w:eastAsia="Arial" w:hAnsi="Arial"/>
@@ -7060,7 +7060,7 @@
               <w:spacing w:after="10" w:before="0"/>
               <w:ind w:left="120"/>
             </w:pPr>
-            <w:hyperlink w:history="1" r:id="rIdpulsig4kzbi88hiaida2s">
+            <w:hyperlink w:history="1" r:id="rId2t_-lfdkwtcruyqhdbza7">
               <w:r>
                 <w:rPr>
                   <w:rFonts w:ascii="Arial" w:cs="Arial" w:eastAsia="Arial" w:hAnsi="Arial"/>
@@ -7255,7 +7255,7 @@
             <w:pPr>
               <w:spacing w:after="20" w:before="0"/>
             </w:pPr>
-            <w:hyperlink w:history="1" r:id="rIdoa5gt5ovz_mfjoiupkhwr">
+            <w:hyperlink w:history="1" r:id="rIdjii0mdohouhuykk1s4vt4">
               <w:r>
                 <w:rPr>
                   <w:rFonts w:ascii="Arial" w:cs="Arial" w:eastAsia="Arial" w:hAnsi="Arial"/>
@@ -7288,7 +7288,7 @@
               <w:spacing w:after="10" w:before="0"/>
               <w:ind w:left="120"/>
             </w:pPr>
-            <w:hyperlink w:history="1" r:id="rId8gj5ht07k1hzyf68c4rs1">
+            <w:hyperlink w:history="1" r:id="rIdeqee_heo5agokw8gk1tno">
               <w:r>
                 <w:rPr>
                   <w:rFonts w:ascii="Arial" w:cs="Arial" w:eastAsia="Arial" w:hAnsi="Arial"/>
@@ -7333,7 +7333,7 @@
             <w:pPr>
               <w:spacing w:after="20" w:before="0"/>
             </w:pPr>
-            <w:hyperlink w:history="1" r:id="rIdvzytt4p4gjemjpeezlpxu">
+            <w:hyperlink w:history="1" r:id="rIdpiieyyjerkws1-t2nmhi3">
               <w:r>
                 <w:rPr>
                   <w:rFonts w:ascii="Arial" w:cs="Arial" w:eastAsia="Arial" w:hAnsi="Arial"/>
@@ -7366,7 +7366,7 @@
               <w:spacing w:after="10" w:before="0"/>
               <w:ind w:left="120"/>
             </w:pPr>
-            <w:hyperlink w:history="1" r:id="rId3fopek-48y_mw6t6-5fyf">
+            <w:hyperlink w:history="1" r:id="rId5pwk1bymc5xyeoscuw9fc">
               <w:r>
                 <w:rPr>
                   <w:rFonts w:ascii="Arial" w:cs="Arial" w:eastAsia="Arial" w:hAnsi="Arial"/>
@@ -7561,7 +7561,7 @@
             <w:pPr>
               <w:spacing w:after="20" w:before="0"/>
             </w:pPr>
-            <w:hyperlink w:history="1" r:id="rIdtpewp-lc-vi38cq-vx5io">
+            <w:hyperlink w:history="1" r:id="rIdq7cpa1kyyhdcqtcgfcx9s">
               <w:r>
                 <w:rPr>
                   <w:rFonts w:ascii="Arial" w:cs="Arial" w:eastAsia="Arial" w:hAnsi="Arial"/>
@@ -7594,7 +7594,7 @@
               <w:spacing w:after="10" w:before="0"/>
               <w:ind w:left="120"/>
             </w:pPr>
-            <w:hyperlink w:history="1" r:id="rIdag9x0bdmfpz__0zcgtj-g">
+            <w:hyperlink w:history="1" r:id="rIdp0gtjcmubumbte7t5qppv">
               <w:r>
                 <w:rPr>
                   <w:rFonts w:ascii="Arial" w:cs="Arial" w:eastAsia="Arial" w:hAnsi="Arial"/>
@@ -7639,7 +7639,7 @@
             <w:pPr>
               <w:spacing w:after="20" w:before="0"/>
             </w:pPr>
-            <w:hyperlink w:history="1" r:id="rIdhal0q7mkrpnzfadho2odj">
+            <w:hyperlink w:history="1" r:id="rIdxmmzprnxcnifrwu_baukx">
               <w:r>
                 <w:rPr>
                   <w:rFonts w:ascii="Arial" w:cs="Arial" w:eastAsia="Arial" w:hAnsi="Arial"/>
@@ -7672,7 +7672,7 @@
               <w:spacing w:after="10" w:before="0"/>
               <w:ind w:left="120"/>
             </w:pPr>
-            <w:hyperlink w:history="1" r:id="rIdrqeceix-zn7ksy7tpwx5w">
+            <w:hyperlink w:history="1" r:id="rIdesjydll_39zcut4qtwzhb">
               <w:r>
                 <w:rPr>
                   <w:rFonts w:ascii="Arial" w:cs="Arial" w:eastAsia="Arial" w:hAnsi="Arial"/>
@@ -7867,7 +7867,7 @@
             <w:pPr>
               <w:spacing w:after="20" w:before="0"/>
             </w:pPr>
-            <w:hyperlink w:history="1" r:id="rId8t0r65wfem30moa5-icha">
+            <w:hyperlink w:history="1" r:id="rIdnwurwo8lt27jghggcszeu">
               <w:r>
                 <w:rPr>
                   <w:rFonts w:ascii="Arial" w:cs="Arial" w:eastAsia="Arial" w:hAnsi="Arial"/>
@@ -7900,7 +7900,7 @@
               <w:spacing w:after="10" w:before="0"/>
               <w:ind w:left="120"/>
             </w:pPr>
-            <w:hyperlink w:history="1" r:id="rIdg6brb32crdixgfj0xvcle">
+            <w:hyperlink w:history="1" r:id="rIdozj99yjbvac_tb1speyeo">
               <w:r>
                 <w:rPr>
                   <w:rFonts w:ascii="Arial" w:cs="Arial" w:eastAsia="Arial" w:hAnsi="Arial"/>
@@ -7945,7 +7945,7 @@
             <w:pPr>
               <w:spacing w:after="20" w:before="0"/>
             </w:pPr>
-            <w:hyperlink w:history="1" r:id="rIdmgh9ptqrof57fhuk0x6bf">
+            <w:hyperlink w:history="1" r:id="rIdxzny7o3sfygui7a_hmoah">
               <w:r>
                 <w:rPr>
                   <w:rFonts w:ascii="Arial" w:cs="Arial" w:eastAsia="Arial" w:hAnsi="Arial"/>
@@ -7978,7 +7978,7 @@
               <w:spacing w:after="10" w:before="0"/>
               <w:ind w:left="120"/>
             </w:pPr>
-            <w:hyperlink w:history="1" r:id="rIdo3wato5decbwft8tr5gbq">
+            <w:hyperlink w:history="1" r:id="rIdmp3hnwb-grgy_shfd2sk3">
               <w:r>
                 <w:rPr>
                   <w:rFonts w:ascii="Arial" w:cs="Arial" w:eastAsia="Arial" w:hAnsi="Arial"/>
@@ -8490,7 +8490,7 @@
         </w:rPr>
         <w:t xml:space="preserve">© 2026 SeaVuria and ARES. Aligned with KICD objectives. Developed by SeaVuria; technical implementation by ARES (with AI assistance from Claude). Licensed under </w:t>
       </w:r>
-      <w:hyperlink w:history="1" r:id="rIdrtgofygvvhh2xew-t-53u">
+      <w:hyperlink w:history="1" r:id="rIdx526q6ogfma5imrmh9dpp">
         <w:r>
           <w:rPr>
             <w:rFonts w:ascii="Arial" w:cs="Arial" w:eastAsia="Arial" w:hAnsi="Arial"/>
@@ -8511,7 +8511,7 @@
         </w:rPr>
         <w:t xml:space="preserve"> (</w:t>
       </w:r>
-      <w:hyperlink w:history="1" r:id="rIdtlosztm6vkvxnmhp8nbap">
+      <w:hyperlink w:history="1" r:id="rIdj2tirryxabidxumseod0v">
         <w:r>
           <w:rPr>
             <w:rFonts w:ascii="Arial" w:cs="Arial" w:eastAsia="Arial" w:hAnsi="Arial"/>
@@ -9524,7 +9524,7 @@
             <w:pPr>
               <w:spacing w:after="20" w:before="0"/>
             </w:pPr>
-            <w:hyperlink w:history="1" r:id="rId0c4qs40q4bxxe19nluzys">
+            <w:hyperlink w:history="1" r:id="rIdjzck4bkzlu_tidkipajka">
               <w:r>
                 <w:rPr>
                   <w:rFonts w:ascii="Arial" w:cs="Arial" w:eastAsia="Arial" w:hAnsi="Arial"/>
@@ -9557,7 +9557,7 @@
               <w:spacing w:after="10" w:before="0"/>
               <w:ind w:left="120"/>
             </w:pPr>
-            <w:hyperlink w:history="1" r:id="rIdmvvputchhsvw80sodcffp">
+            <w:hyperlink w:history="1" r:id="rId7js_7z582dxbjq2obearj">
               <w:r>
                 <w:rPr>
                   <w:rFonts w:ascii="Arial" w:cs="Arial" w:eastAsia="Arial" w:hAnsi="Arial"/>
@@ -9602,7 +9602,7 @@
             <w:pPr>
               <w:spacing w:after="20" w:before="0"/>
             </w:pPr>
-            <w:hyperlink w:history="1" r:id="rId_5pvik2flaqnjfb7y5269">
+            <w:hyperlink w:history="1" r:id="rId9eqlpg7zshn-rvpty_vo7">
               <w:r>
                 <w:rPr>
                   <w:rFonts w:ascii="Arial" w:cs="Arial" w:eastAsia="Arial" w:hAnsi="Arial"/>
@@ -9635,7 +9635,7 @@
               <w:spacing w:after="10" w:before="0"/>
               <w:ind w:left="120"/>
             </w:pPr>
-            <w:hyperlink w:history="1" r:id="rIdeaozupcdkwnmpd7wbinuc">
+            <w:hyperlink w:history="1" r:id="rIdajbxj_hncmyzcvz7jdcn1">
               <w:r>
                 <w:rPr>
                   <w:rFonts w:ascii="Arial" w:cs="Arial" w:eastAsia="Arial" w:hAnsi="Arial"/>
@@ -9830,7 +9830,7 @@
             <w:pPr>
               <w:spacing w:after="20" w:before="0"/>
             </w:pPr>
-            <w:hyperlink w:history="1" r:id="rIdnucjsdfjh7tpowapzmk0i">
+            <w:hyperlink w:history="1" r:id="rIdwisetveygtjnvcdok0jcn">
               <w:r>
                 <w:rPr>
                   <w:rFonts w:ascii="Arial" w:cs="Arial" w:eastAsia="Arial" w:hAnsi="Arial"/>
@@ -9863,7 +9863,7 @@
               <w:spacing w:after="10" w:before="0"/>
               <w:ind w:left="120"/>
             </w:pPr>
-            <w:hyperlink w:history="1" r:id="rIdj9bnpcwlftpyxnovualad">
+            <w:hyperlink w:history="1" r:id="rIdibjoqpomlp9rjwqcrvf5e">
               <w:r>
                 <w:rPr>
                   <w:rFonts w:ascii="Arial" w:cs="Arial" w:eastAsia="Arial" w:hAnsi="Arial"/>
@@ -9908,7 +9908,7 @@
             <w:pPr>
               <w:spacing w:after="20" w:before="0"/>
             </w:pPr>
-            <w:hyperlink w:history="1" r:id="rIdpcraezzp4vc_mg7ye0b72">
+            <w:hyperlink w:history="1" r:id="rIdtldt2tkkmaa3_9yediztv">
               <w:r>
                 <w:rPr>
                   <w:rFonts w:ascii="Arial" w:cs="Arial" w:eastAsia="Arial" w:hAnsi="Arial"/>
@@ -9941,7 +9941,7 @@
               <w:spacing w:after="10" w:before="0"/>
               <w:ind w:left="120"/>
             </w:pPr>
-            <w:hyperlink w:history="1" r:id="rIda0kf5xsuzedyo-y65y0cp">
+            <w:hyperlink w:history="1" r:id="rIdy2antdr31mqljqimudxw_">
               <w:r>
                 <w:rPr>
                   <w:rFonts w:ascii="Arial" w:cs="Arial" w:eastAsia="Arial" w:hAnsi="Arial"/>
@@ -10136,7 +10136,7 @@
             <w:pPr>
               <w:spacing w:after="20" w:before="0"/>
             </w:pPr>
-            <w:hyperlink w:history="1" r:id="rId_n0-pm3nb1csy00n8ygvn">
+            <w:hyperlink w:history="1" r:id="rIdagre02dkkf7h2xwgtv_ap">
               <w:r>
                 <w:rPr>
                   <w:rFonts w:ascii="Arial" w:cs="Arial" w:eastAsia="Arial" w:hAnsi="Arial"/>
@@ -10169,7 +10169,7 @@
               <w:spacing w:after="10" w:before="0"/>
               <w:ind w:left="120"/>
             </w:pPr>
-            <w:hyperlink w:history="1" r:id="rIdh1zbeqpotx2n1gyo5jzen">
+            <w:hyperlink w:history="1" r:id="rIdupfsv0ptkfckavswkh7nu">
               <w:r>
                 <w:rPr>
                   <w:rFonts w:ascii="Arial" w:cs="Arial" w:eastAsia="Arial" w:hAnsi="Arial"/>
@@ -10214,7 +10214,7 @@
             <w:pPr>
               <w:spacing w:after="20" w:before="0"/>
             </w:pPr>
-            <w:hyperlink w:history="1" r:id="rId8nbfbwvs_zejkykyss5-d">
+            <w:hyperlink w:history="1" r:id="rIdbbsux-oomtxnh0k_m5z0k">
               <w:r>
                 <w:rPr>
                   <w:rFonts w:ascii="Arial" w:cs="Arial" w:eastAsia="Arial" w:hAnsi="Arial"/>
@@ -10247,7 +10247,7 @@
               <w:spacing w:after="10" w:before="0"/>
               <w:ind w:left="120"/>
             </w:pPr>
-            <w:hyperlink w:history="1" r:id="rIduddaradwrdry1wc_jglb6">
+            <w:hyperlink w:history="1" r:id="rId7m8g-11e8lxls5gqwq5k9">
               <w:r>
                 <w:rPr>
                   <w:rFonts w:ascii="Arial" w:cs="Arial" w:eastAsia="Arial" w:hAnsi="Arial"/>
@@ -10442,7 +10442,7 @@
             <w:pPr>
               <w:spacing w:after="20" w:before="0"/>
             </w:pPr>
-            <w:hyperlink w:history="1" r:id="rIdc0vpvxh9-myqb_dvr8w7x">
+            <w:hyperlink w:history="1" r:id="rIdxrkdyt6gktcyhrrlbq02r">
               <w:r>
                 <w:rPr>
                   <w:rFonts w:ascii="Arial" w:cs="Arial" w:eastAsia="Arial" w:hAnsi="Arial"/>
@@ -10475,7 +10475,7 @@
               <w:spacing w:after="10" w:before="0"/>
               <w:ind w:left="120"/>
             </w:pPr>
-            <w:hyperlink w:history="1" r:id="rIdulnzlknnvbekye5tjmlkg">
+            <w:hyperlink w:history="1" r:id="rIdp-3pjbr44iv2zcynwpwdg">
               <w:r>
                 <w:rPr>
                   <w:rFonts w:ascii="Arial" w:cs="Arial" w:eastAsia="Arial" w:hAnsi="Arial"/>
@@ -10520,7 +10520,7 @@
             <w:pPr>
               <w:spacing w:after="20" w:before="0"/>
             </w:pPr>
-            <w:hyperlink w:history="1" r:id="rIdivwadtq3vo1q_-u0swmfn">
+            <w:hyperlink w:history="1" r:id="rId8gmxbj0cwbf4mjxjivtmo">
               <w:r>
                 <w:rPr>
                   <w:rFonts w:ascii="Arial" w:cs="Arial" w:eastAsia="Arial" w:hAnsi="Arial"/>
@@ -10553,7 +10553,7 @@
               <w:spacing w:after="10" w:before="0"/>
               <w:ind w:left="120"/>
             </w:pPr>
-            <w:hyperlink w:history="1" r:id="rId1yu6dvieyvdal-xvmny-x">
+            <w:hyperlink w:history="1" r:id="rIdtcy1vwyab08dbfexnvjfq">
               <w:r>
                 <w:rPr>
                   <w:rFonts w:ascii="Arial" w:cs="Arial" w:eastAsia="Arial" w:hAnsi="Arial"/>
@@ -10748,7 +10748,7 @@
             <w:pPr>
               <w:spacing w:after="20" w:before="0"/>
             </w:pPr>
-            <w:hyperlink w:history="1" r:id="rIdr49e6cyszvrhfivxrlisk">
+            <w:hyperlink w:history="1" r:id="rId5lin0bswzzags6a8hlx69">
               <w:r>
                 <w:rPr>
                   <w:rFonts w:ascii="Arial" w:cs="Arial" w:eastAsia="Arial" w:hAnsi="Arial"/>
@@ -10781,7 +10781,7 @@
               <w:spacing w:after="10" w:before="0"/>
               <w:ind w:left="120"/>
             </w:pPr>
-            <w:hyperlink w:history="1" r:id="rIdagxeksytet6gcpnaubfun">
+            <w:hyperlink w:history="1" r:id="rIdjk_q1yzhrqmrjoijwa-cw">
               <w:r>
                 <w:rPr>
                   <w:rFonts w:ascii="Arial" w:cs="Arial" w:eastAsia="Arial" w:hAnsi="Arial"/>
@@ -10826,7 +10826,7 @@
             <w:pPr>
               <w:spacing w:after="20" w:before="0"/>
             </w:pPr>
-            <w:hyperlink w:history="1" r:id="rId_76whyze9ccdws6ee8gxi">
+            <w:hyperlink w:history="1" r:id="rId5mayz2upmje3_9vdq2-fy">
               <w:r>
                 <w:rPr>
                   <w:rFonts w:ascii="Arial" w:cs="Arial" w:eastAsia="Arial" w:hAnsi="Arial"/>
@@ -10859,7 +10859,7 @@
               <w:spacing w:after="10" w:before="0"/>
               <w:ind w:left="120"/>
             </w:pPr>
-            <w:hyperlink w:history="1" r:id="rIdohvz_bfqjbz_s-ghn8wxx">
+            <w:hyperlink w:history="1" r:id="rIdjverpzbfvbnnpzdfml13y">
               <w:r>
                 <w:rPr>
                   <w:rFonts w:ascii="Arial" w:cs="Arial" w:eastAsia="Arial" w:hAnsi="Arial"/>
@@ -11371,7 +11371,7 @@
         </w:rPr>
         <w:t xml:space="preserve">© 2026 SeaVuria and ARES. Aligned with KICD objectives. Developed by SeaVuria; technical implementation by ARES (with AI assistance from Claude). Licensed under </w:t>
       </w:r>
-      <w:hyperlink w:history="1" r:id="rIdwbjtwftf6jlwotzn1hdfl">
+      <w:hyperlink w:history="1" r:id="rIdkfog8qcvxbvclwuzuzftg">
         <w:r>
           <w:rPr>
             <w:rFonts w:ascii="Arial" w:cs="Arial" w:eastAsia="Arial" w:hAnsi="Arial"/>
@@ -11392,7 +11392,7 @@
         </w:rPr>
         <w:t xml:space="preserve"> (</w:t>
       </w:r>
-      <w:hyperlink w:history="1" r:id="rIdypdiffzxntkakfozl3zgq">
+      <w:hyperlink w:history="1" r:id="rIdrmhs9xmyf4qchz3bviikc">
         <w:r>
           <w:rPr>
             <w:rFonts w:ascii="Arial" w:cs="Arial" w:eastAsia="Arial" w:hAnsi="Arial"/>
@@ -12405,7 +12405,7 @@
             <w:pPr>
               <w:spacing w:after="20" w:before="0"/>
             </w:pPr>
-            <w:hyperlink w:history="1" r:id="rIdobkada5odk78cdmhwttyg">
+            <w:hyperlink w:history="1" r:id="rIdfjyrqumq0nbfobosmvkip">
               <w:r>
                 <w:rPr>
                   <w:rFonts w:ascii="Arial" w:cs="Arial" w:eastAsia="Arial" w:hAnsi="Arial"/>
@@ -12438,7 +12438,7 @@
               <w:spacing w:after="10" w:before="0"/>
               <w:ind w:left="120"/>
             </w:pPr>
-            <w:hyperlink w:history="1" r:id="rIdv0dcqzp0lss4pevoyftwr">
+            <w:hyperlink w:history="1" r:id="rIdshxycit-116jieutobbpc">
               <w:r>
                 <w:rPr>
                   <w:rFonts w:ascii="Arial" w:cs="Arial" w:eastAsia="Arial" w:hAnsi="Arial"/>
@@ -12483,7 +12483,7 @@
             <w:pPr>
               <w:spacing w:after="20" w:before="0"/>
             </w:pPr>
-            <w:hyperlink w:history="1" r:id="rId9zaqvf1hwuvqfdvc4qrmi">
+            <w:hyperlink w:history="1" r:id="rIdwooz9men2bi9kddeuso-f">
               <w:r>
                 <w:rPr>
                   <w:rFonts w:ascii="Arial" w:cs="Arial" w:eastAsia="Arial" w:hAnsi="Arial"/>
@@ -12516,7 +12516,7 @@
               <w:spacing w:after="10" w:before="0"/>
               <w:ind w:left="120"/>
             </w:pPr>
-            <w:hyperlink w:history="1" r:id="rIdhp_vjcfi6iolnx5kruu-l">
+            <w:hyperlink w:history="1" r:id="rIdngkljsozxtqo9cveb0czd">
               <w:r>
                 <w:rPr>
                   <w:rFonts w:ascii="Arial" w:cs="Arial" w:eastAsia="Arial" w:hAnsi="Arial"/>
@@ -12711,7 +12711,7 @@
             <w:pPr>
               <w:spacing w:after="20" w:before="0"/>
             </w:pPr>
-            <w:hyperlink w:history="1" r:id="rIdnan2qppkpt6ab8rajxeyx">
+            <w:hyperlink w:history="1" r:id="rIddybhcaqhe6qyq_enfnmlm">
               <w:r>
                 <w:rPr>
                   <w:rFonts w:ascii="Arial" w:cs="Arial" w:eastAsia="Arial" w:hAnsi="Arial"/>
@@ -12744,7 +12744,7 @@
               <w:spacing w:after="10" w:before="0"/>
               <w:ind w:left="120"/>
             </w:pPr>
-            <w:hyperlink w:history="1" r:id="rIdsxrb7wefyswwbufvaayqu">
+            <w:hyperlink w:history="1" r:id="rId4ynb1xmuifkuqj2ddrkvp">
               <w:r>
                 <w:rPr>
                   <w:rFonts w:ascii="Arial" w:cs="Arial" w:eastAsia="Arial" w:hAnsi="Arial"/>
@@ -12789,7 +12789,7 @@
             <w:pPr>
               <w:spacing w:after="20" w:before="0"/>
             </w:pPr>
-            <w:hyperlink w:history="1" r:id="rId06pimpt2vanwq5mlejtnp">
+            <w:hyperlink w:history="1" r:id="rId5cq1p8m3u2oio9y-ilhtf">
               <w:r>
                 <w:rPr>
                   <w:rFonts w:ascii="Arial" w:cs="Arial" w:eastAsia="Arial" w:hAnsi="Arial"/>
@@ -12822,7 +12822,7 @@
               <w:spacing w:after="10" w:before="0"/>
               <w:ind w:left="120"/>
             </w:pPr>
-            <w:hyperlink w:history="1" r:id="rIdfosdl3uuo2qoi-zqsssft">
+            <w:hyperlink w:history="1" r:id="rIdmxvj2jygla8iax--_xv_l">
               <w:r>
                 <w:rPr>
                   <w:rFonts w:ascii="Arial" w:cs="Arial" w:eastAsia="Arial" w:hAnsi="Arial"/>
@@ -13017,7 +13017,7 @@
             <w:pPr>
               <w:spacing w:after="20" w:before="0"/>
             </w:pPr>
-            <w:hyperlink w:history="1" r:id="rIdoq2js1zqnvhpidldz5p3r">
+            <w:hyperlink w:history="1" r:id="rIdqttc3epk2dvjz17linpte">
               <w:r>
                 <w:rPr>
                   <w:rFonts w:ascii="Arial" w:cs="Arial" w:eastAsia="Arial" w:hAnsi="Arial"/>
@@ -13050,7 +13050,7 @@
               <w:spacing w:after="10" w:before="0"/>
               <w:ind w:left="120"/>
             </w:pPr>
-            <w:hyperlink w:history="1" r:id="rIdtst2gttku2tqscpdtkjhd">
+            <w:hyperlink w:history="1" r:id="rIdjif2oe9ex-2a9vqgfsaqb">
               <w:r>
                 <w:rPr>
                   <w:rFonts w:ascii="Arial" w:cs="Arial" w:eastAsia="Arial" w:hAnsi="Arial"/>
@@ -13095,7 +13095,7 @@
             <w:pPr>
               <w:spacing w:after="20" w:before="0"/>
             </w:pPr>
-            <w:hyperlink w:history="1" r:id="rIdwoimxq6qi64isp4ydpo44">
+            <w:hyperlink w:history="1" r:id="rIdkakjqo4l8nkpmkkkm5r5c">
               <w:r>
                 <w:rPr>
                   <w:rFonts w:ascii="Arial" w:cs="Arial" w:eastAsia="Arial" w:hAnsi="Arial"/>
@@ -13128,7 +13128,7 @@
               <w:spacing w:after="10" w:before="0"/>
               <w:ind w:left="120"/>
             </w:pPr>
-            <w:hyperlink w:history="1" r:id="rId4vwxmpud7tops0dwzlgz7">
+            <w:hyperlink w:history="1" r:id="rId_ija9xbidx-5mlcqwnhvk">
               <w:r>
                 <w:rPr>
                   <w:rFonts w:ascii="Arial" w:cs="Arial" w:eastAsia="Arial" w:hAnsi="Arial"/>
@@ -13323,7 +13323,7 @@
             <w:pPr>
               <w:spacing w:after="20" w:before="0"/>
             </w:pPr>
-            <w:hyperlink w:history="1" r:id="rIdkgaizuxnt4vzrkp77qw2g">
+            <w:hyperlink w:history="1" r:id="rIddhenlpbslpcu2qcmewwiz">
               <w:r>
                 <w:rPr>
                   <w:rFonts w:ascii="Arial" w:cs="Arial" w:eastAsia="Arial" w:hAnsi="Arial"/>
@@ -13356,7 +13356,7 @@
               <w:spacing w:after="10" w:before="0"/>
               <w:ind w:left="120"/>
             </w:pPr>
-            <w:hyperlink w:history="1" r:id="rIdle427k5uffwc49ah3xveb">
+            <w:hyperlink w:history="1" r:id="rIdwoaoju4loykjycqrntjof">
               <w:r>
                 <w:rPr>
                   <w:rFonts w:ascii="Arial" w:cs="Arial" w:eastAsia="Arial" w:hAnsi="Arial"/>
@@ -13401,7 +13401,7 @@
             <w:pPr>
               <w:spacing w:after="20" w:before="0"/>
             </w:pPr>
-            <w:hyperlink w:history="1" r:id="rIdhsg7zci9g9gygqxbdnowl">
+            <w:hyperlink w:history="1" r:id="rIdsquajktvw3buotqukuvf4">
               <w:r>
                 <w:rPr>
                   <w:rFonts w:ascii="Arial" w:cs="Arial" w:eastAsia="Arial" w:hAnsi="Arial"/>
@@ -13434,7 +13434,7 @@
               <w:spacing w:after="10" w:before="0"/>
               <w:ind w:left="120"/>
             </w:pPr>
-            <w:hyperlink w:history="1" r:id="rIdrs67gxz7nlwtdzzsshp_z">
+            <w:hyperlink w:history="1" r:id="rIdtsqhgi-76ihcxiqtpmq03">
               <w:r>
                 <w:rPr>
                   <w:rFonts w:ascii="Arial" w:cs="Arial" w:eastAsia="Arial" w:hAnsi="Arial"/>
@@ -13629,7 +13629,7 @@
             <w:pPr>
               <w:spacing w:after="20" w:before="0"/>
             </w:pPr>
-            <w:hyperlink w:history="1" r:id="rIdfr1nhjdywbgj7oie-q8qy">
+            <w:hyperlink w:history="1" r:id="rIdgdgf_6g1jodzc1bvclugi">
               <w:r>
                 <w:rPr>
                   <w:rFonts w:ascii="Arial" w:cs="Arial" w:eastAsia="Arial" w:hAnsi="Arial"/>
@@ -13662,7 +13662,7 @@
               <w:spacing w:after="10" w:before="0"/>
               <w:ind w:left="120"/>
             </w:pPr>
-            <w:hyperlink w:history="1" r:id="rId5qerivtlpj5ms3z3dcyw6">
+            <w:hyperlink w:history="1" r:id="rIdid5vimpx1-ezzwxi1t6-y">
               <w:r>
                 <w:rPr>
                   <w:rFonts w:ascii="Arial" w:cs="Arial" w:eastAsia="Arial" w:hAnsi="Arial"/>
@@ -13707,7 +13707,7 @@
             <w:pPr>
               <w:spacing w:after="20" w:before="0"/>
             </w:pPr>
-            <w:hyperlink w:history="1" r:id="rIdsy1x9sujnhrtutvaqqjay">
+            <w:hyperlink w:history="1" r:id="rIdmdxg-0z5afl7ufdz-jx53">
               <w:r>
                 <w:rPr>
                   <w:rFonts w:ascii="Arial" w:cs="Arial" w:eastAsia="Arial" w:hAnsi="Arial"/>
@@ -13740,7 +13740,7 @@
               <w:spacing w:after="10" w:before="0"/>
               <w:ind w:left="120"/>
             </w:pPr>
-            <w:hyperlink w:history="1" r:id="rIdgkavzcy29oynp89rxmkbc">
+            <w:hyperlink w:history="1" r:id="rIdjv3d9sl1tvcfy-2zdagxc">
               <w:r>
                 <w:rPr>
                   <w:rFonts w:ascii="Arial" w:cs="Arial" w:eastAsia="Arial" w:hAnsi="Arial"/>
@@ -14252,7 +14252,7 @@
         </w:rPr>
         <w:t xml:space="preserve">© 2026 SeaVuria and ARES. Aligned with KICD objectives. Developed by SeaVuria; technical implementation by ARES (with AI assistance from Claude). Licensed under </w:t>
       </w:r>
-      <w:hyperlink w:history="1" r:id="rIdu2mf6vrjwjulzuiaz5krt">
+      <w:hyperlink w:history="1" r:id="rIdxnay5hsgt3meidglez94k">
         <w:r>
           <w:rPr>
             <w:rFonts w:ascii="Arial" w:cs="Arial" w:eastAsia="Arial" w:hAnsi="Arial"/>
@@ -14273,7 +14273,7 @@
         </w:rPr>
         <w:t xml:space="preserve"> (</w:t>
       </w:r>
-      <w:hyperlink w:history="1" r:id="rIdaejvsbwabqe-9tznymfhe">
+      <w:hyperlink w:history="1" r:id="rIdnxl10fg_okp6x67zeijvq">
         <w:r>
           <w:rPr>
             <w:rFonts w:ascii="Arial" w:cs="Arial" w:eastAsia="Arial" w:hAnsi="Arial"/>
@@ -15286,7 +15286,7 @@
             <w:pPr>
               <w:spacing w:after="20" w:before="0"/>
             </w:pPr>
-            <w:hyperlink w:history="1" r:id="rIdlyjeqnydouyibdeqarp1y">
+            <w:hyperlink w:history="1" r:id="rIdjkvacsxue2c21ltc1h_gr">
               <w:r>
                 <w:rPr>
                   <w:rFonts w:ascii="Arial" w:cs="Arial" w:eastAsia="Arial" w:hAnsi="Arial"/>
@@ -15319,7 +15319,7 @@
               <w:spacing w:after="10" w:before="0"/>
               <w:ind w:left="120"/>
             </w:pPr>
-            <w:hyperlink w:history="1" r:id="rIde0v0vcfsibtwrqulloc9d">
+            <w:hyperlink w:history="1" r:id="rId7uj8kxivg44t1pdtwqxf8">
               <w:r>
                 <w:rPr>
                   <w:rFonts w:ascii="Arial" w:cs="Arial" w:eastAsia="Arial" w:hAnsi="Arial"/>
@@ -15364,7 +15364,7 @@
             <w:pPr>
               <w:spacing w:after="20" w:before="0"/>
             </w:pPr>
-            <w:hyperlink w:history="1" r:id="rIdad9hmam3cknhq6kjwuwtm">
+            <w:hyperlink w:history="1" r:id="rIdzhs4wxq321vefmearhbay">
               <w:r>
                 <w:rPr>
                   <w:rFonts w:ascii="Arial" w:cs="Arial" w:eastAsia="Arial" w:hAnsi="Arial"/>
@@ -15397,7 +15397,7 @@
               <w:spacing w:after="10" w:before="0"/>
               <w:ind w:left="120"/>
             </w:pPr>
-            <w:hyperlink w:history="1" r:id="rIdf7ggmzdd2hsvuoewlfwqd">
+            <w:hyperlink w:history="1" r:id="rId-m22ffxer8b4twbasvdgy">
               <w:r>
                 <w:rPr>
                   <w:rFonts w:ascii="Arial" w:cs="Arial" w:eastAsia="Arial" w:hAnsi="Arial"/>
@@ -15592,7 +15592,7 @@
             <w:pPr>
               <w:spacing w:after="20" w:before="0"/>
             </w:pPr>
-            <w:hyperlink w:history="1" r:id="rId18kront_3cmiqghauevqi">
+            <w:hyperlink w:history="1" r:id="rIdx8m14togsnvueoxasv4ro">
               <w:r>
                 <w:rPr>
                   <w:rFonts w:ascii="Arial" w:cs="Arial" w:eastAsia="Arial" w:hAnsi="Arial"/>
@@ -15625,7 +15625,7 @@
               <w:spacing w:after="10" w:before="0"/>
               <w:ind w:left="120"/>
             </w:pPr>
-            <w:hyperlink w:history="1" r:id="rIdwsqffdhu1rk3ftj0ghqj7">
+            <w:hyperlink w:history="1" r:id="rIdg6yxb2xqqe8dssbwibbrr">
               <w:r>
                 <w:rPr>
                   <w:rFonts w:ascii="Arial" w:cs="Arial" w:eastAsia="Arial" w:hAnsi="Arial"/>
@@ -15670,7 +15670,7 @@
             <w:pPr>
               <w:spacing w:after="20" w:before="0"/>
             </w:pPr>
-            <w:hyperlink w:history="1" r:id="rIdwdmorcdwgyddotmeh2ltl">
+            <w:hyperlink w:history="1" r:id="rIdlt2ni-cvgbuukpha6qbhb">
               <w:r>
                 <w:rPr>
                   <w:rFonts w:ascii="Arial" w:cs="Arial" w:eastAsia="Arial" w:hAnsi="Arial"/>
@@ -15703,7 +15703,7 @@
               <w:spacing w:after="10" w:before="0"/>
               <w:ind w:left="120"/>
             </w:pPr>
-            <w:hyperlink w:history="1" r:id="rIdcrn8bu2quqxmpziffohdy">
+            <w:hyperlink w:history="1" r:id="rIdsognfuebvqsjzif3vxp4x">
               <w:r>
                 <w:rPr>
                   <w:rFonts w:ascii="Arial" w:cs="Arial" w:eastAsia="Arial" w:hAnsi="Arial"/>
@@ -15898,7 +15898,7 @@
             <w:pPr>
               <w:spacing w:after="20" w:before="0"/>
             </w:pPr>
-            <w:hyperlink w:history="1" r:id="rIdl0fdlpxjqdgjg2sytpvee">
+            <w:hyperlink w:history="1" r:id="rIdbgvcwjsuid3uti5uyyzvj">
               <w:r>
                 <w:rPr>
                   <w:rFonts w:ascii="Arial" w:cs="Arial" w:eastAsia="Arial" w:hAnsi="Arial"/>
@@ -15931,7 +15931,7 @@
               <w:spacing w:after="10" w:before="0"/>
               <w:ind w:left="120"/>
             </w:pPr>
-            <w:hyperlink w:history="1" r:id="rIdblmpy9nts9nk87rwhmh-e">
+            <w:hyperlink w:history="1" r:id="rIdnzuok6lv5oo4ujhhsfzak">
               <w:r>
                 <w:rPr>
                   <w:rFonts w:ascii="Arial" w:cs="Arial" w:eastAsia="Arial" w:hAnsi="Arial"/>
@@ -15976,7 +15976,7 @@
             <w:pPr>
               <w:spacing w:after="20" w:before="0"/>
             </w:pPr>
-            <w:hyperlink w:history="1" r:id="rIdpqclhkgtw_ds4fc7fy8tf">
+            <w:hyperlink w:history="1" r:id="rIdpgmwwiukp8hsiolvbt0nb">
               <w:r>
                 <w:rPr>
                   <w:rFonts w:ascii="Arial" w:cs="Arial" w:eastAsia="Arial" w:hAnsi="Arial"/>
@@ -16009,7 +16009,7 @@
               <w:spacing w:after="10" w:before="0"/>
               <w:ind w:left="120"/>
             </w:pPr>
-            <w:hyperlink w:history="1" r:id="rId4yjraxap-_hee-an9p1ke">
+            <w:hyperlink w:history="1" r:id="rIdhfzlj95oyayetgidjwg6c">
               <w:r>
                 <w:rPr>
                   <w:rFonts w:ascii="Arial" w:cs="Arial" w:eastAsia="Arial" w:hAnsi="Arial"/>
@@ -16204,7 +16204,7 @@
             <w:pPr>
               <w:spacing w:after="20" w:before="0"/>
             </w:pPr>
-            <w:hyperlink w:history="1" r:id="rIdrnn5mpzrrjf7i85-7jelx">
+            <w:hyperlink w:history="1" r:id="rId6hze1u3bkmrda1lanrxqk">
               <w:r>
                 <w:rPr>
                   <w:rFonts w:ascii="Arial" w:cs="Arial" w:eastAsia="Arial" w:hAnsi="Arial"/>
@@ -16237,7 +16237,7 @@
               <w:spacing w:after="10" w:before="0"/>
               <w:ind w:left="120"/>
             </w:pPr>
-            <w:hyperlink w:history="1" r:id="rIdgewvukwxuw0faqvwwsd8g">
+            <w:hyperlink w:history="1" r:id="rIdynrm0c1s02usklqqdhmgh">
               <w:r>
                 <w:rPr>
                   <w:rFonts w:ascii="Arial" w:cs="Arial" w:eastAsia="Arial" w:hAnsi="Arial"/>
@@ -16282,7 +16282,7 @@
             <w:pPr>
               <w:spacing w:after="20" w:before="0"/>
             </w:pPr>
-            <w:hyperlink w:history="1" r:id="rIddc_l4txop28wkzhaouvpk">
+            <w:hyperlink w:history="1" r:id="rId8agnaiwfdppjerwbnavkq">
               <w:r>
                 <w:rPr>
                   <w:rFonts w:ascii="Arial" w:cs="Arial" w:eastAsia="Arial" w:hAnsi="Arial"/>
@@ -16315,7 +16315,7 @@
               <w:spacing w:after="10" w:before="0"/>
               <w:ind w:left="120"/>
             </w:pPr>
-            <w:hyperlink w:history="1" r:id="rIdijnbotmamm7cze5p8dtph">
+            <w:hyperlink w:history="1" r:id="rIdz05lezaakqxsw2abyy2uv">
               <w:r>
                 <w:rPr>
                   <w:rFonts w:ascii="Arial" w:cs="Arial" w:eastAsia="Arial" w:hAnsi="Arial"/>
@@ -16510,7 +16510,7 @@
             <w:pPr>
               <w:spacing w:after="20" w:before="0"/>
             </w:pPr>
-            <w:hyperlink w:history="1" r:id="rIdhx3ramddakv8jcnxouyy5">
+            <w:hyperlink w:history="1" r:id="rId5ybin6as6lnlzgr-agrlv">
               <w:r>
                 <w:rPr>
                   <w:rFonts w:ascii="Arial" w:cs="Arial" w:eastAsia="Arial" w:hAnsi="Arial"/>
@@ -16543,7 +16543,7 @@
               <w:spacing w:after="10" w:before="0"/>
               <w:ind w:left="120"/>
             </w:pPr>
-            <w:hyperlink w:history="1" r:id="rId9l4h-hfner5vkpylgc5cp">
+            <w:hyperlink w:history="1" r:id="rIdd_w6lsttmovu2eltafvgg">
               <w:r>
                 <w:rPr>
                   <w:rFonts w:ascii="Arial" w:cs="Arial" w:eastAsia="Arial" w:hAnsi="Arial"/>
@@ -16588,7 +16588,7 @@
             <w:pPr>
               <w:spacing w:after="20" w:before="0"/>
             </w:pPr>
-            <w:hyperlink w:history="1" r:id="rIdkijeteg8qyqchpv0xb6a0">
+            <w:hyperlink w:history="1" r:id="rIdjceec20pekrgn2fixh3ji">
               <w:r>
                 <w:rPr>
                   <w:rFonts w:ascii="Arial" w:cs="Arial" w:eastAsia="Arial" w:hAnsi="Arial"/>
@@ -16621,7 +16621,7 @@
               <w:spacing w:after="10" w:before="0"/>
               <w:ind w:left="120"/>
             </w:pPr>
-            <w:hyperlink w:history="1" r:id="rIdorf9x46n-nz6_bm14qvpq">
+            <w:hyperlink w:history="1" r:id="rIdkauzpnn90ydwppjxe_umm">
               <w:r>
                 <w:rPr>
                   <w:rFonts w:ascii="Arial" w:cs="Arial" w:eastAsia="Arial" w:hAnsi="Arial"/>
@@ -17133,7 +17133,7 @@
         </w:rPr>
         <w:t xml:space="preserve">© 2026 SeaVuria and ARES. Aligned with KICD objectives. Developed by SeaVuria; technical implementation by ARES (with AI assistance from Claude). Licensed under </w:t>
       </w:r>
-      <w:hyperlink w:history="1" r:id="rIdvx4wftoxyqzzla1jihtwk">
+      <w:hyperlink w:history="1" r:id="rIdpwzb047tw3ml2dlqkhbe1">
         <w:r>
           <w:rPr>
             <w:rFonts w:ascii="Arial" w:cs="Arial" w:eastAsia="Arial" w:hAnsi="Arial"/>
@@ -17154,7 +17154,7 @@
         </w:rPr>
         <w:t xml:space="preserve"> (</w:t>
       </w:r>
-      <w:hyperlink w:history="1" r:id="rIdohd93mkycnozpkidsashi">
+      <w:hyperlink w:history="1" r:id="rId8vvnkd4dhta4ffxjhp92l">
         <w:r>
           <w:rPr>
             <w:rFonts w:ascii="Arial" w:cs="Arial" w:eastAsia="Arial" w:hAnsi="Arial"/>
@@ -18167,7 +18167,7 @@
             <w:pPr>
               <w:spacing w:after="20" w:before="0"/>
             </w:pPr>
-            <w:hyperlink w:history="1" r:id="rId9jz5yf55j6fr0ynn0y6dl">
+            <w:hyperlink w:history="1" r:id="rIdc2qsr0vnfbhwizljw1dzr">
               <w:r>
                 <w:rPr>
                   <w:rFonts w:ascii="Arial" w:cs="Arial" w:eastAsia="Arial" w:hAnsi="Arial"/>
@@ -18200,7 +18200,7 @@
               <w:spacing w:after="10" w:before="0"/>
               <w:ind w:left="120"/>
             </w:pPr>
-            <w:hyperlink w:history="1" r:id="rIdchtwbmzod2z6peaa1fhb1">
+            <w:hyperlink w:history="1" r:id="rIdupawgxwruml_yyfytkbf-">
               <w:r>
                 <w:rPr>
                   <w:rFonts w:ascii="Arial" w:cs="Arial" w:eastAsia="Arial" w:hAnsi="Arial"/>
@@ -18245,7 +18245,7 @@
             <w:pPr>
               <w:spacing w:after="20" w:before="0"/>
             </w:pPr>
-            <w:hyperlink w:history="1" r:id="rIdbulbco9p05xashqwotuyg">
+            <w:hyperlink w:history="1" r:id="rIdfmj9me5lrpboqhwayt8tb">
               <w:r>
                 <w:rPr>
                   <w:rFonts w:ascii="Arial" w:cs="Arial" w:eastAsia="Arial" w:hAnsi="Arial"/>
@@ -18278,7 +18278,7 @@
               <w:spacing w:after="10" w:before="0"/>
               <w:ind w:left="120"/>
             </w:pPr>
-            <w:hyperlink w:history="1" r:id="rIdzvzqwvu0va_677fz35mu0">
+            <w:hyperlink w:history="1" r:id="rIdwedkw5jk02r7kmhlnxp5y">
               <w:r>
                 <w:rPr>
                   <w:rFonts w:ascii="Arial" w:cs="Arial" w:eastAsia="Arial" w:hAnsi="Arial"/>
@@ -18473,7 +18473,7 @@
             <w:pPr>
               <w:spacing w:after="20" w:before="0"/>
             </w:pPr>
-            <w:hyperlink w:history="1" r:id="rIde84nm9qqyjg0nc55bcbaq">
+            <w:hyperlink w:history="1" r:id="rIdndu7fiyxp70rfv6b0lpra">
               <w:r>
                 <w:rPr>
                   <w:rFonts w:ascii="Arial" w:cs="Arial" w:eastAsia="Arial" w:hAnsi="Arial"/>
@@ -18506,7 +18506,7 @@
               <w:spacing w:after="10" w:before="0"/>
               <w:ind w:left="120"/>
             </w:pPr>
-            <w:hyperlink w:history="1" r:id="rIdixriarqebntpeq6bo91_z">
+            <w:hyperlink w:history="1" r:id="rIdjotq6pgwb9429a8iyrcng">
               <w:r>
                 <w:rPr>
                   <w:rFonts w:ascii="Arial" w:cs="Arial" w:eastAsia="Arial" w:hAnsi="Arial"/>
@@ -18551,7 +18551,7 @@
             <w:pPr>
               <w:spacing w:after="20" w:before="0"/>
             </w:pPr>
-            <w:hyperlink w:history="1" r:id="rId6zwupwpn7q-lccrie8f5d">
+            <w:hyperlink w:history="1" r:id="rIdtq2cgu0rkybr4vujyyj4x">
               <w:r>
                 <w:rPr>
                   <w:rFonts w:ascii="Arial" w:cs="Arial" w:eastAsia="Arial" w:hAnsi="Arial"/>
@@ -18584,7 +18584,7 @@
               <w:spacing w:after="10" w:before="0"/>
               <w:ind w:left="120"/>
             </w:pPr>
-            <w:hyperlink w:history="1" r:id="rIdt34dhqskn-6y-j8llzkm0">
+            <w:hyperlink w:history="1" r:id="rIdhxmkxoi3ningzptwd5ono">
               <w:r>
                 <w:rPr>
                   <w:rFonts w:ascii="Arial" w:cs="Arial" w:eastAsia="Arial" w:hAnsi="Arial"/>
@@ -18779,7 +18779,7 @@
             <w:pPr>
               <w:spacing w:after="20" w:before="0"/>
             </w:pPr>
-            <w:hyperlink w:history="1" r:id="rIdi1htknp0n2qud2mptjgte">
+            <w:hyperlink w:history="1" r:id="rIdd3aor35ljczblrnwzswwm">
               <w:r>
                 <w:rPr>
                   <w:rFonts w:ascii="Arial" w:cs="Arial" w:eastAsia="Arial" w:hAnsi="Arial"/>
@@ -18812,7 +18812,7 @@
               <w:spacing w:after="10" w:before="0"/>
               <w:ind w:left="120"/>
             </w:pPr>
-            <w:hyperlink w:history="1" r:id="rIdtqu1kccda0i7vpg6t45bm">
+            <w:hyperlink w:history="1" r:id="rIdkcaoj97wc9b5ktxtkxm9_">
               <w:r>
                 <w:rPr>
                   <w:rFonts w:ascii="Arial" w:cs="Arial" w:eastAsia="Arial" w:hAnsi="Arial"/>
@@ -18857,7 +18857,7 @@
             <w:pPr>
               <w:spacing w:after="20" w:before="0"/>
             </w:pPr>
-            <w:hyperlink w:history="1" r:id="rId64haqqauytjyedpiexujk">
+            <w:hyperlink w:history="1" r:id="rIdq7_eylmkdtfvjfdtifksf">
               <w:r>
                 <w:rPr>
                   <w:rFonts w:ascii="Arial" w:cs="Arial" w:eastAsia="Arial" w:hAnsi="Arial"/>
@@ -18890,7 +18890,7 @@
               <w:spacing w:after="10" w:before="0"/>
               <w:ind w:left="120"/>
             </w:pPr>
-            <w:hyperlink w:history="1" r:id="rIdljxjw6khxywfayj7guudq">
+            <w:hyperlink w:history="1" r:id="rIdfng7rccfjban3rzb1ms_o">
               <w:r>
                 <w:rPr>
                   <w:rFonts w:ascii="Arial" w:cs="Arial" w:eastAsia="Arial" w:hAnsi="Arial"/>
@@ -19085,7 +19085,7 @@
             <w:pPr>
               <w:spacing w:after="20" w:before="0"/>
             </w:pPr>
-            <w:hyperlink w:history="1" r:id="rIddqeyky6ocdo-vsavsa43d">
+            <w:hyperlink w:history="1" r:id="rIdaylq49ppinxu0tborucnf">
               <w:r>
                 <w:rPr>
                   <w:rFonts w:ascii="Arial" w:cs="Arial" w:eastAsia="Arial" w:hAnsi="Arial"/>
@@ -19118,7 +19118,7 @@
               <w:spacing w:after="10" w:before="0"/>
               <w:ind w:left="120"/>
             </w:pPr>
-            <w:hyperlink w:history="1" r:id="rId5oncdpb4vcjsf2hannlx9">
+            <w:hyperlink w:history="1" r:id="rIdaaav8mxlrnvpon6fm_az0">
               <w:r>
                 <w:rPr>
                   <w:rFonts w:ascii="Arial" w:cs="Arial" w:eastAsia="Arial" w:hAnsi="Arial"/>
@@ -19163,7 +19163,7 @@
             <w:pPr>
               <w:spacing w:after="20" w:before="0"/>
             </w:pPr>
-            <w:hyperlink w:history="1" r:id="rIdphcgdfk5bgozqi0z6bkds">
+            <w:hyperlink w:history="1" r:id="rIdzrhwqboesiq-wvsaydpsu">
               <w:r>
                 <w:rPr>
                   <w:rFonts w:ascii="Arial" w:cs="Arial" w:eastAsia="Arial" w:hAnsi="Arial"/>
@@ -19196,7 +19196,7 @@
               <w:spacing w:after="10" w:before="0"/>
               <w:ind w:left="120"/>
             </w:pPr>
-            <w:hyperlink w:history="1" r:id="rIda29t4y56ispthnvr-h_79">
+            <w:hyperlink w:history="1" r:id="rId19z3qfxqrfvckgf2kqj_t">
               <w:r>
                 <w:rPr>
                   <w:rFonts w:ascii="Arial" w:cs="Arial" w:eastAsia="Arial" w:hAnsi="Arial"/>
@@ -19391,7 +19391,7 @@
             <w:pPr>
               <w:spacing w:after="20" w:before="0"/>
             </w:pPr>
-            <w:hyperlink w:history="1" r:id="rIdrc2npxpiogr8gq0_mcju8">
+            <w:hyperlink w:history="1" r:id="rIdbps7-0thjg6j4nnoise0i">
               <w:r>
                 <w:rPr>
                   <w:rFonts w:ascii="Arial" w:cs="Arial" w:eastAsia="Arial" w:hAnsi="Arial"/>
@@ -19424,7 +19424,7 @@
               <w:spacing w:after="10" w:before="0"/>
               <w:ind w:left="120"/>
             </w:pPr>
-            <w:hyperlink w:history="1" r:id="rIdtpaim0qps6g6lse6kop9_">
+            <w:hyperlink w:history="1" r:id="rId8zjmcrsbt2tijap5xsxfh">
               <w:r>
                 <w:rPr>
                   <w:rFonts w:ascii="Arial" w:cs="Arial" w:eastAsia="Arial" w:hAnsi="Arial"/>
@@ -19469,7 +19469,7 @@
             <w:pPr>
               <w:spacing w:after="20" w:before="0"/>
             </w:pPr>
-            <w:hyperlink w:history="1" r:id="rId0rbqzzq7uw4qgacwbhmiv">
+            <w:hyperlink w:history="1" r:id="rIduoxlzn211puhvwfv4zip7">
               <w:r>
                 <w:rPr>
                   <w:rFonts w:ascii="Arial" w:cs="Arial" w:eastAsia="Arial" w:hAnsi="Arial"/>
@@ -19502,7 +19502,7 @@
               <w:spacing w:after="10" w:before="0"/>
               <w:ind w:left="120"/>
             </w:pPr>
-            <w:hyperlink w:history="1" r:id="rIdl40cfanaodfcptuxuwx_f">
+            <w:hyperlink w:history="1" r:id="rIdsqcupvwxaavu53bwromjt">
               <w:r>
                 <w:rPr>
                   <w:rFonts w:ascii="Arial" w:cs="Arial" w:eastAsia="Arial" w:hAnsi="Arial"/>
@@ -20014,7 +20014,7 @@
         </w:rPr>
         <w:t xml:space="preserve">© 2026 SeaVuria and ARES. Aligned with KICD objectives. Developed by SeaVuria; technical implementation by ARES (with AI assistance from Claude). Licensed under </w:t>
       </w:r>
-      <w:hyperlink w:history="1" r:id="rIdxrtjebnn29btyulbdv7hq">
+      <w:hyperlink w:history="1" r:id="rIdyvckarfpurvf2zixzimpl">
         <w:r>
           <w:rPr>
             <w:rFonts w:ascii="Arial" w:cs="Arial" w:eastAsia="Arial" w:hAnsi="Arial"/>
@@ -20035,7 +20035,7 @@
         </w:rPr>
         <w:t xml:space="preserve"> (</w:t>
       </w:r>
-      <w:hyperlink w:history="1" r:id="rIdkovxnhqopbek7haa1n2fd">
+      <w:hyperlink w:history="1" r:id="rIdmw0mnfj0jds9wu7rqrtwo">
         <w:r>
           <w:rPr>
             <w:rFonts w:ascii="Arial" w:cs="Arial" w:eastAsia="Arial" w:hAnsi="Arial"/>
@@ -21048,7 +21048,7 @@
             <w:pPr>
               <w:spacing w:after="20" w:before="0"/>
             </w:pPr>
-            <w:hyperlink w:history="1" r:id="rIducx3dflh0etrw_lca9xgc">
+            <w:hyperlink w:history="1" r:id="rId7ve8qg0kq8b-orfzosnsb">
               <w:r>
                 <w:rPr>
                   <w:rFonts w:ascii="Arial" w:cs="Arial" w:eastAsia="Arial" w:hAnsi="Arial"/>
@@ -21081,7 +21081,7 @@
               <w:spacing w:after="10" w:before="0"/>
               <w:ind w:left="120"/>
             </w:pPr>
-            <w:hyperlink w:history="1" r:id="rIdeqvgxjd8-mthiqbd5jdqi">
+            <w:hyperlink w:history="1" r:id="rId8knlp0lbougux0wn_w4n_">
               <w:r>
                 <w:rPr>
                   <w:rFonts w:ascii="Arial" w:cs="Arial" w:eastAsia="Arial" w:hAnsi="Arial"/>
@@ -21126,7 +21126,7 @@
             <w:pPr>
               <w:spacing w:after="20" w:before="0"/>
             </w:pPr>
-            <w:hyperlink w:history="1" r:id="rIdhdbh1-1mdnu__q_hhgktu">
+            <w:hyperlink w:history="1" r:id="rId4sdtz1kpk7tzecd87wtsn">
               <w:r>
                 <w:rPr>
                   <w:rFonts w:ascii="Arial" w:cs="Arial" w:eastAsia="Arial" w:hAnsi="Arial"/>
@@ -21159,7 +21159,7 @@
               <w:spacing w:after="10" w:before="0"/>
               <w:ind w:left="120"/>
             </w:pPr>
-            <w:hyperlink w:history="1" r:id="rId1a-5hzyaybswrdlta9n1x">
+            <w:hyperlink w:history="1" r:id="rIdaq2ogjuzxl8qqoc6dl8e_">
               <w:r>
                 <w:rPr>
                   <w:rFonts w:ascii="Arial" w:cs="Arial" w:eastAsia="Arial" w:hAnsi="Arial"/>
@@ -21354,7 +21354,7 @@
             <w:pPr>
               <w:spacing w:after="20" w:before="0"/>
             </w:pPr>
-            <w:hyperlink w:history="1" r:id="rIdrdxrwlfiluevuhmugb6qp">
+            <w:hyperlink w:history="1" r:id="rIdupnt3b1azx-hm2tyat_03">
               <w:r>
                 <w:rPr>
                   <w:rFonts w:ascii="Arial" w:cs="Arial" w:eastAsia="Arial" w:hAnsi="Arial"/>
@@ -21387,7 +21387,7 @@
               <w:spacing w:after="10" w:before="0"/>
               <w:ind w:left="120"/>
             </w:pPr>
-            <w:hyperlink w:history="1" r:id="rId62eohwg-gz-sfhycohqhw">
+            <w:hyperlink w:history="1" r:id="rId8hlserz8_anjftw71ld9z">
               <w:r>
                 <w:rPr>
                   <w:rFonts w:ascii="Arial" w:cs="Arial" w:eastAsia="Arial" w:hAnsi="Arial"/>
@@ -21432,7 +21432,7 @@
             <w:pPr>
               <w:spacing w:after="20" w:before="0"/>
             </w:pPr>
-            <w:hyperlink w:history="1" r:id="rIdwwhwzs00yleulh1sa_tby">
+            <w:hyperlink w:history="1" r:id="rIdl1-cemk8rf0suli3ayjkr">
               <w:r>
                 <w:rPr>
                   <w:rFonts w:ascii="Arial" w:cs="Arial" w:eastAsia="Arial" w:hAnsi="Arial"/>
@@ -21465,7 +21465,7 @@
               <w:spacing w:after="10" w:before="0"/>
               <w:ind w:left="120"/>
             </w:pPr>
-            <w:hyperlink w:history="1" r:id="rId54pvudkg_spg4sx74pxvi">
+            <w:hyperlink w:history="1" r:id="rIdvbhd6npid0uwfwpngsqf2">
               <w:r>
                 <w:rPr>
                   <w:rFonts w:ascii="Arial" w:cs="Arial" w:eastAsia="Arial" w:hAnsi="Arial"/>
@@ -21660,7 +21660,7 @@
             <w:pPr>
               <w:spacing w:after="20" w:before="0"/>
             </w:pPr>
-            <w:hyperlink w:history="1" r:id="rId6op-irexnevxqdu1oacej">
+            <w:hyperlink w:history="1" r:id="rIdhba79vix_fwzjxl45qxxf">
               <w:r>
                 <w:rPr>
                   <w:rFonts w:ascii="Arial" w:cs="Arial" w:eastAsia="Arial" w:hAnsi="Arial"/>
@@ -21693,7 +21693,7 @@
               <w:spacing w:after="10" w:before="0"/>
               <w:ind w:left="120"/>
             </w:pPr>
-            <w:hyperlink w:history="1" r:id="rIdmp4hnka98eiyzdugecbgd">
+            <w:hyperlink w:history="1" r:id="rIdmrzrxric0ebrhdrpaaz24">
               <w:r>
                 <w:rPr>
                   <w:rFonts w:ascii="Arial" w:cs="Arial" w:eastAsia="Arial" w:hAnsi="Arial"/>
@@ -21738,7 +21738,7 @@
             <w:pPr>
               <w:spacing w:after="20" w:before="0"/>
             </w:pPr>
-            <w:hyperlink w:history="1" r:id="rIdzdybr0is0_ee82emhhpto">
+            <w:hyperlink w:history="1" r:id="rIdntivxuq95d7oh_v9z-fpe">
               <w:r>
                 <w:rPr>
                   <w:rFonts w:ascii="Arial" w:cs="Arial" w:eastAsia="Arial" w:hAnsi="Arial"/>
@@ -21771,7 +21771,7 @@
               <w:spacing w:after="10" w:before="0"/>
               <w:ind w:left="120"/>
             </w:pPr>
-            <w:hyperlink w:history="1" r:id="rIds7c2ugioo1af4tcwbnpjm">
+            <w:hyperlink w:history="1" r:id="rIdzyo-rnefonl4ah4a4dsm8">
               <w:r>
                 <w:rPr>
                   <w:rFonts w:ascii="Arial" w:cs="Arial" w:eastAsia="Arial" w:hAnsi="Arial"/>
@@ -21966,7 +21966,7 @@
             <w:pPr>
               <w:spacing w:after="20" w:before="0"/>
             </w:pPr>
-            <w:hyperlink w:history="1" r:id="rIdpdz39fyrks7dwt-wv53j2">
+            <w:hyperlink w:history="1" r:id="rId2h1cy7drx3zwouyvwky9b">
               <w:r>
                 <w:rPr>
                   <w:rFonts w:ascii="Arial" w:cs="Arial" w:eastAsia="Arial" w:hAnsi="Arial"/>
@@ -21999,7 +21999,7 @@
               <w:spacing w:after="10" w:before="0"/>
               <w:ind w:left="120"/>
             </w:pPr>
-            <w:hyperlink w:history="1" r:id="rIdr-acp30jvn1g41yejwnh_">
+            <w:hyperlink w:history="1" r:id="rIdks_glldnnghjf38x4y2gf">
               <w:r>
                 <w:rPr>
                   <w:rFonts w:ascii="Arial" w:cs="Arial" w:eastAsia="Arial" w:hAnsi="Arial"/>
@@ -22044,7 +22044,7 @@
             <w:pPr>
               <w:spacing w:after="20" w:before="0"/>
             </w:pPr>
-            <w:hyperlink w:history="1" r:id="rId6xt5prus1af4uisflj9yo">
+            <w:hyperlink w:history="1" r:id="rIdvdj4jyiumfgmwkmklguoi">
               <w:r>
                 <w:rPr>
                   <w:rFonts w:ascii="Arial" w:cs="Arial" w:eastAsia="Arial" w:hAnsi="Arial"/>
@@ -22077,7 +22077,7 @@
               <w:spacing w:after="10" w:before="0"/>
               <w:ind w:left="120"/>
             </w:pPr>
-            <w:hyperlink w:history="1" r:id="rIdhxk7iosq8-ne-dqys-_nb">
+            <w:hyperlink w:history="1" r:id="rIdlrjgvop6hrj1kpegy9nfy">
               <w:r>
                 <w:rPr>
                   <w:rFonts w:ascii="Arial" w:cs="Arial" w:eastAsia="Arial" w:hAnsi="Arial"/>
@@ -22272,7 +22272,7 @@
             <w:pPr>
               <w:spacing w:after="20" w:before="0"/>
             </w:pPr>
-            <w:hyperlink w:history="1" r:id="rIdsjaacyvrt5bjxukoxxg1n">
+            <w:hyperlink w:history="1" r:id="rIdnnxyh5tloyf2ydynqt5z3">
               <w:r>
                 <w:rPr>
                   <w:rFonts w:ascii="Arial" w:cs="Arial" w:eastAsia="Arial" w:hAnsi="Arial"/>
@@ -22305,7 +22305,7 @@
               <w:spacing w:after="10" w:before="0"/>
               <w:ind w:left="120"/>
             </w:pPr>
-            <w:hyperlink w:history="1" r:id="rIdufmag82xgnrgmozndgup2">
+            <w:hyperlink w:history="1" r:id="rId-nlyx_vku74r0clr1p5dh">
               <w:r>
                 <w:rPr>
                   <w:rFonts w:ascii="Arial" w:cs="Arial" w:eastAsia="Arial" w:hAnsi="Arial"/>
@@ -22350,7 +22350,7 @@
             <w:pPr>
               <w:spacing w:after="20" w:before="0"/>
             </w:pPr>
-            <w:hyperlink w:history="1" r:id="rIdxs8sm_0f1eqotyrx85m1m">
+            <w:hyperlink w:history="1" r:id="rIddkwue3ml8ixalu-ybq724">
               <w:r>
                 <w:rPr>
                   <w:rFonts w:ascii="Arial" w:cs="Arial" w:eastAsia="Arial" w:hAnsi="Arial"/>
@@ -22383,7 +22383,7 @@
               <w:spacing w:after="10" w:before="0"/>
               <w:ind w:left="120"/>
             </w:pPr>
-            <w:hyperlink w:history="1" r:id="rIde3ejsw0uhciv_h6uwbjib">
+            <w:hyperlink w:history="1" r:id="rIdyqd_8bngmtjfctp_mu20g">
               <w:r>
                 <w:rPr>
                   <w:rFonts w:ascii="Arial" w:cs="Arial" w:eastAsia="Arial" w:hAnsi="Arial"/>
@@ -22895,7 +22895,7 @@
         </w:rPr>
         <w:t xml:space="preserve">© 2026 SeaVuria and ARES. Aligned with KICD objectives. Developed by SeaVuria; technical implementation by ARES (with AI assistance from Claude). Licensed under </w:t>
       </w:r>
-      <w:hyperlink w:history="1" r:id="rId_wfa4tgvpl4kycmftfyip">
+      <w:hyperlink w:history="1" r:id="rId44geeyt3zyyizceicnbod">
         <w:r>
           <w:rPr>
             <w:rFonts w:ascii="Arial" w:cs="Arial" w:eastAsia="Arial" w:hAnsi="Arial"/>
@@ -22916,7 +22916,7 @@
         </w:rPr>
         <w:t xml:space="preserve"> (</w:t>
       </w:r>
-      <w:hyperlink w:history="1" r:id="rIdkrrilbpoqtsjz0mmjsth6">
+      <w:hyperlink w:history="1" r:id="rId82kyo6ymfuu4tkxf53spj">
         <w:r>
           <w:rPr>
             <w:rFonts w:ascii="Arial" w:cs="Arial" w:eastAsia="Arial" w:hAnsi="Arial"/>
@@ -23929,7 +23929,7 @@
             <w:pPr>
               <w:spacing w:after="20" w:before="0"/>
             </w:pPr>
-            <w:hyperlink w:history="1" r:id="rId031zqwj2ej5hcgvjp3swf">
+            <w:hyperlink w:history="1" r:id="rId5w6_fh-zjdejjawrqhpd5">
               <w:r>
                 <w:rPr>
                   <w:rFonts w:ascii="Arial" w:cs="Arial" w:eastAsia="Arial" w:hAnsi="Arial"/>
@@ -23962,7 +23962,7 @@
               <w:spacing w:after="10" w:before="0"/>
               <w:ind w:left="120"/>
             </w:pPr>
-            <w:hyperlink w:history="1" r:id="rIdrgnmdmxsum8lrvo65yb89">
+            <w:hyperlink w:history="1" r:id="rIdsiofesfhtgtjnnnjhv5h9">
               <w:r>
                 <w:rPr>
                   <w:rFonts w:ascii="Arial" w:cs="Arial" w:eastAsia="Arial" w:hAnsi="Arial"/>
@@ -24007,7 +24007,7 @@
             <w:pPr>
               <w:spacing w:after="20" w:before="0"/>
             </w:pPr>
-            <w:hyperlink w:history="1" r:id="rIdxdlkrwpc2nxu8vzzuxyra">
+            <w:hyperlink w:history="1" r:id="rIde-pnsb73pgw4odg0dlvpk">
               <w:r>
                 <w:rPr>
                   <w:rFonts w:ascii="Arial" w:cs="Arial" w:eastAsia="Arial" w:hAnsi="Arial"/>
@@ -24040,7 +24040,7 @@
               <w:spacing w:after="10" w:before="0"/>
               <w:ind w:left="120"/>
             </w:pPr>
-            <w:hyperlink w:history="1" r:id="rIdaio5add11r4f7cncubj0f">
+            <w:hyperlink w:history="1" r:id="rIdbmdq6m44jslxs1jf6rlnl">
               <w:r>
                 <w:rPr>
                   <w:rFonts w:ascii="Arial" w:cs="Arial" w:eastAsia="Arial" w:hAnsi="Arial"/>
@@ -24235,7 +24235,7 @@
             <w:pPr>
               <w:spacing w:after="20" w:before="0"/>
             </w:pPr>
-            <w:hyperlink w:history="1" r:id="rIdjfwgmwdov2mazxztylarh">
+            <w:hyperlink w:history="1" r:id="rIdon0pni52g3xfgb9ocr6y3">
               <w:r>
                 <w:rPr>
                   <w:rFonts w:ascii="Arial" w:cs="Arial" w:eastAsia="Arial" w:hAnsi="Arial"/>
@@ -24268,7 +24268,7 @@
               <w:spacing w:after="10" w:before="0"/>
               <w:ind w:left="120"/>
             </w:pPr>
-            <w:hyperlink w:history="1" r:id="rIdboq5rd3gp50px0jx-jfrd">
+            <w:hyperlink w:history="1" r:id="rId6xie7lz1dot3xjewz-qul">
               <w:r>
                 <w:rPr>
                   <w:rFonts w:ascii="Arial" w:cs="Arial" w:eastAsia="Arial" w:hAnsi="Arial"/>
@@ -24313,7 +24313,7 @@
             <w:pPr>
               <w:spacing w:after="20" w:before="0"/>
             </w:pPr>
-            <w:hyperlink w:history="1" r:id="rIdqhm7wc9zvbkzs6oii4jox">
+            <w:hyperlink w:history="1" r:id="rIdh6heqrbcdv58impnwofvv">
               <w:r>
                 <w:rPr>
                   <w:rFonts w:ascii="Arial" w:cs="Arial" w:eastAsia="Arial" w:hAnsi="Arial"/>
@@ -24346,7 +24346,7 @@
               <w:spacing w:after="10" w:before="0"/>
               <w:ind w:left="120"/>
             </w:pPr>
-            <w:hyperlink w:history="1" r:id="rIddo2xyiwq_enf23ymvrzbo">
+            <w:hyperlink w:history="1" r:id="rIdgguceuzus0i7j-u_vwcka">
               <w:r>
                 <w:rPr>
                   <w:rFonts w:ascii="Arial" w:cs="Arial" w:eastAsia="Arial" w:hAnsi="Arial"/>
@@ -24541,7 +24541,7 @@
             <w:pPr>
               <w:spacing w:after="20" w:before="0"/>
             </w:pPr>
-            <w:hyperlink w:history="1" r:id="rIdfuoira3fjmhvnwp7zemnm">
+            <w:hyperlink w:history="1" r:id="rIdnrq5we5ibr4l0o3hv63kz">
               <w:r>
                 <w:rPr>
                   <w:rFonts w:ascii="Arial" w:cs="Arial" w:eastAsia="Arial" w:hAnsi="Arial"/>
@@ -24574,7 +24574,7 @@
               <w:spacing w:after="10" w:before="0"/>
               <w:ind w:left="120"/>
             </w:pPr>
-            <w:hyperlink w:history="1" r:id="rIdg_wdg9chqvkiykivjoall">
+            <w:hyperlink w:history="1" r:id="rId5nzijmhjwj1djs6fa0b8a">
               <w:r>
                 <w:rPr>
                   <w:rFonts w:ascii="Arial" w:cs="Arial" w:eastAsia="Arial" w:hAnsi="Arial"/>
@@ -24619,7 +24619,7 @@
             <w:pPr>
               <w:spacing w:after="20" w:before="0"/>
             </w:pPr>
-            <w:hyperlink w:history="1" r:id="rIddjzlguqhyn1uom9al-lk9">
+            <w:hyperlink w:history="1" r:id="rIdhfxcbziyutlju2dziwgeg">
               <w:r>
                 <w:rPr>
                   <w:rFonts w:ascii="Arial" w:cs="Arial" w:eastAsia="Arial" w:hAnsi="Arial"/>
@@ -24652,7 +24652,7 @@
               <w:spacing w:after="10" w:before="0"/>
               <w:ind w:left="120"/>
             </w:pPr>
-            <w:hyperlink w:history="1" r:id="rIdnieprqtbthin4crul0ewo">
+            <w:hyperlink w:history="1" r:id="rId0d7dvlhad9ekwrtz7v8iz">
               <w:r>
                 <w:rPr>
                   <w:rFonts w:ascii="Arial" w:cs="Arial" w:eastAsia="Arial" w:hAnsi="Arial"/>
@@ -24847,7 +24847,7 @@
             <w:pPr>
               <w:spacing w:after="20" w:before="0"/>
             </w:pPr>
-            <w:hyperlink w:history="1" r:id="rIdkqycb9ozow9f0hfb3a27d">
+            <w:hyperlink w:history="1" r:id="rIdzyfmcksog9-axuyiwbztz">
               <w:r>
                 <w:rPr>
                   <w:rFonts w:ascii="Arial" w:cs="Arial" w:eastAsia="Arial" w:hAnsi="Arial"/>
@@ -24880,7 +24880,7 @@
               <w:spacing w:after="10" w:before="0"/>
               <w:ind w:left="120"/>
             </w:pPr>
-            <w:hyperlink w:history="1" r:id="rId4duxqtr0oxnu5pupd2_ws">
+            <w:hyperlink w:history="1" r:id="rIdcrw1kyj8iuq_rh_hpvomg">
               <w:r>
                 <w:rPr>
                   <w:rFonts w:ascii="Arial" w:cs="Arial" w:eastAsia="Arial" w:hAnsi="Arial"/>
@@ -24925,7 +24925,7 @@
             <w:pPr>
               <w:spacing w:after="20" w:before="0"/>
             </w:pPr>
-            <w:hyperlink w:history="1" r:id="rIdaxcmgkuy2jfghpg-sjgtk">
+            <w:hyperlink w:history="1" r:id="rId6ts9p31gktm2fmmfr_brm">
               <w:r>
                 <w:rPr>
                   <w:rFonts w:ascii="Arial" w:cs="Arial" w:eastAsia="Arial" w:hAnsi="Arial"/>
@@ -24958,7 +24958,7 @@
               <w:spacing w:after="10" w:before="0"/>
               <w:ind w:left="120"/>
             </w:pPr>
-            <w:hyperlink w:history="1" r:id="rIdvq91whplp4qbjdpgaglvl">
+            <w:hyperlink w:history="1" r:id="rIdieer-h6hm-vk2fxzamcwl">
               <w:r>
                 <w:rPr>
                   <w:rFonts w:ascii="Arial" w:cs="Arial" w:eastAsia="Arial" w:hAnsi="Arial"/>
@@ -25153,7 +25153,7 @@
             <w:pPr>
               <w:spacing w:after="20" w:before="0"/>
             </w:pPr>
-            <w:hyperlink w:history="1" r:id="rIdthrldq8ko86ewhw3viyta">
+            <w:hyperlink w:history="1" r:id="rIdkrxsarwbqvyfsg_rmhfbh">
               <w:r>
                 <w:rPr>
                   <w:rFonts w:ascii="Arial" w:cs="Arial" w:eastAsia="Arial" w:hAnsi="Arial"/>
@@ -25186,7 +25186,7 @@
               <w:spacing w:after="10" w:before="0"/>
               <w:ind w:left="120"/>
             </w:pPr>
-            <w:hyperlink w:history="1" r:id="rId89ruhy8xj8ez6w3ffaajs">
+            <w:hyperlink w:history="1" r:id="rIdmujbvpuu_epzf_glh9bkc">
               <w:r>
                 <w:rPr>
                   <w:rFonts w:ascii="Arial" w:cs="Arial" w:eastAsia="Arial" w:hAnsi="Arial"/>
@@ -25231,7 +25231,7 @@
             <w:pPr>
               <w:spacing w:after="20" w:before="0"/>
             </w:pPr>
-            <w:hyperlink w:history="1" r:id="rIdouptnset0oyvqp-2ej_95">
+            <w:hyperlink w:history="1" r:id="rId_xlkd4x8iodemq_yualz8">
               <w:r>
                 <w:rPr>
                   <w:rFonts w:ascii="Arial" w:cs="Arial" w:eastAsia="Arial" w:hAnsi="Arial"/>
@@ -25264,7 +25264,7 @@
               <w:spacing w:after="10" w:before="0"/>
               <w:ind w:left="120"/>
             </w:pPr>
-            <w:hyperlink w:history="1" r:id="rIdhdz8rudwdop_qpujhccsz">
+            <w:hyperlink w:history="1" r:id="rIdjr6bboxf2vkel1kurtgpp">
               <w:r>
                 <w:rPr>
                   <w:rFonts w:ascii="Arial" w:cs="Arial" w:eastAsia="Arial" w:hAnsi="Arial"/>
@@ -25776,7 +25776,7 @@
         </w:rPr>
         <w:t xml:space="preserve">© 2026 SeaVuria and ARES. Aligned with KICD objectives. Developed by SeaVuria; technical implementation by ARES (with AI assistance from Claude). Licensed under </w:t>
       </w:r>
-      <w:hyperlink w:history="1" r:id="rIdauatdi-huxvkrqbpnbunn">
+      <w:hyperlink w:history="1" r:id="rIdbzlpv0fa62jylhadcgo2u">
         <w:r>
           <w:rPr>
             <w:rFonts w:ascii="Arial" w:cs="Arial" w:eastAsia="Arial" w:hAnsi="Arial"/>
@@ -25797,7 +25797,7 @@
         </w:rPr>
         <w:t xml:space="preserve"> (</w:t>
       </w:r>
-      <w:hyperlink w:history="1" r:id="rId4hminqqf8v8_d9lhrhyms">
+      <w:hyperlink w:history="1" r:id="rIdknjjgg5h0ms6jqhz9gmkp">
         <w:r>
           <w:rPr>
             <w:rFonts w:ascii="Arial" w:cs="Arial" w:eastAsia="Arial" w:hAnsi="Arial"/>
@@ -26810,7 +26810,7 @@
             <w:pPr>
               <w:spacing w:after="20" w:before="0"/>
             </w:pPr>
-            <w:hyperlink w:history="1" r:id="rIdqgfpqso9z-mf-c1tyr1xs">
+            <w:hyperlink w:history="1" r:id="rIdfhoadkxjkfaj_ybdvvgut">
               <w:r>
                 <w:rPr>
                   <w:rFonts w:ascii="Arial" w:cs="Arial" w:eastAsia="Arial" w:hAnsi="Arial"/>
@@ -26843,7 +26843,7 @@
               <w:spacing w:after="10" w:before="0"/>
               <w:ind w:left="120"/>
             </w:pPr>
-            <w:hyperlink w:history="1" r:id="rIdxg7fx7sbepyipep1je_b7">
+            <w:hyperlink w:history="1" r:id="rIdvna6uplr0hlwqtlnupajo">
               <w:r>
                 <w:rPr>
                   <w:rFonts w:ascii="Arial" w:cs="Arial" w:eastAsia="Arial" w:hAnsi="Arial"/>
@@ -26888,7 +26888,7 @@
             <w:pPr>
               <w:spacing w:after="20" w:before="0"/>
             </w:pPr>
-            <w:hyperlink w:history="1" r:id="rIdlba12mcsoox1yjkaaxz96">
+            <w:hyperlink w:history="1" r:id="rId1m1yylckgojhtx1e98hhh">
               <w:r>
                 <w:rPr>
                   <w:rFonts w:ascii="Arial" w:cs="Arial" w:eastAsia="Arial" w:hAnsi="Arial"/>
@@ -26921,7 +26921,7 @@
               <w:spacing w:after="10" w:before="0"/>
               <w:ind w:left="120"/>
             </w:pPr>
-            <w:hyperlink w:history="1" r:id="rIdvfpgyomczwrfdiiyxpgtm">
+            <w:hyperlink w:history="1" r:id="rIdtps1em383d8-0a_prwoty">
               <w:r>
                 <w:rPr>
                   <w:rFonts w:ascii="Arial" w:cs="Arial" w:eastAsia="Arial" w:hAnsi="Arial"/>
@@ -27116,7 +27116,7 @@
             <w:pPr>
               <w:spacing w:after="20" w:before="0"/>
             </w:pPr>
-            <w:hyperlink w:history="1" r:id="rIdwhrrqak4bu_miixyyy8z8">
+            <w:hyperlink w:history="1" r:id="rIdxoxm2aia8_dojxqka8xqt">
               <w:r>
                 <w:rPr>
                   <w:rFonts w:ascii="Arial" w:cs="Arial" w:eastAsia="Arial" w:hAnsi="Arial"/>
@@ -27149,7 +27149,7 @@
               <w:spacing w:after="10" w:before="0"/>
               <w:ind w:left="120"/>
             </w:pPr>
-            <w:hyperlink w:history="1" r:id="rIdgrzpw7p1ofvzvw58tauex">
+            <w:hyperlink w:history="1" r:id="rIdzx8vwrusdherlq0zjhkml">
               <w:r>
                 <w:rPr>
                   <w:rFonts w:ascii="Arial" w:cs="Arial" w:eastAsia="Arial" w:hAnsi="Arial"/>
@@ -27194,7 +27194,7 @@
             <w:pPr>
               <w:spacing w:after="20" w:before="0"/>
             </w:pPr>
-            <w:hyperlink w:history="1" r:id="rIdlutixzumtezu5cfob6vtj">
+            <w:hyperlink w:history="1" r:id="rIddq1asbmsxpzsp0rrw-lwc">
               <w:r>
                 <w:rPr>
                   <w:rFonts w:ascii="Arial" w:cs="Arial" w:eastAsia="Arial" w:hAnsi="Arial"/>
@@ -27227,7 +27227,7 @@
               <w:spacing w:after="10" w:before="0"/>
               <w:ind w:left="120"/>
             </w:pPr>
-            <w:hyperlink w:history="1" r:id="rIdzfypoclsjlpvvl5yktrqz">
+            <w:hyperlink w:history="1" r:id="rIdrxuxmiulklysfd4gx5wtm">
               <w:r>
                 <w:rPr>
                   <w:rFonts w:ascii="Arial" w:cs="Arial" w:eastAsia="Arial" w:hAnsi="Arial"/>
@@ -27422,7 +27422,7 @@
             <w:pPr>
               <w:spacing w:after="20" w:before="0"/>
             </w:pPr>
-            <w:hyperlink w:history="1" r:id="rIdoyxsrjunp3wvncvvgn5xn">
+            <w:hyperlink w:history="1" r:id="rIdtzytfkt8c5l_xofsvhh1v">
               <w:r>
                 <w:rPr>
                   <w:rFonts w:ascii="Arial" w:cs="Arial" w:eastAsia="Arial" w:hAnsi="Arial"/>
@@ -27455,7 +27455,7 @@
               <w:spacing w:after="10" w:before="0"/>
               <w:ind w:left="120"/>
             </w:pPr>
-            <w:hyperlink w:history="1" r:id="rId5hxm3b3qwx_bp-nfb2gq8">
+            <w:hyperlink w:history="1" r:id="rId8rx0a-17qx4y_eh1jgbyf">
               <w:r>
                 <w:rPr>
                   <w:rFonts w:ascii="Arial" w:cs="Arial" w:eastAsia="Arial" w:hAnsi="Arial"/>
@@ -27500,7 +27500,7 @@
             <w:pPr>
               <w:spacing w:after="20" w:before="0"/>
             </w:pPr>
-            <w:hyperlink w:history="1" r:id="rIdpx_7nospqy0v3xgcbappm">
+            <w:hyperlink w:history="1" r:id="rId7agvz2_1yfetybuw-j_cw">
               <w:r>
                 <w:rPr>
                   <w:rFonts w:ascii="Arial" w:cs="Arial" w:eastAsia="Arial" w:hAnsi="Arial"/>
@@ -27533,7 +27533,7 @@
               <w:spacing w:after="10" w:before="0"/>
               <w:ind w:left="120"/>
             </w:pPr>
-            <w:hyperlink w:history="1" r:id="rIdmzxiq1qorca1x6ktronxx">
+            <w:hyperlink w:history="1" r:id="rId5g-njyvcc9pvntm8x9ae9">
               <w:r>
                 <w:rPr>
                   <w:rFonts w:ascii="Arial" w:cs="Arial" w:eastAsia="Arial" w:hAnsi="Arial"/>
@@ -27728,7 +27728,7 @@
             <w:pPr>
               <w:spacing w:after="20" w:before="0"/>
             </w:pPr>
-            <w:hyperlink w:history="1" r:id="rId5liwmlbjyip6ecdac7dlj">
+            <w:hyperlink w:history="1" r:id="rIdqfknmqrzqtojyt4mfgbyj">
               <w:r>
                 <w:rPr>
                   <w:rFonts w:ascii="Arial" w:cs="Arial" w:eastAsia="Arial" w:hAnsi="Arial"/>
@@ -27761,7 +27761,7 @@
               <w:spacing w:after="10" w:before="0"/>
               <w:ind w:left="120"/>
             </w:pPr>
-            <w:hyperlink w:history="1" r:id="rIdlewrb3kbemlfkco_0lssj">
+            <w:hyperlink w:history="1" r:id="rIdw8rhptadxdoodeiqy_wyn">
               <w:r>
                 <w:rPr>
                   <w:rFonts w:ascii="Arial" w:cs="Arial" w:eastAsia="Arial" w:hAnsi="Arial"/>
@@ -27806,7 +27806,7 @@
             <w:pPr>
               <w:spacing w:after="20" w:before="0"/>
             </w:pPr>
-            <w:hyperlink w:history="1" r:id="rIdbq-mffjarufjabm47oqgb">
+            <w:hyperlink w:history="1" r:id="rId_fpggpvuvjgchlwbyqjsw">
               <w:r>
                 <w:rPr>
                   <w:rFonts w:ascii="Arial" w:cs="Arial" w:eastAsia="Arial" w:hAnsi="Arial"/>
@@ -27839,7 +27839,7 @@
               <w:spacing w:after="10" w:before="0"/>
               <w:ind w:left="120"/>
             </w:pPr>
-            <w:hyperlink w:history="1" r:id="rId7e0j9wooyghkvirruc7oq">
+            <w:hyperlink w:history="1" r:id="rIdio7-zinbbyxdrtcuh0gui">
               <w:r>
                 <w:rPr>
                   <w:rFonts w:ascii="Arial" w:cs="Arial" w:eastAsia="Arial" w:hAnsi="Arial"/>
@@ -28034,7 +28034,7 @@
             <w:pPr>
               <w:spacing w:after="20" w:before="0"/>
             </w:pPr>
-            <w:hyperlink w:history="1" r:id="rId_fhn5gs7nuy_cl3zdjldh">
+            <w:hyperlink w:history="1" r:id="rIdldcwq8cfinrg03t75nx_j">
               <w:r>
                 <w:rPr>
                   <w:rFonts w:ascii="Arial" w:cs="Arial" w:eastAsia="Arial" w:hAnsi="Arial"/>
@@ -28067,7 +28067,7 @@
               <w:spacing w:after="10" w:before="0"/>
               <w:ind w:left="120"/>
             </w:pPr>
-            <w:hyperlink w:history="1" r:id="rId_wi6cj8e2pvyoxte1ptc-">
+            <w:hyperlink w:history="1" r:id="rIdslqxavpohnnedaqpwvd5v">
               <w:r>
                 <w:rPr>
                   <w:rFonts w:ascii="Arial" w:cs="Arial" w:eastAsia="Arial" w:hAnsi="Arial"/>
@@ -28112,7 +28112,7 @@
             <w:pPr>
               <w:spacing w:after="20" w:before="0"/>
             </w:pPr>
-            <w:hyperlink w:history="1" r:id="rIdeui8_wxuemxsdabnf6ckp">
+            <w:hyperlink w:history="1" r:id="rIdofuhxm5jqvucmdwkp06bq">
               <w:r>
                 <w:rPr>
                   <w:rFonts w:ascii="Arial" w:cs="Arial" w:eastAsia="Arial" w:hAnsi="Arial"/>
@@ -28145,7 +28145,7 @@
               <w:spacing w:after="10" w:before="0"/>
               <w:ind w:left="120"/>
             </w:pPr>
-            <w:hyperlink w:history="1" r:id="rIdylt5h2-bvw8ojbln29fmo">
+            <w:hyperlink w:history="1" r:id="rIdecu9fguemm_7mu14k7swc">
               <w:r>
                 <w:rPr>
                   <w:rFonts w:ascii="Arial" w:cs="Arial" w:eastAsia="Arial" w:hAnsi="Arial"/>
@@ -28752,7 +28752,7 @@
         </w:rPr>
         <w:t xml:space="preserve">© 2026 SeaVuria and ARES. Aligned with KICD objectives. Developed by SeaVuria; technical implementation by ARES (with AI assistance from Claude). Licensed under </w:t>
       </w:r>
-      <w:hyperlink w:history="1" r:id="rIdushj80e0tyqxyks8stmgl">
+      <w:hyperlink w:history="1" r:id="rIdu4skwemnlpr_5uw8hcj0p">
         <w:r>
           <w:rPr>
             <w:rFonts w:ascii="Arial" w:cs="Arial" w:eastAsia="Arial" w:hAnsi="Arial"/>
@@ -28773,7 +28773,7 @@
         </w:rPr>
         <w:t xml:space="preserve"> (</w:t>
       </w:r>
-      <w:hyperlink w:history="1" r:id="rIdsgbfz-0ax02lbtyrtfppk">
+      <w:hyperlink w:history="1" r:id="rIdyitucoqgkgvj-9h0fbw6r">
         <w:r>
           <w:rPr>
             <w:rFonts w:ascii="Arial" w:cs="Arial" w:eastAsia="Arial" w:hAnsi="Arial"/>
@@ -29786,7 +29786,7 @@
             <w:pPr>
               <w:spacing w:after="20" w:before="0"/>
             </w:pPr>
-            <w:hyperlink w:history="1" r:id="rIdwexo7kv_ywcsugzxhzj_w">
+            <w:hyperlink w:history="1" r:id="rIdyvosizojehytevra55ebr">
               <w:r>
                 <w:rPr>
                   <w:rFonts w:ascii="Arial" w:cs="Arial" w:eastAsia="Arial" w:hAnsi="Arial"/>
@@ -29819,7 +29819,7 @@
               <w:spacing w:after="10" w:before="0"/>
               <w:ind w:left="120"/>
             </w:pPr>
-            <w:hyperlink w:history="1" r:id="rIdmrps_n6guzrnfo8m16r9q">
+            <w:hyperlink w:history="1" r:id="rIdtdi836oyu4cqdckgi3itp">
               <w:r>
                 <w:rPr>
                   <w:rFonts w:ascii="Arial" w:cs="Arial" w:eastAsia="Arial" w:hAnsi="Arial"/>
@@ -29864,7 +29864,7 @@
             <w:pPr>
               <w:spacing w:after="20" w:before="0"/>
             </w:pPr>
-            <w:hyperlink w:history="1" r:id="rIdsqdi2r10tvmllnx99serc">
+            <w:hyperlink w:history="1" r:id="rIdjt8fopmpabzrh6dnaju56">
               <w:r>
                 <w:rPr>
                   <w:rFonts w:ascii="Arial" w:cs="Arial" w:eastAsia="Arial" w:hAnsi="Arial"/>
@@ -29897,7 +29897,7 @@
               <w:spacing w:after="10" w:before="0"/>
               <w:ind w:left="120"/>
             </w:pPr>
-            <w:hyperlink w:history="1" r:id="rIdxnd-cngzlqepevf3icynw">
+            <w:hyperlink w:history="1" r:id="rIdphddlwllj67jko-kz47kr">
               <w:r>
                 <w:rPr>
                   <w:rFonts w:ascii="Arial" w:cs="Arial" w:eastAsia="Arial" w:hAnsi="Arial"/>
@@ -30092,7 +30092,7 @@
             <w:pPr>
               <w:spacing w:after="20" w:before="0"/>
             </w:pPr>
-            <w:hyperlink w:history="1" r:id="rIdvmogrfowkkdqfp_9r7tyh">
+            <w:hyperlink w:history="1" r:id="rIdj8jqzp-ddkg5n5xapz9me">
               <w:r>
                 <w:rPr>
                   <w:rFonts w:ascii="Arial" w:cs="Arial" w:eastAsia="Arial" w:hAnsi="Arial"/>
@@ -30125,7 +30125,7 @@
               <w:spacing w:after="10" w:before="0"/>
               <w:ind w:left="120"/>
             </w:pPr>
-            <w:hyperlink w:history="1" r:id="rIdicpqns4cyz4eozartdw30">
+            <w:hyperlink w:history="1" r:id="rIdhwwliyuvue3grfih0veaj">
               <w:r>
                 <w:rPr>
                   <w:rFonts w:ascii="Arial" w:cs="Arial" w:eastAsia="Arial" w:hAnsi="Arial"/>
@@ -30170,7 +30170,7 @@
             <w:pPr>
               <w:spacing w:after="20" w:before="0"/>
             </w:pPr>
-            <w:hyperlink w:history="1" r:id="rIdoene2td-73utku_gxxzgu">
+            <w:hyperlink w:history="1" r:id="rIdinikxa6hj0nyucwziyp5y">
               <w:r>
                 <w:rPr>
                   <w:rFonts w:ascii="Arial" w:cs="Arial" w:eastAsia="Arial" w:hAnsi="Arial"/>
@@ -30203,7 +30203,7 @@
               <w:spacing w:after="10" w:before="0"/>
               <w:ind w:left="120"/>
             </w:pPr>
-            <w:hyperlink w:history="1" r:id="rIdmcxzmgwvxshgwqszr2jyk">
+            <w:hyperlink w:history="1" r:id="rIdwosgbv52lsomenjx3sp1e">
               <w:r>
                 <w:rPr>
                   <w:rFonts w:ascii="Arial" w:cs="Arial" w:eastAsia="Arial" w:hAnsi="Arial"/>
@@ -30398,7 +30398,7 @@
             <w:pPr>
               <w:spacing w:after="20" w:before="0"/>
             </w:pPr>
-            <w:hyperlink w:history="1" r:id="rIdujxdxlkfv4gjsjuocnhab">
+            <w:hyperlink w:history="1" r:id="rIdkpo3qbfhkr13n6sto2dul">
               <w:r>
                 <w:rPr>
                   <w:rFonts w:ascii="Arial" w:cs="Arial" w:eastAsia="Arial" w:hAnsi="Arial"/>
@@ -30431,7 +30431,7 @@
               <w:spacing w:after="10" w:before="0"/>
               <w:ind w:left="120"/>
             </w:pPr>
-            <w:hyperlink w:history="1" r:id="rIdotdu5avibw2ukzbiqor7s">
+            <w:hyperlink w:history="1" r:id="rIdh32jpopo4jg6s2rb4u9hq">
               <w:r>
                 <w:rPr>
                   <w:rFonts w:ascii="Arial" w:cs="Arial" w:eastAsia="Arial" w:hAnsi="Arial"/>
@@ -30476,7 +30476,7 @@
             <w:pPr>
               <w:spacing w:after="20" w:before="0"/>
             </w:pPr>
-            <w:hyperlink w:history="1" r:id="rIdouv3bku7ap3o9v_ulkmji">
+            <w:hyperlink w:history="1" r:id="rIdwi3d0qz6jqxbkodyip9xy">
               <w:r>
                 <w:rPr>
                   <w:rFonts w:ascii="Arial" w:cs="Arial" w:eastAsia="Arial" w:hAnsi="Arial"/>
@@ -30509,7 +30509,7 @@
               <w:spacing w:after="10" w:before="0"/>
               <w:ind w:left="120"/>
             </w:pPr>
-            <w:hyperlink w:history="1" r:id="rIdyumsddgbc-iwqvu0ulat7">
+            <w:hyperlink w:history="1" r:id="rId-sfvkqs0ntpabrzgn3srw">
               <w:r>
                 <w:rPr>
                   <w:rFonts w:ascii="Arial" w:cs="Arial" w:eastAsia="Arial" w:hAnsi="Arial"/>
@@ -30704,7 +30704,7 @@
             <w:pPr>
               <w:spacing w:after="20" w:before="0"/>
             </w:pPr>
-            <w:hyperlink w:history="1" r:id="rIddpmhfxyyrvw8jbmp7ld4u">
+            <w:hyperlink w:history="1" r:id="rIdwbuxdv3gwznostivk0fpr">
               <w:r>
                 <w:rPr>
                   <w:rFonts w:ascii="Arial" w:cs="Arial" w:eastAsia="Arial" w:hAnsi="Arial"/>
@@ -30737,7 +30737,7 @@
               <w:spacing w:after="10" w:before="0"/>
               <w:ind w:left="120"/>
             </w:pPr>
-            <w:hyperlink w:history="1" r:id="rIdyx8h9h66jyzi_5x_qn26j">
+            <w:hyperlink w:history="1" r:id="rIddnspi16js5bkevrzuxkjq">
               <w:r>
                 <w:rPr>
                   <w:rFonts w:ascii="Arial" w:cs="Arial" w:eastAsia="Arial" w:hAnsi="Arial"/>
@@ -30782,7 +30782,7 @@
             <w:pPr>
               <w:spacing w:after="20" w:before="0"/>
             </w:pPr>
-            <w:hyperlink w:history="1" r:id="rIdvdj3febzfd-luozmhdgfx">
+            <w:hyperlink w:history="1" r:id="rIdswydva7clkqwbjheia1_k">
               <w:r>
                 <w:rPr>
                   <w:rFonts w:ascii="Arial" w:cs="Arial" w:eastAsia="Arial" w:hAnsi="Arial"/>
@@ -30815,7 +30815,7 @@
               <w:spacing w:after="10" w:before="0"/>
               <w:ind w:left="120"/>
             </w:pPr>
-            <w:hyperlink w:history="1" r:id="rIdrcoe5680xyoespqvu5twh">
+            <w:hyperlink w:history="1" r:id="rId8leaarluff6txxry54o67">
               <w:r>
                 <w:rPr>
                   <w:rFonts w:ascii="Arial" w:cs="Arial" w:eastAsia="Arial" w:hAnsi="Arial"/>
@@ -31010,7 +31010,7 @@
             <w:pPr>
               <w:spacing w:after="20" w:before="0"/>
             </w:pPr>
-            <w:hyperlink w:history="1" r:id="rIds7s6afwf172sto0pmw6cq">
+            <w:hyperlink w:history="1" r:id="rIdzxydiq1jexyzyso9ttxuc">
               <w:r>
                 <w:rPr>
                   <w:rFonts w:ascii="Arial" w:cs="Arial" w:eastAsia="Arial" w:hAnsi="Arial"/>
@@ -31043,7 +31043,7 @@
               <w:spacing w:after="10" w:before="0"/>
               <w:ind w:left="120"/>
             </w:pPr>
-            <w:hyperlink w:history="1" r:id="rIdndgjdwyi43fwenp1jfq7b">
+            <w:hyperlink w:history="1" r:id="rIdgvy7apoufid9_t4hrofof">
               <w:r>
                 <w:rPr>
                   <w:rFonts w:ascii="Arial" w:cs="Arial" w:eastAsia="Arial" w:hAnsi="Arial"/>
@@ -31088,7 +31088,7 @@
             <w:pPr>
               <w:spacing w:after="20" w:before="0"/>
             </w:pPr>
-            <w:hyperlink w:history="1" r:id="rIdpmnq5ebkc6zuqgr4xsen4">
+            <w:hyperlink w:history="1" r:id="rIdh2aq0hh8isvjlryoh3-mm">
               <w:r>
                 <w:rPr>
                   <w:rFonts w:ascii="Arial" w:cs="Arial" w:eastAsia="Arial" w:hAnsi="Arial"/>
@@ -31121,7 +31121,7 @@
               <w:spacing w:after="10" w:before="0"/>
               <w:ind w:left="120"/>
             </w:pPr>
-            <w:hyperlink w:history="1" r:id="rIdvqx7vrgrtaatrdnxlxgcs">
+            <w:hyperlink w:history="1" r:id="rIdqcxyhfqghddvireepdyq3">
               <w:r>
                 <w:rPr>
                   <w:rFonts w:ascii="Arial" w:cs="Arial" w:eastAsia="Arial" w:hAnsi="Arial"/>
@@ -31633,7 +31633,7 @@
         </w:rPr>
         <w:t xml:space="preserve">© 2026 SeaVuria and ARES. Aligned with KICD objectives. Developed by SeaVuria; technical implementation by ARES (with AI assistance from Claude). Licensed under </w:t>
       </w:r>
-      <w:hyperlink w:history="1" r:id="rIdmu4pdyhedfqyydgxlgwxz">
+      <w:hyperlink w:history="1" r:id="rIdw142yyrzprpmqcbwuniri">
         <w:r>
           <w:rPr>
             <w:rFonts w:ascii="Arial" w:cs="Arial" w:eastAsia="Arial" w:hAnsi="Arial"/>
@@ -31654,7 +31654,7 @@
         </w:rPr>
         <w:t xml:space="preserve"> (</w:t>
       </w:r>
-      <w:hyperlink w:history="1" r:id="rIdjo9-rntq-iq6rcogjkudl">
+      <w:hyperlink w:history="1" r:id="rIdelafgv3kuw-2aqks2qfgc">
         <w:r>
           <w:rPr>
             <w:rFonts w:ascii="Arial" w:cs="Arial" w:eastAsia="Arial" w:hAnsi="Arial"/>
@@ -32667,7 +32667,7 @@
             <w:pPr>
               <w:spacing w:after="20" w:before="0"/>
             </w:pPr>
-            <w:hyperlink w:history="1" r:id="rIdombnqb8ctfmdb79r6mb8a">
+            <w:hyperlink w:history="1" r:id="rIddbb1-relkj8_eme7nmegd">
               <w:r>
                 <w:rPr>
                   <w:rFonts w:ascii="Arial" w:cs="Arial" w:eastAsia="Arial" w:hAnsi="Arial"/>
@@ -32700,7 +32700,7 @@
               <w:spacing w:after="10" w:before="0"/>
               <w:ind w:left="120"/>
             </w:pPr>
-            <w:hyperlink w:history="1" r:id="rIdvydu9pg9c3tvdcugqetvk">
+            <w:hyperlink w:history="1" r:id="rIdyxy7egpg6ad1xnoqrh50k">
               <w:r>
                 <w:rPr>
                   <w:rFonts w:ascii="Arial" w:cs="Arial" w:eastAsia="Arial" w:hAnsi="Arial"/>
@@ -32762,7 +32762,7 @@
               <w:spacing w:after="10" w:before="0"/>
               <w:ind w:left="120"/>
             </w:pPr>
-            <w:hyperlink w:history="1" r:id="rId_aucmjo-yzs0qivxs1px_">
+            <w:hyperlink w:history="1" r:id="rIdpuigt_ifc-0zipa5j8pxy">
               <w:r>
                 <w:rPr>
                   <w:rFonts w:ascii="Arial" w:cs="Arial" w:eastAsia="Arial" w:hAnsi="Arial"/>
@@ -32972,7 +32972,7 @@
             <w:pPr>
               <w:spacing w:after="20" w:before="0"/>
             </w:pPr>
-            <w:hyperlink w:history="1" r:id="rIdii2l9bxe_alfznjlhpty0">
+            <w:hyperlink w:history="1" r:id="rIdpie_nnkiu19c9gb0st6yb">
               <w:r>
                 <w:rPr>
                   <w:rFonts w:ascii="Arial" w:cs="Arial" w:eastAsia="Arial" w:hAnsi="Arial"/>
@@ -33005,7 +33005,7 @@
               <w:spacing w:after="10" w:before="0"/>
               <w:ind w:left="120"/>
             </w:pPr>
-            <w:hyperlink w:history="1" r:id="rId6nicji6m5sydhsgh7qf6z">
+            <w:hyperlink w:history="1" r:id="rIdeqj4mi4bi3m1c9c89kgh0">
               <w:r>
                 <w:rPr>
                   <w:rFonts w:ascii="Arial" w:cs="Arial" w:eastAsia="Arial" w:hAnsi="Arial"/>
@@ -33067,7 +33067,7 @@
               <w:spacing w:after="10" w:before="0"/>
               <w:ind w:left="120"/>
             </w:pPr>
-            <w:hyperlink w:history="1" r:id="rIditd5emgjcqj4kbjiden0c">
+            <w:hyperlink w:history="1" r:id="rIdyd4l2t3bckfzwlinpcd6r">
               <w:r>
                 <w:rPr>
                   <w:rFonts w:ascii="Arial" w:cs="Arial" w:eastAsia="Arial" w:hAnsi="Arial"/>
@@ -33277,7 +33277,7 @@
             <w:pPr>
               <w:spacing w:after="20" w:before="0"/>
             </w:pPr>
-            <w:hyperlink w:history="1" r:id="rId_lgi4xtlpplualqjxbvpt">
+            <w:hyperlink w:history="1" r:id="rIdfdpot9azshj2acy3mn-fi">
               <w:r>
                 <w:rPr>
                   <w:rFonts w:ascii="Arial" w:cs="Arial" w:eastAsia="Arial" w:hAnsi="Arial"/>
@@ -33310,7 +33310,7 @@
               <w:spacing w:after="10" w:before="0"/>
               <w:ind w:left="120"/>
             </w:pPr>
-            <w:hyperlink w:history="1" r:id="rIdm04_hucqas64grshn-bm_">
+            <w:hyperlink w:history="1" r:id="rIddwbugg-ip-sdjqcctgbcl">
               <w:r>
                 <w:rPr>
                   <w:rFonts w:ascii="Arial" w:cs="Arial" w:eastAsia="Arial" w:hAnsi="Arial"/>
@@ -33372,7 +33372,7 @@
               <w:spacing w:after="10" w:before="0"/>
               <w:ind w:left="120"/>
             </w:pPr>
-            <w:hyperlink w:history="1" r:id="rIdv_u1iiswuwnf98lgqjgxa">
+            <w:hyperlink w:history="1" r:id="rIdwrqgquyf22icotcw5-cuz">
               <w:r>
                 <w:rPr>
                   <w:rFonts w:ascii="Arial" w:cs="Arial" w:eastAsia="Arial" w:hAnsi="Arial"/>
@@ -33582,7 +33582,7 @@
             <w:pPr>
               <w:spacing w:after="20" w:before="0"/>
             </w:pPr>
-            <w:hyperlink w:history="1" r:id="rId717ltdgnybm111mjqpkdj">
+            <w:hyperlink w:history="1" r:id="rIdesoqan6e7vijdoy42yona">
               <w:r>
                 <w:rPr>
                   <w:rFonts w:ascii="Arial" w:cs="Arial" w:eastAsia="Arial" w:hAnsi="Arial"/>
@@ -33615,7 +33615,7 @@
               <w:spacing w:after="10" w:before="0"/>
               <w:ind w:left="120"/>
             </w:pPr>
-            <w:hyperlink w:history="1" r:id="rIdug1fmzzzi52-6zujxcrh2">
+            <w:hyperlink w:history="1" r:id="rIdq-f-rzet4nwabsh6njbtk">
               <w:r>
                 <w:rPr>
                   <w:rFonts w:ascii="Arial" w:cs="Arial" w:eastAsia="Arial" w:hAnsi="Arial"/>
@@ -33677,7 +33677,7 @@
               <w:spacing w:after="10" w:before="0"/>
               <w:ind w:left="120"/>
             </w:pPr>
-            <w:hyperlink w:history="1" r:id="rIdytl5mwzzbsa0jyhjyohwa">
+            <w:hyperlink w:history="1" r:id="rIdjwsxm9_b9ghodnb9gyywb">
               <w:r>
                 <w:rPr>
                   <w:rFonts w:ascii="Arial" w:cs="Arial" w:eastAsia="Arial" w:hAnsi="Arial"/>
@@ -33887,7 +33887,7 @@
             <w:pPr>
               <w:spacing w:after="20" w:before="0"/>
             </w:pPr>
-            <w:hyperlink w:history="1" r:id="rIdq6do78i8zpf7a5vusxrjo">
+            <w:hyperlink w:history="1" r:id="rId44lj3h6noeojdqmjakkpi">
               <w:r>
                 <w:rPr>
                   <w:rFonts w:ascii="Arial" w:cs="Arial" w:eastAsia="Arial" w:hAnsi="Arial"/>
@@ -33920,7 +33920,7 @@
               <w:spacing w:after="10" w:before="0"/>
               <w:ind w:left="120"/>
             </w:pPr>
-            <w:hyperlink w:history="1" r:id="rId-bek6qm3kbt-zizuy2c4w">
+            <w:hyperlink w:history="1" r:id="rIdltgvzbtalb1l0ddgpnwxc">
               <w:r>
                 <w:rPr>
                   <w:rFonts w:ascii="Arial" w:cs="Arial" w:eastAsia="Arial" w:hAnsi="Arial"/>
@@ -33982,7 +33982,7 @@
               <w:spacing w:after="10" w:before="0"/>
               <w:ind w:left="120"/>
             </w:pPr>
-            <w:hyperlink w:history="1" r:id="rIdxerhmci2qbieolxmrv9mt">
+            <w:hyperlink w:history="1" r:id="rIdviiocjouusxtrbmszvfux">
               <w:r>
                 <w:rPr>
                   <w:rFonts w:ascii="Arial" w:cs="Arial" w:eastAsia="Arial" w:hAnsi="Arial"/>
@@ -34509,7 +34509,7 @@
         </w:rPr>
         <w:t xml:space="preserve">© 2026 SeaVuria and ARES. Aligned with KICD objectives. Developed by SeaVuria; technical implementation by ARES (with AI assistance from Claude). Licensed under </w:t>
       </w:r>
-      <w:hyperlink w:history="1" r:id="rIdvory071f6qlciqjnbtmvt">
+      <w:hyperlink w:history="1" r:id="rIdf6ufzwdb5janlcbgoqasj">
         <w:r>
           <w:rPr>
             <w:rFonts w:ascii="Arial" w:cs="Arial" w:eastAsia="Arial" w:hAnsi="Arial"/>
@@ -34530,7 +34530,7 @@
         </w:rPr>
         <w:t xml:space="preserve"> (</w:t>
       </w:r>
-      <w:hyperlink w:history="1" r:id="rIdiwtrlosxpo1ltigbpxfu6">
+      <w:hyperlink w:history="1" r:id="rIdnjj_9vhtcptyhlrcx1ret">
         <w:r>
           <w:rPr>
             <w:rFonts w:ascii="Arial" w:cs="Arial" w:eastAsia="Arial" w:hAnsi="Arial"/>
@@ -35543,7 +35543,7 @@
             <w:pPr>
               <w:spacing w:after="20" w:before="0"/>
             </w:pPr>
-            <w:hyperlink w:history="1" r:id="rIdtzks8qsiw-_xls7kc9imz">
+            <w:hyperlink w:history="1" r:id="rIdt0wrrqq8kgr20jsqcefsl">
               <w:r>
                 <w:rPr>
                   <w:rFonts w:ascii="Arial" w:cs="Arial" w:eastAsia="Arial" w:hAnsi="Arial"/>
@@ -35576,7 +35576,7 @@
               <w:spacing w:after="10" w:before="0"/>
               <w:ind w:left="120"/>
             </w:pPr>
-            <w:hyperlink w:history="1" r:id="rIdxhfbevudmefv7gvrhsgfp">
+            <w:hyperlink w:history="1" r:id="rIdwtxjtjnsjbln6p57ntlzx">
               <w:r>
                 <w:rPr>
                   <w:rFonts w:ascii="Arial" w:cs="Arial" w:eastAsia="Arial" w:hAnsi="Arial"/>
@@ -35621,7 +35621,7 @@
             <w:pPr>
               <w:spacing w:after="20" w:before="0"/>
             </w:pPr>
-            <w:hyperlink w:history="1" r:id="rIdtllggdf8i6k4pawrparif">
+            <w:hyperlink w:history="1" r:id="rIds2nmczarnuke0pbifnrt8">
               <w:r>
                 <w:rPr>
                   <w:rFonts w:ascii="Arial" w:cs="Arial" w:eastAsia="Arial" w:hAnsi="Arial"/>
@@ -35654,7 +35654,7 @@
               <w:spacing w:after="10" w:before="0"/>
               <w:ind w:left="120"/>
             </w:pPr>
-            <w:hyperlink w:history="1" r:id="rIdpzmgmzzfgikeb44wv3xeb">
+            <w:hyperlink w:history="1" r:id="rIdfwraeqi0w78-bay4bk6mi">
               <w:r>
                 <w:rPr>
                   <w:rFonts w:ascii="Arial" w:cs="Arial" w:eastAsia="Arial" w:hAnsi="Arial"/>
@@ -35849,7 +35849,7 @@
             <w:pPr>
               <w:spacing w:after="20" w:before="0"/>
             </w:pPr>
-            <w:hyperlink w:history="1" r:id="rIdzilxwnrxwwzgvy4rc3zlz">
+            <w:hyperlink w:history="1" r:id="rIdfohdciotkdzlgfdvwjyaa">
               <w:r>
                 <w:rPr>
                   <w:rFonts w:ascii="Arial" w:cs="Arial" w:eastAsia="Arial" w:hAnsi="Arial"/>
@@ -35882,7 +35882,7 @@
               <w:spacing w:after="10" w:before="0"/>
               <w:ind w:left="120"/>
             </w:pPr>
-            <w:hyperlink w:history="1" r:id="rIdjik_1ruqrbwbtqdic28hp">
+            <w:hyperlink w:history="1" r:id="rIdz2-pk51wjg-zqrmj1pela">
               <w:r>
                 <w:rPr>
                   <w:rFonts w:ascii="Arial" w:cs="Arial" w:eastAsia="Arial" w:hAnsi="Arial"/>
@@ -35927,7 +35927,7 @@
             <w:pPr>
               <w:spacing w:after="20" w:before="0"/>
             </w:pPr>
-            <w:hyperlink w:history="1" r:id="rId9bx8eionfm3gwc-laeefj">
+            <w:hyperlink w:history="1" r:id="rId1i_a2mu8futsvnooonbpn">
               <w:r>
                 <w:rPr>
                   <w:rFonts w:ascii="Arial" w:cs="Arial" w:eastAsia="Arial" w:hAnsi="Arial"/>
@@ -35960,7 +35960,7 @@
               <w:spacing w:after="10" w:before="0"/>
               <w:ind w:left="120"/>
             </w:pPr>
-            <w:hyperlink w:history="1" r:id="rIdk4d0jngkojjgoybqyc-ow">
+            <w:hyperlink w:history="1" r:id="rIdbhyyd3ftlthaxijk6srgy">
               <w:r>
                 <w:rPr>
                   <w:rFonts w:ascii="Arial" w:cs="Arial" w:eastAsia="Arial" w:hAnsi="Arial"/>
@@ -36155,7 +36155,7 @@
             <w:pPr>
               <w:spacing w:after="20" w:before="0"/>
             </w:pPr>
-            <w:hyperlink w:history="1" r:id="rIdyg3yqpxpm5-6tcsqilvwr">
+            <w:hyperlink w:history="1" r:id="rIdkg1go7tqghkxnl223ldyi">
               <w:r>
                 <w:rPr>
                   <w:rFonts w:ascii="Arial" w:cs="Arial" w:eastAsia="Arial" w:hAnsi="Arial"/>
@@ -36188,7 +36188,7 @@
               <w:spacing w:after="10" w:before="0"/>
               <w:ind w:left="120"/>
             </w:pPr>
-            <w:hyperlink w:history="1" r:id="rIdiflklitupbq-odmepn-k2">
+            <w:hyperlink w:history="1" r:id="rIddvisi4pr3mtwqhplnjr4m">
               <w:r>
                 <w:rPr>
                   <w:rFonts w:ascii="Arial" w:cs="Arial" w:eastAsia="Arial" w:hAnsi="Arial"/>
@@ -36233,7 +36233,7 @@
             <w:pPr>
               <w:spacing w:after="20" w:before="0"/>
             </w:pPr>
-            <w:hyperlink w:history="1" r:id="rId5zqveid_7tufqx1mo_uof">
+            <w:hyperlink w:history="1" r:id="rIdqhfyqohzpocjhtczcs7cj">
               <w:r>
                 <w:rPr>
                   <w:rFonts w:ascii="Arial" w:cs="Arial" w:eastAsia="Arial" w:hAnsi="Arial"/>
@@ -36266,7 +36266,7 @@
               <w:spacing w:after="10" w:before="0"/>
               <w:ind w:left="120"/>
             </w:pPr>
-            <w:hyperlink w:history="1" r:id="rIdvxke36-2qnbviolg63vzu">
+            <w:hyperlink w:history="1" r:id="rIdds85os0v7bhyyv20m_aa9">
               <w:r>
                 <w:rPr>
                   <w:rFonts w:ascii="Arial" w:cs="Arial" w:eastAsia="Arial" w:hAnsi="Arial"/>
@@ -36461,7 +36461,7 @@
             <w:pPr>
               <w:spacing w:after="20" w:before="0"/>
             </w:pPr>
-            <w:hyperlink w:history="1" r:id="rIdtpy07mn2vj9vpqzxboroa">
+            <w:hyperlink w:history="1" r:id="rIdh3oohwjokydcuzpj439n7">
               <w:r>
                 <w:rPr>
                   <w:rFonts w:ascii="Arial" w:cs="Arial" w:eastAsia="Arial" w:hAnsi="Arial"/>
@@ -36494,7 +36494,7 @@
               <w:spacing w:after="10" w:before="0"/>
               <w:ind w:left="120"/>
             </w:pPr>
-            <w:hyperlink w:history="1" r:id="rIdmy8fwbwbmtulbc4qmx5tt">
+            <w:hyperlink w:history="1" r:id="rIdkeup_bhu18qxif8z8o8bc">
               <w:r>
                 <w:rPr>
                   <w:rFonts w:ascii="Arial" w:cs="Arial" w:eastAsia="Arial" w:hAnsi="Arial"/>
@@ -36539,7 +36539,7 @@
             <w:pPr>
               <w:spacing w:after="20" w:before="0"/>
             </w:pPr>
-            <w:hyperlink w:history="1" r:id="rIdr_mxg21hmvatp5bent_5w">
+            <w:hyperlink w:history="1" r:id="rIdkxyae3rdrf18klcvrfg7p">
               <w:r>
                 <w:rPr>
                   <w:rFonts w:ascii="Arial" w:cs="Arial" w:eastAsia="Arial" w:hAnsi="Arial"/>
@@ -36572,7 +36572,7 @@
               <w:spacing w:after="10" w:before="0"/>
               <w:ind w:left="120"/>
             </w:pPr>
-            <w:hyperlink w:history="1" r:id="rIdumja3ps5tkq7_ruvyou5a">
+            <w:hyperlink w:history="1" r:id="rIdymotndueq5i3aiesrewa4">
               <w:r>
                 <w:rPr>
                   <w:rFonts w:ascii="Arial" w:cs="Arial" w:eastAsia="Arial" w:hAnsi="Arial"/>
@@ -36767,7 +36767,7 @@
             <w:pPr>
               <w:spacing w:after="20" w:before="0"/>
             </w:pPr>
-            <w:hyperlink w:history="1" r:id="rIdkk3m_1awnzrax3e7cmtbo">
+            <w:hyperlink w:history="1" r:id="rIdz6vdfu8s3dzk8feavfifr">
               <w:r>
                 <w:rPr>
                   <w:rFonts w:ascii="Arial" w:cs="Arial" w:eastAsia="Arial" w:hAnsi="Arial"/>
@@ -36800,7 +36800,7 @@
               <w:spacing w:after="10" w:before="0"/>
               <w:ind w:left="120"/>
             </w:pPr>
-            <w:hyperlink w:history="1" r:id="rIdfutwr4xdtwtsyu7wkg0-r">
+            <w:hyperlink w:history="1" r:id="rIdolapsfrnsweohnewzkxqs">
               <w:r>
                 <w:rPr>
                   <w:rFonts w:ascii="Arial" w:cs="Arial" w:eastAsia="Arial" w:hAnsi="Arial"/>
@@ -36845,7 +36845,7 @@
             <w:pPr>
               <w:spacing w:after="20" w:before="0"/>
             </w:pPr>
-            <w:hyperlink w:history="1" r:id="rIdjyuuesjyvmtzfw_kkh6i3">
+            <w:hyperlink w:history="1" r:id="rIdtbbjrip58k4_wcyhx1ehr">
               <w:r>
                 <w:rPr>
                   <w:rFonts w:ascii="Arial" w:cs="Arial" w:eastAsia="Arial" w:hAnsi="Arial"/>
@@ -36878,7 +36878,7 @@
               <w:spacing w:after="10" w:before="0"/>
               <w:ind w:left="120"/>
             </w:pPr>
-            <w:hyperlink w:history="1" r:id="rIdyqszbmciybn43hj-2kp1j">
+            <w:hyperlink w:history="1" r:id="rIdo3xou1i824dz20ixzptrc">
               <w:r>
                 <w:rPr>
                   <w:rFonts w:ascii="Arial" w:cs="Arial" w:eastAsia="Arial" w:hAnsi="Arial"/>
@@ -37390,7 +37390,7 @@
         </w:rPr>
         <w:t xml:space="preserve">© 2026 SeaVuria and ARES. Aligned with KICD objectives. Developed by SeaVuria; technical implementation by ARES (with AI assistance from Claude). Licensed under </w:t>
       </w:r>
-      <w:hyperlink w:history="1" r:id="rId2xz4eks72vfq3bzgce5d4">
+      <w:hyperlink w:history="1" r:id="rIdouhu5egsvcj1-5qtj4qw5">
         <w:r>
           <w:rPr>
             <w:rFonts w:ascii="Arial" w:cs="Arial" w:eastAsia="Arial" w:hAnsi="Arial"/>
@@ -37411,7 +37411,7 @@
         </w:rPr>
         <w:t xml:space="preserve"> (</w:t>
       </w:r>
-      <w:hyperlink w:history="1" r:id="rIdtbwr47d9khvneg1z3-xzm">
+      <w:hyperlink w:history="1" r:id="rIdjwepfslx4psrmmwc690vg">
         <w:r>
           <w:rPr>
             <w:rFonts w:ascii="Arial" w:cs="Arial" w:eastAsia="Arial" w:hAnsi="Arial"/>

--- a/data/outputs/v2/Physics/SS3.2_Current_Electricity/Physics_Current_Electricity_CBE_LessonSequence.docx
+++ b/data/outputs/v2/Physics/SS3.2_Current_Electricity/Physics_Current_Electricity_CBE_LessonSequence.docx
@@ -2710,7 +2710,7 @@
         </w:rPr>
         <w:t xml:space="preserve">© 2026 SeaVuria and ARES. This work is licensed under a </w:t>
       </w:r>
-      <w:hyperlink w:history="1" r:id="rIdiosvihome9ea8tnfoca1b">
+      <w:hyperlink w:history="1" r:id="rIdzw3dacuj54m-vnwks0hjk">
         <w:r>
           <w:rPr>
             <w:rFonts w:ascii="Arial" w:cs="Arial" w:eastAsia="Arial" w:hAnsi="Arial"/>
@@ -2730,7 +2730,7 @@
         </w:rPr>
         <w:t xml:space="preserve"> (</w:t>
       </w:r>
-      <w:hyperlink w:history="1" r:id="rIdfclupokjpyjdbhtx3o4x3">
+      <w:hyperlink w:history="1" r:id="rIdmntykuoqk1_nqttt3n-ki">
         <w:r>
           <w:rPr>
             <w:rFonts w:ascii="Arial" w:cs="Arial" w:eastAsia="Arial" w:hAnsi="Arial"/>
@@ -2750,7 +2750,7 @@
         </w:rPr>
         <w:t xml:space="preserve">). To view a copy of this license, visit </w:t>
       </w:r>
-      <w:hyperlink w:history="1" r:id="rIdxrcd7c41bpmm5rppxivos">
+      <w:hyperlink w:history="1" r:id="rIdtyvsaye99ap4p_bopz2g6">
         <w:r>
           <w:rPr>
             <w:rFonts w:ascii="Arial" w:cs="Arial" w:eastAsia="Arial" w:hAnsi="Arial"/>
@@ -3762,7 +3762,7 @@
             <w:pPr>
               <w:spacing w:after="20" w:before="0"/>
             </w:pPr>
-            <w:hyperlink w:history="1" r:id="rId4dphmkrztda8lpvw5jyh1">
+            <w:hyperlink w:history="1" r:id="rIdvwzjg4sgypuop_eohaszu">
               <w:r>
                 <w:rPr>
                   <w:rFonts w:ascii="Arial" w:cs="Arial" w:eastAsia="Arial" w:hAnsi="Arial"/>
@@ -3795,7 +3795,7 @@
               <w:spacing w:after="10" w:before="0"/>
               <w:ind w:left="120"/>
             </w:pPr>
-            <w:hyperlink w:history="1" r:id="rIdmaawfd6ogo4xml4ic3xbt">
+            <w:hyperlink w:history="1" r:id="rIdsufhx0kx5dgakpbqe9jnm">
               <w:r>
                 <w:rPr>
                   <w:rFonts w:ascii="Arial" w:cs="Arial" w:eastAsia="Arial" w:hAnsi="Arial"/>
@@ -3840,7 +3840,7 @@
             <w:pPr>
               <w:spacing w:after="20" w:before="0"/>
             </w:pPr>
-            <w:hyperlink w:history="1" r:id="rIdxfqenkme8bmonal2ca8nh">
+            <w:hyperlink w:history="1" r:id="rIdluws25fjqrfxm8dprrxbw">
               <w:r>
                 <w:rPr>
                   <w:rFonts w:ascii="Arial" w:cs="Arial" w:eastAsia="Arial" w:hAnsi="Arial"/>
@@ -3873,7 +3873,7 @@
               <w:spacing w:after="10" w:before="0"/>
               <w:ind w:left="120"/>
             </w:pPr>
-            <w:hyperlink w:history="1" r:id="rIdk4e6jzuxecxujd5h8pefa">
+            <w:hyperlink w:history="1" r:id="rIdnqqbecoi16ieqk9040xdq">
               <w:r>
                 <w:rPr>
                   <w:rFonts w:ascii="Arial" w:cs="Arial" w:eastAsia="Arial" w:hAnsi="Arial"/>
@@ -4068,7 +4068,7 @@
             <w:pPr>
               <w:spacing w:after="20" w:before="0"/>
             </w:pPr>
-            <w:hyperlink w:history="1" r:id="rIdbjljbvq8_gfnozv9v_vow">
+            <w:hyperlink w:history="1" r:id="rIdicmizs3hbykctjk-8oqdp">
               <w:r>
                 <w:rPr>
                   <w:rFonts w:ascii="Arial" w:cs="Arial" w:eastAsia="Arial" w:hAnsi="Arial"/>
@@ -4101,7 +4101,7 @@
               <w:spacing w:after="10" w:before="0"/>
               <w:ind w:left="120"/>
             </w:pPr>
-            <w:hyperlink w:history="1" r:id="rIdyvynrzz8s9sb-1ay7ipa4">
+            <w:hyperlink w:history="1" r:id="rIdavy5loutyitsqmlbijwra">
               <w:r>
                 <w:rPr>
                   <w:rFonts w:ascii="Arial" w:cs="Arial" w:eastAsia="Arial" w:hAnsi="Arial"/>
@@ -4146,7 +4146,7 @@
             <w:pPr>
               <w:spacing w:after="20" w:before="0"/>
             </w:pPr>
-            <w:hyperlink w:history="1" r:id="rId1pzt8qmbor8toa4bwr8hm">
+            <w:hyperlink w:history="1" r:id="rIdahx7teczgoya7irsgvfji">
               <w:r>
                 <w:rPr>
                   <w:rFonts w:ascii="Arial" w:cs="Arial" w:eastAsia="Arial" w:hAnsi="Arial"/>
@@ -4179,7 +4179,7 @@
               <w:spacing w:after="10" w:before="0"/>
               <w:ind w:left="120"/>
             </w:pPr>
-            <w:hyperlink w:history="1" r:id="rIdcdzn2syewepdk_i2k0zwx">
+            <w:hyperlink w:history="1" r:id="rIdtrvi0iqk3fbq_f1yofelw">
               <w:r>
                 <w:rPr>
                   <w:rFonts w:ascii="Arial" w:cs="Arial" w:eastAsia="Arial" w:hAnsi="Arial"/>
@@ -4374,7 +4374,7 @@
             <w:pPr>
               <w:spacing w:after="20" w:before="0"/>
             </w:pPr>
-            <w:hyperlink w:history="1" r:id="rIdcwltr4gs78yru_onecbtx">
+            <w:hyperlink w:history="1" r:id="rIduqynuabg0ap5t-6it6z8o">
               <w:r>
                 <w:rPr>
                   <w:rFonts w:ascii="Arial" w:cs="Arial" w:eastAsia="Arial" w:hAnsi="Arial"/>
@@ -4407,7 +4407,7 @@
               <w:spacing w:after="10" w:before="0"/>
               <w:ind w:left="120"/>
             </w:pPr>
-            <w:hyperlink w:history="1" r:id="rIda69qaza-hjhmxhxcr87fk">
+            <w:hyperlink w:history="1" r:id="rIduzb_tw07nyi5fso1fgxqh">
               <w:r>
                 <w:rPr>
                   <w:rFonts w:ascii="Arial" w:cs="Arial" w:eastAsia="Arial" w:hAnsi="Arial"/>
@@ -4452,7 +4452,7 @@
             <w:pPr>
               <w:spacing w:after="20" w:before="0"/>
             </w:pPr>
-            <w:hyperlink w:history="1" r:id="rIdkqa4fdbidkbdvjm9qxucc">
+            <w:hyperlink w:history="1" r:id="rIdxtfkvcdsrzgyh2llo4ho2">
               <w:r>
                 <w:rPr>
                   <w:rFonts w:ascii="Arial" w:cs="Arial" w:eastAsia="Arial" w:hAnsi="Arial"/>
@@ -4485,7 +4485,7 @@
               <w:spacing w:after="10" w:before="0"/>
               <w:ind w:left="120"/>
             </w:pPr>
-            <w:hyperlink w:history="1" r:id="rIdg6whtj85ptjhosg2nz0gc">
+            <w:hyperlink w:history="1" r:id="rIdoe1liqdjwu2otg1cibr3r">
               <w:r>
                 <w:rPr>
                   <w:rFonts w:ascii="Arial" w:cs="Arial" w:eastAsia="Arial" w:hAnsi="Arial"/>
@@ -4680,7 +4680,7 @@
             <w:pPr>
               <w:spacing w:after="20" w:before="0"/>
             </w:pPr>
-            <w:hyperlink w:history="1" r:id="rIdf0rxdrrcns-pkhxndlngr">
+            <w:hyperlink w:history="1" r:id="rIdfhukm1vjwfhbvsf1rnsaw">
               <w:r>
                 <w:rPr>
                   <w:rFonts w:ascii="Arial" w:cs="Arial" w:eastAsia="Arial" w:hAnsi="Arial"/>
@@ -4713,7 +4713,7 @@
               <w:spacing w:after="10" w:before="0"/>
               <w:ind w:left="120"/>
             </w:pPr>
-            <w:hyperlink w:history="1" r:id="rIdr0ki408piyot80a3z3vxq">
+            <w:hyperlink w:history="1" r:id="rIdn6snafacknmsccx3aecli">
               <w:r>
                 <w:rPr>
                   <w:rFonts w:ascii="Arial" w:cs="Arial" w:eastAsia="Arial" w:hAnsi="Arial"/>
@@ -4758,7 +4758,7 @@
             <w:pPr>
               <w:spacing w:after="20" w:before="0"/>
             </w:pPr>
-            <w:hyperlink w:history="1" r:id="rIdd8qm0s-oeneci_u3ps3br">
+            <w:hyperlink w:history="1" r:id="rIdu-pd4u2iudmmp8rigoow7">
               <w:r>
                 <w:rPr>
                   <w:rFonts w:ascii="Arial" w:cs="Arial" w:eastAsia="Arial" w:hAnsi="Arial"/>
@@ -4791,7 +4791,7 @@
               <w:spacing w:after="10" w:before="0"/>
               <w:ind w:left="120"/>
             </w:pPr>
-            <w:hyperlink w:history="1" r:id="rId3zzy6br0bhcukrwigbuid">
+            <w:hyperlink w:history="1" r:id="rIdianw-6spolip_7rveaxsq">
               <w:r>
                 <w:rPr>
                   <w:rFonts w:ascii="Arial" w:cs="Arial" w:eastAsia="Arial" w:hAnsi="Arial"/>
@@ -4986,7 +4986,7 @@
             <w:pPr>
               <w:spacing w:after="20" w:before="0"/>
             </w:pPr>
-            <w:hyperlink w:history="1" r:id="rIdy9npwagdte4k5ee8q8wo7">
+            <w:hyperlink w:history="1" r:id="rIdhcm88anxfb1jlfwj3j_xi">
               <w:r>
                 <w:rPr>
                   <w:rFonts w:ascii="Arial" w:cs="Arial" w:eastAsia="Arial" w:hAnsi="Arial"/>
@@ -5035,7 +5035,7 @@
               <w:spacing w:after="10" w:before="0"/>
               <w:ind w:left="120"/>
             </w:pPr>
-            <w:hyperlink w:history="1" r:id="rIdkrv_dizjrmom83hntg3qm">
+            <w:hyperlink w:history="1" r:id="rIdy9wlcd2cxpf63ctvqecvz">
               <w:r>
                 <w:rPr>
                   <w:rFonts w:ascii="Arial" w:cs="Arial" w:eastAsia="Arial" w:hAnsi="Arial"/>
@@ -5080,7 +5080,7 @@
             <w:pPr>
               <w:spacing w:after="20" w:before="0"/>
             </w:pPr>
-            <w:hyperlink w:history="1" r:id="rIdi8gjseeuwk8kccft7c8am">
+            <w:hyperlink w:history="1" r:id="rIdp8cqt3ff4tekkyfoe_2n4">
               <w:r>
                 <w:rPr>
                   <w:rFonts w:ascii="Arial" w:cs="Arial" w:eastAsia="Arial" w:hAnsi="Arial"/>
@@ -5129,7 +5129,7 @@
               <w:spacing w:after="10" w:before="0"/>
               <w:ind w:left="120"/>
             </w:pPr>
-            <w:hyperlink w:history="1" r:id="rIdvw8n6_i1t9qd-lwpmov0x">
+            <w:hyperlink w:history="1" r:id="rIdezrqszx0zlzy1wgm6utv1">
               <w:r>
                 <w:rPr>
                   <w:rFonts w:ascii="Arial" w:cs="Arial" w:eastAsia="Arial" w:hAnsi="Arial"/>
@@ -5641,7 +5641,7 @@
         </w:rPr>
         <w:t xml:space="preserve">© 2026 SeaVuria and ARES. Aligned with KICD objectives. Developed by SeaVuria; technical implementation by ARES (with AI assistance from Claude). Licensed under </w:t>
       </w:r>
-      <w:hyperlink w:history="1" r:id="rIdl_jjdfagbv7v4fkqmjqs_">
+      <w:hyperlink w:history="1" r:id="rIdd71buxuer7neq8hyndocf">
         <w:r>
           <w:rPr>
             <w:rFonts w:ascii="Arial" w:cs="Arial" w:eastAsia="Arial" w:hAnsi="Arial"/>
@@ -5662,7 +5662,7 @@
         </w:rPr>
         <w:t xml:space="preserve"> (</w:t>
       </w:r>
-      <w:hyperlink w:history="1" r:id="rIdbbuxhxnzewaahvocy5ieq">
+      <w:hyperlink w:history="1" r:id="rIdbrzn0cljav09sla73tswa">
         <w:r>
           <w:rPr>
             <w:rFonts w:ascii="Arial" w:cs="Arial" w:eastAsia="Arial" w:hAnsi="Arial"/>
@@ -6675,7 +6675,7 @@
             <w:pPr>
               <w:spacing w:after="20" w:before="0"/>
             </w:pPr>
-            <w:hyperlink w:history="1" r:id="rIdedmcmve-wd2bjiz8gjen3">
+            <w:hyperlink w:history="1" r:id="rIdybr9obip-ie-xum9goc4l">
               <w:r>
                 <w:rPr>
                   <w:rFonts w:ascii="Arial" w:cs="Arial" w:eastAsia="Arial" w:hAnsi="Arial"/>
@@ -6708,7 +6708,7 @@
               <w:spacing w:after="10" w:before="0"/>
               <w:ind w:left="120"/>
             </w:pPr>
-            <w:hyperlink w:history="1" r:id="rId7j39xwficd6kjkgijmgvx">
+            <w:hyperlink w:history="1" r:id="rIdkfglncyr2y9ca4rriyas9">
               <w:r>
                 <w:rPr>
                   <w:rFonts w:ascii="Arial" w:cs="Arial" w:eastAsia="Arial" w:hAnsi="Arial"/>
@@ -6753,7 +6753,7 @@
             <w:pPr>
               <w:spacing w:after="20" w:before="0"/>
             </w:pPr>
-            <w:hyperlink w:history="1" r:id="rIdm7y6wfqegaaz_lvxj3e0e">
+            <w:hyperlink w:history="1" r:id="rIdfaublirm2tjwpbnuyh_l8">
               <w:r>
                 <w:rPr>
                   <w:rFonts w:ascii="Arial" w:cs="Arial" w:eastAsia="Arial" w:hAnsi="Arial"/>
@@ -6786,7 +6786,7 @@
               <w:spacing w:after="10" w:before="0"/>
               <w:ind w:left="120"/>
             </w:pPr>
-            <w:hyperlink w:history="1" r:id="rIdm140vog6pfzklghufznw9">
+            <w:hyperlink w:history="1" r:id="rIdaflbnfzaxs5ia_nldh5_x">
               <w:r>
                 <w:rPr>
                   <w:rFonts w:ascii="Arial" w:cs="Arial" w:eastAsia="Arial" w:hAnsi="Arial"/>
@@ -6981,7 +6981,7 @@
             <w:pPr>
               <w:spacing w:after="20" w:before="0"/>
             </w:pPr>
-            <w:hyperlink w:history="1" r:id="rIdylx7sbz-rbh2pio4d_oua">
+            <w:hyperlink w:history="1" r:id="rIde0vkaenfmxbrtenpqipxa">
               <w:r>
                 <w:rPr>
                   <w:rFonts w:ascii="Arial" w:cs="Arial" w:eastAsia="Arial" w:hAnsi="Arial"/>
@@ -7014,7 +7014,7 @@
               <w:spacing w:after="10" w:before="0"/>
               <w:ind w:left="120"/>
             </w:pPr>
-            <w:hyperlink w:history="1" r:id="rId7mt9csjuqti2go7hal6oc">
+            <w:hyperlink w:history="1" r:id="rIdgetcgq5ktwgqcvcuebrkw">
               <w:r>
                 <w:rPr>
                   <w:rFonts w:ascii="Arial" w:cs="Arial" w:eastAsia="Arial" w:hAnsi="Arial"/>
@@ -7059,7 +7059,7 @@
             <w:pPr>
               <w:spacing w:after="20" w:before="0"/>
             </w:pPr>
-            <w:hyperlink w:history="1" r:id="rIdhchurwysaj9nexkq83xw7">
+            <w:hyperlink w:history="1" r:id="rIdc3pu41fdxurnfioz8-w5k">
               <w:r>
                 <w:rPr>
                   <w:rFonts w:ascii="Arial" w:cs="Arial" w:eastAsia="Arial" w:hAnsi="Arial"/>
@@ -7092,7 +7092,7 @@
               <w:spacing w:after="10" w:before="0"/>
               <w:ind w:left="120"/>
             </w:pPr>
-            <w:hyperlink w:history="1" r:id="rId3l_drpgn8-__h5qdcbnvk">
+            <w:hyperlink w:history="1" r:id="rId3qmnnqlgoopc0sx-g5obh">
               <w:r>
                 <w:rPr>
                   <w:rFonts w:ascii="Arial" w:cs="Arial" w:eastAsia="Arial" w:hAnsi="Arial"/>
@@ -7287,7 +7287,7 @@
             <w:pPr>
               <w:spacing w:after="20" w:before="0"/>
             </w:pPr>
-            <w:hyperlink w:history="1" r:id="rIdohyvx90ecnw2abcekn6sd">
+            <w:hyperlink w:history="1" r:id="rIdy-9cnrorgg1qnnutziqec">
               <w:r>
                 <w:rPr>
                   <w:rFonts w:ascii="Arial" w:cs="Arial" w:eastAsia="Arial" w:hAnsi="Arial"/>
@@ -7336,7 +7336,7 @@
               <w:spacing w:after="10" w:before="0"/>
               <w:ind w:left="120"/>
             </w:pPr>
-            <w:hyperlink w:history="1" r:id="rIdcbkyzkjkmwytzzsgtctq9">
+            <w:hyperlink w:history="1" r:id="rIdojwdkwpcdrt4wya5ycnvl">
               <w:r>
                 <w:rPr>
                   <w:rFonts w:ascii="Arial" w:cs="Arial" w:eastAsia="Arial" w:hAnsi="Arial"/>
@@ -7381,7 +7381,7 @@
             <w:pPr>
               <w:spacing w:after="20" w:before="0"/>
             </w:pPr>
-            <w:hyperlink w:history="1" r:id="rIdkhx1vcvfjvi6dfdydqrkz">
+            <w:hyperlink w:history="1" r:id="rId31djo0bdfxbfxc0g7hxeo">
               <w:r>
                 <w:rPr>
                   <w:rFonts w:ascii="Arial" w:cs="Arial" w:eastAsia="Arial" w:hAnsi="Arial"/>
@@ -7414,7 +7414,7 @@
               <w:spacing w:after="10" w:before="0"/>
               <w:ind w:left="120"/>
             </w:pPr>
-            <w:hyperlink w:history="1" r:id="rIdtlmlktdw-cq5k4a8zp6xn">
+            <w:hyperlink w:history="1" r:id="rIdosmpez-tudolj0jlndrus">
               <w:r>
                 <w:rPr>
                   <w:rFonts w:ascii="Arial" w:cs="Arial" w:eastAsia="Arial" w:hAnsi="Arial"/>
@@ -7609,7 +7609,7 @@
             <w:pPr>
               <w:spacing w:after="20" w:before="0"/>
             </w:pPr>
-            <w:hyperlink w:history="1" r:id="rIdpbafwdim_wlbteisjwi2n">
+            <w:hyperlink w:history="1" r:id="rIdek-1dc59cmszlp1kf31m4">
               <w:r>
                 <w:rPr>
                   <w:rFonts w:ascii="Arial" w:cs="Arial" w:eastAsia="Arial" w:hAnsi="Arial"/>
@@ -7658,7 +7658,7 @@
               <w:spacing w:after="10" w:before="0"/>
               <w:ind w:left="120"/>
             </w:pPr>
-            <w:hyperlink w:history="1" r:id="rIdqfrxlbvgexz87vhlwhbvh">
+            <w:hyperlink w:history="1" r:id="rIdqci-evavh-rddudhq5hgj">
               <w:r>
                 <w:rPr>
                   <w:rFonts w:ascii="Arial" w:cs="Arial" w:eastAsia="Arial" w:hAnsi="Arial"/>
@@ -7703,7 +7703,7 @@
             <w:pPr>
               <w:spacing w:after="20" w:before="0"/>
             </w:pPr>
-            <w:hyperlink w:history="1" r:id="rIdjwlb2pww1ct2adk3eerdu">
+            <w:hyperlink w:history="1" r:id="rIdxrt9w46u-a2ple2carj1t">
               <w:r>
                 <w:rPr>
                   <w:rFonts w:ascii="Arial" w:cs="Arial" w:eastAsia="Arial" w:hAnsi="Arial"/>
@@ -7736,7 +7736,7 @@
               <w:spacing w:after="10" w:before="0"/>
               <w:ind w:left="120"/>
             </w:pPr>
-            <w:hyperlink w:history="1" r:id="rIdh9asuc4g_t8bf8flyj-rs">
+            <w:hyperlink w:history="1" r:id="rIdblxj_afnlr9dnfkdnmdwq">
               <w:r>
                 <w:rPr>
                   <w:rFonts w:ascii="Arial" w:cs="Arial" w:eastAsia="Arial" w:hAnsi="Arial"/>
@@ -7931,7 +7931,7 @@
             <w:pPr>
               <w:spacing w:after="20" w:before="0"/>
             </w:pPr>
-            <w:hyperlink w:history="1" r:id="rIdixon2124bc6dvqnpkz38n">
+            <w:hyperlink w:history="1" r:id="rIdqoauyezsjvmptnnlh2eoe">
               <w:r>
                 <w:rPr>
                   <w:rFonts w:ascii="Arial" w:cs="Arial" w:eastAsia="Arial" w:hAnsi="Arial"/>
@@ -7980,7 +7980,7 @@
               <w:spacing w:after="10" w:before="0"/>
               <w:ind w:left="120"/>
             </w:pPr>
-            <w:hyperlink w:history="1" r:id="rIdhonsnzks3ql7jnldigozp">
+            <w:hyperlink w:history="1" r:id="rIdhxk2hugccajpz8tzho3kv">
               <w:r>
                 <w:rPr>
                   <w:rFonts w:ascii="Arial" w:cs="Arial" w:eastAsia="Arial" w:hAnsi="Arial"/>
@@ -8025,7 +8025,7 @@
             <w:pPr>
               <w:spacing w:after="20" w:before="0"/>
             </w:pPr>
-            <w:hyperlink w:history="1" r:id="rIdj35dz0n7nrowb4wrzdqjv">
+            <w:hyperlink w:history="1" r:id="rId1avxiv9dlobscwopfiiet">
               <w:r>
                 <w:rPr>
                   <w:rFonts w:ascii="Arial" w:cs="Arial" w:eastAsia="Arial" w:hAnsi="Arial"/>
@@ -8058,7 +8058,7 @@
               <w:spacing w:after="10" w:before="0"/>
               <w:ind w:left="120"/>
             </w:pPr>
-            <w:hyperlink w:history="1" r:id="rId5xvhofays-5kritfz6khw">
+            <w:hyperlink w:history="1" r:id="rId6_rfihnvwz1mprzbhsu6f">
               <w:r>
                 <w:rPr>
                   <w:rFonts w:ascii="Arial" w:cs="Arial" w:eastAsia="Arial" w:hAnsi="Arial"/>
@@ -8570,7 +8570,7 @@
         </w:rPr>
         <w:t xml:space="preserve">© 2026 SeaVuria and ARES. Aligned with KICD objectives. Developed by SeaVuria; technical implementation by ARES (with AI assistance from Claude). Licensed under </w:t>
       </w:r>
-      <w:hyperlink w:history="1" r:id="rIdhvnsflzahtknox8nbkuhs">
+      <w:hyperlink w:history="1" r:id="rIdmaxn1jwy-kaudoahsljyj">
         <w:r>
           <w:rPr>
             <w:rFonts w:ascii="Arial" w:cs="Arial" w:eastAsia="Arial" w:hAnsi="Arial"/>
@@ -8591,7 +8591,7 @@
         </w:rPr>
         <w:t xml:space="preserve"> (</w:t>
       </w:r>
-      <w:hyperlink w:history="1" r:id="rIdgkfvmy_1s-nydk8surmdd">
+      <w:hyperlink w:history="1" r:id="rIdubn2e6tzbqeieo4omxaaj">
         <w:r>
           <w:rPr>
             <w:rFonts w:ascii="Arial" w:cs="Arial" w:eastAsia="Arial" w:hAnsi="Arial"/>
@@ -9604,7 +9604,7 @@
             <w:pPr>
               <w:spacing w:after="20" w:before="0"/>
             </w:pPr>
-            <w:hyperlink w:history="1" r:id="rId_tqrjzzukv1mu2oai_hyf">
+            <w:hyperlink w:history="1" r:id="rIdrpnax-cjth528ttve9gi-">
               <w:r>
                 <w:rPr>
                   <w:rFonts w:ascii="Arial" w:cs="Arial" w:eastAsia="Arial" w:hAnsi="Arial"/>
@@ -9637,7 +9637,7 @@
               <w:spacing w:after="10" w:before="0"/>
               <w:ind w:left="120"/>
             </w:pPr>
-            <w:hyperlink w:history="1" r:id="rIdu0xms82jayabys57ovv1z">
+            <w:hyperlink w:history="1" r:id="rIdw-_0al-h7uedh2313_bog">
               <w:r>
                 <w:rPr>
                   <w:rFonts w:ascii="Arial" w:cs="Arial" w:eastAsia="Arial" w:hAnsi="Arial"/>
@@ -9682,7 +9682,7 @@
             <w:pPr>
               <w:spacing w:after="20" w:before="0"/>
             </w:pPr>
-            <w:hyperlink w:history="1" r:id="rIdw1rkjxpe475c-cqefmdlc">
+            <w:hyperlink w:history="1" r:id="rIdaxxpkv57u-aylwu1gwigd">
               <w:r>
                 <w:rPr>
                   <w:rFonts w:ascii="Arial" w:cs="Arial" w:eastAsia="Arial" w:hAnsi="Arial"/>
@@ -9715,7 +9715,7 @@
               <w:spacing w:after="10" w:before="0"/>
               <w:ind w:left="120"/>
             </w:pPr>
-            <w:hyperlink w:history="1" r:id="rIdwbq8z76tpjkbgriecdg0h">
+            <w:hyperlink w:history="1" r:id="rIdlrjorubtgzhmviqyi8bxj">
               <w:r>
                 <w:rPr>
                   <w:rFonts w:ascii="Arial" w:cs="Arial" w:eastAsia="Arial" w:hAnsi="Arial"/>
@@ -9910,7 +9910,7 @@
             <w:pPr>
               <w:spacing w:after="20" w:before="0"/>
             </w:pPr>
-            <w:hyperlink w:history="1" r:id="rIdwq0ekp2iwrpniojpope5q">
+            <w:hyperlink w:history="1" r:id="rIdvuweajqcw_l96uyefxwvh">
               <w:r>
                 <w:rPr>
                   <w:rFonts w:ascii="Arial" w:cs="Arial" w:eastAsia="Arial" w:hAnsi="Arial"/>
@@ -9943,7 +9943,7 @@
               <w:spacing w:after="10" w:before="0"/>
               <w:ind w:left="120"/>
             </w:pPr>
-            <w:hyperlink w:history="1" r:id="rIdhhgdddmm9nwcjfss3wdu5">
+            <w:hyperlink w:history="1" r:id="rIdc67i048kziliuii79guyo">
               <w:r>
                 <w:rPr>
                   <w:rFonts w:ascii="Arial" w:cs="Arial" w:eastAsia="Arial" w:hAnsi="Arial"/>
@@ -9988,7 +9988,7 @@
             <w:pPr>
               <w:spacing w:after="20" w:before="0"/>
             </w:pPr>
-            <w:hyperlink w:history="1" r:id="rIdgrnv2nrupabqltylo-ojf">
+            <w:hyperlink w:history="1" r:id="rIdipx5k_emgmoybfzzcgcpv">
               <w:r>
                 <w:rPr>
                   <w:rFonts w:ascii="Arial" w:cs="Arial" w:eastAsia="Arial" w:hAnsi="Arial"/>
@@ -10021,7 +10021,7 @@
               <w:spacing w:after="10" w:before="0"/>
               <w:ind w:left="120"/>
             </w:pPr>
-            <w:hyperlink w:history="1" r:id="rIdhhf9nbfgtijnqvrvmpp2e">
+            <w:hyperlink w:history="1" r:id="rIduurl67gbdzttmqpaxmzdc">
               <w:r>
                 <w:rPr>
                   <w:rFonts w:ascii="Arial" w:cs="Arial" w:eastAsia="Arial" w:hAnsi="Arial"/>
@@ -10216,7 +10216,7 @@
             <w:pPr>
               <w:spacing w:after="20" w:before="0"/>
             </w:pPr>
-            <w:hyperlink w:history="1" r:id="rIdot5sjnzzvnfpw6e99oy42">
+            <w:hyperlink w:history="1" r:id="rIdmnjc90k-avtow_sbckpwz">
               <w:r>
                 <w:rPr>
                   <w:rFonts w:ascii="Arial" w:cs="Arial" w:eastAsia="Arial" w:hAnsi="Arial"/>
@@ -10249,7 +10249,7 @@
               <w:spacing w:after="10" w:before="0"/>
               <w:ind w:left="120"/>
             </w:pPr>
-            <w:hyperlink w:history="1" r:id="rIdkkh4qeydwz3dlx2dy7s3w">
+            <w:hyperlink w:history="1" r:id="rIdxjtz0lmbdf0yryvpln6zq">
               <w:r>
                 <w:rPr>
                   <w:rFonts w:ascii="Arial" w:cs="Arial" w:eastAsia="Arial" w:hAnsi="Arial"/>
@@ -10294,7 +10294,7 @@
             <w:pPr>
               <w:spacing w:after="20" w:before="0"/>
             </w:pPr>
-            <w:hyperlink w:history="1" r:id="rIdcu0tqp2thorh0aiubnpat">
+            <w:hyperlink w:history="1" r:id="rIdgaurnmcxkyhhad0d1i4f0">
               <w:r>
                 <w:rPr>
                   <w:rFonts w:ascii="Arial" w:cs="Arial" w:eastAsia="Arial" w:hAnsi="Arial"/>
@@ -10327,7 +10327,7 @@
               <w:spacing w:after="10" w:before="0"/>
               <w:ind w:left="120"/>
             </w:pPr>
-            <w:hyperlink w:history="1" r:id="rIdk3uav7ql4maw_xpyuyvcs">
+            <w:hyperlink w:history="1" r:id="rId0lddw-aq3uev0l_jc4oy-">
               <w:r>
                 <w:rPr>
                   <w:rFonts w:ascii="Arial" w:cs="Arial" w:eastAsia="Arial" w:hAnsi="Arial"/>
@@ -10522,7 +10522,7 @@
             <w:pPr>
               <w:spacing w:after="20" w:before="0"/>
             </w:pPr>
-            <w:hyperlink w:history="1" r:id="rId6kidqbxlzcsrn0rp1sloj">
+            <w:hyperlink w:history="1" r:id="rIdrhrgechubm0sd56sp5emc">
               <w:r>
                 <w:rPr>
                   <w:rFonts w:ascii="Arial" w:cs="Arial" w:eastAsia="Arial" w:hAnsi="Arial"/>
@@ -10555,7 +10555,7 @@
               <w:spacing w:after="10" w:before="0"/>
               <w:ind w:left="120"/>
             </w:pPr>
-            <w:hyperlink w:history="1" r:id="rIdb46r4jt8ec9fyzuhtpl1o">
+            <w:hyperlink w:history="1" r:id="rIdyz5j8_6jcvsad6rorz9rz">
               <w:r>
                 <w:rPr>
                   <w:rFonts w:ascii="Arial" w:cs="Arial" w:eastAsia="Arial" w:hAnsi="Arial"/>
@@ -10600,7 +10600,7 @@
             <w:pPr>
               <w:spacing w:after="20" w:before="0"/>
             </w:pPr>
-            <w:hyperlink w:history="1" r:id="rIdmudhuqnlg_x6h7expag2c">
+            <w:hyperlink w:history="1" r:id="rIdtaz3ovdmw6iqrqy_fl1u0">
               <w:r>
                 <w:rPr>
                   <w:rFonts w:ascii="Arial" w:cs="Arial" w:eastAsia="Arial" w:hAnsi="Arial"/>
@@ -10633,7 +10633,7 @@
               <w:spacing w:after="10" w:before="0"/>
               <w:ind w:left="120"/>
             </w:pPr>
-            <w:hyperlink w:history="1" r:id="rIdnr9cbaydxgblrbvxu4ezq">
+            <w:hyperlink w:history="1" r:id="rIdxkniwzqlzxemddfcigmyg">
               <w:r>
                 <w:rPr>
                   <w:rFonts w:ascii="Arial" w:cs="Arial" w:eastAsia="Arial" w:hAnsi="Arial"/>
@@ -10828,7 +10828,7 @@
             <w:pPr>
               <w:spacing w:after="20" w:before="0"/>
             </w:pPr>
-            <w:hyperlink w:history="1" r:id="rId88_q6vizwl-iuw8oufui_">
+            <w:hyperlink w:history="1" r:id="rId3wntdsefw0ts2umed7hxu">
               <w:r>
                 <w:rPr>
                   <w:rFonts w:ascii="Arial" w:cs="Arial" w:eastAsia="Arial" w:hAnsi="Arial"/>
@@ -10877,7 +10877,7 @@
               <w:spacing w:after="10" w:before="0"/>
               <w:ind w:left="120"/>
             </w:pPr>
-            <w:hyperlink w:history="1" r:id="rIdwfv91dq49an4v7hrrg_mp">
+            <w:hyperlink w:history="1" r:id="rId2cu9rb7mjsazurv6hypux">
               <w:r>
                 <w:rPr>
                   <w:rFonts w:ascii="Arial" w:cs="Arial" w:eastAsia="Arial" w:hAnsi="Arial"/>
@@ -10922,7 +10922,7 @@
             <w:pPr>
               <w:spacing w:after="20" w:before="0"/>
             </w:pPr>
-            <w:hyperlink w:history="1" r:id="rIdofqwwkdyoh1yojt5ppi1e">
+            <w:hyperlink w:history="1" r:id="rIdr9my3c7eu7xhl2wy2jl_a">
               <w:r>
                 <w:rPr>
                   <w:rFonts w:ascii="Arial" w:cs="Arial" w:eastAsia="Arial" w:hAnsi="Arial"/>
@@ -10971,7 +10971,7 @@
               <w:spacing w:after="10" w:before="0"/>
               <w:ind w:left="120"/>
             </w:pPr>
-            <w:hyperlink w:history="1" r:id="rIdneqh5k6g8tvuhr7og_hmv">
+            <w:hyperlink w:history="1" r:id="rId-axcoylpgdxgajj_wfr07">
               <w:r>
                 <w:rPr>
                   <w:rFonts w:ascii="Arial" w:cs="Arial" w:eastAsia="Arial" w:hAnsi="Arial"/>
@@ -11483,7 +11483,7 @@
         </w:rPr>
         <w:t xml:space="preserve">© 2026 SeaVuria and ARES. Aligned with KICD objectives. Developed by SeaVuria; technical implementation by ARES (with AI assistance from Claude). Licensed under </w:t>
       </w:r>
-      <w:hyperlink w:history="1" r:id="rIdxp_3jtpmbsg7raad-mxsu">
+      <w:hyperlink w:history="1" r:id="rIdbd3bxpopbsm-1zbmvmuzr">
         <w:r>
           <w:rPr>
             <w:rFonts w:ascii="Arial" w:cs="Arial" w:eastAsia="Arial" w:hAnsi="Arial"/>
@@ -11504,7 +11504,7 @@
         </w:rPr>
         <w:t xml:space="preserve"> (</w:t>
       </w:r>
-      <w:hyperlink w:history="1" r:id="rIdn4ixjsmur9oeysbmamys_">
+      <w:hyperlink w:history="1" r:id="rIdbj3cd79ak-_u19slivo09">
         <w:r>
           <w:rPr>
             <w:rFonts w:ascii="Arial" w:cs="Arial" w:eastAsia="Arial" w:hAnsi="Arial"/>
@@ -12517,7 +12517,7 @@
             <w:pPr>
               <w:spacing w:after="20" w:before="0"/>
             </w:pPr>
-            <w:hyperlink w:history="1" r:id="rIdua4qxp18g2kakguk3cis_">
+            <w:hyperlink w:history="1" r:id="rIdvckuslttqvskeeamugqv8">
               <w:r>
                 <w:rPr>
                   <w:rFonts w:ascii="Arial" w:cs="Arial" w:eastAsia="Arial" w:hAnsi="Arial"/>
@@ -12550,7 +12550,7 @@
               <w:spacing w:after="10" w:before="0"/>
               <w:ind w:left="120"/>
             </w:pPr>
-            <w:hyperlink w:history="1" r:id="rIdtammvipcbp9db8w0w2izu">
+            <w:hyperlink w:history="1" r:id="rId_ry6ysmk0hxd-rx4xanpo">
               <w:r>
                 <w:rPr>
                   <w:rFonts w:ascii="Arial" w:cs="Arial" w:eastAsia="Arial" w:hAnsi="Arial"/>
@@ -12595,7 +12595,7 @@
             <w:pPr>
               <w:spacing w:after="20" w:before="0"/>
             </w:pPr>
-            <w:hyperlink w:history="1" r:id="rIdr9dry4dsceabccotezxhm">
+            <w:hyperlink w:history="1" r:id="rIdf-4qbqtpcz0zgr5_yvzak">
               <w:r>
                 <w:rPr>
                   <w:rFonts w:ascii="Arial" w:cs="Arial" w:eastAsia="Arial" w:hAnsi="Arial"/>
@@ -12628,7 +12628,7 @@
               <w:spacing w:after="10" w:before="0"/>
               <w:ind w:left="120"/>
             </w:pPr>
-            <w:hyperlink w:history="1" r:id="rIdv98kw-ibknxwdvdj5-cg0">
+            <w:hyperlink w:history="1" r:id="rIdm8ojq16rqdpscmiic3hdh">
               <w:r>
                 <w:rPr>
                   <w:rFonts w:ascii="Arial" w:cs="Arial" w:eastAsia="Arial" w:hAnsi="Arial"/>
@@ -12823,7 +12823,7 @@
             <w:pPr>
               <w:spacing w:after="20" w:before="0"/>
             </w:pPr>
-            <w:hyperlink w:history="1" r:id="rIdlvkdgs87y2qsqiwxyn2yk">
+            <w:hyperlink w:history="1" r:id="rIdsj6ksha-swmqgwy8t0z8n">
               <w:r>
                 <w:rPr>
                   <w:rFonts w:ascii="Arial" w:cs="Arial" w:eastAsia="Arial" w:hAnsi="Arial"/>
@@ -12856,7 +12856,7 @@
               <w:spacing w:after="10" w:before="0"/>
               <w:ind w:left="120"/>
             </w:pPr>
-            <w:hyperlink w:history="1" r:id="rIdig6golwg_tmoz0x4tv1zj">
+            <w:hyperlink w:history="1" r:id="rIdhudcujf8cxjlwkc5v3hcu">
               <w:r>
                 <w:rPr>
                   <w:rFonts w:ascii="Arial" w:cs="Arial" w:eastAsia="Arial" w:hAnsi="Arial"/>
@@ -12901,7 +12901,7 @@
             <w:pPr>
               <w:spacing w:after="20" w:before="0"/>
             </w:pPr>
-            <w:hyperlink w:history="1" r:id="rIds-u-47c-iw4rqlgni4ubi">
+            <w:hyperlink w:history="1" r:id="rIdrcyzhzarw6_zpuppyxvwn">
               <w:r>
                 <w:rPr>
                   <w:rFonts w:ascii="Arial" w:cs="Arial" w:eastAsia="Arial" w:hAnsi="Arial"/>
@@ -12934,7 +12934,7 @@
               <w:spacing w:after="10" w:before="0"/>
               <w:ind w:left="120"/>
             </w:pPr>
-            <w:hyperlink w:history="1" r:id="rIdndkmgvstkdhrvcybwswub">
+            <w:hyperlink w:history="1" r:id="rIdj5xnyz2pqlv4hrwkuhwbo">
               <w:r>
                 <w:rPr>
                   <w:rFonts w:ascii="Arial" w:cs="Arial" w:eastAsia="Arial" w:hAnsi="Arial"/>
@@ -13129,7 +13129,7 @@
             <w:pPr>
               <w:spacing w:after="20" w:before="0"/>
             </w:pPr>
-            <w:hyperlink w:history="1" r:id="rIdwevhm62im8okef9lnvkpm">
+            <w:hyperlink w:history="1" r:id="rIdo4zlpk7nhx8fwitqnrqnp">
               <w:r>
                 <w:rPr>
                   <w:rFonts w:ascii="Arial" w:cs="Arial" w:eastAsia="Arial" w:hAnsi="Arial"/>
@@ -13162,7 +13162,7 @@
               <w:spacing w:after="10" w:before="0"/>
               <w:ind w:left="120"/>
             </w:pPr>
-            <w:hyperlink w:history="1" r:id="rIdk5ktyoni6qfx8-vbcz-zm">
+            <w:hyperlink w:history="1" r:id="rIdgnxa5ueynfdw-brpmleez">
               <w:r>
                 <w:rPr>
                   <w:rFonts w:ascii="Arial" w:cs="Arial" w:eastAsia="Arial" w:hAnsi="Arial"/>
@@ -13207,7 +13207,7 @@
             <w:pPr>
               <w:spacing w:after="20" w:before="0"/>
             </w:pPr>
-            <w:hyperlink w:history="1" r:id="rIdiinfkhgv_g1uw7cc-ym_g">
+            <w:hyperlink w:history="1" r:id="rIdvxtra9lrzm5b29v3b8lvz">
               <w:r>
                 <w:rPr>
                   <w:rFonts w:ascii="Arial" w:cs="Arial" w:eastAsia="Arial" w:hAnsi="Arial"/>
@@ -13256,7 +13256,7 @@
               <w:spacing w:after="10" w:before="0"/>
               <w:ind w:left="120"/>
             </w:pPr>
-            <w:hyperlink w:history="1" r:id="rId55hvos7uyj9n3ip6wokjf">
+            <w:hyperlink w:history="1" r:id="rIdf3suiai4j-lfc7fnjqftm">
               <w:r>
                 <w:rPr>
                   <w:rFonts w:ascii="Arial" w:cs="Arial" w:eastAsia="Arial" w:hAnsi="Arial"/>
@@ -13451,7 +13451,7 @@
             <w:pPr>
               <w:spacing w:after="20" w:before="0"/>
             </w:pPr>
-            <w:hyperlink w:history="1" r:id="rId0m5dovoecadj2xh7fwk-0">
+            <w:hyperlink w:history="1" r:id="rId_bbht-rzz3zfncvtpn7rp">
               <w:r>
                 <w:rPr>
                   <w:rFonts w:ascii="Arial" w:cs="Arial" w:eastAsia="Arial" w:hAnsi="Arial"/>
@@ -13484,7 +13484,7 @@
               <w:spacing w:after="10" w:before="0"/>
               <w:ind w:left="120"/>
             </w:pPr>
-            <w:hyperlink w:history="1" r:id="rIdst5m5ymgzit4ujld0taea">
+            <w:hyperlink w:history="1" r:id="rIdo5wr4s1szjelsjiyxitij">
               <w:r>
                 <w:rPr>
                   <w:rFonts w:ascii="Arial" w:cs="Arial" w:eastAsia="Arial" w:hAnsi="Arial"/>
@@ -13529,7 +13529,7 @@
             <w:pPr>
               <w:spacing w:after="20" w:before="0"/>
             </w:pPr>
-            <w:hyperlink w:history="1" r:id="rIdsaqd1v9oo9rfppnkjcfkq">
+            <w:hyperlink w:history="1" r:id="rId8bef4pcngen3mwgjac5nk">
               <w:r>
                 <w:rPr>
                   <w:rFonts w:ascii="Arial" w:cs="Arial" w:eastAsia="Arial" w:hAnsi="Arial"/>
@@ -13578,7 +13578,7 @@
               <w:spacing w:after="10" w:before="0"/>
               <w:ind w:left="120"/>
             </w:pPr>
-            <w:hyperlink w:history="1" r:id="rIdbly40efnq12dzf3us3sfu">
+            <w:hyperlink w:history="1" r:id="rIddxcudtu-g4pusbumyyjp8">
               <w:r>
                 <w:rPr>
                   <w:rFonts w:ascii="Arial" w:cs="Arial" w:eastAsia="Arial" w:hAnsi="Arial"/>
@@ -13773,7 +13773,7 @@
             <w:pPr>
               <w:spacing w:after="20" w:before="0"/>
             </w:pPr>
-            <w:hyperlink w:history="1" r:id="rIddsk_yd4j-wfl8qhx_5b5t">
+            <w:hyperlink w:history="1" r:id="rIdurh-6roisg-kmt0msc-sa">
               <w:r>
                 <w:rPr>
                   <w:rFonts w:ascii="Arial" w:cs="Arial" w:eastAsia="Arial" w:hAnsi="Arial"/>
@@ -13822,7 +13822,7 @@
               <w:spacing w:after="10" w:before="0"/>
               <w:ind w:left="120"/>
             </w:pPr>
-            <w:hyperlink w:history="1" r:id="rIdqgga3ifzj2w3yeozpn8cj">
+            <w:hyperlink w:history="1" r:id="rIdxm87qgswcl5z2jtcu0ajc">
               <w:r>
                 <w:rPr>
                   <w:rFonts w:ascii="Arial" w:cs="Arial" w:eastAsia="Arial" w:hAnsi="Arial"/>
@@ -13867,7 +13867,7 @@
             <w:pPr>
               <w:spacing w:after="20" w:before="0"/>
             </w:pPr>
-            <w:hyperlink w:history="1" r:id="rIdmkbghtvsw2zr6r-fpgt-h">
+            <w:hyperlink w:history="1" r:id="rId2tmyrzwa3zw7nbsurmcun">
               <w:r>
                 <w:rPr>
                   <w:rFonts w:ascii="Arial" w:cs="Arial" w:eastAsia="Arial" w:hAnsi="Arial"/>
@@ -13916,7 +13916,7 @@
               <w:spacing w:after="10" w:before="0"/>
               <w:ind w:left="120"/>
             </w:pPr>
-            <w:hyperlink w:history="1" r:id="rId2k3mauldrtlk4jazjxssf">
+            <w:hyperlink w:history="1" r:id="rIddxjmsk6yrhqa3nslbde2c">
               <w:r>
                 <w:rPr>
                   <w:rFonts w:ascii="Arial" w:cs="Arial" w:eastAsia="Arial" w:hAnsi="Arial"/>
@@ -13958,7 +13958,7 @@
                 <w:sz w:val="18"/>
                 <w:szCs w:val="18"/>
               </w:rPr>
-              <w:t xml:space="preserve">Students retrieve their cumulative circuit diagram model from Lesson 3 (which showed a battery, connecting wires, and a bulb, with arrows for current and labels for voltage and resistance of the bulb). Today they revise this model to add resistance to the wires themselves. Each student draws an updated model that now shows: (a) the battery (with EMF and internal resistance — previewing Lesson 5); (b) the copper house wires represented as small resistors with a low value (labelled R_wire ≈ small); (c) the bulb as a larger resistor (R_bulb); (d) the neighbour's thin extension cord as a larger wire-resistor (R_cord ≈ large). They annotate: 'Total resistance = R_cord + R_bulb, so more R_cord means less current, less voltage across bulb, dimmer light.' Students compare their revised model with their Lesson 3 model and write one sentence: 'My model changed today because I now know that…' Selected students share their revised models under the document camera. The class evaluates: 'Does this model explain ALL of our observations about the Huruma Estate phenomenon so far? What is still missing?'</w:t>
+              <w:t xml:space="preserve">Students retrieve their cumulative circuit diagram model from Lesson 3 (which showed a battery, connecting wires, and a bulb, with arrows for current and labels for voltage and resistance of the bulb). Today they revise this model to add resistance to the wires themselves. Each student draws an updated model that now shows: (a) the battery (with EMF and internal resistance — previewing Lesson 8); (b) the copper house wires represented as small resistors with a low value (labelled R_wire ≈ small); (c) the bulb as a larger resistor (R_bulb); (d) the neighbour's thin extension cord as a larger wire-resistor (R_cord ≈ large). They annotate: 'Total resistance = R_cord + R_bulb, so more R_cord means less current, less voltage across bulb, dimmer light.' Students compare their revised model with their Lesson 3 model and write one sentence: 'My model changed today because I now know that…' Selected students share their revised models under the document camera. The class evaluates: 'Does this model explain ALL of our observations about the Huruma Estate phenomenon so far? What is still missing?'</w:t>
             </w:r>
           </w:p>
         </w:tc>
@@ -13990,7 +13990,7 @@
                 <w:sz w:val="18"/>
                 <w:szCs w:val="18"/>
               </w:rPr>
-              <w:t xml:space="preserve">Say: 'Open your model from Lesson 3. Your job in the next 7 minutes is to make it more accurate using today's evidence. Every wire in your diagram must now have a resistance label.' Circulate and prompt: 'Is the cord resistance bigger or smaller than the bulb resistance in the neighbour's setup? Show that in your diagram.' After individual work, select 2 models to display under the document camera — choose one strong and one that still shows wires as having zero resistance. Ask the class: 'Compare these two models — which is more consistent with our evidence today, and why?' Cold-call 3 students. Close with: 'Your model is now more powerful — it can explain why the thin cord dims the bulb even when power is fully restored. But something is still missing: what about when the power first comes back on and everything is dim — even direct-to-wall appliances? That mystery will need Lesson 5.' Allow 15 seconds for students to write their 'My model changed because…' sentence before packing up.</w:t>
+              <w:t xml:space="preserve">Say: 'Open your model from Lesson 3. Your job in the next 7 minutes is to make it more accurate using today's evidence. Every wire in your diagram must now have a resistance label.' Circulate and prompt: 'Is the cord resistance bigger or smaller than the bulb resistance in the neighbour's setup? Show that in your diagram.' After individual work, select 2 models to display under the document camera — choose one strong and one that still shows wires as having zero resistance. Ask the class: 'Compare these two models — which is more consistent with our evidence today, and why?' Cold-call 3 students. Close with: 'Your model is now more powerful — it can explain why the thin cord dims the bulb even when power is fully restored. But something is still missing: what about when the power first comes back on and everything is dim — even direct-to-wall appliances? That mystery will need Lesson 8.' Allow 15 seconds for students to write their 'My model changed because…' sentence before packing up.</w:t>
             </w:r>
           </w:p>
         </w:tc>
@@ -14147,7 +14147,7 @@
                 <w:sz w:val="18"/>
                 <w:szCs w:val="18"/>
               </w:rPr>
-              <w:t xml:space="preserve">After the lesson, reflect on the following questions: (1) Did all groups successfully calculate resistance from V and I readings, or did some groups have persistent measurement errors — and if so, was this due to poor connections, incorrect ammeter/voltmeter placement, or conceptual confusion? (2) How many students on the DQB green notes wrote a genuine causal claim connecting resistivity to the phenomenon, versus restating a definition? What does this tell me about the depth of sensemaking achieved? (3) Were students able to correctly handle unit conversion (mm² to m²) in the ρ = RA/L calculations — if not, plan a 5-minute unit conversion warm-up at the start of Lesson 5. (4) Did the Prediction Wall revisit produce genuine surprise or cognitive shift for students who had predicted 'only the bulb has resistance'? If many students still hold this misconception, build an explicit targeted discussion into the Lesson 5 opening. (5) How effectively did the model revision connect to the unresolved question about dimming at power restoration? Is the class ready to engage with internal resistance in Lesson 5, or do they need consolidation of today's content first?</w:t>
+              <w:t xml:space="preserve">After the lesson, reflect on the following questions: (1) Did all groups successfully calculate resistance from V and I readings, or did some groups have persistent measurement errors — and if so, was this due to poor connections, incorrect ammeter/voltmeter placement, or conceptual confusion? (2) How many students on the DQB green notes wrote a genuine causal claim connecting resistivity to the phenomenon, versus restating a definition? What does this tell me about the depth of sensemaking achieved? (3) Were students able to correctly handle unit conversion (mm² to m²) in the ρ = RA/L calculations — if not, plan a 5-minute unit conversion warm-up at the start of Lesson 5. (4) Did the Prediction Wall revisit produce genuine surprise or cognitive shift for students who had predicted 'only the bulb has resistance'? If many students still hold this misconception, build an explicit targeted discussion into the Lesson 5 opening. (5) How effectively did the model revision connect to the unresolved question about dimming at power restoration? Is the class ready to engage with internal resistance in Lesson 8, or do they need consolidation of today's content first?</w:t>
             </w:r>
           </w:p>
         </w:tc>
@@ -14428,7 +14428,7 @@
         </w:rPr>
         <w:t xml:space="preserve">© 2026 SeaVuria and ARES. Aligned with KICD objectives. Developed by SeaVuria; technical implementation by ARES (with AI assistance from Claude). Licensed under </w:t>
       </w:r>
-      <w:hyperlink w:history="1" r:id="rIdqrh5iyje6_dryt5lztapx">
+      <w:hyperlink w:history="1" r:id="rIdxc3j1entorrktzmwuujzn">
         <w:r>
           <w:rPr>
             <w:rFonts w:ascii="Arial" w:cs="Arial" w:eastAsia="Arial" w:hAnsi="Arial"/>
@@ -14449,7 +14449,7 @@
         </w:rPr>
         <w:t xml:space="preserve"> (</w:t>
       </w:r>
-      <w:hyperlink w:history="1" r:id="rIdh_2v6a6-lzkceyneqtrqc">
+      <w:hyperlink w:history="1" r:id="rId2xaqqcjyw75tq3thojtvi">
         <w:r>
           <w:rPr>
             <w:rFonts w:ascii="Arial" w:cs="Arial" w:eastAsia="Arial" w:hAnsi="Arial"/>
@@ -15462,7 +15462,7 @@
             <w:pPr>
               <w:spacing w:after="20" w:before="0"/>
             </w:pPr>
-            <w:hyperlink w:history="1" r:id="rIdrsd6iuzdk-21kt97cec7f">
+            <w:hyperlink w:history="1" r:id="rIdfvsvrnlfath1uezgtg6yt">
               <w:r>
                 <w:rPr>
                   <w:rFonts w:ascii="Arial" w:cs="Arial" w:eastAsia="Arial" w:hAnsi="Arial"/>
@@ -15495,7 +15495,7 @@
               <w:spacing w:after="10" w:before="0"/>
               <w:ind w:left="120"/>
             </w:pPr>
-            <w:hyperlink w:history="1" r:id="rIdxfhcznaflw1ufzqsz8v0i">
+            <w:hyperlink w:history="1" r:id="rId5_jh2b7n-vcg5zeeu1vkq">
               <w:r>
                 <w:rPr>
                   <w:rFonts w:ascii="Arial" w:cs="Arial" w:eastAsia="Arial" w:hAnsi="Arial"/>
@@ -15540,7 +15540,7 @@
             <w:pPr>
               <w:spacing w:after="20" w:before="0"/>
             </w:pPr>
-            <w:hyperlink w:history="1" r:id="rIds1h4e3xjkz346so6oufck">
+            <w:hyperlink w:history="1" r:id="rIdg_fqluv_p5o9hxn3o2gpl">
               <w:r>
                 <w:rPr>
                   <w:rFonts w:ascii="Arial" w:cs="Arial" w:eastAsia="Arial" w:hAnsi="Arial"/>
@@ -15573,7 +15573,7 @@
               <w:spacing w:after="10" w:before="0"/>
               <w:ind w:left="120"/>
             </w:pPr>
-            <w:hyperlink w:history="1" r:id="rIdhdyxsnaltvrevh3d7gv7x">
+            <w:hyperlink w:history="1" r:id="rIdgepd3eugeqf4mzasriahd">
               <w:r>
                 <w:rPr>
                   <w:rFonts w:ascii="Arial" w:cs="Arial" w:eastAsia="Arial" w:hAnsi="Arial"/>
@@ -15768,7 +15768,7 @@
             <w:pPr>
               <w:spacing w:after="20" w:before="0"/>
             </w:pPr>
-            <w:hyperlink w:history="1" r:id="rIdl-l6qmivpaeh7s1lv_kzv">
+            <w:hyperlink w:history="1" r:id="rId1pslunqq1nzmt_6unhs5r">
               <w:r>
                 <w:rPr>
                   <w:rFonts w:ascii="Arial" w:cs="Arial" w:eastAsia="Arial" w:hAnsi="Arial"/>
@@ -15801,7 +15801,7 @@
               <w:spacing w:after="10" w:before="0"/>
               <w:ind w:left="120"/>
             </w:pPr>
-            <w:hyperlink w:history="1" r:id="rIdhdfrjxxzlhwvs9u8wr4ke">
+            <w:hyperlink w:history="1" r:id="rId-ddrvuugiuyz57xqyr0uc">
               <w:r>
                 <w:rPr>
                   <w:rFonts w:ascii="Arial" w:cs="Arial" w:eastAsia="Arial" w:hAnsi="Arial"/>
@@ -15846,7 +15846,7 @@
             <w:pPr>
               <w:spacing w:after="20" w:before="0"/>
             </w:pPr>
-            <w:hyperlink w:history="1" r:id="rIdmico4jl1tubo6mbxyzugz">
+            <w:hyperlink w:history="1" r:id="rIdnxri9ip3o9cxwitww9yq7">
               <w:r>
                 <w:rPr>
                   <w:rFonts w:ascii="Arial" w:cs="Arial" w:eastAsia="Arial" w:hAnsi="Arial"/>
@@ -15879,7 +15879,7 @@
               <w:spacing w:after="10" w:before="0"/>
               <w:ind w:left="120"/>
             </w:pPr>
-            <w:hyperlink w:history="1" r:id="rIdhz0ngt2cksqq2v1wbcnwp">
+            <w:hyperlink w:history="1" r:id="rIde0ogy6eit9prz9dzb2fi5">
               <w:r>
                 <w:rPr>
                   <w:rFonts w:ascii="Arial" w:cs="Arial" w:eastAsia="Arial" w:hAnsi="Arial"/>
@@ -16074,7 +16074,7 @@
             <w:pPr>
               <w:spacing w:after="20" w:before="0"/>
             </w:pPr>
-            <w:hyperlink w:history="1" r:id="rIdqvd9k3asemgunlnrb8vxq">
+            <w:hyperlink w:history="1" r:id="rId_kpnux5mezzxoebq9vrx_">
               <w:r>
                 <w:rPr>
                   <w:rFonts w:ascii="Arial" w:cs="Arial" w:eastAsia="Arial" w:hAnsi="Arial"/>
@@ -16123,7 +16123,7 @@
               <w:spacing w:after="10" w:before="0"/>
               <w:ind w:left="120"/>
             </w:pPr>
-            <w:hyperlink w:history="1" r:id="rIdze84yx2kzfroqifrxmpge">
+            <w:hyperlink w:history="1" r:id="rIdwsgqra_nkrsd_cq8qflzy">
               <w:r>
                 <w:rPr>
                   <w:rFonts w:ascii="Arial" w:cs="Arial" w:eastAsia="Arial" w:hAnsi="Arial"/>
@@ -16168,7 +16168,7 @@
             <w:pPr>
               <w:spacing w:after="20" w:before="0"/>
             </w:pPr>
-            <w:hyperlink w:history="1" r:id="rIdpee-fl96hourtucjkkf-m">
+            <w:hyperlink w:history="1" r:id="rId9lzauhu0eor8yeww0ived">
               <w:r>
                 <w:rPr>
                   <w:rFonts w:ascii="Arial" w:cs="Arial" w:eastAsia="Arial" w:hAnsi="Arial"/>
@@ -16201,7 +16201,7 @@
               <w:spacing w:after="10" w:before="0"/>
               <w:ind w:left="120"/>
             </w:pPr>
-            <w:hyperlink w:history="1" r:id="rIdjd27ismnxofrn-hu5pt5j">
+            <w:hyperlink w:history="1" r:id="rIdcnh9ygbar-fj1th9a2fwm">
               <w:r>
                 <w:rPr>
                   <w:rFonts w:ascii="Arial" w:cs="Arial" w:eastAsia="Arial" w:hAnsi="Arial"/>
@@ -16396,7 +16396,7 @@
             <w:pPr>
               <w:spacing w:after="20" w:before="0"/>
             </w:pPr>
-            <w:hyperlink w:history="1" r:id="rId6hwgkpre4bralxutga5vd">
+            <w:hyperlink w:history="1" r:id="rIdeehsd23ra72kawj0jganr">
               <w:r>
                 <w:rPr>
                   <w:rFonts w:ascii="Arial" w:cs="Arial" w:eastAsia="Arial" w:hAnsi="Arial"/>
@@ -16445,7 +16445,7 @@
               <w:spacing w:after="10" w:before="0"/>
               <w:ind w:left="120"/>
             </w:pPr>
-            <w:hyperlink w:history="1" r:id="rIdbukycu3bz-fcoxl_g9al_">
+            <w:hyperlink w:history="1" r:id="rId2fe7whvb9qxa7c55oqduy">
               <w:r>
                 <w:rPr>
                   <w:rFonts w:ascii="Arial" w:cs="Arial" w:eastAsia="Arial" w:hAnsi="Arial"/>
@@ -16490,7 +16490,7 @@
             <w:pPr>
               <w:spacing w:after="20" w:before="0"/>
             </w:pPr>
-            <w:hyperlink w:history="1" r:id="rId7znhgsjhac-k9mjhzzsqi">
+            <w:hyperlink w:history="1" r:id="rId50t1fivw7cia6kbwpwmw5">
               <w:r>
                 <w:rPr>
                   <w:rFonts w:ascii="Arial" w:cs="Arial" w:eastAsia="Arial" w:hAnsi="Arial"/>
@@ -16523,7 +16523,7 @@
               <w:spacing w:after="10" w:before="0"/>
               <w:ind w:left="120"/>
             </w:pPr>
-            <w:hyperlink w:history="1" r:id="rId1okt99ybcw7y_3cghw4_g">
+            <w:hyperlink w:history="1" r:id="rIdvafjjhpg_h16vcgia1vck">
               <w:r>
                 <w:rPr>
                   <w:rFonts w:ascii="Arial" w:cs="Arial" w:eastAsia="Arial" w:hAnsi="Arial"/>
@@ -16718,7 +16718,7 @@
             <w:pPr>
               <w:spacing w:after="20" w:before="0"/>
             </w:pPr>
-            <w:hyperlink w:history="1" r:id="rIdct4us-mp594lrsy2lhpoi">
+            <w:hyperlink w:history="1" r:id="rIddqakbiq6cbg9ptctrzrps">
               <w:r>
                 <w:rPr>
                   <w:rFonts w:ascii="Arial" w:cs="Arial" w:eastAsia="Arial" w:hAnsi="Arial"/>
@@ -16767,7 +16767,7 @@
               <w:spacing w:after="10" w:before="0"/>
               <w:ind w:left="120"/>
             </w:pPr>
-            <w:hyperlink w:history="1" r:id="rIdbfammksfsauorj2opzp2m">
+            <w:hyperlink w:history="1" r:id="rId_zfhdqssn2g0fyfp2rrlm">
               <w:r>
                 <w:rPr>
                   <w:rFonts w:ascii="Arial" w:cs="Arial" w:eastAsia="Arial" w:hAnsi="Arial"/>
@@ -16812,7 +16812,7 @@
             <w:pPr>
               <w:spacing w:after="20" w:before="0"/>
             </w:pPr>
-            <w:hyperlink w:history="1" r:id="rIdy3d9ts0gfyt3saw1oghy7">
+            <w:hyperlink w:history="1" r:id="rIdqilsntbnlaohp6tmf8ivl">
               <w:r>
                 <w:rPr>
                   <w:rFonts w:ascii="Arial" w:cs="Arial" w:eastAsia="Arial" w:hAnsi="Arial"/>
@@ -16861,7 +16861,7 @@
               <w:spacing w:after="10" w:before="0"/>
               <w:ind w:left="120"/>
             </w:pPr>
-            <w:hyperlink w:history="1" r:id="rIdqnu9wff0dhfjw4bkil_3j">
+            <w:hyperlink w:history="1" r:id="rIdkrz-i5b_qjtel6fyelh0p">
               <w:r>
                 <w:rPr>
                   <w:rFonts w:ascii="Arial" w:cs="Arial" w:eastAsia="Arial" w:hAnsi="Arial"/>
@@ -17373,7 +17373,7 @@
         </w:rPr>
         <w:t xml:space="preserve">© 2026 SeaVuria and ARES. Aligned with KICD objectives. Developed by SeaVuria; technical implementation by ARES (with AI assistance from Claude). Licensed under </w:t>
       </w:r>
-      <w:hyperlink w:history="1" r:id="rIdsijzyljvbm-wcr1vji4xz">
+      <w:hyperlink w:history="1" r:id="rId6v_yocfdzatv4odi6jden">
         <w:r>
           <w:rPr>
             <w:rFonts w:ascii="Arial" w:cs="Arial" w:eastAsia="Arial" w:hAnsi="Arial"/>
@@ -17394,7 +17394,7 @@
         </w:rPr>
         <w:t xml:space="preserve"> (</w:t>
       </w:r>
-      <w:hyperlink w:history="1" r:id="rIdu2wumbsyssem_ayjndtys">
+      <w:hyperlink w:history="1" r:id="rIdt_xx_kx2tpnywxbir6mlu">
         <w:r>
           <w:rPr>
             <w:rFonts w:ascii="Arial" w:cs="Arial" w:eastAsia="Arial" w:hAnsi="Arial"/>
@@ -18407,7 +18407,7 @@
             <w:pPr>
               <w:spacing w:after="20" w:before="0"/>
             </w:pPr>
-            <w:hyperlink w:history="1" r:id="rIdt2fzlaffo9l2okxnjtztp">
+            <w:hyperlink w:history="1" r:id="rIdwckxez5f3xmdm-moek0xb">
               <w:r>
                 <w:rPr>
                   <w:rFonts w:ascii="Arial" w:cs="Arial" w:eastAsia="Arial" w:hAnsi="Arial"/>
@@ -18440,7 +18440,7 @@
               <w:spacing w:after="10" w:before="0"/>
               <w:ind w:left="120"/>
             </w:pPr>
-            <w:hyperlink w:history="1" r:id="rIduhqzrqvt-ol7p1s1jhvqh">
+            <w:hyperlink w:history="1" r:id="rIdin2ydjn2ltlj1vapptl6g">
               <w:r>
                 <w:rPr>
                   <w:rFonts w:ascii="Arial" w:cs="Arial" w:eastAsia="Arial" w:hAnsi="Arial"/>
@@ -18485,7 +18485,7 @@
             <w:pPr>
               <w:spacing w:after="20" w:before="0"/>
             </w:pPr>
-            <w:hyperlink w:history="1" r:id="rIdaywfmfy1fvj74t6vcfqy_">
+            <w:hyperlink w:history="1" r:id="rId77peoyojbafgqyqh7pn_y">
               <w:r>
                 <w:rPr>
                   <w:rFonts w:ascii="Arial" w:cs="Arial" w:eastAsia="Arial" w:hAnsi="Arial"/>
@@ -18518,7 +18518,7 @@
               <w:spacing w:after="10" w:before="0"/>
               <w:ind w:left="120"/>
             </w:pPr>
-            <w:hyperlink w:history="1" r:id="rIdcsxlikjmnwjth_ocm34kg">
+            <w:hyperlink w:history="1" r:id="rIdyqtsfbnquebsnyfwicmaf">
               <w:r>
                 <w:rPr>
                   <w:rFonts w:ascii="Arial" w:cs="Arial" w:eastAsia="Arial" w:hAnsi="Arial"/>
@@ -18713,7 +18713,7 @@
             <w:pPr>
               <w:spacing w:after="20" w:before="0"/>
             </w:pPr>
-            <w:hyperlink w:history="1" r:id="rIdmoimnnd-spqirgq4opwty">
+            <w:hyperlink w:history="1" r:id="rId4jiwrmpct2buvw2zqeikx">
               <w:r>
                 <w:rPr>
                   <w:rFonts w:ascii="Arial" w:cs="Arial" w:eastAsia="Arial" w:hAnsi="Arial"/>
@@ -18746,7 +18746,7 @@
               <w:spacing w:after="10" w:before="0"/>
               <w:ind w:left="120"/>
             </w:pPr>
-            <w:hyperlink w:history="1" r:id="rIddfyjo9tl5fq1ln1mpxoew">
+            <w:hyperlink w:history="1" r:id="rIdr-v_uauxfbs-oyav3as2o">
               <w:r>
                 <w:rPr>
                   <w:rFonts w:ascii="Arial" w:cs="Arial" w:eastAsia="Arial" w:hAnsi="Arial"/>
@@ -18791,7 +18791,7 @@
             <w:pPr>
               <w:spacing w:after="20" w:before="0"/>
             </w:pPr>
-            <w:hyperlink w:history="1" r:id="rIdqn6qr-zum9jnuduhvu2gb">
+            <w:hyperlink w:history="1" r:id="rIdfe6cw0vrss6oftv-qcp0u">
               <w:r>
                 <w:rPr>
                   <w:rFonts w:ascii="Arial" w:cs="Arial" w:eastAsia="Arial" w:hAnsi="Arial"/>
@@ -18824,7 +18824,7 @@
               <w:spacing w:after="10" w:before="0"/>
               <w:ind w:left="120"/>
             </w:pPr>
-            <w:hyperlink w:history="1" r:id="rIdjvhv0kai3oqzgdw_yjvdt">
+            <w:hyperlink w:history="1" r:id="rIdozoh4sjp7dmgrxaaas319">
               <w:r>
                 <w:rPr>
                   <w:rFonts w:ascii="Arial" w:cs="Arial" w:eastAsia="Arial" w:hAnsi="Arial"/>
@@ -19019,7 +19019,7 @@
             <w:pPr>
               <w:spacing w:after="20" w:before="0"/>
             </w:pPr>
-            <w:hyperlink w:history="1" r:id="rIdcvvif5q-zaevdxlej2lqi">
+            <w:hyperlink w:history="1" r:id="rIdw0ces1hlq0uz-kgdrwypd">
               <w:r>
                 <w:rPr>
                   <w:rFonts w:ascii="Arial" w:cs="Arial" w:eastAsia="Arial" w:hAnsi="Arial"/>
@@ -19052,7 +19052,7 @@
               <w:spacing w:after="10" w:before="0"/>
               <w:ind w:left="120"/>
             </w:pPr>
-            <w:hyperlink w:history="1" r:id="rIdfpfb751spjkq37wtffodm">
+            <w:hyperlink w:history="1" r:id="rIdy2nbq7qtwiafq89atzdgq">
               <w:r>
                 <w:rPr>
                   <w:rFonts w:ascii="Arial" w:cs="Arial" w:eastAsia="Arial" w:hAnsi="Arial"/>
@@ -19097,7 +19097,7 @@
             <w:pPr>
               <w:spacing w:after="20" w:before="0"/>
             </w:pPr>
-            <w:hyperlink w:history="1" r:id="rIdgcmjt9dh_ukpw_hkxaerx">
+            <w:hyperlink w:history="1" r:id="rIdh0vkxqwz-dvl_0s_hg-re">
               <w:r>
                 <w:rPr>
                   <w:rFonts w:ascii="Arial" w:cs="Arial" w:eastAsia="Arial" w:hAnsi="Arial"/>
@@ -19130,7 +19130,7 @@
               <w:spacing w:after="10" w:before="0"/>
               <w:ind w:left="120"/>
             </w:pPr>
-            <w:hyperlink w:history="1" r:id="rIdp2krqj1oih_koitoacfgk">
+            <w:hyperlink w:history="1" r:id="rIdi_h3el2zsocbob8istlyi">
               <w:r>
                 <w:rPr>
                   <w:rFonts w:ascii="Arial" w:cs="Arial" w:eastAsia="Arial" w:hAnsi="Arial"/>
@@ -19325,7 +19325,7 @@
             <w:pPr>
               <w:spacing w:after="20" w:before="0"/>
             </w:pPr>
-            <w:hyperlink w:history="1" r:id="rIdcetglh8cid3_brwelxowt">
+            <w:hyperlink w:history="1" r:id="rId4q-oyvdpu7wbv_i4utnro">
               <w:r>
                 <w:rPr>
                   <w:rFonts w:ascii="Arial" w:cs="Arial" w:eastAsia="Arial" w:hAnsi="Arial"/>
@@ -19358,7 +19358,7 @@
               <w:spacing w:after="10" w:before="0"/>
               <w:ind w:left="120"/>
             </w:pPr>
-            <w:hyperlink w:history="1" r:id="rIdp4gfdn-xjzohgxoulqjt0">
+            <w:hyperlink w:history="1" r:id="rIdx0fv1u5roe1cjes0wi-y3">
               <w:r>
                 <w:rPr>
                   <w:rFonts w:ascii="Arial" w:cs="Arial" w:eastAsia="Arial" w:hAnsi="Arial"/>
@@ -19403,7 +19403,7 @@
             <w:pPr>
               <w:spacing w:after="20" w:before="0"/>
             </w:pPr>
-            <w:hyperlink w:history="1" r:id="rIdfy2hruk65veginhuln1rs">
+            <w:hyperlink w:history="1" r:id="rId-iwhqozcuun1a4ajgfit5">
               <w:r>
                 <w:rPr>
                   <w:rFonts w:ascii="Arial" w:cs="Arial" w:eastAsia="Arial" w:hAnsi="Arial"/>
@@ -19436,7 +19436,7 @@
               <w:spacing w:after="10" w:before="0"/>
               <w:ind w:left="120"/>
             </w:pPr>
-            <w:hyperlink w:history="1" r:id="rId-gtwrarlgfftldfckdo_d">
+            <w:hyperlink w:history="1" r:id="rIdm6qoep29juglvtpjzodsq">
               <w:r>
                 <w:rPr>
                   <w:rFonts w:ascii="Arial" w:cs="Arial" w:eastAsia="Arial" w:hAnsi="Arial"/>
@@ -19631,7 +19631,7 @@
             <w:pPr>
               <w:spacing w:after="20" w:before="0"/>
             </w:pPr>
-            <w:hyperlink w:history="1" r:id="rIdc-tbv6kdglhn08og7fd8l">
+            <w:hyperlink w:history="1" r:id="rIdy_a7y4ujaz-_dfeaugmgb">
               <w:r>
                 <w:rPr>
                   <w:rFonts w:ascii="Arial" w:cs="Arial" w:eastAsia="Arial" w:hAnsi="Arial"/>
@@ -19680,7 +19680,7 @@
               <w:spacing w:after="10" w:before="0"/>
               <w:ind w:left="120"/>
             </w:pPr>
-            <w:hyperlink w:history="1" r:id="rIdrwav4kfcsnrmuumsuw-pe">
+            <w:hyperlink w:history="1" r:id="rIdojq7juio3vxhc25zn0yyc">
               <w:r>
                 <w:rPr>
                   <w:rFonts w:ascii="Arial" w:cs="Arial" w:eastAsia="Arial" w:hAnsi="Arial"/>
@@ -19725,7 +19725,7 @@
             <w:pPr>
               <w:spacing w:after="20" w:before="0"/>
             </w:pPr>
-            <w:hyperlink w:history="1" r:id="rIdyuqecabqjlig0eja7ywcj">
+            <w:hyperlink w:history="1" r:id="rIdu42qo-qoktgtgdt3xgrdv">
               <w:r>
                 <w:rPr>
                   <w:rFonts w:ascii="Arial" w:cs="Arial" w:eastAsia="Arial" w:hAnsi="Arial"/>
@@ -19758,7 +19758,7 @@
               <w:spacing w:after="10" w:before="0"/>
               <w:ind w:left="120"/>
             </w:pPr>
-            <w:hyperlink w:history="1" r:id="rIdflzbehtokezhjxzm1kios">
+            <w:hyperlink w:history="1" r:id="rIdqyofhg5mgwipdywq_xveq">
               <w:r>
                 <w:rPr>
                   <w:rFonts w:ascii="Arial" w:cs="Arial" w:eastAsia="Arial" w:hAnsi="Arial"/>
@@ -20270,7 +20270,7 @@
         </w:rPr>
         <w:t xml:space="preserve">© 2026 SeaVuria and ARES. Aligned with KICD objectives. Developed by SeaVuria; technical implementation by ARES (with AI assistance from Claude). Licensed under </w:t>
       </w:r>
-      <w:hyperlink w:history="1" r:id="rIdhnvgwuaywdjkcxj7q_iyn">
+      <w:hyperlink w:history="1" r:id="rIdvqsmdycbfroailhru6fwx">
         <w:r>
           <w:rPr>
             <w:rFonts w:ascii="Arial" w:cs="Arial" w:eastAsia="Arial" w:hAnsi="Arial"/>
@@ -20291,7 +20291,7 @@
         </w:rPr>
         <w:t xml:space="preserve"> (</w:t>
       </w:r>
-      <w:hyperlink w:history="1" r:id="rId3shn5smoyktf3opj-t8yi">
+      <w:hyperlink w:history="1" r:id="rIdr8nxhvbgp5o4pb2ouhr67">
         <w:r>
           <w:rPr>
             <w:rFonts w:ascii="Arial" w:cs="Arial" w:eastAsia="Arial" w:hAnsi="Arial"/>
@@ -21304,7 +21304,7 @@
             <w:pPr>
               <w:spacing w:after="20" w:before="0"/>
             </w:pPr>
-            <w:hyperlink w:history="1" r:id="rIdttae6fohngbkd6udsm9mb">
+            <w:hyperlink w:history="1" r:id="rId1izremsaiugt31r52ptlu">
               <w:r>
                 <w:rPr>
                   <w:rFonts w:ascii="Arial" w:cs="Arial" w:eastAsia="Arial" w:hAnsi="Arial"/>
@@ -21337,7 +21337,7 @@
               <w:spacing w:after="10" w:before="0"/>
               <w:ind w:left="120"/>
             </w:pPr>
-            <w:hyperlink w:history="1" r:id="rIdnr2gle6cchcfknd7k3m0c">
+            <w:hyperlink w:history="1" r:id="rIdkdx11-r6uj9hluylvnpp9">
               <w:r>
                 <w:rPr>
                   <w:rFonts w:ascii="Arial" w:cs="Arial" w:eastAsia="Arial" w:hAnsi="Arial"/>
@@ -21382,7 +21382,7 @@
             <w:pPr>
               <w:spacing w:after="20" w:before="0"/>
             </w:pPr>
-            <w:hyperlink w:history="1" r:id="rIdhjl88e-08tvyngo2anesc">
+            <w:hyperlink w:history="1" r:id="rId4xl59hkz6ymxfx8kcs8jp">
               <w:r>
                 <w:rPr>
                   <w:rFonts w:ascii="Arial" w:cs="Arial" w:eastAsia="Arial" w:hAnsi="Arial"/>
@@ -21415,7 +21415,7 @@
               <w:spacing w:after="10" w:before="0"/>
               <w:ind w:left="120"/>
             </w:pPr>
-            <w:hyperlink w:history="1" r:id="rIdmmir34eohup5zwgvsfzqt">
+            <w:hyperlink w:history="1" r:id="rIdf5gotoji_iqonw-jw7kj0">
               <w:r>
                 <w:rPr>
                   <w:rFonts w:ascii="Arial" w:cs="Arial" w:eastAsia="Arial" w:hAnsi="Arial"/>
@@ -21610,7 +21610,7 @@
             <w:pPr>
               <w:spacing w:after="20" w:before="0"/>
             </w:pPr>
-            <w:hyperlink w:history="1" r:id="rIdotcjlafvv-5n6xfbix2rs">
+            <w:hyperlink w:history="1" r:id="rIdecqr2h83srj8ydxlaqkt7">
               <w:r>
                 <w:rPr>
                   <w:rFonts w:ascii="Arial" w:cs="Arial" w:eastAsia="Arial" w:hAnsi="Arial"/>
@@ -21643,7 +21643,7 @@
               <w:spacing w:after="10" w:before="0"/>
               <w:ind w:left="120"/>
             </w:pPr>
-            <w:hyperlink w:history="1" r:id="rIdmwzuysftak9dbfgfwbvwp">
+            <w:hyperlink w:history="1" r:id="rIdpohfbxonj99_lxckylca5">
               <w:r>
                 <w:rPr>
                   <w:rFonts w:ascii="Arial" w:cs="Arial" w:eastAsia="Arial" w:hAnsi="Arial"/>
@@ -21688,7 +21688,7 @@
             <w:pPr>
               <w:spacing w:after="20" w:before="0"/>
             </w:pPr>
-            <w:hyperlink w:history="1" r:id="rIdzg3vjaewdjfrn-qzrrxzn">
+            <w:hyperlink w:history="1" r:id="rIdftwndyyypzwrwbea9hydy">
               <w:r>
                 <w:rPr>
                   <w:rFonts w:ascii="Arial" w:cs="Arial" w:eastAsia="Arial" w:hAnsi="Arial"/>
@@ -21721,7 +21721,7 @@
               <w:spacing w:after="10" w:before="0"/>
               <w:ind w:left="120"/>
             </w:pPr>
-            <w:hyperlink w:history="1" r:id="rIdoh2oc9ijh9bf5qpkz7e5h">
+            <w:hyperlink w:history="1" r:id="rId_uvorebokfunkuep9bzgw">
               <w:r>
                 <w:rPr>
                   <w:rFonts w:ascii="Arial" w:cs="Arial" w:eastAsia="Arial" w:hAnsi="Arial"/>
@@ -21916,7 +21916,7 @@
             <w:pPr>
               <w:spacing w:after="20" w:before="0"/>
             </w:pPr>
-            <w:hyperlink w:history="1" r:id="rIdta4c9nv6eijv9-dggsld1">
+            <w:hyperlink w:history="1" r:id="rId13_fxpjocslruno2q7cbn">
               <w:r>
                 <w:rPr>
                   <w:rFonts w:ascii="Arial" w:cs="Arial" w:eastAsia="Arial" w:hAnsi="Arial"/>
@@ -21965,7 +21965,7 @@
               <w:spacing w:after="10" w:before="0"/>
               <w:ind w:left="120"/>
             </w:pPr>
-            <w:hyperlink w:history="1" r:id="rIdlev78bvi_tbuuitcwgytk">
+            <w:hyperlink w:history="1" r:id="rIdtam4pgq4d20ymmerpc_n6">
               <w:r>
                 <w:rPr>
                   <w:rFonts w:ascii="Arial" w:cs="Arial" w:eastAsia="Arial" w:hAnsi="Arial"/>
@@ -22010,7 +22010,7 @@
             <w:pPr>
               <w:spacing w:after="20" w:before="0"/>
             </w:pPr>
-            <w:hyperlink w:history="1" r:id="rIds2pqyiendvnt98hkgiq_p">
+            <w:hyperlink w:history="1" r:id="rIdbfcgjan-9z0kr7jndnvw8">
               <w:r>
                 <w:rPr>
                   <w:rFonts w:ascii="Arial" w:cs="Arial" w:eastAsia="Arial" w:hAnsi="Arial"/>
@@ -22043,7 +22043,7 @@
               <w:spacing w:after="10" w:before="0"/>
               <w:ind w:left="120"/>
             </w:pPr>
-            <w:hyperlink w:history="1" r:id="rIdzflinwctsrm4yzwmxwdm2">
+            <w:hyperlink w:history="1" r:id="rIdisk41sfxz-g1z3rhiaozg">
               <w:r>
                 <w:rPr>
                   <w:rFonts w:ascii="Arial" w:cs="Arial" w:eastAsia="Arial" w:hAnsi="Arial"/>
@@ -22238,7 +22238,7 @@
             <w:pPr>
               <w:spacing w:after="20" w:before="0"/>
             </w:pPr>
-            <w:hyperlink w:history="1" r:id="rIdvt57zoesgwhq2gjtb4r03">
+            <w:hyperlink w:history="1" r:id="rId6zgozotqa2_17gxqazk1-">
               <w:r>
                 <w:rPr>
                   <w:rFonts w:ascii="Arial" w:cs="Arial" w:eastAsia="Arial" w:hAnsi="Arial"/>
@@ -22287,7 +22287,7 @@
               <w:spacing w:after="10" w:before="0"/>
               <w:ind w:left="120"/>
             </w:pPr>
-            <w:hyperlink w:history="1" r:id="rId80wceby8owssqfctm8c_i">
+            <w:hyperlink w:history="1" r:id="rIdidbefky81dgqe7s1zlhex">
               <w:r>
                 <w:rPr>
                   <w:rFonts w:ascii="Arial" w:cs="Arial" w:eastAsia="Arial" w:hAnsi="Arial"/>
@@ -22332,7 +22332,7 @@
             <w:pPr>
               <w:spacing w:after="20" w:before="0"/>
             </w:pPr>
-            <w:hyperlink w:history="1" r:id="rIdxbxcwlsaykth4r9ch_9_y">
+            <w:hyperlink w:history="1" r:id="rIdcyz33kj3qlj_4atj-0uwd">
               <w:r>
                 <w:rPr>
                   <w:rFonts w:ascii="Arial" w:cs="Arial" w:eastAsia="Arial" w:hAnsi="Arial"/>
@@ -22365,7 +22365,7 @@
               <w:spacing w:after="10" w:before="0"/>
               <w:ind w:left="120"/>
             </w:pPr>
-            <w:hyperlink w:history="1" r:id="rIdhxbe7caqedualywuba2fa">
+            <w:hyperlink w:history="1" r:id="rId-04fgksgun_gichrlxdde">
               <w:r>
                 <w:rPr>
                   <w:rFonts w:ascii="Arial" w:cs="Arial" w:eastAsia="Arial" w:hAnsi="Arial"/>
@@ -22560,7 +22560,7 @@
             <w:pPr>
               <w:spacing w:after="20" w:before="0"/>
             </w:pPr>
-            <w:hyperlink w:history="1" r:id="rId--acqmgo-b2qnjmzzvac5">
+            <w:hyperlink w:history="1" r:id="rIdz0ikxagbdafs5hm6wzfj6">
               <w:r>
                 <w:rPr>
                   <w:rFonts w:ascii="Arial" w:cs="Arial" w:eastAsia="Arial" w:hAnsi="Arial"/>
@@ -22609,7 +22609,7 @@
               <w:spacing w:after="10" w:before="0"/>
               <w:ind w:left="120"/>
             </w:pPr>
-            <w:hyperlink w:history="1" r:id="rId9dogddudqrmy5lhv5p5kl">
+            <w:hyperlink w:history="1" r:id="rIdm0a-jl9ek66rxzcpf_9lc">
               <w:r>
                 <w:rPr>
                   <w:rFonts w:ascii="Arial" w:cs="Arial" w:eastAsia="Arial" w:hAnsi="Arial"/>
@@ -22654,7 +22654,7 @@
             <w:pPr>
               <w:spacing w:after="20" w:before="0"/>
             </w:pPr>
-            <w:hyperlink w:history="1" r:id="rIdcd9pnzsj6nxwmiqouukvp">
+            <w:hyperlink w:history="1" r:id="rIddfb1noimfdx3pmhcci0nm">
               <w:r>
                 <w:rPr>
                   <w:rFonts w:ascii="Arial" w:cs="Arial" w:eastAsia="Arial" w:hAnsi="Arial"/>
@@ -22687,7 +22687,7 @@
               <w:spacing w:after="10" w:before="0"/>
               <w:ind w:left="120"/>
             </w:pPr>
-            <w:hyperlink w:history="1" r:id="rId5ncf0slztggbylokscrcp">
+            <w:hyperlink w:history="1" r:id="rIdg-afkaifwosfftopyb1vj">
               <w:r>
                 <w:rPr>
                   <w:rFonts w:ascii="Arial" w:cs="Arial" w:eastAsia="Arial" w:hAnsi="Arial"/>
@@ -23199,7 +23199,7 @@
         </w:rPr>
         <w:t xml:space="preserve">© 2026 SeaVuria and ARES. Aligned with KICD objectives. Developed by SeaVuria; technical implementation by ARES (with AI assistance from Claude). Licensed under </w:t>
       </w:r>
-      <w:hyperlink w:history="1" r:id="rIdnfwxs6ko_-wouolkqihlb">
+      <w:hyperlink w:history="1" r:id="rId_3y9rgh6mmvcbi1vvzlde">
         <w:r>
           <w:rPr>
             <w:rFonts w:ascii="Arial" w:cs="Arial" w:eastAsia="Arial" w:hAnsi="Arial"/>
@@ -23220,7 +23220,7 @@
         </w:rPr>
         <w:t xml:space="preserve"> (</w:t>
       </w:r>
-      <w:hyperlink w:history="1" r:id="rIdtwrzgjbx0vvugvk0qtark">
+      <w:hyperlink w:history="1" r:id="rIdhjtyho2nt4y2bkih6tclw">
         <w:r>
           <w:rPr>
             <w:rFonts w:ascii="Arial" w:cs="Arial" w:eastAsia="Arial" w:hAnsi="Arial"/>
@@ -24233,7 +24233,7 @@
             <w:pPr>
               <w:spacing w:after="20" w:before="0"/>
             </w:pPr>
-            <w:hyperlink w:history="1" r:id="rIdo4djmcnt0dr9fdlrsigrt">
+            <w:hyperlink w:history="1" r:id="rId0_atgurj5amgnbftxswu8">
               <w:r>
                 <w:rPr>
                   <w:rFonts w:ascii="Arial" w:cs="Arial" w:eastAsia="Arial" w:hAnsi="Arial"/>
@@ -24266,7 +24266,7 @@
               <w:spacing w:after="10" w:before="0"/>
               <w:ind w:left="120"/>
             </w:pPr>
-            <w:hyperlink w:history="1" r:id="rIdq1kitjyzdlqfztjvt-adr">
+            <w:hyperlink w:history="1" r:id="rId4ofcigyudsynmmanv70qz">
               <w:r>
                 <w:rPr>
                   <w:rFonts w:ascii="Arial" w:cs="Arial" w:eastAsia="Arial" w:hAnsi="Arial"/>
@@ -24311,7 +24311,7 @@
             <w:pPr>
               <w:spacing w:after="20" w:before="0"/>
             </w:pPr>
-            <w:hyperlink w:history="1" r:id="rIdylufxmuivdtzjemzlzn1k">
+            <w:hyperlink w:history="1" r:id="rIdwfmpd65ttozcj2ypsgbda">
               <w:r>
                 <w:rPr>
                   <w:rFonts w:ascii="Arial" w:cs="Arial" w:eastAsia="Arial" w:hAnsi="Arial"/>
@@ -24344,7 +24344,7 @@
               <w:spacing w:after="10" w:before="0"/>
               <w:ind w:left="120"/>
             </w:pPr>
-            <w:hyperlink w:history="1" r:id="rIdefm5bj5k1cuziu2ivzxra">
+            <w:hyperlink w:history="1" r:id="rIdxwpvwlyubnstcpa97z29t">
               <w:r>
                 <w:rPr>
                   <w:rFonts w:ascii="Arial" w:cs="Arial" w:eastAsia="Arial" w:hAnsi="Arial"/>
@@ -24539,7 +24539,7 @@
             <w:pPr>
               <w:spacing w:after="20" w:before="0"/>
             </w:pPr>
-            <w:hyperlink w:history="1" r:id="rIdzct7pzryjytqosc6wtrbo">
+            <w:hyperlink w:history="1" r:id="rId3ly1mszltg8rqvdyksftt">
               <w:r>
                 <w:rPr>
                   <w:rFonts w:ascii="Arial" w:cs="Arial" w:eastAsia="Arial" w:hAnsi="Arial"/>
@@ -24572,7 +24572,7 @@
               <w:spacing w:after="10" w:before="0"/>
               <w:ind w:left="120"/>
             </w:pPr>
-            <w:hyperlink w:history="1" r:id="rIdjgteyfdr1x7lo_7uabjvj">
+            <w:hyperlink w:history="1" r:id="rIdxdpdoqhca8lrin7s2irkj">
               <w:r>
                 <w:rPr>
                   <w:rFonts w:ascii="Arial" w:cs="Arial" w:eastAsia="Arial" w:hAnsi="Arial"/>
@@ -24617,7 +24617,7 @@
             <w:pPr>
               <w:spacing w:after="20" w:before="0"/>
             </w:pPr>
-            <w:hyperlink w:history="1" r:id="rId4z3yfl5oz1hlirf3d0tcj">
+            <w:hyperlink w:history="1" r:id="rIdi8gqxvkoaoywzngncbymc">
               <w:r>
                 <w:rPr>
                   <w:rFonts w:ascii="Arial" w:cs="Arial" w:eastAsia="Arial" w:hAnsi="Arial"/>
@@ -24650,7 +24650,7 @@
               <w:spacing w:after="10" w:before="0"/>
               <w:ind w:left="120"/>
             </w:pPr>
-            <w:hyperlink w:history="1" r:id="rIdqtl5jkev3xymoo4c3mgwk">
+            <w:hyperlink w:history="1" r:id="rIdbwazbu6tasluzsp5daeao">
               <w:r>
                 <w:rPr>
                   <w:rFonts w:ascii="Arial" w:cs="Arial" w:eastAsia="Arial" w:hAnsi="Arial"/>
@@ -24845,7 +24845,7 @@
             <w:pPr>
               <w:spacing w:after="20" w:before="0"/>
             </w:pPr>
-            <w:hyperlink w:history="1" r:id="rIdj71r0jmnnryeohrypvnqi">
+            <w:hyperlink w:history="1" r:id="rIdaxina_j7kwad4snjbmkue">
               <w:r>
                 <w:rPr>
                   <w:rFonts w:ascii="Arial" w:cs="Arial" w:eastAsia="Arial" w:hAnsi="Arial"/>
@@ -24878,7 +24878,7 @@
               <w:spacing w:after="10" w:before="0"/>
               <w:ind w:left="120"/>
             </w:pPr>
-            <w:hyperlink w:history="1" r:id="rId9mclrdxmtwwoiahcjt6--">
+            <w:hyperlink w:history="1" r:id="rIdhibrijlkx1goqwc9zp9yl">
               <w:r>
                 <w:rPr>
                   <w:rFonts w:ascii="Arial" w:cs="Arial" w:eastAsia="Arial" w:hAnsi="Arial"/>
@@ -24923,7 +24923,7 @@
             <w:pPr>
               <w:spacing w:after="20" w:before="0"/>
             </w:pPr>
-            <w:hyperlink w:history="1" r:id="rId6cing4ucdp7xaf9yb6trr">
+            <w:hyperlink w:history="1" r:id="rId58gzj6uqlpovdfstuctfe">
               <w:r>
                 <w:rPr>
                   <w:rFonts w:ascii="Arial" w:cs="Arial" w:eastAsia="Arial" w:hAnsi="Arial"/>
@@ -24956,7 +24956,7 @@
               <w:spacing w:after="10" w:before="0"/>
               <w:ind w:left="120"/>
             </w:pPr>
-            <w:hyperlink w:history="1" r:id="rIda91euyudm0vtx2ij7te9u">
+            <w:hyperlink w:history="1" r:id="rId0eycsan4liqwxg4rixueo">
               <w:r>
                 <w:rPr>
                   <w:rFonts w:ascii="Arial" w:cs="Arial" w:eastAsia="Arial" w:hAnsi="Arial"/>
@@ -25151,7 +25151,7 @@
             <w:pPr>
               <w:spacing w:after="20" w:before="0"/>
             </w:pPr>
-            <w:hyperlink w:history="1" r:id="rIdosjmwme3gteoq0o7nuaoq">
+            <w:hyperlink w:history="1" r:id="rId3nsywvzvmasqzz9tjfaf-">
               <w:r>
                 <w:rPr>
                   <w:rFonts w:ascii="Arial" w:cs="Arial" w:eastAsia="Arial" w:hAnsi="Arial"/>
@@ -25184,7 +25184,7 @@
               <w:spacing w:after="10" w:before="0"/>
               <w:ind w:left="120"/>
             </w:pPr>
-            <w:hyperlink w:history="1" r:id="rIdhmgxcco4qpwkselo0gjxf">
+            <w:hyperlink w:history="1" r:id="rIdh5dzmaapvvr89w1xn-2ii">
               <w:r>
                 <w:rPr>
                   <w:rFonts w:ascii="Arial" w:cs="Arial" w:eastAsia="Arial" w:hAnsi="Arial"/>
@@ -25229,7 +25229,7 @@
             <w:pPr>
               <w:spacing w:after="20" w:before="0"/>
             </w:pPr>
-            <w:hyperlink w:history="1" r:id="rIdkwhm2hpl4cmk3xrrx9lob">
+            <w:hyperlink w:history="1" r:id="rIdtudj_jgcbgc4xgqzj7ux3">
               <w:r>
                 <w:rPr>
                   <w:rFonts w:ascii="Arial" w:cs="Arial" w:eastAsia="Arial" w:hAnsi="Arial"/>
@@ -25262,7 +25262,7 @@
               <w:spacing w:after="10" w:before="0"/>
               <w:ind w:left="120"/>
             </w:pPr>
-            <w:hyperlink w:history="1" r:id="rId4ny2ctxikbtpcaidap82p">
+            <w:hyperlink w:history="1" r:id="rIdrvl_jh3btfloppoxgch6j">
               <w:r>
                 <w:rPr>
                   <w:rFonts w:ascii="Arial" w:cs="Arial" w:eastAsia="Arial" w:hAnsi="Arial"/>
@@ -25457,7 +25457,7 @@
             <w:pPr>
               <w:spacing w:after="20" w:before="0"/>
             </w:pPr>
-            <w:hyperlink w:history="1" r:id="rIdxaqwi_l1cr38jmo_qsikg">
+            <w:hyperlink w:history="1" r:id="rIdqcw20a5w6k8lljs0wnnto">
               <w:r>
                 <w:rPr>
                   <w:rFonts w:ascii="Arial" w:cs="Arial" w:eastAsia="Arial" w:hAnsi="Arial"/>
@@ -25490,7 +25490,7 @@
               <w:spacing w:after="10" w:before="0"/>
               <w:ind w:left="120"/>
             </w:pPr>
-            <w:hyperlink w:history="1" r:id="rIdrmxmum27wp0c-kog6ab_9">
+            <w:hyperlink w:history="1" r:id="rIduwmf_7rxyo7xkxckqieiy">
               <w:r>
                 <w:rPr>
                   <w:rFonts w:ascii="Arial" w:cs="Arial" w:eastAsia="Arial" w:hAnsi="Arial"/>
@@ -25535,7 +25535,7 @@
             <w:pPr>
               <w:spacing w:after="20" w:before="0"/>
             </w:pPr>
-            <w:hyperlink w:history="1" r:id="rIdrkqfoycay63358bl78ffc">
+            <w:hyperlink w:history="1" r:id="rId7p8bwgkkbeqfo2iqot_dl">
               <w:r>
                 <w:rPr>
                   <w:rFonts w:ascii="Arial" w:cs="Arial" w:eastAsia="Arial" w:hAnsi="Arial"/>
@@ -25568,7 +25568,7 @@
               <w:spacing w:after="10" w:before="0"/>
               <w:ind w:left="120"/>
             </w:pPr>
-            <w:hyperlink w:history="1" r:id="rIdj8lgdlu7cefe_qtsw38gh">
+            <w:hyperlink w:history="1" r:id="rIdqmwnkvoxtsplvho_9vo13">
               <w:r>
                 <w:rPr>
                   <w:rFonts w:ascii="Arial" w:cs="Arial" w:eastAsia="Arial" w:hAnsi="Arial"/>
@@ -26080,7 +26080,7 @@
         </w:rPr>
         <w:t xml:space="preserve">© 2026 SeaVuria and ARES. Aligned with KICD objectives. Developed by SeaVuria; technical implementation by ARES (with AI assistance from Claude). Licensed under </w:t>
       </w:r>
-      <w:hyperlink w:history="1" r:id="rIdqe5ntf6iypzs3ckuk51w3">
+      <w:hyperlink w:history="1" r:id="rIdfnel3pqu1mt4pffolelpy">
         <w:r>
           <w:rPr>
             <w:rFonts w:ascii="Arial" w:cs="Arial" w:eastAsia="Arial" w:hAnsi="Arial"/>
@@ -26101,7 +26101,7 @@
         </w:rPr>
         <w:t xml:space="preserve"> (</w:t>
       </w:r>
-      <w:hyperlink w:history="1" r:id="rIda4tb8wq9t-af3zc8hk5rz">
+      <w:hyperlink w:history="1" r:id="rIds6myhpjbaltqaiqzkbc_3">
         <w:r>
           <w:rPr>
             <w:rFonts w:ascii="Arial" w:cs="Arial" w:eastAsia="Arial" w:hAnsi="Arial"/>
@@ -27114,7 +27114,7 @@
             <w:pPr>
               <w:spacing w:after="20" w:before="0"/>
             </w:pPr>
-            <w:hyperlink w:history="1" r:id="rIdcxbxg_gk8ybjmm5nevzwb">
+            <w:hyperlink w:history="1" r:id="rIdrvykmdqb8xbn3p6wk3tt9">
               <w:r>
                 <w:rPr>
                   <w:rFonts w:ascii="Arial" w:cs="Arial" w:eastAsia="Arial" w:hAnsi="Arial"/>
@@ -27163,7 +27163,7 @@
               <w:spacing w:after="10" w:before="0"/>
               <w:ind w:left="120"/>
             </w:pPr>
-            <w:hyperlink w:history="1" r:id="rIdzicsbi3ucukx2_uekzri8">
+            <w:hyperlink w:history="1" r:id="rIdvvwc6as_8etn42hkrd2ax">
               <w:r>
                 <w:rPr>
                   <w:rFonts w:ascii="Arial" w:cs="Arial" w:eastAsia="Arial" w:hAnsi="Arial"/>
@@ -27208,7 +27208,7 @@
             <w:pPr>
               <w:spacing w:after="20" w:before="0"/>
             </w:pPr>
-            <w:hyperlink w:history="1" r:id="rIdrt5q2h_rfbg9mbsq-z6ki">
+            <w:hyperlink w:history="1" r:id="rId0kqsnpyydhopio1s5em3n">
               <w:r>
                 <w:rPr>
                   <w:rFonts w:ascii="Arial" w:cs="Arial" w:eastAsia="Arial" w:hAnsi="Arial"/>
@@ -27241,7 +27241,7 @@
               <w:spacing w:after="10" w:before="0"/>
               <w:ind w:left="120"/>
             </w:pPr>
-            <w:hyperlink w:history="1" r:id="rId8qua_odevdvyhifiqsuvl">
+            <w:hyperlink w:history="1" r:id="rIdll3yjy07lh2reziuomuqo">
               <w:r>
                 <w:rPr>
                   <w:rFonts w:ascii="Arial" w:cs="Arial" w:eastAsia="Arial" w:hAnsi="Arial"/>
@@ -27436,7 +27436,7 @@
             <w:pPr>
               <w:spacing w:after="20" w:before="0"/>
             </w:pPr>
-            <w:hyperlink w:history="1" r:id="rIdea9yfdqvggkkfvbg0qvgr">
+            <w:hyperlink w:history="1" r:id="rIdzbz6ftbxf0ebtcko5mwb_">
               <w:r>
                 <w:rPr>
                   <w:rFonts w:ascii="Arial" w:cs="Arial" w:eastAsia="Arial" w:hAnsi="Arial"/>
@@ -27485,7 +27485,7 @@
               <w:spacing w:after="10" w:before="0"/>
               <w:ind w:left="120"/>
             </w:pPr>
-            <w:hyperlink w:history="1" r:id="rIdnwaglvtgkokk74ndjh3r1">
+            <w:hyperlink w:history="1" r:id="rIdwysxyxyxwpvf_cw2kduvc">
               <w:r>
                 <w:rPr>
                   <w:rFonts w:ascii="Arial" w:cs="Arial" w:eastAsia="Arial" w:hAnsi="Arial"/>
@@ -27530,7 +27530,7 @@
             <w:pPr>
               <w:spacing w:after="20" w:before="0"/>
             </w:pPr>
-            <w:hyperlink w:history="1" r:id="rId-flevhsyjher1edhu75aj">
+            <w:hyperlink w:history="1" r:id="rIdaym1ktuy6w_ov3pccsynh">
               <w:r>
                 <w:rPr>
                   <w:rFonts w:ascii="Arial" w:cs="Arial" w:eastAsia="Arial" w:hAnsi="Arial"/>
@@ -27563,7 +27563,7 @@
               <w:spacing w:after="10" w:before="0"/>
               <w:ind w:left="120"/>
             </w:pPr>
-            <w:hyperlink w:history="1" r:id="rId_rtlxczalhi9kn2ib9zkf">
+            <w:hyperlink w:history="1" r:id="rIdmlzpmn50off7zirvertp3">
               <w:r>
                 <w:rPr>
                   <w:rFonts w:ascii="Arial" w:cs="Arial" w:eastAsia="Arial" w:hAnsi="Arial"/>
@@ -27758,7 +27758,7 @@
             <w:pPr>
               <w:spacing w:after="20" w:before="0"/>
             </w:pPr>
-            <w:hyperlink w:history="1" r:id="rIduprqljmpj_gybmcu193ka">
+            <w:hyperlink w:history="1" r:id="rId5mryqibupq6sg-ra6meyh">
               <w:r>
                 <w:rPr>
                   <w:rFonts w:ascii="Arial" w:cs="Arial" w:eastAsia="Arial" w:hAnsi="Arial"/>
@@ -27807,7 +27807,7 @@
               <w:spacing w:after="10" w:before="0"/>
               <w:ind w:left="120"/>
             </w:pPr>
-            <w:hyperlink w:history="1" r:id="rIdkh6dq44poqi-y1au-xeae">
+            <w:hyperlink w:history="1" r:id="rIdjiq6zq_9rm53zyukt4gcz">
               <w:r>
                 <w:rPr>
                   <w:rFonts w:ascii="Arial" w:cs="Arial" w:eastAsia="Arial" w:hAnsi="Arial"/>
@@ -27852,7 +27852,7 @@
             <w:pPr>
               <w:spacing w:after="20" w:before="0"/>
             </w:pPr>
-            <w:hyperlink w:history="1" r:id="rId67rrw9t5p8yhmn5l5idik">
+            <w:hyperlink w:history="1" r:id="rIdzaumogasyrpwcff_4mrcm">
               <w:r>
                 <w:rPr>
                   <w:rFonts w:ascii="Arial" w:cs="Arial" w:eastAsia="Arial" w:hAnsi="Arial"/>
@@ -27885,7 +27885,7 @@
               <w:spacing w:after="10" w:before="0"/>
               <w:ind w:left="120"/>
             </w:pPr>
-            <w:hyperlink w:history="1" r:id="rIdyfea6iewzcej8ki8rl-dh">
+            <w:hyperlink w:history="1" r:id="rId2aa62mun9b9o_inphwgsp">
               <w:r>
                 <w:rPr>
                   <w:rFonts w:ascii="Arial" w:cs="Arial" w:eastAsia="Arial" w:hAnsi="Arial"/>
@@ -28080,7 +28080,7 @@
             <w:pPr>
               <w:spacing w:after="20" w:before="0"/>
             </w:pPr>
-            <w:hyperlink w:history="1" r:id="rIdncfa4q8gs2ysc5knsjzez">
+            <w:hyperlink w:history="1" r:id="rIdy--jpoxwrpeoz4ilazyha">
               <w:r>
                 <w:rPr>
                   <w:rFonts w:ascii="Arial" w:cs="Arial" w:eastAsia="Arial" w:hAnsi="Arial"/>
@@ -28129,7 +28129,7 @@
               <w:spacing w:after="10" w:before="0"/>
               <w:ind w:left="120"/>
             </w:pPr>
-            <w:hyperlink w:history="1" r:id="rId4y2fs8ri9zf1ovrrxycff">
+            <w:hyperlink w:history="1" r:id="rIdytuqijqurhkv7hv7ib8xe">
               <w:r>
                 <w:rPr>
                   <w:rFonts w:ascii="Arial" w:cs="Arial" w:eastAsia="Arial" w:hAnsi="Arial"/>
@@ -28174,7 +28174,7 @@
             <w:pPr>
               <w:spacing w:after="20" w:before="0"/>
             </w:pPr>
-            <w:hyperlink w:history="1" r:id="rId5eebjfvqc8q6omf2knjwx">
+            <w:hyperlink w:history="1" r:id="rIddn3dfrw_vhzlfddej4trc">
               <w:r>
                 <w:rPr>
                   <w:rFonts w:ascii="Arial" w:cs="Arial" w:eastAsia="Arial" w:hAnsi="Arial"/>
@@ -28207,7 +28207,7 @@
               <w:spacing w:after="10" w:before="0"/>
               <w:ind w:left="120"/>
             </w:pPr>
-            <w:hyperlink w:history="1" r:id="rIdw2d3zfjit5ai7tbuqs5ph">
+            <w:hyperlink w:history="1" r:id="rIdhlidpbwxcm5i-7fdlouch">
               <w:r>
                 <w:rPr>
                   <w:rFonts w:ascii="Arial" w:cs="Arial" w:eastAsia="Arial" w:hAnsi="Arial"/>
@@ -28402,7 +28402,7 @@
             <w:pPr>
               <w:spacing w:after="20" w:before="0"/>
             </w:pPr>
-            <w:hyperlink w:history="1" r:id="rIdcje6fvxpe4ij0uw_i_qhs">
+            <w:hyperlink w:history="1" r:id="rIdpuoq97y_khxczsii38l60">
               <w:r>
                 <w:rPr>
                   <w:rFonts w:ascii="Arial" w:cs="Arial" w:eastAsia="Arial" w:hAnsi="Arial"/>
@@ -28451,7 +28451,7 @@
               <w:spacing w:after="10" w:before="0"/>
               <w:ind w:left="120"/>
             </w:pPr>
-            <w:hyperlink w:history="1" r:id="rIdvi77m5cjoickr8o8jutft">
+            <w:hyperlink w:history="1" r:id="rId8eub03gs9fwczw9w8lcaj">
               <w:r>
                 <w:rPr>
                   <w:rFonts w:ascii="Arial" w:cs="Arial" w:eastAsia="Arial" w:hAnsi="Arial"/>
@@ -28496,7 +28496,7 @@
             <w:pPr>
               <w:spacing w:after="20" w:before="0"/>
             </w:pPr>
-            <w:hyperlink w:history="1" r:id="rId6xq9w7yctqfsdszxh0h-l">
+            <w:hyperlink w:history="1" r:id="rIdvhcao7pk6-isoa3xlzyik">
               <w:r>
                 <w:rPr>
                   <w:rFonts w:ascii="Arial" w:cs="Arial" w:eastAsia="Arial" w:hAnsi="Arial"/>
@@ -28529,7 +28529,7 @@
               <w:spacing w:after="10" w:before="0"/>
               <w:ind w:left="120"/>
             </w:pPr>
-            <w:hyperlink w:history="1" r:id="rIdt2eu8w5drqfdgpbb4_p3m">
+            <w:hyperlink w:history="1" r:id="rIdc5yaemmwoh0mija6m8gw4">
               <w:r>
                 <w:rPr>
                   <w:rFonts w:ascii="Arial" w:cs="Arial" w:eastAsia="Arial" w:hAnsi="Arial"/>
@@ -29136,7 +29136,7 @@
         </w:rPr>
         <w:t xml:space="preserve">© 2026 SeaVuria and ARES. Aligned with KICD objectives. Developed by SeaVuria; technical implementation by ARES (with AI assistance from Claude). Licensed under </w:t>
       </w:r>
-      <w:hyperlink w:history="1" r:id="rId6qs_9ipvrvetatwdkn0mw">
+      <w:hyperlink w:history="1" r:id="rIdvzohsnrvejr3dcks4lbcq">
         <w:r>
           <w:rPr>
             <w:rFonts w:ascii="Arial" w:cs="Arial" w:eastAsia="Arial" w:hAnsi="Arial"/>
@@ -29157,7 +29157,7 @@
         </w:rPr>
         <w:t xml:space="preserve"> (</w:t>
       </w:r>
-      <w:hyperlink w:history="1" r:id="rIdarit0n4jyjzs9kirugnuc">
+      <w:hyperlink w:history="1" r:id="rId_0oydo2unlsclzyxz6z9h">
         <w:r>
           <w:rPr>
             <w:rFonts w:ascii="Arial" w:cs="Arial" w:eastAsia="Arial" w:hAnsi="Arial"/>
@@ -30170,7 +30170,7 @@
             <w:pPr>
               <w:spacing w:after="20" w:before="0"/>
             </w:pPr>
-            <w:hyperlink w:history="1" r:id="rIduyohwgivjlrrixr22oxi7">
+            <w:hyperlink w:history="1" r:id="rIdmpvkgxibqdzxucfcun74u">
               <w:r>
                 <w:rPr>
                   <w:rFonts w:ascii="Arial" w:cs="Arial" w:eastAsia="Arial" w:hAnsi="Arial"/>
@@ -30203,7 +30203,7 @@
               <w:spacing w:after="10" w:before="0"/>
               <w:ind w:left="120"/>
             </w:pPr>
-            <w:hyperlink w:history="1" r:id="rIdaujtjitlxwbfk8m3k8lpl">
+            <w:hyperlink w:history="1" r:id="rId1ljicq7muqsw5tblyebrz">
               <w:r>
                 <w:rPr>
                   <w:rFonts w:ascii="Arial" w:cs="Arial" w:eastAsia="Arial" w:hAnsi="Arial"/>
@@ -30248,7 +30248,7 @@
             <w:pPr>
               <w:spacing w:after="20" w:before="0"/>
             </w:pPr>
-            <w:hyperlink w:history="1" r:id="rId-fhfcbjwefbmbone0gumc">
+            <w:hyperlink w:history="1" r:id="rIdacn2e9lb429otguux2hoz">
               <w:r>
                 <w:rPr>
                   <w:rFonts w:ascii="Arial" w:cs="Arial" w:eastAsia="Arial" w:hAnsi="Arial"/>
@@ -30281,7 +30281,7 @@
               <w:spacing w:after="10" w:before="0"/>
               <w:ind w:left="120"/>
             </w:pPr>
-            <w:hyperlink w:history="1" r:id="rIdfezxeuqkape34kvurzhfy">
+            <w:hyperlink w:history="1" r:id="rIdmfceb8aota7dipwjhyzwz">
               <w:r>
                 <w:rPr>
                   <w:rFonts w:ascii="Arial" w:cs="Arial" w:eastAsia="Arial" w:hAnsi="Arial"/>
@@ -30476,7 +30476,7 @@
             <w:pPr>
               <w:spacing w:after="20" w:before="0"/>
             </w:pPr>
-            <w:hyperlink w:history="1" r:id="rIdyzeccf4smo1mzxhlqsomb">
+            <w:hyperlink w:history="1" r:id="rIdfiag8lmwfj9lvgxrnui1t">
               <w:r>
                 <w:rPr>
                   <w:rFonts w:ascii="Arial" w:cs="Arial" w:eastAsia="Arial" w:hAnsi="Arial"/>
@@ -30509,7 +30509,7 @@
               <w:spacing w:after="10" w:before="0"/>
               <w:ind w:left="120"/>
             </w:pPr>
-            <w:hyperlink w:history="1" r:id="rIdp8fhvry9wunxvjasm2_s4">
+            <w:hyperlink w:history="1" r:id="rIdipooif2fyp8cqik_tk2m9">
               <w:r>
                 <w:rPr>
                   <w:rFonts w:ascii="Arial" w:cs="Arial" w:eastAsia="Arial" w:hAnsi="Arial"/>
@@ -30554,7 +30554,7 @@
             <w:pPr>
               <w:spacing w:after="20" w:before="0"/>
             </w:pPr>
-            <w:hyperlink w:history="1" r:id="rId7pfurbdyvmld9udshcybi">
+            <w:hyperlink w:history="1" r:id="rId1nr3taniqxooxt_b9e0ns">
               <w:r>
                 <w:rPr>
                   <w:rFonts w:ascii="Arial" w:cs="Arial" w:eastAsia="Arial" w:hAnsi="Arial"/>
@@ -30587,7 +30587,7 @@
               <w:spacing w:after="10" w:before="0"/>
               <w:ind w:left="120"/>
             </w:pPr>
-            <w:hyperlink w:history="1" r:id="rIdggaz23eeuzd62hwnvgybr">
+            <w:hyperlink w:history="1" r:id="rIdeibmwwgr1jn0ubklfdlk0">
               <w:r>
                 <w:rPr>
                   <w:rFonts w:ascii="Arial" w:cs="Arial" w:eastAsia="Arial" w:hAnsi="Arial"/>
@@ -30782,7 +30782,7 @@
             <w:pPr>
               <w:spacing w:after="20" w:before="0"/>
             </w:pPr>
-            <w:hyperlink w:history="1" r:id="rIdl03noszn0yfbax_xkufd7">
+            <w:hyperlink w:history="1" r:id="rId3joghnfsdc7zfeiphk9gk">
               <w:r>
                 <w:rPr>
                   <w:rFonts w:ascii="Arial" w:cs="Arial" w:eastAsia="Arial" w:hAnsi="Arial"/>
@@ -30831,7 +30831,7 @@
               <w:spacing w:after="10" w:before="0"/>
               <w:ind w:left="120"/>
             </w:pPr>
-            <w:hyperlink w:history="1" r:id="rIdgnj-proijxopwwoyt3ux9">
+            <w:hyperlink w:history="1" r:id="rIdda02z8kcmqm2g_vxbbnvo">
               <w:r>
                 <w:rPr>
                   <w:rFonts w:ascii="Arial" w:cs="Arial" w:eastAsia="Arial" w:hAnsi="Arial"/>
@@ -30876,7 +30876,7 @@
             <w:pPr>
               <w:spacing w:after="20" w:before="0"/>
             </w:pPr>
-            <w:hyperlink w:history="1" r:id="rIdau30hlhvrgozlvbvijrnv">
+            <w:hyperlink w:history="1" r:id="rIdz4af6fkjo24gxcqtequfo">
               <w:r>
                 <w:rPr>
                   <w:rFonts w:ascii="Arial" w:cs="Arial" w:eastAsia="Arial" w:hAnsi="Arial"/>
@@ -30925,7 +30925,7 @@
               <w:spacing w:after="10" w:before="0"/>
               <w:ind w:left="120"/>
             </w:pPr>
-            <w:hyperlink w:history="1" r:id="rIddecnrzaqktiktazg1kill">
+            <w:hyperlink w:history="1" r:id="rIdkuxymaossvdb8ykyuzbii">
               <w:r>
                 <w:rPr>
                   <w:rFonts w:ascii="Arial" w:cs="Arial" w:eastAsia="Arial" w:hAnsi="Arial"/>
@@ -31120,7 +31120,7 @@
             <w:pPr>
               <w:spacing w:after="20" w:before="0"/>
             </w:pPr>
-            <w:hyperlink w:history="1" r:id="rIdbdzybwrocdtcnxyqbotr-">
+            <w:hyperlink w:history="1" r:id="rIdzjpwobrzwgzfnkt5bdkyf">
               <w:r>
                 <w:rPr>
                   <w:rFonts w:ascii="Arial" w:cs="Arial" w:eastAsia="Arial" w:hAnsi="Arial"/>
@@ -31169,7 +31169,7 @@
               <w:spacing w:after="10" w:before="0"/>
               <w:ind w:left="120"/>
             </w:pPr>
-            <w:hyperlink w:history="1" r:id="rIdvoqmvl2nuvj12xqty7all">
+            <w:hyperlink w:history="1" r:id="rIdx_9trbkbem14ujf3cicbg">
               <w:r>
                 <w:rPr>
                   <w:rFonts w:ascii="Arial" w:cs="Arial" w:eastAsia="Arial" w:hAnsi="Arial"/>
@@ -31214,7 +31214,7 @@
             <w:pPr>
               <w:spacing w:after="20" w:before="0"/>
             </w:pPr>
-            <w:hyperlink w:history="1" r:id="rId-n5a1pn2tjkdhga9k_ucw">
+            <w:hyperlink w:history="1" r:id="rIdvy9u06cexvsn6jw2ni1ya">
               <w:r>
                 <w:rPr>
                   <w:rFonts w:ascii="Arial" w:cs="Arial" w:eastAsia="Arial" w:hAnsi="Arial"/>
@@ -31263,7 +31263,7 @@
               <w:spacing w:after="10" w:before="0"/>
               <w:ind w:left="120"/>
             </w:pPr>
-            <w:hyperlink w:history="1" r:id="rIdv_r-pdnxcu5_qqoqikhwz">
+            <w:hyperlink w:history="1" r:id="rIdtybyhnhhd1t8nyzn_yxqq">
               <w:r>
                 <w:rPr>
                   <w:rFonts w:ascii="Arial" w:cs="Arial" w:eastAsia="Arial" w:hAnsi="Arial"/>
@@ -31458,7 +31458,7 @@
             <w:pPr>
               <w:spacing w:after="20" w:before="0"/>
             </w:pPr>
-            <w:hyperlink w:history="1" r:id="rIdop9yfat7t9y13p9oph4py">
+            <w:hyperlink w:history="1" r:id="rIdhjsswpivdcmnnmvxz5bh6">
               <w:r>
                 <w:rPr>
                   <w:rFonts w:ascii="Arial" w:cs="Arial" w:eastAsia="Arial" w:hAnsi="Arial"/>
@@ -31491,7 +31491,7 @@
               <w:spacing w:after="10" w:before="0"/>
               <w:ind w:left="120"/>
             </w:pPr>
-            <w:hyperlink w:history="1" r:id="rIdjdoz4ssyhmutt4z1ipgl-">
+            <w:hyperlink w:history="1" r:id="rIdzcdbejtw1cpb8ojf3fhwv">
               <w:r>
                 <w:rPr>
                   <w:rFonts w:ascii="Arial" w:cs="Arial" w:eastAsia="Arial" w:hAnsi="Arial"/>
@@ -31536,7 +31536,7 @@
             <w:pPr>
               <w:spacing w:after="20" w:before="0"/>
             </w:pPr>
-            <w:hyperlink w:history="1" r:id="rIdj_iohyrkvyrpcsji3bq7j">
+            <w:hyperlink w:history="1" r:id="rIdohyzao0p02bsre3evzwpc">
               <w:r>
                 <w:rPr>
                   <w:rFonts w:ascii="Arial" w:cs="Arial" w:eastAsia="Arial" w:hAnsi="Arial"/>
@@ -31585,7 +31585,7 @@
               <w:spacing w:after="10" w:before="0"/>
               <w:ind w:left="120"/>
             </w:pPr>
-            <w:hyperlink w:history="1" r:id="rIdqq01t467l97fws0inttfs">
+            <w:hyperlink w:history="1" r:id="rIdipxhstd8q8mtjz5ephjwz">
               <w:r>
                 <w:rPr>
                   <w:rFonts w:ascii="Arial" w:cs="Arial" w:eastAsia="Arial" w:hAnsi="Arial"/>
@@ -32097,7 +32097,7 @@
         </w:rPr>
         <w:t xml:space="preserve">© 2026 SeaVuria and ARES. Aligned with KICD objectives. Developed by SeaVuria; technical implementation by ARES (with AI assistance from Claude). Licensed under </w:t>
       </w:r>
-      <w:hyperlink w:history="1" r:id="rIdwexebb1xuvtkt68xj1llr">
+      <w:hyperlink w:history="1" r:id="rIdrdnmnla73njxovsuagz3h">
         <w:r>
           <w:rPr>
             <w:rFonts w:ascii="Arial" w:cs="Arial" w:eastAsia="Arial" w:hAnsi="Arial"/>
@@ -32118,7 +32118,7 @@
         </w:rPr>
         <w:t xml:space="preserve"> (</w:t>
       </w:r>
-      <w:hyperlink w:history="1" r:id="rIdbdqwbmfjeqy957mhxaifx">
+      <w:hyperlink w:history="1" r:id="rIdi1eq4kw-1kxsijdlwtcgu">
         <w:r>
           <w:rPr>
             <w:rFonts w:ascii="Arial" w:cs="Arial" w:eastAsia="Arial" w:hAnsi="Arial"/>
@@ -33148,7 +33148,7 @@
               <w:spacing w:after="10" w:before="0"/>
               <w:ind w:left="120"/>
             </w:pPr>
-            <w:hyperlink w:history="1" r:id="rIdirl2l6xb8c5fin-fq_iss">
+            <w:hyperlink w:history="1" r:id="rIda42djzxtztqexqjza8c9q">
               <w:r>
                 <w:rPr>
                   <w:rFonts w:ascii="Arial" w:cs="Arial" w:eastAsia="Arial" w:hAnsi="Arial"/>
@@ -33208,7 +33208,7 @@
             <w:pPr>
               <w:spacing w:after="20" w:before="0"/>
             </w:pPr>
-            <w:hyperlink w:history="1" r:id="rIdlwxiepiezb8esk5ustmv9">
+            <w:hyperlink w:history="1" r:id="rIdupooqfg1dvyw4c_opla9i">
               <w:r>
                 <w:rPr>
                   <w:rFonts w:ascii="Arial" w:cs="Arial" w:eastAsia="Arial" w:hAnsi="Arial"/>
@@ -33257,7 +33257,7 @@
               <w:spacing w:after="10" w:before="0"/>
               <w:ind w:left="120"/>
             </w:pPr>
-            <w:hyperlink w:history="1" r:id="rIdvpt6vdtf-e26asing_zao">
+            <w:hyperlink w:history="1" r:id="rId1xqhtsts6i0vum02v9x9a">
               <w:r>
                 <w:rPr>
                   <w:rFonts w:ascii="Arial" w:cs="Arial" w:eastAsia="Arial" w:hAnsi="Arial"/>
@@ -33331,7 +33331,7 @@
                 <w:sz w:val="18"/>
                 <w:szCs w:val="18"/>
               </w:rPr>
-              <w:t xml:space="preserve">Display both images clearly. Read the two prediction questions aloud slowly. Say: 'You have four minutes to write your own prediction — no talking yet. Use what you already know about resistance and power from our last lessons.' Set a visible 4-minute timer. After timer: 'Now share your prediction with your shoulder partner — you have 2 minutes.' After partner talk: Cold-call exactly 3 pairs using a name-stick system. For each pair, ask: 'What was your prediction, and what earlier evidence made you think that?' WAIT 12 seconds after each question before accepting the answer. Probe with: 'You said the thin cord might get hot — which formula from Lesson 10 supports that idea?' Record student language verbatim on the DQB. Do NOT correct misconceptions yet — annotate them with a question mark for later revisiting.</w:t>
+              <w:t xml:space="preserve">Display both images clearly. Read the two prediction questions aloud slowly. Say: 'You have four minutes to write your own prediction — no talking yet. Use what you already know about resistance and power from our last lessons.' Set a visible 4-minute timer. After timer: 'Now share your prediction with your shoulder partner — you have 2 minutes.' After partner talk: Cold-call exactly 3 pairs using a name-stick system. For each pair, ask: 'What was your prediction, and what earlier evidence made you think that?' WAIT 12 seconds after each question before accepting the answer. Probe with: 'You said the thin cord might get hot — which formula from Lesson 9 supports that idea?' Record student language verbatim on the DQB. Do NOT correct misconceptions yet — annotate them with a question mark for later revisiting.</w:t>
             </w:r>
           </w:p>
         </w:tc>
@@ -33363,7 +33363,7 @@
                 <w:sz w:val="18"/>
                 <w:szCs w:val="18"/>
               </w:rPr>
-              <w:t xml:space="preserve">STRATEGY — Predict-Discuss-Share (PDS): Students first commit to individual written predictions, activating prior knowledge of P = I²R from Lesson 10. Partner discussion forces articulation and immediate peer challenge before whole-class sharing. Recording predictions verbatim on the DQB creates a public accountability record that students will revise at the end of the lesson, making conceptual change visible.</w:t>
+              <w:t xml:space="preserve">STRATEGY — Predict-Discuss-Share (PDS): Students first commit to individual written predictions, activating prior knowledge of P = I²R from Lesson 9. Partner discussion forces articulation and immediate peer challenge before whole-class sharing. Recording predictions verbatim on the DQB creates a public accountability record that students will revise at the end of the lesson, making conceptual change visible.</w:t>
             </w:r>
           </w:p>
         </w:tc>
@@ -33469,7 +33469,7 @@
               <w:spacing w:after="10" w:before="0"/>
               <w:ind w:left="120"/>
             </w:pPr>
-            <w:hyperlink w:history="1" r:id="rIdndgnjovtdc53gprfe6w7y">
+            <w:hyperlink w:history="1" r:id="rId_qshwq7nickp19lcaencm">
               <w:r>
                 <w:rPr>
                   <w:rFonts w:ascii="Arial" w:cs="Arial" w:eastAsia="Arial" w:hAnsi="Arial"/>
@@ -33529,7 +33529,7 @@
             <w:pPr>
               <w:spacing w:after="20" w:before="0"/>
             </w:pPr>
-            <w:hyperlink w:history="1" r:id="rIdfl_r5bxlngfr2iel_l_kt">
+            <w:hyperlink w:history="1" r:id="rIdf9spf-2k9eb3na54-iwny">
               <w:r>
                 <w:rPr>
                   <w:rFonts w:ascii="Arial" w:cs="Arial" w:eastAsia="Arial" w:hAnsi="Arial"/>
@@ -33578,7 +33578,7 @@
               <w:spacing w:after="10" w:before="0"/>
               <w:ind w:left="120"/>
             </w:pPr>
-            <w:hyperlink w:history="1" r:id="rId3wr55n9p1ki4kgopybajb">
+            <w:hyperlink w:history="1" r:id="rIdmiufg_oiks0uecepbiv6e">
               <w:r>
                 <w:rPr>
                   <w:rFonts w:ascii="Arial" w:cs="Arial" w:eastAsia="Arial" w:hAnsi="Arial"/>
@@ -33652,7 +33652,7 @@
                 <w:sz w:val="18"/>
                 <w:szCs w:val="18"/>
               </w:rPr>
-              <w:t xml:space="preserve">Before distributing equipment, demonstrate the setup at the front bench for 90 seconds. Say: 'Your nichrome wire is the heating element — it is like the coil inside a toaster. The copper wires are like the supply cables. Watch what happens to temperature as we increase voltage.' Circulate during the experiment. At the 3-minute mark for the 3 V trial, prompt groups: 'Read your ammeter and thermometer NOW — record the values before you change voltage.' After both trials, ask groups: 'Compare the temperature rise at 3 V versus 6 V — what happened to the current when you doubled the voltage?' WAIT 10 seconds. For the appliance cards, say: 'Use R = V²/P — the formula you derived in Lesson 10. Then find the current. Think about why a heating element should have high resistance.' Cold-call 2 groups to share their calculated resistance values. Ask the class: 'Why would a kettle element with high resistance get very hot, but the copper flex cord carrying the same current stays cool?' WAIT 15 seconds.</w:t>
+              <w:t xml:space="preserve">Before distributing equipment, demonstrate the setup at the front bench for 90 seconds. Say: 'Your nichrome wire is the heating element — it is like the coil inside a toaster. The copper wires are like the supply cables. Watch what happens to temperature as we increase voltage.' Circulate during the experiment. At the 3-minute mark for the 3 V trial, prompt groups: 'Read your ammeter and thermometer NOW — record the values before you change voltage.' After both trials, ask groups: 'Compare the temperature rise at 3 V versus 6 V — what happened to the current when you doubled the voltage?' WAIT 10 seconds. For the appliance cards, say: 'Use R = V²/P — the formula you derived in Lesson 9. Then find the current. Think about why a heating element should have high resistance.' Cold-call 2 groups to share their calculated resistance values. Ask the class: 'Why would a kettle element with high resistance get very hot, but the copper flex cord carrying the same current stays cool?' WAIT 15 seconds.</w:t>
             </w:r>
           </w:p>
         </w:tc>
@@ -33790,7 +33790,7 @@
               <w:spacing w:after="10" w:before="0"/>
               <w:ind w:left="120"/>
             </w:pPr>
-            <w:hyperlink w:history="1" r:id="rIdcklggcbzn14wdh-lc6mk2">
+            <w:hyperlink w:history="1" r:id="rId8fc8tx_li-rszuchcu3ek">
               <w:r>
                 <w:rPr>
                   <w:rFonts w:ascii="Arial" w:cs="Arial" w:eastAsia="Arial" w:hAnsi="Arial"/>
@@ -33850,7 +33850,7 @@
             <w:pPr>
               <w:spacing w:after="20" w:before="0"/>
             </w:pPr>
-            <w:hyperlink w:history="1" r:id="rIdso0uwasvbsajq8ij5zzic">
+            <w:hyperlink w:history="1" r:id="rIdakvo9jtnz7rfogkugg84w">
               <w:r>
                 <w:rPr>
                   <w:rFonts w:ascii="Arial" w:cs="Arial" w:eastAsia="Arial" w:hAnsi="Arial"/>
@@ -33899,7 +33899,7 @@
               <w:spacing w:after="10" w:before="0"/>
               <w:ind w:left="120"/>
             </w:pPr>
-            <w:hyperlink w:history="1" r:id="rIdnbmztkxt_gtenz_dyufvi">
+            <w:hyperlink w:history="1" r:id="rId3lqls3on7zzzpnshegjmt">
               <w:r>
                 <w:rPr>
                   <w:rFonts w:ascii="Arial" w:cs="Arial" w:eastAsia="Arial" w:hAnsi="Arial"/>
@@ -33941,7 +33941,7 @@
                 <w:sz w:val="18"/>
                 <w:szCs w:val="18"/>
               </w:rPr>
-              <w:t xml:space="preserve">PART A — Joule Heating (10 min): Teacher leads a whole-class explanation of the Joule heating equation: Q = I²Rt, connecting it explicitly to P = I²R (which students derived in Lesson 10): 'Power is the rate of energy transfer — multiply by time to get total heat energy.' Students work in pairs to solve two contextual problems: (1) 'A Ramtons kettle draws 9.2 A from a 240 V supply. Its element has resistance 26 Ω. How much heat does it produce in 3 minutes (180 s)? Is this enough to boil 1.5 L of water starting at 20°C?' [Use Q = mcΔT = 1.5 × 4200 × 80 = 504,000 J; compare with Q = I²Rt = 9.2² × 26 × 180 ≈ 394,000 J — prompt discussion about efficiency losses.] (2) 'During the Huruma Estate brownout, voltage dropped to 180 V instead of 240 V. The same kettle element has R = 26 Ω. Calculate the new current and the heat produced in 3 minutes. Why did the kettle take longer to boil?' Students present solutions on mini-whiteboards. PART B — Electrical Safety Devices (10 min): Teacher uses a labelled diagram on the board (or projected slide) to explain: fuse (melts when I exceeds rating, breaks circuit), circuit breaker (trips electromagnetically), earthing (provides safe path for fault current through earth wire rather than through a person). Students annotate the diagram in their notebooks. Teacher connects to phenomenon: 'The long, thin extension cord in Huruma — if it carried too much current, what would happen to the cord itself? How would a fuse in that circuit protect the family?'</w:t>
+              <w:t xml:space="preserve">PART A — Joule Heating (10 min): Teacher leads a whole-class explanation of the Joule heating equation: Q = I²Rt, connecting it explicitly to P = I²R (which students derived in Lesson 9): 'Power is the rate of energy transfer — multiply by time to get total heat energy.' Students work in pairs to solve two contextual problems: (1) 'A Ramtons kettle draws 9.2 A from a 240 V supply. Its element has resistance 26 Ω. How much heat does it produce in 3 minutes (180 s)? Is this enough to boil 1.5 L of water starting at 20°C?' [Use Q = mcΔT = 1.5 × 4200 × 80 = 504,000 J; compare with Q = I²Rt = 9.2² × 26 × 180 ≈ 394,000 J — prompt discussion about efficiency losses.] (2) 'During the Huruma Estate brownout, voltage dropped to 180 V instead of 240 V. The same kettle element has R = 26 Ω. Calculate the new current and the heat produced in 3 minutes. Why did the kettle take longer to boil?' Students present solutions on mini-whiteboards. PART B — Electrical Safety Devices (10 min): Teacher uses a labelled diagram on the board (or projected slide) to explain: fuse (melts when I exceeds rating, breaks circuit), circuit breaker (trips electromagnetically), earthing (provides safe path for fault current through earth wire rather than through a person). Students annotate the diagram in their notebooks. Teacher connects to phenomenon: 'The long, thin extension cord in Huruma — if it carried too much current, what would happen to the cord itself? How would a fuse in that circuit protect the family?'</w:t>
             </w:r>
           </w:p>
         </w:tc>
@@ -34111,7 +34111,7 @@
               <w:spacing w:after="10" w:before="0"/>
               <w:ind w:left="120"/>
             </w:pPr>
-            <w:hyperlink w:history="1" r:id="rIdxe_l0x5pprjwh2zrpu3_r">
+            <w:hyperlink w:history="1" r:id="rIdq-jsw7vrpnlyyxf-kqhzs">
               <w:r>
                 <w:rPr>
                   <w:rFonts w:ascii="Arial" w:cs="Arial" w:eastAsia="Arial" w:hAnsi="Arial"/>
@@ -34171,7 +34171,7 @@
             <w:pPr>
               <w:spacing w:after="20" w:before="0"/>
             </w:pPr>
-            <w:hyperlink w:history="1" r:id="rIdac-gkpnfb18jxzwtzzgs2">
+            <w:hyperlink w:history="1" r:id="rIdoz1sg4w0k72cbbv3jtqfn">
               <w:r>
                 <w:rPr>
                   <w:rFonts w:ascii="Arial" w:cs="Arial" w:eastAsia="Arial" w:hAnsi="Arial"/>
@@ -34220,7 +34220,7 @@
               <w:spacing w:after="10" w:before="0"/>
               <w:ind w:left="120"/>
             </w:pPr>
-            <w:hyperlink w:history="1" r:id="rIdpfdsufakr151sst54wavg">
+            <w:hyperlink w:history="1" r:id="rId8d2iy0vprcivhq_qeoytr">
               <w:r>
                 <w:rPr>
                   <w:rFonts w:ascii="Arial" w:cs="Arial" w:eastAsia="Arial" w:hAnsi="Arial"/>
@@ -34432,7 +34432,7 @@
               <w:spacing w:after="10" w:before="0"/>
               <w:ind w:left="120"/>
             </w:pPr>
-            <w:hyperlink w:history="1" r:id="rIdkjj-5xh06p5x8ck-jv0jo">
+            <w:hyperlink w:history="1" r:id="rIdmfngjqvhkbnqybruvftw2">
               <w:r>
                 <w:rPr>
                   <w:rFonts w:ascii="Arial" w:cs="Arial" w:eastAsia="Arial" w:hAnsi="Arial"/>
@@ -34492,7 +34492,7 @@
             <w:pPr>
               <w:spacing w:after="20" w:before="0"/>
             </w:pPr>
-            <w:hyperlink w:history="1" r:id="rId85_u_-lkdnfhkusb-it_n">
+            <w:hyperlink w:history="1" r:id="rIdeaeq1xnasp0uspxtt_b8r">
               <w:r>
                 <w:rPr>
                   <w:rFonts w:ascii="Arial" w:cs="Arial" w:eastAsia="Arial" w:hAnsi="Arial"/>
@@ -34541,7 +34541,7 @@
               <w:spacing w:after="10" w:before="0"/>
               <w:ind w:left="120"/>
             </w:pPr>
-            <w:hyperlink w:history="1" r:id="rIdfiptnmcmq1sd36fiw5sfb">
+            <w:hyperlink w:history="1" r:id="rIdmdemu09esbb-qdbj7g7mh">
               <w:r>
                 <w:rPr>
                   <w:rFonts w:ascii="Arial" w:cs="Arial" w:eastAsia="Arial" w:hAnsi="Arial"/>
@@ -35053,7 +35053,7 @@
         </w:rPr>
         <w:t xml:space="preserve">© 2026 SeaVuria and ARES. Aligned with KICD objectives. Developed by SeaVuria; technical implementation by ARES (with AI assistance from Claude). Licensed under </w:t>
       </w:r>
-      <w:hyperlink w:history="1" r:id="rIdqncv-l4anb9wbjmbc_iyu">
+      <w:hyperlink w:history="1" r:id="rId2zvqykep6cqipqfqmssnp">
         <w:r>
           <w:rPr>
             <w:rFonts w:ascii="Arial" w:cs="Arial" w:eastAsia="Arial" w:hAnsi="Arial"/>
@@ -35074,7 +35074,7 @@
         </w:rPr>
         <w:t xml:space="preserve"> (</w:t>
       </w:r>
-      <w:hyperlink w:history="1" r:id="rIdhl7oipnrl1oz5ldmmtswm">
+      <w:hyperlink w:history="1" r:id="rId5p0fdxbqf1t8ohlivavno">
         <w:r>
           <w:rPr>
             <w:rFonts w:ascii="Arial" w:cs="Arial" w:eastAsia="Arial" w:hAnsi="Arial"/>
@@ -36087,7 +36087,7 @@
             <w:pPr>
               <w:spacing w:after="20" w:before="0"/>
             </w:pPr>
-            <w:hyperlink w:history="1" r:id="rIdgc16yhjxa4pm6had-ktzm">
+            <w:hyperlink w:history="1" r:id="rIdc_zquwtd2lnkkxv9tufop">
               <w:r>
                 <w:rPr>
                   <w:rFonts w:ascii="Arial" w:cs="Arial" w:eastAsia="Arial" w:hAnsi="Arial"/>
@@ -36120,7 +36120,7 @@
               <w:spacing w:after="10" w:before="0"/>
               <w:ind w:left="120"/>
             </w:pPr>
-            <w:hyperlink w:history="1" r:id="rIdh-0yn18xg1af-ha0q_fmk">
+            <w:hyperlink w:history="1" r:id="rIdsk8dzq1frj_i48kkuflsm">
               <w:r>
                 <w:rPr>
                   <w:rFonts w:ascii="Arial" w:cs="Arial" w:eastAsia="Arial" w:hAnsi="Arial"/>
@@ -36165,7 +36165,7 @@
             <w:pPr>
               <w:spacing w:after="20" w:before="0"/>
             </w:pPr>
-            <w:hyperlink w:history="1" r:id="rIdqbhmd4yz5jondt7-zafbm">
+            <w:hyperlink w:history="1" r:id="rIdiikxj3twphmzdywdt69dd">
               <w:r>
                 <w:rPr>
                   <w:rFonts w:ascii="Arial" w:cs="Arial" w:eastAsia="Arial" w:hAnsi="Arial"/>
@@ -36198,7 +36198,7 @@
               <w:spacing w:after="10" w:before="0"/>
               <w:ind w:left="120"/>
             </w:pPr>
-            <w:hyperlink w:history="1" r:id="rIdnpbik7bfbmyv55mdqqe2x">
+            <w:hyperlink w:history="1" r:id="rIds6eof0i773hqlqhpo0tbj">
               <w:r>
                 <w:rPr>
                   <w:rFonts w:ascii="Arial" w:cs="Arial" w:eastAsia="Arial" w:hAnsi="Arial"/>
@@ -36393,7 +36393,7 @@
             <w:pPr>
               <w:spacing w:after="20" w:before="0"/>
             </w:pPr>
-            <w:hyperlink w:history="1" r:id="rIdg4-4txtknao6j1mkt6can">
+            <w:hyperlink w:history="1" r:id="rIdxz5m6yvjntfwvaclnlzv0">
               <w:r>
                 <w:rPr>
                   <w:rFonts w:ascii="Arial" w:cs="Arial" w:eastAsia="Arial" w:hAnsi="Arial"/>
@@ -36426,7 +36426,7 @@
               <w:spacing w:after="10" w:before="0"/>
               <w:ind w:left="120"/>
             </w:pPr>
-            <w:hyperlink w:history="1" r:id="rIdfqgpuxwkozuxjww1-jdhg">
+            <w:hyperlink w:history="1" r:id="rIdgki0meauwnmkbuw2h82f7">
               <w:r>
                 <w:rPr>
                   <w:rFonts w:ascii="Arial" w:cs="Arial" w:eastAsia="Arial" w:hAnsi="Arial"/>
@@ -36471,7 +36471,7 @@
             <w:pPr>
               <w:spacing w:after="20" w:before="0"/>
             </w:pPr>
-            <w:hyperlink w:history="1" r:id="rIdp43msqgw4emrrrzcjhs11">
+            <w:hyperlink w:history="1" r:id="rIdp5f5rgdpfa-awmfmhtb83">
               <w:r>
                 <w:rPr>
                   <w:rFonts w:ascii="Arial" w:cs="Arial" w:eastAsia="Arial" w:hAnsi="Arial"/>
@@ -36504,7 +36504,7 @@
               <w:spacing w:after="10" w:before="0"/>
               <w:ind w:left="120"/>
             </w:pPr>
-            <w:hyperlink w:history="1" r:id="rIdch59vq3ecty-tcp_nltaf">
+            <w:hyperlink w:history="1" r:id="rIdq5j_tdqxnscvcoms-ncdo">
               <w:r>
                 <w:rPr>
                   <w:rFonts w:ascii="Arial" w:cs="Arial" w:eastAsia="Arial" w:hAnsi="Arial"/>
@@ -36546,7 +36546,7 @@
                 <w:sz w:val="18"/>
                 <w:szCs w:val="18"/>
               </w:rPr>
-              <w:t xml:space="preserve">A rapid 'Evidence Parade' is projected on the board — a slide deck of 8 key data sets and diagrams collected across Lessons 1–11: (1) the Huruma Estate video still; (2) the V-I graph from the Ohm's Law experiment (Lesson 2); (3) the resistivity comparison table of copper vs. nichrome (Lesson 4); (4) ammeter/voltmeter readings from the series vs. parallel circuit practical (Lessons 5–6); (5) the internal resistance graph showing terminal voltage drop vs. current (Lesson 7); (6) the power dissipation data from the kettle and bulb comparison (Lesson 9); (7) the energy cost calculation for a Nairobi household (Lesson 10); (8) the completed safety checklist from the fault-diagnosis task (Lesson 11). Students have 6 minutes to review the parade in pairs, filling in a one-page 'Evidence Reference Sheet' — matching each data set to the Driving Question Board card it answers and to the part of the Huruma phenomenon it explains. The reference sheet will be used as a resource during the performance task.</w:t>
+              <w:t xml:space="preserve">A rapid 'Evidence Parade' is projected on the board — a slide deck of 8 key data sets and diagrams collected across Lessons 1–11: (1) the Huruma Estate video still; (2) the V-I graph from the Ohm's Law experiment (Lesson 3); (3) the resistivity comparison table of copper vs. nichrome (Lesson 4); (4) ammeter/voltmeter readings from the series vs. parallel circuit practical (Lessons 5–6); (5) the internal resistance graph showing terminal voltage drop vs. current (Lesson 8); (6) the power dissipation data from the kettle and bulb comparison (Lesson 9); (7) the energy cost calculation for a Nairobi household (Lesson 10); (8) the completed safety checklist from the fault-diagnosis task (Lesson 11). Students have 6 minutes to review the parade in pairs, filling in a one-page 'Evidence Reference Sheet' — matching each data set to the Driving Question Board card it answers and to the part of the Huruma phenomenon it explains. The reference sheet will be used as a resource during the performance task.</w:t>
             </w:r>
           </w:p>
         </w:tc>
@@ -36699,7 +36699,7 @@
             <w:pPr>
               <w:spacing w:after="20" w:before="0"/>
             </w:pPr>
-            <w:hyperlink w:history="1" r:id="rIdycmlwudgmqx_dgq8ezxts">
+            <w:hyperlink w:history="1" r:id="rIdmcqm2r2cvab26yhmqzpyb">
               <w:r>
                 <w:rPr>
                   <w:rFonts w:ascii="Arial" w:cs="Arial" w:eastAsia="Arial" w:hAnsi="Arial"/>
@@ -36748,7 +36748,7 @@
               <w:spacing w:after="10" w:before="0"/>
               <w:ind w:left="120"/>
             </w:pPr>
-            <w:hyperlink w:history="1" r:id="rIdngdng-rm2bftmr-qu0unp">
+            <w:hyperlink w:history="1" r:id="rIddkiw_dpwcj2obl3-vsnzx">
               <w:r>
                 <w:rPr>
                   <w:rFonts w:ascii="Arial" w:cs="Arial" w:eastAsia="Arial" w:hAnsi="Arial"/>
@@ -36793,7 +36793,7 @@
             <w:pPr>
               <w:spacing w:after="20" w:before="0"/>
             </w:pPr>
-            <w:hyperlink w:history="1" r:id="rIdj-5xysymznco7a1thb-a4">
+            <w:hyperlink w:history="1" r:id="rIdt-k1j0nxrxmxyzqd7aqeg">
               <w:r>
                 <w:rPr>
                   <w:rFonts w:ascii="Arial" w:cs="Arial" w:eastAsia="Arial" w:hAnsi="Arial"/>
@@ -36826,7 +36826,7 @@
               <w:spacing w:after="10" w:before="0"/>
               <w:ind w:left="120"/>
             </w:pPr>
-            <w:hyperlink w:history="1" r:id="rIdcp1uu2br7bl5py1hoyyzw">
+            <w:hyperlink w:history="1" r:id="rIdvykmvfrf2qracsqsqz8m8">
               <w:r>
                 <w:rPr>
                   <w:rFonts w:ascii="Arial" w:cs="Arial" w:eastAsia="Arial" w:hAnsi="Arial"/>
@@ -37021,7 +37021,7 @@
             <w:pPr>
               <w:spacing w:after="20" w:before="0"/>
             </w:pPr>
-            <w:hyperlink w:history="1" r:id="rIdmchnqsriqu9gxlbe1jrel">
+            <w:hyperlink w:history="1" r:id="rIdmvfami3hghm3rgqpiusni">
               <w:r>
                 <w:rPr>
                   <w:rFonts w:ascii="Arial" w:cs="Arial" w:eastAsia="Arial" w:hAnsi="Arial"/>
@@ -37070,7 +37070,7 @@
               <w:spacing w:after="10" w:before="0"/>
               <w:ind w:left="120"/>
             </w:pPr>
-            <w:hyperlink w:history="1" r:id="rIdskqc0rw8p029ztq1fhiol">
+            <w:hyperlink w:history="1" r:id="rId3izvzig_cmdlmvlpxm0yg">
               <w:r>
                 <w:rPr>
                   <w:rFonts w:ascii="Arial" w:cs="Arial" w:eastAsia="Arial" w:hAnsi="Arial"/>
@@ -37115,7 +37115,7 @@
             <w:pPr>
               <w:spacing w:after="20" w:before="0"/>
             </w:pPr>
-            <w:hyperlink w:history="1" r:id="rIdo6awoafgifz31rdmlkcg3">
+            <w:hyperlink w:history="1" r:id="rIdzg51nyoervqxcvgx3lmbt">
               <w:r>
                 <w:rPr>
                   <w:rFonts w:ascii="Arial" w:cs="Arial" w:eastAsia="Arial" w:hAnsi="Arial"/>
@@ -37148,7 +37148,7 @@
               <w:spacing w:after="10" w:before="0"/>
               <w:ind w:left="120"/>
             </w:pPr>
-            <w:hyperlink w:history="1" r:id="rIdoylsw4qdgdmaxwsv5ecdu">
+            <w:hyperlink w:history="1" r:id="rIducdfwk9smd22r6vhmvr3l">
               <w:r>
                 <w:rPr>
                   <w:rFonts w:ascii="Arial" w:cs="Arial" w:eastAsia="Arial" w:hAnsi="Arial"/>
@@ -37343,7 +37343,7 @@
             <w:pPr>
               <w:spacing w:after="20" w:before="0"/>
             </w:pPr>
-            <w:hyperlink w:history="1" r:id="rIdoojmksfxp7lsza0kth14t">
+            <w:hyperlink w:history="1" r:id="rIdvm7e5xjnwwsxmtlsmz8ap">
               <w:r>
                 <w:rPr>
                   <w:rFonts w:ascii="Arial" w:cs="Arial" w:eastAsia="Arial" w:hAnsi="Arial"/>
@@ -37392,7 +37392,7 @@
               <w:spacing w:after="10" w:before="0"/>
               <w:ind w:left="120"/>
             </w:pPr>
-            <w:hyperlink w:history="1" r:id="rIdp2lupadgeo8yegdduzc4_">
+            <w:hyperlink w:history="1" r:id="rIdqlym3hh_htje86ukeej4s">
               <w:r>
                 <w:rPr>
                   <w:rFonts w:ascii="Arial" w:cs="Arial" w:eastAsia="Arial" w:hAnsi="Arial"/>
@@ -37437,7 +37437,7 @@
             <w:pPr>
               <w:spacing w:after="20" w:before="0"/>
             </w:pPr>
-            <w:hyperlink w:history="1" r:id="rIdfgdiyxk5f0nyslwoml9dx">
+            <w:hyperlink w:history="1" r:id="rIda0vs4tn9_j2oug_zz-xro">
               <w:r>
                 <w:rPr>
                   <w:rFonts w:ascii="Arial" w:cs="Arial" w:eastAsia="Arial" w:hAnsi="Arial"/>
@@ -37470,7 +37470,7 @@
               <w:spacing w:after="10" w:before="0"/>
               <w:ind w:left="120"/>
             </w:pPr>
-            <w:hyperlink w:history="1" r:id="rIdkd9n4srvvf_x6hpm11tuf">
+            <w:hyperlink w:history="1" r:id="rId6tpzfqlazwoqlqdehlwmj">
               <w:r>
                 <w:rPr>
                   <w:rFonts w:ascii="Arial" w:cs="Arial" w:eastAsia="Arial" w:hAnsi="Arial"/>
@@ -37982,7 +37982,7 @@
         </w:rPr>
         <w:t xml:space="preserve">© 2026 SeaVuria and ARES. Aligned with KICD objectives. Developed by SeaVuria; technical implementation by ARES (with AI assistance from Claude). Licensed under </w:t>
       </w:r>
-      <w:hyperlink w:history="1" r:id="rIdp86dlwy67l9n6fbhckhhl">
+      <w:hyperlink w:history="1" r:id="rIdj6ztfm-0aadj5yjhj3bts">
         <w:r>
           <w:rPr>
             <w:rFonts w:ascii="Arial" w:cs="Arial" w:eastAsia="Arial" w:hAnsi="Arial"/>
@@ -38003,7 +38003,7 @@
         </w:rPr>
         <w:t xml:space="preserve"> (</w:t>
       </w:r>
-      <w:hyperlink w:history="1" r:id="rIdf-swnge7nbi0ygs1amqwk">
+      <w:hyperlink w:history="1" r:id="rIdpzz5-tyh3yfio1_a5q9jk">
         <w:r>
           <w:rPr>
             <w:rFonts w:ascii="Arial" w:cs="Arial" w:eastAsia="Arial" w:hAnsi="Arial"/>

--- a/data/outputs/v2/Physics/SS3.2_Current_Electricity/Physics_Current_Electricity_CBE_LessonSequence.docx
+++ b/data/outputs/v2/Physics/SS3.2_Current_Electricity/Physics_Current_Electricity_CBE_LessonSequence.docx
@@ -2710,7 +2710,7 @@
         </w:rPr>
         <w:t xml:space="preserve">© 2026 SeaVuria and ARES. This work is licensed under a </w:t>
       </w:r>
-      <w:hyperlink w:history="1" r:id="rIdzw3dacuj54m-vnwks0hjk">
+      <w:hyperlink w:history="1" r:id="rIdvcidrjve_zly0w71lho1k">
         <w:r>
           <w:rPr>
             <w:rFonts w:ascii="Arial" w:cs="Arial" w:eastAsia="Arial" w:hAnsi="Arial"/>
@@ -2730,7 +2730,7 @@
         </w:rPr>
         <w:t xml:space="preserve"> (</w:t>
       </w:r>
-      <w:hyperlink w:history="1" r:id="rIdmntykuoqk1_nqttt3n-ki">
+      <w:hyperlink w:history="1" r:id="rIdhryxb0qehophes7zinujy">
         <w:r>
           <w:rPr>
             <w:rFonts w:ascii="Arial" w:cs="Arial" w:eastAsia="Arial" w:hAnsi="Arial"/>
@@ -2750,7 +2750,7 @@
         </w:rPr>
         <w:t xml:space="preserve">). To view a copy of this license, visit </w:t>
       </w:r>
-      <w:hyperlink w:history="1" r:id="rIdtyvsaye99ap4p_bopz2g6">
+      <w:hyperlink w:history="1" r:id="rIdlp3bytltx93zdcqdzupzr">
         <w:r>
           <w:rPr>
             <w:rFonts w:ascii="Arial" w:cs="Arial" w:eastAsia="Arial" w:hAnsi="Arial"/>
@@ -3762,7 +3762,7 @@
             <w:pPr>
               <w:spacing w:after="20" w:before="0"/>
             </w:pPr>
-            <w:hyperlink w:history="1" r:id="rIdvwzjg4sgypuop_eohaszu">
+            <w:hyperlink w:history="1" r:id="rIdfaiepnctodn3tne-wj98s">
               <w:r>
                 <w:rPr>
                   <w:rFonts w:ascii="Arial" w:cs="Arial" w:eastAsia="Arial" w:hAnsi="Arial"/>
@@ -3795,7 +3795,7 @@
               <w:spacing w:after="10" w:before="0"/>
               <w:ind w:left="120"/>
             </w:pPr>
-            <w:hyperlink w:history="1" r:id="rIdsufhx0kx5dgakpbqe9jnm">
+            <w:hyperlink w:history="1" r:id="rIdfurspiyzv_uwk_ttcgrv9">
               <w:r>
                 <w:rPr>
                   <w:rFonts w:ascii="Arial" w:cs="Arial" w:eastAsia="Arial" w:hAnsi="Arial"/>
@@ -3840,7 +3840,7 @@
             <w:pPr>
               <w:spacing w:after="20" w:before="0"/>
             </w:pPr>
-            <w:hyperlink w:history="1" r:id="rIdluws25fjqrfxm8dprrxbw">
+            <w:hyperlink w:history="1" r:id="rIda_61ohb2to9-oszh5ynuk">
               <w:r>
                 <w:rPr>
                   <w:rFonts w:ascii="Arial" w:cs="Arial" w:eastAsia="Arial" w:hAnsi="Arial"/>
@@ -3873,7 +3873,7 @@
               <w:spacing w:after="10" w:before="0"/>
               <w:ind w:left="120"/>
             </w:pPr>
-            <w:hyperlink w:history="1" r:id="rIdnqqbecoi16ieqk9040xdq">
+            <w:hyperlink w:history="1" r:id="rIdrclypvpa0eue78vo00ppq">
               <w:r>
                 <w:rPr>
                   <w:rFonts w:ascii="Arial" w:cs="Arial" w:eastAsia="Arial" w:hAnsi="Arial"/>
@@ -4068,7 +4068,7 @@
             <w:pPr>
               <w:spacing w:after="20" w:before="0"/>
             </w:pPr>
-            <w:hyperlink w:history="1" r:id="rIdicmizs3hbykctjk-8oqdp">
+            <w:hyperlink w:history="1" r:id="rIdubtadssdweuf42uy_w6q2">
               <w:r>
                 <w:rPr>
                   <w:rFonts w:ascii="Arial" w:cs="Arial" w:eastAsia="Arial" w:hAnsi="Arial"/>
@@ -4101,7 +4101,7 @@
               <w:spacing w:after="10" w:before="0"/>
               <w:ind w:left="120"/>
             </w:pPr>
-            <w:hyperlink w:history="1" r:id="rIdavy5loutyitsqmlbijwra">
+            <w:hyperlink w:history="1" r:id="rIdyg97g6a-pfzodvsoyokxs">
               <w:r>
                 <w:rPr>
                   <w:rFonts w:ascii="Arial" w:cs="Arial" w:eastAsia="Arial" w:hAnsi="Arial"/>
@@ -4146,7 +4146,7 @@
             <w:pPr>
               <w:spacing w:after="20" w:before="0"/>
             </w:pPr>
-            <w:hyperlink w:history="1" r:id="rIdahx7teczgoya7irsgvfji">
+            <w:hyperlink w:history="1" r:id="rIdsxmsxrwhnmgw6uefiu7by">
               <w:r>
                 <w:rPr>
                   <w:rFonts w:ascii="Arial" w:cs="Arial" w:eastAsia="Arial" w:hAnsi="Arial"/>
@@ -4179,7 +4179,7 @@
               <w:spacing w:after="10" w:before="0"/>
               <w:ind w:left="120"/>
             </w:pPr>
-            <w:hyperlink w:history="1" r:id="rIdtrvi0iqk3fbq_f1yofelw">
+            <w:hyperlink w:history="1" r:id="rIdocdp9rs-2ohlr7f5k_rxk">
               <w:r>
                 <w:rPr>
                   <w:rFonts w:ascii="Arial" w:cs="Arial" w:eastAsia="Arial" w:hAnsi="Arial"/>
@@ -4374,7 +4374,7 @@
             <w:pPr>
               <w:spacing w:after="20" w:before="0"/>
             </w:pPr>
-            <w:hyperlink w:history="1" r:id="rIduqynuabg0ap5t-6it6z8o">
+            <w:hyperlink w:history="1" r:id="rIdabwyx3f2jspo6ks_v2_ey">
               <w:r>
                 <w:rPr>
                   <w:rFonts w:ascii="Arial" w:cs="Arial" w:eastAsia="Arial" w:hAnsi="Arial"/>
@@ -4407,7 +4407,7 @@
               <w:spacing w:after="10" w:before="0"/>
               <w:ind w:left="120"/>
             </w:pPr>
-            <w:hyperlink w:history="1" r:id="rIduzb_tw07nyi5fso1fgxqh">
+            <w:hyperlink w:history="1" r:id="rIdxc9ll1-fwnacv0qcrk8r4">
               <w:r>
                 <w:rPr>
                   <w:rFonts w:ascii="Arial" w:cs="Arial" w:eastAsia="Arial" w:hAnsi="Arial"/>
@@ -4452,7 +4452,7 @@
             <w:pPr>
               <w:spacing w:after="20" w:before="0"/>
             </w:pPr>
-            <w:hyperlink w:history="1" r:id="rIdxtfkvcdsrzgyh2llo4ho2">
+            <w:hyperlink w:history="1" r:id="rIdq2yfop7av35i64wooimir">
               <w:r>
                 <w:rPr>
                   <w:rFonts w:ascii="Arial" w:cs="Arial" w:eastAsia="Arial" w:hAnsi="Arial"/>
@@ -4485,7 +4485,7 @@
               <w:spacing w:after="10" w:before="0"/>
               <w:ind w:left="120"/>
             </w:pPr>
-            <w:hyperlink w:history="1" r:id="rIdoe1liqdjwu2otg1cibr3r">
+            <w:hyperlink w:history="1" r:id="rIdbayowt4_sqbg32xijsj-n">
               <w:r>
                 <w:rPr>
                   <w:rFonts w:ascii="Arial" w:cs="Arial" w:eastAsia="Arial" w:hAnsi="Arial"/>
@@ -4680,7 +4680,7 @@
             <w:pPr>
               <w:spacing w:after="20" w:before="0"/>
             </w:pPr>
-            <w:hyperlink w:history="1" r:id="rIdfhukm1vjwfhbvsf1rnsaw">
+            <w:hyperlink w:history="1" r:id="rIdmxrag1cszseoajuzusut7">
               <w:r>
                 <w:rPr>
                   <w:rFonts w:ascii="Arial" w:cs="Arial" w:eastAsia="Arial" w:hAnsi="Arial"/>
@@ -4713,7 +4713,7 @@
               <w:spacing w:after="10" w:before="0"/>
               <w:ind w:left="120"/>
             </w:pPr>
-            <w:hyperlink w:history="1" r:id="rIdn6snafacknmsccx3aecli">
+            <w:hyperlink w:history="1" r:id="rIdnaj7yuit1nbrc5ibuo7og">
               <w:r>
                 <w:rPr>
                   <w:rFonts w:ascii="Arial" w:cs="Arial" w:eastAsia="Arial" w:hAnsi="Arial"/>
@@ -4758,7 +4758,7 @@
             <w:pPr>
               <w:spacing w:after="20" w:before="0"/>
             </w:pPr>
-            <w:hyperlink w:history="1" r:id="rIdu-pd4u2iudmmp8rigoow7">
+            <w:hyperlink w:history="1" r:id="rIdt8s0fumheuoqtvtv8qhmx">
               <w:r>
                 <w:rPr>
                   <w:rFonts w:ascii="Arial" w:cs="Arial" w:eastAsia="Arial" w:hAnsi="Arial"/>
@@ -4791,7 +4791,7 @@
               <w:spacing w:after="10" w:before="0"/>
               <w:ind w:left="120"/>
             </w:pPr>
-            <w:hyperlink w:history="1" r:id="rIdianw-6spolip_7rveaxsq">
+            <w:hyperlink w:history="1" r:id="rIdtf_bgvcog7njcsvhg6lgq">
               <w:r>
                 <w:rPr>
                   <w:rFonts w:ascii="Arial" w:cs="Arial" w:eastAsia="Arial" w:hAnsi="Arial"/>
@@ -4986,7 +4986,7 @@
             <w:pPr>
               <w:spacing w:after="20" w:before="0"/>
             </w:pPr>
-            <w:hyperlink w:history="1" r:id="rIdhcm88anxfb1jlfwj3j_xi">
+            <w:hyperlink w:history="1" r:id="rIdbfzaq_jixwdtnuyhrzb2z">
               <w:r>
                 <w:rPr>
                   <w:rFonts w:ascii="Arial" w:cs="Arial" w:eastAsia="Arial" w:hAnsi="Arial"/>
@@ -5035,7 +5035,7 @@
               <w:spacing w:after="10" w:before="0"/>
               <w:ind w:left="120"/>
             </w:pPr>
-            <w:hyperlink w:history="1" r:id="rIdy9wlcd2cxpf63ctvqecvz">
+            <w:hyperlink w:history="1" r:id="rIdh33obnjejcj8jouweii-j">
               <w:r>
                 <w:rPr>
                   <w:rFonts w:ascii="Arial" w:cs="Arial" w:eastAsia="Arial" w:hAnsi="Arial"/>
@@ -5080,7 +5080,7 @@
             <w:pPr>
               <w:spacing w:after="20" w:before="0"/>
             </w:pPr>
-            <w:hyperlink w:history="1" r:id="rIdp8cqt3ff4tekkyfoe_2n4">
+            <w:hyperlink w:history="1" r:id="rIdwfbfnhewicu5fxtfl11wd">
               <w:r>
                 <w:rPr>
                   <w:rFonts w:ascii="Arial" w:cs="Arial" w:eastAsia="Arial" w:hAnsi="Arial"/>
@@ -5129,7 +5129,7 @@
               <w:spacing w:after="10" w:before="0"/>
               <w:ind w:left="120"/>
             </w:pPr>
-            <w:hyperlink w:history="1" r:id="rIdezrqszx0zlzy1wgm6utv1">
+            <w:hyperlink w:history="1" r:id="rIdwxyincsdffllpwfhbsvm4">
               <w:r>
                 <w:rPr>
                   <w:rFonts w:ascii="Arial" w:cs="Arial" w:eastAsia="Arial" w:hAnsi="Arial"/>
@@ -5641,7 +5641,7 @@
         </w:rPr>
         <w:t xml:space="preserve">© 2026 SeaVuria and ARES. Aligned with KICD objectives. Developed by SeaVuria; technical implementation by ARES (with AI assistance from Claude). Licensed under </w:t>
       </w:r>
-      <w:hyperlink w:history="1" r:id="rIdd71buxuer7neq8hyndocf">
+      <w:hyperlink w:history="1" r:id="rIdhczos58izzqlq3xm_uqx7">
         <w:r>
           <w:rPr>
             <w:rFonts w:ascii="Arial" w:cs="Arial" w:eastAsia="Arial" w:hAnsi="Arial"/>
@@ -5662,7 +5662,7 @@
         </w:rPr>
         <w:t xml:space="preserve"> (</w:t>
       </w:r>
-      <w:hyperlink w:history="1" r:id="rIdbrzn0cljav09sla73tswa">
+      <w:hyperlink w:history="1" r:id="rId8sr5loerkwznuztzalidb">
         <w:r>
           <w:rPr>
             <w:rFonts w:ascii="Arial" w:cs="Arial" w:eastAsia="Arial" w:hAnsi="Arial"/>
@@ -6675,7 +6675,7 @@
             <w:pPr>
               <w:spacing w:after="20" w:before="0"/>
             </w:pPr>
-            <w:hyperlink w:history="1" r:id="rIdybr9obip-ie-xum9goc4l">
+            <w:hyperlink w:history="1" r:id="rIdv_0t3nnb6pby5bgrzius1">
               <w:r>
                 <w:rPr>
                   <w:rFonts w:ascii="Arial" w:cs="Arial" w:eastAsia="Arial" w:hAnsi="Arial"/>
@@ -6708,7 +6708,7 @@
               <w:spacing w:after="10" w:before="0"/>
               <w:ind w:left="120"/>
             </w:pPr>
-            <w:hyperlink w:history="1" r:id="rIdkfglncyr2y9ca4rriyas9">
+            <w:hyperlink w:history="1" r:id="rId7zogwjuzvg0isf4hhc_br">
               <w:r>
                 <w:rPr>
                   <w:rFonts w:ascii="Arial" w:cs="Arial" w:eastAsia="Arial" w:hAnsi="Arial"/>
@@ -6753,7 +6753,7 @@
             <w:pPr>
               <w:spacing w:after="20" w:before="0"/>
             </w:pPr>
-            <w:hyperlink w:history="1" r:id="rIdfaublirm2tjwpbnuyh_l8">
+            <w:hyperlink w:history="1" r:id="rIdfao4j-fynsodf66rre1id">
               <w:r>
                 <w:rPr>
                   <w:rFonts w:ascii="Arial" w:cs="Arial" w:eastAsia="Arial" w:hAnsi="Arial"/>
@@ -6786,7 +6786,7 @@
               <w:spacing w:after="10" w:before="0"/>
               <w:ind w:left="120"/>
             </w:pPr>
-            <w:hyperlink w:history="1" r:id="rIdaflbnfzaxs5ia_nldh5_x">
+            <w:hyperlink w:history="1" r:id="rId4scimypx3ce10cyq-b3ns">
               <w:r>
                 <w:rPr>
                   <w:rFonts w:ascii="Arial" w:cs="Arial" w:eastAsia="Arial" w:hAnsi="Arial"/>
@@ -6981,7 +6981,7 @@
             <w:pPr>
               <w:spacing w:after="20" w:before="0"/>
             </w:pPr>
-            <w:hyperlink w:history="1" r:id="rIde0vkaenfmxbrtenpqipxa">
+            <w:hyperlink w:history="1" r:id="rIderwohmn7ilnei-2nctfu3">
               <w:r>
                 <w:rPr>
                   <w:rFonts w:ascii="Arial" w:cs="Arial" w:eastAsia="Arial" w:hAnsi="Arial"/>
@@ -7014,7 +7014,7 @@
               <w:spacing w:after="10" w:before="0"/>
               <w:ind w:left="120"/>
             </w:pPr>
-            <w:hyperlink w:history="1" r:id="rIdgetcgq5ktwgqcvcuebrkw">
+            <w:hyperlink w:history="1" r:id="rIdcw7npajoj5wb2eji2wt2g">
               <w:r>
                 <w:rPr>
                   <w:rFonts w:ascii="Arial" w:cs="Arial" w:eastAsia="Arial" w:hAnsi="Arial"/>
@@ -7059,7 +7059,7 @@
             <w:pPr>
               <w:spacing w:after="20" w:before="0"/>
             </w:pPr>
-            <w:hyperlink w:history="1" r:id="rIdc3pu41fdxurnfioz8-w5k">
+            <w:hyperlink w:history="1" r:id="rIdd1p1if2mgltyz8g7_lej9">
               <w:r>
                 <w:rPr>
                   <w:rFonts w:ascii="Arial" w:cs="Arial" w:eastAsia="Arial" w:hAnsi="Arial"/>
@@ -7092,7 +7092,7 @@
               <w:spacing w:after="10" w:before="0"/>
               <w:ind w:left="120"/>
             </w:pPr>
-            <w:hyperlink w:history="1" r:id="rId3qmnnqlgoopc0sx-g5obh">
+            <w:hyperlink w:history="1" r:id="rId1sn3eibid4j7kuhrrtabb">
               <w:r>
                 <w:rPr>
                   <w:rFonts w:ascii="Arial" w:cs="Arial" w:eastAsia="Arial" w:hAnsi="Arial"/>
@@ -7287,7 +7287,7 @@
             <w:pPr>
               <w:spacing w:after="20" w:before="0"/>
             </w:pPr>
-            <w:hyperlink w:history="1" r:id="rIdy-9cnrorgg1qnnutziqec">
+            <w:hyperlink w:history="1" r:id="rIdh3qblzon9fneoyqqdz-b9">
               <w:r>
                 <w:rPr>
                   <w:rFonts w:ascii="Arial" w:cs="Arial" w:eastAsia="Arial" w:hAnsi="Arial"/>
@@ -7336,7 +7336,7 @@
               <w:spacing w:after="10" w:before="0"/>
               <w:ind w:left="120"/>
             </w:pPr>
-            <w:hyperlink w:history="1" r:id="rIdojwdkwpcdrt4wya5ycnvl">
+            <w:hyperlink w:history="1" r:id="rIdztqnn0bueitsrngovqbfc">
               <w:r>
                 <w:rPr>
                   <w:rFonts w:ascii="Arial" w:cs="Arial" w:eastAsia="Arial" w:hAnsi="Arial"/>
@@ -7381,7 +7381,7 @@
             <w:pPr>
               <w:spacing w:after="20" w:before="0"/>
             </w:pPr>
-            <w:hyperlink w:history="1" r:id="rId31djo0bdfxbfxc0g7hxeo">
+            <w:hyperlink w:history="1" r:id="rIdimk88w0xhymdkibebcapt">
               <w:r>
                 <w:rPr>
                   <w:rFonts w:ascii="Arial" w:cs="Arial" w:eastAsia="Arial" w:hAnsi="Arial"/>
@@ -7414,7 +7414,7 @@
               <w:spacing w:after="10" w:before="0"/>
               <w:ind w:left="120"/>
             </w:pPr>
-            <w:hyperlink w:history="1" r:id="rIdosmpez-tudolj0jlndrus">
+            <w:hyperlink w:history="1" r:id="rIdc_zbdv5h0bj7sunjuxa92">
               <w:r>
                 <w:rPr>
                   <w:rFonts w:ascii="Arial" w:cs="Arial" w:eastAsia="Arial" w:hAnsi="Arial"/>
@@ -7609,7 +7609,7 @@
             <w:pPr>
               <w:spacing w:after="20" w:before="0"/>
             </w:pPr>
-            <w:hyperlink w:history="1" r:id="rIdek-1dc59cmszlp1kf31m4">
+            <w:hyperlink w:history="1" r:id="rIdcbpujsndbfl5uj9fc6oj2">
               <w:r>
                 <w:rPr>
                   <w:rFonts w:ascii="Arial" w:cs="Arial" w:eastAsia="Arial" w:hAnsi="Arial"/>
@@ -7658,7 +7658,7 @@
               <w:spacing w:after="10" w:before="0"/>
               <w:ind w:left="120"/>
             </w:pPr>
-            <w:hyperlink w:history="1" r:id="rIdqci-evavh-rddudhq5hgj">
+            <w:hyperlink w:history="1" r:id="rIdz5kqz82uam6bkec5p1gus">
               <w:r>
                 <w:rPr>
                   <w:rFonts w:ascii="Arial" w:cs="Arial" w:eastAsia="Arial" w:hAnsi="Arial"/>
@@ -7703,7 +7703,7 @@
             <w:pPr>
               <w:spacing w:after="20" w:before="0"/>
             </w:pPr>
-            <w:hyperlink w:history="1" r:id="rIdxrt9w46u-a2ple2carj1t">
+            <w:hyperlink w:history="1" r:id="rIdocgmo8nymmdqhozou0oii">
               <w:r>
                 <w:rPr>
                   <w:rFonts w:ascii="Arial" w:cs="Arial" w:eastAsia="Arial" w:hAnsi="Arial"/>
@@ -7736,7 +7736,7 @@
               <w:spacing w:after="10" w:before="0"/>
               <w:ind w:left="120"/>
             </w:pPr>
-            <w:hyperlink w:history="1" r:id="rIdblxj_afnlr9dnfkdnmdwq">
+            <w:hyperlink w:history="1" r:id="rIdyg93hnbgmu5sjppgn1vvi">
               <w:r>
                 <w:rPr>
                   <w:rFonts w:ascii="Arial" w:cs="Arial" w:eastAsia="Arial" w:hAnsi="Arial"/>
@@ -7931,7 +7931,7 @@
             <w:pPr>
               <w:spacing w:after="20" w:before="0"/>
             </w:pPr>
-            <w:hyperlink w:history="1" r:id="rIdqoauyezsjvmptnnlh2eoe">
+            <w:hyperlink w:history="1" r:id="rIdcb0kzupjv9ljqgtemyday">
               <w:r>
                 <w:rPr>
                   <w:rFonts w:ascii="Arial" w:cs="Arial" w:eastAsia="Arial" w:hAnsi="Arial"/>
@@ -7980,7 +7980,7 @@
               <w:spacing w:after="10" w:before="0"/>
               <w:ind w:left="120"/>
             </w:pPr>
-            <w:hyperlink w:history="1" r:id="rIdhxk2hugccajpz8tzho3kv">
+            <w:hyperlink w:history="1" r:id="rId0ws4y9woizqe1xrbyaw-3">
               <w:r>
                 <w:rPr>
                   <w:rFonts w:ascii="Arial" w:cs="Arial" w:eastAsia="Arial" w:hAnsi="Arial"/>
@@ -8025,7 +8025,7 @@
             <w:pPr>
               <w:spacing w:after="20" w:before="0"/>
             </w:pPr>
-            <w:hyperlink w:history="1" r:id="rId1avxiv9dlobscwopfiiet">
+            <w:hyperlink w:history="1" r:id="rId4yscc_31mi-ozwg8mmztg">
               <w:r>
                 <w:rPr>
                   <w:rFonts w:ascii="Arial" w:cs="Arial" w:eastAsia="Arial" w:hAnsi="Arial"/>
@@ -8058,7 +8058,7 @@
               <w:spacing w:after="10" w:before="0"/>
               <w:ind w:left="120"/>
             </w:pPr>
-            <w:hyperlink w:history="1" r:id="rId6_rfihnvwz1mprzbhsu6f">
+            <w:hyperlink w:history="1" r:id="rIdb--eifg44pm2xmcn0bnmp">
               <w:r>
                 <w:rPr>
                   <w:rFonts w:ascii="Arial" w:cs="Arial" w:eastAsia="Arial" w:hAnsi="Arial"/>
@@ -8570,7 +8570,7 @@
         </w:rPr>
         <w:t xml:space="preserve">© 2026 SeaVuria and ARES. Aligned with KICD objectives. Developed by SeaVuria; technical implementation by ARES (with AI assistance from Claude). Licensed under </w:t>
       </w:r>
-      <w:hyperlink w:history="1" r:id="rIdmaxn1jwy-kaudoahsljyj">
+      <w:hyperlink w:history="1" r:id="rIdtyn3alt-tckgo3vvsv3yc">
         <w:r>
           <w:rPr>
             <w:rFonts w:ascii="Arial" w:cs="Arial" w:eastAsia="Arial" w:hAnsi="Arial"/>
@@ -8591,7 +8591,7 @@
         </w:rPr>
         <w:t xml:space="preserve"> (</w:t>
       </w:r>
-      <w:hyperlink w:history="1" r:id="rIdubn2e6tzbqeieo4omxaaj">
+      <w:hyperlink w:history="1" r:id="rIdimg6w1z2hw_ih-umrqcvv">
         <w:r>
           <w:rPr>
             <w:rFonts w:ascii="Arial" w:cs="Arial" w:eastAsia="Arial" w:hAnsi="Arial"/>
@@ -9604,7 +9604,7 @@
             <w:pPr>
               <w:spacing w:after="20" w:before="0"/>
             </w:pPr>
-            <w:hyperlink w:history="1" r:id="rIdrpnax-cjth528ttve9gi-">
+            <w:hyperlink w:history="1" r:id="rIdguk1opd7g1qy5xytluuwb">
               <w:r>
                 <w:rPr>
                   <w:rFonts w:ascii="Arial" w:cs="Arial" w:eastAsia="Arial" w:hAnsi="Arial"/>
@@ -9637,7 +9637,7 @@
               <w:spacing w:after="10" w:before="0"/>
               <w:ind w:left="120"/>
             </w:pPr>
-            <w:hyperlink w:history="1" r:id="rIdw-_0al-h7uedh2313_bog">
+            <w:hyperlink w:history="1" r:id="rIdiejocs6u97a_s_c2d_oeo">
               <w:r>
                 <w:rPr>
                   <w:rFonts w:ascii="Arial" w:cs="Arial" w:eastAsia="Arial" w:hAnsi="Arial"/>
@@ -9682,7 +9682,7 @@
             <w:pPr>
               <w:spacing w:after="20" w:before="0"/>
             </w:pPr>
-            <w:hyperlink w:history="1" r:id="rIdaxxpkv57u-aylwu1gwigd">
+            <w:hyperlink w:history="1" r:id="rIdxrqv_nx4jqzdpnp122ebo">
               <w:r>
                 <w:rPr>
                   <w:rFonts w:ascii="Arial" w:cs="Arial" w:eastAsia="Arial" w:hAnsi="Arial"/>
@@ -9715,7 +9715,7 @@
               <w:spacing w:after="10" w:before="0"/>
               <w:ind w:left="120"/>
             </w:pPr>
-            <w:hyperlink w:history="1" r:id="rIdlrjorubtgzhmviqyi8bxj">
+            <w:hyperlink w:history="1" r:id="rIdoac-szlugklfs0wtw4xdd">
               <w:r>
                 <w:rPr>
                   <w:rFonts w:ascii="Arial" w:cs="Arial" w:eastAsia="Arial" w:hAnsi="Arial"/>
@@ -9910,7 +9910,7 @@
             <w:pPr>
               <w:spacing w:after="20" w:before="0"/>
             </w:pPr>
-            <w:hyperlink w:history="1" r:id="rIdvuweajqcw_l96uyefxwvh">
+            <w:hyperlink w:history="1" r:id="rIdjzwp-7fj4wsitru_ayzjo">
               <w:r>
                 <w:rPr>
                   <w:rFonts w:ascii="Arial" w:cs="Arial" w:eastAsia="Arial" w:hAnsi="Arial"/>
@@ -9943,7 +9943,7 @@
               <w:spacing w:after="10" w:before="0"/>
               <w:ind w:left="120"/>
             </w:pPr>
-            <w:hyperlink w:history="1" r:id="rIdc67i048kziliuii79guyo">
+            <w:hyperlink w:history="1" r:id="rIdk5i7w4vpplfxcfsy94mk7">
               <w:r>
                 <w:rPr>
                   <w:rFonts w:ascii="Arial" w:cs="Arial" w:eastAsia="Arial" w:hAnsi="Arial"/>
@@ -9988,7 +9988,7 @@
             <w:pPr>
               <w:spacing w:after="20" w:before="0"/>
             </w:pPr>
-            <w:hyperlink w:history="1" r:id="rIdipx5k_emgmoybfzzcgcpv">
+            <w:hyperlink w:history="1" r:id="rIdgcjgnyp86jcyi3z6ouxkm">
               <w:r>
                 <w:rPr>
                   <w:rFonts w:ascii="Arial" w:cs="Arial" w:eastAsia="Arial" w:hAnsi="Arial"/>
@@ -10021,7 +10021,7 @@
               <w:spacing w:after="10" w:before="0"/>
               <w:ind w:left="120"/>
             </w:pPr>
-            <w:hyperlink w:history="1" r:id="rIduurl67gbdzttmqpaxmzdc">
+            <w:hyperlink w:history="1" r:id="rIduwqsvrjqfccmzwu2v28vj">
               <w:r>
                 <w:rPr>
                   <w:rFonts w:ascii="Arial" w:cs="Arial" w:eastAsia="Arial" w:hAnsi="Arial"/>
@@ -10216,7 +10216,7 @@
             <w:pPr>
               <w:spacing w:after="20" w:before="0"/>
             </w:pPr>
-            <w:hyperlink w:history="1" r:id="rIdmnjc90k-avtow_sbckpwz">
+            <w:hyperlink w:history="1" r:id="rIdo6mnt548kznvvkeeuiq4i">
               <w:r>
                 <w:rPr>
                   <w:rFonts w:ascii="Arial" w:cs="Arial" w:eastAsia="Arial" w:hAnsi="Arial"/>
@@ -10249,7 +10249,7 @@
               <w:spacing w:after="10" w:before="0"/>
               <w:ind w:left="120"/>
             </w:pPr>
-            <w:hyperlink w:history="1" r:id="rIdxjtz0lmbdf0yryvpln6zq">
+            <w:hyperlink w:history="1" r:id="rIdgfikoperzy-537m2sydso">
               <w:r>
                 <w:rPr>
                   <w:rFonts w:ascii="Arial" w:cs="Arial" w:eastAsia="Arial" w:hAnsi="Arial"/>
@@ -10294,7 +10294,7 @@
             <w:pPr>
               <w:spacing w:after="20" w:before="0"/>
             </w:pPr>
-            <w:hyperlink w:history="1" r:id="rIdgaurnmcxkyhhad0d1i4f0">
+            <w:hyperlink w:history="1" r:id="rIdssrpy0lmeuziwmupjqioi">
               <w:r>
                 <w:rPr>
                   <w:rFonts w:ascii="Arial" w:cs="Arial" w:eastAsia="Arial" w:hAnsi="Arial"/>
@@ -10327,7 +10327,7 @@
               <w:spacing w:after="10" w:before="0"/>
               <w:ind w:left="120"/>
             </w:pPr>
-            <w:hyperlink w:history="1" r:id="rId0lddw-aq3uev0l_jc4oy-">
+            <w:hyperlink w:history="1" r:id="rIdwv9v5vjz2ghfpmfwxyzee">
               <w:r>
                 <w:rPr>
                   <w:rFonts w:ascii="Arial" w:cs="Arial" w:eastAsia="Arial" w:hAnsi="Arial"/>
@@ -10522,7 +10522,7 @@
             <w:pPr>
               <w:spacing w:after="20" w:before="0"/>
             </w:pPr>
-            <w:hyperlink w:history="1" r:id="rIdrhrgechubm0sd56sp5emc">
+            <w:hyperlink w:history="1" r:id="rIdtn73dqgwnpvmyngwoi38h">
               <w:r>
                 <w:rPr>
                   <w:rFonts w:ascii="Arial" w:cs="Arial" w:eastAsia="Arial" w:hAnsi="Arial"/>
@@ -10555,7 +10555,7 @@
               <w:spacing w:after="10" w:before="0"/>
               <w:ind w:left="120"/>
             </w:pPr>
-            <w:hyperlink w:history="1" r:id="rIdyz5j8_6jcvsad6rorz9rz">
+            <w:hyperlink w:history="1" r:id="rIdls6mj5zlxzyal3qsy4c3s">
               <w:r>
                 <w:rPr>
                   <w:rFonts w:ascii="Arial" w:cs="Arial" w:eastAsia="Arial" w:hAnsi="Arial"/>
@@ -10600,7 +10600,7 @@
             <w:pPr>
               <w:spacing w:after="20" w:before="0"/>
             </w:pPr>
-            <w:hyperlink w:history="1" r:id="rIdtaz3ovdmw6iqrqy_fl1u0">
+            <w:hyperlink w:history="1" r:id="rId85-x77u3j7wejdfdc34s1">
               <w:r>
                 <w:rPr>
                   <w:rFonts w:ascii="Arial" w:cs="Arial" w:eastAsia="Arial" w:hAnsi="Arial"/>
@@ -10633,7 +10633,7 @@
               <w:spacing w:after="10" w:before="0"/>
               <w:ind w:left="120"/>
             </w:pPr>
-            <w:hyperlink w:history="1" r:id="rIdxkniwzqlzxemddfcigmyg">
+            <w:hyperlink w:history="1" r:id="rId1itx0ba5sqx3uj2txcali">
               <w:r>
                 <w:rPr>
                   <w:rFonts w:ascii="Arial" w:cs="Arial" w:eastAsia="Arial" w:hAnsi="Arial"/>
@@ -10828,7 +10828,7 @@
             <w:pPr>
               <w:spacing w:after="20" w:before="0"/>
             </w:pPr>
-            <w:hyperlink w:history="1" r:id="rId3wntdsefw0ts2umed7hxu">
+            <w:hyperlink w:history="1" r:id="rIdzc7g6zqqs-yzlabjvw3ty">
               <w:r>
                 <w:rPr>
                   <w:rFonts w:ascii="Arial" w:cs="Arial" w:eastAsia="Arial" w:hAnsi="Arial"/>
@@ -10877,7 +10877,7 @@
               <w:spacing w:after="10" w:before="0"/>
               <w:ind w:left="120"/>
             </w:pPr>
-            <w:hyperlink w:history="1" r:id="rId2cu9rb7mjsazurv6hypux">
+            <w:hyperlink w:history="1" r:id="rIdp1xgkdoz0wrgvj4d2q_yb">
               <w:r>
                 <w:rPr>
                   <w:rFonts w:ascii="Arial" w:cs="Arial" w:eastAsia="Arial" w:hAnsi="Arial"/>
@@ -10922,7 +10922,7 @@
             <w:pPr>
               <w:spacing w:after="20" w:before="0"/>
             </w:pPr>
-            <w:hyperlink w:history="1" r:id="rIdr9my3c7eu7xhl2wy2jl_a">
+            <w:hyperlink w:history="1" r:id="rIdn7tz_w6xgmmiqddll-3a9">
               <w:r>
                 <w:rPr>
                   <w:rFonts w:ascii="Arial" w:cs="Arial" w:eastAsia="Arial" w:hAnsi="Arial"/>
@@ -10971,7 +10971,7 @@
               <w:spacing w:after="10" w:before="0"/>
               <w:ind w:left="120"/>
             </w:pPr>
-            <w:hyperlink w:history="1" r:id="rId-axcoylpgdxgajj_wfr07">
+            <w:hyperlink w:history="1" r:id="rIdpve3nxmmjlen4iehxilj5">
               <w:r>
                 <w:rPr>
                   <w:rFonts w:ascii="Arial" w:cs="Arial" w:eastAsia="Arial" w:hAnsi="Arial"/>
@@ -11483,7 +11483,7 @@
         </w:rPr>
         <w:t xml:space="preserve">© 2026 SeaVuria and ARES. Aligned with KICD objectives. Developed by SeaVuria; technical implementation by ARES (with AI assistance from Claude). Licensed under </w:t>
       </w:r>
-      <w:hyperlink w:history="1" r:id="rIdbd3bxpopbsm-1zbmvmuzr">
+      <w:hyperlink w:history="1" r:id="rIdmbtkdymlbyyclhedqy94u">
         <w:r>
           <w:rPr>
             <w:rFonts w:ascii="Arial" w:cs="Arial" w:eastAsia="Arial" w:hAnsi="Arial"/>
@@ -11504,7 +11504,7 @@
         </w:rPr>
         <w:t xml:space="preserve"> (</w:t>
       </w:r>
-      <w:hyperlink w:history="1" r:id="rIdbj3cd79ak-_u19slivo09">
+      <w:hyperlink w:history="1" r:id="rId7xnj-7rhzqdkuyuyxdvuo">
         <w:r>
           <w:rPr>
             <w:rFonts w:ascii="Arial" w:cs="Arial" w:eastAsia="Arial" w:hAnsi="Arial"/>
@@ -12517,7 +12517,7 @@
             <w:pPr>
               <w:spacing w:after="20" w:before="0"/>
             </w:pPr>
-            <w:hyperlink w:history="1" r:id="rIdvckuslttqvskeeamugqv8">
+            <w:hyperlink w:history="1" r:id="rId0y-k4bgxeld4tkuecrwyb">
               <w:r>
                 <w:rPr>
                   <w:rFonts w:ascii="Arial" w:cs="Arial" w:eastAsia="Arial" w:hAnsi="Arial"/>
@@ -12550,7 +12550,7 @@
               <w:spacing w:after="10" w:before="0"/>
               <w:ind w:left="120"/>
             </w:pPr>
-            <w:hyperlink w:history="1" r:id="rId_ry6ysmk0hxd-rx4xanpo">
+            <w:hyperlink w:history="1" r:id="rIdwxqkcbjhyexlvul2r1r79">
               <w:r>
                 <w:rPr>
                   <w:rFonts w:ascii="Arial" w:cs="Arial" w:eastAsia="Arial" w:hAnsi="Arial"/>
@@ -12595,7 +12595,7 @@
             <w:pPr>
               <w:spacing w:after="20" w:before="0"/>
             </w:pPr>
-            <w:hyperlink w:history="1" r:id="rIdf-4qbqtpcz0zgr5_yvzak">
+            <w:hyperlink w:history="1" r:id="rId815-holsjdeqjisiryk_a">
               <w:r>
                 <w:rPr>
                   <w:rFonts w:ascii="Arial" w:cs="Arial" w:eastAsia="Arial" w:hAnsi="Arial"/>
@@ -12628,7 +12628,7 @@
               <w:spacing w:after="10" w:before="0"/>
               <w:ind w:left="120"/>
             </w:pPr>
-            <w:hyperlink w:history="1" r:id="rIdm8ojq16rqdpscmiic3hdh">
+            <w:hyperlink w:history="1" r:id="rIdsxtdsqovlf_366lod8egf">
               <w:r>
                 <w:rPr>
                   <w:rFonts w:ascii="Arial" w:cs="Arial" w:eastAsia="Arial" w:hAnsi="Arial"/>
@@ -12823,7 +12823,7 @@
             <w:pPr>
               <w:spacing w:after="20" w:before="0"/>
             </w:pPr>
-            <w:hyperlink w:history="1" r:id="rIdsj6ksha-swmqgwy8t0z8n">
+            <w:hyperlink w:history="1" r:id="rIdek5qtdrtnhgyzuspzcf23">
               <w:r>
                 <w:rPr>
                   <w:rFonts w:ascii="Arial" w:cs="Arial" w:eastAsia="Arial" w:hAnsi="Arial"/>
@@ -12856,7 +12856,7 @@
               <w:spacing w:after="10" w:before="0"/>
               <w:ind w:left="120"/>
             </w:pPr>
-            <w:hyperlink w:history="1" r:id="rIdhudcujf8cxjlwkc5v3hcu">
+            <w:hyperlink w:history="1" r:id="rIdmc_x9zxz2fumjjm3mfjxo">
               <w:r>
                 <w:rPr>
                   <w:rFonts w:ascii="Arial" w:cs="Arial" w:eastAsia="Arial" w:hAnsi="Arial"/>
@@ -12901,7 +12901,7 @@
             <w:pPr>
               <w:spacing w:after="20" w:before="0"/>
             </w:pPr>
-            <w:hyperlink w:history="1" r:id="rIdrcyzhzarw6_zpuppyxvwn">
+            <w:hyperlink w:history="1" r:id="rIdeilbcb7ydqnhtviaacpio">
               <w:r>
                 <w:rPr>
                   <w:rFonts w:ascii="Arial" w:cs="Arial" w:eastAsia="Arial" w:hAnsi="Arial"/>
@@ -12934,7 +12934,7 @@
               <w:spacing w:after="10" w:before="0"/>
               <w:ind w:left="120"/>
             </w:pPr>
-            <w:hyperlink w:history="1" r:id="rIdj5xnyz2pqlv4hrwkuhwbo">
+            <w:hyperlink w:history="1" r:id="rIdx3b2b7qm6b1uxtewsm__l">
               <w:r>
                 <w:rPr>
                   <w:rFonts w:ascii="Arial" w:cs="Arial" w:eastAsia="Arial" w:hAnsi="Arial"/>
@@ -13129,7 +13129,7 @@
             <w:pPr>
               <w:spacing w:after="20" w:before="0"/>
             </w:pPr>
-            <w:hyperlink w:history="1" r:id="rIdo4zlpk7nhx8fwitqnrqnp">
+            <w:hyperlink w:history="1" r:id="rIdjsunge_zfmnbhp6yz6xcn">
               <w:r>
                 <w:rPr>
                   <w:rFonts w:ascii="Arial" w:cs="Arial" w:eastAsia="Arial" w:hAnsi="Arial"/>
@@ -13162,7 +13162,7 @@
               <w:spacing w:after="10" w:before="0"/>
               <w:ind w:left="120"/>
             </w:pPr>
-            <w:hyperlink w:history="1" r:id="rIdgnxa5ueynfdw-brpmleez">
+            <w:hyperlink w:history="1" r:id="rId53q4irecbniqfz9fnauk9">
               <w:r>
                 <w:rPr>
                   <w:rFonts w:ascii="Arial" w:cs="Arial" w:eastAsia="Arial" w:hAnsi="Arial"/>
@@ -13207,7 +13207,7 @@
             <w:pPr>
               <w:spacing w:after="20" w:before="0"/>
             </w:pPr>
-            <w:hyperlink w:history="1" r:id="rIdvxtra9lrzm5b29v3b8lvz">
+            <w:hyperlink w:history="1" r:id="rIdrf4s47mnbyuovsaj_lyrz">
               <w:r>
                 <w:rPr>
                   <w:rFonts w:ascii="Arial" w:cs="Arial" w:eastAsia="Arial" w:hAnsi="Arial"/>
@@ -13256,7 +13256,7 @@
               <w:spacing w:after="10" w:before="0"/>
               <w:ind w:left="120"/>
             </w:pPr>
-            <w:hyperlink w:history="1" r:id="rIdf3suiai4j-lfc7fnjqftm">
+            <w:hyperlink w:history="1" r:id="rIdbf-7t3tbpjaywzrchzuaa">
               <w:r>
                 <w:rPr>
                   <w:rFonts w:ascii="Arial" w:cs="Arial" w:eastAsia="Arial" w:hAnsi="Arial"/>
@@ -13451,7 +13451,7 @@
             <w:pPr>
               <w:spacing w:after="20" w:before="0"/>
             </w:pPr>
-            <w:hyperlink w:history="1" r:id="rId_bbht-rzz3zfncvtpn7rp">
+            <w:hyperlink w:history="1" r:id="rId38n0qhp0peivunlhowglx">
               <w:r>
                 <w:rPr>
                   <w:rFonts w:ascii="Arial" w:cs="Arial" w:eastAsia="Arial" w:hAnsi="Arial"/>
@@ -13484,7 +13484,7 @@
               <w:spacing w:after="10" w:before="0"/>
               <w:ind w:left="120"/>
             </w:pPr>
-            <w:hyperlink w:history="1" r:id="rIdo5wr4s1szjelsjiyxitij">
+            <w:hyperlink w:history="1" r:id="rIdorlps7zl_8uocpjmlnsvd">
               <w:r>
                 <w:rPr>
                   <w:rFonts w:ascii="Arial" w:cs="Arial" w:eastAsia="Arial" w:hAnsi="Arial"/>
@@ -13529,7 +13529,7 @@
             <w:pPr>
               <w:spacing w:after="20" w:before="0"/>
             </w:pPr>
-            <w:hyperlink w:history="1" r:id="rId8bef4pcngen3mwgjac5nk">
+            <w:hyperlink w:history="1" r:id="rId_qfej3f8douba_kejg-fr">
               <w:r>
                 <w:rPr>
                   <w:rFonts w:ascii="Arial" w:cs="Arial" w:eastAsia="Arial" w:hAnsi="Arial"/>
@@ -13578,7 +13578,7 @@
               <w:spacing w:after="10" w:before="0"/>
               <w:ind w:left="120"/>
             </w:pPr>
-            <w:hyperlink w:history="1" r:id="rIddxcudtu-g4pusbumyyjp8">
+            <w:hyperlink w:history="1" r:id="rIdxeiyx2_zzipcf_gz-jb_b">
               <w:r>
                 <w:rPr>
                   <w:rFonts w:ascii="Arial" w:cs="Arial" w:eastAsia="Arial" w:hAnsi="Arial"/>
@@ -13773,7 +13773,7 @@
             <w:pPr>
               <w:spacing w:after="20" w:before="0"/>
             </w:pPr>
-            <w:hyperlink w:history="1" r:id="rIdurh-6roisg-kmt0msc-sa">
+            <w:hyperlink w:history="1" r:id="rId6vstm5resbp5n9bqt7xgb">
               <w:r>
                 <w:rPr>
                   <w:rFonts w:ascii="Arial" w:cs="Arial" w:eastAsia="Arial" w:hAnsi="Arial"/>
@@ -13822,7 +13822,7 @@
               <w:spacing w:after="10" w:before="0"/>
               <w:ind w:left="120"/>
             </w:pPr>
-            <w:hyperlink w:history="1" r:id="rIdxm87qgswcl5z2jtcu0ajc">
+            <w:hyperlink w:history="1" r:id="rIdxlehxld8tzgfyyn6lzjtx">
               <w:r>
                 <w:rPr>
                   <w:rFonts w:ascii="Arial" w:cs="Arial" w:eastAsia="Arial" w:hAnsi="Arial"/>
@@ -13867,7 +13867,7 @@
             <w:pPr>
               <w:spacing w:after="20" w:before="0"/>
             </w:pPr>
-            <w:hyperlink w:history="1" r:id="rId2tmyrzwa3zw7nbsurmcun">
+            <w:hyperlink w:history="1" r:id="rIdgeaa2dfsmagsfom-bidww">
               <w:r>
                 <w:rPr>
                   <w:rFonts w:ascii="Arial" w:cs="Arial" w:eastAsia="Arial" w:hAnsi="Arial"/>
@@ -13916,7 +13916,7 @@
               <w:spacing w:after="10" w:before="0"/>
               <w:ind w:left="120"/>
             </w:pPr>
-            <w:hyperlink w:history="1" r:id="rIddxjmsk6yrhqa3nslbde2c">
+            <w:hyperlink w:history="1" r:id="rId88e-cho4v_orbmivag2rb">
               <w:r>
                 <w:rPr>
                   <w:rFonts w:ascii="Arial" w:cs="Arial" w:eastAsia="Arial" w:hAnsi="Arial"/>
@@ -14428,7 +14428,7 @@
         </w:rPr>
         <w:t xml:space="preserve">© 2026 SeaVuria and ARES. Aligned with KICD objectives. Developed by SeaVuria; technical implementation by ARES (with AI assistance from Claude). Licensed under </w:t>
       </w:r>
-      <w:hyperlink w:history="1" r:id="rIdxc3j1entorrktzmwuujzn">
+      <w:hyperlink w:history="1" r:id="rIddap_-wgxhatc57i26zte9">
         <w:r>
           <w:rPr>
             <w:rFonts w:ascii="Arial" w:cs="Arial" w:eastAsia="Arial" w:hAnsi="Arial"/>
@@ -14449,7 +14449,7 @@
         </w:rPr>
         <w:t xml:space="preserve"> (</w:t>
       </w:r>
-      <w:hyperlink w:history="1" r:id="rId2xaqqcjyw75tq3thojtvi">
+      <w:hyperlink w:history="1" r:id="rIdial9tahrdixqshk4hrn1c">
         <w:r>
           <w:rPr>
             <w:rFonts w:ascii="Arial" w:cs="Arial" w:eastAsia="Arial" w:hAnsi="Arial"/>
@@ -15462,7 +15462,7 @@
             <w:pPr>
               <w:spacing w:after="20" w:before="0"/>
             </w:pPr>
-            <w:hyperlink w:history="1" r:id="rIdfvsvrnlfath1uezgtg6yt">
+            <w:hyperlink w:history="1" r:id="rIdayue9zfnp81vnnml-pxsb">
               <w:r>
                 <w:rPr>
                   <w:rFonts w:ascii="Arial" w:cs="Arial" w:eastAsia="Arial" w:hAnsi="Arial"/>
@@ -15495,7 +15495,7 @@
               <w:spacing w:after="10" w:before="0"/>
               <w:ind w:left="120"/>
             </w:pPr>
-            <w:hyperlink w:history="1" r:id="rId5_jh2b7n-vcg5zeeu1vkq">
+            <w:hyperlink w:history="1" r:id="rIdj8-zzv9prgzhr_vizg0ua">
               <w:r>
                 <w:rPr>
                   <w:rFonts w:ascii="Arial" w:cs="Arial" w:eastAsia="Arial" w:hAnsi="Arial"/>
@@ -15540,7 +15540,7 @@
             <w:pPr>
               <w:spacing w:after="20" w:before="0"/>
             </w:pPr>
-            <w:hyperlink w:history="1" r:id="rIdg_fqluv_p5o9hxn3o2gpl">
+            <w:hyperlink w:history="1" r:id="rIdapmnnhwlmny6qiae948ag">
               <w:r>
                 <w:rPr>
                   <w:rFonts w:ascii="Arial" w:cs="Arial" w:eastAsia="Arial" w:hAnsi="Arial"/>
@@ -15573,7 +15573,7 @@
               <w:spacing w:after="10" w:before="0"/>
               <w:ind w:left="120"/>
             </w:pPr>
-            <w:hyperlink w:history="1" r:id="rIdgepd3eugeqf4mzasriahd">
+            <w:hyperlink w:history="1" r:id="rIda42pbj5bjmlffdzczldxc">
               <w:r>
                 <w:rPr>
                   <w:rFonts w:ascii="Arial" w:cs="Arial" w:eastAsia="Arial" w:hAnsi="Arial"/>
@@ -15768,7 +15768,7 @@
             <w:pPr>
               <w:spacing w:after="20" w:before="0"/>
             </w:pPr>
-            <w:hyperlink w:history="1" r:id="rId1pslunqq1nzmt_6unhs5r">
+            <w:hyperlink w:history="1" r:id="rIdirasa0hkvgvmlszvivogl">
               <w:r>
                 <w:rPr>
                   <w:rFonts w:ascii="Arial" w:cs="Arial" w:eastAsia="Arial" w:hAnsi="Arial"/>
@@ -15801,7 +15801,7 @@
               <w:spacing w:after="10" w:before="0"/>
               <w:ind w:left="120"/>
             </w:pPr>
-            <w:hyperlink w:history="1" r:id="rId-ddrvuugiuyz57xqyr0uc">
+            <w:hyperlink w:history="1" r:id="rIdnf6grxwgh5qaexzr-_bt2">
               <w:r>
                 <w:rPr>
                   <w:rFonts w:ascii="Arial" w:cs="Arial" w:eastAsia="Arial" w:hAnsi="Arial"/>
@@ -15846,7 +15846,7 @@
             <w:pPr>
               <w:spacing w:after="20" w:before="0"/>
             </w:pPr>
-            <w:hyperlink w:history="1" r:id="rIdnxri9ip3o9cxwitww9yq7">
+            <w:hyperlink w:history="1" r:id="rIde6o8zep17jfucwlhn1mhx">
               <w:r>
                 <w:rPr>
                   <w:rFonts w:ascii="Arial" w:cs="Arial" w:eastAsia="Arial" w:hAnsi="Arial"/>
@@ -15879,7 +15879,7 @@
               <w:spacing w:after="10" w:before="0"/>
               <w:ind w:left="120"/>
             </w:pPr>
-            <w:hyperlink w:history="1" r:id="rIde0ogy6eit9prz9dzb2fi5">
+            <w:hyperlink w:history="1" r:id="rIdhhgfi28l07c3voo2i4dlp">
               <w:r>
                 <w:rPr>
                   <w:rFonts w:ascii="Arial" w:cs="Arial" w:eastAsia="Arial" w:hAnsi="Arial"/>
@@ -16074,7 +16074,7 @@
             <w:pPr>
               <w:spacing w:after="20" w:before="0"/>
             </w:pPr>
-            <w:hyperlink w:history="1" r:id="rId_kpnux5mezzxoebq9vrx_">
+            <w:hyperlink w:history="1" r:id="rIdkblattn0kku9iwui3zenm">
               <w:r>
                 <w:rPr>
                   <w:rFonts w:ascii="Arial" w:cs="Arial" w:eastAsia="Arial" w:hAnsi="Arial"/>
@@ -16123,7 +16123,7 @@
               <w:spacing w:after="10" w:before="0"/>
               <w:ind w:left="120"/>
             </w:pPr>
-            <w:hyperlink w:history="1" r:id="rIdwsgqra_nkrsd_cq8qflzy">
+            <w:hyperlink w:history="1" r:id="rId3ukqcwthwjmb_bzifatvi">
               <w:r>
                 <w:rPr>
                   <w:rFonts w:ascii="Arial" w:cs="Arial" w:eastAsia="Arial" w:hAnsi="Arial"/>
@@ -16168,7 +16168,7 @@
             <w:pPr>
               <w:spacing w:after="20" w:before="0"/>
             </w:pPr>
-            <w:hyperlink w:history="1" r:id="rId9lzauhu0eor8yeww0ived">
+            <w:hyperlink w:history="1" r:id="rIdanz8iy7lkh-samc8fpia9">
               <w:r>
                 <w:rPr>
                   <w:rFonts w:ascii="Arial" w:cs="Arial" w:eastAsia="Arial" w:hAnsi="Arial"/>
@@ -16201,7 +16201,7 @@
               <w:spacing w:after="10" w:before="0"/>
               <w:ind w:left="120"/>
             </w:pPr>
-            <w:hyperlink w:history="1" r:id="rIdcnh9ygbar-fj1th9a2fwm">
+            <w:hyperlink w:history="1" r:id="rIdb5w7o7ogxs8xdvozhnscj">
               <w:r>
                 <w:rPr>
                   <w:rFonts w:ascii="Arial" w:cs="Arial" w:eastAsia="Arial" w:hAnsi="Arial"/>
@@ -16396,7 +16396,7 @@
             <w:pPr>
               <w:spacing w:after="20" w:before="0"/>
             </w:pPr>
-            <w:hyperlink w:history="1" r:id="rIdeehsd23ra72kawj0jganr">
+            <w:hyperlink w:history="1" r:id="rIdgcykyhkpi8wt9a4nnalfd">
               <w:r>
                 <w:rPr>
                   <w:rFonts w:ascii="Arial" w:cs="Arial" w:eastAsia="Arial" w:hAnsi="Arial"/>
@@ -16445,7 +16445,7 @@
               <w:spacing w:after="10" w:before="0"/>
               <w:ind w:left="120"/>
             </w:pPr>
-            <w:hyperlink w:history="1" r:id="rId2fe7whvb9qxa7c55oqduy">
+            <w:hyperlink w:history="1" r:id="rIdfbsafu-t7r3yrtqrromdw">
               <w:r>
                 <w:rPr>
                   <w:rFonts w:ascii="Arial" w:cs="Arial" w:eastAsia="Arial" w:hAnsi="Arial"/>
@@ -16490,7 +16490,7 @@
             <w:pPr>
               <w:spacing w:after="20" w:before="0"/>
             </w:pPr>
-            <w:hyperlink w:history="1" r:id="rId50t1fivw7cia6kbwpwmw5">
+            <w:hyperlink w:history="1" r:id="rIdy4lor_xfmkykujzvxvzo_">
               <w:r>
                 <w:rPr>
                   <w:rFonts w:ascii="Arial" w:cs="Arial" w:eastAsia="Arial" w:hAnsi="Arial"/>
@@ -16523,7 +16523,7 @@
               <w:spacing w:after="10" w:before="0"/>
               <w:ind w:left="120"/>
             </w:pPr>
-            <w:hyperlink w:history="1" r:id="rIdvafjjhpg_h16vcgia1vck">
+            <w:hyperlink w:history="1" r:id="rIdbfwfn3x5imecn-dfbbw-f">
               <w:r>
                 <w:rPr>
                   <w:rFonts w:ascii="Arial" w:cs="Arial" w:eastAsia="Arial" w:hAnsi="Arial"/>
@@ -16718,7 +16718,7 @@
             <w:pPr>
               <w:spacing w:after="20" w:before="0"/>
             </w:pPr>
-            <w:hyperlink w:history="1" r:id="rIddqakbiq6cbg9ptctrzrps">
+            <w:hyperlink w:history="1" r:id="rIdtvr3wezyhs73pe-i54k2c">
               <w:r>
                 <w:rPr>
                   <w:rFonts w:ascii="Arial" w:cs="Arial" w:eastAsia="Arial" w:hAnsi="Arial"/>
@@ -16767,7 +16767,7 @@
               <w:spacing w:after="10" w:before="0"/>
               <w:ind w:left="120"/>
             </w:pPr>
-            <w:hyperlink w:history="1" r:id="rId_zfhdqssn2g0fyfp2rrlm">
+            <w:hyperlink w:history="1" r:id="rIdry51ywpnselzwxa-ypdj9">
               <w:r>
                 <w:rPr>
                   <w:rFonts w:ascii="Arial" w:cs="Arial" w:eastAsia="Arial" w:hAnsi="Arial"/>
@@ -16812,7 +16812,7 @@
             <w:pPr>
               <w:spacing w:after="20" w:before="0"/>
             </w:pPr>
-            <w:hyperlink w:history="1" r:id="rIdqilsntbnlaohp6tmf8ivl">
+            <w:hyperlink w:history="1" r:id="rIdo1xdvaw9pziqq8wsq0abd">
               <w:r>
                 <w:rPr>
                   <w:rFonts w:ascii="Arial" w:cs="Arial" w:eastAsia="Arial" w:hAnsi="Arial"/>
@@ -16861,7 +16861,7 @@
               <w:spacing w:after="10" w:before="0"/>
               <w:ind w:left="120"/>
             </w:pPr>
-            <w:hyperlink w:history="1" r:id="rIdkrz-i5b_qjtel6fyelh0p">
+            <w:hyperlink w:history="1" r:id="rIddvt3p_cpgg3pvawrcjaam">
               <w:r>
                 <w:rPr>
                   <w:rFonts w:ascii="Arial" w:cs="Arial" w:eastAsia="Arial" w:hAnsi="Arial"/>
@@ -17373,7 +17373,7 @@
         </w:rPr>
         <w:t xml:space="preserve">© 2026 SeaVuria and ARES. Aligned with KICD objectives. Developed by SeaVuria; technical implementation by ARES (with AI assistance from Claude). Licensed under </w:t>
       </w:r>
-      <w:hyperlink w:history="1" r:id="rId6v_yocfdzatv4odi6jden">
+      <w:hyperlink w:history="1" r:id="rIdduvmoojw7hnokvdqlgd_i">
         <w:r>
           <w:rPr>
             <w:rFonts w:ascii="Arial" w:cs="Arial" w:eastAsia="Arial" w:hAnsi="Arial"/>
@@ -17394,7 +17394,7 @@
         </w:rPr>
         <w:t xml:space="preserve"> (</w:t>
       </w:r>
-      <w:hyperlink w:history="1" r:id="rIdt_xx_kx2tpnywxbir6mlu">
+      <w:hyperlink w:history="1" r:id="rId0r79ezbo-extlikyvivnm">
         <w:r>
           <w:rPr>
             <w:rFonts w:ascii="Arial" w:cs="Arial" w:eastAsia="Arial" w:hAnsi="Arial"/>
@@ -18407,7 +18407,7 @@
             <w:pPr>
               <w:spacing w:after="20" w:before="0"/>
             </w:pPr>
-            <w:hyperlink w:history="1" r:id="rIdwckxez5f3xmdm-moek0xb">
+            <w:hyperlink w:history="1" r:id="rIdcxteyr2ouprf-s_vxu6oe">
               <w:r>
                 <w:rPr>
                   <w:rFonts w:ascii="Arial" w:cs="Arial" w:eastAsia="Arial" w:hAnsi="Arial"/>
@@ -18440,7 +18440,7 @@
               <w:spacing w:after="10" w:before="0"/>
               <w:ind w:left="120"/>
             </w:pPr>
-            <w:hyperlink w:history="1" r:id="rIdin2ydjn2ltlj1vapptl6g">
+            <w:hyperlink w:history="1" r:id="rIdwiphahbmafyykz-p_vz0n">
               <w:r>
                 <w:rPr>
                   <w:rFonts w:ascii="Arial" w:cs="Arial" w:eastAsia="Arial" w:hAnsi="Arial"/>
@@ -18485,7 +18485,7 @@
             <w:pPr>
               <w:spacing w:after="20" w:before="0"/>
             </w:pPr>
-            <w:hyperlink w:history="1" r:id="rId77peoyojbafgqyqh7pn_y">
+            <w:hyperlink w:history="1" r:id="rIdaykd2tu4zym6p-a0cajp6">
               <w:r>
                 <w:rPr>
                   <w:rFonts w:ascii="Arial" w:cs="Arial" w:eastAsia="Arial" w:hAnsi="Arial"/>
@@ -18518,7 +18518,7 @@
               <w:spacing w:after="10" w:before="0"/>
               <w:ind w:left="120"/>
             </w:pPr>
-            <w:hyperlink w:history="1" r:id="rIdyqtsfbnquebsnyfwicmaf">
+            <w:hyperlink w:history="1" r:id="rIdvhccd0zgajufhu5wdcz3t">
               <w:r>
                 <w:rPr>
                   <w:rFonts w:ascii="Arial" w:cs="Arial" w:eastAsia="Arial" w:hAnsi="Arial"/>
@@ -18713,7 +18713,7 @@
             <w:pPr>
               <w:spacing w:after="20" w:before="0"/>
             </w:pPr>
-            <w:hyperlink w:history="1" r:id="rId4jiwrmpct2buvw2zqeikx">
+            <w:hyperlink w:history="1" r:id="rIddt_oydxwhjbnhxl4pcabf">
               <w:r>
                 <w:rPr>
                   <w:rFonts w:ascii="Arial" w:cs="Arial" w:eastAsia="Arial" w:hAnsi="Arial"/>
@@ -18746,7 +18746,7 @@
               <w:spacing w:after="10" w:before="0"/>
               <w:ind w:left="120"/>
             </w:pPr>
-            <w:hyperlink w:history="1" r:id="rIdr-v_uauxfbs-oyav3as2o">
+            <w:hyperlink w:history="1" r:id="rId-bwgvylnxhhxrwkyqrveh">
               <w:r>
                 <w:rPr>
                   <w:rFonts w:ascii="Arial" w:cs="Arial" w:eastAsia="Arial" w:hAnsi="Arial"/>
@@ -18791,7 +18791,7 @@
             <w:pPr>
               <w:spacing w:after="20" w:before="0"/>
             </w:pPr>
-            <w:hyperlink w:history="1" r:id="rIdfe6cw0vrss6oftv-qcp0u">
+            <w:hyperlink w:history="1" r:id="rId3i6afusui2gcilu_hgira">
               <w:r>
                 <w:rPr>
                   <w:rFonts w:ascii="Arial" w:cs="Arial" w:eastAsia="Arial" w:hAnsi="Arial"/>
@@ -18824,7 +18824,7 @@
               <w:spacing w:after="10" w:before="0"/>
               <w:ind w:left="120"/>
             </w:pPr>
-            <w:hyperlink w:history="1" r:id="rIdozoh4sjp7dmgrxaaas319">
+            <w:hyperlink w:history="1" r:id="rIdtbjelxjyoyffvik9txy2k">
               <w:r>
                 <w:rPr>
                   <w:rFonts w:ascii="Arial" w:cs="Arial" w:eastAsia="Arial" w:hAnsi="Arial"/>
@@ -19019,7 +19019,7 @@
             <w:pPr>
               <w:spacing w:after="20" w:before="0"/>
             </w:pPr>
-            <w:hyperlink w:history="1" r:id="rIdw0ces1hlq0uz-kgdrwypd">
+            <w:hyperlink w:history="1" r:id="rIdhlthvm9njl6vyncewgcnw">
               <w:r>
                 <w:rPr>
                   <w:rFonts w:ascii="Arial" w:cs="Arial" w:eastAsia="Arial" w:hAnsi="Arial"/>
@@ -19052,7 +19052,7 @@
               <w:spacing w:after="10" w:before="0"/>
               <w:ind w:left="120"/>
             </w:pPr>
-            <w:hyperlink w:history="1" r:id="rIdy2nbq7qtwiafq89atzdgq">
+            <w:hyperlink w:history="1" r:id="rIdnnkhnezvtvpm3obdx2sj6">
               <w:r>
                 <w:rPr>
                   <w:rFonts w:ascii="Arial" w:cs="Arial" w:eastAsia="Arial" w:hAnsi="Arial"/>
@@ -19097,7 +19097,7 @@
             <w:pPr>
               <w:spacing w:after="20" w:before="0"/>
             </w:pPr>
-            <w:hyperlink w:history="1" r:id="rIdh0vkxqwz-dvl_0s_hg-re">
+            <w:hyperlink w:history="1" r:id="rIdo3oqgjtlkd4c8oh80b3ba">
               <w:r>
                 <w:rPr>
                   <w:rFonts w:ascii="Arial" w:cs="Arial" w:eastAsia="Arial" w:hAnsi="Arial"/>
@@ -19130,7 +19130,7 @@
               <w:spacing w:after="10" w:before="0"/>
               <w:ind w:left="120"/>
             </w:pPr>
-            <w:hyperlink w:history="1" r:id="rIdi_h3el2zsocbob8istlyi">
+            <w:hyperlink w:history="1" r:id="rIdnqicpyos7gdml5vvexoyp">
               <w:r>
                 <w:rPr>
                   <w:rFonts w:ascii="Arial" w:cs="Arial" w:eastAsia="Arial" w:hAnsi="Arial"/>
@@ -19325,7 +19325,7 @@
             <w:pPr>
               <w:spacing w:after="20" w:before="0"/>
             </w:pPr>
-            <w:hyperlink w:history="1" r:id="rId4q-oyvdpu7wbv_i4utnro">
+            <w:hyperlink w:history="1" r:id="rIdehy-rmujyqpvswqoaoed3">
               <w:r>
                 <w:rPr>
                   <w:rFonts w:ascii="Arial" w:cs="Arial" w:eastAsia="Arial" w:hAnsi="Arial"/>
@@ -19358,7 +19358,7 @@
               <w:spacing w:after="10" w:before="0"/>
               <w:ind w:left="120"/>
             </w:pPr>
-            <w:hyperlink w:history="1" r:id="rIdx0fv1u5roe1cjes0wi-y3">
+            <w:hyperlink w:history="1" r:id="rIdehfonvpiyxp39ehgvxnun">
               <w:r>
                 <w:rPr>
                   <w:rFonts w:ascii="Arial" w:cs="Arial" w:eastAsia="Arial" w:hAnsi="Arial"/>
@@ -19403,7 +19403,7 @@
             <w:pPr>
               <w:spacing w:after="20" w:before="0"/>
             </w:pPr>
-            <w:hyperlink w:history="1" r:id="rId-iwhqozcuun1a4ajgfit5">
+            <w:hyperlink w:history="1" r:id="rIdmxul_adhbo0kz5fskkdej">
               <w:r>
                 <w:rPr>
                   <w:rFonts w:ascii="Arial" w:cs="Arial" w:eastAsia="Arial" w:hAnsi="Arial"/>
@@ -19436,7 +19436,7 @@
               <w:spacing w:after="10" w:before="0"/>
               <w:ind w:left="120"/>
             </w:pPr>
-            <w:hyperlink w:history="1" r:id="rIdm6qoep29juglvtpjzodsq">
+            <w:hyperlink w:history="1" r:id="rIdndaf5_ck-aehycnlm2bcx">
               <w:r>
                 <w:rPr>
                   <w:rFonts w:ascii="Arial" w:cs="Arial" w:eastAsia="Arial" w:hAnsi="Arial"/>
@@ -19631,7 +19631,7 @@
             <w:pPr>
               <w:spacing w:after="20" w:before="0"/>
             </w:pPr>
-            <w:hyperlink w:history="1" r:id="rIdy_a7y4ujaz-_dfeaugmgb">
+            <w:hyperlink w:history="1" r:id="rIds8lvorx-ngkw05mhmzyag">
               <w:r>
                 <w:rPr>
                   <w:rFonts w:ascii="Arial" w:cs="Arial" w:eastAsia="Arial" w:hAnsi="Arial"/>
@@ -19680,7 +19680,7 @@
               <w:spacing w:after="10" w:before="0"/>
               <w:ind w:left="120"/>
             </w:pPr>
-            <w:hyperlink w:history="1" r:id="rIdojq7juio3vxhc25zn0yyc">
+            <w:hyperlink w:history="1" r:id="rIdcycvtx0yfj9b8b2wffhyo">
               <w:r>
                 <w:rPr>
                   <w:rFonts w:ascii="Arial" w:cs="Arial" w:eastAsia="Arial" w:hAnsi="Arial"/>
@@ -19725,7 +19725,7 @@
             <w:pPr>
               <w:spacing w:after="20" w:before="0"/>
             </w:pPr>
-            <w:hyperlink w:history="1" r:id="rIdu42qo-qoktgtgdt3xgrdv">
+            <w:hyperlink w:history="1" r:id="rIdbjas_zd9-isvacvhflnmp">
               <w:r>
                 <w:rPr>
                   <w:rFonts w:ascii="Arial" w:cs="Arial" w:eastAsia="Arial" w:hAnsi="Arial"/>
@@ -19758,7 +19758,7 @@
               <w:spacing w:after="10" w:before="0"/>
               <w:ind w:left="120"/>
             </w:pPr>
-            <w:hyperlink w:history="1" r:id="rIdqyofhg5mgwipdywq_xveq">
+            <w:hyperlink w:history="1" r:id="rId5rzw4iijuufwaj76mlxfm">
               <w:r>
                 <w:rPr>
                   <w:rFonts w:ascii="Arial" w:cs="Arial" w:eastAsia="Arial" w:hAnsi="Arial"/>
@@ -20270,7 +20270,7 @@
         </w:rPr>
         <w:t xml:space="preserve">© 2026 SeaVuria and ARES. Aligned with KICD objectives. Developed by SeaVuria; technical implementation by ARES (with AI assistance from Claude). Licensed under </w:t>
       </w:r>
-      <w:hyperlink w:history="1" r:id="rIdvqsmdycbfroailhru6fwx">
+      <w:hyperlink w:history="1" r:id="rIdaygqq1cgx989jgbrdaszp">
         <w:r>
           <w:rPr>
             <w:rFonts w:ascii="Arial" w:cs="Arial" w:eastAsia="Arial" w:hAnsi="Arial"/>
@@ -20291,7 +20291,7 @@
         </w:rPr>
         <w:t xml:space="preserve"> (</w:t>
       </w:r>
-      <w:hyperlink w:history="1" r:id="rIdr8nxhvbgp5o4pb2ouhr67">
+      <w:hyperlink w:history="1" r:id="rIdep1xt-ur9xdojnmdwnelp">
         <w:r>
           <w:rPr>
             <w:rFonts w:ascii="Arial" w:cs="Arial" w:eastAsia="Arial" w:hAnsi="Arial"/>
@@ -21304,7 +21304,7 @@
             <w:pPr>
               <w:spacing w:after="20" w:before="0"/>
             </w:pPr>
-            <w:hyperlink w:history="1" r:id="rId1izremsaiugt31r52ptlu">
+            <w:hyperlink w:history="1" r:id="rIdq1bedwzeoeutmiw2ryr8m">
               <w:r>
                 <w:rPr>
                   <w:rFonts w:ascii="Arial" w:cs="Arial" w:eastAsia="Arial" w:hAnsi="Arial"/>
@@ -21337,7 +21337,7 @@
               <w:spacing w:after="10" w:before="0"/>
               <w:ind w:left="120"/>
             </w:pPr>
-            <w:hyperlink w:history="1" r:id="rIdkdx11-r6uj9hluylvnpp9">
+            <w:hyperlink w:history="1" r:id="rIdpryuq2axz9sbdvvpm9noh">
               <w:r>
                 <w:rPr>
                   <w:rFonts w:ascii="Arial" w:cs="Arial" w:eastAsia="Arial" w:hAnsi="Arial"/>
@@ -21382,7 +21382,7 @@
             <w:pPr>
               <w:spacing w:after="20" w:before="0"/>
             </w:pPr>
-            <w:hyperlink w:history="1" r:id="rId4xl59hkz6ymxfx8kcs8jp">
+            <w:hyperlink w:history="1" r:id="rId34mjqoxdp5pxolme94ame">
               <w:r>
                 <w:rPr>
                   <w:rFonts w:ascii="Arial" w:cs="Arial" w:eastAsia="Arial" w:hAnsi="Arial"/>
@@ -21415,7 +21415,7 @@
               <w:spacing w:after="10" w:before="0"/>
               <w:ind w:left="120"/>
             </w:pPr>
-            <w:hyperlink w:history="1" r:id="rIdf5gotoji_iqonw-jw7kj0">
+            <w:hyperlink w:history="1" r:id="rIdypuhktfh9u7snymfynpis">
               <w:r>
                 <w:rPr>
                   <w:rFonts w:ascii="Arial" w:cs="Arial" w:eastAsia="Arial" w:hAnsi="Arial"/>
@@ -21610,7 +21610,7 @@
             <w:pPr>
               <w:spacing w:after="20" w:before="0"/>
             </w:pPr>
-            <w:hyperlink w:history="1" r:id="rIdecqr2h83srj8ydxlaqkt7">
+            <w:hyperlink w:history="1" r:id="rIdupzpgqxnmy97oyt7eg1qo">
               <w:r>
                 <w:rPr>
                   <w:rFonts w:ascii="Arial" w:cs="Arial" w:eastAsia="Arial" w:hAnsi="Arial"/>
@@ -21643,7 +21643,7 @@
               <w:spacing w:after="10" w:before="0"/>
               <w:ind w:left="120"/>
             </w:pPr>
-            <w:hyperlink w:history="1" r:id="rIdpohfbxonj99_lxckylca5">
+            <w:hyperlink w:history="1" r:id="rId7csmmipvtxmdw581xngpn">
               <w:r>
                 <w:rPr>
                   <w:rFonts w:ascii="Arial" w:cs="Arial" w:eastAsia="Arial" w:hAnsi="Arial"/>
@@ -21688,7 +21688,7 @@
             <w:pPr>
               <w:spacing w:after="20" w:before="0"/>
             </w:pPr>
-            <w:hyperlink w:history="1" r:id="rIdftwndyyypzwrwbea9hydy">
+            <w:hyperlink w:history="1" r:id="rIdwgvnt22hjd1li2nsoxbdv">
               <w:r>
                 <w:rPr>
                   <w:rFonts w:ascii="Arial" w:cs="Arial" w:eastAsia="Arial" w:hAnsi="Arial"/>
@@ -21721,7 +21721,7 @@
               <w:spacing w:after="10" w:before="0"/>
               <w:ind w:left="120"/>
             </w:pPr>
-            <w:hyperlink w:history="1" r:id="rId_uvorebokfunkuep9bzgw">
+            <w:hyperlink w:history="1" r:id="rIdt7_tt1izomxnqe3vfhffr">
               <w:r>
                 <w:rPr>
                   <w:rFonts w:ascii="Arial" w:cs="Arial" w:eastAsia="Arial" w:hAnsi="Arial"/>
@@ -21916,7 +21916,7 @@
             <w:pPr>
               <w:spacing w:after="20" w:before="0"/>
             </w:pPr>
-            <w:hyperlink w:history="1" r:id="rId13_fxpjocslruno2q7cbn">
+            <w:hyperlink w:history="1" r:id="rIdfknydq34aayzbduu2tenw">
               <w:r>
                 <w:rPr>
                   <w:rFonts w:ascii="Arial" w:cs="Arial" w:eastAsia="Arial" w:hAnsi="Arial"/>
@@ -21965,7 +21965,7 @@
               <w:spacing w:after="10" w:before="0"/>
               <w:ind w:left="120"/>
             </w:pPr>
-            <w:hyperlink w:history="1" r:id="rIdtam4pgq4d20ymmerpc_n6">
+            <w:hyperlink w:history="1" r:id="rIdt2lqj__5ci5epry1up-tk">
               <w:r>
                 <w:rPr>
                   <w:rFonts w:ascii="Arial" w:cs="Arial" w:eastAsia="Arial" w:hAnsi="Arial"/>
@@ -22010,7 +22010,7 @@
             <w:pPr>
               <w:spacing w:after="20" w:before="0"/>
             </w:pPr>
-            <w:hyperlink w:history="1" r:id="rIdbfcgjan-9z0kr7jndnvw8">
+            <w:hyperlink w:history="1" r:id="rIdbi8k9ahjx6-r2wr3npgb7">
               <w:r>
                 <w:rPr>
                   <w:rFonts w:ascii="Arial" w:cs="Arial" w:eastAsia="Arial" w:hAnsi="Arial"/>
@@ -22043,7 +22043,7 @@
               <w:spacing w:after="10" w:before="0"/>
               <w:ind w:left="120"/>
             </w:pPr>
-            <w:hyperlink w:history="1" r:id="rIdisk41sfxz-g1z3rhiaozg">
+            <w:hyperlink w:history="1" r:id="rIdqmoqe9zxxmihxpyybicjr">
               <w:r>
                 <w:rPr>
                   <w:rFonts w:ascii="Arial" w:cs="Arial" w:eastAsia="Arial" w:hAnsi="Arial"/>
@@ -22238,7 +22238,7 @@
             <w:pPr>
               <w:spacing w:after="20" w:before="0"/>
             </w:pPr>
-            <w:hyperlink w:history="1" r:id="rId6zgozotqa2_17gxqazk1-">
+            <w:hyperlink w:history="1" r:id="rIdpwnynljtyhz4-hr4p3txl">
               <w:r>
                 <w:rPr>
                   <w:rFonts w:ascii="Arial" w:cs="Arial" w:eastAsia="Arial" w:hAnsi="Arial"/>
@@ -22287,7 +22287,7 @@
               <w:spacing w:after="10" w:before="0"/>
               <w:ind w:left="120"/>
             </w:pPr>
-            <w:hyperlink w:history="1" r:id="rIdidbefky81dgqe7s1zlhex">
+            <w:hyperlink w:history="1" r:id="rIdsu51jr7gcednv3fwemvnu">
               <w:r>
                 <w:rPr>
                   <w:rFonts w:ascii="Arial" w:cs="Arial" w:eastAsia="Arial" w:hAnsi="Arial"/>
@@ -22332,7 +22332,7 @@
             <w:pPr>
               <w:spacing w:after="20" w:before="0"/>
             </w:pPr>
-            <w:hyperlink w:history="1" r:id="rIdcyz33kj3qlj_4atj-0uwd">
+            <w:hyperlink w:history="1" r:id="rIdy1anth8bxj5r7dj_bdkip">
               <w:r>
                 <w:rPr>
                   <w:rFonts w:ascii="Arial" w:cs="Arial" w:eastAsia="Arial" w:hAnsi="Arial"/>
@@ -22365,7 +22365,7 @@
               <w:spacing w:after="10" w:before="0"/>
               <w:ind w:left="120"/>
             </w:pPr>
-            <w:hyperlink w:history="1" r:id="rId-04fgksgun_gichrlxdde">
+            <w:hyperlink w:history="1" r:id="rIdh_hf46cmcr5jhzphcfpx-">
               <w:r>
                 <w:rPr>
                   <w:rFonts w:ascii="Arial" w:cs="Arial" w:eastAsia="Arial" w:hAnsi="Arial"/>
@@ -22560,7 +22560,7 @@
             <w:pPr>
               <w:spacing w:after="20" w:before="0"/>
             </w:pPr>
-            <w:hyperlink w:history="1" r:id="rIdz0ikxagbdafs5hm6wzfj6">
+            <w:hyperlink w:history="1" r:id="rIdodsbz1j689x-n83hcwevr">
               <w:r>
                 <w:rPr>
                   <w:rFonts w:ascii="Arial" w:cs="Arial" w:eastAsia="Arial" w:hAnsi="Arial"/>
@@ -22609,7 +22609,7 @@
               <w:spacing w:after="10" w:before="0"/>
               <w:ind w:left="120"/>
             </w:pPr>
-            <w:hyperlink w:history="1" r:id="rIdm0a-jl9ek66rxzcpf_9lc">
+            <w:hyperlink w:history="1" r:id="rIdrtnkw2mebilx3pcm3tvmg">
               <w:r>
                 <w:rPr>
                   <w:rFonts w:ascii="Arial" w:cs="Arial" w:eastAsia="Arial" w:hAnsi="Arial"/>
@@ -22654,7 +22654,7 @@
             <w:pPr>
               <w:spacing w:after="20" w:before="0"/>
             </w:pPr>
-            <w:hyperlink w:history="1" r:id="rIddfb1noimfdx3pmhcci0nm">
+            <w:hyperlink w:history="1" r:id="rIdjrwzul_dbwiiilf0jr02r">
               <w:r>
                 <w:rPr>
                   <w:rFonts w:ascii="Arial" w:cs="Arial" w:eastAsia="Arial" w:hAnsi="Arial"/>
@@ -22687,7 +22687,7 @@
               <w:spacing w:after="10" w:before="0"/>
               <w:ind w:left="120"/>
             </w:pPr>
-            <w:hyperlink w:history="1" r:id="rIdg-afkaifwosfftopyb1vj">
+            <w:hyperlink w:history="1" r:id="rIdijsrtho3o5beyl3ip5ev8">
               <w:r>
                 <w:rPr>
                   <w:rFonts w:ascii="Arial" w:cs="Arial" w:eastAsia="Arial" w:hAnsi="Arial"/>
@@ -23199,7 +23199,7 @@
         </w:rPr>
         <w:t xml:space="preserve">© 2026 SeaVuria and ARES. Aligned with KICD objectives. Developed by SeaVuria; technical implementation by ARES (with AI assistance from Claude). Licensed under </w:t>
       </w:r>
-      <w:hyperlink w:history="1" r:id="rId_3y9rgh6mmvcbi1vvzlde">
+      <w:hyperlink w:history="1" r:id="rId5xdzlhhbuxhbtqypfj6yd">
         <w:r>
           <w:rPr>
             <w:rFonts w:ascii="Arial" w:cs="Arial" w:eastAsia="Arial" w:hAnsi="Arial"/>
@@ -23220,7 +23220,7 @@
         </w:rPr>
         <w:t xml:space="preserve"> (</w:t>
       </w:r>
-      <w:hyperlink w:history="1" r:id="rIdhjtyho2nt4y2bkih6tclw">
+      <w:hyperlink w:history="1" r:id="rIdhqtvd9js88ryafspx0_pq">
         <w:r>
           <w:rPr>
             <w:rFonts w:ascii="Arial" w:cs="Arial" w:eastAsia="Arial" w:hAnsi="Arial"/>
@@ -24233,7 +24233,7 @@
             <w:pPr>
               <w:spacing w:after="20" w:before="0"/>
             </w:pPr>
-            <w:hyperlink w:history="1" r:id="rId0_atgurj5amgnbftxswu8">
+            <w:hyperlink w:history="1" r:id="rId6ndty85yqppn-icm5ecms">
               <w:r>
                 <w:rPr>
                   <w:rFonts w:ascii="Arial" w:cs="Arial" w:eastAsia="Arial" w:hAnsi="Arial"/>
@@ -24266,7 +24266,7 @@
               <w:spacing w:after="10" w:before="0"/>
               <w:ind w:left="120"/>
             </w:pPr>
-            <w:hyperlink w:history="1" r:id="rId4ofcigyudsynmmanv70qz">
+            <w:hyperlink w:history="1" r:id="rIdfnwglqdzcnnos0hmjprd1">
               <w:r>
                 <w:rPr>
                   <w:rFonts w:ascii="Arial" w:cs="Arial" w:eastAsia="Arial" w:hAnsi="Arial"/>
@@ -24311,7 +24311,7 @@
             <w:pPr>
               <w:spacing w:after="20" w:before="0"/>
             </w:pPr>
-            <w:hyperlink w:history="1" r:id="rIdwfmpd65ttozcj2ypsgbda">
+            <w:hyperlink w:history="1" r:id="rIds9tc2nwkumybhdkatc_7w">
               <w:r>
                 <w:rPr>
                   <w:rFonts w:ascii="Arial" w:cs="Arial" w:eastAsia="Arial" w:hAnsi="Arial"/>
@@ -24344,7 +24344,7 @@
               <w:spacing w:after="10" w:before="0"/>
               <w:ind w:left="120"/>
             </w:pPr>
-            <w:hyperlink w:history="1" r:id="rIdxwpvwlyubnstcpa97z29t">
+            <w:hyperlink w:history="1" r:id="rIdjue0qa7tgtc13y0ujssfi">
               <w:r>
                 <w:rPr>
                   <w:rFonts w:ascii="Arial" w:cs="Arial" w:eastAsia="Arial" w:hAnsi="Arial"/>
@@ -24539,7 +24539,7 @@
             <w:pPr>
               <w:spacing w:after="20" w:before="0"/>
             </w:pPr>
-            <w:hyperlink w:history="1" r:id="rId3ly1mszltg8rqvdyksftt">
+            <w:hyperlink w:history="1" r:id="rIdvjtcmbey8onjj14d6efwd">
               <w:r>
                 <w:rPr>
                   <w:rFonts w:ascii="Arial" w:cs="Arial" w:eastAsia="Arial" w:hAnsi="Arial"/>
@@ -24572,7 +24572,7 @@
               <w:spacing w:after="10" w:before="0"/>
               <w:ind w:left="120"/>
             </w:pPr>
-            <w:hyperlink w:history="1" r:id="rIdxdpdoqhca8lrin7s2irkj">
+            <w:hyperlink w:history="1" r:id="rIdelq7lmnpsl1bwlob-ci9h">
               <w:r>
                 <w:rPr>
                   <w:rFonts w:ascii="Arial" w:cs="Arial" w:eastAsia="Arial" w:hAnsi="Arial"/>
@@ -24617,7 +24617,7 @@
             <w:pPr>
               <w:spacing w:after="20" w:before="0"/>
             </w:pPr>
-            <w:hyperlink w:history="1" r:id="rIdi8gqxvkoaoywzngncbymc">
+            <w:hyperlink w:history="1" r:id="rId3l_4cgg3scqiab0tvgj06">
               <w:r>
                 <w:rPr>
                   <w:rFonts w:ascii="Arial" w:cs="Arial" w:eastAsia="Arial" w:hAnsi="Arial"/>
@@ -24650,7 +24650,7 @@
               <w:spacing w:after="10" w:before="0"/>
               <w:ind w:left="120"/>
             </w:pPr>
-            <w:hyperlink w:history="1" r:id="rIdbwazbu6tasluzsp5daeao">
+            <w:hyperlink w:history="1" r:id="rIdmxvclly3ijfv4i8tqhnyd">
               <w:r>
                 <w:rPr>
                   <w:rFonts w:ascii="Arial" w:cs="Arial" w:eastAsia="Arial" w:hAnsi="Arial"/>
@@ -24845,7 +24845,7 @@
             <w:pPr>
               <w:spacing w:after="20" w:before="0"/>
             </w:pPr>
-            <w:hyperlink w:history="1" r:id="rIdaxina_j7kwad4snjbmkue">
+            <w:hyperlink w:history="1" r:id="rIdujuh5mjzqdapczxpiktyx">
               <w:r>
                 <w:rPr>
                   <w:rFonts w:ascii="Arial" w:cs="Arial" w:eastAsia="Arial" w:hAnsi="Arial"/>
@@ -24878,7 +24878,7 @@
               <w:spacing w:after="10" w:before="0"/>
               <w:ind w:left="120"/>
             </w:pPr>
-            <w:hyperlink w:history="1" r:id="rIdhibrijlkx1goqwc9zp9yl">
+            <w:hyperlink w:history="1" r:id="rIddqjw--tgukhmkiry9vhkf">
               <w:r>
                 <w:rPr>
                   <w:rFonts w:ascii="Arial" w:cs="Arial" w:eastAsia="Arial" w:hAnsi="Arial"/>
@@ -24923,7 +24923,7 @@
             <w:pPr>
               <w:spacing w:after="20" w:before="0"/>
             </w:pPr>
-            <w:hyperlink w:history="1" r:id="rId58gzj6uqlpovdfstuctfe">
+            <w:hyperlink w:history="1" r:id="rIdrnnt07j2jdxgjue05j7yj">
               <w:r>
                 <w:rPr>
                   <w:rFonts w:ascii="Arial" w:cs="Arial" w:eastAsia="Arial" w:hAnsi="Arial"/>
@@ -24956,7 +24956,7 @@
               <w:spacing w:after="10" w:before="0"/>
               <w:ind w:left="120"/>
             </w:pPr>
-            <w:hyperlink w:history="1" r:id="rId0eycsan4liqwxg4rixueo">
+            <w:hyperlink w:history="1" r:id="rIdoxzbu8pucckpkw6gboi9a">
               <w:r>
                 <w:rPr>
                   <w:rFonts w:ascii="Arial" w:cs="Arial" w:eastAsia="Arial" w:hAnsi="Arial"/>
@@ -25151,7 +25151,7 @@
             <w:pPr>
               <w:spacing w:after="20" w:before="0"/>
             </w:pPr>
-            <w:hyperlink w:history="1" r:id="rId3nsywvzvmasqzz9tjfaf-">
+            <w:hyperlink w:history="1" r:id="rIdbmbmecokzcty8zrvwpgv1">
               <w:r>
                 <w:rPr>
                   <w:rFonts w:ascii="Arial" w:cs="Arial" w:eastAsia="Arial" w:hAnsi="Arial"/>
@@ -25184,7 +25184,7 @@
               <w:spacing w:after="10" w:before="0"/>
               <w:ind w:left="120"/>
             </w:pPr>
-            <w:hyperlink w:history="1" r:id="rIdh5dzmaapvvr89w1xn-2ii">
+            <w:hyperlink w:history="1" r:id="rId-qsbjuocaar1z6b0cryzu">
               <w:r>
                 <w:rPr>
                   <w:rFonts w:ascii="Arial" w:cs="Arial" w:eastAsia="Arial" w:hAnsi="Arial"/>
@@ -25229,7 +25229,7 @@
             <w:pPr>
               <w:spacing w:after="20" w:before="0"/>
             </w:pPr>
-            <w:hyperlink w:history="1" r:id="rIdtudj_jgcbgc4xgqzj7ux3">
+            <w:hyperlink w:history="1" r:id="rIdgrst2q2hnf8ksqxn7vdmb">
               <w:r>
                 <w:rPr>
                   <w:rFonts w:ascii="Arial" w:cs="Arial" w:eastAsia="Arial" w:hAnsi="Arial"/>
@@ -25262,7 +25262,7 @@
               <w:spacing w:after="10" w:before="0"/>
               <w:ind w:left="120"/>
             </w:pPr>
-            <w:hyperlink w:history="1" r:id="rIdrvl_jh3btfloppoxgch6j">
+            <w:hyperlink w:history="1" r:id="rIdd4krza0vgqgxdy3uglm-z">
               <w:r>
                 <w:rPr>
                   <w:rFonts w:ascii="Arial" w:cs="Arial" w:eastAsia="Arial" w:hAnsi="Arial"/>
@@ -25457,7 +25457,7 @@
             <w:pPr>
               <w:spacing w:after="20" w:before="0"/>
             </w:pPr>
-            <w:hyperlink w:history="1" r:id="rIdqcw20a5w6k8lljs0wnnto">
+            <w:hyperlink w:history="1" r:id="rIdjqbmxj_ghy57see7i6wm8">
               <w:r>
                 <w:rPr>
                   <w:rFonts w:ascii="Arial" w:cs="Arial" w:eastAsia="Arial" w:hAnsi="Arial"/>
@@ -25490,7 +25490,7 @@
               <w:spacing w:after="10" w:before="0"/>
               <w:ind w:left="120"/>
             </w:pPr>
-            <w:hyperlink w:history="1" r:id="rIduwmf_7rxyo7xkxckqieiy">
+            <w:hyperlink w:history="1" r:id="rId2emjgkrjyfvi6j-o0have">
               <w:r>
                 <w:rPr>
                   <w:rFonts w:ascii="Arial" w:cs="Arial" w:eastAsia="Arial" w:hAnsi="Arial"/>
@@ -25535,7 +25535,7 @@
             <w:pPr>
               <w:spacing w:after="20" w:before="0"/>
             </w:pPr>
-            <w:hyperlink w:history="1" r:id="rId7p8bwgkkbeqfo2iqot_dl">
+            <w:hyperlink w:history="1" r:id="rId5uycgobbexrlni68gpuyp">
               <w:r>
                 <w:rPr>
                   <w:rFonts w:ascii="Arial" w:cs="Arial" w:eastAsia="Arial" w:hAnsi="Arial"/>
@@ -25568,7 +25568,7 @@
               <w:spacing w:after="10" w:before="0"/>
               <w:ind w:left="120"/>
             </w:pPr>
-            <w:hyperlink w:history="1" r:id="rIdqmwnkvoxtsplvho_9vo13">
+            <w:hyperlink w:history="1" r:id="rIdjs7mpb_3kcqvtd9yx6jtn">
               <w:r>
                 <w:rPr>
                   <w:rFonts w:ascii="Arial" w:cs="Arial" w:eastAsia="Arial" w:hAnsi="Arial"/>
@@ -26080,7 +26080,7 @@
         </w:rPr>
         <w:t xml:space="preserve">© 2026 SeaVuria and ARES. Aligned with KICD objectives. Developed by SeaVuria; technical implementation by ARES (with AI assistance from Claude). Licensed under </w:t>
       </w:r>
-      <w:hyperlink w:history="1" r:id="rIdfnel3pqu1mt4pffolelpy">
+      <w:hyperlink w:history="1" r:id="rIdj4lh1qnkpb17qie5cdqrs">
         <w:r>
           <w:rPr>
             <w:rFonts w:ascii="Arial" w:cs="Arial" w:eastAsia="Arial" w:hAnsi="Arial"/>
@@ -26101,7 +26101,7 @@
         </w:rPr>
         <w:t xml:space="preserve"> (</w:t>
       </w:r>
-      <w:hyperlink w:history="1" r:id="rIds6myhpjbaltqaiqzkbc_3">
+      <w:hyperlink w:history="1" r:id="rId6ntgadon5o3ljlj1ghe1i">
         <w:r>
           <w:rPr>
             <w:rFonts w:ascii="Arial" w:cs="Arial" w:eastAsia="Arial" w:hAnsi="Arial"/>
@@ -27114,7 +27114,7 @@
             <w:pPr>
               <w:spacing w:after="20" w:before="0"/>
             </w:pPr>
-            <w:hyperlink w:history="1" r:id="rIdrvykmdqb8xbn3p6wk3tt9">
+            <w:hyperlink w:history="1" r:id="rIdjnpcwo_-hxmkn6dnla0dk">
               <w:r>
                 <w:rPr>
                   <w:rFonts w:ascii="Arial" w:cs="Arial" w:eastAsia="Arial" w:hAnsi="Arial"/>
@@ -27163,7 +27163,7 @@
               <w:spacing w:after="10" w:before="0"/>
               <w:ind w:left="120"/>
             </w:pPr>
-            <w:hyperlink w:history="1" r:id="rIdvvwc6as_8etn42hkrd2ax">
+            <w:hyperlink w:history="1" r:id="rIdhngvf8ly1crvs-anb-ldd">
               <w:r>
                 <w:rPr>
                   <w:rFonts w:ascii="Arial" w:cs="Arial" w:eastAsia="Arial" w:hAnsi="Arial"/>
@@ -27208,7 +27208,7 @@
             <w:pPr>
               <w:spacing w:after="20" w:before="0"/>
             </w:pPr>
-            <w:hyperlink w:history="1" r:id="rId0kqsnpyydhopio1s5em3n">
+            <w:hyperlink w:history="1" r:id="rId2lmdjhyfnflyz-a-cwogk">
               <w:r>
                 <w:rPr>
                   <w:rFonts w:ascii="Arial" w:cs="Arial" w:eastAsia="Arial" w:hAnsi="Arial"/>
@@ -27241,7 +27241,7 @@
               <w:spacing w:after="10" w:before="0"/>
               <w:ind w:left="120"/>
             </w:pPr>
-            <w:hyperlink w:history="1" r:id="rIdll3yjy07lh2reziuomuqo">
+            <w:hyperlink w:history="1" r:id="rId-yv-gemrrtsyzhd6ldeuw">
               <w:r>
                 <w:rPr>
                   <w:rFonts w:ascii="Arial" w:cs="Arial" w:eastAsia="Arial" w:hAnsi="Arial"/>
@@ -27436,7 +27436,7 @@
             <w:pPr>
               <w:spacing w:after="20" w:before="0"/>
             </w:pPr>
-            <w:hyperlink w:history="1" r:id="rIdzbz6ftbxf0ebtcko5mwb_">
+            <w:hyperlink w:history="1" r:id="rIddnmt595-nld1x1tn_dhju">
               <w:r>
                 <w:rPr>
                   <w:rFonts w:ascii="Arial" w:cs="Arial" w:eastAsia="Arial" w:hAnsi="Arial"/>
@@ -27485,7 +27485,7 @@
               <w:spacing w:after="10" w:before="0"/>
               <w:ind w:left="120"/>
             </w:pPr>
-            <w:hyperlink w:history="1" r:id="rIdwysxyxyxwpvf_cw2kduvc">
+            <w:hyperlink w:history="1" r:id="rIdhho5cbig3frffiklpmia_">
               <w:r>
                 <w:rPr>
                   <w:rFonts w:ascii="Arial" w:cs="Arial" w:eastAsia="Arial" w:hAnsi="Arial"/>
@@ -27530,7 +27530,7 @@
             <w:pPr>
               <w:spacing w:after="20" w:before="0"/>
             </w:pPr>
-            <w:hyperlink w:history="1" r:id="rIdaym1ktuy6w_ov3pccsynh">
+            <w:hyperlink w:history="1" r:id="rIdxrscqeun3ff_8mevfgdqi">
               <w:r>
                 <w:rPr>
                   <w:rFonts w:ascii="Arial" w:cs="Arial" w:eastAsia="Arial" w:hAnsi="Arial"/>
@@ -27563,7 +27563,7 @@
               <w:spacing w:after="10" w:before="0"/>
               <w:ind w:left="120"/>
             </w:pPr>
-            <w:hyperlink w:history="1" r:id="rIdmlzpmn50off7zirvertp3">
+            <w:hyperlink w:history="1" r:id="rIdga94bo4dy0qltgc8-zh7a">
               <w:r>
                 <w:rPr>
                   <w:rFonts w:ascii="Arial" w:cs="Arial" w:eastAsia="Arial" w:hAnsi="Arial"/>
@@ -27758,7 +27758,7 @@
             <w:pPr>
               <w:spacing w:after="20" w:before="0"/>
             </w:pPr>
-            <w:hyperlink w:history="1" r:id="rId5mryqibupq6sg-ra6meyh">
+            <w:hyperlink w:history="1" r:id="rIdtlnwqatw4dxu4flzzehex">
               <w:r>
                 <w:rPr>
                   <w:rFonts w:ascii="Arial" w:cs="Arial" w:eastAsia="Arial" w:hAnsi="Arial"/>
@@ -27807,7 +27807,7 @@
               <w:spacing w:after="10" w:before="0"/>
               <w:ind w:left="120"/>
             </w:pPr>
-            <w:hyperlink w:history="1" r:id="rIdjiq6zq_9rm53zyukt4gcz">
+            <w:hyperlink w:history="1" r:id="rIdecpzglg91ucxzoad8x0cx">
               <w:r>
                 <w:rPr>
                   <w:rFonts w:ascii="Arial" w:cs="Arial" w:eastAsia="Arial" w:hAnsi="Arial"/>
@@ -27852,7 +27852,7 @@
             <w:pPr>
               <w:spacing w:after="20" w:before="0"/>
             </w:pPr>
-            <w:hyperlink w:history="1" r:id="rIdzaumogasyrpwcff_4mrcm">
+            <w:hyperlink w:history="1" r:id="rIdgzmmdczg5jtalxw_wv5ia">
               <w:r>
                 <w:rPr>
                   <w:rFonts w:ascii="Arial" w:cs="Arial" w:eastAsia="Arial" w:hAnsi="Arial"/>
@@ -27885,7 +27885,7 @@
               <w:spacing w:after="10" w:before="0"/>
               <w:ind w:left="120"/>
             </w:pPr>
-            <w:hyperlink w:history="1" r:id="rId2aa62mun9b9o_inphwgsp">
+            <w:hyperlink w:history="1" r:id="rIdai6_ayr43sfmfp8qfv_-d">
               <w:r>
                 <w:rPr>
                   <w:rFonts w:ascii="Arial" w:cs="Arial" w:eastAsia="Arial" w:hAnsi="Arial"/>
@@ -28080,7 +28080,7 @@
             <w:pPr>
               <w:spacing w:after="20" w:before="0"/>
             </w:pPr>
-            <w:hyperlink w:history="1" r:id="rIdy--jpoxwrpeoz4ilazyha">
+            <w:hyperlink w:history="1" r:id="rIdw-z8t-03u3oso8r6r6dti">
               <w:r>
                 <w:rPr>
                   <w:rFonts w:ascii="Arial" w:cs="Arial" w:eastAsia="Arial" w:hAnsi="Arial"/>
@@ -28129,7 +28129,7 @@
               <w:spacing w:after="10" w:before="0"/>
               <w:ind w:left="120"/>
             </w:pPr>
-            <w:hyperlink w:history="1" r:id="rIdytuqijqurhkv7hv7ib8xe">
+            <w:hyperlink w:history="1" r:id="rIdpi2rht6ykhgow-hsdtnio">
               <w:r>
                 <w:rPr>
                   <w:rFonts w:ascii="Arial" w:cs="Arial" w:eastAsia="Arial" w:hAnsi="Arial"/>
@@ -28174,7 +28174,7 @@
             <w:pPr>
               <w:spacing w:after="20" w:before="0"/>
             </w:pPr>
-            <w:hyperlink w:history="1" r:id="rIddn3dfrw_vhzlfddej4trc">
+            <w:hyperlink w:history="1" r:id="rIdoy-cxaxlep9uck8hvbs_a">
               <w:r>
                 <w:rPr>
                   <w:rFonts w:ascii="Arial" w:cs="Arial" w:eastAsia="Arial" w:hAnsi="Arial"/>
@@ -28207,7 +28207,7 @@
               <w:spacing w:after="10" w:before="0"/>
               <w:ind w:left="120"/>
             </w:pPr>
-            <w:hyperlink w:history="1" r:id="rIdhlidpbwxcm5i-7fdlouch">
+            <w:hyperlink w:history="1" r:id="rIdtpt165jngywgwysvyd2mi">
               <w:r>
                 <w:rPr>
                   <w:rFonts w:ascii="Arial" w:cs="Arial" w:eastAsia="Arial" w:hAnsi="Arial"/>
@@ -28402,7 +28402,7 @@
             <w:pPr>
               <w:spacing w:after="20" w:before="0"/>
             </w:pPr>
-            <w:hyperlink w:history="1" r:id="rIdpuoq97y_khxczsii38l60">
+            <w:hyperlink w:history="1" r:id="rIdo1bspkphoen8d0zwpkszr">
               <w:r>
                 <w:rPr>
                   <w:rFonts w:ascii="Arial" w:cs="Arial" w:eastAsia="Arial" w:hAnsi="Arial"/>
@@ -28451,7 +28451,7 @@
               <w:spacing w:after="10" w:before="0"/>
               <w:ind w:left="120"/>
             </w:pPr>
-            <w:hyperlink w:history="1" r:id="rId8eub03gs9fwczw9w8lcaj">
+            <w:hyperlink w:history="1" r:id="rIdrqsnqvvzezstgnmrfiws1">
               <w:r>
                 <w:rPr>
                   <w:rFonts w:ascii="Arial" w:cs="Arial" w:eastAsia="Arial" w:hAnsi="Arial"/>
@@ -28496,7 +28496,7 @@
             <w:pPr>
               <w:spacing w:after="20" w:before="0"/>
             </w:pPr>
-            <w:hyperlink w:history="1" r:id="rIdvhcao7pk6-isoa3xlzyik">
+            <w:hyperlink w:history="1" r:id="rIdepwflxfp6km9adzg81soz">
               <w:r>
                 <w:rPr>
                   <w:rFonts w:ascii="Arial" w:cs="Arial" w:eastAsia="Arial" w:hAnsi="Arial"/>
@@ -28529,7 +28529,7 @@
               <w:spacing w:after="10" w:before="0"/>
               <w:ind w:left="120"/>
             </w:pPr>
-            <w:hyperlink w:history="1" r:id="rIdc5yaemmwoh0mija6m8gw4">
+            <w:hyperlink w:history="1" r:id="rIdi9e18bftwucjl5ffdk2ww">
               <w:r>
                 <w:rPr>
                   <w:rFonts w:ascii="Arial" w:cs="Arial" w:eastAsia="Arial" w:hAnsi="Arial"/>
@@ -29136,7 +29136,7 @@
         </w:rPr>
         <w:t xml:space="preserve">© 2026 SeaVuria and ARES. Aligned with KICD objectives. Developed by SeaVuria; technical implementation by ARES (with AI assistance from Claude). Licensed under </w:t>
       </w:r>
-      <w:hyperlink w:history="1" r:id="rIdvzohsnrvejr3dcks4lbcq">
+      <w:hyperlink w:history="1" r:id="rIdryg60a8wlxu6snpe-mfgu">
         <w:r>
           <w:rPr>
             <w:rFonts w:ascii="Arial" w:cs="Arial" w:eastAsia="Arial" w:hAnsi="Arial"/>
@@ -29157,7 +29157,7 @@
         </w:rPr>
         <w:t xml:space="preserve"> (</w:t>
       </w:r>
-      <w:hyperlink w:history="1" r:id="rId_0oydo2unlsclzyxz6z9h">
+      <w:hyperlink w:history="1" r:id="rId5o9bd4uf_bqoxj6fxqli3">
         <w:r>
           <w:rPr>
             <w:rFonts w:ascii="Arial" w:cs="Arial" w:eastAsia="Arial" w:hAnsi="Arial"/>
@@ -30170,7 +30170,7 @@
             <w:pPr>
               <w:spacing w:after="20" w:before="0"/>
             </w:pPr>
-            <w:hyperlink w:history="1" r:id="rIdmpvkgxibqdzxucfcun74u">
+            <w:hyperlink w:history="1" r:id="rIdspjv6ykdtsdarfmjlypwq">
               <w:r>
                 <w:rPr>
                   <w:rFonts w:ascii="Arial" w:cs="Arial" w:eastAsia="Arial" w:hAnsi="Arial"/>
@@ -30203,7 +30203,7 @@
               <w:spacing w:after="10" w:before="0"/>
               <w:ind w:left="120"/>
             </w:pPr>
-            <w:hyperlink w:history="1" r:id="rId1ljicq7muqsw5tblyebrz">
+            <w:hyperlink w:history="1" r:id="rIdq8jyxqet2ko3rozxcbh2a">
               <w:r>
                 <w:rPr>
                   <w:rFonts w:ascii="Arial" w:cs="Arial" w:eastAsia="Arial" w:hAnsi="Arial"/>
@@ -30248,7 +30248,7 @@
             <w:pPr>
               <w:spacing w:after="20" w:before="0"/>
             </w:pPr>
-            <w:hyperlink w:history="1" r:id="rIdacn2e9lb429otguux2hoz">
+            <w:hyperlink w:history="1" r:id="rId9pmlv6wdeno0rcej-wzze">
               <w:r>
                 <w:rPr>
                   <w:rFonts w:ascii="Arial" w:cs="Arial" w:eastAsia="Arial" w:hAnsi="Arial"/>
@@ -30281,7 +30281,7 @@
               <w:spacing w:after="10" w:before="0"/>
               <w:ind w:left="120"/>
             </w:pPr>
-            <w:hyperlink w:history="1" r:id="rIdmfceb8aota7dipwjhyzwz">
+            <w:hyperlink w:history="1" r:id="rIdess9nacjq4gkcf5v0glng">
               <w:r>
                 <w:rPr>
                   <w:rFonts w:ascii="Arial" w:cs="Arial" w:eastAsia="Arial" w:hAnsi="Arial"/>
@@ -30323,7 +30323,7 @@
                 <w:sz w:val="18"/>
                 <w:szCs w:val="18"/>
               </w:rPr>
-              <w:t xml:space="preserve">Students are presented with an Elbow-Partner Predict card (one per pair) showing: a 3000 W electric jiko (Kenya ceramic charcoal-electric hybrid), a 60 W bulb, and a 750 W immersion heater, each running for 2 hours. The card asks: (1) Which appliance uses the most electrical energy in 2 hours? (2) If electricity costs Ksh 20 per unit, predict the cost for each appliance for the 2-hour period. (3) Return to the Huruma Estate phenomenon: the kettle rated at 2200 W took 8 extra minutes to begin boiling on the night of power restoration. Predict whether this wasted energy or saved energy for the household, and why. Students write individual predictions first (2 minutes), then share with their partner (1 minute). A show-of-hands temperature check is taken for question 1 before any instruction begins.</w:t>
+              <w:t xml:space="preserve">Students are presented with an Elbow-Partner Predict card (one per pair) showing: a 3000 W electric jiko (Kenya ceramic charcoal-electric hybrid), a 60 W bulb, and a 750 W immersion heater, each running for 2 hours. The card asks: (1) Which appliance uses the most electrical energy in 2 hours? (2) If electricity costs Ksh 12 per unit, predict the cost for each appliance for the 2-hour period. (3) Return to the Huruma Estate phenomenon: the kettle rated at 2200 W took 8 extra minutes to begin boiling on the night of power restoration. Predict whether this wasted energy or saved energy for the household, and why. Students write individual predictions first (2 minutes), then share with their partner (1 minute). A show-of-hands temperature check is taken for question 1 before any instruction begins.</w:t>
             </w:r>
           </w:p>
         </w:tc>
@@ -30476,7 +30476,7 @@
             <w:pPr>
               <w:spacing w:after="20" w:before="0"/>
             </w:pPr>
-            <w:hyperlink w:history="1" r:id="rIdfiag8lmwfj9lvgxrnui1t">
+            <w:hyperlink w:history="1" r:id="rId9khk4s0_cjsafz0uhstzi">
               <w:r>
                 <w:rPr>
                   <w:rFonts w:ascii="Arial" w:cs="Arial" w:eastAsia="Arial" w:hAnsi="Arial"/>
@@ -30509,7 +30509,7 @@
               <w:spacing w:after="10" w:before="0"/>
               <w:ind w:left="120"/>
             </w:pPr>
-            <w:hyperlink w:history="1" r:id="rIdipooif2fyp8cqik_tk2m9">
+            <w:hyperlink w:history="1" r:id="rIdqxoixgnf_baf5eollfwtn">
               <w:r>
                 <w:rPr>
                   <w:rFonts w:ascii="Arial" w:cs="Arial" w:eastAsia="Arial" w:hAnsi="Arial"/>
@@ -30554,7 +30554,7 @@
             <w:pPr>
               <w:spacing w:after="20" w:before="0"/>
             </w:pPr>
-            <w:hyperlink w:history="1" r:id="rId1nr3taniqxooxt_b9e0ns">
+            <w:hyperlink w:history="1" r:id="rIdxjda3sczrysbofjdzjhdn">
               <w:r>
                 <w:rPr>
                   <w:rFonts w:ascii="Arial" w:cs="Arial" w:eastAsia="Arial" w:hAnsi="Arial"/>
@@ -30587,7 +30587,7 @@
               <w:spacing w:after="10" w:before="0"/>
               <w:ind w:left="120"/>
             </w:pPr>
-            <w:hyperlink w:history="1" r:id="rIdeibmwwgr1jn0ubklfdlk0">
+            <w:hyperlink w:history="1" r:id="rId2rk7lwudxxut56mbg5rwo">
               <w:r>
                 <w:rPr>
                   <w:rFonts w:ascii="Arial" w:cs="Arial" w:eastAsia="Arial" w:hAnsi="Arial"/>
@@ -30782,7 +30782,7 @@
             <w:pPr>
               <w:spacing w:after="20" w:before="0"/>
             </w:pPr>
-            <w:hyperlink w:history="1" r:id="rId3joghnfsdc7zfeiphk9gk">
+            <w:hyperlink w:history="1" r:id="rIdm5_02h_p9jvmtxa6zazpc">
               <w:r>
                 <w:rPr>
                   <w:rFonts w:ascii="Arial" w:cs="Arial" w:eastAsia="Arial" w:hAnsi="Arial"/>
@@ -30831,7 +30831,7 @@
               <w:spacing w:after="10" w:before="0"/>
               <w:ind w:left="120"/>
             </w:pPr>
-            <w:hyperlink w:history="1" r:id="rIdda02z8kcmqm2g_vxbbnvo">
+            <w:hyperlink w:history="1" r:id="rIdqk7e4sqx6jherzr7ezzmh">
               <w:r>
                 <w:rPr>
                   <w:rFonts w:ascii="Arial" w:cs="Arial" w:eastAsia="Arial" w:hAnsi="Arial"/>
@@ -30876,7 +30876,7 @@
             <w:pPr>
               <w:spacing w:after="20" w:before="0"/>
             </w:pPr>
-            <w:hyperlink w:history="1" r:id="rIdz4af6fkjo24gxcqtequfo">
+            <w:hyperlink w:history="1" r:id="rIdkzy8vmwq_2ql2u1g2sm_e">
               <w:r>
                 <w:rPr>
                   <w:rFonts w:ascii="Arial" w:cs="Arial" w:eastAsia="Arial" w:hAnsi="Arial"/>
@@ -30925,7 +30925,7 @@
               <w:spacing w:after="10" w:before="0"/>
               <w:ind w:left="120"/>
             </w:pPr>
-            <w:hyperlink w:history="1" r:id="rIdkuxymaossvdb8ykyuzbii">
+            <w:hyperlink w:history="1" r:id="rIdttm0rcsjcmj1oxsbtjrvd">
               <w:r>
                 <w:rPr>
                   <w:rFonts w:ascii="Arial" w:cs="Arial" w:eastAsia="Arial" w:hAnsi="Arial"/>
@@ -31120,7 +31120,7 @@
             <w:pPr>
               <w:spacing w:after="20" w:before="0"/>
             </w:pPr>
-            <w:hyperlink w:history="1" r:id="rIdzjpwobrzwgzfnkt5bdkyf">
+            <w:hyperlink w:history="1" r:id="rIdj7nk-ur7iisijqy1jrz0n">
               <w:r>
                 <w:rPr>
                   <w:rFonts w:ascii="Arial" w:cs="Arial" w:eastAsia="Arial" w:hAnsi="Arial"/>
@@ -31169,7 +31169,7 @@
               <w:spacing w:after="10" w:before="0"/>
               <w:ind w:left="120"/>
             </w:pPr>
-            <w:hyperlink w:history="1" r:id="rIdx_9trbkbem14ujf3cicbg">
+            <w:hyperlink w:history="1" r:id="rId3fu_px0smkz3ymz_syin1">
               <w:r>
                 <w:rPr>
                   <w:rFonts w:ascii="Arial" w:cs="Arial" w:eastAsia="Arial" w:hAnsi="Arial"/>
@@ -31214,7 +31214,7 @@
             <w:pPr>
               <w:spacing w:after="20" w:before="0"/>
             </w:pPr>
-            <w:hyperlink w:history="1" r:id="rIdvy9u06cexvsn6jw2ni1ya">
+            <w:hyperlink w:history="1" r:id="rIdfng3gm_jwm7ekbi1lsi73">
               <w:r>
                 <w:rPr>
                   <w:rFonts w:ascii="Arial" w:cs="Arial" w:eastAsia="Arial" w:hAnsi="Arial"/>
@@ -31263,7 +31263,7 @@
               <w:spacing w:after="10" w:before="0"/>
               <w:ind w:left="120"/>
             </w:pPr>
-            <w:hyperlink w:history="1" r:id="rIdtybyhnhhd1t8nyzn_yxqq">
+            <w:hyperlink w:history="1" r:id="rIdx_wkvo1e6xffhjx4fnms_">
               <w:r>
                 <w:rPr>
                   <w:rFonts w:ascii="Arial" w:cs="Arial" w:eastAsia="Arial" w:hAnsi="Arial"/>
@@ -31458,7 +31458,7 @@
             <w:pPr>
               <w:spacing w:after="20" w:before="0"/>
             </w:pPr>
-            <w:hyperlink w:history="1" r:id="rIdhjsswpivdcmnnmvxz5bh6">
+            <w:hyperlink w:history="1" r:id="rIdw4n0yxqmtquc6ei4dxhn3">
               <w:r>
                 <w:rPr>
                   <w:rFonts w:ascii="Arial" w:cs="Arial" w:eastAsia="Arial" w:hAnsi="Arial"/>
@@ -31491,7 +31491,7 @@
               <w:spacing w:after="10" w:before="0"/>
               <w:ind w:left="120"/>
             </w:pPr>
-            <w:hyperlink w:history="1" r:id="rIdzcdbejtw1cpb8ojf3fhwv">
+            <w:hyperlink w:history="1" r:id="rIdu3kszqbhdapk0oxd-lwvh">
               <w:r>
                 <w:rPr>
                   <w:rFonts w:ascii="Arial" w:cs="Arial" w:eastAsia="Arial" w:hAnsi="Arial"/>
@@ -31536,7 +31536,7 @@
             <w:pPr>
               <w:spacing w:after="20" w:before="0"/>
             </w:pPr>
-            <w:hyperlink w:history="1" r:id="rIdohyzao0p02bsre3evzwpc">
+            <w:hyperlink w:history="1" r:id="rIdebxb6dbrfbeh2deeqkikn">
               <w:r>
                 <w:rPr>
                   <w:rFonts w:ascii="Arial" w:cs="Arial" w:eastAsia="Arial" w:hAnsi="Arial"/>
@@ -31585,7 +31585,7 @@
               <w:spacing w:after="10" w:before="0"/>
               <w:ind w:left="120"/>
             </w:pPr>
-            <w:hyperlink w:history="1" r:id="rIdipxhstd8q8mtjz5ephjwz">
+            <w:hyperlink w:history="1" r:id="rIdmqgnfdk0sdykak1o0wnqu">
               <w:r>
                 <w:rPr>
                   <w:rFonts w:ascii="Arial" w:cs="Arial" w:eastAsia="Arial" w:hAnsi="Arial"/>
@@ -32097,7 +32097,7 @@
         </w:rPr>
         <w:t xml:space="preserve">© 2026 SeaVuria and ARES. Aligned with KICD objectives. Developed by SeaVuria; technical implementation by ARES (with AI assistance from Claude). Licensed under </w:t>
       </w:r>
-      <w:hyperlink w:history="1" r:id="rIdrdnmnla73njxovsuagz3h">
+      <w:hyperlink w:history="1" r:id="rIdqgsc_ae3dzcqhjwsozbvt">
         <w:r>
           <w:rPr>
             <w:rFonts w:ascii="Arial" w:cs="Arial" w:eastAsia="Arial" w:hAnsi="Arial"/>
@@ -32118,7 +32118,7 @@
         </w:rPr>
         <w:t xml:space="preserve"> (</w:t>
       </w:r>
-      <w:hyperlink w:history="1" r:id="rIdi1eq4kw-1kxsijdlwtcgu">
+      <w:hyperlink w:history="1" r:id="rIdie2xlm1jximfjmgsfqmcf">
         <w:r>
           <w:rPr>
             <w:rFonts w:ascii="Arial" w:cs="Arial" w:eastAsia="Arial" w:hAnsi="Arial"/>
@@ -33148,7 +33148,7 @@
               <w:spacing w:after="10" w:before="0"/>
               <w:ind w:left="120"/>
             </w:pPr>
-            <w:hyperlink w:history="1" r:id="rIda42djzxtztqexqjza8c9q">
+            <w:hyperlink w:history="1" r:id="rIdbkd_iagnmsjbsurewwwhj">
               <w:r>
                 <w:rPr>
                   <w:rFonts w:ascii="Arial" w:cs="Arial" w:eastAsia="Arial" w:hAnsi="Arial"/>
@@ -33208,7 +33208,7 @@
             <w:pPr>
               <w:spacing w:after="20" w:before="0"/>
             </w:pPr>
-            <w:hyperlink w:history="1" r:id="rIdupooqfg1dvyw4c_opla9i">
+            <w:hyperlink w:history="1" r:id="rIdbaimoj0v3k3ab0b96tvpi">
               <w:r>
                 <w:rPr>
                   <w:rFonts w:ascii="Arial" w:cs="Arial" w:eastAsia="Arial" w:hAnsi="Arial"/>
@@ -33257,7 +33257,7 @@
               <w:spacing w:after="10" w:before="0"/>
               <w:ind w:left="120"/>
             </w:pPr>
-            <w:hyperlink w:history="1" r:id="rId1xqhtsts6i0vum02v9x9a">
+            <w:hyperlink w:history="1" r:id="rId0ofzxymqgyywbamguv4qc">
               <w:r>
                 <w:rPr>
                   <w:rFonts w:ascii="Arial" w:cs="Arial" w:eastAsia="Arial" w:hAnsi="Arial"/>
@@ -33469,7 +33469,7 @@
               <w:spacing w:after="10" w:before="0"/>
               <w:ind w:left="120"/>
             </w:pPr>
-            <w:hyperlink w:history="1" r:id="rId_qshwq7nickp19lcaencm">
+            <w:hyperlink w:history="1" r:id="rIdhbmaxju0beiczwp2kgbto">
               <w:r>
                 <w:rPr>
                   <w:rFonts w:ascii="Arial" w:cs="Arial" w:eastAsia="Arial" w:hAnsi="Arial"/>
@@ -33529,7 +33529,7 @@
             <w:pPr>
               <w:spacing w:after="20" w:before="0"/>
             </w:pPr>
-            <w:hyperlink w:history="1" r:id="rIdf9spf-2k9eb3na54-iwny">
+            <w:hyperlink w:history="1" r:id="rIdmr-jvmgvy0b3valqtfisr">
               <w:r>
                 <w:rPr>
                   <w:rFonts w:ascii="Arial" w:cs="Arial" w:eastAsia="Arial" w:hAnsi="Arial"/>
@@ -33578,7 +33578,7 @@
               <w:spacing w:after="10" w:before="0"/>
               <w:ind w:left="120"/>
             </w:pPr>
-            <w:hyperlink w:history="1" r:id="rIdmiufg_oiks0uecepbiv6e">
+            <w:hyperlink w:history="1" r:id="rIdqkavs3cxe4e9mu_kj1baa">
               <w:r>
                 <w:rPr>
                   <w:rFonts w:ascii="Arial" w:cs="Arial" w:eastAsia="Arial" w:hAnsi="Arial"/>
@@ -33790,7 +33790,7 @@
               <w:spacing w:after="10" w:before="0"/>
               <w:ind w:left="120"/>
             </w:pPr>
-            <w:hyperlink w:history="1" r:id="rId8fc8tx_li-rszuchcu3ek">
+            <w:hyperlink w:history="1" r:id="rIdfwkv1rlfg2kzjsglqzoij">
               <w:r>
                 <w:rPr>
                   <w:rFonts w:ascii="Arial" w:cs="Arial" w:eastAsia="Arial" w:hAnsi="Arial"/>
@@ -33850,7 +33850,7 @@
             <w:pPr>
               <w:spacing w:after="20" w:before="0"/>
             </w:pPr>
-            <w:hyperlink w:history="1" r:id="rIdakvo9jtnz7rfogkugg84w">
+            <w:hyperlink w:history="1" r:id="rId36gxxc0ootb5hprygz1g6">
               <w:r>
                 <w:rPr>
                   <w:rFonts w:ascii="Arial" w:cs="Arial" w:eastAsia="Arial" w:hAnsi="Arial"/>
@@ -33899,7 +33899,7 @@
               <w:spacing w:after="10" w:before="0"/>
               <w:ind w:left="120"/>
             </w:pPr>
-            <w:hyperlink w:history="1" r:id="rId3lqls3on7zzzpnshegjmt">
+            <w:hyperlink w:history="1" r:id="rIdyubywrcnqf-jc8sourgw2">
               <w:r>
                 <w:rPr>
                   <w:rFonts w:ascii="Arial" w:cs="Arial" w:eastAsia="Arial" w:hAnsi="Arial"/>
@@ -34111,7 +34111,7 @@
               <w:spacing w:after="10" w:before="0"/>
               <w:ind w:left="120"/>
             </w:pPr>
-            <w:hyperlink w:history="1" r:id="rIdq-jsw7vrpnlyyxf-kqhzs">
+            <w:hyperlink w:history="1" r:id="rIdry5jzbxb60o-pgwdrjare">
               <w:r>
                 <w:rPr>
                   <w:rFonts w:ascii="Arial" w:cs="Arial" w:eastAsia="Arial" w:hAnsi="Arial"/>
@@ -34171,7 +34171,7 @@
             <w:pPr>
               <w:spacing w:after="20" w:before="0"/>
             </w:pPr>
-            <w:hyperlink w:history="1" r:id="rIdoz1sg4w0k72cbbv3jtqfn">
+            <w:hyperlink w:history="1" r:id="rIdf-bwtz3yhwuaksbwip0eo">
               <w:r>
                 <w:rPr>
                   <w:rFonts w:ascii="Arial" w:cs="Arial" w:eastAsia="Arial" w:hAnsi="Arial"/>
@@ -34220,7 +34220,7 @@
               <w:spacing w:after="10" w:before="0"/>
               <w:ind w:left="120"/>
             </w:pPr>
-            <w:hyperlink w:history="1" r:id="rId8d2iy0vprcivhq_qeoytr">
+            <w:hyperlink w:history="1" r:id="rIdfdtsecq9hxb1puj9styd_">
               <w:r>
                 <w:rPr>
                   <w:rFonts w:ascii="Arial" w:cs="Arial" w:eastAsia="Arial" w:hAnsi="Arial"/>
@@ -34432,7 +34432,7 @@
               <w:spacing w:after="10" w:before="0"/>
               <w:ind w:left="120"/>
             </w:pPr>
-            <w:hyperlink w:history="1" r:id="rIdmfngjqvhkbnqybruvftw2">
+            <w:hyperlink w:history="1" r:id="rId4hlwtmytew_2u1oenuyle">
               <w:r>
                 <w:rPr>
                   <w:rFonts w:ascii="Arial" w:cs="Arial" w:eastAsia="Arial" w:hAnsi="Arial"/>
@@ -34492,7 +34492,7 @@
             <w:pPr>
               <w:spacing w:after="20" w:before="0"/>
             </w:pPr>
-            <w:hyperlink w:history="1" r:id="rIdeaeq1xnasp0uspxtt_b8r">
+            <w:hyperlink w:history="1" r:id="rIdbehhqoqr81y4mvujodlsi">
               <w:r>
                 <w:rPr>
                   <w:rFonts w:ascii="Arial" w:cs="Arial" w:eastAsia="Arial" w:hAnsi="Arial"/>
@@ -34541,7 +34541,7 @@
               <w:spacing w:after="10" w:before="0"/>
               <w:ind w:left="120"/>
             </w:pPr>
-            <w:hyperlink w:history="1" r:id="rIdmdemu09esbb-qdbj7g7mh">
+            <w:hyperlink w:history="1" r:id="rId-6i62zawxbhuysikb3e6k">
               <w:r>
                 <w:rPr>
                   <w:rFonts w:ascii="Arial" w:cs="Arial" w:eastAsia="Arial" w:hAnsi="Arial"/>
@@ -35053,7 +35053,7 @@
         </w:rPr>
         <w:t xml:space="preserve">© 2026 SeaVuria and ARES. Aligned with KICD objectives. Developed by SeaVuria; technical implementation by ARES (with AI assistance from Claude). Licensed under </w:t>
       </w:r>
-      <w:hyperlink w:history="1" r:id="rId2zvqykep6cqipqfqmssnp">
+      <w:hyperlink w:history="1" r:id="rId10wqu-kro-zcafm3e-d5h">
         <w:r>
           <w:rPr>
             <w:rFonts w:ascii="Arial" w:cs="Arial" w:eastAsia="Arial" w:hAnsi="Arial"/>
@@ -35074,7 +35074,7 @@
         </w:rPr>
         <w:t xml:space="preserve"> (</w:t>
       </w:r>
-      <w:hyperlink w:history="1" r:id="rId5p0fdxbqf1t8ohlivavno">
+      <w:hyperlink w:history="1" r:id="rIdeamplc016nosvs93h5nrm">
         <w:r>
           <w:rPr>
             <w:rFonts w:ascii="Arial" w:cs="Arial" w:eastAsia="Arial" w:hAnsi="Arial"/>
@@ -36087,7 +36087,7 @@
             <w:pPr>
               <w:spacing w:after="20" w:before="0"/>
             </w:pPr>
-            <w:hyperlink w:history="1" r:id="rIdc_zquwtd2lnkkxv9tufop">
+            <w:hyperlink w:history="1" r:id="rIdjuhaxx4eakzdbsdrb0flt">
               <w:r>
                 <w:rPr>
                   <w:rFonts w:ascii="Arial" w:cs="Arial" w:eastAsia="Arial" w:hAnsi="Arial"/>
@@ -36120,7 +36120,7 @@
               <w:spacing w:after="10" w:before="0"/>
               <w:ind w:left="120"/>
             </w:pPr>
-            <w:hyperlink w:history="1" r:id="rIdsk8dzq1frj_i48kkuflsm">
+            <w:hyperlink w:history="1" r:id="rId2sroouh8q4fr1vxt6zcja">
               <w:r>
                 <w:rPr>
                   <w:rFonts w:ascii="Arial" w:cs="Arial" w:eastAsia="Arial" w:hAnsi="Arial"/>
@@ -36165,7 +36165,7 @@
             <w:pPr>
               <w:spacing w:after="20" w:before="0"/>
             </w:pPr>
-            <w:hyperlink w:history="1" r:id="rIdiikxj3twphmzdywdt69dd">
+            <w:hyperlink w:history="1" r:id="rIdlipztpmvlw0grf49svlfr">
               <w:r>
                 <w:rPr>
                   <w:rFonts w:ascii="Arial" w:cs="Arial" w:eastAsia="Arial" w:hAnsi="Arial"/>
@@ -36198,7 +36198,7 @@
               <w:spacing w:after="10" w:before="0"/>
               <w:ind w:left="120"/>
             </w:pPr>
-            <w:hyperlink w:history="1" r:id="rIds6eof0i773hqlqhpo0tbj">
+            <w:hyperlink w:history="1" r:id="rIdvfoxcom4w6v8mpxlgs9tf">
               <w:r>
                 <w:rPr>
                   <w:rFonts w:ascii="Arial" w:cs="Arial" w:eastAsia="Arial" w:hAnsi="Arial"/>
@@ -36393,7 +36393,7 @@
             <w:pPr>
               <w:spacing w:after="20" w:before="0"/>
             </w:pPr>
-            <w:hyperlink w:history="1" r:id="rIdxz5m6yvjntfwvaclnlzv0">
+            <w:hyperlink w:history="1" r:id="rIdpcppgl6piotvakr5aqqle">
               <w:r>
                 <w:rPr>
                   <w:rFonts w:ascii="Arial" w:cs="Arial" w:eastAsia="Arial" w:hAnsi="Arial"/>
@@ -36426,7 +36426,7 @@
               <w:spacing w:after="10" w:before="0"/>
               <w:ind w:left="120"/>
             </w:pPr>
-            <w:hyperlink w:history="1" r:id="rIdgki0meauwnmkbuw2h82f7">
+            <w:hyperlink w:history="1" r:id="rIdcxiauhtzx-ujeh6zn_4vt">
               <w:r>
                 <w:rPr>
                   <w:rFonts w:ascii="Arial" w:cs="Arial" w:eastAsia="Arial" w:hAnsi="Arial"/>
@@ -36471,7 +36471,7 @@
             <w:pPr>
               <w:spacing w:after="20" w:before="0"/>
             </w:pPr>
-            <w:hyperlink w:history="1" r:id="rIdp5f5rgdpfa-awmfmhtb83">
+            <w:hyperlink w:history="1" r:id="rIdqwdmbpcnmssljbglxffh4">
               <w:r>
                 <w:rPr>
                   <w:rFonts w:ascii="Arial" w:cs="Arial" w:eastAsia="Arial" w:hAnsi="Arial"/>
@@ -36504,7 +36504,7 @@
               <w:spacing w:after="10" w:before="0"/>
               <w:ind w:left="120"/>
             </w:pPr>
-            <w:hyperlink w:history="1" r:id="rIdq5j_tdqxnscvcoms-ncdo">
+            <w:hyperlink w:history="1" r:id="rIdzwrjnerm7qpdo-3svq4_k">
               <w:r>
                 <w:rPr>
                   <w:rFonts w:ascii="Arial" w:cs="Arial" w:eastAsia="Arial" w:hAnsi="Arial"/>
@@ -36699,7 +36699,7 @@
             <w:pPr>
               <w:spacing w:after="20" w:before="0"/>
             </w:pPr>
-            <w:hyperlink w:history="1" r:id="rIdmcqm2r2cvab26yhmqzpyb">
+            <w:hyperlink w:history="1" r:id="rIdahy_kam3e8nre9udzxamk">
               <w:r>
                 <w:rPr>
                   <w:rFonts w:ascii="Arial" w:cs="Arial" w:eastAsia="Arial" w:hAnsi="Arial"/>
@@ -36748,7 +36748,7 @@
               <w:spacing w:after="10" w:before="0"/>
               <w:ind w:left="120"/>
             </w:pPr>
-            <w:hyperlink w:history="1" r:id="rIddkiw_dpwcj2obl3-vsnzx">
+            <w:hyperlink w:history="1" r:id="rIdevqk7j8sy2m-ajzb2pm54">
               <w:r>
                 <w:rPr>
                   <w:rFonts w:ascii="Arial" w:cs="Arial" w:eastAsia="Arial" w:hAnsi="Arial"/>
@@ -36793,7 +36793,7 @@
             <w:pPr>
               <w:spacing w:after="20" w:before="0"/>
             </w:pPr>
-            <w:hyperlink w:history="1" r:id="rIdt-k1j0nxrxmxyzqd7aqeg">
+            <w:hyperlink w:history="1" r:id="rIdoszugswog1irg7hoxh2mj">
               <w:r>
                 <w:rPr>
                   <w:rFonts w:ascii="Arial" w:cs="Arial" w:eastAsia="Arial" w:hAnsi="Arial"/>
@@ -36826,7 +36826,7 @@
               <w:spacing w:after="10" w:before="0"/>
               <w:ind w:left="120"/>
             </w:pPr>
-            <w:hyperlink w:history="1" r:id="rIdvykmvfrf2qracsqsqz8m8">
+            <w:hyperlink w:history="1" r:id="rId7vl73bp2bthpwlmp4isys">
               <w:r>
                 <w:rPr>
                   <w:rFonts w:ascii="Arial" w:cs="Arial" w:eastAsia="Arial" w:hAnsi="Arial"/>
@@ -37021,7 +37021,7 @@
             <w:pPr>
               <w:spacing w:after="20" w:before="0"/>
             </w:pPr>
-            <w:hyperlink w:history="1" r:id="rIdmvfami3hghm3rgqpiusni">
+            <w:hyperlink w:history="1" r:id="rId69ruepx5dkgk94t6xtuxc">
               <w:r>
                 <w:rPr>
                   <w:rFonts w:ascii="Arial" w:cs="Arial" w:eastAsia="Arial" w:hAnsi="Arial"/>
@@ -37070,7 +37070,7 @@
               <w:spacing w:after="10" w:before="0"/>
               <w:ind w:left="120"/>
             </w:pPr>
-            <w:hyperlink w:history="1" r:id="rId3izvzig_cmdlmvlpxm0yg">
+            <w:hyperlink w:history="1" r:id="rId2b43zgdnukpltkm6vzeyi">
               <w:r>
                 <w:rPr>
                   <w:rFonts w:ascii="Arial" w:cs="Arial" w:eastAsia="Arial" w:hAnsi="Arial"/>
@@ -37115,7 +37115,7 @@
             <w:pPr>
               <w:spacing w:after="20" w:before="0"/>
             </w:pPr>
-            <w:hyperlink w:history="1" r:id="rIdzg51nyoervqxcvgx3lmbt">
+            <w:hyperlink w:history="1" r:id="rIdoitdofqcq-jxvocbxd63z">
               <w:r>
                 <w:rPr>
                   <w:rFonts w:ascii="Arial" w:cs="Arial" w:eastAsia="Arial" w:hAnsi="Arial"/>
@@ -37148,7 +37148,7 @@
               <w:spacing w:after="10" w:before="0"/>
               <w:ind w:left="120"/>
             </w:pPr>
-            <w:hyperlink w:history="1" r:id="rIducdfwk9smd22r6vhmvr3l">
+            <w:hyperlink w:history="1" r:id="rIdkics-iswqyxoie7eb6xcz">
               <w:r>
                 <w:rPr>
                   <w:rFonts w:ascii="Arial" w:cs="Arial" w:eastAsia="Arial" w:hAnsi="Arial"/>
@@ -37343,7 +37343,7 @@
             <w:pPr>
               <w:spacing w:after="20" w:before="0"/>
             </w:pPr>
-            <w:hyperlink w:history="1" r:id="rIdvm7e5xjnwwsxmtlsmz8ap">
+            <w:hyperlink w:history="1" r:id="rIdmwzkwxnbs0qjbo4iuajdd">
               <w:r>
                 <w:rPr>
                   <w:rFonts w:ascii="Arial" w:cs="Arial" w:eastAsia="Arial" w:hAnsi="Arial"/>
@@ -37392,7 +37392,7 @@
               <w:spacing w:after="10" w:before="0"/>
               <w:ind w:left="120"/>
             </w:pPr>
-            <w:hyperlink w:history="1" r:id="rIdqlym3hh_htje86ukeej4s">
+            <w:hyperlink w:history="1" r:id="rIdb9tcifnah2fgthjr3v8fg">
               <w:r>
                 <w:rPr>
                   <w:rFonts w:ascii="Arial" w:cs="Arial" w:eastAsia="Arial" w:hAnsi="Arial"/>
@@ -37437,7 +37437,7 @@
             <w:pPr>
               <w:spacing w:after="20" w:before="0"/>
             </w:pPr>
-            <w:hyperlink w:history="1" r:id="rIda0vs4tn9_j2oug_zz-xro">
+            <w:hyperlink w:history="1" r:id="rIdk3nd6rmpxx5c1ttpdgx61">
               <w:r>
                 <w:rPr>
                   <w:rFonts w:ascii="Arial" w:cs="Arial" w:eastAsia="Arial" w:hAnsi="Arial"/>
@@ -37470,7 +37470,7 @@
               <w:spacing w:after="10" w:before="0"/>
               <w:ind w:left="120"/>
             </w:pPr>
-            <w:hyperlink w:history="1" r:id="rId6tpzfqlazwoqlqdehlwmj">
+            <w:hyperlink w:history="1" r:id="rIdw22rcohhhsdzg3cxu4hmp">
               <w:r>
                 <w:rPr>
                   <w:rFonts w:ascii="Arial" w:cs="Arial" w:eastAsia="Arial" w:hAnsi="Arial"/>
@@ -37512,7 +37512,7 @@
                 <w:sz w:val="18"/>
                 <w:szCs w:val="18"/>
               </w:rPr>
-              <w:t xml:space="preserve">Students receive a one-page task brief: the Wanjiku family in Githurai, Nairobi, is moving into a new three-room house. They have the following appliances: a 100 W bulb (living room), a 60 W bulb (bedroom), a 1,200 W electric kettle (kitchen), a 300 W phone charging unit (bedroom), and a 750 W iron box (kitchen). Kenya Power supplies 240 V AC. The household fuse is rated 15 A. The family has a monthly electricity budget of KES 2,000 (using Kenya Power's domestic tariff of approximately KES 22 per kWh for the first 50 kWh). Students must: (1) draw a complete, labelled circuit diagram for the house showing all appliances connected in parallel to the 240 V mains, with individual switches and a main fuse; (2) calculate the current drawn by each appliance (I = P/V); (3) calculate the total current when all appliances run simultaneously and determine whether the 15 A fuse is safe; (4) calculate the monthly energy cost if the kettle runs 1 hour/day, the iron 0.5 hours/day, the bulbs 5 hours/day, and the charger 3 hours/day — and advise the family whether this fits their budget; (5) identify two safety features in their design (e.g., correct fuse, earthing of kettle) and justify each using physics; (6) annotate their diagram with a brief explanation of why parallel — not series — wiring is essential for this home, referencing the Huruma Estate phenomenon. Students work individually (30 minutes) then participate in a 10-minute gallery walk, leaving one 'glow' (strength) and one 'grow' (suggested improvement) sticky note on two peers' plans.</w:t>
+              <w:t xml:space="preserve">Students receive a one-page task brief: the Wanjiku family in Githurai, Nairobi, is moving into a new three-room house. They have the following appliances: a 100 W bulb (living room), a 60 W bulb (bedroom), a 1,200 W electric kettle (kitchen), a 300 W phone charging unit (bedroom), and a 750 W iron box (kitchen). Kenya Power supplies 240 V AC. The household fuse is rated 15 A. The family has a monthly electricity budget of KES 2,000 (using Kenya Power's domestic tariff of approximately KES 12 per kWh). Students must: (1) draw a complete, labelled circuit diagram for the house showing all appliances connected in parallel to the 240 V mains, with individual switches and a main fuse; (2) calculate the current drawn by each appliance (I = P/V); (3) calculate the total current when all appliances run simultaneously and determine whether the 15 A fuse is safe; (4) calculate the monthly energy cost if the kettle runs 1 hour/day, the iron 0.5 hours/day, the bulbs 5 hours/day, and the charger 3 hours/day — and advise the family whether this fits their budget; (5) identify two safety features in their design (e.g., correct fuse, earthing of kettle) and justify each using physics; (6) annotate their diagram with a brief explanation of why parallel — not series — wiring is essential for this home, referencing the Huruma Estate phenomenon. Students work individually (30 minutes) then participate in a 10-minute gallery walk, leaving one 'glow' (strength) and one 'grow' (suggested improvement) sticky note on two peers' plans.</w:t>
             </w:r>
           </w:p>
         </w:tc>
@@ -37608,7 +37608,7 @@
                 <w:sz w:val="18"/>
                 <w:szCs w:val="18"/>
               </w:rPr>
-              <w:t xml:space="preserve">Observable indicator (summative): (1) Circuit diagram correctly shows all five appliances in parallel with individual switches and a main fuse — labelled with correct symbols. (2) All five current calculations are correct (I = P/V): bulb 100W → 0.42 A; bulb 60W → 0.25 A; kettle → 5.0 A; charger → 1.25 A; iron → 3.125 A; total ≈ 10.04 A — correctly concluded to be within the 15 A fuse rating. (3) Monthly energy cost is correctly calculated at approximately KES 792, correctly advised as within budget. (4) Two safety features are identified and justified with physics reasoning. (5) Parallel justification explicitly references voltage consistency, independent operation, and the Huruma Estate phenomenon. Teacher uses a 5-criterion checklist rubric. Students meeting 4–5 criteria demonstrate mastery of sub-strand SLOs.</w:t>
+              <w:t xml:space="preserve">Observable indicator (summative): (1) Circuit diagram correctly shows all five appliances in parallel with individual switches and a main fuse — labelled with correct symbols. (2) All five current calculations are correct (I = P/V): bulb 100W → 0.42 A; bulb 60W → 0.25 A; kettle → 5.0 A; charger → 1.25 A; iron → 3.125 A; total ≈ 10.04 A — correctly concluded to be within the 15 A fuse rating. (3) Monthly energy cost is correctly calculated at approximately KES 1,179 (98.25 kWh x KES 12), correctly advised as within budget. (4) Two safety features are identified and justified with physics reasoning. (5) Parallel justification explicitly references voltage consistency, independent operation, and the Huruma Estate phenomenon. Teacher uses a 5-criterion checklist rubric. Students meeting 4–5 criteria demonstrate mastery of sub-strand SLOs.</w:t>
             </w:r>
           </w:p>
         </w:tc>
@@ -37982,7 +37982,7 @@
         </w:rPr>
         <w:t xml:space="preserve">© 2026 SeaVuria and ARES. Aligned with KICD objectives. Developed by SeaVuria; technical implementation by ARES (with AI assistance from Claude). Licensed under </w:t>
       </w:r>
-      <w:hyperlink w:history="1" r:id="rIdj6ztfm-0aadj5yjhj3bts">
+      <w:hyperlink w:history="1" r:id="rIdx-lnyfyxjdil_mklqbq8p">
         <w:r>
           <w:rPr>
             <w:rFonts w:ascii="Arial" w:cs="Arial" w:eastAsia="Arial" w:hAnsi="Arial"/>
@@ -38003,7 +38003,7 @@
         </w:rPr>
         <w:t xml:space="preserve"> (</w:t>
       </w:r>
-      <w:hyperlink w:history="1" r:id="rIdpzz5-tyh3yfio1_a5q9jk">
+      <w:hyperlink w:history="1" r:id="rIde__tf82z_zw8zqf5ejacc">
         <w:r>
           <w:rPr>
             <w:rFonts w:ascii="Arial" w:cs="Arial" w:eastAsia="Arial" w:hAnsi="Arial"/>

--- a/data/outputs/v2/Physics/SS3.2_Current_Electricity/Physics_Current_Electricity_CBE_LessonSequence.docx
+++ b/data/outputs/v2/Physics/SS3.2_Current_Electricity/Physics_Current_Electricity_CBE_LessonSequence.docx
@@ -2710,7 +2710,7 @@
         </w:rPr>
         <w:t xml:space="preserve">© 2026 SeaVuria and ARES. This work is licensed under a </w:t>
       </w:r>
-      <w:hyperlink w:history="1" r:id="rIdvcidrjve_zly0w71lho1k">
+      <w:hyperlink w:history="1" r:id="rIddfucr1y4ztgznrwtsjaxc">
         <w:r>
           <w:rPr>
             <w:rFonts w:ascii="Arial" w:cs="Arial" w:eastAsia="Arial" w:hAnsi="Arial"/>
@@ -2730,7 +2730,7 @@
         </w:rPr>
         <w:t xml:space="preserve"> (</w:t>
       </w:r>
-      <w:hyperlink w:history="1" r:id="rIdhryxb0qehophes7zinujy">
+      <w:hyperlink w:history="1" r:id="rIdjj-gbqr8ftqy305qwas-b">
         <w:r>
           <w:rPr>
             <w:rFonts w:ascii="Arial" w:cs="Arial" w:eastAsia="Arial" w:hAnsi="Arial"/>
@@ -2750,7 +2750,7 @@
         </w:rPr>
         <w:t xml:space="preserve">). To view a copy of this license, visit </w:t>
       </w:r>
-      <w:hyperlink w:history="1" r:id="rIdlp3bytltx93zdcqdzupzr">
+      <w:hyperlink w:history="1" r:id="rIdofogrmoiufusze119fmok">
         <w:r>
           <w:rPr>
             <w:rFonts w:ascii="Arial" w:cs="Arial" w:eastAsia="Arial" w:hAnsi="Arial"/>
@@ -3762,7 +3762,7 @@
             <w:pPr>
               <w:spacing w:after="20" w:before="0"/>
             </w:pPr>
-            <w:hyperlink w:history="1" r:id="rIdfaiepnctodn3tne-wj98s">
+            <w:hyperlink w:history="1" r:id="rIdg_n583zx7talrha7is17n">
               <w:r>
                 <w:rPr>
                   <w:rFonts w:ascii="Arial" w:cs="Arial" w:eastAsia="Arial" w:hAnsi="Arial"/>
@@ -3795,7 +3795,7 @@
               <w:spacing w:after="10" w:before="0"/>
               <w:ind w:left="120"/>
             </w:pPr>
-            <w:hyperlink w:history="1" r:id="rIdfurspiyzv_uwk_ttcgrv9">
+            <w:hyperlink w:history="1" r:id="rId9g42hfiwokaiq6sv7jgeh">
               <w:r>
                 <w:rPr>
                   <w:rFonts w:ascii="Arial" w:cs="Arial" w:eastAsia="Arial" w:hAnsi="Arial"/>
@@ -3840,7 +3840,7 @@
             <w:pPr>
               <w:spacing w:after="20" w:before="0"/>
             </w:pPr>
-            <w:hyperlink w:history="1" r:id="rIda_61ohb2to9-oszh5ynuk">
+            <w:hyperlink w:history="1" r:id="rIdzetj6byf8vhtdy9katm5u">
               <w:r>
                 <w:rPr>
                   <w:rFonts w:ascii="Arial" w:cs="Arial" w:eastAsia="Arial" w:hAnsi="Arial"/>
@@ -3873,7 +3873,7 @@
               <w:spacing w:after="10" w:before="0"/>
               <w:ind w:left="120"/>
             </w:pPr>
-            <w:hyperlink w:history="1" r:id="rIdrclypvpa0eue78vo00ppq">
+            <w:hyperlink w:history="1" r:id="rIdriyurr8rflstlpiui-l3n">
               <w:r>
                 <w:rPr>
                   <w:rFonts w:ascii="Arial" w:cs="Arial" w:eastAsia="Arial" w:hAnsi="Arial"/>
@@ -4068,7 +4068,7 @@
             <w:pPr>
               <w:spacing w:after="20" w:before="0"/>
             </w:pPr>
-            <w:hyperlink w:history="1" r:id="rIdubtadssdweuf42uy_w6q2">
+            <w:hyperlink w:history="1" r:id="rIdyz_lbmc4qljpzokyh3rcd">
               <w:r>
                 <w:rPr>
                   <w:rFonts w:ascii="Arial" w:cs="Arial" w:eastAsia="Arial" w:hAnsi="Arial"/>
@@ -4101,7 +4101,7 @@
               <w:spacing w:after="10" w:before="0"/>
               <w:ind w:left="120"/>
             </w:pPr>
-            <w:hyperlink w:history="1" r:id="rIdyg97g6a-pfzodvsoyokxs">
+            <w:hyperlink w:history="1" r:id="rIdifh5w1f272zj8ee_fvqpi">
               <w:r>
                 <w:rPr>
                   <w:rFonts w:ascii="Arial" w:cs="Arial" w:eastAsia="Arial" w:hAnsi="Arial"/>
@@ -4146,7 +4146,7 @@
             <w:pPr>
               <w:spacing w:after="20" w:before="0"/>
             </w:pPr>
-            <w:hyperlink w:history="1" r:id="rIdsxmsxrwhnmgw6uefiu7by">
+            <w:hyperlink w:history="1" r:id="rIdo8uqvlbtoth7anvnwmc2q">
               <w:r>
                 <w:rPr>
                   <w:rFonts w:ascii="Arial" w:cs="Arial" w:eastAsia="Arial" w:hAnsi="Arial"/>
@@ -4179,7 +4179,7 @@
               <w:spacing w:after="10" w:before="0"/>
               <w:ind w:left="120"/>
             </w:pPr>
-            <w:hyperlink w:history="1" r:id="rIdocdp9rs-2ohlr7f5k_rxk">
+            <w:hyperlink w:history="1" r:id="rId9c3fkcphnpmcfvicd-9y2">
               <w:r>
                 <w:rPr>
                   <w:rFonts w:ascii="Arial" w:cs="Arial" w:eastAsia="Arial" w:hAnsi="Arial"/>
@@ -4374,7 +4374,7 @@
             <w:pPr>
               <w:spacing w:after="20" w:before="0"/>
             </w:pPr>
-            <w:hyperlink w:history="1" r:id="rIdabwyx3f2jspo6ks_v2_ey">
+            <w:hyperlink w:history="1" r:id="rIdnn6cgcomw31w6eenahxxw">
               <w:r>
                 <w:rPr>
                   <w:rFonts w:ascii="Arial" w:cs="Arial" w:eastAsia="Arial" w:hAnsi="Arial"/>
@@ -4407,7 +4407,7 @@
               <w:spacing w:after="10" w:before="0"/>
               <w:ind w:left="120"/>
             </w:pPr>
-            <w:hyperlink w:history="1" r:id="rIdxc9ll1-fwnacv0qcrk8r4">
+            <w:hyperlink w:history="1" r:id="rIdfggyq2ry_lzealid0jmyz">
               <w:r>
                 <w:rPr>
                   <w:rFonts w:ascii="Arial" w:cs="Arial" w:eastAsia="Arial" w:hAnsi="Arial"/>
@@ -4452,7 +4452,7 @@
             <w:pPr>
               <w:spacing w:after="20" w:before="0"/>
             </w:pPr>
-            <w:hyperlink w:history="1" r:id="rIdq2yfop7av35i64wooimir">
+            <w:hyperlink w:history="1" r:id="rIdtmewhdpdchqsomeqinqbc">
               <w:r>
                 <w:rPr>
                   <w:rFonts w:ascii="Arial" w:cs="Arial" w:eastAsia="Arial" w:hAnsi="Arial"/>
@@ -4485,7 +4485,7 @@
               <w:spacing w:after="10" w:before="0"/>
               <w:ind w:left="120"/>
             </w:pPr>
-            <w:hyperlink w:history="1" r:id="rIdbayowt4_sqbg32xijsj-n">
+            <w:hyperlink w:history="1" r:id="rIdu-aunbqkfrytvf78dq3ea">
               <w:r>
                 <w:rPr>
                   <w:rFonts w:ascii="Arial" w:cs="Arial" w:eastAsia="Arial" w:hAnsi="Arial"/>
@@ -4680,7 +4680,7 @@
             <w:pPr>
               <w:spacing w:after="20" w:before="0"/>
             </w:pPr>
-            <w:hyperlink w:history="1" r:id="rIdmxrag1cszseoajuzusut7">
+            <w:hyperlink w:history="1" r:id="rIdaohmb2po6h4ycb8sdoddz">
               <w:r>
                 <w:rPr>
                   <w:rFonts w:ascii="Arial" w:cs="Arial" w:eastAsia="Arial" w:hAnsi="Arial"/>
@@ -4713,7 +4713,7 @@
               <w:spacing w:after="10" w:before="0"/>
               <w:ind w:left="120"/>
             </w:pPr>
-            <w:hyperlink w:history="1" r:id="rIdnaj7yuit1nbrc5ibuo7og">
+            <w:hyperlink w:history="1" r:id="rIdnrju6clcd6mzmf7rlgd6b">
               <w:r>
                 <w:rPr>
                   <w:rFonts w:ascii="Arial" w:cs="Arial" w:eastAsia="Arial" w:hAnsi="Arial"/>
@@ -4758,7 +4758,7 @@
             <w:pPr>
               <w:spacing w:after="20" w:before="0"/>
             </w:pPr>
-            <w:hyperlink w:history="1" r:id="rIdt8s0fumheuoqtvtv8qhmx">
+            <w:hyperlink w:history="1" r:id="rIdrtycvoilugdxyebzl6vup">
               <w:r>
                 <w:rPr>
                   <w:rFonts w:ascii="Arial" w:cs="Arial" w:eastAsia="Arial" w:hAnsi="Arial"/>
@@ -4791,7 +4791,7 @@
               <w:spacing w:after="10" w:before="0"/>
               <w:ind w:left="120"/>
             </w:pPr>
-            <w:hyperlink w:history="1" r:id="rIdtf_bgvcog7njcsvhg6lgq">
+            <w:hyperlink w:history="1" r:id="rIdesjoz8_sr_owwe3glg0x6">
               <w:r>
                 <w:rPr>
                   <w:rFonts w:ascii="Arial" w:cs="Arial" w:eastAsia="Arial" w:hAnsi="Arial"/>
@@ -4986,7 +4986,7 @@
             <w:pPr>
               <w:spacing w:after="20" w:before="0"/>
             </w:pPr>
-            <w:hyperlink w:history="1" r:id="rIdbfzaq_jixwdtnuyhrzb2z">
+            <w:hyperlink w:history="1" r:id="rId5az_1tnyod93txvvos-2a">
               <w:r>
                 <w:rPr>
                   <w:rFonts w:ascii="Arial" w:cs="Arial" w:eastAsia="Arial" w:hAnsi="Arial"/>
@@ -5035,7 +5035,7 @@
               <w:spacing w:after="10" w:before="0"/>
               <w:ind w:left="120"/>
             </w:pPr>
-            <w:hyperlink w:history="1" r:id="rIdh33obnjejcj8jouweii-j">
+            <w:hyperlink w:history="1" r:id="rIdctzmj7jeliypffciysqwc">
               <w:r>
                 <w:rPr>
                   <w:rFonts w:ascii="Arial" w:cs="Arial" w:eastAsia="Arial" w:hAnsi="Arial"/>
@@ -5080,7 +5080,7 @@
             <w:pPr>
               <w:spacing w:after="20" w:before="0"/>
             </w:pPr>
-            <w:hyperlink w:history="1" r:id="rIdwfbfnhewicu5fxtfl11wd">
+            <w:hyperlink w:history="1" r:id="rIdqhy_yw4vijnrafwzrlf7a">
               <w:r>
                 <w:rPr>
                   <w:rFonts w:ascii="Arial" w:cs="Arial" w:eastAsia="Arial" w:hAnsi="Arial"/>
@@ -5129,7 +5129,7 @@
               <w:spacing w:after="10" w:before="0"/>
               <w:ind w:left="120"/>
             </w:pPr>
-            <w:hyperlink w:history="1" r:id="rIdwxyincsdffllpwfhbsvm4">
+            <w:hyperlink w:history="1" r:id="rIdaexvzigvnbwnfgtrn8gxu">
               <w:r>
                 <w:rPr>
                   <w:rFonts w:ascii="Arial" w:cs="Arial" w:eastAsia="Arial" w:hAnsi="Arial"/>
@@ -5641,7 +5641,7 @@
         </w:rPr>
         <w:t xml:space="preserve">© 2026 SeaVuria and ARES. Aligned with KICD objectives. Developed by SeaVuria; technical implementation by ARES (with AI assistance from Claude). Licensed under </w:t>
       </w:r>
-      <w:hyperlink w:history="1" r:id="rIdhczos58izzqlq3xm_uqx7">
+      <w:hyperlink w:history="1" r:id="rIdawa3ylpyuwtpvyg0dkr53">
         <w:r>
           <w:rPr>
             <w:rFonts w:ascii="Arial" w:cs="Arial" w:eastAsia="Arial" w:hAnsi="Arial"/>
@@ -5662,7 +5662,7 @@
         </w:rPr>
         <w:t xml:space="preserve"> (</w:t>
       </w:r>
-      <w:hyperlink w:history="1" r:id="rId8sr5loerkwznuztzalidb">
+      <w:hyperlink w:history="1" r:id="rIdjdmadnpl-20gpu0rfpekz">
         <w:r>
           <w:rPr>
             <w:rFonts w:ascii="Arial" w:cs="Arial" w:eastAsia="Arial" w:hAnsi="Arial"/>
@@ -6675,7 +6675,7 @@
             <w:pPr>
               <w:spacing w:after="20" w:before="0"/>
             </w:pPr>
-            <w:hyperlink w:history="1" r:id="rIdv_0t3nnb6pby5bgrzius1">
+            <w:hyperlink w:history="1" r:id="rIdqymqckfyaf91fckrsqbxr">
               <w:r>
                 <w:rPr>
                   <w:rFonts w:ascii="Arial" w:cs="Arial" w:eastAsia="Arial" w:hAnsi="Arial"/>
@@ -6708,7 +6708,7 @@
               <w:spacing w:after="10" w:before="0"/>
               <w:ind w:left="120"/>
             </w:pPr>
-            <w:hyperlink w:history="1" r:id="rId7zogwjuzvg0isf4hhc_br">
+            <w:hyperlink w:history="1" r:id="rIdfd8it5g6nfp2wu2fnq3b3">
               <w:r>
                 <w:rPr>
                   <w:rFonts w:ascii="Arial" w:cs="Arial" w:eastAsia="Arial" w:hAnsi="Arial"/>
@@ -6753,7 +6753,7 @@
             <w:pPr>
               <w:spacing w:after="20" w:before="0"/>
             </w:pPr>
-            <w:hyperlink w:history="1" r:id="rIdfao4j-fynsodf66rre1id">
+            <w:hyperlink w:history="1" r:id="rId9ixh3zavkoqfci6jd2zht">
               <w:r>
                 <w:rPr>
                   <w:rFonts w:ascii="Arial" w:cs="Arial" w:eastAsia="Arial" w:hAnsi="Arial"/>
@@ -6786,7 +6786,7 @@
               <w:spacing w:after="10" w:before="0"/>
               <w:ind w:left="120"/>
             </w:pPr>
-            <w:hyperlink w:history="1" r:id="rId4scimypx3ce10cyq-b3ns">
+            <w:hyperlink w:history="1" r:id="rIdpggow7cryn9-ke55vbe60">
               <w:r>
                 <w:rPr>
                   <w:rFonts w:ascii="Arial" w:cs="Arial" w:eastAsia="Arial" w:hAnsi="Arial"/>
@@ -6981,7 +6981,7 @@
             <w:pPr>
               <w:spacing w:after="20" w:before="0"/>
             </w:pPr>
-            <w:hyperlink w:history="1" r:id="rIderwohmn7ilnei-2nctfu3">
+            <w:hyperlink w:history="1" r:id="rIdxnmrkqqj--iwmkb9kte_h">
               <w:r>
                 <w:rPr>
                   <w:rFonts w:ascii="Arial" w:cs="Arial" w:eastAsia="Arial" w:hAnsi="Arial"/>
@@ -7014,7 +7014,7 @@
               <w:spacing w:after="10" w:before="0"/>
               <w:ind w:left="120"/>
             </w:pPr>
-            <w:hyperlink w:history="1" r:id="rIdcw7npajoj5wb2eji2wt2g">
+            <w:hyperlink w:history="1" r:id="rIdshfooajxhloqjgqwzvm2c">
               <w:r>
                 <w:rPr>
                   <w:rFonts w:ascii="Arial" w:cs="Arial" w:eastAsia="Arial" w:hAnsi="Arial"/>
@@ -7059,7 +7059,7 @@
             <w:pPr>
               <w:spacing w:after="20" w:before="0"/>
             </w:pPr>
-            <w:hyperlink w:history="1" r:id="rIdd1p1if2mgltyz8g7_lej9">
+            <w:hyperlink w:history="1" r:id="rIdinfslsdnz5uq4_ymhm9ml">
               <w:r>
                 <w:rPr>
                   <w:rFonts w:ascii="Arial" w:cs="Arial" w:eastAsia="Arial" w:hAnsi="Arial"/>
@@ -7092,7 +7092,7 @@
               <w:spacing w:after="10" w:before="0"/>
               <w:ind w:left="120"/>
             </w:pPr>
-            <w:hyperlink w:history="1" r:id="rId1sn3eibid4j7kuhrrtabb">
+            <w:hyperlink w:history="1" r:id="rIdz6qi4pneciyuplgntugto">
               <w:r>
                 <w:rPr>
                   <w:rFonts w:ascii="Arial" w:cs="Arial" w:eastAsia="Arial" w:hAnsi="Arial"/>
@@ -7287,7 +7287,7 @@
             <w:pPr>
               <w:spacing w:after="20" w:before="0"/>
             </w:pPr>
-            <w:hyperlink w:history="1" r:id="rIdh3qblzon9fneoyqqdz-b9">
+            <w:hyperlink w:history="1" r:id="rIdgadfjfzbdnmc1kxc5kpk8">
               <w:r>
                 <w:rPr>
                   <w:rFonts w:ascii="Arial" w:cs="Arial" w:eastAsia="Arial" w:hAnsi="Arial"/>
@@ -7336,7 +7336,7 @@
               <w:spacing w:after="10" w:before="0"/>
               <w:ind w:left="120"/>
             </w:pPr>
-            <w:hyperlink w:history="1" r:id="rIdztqnn0bueitsrngovqbfc">
+            <w:hyperlink w:history="1" r:id="rIdeuqjlg-dra-v1mzm6np3n">
               <w:r>
                 <w:rPr>
                   <w:rFonts w:ascii="Arial" w:cs="Arial" w:eastAsia="Arial" w:hAnsi="Arial"/>
@@ -7381,7 +7381,7 @@
             <w:pPr>
               <w:spacing w:after="20" w:before="0"/>
             </w:pPr>
-            <w:hyperlink w:history="1" r:id="rIdimk88w0xhymdkibebcapt">
+            <w:hyperlink w:history="1" r:id="rIdrabpqc2_jfu-k3qe5agwm">
               <w:r>
                 <w:rPr>
                   <w:rFonts w:ascii="Arial" w:cs="Arial" w:eastAsia="Arial" w:hAnsi="Arial"/>
@@ -7414,7 +7414,7 @@
               <w:spacing w:after="10" w:before="0"/>
               <w:ind w:left="120"/>
             </w:pPr>
-            <w:hyperlink w:history="1" r:id="rIdc_zbdv5h0bj7sunjuxa92">
+            <w:hyperlink w:history="1" r:id="rIdqrvgmcejsjqx4wj1rdads">
               <w:r>
                 <w:rPr>
                   <w:rFonts w:ascii="Arial" w:cs="Arial" w:eastAsia="Arial" w:hAnsi="Arial"/>
@@ -7609,7 +7609,7 @@
             <w:pPr>
               <w:spacing w:after="20" w:before="0"/>
             </w:pPr>
-            <w:hyperlink w:history="1" r:id="rIdcbpujsndbfl5uj9fc6oj2">
+            <w:hyperlink w:history="1" r:id="rIdilbcfkkmv-ictcyijy909">
               <w:r>
                 <w:rPr>
                   <w:rFonts w:ascii="Arial" w:cs="Arial" w:eastAsia="Arial" w:hAnsi="Arial"/>
@@ -7658,7 +7658,7 @@
               <w:spacing w:after="10" w:before="0"/>
               <w:ind w:left="120"/>
             </w:pPr>
-            <w:hyperlink w:history="1" r:id="rIdz5kqz82uam6bkec5p1gus">
+            <w:hyperlink w:history="1" r:id="rIdmzdmpowyvi7fqykhjeuil">
               <w:r>
                 <w:rPr>
                   <w:rFonts w:ascii="Arial" w:cs="Arial" w:eastAsia="Arial" w:hAnsi="Arial"/>
@@ -7703,7 +7703,7 @@
             <w:pPr>
               <w:spacing w:after="20" w:before="0"/>
             </w:pPr>
-            <w:hyperlink w:history="1" r:id="rIdocgmo8nymmdqhozou0oii">
+            <w:hyperlink w:history="1" r:id="rId2dbgp0_dkirjo8vqmttt8">
               <w:r>
                 <w:rPr>
                   <w:rFonts w:ascii="Arial" w:cs="Arial" w:eastAsia="Arial" w:hAnsi="Arial"/>
@@ -7736,7 +7736,7 @@
               <w:spacing w:after="10" w:before="0"/>
               <w:ind w:left="120"/>
             </w:pPr>
-            <w:hyperlink w:history="1" r:id="rIdyg93hnbgmu5sjppgn1vvi">
+            <w:hyperlink w:history="1" r:id="rIdhwq-dfnf8kmzeoclzvxug">
               <w:r>
                 <w:rPr>
                   <w:rFonts w:ascii="Arial" w:cs="Arial" w:eastAsia="Arial" w:hAnsi="Arial"/>
@@ -7931,7 +7931,7 @@
             <w:pPr>
               <w:spacing w:after="20" w:before="0"/>
             </w:pPr>
-            <w:hyperlink w:history="1" r:id="rIdcb0kzupjv9ljqgtemyday">
+            <w:hyperlink w:history="1" r:id="rIdsdc5fqrg1-cxsy5zr7f7s">
               <w:r>
                 <w:rPr>
                   <w:rFonts w:ascii="Arial" w:cs="Arial" w:eastAsia="Arial" w:hAnsi="Arial"/>
@@ -7980,7 +7980,7 @@
               <w:spacing w:after="10" w:before="0"/>
               <w:ind w:left="120"/>
             </w:pPr>
-            <w:hyperlink w:history="1" r:id="rId0ws4y9woizqe1xrbyaw-3">
+            <w:hyperlink w:history="1" r:id="rIdvoa_0kxjy08ivoffn5m05">
               <w:r>
                 <w:rPr>
                   <w:rFonts w:ascii="Arial" w:cs="Arial" w:eastAsia="Arial" w:hAnsi="Arial"/>
@@ -8025,7 +8025,7 @@
             <w:pPr>
               <w:spacing w:after="20" w:before="0"/>
             </w:pPr>
-            <w:hyperlink w:history="1" r:id="rId4yscc_31mi-ozwg8mmztg">
+            <w:hyperlink w:history="1" r:id="rIdqjfqhzwewpi1bc3zajnja">
               <w:r>
                 <w:rPr>
                   <w:rFonts w:ascii="Arial" w:cs="Arial" w:eastAsia="Arial" w:hAnsi="Arial"/>
@@ -8058,7 +8058,7 @@
               <w:spacing w:after="10" w:before="0"/>
               <w:ind w:left="120"/>
             </w:pPr>
-            <w:hyperlink w:history="1" r:id="rIdb--eifg44pm2xmcn0bnmp">
+            <w:hyperlink w:history="1" r:id="rIdtvf6da9ntfuqinj9cahyc">
               <w:r>
                 <w:rPr>
                   <w:rFonts w:ascii="Arial" w:cs="Arial" w:eastAsia="Arial" w:hAnsi="Arial"/>
@@ -8570,7 +8570,7 @@
         </w:rPr>
         <w:t xml:space="preserve">© 2026 SeaVuria and ARES. Aligned with KICD objectives. Developed by SeaVuria; technical implementation by ARES (with AI assistance from Claude). Licensed under </w:t>
       </w:r>
-      <w:hyperlink w:history="1" r:id="rIdtyn3alt-tckgo3vvsv3yc">
+      <w:hyperlink w:history="1" r:id="rIdcwgmbmatfnez0kcehz2ka">
         <w:r>
           <w:rPr>
             <w:rFonts w:ascii="Arial" w:cs="Arial" w:eastAsia="Arial" w:hAnsi="Arial"/>
@@ -8591,7 +8591,7 @@
         </w:rPr>
         <w:t xml:space="preserve"> (</w:t>
       </w:r>
-      <w:hyperlink w:history="1" r:id="rIdimg6w1z2hw_ih-umrqcvv">
+      <w:hyperlink w:history="1" r:id="rIdncrifqrchehn-ii9yiga5">
         <w:r>
           <w:rPr>
             <w:rFonts w:ascii="Arial" w:cs="Arial" w:eastAsia="Arial" w:hAnsi="Arial"/>
@@ -9604,7 +9604,7 @@
             <w:pPr>
               <w:spacing w:after="20" w:before="0"/>
             </w:pPr>
-            <w:hyperlink w:history="1" r:id="rIdguk1opd7g1qy5xytluuwb">
+            <w:hyperlink w:history="1" r:id="rIdoe_mmfjzlu7fb4dxtkxva">
               <w:r>
                 <w:rPr>
                   <w:rFonts w:ascii="Arial" w:cs="Arial" w:eastAsia="Arial" w:hAnsi="Arial"/>
@@ -9637,7 +9637,7 @@
               <w:spacing w:after="10" w:before="0"/>
               <w:ind w:left="120"/>
             </w:pPr>
-            <w:hyperlink w:history="1" r:id="rIdiejocs6u97a_s_c2d_oeo">
+            <w:hyperlink w:history="1" r:id="rIdu8rf-yz6iqctts38cioca">
               <w:r>
                 <w:rPr>
                   <w:rFonts w:ascii="Arial" w:cs="Arial" w:eastAsia="Arial" w:hAnsi="Arial"/>
@@ -9682,7 +9682,7 @@
             <w:pPr>
               <w:spacing w:after="20" w:before="0"/>
             </w:pPr>
-            <w:hyperlink w:history="1" r:id="rIdxrqv_nx4jqzdpnp122ebo">
+            <w:hyperlink w:history="1" r:id="rIdmu9isokcyno7e6criw0at">
               <w:r>
                 <w:rPr>
                   <w:rFonts w:ascii="Arial" w:cs="Arial" w:eastAsia="Arial" w:hAnsi="Arial"/>
@@ -9715,7 +9715,7 @@
               <w:spacing w:after="10" w:before="0"/>
               <w:ind w:left="120"/>
             </w:pPr>
-            <w:hyperlink w:history="1" r:id="rIdoac-szlugklfs0wtw4xdd">
+            <w:hyperlink w:history="1" r:id="rId-_wrbefipjdkzblp35k3e">
               <w:r>
                 <w:rPr>
                   <w:rFonts w:ascii="Arial" w:cs="Arial" w:eastAsia="Arial" w:hAnsi="Arial"/>
@@ -9910,7 +9910,7 @@
             <w:pPr>
               <w:spacing w:after="20" w:before="0"/>
             </w:pPr>
-            <w:hyperlink w:history="1" r:id="rIdjzwp-7fj4wsitru_ayzjo">
+            <w:hyperlink w:history="1" r:id="rId46kvdplivpcbci3h5vnym">
               <w:r>
                 <w:rPr>
                   <w:rFonts w:ascii="Arial" w:cs="Arial" w:eastAsia="Arial" w:hAnsi="Arial"/>
@@ -9943,7 +9943,7 @@
               <w:spacing w:after="10" w:before="0"/>
               <w:ind w:left="120"/>
             </w:pPr>
-            <w:hyperlink w:history="1" r:id="rIdk5i7w4vpplfxcfsy94mk7">
+            <w:hyperlink w:history="1" r:id="rIdc0f3n1r5przor6ghkjfmv">
               <w:r>
                 <w:rPr>
                   <w:rFonts w:ascii="Arial" w:cs="Arial" w:eastAsia="Arial" w:hAnsi="Arial"/>
@@ -9988,7 +9988,7 @@
             <w:pPr>
               <w:spacing w:after="20" w:before="0"/>
             </w:pPr>
-            <w:hyperlink w:history="1" r:id="rIdgcjgnyp86jcyi3z6ouxkm">
+            <w:hyperlink w:history="1" r:id="rIdooffkdt7yvozjfnwjtffh">
               <w:r>
                 <w:rPr>
                   <w:rFonts w:ascii="Arial" w:cs="Arial" w:eastAsia="Arial" w:hAnsi="Arial"/>
@@ -10021,7 +10021,7 @@
               <w:spacing w:after="10" w:before="0"/>
               <w:ind w:left="120"/>
             </w:pPr>
-            <w:hyperlink w:history="1" r:id="rIduwqsvrjqfccmzwu2v28vj">
+            <w:hyperlink w:history="1" r:id="rIdanc0psp_etvgs3nhoxugo">
               <w:r>
                 <w:rPr>
                   <w:rFonts w:ascii="Arial" w:cs="Arial" w:eastAsia="Arial" w:hAnsi="Arial"/>
@@ -10216,7 +10216,7 @@
             <w:pPr>
               <w:spacing w:after="20" w:before="0"/>
             </w:pPr>
-            <w:hyperlink w:history="1" r:id="rIdo6mnt548kznvvkeeuiq4i">
+            <w:hyperlink w:history="1" r:id="rIdpa0zv9pysqxdxdzgscsi-">
               <w:r>
                 <w:rPr>
                   <w:rFonts w:ascii="Arial" w:cs="Arial" w:eastAsia="Arial" w:hAnsi="Arial"/>
@@ -10249,7 +10249,7 @@
               <w:spacing w:after="10" w:before="0"/>
               <w:ind w:left="120"/>
             </w:pPr>
-            <w:hyperlink w:history="1" r:id="rIdgfikoperzy-537m2sydso">
+            <w:hyperlink w:history="1" r:id="rIdyxqgau63fhon0ql0arm20">
               <w:r>
                 <w:rPr>
                   <w:rFonts w:ascii="Arial" w:cs="Arial" w:eastAsia="Arial" w:hAnsi="Arial"/>
@@ -10294,7 +10294,7 @@
             <w:pPr>
               <w:spacing w:after="20" w:before="0"/>
             </w:pPr>
-            <w:hyperlink w:history="1" r:id="rIdssrpy0lmeuziwmupjqioi">
+            <w:hyperlink w:history="1" r:id="rId54hzwbi0gtgxlqhxc41jn">
               <w:r>
                 <w:rPr>
                   <w:rFonts w:ascii="Arial" w:cs="Arial" w:eastAsia="Arial" w:hAnsi="Arial"/>
@@ -10327,7 +10327,7 @@
               <w:spacing w:after="10" w:before="0"/>
               <w:ind w:left="120"/>
             </w:pPr>
-            <w:hyperlink w:history="1" r:id="rIdwv9v5vjz2ghfpmfwxyzee">
+            <w:hyperlink w:history="1" r:id="rIdsqwfhy2rornuha5ciwo85">
               <w:r>
                 <w:rPr>
                   <w:rFonts w:ascii="Arial" w:cs="Arial" w:eastAsia="Arial" w:hAnsi="Arial"/>
@@ -10522,7 +10522,7 @@
             <w:pPr>
               <w:spacing w:after="20" w:before="0"/>
             </w:pPr>
-            <w:hyperlink w:history="1" r:id="rIdtn73dqgwnpvmyngwoi38h">
+            <w:hyperlink w:history="1" r:id="rId2p9ncxp11ukv0eomnbwz3">
               <w:r>
                 <w:rPr>
                   <w:rFonts w:ascii="Arial" w:cs="Arial" w:eastAsia="Arial" w:hAnsi="Arial"/>
@@ -10555,7 +10555,7 @@
               <w:spacing w:after="10" w:before="0"/>
               <w:ind w:left="120"/>
             </w:pPr>
-            <w:hyperlink w:history="1" r:id="rIdls6mj5zlxzyal3qsy4c3s">
+            <w:hyperlink w:history="1" r:id="rIdfg9cu2muau9qsn2r4esvc">
               <w:r>
                 <w:rPr>
                   <w:rFonts w:ascii="Arial" w:cs="Arial" w:eastAsia="Arial" w:hAnsi="Arial"/>
@@ -10600,7 +10600,7 @@
             <w:pPr>
               <w:spacing w:after="20" w:before="0"/>
             </w:pPr>
-            <w:hyperlink w:history="1" r:id="rId85-x77u3j7wejdfdc34s1">
+            <w:hyperlink w:history="1" r:id="rIderfhjshnlhlt_y3cjtphi">
               <w:r>
                 <w:rPr>
                   <w:rFonts w:ascii="Arial" w:cs="Arial" w:eastAsia="Arial" w:hAnsi="Arial"/>
@@ -10633,7 +10633,7 @@
               <w:spacing w:after="10" w:before="0"/>
               <w:ind w:left="120"/>
             </w:pPr>
-            <w:hyperlink w:history="1" r:id="rId1itx0ba5sqx3uj2txcali">
+            <w:hyperlink w:history="1" r:id="rIdfsp5tfjbzx2oxhdjxoyer">
               <w:r>
                 <w:rPr>
                   <w:rFonts w:ascii="Arial" w:cs="Arial" w:eastAsia="Arial" w:hAnsi="Arial"/>
@@ -10828,7 +10828,7 @@
             <w:pPr>
               <w:spacing w:after="20" w:before="0"/>
             </w:pPr>
-            <w:hyperlink w:history="1" r:id="rIdzc7g6zqqs-yzlabjvw3ty">
+            <w:hyperlink w:history="1" r:id="rIdgdawuij_zh5xgn9ptxkm7">
               <w:r>
                 <w:rPr>
                   <w:rFonts w:ascii="Arial" w:cs="Arial" w:eastAsia="Arial" w:hAnsi="Arial"/>
@@ -10877,7 +10877,7 @@
               <w:spacing w:after="10" w:before="0"/>
               <w:ind w:left="120"/>
             </w:pPr>
-            <w:hyperlink w:history="1" r:id="rIdp1xgkdoz0wrgvj4d2q_yb">
+            <w:hyperlink w:history="1" r:id="rId2xkwwciimdm3qx9usbas3">
               <w:r>
                 <w:rPr>
                   <w:rFonts w:ascii="Arial" w:cs="Arial" w:eastAsia="Arial" w:hAnsi="Arial"/>
@@ -10922,7 +10922,7 @@
             <w:pPr>
               <w:spacing w:after="20" w:before="0"/>
             </w:pPr>
-            <w:hyperlink w:history="1" r:id="rIdn7tz_w6xgmmiqddll-3a9">
+            <w:hyperlink w:history="1" r:id="rIdaoc3ftfaw_qyswwy5umps">
               <w:r>
                 <w:rPr>
                   <w:rFonts w:ascii="Arial" w:cs="Arial" w:eastAsia="Arial" w:hAnsi="Arial"/>
@@ -10971,7 +10971,7 @@
               <w:spacing w:after="10" w:before="0"/>
               <w:ind w:left="120"/>
             </w:pPr>
-            <w:hyperlink w:history="1" r:id="rIdpve3nxmmjlen4iehxilj5">
+            <w:hyperlink w:history="1" r:id="rIdnbanprevb2tuaxh6jttm0">
               <w:r>
                 <w:rPr>
                   <w:rFonts w:ascii="Arial" w:cs="Arial" w:eastAsia="Arial" w:hAnsi="Arial"/>
@@ -11483,7 +11483,7 @@
         </w:rPr>
         <w:t xml:space="preserve">© 2026 SeaVuria and ARES. Aligned with KICD objectives. Developed by SeaVuria; technical implementation by ARES (with AI assistance from Claude). Licensed under </w:t>
       </w:r>
-      <w:hyperlink w:history="1" r:id="rIdmbtkdymlbyyclhedqy94u">
+      <w:hyperlink w:history="1" r:id="rIdmxnlk4rph4vqvdljdh_kt">
         <w:r>
           <w:rPr>
             <w:rFonts w:ascii="Arial" w:cs="Arial" w:eastAsia="Arial" w:hAnsi="Arial"/>
@@ -11504,7 +11504,7 @@
         </w:rPr>
         <w:t xml:space="preserve"> (</w:t>
       </w:r>
-      <w:hyperlink w:history="1" r:id="rId7xnj-7rhzqdkuyuyxdvuo">
+      <w:hyperlink w:history="1" r:id="rIdekah4jfndqcmixth_vd59">
         <w:r>
           <w:rPr>
             <w:rFonts w:ascii="Arial" w:cs="Arial" w:eastAsia="Arial" w:hAnsi="Arial"/>
@@ -12517,7 +12517,7 @@
             <w:pPr>
               <w:spacing w:after="20" w:before="0"/>
             </w:pPr>
-            <w:hyperlink w:history="1" r:id="rId0y-k4bgxeld4tkuecrwyb">
+            <w:hyperlink w:history="1" r:id="rIdicje9xhvekbtfsf5gkset">
               <w:r>
                 <w:rPr>
                   <w:rFonts w:ascii="Arial" w:cs="Arial" w:eastAsia="Arial" w:hAnsi="Arial"/>
@@ -12550,7 +12550,7 @@
               <w:spacing w:after="10" w:before="0"/>
               <w:ind w:left="120"/>
             </w:pPr>
-            <w:hyperlink w:history="1" r:id="rIdwxqkcbjhyexlvul2r1r79">
+            <w:hyperlink w:history="1" r:id="rIdkgdwg_abwf3pwrwcw9nbc">
               <w:r>
                 <w:rPr>
                   <w:rFonts w:ascii="Arial" w:cs="Arial" w:eastAsia="Arial" w:hAnsi="Arial"/>
@@ -12595,7 +12595,7 @@
             <w:pPr>
               <w:spacing w:after="20" w:before="0"/>
             </w:pPr>
-            <w:hyperlink w:history="1" r:id="rId815-holsjdeqjisiryk_a">
+            <w:hyperlink w:history="1" r:id="rIdunui7vorxl4p_gvmtmhmb">
               <w:r>
                 <w:rPr>
                   <w:rFonts w:ascii="Arial" w:cs="Arial" w:eastAsia="Arial" w:hAnsi="Arial"/>
@@ -12628,7 +12628,7 @@
               <w:spacing w:after="10" w:before="0"/>
               <w:ind w:left="120"/>
             </w:pPr>
-            <w:hyperlink w:history="1" r:id="rIdsxtdsqovlf_366lod8egf">
+            <w:hyperlink w:history="1" r:id="rIdz4512n9xbpuap176tghb1">
               <w:r>
                 <w:rPr>
                   <w:rFonts w:ascii="Arial" w:cs="Arial" w:eastAsia="Arial" w:hAnsi="Arial"/>
@@ -12823,7 +12823,7 @@
             <w:pPr>
               <w:spacing w:after="20" w:before="0"/>
             </w:pPr>
-            <w:hyperlink w:history="1" r:id="rIdek5qtdrtnhgyzuspzcf23">
+            <w:hyperlink w:history="1" r:id="rIdywtqzvvcluqz49vskcixe">
               <w:r>
                 <w:rPr>
                   <w:rFonts w:ascii="Arial" w:cs="Arial" w:eastAsia="Arial" w:hAnsi="Arial"/>
@@ -12856,7 +12856,7 @@
               <w:spacing w:after="10" w:before="0"/>
               <w:ind w:left="120"/>
             </w:pPr>
-            <w:hyperlink w:history="1" r:id="rIdmc_x9zxz2fumjjm3mfjxo">
+            <w:hyperlink w:history="1" r:id="rIdu6ifzzfx9sypovlkqluvi">
               <w:r>
                 <w:rPr>
                   <w:rFonts w:ascii="Arial" w:cs="Arial" w:eastAsia="Arial" w:hAnsi="Arial"/>
@@ -12901,7 +12901,7 @@
             <w:pPr>
               <w:spacing w:after="20" w:before="0"/>
             </w:pPr>
-            <w:hyperlink w:history="1" r:id="rIdeilbcb7ydqnhtviaacpio">
+            <w:hyperlink w:history="1" r:id="rIdkpsof-wncuhqcybwu3vab">
               <w:r>
                 <w:rPr>
                   <w:rFonts w:ascii="Arial" w:cs="Arial" w:eastAsia="Arial" w:hAnsi="Arial"/>
@@ -12934,7 +12934,7 @@
               <w:spacing w:after="10" w:before="0"/>
               <w:ind w:left="120"/>
             </w:pPr>
-            <w:hyperlink w:history="1" r:id="rIdx3b2b7qm6b1uxtewsm__l">
+            <w:hyperlink w:history="1" r:id="rId6mvy6qynmrqxzqahb69es">
               <w:r>
                 <w:rPr>
                   <w:rFonts w:ascii="Arial" w:cs="Arial" w:eastAsia="Arial" w:hAnsi="Arial"/>
@@ -13129,7 +13129,7 @@
             <w:pPr>
               <w:spacing w:after="20" w:before="0"/>
             </w:pPr>
-            <w:hyperlink w:history="1" r:id="rIdjsunge_zfmnbhp6yz6xcn">
+            <w:hyperlink w:history="1" r:id="rIdu1juntq4kcoe8cmwom6ov">
               <w:r>
                 <w:rPr>
                   <w:rFonts w:ascii="Arial" w:cs="Arial" w:eastAsia="Arial" w:hAnsi="Arial"/>
@@ -13162,7 +13162,7 @@
               <w:spacing w:after="10" w:before="0"/>
               <w:ind w:left="120"/>
             </w:pPr>
-            <w:hyperlink w:history="1" r:id="rId53q4irecbniqfz9fnauk9">
+            <w:hyperlink w:history="1" r:id="rIdpk4zv4gu1fx0h5c5mjxe1">
               <w:r>
                 <w:rPr>
                   <w:rFonts w:ascii="Arial" w:cs="Arial" w:eastAsia="Arial" w:hAnsi="Arial"/>
@@ -13207,7 +13207,7 @@
             <w:pPr>
               <w:spacing w:after="20" w:before="0"/>
             </w:pPr>
-            <w:hyperlink w:history="1" r:id="rIdrf4s47mnbyuovsaj_lyrz">
+            <w:hyperlink w:history="1" r:id="rIdyehj3lctjppqx_jtwuodg">
               <w:r>
                 <w:rPr>
                   <w:rFonts w:ascii="Arial" w:cs="Arial" w:eastAsia="Arial" w:hAnsi="Arial"/>
@@ -13256,7 +13256,7 @@
               <w:spacing w:after="10" w:before="0"/>
               <w:ind w:left="120"/>
             </w:pPr>
-            <w:hyperlink w:history="1" r:id="rIdbf-7t3tbpjaywzrchzuaa">
+            <w:hyperlink w:history="1" r:id="rIdafey1zupj4l4lnuz5whwc">
               <w:r>
                 <w:rPr>
                   <w:rFonts w:ascii="Arial" w:cs="Arial" w:eastAsia="Arial" w:hAnsi="Arial"/>
@@ -13451,7 +13451,7 @@
             <w:pPr>
               <w:spacing w:after="20" w:before="0"/>
             </w:pPr>
-            <w:hyperlink w:history="1" r:id="rId38n0qhp0peivunlhowglx">
+            <w:hyperlink w:history="1" r:id="rIdkcolbuqjtmrli-l47zwn8">
               <w:r>
                 <w:rPr>
                   <w:rFonts w:ascii="Arial" w:cs="Arial" w:eastAsia="Arial" w:hAnsi="Arial"/>
@@ -13484,7 +13484,7 @@
               <w:spacing w:after="10" w:before="0"/>
               <w:ind w:left="120"/>
             </w:pPr>
-            <w:hyperlink w:history="1" r:id="rIdorlps7zl_8uocpjmlnsvd">
+            <w:hyperlink w:history="1" r:id="rId6777vmln3bpg4f8mbeo0z">
               <w:r>
                 <w:rPr>
                   <w:rFonts w:ascii="Arial" w:cs="Arial" w:eastAsia="Arial" w:hAnsi="Arial"/>
@@ -13529,7 +13529,7 @@
             <w:pPr>
               <w:spacing w:after="20" w:before="0"/>
             </w:pPr>
-            <w:hyperlink w:history="1" r:id="rId_qfej3f8douba_kejg-fr">
+            <w:hyperlink w:history="1" r:id="rId5c7-ibubmntt2amoite-s">
               <w:r>
                 <w:rPr>
                   <w:rFonts w:ascii="Arial" w:cs="Arial" w:eastAsia="Arial" w:hAnsi="Arial"/>
@@ -13578,7 +13578,7 @@
               <w:spacing w:after="10" w:before="0"/>
               <w:ind w:left="120"/>
             </w:pPr>
-            <w:hyperlink w:history="1" r:id="rIdxeiyx2_zzipcf_gz-jb_b">
+            <w:hyperlink w:history="1" r:id="rIdc5qgwrwwesg-qdccpqovx">
               <w:r>
                 <w:rPr>
                   <w:rFonts w:ascii="Arial" w:cs="Arial" w:eastAsia="Arial" w:hAnsi="Arial"/>
@@ -13773,7 +13773,7 @@
             <w:pPr>
               <w:spacing w:after="20" w:before="0"/>
             </w:pPr>
-            <w:hyperlink w:history="1" r:id="rId6vstm5resbp5n9bqt7xgb">
+            <w:hyperlink w:history="1" r:id="rIdnswvkwbtr6mprj5bjksvi">
               <w:r>
                 <w:rPr>
                   <w:rFonts w:ascii="Arial" w:cs="Arial" w:eastAsia="Arial" w:hAnsi="Arial"/>
@@ -13822,7 +13822,7 @@
               <w:spacing w:after="10" w:before="0"/>
               <w:ind w:left="120"/>
             </w:pPr>
-            <w:hyperlink w:history="1" r:id="rIdxlehxld8tzgfyyn6lzjtx">
+            <w:hyperlink w:history="1" r:id="rId3sd_rzpgixvvp69_u14fg">
               <w:r>
                 <w:rPr>
                   <w:rFonts w:ascii="Arial" w:cs="Arial" w:eastAsia="Arial" w:hAnsi="Arial"/>
@@ -13867,7 +13867,7 @@
             <w:pPr>
               <w:spacing w:after="20" w:before="0"/>
             </w:pPr>
-            <w:hyperlink w:history="1" r:id="rIdgeaa2dfsmagsfom-bidww">
+            <w:hyperlink w:history="1" r:id="rIdap3xjkfhxhytnswvq00bs">
               <w:r>
                 <w:rPr>
                   <w:rFonts w:ascii="Arial" w:cs="Arial" w:eastAsia="Arial" w:hAnsi="Arial"/>
@@ -13916,7 +13916,7 @@
               <w:spacing w:after="10" w:before="0"/>
               <w:ind w:left="120"/>
             </w:pPr>
-            <w:hyperlink w:history="1" r:id="rId88e-cho4v_orbmivag2rb">
+            <w:hyperlink w:history="1" r:id="rIdshl-rjcpdkjbremnovbbo">
               <w:r>
                 <w:rPr>
                   <w:rFonts w:ascii="Arial" w:cs="Arial" w:eastAsia="Arial" w:hAnsi="Arial"/>
@@ -14428,7 +14428,7 @@
         </w:rPr>
         <w:t xml:space="preserve">© 2026 SeaVuria and ARES. Aligned with KICD objectives. Developed by SeaVuria; technical implementation by ARES (with AI assistance from Claude). Licensed under </w:t>
       </w:r>
-      <w:hyperlink w:history="1" r:id="rIddap_-wgxhatc57i26zte9">
+      <w:hyperlink w:history="1" r:id="rIdzvtecihonzfonc2sziq_c">
         <w:r>
           <w:rPr>
             <w:rFonts w:ascii="Arial" w:cs="Arial" w:eastAsia="Arial" w:hAnsi="Arial"/>
@@ -14449,7 +14449,7 @@
         </w:rPr>
         <w:t xml:space="preserve"> (</w:t>
       </w:r>
-      <w:hyperlink w:history="1" r:id="rIdial9tahrdixqshk4hrn1c">
+      <w:hyperlink w:history="1" r:id="rIdpqcv2kod6qvoua5eegoym">
         <w:r>
           <w:rPr>
             <w:rFonts w:ascii="Arial" w:cs="Arial" w:eastAsia="Arial" w:hAnsi="Arial"/>
@@ -15462,7 +15462,7 @@
             <w:pPr>
               <w:spacing w:after="20" w:before="0"/>
             </w:pPr>
-            <w:hyperlink w:history="1" r:id="rIdayue9zfnp81vnnml-pxsb">
+            <w:hyperlink w:history="1" r:id="rIdtpwbvlbnpyt52m9i96gi8">
               <w:r>
                 <w:rPr>
                   <w:rFonts w:ascii="Arial" w:cs="Arial" w:eastAsia="Arial" w:hAnsi="Arial"/>
@@ -15495,7 +15495,7 @@
               <w:spacing w:after="10" w:before="0"/>
               <w:ind w:left="120"/>
             </w:pPr>
-            <w:hyperlink w:history="1" r:id="rIdj8-zzv9prgzhr_vizg0ua">
+            <w:hyperlink w:history="1" r:id="rIdd9ldhnbkviulg4pzonqk9">
               <w:r>
                 <w:rPr>
                   <w:rFonts w:ascii="Arial" w:cs="Arial" w:eastAsia="Arial" w:hAnsi="Arial"/>
@@ -15540,7 +15540,7 @@
             <w:pPr>
               <w:spacing w:after="20" w:before="0"/>
             </w:pPr>
-            <w:hyperlink w:history="1" r:id="rIdapmnnhwlmny6qiae948ag">
+            <w:hyperlink w:history="1" r:id="rIdjcyufzp0mwyqexonjw_ef">
               <w:r>
                 <w:rPr>
                   <w:rFonts w:ascii="Arial" w:cs="Arial" w:eastAsia="Arial" w:hAnsi="Arial"/>
@@ -15573,7 +15573,7 @@
               <w:spacing w:after="10" w:before="0"/>
               <w:ind w:left="120"/>
             </w:pPr>
-            <w:hyperlink w:history="1" r:id="rIda42pbj5bjmlffdzczldxc">
+            <w:hyperlink w:history="1" r:id="rId2q9u17l3oyyxttfy5en4r">
               <w:r>
                 <w:rPr>
                   <w:rFonts w:ascii="Arial" w:cs="Arial" w:eastAsia="Arial" w:hAnsi="Arial"/>
@@ -15768,7 +15768,7 @@
             <w:pPr>
               <w:spacing w:after="20" w:before="0"/>
             </w:pPr>
-            <w:hyperlink w:history="1" r:id="rIdirasa0hkvgvmlszvivogl">
+            <w:hyperlink w:history="1" r:id="rIdwxu82m72yq0iwfixgv6_f">
               <w:r>
                 <w:rPr>
                   <w:rFonts w:ascii="Arial" w:cs="Arial" w:eastAsia="Arial" w:hAnsi="Arial"/>
@@ -15801,7 +15801,7 @@
               <w:spacing w:after="10" w:before="0"/>
               <w:ind w:left="120"/>
             </w:pPr>
-            <w:hyperlink w:history="1" r:id="rIdnf6grxwgh5qaexzr-_bt2">
+            <w:hyperlink w:history="1" r:id="rIdfqlbjtu8xjabvoat4osex">
               <w:r>
                 <w:rPr>
                   <w:rFonts w:ascii="Arial" w:cs="Arial" w:eastAsia="Arial" w:hAnsi="Arial"/>
@@ -15846,7 +15846,7 @@
             <w:pPr>
               <w:spacing w:after="20" w:before="0"/>
             </w:pPr>
-            <w:hyperlink w:history="1" r:id="rIde6o8zep17jfucwlhn1mhx">
+            <w:hyperlink w:history="1" r:id="rIdkvoc94cpzpqqnllmcw3ll">
               <w:r>
                 <w:rPr>
                   <w:rFonts w:ascii="Arial" w:cs="Arial" w:eastAsia="Arial" w:hAnsi="Arial"/>
@@ -15879,7 +15879,7 @@
               <w:spacing w:after="10" w:before="0"/>
               <w:ind w:left="120"/>
             </w:pPr>
-            <w:hyperlink w:history="1" r:id="rIdhhgfi28l07c3voo2i4dlp">
+            <w:hyperlink w:history="1" r:id="rIddk5lfwftqrnfo5pucgagb">
               <w:r>
                 <w:rPr>
                   <w:rFonts w:ascii="Arial" w:cs="Arial" w:eastAsia="Arial" w:hAnsi="Arial"/>
@@ -16074,7 +16074,7 @@
             <w:pPr>
               <w:spacing w:after="20" w:before="0"/>
             </w:pPr>
-            <w:hyperlink w:history="1" r:id="rIdkblattn0kku9iwui3zenm">
+            <w:hyperlink w:history="1" r:id="rIdhuwng5mbozlmw2re15u_v">
               <w:r>
                 <w:rPr>
                   <w:rFonts w:ascii="Arial" w:cs="Arial" w:eastAsia="Arial" w:hAnsi="Arial"/>
@@ -16123,7 +16123,7 @@
               <w:spacing w:after="10" w:before="0"/>
               <w:ind w:left="120"/>
             </w:pPr>
-            <w:hyperlink w:history="1" r:id="rId3ukqcwthwjmb_bzifatvi">
+            <w:hyperlink w:history="1" r:id="rIdvrb78xhievatke3kpwgsf">
               <w:r>
                 <w:rPr>
                   <w:rFonts w:ascii="Arial" w:cs="Arial" w:eastAsia="Arial" w:hAnsi="Arial"/>
@@ -16168,7 +16168,7 @@
             <w:pPr>
               <w:spacing w:after="20" w:before="0"/>
             </w:pPr>
-            <w:hyperlink w:history="1" r:id="rIdanz8iy7lkh-samc8fpia9">
+            <w:hyperlink w:history="1" r:id="rId4g5xdtgl_cnnyz7yj9oh7">
               <w:r>
                 <w:rPr>
                   <w:rFonts w:ascii="Arial" w:cs="Arial" w:eastAsia="Arial" w:hAnsi="Arial"/>
@@ -16201,7 +16201,7 @@
               <w:spacing w:after="10" w:before="0"/>
               <w:ind w:left="120"/>
             </w:pPr>
-            <w:hyperlink w:history="1" r:id="rIdb5w7o7ogxs8xdvozhnscj">
+            <w:hyperlink w:history="1" r:id="rIdfcv0vhdqsepov-wbywhsq">
               <w:r>
                 <w:rPr>
                   <w:rFonts w:ascii="Arial" w:cs="Arial" w:eastAsia="Arial" w:hAnsi="Arial"/>
@@ -16396,7 +16396,7 @@
             <w:pPr>
               <w:spacing w:after="20" w:before="0"/>
             </w:pPr>
-            <w:hyperlink w:history="1" r:id="rIdgcykyhkpi8wt9a4nnalfd">
+            <w:hyperlink w:history="1" r:id="rId85eawe5ai_isrsvfmkrdj">
               <w:r>
                 <w:rPr>
                   <w:rFonts w:ascii="Arial" w:cs="Arial" w:eastAsia="Arial" w:hAnsi="Arial"/>
@@ -16445,7 +16445,7 @@
               <w:spacing w:after="10" w:before="0"/>
               <w:ind w:left="120"/>
             </w:pPr>
-            <w:hyperlink w:history="1" r:id="rIdfbsafu-t7r3yrtqrromdw">
+            <w:hyperlink w:history="1" r:id="rIdcwiwflu08j2wkzbe_uzfm">
               <w:r>
                 <w:rPr>
                   <w:rFonts w:ascii="Arial" w:cs="Arial" w:eastAsia="Arial" w:hAnsi="Arial"/>
@@ -16490,7 +16490,7 @@
             <w:pPr>
               <w:spacing w:after="20" w:before="0"/>
             </w:pPr>
-            <w:hyperlink w:history="1" r:id="rIdy4lor_xfmkykujzvxvzo_">
+            <w:hyperlink w:history="1" r:id="rId5pbs_zuzhfoespewty3po">
               <w:r>
                 <w:rPr>
                   <w:rFonts w:ascii="Arial" w:cs="Arial" w:eastAsia="Arial" w:hAnsi="Arial"/>
@@ -16523,7 +16523,7 @@
               <w:spacing w:after="10" w:before="0"/>
               <w:ind w:left="120"/>
             </w:pPr>
-            <w:hyperlink w:history="1" r:id="rIdbfwfn3x5imecn-dfbbw-f">
+            <w:hyperlink w:history="1" r:id="rIdqtgik7kli9t7nzqnignvt">
               <w:r>
                 <w:rPr>
                   <w:rFonts w:ascii="Arial" w:cs="Arial" w:eastAsia="Arial" w:hAnsi="Arial"/>
@@ -16718,7 +16718,7 @@
             <w:pPr>
               <w:spacing w:after="20" w:before="0"/>
             </w:pPr>
-            <w:hyperlink w:history="1" r:id="rIdtvr3wezyhs73pe-i54k2c">
+            <w:hyperlink w:history="1" r:id="rId0od3svluwqzh32lh0gh_1">
               <w:r>
                 <w:rPr>
                   <w:rFonts w:ascii="Arial" w:cs="Arial" w:eastAsia="Arial" w:hAnsi="Arial"/>
@@ -16767,7 +16767,7 @@
               <w:spacing w:after="10" w:before="0"/>
               <w:ind w:left="120"/>
             </w:pPr>
-            <w:hyperlink w:history="1" r:id="rIdry51ywpnselzwxa-ypdj9">
+            <w:hyperlink w:history="1" r:id="rId_qd-xajr21_kergorub4s">
               <w:r>
                 <w:rPr>
                   <w:rFonts w:ascii="Arial" w:cs="Arial" w:eastAsia="Arial" w:hAnsi="Arial"/>
@@ -16812,7 +16812,7 @@
             <w:pPr>
               <w:spacing w:after="20" w:before="0"/>
             </w:pPr>
-            <w:hyperlink w:history="1" r:id="rIdo1xdvaw9pziqq8wsq0abd">
+            <w:hyperlink w:history="1" r:id="rIdlz0-dsius5yypl_9wz_kv">
               <w:r>
                 <w:rPr>
                   <w:rFonts w:ascii="Arial" w:cs="Arial" w:eastAsia="Arial" w:hAnsi="Arial"/>
@@ -16861,7 +16861,7 @@
               <w:spacing w:after="10" w:before="0"/>
               <w:ind w:left="120"/>
             </w:pPr>
-            <w:hyperlink w:history="1" r:id="rIddvt3p_cpgg3pvawrcjaam">
+            <w:hyperlink w:history="1" r:id="rIdohrhndr5l8o05frlhb6jn">
               <w:r>
                 <w:rPr>
                   <w:rFonts w:ascii="Arial" w:cs="Arial" w:eastAsia="Arial" w:hAnsi="Arial"/>
@@ -17373,7 +17373,7 @@
         </w:rPr>
         <w:t xml:space="preserve">© 2026 SeaVuria and ARES. Aligned with KICD objectives. Developed by SeaVuria; technical implementation by ARES (with AI assistance from Claude). Licensed under </w:t>
       </w:r>
-      <w:hyperlink w:history="1" r:id="rIdduvmoojw7hnokvdqlgd_i">
+      <w:hyperlink w:history="1" r:id="rIdrjr6imdpsuij9jwrl0xac">
         <w:r>
           <w:rPr>
             <w:rFonts w:ascii="Arial" w:cs="Arial" w:eastAsia="Arial" w:hAnsi="Arial"/>
@@ -17394,7 +17394,7 @@
         </w:rPr>
         <w:t xml:space="preserve"> (</w:t>
       </w:r>
-      <w:hyperlink w:history="1" r:id="rId0r79ezbo-extlikyvivnm">
+      <w:hyperlink w:history="1" r:id="rIdhgsyo4vugtr33qbnyaker">
         <w:r>
           <w:rPr>
             <w:rFonts w:ascii="Arial" w:cs="Arial" w:eastAsia="Arial" w:hAnsi="Arial"/>
@@ -18407,7 +18407,7 @@
             <w:pPr>
               <w:spacing w:after="20" w:before="0"/>
             </w:pPr>
-            <w:hyperlink w:history="1" r:id="rIdcxteyr2ouprf-s_vxu6oe">
+            <w:hyperlink w:history="1" r:id="rIdsoqqdtvdixk59ttzlq2bc">
               <w:r>
                 <w:rPr>
                   <w:rFonts w:ascii="Arial" w:cs="Arial" w:eastAsia="Arial" w:hAnsi="Arial"/>
@@ -18440,7 +18440,7 @@
               <w:spacing w:after="10" w:before="0"/>
               <w:ind w:left="120"/>
             </w:pPr>
-            <w:hyperlink w:history="1" r:id="rIdwiphahbmafyykz-p_vz0n">
+            <w:hyperlink w:history="1" r:id="rIdakidojvzonns1frp4_n5e">
               <w:r>
                 <w:rPr>
                   <w:rFonts w:ascii="Arial" w:cs="Arial" w:eastAsia="Arial" w:hAnsi="Arial"/>
@@ -18485,7 +18485,7 @@
             <w:pPr>
               <w:spacing w:after="20" w:before="0"/>
             </w:pPr>
-            <w:hyperlink w:history="1" r:id="rIdaykd2tu4zym6p-a0cajp6">
+            <w:hyperlink w:history="1" r:id="rIdw_rq8htc7v9snkndlnbnx">
               <w:r>
                 <w:rPr>
                   <w:rFonts w:ascii="Arial" w:cs="Arial" w:eastAsia="Arial" w:hAnsi="Arial"/>
@@ -18518,7 +18518,7 @@
               <w:spacing w:after="10" w:before="0"/>
               <w:ind w:left="120"/>
             </w:pPr>
-            <w:hyperlink w:history="1" r:id="rIdvhccd0zgajufhu5wdcz3t">
+            <w:hyperlink w:history="1" r:id="rId0kzmrasokb4tiujpsc7-w">
               <w:r>
                 <w:rPr>
                   <w:rFonts w:ascii="Arial" w:cs="Arial" w:eastAsia="Arial" w:hAnsi="Arial"/>
@@ -18713,7 +18713,7 @@
             <w:pPr>
               <w:spacing w:after="20" w:before="0"/>
             </w:pPr>
-            <w:hyperlink w:history="1" r:id="rIddt_oydxwhjbnhxl4pcabf">
+            <w:hyperlink w:history="1" r:id="rIdrqwopbu28yhz5zb4kn34i">
               <w:r>
                 <w:rPr>
                   <w:rFonts w:ascii="Arial" w:cs="Arial" w:eastAsia="Arial" w:hAnsi="Arial"/>
@@ -18746,7 +18746,7 @@
               <w:spacing w:after="10" w:before="0"/>
               <w:ind w:left="120"/>
             </w:pPr>
-            <w:hyperlink w:history="1" r:id="rId-bwgvylnxhhxrwkyqrveh">
+            <w:hyperlink w:history="1" r:id="rId6iizmumapclq9owon82tm">
               <w:r>
                 <w:rPr>
                   <w:rFonts w:ascii="Arial" w:cs="Arial" w:eastAsia="Arial" w:hAnsi="Arial"/>
@@ -18791,7 +18791,7 @@
             <w:pPr>
               <w:spacing w:after="20" w:before="0"/>
             </w:pPr>
-            <w:hyperlink w:history="1" r:id="rId3i6afusui2gcilu_hgira">
+            <w:hyperlink w:history="1" r:id="rId-qku2uy0nqm31h86cbobi">
               <w:r>
                 <w:rPr>
                   <w:rFonts w:ascii="Arial" w:cs="Arial" w:eastAsia="Arial" w:hAnsi="Arial"/>
@@ -18824,7 +18824,7 @@
               <w:spacing w:after="10" w:before="0"/>
               <w:ind w:left="120"/>
             </w:pPr>
-            <w:hyperlink w:history="1" r:id="rIdtbjelxjyoyffvik9txy2k">
+            <w:hyperlink w:history="1" r:id="rIdm8_hizljooxnfxbda0ruk">
               <w:r>
                 <w:rPr>
                   <w:rFonts w:ascii="Arial" w:cs="Arial" w:eastAsia="Arial" w:hAnsi="Arial"/>
@@ -19019,7 +19019,7 @@
             <w:pPr>
               <w:spacing w:after="20" w:before="0"/>
             </w:pPr>
-            <w:hyperlink w:history="1" r:id="rIdhlthvm9njl6vyncewgcnw">
+            <w:hyperlink w:history="1" r:id="rIdn99nih3vbtgh2ytanpk0j">
               <w:r>
                 <w:rPr>
                   <w:rFonts w:ascii="Arial" w:cs="Arial" w:eastAsia="Arial" w:hAnsi="Arial"/>
@@ -19052,7 +19052,7 @@
               <w:spacing w:after="10" w:before="0"/>
               <w:ind w:left="120"/>
             </w:pPr>
-            <w:hyperlink w:history="1" r:id="rIdnnkhnezvtvpm3obdx2sj6">
+            <w:hyperlink w:history="1" r:id="rIdai2krtqudb3tltdcsvpdm">
               <w:r>
                 <w:rPr>
                   <w:rFonts w:ascii="Arial" w:cs="Arial" w:eastAsia="Arial" w:hAnsi="Arial"/>
@@ -19097,7 +19097,7 @@
             <w:pPr>
               <w:spacing w:after="20" w:before="0"/>
             </w:pPr>
-            <w:hyperlink w:history="1" r:id="rIdo3oqgjtlkd4c8oh80b3ba">
+            <w:hyperlink w:history="1" r:id="rIdvndo4clkrhlgiwfadkzik">
               <w:r>
                 <w:rPr>
                   <w:rFonts w:ascii="Arial" w:cs="Arial" w:eastAsia="Arial" w:hAnsi="Arial"/>
@@ -19130,7 +19130,7 @@
               <w:spacing w:after="10" w:before="0"/>
               <w:ind w:left="120"/>
             </w:pPr>
-            <w:hyperlink w:history="1" r:id="rIdnqicpyos7gdml5vvexoyp">
+            <w:hyperlink w:history="1" r:id="rId135e-lxyxv0733zkwvazi">
               <w:r>
                 <w:rPr>
                   <w:rFonts w:ascii="Arial" w:cs="Arial" w:eastAsia="Arial" w:hAnsi="Arial"/>
@@ -19325,7 +19325,7 @@
             <w:pPr>
               <w:spacing w:after="20" w:before="0"/>
             </w:pPr>
-            <w:hyperlink w:history="1" r:id="rIdehy-rmujyqpvswqoaoed3">
+            <w:hyperlink w:history="1" r:id="rIdhcavtwxl_z2krowzscobw">
               <w:r>
                 <w:rPr>
                   <w:rFonts w:ascii="Arial" w:cs="Arial" w:eastAsia="Arial" w:hAnsi="Arial"/>
@@ -19358,7 +19358,7 @@
               <w:spacing w:after="10" w:before="0"/>
               <w:ind w:left="120"/>
             </w:pPr>
-            <w:hyperlink w:history="1" r:id="rIdehfonvpiyxp39ehgvxnun">
+            <w:hyperlink w:history="1" r:id="rIdnpi2q0foknphvpqyk02cl">
               <w:r>
                 <w:rPr>
                   <w:rFonts w:ascii="Arial" w:cs="Arial" w:eastAsia="Arial" w:hAnsi="Arial"/>
@@ -19403,7 +19403,7 @@
             <w:pPr>
               <w:spacing w:after="20" w:before="0"/>
             </w:pPr>
-            <w:hyperlink w:history="1" r:id="rIdmxul_adhbo0kz5fskkdej">
+            <w:hyperlink w:history="1" r:id="rIdgizcdnqtyszazsvvzpsew">
               <w:r>
                 <w:rPr>
                   <w:rFonts w:ascii="Arial" w:cs="Arial" w:eastAsia="Arial" w:hAnsi="Arial"/>
@@ -19436,7 +19436,7 @@
               <w:spacing w:after="10" w:before="0"/>
               <w:ind w:left="120"/>
             </w:pPr>
-            <w:hyperlink w:history="1" r:id="rIdndaf5_ck-aehycnlm2bcx">
+            <w:hyperlink w:history="1" r:id="rIdmu8fhkwmgrab_z4mkc2kh">
               <w:r>
                 <w:rPr>
                   <w:rFonts w:ascii="Arial" w:cs="Arial" w:eastAsia="Arial" w:hAnsi="Arial"/>
@@ -19631,7 +19631,7 @@
             <w:pPr>
               <w:spacing w:after="20" w:before="0"/>
             </w:pPr>
-            <w:hyperlink w:history="1" r:id="rIds8lvorx-ngkw05mhmzyag">
+            <w:hyperlink w:history="1" r:id="rIdnqis0ozwsxwjazks4um7e">
               <w:r>
                 <w:rPr>
                   <w:rFonts w:ascii="Arial" w:cs="Arial" w:eastAsia="Arial" w:hAnsi="Arial"/>
@@ -19680,7 +19680,7 @@
               <w:spacing w:after="10" w:before="0"/>
               <w:ind w:left="120"/>
             </w:pPr>
-            <w:hyperlink w:history="1" r:id="rIdcycvtx0yfj9b8b2wffhyo">
+            <w:hyperlink w:history="1" r:id="rIdp59wwhzwfrqc2ft-ypkf7">
               <w:r>
                 <w:rPr>
                   <w:rFonts w:ascii="Arial" w:cs="Arial" w:eastAsia="Arial" w:hAnsi="Arial"/>
@@ -19725,7 +19725,7 @@
             <w:pPr>
               <w:spacing w:after="20" w:before="0"/>
             </w:pPr>
-            <w:hyperlink w:history="1" r:id="rIdbjas_zd9-isvacvhflnmp">
+            <w:hyperlink w:history="1" r:id="rIdwfgzsj7-hsaunpnnwkeof">
               <w:r>
                 <w:rPr>
                   <w:rFonts w:ascii="Arial" w:cs="Arial" w:eastAsia="Arial" w:hAnsi="Arial"/>
@@ -19758,7 +19758,7 @@
               <w:spacing w:after="10" w:before="0"/>
               <w:ind w:left="120"/>
             </w:pPr>
-            <w:hyperlink w:history="1" r:id="rId5rzw4iijuufwaj76mlxfm">
+            <w:hyperlink w:history="1" r:id="rIdrpzggeo_w9xuk8cbjerqc">
               <w:r>
                 <w:rPr>
                   <w:rFonts w:ascii="Arial" w:cs="Arial" w:eastAsia="Arial" w:hAnsi="Arial"/>
@@ -20270,7 +20270,7 @@
         </w:rPr>
         <w:t xml:space="preserve">© 2026 SeaVuria and ARES. Aligned with KICD objectives. Developed by SeaVuria; technical implementation by ARES (with AI assistance from Claude). Licensed under </w:t>
       </w:r>
-      <w:hyperlink w:history="1" r:id="rIdaygqq1cgx989jgbrdaszp">
+      <w:hyperlink w:history="1" r:id="rIdqn3pptvpcd3rt-u7mdzrv">
         <w:r>
           <w:rPr>
             <w:rFonts w:ascii="Arial" w:cs="Arial" w:eastAsia="Arial" w:hAnsi="Arial"/>
@@ -20291,7 +20291,7 @@
         </w:rPr>
         <w:t xml:space="preserve"> (</w:t>
       </w:r>
-      <w:hyperlink w:history="1" r:id="rIdep1xt-ur9xdojnmdwnelp">
+      <w:hyperlink w:history="1" r:id="rIdkntefnmnlldpx91ss2e2j">
         <w:r>
           <w:rPr>
             <w:rFonts w:ascii="Arial" w:cs="Arial" w:eastAsia="Arial" w:hAnsi="Arial"/>
@@ -21304,7 +21304,7 @@
             <w:pPr>
               <w:spacing w:after="20" w:before="0"/>
             </w:pPr>
-            <w:hyperlink w:history="1" r:id="rIdq1bedwzeoeutmiw2ryr8m">
+            <w:hyperlink w:history="1" r:id="rIdm21tuvsfoftq-5e9cxcig">
               <w:r>
                 <w:rPr>
                   <w:rFonts w:ascii="Arial" w:cs="Arial" w:eastAsia="Arial" w:hAnsi="Arial"/>
@@ -21337,7 +21337,7 @@
               <w:spacing w:after="10" w:before="0"/>
               <w:ind w:left="120"/>
             </w:pPr>
-            <w:hyperlink w:history="1" r:id="rIdpryuq2axz9sbdvvpm9noh">
+            <w:hyperlink w:history="1" r:id="rIdnji06hmsbmaki2rzubgki">
               <w:r>
                 <w:rPr>
                   <w:rFonts w:ascii="Arial" w:cs="Arial" w:eastAsia="Arial" w:hAnsi="Arial"/>
@@ -21382,7 +21382,7 @@
             <w:pPr>
               <w:spacing w:after="20" w:before="0"/>
             </w:pPr>
-            <w:hyperlink w:history="1" r:id="rId34mjqoxdp5pxolme94ame">
+            <w:hyperlink w:history="1" r:id="rIdxga2-bg4fqg6tknikdzgd">
               <w:r>
                 <w:rPr>
                   <w:rFonts w:ascii="Arial" w:cs="Arial" w:eastAsia="Arial" w:hAnsi="Arial"/>
@@ -21415,7 +21415,7 @@
               <w:spacing w:after="10" w:before="0"/>
               <w:ind w:left="120"/>
             </w:pPr>
-            <w:hyperlink w:history="1" r:id="rIdypuhktfh9u7snymfynpis">
+            <w:hyperlink w:history="1" r:id="rIdlpxcwnfcu6_y3hkg9vl8u">
               <w:r>
                 <w:rPr>
                   <w:rFonts w:ascii="Arial" w:cs="Arial" w:eastAsia="Arial" w:hAnsi="Arial"/>
@@ -21610,7 +21610,7 @@
             <w:pPr>
               <w:spacing w:after="20" w:before="0"/>
             </w:pPr>
-            <w:hyperlink w:history="1" r:id="rIdupzpgqxnmy97oyt7eg1qo">
+            <w:hyperlink w:history="1" r:id="rIdko1w_uxburjf8zuhatagi">
               <w:r>
                 <w:rPr>
                   <w:rFonts w:ascii="Arial" w:cs="Arial" w:eastAsia="Arial" w:hAnsi="Arial"/>
@@ -21643,7 +21643,7 @@
               <w:spacing w:after="10" w:before="0"/>
               <w:ind w:left="120"/>
             </w:pPr>
-            <w:hyperlink w:history="1" r:id="rId7csmmipvtxmdw581xngpn">
+            <w:hyperlink w:history="1" r:id="rIdjo_el6gpo6btneyjsbj3w">
               <w:r>
                 <w:rPr>
                   <w:rFonts w:ascii="Arial" w:cs="Arial" w:eastAsia="Arial" w:hAnsi="Arial"/>
@@ -21688,7 +21688,7 @@
             <w:pPr>
               <w:spacing w:after="20" w:before="0"/>
             </w:pPr>
-            <w:hyperlink w:history="1" r:id="rIdwgvnt22hjd1li2nsoxbdv">
+            <w:hyperlink w:history="1" r:id="rId1smnjjo9294vgurwsp902">
               <w:r>
                 <w:rPr>
                   <w:rFonts w:ascii="Arial" w:cs="Arial" w:eastAsia="Arial" w:hAnsi="Arial"/>
@@ -21721,7 +21721,7 @@
               <w:spacing w:after="10" w:before="0"/>
               <w:ind w:left="120"/>
             </w:pPr>
-            <w:hyperlink w:history="1" r:id="rIdt7_tt1izomxnqe3vfhffr">
+            <w:hyperlink w:history="1" r:id="rIdvsxzi2dhxjrqrnyih5l39">
               <w:r>
                 <w:rPr>
                   <w:rFonts w:ascii="Arial" w:cs="Arial" w:eastAsia="Arial" w:hAnsi="Arial"/>
@@ -21916,7 +21916,7 @@
             <w:pPr>
               <w:spacing w:after="20" w:before="0"/>
             </w:pPr>
-            <w:hyperlink w:history="1" r:id="rIdfknydq34aayzbduu2tenw">
+            <w:hyperlink w:history="1" r:id="rId0hqbekla6utzjrfjyk8uw">
               <w:r>
                 <w:rPr>
                   <w:rFonts w:ascii="Arial" w:cs="Arial" w:eastAsia="Arial" w:hAnsi="Arial"/>
@@ -21965,7 +21965,7 @@
               <w:spacing w:after="10" w:before="0"/>
               <w:ind w:left="120"/>
             </w:pPr>
-            <w:hyperlink w:history="1" r:id="rIdt2lqj__5ci5epry1up-tk">
+            <w:hyperlink w:history="1" r:id="rIdl3ijmp7lzudliojcp5qdp">
               <w:r>
                 <w:rPr>
                   <w:rFonts w:ascii="Arial" w:cs="Arial" w:eastAsia="Arial" w:hAnsi="Arial"/>
@@ -22010,7 +22010,7 @@
             <w:pPr>
               <w:spacing w:after="20" w:before="0"/>
             </w:pPr>
-            <w:hyperlink w:history="1" r:id="rIdbi8k9ahjx6-r2wr3npgb7">
+            <w:hyperlink w:history="1" r:id="rIdtxvybum_him8sxl_ic2an">
               <w:r>
                 <w:rPr>
                   <w:rFonts w:ascii="Arial" w:cs="Arial" w:eastAsia="Arial" w:hAnsi="Arial"/>
@@ -22043,7 +22043,7 @@
               <w:spacing w:after="10" w:before="0"/>
               <w:ind w:left="120"/>
             </w:pPr>
-            <w:hyperlink w:history="1" r:id="rIdqmoqe9zxxmihxpyybicjr">
+            <w:hyperlink w:history="1" r:id="rIdppjrubftcxin5j8uejtal">
               <w:r>
                 <w:rPr>
                   <w:rFonts w:ascii="Arial" w:cs="Arial" w:eastAsia="Arial" w:hAnsi="Arial"/>
@@ -22238,7 +22238,7 @@
             <w:pPr>
               <w:spacing w:after="20" w:before="0"/>
             </w:pPr>
-            <w:hyperlink w:history="1" r:id="rIdpwnynljtyhz4-hr4p3txl">
+            <w:hyperlink w:history="1" r:id="rIdjjlgxwaivufofpjsdykv1">
               <w:r>
                 <w:rPr>
                   <w:rFonts w:ascii="Arial" w:cs="Arial" w:eastAsia="Arial" w:hAnsi="Arial"/>
@@ -22287,7 +22287,7 @@
               <w:spacing w:after="10" w:before="0"/>
               <w:ind w:left="120"/>
             </w:pPr>
-            <w:hyperlink w:history="1" r:id="rIdsu51jr7gcednv3fwemvnu">
+            <w:hyperlink w:history="1" r:id="rIdp7cubje0g6ebvzte66lqh">
               <w:r>
                 <w:rPr>
                   <w:rFonts w:ascii="Arial" w:cs="Arial" w:eastAsia="Arial" w:hAnsi="Arial"/>
@@ -22332,7 +22332,7 @@
             <w:pPr>
               <w:spacing w:after="20" w:before="0"/>
             </w:pPr>
-            <w:hyperlink w:history="1" r:id="rIdy1anth8bxj5r7dj_bdkip">
+            <w:hyperlink w:history="1" r:id="rIdpm30tzohvi1zxvj-4dn7-">
               <w:r>
                 <w:rPr>
                   <w:rFonts w:ascii="Arial" w:cs="Arial" w:eastAsia="Arial" w:hAnsi="Arial"/>
@@ -22365,7 +22365,7 @@
               <w:spacing w:after="10" w:before="0"/>
               <w:ind w:left="120"/>
             </w:pPr>
-            <w:hyperlink w:history="1" r:id="rIdh_hf46cmcr5jhzphcfpx-">
+            <w:hyperlink w:history="1" r:id="rId5e8trvfxw8_qo_q9uspp_">
               <w:r>
                 <w:rPr>
                   <w:rFonts w:ascii="Arial" w:cs="Arial" w:eastAsia="Arial" w:hAnsi="Arial"/>
@@ -22560,7 +22560,7 @@
             <w:pPr>
               <w:spacing w:after="20" w:before="0"/>
             </w:pPr>
-            <w:hyperlink w:history="1" r:id="rIdodsbz1j689x-n83hcwevr">
+            <w:hyperlink w:history="1" r:id="rIdkv1zombgrpke-criyyk8t">
               <w:r>
                 <w:rPr>
                   <w:rFonts w:ascii="Arial" w:cs="Arial" w:eastAsia="Arial" w:hAnsi="Arial"/>
@@ -22609,7 +22609,7 @@
               <w:spacing w:after="10" w:before="0"/>
               <w:ind w:left="120"/>
             </w:pPr>
-            <w:hyperlink w:history="1" r:id="rIdrtnkw2mebilx3pcm3tvmg">
+            <w:hyperlink w:history="1" r:id="rIdbvxsqbos0emjamsbiwhxe">
               <w:r>
                 <w:rPr>
                   <w:rFonts w:ascii="Arial" w:cs="Arial" w:eastAsia="Arial" w:hAnsi="Arial"/>
@@ -22654,7 +22654,7 @@
             <w:pPr>
               <w:spacing w:after="20" w:before="0"/>
             </w:pPr>
-            <w:hyperlink w:history="1" r:id="rIdjrwzul_dbwiiilf0jr02r">
+            <w:hyperlink w:history="1" r:id="rIdmpnpjdr9h4412eayg5hdc">
               <w:r>
                 <w:rPr>
                   <w:rFonts w:ascii="Arial" w:cs="Arial" w:eastAsia="Arial" w:hAnsi="Arial"/>
@@ -22687,7 +22687,7 @@
               <w:spacing w:after="10" w:before="0"/>
               <w:ind w:left="120"/>
             </w:pPr>
-            <w:hyperlink w:history="1" r:id="rIdijsrtho3o5beyl3ip5ev8">
+            <w:hyperlink w:history="1" r:id="rIdznvmvbaq7hrycmkx8aey6">
               <w:r>
                 <w:rPr>
                   <w:rFonts w:ascii="Arial" w:cs="Arial" w:eastAsia="Arial" w:hAnsi="Arial"/>
@@ -23199,7 +23199,7 @@
         </w:rPr>
         <w:t xml:space="preserve">© 2026 SeaVuria and ARES. Aligned with KICD objectives. Developed by SeaVuria; technical implementation by ARES (with AI assistance from Claude). Licensed under </w:t>
       </w:r>
-      <w:hyperlink w:history="1" r:id="rId5xdzlhhbuxhbtqypfj6yd">
+      <w:hyperlink w:history="1" r:id="rId_iwmbeh-i9chnbs-8jypm">
         <w:r>
           <w:rPr>
             <w:rFonts w:ascii="Arial" w:cs="Arial" w:eastAsia="Arial" w:hAnsi="Arial"/>
@@ -23220,7 +23220,7 @@
         </w:rPr>
         <w:t xml:space="preserve"> (</w:t>
       </w:r>
-      <w:hyperlink w:history="1" r:id="rIdhqtvd9js88ryafspx0_pq">
+      <w:hyperlink w:history="1" r:id="rIdfc-hy_taukexmzwy5l3xl">
         <w:r>
           <w:rPr>
             <w:rFonts w:ascii="Arial" w:cs="Arial" w:eastAsia="Arial" w:hAnsi="Arial"/>
@@ -24233,7 +24233,7 @@
             <w:pPr>
               <w:spacing w:after="20" w:before="0"/>
             </w:pPr>
-            <w:hyperlink w:history="1" r:id="rId6ndty85yqppn-icm5ecms">
+            <w:hyperlink w:history="1" r:id="rIdwczt-5nbklts9qfbsdzy3">
               <w:r>
                 <w:rPr>
                   <w:rFonts w:ascii="Arial" w:cs="Arial" w:eastAsia="Arial" w:hAnsi="Arial"/>
@@ -24266,7 +24266,7 @@
               <w:spacing w:after="10" w:before="0"/>
               <w:ind w:left="120"/>
             </w:pPr>
-            <w:hyperlink w:history="1" r:id="rIdfnwglqdzcnnos0hmjprd1">
+            <w:hyperlink w:history="1" r:id="rId6qmn4uoxw0dxqymfcjcar">
               <w:r>
                 <w:rPr>
                   <w:rFonts w:ascii="Arial" w:cs="Arial" w:eastAsia="Arial" w:hAnsi="Arial"/>
@@ -24311,7 +24311,7 @@
             <w:pPr>
               <w:spacing w:after="20" w:before="0"/>
             </w:pPr>
-            <w:hyperlink w:history="1" r:id="rIds9tc2nwkumybhdkatc_7w">
+            <w:hyperlink w:history="1" r:id="rIdwo9fl3htr5flkqtszmglv">
               <w:r>
                 <w:rPr>
                   <w:rFonts w:ascii="Arial" w:cs="Arial" w:eastAsia="Arial" w:hAnsi="Arial"/>
@@ -24344,7 +24344,7 @@
               <w:spacing w:after="10" w:before="0"/>
               <w:ind w:left="120"/>
             </w:pPr>
-            <w:hyperlink w:history="1" r:id="rIdjue0qa7tgtc13y0ujssfi">
+            <w:hyperlink w:history="1" r:id="rIdycjpxc43k-56yz1vi6dcz">
               <w:r>
                 <w:rPr>
                   <w:rFonts w:ascii="Arial" w:cs="Arial" w:eastAsia="Arial" w:hAnsi="Arial"/>
@@ -24539,7 +24539,7 @@
             <w:pPr>
               <w:spacing w:after="20" w:before="0"/>
             </w:pPr>
-            <w:hyperlink w:history="1" r:id="rIdvjtcmbey8onjj14d6efwd">
+            <w:hyperlink w:history="1" r:id="rIdubjnw2jho9xfyorpaavps">
               <w:r>
                 <w:rPr>
                   <w:rFonts w:ascii="Arial" w:cs="Arial" w:eastAsia="Arial" w:hAnsi="Arial"/>
@@ -24572,7 +24572,7 @@
               <w:spacing w:after="10" w:before="0"/>
               <w:ind w:left="120"/>
             </w:pPr>
-            <w:hyperlink w:history="1" r:id="rIdelq7lmnpsl1bwlob-ci9h">
+            <w:hyperlink w:history="1" r:id="rId6bk-pzeun9u_8o-ai5ckx">
               <w:r>
                 <w:rPr>
                   <w:rFonts w:ascii="Arial" w:cs="Arial" w:eastAsia="Arial" w:hAnsi="Arial"/>
@@ -24617,7 +24617,7 @@
             <w:pPr>
               <w:spacing w:after="20" w:before="0"/>
             </w:pPr>
-            <w:hyperlink w:history="1" r:id="rId3l_4cgg3scqiab0tvgj06">
+            <w:hyperlink w:history="1" r:id="rIdm1e-e-vixypm3orjq95ev">
               <w:r>
                 <w:rPr>
                   <w:rFonts w:ascii="Arial" w:cs="Arial" w:eastAsia="Arial" w:hAnsi="Arial"/>
@@ -24650,7 +24650,7 @@
               <w:spacing w:after="10" w:before="0"/>
               <w:ind w:left="120"/>
             </w:pPr>
-            <w:hyperlink w:history="1" r:id="rIdmxvclly3ijfv4i8tqhnyd">
+            <w:hyperlink w:history="1" r:id="rIdnmbfipbgpd994ajr9bmcg">
               <w:r>
                 <w:rPr>
                   <w:rFonts w:ascii="Arial" w:cs="Arial" w:eastAsia="Arial" w:hAnsi="Arial"/>
@@ -24845,7 +24845,7 @@
             <w:pPr>
               <w:spacing w:after="20" w:before="0"/>
             </w:pPr>
-            <w:hyperlink w:history="1" r:id="rIdujuh5mjzqdapczxpiktyx">
+            <w:hyperlink w:history="1" r:id="rIdvmwmykrdgve6sb_mnmfyw">
               <w:r>
                 <w:rPr>
                   <w:rFonts w:ascii="Arial" w:cs="Arial" w:eastAsia="Arial" w:hAnsi="Arial"/>
@@ -24878,7 +24878,7 @@
               <w:spacing w:after="10" w:before="0"/>
               <w:ind w:left="120"/>
             </w:pPr>
-            <w:hyperlink w:history="1" r:id="rIddqjw--tgukhmkiry9vhkf">
+            <w:hyperlink w:history="1" r:id="rId3cyyldf8y16vqgikwtiuq">
               <w:r>
                 <w:rPr>
                   <w:rFonts w:ascii="Arial" w:cs="Arial" w:eastAsia="Arial" w:hAnsi="Arial"/>
@@ -24923,7 +24923,7 @@
             <w:pPr>
               <w:spacing w:after="20" w:before="0"/>
             </w:pPr>
-            <w:hyperlink w:history="1" r:id="rIdrnnt07j2jdxgjue05j7yj">
+            <w:hyperlink w:history="1" r:id="rIdzpsdqp9durjezxje5waa-">
               <w:r>
                 <w:rPr>
                   <w:rFonts w:ascii="Arial" w:cs="Arial" w:eastAsia="Arial" w:hAnsi="Arial"/>
@@ -24956,7 +24956,7 @@
               <w:spacing w:after="10" w:before="0"/>
               <w:ind w:left="120"/>
             </w:pPr>
-            <w:hyperlink w:history="1" r:id="rIdoxzbu8pucckpkw6gboi9a">
+            <w:hyperlink w:history="1" r:id="rIduckk7ra034e5tzmyt8nru">
               <w:r>
                 <w:rPr>
                   <w:rFonts w:ascii="Arial" w:cs="Arial" w:eastAsia="Arial" w:hAnsi="Arial"/>
@@ -25151,7 +25151,7 @@
             <w:pPr>
               <w:spacing w:after="20" w:before="0"/>
             </w:pPr>
-            <w:hyperlink w:history="1" r:id="rIdbmbmecokzcty8zrvwpgv1">
+            <w:hyperlink w:history="1" r:id="rIdeiztw-2xyklyvixlssqrc">
               <w:r>
                 <w:rPr>
                   <w:rFonts w:ascii="Arial" w:cs="Arial" w:eastAsia="Arial" w:hAnsi="Arial"/>
@@ -25184,7 +25184,7 @@
               <w:spacing w:after="10" w:before="0"/>
               <w:ind w:left="120"/>
             </w:pPr>
-            <w:hyperlink w:history="1" r:id="rId-qsbjuocaar1z6b0cryzu">
+            <w:hyperlink w:history="1" r:id="rIddtaxybopxbgehgn-34bfj">
               <w:r>
                 <w:rPr>
                   <w:rFonts w:ascii="Arial" w:cs="Arial" w:eastAsia="Arial" w:hAnsi="Arial"/>
@@ -25229,7 +25229,7 @@
             <w:pPr>
               <w:spacing w:after="20" w:before="0"/>
             </w:pPr>
-            <w:hyperlink w:history="1" r:id="rIdgrst2q2hnf8ksqxn7vdmb">
+            <w:hyperlink w:history="1" r:id="rId5fru3iitdlfhxfyqewnja">
               <w:r>
                 <w:rPr>
                   <w:rFonts w:ascii="Arial" w:cs="Arial" w:eastAsia="Arial" w:hAnsi="Arial"/>
@@ -25262,7 +25262,7 @@
               <w:spacing w:after="10" w:before="0"/>
               <w:ind w:left="120"/>
             </w:pPr>
-            <w:hyperlink w:history="1" r:id="rIdd4krza0vgqgxdy3uglm-z">
+            <w:hyperlink w:history="1" r:id="rId_w8ugvcg9o0kiq28j-pzu">
               <w:r>
                 <w:rPr>
                   <w:rFonts w:ascii="Arial" w:cs="Arial" w:eastAsia="Arial" w:hAnsi="Arial"/>
@@ -25457,7 +25457,7 @@
             <w:pPr>
               <w:spacing w:after="20" w:before="0"/>
             </w:pPr>
-            <w:hyperlink w:history="1" r:id="rIdjqbmxj_ghy57see7i6wm8">
+            <w:hyperlink w:history="1" r:id="rIdbav1uw559s61p0ofixzha">
               <w:r>
                 <w:rPr>
                   <w:rFonts w:ascii="Arial" w:cs="Arial" w:eastAsia="Arial" w:hAnsi="Arial"/>
@@ -25490,7 +25490,7 @@
               <w:spacing w:after="10" w:before="0"/>
               <w:ind w:left="120"/>
             </w:pPr>
-            <w:hyperlink w:history="1" r:id="rId2emjgkrjyfvi6j-o0have">
+            <w:hyperlink w:history="1" r:id="rId67wifmexdv09sdngbwbmx">
               <w:r>
                 <w:rPr>
                   <w:rFonts w:ascii="Arial" w:cs="Arial" w:eastAsia="Arial" w:hAnsi="Arial"/>
@@ -25535,7 +25535,7 @@
             <w:pPr>
               <w:spacing w:after="20" w:before="0"/>
             </w:pPr>
-            <w:hyperlink w:history="1" r:id="rId5uycgobbexrlni68gpuyp">
+            <w:hyperlink w:history="1" r:id="rId2cbkfxfiz8unwqsuwymb6">
               <w:r>
                 <w:rPr>
                   <w:rFonts w:ascii="Arial" w:cs="Arial" w:eastAsia="Arial" w:hAnsi="Arial"/>
@@ -25568,7 +25568,7 @@
               <w:spacing w:after="10" w:before="0"/>
               <w:ind w:left="120"/>
             </w:pPr>
-            <w:hyperlink w:history="1" r:id="rIdjs7mpb_3kcqvtd9yx6jtn">
+            <w:hyperlink w:history="1" r:id="rIdxtasppexol3dnrl32g4wi">
               <w:r>
                 <w:rPr>
                   <w:rFonts w:ascii="Arial" w:cs="Arial" w:eastAsia="Arial" w:hAnsi="Arial"/>
@@ -26080,7 +26080,7 @@
         </w:rPr>
         <w:t xml:space="preserve">© 2026 SeaVuria and ARES. Aligned with KICD objectives. Developed by SeaVuria; technical implementation by ARES (with AI assistance from Claude). Licensed under </w:t>
       </w:r>
-      <w:hyperlink w:history="1" r:id="rIdj4lh1qnkpb17qie5cdqrs">
+      <w:hyperlink w:history="1" r:id="rIdxnr7muw8llr8uvoggxi7d">
         <w:r>
           <w:rPr>
             <w:rFonts w:ascii="Arial" w:cs="Arial" w:eastAsia="Arial" w:hAnsi="Arial"/>
@@ -26101,7 +26101,7 @@
         </w:rPr>
         <w:t xml:space="preserve"> (</w:t>
       </w:r>
-      <w:hyperlink w:history="1" r:id="rId6ntgadon5o3ljlj1ghe1i">
+      <w:hyperlink w:history="1" r:id="rId5fy3lzam00fy-g5jj2cz8">
         <w:r>
           <w:rPr>
             <w:rFonts w:ascii="Arial" w:cs="Arial" w:eastAsia="Arial" w:hAnsi="Arial"/>
@@ -27114,7 +27114,7 @@
             <w:pPr>
               <w:spacing w:after="20" w:before="0"/>
             </w:pPr>
-            <w:hyperlink w:history="1" r:id="rIdjnpcwo_-hxmkn6dnla0dk">
+            <w:hyperlink w:history="1" r:id="rIdx_x28p_xsahsgmo02neof">
               <w:r>
                 <w:rPr>
                   <w:rFonts w:ascii="Arial" w:cs="Arial" w:eastAsia="Arial" w:hAnsi="Arial"/>
@@ -27163,7 +27163,7 @@
               <w:spacing w:after="10" w:before="0"/>
               <w:ind w:left="120"/>
             </w:pPr>
-            <w:hyperlink w:history="1" r:id="rIdhngvf8ly1crvs-anb-ldd">
+            <w:hyperlink w:history="1" r:id="rIdaukiirbqk3yj8zuldezly">
               <w:r>
                 <w:rPr>
                   <w:rFonts w:ascii="Arial" w:cs="Arial" w:eastAsia="Arial" w:hAnsi="Arial"/>
@@ -27208,7 +27208,7 @@
             <w:pPr>
               <w:spacing w:after="20" w:before="0"/>
             </w:pPr>
-            <w:hyperlink w:history="1" r:id="rId2lmdjhyfnflyz-a-cwogk">
+            <w:hyperlink w:history="1" r:id="rIdnkxcjjsrynei1kmpvgodb">
               <w:r>
                 <w:rPr>
                   <w:rFonts w:ascii="Arial" w:cs="Arial" w:eastAsia="Arial" w:hAnsi="Arial"/>
@@ -27241,7 +27241,7 @@
               <w:spacing w:after="10" w:before="0"/>
               <w:ind w:left="120"/>
             </w:pPr>
-            <w:hyperlink w:history="1" r:id="rId-yv-gemrrtsyzhd6ldeuw">
+            <w:hyperlink w:history="1" r:id="rIdbavm5hlmsv7ipobvf6wrq">
               <w:r>
                 <w:rPr>
                   <w:rFonts w:ascii="Arial" w:cs="Arial" w:eastAsia="Arial" w:hAnsi="Arial"/>
@@ -27436,7 +27436,7 @@
             <w:pPr>
               <w:spacing w:after="20" w:before="0"/>
             </w:pPr>
-            <w:hyperlink w:history="1" r:id="rIddnmt595-nld1x1tn_dhju">
+            <w:hyperlink w:history="1" r:id="rIdc_jmogw6h7yxaf8dedrnp">
               <w:r>
                 <w:rPr>
                   <w:rFonts w:ascii="Arial" w:cs="Arial" w:eastAsia="Arial" w:hAnsi="Arial"/>
@@ -27485,7 +27485,7 @@
               <w:spacing w:after="10" w:before="0"/>
               <w:ind w:left="120"/>
             </w:pPr>
-            <w:hyperlink w:history="1" r:id="rIdhho5cbig3frffiklpmia_">
+            <w:hyperlink w:history="1" r:id="rIdaauxp14qskp_8lz0hbl2c">
               <w:r>
                 <w:rPr>
                   <w:rFonts w:ascii="Arial" w:cs="Arial" w:eastAsia="Arial" w:hAnsi="Arial"/>
@@ -27530,7 +27530,7 @@
             <w:pPr>
               <w:spacing w:after="20" w:before="0"/>
             </w:pPr>
-            <w:hyperlink w:history="1" r:id="rIdxrscqeun3ff_8mevfgdqi">
+            <w:hyperlink w:history="1" r:id="rIdrp5x_demyxecoletkmg7v">
               <w:r>
                 <w:rPr>
                   <w:rFonts w:ascii="Arial" w:cs="Arial" w:eastAsia="Arial" w:hAnsi="Arial"/>
@@ -27563,7 +27563,7 @@
               <w:spacing w:after="10" w:before="0"/>
               <w:ind w:left="120"/>
             </w:pPr>
-            <w:hyperlink w:history="1" r:id="rIdga94bo4dy0qltgc8-zh7a">
+            <w:hyperlink w:history="1" r:id="rIdirlr9hq4cu2om1idgrpne">
               <w:r>
                 <w:rPr>
                   <w:rFonts w:ascii="Arial" w:cs="Arial" w:eastAsia="Arial" w:hAnsi="Arial"/>
@@ -27758,7 +27758,7 @@
             <w:pPr>
               <w:spacing w:after="20" w:before="0"/>
             </w:pPr>
-            <w:hyperlink w:history="1" r:id="rIdtlnwqatw4dxu4flzzehex">
+            <w:hyperlink w:history="1" r:id="rId35ke8emyyburvszw8mylj">
               <w:r>
                 <w:rPr>
                   <w:rFonts w:ascii="Arial" w:cs="Arial" w:eastAsia="Arial" w:hAnsi="Arial"/>
@@ -27807,7 +27807,7 @@
               <w:spacing w:after="10" w:before="0"/>
               <w:ind w:left="120"/>
             </w:pPr>
-            <w:hyperlink w:history="1" r:id="rIdecpzglg91ucxzoad8x0cx">
+            <w:hyperlink w:history="1" r:id="rIdj3zayswqyohp1gqgcosoo">
               <w:r>
                 <w:rPr>
                   <w:rFonts w:ascii="Arial" w:cs="Arial" w:eastAsia="Arial" w:hAnsi="Arial"/>
@@ -27852,7 +27852,7 @@
             <w:pPr>
               <w:spacing w:after="20" w:before="0"/>
             </w:pPr>
-            <w:hyperlink w:history="1" r:id="rIdgzmmdczg5jtalxw_wv5ia">
+            <w:hyperlink w:history="1" r:id="rIddy8b4sxnh4jthczbqrkbf">
               <w:r>
                 <w:rPr>
                   <w:rFonts w:ascii="Arial" w:cs="Arial" w:eastAsia="Arial" w:hAnsi="Arial"/>
@@ -27885,7 +27885,7 @@
               <w:spacing w:after="10" w:before="0"/>
               <w:ind w:left="120"/>
             </w:pPr>
-            <w:hyperlink w:history="1" r:id="rIdai6_ayr43sfmfp8qfv_-d">
+            <w:hyperlink w:history="1" r:id="rIdqbmufbbuuxwfosaqgwvg3">
               <w:r>
                 <w:rPr>
                   <w:rFonts w:ascii="Arial" w:cs="Arial" w:eastAsia="Arial" w:hAnsi="Arial"/>
@@ -28080,7 +28080,7 @@
             <w:pPr>
               <w:spacing w:after="20" w:before="0"/>
             </w:pPr>
-            <w:hyperlink w:history="1" r:id="rIdw-z8t-03u3oso8r6r6dti">
+            <w:hyperlink w:history="1" r:id="rId1jdm3ckencpjxutnphdze">
               <w:r>
                 <w:rPr>
                   <w:rFonts w:ascii="Arial" w:cs="Arial" w:eastAsia="Arial" w:hAnsi="Arial"/>
@@ -28129,7 +28129,7 @@
               <w:spacing w:after="10" w:before="0"/>
               <w:ind w:left="120"/>
             </w:pPr>
-            <w:hyperlink w:history="1" r:id="rIdpi2rht6ykhgow-hsdtnio">
+            <w:hyperlink w:history="1" r:id="rIdjjgujkyqbynklhhzgvpmf">
               <w:r>
                 <w:rPr>
                   <w:rFonts w:ascii="Arial" w:cs="Arial" w:eastAsia="Arial" w:hAnsi="Arial"/>
@@ -28174,7 +28174,7 @@
             <w:pPr>
               <w:spacing w:after="20" w:before="0"/>
             </w:pPr>
-            <w:hyperlink w:history="1" r:id="rIdoy-cxaxlep9uck8hvbs_a">
+            <w:hyperlink w:history="1" r:id="rIdowypljesrg5fs_tf6rawp">
               <w:r>
                 <w:rPr>
                   <w:rFonts w:ascii="Arial" w:cs="Arial" w:eastAsia="Arial" w:hAnsi="Arial"/>
@@ -28207,7 +28207,7 @@
               <w:spacing w:after="10" w:before="0"/>
               <w:ind w:left="120"/>
             </w:pPr>
-            <w:hyperlink w:history="1" r:id="rIdtpt165jngywgwysvyd2mi">
+            <w:hyperlink w:history="1" r:id="rIdboct-ed7whftcwtiqqbdv">
               <w:r>
                 <w:rPr>
                   <w:rFonts w:ascii="Arial" w:cs="Arial" w:eastAsia="Arial" w:hAnsi="Arial"/>
@@ -28402,7 +28402,7 @@
             <w:pPr>
               <w:spacing w:after="20" w:before="0"/>
             </w:pPr>
-            <w:hyperlink w:history="1" r:id="rIdo1bspkphoen8d0zwpkszr">
+            <w:hyperlink w:history="1" r:id="rIdczmyqdaweauk4mygrkd5n">
               <w:r>
                 <w:rPr>
                   <w:rFonts w:ascii="Arial" w:cs="Arial" w:eastAsia="Arial" w:hAnsi="Arial"/>
@@ -28451,7 +28451,7 @@
               <w:spacing w:after="10" w:before="0"/>
               <w:ind w:left="120"/>
             </w:pPr>
-            <w:hyperlink w:history="1" r:id="rIdrqsnqvvzezstgnmrfiws1">
+            <w:hyperlink w:history="1" r:id="rIdfoacj5s6tum4fg4504yp3">
               <w:r>
                 <w:rPr>
                   <w:rFonts w:ascii="Arial" w:cs="Arial" w:eastAsia="Arial" w:hAnsi="Arial"/>
@@ -28496,7 +28496,7 @@
             <w:pPr>
               <w:spacing w:after="20" w:before="0"/>
             </w:pPr>
-            <w:hyperlink w:history="1" r:id="rIdepwflxfp6km9adzg81soz">
+            <w:hyperlink w:history="1" r:id="rIdsvk9n0u9aphnmu7upzoig">
               <w:r>
                 <w:rPr>
                   <w:rFonts w:ascii="Arial" w:cs="Arial" w:eastAsia="Arial" w:hAnsi="Arial"/>
@@ -28529,7 +28529,7 @@
               <w:spacing w:after="10" w:before="0"/>
               <w:ind w:left="120"/>
             </w:pPr>
-            <w:hyperlink w:history="1" r:id="rIdi9e18bftwucjl5ffdk2ww">
+            <w:hyperlink w:history="1" r:id="rId9hdxtnfias659iydgn7wm">
               <w:r>
                 <w:rPr>
                   <w:rFonts w:ascii="Arial" w:cs="Arial" w:eastAsia="Arial" w:hAnsi="Arial"/>
@@ -29136,7 +29136,7 @@
         </w:rPr>
         <w:t xml:space="preserve">© 2026 SeaVuria and ARES. Aligned with KICD objectives. Developed by SeaVuria; technical implementation by ARES (with AI assistance from Claude). Licensed under </w:t>
       </w:r>
-      <w:hyperlink w:history="1" r:id="rIdryg60a8wlxu6snpe-mfgu">
+      <w:hyperlink w:history="1" r:id="rIdqkrjucapgrzsjw0ntvtyi">
         <w:r>
           <w:rPr>
             <w:rFonts w:ascii="Arial" w:cs="Arial" w:eastAsia="Arial" w:hAnsi="Arial"/>
@@ -29157,7 +29157,7 @@
         </w:rPr>
         <w:t xml:space="preserve"> (</w:t>
       </w:r>
-      <w:hyperlink w:history="1" r:id="rId5o9bd4uf_bqoxj6fxqli3">
+      <w:hyperlink w:history="1" r:id="rIdirzlo2ui3fnefhkwvvowu">
         <w:r>
           <w:rPr>
             <w:rFonts w:ascii="Arial" w:cs="Arial" w:eastAsia="Arial" w:hAnsi="Arial"/>
@@ -30170,7 +30170,7 @@
             <w:pPr>
               <w:spacing w:after="20" w:before="0"/>
             </w:pPr>
-            <w:hyperlink w:history="1" r:id="rIdspjv6ykdtsdarfmjlypwq">
+            <w:hyperlink w:history="1" r:id="rIde-58v8g7vgvt1cn5vnurc">
               <w:r>
                 <w:rPr>
                   <w:rFonts w:ascii="Arial" w:cs="Arial" w:eastAsia="Arial" w:hAnsi="Arial"/>
@@ -30203,7 +30203,7 @@
               <w:spacing w:after="10" w:before="0"/>
               <w:ind w:left="120"/>
             </w:pPr>
-            <w:hyperlink w:history="1" r:id="rIdq8jyxqet2ko3rozxcbh2a">
+            <w:hyperlink w:history="1" r:id="rIdppasdzv-ztdd0uu_fcpv-">
               <w:r>
                 <w:rPr>
                   <w:rFonts w:ascii="Arial" w:cs="Arial" w:eastAsia="Arial" w:hAnsi="Arial"/>
@@ -30248,7 +30248,7 @@
             <w:pPr>
               <w:spacing w:after="20" w:before="0"/>
             </w:pPr>
-            <w:hyperlink w:history="1" r:id="rId9pmlv6wdeno0rcej-wzze">
+            <w:hyperlink w:history="1" r:id="rIdzefgzrb1ct-xlre_qkkhv">
               <w:r>
                 <w:rPr>
                   <w:rFonts w:ascii="Arial" w:cs="Arial" w:eastAsia="Arial" w:hAnsi="Arial"/>
@@ -30281,7 +30281,7 @@
               <w:spacing w:after="10" w:before="0"/>
               <w:ind w:left="120"/>
             </w:pPr>
-            <w:hyperlink w:history="1" r:id="rIdess9nacjq4gkcf5v0glng">
+            <w:hyperlink w:history="1" r:id="rIdom9nqgwie42r8gnkkgsxb">
               <w:r>
                 <w:rPr>
                   <w:rFonts w:ascii="Arial" w:cs="Arial" w:eastAsia="Arial" w:hAnsi="Arial"/>
@@ -30476,7 +30476,7 @@
             <w:pPr>
               <w:spacing w:after="20" w:before="0"/>
             </w:pPr>
-            <w:hyperlink w:history="1" r:id="rId9khk4s0_cjsafz0uhstzi">
+            <w:hyperlink w:history="1" r:id="rIdi4mwieeje74hwrysd3-3e">
               <w:r>
                 <w:rPr>
                   <w:rFonts w:ascii="Arial" w:cs="Arial" w:eastAsia="Arial" w:hAnsi="Arial"/>
@@ -30509,7 +30509,7 @@
               <w:spacing w:after="10" w:before="0"/>
               <w:ind w:left="120"/>
             </w:pPr>
-            <w:hyperlink w:history="1" r:id="rIdqxoixgnf_baf5eollfwtn">
+            <w:hyperlink w:history="1" r:id="rIddomfzbdj8jgequyaqcbys">
               <w:r>
                 <w:rPr>
                   <w:rFonts w:ascii="Arial" w:cs="Arial" w:eastAsia="Arial" w:hAnsi="Arial"/>
@@ -30554,7 +30554,7 @@
             <w:pPr>
               <w:spacing w:after="20" w:before="0"/>
             </w:pPr>
-            <w:hyperlink w:history="1" r:id="rIdxjda3sczrysbofjdzjhdn">
+            <w:hyperlink w:history="1" r:id="rId8xq3mgkruj1kh_ljmvs42">
               <w:r>
                 <w:rPr>
                   <w:rFonts w:ascii="Arial" w:cs="Arial" w:eastAsia="Arial" w:hAnsi="Arial"/>
@@ -30587,7 +30587,7 @@
               <w:spacing w:after="10" w:before="0"/>
               <w:ind w:left="120"/>
             </w:pPr>
-            <w:hyperlink w:history="1" r:id="rId2rk7lwudxxut56mbg5rwo">
+            <w:hyperlink w:history="1" r:id="rId4lhkva83j18crcuqjfq2q">
               <w:r>
                 <w:rPr>
                   <w:rFonts w:ascii="Arial" w:cs="Arial" w:eastAsia="Arial" w:hAnsi="Arial"/>
@@ -30782,7 +30782,7 @@
             <w:pPr>
               <w:spacing w:after="20" w:before="0"/>
             </w:pPr>
-            <w:hyperlink w:history="1" r:id="rIdm5_02h_p9jvmtxa6zazpc">
+            <w:hyperlink w:history="1" r:id="rIdqglr-sbcwpzhkvrkdvbtd">
               <w:r>
                 <w:rPr>
                   <w:rFonts w:ascii="Arial" w:cs="Arial" w:eastAsia="Arial" w:hAnsi="Arial"/>
@@ -30831,7 +30831,7 @@
               <w:spacing w:after="10" w:before="0"/>
               <w:ind w:left="120"/>
             </w:pPr>
-            <w:hyperlink w:history="1" r:id="rIdqk7e4sqx6jherzr7ezzmh">
+            <w:hyperlink w:history="1" r:id="rIdhh57yedf9trploastcihb">
               <w:r>
                 <w:rPr>
                   <w:rFonts w:ascii="Arial" w:cs="Arial" w:eastAsia="Arial" w:hAnsi="Arial"/>
@@ -30876,7 +30876,7 @@
             <w:pPr>
               <w:spacing w:after="20" w:before="0"/>
             </w:pPr>
-            <w:hyperlink w:history="1" r:id="rIdkzy8vmwq_2ql2u1g2sm_e">
+            <w:hyperlink w:history="1" r:id="rIdzd7bwuwpnsio5uomqsjos">
               <w:r>
                 <w:rPr>
                   <w:rFonts w:ascii="Arial" w:cs="Arial" w:eastAsia="Arial" w:hAnsi="Arial"/>
@@ -30925,7 +30925,7 @@
               <w:spacing w:after="10" w:before="0"/>
               <w:ind w:left="120"/>
             </w:pPr>
-            <w:hyperlink w:history="1" r:id="rIdttm0rcsjcmj1oxsbtjrvd">
+            <w:hyperlink w:history="1" r:id="rId9svblh2hajm668wicq9ly">
               <w:r>
                 <w:rPr>
                   <w:rFonts w:ascii="Arial" w:cs="Arial" w:eastAsia="Arial" w:hAnsi="Arial"/>
@@ -31120,7 +31120,7 @@
             <w:pPr>
               <w:spacing w:after="20" w:before="0"/>
             </w:pPr>
-            <w:hyperlink w:history="1" r:id="rIdj7nk-ur7iisijqy1jrz0n">
+            <w:hyperlink w:history="1" r:id="rId-qvnwwj0-nmvsvgf6tqv_">
               <w:r>
                 <w:rPr>
                   <w:rFonts w:ascii="Arial" w:cs="Arial" w:eastAsia="Arial" w:hAnsi="Arial"/>
@@ -31169,7 +31169,7 @@
               <w:spacing w:after="10" w:before="0"/>
               <w:ind w:left="120"/>
             </w:pPr>
-            <w:hyperlink w:history="1" r:id="rId3fu_px0smkz3ymz_syin1">
+            <w:hyperlink w:history="1" r:id="rId4_dkhjl029xtv9ksw31hr">
               <w:r>
                 <w:rPr>
                   <w:rFonts w:ascii="Arial" w:cs="Arial" w:eastAsia="Arial" w:hAnsi="Arial"/>
@@ -31214,7 +31214,7 @@
             <w:pPr>
               <w:spacing w:after="20" w:before="0"/>
             </w:pPr>
-            <w:hyperlink w:history="1" r:id="rIdfng3gm_jwm7ekbi1lsi73">
+            <w:hyperlink w:history="1" r:id="rIdg4xlhppijxf3zuimdmkhb">
               <w:r>
                 <w:rPr>
                   <w:rFonts w:ascii="Arial" w:cs="Arial" w:eastAsia="Arial" w:hAnsi="Arial"/>
@@ -31263,7 +31263,7 @@
               <w:spacing w:after="10" w:before="0"/>
               <w:ind w:left="120"/>
             </w:pPr>
-            <w:hyperlink w:history="1" r:id="rIdx_wkvo1e6xffhjx4fnms_">
+            <w:hyperlink w:history="1" r:id="rIdqi5pfad59m-rlsoyvs7tf">
               <w:r>
                 <w:rPr>
                   <w:rFonts w:ascii="Arial" w:cs="Arial" w:eastAsia="Arial" w:hAnsi="Arial"/>
@@ -31458,7 +31458,7 @@
             <w:pPr>
               <w:spacing w:after="20" w:before="0"/>
             </w:pPr>
-            <w:hyperlink w:history="1" r:id="rIdw4n0yxqmtquc6ei4dxhn3">
+            <w:hyperlink w:history="1" r:id="rIdzmy6e5nrvhx-wwijkdnmn">
               <w:r>
                 <w:rPr>
                   <w:rFonts w:ascii="Arial" w:cs="Arial" w:eastAsia="Arial" w:hAnsi="Arial"/>
@@ -31491,7 +31491,7 @@
               <w:spacing w:after="10" w:before="0"/>
               <w:ind w:left="120"/>
             </w:pPr>
-            <w:hyperlink w:history="1" r:id="rIdu3kszqbhdapk0oxd-lwvh">
+            <w:hyperlink w:history="1" r:id="rIdzj-iyyvgp-rt3beguv0xi">
               <w:r>
                 <w:rPr>
                   <w:rFonts w:ascii="Arial" w:cs="Arial" w:eastAsia="Arial" w:hAnsi="Arial"/>
@@ -31536,7 +31536,7 @@
             <w:pPr>
               <w:spacing w:after="20" w:before="0"/>
             </w:pPr>
-            <w:hyperlink w:history="1" r:id="rIdebxb6dbrfbeh2deeqkikn">
+            <w:hyperlink w:history="1" r:id="rIdc6wqfqzh4g0mvwhbzlhok">
               <w:r>
                 <w:rPr>
                   <w:rFonts w:ascii="Arial" w:cs="Arial" w:eastAsia="Arial" w:hAnsi="Arial"/>
@@ -31585,7 +31585,7 @@
               <w:spacing w:after="10" w:before="0"/>
               <w:ind w:left="120"/>
             </w:pPr>
-            <w:hyperlink w:history="1" r:id="rIdmqgnfdk0sdykak1o0wnqu">
+            <w:hyperlink w:history="1" r:id="rIdjcgnzlzmblqsyjbgmedvo">
               <w:r>
                 <w:rPr>
                   <w:rFonts w:ascii="Arial" w:cs="Arial" w:eastAsia="Arial" w:hAnsi="Arial"/>
@@ -32097,7 +32097,7 @@
         </w:rPr>
         <w:t xml:space="preserve">© 2026 SeaVuria and ARES. Aligned with KICD objectives. Developed by SeaVuria; technical implementation by ARES (with AI assistance from Claude). Licensed under </w:t>
       </w:r>
-      <w:hyperlink w:history="1" r:id="rIdqgsc_ae3dzcqhjwsozbvt">
+      <w:hyperlink w:history="1" r:id="rIdhd6echflpunaaf3w1ahrz">
         <w:r>
           <w:rPr>
             <w:rFonts w:ascii="Arial" w:cs="Arial" w:eastAsia="Arial" w:hAnsi="Arial"/>
@@ -32118,7 +32118,7 @@
         </w:rPr>
         <w:t xml:space="preserve"> (</w:t>
       </w:r>
-      <w:hyperlink w:history="1" r:id="rIdie2xlm1jximfjmgsfqmcf">
+      <w:hyperlink w:history="1" r:id="rId_zvvgnxp-wod06oc-pxjy">
         <w:r>
           <w:rPr>
             <w:rFonts w:ascii="Arial" w:cs="Arial" w:eastAsia="Arial" w:hAnsi="Arial"/>
@@ -33148,7 +33148,7 @@
               <w:spacing w:after="10" w:before="0"/>
               <w:ind w:left="120"/>
             </w:pPr>
-            <w:hyperlink w:history="1" r:id="rIdbkd_iagnmsjbsurewwwhj">
+            <w:hyperlink w:history="1" r:id="rId7yfb3i0ggg7vrenvyjh2m">
               <w:r>
                 <w:rPr>
                   <w:rFonts w:ascii="Arial" w:cs="Arial" w:eastAsia="Arial" w:hAnsi="Arial"/>
@@ -33208,7 +33208,7 @@
             <w:pPr>
               <w:spacing w:after="20" w:before="0"/>
             </w:pPr>
-            <w:hyperlink w:history="1" r:id="rIdbaimoj0v3k3ab0b96tvpi">
+            <w:hyperlink w:history="1" r:id="rId5nlxsynmjko89e2fibo1z">
               <w:r>
                 <w:rPr>
                   <w:rFonts w:ascii="Arial" w:cs="Arial" w:eastAsia="Arial" w:hAnsi="Arial"/>
@@ -33257,7 +33257,7 @@
               <w:spacing w:after="10" w:before="0"/>
               <w:ind w:left="120"/>
             </w:pPr>
-            <w:hyperlink w:history="1" r:id="rId0ofzxymqgyywbamguv4qc">
+            <w:hyperlink w:history="1" r:id="rIdszk3bgod3zkglpylglcem">
               <w:r>
                 <w:rPr>
                   <w:rFonts w:ascii="Arial" w:cs="Arial" w:eastAsia="Arial" w:hAnsi="Arial"/>
@@ -33469,7 +33469,7 @@
               <w:spacing w:after="10" w:before="0"/>
               <w:ind w:left="120"/>
             </w:pPr>
-            <w:hyperlink w:history="1" r:id="rIdhbmaxju0beiczwp2kgbto">
+            <w:hyperlink w:history="1" r:id="rIdoxgexpfknvrogfd4idu4s">
               <w:r>
                 <w:rPr>
                   <w:rFonts w:ascii="Arial" w:cs="Arial" w:eastAsia="Arial" w:hAnsi="Arial"/>
@@ -33529,7 +33529,7 @@
             <w:pPr>
               <w:spacing w:after="20" w:before="0"/>
             </w:pPr>
-            <w:hyperlink w:history="1" r:id="rIdmr-jvmgvy0b3valqtfisr">
+            <w:hyperlink w:history="1" r:id="rIdjl05obs99fdzn2ccgkub1">
               <w:r>
                 <w:rPr>
                   <w:rFonts w:ascii="Arial" w:cs="Arial" w:eastAsia="Arial" w:hAnsi="Arial"/>
@@ -33578,7 +33578,7 @@
               <w:spacing w:after="10" w:before="0"/>
               <w:ind w:left="120"/>
             </w:pPr>
-            <w:hyperlink w:history="1" r:id="rIdqkavs3cxe4e9mu_kj1baa">
+            <w:hyperlink w:history="1" r:id="rIdbpcenzdge1uyhg9pbn0jh">
               <w:r>
                 <w:rPr>
                   <w:rFonts w:ascii="Arial" w:cs="Arial" w:eastAsia="Arial" w:hAnsi="Arial"/>
@@ -33790,7 +33790,7 @@
               <w:spacing w:after="10" w:before="0"/>
               <w:ind w:left="120"/>
             </w:pPr>
-            <w:hyperlink w:history="1" r:id="rIdfwkv1rlfg2kzjsglqzoij">
+            <w:hyperlink w:history="1" r:id="rId_87ni6rg2mgzwfyeuua--">
               <w:r>
                 <w:rPr>
                   <w:rFonts w:ascii="Arial" w:cs="Arial" w:eastAsia="Arial" w:hAnsi="Arial"/>
@@ -33850,7 +33850,7 @@
             <w:pPr>
               <w:spacing w:after="20" w:before="0"/>
             </w:pPr>
-            <w:hyperlink w:history="1" r:id="rId36gxxc0ootb5hprygz1g6">
+            <w:hyperlink w:history="1" r:id="rIdxfohni81jzwudz2zvcfo5">
               <w:r>
                 <w:rPr>
                   <w:rFonts w:ascii="Arial" w:cs="Arial" w:eastAsia="Arial" w:hAnsi="Arial"/>
@@ -33899,7 +33899,7 @@
               <w:spacing w:after="10" w:before="0"/>
               <w:ind w:left="120"/>
             </w:pPr>
-            <w:hyperlink w:history="1" r:id="rIdyubywrcnqf-jc8sourgw2">
+            <w:hyperlink w:history="1" r:id="rIdeah2lo6cb8tbv6mxwb5mo">
               <w:r>
                 <w:rPr>
                   <w:rFonts w:ascii="Arial" w:cs="Arial" w:eastAsia="Arial" w:hAnsi="Arial"/>
@@ -34111,7 +34111,7 @@
               <w:spacing w:after="10" w:before="0"/>
               <w:ind w:left="120"/>
             </w:pPr>
-            <w:hyperlink w:history="1" r:id="rIdry5jzbxb60o-pgwdrjare">
+            <w:hyperlink w:history="1" r:id="rIdhnndfodiusv62fnkh2gi2">
               <w:r>
                 <w:rPr>
                   <w:rFonts w:ascii="Arial" w:cs="Arial" w:eastAsia="Arial" w:hAnsi="Arial"/>
@@ -34171,7 +34171,7 @@
             <w:pPr>
               <w:spacing w:after="20" w:before="0"/>
             </w:pPr>
-            <w:hyperlink w:history="1" r:id="rIdf-bwtz3yhwuaksbwip0eo">
+            <w:hyperlink w:history="1" r:id="rId2jsdi-zbr1x-kabsxxiu8">
               <w:r>
                 <w:rPr>
                   <w:rFonts w:ascii="Arial" w:cs="Arial" w:eastAsia="Arial" w:hAnsi="Arial"/>
@@ -34220,7 +34220,7 @@
               <w:spacing w:after="10" w:before="0"/>
               <w:ind w:left="120"/>
             </w:pPr>
-            <w:hyperlink w:history="1" r:id="rIdfdtsecq9hxb1puj9styd_">
+            <w:hyperlink w:history="1" r:id="rIdisirddxdyc6ltvwn4vfir">
               <w:r>
                 <w:rPr>
                   <w:rFonts w:ascii="Arial" w:cs="Arial" w:eastAsia="Arial" w:hAnsi="Arial"/>
@@ -34432,7 +34432,7 @@
               <w:spacing w:after="10" w:before="0"/>
               <w:ind w:left="120"/>
             </w:pPr>
-            <w:hyperlink w:history="1" r:id="rId4hlwtmytew_2u1oenuyle">
+            <w:hyperlink w:history="1" r:id="rId2dtcgq8to5bjbtal6xnpi">
               <w:r>
                 <w:rPr>
                   <w:rFonts w:ascii="Arial" w:cs="Arial" w:eastAsia="Arial" w:hAnsi="Arial"/>
@@ -34492,7 +34492,7 @@
             <w:pPr>
               <w:spacing w:after="20" w:before="0"/>
             </w:pPr>
-            <w:hyperlink w:history="1" r:id="rIdbehhqoqr81y4mvujodlsi">
+            <w:hyperlink w:history="1" r:id="rIdkkpdjirzpjrnzeq6ouzv5">
               <w:r>
                 <w:rPr>
                   <w:rFonts w:ascii="Arial" w:cs="Arial" w:eastAsia="Arial" w:hAnsi="Arial"/>
@@ -34541,7 +34541,7 @@
               <w:spacing w:after="10" w:before="0"/>
               <w:ind w:left="120"/>
             </w:pPr>
-            <w:hyperlink w:history="1" r:id="rId-6i62zawxbhuysikb3e6k">
+            <w:hyperlink w:history="1" r:id="rIdrec8uv6x0o9tj3rzwbnyj">
               <w:r>
                 <w:rPr>
                   <w:rFonts w:ascii="Arial" w:cs="Arial" w:eastAsia="Arial" w:hAnsi="Arial"/>
@@ -35031,7 +35031,7 @@
                 <w:sz w:val="18"/>
                 <w:szCs w:val="18"/>
               </w:rPr>
-              <w:t xml:space="preserve">The Huruma Estate phenomenon is now more fully explained: when power was first restored after the Kenya Power blackout, the supply voltage was below the standard 240 V (brownout condition). Lower voltage → lower current through each appliance → less power delivered (P = V²/R) → less heat generated (Q = I²Rt) → dimmer lights and a slower kettle. The neighbour's long, thin extension cord has high resistance, so even at full voltage it drops a significant portion of the supply voltage across itself (V = IR), reducing voltage across the bulb and wasting energy as heat in the cord. This same cord, if overloaded, could reach ignition temperatures — the fuse in the circuit is designed to melt and break the circuit before this happens, protecting the household from fire.</w:t>
+              <w:t xml:space="preserve">The Huruma Estate phenomenon is now more fully explained: when power was first restored after the Kenya Power blackout, the voltage at the sockets was below the standard 240 V (a brownout, caused by the large surge current producing a large Ir drop inside the supply). Lower voltage → lower current through each appliance → less power delivered (P = V²/R) → less heat generated (Q = I²Rt) → dimmer lights and a slower kettle. The neighbour's long, thin extension cord has high resistance, so even at full voltage it drops a significant portion of the supply voltage across itself (V = IR), reducing voltage across the bulb and wasting energy as heat in the cord. This same cord, if overloaded, could reach ignition temperatures — the fuse in the circuit is designed to melt and break the circuit before this happens, protecting the household from fire.</w:t>
             </w:r>
           </w:p>
         </w:tc>
@@ -35053,7 +35053,7 @@
         </w:rPr>
         <w:t xml:space="preserve">© 2026 SeaVuria and ARES. Aligned with KICD objectives. Developed by SeaVuria; technical implementation by ARES (with AI assistance from Claude). Licensed under </w:t>
       </w:r>
-      <w:hyperlink w:history="1" r:id="rId10wqu-kro-zcafm3e-d5h">
+      <w:hyperlink w:history="1" r:id="rIdu7x5i8zi3xfxcpgcolfsf">
         <w:r>
           <w:rPr>
             <w:rFonts w:ascii="Arial" w:cs="Arial" w:eastAsia="Arial" w:hAnsi="Arial"/>
@@ -35074,7 +35074,7 @@
         </w:rPr>
         <w:t xml:space="preserve"> (</w:t>
       </w:r>
-      <w:hyperlink w:history="1" r:id="rIdeamplc016nosvs93h5nrm">
+      <w:hyperlink w:history="1" r:id="rId4rip0xwptb6kisbopymnl">
         <w:r>
           <w:rPr>
             <w:rFonts w:ascii="Arial" w:cs="Arial" w:eastAsia="Arial" w:hAnsi="Arial"/>
@@ -36087,7 +36087,7 @@
             <w:pPr>
               <w:spacing w:after="20" w:before="0"/>
             </w:pPr>
-            <w:hyperlink w:history="1" r:id="rIdjuhaxx4eakzdbsdrb0flt">
+            <w:hyperlink w:history="1" r:id="rId3uyfswywwpiiihwzbkkuj">
               <w:r>
                 <w:rPr>
                   <w:rFonts w:ascii="Arial" w:cs="Arial" w:eastAsia="Arial" w:hAnsi="Arial"/>
@@ -36120,7 +36120,7 @@
               <w:spacing w:after="10" w:before="0"/>
               <w:ind w:left="120"/>
             </w:pPr>
-            <w:hyperlink w:history="1" r:id="rId2sroouh8q4fr1vxt6zcja">
+            <w:hyperlink w:history="1" r:id="rId3tlocp5hlptxf2qcxf40g">
               <w:r>
                 <w:rPr>
                   <w:rFonts w:ascii="Arial" w:cs="Arial" w:eastAsia="Arial" w:hAnsi="Arial"/>
@@ -36165,7 +36165,7 @@
             <w:pPr>
               <w:spacing w:after="20" w:before="0"/>
             </w:pPr>
-            <w:hyperlink w:history="1" r:id="rIdlipztpmvlw0grf49svlfr">
+            <w:hyperlink w:history="1" r:id="rIdsln3g6u8xz1lptb7j1ph9">
               <w:r>
                 <w:rPr>
                   <w:rFonts w:ascii="Arial" w:cs="Arial" w:eastAsia="Arial" w:hAnsi="Arial"/>
@@ -36198,7 +36198,7 @@
               <w:spacing w:after="10" w:before="0"/>
               <w:ind w:left="120"/>
             </w:pPr>
-            <w:hyperlink w:history="1" r:id="rIdvfoxcom4w6v8mpxlgs9tf">
+            <w:hyperlink w:history="1" r:id="rId-b8uol9lohtkc7fwsenuc">
               <w:r>
                 <w:rPr>
                   <w:rFonts w:ascii="Arial" w:cs="Arial" w:eastAsia="Arial" w:hAnsi="Arial"/>
@@ -36393,7 +36393,7 @@
             <w:pPr>
               <w:spacing w:after="20" w:before="0"/>
             </w:pPr>
-            <w:hyperlink w:history="1" r:id="rIdpcppgl6piotvakr5aqqle">
+            <w:hyperlink w:history="1" r:id="rIdbiduotuvpia3xayf0y9tv">
               <w:r>
                 <w:rPr>
                   <w:rFonts w:ascii="Arial" w:cs="Arial" w:eastAsia="Arial" w:hAnsi="Arial"/>
@@ -36426,7 +36426,7 @@
               <w:spacing w:after="10" w:before="0"/>
               <w:ind w:left="120"/>
             </w:pPr>
-            <w:hyperlink w:history="1" r:id="rIdcxiauhtzx-ujeh6zn_4vt">
+            <w:hyperlink w:history="1" r:id="rId-xxvjy7bh18uqxcw-08wf">
               <w:r>
                 <w:rPr>
                   <w:rFonts w:ascii="Arial" w:cs="Arial" w:eastAsia="Arial" w:hAnsi="Arial"/>
@@ -36471,7 +36471,7 @@
             <w:pPr>
               <w:spacing w:after="20" w:before="0"/>
             </w:pPr>
-            <w:hyperlink w:history="1" r:id="rIdqwdmbpcnmssljbglxffh4">
+            <w:hyperlink w:history="1" r:id="rIdyfhw3yxkrp4bappe-tfvn">
               <w:r>
                 <w:rPr>
                   <w:rFonts w:ascii="Arial" w:cs="Arial" w:eastAsia="Arial" w:hAnsi="Arial"/>
@@ -36504,7 +36504,7 @@
               <w:spacing w:after="10" w:before="0"/>
               <w:ind w:left="120"/>
             </w:pPr>
-            <w:hyperlink w:history="1" r:id="rIdzwrjnerm7qpdo-3svq4_k">
+            <w:hyperlink w:history="1" r:id="rIdnlkowmhxavwobbjbqvopp">
               <w:r>
                 <w:rPr>
                   <w:rFonts w:ascii="Arial" w:cs="Arial" w:eastAsia="Arial" w:hAnsi="Arial"/>
@@ -36699,7 +36699,7 @@
             <w:pPr>
               <w:spacing w:after="20" w:before="0"/>
             </w:pPr>
-            <w:hyperlink w:history="1" r:id="rIdahy_kam3e8nre9udzxamk">
+            <w:hyperlink w:history="1" r:id="rIdax_kacdnxe16lys39gjeb">
               <w:r>
                 <w:rPr>
                   <w:rFonts w:ascii="Arial" w:cs="Arial" w:eastAsia="Arial" w:hAnsi="Arial"/>
@@ -36748,7 +36748,7 @@
               <w:spacing w:after="10" w:before="0"/>
               <w:ind w:left="120"/>
             </w:pPr>
-            <w:hyperlink w:history="1" r:id="rIdevqk7j8sy2m-ajzb2pm54">
+            <w:hyperlink w:history="1" r:id="rIdptgu0sckhjgxtc6snqcmu">
               <w:r>
                 <w:rPr>
                   <w:rFonts w:ascii="Arial" w:cs="Arial" w:eastAsia="Arial" w:hAnsi="Arial"/>
@@ -36793,7 +36793,7 @@
             <w:pPr>
               <w:spacing w:after="20" w:before="0"/>
             </w:pPr>
-            <w:hyperlink w:history="1" r:id="rIdoszugswog1irg7hoxh2mj">
+            <w:hyperlink w:history="1" r:id="rIdtwkiem_ucbqclknvsbtmn">
               <w:r>
                 <w:rPr>
                   <w:rFonts w:ascii="Arial" w:cs="Arial" w:eastAsia="Arial" w:hAnsi="Arial"/>
@@ -36826,7 +36826,7 @@
               <w:spacing w:after="10" w:before="0"/>
               <w:ind w:left="120"/>
             </w:pPr>
-            <w:hyperlink w:history="1" r:id="rId7vl73bp2bthpwlmp4isys">
+            <w:hyperlink w:history="1" r:id="rIdt8s3bl-dehusjliw3o1yc">
               <w:r>
                 <w:rPr>
                   <w:rFonts w:ascii="Arial" w:cs="Arial" w:eastAsia="Arial" w:hAnsi="Arial"/>
@@ -36900,7 +36900,7 @@
                 <w:sz w:val="18"/>
                 <w:szCs w:val="18"/>
               </w:rPr>
-              <w:t xml:space="preserve">Post the four-part scaffold clearly. Say: 'This is your moment. You are the scientist who has done the experiments. Write your explanation as if you are advising Kenya Power on why this keeps happening in estates like Huruma.' [WAIT TIME: 10 seconds before students begin writing — allow re-reading of the scaffold.] Circulate during the 15-minute writing period. Target students who are vague: 'You wrote 'resistance is high' — high compared to what? Give me a number or a comparison from our data.' During round-robin, listen for whether students correctly explain that: (1) at power restoration, the supply voltage is initially low (or internal resistance is high under surge current), reducing power delivered to bulbs and kettle; (2) a long thin extension cord has significant resistance in series with the bulb, causing a voltage drop across the cord and less voltage — and therefore less power — across the bulb; (3) parallel domestic wiring ensures each appliance receives the full supply voltage regardless of other appliances. Cold-call Group 1 and Group 2. After each presentation, ask the class: 'What did this group say that your explanation did not include? Add it in a different colour.' Scribe the consensus explanation with student input: 'Who can give me the exact equation that links voltage drop to cord resistance? Amara?' Ensure the final class explanation explicitly mentions: V = IR, P = V²/R or P = IV, internal resistance r, terminal voltage V_t = EMF − Ir, parallel circuit rules (same voltage, independent branches), and at least one safety principle.</w:t>
+              <w:t xml:space="preserve">Post the four-part scaffold clearly. Say: 'This is your moment. You are the scientist who has done the experiments. Write your explanation as if you are advising Kenya Power on why this keeps happening in estates like Huruma.' [WAIT TIME: 10 seconds before students begin writing — allow re-reading of the scaffold.] Circulate during the 15-minute writing period. Target students who are vague: 'You wrote 'resistance is high' — high compared to what? Give me a number or a comparison from our data.' During round-robin, listen for whether students correctly explain that: (1) at power restoration, the socket voltage is initially low because the large surge current causes a large Ir drop across the supply's internal resistance, reducing power delivered to bulbs and kettle; (2) a long thin extension cord has significant resistance in series with the bulb, causing a voltage drop across the cord and less voltage — and therefore less power — across the bulb; (3) parallel domestic wiring ensures each appliance receives the full supply voltage regardless of other appliances. Cold-call Group 1 and Group 2. After each presentation, ask the class: 'What did this group say that your explanation did not include? Add it in a different colour.' Scribe the consensus explanation with student input: 'Who can give me the exact equation that links voltage drop to cord resistance? Amara?' Ensure the final class explanation explicitly mentions: V = IR, P = V²/R or P = IV, internal resistance r, terminal voltage V_t = EMF − Ir, parallel circuit rules (same voltage, independent branches), and at least one safety principle.</w:t>
             </w:r>
           </w:p>
         </w:tc>
@@ -37021,7 +37021,7 @@
             <w:pPr>
               <w:spacing w:after="20" w:before="0"/>
             </w:pPr>
-            <w:hyperlink w:history="1" r:id="rId69ruepx5dkgk94t6xtuxc">
+            <w:hyperlink w:history="1" r:id="rIdf0eefyv4i7ocxat16rj71">
               <w:r>
                 <w:rPr>
                   <w:rFonts w:ascii="Arial" w:cs="Arial" w:eastAsia="Arial" w:hAnsi="Arial"/>
@@ -37070,7 +37070,7 @@
               <w:spacing w:after="10" w:before="0"/>
               <w:ind w:left="120"/>
             </w:pPr>
-            <w:hyperlink w:history="1" r:id="rId2b43zgdnukpltkm6vzeyi">
+            <w:hyperlink w:history="1" r:id="rIdfvamydbxrd4xiutwvyff5">
               <w:r>
                 <w:rPr>
                   <w:rFonts w:ascii="Arial" w:cs="Arial" w:eastAsia="Arial" w:hAnsi="Arial"/>
@@ -37115,7 +37115,7 @@
             <w:pPr>
               <w:spacing w:after="20" w:before="0"/>
             </w:pPr>
-            <w:hyperlink w:history="1" r:id="rIdoitdofqcq-jxvocbxd63z">
+            <w:hyperlink w:history="1" r:id="rIdqtuwcs9jd3pz4qmenevtg">
               <w:r>
                 <w:rPr>
                   <w:rFonts w:ascii="Arial" w:cs="Arial" w:eastAsia="Arial" w:hAnsi="Arial"/>
@@ -37148,7 +37148,7 @@
               <w:spacing w:after="10" w:before="0"/>
               <w:ind w:left="120"/>
             </w:pPr>
-            <w:hyperlink w:history="1" r:id="rIdkics-iswqyxoie7eb6xcz">
+            <w:hyperlink w:history="1" r:id="rId-9kck2o8dj_wqmzjo6_fi">
               <w:r>
                 <w:rPr>
                   <w:rFonts w:ascii="Arial" w:cs="Arial" w:eastAsia="Arial" w:hAnsi="Arial"/>
@@ -37343,7 +37343,7 @@
             <w:pPr>
               <w:spacing w:after="20" w:before="0"/>
             </w:pPr>
-            <w:hyperlink w:history="1" r:id="rIdmwzkwxnbs0qjbo4iuajdd">
+            <w:hyperlink w:history="1" r:id="rIdhqan13ahu1s90lrv77jyz">
               <w:r>
                 <w:rPr>
                   <w:rFonts w:ascii="Arial" w:cs="Arial" w:eastAsia="Arial" w:hAnsi="Arial"/>
@@ -37392,7 +37392,7 @@
               <w:spacing w:after="10" w:before="0"/>
               <w:ind w:left="120"/>
             </w:pPr>
-            <w:hyperlink w:history="1" r:id="rIdb9tcifnah2fgthjr3v8fg">
+            <w:hyperlink w:history="1" r:id="rIdc4fpeui-4fb0dsadbwcnu">
               <w:r>
                 <w:rPr>
                   <w:rFonts w:ascii="Arial" w:cs="Arial" w:eastAsia="Arial" w:hAnsi="Arial"/>
@@ -37437,7 +37437,7 @@
             <w:pPr>
               <w:spacing w:after="20" w:before="0"/>
             </w:pPr>
-            <w:hyperlink w:history="1" r:id="rIdk3nd6rmpxx5c1ttpdgx61">
+            <w:hyperlink w:history="1" r:id="rIdxllqqep0yow0zbc6kixlu">
               <w:r>
                 <w:rPr>
                   <w:rFonts w:ascii="Arial" w:cs="Arial" w:eastAsia="Arial" w:hAnsi="Arial"/>
@@ -37470,7 +37470,7 @@
               <w:spacing w:after="10" w:before="0"/>
               <w:ind w:left="120"/>
             </w:pPr>
-            <w:hyperlink w:history="1" r:id="rIdw22rcohhhsdzg3cxu4hmp">
+            <w:hyperlink w:history="1" r:id="rIdab6i2locljy3v5zquvlyw">
               <w:r>
                 <w:rPr>
                   <w:rFonts w:ascii="Arial" w:cs="Arial" w:eastAsia="Arial" w:hAnsi="Arial"/>
@@ -37982,7 +37982,7 @@
         </w:rPr>
         <w:t xml:space="preserve">© 2026 SeaVuria and ARES. Aligned with KICD objectives. Developed by SeaVuria; technical implementation by ARES (with AI assistance from Claude). Licensed under </w:t>
       </w:r>
-      <w:hyperlink w:history="1" r:id="rIdx-lnyfyxjdil_mklqbq8p">
+      <w:hyperlink w:history="1" r:id="rIdkik_u4p452-dktyzl0e4f">
         <w:r>
           <w:rPr>
             <w:rFonts w:ascii="Arial" w:cs="Arial" w:eastAsia="Arial" w:hAnsi="Arial"/>
@@ -38003,7 +38003,7 @@
         </w:rPr>
         <w:t xml:space="preserve"> (</w:t>
       </w:r>
-      <w:hyperlink w:history="1" r:id="rIde__tf82z_zw8zqf5ejacc">
+      <w:hyperlink w:history="1" r:id="rIdsydaqgfwhqubb8nm5dhuq">
         <w:r>
           <w:rPr>
             <w:rFonts w:ascii="Arial" w:cs="Arial" w:eastAsia="Arial" w:hAnsi="Arial"/>

--- a/data/outputs/v2/Physics/SS3.2_Current_Electricity/Physics_Current_Electricity_CBE_LessonSequence.docx
+++ b/data/outputs/v2/Physics/SS3.2_Current_Electricity/Physics_Current_Electricity_CBE_LessonSequence.docx
@@ -4,6 +4,7 @@
   <w:body>
     <w:p>
       <w:pPr>
+        <w:keepNext w:val="false"/>
         <w:spacing w:after="30" w:before="0"/>
         <w:jc w:val="center"/>
       </w:pPr>
@@ -23,6 +24,7 @@
     </w:p>
     <w:p>
       <w:pPr>
+        <w:keepNext w:val="false"/>
         <w:spacing w:after="60" w:before="0"/>
         <w:jc w:val="center"/>
       </w:pPr>
@@ -81,6 +83,7 @@
           </w:tcPr>
           <w:p>
             <w:pPr>
+              <w:keepNext w:val="false"/>
               <w:spacing w:after="40" w:before="0"/>
               <w:jc w:val="center"/>
             </w:pPr>
@@ -115,6 +118,7 @@
           </w:tcPr>
           <w:p>
             <w:pPr>
+              <w:keepNext w:val="false"/>
               <w:spacing w:after="40" w:before="0"/>
               <w:jc w:val="left"/>
             </w:pPr>
@@ -147,6 +151,7 @@
           </w:tcPr>
           <w:p>
             <w:pPr>
+              <w:keepNext w:val="false"/>
               <w:spacing w:after="40" w:before="0"/>
               <w:jc w:val="left"/>
             </w:pPr>
@@ -181,6 +186,7 @@
           </w:tcPr>
           <w:p>
             <w:pPr>
+              <w:keepNext w:val="false"/>
               <w:spacing w:after="40" w:before="0"/>
               <w:jc w:val="left"/>
             </w:pPr>
@@ -213,6 +219,7 @@
           </w:tcPr>
           <w:p>
             <w:pPr>
+              <w:keepNext w:val="false"/>
               <w:spacing w:after="40" w:before="0"/>
               <w:jc w:val="left"/>
             </w:pPr>
@@ -247,6 +254,7 @@
           </w:tcPr>
           <w:p>
             <w:pPr>
+              <w:keepNext w:val="false"/>
               <w:spacing w:after="40" w:before="0"/>
               <w:jc w:val="left"/>
             </w:pPr>
@@ -279,6 +287,7 @@
           </w:tcPr>
           <w:p>
             <w:pPr>
+              <w:keepNext w:val="false"/>
               <w:spacing w:after="40" w:before="0"/>
               <w:jc w:val="left"/>
             </w:pPr>
@@ -313,6 +322,7 @@
           </w:tcPr>
           <w:p>
             <w:pPr>
+              <w:keepNext w:val="false"/>
               <w:spacing w:after="40" w:before="0"/>
               <w:jc w:val="left"/>
             </w:pPr>
@@ -345,6 +355,7 @@
           </w:tcPr>
           <w:p>
             <w:pPr>
+              <w:keepNext w:val="false"/>
               <w:spacing w:after="40" w:before="0"/>
               <w:jc w:val="left"/>
             </w:pPr>
@@ -379,6 +390,7 @@
           </w:tcPr>
           <w:p>
             <w:pPr>
+              <w:keepNext w:val="false"/>
               <w:spacing w:after="40" w:before="0"/>
               <w:jc w:val="left"/>
             </w:pPr>
@@ -411,6 +423,7 @@
           </w:tcPr>
           <w:p>
             <w:pPr>
+              <w:keepNext w:val="false"/>
               <w:spacing w:after="40" w:before="0"/>
               <w:jc w:val="left"/>
             </w:pPr>
@@ -445,6 +458,7 @@
           </w:tcPr>
           <w:p>
             <w:pPr>
+              <w:keepNext w:val="false"/>
               <w:spacing w:after="40" w:before="0"/>
               <w:jc w:val="left"/>
             </w:pPr>
@@ -692,6 +706,7 @@
           </w:tcPr>
           <w:p>
             <w:pPr>
+              <w:keepNext w:val="false"/>
               <w:spacing w:after="40" w:before="0"/>
               <w:jc w:val="left"/>
             </w:pPr>
@@ -724,6 +739,7 @@
           </w:tcPr>
           <w:p>
             <w:pPr>
+              <w:keepNext w:val="false"/>
               <w:spacing w:after="40" w:before="0"/>
               <w:jc w:val="left"/>
             </w:pPr>
@@ -743,6 +759,7 @@
           </w:p>
           <w:p>
             <w:pPr>
+              <w:keepNext w:val="false"/>
               <w:spacing w:after="40" w:before="0"/>
               <w:jc w:val="left"/>
             </w:pPr>
@@ -762,6 +779,7 @@
           </w:p>
           <w:p>
             <w:pPr>
+              <w:keepNext w:val="false"/>
               <w:spacing w:after="40" w:before="0"/>
               <w:jc w:val="left"/>
             </w:pPr>
@@ -781,6 +799,7 @@
           </w:p>
           <w:p>
             <w:pPr>
+              <w:keepNext w:val="false"/>
               <w:spacing w:after="40" w:before="0"/>
               <w:jc w:val="left"/>
             </w:pPr>
@@ -800,6 +819,7 @@
           </w:p>
           <w:p>
             <w:pPr>
+              <w:keepNext w:val="false"/>
               <w:spacing w:after="40" w:before="0"/>
               <w:jc w:val="left"/>
             </w:pPr>
@@ -819,6 +839,7 @@
           </w:p>
           <w:p>
             <w:pPr>
+              <w:keepNext w:val="false"/>
               <w:spacing w:after="40" w:before="0"/>
               <w:jc w:val="left"/>
             </w:pPr>
@@ -838,6 +859,7 @@
           </w:p>
           <w:p>
             <w:pPr>
+              <w:keepNext w:val="false"/>
               <w:spacing w:after="40" w:before="0"/>
               <w:jc w:val="left"/>
             </w:pPr>
@@ -857,6 +879,7 @@
           </w:p>
           <w:p>
             <w:pPr>
+              <w:keepNext w:val="false"/>
               <w:spacing w:after="40" w:before="0"/>
               <w:jc w:val="left"/>
             </w:pPr>
@@ -876,6 +899,7 @@
           </w:p>
           <w:p>
             <w:pPr>
+              <w:keepNext w:val="false"/>
               <w:spacing w:after="40" w:before="0"/>
               <w:jc w:val="left"/>
             </w:pPr>
@@ -910,6 +934,7 @@
           </w:tcPr>
           <w:p>
             <w:pPr>
+              <w:keepNext w:val="false"/>
               <w:spacing w:after="40" w:before="0"/>
               <w:jc w:val="left"/>
             </w:pPr>
@@ -1057,6 +1082,7 @@
           </w:tcPr>
           <w:p>
             <w:pPr>
+              <w:keepNext w:val="false"/>
               <w:spacing w:after="40" w:before="0"/>
               <w:jc w:val="left"/>
             </w:pPr>
@@ -1164,6 +1190,7 @@
           </w:tcPr>
           <w:p>
             <w:pPr>
+              <w:keepNext w:val="false"/>
               <w:spacing w:after="40" w:before="0"/>
               <w:jc w:val="left"/>
             </w:pPr>
@@ -1351,6 +1378,7 @@
           </w:tcPr>
           <w:p>
             <w:pPr>
+              <w:keepNext w:val="false"/>
               <w:spacing w:after="40" w:before="0"/>
               <w:jc w:val="left"/>
             </w:pPr>
@@ -1458,6 +1486,7 @@
           </w:tcPr>
           <w:p>
             <w:pPr>
+              <w:keepNext w:val="false"/>
               <w:spacing w:after="40" w:before="0"/>
               <w:jc w:val="left"/>
             </w:pPr>
@@ -1605,6 +1634,7 @@
           </w:tcPr>
           <w:p>
             <w:pPr>
+              <w:keepNext w:val="false"/>
               <w:spacing w:after="40" w:before="0"/>
               <w:jc w:val="left"/>
             </w:pPr>
@@ -1637,6 +1667,7 @@
           </w:tcPr>
           <w:p>
             <w:pPr>
+              <w:keepNext w:val="false"/>
               <w:spacing w:after="40" w:before="0"/>
               <w:jc w:val="left"/>
             </w:pPr>
@@ -1671,6 +1702,7 @@
           </w:tcPr>
           <w:p>
             <w:pPr>
+              <w:keepNext w:val="false"/>
               <w:spacing w:after="40" w:before="0"/>
               <w:jc w:val="left"/>
             </w:pPr>
@@ -1703,6 +1735,7 @@
           </w:tcPr>
           <w:p>
             <w:pPr>
+              <w:keepNext w:val="false"/>
               <w:spacing w:after="40" w:before="0"/>
               <w:jc w:val="left"/>
             </w:pPr>
@@ -1722,6 +1755,7 @@
           </w:p>
           <w:p>
             <w:pPr>
+              <w:keepNext w:val="false"/>
               <w:spacing w:after="40" w:before="0"/>
               <w:jc w:val="left"/>
             </w:pPr>
@@ -1741,6 +1775,7 @@
           </w:p>
           <w:p>
             <w:pPr>
+              <w:keepNext w:val="false"/>
               <w:spacing w:after="40" w:before="0"/>
               <w:jc w:val="left"/>
             </w:pPr>
@@ -1760,6 +1795,7 @@
           </w:p>
           <w:p>
             <w:pPr>
+              <w:keepNext w:val="false"/>
               <w:spacing w:after="40" w:before="0"/>
               <w:jc w:val="left"/>
             </w:pPr>
@@ -1779,6 +1815,7 @@
           </w:p>
           <w:p>
             <w:pPr>
+              <w:keepNext w:val="false"/>
               <w:spacing w:after="40" w:before="0"/>
               <w:jc w:val="left"/>
             </w:pPr>
@@ -1813,6 +1850,7 @@
           </w:tcPr>
           <w:p>
             <w:pPr>
+              <w:keepNext w:val="false"/>
               <w:spacing w:after="40" w:before="0"/>
               <w:jc w:val="left"/>
             </w:pPr>
@@ -1845,6 +1883,7 @@
           </w:tcPr>
           <w:p>
             <w:pPr>
+              <w:keepNext w:val="false"/>
               <w:spacing w:after="40" w:before="0"/>
               <w:jc w:val="left"/>
             </w:pPr>
@@ -1879,6 +1918,7 @@
           </w:tcPr>
           <w:p>
             <w:pPr>
+              <w:keepNext w:val="false"/>
               <w:spacing w:after="40" w:before="0"/>
               <w:jc w:val="left"/>
             </w:pPr>
@@ -1911,6 +1951,7 @@
           </w:tcPr>
           <w:p>
             <w:pPr>
+              <w:keepNext w:val="false"/>
               <w:spacing w:after="40" w:before="0"/>
               <w:jc w:val="left"/>
             </w:pPr>
@@ -1930,6 +1971,7 @@
           </w:p>
           <w:p>
             <w:pPr>
+              <w:keepNext w:val="false"/>
               <w:spacing w:after="40" w:before="0"/>
               <w:jc w:val="left"/>
             </w:pPr>
@@ -1949,6 +1991,7 @@
           </w:p>
           <w:p>
             <w:pPr>
+              <w:keepNext w:val="false"/>
               <w:spacing w:after="40" w:before="0"/>
               <w:jc w:val="left"/>
             </w:pPr>
@@ -1968,6 +2011,7 @@
           </w:p>
           <w:p>
             <w:pPr>
+              <w:keepNext w:val="false"/>
               <w:spacing w:after="40" w:before="0"/>
               <w:jc w:val="left"/>
             </w:pPr>
@@ -1987,6 +2031,7 @@
           </w:p>
           <w:p>
             <w:pPr>
+              <w:keepNext w:val="false"/>
               <w:spacing w:after="40" w:before="0"/>
               <w:jc w:val="left"/>
             </w:pPr>
@@ -2006,6 +2051,7 @@
           </w:p>
           <w:p>
             <w:pPr>
+              <w:keepNext w:val="false"/>
               <w:spacing w:after="40" w:before="0"/>
               <w:jc w:val="left"/>
             </w:pPr>
@@ -2025,6 +2071,7 @@
           </w:p>
           <w:p>
             <w:pPr>
+              <w:keepNext w:val="false"/>
               <w:spacing w:after="40" w:before="0"/>
               <w:jc w:val="left"/>
             </w:pPr>
@@ -2044,6 +2091,7 @@
           </w:p>
           <w:p>
             <w:pPr>
+              <w:keepNext w:val="false"/>
               <w:spacing w:after="40" w:before="0"/>
               <w:jc w:val="left"/>
             </w:pPr>
@@ -2063,6 +2111,7 @@
           </w:p>
           <w:p>
             <w:pPr>
+              <w:keepNext w:val="false"/>
               <w:spacing w:after="40" w:before="0"/>
               <w:jc w:val="left"/>
             </w:pPr>
@@ -2082,6 +2131,7 @@
           </w:p>
           <w:p>
             <w:pPr>
+              <w:keepNext w:val="false"/>
               <w:spacing w:after="40" w:before="0"/>
               <w:jc w:val="left"/>
             </w:pPr>
@@ -2101,6 +2151,7 @@
           </w:p>
           <w:p>
             <w:pPr>
+              <w:keepNext w:val="false"/>
               <w:spacing w:after="40" w:before="0"/>
               <w:jc w:val="left"/>
             </w:pPr>
@@ -2120,6 +2171,7 @@
           </w:p>
           <w:p>
             <w:pPr>
+              <w:keepNext w:val="false"/>
               <w:spacing w:after="40" w:before="0"/>
               <w:jc w:val="left"/>
             </w:pPr>
@@ -2154,6 +2206,7 @@
           </w:tcPr>
           <w:p>
             <w:pPr>
+              <w:keepNext w:val="false"/>
               <w:spacing w:after="40" w:before="0"/>
               <w:jc w:val="left"/>
             </w:pPr>
@@ -2385,7 +2438,7 @@
         </w:rPr>
         <w:t xml:space="preserve">© 2026 SeaVuria and ARES. This work is licensed under a </w:t>
       </w:r>
-      <w:hyperlink w:history="1" r:id="rIdlpijpyrmqc5t-r8hxhppm">
+      <w:hyperlink w:history="1" r:id="rIdhexzan3ezi16a_hqpiloa">
         <w:r>
           <w:rPr>
             <w:rFonts w:ascii="Arial" w:cs="Arial" w:eastAsia="Arial" w:hAnsi="Arial"/>
@@ -2405,7 +2458,7 @@
         </w:rPr>
         <w:t xml:space="preserve"> (</w:t>
       </w:r>
-      <w:hyperlink w:history="1" r:id="rIdnnryytufav1kio6hycc5a">
+      <w:hyperlink w:history="1" r:id="rIdk2jlm97glteyxx0mssd8c">
         <w:r>
           <w:rPr>
             <w:rFonts w:ascii="Arial" w:cs="Arial" w:eastAsia="Arial" w:hAnsi="Arial"/>
@@ -2425,7 +2478,7 @@
         </w:rPr>
         <w:t xml:space="preserve">). To view a copy of this license, visit </w:t>
       </w:r>
-      <w:hyperlink w:history="1" r:id="rIdemxhzosninx2uy1_e6nqk">
+      <w:hyperlink w:history="1" r:id="rIdojaxrt2vbdomtrei9hjd-">
         <w:r>
           <w:rPr>
             <w:rFonts w:ascii="Arial" w:cs="Arial" w:eastAsia="Arial" w:hAnsi="Arial"/>
@@ -2484,6 +2537,7 @@
           </w:tcPr>
           <w:p>
             <w:pPr>
+              <w:keepNext w:val="false"/>
               <w:spacing w:after="40" w:before="0"/>
               <w:jc w:val="center"/>
             </w:pPr>
@@ -2519,6 +2573,7 @@
           </w:tcPr>
           <w:p>
             <w:pPr>
+              <w:keepNext w:val="false"/>
               <w:spacing w:after="40" w:before="0"/>
               <w:jc w:val="center"/>
             </w:pPr>
@@ -2553,6 +2608,7 @@
           </w:tcPr>
           <w:p>
             <w:pPr>
+              <w:keepNext w:val="false"/>
               <w:spacing w:after="40" w:before="0"/>
               <w:jc w:val="left"/>
             </w:pPr>
@@ -2585,6 +2641,7 @@
           </w:tcPr>
           <w:p>
             <w:pPr>
+              <w:keepNext w:val="false"/>
               <w:spacing w:after="40" w:before="0"/>
               <w:jc w:val="left"/>
             </w:pPr>
@@ -2619,6 +2676,7 @@
           </w:tcPr>
           <w:p>
             <w:pPr>
+              <w:keepNext w:val="false"/>
               <w:spacing w:after="40" w:before="0"/>
               <w:jc w:val="left"/>
             </w:pPr>
@@ -2651,6 +2709,7 @@
           </w:tcPr>
           <w:p>
             <w:pPr>
+              <w:keepNext w:val="false"/>
               <w:spacing w:after="40" w:before="0"/>
               <w:jc w:val="left"/>
             </w:pPr>
@@ -2685,6 +2744,7 @@
           </w:tcPr>
           <w:p>
             <w:pPr>
+              <w:keepNext w:val="false"/>
               <w:spacing w:after="40" w:before="0"/>
               <w:jc w:val="left"/>
             </w:pPr>
@@ -2717,6 +2777,7 @@
           </w:tcPr>
           <w:p>
             <w:pPr>
+              <w:keepNext w:val="false"/>
               <w:spacing w:after="40" w:before="0"/>
               <w:jc w:val="left"/>
             </w:pPr>
@@ -2751,6 +2812,7 @@
           </w:tcPr>
           <w:p>
             <w:pPr>
+              <w:keepNext w:val="false"/>
               <w:spacing w:after="40" w:before="0"/>
               <w:jc w:val="left"/>
             </w:pPr>
@@ -2783,6 +2845,7 @@
           </w:tcPr>
           <w:p>
             <w:pPr>
+              <w:keepNext w:val="false"/>
               <w:spacing w:after="40" w:before="0"/>
               <w:jc w:val="left"/>
             </w:pPr>
@@ -2817,6 +2880,7 @@
           </w:tcPr>
           <w:p>
             <w:pPr>
+              <w:keepNext w:val="false"/>
               <w:spacing w:after="40" w:before="0"/>
               <w:jc w:val="left"/>
             </w:pPr>
@@ -2849,6 +2913,7 @@
           </w:tcPr>
           <w:p>
             <w:pPr>
+              <w:keepNext w:val="false"/>
               <w:spacing w:after="40" w:before="0"/>
               <w:jc w:val="left"/>
             </w:pPr>
@@ -2883,6 +2948,7 @@
           </w:tcPr>
           <w:p>
             <w:pPr>
+              <w:keepNext w:val="false"/>
               <w:spacing w:after="40" w:before="0"/>
               <w:jc w:val="left"/>
             </w:pPr>
@@ -2915,6 +2981,7 @@
           </w:tcPr>
           <w:p>
             <w:pPr>
+              <w:keepNext w:val="false"/>
               <w:spacing w:after="40" w:before="0"/>
               <w:jc w:val="left"/>
             </w:pPr>
@@ -2949,6 +3016,7 @@
           </w:tcPr>
           <w:p>
             <w:pPr>
+              <w:keepNext w:val="false"/>
               <w:spacing w:after="40" w:before="0"/>
               <w:jc w:val="left"/>
             </w:pPr>
@@ -2981,6 +3049,7 @@
           </w:tcPr>
           <w:p>
             <w:pPr>
+              <w:keepNext w:val="false"/>
               <w:spacing w:after="40" w:before="0"/>
               <w:jc w:val="left"/>
             </w:pPr>
@@ -3015,6 +3084,7 @@
           </w:tcPr>
           <w:p>
             <w:pPr>
+              <w:keepNext w:val="false"/>
               <w:spacing w:after="40" w:before="0"/>
               <w:jc w:val="left"/>
             </w:pPr>
@@ -3047,6 +3117,7 @@
           </w:tcPr>
           <w:p>
             <w:pPr>
+              <w:keepNext w:val="false"/>
               <w:spacing w:after="40" w:before="0"/>
               <w:jc w:val="left"/>
             </w:pPr>
@@ -3106,6 +3177,7 @@
           </w:tcPr>
           <w:p>
             <w:pPr>
+              <w:keepNext w:val="false"/>
               <w:spacing w:after="40" w:before="0"/>
               <w:jc w:val="center"/>
             </w:pPr>
@@ -3140,6 +3212,7 @@
           </w:tcPr>
           <w:p>
             <w:pPr>
+              <w:keepNext w:val="false"/>
               <w:spacing w:after="40" w:before="0"/>
               <w:jc w:val="left"/>
             </w:pPr>
@@ -3204,6 +3277,7 @@
           </w:tcPr>
           <w:p>
             <w:pPr>
+              <w:keepNext w:val="false"/>
               <w:spacing w:after="40" w:before="0"/>
               <w:jc w:val="center"/>
             </w:pPr>
@@ -3238,6 +3312,7 @@
           </w:tcPr>
           <w:p>
             <w:pPr>
+              <w:keepNext w:val="false"/>
               <w:spacing w:after="40" w:before="0"/>
               <w:jc w:val="left"/>
             </w:pPr>
@@ -3270,6 +3345,7 @@
           </w:tcPr>
           <w:p>
             <w:pPr>
+              <w:keepNext w:val="false"/>
               <w:spacing w:after="40" w:before="0"/>
               <w:jc w:val="left"/>
             </w:pPr>
@@ -3302,6 +3378,7 @@
           </w:tcPr>
           <w:p>
             <w:pPr>
+              <w:keepNext w:val="false"/>
               <w:spacing w:after="40" w:before="0"/>
               <w:jc w:val="left"/>
             </w:pPr>
@@ -3334,6 +3411,7 @@
           </w:tcPr>
           <w:p>
             <w:pPr>
+              <w:keepNext w:val="false"/>
               <w:spacing w:after="40" w:before="0"/>
               <w:jc w:val="left"/>
             </w:pPr>
@@ -3366,6 +3444,7 @@
           </w:tcPr>
           <w:p>
             <w:pPr>
+              <w:keepNext w:val="false"/>
               <w:spacing w:after="40" w:before="0"/>
               <w:jc w:val="left"/>
             </w:pPr>
@@ -3400,6 +3479,7 @@
           </w:tcPr>
           <w:p>
             <w:pPr>
+              <w:keepNext w:val="false"/>
               <w:spacing w:after="40" w:before="0"/>
               <w:jc w:val="left"/>
             </w:pPr>
@@ -3437,7 +3517,7 @@
             <w:pPr>
               <w:spacing w:after="20" w:before="0"/>
             </w:pPr>
-            <w:hyperlink w:history="1" r:id="rIdgrfm3exhsuvnbromzkusg">
+            <w:hyperlink w:history="1" r:id="rIdsurhmav9lbpj4dueofsps">
               <w:r>
                 <w:rPr>
                   <w:rFonts w:ascii="Arial" w:cs="Arial" w:eastAsia="Arial" w:hAnsi="Arial"/>
@@ -3486,7 +3566,7 @@
               <w:spacing w:after="10" w:before="0"/>
               <w:ind w:left="120"/>
             </w:pPr>
-            <w:hyperlink w:history="1" r:id="rIdxjiwi5r2fisqjaeb-xito">
+            <w:hyperlink w:history="1" r:id="rIdfeny2nmput4swsaurgkbe">
               <w:r>
                 <w:rPr>
                   <w:rFonts w:ascii="Arial" w:cs="Arial" w:eastAsia="Arial" w:hAnsi="Arial"/>
@@ -3531,7 +3611,7 @@
             <w:pPr>
               <w:spacing w:after="20" w:before="0"/>
             </w:pPr>
-            <w:hyperlink w:history="1" r:id="rIdoxu6abqflziwghkdemtr2">
+            <w:hyperlink w:history="1" r:id="rIdkx9leouqlmzj1isb5htj_">
               <w:r>
                 <w:rPr>
                   <w:rFonts w:ascii="Arial" w:cs="Arial" w:eastAsia="Arial" w:hAnsi="Arial"/>
@@ -3564,7 +3644,7 @@
               <w:spacing w:after="10" w:before="0"/>
               <w:ind w:left="120"/>
             </w:pPr>
-            <w:hyperlink w:history="1" r:id="rIdkdy1lryrk-0rpr0prtg4d">
+            <w:hyperlink w:history="1" r:id="rIdvamspp8hvdudotdhe9eef">
               <w:r>
                 <w:rPr>
                   <w:rFonts w:ascii="Arial" w:cs="Arial" w:eastAsia="Arial" w:hAnsi="Arial"/>
@@ -3592,6 +3672,7 @@
           </w:tcPr>
           <w:p>
             <w:pPr>
+              <w:keepNext w:val="false"/>
               <w:spacing w:after="40" w:before="0"/>
               <w:jc w:val="left"/>
             </w:pPr>
@@ -3624,6 +3705,7 @@
           </w:tcPr>
           <w:p>
             <w:pPr>
+              <w:keepNext w:val="false"/>
               <w:spacing w:after="40" w:before="0"/>
               <w:jc w:val="left"/>
             </w:pPr>
@@ -3656,6 +3738,7 @@
           </w:tcPr>
           <w:p>
             <w:pPr>
+              <w:keepNext w:val="false"/>
               <w:spacing w:after="40" w:before="0"/>
               <w:jc w:val="left"/>
             </w:pPr>
@@ -3688,6 +3771,7 @@
           </w:tcPr>
           <w:p>
             <w:pPr>
+              <w:keepNext w:val="false"/>
               <w:spacing w:after="40" w:before="0"/>
               <w:jc w:val="left"/>
             </w:pPr>
@@ -3722,6 +3806,7 @@
           </w:tcPr>
           <w:p>
             <w:pPr>
+              <w:keepNext w:val="false"/>
               <w:spacing w:after="40" w:before="0"/>
               <w:jc w:val="left"/>
             </w:pPr>
@@ -3759,7 +3844,7 @@
             <w:pPr>
               <w:spacing w:after="20" w:before="0"/>
             </w:pPr>
-            <w:hyperlink w:history="1" r:id="rId1jizw16k0mhsd5gdmdqco">
+            <w:hyperlink w:history="1" r:id="rIdp3tdqlbm7_a6h9y07uxrt">
               <w:r>
                 <w:rPr>
                   <w:rFonts w:ascii="Arial" w:cs="Arial" w:eastAsia="Arial" w:hAnsi="Arial"/>
@@ -3808,7 +3893,7 @@
               <w:spacing w:after="10" w:before="0"/>
               <w:ind w:left="120"/>
             </w:pPr>
-            <w:hyperlink w:history="1" r:id="rIdjrxig9b37fpothth57xqn">
+            <w:hyperlink w:history="1" r:id="rIdmhdr4ke7wvmkuro-agih6">
               <w:r>
                 <w:rPr>
                   <w:rFonts w:ascii="Arial" w:cs="Arial" w:eastAsia="Arial" w:hAnsi="Arial"/>
@@ -3853,7 +3938,7 @@
             <w:pPr>
               <w:spacing w:after="20" w:before="0"/>
             </w:pPr>
-            <w:hyperlink w:history="1" r:id="rIdifuhjntqgtc1v0qvty0vr">
+            <w:hyperlink w:history="1" r:id="rIdfs2pjfwncj6tzvnlnrrwr">
               <w:r>
                 <w:rPr>
                   <w:rFonts w:ascii="Arial" w:cs="Arial" w:eastAsia="Arial" w:hAnsi="Arial"/>
@@ -3886,7 +3971,7 @@
               <w:spacing w:after="10" w:before="0"/>
               <w:ind w:left="120"/>
             </w:pPr>
-            <w:hyperlink w:history="1" r:id="rId4jsvhl-o2natkiur9xpfw">
+            <w:hyperlink w:history="1" r:id="rIdmiifbsszxubytxpygouxk">
               <w:r>
                 <w:rPr>
                   <w:rFonts w:ascii="Arial" w:cs="Arial" w:eastAsia="Arial" w:hAnsi="Arial"/>
@@ -3914,6 +3999,7 @@
           </w:tcPr>
           <w:p>
             <w:pPr>
+              <w:keepNext w:val="false"/>
               <w:spacing w:after="40" w:before="0"/>
               <w:jc w:val="left"/>
             </w:pPr>
@@ -3946,6 +4032,7 @@
           </w:tcPr>
           <w:p>
             <w:pPr>
+              <w:keepNext w:val="false"/>
               <w:spacing w:after="40" w:before="0"/>
               <w:jc w:val="left"/>
             </w:pPr>
@@ -3978,6 +4065,7 @@
           </w:tcPr>
           <w:p>
             <w:pPr>
+              <w:keepNext w:val="false"/>
               <w:spacing w:after="40" w:before="0"/>
               <w:jc w:val="left"/>
             </w:pPr>
@@ -4010,6 +4098,7 @@
           </w:tcPr>
           <w:p>
             <w:pPr>
+              <w:keepNext w:val="false"/>
               <w:spacing w:after="40" w:before="0"/>
               <w:jc w:val="left"/>
             </w:pPr>
@@ -4044,6 +4133,7 @@
           </w:tcPr>
           <w:p>
             <w:pPr>
+              <w:keepNext w:val="false"/>
               <w:spacing w:after="40" w:before="0"/>
               <w:jc w:val="left"/>
             </w:pPr>
@@ -4081,7 +4171,7 @@
             <w:pPr>
               <w:spacing w:after="20" w:before="0"/>
             </w:pPr>
-            <w:hyperlink w:history="1" r:id="rIdnmog5mi6ydz3bewdkdenz">
+            <w:hyperlink w:history="1" r:id="rId8vjrbxwc8yf_sw4rrw6r9">
               <w:r>
                 <w:rPr>
                   <w:rFonts w:ascii="Arial" w:cs="Arial" w:eastAsia="Arial" w:hAnsi="Arial"/>
@@ -4130,7 +4220,7 @@
               <w:spacing w:after="10" w:before="0"/>
               <w:ind w:left="120"/>
             </w:pPr>
-            <w:hyperlink w:history="1" r:id="rId405o9rzj0_wp6h1nxsr9t">
+            <w:hyperlink w:history="1" r:id="rId9pdv5xh5sojhrlj7gmlyq">
               <w:r>
                 <w:rPr>
                   <w:rFonts w:ascii="Arial" w:cs="Arial" w:eastAsia="Arial" w:hAnsi="Arial"/>
@@ -4175,7 +4265,7 @@
             <w:pPr>
               <w:spacing w:after="20" w:before="0"/>
             </w:pPr>
-            <w:hyperlink w:history="1" r:id="rIdcs3-ot81wz7mbnob0hl6l">
+            <w:hyperlink w:history="1" r:id="rId1eplxu1jg4iq68vd5-g7a">
               <w:r>
                 <w:rPr>
                   <w:rFonts w:ascii="Arial" w:cs="Arial" w:eastAsia="Arial" w:hAnsi="Arial"/>
@@ -4208,7 +4298,7 @@
               <w:spacing w:after="10" w:before="0"/>
               <w:ind w:left="120"/>
             </w:pPr>
-            <w:hyperlink w:history="1" r:id="rId4s2cz-pprsrrhwsqqetl4">
+            <w:hyperlink w:history="1" r:id="rIdmco5m0uagzvqidmdnci4r">
               <w:r>
                 <w:rPr>
                   <w:rFonts w:ascii="Arial" w:cs="Arial" w:eastAsia="Arial" w:hAnsi="Arial"/>
@@ -4236,6 +4326,7 @@
           </w:tcPr>
           <w:p>
             <w:pPr>
+              <w:keepNext w:val="false"/>
               <w:spacing w:after="40" w:before="0"/>
               <w:jc w:val="left"/>
             </w:pPr>
@@ -4268,6 +4359,7 @@
           </w:tcPr>
           <w:p>
             <w:pPr>
+              <w:keepNext w:val="false"/>
               <w:spacing w:after="40" w:before="0"/>
               <w:jc w:val="left"/>
             </w:pPr>
@@ -4300,6 +4392,7 @@
           </w:tcPr>
           <w:p>
             <w:pPr>
+              <w:keepNext w:val="false"/>
               <w:spacing w:after="40" w:before="0"/>
               <w:jc w:val="left"/>
             </w:pPr>
@@ -4332,6 +4425,7 @@
           </w:tcPr>
           <w:p>
             <w:pPr>
+              <w:keepNext w:val="false"/>
               <w:spacing w:after="40" w:before="0"/>
               <w:jc w:val="left"/>
             </w:pPr>
@@ -4366,6 +4460,7 @@
           </w:tcPr>
           <w:p>
             <w:pPr>
+              <w:keepNext w:val="false"/>
               <w:spacing w:after="40" w:before="0"/>
               <w:jc w:val="left"/>
             </w:pPr>
@@ -4403,7 +4498,7 @@
             <w:pPr>
               <w:spacing w:after="20" w:before="0"/>
             </w:pPr>
-            <w:hyperlink w:history="1" r:id="rIdctc-jmweq7nwk4k0m98sh">
+            <w:hyperlink w:history="1" r:id="rIdnazticwgcpckiaior5n04">
               <w:r>
                 <w:rPr>
                   <w:rFonts w:ascii="Arial" w:cs="Arial" w:eastAsia="Arial" w:hAnsi="Arial"/>
@@ -4452,7 +4547,7 @@
               <w:spacing w:after="10" w:before="0"/>
               <w:ind w:left="120"/>
             </w:pPr>
-            <w:hyperlink w:history="1" r:id="rIdfl66dab5wnq1p5g8sgyvg">
+            <w:hyperlink w:history="1" r:id="rIdeqdawjdzdlrwg2ici5cio">
               <w:r>
                 <w:rPr>
                   <w:rFonts w:ascii="Arial" w:cs="Arial" w:eastAsia="Arial" w:hAnsi="Arial"/>
@@ -4497,7 +4592,7 @@
             <w:pPr>
               <w:spacing w:after="20" w:before="0"/>
             </w:pPr>
-            <w:hyperlink w:history="1" r:id="rIdndqi1emje_herrzw18iwy">
+            <w:hyperlink w:history="1" r:id="rIdl-bvg3gpd5tzipz6hjoho">
               <w:r>
                 <w:rPr>
                   <w:rFonts w:ascii="Arial" w:cs="Arial" w:eastAsia="Arial" w:hAnsi="Arial"/>
@@ -4530,7 +4625,7 @@
               <w:spacing w:after="10" w:before="0"/>
               <w:ind w:left="120"/>
             </w:pPr>
-            <w:hyperlink w:history="1" r:id="rIdikgrwljthqxnensft0f8r">
+            <w:hyperlink w:history="1" r:id="rIdzhtudhdru4npxwlqchppp">
               <w:r>
                 <w:rPr>
                   <w:rFonts w:ascii="Arial" w:cs="Arial" w:eastAsia="Arial" w:hAnsi="Arial"/>
@@ -4558,6 +4653,7 @@
           </w:tcPr>
           <w:p>
             <w:pPr>
+              <w:keepNext w:val="false"/>
               <w:spacing w:after="40" w:before="0"/>
               <w:jc w:val="left"/>
             </w:pPr>
@@ -4590,6 +4686,7 @@
           </w:tcPr>
           <w:p>
             <w:pPr>
+              <w:keepNext w:val="false"/>
               <w:spacing w:after="40" w:before="0"/>
               <w:jc w:val="left"/>
             </w:pPr>
@@ -4622,6 +4719,7 @@
           </w:tcPr>
           <w:p>
             <w:pPr>
+              <w:keepNext w:val="false"/>
               <w:spacing w:after="40" w:before="0"/>
               <w:jc w:val="left"/>
             </w:pPr>
@@ -4654,6 +4752,7 @@
           </w:tcPr>
           <w:p>
             <w:pPr>
+              <w:keepNext w:val="false"/>
               <w:spacing w:after="40" w:before="0"/>
               <w:jc w:val="left"/>
             </w:pPr>
@@ -4688,6 +4787,7 @@
           </w:tcPr>
           <w:p>
             <w:pPr>
+              <w:keepNext w:val="false"/>
               <w:spacing w:after="40" w:before="0"/>
               <w:jc w:val="left"/>
             </w:pPr>
@@ -4725,7 +4825,7 @@
             <w:pPr>
               <w:spacing w:after="20" w:before="0"/>
             </w:pPr>
-            <w:hyperlink w:history="1" r:id="rIdp-vi6hv__jzsma7apmuz8">
+            <w:hyperlink w:history="1" r:id="rIdr8arwhpbeolghivo3lice">
               <w:r>
                 <w:rPr>
                   <w:rFonts w:ascii="Arial" w:cs="Arial" w:eastAsia="Arial" w:hAnsi="Arial"/>
@@ -4774,7 +4874,7 @@
               <w:spacing w:after="10" w:before="0"/>
               <w:ind w:left="120"/>
             </w:pPr>
-            <w:hyperlink w:history="1" r:id="rIdqoa2yjfcwh0pp4ol1bxxt">
+            <w:hyperlink w:history="1" r:id="rId_necvqy5gckuxz7-hnif8">
               <w:r>
                 <w:rPr>
                   <w:rFonts w:ascii="Arial" w:cs="Arial" w:eastAsia="Arial" w:hAnsi="Arial"/>
@@ -4819,7 +4919,7 @@
             <w:pPr>
               <w:spacing w:after="20" w:before="0"/>
             </w:pPr>
-            <w:hyperlink w:history="1" r:id="rIdi_ud7-ua-uxxod92hufqz">
+            <w:hyperlink w:history="1" r:id="rIdbdybgk_4v905toonmudy-">
               <w:r>
                 <w:rPr>
                   <w:rFonts w:ascii="Arial" w:cs="Arial" w:eastAsia="Arial" w:hAnsi="Arial"/>
@@ -4852,7 +4952,7 @@
               <w:spacing w:after="10" w:before="0"/>
               <w:ind w:left="120"/>
             </w:pPr>
-            <w:hyperlink w:history="1" r:id="rIdbssejgpymbitywm3d6mth">
+            <w:hyperlink w:history="1" r:id="rIdyzoqslcbkqkacpv04ge8o">
               <w:r>
                 <w:rPr>
                   <w:rFonts w:ascii="Arial" w:cs="Arial" w:eastAsia="Arial" w:hAnsi="Arial"/>
@@ -4880,6 +4980,7 @@
           </w:tcPr>
           <w:p>
             <w:pPr>
+              <w:keepNext w:val="false"/>
               <w:spacing w:after="40" w:before="0"/>
               <w:jc w:val="left"/>
             </w:pPr>
@@ -4912,6 +5013,7 @@
           </w:tcPr>
           <w:p>
             <w:pPr>
+              <w:keepNext w:val="false"/>
               <w:spacing w:after="40" w:before="0"/>
               <w:jc w:val="left"/>
             </w:pPr>
@@ -4944,6 +5046,7 @@
           </w:tcPr>
           <w:p>
             <w:pPr>
+              <w:keepNext w:val="false"/>
               <w:spacing w:after="40" w:before="0"/>
               <w:jc w:val="left"/>
             </w:pPr>
@@ -4976,6 +5079,7 @@
           </w:tcPr>
           <w:p>
             <w:pPr>
+              <w:keepNext w:val="false"/>
               <w:spacing w:after="40" w:before="0"/>
               <w:jc w:val="left"/>
             </w:pPr>
@@ -5035,6 +5139,7 @@
           </w:tcPr>
           <w:p>
             <w:pPr>
+              <w:keepNext w:val="false"/>
               <w:spacing w:after="40" w:before="0"/>
               <w:jc w:val="center"/>
             </w:pPr>
@@ -5069,6 +5174,7 @@
           </w:tcPr>
           <w:p>
             <w:pPr>
+              <w:keepNext w:val="false"/>
               <w:spacing w:after="40" w:before="0"/>
               <w:jc w:val="left"/>
             </w:pPr>
@@ -5130,6 +5236,7 @@
           </w:tcPr>
           <w:p>
             <w:pPr>
+              <w:keepNext w:val="false"/>
               <w:spacing w:after="40" w:before="0"/>
               <w:jc w:val="center"/>
             </w:pPr>
@@ -5164,6 +5271,7 @@
           </w:tcPr>
           <w:p>
             <w:pPr>
+              <w:keepNext w:val="false"/>
               <w:spacing w:after="40" w:before="0"/>
               <w:jc w:val="left"/>
             </w:pPr>
@@ -5196,6 +5304,7 @@
           </w:tcPr>
           <w:p>
             <w:pPr>
+              <w:keepNext w:val="false"/>
               <w:spacing w:after="40" w:before="0"/>
               <w:jc w:val="left"/>
             </w:pPr>
@@ -5230,6 +5339,7 @@
           </w:tcPr>
           <w:p>
             <w:pPr>
+              <w:keepNext w:val="false"/>
               <w:spacing w:after="40" w:before="0"/>
               <w:jc w:val="left"/>
             </w:pPr>
@@ -5262,6 +5372,7 @@
           </w:tcPr>
           <w:p>
             <w:pPr>
+              <w:keepNext w:val="false"/>
               <w:spacing w:after="40" w:before="0"/>
               <w:jc w:val="left"/>
             </w:pPr>
@@ -5296,6 +5407,7 @@
           </w:tcPr>
           <w:p>
             <w:pPr>
+              <w:keepNext w:val="false"/>
               <w:spacing w:after="40" w:before="0"/>
               <w:jc w:val="left"/>
             </w:pPr>
@@ -5328,6 +5440,7 @@
           </w:tcPr>
           <w:p>
             <w:pPr>
+              <w:keepNext w:val="false"/>
               <w:spacing w:after="40" w:before="0"/>
               <w:jc w:val="left"/>
             </w:pPr>
@@ -5364,7 +5477,7 @@
         </w:rPr>
         <w:t xml:space="preserve">© 2026 SeaVuria and ARES. Aligned with KICD objectives. Developed by SeaVuria; technical implementation by ARES (with AI assistance from Claude). Licensed under </w:t>
       </w:r>
-      <w:hyperlink w:history="1" r:id="rIdz1au7bo6dwge307vpfta4">
+      <w:hyperlink w:history="1" r:id="rIdlbcqg8ram7coeqr2lzdzs">
         <w:r>
           <w:rPr>
             <w:rFonts w:ascii="Arial" w:cs="Arial" w:eastAsia="Arial" w:hAnsi="Arial"/>
@@ -5385,7 +5498,7 @@
         </w:rPr>
         <w:t xml:space="preserve"> (</w:t>
       </w:r>
-      <w:hyperlink w:history="1" r:id="rIdbfqabecxtak04o95zz9zq">
+      <w:hyperlink w:history="1" r:id="rIdl2ctm4odxs19qbrpe7jdv">
         <w:r>
           <w:rPr>
             <w:rFonts w:ascii="Arial" w:cs="Arial" w:eastAsia="Arial" w:hAnsi="Arial"/>
@@ -5445,6 +5558,7 @@
           </w:tcPr>
           <w:p>
             <w:pPr>
+              <w:keepNext w:val="false"/>
               <w:spacing w:after="40" w:before="0"/>
               <w:jc w:val="center"/>
             </w:pPr>
@@ -5480,6 +5594,7 @@
           </w:tcPr>
           <w:p>
             <w:pPr>
+              <w:keepNext w:val="false"/>
               <w:spacing w:after="40" w:before="0"/>
               <w:jc w:val="center"/>
             </w:pPr>
@@ -5514,6 +5629,7 @@
           </w:tcPr>
           <w:p>
             <w:pPr>
+              <w:keepNext w:val="false"/>
               <w:spacing w:after="40" w:before="0"/>
               <w:jc w:val="left"/>
             </w:pPr>
@@ -5546,6 +5662,7 @@
           </w:tcPr>
           <w:p>
             <w:pPr>
+              <w:keepNext w:val="false"/>
               <w:spacing w:after="40" w:before="0"/>
               <w:jc w:val="left"/>
             </w:pPr>
@@ -5580,6 +5697,7 @@
           </w:tcPr>
           <w:p>
             <w:pPr>
+              <w:keepNext w:val="false"/>
               <w:spacing w:after="40" w:before="0"/>
               <w:jc w:val="left"/>
             </w:pPr>
@@ -5612,6 +5730,7 @@
           </w:tcPr>
           <w:p>
             <w:pPr>
+              <w:keepNext w:val="false"/>
               <w:spacing w:after="40" w:before="0"/>
               <w:jc w:val="left"/>
             </w:pPr>
@@ -5646,6 +5765,7 @@
           </w:tcPr>
           <w:p>
             <w:pPr>
+              <w:keepNext w:val="false"/>
               <w:spacing w:after="40" w:before="0"/>
               <w:jc w:val="left"/>
             </w:pPr>
@@ -5678,6 +5798,7 @@
           </w:tcPr>
           <w:p>
             <w:pPr>
+              <w:keepNext w:val="false"/>
               <w:spacing w:after="40" w:before="0"/>
               <w:jc w:val="left"/>
             </w:pPr>
@@ -5712,6 +5833,7 @@
           </w:tcPr>
           <w:p>
             <w:pPr>
+              <w:keepNext w:val="false"/>
               <w:spacing w:after="40" w:before="0"/>
               <w:jc w:val="left"/>
             </w:pPr>
@@ -5744,6 +5866,7 @@
           </w:tcPr>
           <w:p>
             <w:pPr>
+              <w:keepNext w:val="false"/>
               <w:spacing w:after="40" w:before="0"/>
               <w:jc w:val="left"/>
             </w:pPr>
@@ -5778,6 +5901,7 @@
           </w:tcPr>
           <w:p>
             <w:pPr>
+              <w:keepNext w:val="false"/>
               <w:spacing w:after="40" w:before="0"/>
               <w:jc w:val="left"/>
             </w:pPr>
@@ -5810,6 +5934,7 @@
           </w:tcPr>
           <w:p>
             <w:pPr>
+              <w:keepNext w:val="false"/>
               <w:spacing w:after="40" w:before="0"/>
               <w:jc w:val="left"/>
             </w:pPr>
@@ -5844,6 +5969,7 @@
           </w:tcPr>
           <w:p>
             <w:pPr>
+              <w:keepNext w:val="false"/>
               <w:spacing w:after="40" w:before="0"/>
               <w:jc w:val="left"/>
             </w:pPr>
@@ -5876,6 +6002,7 @@
           </w:tcPr>
           <w:p>
             <w:pPr>
+              <w:keepNext w:val="false"/>
               <w:spacing w:after="40" w:before="0"/>
               <w:jc w:val="left"/>
             </w:pPr>
@@ -5910,6 +6037,7 @@
           </w:tcPr>
           <w:p>
             <w:pPr>
+              <w:keepNext w:val="false"/>
               <w:spacing w:after="40" w:before="0"/>
               <w:jc w:val="left"/>
             </w:pPr>
@@ -5942,6 +6070,7 @@
           </w:tcPr>
           <w:p>
             <w:pPr>
+              <w:keepNext w:val="false"/>
               <w:spacing w:after="40" w:before="0"/>
               <w:jc w:val="left"/>
             </w:pPr>
@@ -5976,6 +6105,7 @@
           </w:tcPr>
           <w:p>
             <w:pPr>
+              <w:keepNext w:val="false"/>
               <w:spacing w:after="40" w:before="0"/>
               <w:jc w:val="left"/>
             </w:pPr>
@@ -6008,6 +6138,7 @@
           </w:tcPr>
           <w:p>
             <w:pPr>
+              <w:keepNext w:val="false"/>
               <w:spacing w:after="40" w:before="0"/>
               <w:jc w:val="left"/>
             </w:pPr>
@@ -6067,6 +6198,7 @@
           </w:tcPr>
           <w:p>
             <w:pPr>
+              <w:keepNext w:val="false"/>
               <w:spacing w:after="40" w:before="0"/>
               <w:jc w:val="center"/>
             </w:pPr>
@@ -6101,6 +6233,7 @@
           </w:tcPr>
           <w:p>
             <w:pPr>
+              <w:keepNext w:val="false"/>
               <w:spacing w:after="40" w:before="0"/>
               <w:jc w:val="left"/>
             </w:pPr>
@@ -6165,6 +6298,7 @@
           </w:tcPr>
           <w:p>
             <w:pPr>
+              <w:keepNext w:val="false"/>
               <w:spacing w:after="40" w:before="0"/>
               <w:jc w:val="center"/>
             </w:pPr>
@@ -6199,6 +6333,7 @@
           </w:tcPr>
           <w:p>
             <w:pPr>
+              <w:keepNext w:val="false"/>
               <w:spacing w:after="40" w:before="0"/>
               <w:jc w:val="left"/>
             </w:pPr>
@@ -6231,6 +6366,7 @@
           </w:tcPr>
           <w:p>
             <w:pPr>
+              <w:keepNext w:val="false"/>
               <w:spacing w:after="40" w:before="0"/>
               <w:jc w:val="left"/>
             </w:pPr>
@@ -6263,6 +6399,7 @@
           </w:tcPr>
           <w:p>
             <w:pPr>
+              <w:keepNext w:val="false"/>
               <w:spacing w:after="40" w:before="0"/>
               <w:jc w:val="left"/>
             </w:pPr>
@@ -6295,6 +6432,7 @@
           </w:tcPr>
           <w:p>
             <w:pPr>
+              <w:keepNext w:val="false"/>
               <w:spacing w:after="40" w:before="0"/>
               <w:jc w:val="left"/>
             </w:pPr>
@@ -6327,6 +6465,7 @@
           </w:tcPr>
           <w:p>
             <w:pPr>
+              <w:keepNext w:val="false"/>
               <w:spacing w:after="40" w:before="0"/>
               <w:jc w:val="left"/>
             </w:pPr>
@@ -6361,6 +6500,7 @@
           </w:tcPr>
           <w:p>
             <w:pPr>
+              <w:keepNext w:val="false"/>
               <w:spacing w:after="40" w:before="0"/>
               <w:jc w:val="left"/>
             </w:pPr>
@@ -6398,7 +6538,7 @@
             <w:pPr>
               <w:spacing w:after="20" w:before="0"/>
             </w:pPr>
-            <w:hyperlink w:history="1" r:id="rIdjxwjjahfzzxw3wgzjjbvl">
+            <w:hyperlink w:history="1" r:id="rIdmbirevftdk45xqaulq4ar">
               <w:r>
                 <w:rPr>
                   <w:rFonts w:ascii="Arial" w:cs="Arial" w:eastAsia="Arial" w:hAnsi="Arial"/>
@@ -6431,7 +6571,7 @@
               <w:spacing w:after="10" w:before="0"/>
               <w:ind w:left="120"/>
             </w:pPr>
-            <w:hyperlink w:history="1" r:id="rIdfpl0ooynwr9wncarg3ong">
+            <w:hyperlink w:history="1" r:id="rId3ehnstgg0nzg0-z43d0tu">
               <w:r>
                 <w:rPr>
                   <w:rFonts w:ascii="Arial" w:cs="Arial" w:eastAsia="Arial" w:hAnsi="Arial"/>
@@ -6476,7 +6616,7 @@
             <w:pPr>
               <w:spacing w:after="20" w:before="0"/>
             </w:pPr>
-            <w:hyperlink w:history="1" r:id="rIdrvanwdb5ozemcv8adyj0r">
+            <w:hyperlink w:history="1" r:id="rId8pcf37p1niqc_qadh0vba">
               <w:r>
                 <w:rPr>
                   <w:rFonts w:ascii="Arial" w:cs="Arial" w:eastAsia="Arial" w:hAnsi="Arial"/>
@@ -6509,7 +6649,7 @@
               <w:spacing w:after="10" w:before="0"/>
               <w:ind w:left="120"/>
             </w:pPr>
-            <w:hyperlink w:history="1" r:id="rId9bsxlmbqk_nksq-zklosc">
+            <w:hyperlink w:history="1" r:id="rIdvw1yx7gvc0lev8l0prqta">
               <w:r>
                 <w:rPr>
                   <w:rFonts w:ascii="Arial" w:cs="Arial" w:eastAsia="Arial" w:hAnsi="Arial"/>
@@ -6537,6 +6677,7 @@
           </w:tcPr>
           <w:p>
             <w:pPr>
+              <w:keepNext w:val="false"/>
               <w:spacing w:after="40" w:before="0"/>
               <w:jc w:val="left"/>
             </w:pPr>
@@ -6569,6 +6710,7 @@
           </w:tcPr>
           <w:p>
             <w:pPr>
+              <w:keepNext w:val="false"/>
               <w:spacing w:after="40" w:before="0"/>
               <w:jc w:val="left"/>
             </w:pPr>
@@ -6601,6 +6743,7 @@
           </w:tcPr>
           <w:p>
             <w:pPr>
+              <w:keepNext w:val="false"/>
               <w:spacing w:after="40" w:before="0"/>
               <w:jc w:val="left"/>
             </w:pPr>
@@ -6633,6 +6776,7 @@
           </w:tcPr>
           <w:p>
             <w:pPr>
+              <w:keepNext w:val="false"/>
               <w:spacing w:after="40" w:before="0"/>
               <w:jc w:val="left"/>
             </w:pPr>
@@ -6667,6 +6811,7 @@
           </w:tcPr>
           <w:p>
             <w:pPr>
+              <w:keepNext w:val="false"/>
               <w:spacing w:after="40" w:before="0"/>
               <w:jc w:val="left"/>
             </w:pPr>
@@ -6704,7 +6849,7 @@
             <w:pPr>
               <w:spacing w:after="20" w:before="0"/>
             </w:pPr>
-            <w:hyperlink w:history="1" r:id="rIdkiv8wjow-m2xfjtlzgsnm">
+            <w:hyperlink w:history="1" r:id="rId9p8wwjyju4dadceyy9oir">
               <w:r>
                 <w:rPr>
                   <w:rFonts w:ascii="Arial" w:cs="Arial" w:eastAsia="Arial" w:hAnsi="Arial"/>
@@ -6737,7 +6882,7 @@
               <w:spacing w:after="10" w:before="0"/>
               <w:ind w:left="120"/>
             </w:pPr>
-            <w:hyperlink w:history="1" r:id="rIdb00dhzfgjdf4j8gvhoebm">
+            <w:hyperlink w:history="1" r:id="rIdldaoiw_cmjxnxmzpwl8py">
               <w:r>
                 <w:rPr>
                   <w:rFonts w:ascii="Arial" w:cs="Arial" w:eastAsia="Arial" w:hAnsi="Arial"/>
@@ -6782,7 +6927,7 @@
             <w:pPr>
               <w:spacing w:after="20" w:before="0"/>
             </w:pPr>
-            <w:hyperlink w:history="1" r:id="rId8iymhcyxymk564msadued">
+            <w:hyperlink w:history="1" r:id="rIdft_zp-tittrz1kb9x8x-s">
               <w:r>
                 <w:rPr>
                   <w:rFonts w:ascii="Arial" w:cs="Arial" w:eastAsia="Arial" w:hAnsi="Arial"/>
@@ -6815,7 +6960,7 @@
               <w:spacing w:after="10" w:before="0"/>
               <w:ind w:left="120"/>
             </w:pPr>
-            <w:hyperlink w:history="1" r:id="rId3gjoqacucyeessrwb6gxq">
+            <w:hyperlink w:history="1" r:id="rIdhualjm963srirl8ikok49">
               <w:r>
                 <w:rPr>
                   <w:rFonts w:ascii="Arial" w:cs="Arial" w:eastAsia="Arial" w:hAnsi="Arial"/>
@@ -6843,6 +6988,7 @@
           </w:tcPr>
           <w:p>
             <w:pPr>
+              <w:keepNext w:val="false"/>
               <w:spacing w:after="40" w:before="0"/>
               <w:jc w:val="left"/>
             </w:pPr>
@@ -6875,6 +7021,7 @@
           </w:tcPr>
           <w:p>
             <w:pPr>
+              <w:keepNext w:val="false"/>
               <w:spacing w:after="40" w:before="0"/>
               <w:jc w:val="left"/>
             </w:pPr>
@@ -6907,6 +7054,7 @@
           </w:tcPr>
           <w:p>
             <w:pPr>
+              <w:keepNext w:val="false"/>
               <w:spacing w:after="40" w:before="0"/>
               <w:jc w:val="left"/>
             </w:pPr>
@@ -6939,6 +7087,7 @@
           </w:tcPr>
           <w:p>
             <w:pPr>
+              <w:keepNext w:val="false"/>
               <w:spacing w:after="40" w:before="0"/>
               <w:jc w:val="left"/>
             </w:pPr>
@@ -6973,6 +7122,7 @@
           </w:tcPr>
           <w:p>
             <w:pPr>
+              <w:keepNext w:val="false"/>
               <w:spacing w:after="40" w:before="0"/>
               <w:jc w:val="left"/>
             </w:pPr>
@@ -7010,7 +7160,7 @@
             <w:pPr>
               <w:spacing w:after="20" w:before="0"/>
             </w:pPr>
-            <w:hyperlink w:history="1" r:id="rIdsguo1yrfiebfuthb5d7ap">
+            <w:hyperlink w:history="1" r:id="rIdjftwp527u7dx02nlcwrw_">
               <w:r>
                 <w:rPr>
                   <w:rFonts w:ascii="Arial" w:cs="Arial" w:eastAsia="Arial" w:hAnsi="Arial"/>
@@ -7043,7 +7193,7 @@
               <w:spacing w:after="10" w:before="0"/>
               <w:ind w:left="120"/>
             </w:pPr>
-            <w:hyperlink w:history="1" r:id="rIdlmyckikpjstwquym8lzj2">
+            <w:hyperlink w:history="1" r:id="rIdq6cbuz3dajfegluz5z_vx">
               <w:r>
                 <w:rPr>
                   <w:rFonts w:ascii="Arial" w:cs="Arial" w:eastAsia="Arial" w:hAnsi="Arial"/>
@@ -7088,7 +7238,7 @@
             <w:pPr>
               <w:spacing w:after="20" w:before="0"/>
             </w:pPr>
-            <w:hyperlink w:history="1" r:id="rId4x5zdo_dz6mulwjby_t7d">
+            <w:hyperlink w:history="1" r:id="rIdnxnyf3ezyryth5yvy8sz-">
               <w:r>
                 <w:rPr>
                   <w:rFonts w:ascii="Arial" w:cs="Arial" w:eastAsia="Arial" w:hAnsi="Arial"/>
@@ -7121,7 +7271,7 @@
               <w:spacing w:after="10" w:before="0"/>
               <w:ind w:left="120"/>
             </w:pPr>
-            <w:hyperlink w:history="1" r:id="rIdlj7unqcf-suqaz7wjth7n">
+            <w:hyperlink w:history="1" r:id="rIdhnr9hfrem7yu74gju5z0l">
               <w:r>
                 <w:rPr>
                   <w:rFonts w:ascii="Arial" w:cs="Arial" w:eastAsia="Arial" w:hAnsi="Arial"/>
@@ -7149,6 +7299,7 @@
           </w:tcPr>
           <w:p>
             <w:pPr>
+              <w:keepNext w:val="false"/>
               <w:spacing w:after="40" w:before="0"/>
               <w:jc w:val="left"/>
             </w:pPr>
@@ -7181,6 +7332,7 @@
           </w:tcPr>
           <w:p>
             <w:pPr>
+              <w:keepNext w:val="false"/>
               <w:spacing w:after="40" w:before="0"/>
               <w:jc w:val="left"/>
             </w:pPr>
@@ -7213,6 +7365,7 @@
           </w:tcPr>
           <w:p>
             <w:pPr>
+              <w:keepNext w:val="false"/>
               <w:spacing w:after="40" w:before="0"/>
               <w:jc w:val="left"/>
             </w:pPr>
@@ -7245,6 +7398,7 @@
           </w:tcPr>
           <w:p>
             <w:pPr>
+              <w:keepNext w:val="false"/>
               <w:spacing w:after="40" w:before="0"/>
               <w:jc w:val="left"/>
             </w:pPr>
@@ -7279,6 +7433,7 @@
           </w:tcPr>
           <w:p>
             <w:pPr>
+              <w:keepNext w:val="false"/>
               <w:spacing w:after="40" w:before="0"/>
               <w:jc w:val="left"/>
             </w:pPr>
@@ -7316,7 +7471,7 @@
             <w:pPr>
               <w:spacing w:after="20" w:before="0"/>
             </w:pPr>
-            <w:hyperlink w:history="1" r:id="rId-ozzwnse4whe0fca0nklq">
+            <w:hyperlink w:history="1" r:id="rId3uf0m2mol_j59m3sry_ed">
               <w:r>
                 <w:rPr>
                   <w:rFonts w:ascii="Arial" w:cs="Arial" w:eastAsia="Arial" w:hAnsi="Arial"/>
@@ -7349,7 +7504,7 @@
               <w:spacing w:after="10" w:before="0"/>
               <w:ind w:left="120"/>
             </w:pPr>
-            <w:hyperlink w:history="1" r:id="rId2rqz4gcxommkyr4undjlr">
+            <w:hyperlink w:history="1" r:id="rIdnjgd0odoldf21jeoogp7y">
               <w:r>
                 <w:rPr>
                   <w:rFonts w:ascii="Arial" w:cs="Arial" w:eastAsia="Arial" w:hAnsi="Arial"/>
@@ -7394,7 +7549,7 @@
             <w:pPr>
               <w:spacing w:after="20" w:before="0"/>
             </w:pPr>
-            <w:hyperlink w:history="1" r:id="rId6e-rlt48kssewz2riz1zw">
+            <w:hyperlink w:history="1" r:id="rIda3tfkzqfpyzxi5hfv5pxw">
               <w:r>
                 <w:rPr>
                   <w:rFonts w:ascii="Arial" w:cs="Arial" w:eastAsia="Arial" w:hAnsi="Arial"/>
@@ -7427,7 +7582,7 @@
               <w:spacing w:after="10" w:before="0"/>
               <w:ind w:left="120"/>
             </w:pPr>
-            <w:hyperlink w:history="1" r:id="rIdkxrbliqdhfwvjppbm2xcg">
+            <w:hyperlink w:history="1" r:id="rIdiesiynokv25sqtup6ocqe">
               <w:r>
                 <w:rPr>
                   <w:rFonts w:ascii="Arial" w:cs="Arial" w:eastAsia="Arial" w:hAnsi="Arial"/>
@@ -7455,6 +7610,7 @@
           </w:tcPr>
           <w:p>
             <w:pPr>
+              <w:keepNext w:val="false"/>
               <w:spacing w:after="40" w:before="0"/>
               <w:jc w:val="left"/>
             </w:pPr>
@@ -7487,6 +7643,7 @@
           </w:tcPr>
           <w:p>
             <w:pPr>
+              <w:keepNext w:val="false"/>
               <w:spacing w:after="40" w:before="0"/>
               <w:jc w:val="left"/>
             </w:pPr>
@@ -7519,6 +7676,7 @@
           </w:tcPr>
           <w:p>
             <w:pPr>
+              <w:keepNext w:val="false"/>
               <w:spacing w:after="40" w:before="0"/>
               <w:jc w:val="left"/>
             </w:pPr>
@@ -7551,6 +7709,7 @@
           </w:tcPr>
           <w:p>
             <w:pPr>
+              <w:keepNext w:val="false"/>
               <w:spacing w:after="40" w:before="0"/>
               <w:jc w:val="left"/>
             </w:pPr>
@@ -7585,6 +7744,7 @@
           </w:tcPr>
           <w:p>
             <w:pPr>
+              <w:keepNext w:val="false"/>
               <w:spacing w:after="40" w:before="0"/>
               <w:jc w:val="left"/>
             </w:pPr>
@@ -7622,7 +7782,7 @@
             <w:pPr>
               <w:spacing w:after="20" w:before="0"/>
             </w:pPr>
-            <w:hyperlink w:history="1" r:id="rIder3dztlaqpbw5q3xjd-07">
+            <w:hyperlink w:history="1" r:id="rIdlhgns_hkmz86pt7baxvat">
               <w:r>
                 <w:rPr>
                   <w:rFonts w:ascii="Arial" w:cs="Arial" w:eastAsia="Arial" w:hAnsi="Arial"/>
@@ -7671,7 +7831,7 @@
               <w:spacing w:after="10" w:before="0"/>
               <w:ind w:left="120"/>
             </w:pPr>
-            <w:hyperlink w:history="1" r:id="rIdww1k-g78oxtby4dhqk53o">
+            <w:hyperlink w:history="1" r:id="rIdb4btc-kko-066fik4-mag">
               <w:r>
                 <w:rPr>
                   <w:rFonts w:ascii="Arial" w:cs="Arial" w:eastAsia="Arial" w:hAnsi="Arial"/>
@@ -7716,7 +7876,7 @@
             <w:pPr>
               <w:spacing w:after="20" w:before="0"/>
             </w:pPr>
-            <w:hyperlink w:history="1" r:id="rIdjnhbkpspigceo6cpflxnx">
+            <w:hyperlink w:history="1" r:id="rIdox3h6fqpklftvyplao_8a">
               <w:r>
                 <w:rPr>
                   <w:rFonts w:ascii="Arial" w:cs="Arial" w:eastAsia="Arial" w:hAnsi="Arial"/>
@@ -7765,7 +7925,7 @@
               <w:spacing w:after="10" w:before="0"/>
               <w:ind w:left="120"/>
             </w:pPr>
-            <w:hyperlink w:history="1" r:id="rIde1zvym6wcjbuxi7hgoukv">
+            <w:hyperlink w:history="1" r:id="rIdkxr0egc4bnytayumd0dw6">
               <w:r>
                 <w:rPr>
                   <w:rFonts w:ascii="Arial" w:cs="Arial" w:eastAsia="Arial" w:hAnsi="Arial"/>
@@ -7793,6 +7953,7 @@
           </w:tcPr>
           <w:p>
             <w:pPr>
+              <w:keepNext w:val="false"/>
               <w:spacing w:after="40" w:before="0"/>
               <w:jc w:val="left"/>
             </w:pPr>
@@ -7825,6 +7986,7 @@
           </w:tcPr>
           <w:p>
             <w:pPr>
+              <w:keepNext w:val="false"/>
               <w:spacing w:after="40" w:before="0"/>
               <w:jc w:val="left"/>
             </w:pPr>
@@ -7857,6 +8019,7 @@
           </w:tcPr>
           <w:p>
             <w:pPr>
+              <w:keepNext w:val="false"/>
               <w:spacing w:after="40" w:before="0"/>
               <w:jc w:val="left"/>
             </w:pPr>
@@ -7889,6 +8052,7 @@
           </w:tcPr>
           <w:p>
             <w:pPr>
+              <w:keepNext w:val="false"/>
               <w:spacing w:after="40" w:before="0"/>
               <w:jc w:val="left"/>
             </w:pPr>
@@ -7948,6 +8112,7 @@
           </w:tcPr>
           <w:p>
             <w:pPr>
+              <w:keepNext w:val="false"/>
               <w:spacing w:after="40" w:before="0"/>
               <w:jc w:val="center"/>
             </w:pPr>
@@ -7982,6 +8147,7 @@
           </w:tcPr>
           <w:p>
             <w:pPr>
+              <w:keepNext w:val="false"/>
               <w:spacing w:after="40" w:before="0"/>
               <w:jc w:val="left"/>
             </w:pPr>
@@ -8043,6 +8209,7 @@
           </w:tcPr>
           <w:p>
             <w:pPr>
+              <w:keepNext w:val="false"/>
               <w:spacing w:after="40" w:before="0"/>
               <w:jc w:val="center"/>
             </w:pPr>
@@ -8077,6 +8244,7 @@
           </w:tcPr>
           <w:p>
             <w:pPr>
+              <w:keepNext w:val="false"/>
               <w:spacing w:after="40" w:before="0"/>
               <w:jc w:val="left"/>
             </w:pPr>
@@ -8109,6 +8277,7 @@
           </w:tcPr>
           <w:p>
             <w:pPr>
+              <w:keepNext w:val="false"/>
               <w:spacing w:after="40" w:before="0"/>
               <w:jc w:val="left"/>
             </w:pPr>
@@ -8143,6 +8312,7 @@
           </w:tcPr>
           <w:p>
             <w:pPr>
+              <w:keepNext w:val="false"/>
               <w:spacing w:after="40" w:before="0"/>
               <w:jc w:val="left"/>
             </w:pPr>
@@ -8175,6 +8345,7 @@
           </w:tcPr>
           <w:p>
             <w:pPr>
+              <w:keepNext w:val="false"/>
               <w:spacing w:after="40" w:before="0"/>
               <w:jc w:val="left"/>
             </w:pPr>
@@ -8209,6 +8380,7 @@
           </w:tcPr>
           <w:p>
             <w:pPr>
+              <w:keepNext w:val="false"/>
               <w:spacing w:after="40" w:before="0"/>
               <w:jc w:val="left"/>
             </w:pPr>
@@ -8241,6 +8413,7 @@
           </w:tcPr>
           <w:p>
             <w:pPr>
+              <w:keepNext w:val="false"/>
               <w:spacing w:after="40" w:before="0"/>
               <w:jc w:val="left"/>
             </w:pPr>
@@ -8277,7 +8450,7 @@
         </w:rPr>
         <w:t xml:space="preserve">© 2026 SeaVuria and ARES. Aligned with KICD objectives. Developed by SeaVuria; technical implementation by ARES (with AI assistance from Claude). Licensed under </w:t>
       </w:r>
-      <w:hyperlink w:history="1" r:id="rIdeqpoe01pyj5cnvbcxtgmt">
+      <w:hyperlink w:history="1" r:id="rIddednnoskzurok0hji1rgd">
         <w:r>
           <w:rPr>
             <w:rFonts w:ascii="Arial" w:cs="Arial" w:eastAsia="Arial" w:hAnsi="Arial"/>
@@ -8298,7 +8471,7 @@
         </w:rPr>
         <w:t xml:space="preserve"> (</w:t>
       </w:r>
-      <w:hyperlink w:history="1" r:id="rIduskbc0g0ndlnd5itdpx4f">
+      <w:hyperlink w:history="1" r:id="rId5fy0byox1tyxuihi4fvmg">
         <w:r>
           <w:rPr>
             <w:rFonts w:ascii="Arial" w:cs="Arial" w:eastAsia="Arial" w:hAnsi="Arial"/>
@@ -8358,6 +8531,7 @@
           </w:tcPr>
           <w:p>
             <w:pPr>
+              <w:keepNext w:val="false"/>
               <w:spacing w:after="40" w:before="0"/>
               <w:jc w:val="center"/>
             </w:pPr>
@@ -8393,6 +8567,7 @@
           </w:tcPr>
           <w:p>
             <w:pPr>
+              <w:keepNext w:val="false"/>
               <w:spacing w:after="40" w:before="0"/>
               <w:jc w:val="center"/>
             </w:pPr>
@@ -8427,6 +8602,7 @@
           </w:tcPr>
           <w:p>
             <w:pPr>
+              <w:keepNext w:val="false"/>
               <w:spacing w:after="40" w:before="0"/>
               <w:jc w:val="left"/>
             </w:pPr>
@@ -8459,6 +8635,7 @@
           </w:tcPr>
           <w:p>
             <w:pPr>
+              <w:keepNext w:val="false"/>
               <w:spacing w:after="40" w:before="0"/>
               <w:jc w:val="left"/>
             </w:pPr>
@@ -8493,6 +8670,7 @@
           </w:tcPr>
           <w:p>
             <w:pPr>
+              <w:keepNext w:val="false"/>
               <w:spacing w:after="40" w:before="0"/>
               <w:jc w:val="left"/>
             </w:pPr>
@@ -8525,6 +8703,7 @@
           </w:tcPr>
           <w:p>
             <w:pPr>
+              <w:keepNext w:val="false"/>
               <w:spacing w:after="40" w:before="0"/>
               <w:jc w:val="left"/>
             </w:pPr>
@@ -8559,6 +8738,7 @@
           </w:tcPr>
           <w:p>
             <w:pPr>
+              <w:keepNext w:val="false"/>
               <w:spacing w:after="40" w:before="0"/>
               <w:jc w:val="left"/>
             </w:pPr>
@@ -8591,6 +8771,7 @@
           </w:tcPr>
           <w:p>
             <w:pPr>
+              <w:keepNext w:val="false"/>
               <w:spacing w:after="40" w:before="0"/>
               <w:jc w:val="left"/>
             </w:pPr>
@@ -8625,6 +8806,7 @@
           </w:tcPr>
           <w:p>
             <w:pPr>
+              <w:keepNext w:val="false"/>
               <w:spacing w:after="40" w:before="0"/>
               <w:jc w:val="left"/>
             </w:pPr>
@@ -8657,6 +8839,7 @@
           </w:tcPr>
           <w:p>
             <w:pPr>
+              <w:keepNext w:val="false"/>
               <w:spacing w:after="40" w:before="0"/>
               <w:jc w:val="left"/>
             </w:pPr>
@@ -8691,6 +8874,7 @@
           </w:tcPr>
           <w:p>
             <w:pPr>
+              <w:keepNext w:val="false"/>
               <w:spacing w:after="40" w:before="0"/>
               <w:jc w:val="left"/>
             </w:pPr>
@@ -8723,6 +8907,7 @@
           </w:tcPr>
           <w:p>
             <w:pPr>
+              <w:keepNext w:val="false"/>
               <w:spacing w:after="40" w:before="0"/>
               <w:jc w:val="left"/>
             </w:pPr>
@@ -8757,6 +8942,7 @@
           </w:tcPr>
           <w:p>
             <w:pPr>
+              <w:keepNext w:val="false"/>
               <w:spacing w:after="40" w:before="0"/>
               <w:jc w:val="left"/>
             </w:pPr>
@@ -8789,6 +8975,7 @@
           </w:tcPr>
           <w:p>
             <w:pPr>
+              <w:keepNext w:val="false"/>
               <w:spacing w:after="40" w:before="0"/>
               <w:jc w:val="left"/>
             </w:pPr>
@@ -8823,6 +9010,7 @@
           </w:tcPr>
           <w:p>
             <w:pPr>
+              <w:keepNext w:val="false"/>
               <w:spacing w:after="40" w:before="0"/>
               <w:jc w:val="left"/>
             </w:pPr>
@@ -8855,6 +9043,7 @@
           </w:tcPr>
           <w:p>
             <w:pPr>
+              <w:keepNext w:val="false"/>
               <w:spacing w:after="40" w:before="0"/>
               <w:jc w:val="left"/>
             </w:pPr>
@@ -8889,6 +9078,7 @@
           </w:tcPr>
           <w:p>
             <w:pPr>
+              <w:keepNext w:val="false"/>
               <w:spacing w:after="40" w:before="0"/>
               <w:jc w:val="left"/>
             </w:pPr>
@@ -8921,6 +9111,7 @@
           </w:tcPr>
           <w:p>
             <w:pPr>
+              <w:keepNext w:val="false"/>
               <w:spacing w:after="40" w:before="0"/>
               <w:jc w:val="left"/>
             </w:pPr>
@@ -8980,6 +9171,7 @@
           </w:tcPr>
           <w:p>
             <w:pPr>
+              <w:keepNext w:val="false"/>
               <w:spacing w:after="40" w:before="0"/>
               <w:jc w:val="center"/>
             </w:pPr>
@@ -9014,6 +9206,7 @@
           </w:tcPr>
           <w:p>
             <w:pPr>
+              <w:keepNext w:val="false"/>
               <w:spacing w:after="40" w:before="0"/>
               <w:jc w:val="left"/>
             </w:pPr>
@@ -9078,6 +9271,7 @@
           </w:tcPr>
           <w:p>
             <w:pPr>
+              <w:keepNext w:val="false"/>
               <w:spacing w:after="40" w:before="0"/>
               <w:jc w:val="center"/>
             </w:pPr>
@@ -9112,6 +9306,7 @@
           </w:tcPr>
           <w:p>
             <w:pPr>
+              <w:keepNext w:val="false"/>
               <w:spacing w:after="40" w:before="0"/>
               <w:jc w:val="left"/>
             </w:pPr>
@@ -9144,6 +9339,7 @@
           </w:tcPr>
           <w:p>
             <w:pPr>
+              <w:keepNext w:val="false"/>
               <w:spacing w:after="40" w:before="0"/>
               <w:jc w:val="left"/>
             </w:pPr>
@@ -9176,6 +9372,7 @@
           </w:tcPr>
           <w:p>
             <w:pPr>
+              <w:keepNext w:val="false"/>
               <w:spacing w:after="40" w:before="0"/>
               <w:jc w:val="left"/>
             </w:pPr>
@@ -9208,6 +9405,7 @@
           </w:tcPr>
           <w:p>
             <w:pPr>
+              <w:keepNext w:val="false"/>
               <w:spacing w:after="40" w:before="0"/>
               <w:jc w:val="left"/>
             </w:pPr>
@@ -9240,6 +9438,7 @@
           </w:tcPr>
           <w:p>
             <w:pPr>
+              <w:keepNext w:val="false"/>
               <w:spacing w:after="40" w:before="0"/>
               <w:jc w:val="left"/>
             </w:pPr>
@@ -9274,6 +9473,7 @@
           </w:tcPr>
           <w:p>
             <w:pPr>
+              <w:keepNext w:val="false"/>
               <w:spacing w:after="40" w:before="0"/>
               <w:jc w:val="left"/>
             </w:pPr>
@@ -9311,7 +9511,7 @@
             <w:pPr>
               <w:spacing w:after="20" w:before="0"/>
             </w:pPr>
-            <w:hyperlink w:history="1" r:id="rIdhifzsql4o3kune7xa2quz">
+            <w:hyperlink w:history="1" r:id="rIdshosjk4jb-rns7mgyj2do">
               <w:r>
                 <w:rPr>
                   <w:rFonts w:ascii="Arial" w:cs="Arial" w:eastAsia="Arial" w:hAnsi="Arial"/>
@@ -9344,7 +9544,7 @@
               <w:spacing w:after="10" w:before="0"/>
               <w:ind w:left="120"/>
             </w:pPr>
-            <w:hyperlink w:history="1" r:id="rIdvlxll_lcyct74wk2jatah">
+            <w:hyperlink w:history="1" r:id="rIdkvohmdbmy6ed5mjo50hne">
               <w:r>
                 <w:rPr>
                   <w:rFonts w:ascii="Arial" w:cs="Arial" w:eastAsia="Arial" w:hAnsi="Arial"/>
@@ -9389,7 +9589,7 @@
             <w:pPr>
               <w:spacing w:after="20" w:before="0"/>
             </w:pPr>
-            <w:hyperlink w:history="1" r:id="rIdlhvmutrn143jhajmju1rd">
+            <w:hyperlink w:history="1" r:id="rIdv5l9lkj2ombicwqnrgslr">
               <w:r>
                 <w:rPr>
                   <w:rFonts w:ascii="Arial" w:cs="Arial" w:eastAsia="Arial" w:hAnsi="Arial"/>
@@ -9422,7 +9622,7 @@
               <w:spacing w:after="10" w:before="0"/>
               <w:ind w:left="120"/>
             </w:pPr>
-            <w:hyperlink w:history="1" r:id="rIdq-4vgj1t8bbrexwo_ukpi">
+            <w:hyperlink w:history="1" r:id="rIda3xzmwh-wvmfyjaugineo">
               <w:r>
                 <w:rPr>
                   <w:rFonts w:ascii="Arial" w:cs="Arial" w:eastAsia="Arial" w:hAnsi="Arial"/>
@@ -9450,6 +9650,7 @@
           </w:tcPr>
           <w:p>
             <w:pPr>
+              <w:keepNext w:val="false"/>
               <w:spacing w:after="40" w:before="0"/>
               <w:jc w:val="left"/>
             </w:pPr>
@@ -9482,6 +9683,7 @@
           </w:tcPr>
           <w:p>
             <w:pPr>
+              <w:keepNext w:val="false"/>
               <w:spacing w:after="40" w:before="0"/>
               <w:jc w:val="left"/>
             </w:pPr>
@@ -9514,6 +9716,7 @@
           </w:tcPr>
           <w:p>
             <w:pPr>
+              <w:keepNext w:val="false"/>
               <w:spacing w:after="40" w:before="0"/>
               <w:jc w:val="left"/>
             </w:pPr>
@@ -9546,6 +9749,7 @@
           </w:tcPr>
           <w:p>
             <w:pPr>
+              <w:keepNext w:val="false"/>
               <w:spacing w:after="40" w:before="0"/>
               <w:jc w:val="left"/>
             </w:pPr>
@@ -9580,6 +9784,7 @@
           </w:tcPr>
           <w:p>
             <w:pPr>
+              <w:keepNext w:val="false"/>
               <w:spacing w:after="40" w:before="0"/>
               <w:jc w:val="left"/>
             </w:pPr>
@@ -9617,7 +9822,7 @@
             <w:pPr>
               <w:spacing w:after="20" w:before="0"/>
             </w:pPr>
-            <w:hyperlink w:history="1" r:id="rIdtqarfu9besups6w6uhl-e">
+            <w:hyperlink w:history="1" r:id="rIdnipuq01yhz4qa-hwi_hng">
               <w:r>
                 <w:rPr>
                   <w:rFonts w:ascii="Arial" w:cs="Arial" w:eastAsia="Arial" w:hAnsi="Arial"/>
@@ -9650,7 +9855,7 @@
               <w:spacing w:after="10" w:before="0"/>
               <w:ind w:left="120"/>
             </w:pPr>
-            <w:hyperlink w:history="1" r:id="rIdiv03g3wyxkpojsqd72l_h">
+            <w:hyperlink w:history="1" r:id="rIdbc5oeca-wo-zypg0tvlnm">
               <w:r>
                 <w:rPr>
                   <w:rFonts w:ascii="Arial" w:cs="Arial" w:eastAsia="Arial" w:hAnsi="Arial"/>
@@ -9695,7 +9900,7 @@
             <w:pPr>
               <w:spacing w:after="20" w:before="0"/>
             </w:pPr>
-            <w:hyperlink w:history="1" r:id="rIdqycjjw9xathk0pedznzm2">
+            <w:hyperlink w:history="1" r:id="rIdjp-co3rms2n2nr-kwyuro">
               <w:r>
                 <w:rPr>
                   <w:rFonts w:ascii="Arial" w:cs="Arial" w:eastAsia="Arial" w:hAnsi="Arial"/>
@@ -9728,7 +9933,7 @@
               <w:spacing w:after="10" w:before="0"/>
               <w:ind w:left="120"/>
             </w:pPr>
-            <w:hyperlink w:history="1" r:id="rIddek_7odwf-ifzi0uts4fx">
+            <w:hyperlink w:history="1" r:id="rIds7hot7nnma_h2tcygcxbp">
               <w:r>
                 <w:rPr>
                   <w:rFonts w:ascii="Arial" w:cs="Arial" w:eastAsia="Arial" w:hAnsi="Arial"/>
@@ -9756,6 +9961,7 @@
           </w:tcPr>
           <w:p>
             <w:pPr>
+              <w:keepNext w:val="false"/>
               <w:spacing w:after="40" w:before="0"/>
               <w:jc w:val="left"/>
             </w:pPr>
@@ -9788,6 +9994,7 @@
           </w:tcPr>
           <w:p>
             <w:pPr>
+              <w:keepNext w:val="false"/>
               <w:spacing w:after="40" w:before="0"/>
               <w:jc w:val="left"/>
             </w:pPr>
@@ -9820,6 +10027,7 @@
           </w:tcPr>
           <w:p>
             <w:pPr>
+              <w:keepNext w:val="false"/>
               <w:spacing w:after="40" w:before="0"/>
               <w:jc w:val="left"/>
             </w:pPr>
@@ -9852,6 +10060,7 @@
           </w:tcPr>
           <w:p>
             <w:pPr>
+              <w:keepNext w:val="false"/>
               <w:spacing w:after="40" w:before="0"/>
               <w:jc w:val="left"/>
             </w:pPr>
@@ -9886,6 +10095,7 @@
           </w:tcPr>
           <w:p>
             <w:pPr>
+              <w:keepNext w:val="false"/>
               <w:spacing w:after="40" w:before="0"/>
               <w:jc w:val="left"/>
             </w:pPr>
@@ -9923,7 +10133,7 @@
             <w:pPr>
               <w:spacing w:after="20" w:before="0"/>
             </w:pPr>
-            <w:hyperlink w:history="1" r:id="rIdezkwnzgcqw9ehy39a3shu">
+            <w:hyperlink w:history="1" r:id="rIdms8sx8xxcy1o5lmialj_1">
               <w:r>
                 <w:rPr>
                   <w:rFonts w:ascii="Arial" w:cs="Arial" w:eastAsia="Arial" w:hAnsi="Arial"/>
@@ -9956,7 +10166,7 @@
               <w:spacing w:after="10" w:before="0"/>
               <w:ind w:left="120"/>
             </w:pPr>
-            <w:hyperlink w:history="1" r:id="rIdthpu3mvmkad3bqrfb-myt">
+            <w:hyperlink w:history="1" r:id="rIdlstdtoboiyuetxwcfyivb">
               <w:r>
                 <w:rPr>
                   <w:rFonts w:ascii="Arial" w:cs="Arial" w:eastAsia="Arial" w:hAnsi="Arial"/>
@@ -10001,7 +10211,7 @@
             <w:pPr>
               <w:spacing w:after="20" w:before="0"/>
             </w:pPr>
-            <w:hyperlink w:history="1" r:id="rId4tyd4ct66e8ylmbmni_9n">
+            <w:hyperlink w:history="1" r:id="rIdk5wo90_50tfbyjj7shnc0">
               <w:r>
                 <w:rPr>
                   <w:rFonts w:ascii="Arial" w:cs="Arial" w:eastAsia="Arial" w:hAnsi="Arial"/>
@@ -10034,7 +10244,7 @@
               <w:spacing w:after="10" w:before="0"/>
               <w:ind w:left="120"/>
             </w:pPr>
-            <w:hyperlink w:history="1" r:id="rIdid4tbi1--f_bmq08ntwrx">
+            <w:hyperlink w:history="1" r:id="rIdf32m_crzbnytq4fn9kz00">
               <w:r>
                 <w:rPr>
                   <w:rFonts w:ascii="Arial" w:cs="Arial" w:eastAsia="Arial" w:hAnsi="Arial"/>
@@ -10062,6 +10272,7 @@
           </w:tcPr>
           <w:p>
             <w:pPr>
+              <w:keepNext w:val="false"/>
               <w:spacing w:after="40" w:before="0"/>
               <w:jc w:val="left"/>
             </w:pPr>
@@ -10094,6 +10305,7 @@
           </w:tcPr>
           <w:p>
             <w:pPr>
+              <w:keepNext w:val="false"/>
               <w:spacing w:after="40" w:before="0"/>
               <w:jc w:val="left"/>
             </w:pPr>
@@ -10126,6 +10338,7 @@
           </w:tcPr>
           <w:p>
             <w:pPr>
+              <w:keepNext w:val="false"/>
               <w:spacing w:after="40" w:before="0"/>
               <w:jc w:val="left"/>
             </w:pPr>
@@ -10158,6 +10371,7 @@
           </w:tcPr>
           <w:p>
             <w:pPr>
+              <w:keepNext w:val="false"/>
               <w:spacing w:after="40" w:before="0"/>
               <w:jc w:val="left"/>
             </w:pPr>
@@ -10192,6 +10406,7 @@
           </w:tcPr>
           <w:p>
             <w:pPr>
+              <w:keepNext w:val="false"/>
               <w:spacing w:after="40" w:before="0"/>
               <w:jc w:val="left"/>
             </w:pPr>
@@ -10229,7 +10444,7 @@
             <w:pPr>
               <w:spacing w:after="20" w:before="0"/>
             </w:pPr>
-            <w:hyperlink w:history="1" r:id="rIdqrg-xzkozqcp8gvdg-mho">
+            <w:hyperlink w:history="1" r:id="rIdlec25a1bayaemiprlwwkq">
               <w:r>
                 <w:rPr>
                   <w:rFonts w:ascii="Arial" w:cs="Arial" w:eastAsia="Arial" w:hAnsi="Arial"/>
@@ -10262,7 +10477,7 @@
               <w:spacing w:after="10" w:before="0"/>
               <w:ind w:left="120"/>
             </w:pPr>
-            <w:hyperlink w:history="1" r:id="rIdi8khat1_jd6xrmcajpkq8">
+            <w:hyperlink w:history="1" r:id="rId5m7an2epy_lz7eqtqezy0">
               <w:r>
                 <w:rPr>
                   <w:rFonts w:ascii="Arial" w:cs="Arial" w:eastAsia="Arial" w:hAnsi="Arial"/>
@@ -10307,7 +10522,7 @@
             <w:pPr>
               <w:spacing w:after="20" w:before="0"/>
             </w:pPr>
-            <w:hyperlink w:history="1" r:id="rIdi8fzwyjyee-5ftcr2dbnv">
+            <w:hyperlink w:history="1" r:id="rIdp1l9xrl5cq9urmpmzo7am">
               <w:r>
                 <w:rPr>
                   <w:rFonts w:ascii="Arial" w:cs="Arial" w:eastAsia="Arial" w:hAnsi="Arial"/>
@@ -10340,7 +10555,7 @@
               <w:spacing w:after="10" w:before="0"/>
               <w:ind w:left="120"/>
             </w:pPr>
-            <w:hyperlink w:history="1" r:id="rIdvptyyb9mdel3nu9awtvmk">
+            <w:hyperlink w:history="1" r:id="rIdhyshbcpzyewfmfqwfayk0">
               <w:r>
                 <w:rPr>
                   <w:rFonts w:ascii="Arial" w:cs="Arial" w:eastAsia="Arial" w:hAnsi="Arial"/>
@@ -10368,6 +10583,7 @@
           </w:tcPr>
           <w:p>
             <w:pPr>
+              <w:keepNext w:val="false"/>
               <w:spacing w:after="40" w:before="0"/>
               <w:jc w:val="left"/>
             </w:pPr>
@@ -10400,6 +10616,7 @@
           </w:tcPr>
           <w:p>
             <w:pPr>
+              <w:keepNext w:val="false"/>
               <w:spacing w:after="40" w:before="0"/>
               <w:jc w:val="left"/>
             </w:pPr>
@@ -10432,6 +10649,7 @@
           </w:tcPr>
           <w:p>
             <w:pPr>
+              <w:keepNext w:val="false"/>
               <w:spacing w:after="40" w:before="0"/>
               <w:jc w:val="left"/>
             </w:pPr>
@@ -10464,6 +10682,7 @@
           </w:tcPr>
           <w:p>
             <w:pPr>
+              <w:keepNext w:val="false"/>
               <w:spacing w:after="40" w:before="0"/>
               <w:jc w:val="left"/>
             </w:pPr>
@@ -10498,6 +10717,7 @@
           </w:tcPr>
           <w:p>
             <w:pPr>
+              <w:keepNext w:val="false"/>
               <w:spacing w:after="40" w:before="0"/>
               <w:jc w:val="left"/>
             </w:pPr>
@@ -10535,7 +10755,7 @@
             <w:pPr>
               <w:spacing w:after="20" w:before="0"/>
             </w:pPr>
-            <w:hyperlink w:history="1" r:id="rIdsjckohofwrgrgmzjkmzz0">
+            <w:hyperlink w:history="1" r:id="rId4sxrdfghz4pgjbbiuu0uv">
               <w:r>
                 <w:rPr>
                   <w:rFonts w:ascii="Arial" w:cs="Arial" w:eastAsia="Arial" w:hAnsi="Arial"/>
@@ -10584,7 +10804,7 @@
               <w:spacing w:after="10" w:before="0"/>
               <w:ind w:left="120"/>
             </w:pPr>
-            <w:hyperlink w:history="1" r:id="rIdqifzobtwrvye-prq_uq2u">
+            <w:hyperlink w:history="1" r:id="rIdzdjzrqhvxlbgjo6cctzh3">
               <w:r>
                 <w:rPr>
                   <w:rFonts w:ascii="Arial" w:cs="Arial" w:eastAsia="Arial" w:hAnsi="Arial"/>
@@ -10629,7 +10849,7 @@
             <w:pPr>
               <w:spacing w:after="20" w:before="0"/>
             </w:pPr>
-            <w:hyperlink w:history="1" r:id="rIdqgl29mgjhv-jedamsed9p">
+            <w:hyperlink w:history="1" r:id="rIdc5t9orvcg4wiugqvmp3yx">
               <w:r>
                 <w:rPr>
                   <w:rFonts w:ascii="Arial" w:cs="Arial" w:eastAsia="Arial" w:hAnsi="Arial"/>
@@ -10662,7 +10882,7 @@
               <w:spacing w:after="10" w:before="0"/>
               <w:ind w:left="120"/>
             </w:pPr>
-            <w:hyperlink w:history="1" r:id="rIddndxb6ykx4hvea8gepvbg">
+            <w:hyperlink w:history="1" r:id="rIdb94we6jeau38gyjgfbdnq">
               <w:r>
                 <w:rPr>
                   <w:rFonts w:ascii="Arial" w:cs="Arial" w:eastAsia="Arial" w:hAnsi="Arial"/>
@@ -10690,6 +10910,7 @@
           </w:tcPr>
           <w:p>
             <w:pPr>
+              <w:keepNext w:val="false"/>
               <w:spacing w:after="40" w:before="0"/>
               <w:jc w:val="left"/>
             </w:pPr>
@@ -10722,6 +10943,7 @@
           </w:tcPr>
           <w:p>
             <w:pPr>
+              <w:keepNext w:val="false"/>
               <w:spacing w:after="40" w:before="0"/>
               <w:jc w:val="left"/>
             </w:pPr>
@@ -10754,6 +10976,7 @@
           </w:tcPr>
           <w:p>
             <w:pPr>
+              <w:keepNext w:val="false"/>
               <w:spacing w:after="40" w:before="0"/>
               <w:jc w:val="left"/>
             </w:pPr>
@@ -10786,6 +11009,7 @@
           </w:tcPr>
           <w:p>
             <w:pPr>
+              <w:keepNext w:val="false"/>
               <w:spacing w:after="40" w:before="0"/>
               <w:jc w:val="left"/>
             </w:pPr>
@@ -10845,6 +11069,7 @@
           </w:tcPr>
           <w:p>
             <w:pPr>
+              <w:keepNext w:val="false"/>
               <w:spacing w:after="40" w:before="0"/>
               <w:jc w:val="center"/>
             </w:pPr>
@@ -10879,6 +11104,7 @@
           </w:tcPr>
           <w:p>
             <w:pPr>
+              <w:keepNext w:val="false"/>
               <w:spacing w:after="40" w:before="0"/>
               <w:jc w:val="left"/>
             </w:pPr>
@@ -10940,6 +11166,7 @@
           </w:tcPr>
           <w:p>
             <w:pPr>
+              <w:keepNext w:val="false"/>
               <w:spacing w:after="40" w:before="0"/>
               <w:jc w:val="center"/>
             </w:pPr>
@@ -10974,6 +11201,7 @@
           </w:tcPr>
           <w:p>
             <w:pPr>
+              <w:keepNext w:val="false"/>
               <w:spacing w:after="40" w:before="0"/>
               <w:jc w:val="left"/>
             </w:pPr>
@@ -11006,6 +11234,7 @@
           </w:tcPr>
           <w:p>
             <w:pPr>
+              <w:keepNext w:val="false"/>
               <w:spacing w:after="40" w:before="0"/>
               <w:jc w:val="left"/>
             </w:pPr>
@@ -11040,6 +11269,7 @@
           </w:tcPr>
           <w:p>
             <w:pPr>
+              <w:keepNext w:val="false"/>
               <w:spacing w:after="40" w:before="0"/>
               <w:jc w:val="left"/>
             </w:pPr>
@@ -11072,6 +11302,7 @@
           </w:tcPr>
           <w:p>
             <w:pPr>
+              <w:keepNext w:val="false"/>
               <w:spacing w:after="40" w:before="0"/>
               <w:jc w:val="left"/>
             </w:pPr>
@@ -11106,6 +11337,7 @@
           </w:tcPr>
           <w:p>
             <w:pPr>
+              <w:keepNext w:val="false"/>
               <w:spacing w:after="40" w:before="0"/>
               <w:jc w:val="left"/>
             </w:pPr>
@@ -11138,6 +11370,7 @@
           </w:tcPr>
           <w:p>
             <w:pPr>
+              <w:keepNext w:val="false"/>
               <w:spacing w:after="40" w:before="0"/>
               <w:jc w:val="left"/>
             </w:pPr>
@@ -11174,7 +11407,7 @@
         </w:rPr>
         <w:t xml:space="preserve">© 2026 SeaVuria and ARES. Aligned with KICD objectives. Developed by SeaVuria; technical implementation by ARES (with AI assistance from Claude). Licensed under </w:t>
       </w:r>
-      <w:hyperlink w:history="1" r:id="rIdqnlgmkzaj1reasf-3crse">
+      <w:hyperlink w:history="1" r:id="rIdxst0ccv2xy7tasqd7z1hc">
         <w:r>
           <w:rPr>
             <w:rFonts w:ascii="Arial" w:cs="Arial" w:eastAsia="Arial" w:hAnsi="Arial"/>
@@ -11195,7 +11428,7 @@
         </w:rPr>
         <w:t xml:space="preserve"> (</w:t>
       </w:r>
-      <w:hyperlink w:history="1" r:id="rIddkzwdpsizm54h77ccxu9m">
+      <w:hyperlink w:history="1" r:id="rIdtqiwjaghhjy8ltaac6-fu">
         <w:r>
           <w:rPr>
             <w:rFonts w:ascii="Arial" w:cs="Arial" w:eastAsia="Arial" w:hAnsi="Arial"/>
@@ -11255,6 +11488,7 @@
           </w:tcPr>
           <w:p>
             <w:pPr>
+              <w:keepNext w:val="false"/>
               <w:spacing w:after="40" w:before="0"/>
               <w:jc w:val="center"/>
             </w:pPr>
@@ -11290,6 +11524,7 @@
           </w:tcPr>
           <w:p>
             <w:pPr>
+              <w:keepNext w:val="false"/>
               <w:spacing w:after="40" w:before="0"/>
               <w:jc w:val="center"/>
             </w:pPr>
@@ -11324,6 +11559,7 @@
           </w:tcPr>
           <w:p>
             <w:pPr>
+              <w:keepNext w:val="false"/>
               <w:spacing w:after="40" w:before="0"/>
               <w:jc w:val="left"/>
             </w:pPr>
@@ -11356,6 +11592,7 @@
           </w:tcPr>
           <w:p>
             <w:pPr>
+              <w:keepNext w:val="false"/>
               <w:spacing w:after="40" w:before="0"/>
               <w:jc w:val="left"/>
             </w:pPr>
@@ -11390,6 +11627,7 @@
           </w:tcPr>
           <w:p>
             <w:pPr>
+              <w:keepNext w:val="false"/>
               <w:spacing w:after="40" w:before="0"/>
               <w:jc w:val="left"/>
             </w:pPr>
@@ -11422,6 +11660,7 @@
           </w:tcPr>
           <w:p>
             <w:pPr>
+              <w:keepNext w:val="false"/>
               <w:spacing w:after="40" w:before="0"/>
               <w:jc w:val="left"/>
             </w:pPr>
@@ -11456,6 +11695,7 @@
           </w:tcPr>
           <w:p>
             <w:pPr>
+              <w:keepNext w:val="false"/>
               <w:spacing w:after="40" w:before="0"/>
               <w:jc w:val="left"/>
             </w:pPr>
@@ -11488,6 +11728,7 @@
           </w:tcPr>
           <w:p>
             <w:pPr>
+              <w:keepNext w:val="false"/>
               <w:spacing w:after="40" w:before="0"/>
               <w:jc w:val="left"/>
             </w:pPr>
@@ -11522,6 +11763,7 @@
           </w:tcPr>
           <w:p>
             <w:pPr>
+              <w:keepNext w:val="false"/>
               <w:spacing w:after="40" w:before="0"/>
               <w:jc w:val="left"/>
             </w:pPr>
@@ -11554,6 +11796,7 @@
           </w:tcPr>
           <w:p>
             <w:pPr>
+              <w:keepNext w:val="false"/>
               <w:spacing w:after="40" w:before="0"/>
               <w:jc w:val="left"/>
             </w:pPr>
@@ -11588,6 +11831,7 @@
           </w:tcPr>
           <w:p>
             <w:pPr>
+              <w:keepNext w:val="false"/>
               <w:spacing w:after="40" w:before="0"/>
               <w:jc w:val="left"/>
             </w:pPr>
@@ -11620,6 +11864,7 @@
           </w:tcPr>
           <w:p>
             <w:pPr>
+              <w:keepNext w:val="false"/>
               <w:spacing w:after="40" w:before="0"/>
               <w:jc w:val="left"/>
             </w:pPr>
@@ -11654,6 +11899,7 @@
           </w:tcPr>
           <w:p>
             <w:pPr>
+              <w:keepNext w:val="false"/>
               <w:spacing w:after="40" w:before="0"/>
               <w:jc w:val="left"/>
             </w:pPr>
@@ -11686,6 +11932,7 @@
           </w:tcPr>
           <w:p>
             <w:pPr>
+              <w:keepNext w:val="false"/>
               <w:spacing w:after="40" w:before="0"/>
               <w:jc w:val="left"/>
             </w:pPr>
@@ -11720,6 +11967,7 @@
           </w:tcPr>
           <w:p>
             <w:pPr>
+              <w:keepNext w:val="false"/>
               <w:spacing w:after="40" w:before="0"/>
               <w:jc w:val="left"/>
             </w:pPr>
@@ -11752,6 +12000,7 @@
           </w:tcPr>
           <w:p>
             <w:pPr>
+              <w:keepNext w:val="false"/>
               <w:spacing w:after="40" w:before="0"/>
               <w:jc w:val="left"/>
             </w:pPr>
@@ -11786,6 +12035,7 @@
           </w:tcPr>
           <w:p>
             <w:pPr>
+              <w:keepNext w:val="false"/>
               <w:spacing w:after="40" w:before="0"/>
               <w:jc w:val="left"/>
             </w:pPr>
@@ -11818,6 +12068,7 @@
           </w:tcPr>
           <w:p>
             <w:pPr>
+              <w:keepNext w:val="false"/>
               <w:spacing w:after="40" w:before="0"/>
               <w:jc w:val="left"/>
             </w:pPr>
@@ -11877,6 +12128,7 @@
           </w:tcPr>
           <w:p>
             <w:pPr>
+              <w:keepNext w:val="false"/>
               <w:spacing w:after="40" w:before="0"/>
               <w:jc w:val="center"/>
             </w:pPr>
@@ -11911,6 +12163,7 @@
           </w:tcPr>
           <w:p>
             <w:pPr>
+              <w:keepNext w:val="false"/>
               <w:spacing w:after="40" w:before="0"/>
               <w:jc w:val="left"/>
             </w:pPr>
@@ -11975,6 +12228,7 @@
           </w:tcPr>
           <w:p>
             <w:pPr>
+              <w:keepNext w:val="false"/>
               <w:spacing w:after="40" w:before="0"/>
               <w:jc w:val="center"/>
             </w:pPr>
@@ -12009,6 +12263,7 @@
           </w:tcPr>
           <w:p>
             <w:pPr>
+              <w:keepNext w:val="false"/>
               <w:spacing w:after="40" w:before="0"/>
               <w:jc w:val="left"/>
             </w:pPr>
@@ -12041,6 +12296,7 @@
           </w:tcPr>
           <w:p>
             <w:pPr>
+              <w:keepNext w:val="false"/>
               <w:spacing w:after="40" w:before="0"/>
               <w:jc w:val="left"/>
             </w:pPr>
@@ -12073,6 +12329,7 @@
           </w:tcPr>
           <w:p>
             <w:pPr>
+              <w:keepNext w:val="false"/>
               <w:spacing w:after="40" w:before="0"/>
               <w:jc w:val="left"/>
             </w:pPr>
@@ -12105,6 +12362,7 @@
           </w:tcPr>
           <w:p>
             <w:pPr>
+              <w:keepNext w:val="false"/>
               <w:spacing w:after="40" w:before="0"/>
               <w:jc w:val="left"/>
             </w:pPr>
@@ -12137,6 +12395,7 @@
           </w:tcPr>
           <w:p>
             <w:pPr>
+              <w:keepNext w:val="false"/>
               <w:spacing w:after="40" w:before="0"/>
               <w:jc w:val="left"/>
             </w:pPr>
@@ -12171,6 +12430,7 @@
           </w:tcPr>
           <w:p>
             <w:pPr>
+              <w:keepNext w:val="false"/>
               <w:spacing w:after="40" w:before="0"/>
               <w:jc w:val="left"/>
             </w:pPr>
@@ -12208,7 +12468,7 @@
             <w:pPr>
               <w:spacing w:after="20" w:before="0"/>
             </w:pPr>
-            <w:hyperlink w:history="1" r:id="rIdkebqnojx8hfg0eqiryadi">
+            <w:hyperlink w:history="1" r:id="rIdnz1fmpe_0tvgngeoqtga7">
               <w:r>
                 <w:rPr>
                   <w:rFonts w:ascii="Arial" w:cs="Arial" w:eastAsia="Arial" w:hAnsi="Arial"/>
@@ -12241,7 +12501,7 @@
               <w:spacing w:after="10" w:before="0"/>
               <w:ind w:left="120"/>
             </w:pPr>
-            <w:hyperlink w:history="1" r:id="rIdhfrxpuyrqsnxf4ltnyqzf">
+            <w:hyperlink w:history="1" r:id="rId9n2mqelj2b3tlwxzfrw-y">
               <w:r>
                 <w:rPr>
                   <w:rFonts w:ascii="Arial" w:cs="Arial" w:eastAsia="Arial" w:hAnsi="Arial"/>
@@ -12286,7 +12546,7 @@
             <w:pPr>
               <w:spacing w:after="20" w:before="0"/>
             </w:pPr>
-            <w:hyperlink w:history="1" r:id="rId-osctnjgk6ovzhapc2icv">
+            <w:hyperlink w:history="1" r:id="rId6qntx8vnvbeu3esgeassk">
               <w:r>
                 <w:rPr>
                   <w:rFonts w:ascii="Arial" w:cs="Arial" w:eastAsia="Arial" w:hAnsi="Arial"/>
@@ -12319,7 +12579,7 @@
               <w:spacing w:after="10" w:before="0"/>
               <w:ind w:left="120"/>
             </w:pPr>
-            <w:hyperlink w:history="1" r:id="rIdj79ifaps5p9aovqpjlbp2">
+            <w:hyperlink w:history="1" r:id="rId67mvyxfqbnqks0flldlrh">
               <w:r>
                 <w:rPr>
                   <w:rFonts w:ascii="Arial" w:cs="Arial" w:eastAsia="Arial" w:hAnsi="Arial"/>
@@ -12347,6 +12607,7 @@
           </w:tcPr>
           <w:p>
             <w:pPr>
+              <w:keepNext w:val="false"/>
               <w:spacing w:after="40" w:before="0"/>
               <w:jc w:val="left"/>
             </w:pPr>
@@ -12379,6 +12640,7 @@
           </w:tcPr>
           <w:p>
             <w:pPr>
+              <w:keepNext w:val="false"/>
               <w:spacing w:after="40" w:before="0"/>
               <w:jc w:val="left"/>
             </w:pPr>
@@ -12411,6 +12673,7 @@
           </w:tcPr>
           <w:p>
             <w:pPr>
+              <w:keepNext w:val="false"/>
               <w:spacing w:after="40" w:before="0"/>
               <w:jc w:val="left"/>
             </w:pPr>
@@ -12443,6 +12706,7 @@
           </w:tcPr>
           <w:p>
             <w:pPr>
+              <w:keepNext w:val="false"/>
               <w:spacing w:after="40" w:before="0"/>
               <w:jc w:val="left"/>
             </w:pPr>
@@ -12477,6 +12741,7 @@
           </w:tcPr>
           <w:p>
             <w:pPr>
+              <w:keepNext w:val="false"/>
               <w:spacing w:after="40" w:before="0"/>
               <w:jc w:val="left"/>
             </w:pPr>
@@ -12514,7 +12779,7 @@
             <w:pPr>
               <w:spacing w:after="20" w:before="0"/>
             </w:pPr>
-            <w:hyperlink w:history="1" r:id="rIde5zzosxrzntvc43qz8nx_">
+            <w:hyperlink w:history="1" r:id="rIdz7gn3fb8bz-astlqvuiij">
               <w:r>
                 <w:rPr>
                   <w:rFonts w:ascii="Arial" w:cs="Arial" w:eastAsia="Arial" w:hAnsi="Arial"/>
@@ -12547,7 +12812,7 @@
               <w:spacing w:after="10" w:before="0"/>
               <w:ind w:left="120"/>
             </w:pPr>
-            <w:hyperlink w:history="1" r:id="rIdcyz9tnfs0el0xtb4wam96">
+            <w:hyperlink w:history="1" r:id="rIdcx6zwoczt_gpm8ll0ov04">
               <w:r>
                 <w:rPr>
                   <w:rFonts w:ascii="Arial" w:cs="Arial" w:eastAsia="Arial" w:hAnsi="Arial"/>
@@ -12592,7 +12857,7 @@
             <w:pPr>
               <w:spacing w:after="20" w:before="0"/>
             </w:pPr>
-            <w:hyperlink w:history="1" r:id="rIdy6gahbo6oi7ftscdrtjuq">
+            <w:hyperlink w:history="1" r:id="rIdiqw3zpc5resoalwdgyi49">
               <w:r>
                 <w:rPr>
                   <w:rFonts w:ascii="Arial" w:cs="Arial" w:eastAsia="Arial" w:hAnsi="Arial"/>
@@ -12625,7 +12890,7 @@
               <w:spacing w:after="10" w:before="0"/>
               <w:ind w:left="120"/>
             </w:pPr>
-            <w:hyperlink w:history="1" r:id="rId52y6l-jfhu-ipqovvwcqh">
+            <w:hyperlink w:history="1" r:id="rIdyjvqomnzofp4glubuhpa0">
               <w:r>
                 <w:rPr>
                   <w:rFonts w:ascii="Arial" w:cs="Arial" w:eastAsia="Arial" w:hAnsi="Arial"/>
@@ -12653,6 +12918,7 @@
           </w:tcPr>
           <w:p>
             <w:pPr>
+              <w:keepNext w:val="false"/>
               <w:spacing w:after="40" w:before="0"/>
               <w:jc w:val="left"/>
             </w:pPr>
@@ -12685,6 +12951,7 @@
           </w:tcPr>
           <w:p>
             <w:pPr>
+              <w:keepNext w:val="false"/>
               <w:spacing w:after="40" w:before="0"/>
               <w:jc w:val="left"/>
             </w:pPr>
@@ -12717,6 +12984,7 @@
           </w:tcPr>
           <w:p>
             <w:pPr>
+              <w:keepNext w:val="false"/>
               <w:spacing w:after="40" w:before="0"/>
               <w:jc w:val="left"/>
             </w:pPr>
@@ -12749,6 +13017,7 @@
           </w:tcPr>
           <w:p>
             <w:pPr>
+              <w:keepNext w:val="false"/>
               <w:spacing w:after="40" w:before="0"/>
               <w:jc w:val="left"/>
             </w:pPr>
@@ -12783,6 +13052,7 @@
           </w:tcPr>
           <w:p>
             <w:pPr>
+              <w:keepNext w:val="false"/>
               <w:spacing w:after="40" w:before="0"/>
               <w:jc w:val="left"/>
             </w:pPr>
@@ -12820,7 +13090,7 @@
             <w:pPr>
               <w:spacing w:after="20" w:before="0"/>
             </w:pPr>
-            <w:hyperlink w:history="1" r:id="rIdrd4ezazdevrmser_5nynq">
+            <w:hyperlink w:history="1" r:id="rIdocm3ynx_esbpeliedzdic">
               <w:r>
                 <w:rPr>
                   <w:rFonts w:ascii="Arial" w:cs="Arial" w:eastAsia="Arial" w:hAnsi="Arial"/>
@@ -12853,7 +13123,7 @@
               <w:spacing w:after="10" w:before="0"/>
               <w:ind w:left="120"/>
             </w:pPr>
-            <w:hyperlink w:history="1" r:id="rIdrugvyltnb162cosabqjiv">
+            <w:hyperlink w:history="1" r:id="rIdewtjflpkdafxe-cpdlowp">
               <w:r>
                 <w:rPr>
                   <w:rFonts w:ascii="Arial" w:cs="Arial" w:eastAsia="Arial" w:hAnsi="Arial"/>
@@ -12898,7 +13168,7 @@
             <w:pPr>
               <w:spacing w:after="20" w:before="0"/>
             </w:pPr>
-            <w:hyperlink w:history="1" r:id="rId6jxfdtfzqyrnyiji0_qpx">
+            <w:hyperlink w:history="1" r:id="rIdyz8vjjfmod-szzbzah8fx">
               <w:r>
                 <w:rPr>
                   <w:rFonts w:ascii="Arial" w:cs="Arial" w:eastAsia="Arial" w:hAnsi="Arial"/>
@@ -12931,7 +13201,7 @@
               <w:spacing w:after="10" w:before="0"/>
               <w:ind w:left="120"/>
             </w:pPr>
-            <w:hyperlink w:history="1" r:id="rIdpe10tkclht_odt52qousw">
+            <w:hyperlink w:history="1" r:id="rIdxbt8vc_moiptnrn4g5m_a">
               <w:r>
                 <w:rPr>
                   <w:rFonts w:ascii="Arial" w:cs="Arial" w:eastAsia="Arial" w:hAnsi="Arial"/>
@@ -12959,6 +13229,7 @@
           </w:tcPr>
           <w:p>
             <w:pPr>
+              <w:keepNext w:val="false"/>
               <w:spacing w:after="40" w:before="0"/>
               <w:jc w:val="left"/>
             </w:pPr>
@@ -12991,6 +13262,7 @@
           </w:tcPr>
           <w:p>
             <w:pPr>
+              <w:keepNext w:val="false"/>
               <w:spacing w:after="40" w:before="0"/>
               <w:jc w:val="left"/>
             </w:pPr>
@@ -13023,6 +13295,7 @@
           </w:tcPr>
           <w:p>
             <w:pPr>
+              <w:keepNext w:val="false"/>
               <w:spacing w:after="40" w:before="0"/>
               <w:jc w:val="left"/>
             </w:pPr>
@@ -13055,6 +13328,7 @@
           </w:tcPr>
           <w:p>
             <w:pPr>
+              <w:keepNext w:val="false"/>
               <w:spacing w:after="40" w:before="0"/>
               <w:jc w:val="left"/>
             </w:pPr>
@@ -13089,6 +13363,7 @@
           </w:tcPr>
           <w:p>
             <w:pPr>
+              <w:keepNext w:val="false"/>
               <w:spacing w:after="40" w:before="0"/>
               <w:jc w:val="left"/>
             </w:pPr>
@@ -13126,7 +13401,7 @@
             <w:pPr>
               <w:spacing w:after="20" w:before="0"/>
             </w:pPr>
-            <w:hyperlink w:history="1" r:id="rIdegbbdeklyhly8exukqum-">
+            <w:hyperlink w:history="1" r:id="rIduuyn2uqsxr-a9z2rbidml">
               <w:r>
                 <w:rPr>
                   <w:rFonts w:ascii="Arial" w:cs="Arial" w:eastAsia="Arial" w:hAnsi="Arial"/>
@@ -13159,7 +13434,7 @@
               <w:spacing w:after="10" w:before="0"/>
               <w:ind w:left="120"/>
             </w:pPr>
-            <w:hyperlink w:history="1" r:id="rIdsripmy6dxjm7zvhjcqzid">
+            <w:hyperlink w:history="1" r:id="rIdv_tjogod9aipbdi7tiba8">
               <w:r>
                 <w:rPr>
                   <w:rFonts w:ascii="Arial" w:cs="Arial" w:eastAsia="Arial" w:hAnsi="Arial"/>
@@ -13204,7 +13479,7 @@
             <w:pPr>
               <w:spacing w:after="20" w:before="0"/>
             </w:pPr>
-            <w:hyperlink w:history="1" r:id="rIdrgkptnyavwxqezxsnwhnq">
+            <w:hyperlink w:history="1" r:id="rIdsurhf7a0jurw7qg5jw0bg">
               <w:r>
                 <w:rPr>
                   <w:rFonts w:ascii="Arial" w:cs="Arial" w:eastAsia="Arial" w:hAnsi="Arial"/>
@@ -13237,7 +13512,7 @@
               <w:spacing w:after="10" w:before="0"/>
               <w:ind w:left="120"/>
             </w:pPr>
-            <w:hyperlink w:history="1" r:id="rIdpgv7ceajjw8hkdjfydzf7">
+            <w:hyperlink w:history="1" r:id="rIdbcyj4x0tmqyj0v_tg7jpa">
               <w:r>
                 <w:rPr>
                   <w:rFonts w:ascii="Arial" w:cs="Arial" w:eastAsia="Arial" w:hAnsi="Arial"/>
@@ -13265,6 +13540,7 @@
           </w:tcPr>
           <w:p>
             <w:pPr>
+              <w:keepNext w:val="false"/>
               <w:spacing w:after="40" w:before="0"/>
               <w:jc w:val="left"/>
             </w:pPr>
@@ -13297,6 +13573,7 @@
           </w:tcPr>
           <w:p>
             <w:pPr>
+              <w:keepNext w:val="false"/>
               <w:spacing w:after="40" w:before="0"/>
               <w:jc w:val="left"/>
             </w:pPr>
@@ -13329,6 +13606,7 @@
           </w:tcPr>
           <w:p>
             <w:pPr>
+              <w:keepNext w:val="false"/>
               <w:spacing w:after="40" w:before="0"/>
               <w:jc w:val="left"/>
             </w:pPr>
@@ -13361,6 +13639,7 @@
           </w:tcPr>
           <w:p>
             <w:pPr>
+              <w:keepNext w:val="false"/>
               <w:spacing w:after="40" w:before="0"/>
               <w:jc w:val="left"/>
             </w:pPr>
@@ -13395,6 +13674,7 @@
           </w:tcPr>
           <w:p>
             <w:pPr>
+              <w:keepNext w:val="false"/>
               <w:spacing w:after="40" w:before="0"/>
               <w:jc w:val="left"/>
             </w:pPr>
@@ -13432,7 +13712,7 @@
             <w:pPr>
               <w:spacing w:after="20" w:before="0"/>
             </w:pPr>
-            <w:hyperlink w:history="1" r:id="rId4rkr7xgmda3uae7dfbkgl">
+            <w:hyperlink w:history="1" r:id="rIdbpibgqyr1u5ybvb1tljt5">
               <w:r>
                 <w:rPr>
                   <w:rFonts w:ascii="Arial" w:cs="Arial" w:eastAsia="Arial" w:hAnsi="Arial"/>
@@ -13465,7 +13745,7 @@
               <w:spacing w:after="10" w:before="0"/>
               <w:ind w:left="120"/>
             </w:pPr>
-            <w:hyperlink w:history="1" r:id="rId7brbmnz7dzysojaadromc">
+            <w:hyperlink w:history="1" r:id="rIdvvqi8d8i6dolcsqs0t8it">
               <w:r>
                 <w:rPr>
                   <w:rFonts w:ascii="Arial" w:cs="Arial" w:eastAsia="Arial" w:hAnsi="Arial"/>
@@ -13510,7 +13790,7 @@
             <w:pPr>
               <w:spacing w:after="20" w:before="0"/>
             </w:pPr>
-            <w:hyperlink w:history="1" r:id="rIdgtbdk3vr5utygfvqgoi5w">
+            <w:hyperlink w:history="1" r:id="rIdmypbbgp9pzcsvlzcbhaty">
               <w:r>
                 <w:rPr>
                   <w:rFonts w:ascii="Arial" w:cs="Arial" w:eastAsia="Arial" w:hAnsi="Arial"/>
@@ -13543,7 +13823,7 @@
               <w:spacing w:after="10" w:before="0"/>
               <w:ind w:left="120"/>
             </w:pPr>
-            <w:hyperlink w:history="1" r:id="rIdjtvtxhg4hz40_5n1-wfjm">
+            <w:hyperlink w:history="1" r:id="rIdmxmp7fpjsrjgozcvmkarf">
               <w:r>
                 <w:rPr>
                   <w:rFonts w:ascii="Arial" w:cs="Arial" w:eastAsia="Arial" w:hAnsi="Arial"/>
@@ -13571,6 +13851,7 @@
           </w:tcPr>
           <w:p>
             <w:pPr>
+              <w:keepNext w:val="false"/>
               <w:spacing w:after="40" w:before="0"/>
               <w:jc w:val="left"/>
             </w:pPr>
@@ -13603,6 +13884,7 @@
           </w:tcPr>
           <w:p>
             <w:pPr>
+              <w:keepNext w:val="false"/>
               <w:spacing w:after="40" w:before="0"/>
               <w:jc w:val="left"/>
             </w:pPr>
@@ -13635,6 +13917,7 @@
           </w:tcPr>
           <w:p>
             <w:pPr>
+              <w:keepNext w:val="false"/>
               <w:spacing w:after="40" w:before="0"/>
               <w:jc w:val="left"/>
             </w:pPr>
@@ -13667,6 +13950,7 @@
           </w:tcPr>
           <w:p>
             <w:pPr>
+              <w:keepNext w:val="false"/>
               <w:spacing w:after="40" w:before="0"/>
               <w:jc w:val="left"/>
             </w:pPr>
@@ -13726,6 +14010,7 @@
           </w:tcPr>
           <w:p>
             <w:pPr>
+              <w:keepNext w:val="false"/>
               <w:spacing w:after="40" w:before="0"/>
               <w:jc w:val="center"/>
             </w:pPr>
@@ -13760,6 +14045,7 @@
           </w:tcPr>
           <w:p>
             <w:pPr>
+              <w:keepNext w:val="false"/>
               <w:spacing w:after="40" w:before="0"/>
               <w:jc w:val="left"/>
             </w:pPr>
@@ -13821,6 +14107,7 @@
           </w:tcPr>
           <w:p>
             <w:pPr>
+              <w:keepNext w:val="false"/>
               <w:spacing w:after="40" w:before="0"/>
               <w:jc w:val="center"/>
             </w:pPr>
@@ -13855,6 +14142,7 @@
           </w:tcPr>
           <w:p>
             <w:pPr>
+              <w:keepNext w:val="false"/>
               <w:spacing w:after="40" w:before="0"/>
               <w:jc w:val="left"/>
             </w:pPr>
@@ -13887,6 +14175,7 @@
           </w:tcPr>
           <w:p>
             <w:pPr>
+              <w:keepNext w:val="false"/>
               <w:spacing w:after="40" w:before="0"/>
               <w:jc w:val="left"/>
             </w:pPr>
@@ -13921,6 +14210,7 @@
           </w:tcPr>
           <w:p>
             <w:pPr>
+              <w:keepNext w:val="false"/>
               <w:spacing w:after="40" w:before="0"/>
               <w:jc w:val="left"/>
             </w:pPr>
@@ -13953,6 +14243,7 @@
           </w:tcPr>
           <w:p>
             <w:pPr>
+              <w:keepNext w:val="false"/>
               <w:spacing w:after="40" w:before="0"/>
               <w:jc w:val="left"/>
             </w:pPr>
@@ -13987,6 +14278,7 @@
           </w:tcPr>
           <w:p>
             <w:pPr>
+              <w:keepNext w:val="false"/>
               <w:spacing w:after="40" w:before="0"/>
               <w:jc w:val="left"/>
             </w:pPr>
@@ -14019,6 +14311,7 @@
           </w:tcPr>
           <w:p>
             <w:pPr>
+              <w:keepNext w:val="false"/>
               <w:spacing w:after="40" w:before="0"/>
               <w:jc w:val="left"/>
             </w:pPr>
@@ -14055,7 +14348,7 @@
         </w:rPr>
         <w:t xml:space="preserve">© 2026 SeaVuria and ARES. Aligned with KICD objectives. Developed by SeaVuria; technical implementation by ARES (with AI assistance from Claude). Licensed under </w:t>
       </w:r>
-      <w:hyperlink w:history="1" r:id="rIdqo-3i4t9qwa2ewumqwftx">
+      <w:hyperlink w:history="1" r:id="rId6h1peauod6pkj_cqc55fy">
         <w:r>
           <w:rPr>
             <w:rFonts w:ascii="Arial" w:cs="Arial" w:eastAsia="Arial" w:hAnsi="Arial"/>
@@ -14076,7 +14369,7 @@
         </w:rPr>
         <w:t xml:space="preserve"> (</w:t>
       </w:r>
-      <w:hyperlink w:history="1" r:id="rIdjjvqqpnxjdztm4wnjdt4e">
+      <w:hyperlink w:history="1" r:id="rIdnsgdf5eoxz5jip13wuueu">
         <w:r>
           <w:rPr>
             <w:rFonts w:ascii="Arial" w:cs="Arial" w:eastAsia="Arial" w:hAnsi="Arial"/>
@@ -14136,6 +14429,7 @@
           </w:tcPr>
           <w:p>
             <w:pPr>
+              <w:keepNext w:val="false"/>
               <w:spacing w:after="40" w:before="0"/>
               <w:jc w:val="center"/>
             </w:pPr>
@@ -14171,6 +14465,7 @@
           </w:tcPr>
           <w:p>
             <w:pPr>
+              <w:keepNext w:val="false"/>
               <w:spacing w:after="40" w:before="0"/>
               <w:jc w:val="center"/>
             </w:pPr>
@@ -14205,6 +14500,7 @@
           </w:tcPr>
           <w:p>
             <w:pPr>
+              <w:keepNext w:val="false"/>
               <w:spacing w:after="40" w:before="0"/>
               <w:jc w:val="left"/>
             </w:pPr>
@@ -14237,6 +14533,7 @@
           </w:tcPr>
           <w:p>
             <w:pPr>
+              <w:keepNext w:val="false"/>
               <w:spacing w:after="40" w:before="0"/>
               <w:jc w:val="left"/>
             </w:pPr>
@@ -14271,6 +14568,7 @@
           </w:tcPr>
           <w:p>
             <w:pPr>
+              <w:keepNext w:val="false"/>
               <w:spacing w:after="40" w:before="0"/>
               <w:jc w:val="left"/>
             </w:pPr>
@@ -14303,6 +14601,7 @@
           </w:tcPr>
           <w:p>
             <w:pPr>
+              <w:keepNext w:val="false"/>
               <w:spacing w:after="40" w:before="0"/>
               <w:jc w:val="left"/>
             </w:pPr>
@@ -14337,6 +14636,7 @@
           </w:tcPr>
           <w:p>
             <w:pPr>
+              <w:keepNext w:val="false"/>
               <w:spacing w:after="40" w:before="0"/>
               <w:jc w:val="left"/>
             </w:pPr>
@@ -14369,6 +14669,7 @@
           </w:tcPr>
           <w:p>
             <w:pPr>
+              <w:keepNext w:val="false"/>
               <w:spacing w:after="40" w:before="0"/>
               <w:jc w:val="left"/>
             </w:pPr>
@@ -14403,6 +14704,7 @@
           </w:tcPr>
           <w:p>
             <w:pPr>
+              <w:keepNext w:val="false"/>
               <w:spacing w:after="40" w:before="0"/>
               <w:jc w:val="left"/>
             </w:pPr>
@@ -14435,6 +14737,7 @@
           </w:tcPr>
           <w:p>
             <w:pPr>
+              <w:keepNext w:val="false"/>
               <w:spacing w:after="40" w:before="0"/>
               <w:jc w:val="left"/>
             </w:pPr>
@@ -14469,6 +14772,7 @@
           </w:tcPr>
           <w:p>
             <w:pPr>
+              <w:keepNext w:val="false"/>
               <w:spacing w:after="40" w:before="0"/>
               <w:jc w:val="left"/>
             </w:pPr>
@@ -14501,6 +14805,7 @@
           </w:tcPr>
           <w:p>
             <w:pPr>
+              <w:keepNext w:val="false"/>
               <w:spacing w:after="40" w:before="0"/>
               <w:jc w:val="left"/>
             </w:pPr>
@@ -14535,6 +14840,7 @@
           </w:tcPr>
           <w:p>
             <w:pPr>
+              <w:keepNext w:val="false"/>
               <w:spacing w:after="40" w:before="0"/>
               <w:jc w:val="left"/>
             </w:pPr>
@@ -14567,6 +14873,7 @@
           </w:tcPr>
           <w:p>
             <w:pPr>
+              <w:keepNext w:val="false"/>
               <w:spacing w:after="40" w:before="0"/>
               <w:jc w:val="left"/>
             </w:pPr>
@@ -14601,6 +14908,7 @@
           </w:tcPr>
           <w:p>
             <w:pPr>
+              <w:keepNext w:val="false"/>
               <w:spacing w:after="40" w:before="0"/>
               <w:jc w:val="left"/>
             </w:pPr>
@@ -14633,6 +14941,7 @@
           </w:tcPr>
           <w:p>
             <w:pPr>
+              <w:keepNext w:val="false"/>
               <w:spacing w:after="40" w:before="0"/>
               <w:jc w:val="left"/>
             </w:pPr>
@@ -14667,6 +14976,7 @@
           </w:tcPr>
           <w:p>
             <w:pPr>
+              <w:keepNext w:val="false"/>
               <w:spacing w:after="40" w:before="0"/>
               <w:jc w:val="left"/>
             </w:pPr>
@@ -14699,6 +15009,7 @@
           </w:tcPr>
           <w:p>
             <w:pPr>
+              <w:keepNext w:val="false"/>
               <w:spacing w:after="40" w:before="0"/>
               <w:jc w:val="left"/>
             </w:pPr>
@@ -14758,6 +15069,7 @@
           </w:tcPr>
           <w:p>
             <w:pPr>
+              <w:keepNext w:val="false"/>
               <w:spacing w:after="40" w:before="0"/>
               <w:jc w:val="center"/>
             </w:pPr>
@@ -14792,6 +15104,7 @@
           </w:tcPr>
           <w:p>
             <w:pPr>
+              <w:keepNext w:val="false"/>
               <w:spacing w:after="40" w:before="0"/>
               <w:jc w:val="left"/>
             </w:pPr>
@@ -14856,6 +15169,7 @@
           </w:tcPr>
           <w:p>
             <w:pPr>
+              <w:keepNext w:val="false"/>
               <w:spacing w:after="40" w:before="0"/>
               <w:jc w:val="center"/>
             </w:pPr>
@@ -14890,6 +15204,7 @@
           </w:tcPr>
           <w:p>
             <w:pPr>
+              <w:keepNext w:val="false"/>
               <w:spacing w:after="40" w:before="0"/>
               <w:jc w:val="left"/>
             </w:pPr>
@@ -14922,6 +15237,7 @@
           </w:tcPr>
           <w:p>
             <w:pPr>
+              <w:keepNext w:val="false"/>
               <w:spacing w:after="40" w:before="0"/>
               <w:jc w:val="left"/>
             </w:pPr>
@@ -14954,6 +15270,7 @@
           </w:tcPr>
           <w:p>
             <w:pPr>
+              <w:keepNext w:val="false"/>
               <w:spacing w:after="40" w:before="0"/>
               <w:jc w:val="left"/>
             </w:pPr>
@@ -14986,6 +15303,7 @@
           </w:tcPr>
           <w:p>
             <w:pPr>
+              <w:keepNext w:val="false"/>
               <w:spacing w:after="40" w:before="0"/>
               <w:jc w:val="left"/>
             </w:pPr>
@@ -15018,6 +15336,7 @@
           </w:tcPr>
           <w:p>
             <w:pPr>
+              <w:keepNext w:val="false"/>
               <w:spacing w:after="40" w:before="0"/>
               <w:jc w:val="left"/>
             </w:pPr>
@@ -15052,6 +15371,7 @@
           </w:tcPr>
           <w:p>
             <w:pPr>
+              <w:keepNext w:val="false"/>
               <w:spacing w:after="40" w:before="0"/>
               <w:jc w:val="left"/>
             </w:pPr>
@@ -15089,7 +15409,7 @@
             <w:pPr>
               <w:spacing w:after="20" w:before="0"/>
             </w:pPr>
-            <w:hyperlink w:history="1" r:id="rIdbhdre6w0hhx9bqep7nmvj">
+            <w:hyperlink w:history="1" r:id="rIdedyqztb1odpef-4zzcjms">
               <w:r>
                 <w:rPr>
                   <w:rFonts w:ascii="Arial" w:cs="Arial" w:eastAsia="Arial" w:hAnsi="Arial"/>
@@ -15122,7 +15442,7 @@
               <w:spacing w:after="10" w:before="0"/>
               <w:ind w:left="120"/>
             </w:pPr>
-            <w:hyperlink w:history="1" r:id="rIdwi-ioflhvstpiafxkqbsx">
+            <w:hyperlink w:history="1" r:id="rIdb-nyjqpkl-jy0-h9klrg7">
               <w:r>
                 <w:rPr>
                   <w:rFonts w:ascii="Arial" w:cs="Arial" w:eastAsia="Arial" w:hAnsi="Arial"/>
@@ -15167,7 +15487,7 @@
             <w:pPr>
               <w:spacing w:after="20" w:before="0"/>
             </w:pPr>
-            <w:hyperlink w:history="1" r:id="rIdle_r4hrabcmozynmtqhd3">
+            <w:hyperlink w:history="1" r:id="rId5tl6cn-o4baexd-gfw2vp">
               <w:r>
                 <w:rPr>
                   <w:rFonts w:ascii="Arial" w:cs="Arial" w:eastAsia="Arial" w:hAnsi="Arial"/>
@@ -15200,7 +15520,7 @@
               <w:spacing w:after="10" w:before="0"/>
               <w:ind w:left="120"/>
             </w:pPr>
-            <w:hyperlink w:history="1" r:id="rIdbyzedl95ealeabc28ody2">
+            <w:hyperlink w:history="1" r:id="rId_npvi5qtjylzlu4vgzk7k">
               <w:r>
                 <w:rPr>
                   <w:rFonts w:ascii="Arial" w:cs="Arial" w:eastAsia="Arial" w:hAnsi="Arial"/>
@@ -15228,6 +15548,7 @@
           </w:tcPr>
           <w:p>
             <w:pPr>
+              <w:keepNext w:val="false"/>
               <w:spacing w:after="40" w:before="0"/>
               <w:jc w:val="left"/>
             </w:pPr>
@@ -15260,6 +15581,7 @@
           </w:tcPr>
           <w:p>
             <w:pPr>
+              <w:keepNext w:val="false"/>
               <w:spacing w:after="40" w:before="0"/>
               <w:jc w:val="left"/>
             </w:pPr>
@@ -15292,6 +15614,7 @@
           </w:tcPr>
           <w:p>
             <w:pPr>
+              <w:keepNext w:val="false"/>
               <w:spacing w:after="40" w:before="0"/>
               <w:jc w:val="left"/>
             </w:pPr>
@@ -15324,6 +15647,7 @@
           </w:tcPr>
           <w:p>
             <w:pPr>
+              <w:keepNext w:val="false"/>
               <w:spacing w:after="40" w:before="0"/>
               <w:jc w:val="left"/>
             </w:pPr>
@@ -15358,6 +15682,7 @@
           </w:tcPr>
           <w:p>
             <w:pPr>
+              <w:keepNext w:val="false"/>
               <w:spacing w:after="40" w:before="0"/>
               <w:jc w:val="left"/>
             </w:pPr>
@@ -15395,7 +15720,7 @@
             <w:pPr>
               <w:spacing w:after="20" w:before="0"/>
             </w:pPr>
-            <w:hyperlink w:history="1" r:id="rId5dwxbmpzg00pxwdmmpnof">
+            <w:hyperlink w:history="1" r:id="rIdvhnsz0bidola4_l-uasso">
               <w:r>
                 <w:rPr>
                   <w:rFonts w:ascii="Arial" w:cs="Arial" w:eastAsia="Arial" w:hAnsi="Arial"/>
@@ -15428,7 +15753,7 @@
               <w:spacing w:after="10" w:before="0"/>
               <w:ind w:left="120"/>
             </w:pPr>
-            <w:hyperlink w:history="1" r:id="rId4vi2xmbxr3ijhwg_iqy69">
+            <w:hyperlink w:history="1" r:id="rIdvkkadzrw1btc1koaqzdih">
               <w:r>
                 <w:rPr>
                   <w:rFonts w:ascii="Arial" w:cs="Arial" w:eastAsia="Arial" w:hAnsi="Arial"/>
@@ -15473,7 +15798,7 @@
             <w:pPr>
               <w:spacing w:after="20" w:before="0"/>
             </w:pPr>
-            <w:hyperlink w:history="1" r:id="rId_awsrcuz_pxai8rwdieqc">
+            <w:hyperlink w:history="1" r:id="rIdaddtln8uiixjigyfmrkgn">
               <w:r>
                 <w:rPr>
                   <w:rFonts w:ascii="Arial" w:cs="Arial" w:eastAsia="Arial" w:hAnsi="Arial"/>
@@ -15506,7 +15831,7 @@
               <w:spacing w:after="10" w:before="0"/>
               <w:ind w:left="120"/>
             </w:pPr>
-            <w:hyperlink w:history="1" r:id="rIdayw9casi-wl3gzng3l7wt">
+            <w:hyperlink w:history="1" r:id="rIdxjy8aujnxbty4aobemqx2">
               <w:r>
                 <w:rPr>
                   <w:rFonts w:ascii="Arial" w:cs="Arial" w:eastAsia="Arial" w:hAnsi="Arial"/>
@@ -15534,6 +15859,7 @@
           </w:tcPr>
           <w:p>
             <w:pPr>
+              <w:keepNext w:val="false"/>
               <w:spacing w:after="40" w:before="0"/>
               <w:jc w:val="left"/>
             </w:pPr>
@@ -15566,6 +15892,7 @@
           </w:tcPr>
           <w:p>
             <w:pPr>
+              <w:keepNext w:val="false"/>
               <w:spacing w:after="40" w:before="0"/>
               <w:jc w:val="left"/>
             </w:pPr>
@@ -15598,6 +15925,7 @@
           </w:tcPr>
           <w:p>
             <w:pPr>
+              <w:keepNext w:val="false"/>
               <w:spacing w:after="40" w:before="0"/>
               <w:jc w:val="left"/>
             </w:pPr>
@@ -15630,6 +15958,7 @@
           </w:tcPr>
           <w:p>
             <w:pPr>
+              <w:keepNext w:val="false"/>
               <w:spacing w:after="40" w:before="0"/>
               <w:jc w:val="left"/>
             </w:pPr>
@@ -15664,6 +15993,7 @@
           </w:tcPr>
           <w:p>
             <w:pPr>
+              <w:keepNext w:val="false"/>
               <w:spacing w:after="40" w:before="0"/>
               <w:jc w:val="left"/>
             </w:pPr>
@@ -15701,7 +16031,7 @@
             <w:pPr>
               <w:spacing w:after="20" w:before="0"/>
             </w:pPr>
-            <w:hyperlink w:history="1" r:id="rIdlf0n9dajn1fnajkw8htqy">
+            <w:hyperlink w:history="1" r:id="rIdndlwf3fuvoj6jbyun3kih">
               <w:r>
                 <w:rPr>
                   <w:rFonts w:ascii="Arial" w:cs="Arial" w:eastAsia="Arial" w:hAnsi="Arial"/>
@@ -15734,7 +16064,7 @@
               <w:spacing w:after="10" w:before="0"/>
               <w:ind w:left="120"/>
             </w:pPr>
-            <w:hyperlink w:history="1" r:id="rIdzy3npwgg2uwjyoucnbe5c">
+            <w:hyperlink w:history="1" r:id="rIdnts5zfs-yydj-mbq0rjf9">
               <w:r>
                 <w:rPr>
                   <w:rFonts w:ascii="Arial" w:cs="Arial" w:eastAsia="Arial" w:hAnsi="Arial"/>
@@ -15779,7 +16109,7 @@
             <w:pPr>
               <w:spacing w:after="20" w:before="0"/>
             </w:pPr>
-            <w:hyperlink w:history="1" r:id="rIdjyv0pr-0miggkgemybfth">
+            <w:hyperlink w:history="1" r:id="rId1mhcfimbmck5s11awxalk">
               <w:r>
                 <w:rPr>
                   <w:rFonts w:ascii="Arial" w:cs="Arial" w:eastAsia="Arial" w:hAnsi="Arial"/>
@@ -15812,7 +16142,7 @@
               <w:spacing w:after="10" w:before="0"/>
               <w:ind w:left="120"/>
             </w:pPr>
-            <w:hyperlink w:history="1" r:id="rId-lqxhjlud91vnbopkrxl1">
+            <w:hyperlink w:history="1" r:id="rIdmeut_3lknwdurvarh05dz">
               <w:r>
                 <w:rPr>
                   <w:rFonts w:ascii="Arial" w:cs="Arial" w:eastAsia="Arial" w:hAnsi="Arial"/>
@@ -15840,6 +16170,7 @@
           </w:tcPr>
           <w:p>
             <w:pPr>
+              <w:keepNext w:val="false"/>
               <w:spacing w:after="40" w:before="0"/>
               <w:jc w:val="left"/>
             </w:pPr>
@@ -15872,6 +16203,7 @@
           </w:tcPr>
           <w:p>
             <w:pPr>
+              <w:keepNext w:val="false"/>
               <w:spacing w:after="40" w:before="0"/>
               <w:jc w:val="left"/>
             </w:pPr>
@@ -15904,6 +16236,7 @@
           </w:tcPr>
           <w:p>
             <w:pPr>
+              <w:keepNext w:val="false"/>
               <w:spacing w:after="40" w:before="0"/>
               <w:jc w:val="left"/>
             </w:pPr>
@@ -15936,6 +16269,7 @@
           </w:tcPr>
           <w:p>
             <w:pPr>
+              <w:keepNext w:val="false"/>
               <w:spacing w:after="40" w:before="0"/>
               <w:jc w:val="left"/>
             </w:pPr>
@@ -15970,6 +16304,7 @@
           </w:tcPr>
           <w:p>
             <w:pPr>
+              <w:keepNext w:val="false"/>
               <w:spacing w:after="40" w:before="0"/>
               <w:jc w:val="left"/>
             </w:pPr>
@@ -16007,7 +16342,7 @@
             <w:pPr>
               <w:spacing w:after="20" w:before="0"/>
             </w:pPr>
-            <w:hyperlink w:history="1" r:id="rIdrkyvnvjkut1btbftipxli">
+            <w:hyperlink w:history="1" r:id="rIdrn7klycpeejba7jncuug8">
               <w:r>
                 <w:rPr>
                   <w:rFonts w:ascii="Arial" w:cs="Arial" w:eastAsia="Arial" w:hAnsi="Arial"/>
@@ -16040,7 +16375,7 @@
               <w:spacing w:after="10" w:before="0"/>
               <w:ind w:left="120"/>
             </w:pPr>
-            <w:hyperlink w:history="1" r:id="rIdhbck2tebes4zcofaojve4">
+            <w:hyperlink w:history="1" r:id="rIdaqm3haidesiyuw-twvwq2">
               <w:r>
                 <w:rPr>
                   <w:rFonts w:ascii="Arial" w:cs="Arial" w:eastAsia="Arial" w:hAnsi="Arial"/>
@@ -16085,7 +16420,7 @@
             <w:pPr>
               <w:spacing w:after="20" w:before="0"/>
             </w:pPr>
-            <w:hyperlink w:history="1" r:id="rIdoqflj3kaqn2fvr_atetgu">
+            <w:hyperlink w:history="1" r:id="rIdpdifwgocvcyqaq9ndk42p">
               <w:r>
                 <w:rPr>
                   <w:rFonts w:ascii="Arial" w:cs="Arial" w:eastAsia="Arial" w:hAnsi="Arial"/>
@@ -16118,7 +16453,7 @@
               <w:spacing w:after="10" w:before="0"/>
               <w:ind w:left="120"/>
             </w:pPr>
-            <w:hyperlink w:history="1" r:id="rIdlfggyqr8d5nlpmugduks6">
+            <w:hyperlink w:history="1" r:id="rId_cppo86r_fj4t_pkyfp7h">
               <w:r>
                 <w:rPr>
                   <w:rFonts w:ascii="Arial" w:cs="Arial" w:eastAsia="Arial" w:hAnsi="Arial"/>
@@ -16146,6 +16481,7 @@
           </w:tcPr>
           <w:p>
             <w:pPr>
+              <w:keepNext w:val="false"/>
               <w:spacing w:after="40" w:before="0"/>
               <w:jc w:val="left"/>
             </w:pPr>
@@ -16178,6 +16514,7 @@
           </w:tcPr>
           <w:p>
             <w:pPr>
+              <w:keepNext w:val="false"/>
               <w:spacing w:after="40" w:before="0"/>
               <w:jc w:val="left"/>
             </w:pPr>
@@ -16210,6 +16547,7 @@
           </w:tcPr>
           <w:p>
             <w:pPr>
+              <w:keepNext w:val="false"/>
               <w:spacing w:after="40" w:before="0"/>
               <w:jc w:val="left"/>
             </w:pPr>
@@ -16242,6 +16580,7 @@
           </w:tcPr>
           <w:p>
             <w:pPr>
+              <w:keepNext w:val="false"/>
               <w:spacing w:after="40" w:before="0"/>
               <w:jc w:val="left"/>
             </w:pPr>
@@ -16276,6 +16615,7 @@
           </w:tcPr>
           <w:p>
             <w:pPr>
+              <w:keepNext w:val="false"/>
               <w:spacing w:after="40" w:before="0"/>
               <w:jc w:val="left"/>
             </w:pPr>
@@ -16313,7 +16653,7 @@
             <w:pPr>
               <w:spacing w:after="20" w:before="0"/>
             </w:pPr>
-            <w:hyperlink w:history="1" r:id="rIdutzbm2e_j-1tx-8jsfmg8">
+            <w:hyperlink w:history="1" r:id="rIdnead8mwhjidb4hts8hmsj">
               <w:r>
                 <w:rPr>
                   <w:rFonts w:ascii="Arial" w:cs="Arial" w:eastAsia="Arial" w:hAnsi="Arial"/>
@@ -16362,7 +16702,7 @@
               <w:spacing w:after="10" w:before="0"/>
               <w:ind w:left="120"/>
             </w:pPr>
-            <w:hyperlink w:history="1" r:id="rId8j0pb_uawbge34nad9y1t">
+            <w:hyperlink w:history="1" r:id="rIdq-gqj4ajimwp4xmi_r5gf">
               <w:r>
                 <w:rPr>
                   <w:rFonts w:ascii="Arial" w:cs="Arial" w:eastAsia="Arial" w:hAnsi="Arial"/>
@@ -16407,7 +16747,7 @@
             <w:pPr>
               <w:spacing w:after="20" w:before="0"/>
             </w:pPr>
-            <w:hyperlink w:history="1" r:id="rId9bw5ak8ofw1swrrj8rxsn">
+            <w:hyperlink w:history="1" r:id="rIdu88oajwkwi8i71-chkfv2">
               <w:r>
                 <w:rPr>
                   <w:rFonts w:ascii="Arial" w:cs="Arial" w:eastAsia="Arial" w:hAnsi="Arial"/>
@@ -16456,7 +16796,7 @@
               <w:spacing w:after="10" w:before="0"/>
               <w:ind w:left="120"/>
             </w:pPr>
-            <w:hyperlink w:history="1" r:id="rIdiqyrdix5pz4df8mk9aham">
+            <w:hyperlink w:history="1" r:id="rIdbxurzrj28eafmn_pgeshk">
               <w:r>
                 <w:rPr>
                   <w:rFonts w:ascii="Arial" w:cs="Arial" w:eastAsia="Arial" w:hAnsi="Arial"/>
@@ -16484,6 +16824,7 @@
           </w:tcPr>
           <w:p>
             <w:pPr>
+              <w:keepNext w:val="false"/>
               <w:spacing w:after="40" w:before="0"/>
               <w:jc w:val="left"/>
             </w:pPr>
@@ -16516,6 +16857,7 @@
           </w:tcPr>
           <w:p>
             <w:pPr>
+              <w:keepNext w:val="false"/>
               <w:spacing w:after="40" w:before="0"/>
               <w:jc w:val="left"/>
             </w:pPr>
@@ -16548,6 +16890,7 @@
           </w:tcPr>
           <w:p>
             <w:pPr>
+              <w:keepNext w:val="false"/>
               <w:spacing w:after="40" w:before="0"/>
               <w:jc w:val="left"/>
             </w:pPr>
@@ -16580,6 +16923,7 @@
           </w:tcPr>
           <w:p>
             <w:pPr>
+              <w:keepNext w:val="false"/>
               <w:spacing w:after="40" w:before="0"/>
               <w:jc w:val="left"/>
             </w:pPr>
@@ -16639,6 +16983,7 @@
           </w:tcPr>
           <w:p>
             <w:pPr>
+              <w:keepNext w:val="false"/>
               <w:spacing w:after="40" w:before="0"/>
               <w:jc w:val="center"/>
             </w:pPr>
@@ -16673,6 +17018,7 @@
           </w:tcPr>
           <w:p>
             <w:pPr>
+              <w:keepNext w:val="false"/>
               <w:spacing w:after="40" w:before="0"/>
               <w:jc w:val="left"/>
             </w:pPr>
@@ -16734,6 +17080,7 @@
           </w:tcPr>
           <w:p>
             <w:pPr>
+              <w:keepNext w:val="false"/>
               <w:spacing w:after="40" w:before="0"/>
               <w:jc w:val="center"/>
             </w:pPr>
@@ -16768,6 +17115,7 @@
           </w:tcPr>
           <w:p>
             <w:pPr>
+              <w:keepNext w:val="false"/>
               <w:spacing w:after="40" w:before="0"/>
               <w:jc w:val="left"/>
             </w:pPr>
@@ -16800,6 +17148,7 @@
           </w:tcPr>
           <w:p>
             <w:pPr>
+              <w:keepNext w:val="false"/>
               <w:spacing w:after="40" w:before="0"/>
               <w:jc w:val="left"/>
             </w:pPr>
@@ -16834,6 +17183,7 @@
           </w:tcPr>
           <w:p>
             <w:pPr>
+              <w:keepNext w:val="false"/>
               <w:spacing w:after="40" w:before="0"/>
               <w:jc w:val="left"/>
             </w:pPr>
@@ -16866,6 +17216,7 @@
           </w:tcPr>
           <w:p>
             <w:pPr>
+              <w:keepNext w:val="false"/>
               <w:spacing w:after="40" w:before="0"/>
               <w:jc w:val="left"/>
             </w:pPr>
@@ -16900,6 +17251,7 @@
           </w:tcPr>
           <w:p>
             <w:pPr>
+              <w:keepNext w:val="false"/>
               <w:spacing w:after="40" w:before="0"/>
               <w:jc w:val="left"/>
             </w:pPr>
@@ -16932,6 +17284,7 @@
           </w:tcPr>
           <w:p>
             <w:pPr>
+              <w:keepNext w:val="false"/>
               <w:spacing w:after="40" w:before="0"/>
               <w:jc w:val="left"/>
             </w:pPr>
@@ -16968,7 +17321,7 @@
         </w:rPr>
         <w:t xml:space="preserve">© 2026 SeaVuria and ARES. Aligned with KICD objectives. Developed by SeaVuria; technical implementation by ARES (with AI assistance from Claude). Licensed under </w:t>
       </w:r>
-      <w:hyperlink w:history="1" r:id="rIdovgvc0jccjsdzy9lemocs">
+      <w:hyperlink w:history="1" r:id="rIdwjjb6ba1rqwmqxr7nx1ji">
         <w:r>
           <w:rPr>
             <w:rFonts w:ascii="Arial" w:cs="Arial" w:eastAsia="Arial" w:hAnsi="Arial"/>
@@ -16989,7 +17342,7 @@
         </w:rPr>
         <w:t xml:space="preserve"> (</w:t>
       </w:r>
-      <w:hyperlink w:history="1" r:id="rIduikmtd10hxgbety4hq9qk">
+      <w:hyperlink w:history="1" r:id="rIdvjpvm46whsa7ljllj7jte">
         <w:r>
           <w:rPr>
             <w:rFonts w:ascii="Arial" w:cs="Arial" w:eastAsia="Arial" w:hAnsi="Arial"/>
@@ -17049,6 +17402,7 @@
           </w:tcPr>
           <w:p>
             <w:pPr>
+              <w:keepNext w:val="false"/>
               <w:spacing w:after="40" w:before="0"/>
               <w:jc w:val="center"/>
             </w:pPr>
@@ -17084,6 +17438,7 @@
           </w:tcPr>
           <w:p>
             <w:pPr>
+              <w:keepNext w:val="false"/>
               <w:spacing w:after="40" w:before="0"/>
               <w:jc w:val="center"/>
             </w:pPr>
@@ -17118,6 +17473,7 @@
           </w:tcPr>
           <w:p>
             <w:pPr>
+              <w:keepNext w:val="false"/>
               <w:spacing w:after="40" w:before="0"/>
               <w:jc w:val="left"/>
             </w:pPr>
@@ -17150,6 +17506,7 @@
           </w:tcPr>
           <w:p>
             <w:pPr>
+              <w:keepNext w:val="false"/>
               <w:spacing w:after="40" w:before="0"/>
               <w:jc w:val="left"/>
             </w:pPr>
@@ -17184,6 +17541,7 @@
           </w:tcPr>
           <w:p>
             <w:pPr>
+              <w:keepNext w:val="false"/>
               <w:spacing w:after="40" w:before="0"/>
               <w:jc w:val="left"/>
             </w:pPr>
@@ -17216,6 +17574,7 @@
           </w:tcPr>
           <w:p>
             <w:pPr>
+              <w:keepNext w:val="false"/>
               <w:spacing w:after="40" w:before="0"/>
               <w:jc w:val="left"/>
             </w:pPr>
@@ -17250,6 +17609,7 @@
           </w:tcPr>
           <w:p>
             <w:pPr>
+              <w:keepNext w:val="false"/>
               <w:spacing w:after="40" w:before="0"/>
               <w:jc w:val="left"/>
             </w:pPr>
@@ -17282,6 +17642,7 @@
           </w:tcPr>
           <w:p>
             <w:pPr>
+              <w:keepNext w:val="false"/>
               <w:spacing w:after="40" w:before="0"/>
               <w:jc w:val="left"/>
             </w:pPr>
@@ -17316,6 +17677,7 @@
           </w:tcPr>
           <w:p>
             <w:pPr>
+              <w:keepNext w:val="false"/>
               <w:spacing w:after="40" w:before="0"/>
               <w:jc w:val="left"/>
             </w:pPr>
@@ -17348,6 +17710,7 @@
           </w:tcPr>
           <w:p>
             <w:pPr>
+              <w:keepNext w:val="false"/>
               <w:spacing w:after="40" w:before="0"/>
               <w:jc w:val="left"/>
             </w:pPr>
@@ -17382,6 +17745,7 @@
           </w:tcPr>
           <w:p>
             <w:pPr>
+              <w:keepNext w:val="false"/>
               <w:spacing w:after="40" w:before="0"/>
               <w:jc w:val="left"/>
             </w:pPr>
@@ -17414,6 +17778,7 @@
           </w:tcPr>
           <w:p>
             <w:pPr>
+              <w:keepNext w:val="false"/>
               <w:spacing w:after="40" w:before="0"/>
               <w:jc w:val="left"/>
             </w:pPr>
@@ -17448,6 +17813,7 @@
           </w:tcPr>
           <w:p>
             <w:pPr>
+              <w:keepNext w:val="false"/>
               <w:spacing w:after="40" w:before="0"/>
               <w:jc w:val="left"/>
             </w:pPr>
@@ -17480,6 +17846,7 @@
           </w:tcPr>
           <w:p>
             <w:pPr>
+              <w:keepNext w:val="false"/>
               <w:spacing w:after="40" w:before="0"/>
               <w:jc w:val="left"/>
             </w:pPr>
@@ -17514,6 +17881,7 @@
           </w:tcPr>
           <w:p>
             <w:pPr>
+              <w:keepNext w:val="false"/>
               <w:spacing w:after="40" w:before="0"/>
               <w:jc w:val="left"/>
             </w:pPr>
@@ -17546,6 +17914,7 @@
           </w:tcPr>
           <w:p>
             <w:pPr>
+              <w:keepNext w:val="false"/>
               <w:spacing w:after="40" w:before="0"/>
               <w:jc w:val="left"/>
             </w:pPr>
@@ -17580,6 +17949,7 @@
           </w:tcPr>
           <w:p>
             <w:pPr>
+              <w:keepNext w:val="false"/>
               <w:spacing w:after="40" w:before="0"/>
               <w:jc w:val="left"/>
             </w:pPr>
@@ -17612,6 +17982,7 @@
           </w:tcPr>
           <w:p>
             <w:pPr>
+              <w:keepNext w:val="false"/>
               <w:spacing w:after="40" w:before="0"/>
               <w:jc w:val="left"/>
             </w:pPr>
@@ -17671,6 +18042,7 @@
           </w:tcPr>
           <w:p>
             <w:pPr>
+              <w:keepNext w:val="false"/>
               <w:spacing w:after="40" w:before="0"/>
               <w:jc w:val="center"/>
             </w:pPr>
@@ -17705,6 +18077,7 @@
           </w:tcPr>
           <w:p>
             <w:pPr>
+              <w:keepNext w:val="false"/>
               <w:spacing w:after="40" w:before="0"/>
               <w:jc w:val="left"/>
             </w:pPr>
@@ -17769,6 +18142,7 @@
           </w:tcPr>
           <w:p>
             <w:pPr>
+              <w:keepNext w:val="false"/>
               <w:spacing w:after="40" w:before="0"/>
               <w:jc w:val="center"/>
             </w:pPr>
@@ -17803,6 +18177,7 @@
           </w:tcPr>
           <w:p>
             <w:pPr>
+              <w:keepNext w:val="false"/>
               <w:spacing w:after="40" w:before="0"/>
               <w:jc w:val="left"/>
             </w:pPr>
@@ -17835,6 +18210,7 @@
           </w:tcPr>
           <w:p>
             <w:pPr>
+              <w:keepNext w:val="false"/>
               <w:spacing w:after="40" w:before="0"/>
               <w:jc w:val="left"/>
             </w:pPr>
@@ -17867,6 +18243,7 @@
           </w:tcPr>
           <w:p>
             <w:pPr>
+              <w:keepNext w:val="false"/>
               <w:spacing w:after="40" w:before="0"/>
               <w:jc w:val="left"/>
             </w:pPr>
@@ -17899,6 +18276,7 @@
           </w:tcPr>
           <w:p>
             <w:pPr>
+              <w:keepNext w:val="false"/>
               <w:spacing w:after="40" w:before="0"/>
               <w:jc w:val="left"/>
             </w:pPr>
@@ -17931,6 +18309,7 @@
           </w:tcPr>
           <w:p>
             <w:pPr>
+              <w:keepNext w:val="false"/>
               <w:spacing w:after="40" w:before="0"/>
               <w:jc w:val="left"/>
             </w:pPr>
@@ -17965,6 +18344,7 @@
           </w:tcPr>
           <w:p>
             <w:pPr>
+              <w:keepNext w:val="false"/>
               <w:spacing w:after="40" w:before="0"/>
               <w:jc w:val="left"/>
             </w:pPr>
@@ -18002,7 +18382,7 @@
             <w:pPr>
               <w:spacing w:after="20" w:before="0"/>
             </w:pPr>
-            <w:hyperlink w:history="1" r:id="rIdxcmd2n7kwukkudgz-7gxs">
+            <w:hyperlink w:history="1" r:id="rIddo6w348yfrrnnlnlwkxyq">
               <w:r>
                 <w:rPr>
                   <w:rFonts w:ascii="Arial" w:cs="Arial" w:eastAsia="Arial" w:hAnsi="Arial"/>
@@ -18035,7 +18415,7 @@
               <w:spacing w:after="10" w:before="0"/>
               <w:ind w:left="120"/>
             </w:pPr>
-            <w:hyperlink w:history="1" r:id="rId-zf3xjzdfad7wtombvj7n">
+            <w:hyperlink w:history="1" r:id="rIdjmx5fhbid928rjmo3ttnk">
               <w:r>
                 <w:rPr>
                   <w:rFonts w:ascii="Arial" w:cs="Arial" w:eastAsia="Arial" w:hAnsi="Arial"/>
@@ -18080,7 +18460,7 @@
             <w:pPr>
               <w:spacing w:after="20" w:before="0"/>
             </w:pPr>
-            <w:hyperlink w:history="1" r:id="rIdohlm0oubi76fwrsy4jxbv">
+            <w:hyperlink w:history="1" r:id="rId_niqviitndidurrik1y-r">
               <w:r>
                 <w:rPr>
                   <w:rFonts w:ascii="Arial" w:cs="Arial" w:eastAsia="Arial" w:hAnsi="Arial"/>
@@ -18113,7 +18493,7 @@
               <w:spacing w:after="10" w:before="0"/>
               <w:ind w:left="120"/>
             </w:pPr>
-            <w:hyperlink w:history="1" r:id="rIdiw-tbvunoupzey25nfdu3">
+            <w:hyperlink w:history="1" r:id="rIditigz1owewtn1cmi1iktb">
               <w:r>
                 <w:rPr>
                   <w:rFonts w:ascii="Arial" w:cs="Arial" w:eastAsia="Arial" w:hAnsi="Arial"/>
@@ -18141,6 +18521,7 @@
           </w:tcPr>
           <w:p>
             <w:pPr>
+              <w:keepNext w:val="false"/>
               <w:spacing w:after="40" w:before="0"/>
               <w:jc w:val="left"/>
             </w:pPr>
@@ -18173,6 +18554,7 @@
           </w:tcPr>
           <w:p>
             <w:pPr>
+              <w:keepNext w:val="false"/>
               <w:spacing w:after="40" w:before="0"/>
               <w:jc w:val="left"/>
             </w:pPr>
@@ -18205,6 +18587,7 @@
           </w:tcPr>
           <w:p>
             <w:pPr>
+              <w:keepNext w:val="false"/>
               <w:spacing w:after="40" w:before="0"/>
               <w:jc w:val="left"/>
             </w:pPr>
@@ -18237,6 +18620,7 @@
           </w:tcPr>
           <w:p>
             <w:pPr>
+              <w:keepNext w:val="false"/>
               <w:spacing w:after="40" w:before="0"/>
               <w:jc w:val="left"/>
             </w:pPr>
@@ -18271,6 +18655,7 @@
           </w:tcPr>
           <w:p>
             <w:pPr>
+              <w:keepNext w:val="false"/>
               <w:spacing w:after="40" w:before="0"/>
               <w:jc w:val="left"/>
             </w:pPr>
@@ -18308,7 +18693,7 @@
             <w:pPr>
               <w:spacing w:after="20" w:before="0"/>
             </w:pPr>
-            <w:hyperlink w:history="1" r:id="rIdjql596o6bdfmlbejboyct">
+            <w:hyperlink w:history="1" r:id="rIdewblb8be3i3moycaeoue_">
               <w:r>
                 <w:rPr>
                   <w:rFonts w:ascii="Arial" w:cs="Arial" w:eastAsia="Arial" w:hAnsi="Arial"/>
@@ -18341,7 +18726,7 @@
               <w:spacing w:after="10" w:before="0"/>
               <w:ind w:left="120"/>
             </w:pPr>
-            <w:hyperlink w:history="1" r:id="rIdubvxkhk9zopjok6lcrmz2">
+            <w:hyperlink w:history="1" r:id="rIdlbb0pykqraurphjgjmacg">
               <w:r>
                 <w:rPr>
                   <w:rFonts w:ascii="Arial" w:cs="Arial" w:eastAsia="Arial" w:hAnsi="Arial"/>
@@ -18386,7 +18771,7 @@
             <w:pPr>
               <w:spacing w:after="20" w:before="0"/>
             </w:pPr>
-            <w:hyperlink w:history="1" r:id="rIdwu1liyevajchjh7zbvhsd">
+            <w:hyperlink w:history="1" r:id="rId1dpx3yfkl_-hrdo9e0xmr">
               <w:r>
                 <w:rPr>
                   <w:rFonts w:ascii="Arial" w:cs="Arial" w:eastAsia="Arial" w:hAnsi="Arial"/>
@@ -18419,7 +18804,7 @@
               <w:spacing w:after="10" w:before="0"/>
               <w:ind w:left="120"/>
             </w:pPr>
-            <w:hyperlink w:history="1" r:id="rIdxj-beax25ion-xorwmwj0">
+            <w:hyperlink w:history="1" r:id="rIdzpz83cizmxxuczjk1jeza">
               <w:r>
                 <w:rPr>
                   <w:rFonts w:ascii="Arial" w:cs="Arial" w:eastAsia="Arial" w:hAnsi="Arial"/>
@@ -18447,6 +18832,7 @@
           </w:tcPr>
           <w:p>
             <w:pPr>
+              <w:keepNext w:val="false"/>
               <w:spacing w:after="40" w:before="0"/>
               <w:jc w:val="left"/>
             </w:pPr>
@@ -18479,6 +18865,7 @@
           </w:tcPr>
           <w:p>
             <w:pPr>
+              <w:keepNext w:val="false"/>
               <w:spacing w:after="40" w:before="0"/>
               <w:jc w:val="left"/>
             </w:pPr>
@@ -18511,6 +18898,7 @@
           </w:tcPr>
           <w:p>
             <w:pPr>
+              <w:keepNext w:val="false"/>
               <w:spacing w:after="40" w:before="0"/>
               <w:jc w:val="left"/>
             </w:pPr>
@@ -18543,6 +18931,7 @@
           </w:tcPr>
           <w:p>
             <w:pPr>
+              <w:keepNext w:val="false"/>
               <w:spacing w:after="40" w:before="0"/>
               <w:jc w:val="left"/>
             </w:pPr>
@@ -18577,6 +18966,7 @@
           </w:tcPr>
           <w:p>
             <w:pPr>
+              <w:keepNext w:val="false"/>
               <w:spacing w:after="40" w:before="0"/>
               <w:jc w:val="left"/>
             </w:pPr>
@@ -18614,7 +19004,7 @@
             <w:pPr>
               <w:spacing w:after="20" w:before="0"/>
             </w:pPr>
-            <w:hyperlink w:history="1" r:id="rIdulsqpiymsdx8baq-re_ov">
+            <w:hyperlink w:history="1" r:id="rIdeg7rdebtr10rxkktxbi8d">
               <w:r>
                 <w:rPr>
                   <w:rFonts w:ascii="Arial" w:cs="Arial" w:eastAsia="Arial" w:hAnsi="Arial"/>
@@ -18647,7 +19037,7 @@
               <w:spacing w:after="10" w:before="0"/>
               <w:ind w:left="120"/>
             </w:pPr>
-            <w:hyperlink w:history="1" r:id="rId2godvz_dfgm_xwkjwduyq">
+            <w:hyperlink w:history="1" r:id="rIdoatl4o18iglhyjvcm_a1y">
               <w:r>
                 <w:rPr>
                   <w:rFonts w:ascii="Arial" w:cs="Arial" w:eastAsia="Arial" w:hAnsi="Arial"/>
@@ -18692,7 +19082,7 @@
             <w:pPr>
               <w:spacing w:after="20" w:before="0"/>
             </w:pPr>
-            <w:hyperlink w:history="1" r:id="rIdobivbv8zdajrqym2vevui">
+            <w:hyperlink w:history="1" r:id="rId-aardydb8w15mu17ksoeo">
               <w:r>
                 <w:rPr>
                   <w:rFonts w:ascii="Arial" w:cs="Arial" w:eastAsia="Arial" w:hAnsi="Arial"/>
@@ -18741,7 +19131,7 @@
               <w:spacing w:after="10" w:before="0"/>
               <w:ind w:left="120"/>
             </w:pPr>
-            <w:hyperlink w:history="1" r:id="rIdnqubgdtcfgphe_xtbwbs7">
+            <w:hyperlink w:history="1" r:id="rId1uxzxsrpp7by_6g2bov2q">
               <w:r>
                 <w:rPr>
                   <w:rFonts w:ascii="Arial" w:cs="Arial" w:eastAsia="Arial" w:hAnsi="Arial"/>
@@ -18769,6 +19159,7 @@
           </w:tcPr>
           <w:p>
             <w:pPr>
+              <w:keepNext w:val="false"/>
               <w:spacing w:after="40" w:before="0"/>
               <w:jc w:val="left"/>
             </w:pPr>
@@ -18801,6 +19192,7 @@
           </w:tcPr>
           <w:p>
             <w:pPr>
+              <w:keepNext w:val="false"/>
               <w:spacing w:after="40" w:before="0"/>
               <w:jc w:val="left"/>
             </w:pPr>
@@ -18833,6 +19225,7 @@
           </w:tcPr>
           <w:p>
             <w:pPr>
+              <w:keepNext w:val="false"/>
               <w:spacing w:after="40" w:before="0"/>
               <w:jc w:val="left"/>
             </w:pPr>
@@ -18865,6 +19258,7 @@
           </w:tcPr>
           <w:p>
             <w:pPr>
+              <w:keepNext w:val="false"/>
               <w:spacing w:after="40" w:before="0"/>
               <w:jc w:val="left"/>
             </w:pPr>
@@ -18899,6 +19293,7 @@
           </w:tcPr>
           <w:p>
             <w:pPr>
+              <w:keepNext w:val="false"/>
               <w:spacing w:after="40" w:before="0"/>
               <w:jc w:val="left"/>
             </w:pPr>
@@ -18936,7 +19331,7 @@
             <w:pPr>
               <w:spacing w:after="20" w:before="0"/>
             </w:pPr>
-            <w:hyperlink w:history="1" r:id="rIdwjvi7fwun1hk0ijnfnz7v">
+            <w:hyperlink w:history="1" r:id="rId4e4kqf193zyz0iwtdclqv">
               <w:r>
                 <w:rPr>
                   <w:rFonts w:ascii="Arial" w:cs="Arial" w:eastAsia="Arial" w:hAnsi="Arial"/>
@@ -18969,7 +19364,7 @@
               <w:spacing w:after="10" w:before="0"/>
               <w:ind w:left="120"/>
             </w:pPr>
-            <w:hyperlink w:history="1" r:id="rIdl2bmzj6yy8j8ejskvoqvw">
+            <w:hyperlink w:history="1" r:id="rIdrex_ksa86pqlgarqjkbyr">
               <w:r>
                 <w:rPr>
                   <w:rFonts w:ascii="Arial" w:cs="Arial" w:eastAsia="Arial" w:hAnsi="Arial"/>
@@ -19014,7 +19409,7 @@
             <w:pPr>
               <w:spacing w:after="20" w:before="0"/>
             </w:pPr>
-            <w:hyperlink w:history="1" r:id="rIdgrcosykql9yvurye3fzpv">
+            <w:hyperlink w:history="1" r:id="rIdmbixa0ew3axkdenntwiup">
               <w:r>
                 <w:rPr>
                   <w:rFonts w:ascii="Arial" w:cs="Arial" w:eastAsia="Arial" w:hAnsi="Arial"/>
@@ -19063,7 +19458,7 @@
               <w:spacing w:after="10" w:before="0"/>
               <w:ind w:left="120"/>
             </w:pPr>
-            <w:hyperlink w:history="1" r:id="rIdks2kkfzqqs5mvqfoezeoe">
+            <w:hyperlink w:history="1" r:id="rId7egldtoyry3ijbr7do8rr">
               <w:r>
                 <w:rPr>
                   <w:rFonts w:ascii="Arial" w:cs="Arial" w:eastAsia="Arial" w:hAnsi="Arial"/>
@@ -19091,6 +19486,7 @@
           </w:tcPr>
           <w:p>
             <w:pPr>
+              <w:keepNext w:val="false"/>
               <w:spacing w:after="40" w:before="0"/>
               <w:jc w:val="left"/>
             </w:pPr>
@@ -19123,6 +19519,7 @@
           </w:tcPr>
           <w:p>
             <w:pPr>
+              <w:keepNext w:val="false"/>
               <w:spacing w:after="40" w:before="0"/>
               <w:jc w:val="left"/>
             </w:pPr>
@@ -19155,6 +19552,7 @@
           </w:tcPr>
           <w:p>
             <w:pPr>
+              <w:keepNext w:val="false"/>
               <w:spacing w:after="40" w:before="0"/>
               <w:jc w:val="left"/>
             </w:pPr>
@@ -19187,6 +19585,7 @@
           </w:tcPr>
           <w:p>
             <w:pPr>
+              <w:keepNext w:val="false"/>
               <w:spacing w:after="40" w:before="0"/>
               <w:jc w:val="left"/>
             </w:pPr>
@@ -19221,6 +19620,7 @@
           </w:tcPr>
           <w:p>
             <w:pPr>
+              <w:keepNext w:val="false"/>
               <w:spacing w:after="40" w:before="0"/>
               <w:jc w:val="left"/>
             </w:pPr>
@@ -19258,7 +19658,7 @@
             <w:pPr>
               <w:spacing w:after="20" w:before="0"/>
             </w:pPr>
-            <w:hyperlink w:history="1" r:id="rIdd2x43pbwaebdn4eioi-zn">
+            <w:hyperlink w:history="1" r:id="rIdw6udbd-6we8zpl4qtl1w5">
               <w:r>
                 <w:rPr>
                   <w:rFonts w:ascii="Arial" w:cs="Arial" w:eastAsia="Arial" w:hAnsi="Arial"/>
@@ -19307,7 +19707,7 @@
               <w:spacing w:after="10" w:before="0"/>
               <w:ind w:left="120"/>
             </w:pPr>
-            <w:hyperlink w:history="1" r:id="rIdbrntkuvuxkyhtmrfaf3eo">
+            <w:hyperlink w:history="1" r:id="rIdhwmjkm-xcfdqqvzqui9y1">
               <w:r>
                 <w:rPr>
                   <w:rFonts w:ascii="Arial" w:cs="Arial" w:eastAsia="Arial" w:hAnsi="Arial"/>
@@ -19352,7 +19752,7 @@
             <w:pPr>
               <w:spacing w:after="20" w:before="0"/>
             </w:pPr>
-            <w:hyperlink w:history="1" r:id="rIdkbapi8_jelmcz0tqnvwh3">
+            <w:hyperlink w:history="1" r:id="rIdd6leaq-017meusmbhfvy2">
               <w:r>
                 <w:rPr>
                   <w:rFonts w:ascii="Arial" w:cs="Arial" w:eastAsia="Arial" w:hAnsi="Arial"/>
@@ -19401,7 +19801,7 @@
               <w:spacing w:after="10" w:before="0"/>
               <w:ind w:left="120"/>
             </w:pPr>
-            <w:hyperlink w:history="1" r:id="rIdm9lwm3xzy5-1shmbs8mgk">
+            <w:hyperlink w:history="1" r:id="rIdchredgmjjkbfvssln6cye">
               <w:r>
                 <w:rPr>
                   <w:rFonts w:ascii="Arial" w:cs="Arial" w:eastAsia="Arial" w:hAnsi="Arial"/>
@@ -19429,6 +19829,7 @@
           </w:tcPr>
           <w:p>
             <w:pPr>
+              <w:keepNext w:val="false"/>
               <w:spacing w:after="40" w:before="0"/>
               <w:jc w:val="left"/>
             </w:pPr>
@@ -19461,6 +19862,7 @@
           </w:tcPr>
           <w:p>
             <w:pPr>
+              <w:keepNext w:val="false"/>
               <w:spacing w:after="40" w:before="0"/>
               <w:jc w:val="left"/>
             </w:pPr>
@@ -19493,6 +19895,7 @@
           </w:tcPr>
           <w:p>
             <w:pPr>
+              <w:keepNext w:val="false"/>
               <w:spacing w:after="40" w:before="0"/>
               <w:jc w:val="left"/>
             </w:pPr>
@@ -19525,6 +19928,7 @@
           </w:tcPr>
           <w:p>
             <w:pPr>
+              <w:keepNext w:val="false"/>
               <w:spacing w:after="40" w:before="0"/>
               <w:jc w:val="left"/>
             </w:pPr>
@@ -19584,6 +19988,7 @@
           </w:tcPr>
           <w:p>
             <w:pPr>
+              <w:keepNext w:val="false"/>
               <w:spacing w:after="40" w:before="0"/>
               <w:jc w:val="center"/>
             </w:pPr>
@@ -19618,6 +20023,7 @@
           </w:tcPr>
           <w:p>
             <w:pPr>
+              <w:keepNext w:val="false"/>
               <w:spacing w:after="40" w:before="0"/>
               <w:jc w:val="left"/>
             </w:pPr>
@@ -19679,6 +20085,7 @@
           </w:tcPr>
           <w:p>
             <w:pPr>
+              <w:keepNext w:val="false"/>
               <w:spacing w:after="40" w:before="0"/>
               <w:jc w:val="center"/>
             </w:pPr>
@@ -19713,6 +20120,7 @@
           </w:tcPr>
           <w:p>
             <w:pPr>
+              <w:keepNext w:val="false"/>
               <w:spacing w:after="40" w:before="0"/>
               <w:jc w:val="left"/>
             </w:pPr>
@@ -19745,6 +20153,7 @@
           </w:tcPr>
           <w:p>
             <w:pPr>
+              <w:keepNext w:val="false"/>
               <w:spacing w:after="40" w:before="0"/>
               <w:jc w:val="left"/>
             </w:pPr>
@@ -19779,6 +20188,7 @@
           </w:tcPr>
           <w:p>
             <w:pPr>
+              <w:keepNext w:val="false"/>
               <w:spacing w:after="40" w:before="0"/>
               <w:jc w:val="left"/>
             </w:pPr>
@@ -19811,6 +20221,7 @@
           </w:tcPr>
           <w:p>
             <w:pPr>
+              <w:keepNext w:val="false"/>
               <w:spacing w:after="40" w:before="0"/>
               <w:jc w:val="left"/>
             </w:pPr>
@@ -19845,6 +20256,7 @@
           </w:tcPr>
           <w:p>
             <w:pPr>
+              <w:keepNext w:val="false"/>
               <w:spacing w:after="40" w:before="0"/>
               <w:jc w:val="left"/>
             </w:pPr>
@@ -19877,6 +20289,7 @@
           </w:tcPr>
           <w:p>
             <w:pPr>
+              <w:keepNext w:val="false"/>
               <w:spacing w:after="40" w:before="0"/>
               <w:jc w:val="left"/>
             </w:pPr>
@@ -19913,7 +20326,7 @@
         </w:rPr>
         <w:t xml:space="preserve">© 2026 SeaVuria and ARES. Aligned with KICD objectives. Developed by SeaVuria; technical implementation by ARES (with AI assistance from Claude). Licensed under </w:t>
       </w:r>
-      <w:hyperlink w:history="1" r:id="rIdnjmz1vx1ckrqlwllh7dq5">
+      <w:hyperlink w:history="1" r:id="rIdvyfy70bde9qmrzkwu_aed">
         <w:r>
           <w:rPr>
             <w:rFonts w:ascii="Arial" w:cs="Arial" w:eastAsia="Arial" w:hAnsi="Arial"/>
@@ -19934,7 +20347,7 @@
         </w:rPr>
         <w:t xml:space="preserve"> (</w:t>
       </w:r>
-      <w:hyperlink w:history="1" r:id="rId1v8qdszpfdyeyaii26sb9">
+      <w:hyperlink w:history="1" r:id="rId2wkjojeaqsjfq4eaoaofb">
         <w:r>
           <w:rPr>
             <w:rFonts w:ascii="Arial" w:cs="Arial" w:eastAsia="Arial" w:hAnsi="Arial"/>
@@ -19994,6 +20407,7 @@
           </w:tcPr>
           <w:p>
             <w:pPr>
+              <w:keepNext w:val="false"/>
               <w:spacing w:after="40" w:before="0"/>
               <w:jc w:val="center"/>
             </w:pPr>
@@ -20029,6 +20443,7 @@
           </w:tcPr>
           <w:p>
             <w:pPr>
+              <w:keepNext w:val="false"/>
               <w:spacing w:after="40" w:before="0"/>
               <w:jc w:val="center"/>
             </w:pPr>
@@ -20063,6 +20478,7 @@
           </w:tcPr>
           <w:p>
             <w:pPr>
+              <w:keepNext w:val="false"/>
               <w:spacing w:after="40" w:before="0"/>
               <w:jc w:val="left"/>
             </w:pPr>
@@ -20095,6 +20511,7 @@
           </w:tcPr>
           <w:p>
             <w:pPr>
+              <w:keepNext w:val="false"/>
               <w:spacing w:after="40" w:before="0"/>
               <w:jc w:val="left"/>
             </w:pPr>
@@ -20129,6 +20546,7 @@
           </w:tcPr>
           <w:p>
             <w:pPr>
+              <w:keepNext w:val="false"/>
               <w:spacing w:after="40" w:before="0"/>
               <w:jc w:val="left"/>
             </w:pPr>
@@ -20161,6 +20579,7 @@
           </w:tcPr>
           <w:p>
             <w:pPr>
+              <w:keepNext w:val="false"/>
               <w:spacing w:after="40" w:before="0"/>
               <w:jc w:val="left"/>
             </w:pPr>
@@ -20195,6 +20614,7 @@
           </w:tcPr>
           <w:p>
             <w:pPr>
+              <w:keepNext w:val="false"/>
               <w:spacing w:after="40" w:before="0"/>
               <w:jc w:val="left"/>
             </w:pPr>
@@ -20227,6 +20647,7 @@
           </w:tcPr>
           <w:p>
             <w:pPr>
+              <w:keepNext w:val="false"/>
               <w:spacing w:after="40" w:before="0"/>
               <w:jc w:val="left"/>
             </w:pPr>
@@ -20261,6 +20682,7 @@
           </w:tcPr>
           <w:p>
             <w:pPr>
+              <w:keepNext w:val="false"/>
               <w:spacing w:after="40" w:before="0"/>
               <w:jc w:val="left"/>
             </w:pPr>
@@ -20293,6 +20715,7 @@
           </w:tcPr>
           <w:p>
             <w:pPr>
+              <w:keepNext w:val="false"/>
               <w:spacing w:after="40" w:before="0"/>
               <w:jc w:val="left"/>
             </w:pPr>
@@ -20327,6 +20750,7 @@
           </w:tcPr>
           <w:p>
             <w:pPr>
+              <w:keepNext w:val="false"/>
               <w:spacing w:after="40" w:before="0"/>
               <w:jc w:val="left"/>
             </w:pPr>
@@ -20359,6 +20783,7 @@
           </w:tcPr>
           <w:p>
             <w:pPr>
+              <w:keepNext w:val="false"/>
               <w:spacing w:after="40" w:before="0"/>
               <w:jc w:val="left"/>
             </w:pPr>
@@ -20393,6 +20818,7 @@
           </w:tcPr>
           <w:p>
             <w:pPr>
+              <w:keepNext w:val="false"/>
               <w:spacing w:after="40" w:before="0"/>
               <w:jc w:val="left"/>
             </w:pPr>
@@ -20425,6 +20851,7 @@
           </w:tcPr>
           <w:p>
             <w:pPr>
+              <w:keepNext w:val="false"/>
               <w:spacing w:after="40" w:before="0"/>
               <w:jc w:val="left"/>
             </w:pPr>
@@ -20459,6 +20886,7 @@
           </w:tcPr>
           <w:p>
             <w:pPr>
+              <w:keepNext w:val="false"/>
               <w:spacing w:after="40" w:before="0"/>
               <w:jc w:val="left"/>
             </w:pPr>
@@ -20491,6 +20919,7 @@
           </w:tcPr>
           <w:p>
             <w:pPr>
+              <w:keepNext w:val="false"/>
               <w:spacing w:after="40" w:before="0"/>
               <w:jc w:val="left"/>
             </w:pPr>
@@ -20525,6 +20954,7 @@
           </w:tcPr>
           <w:p>
             <w:pPr>
+              <w:keepNext w:val="false"/>
               <w:spacing w:after="40" w:before="0"/>
               <w:jc w:val="left"/>
             </w:pPr>
@@ -20557,6 +20987,7 @@
           </w:tcPr>
           <w:p>
             <w:pPr>
+              <w:keepNext w:val="false"/>
               <w:spacing w:after="40" w:before="0"/>
               <w:jc w:val="left"/>
             </w:pPr>
@@ -20616,6 +21047,7 @@
           </w:tcPr>
           <w:p>
             <w:pPr>
+              <w:keepNext w:val="false"/>
               <w:spacing w:after="40" w:before="0"/>
               <w:jc w:val="center"/>
             </w:pPr>
@@ -20650,6 +21082,7 @@
           </w:tcPr>
           <w:p>
             <w:pPr>
+              <w:keepNext w:val="false"/>
               <w:spacing w:after="40" w:before="0"/>
               <w:jc w:val="left"/>
             </w:pPr>
@@ -20714,6 +21147,7 @@
           </w:tcPr>
           <w:p>
             <w:pPr>
+              <w:keepNext w:val="false"/>
               <w:spacing w:after="40" w:before="0"/>
               <w:jc w:val="center"/>
             </w:pPr>
@@ -20748,6 +21182,7 @@
           </w:tcPr>
           <w:p>
             <w:pPr>
+              <w:keepNext w:val="false"/>
               <w:spacing w:after="40" w:before="0"/>
               <w:jc w:val="left"/>
             </w:pPr>
@@ -20780,6 +21215,7 @@
           </w:tcPr>
           <w:p>
             <w:pPr>
+              <w:keepNext w:val="false"/>
               <w:spacing w:after="40" w:before="0"/>
               <w:jc w:val="left"/>
             </w:pPr>
@@ -20812,6 +21248,7 @@
           </w:tcPr>
           <w:p>
             <w:pPr>
+              <w:keepNext w:val="false"/>
               <w:spacing w:after="40" w:before="0"/>
               <w:jc w:val="left"/>
             </w:pPr>
@@ -20844,6 +21281,7 @@
           </w:tcPr>
           <w:p>
             <w:pPr>
+              <w:keepNext w:val="false"/>
               <w:spacing w:after="40" w:before="0"/>
               <w:jc w:val="left"/>
             </w:pPr>
@@ -20876,6 +21314,7 @@
           </w:tcPr>
           <w:p>
             <w:pPr>
+              <w:keepNext w:val="false"/>
               <w:spacing w:after="40" w:before="0"/>
               <w:jc w:val="left"/>
             </w:pPr>
@@ -20910,6 +21349,7 @@
           </w:tcPr>
           <w:p>
             <w:pPr>
+              <w:keepNext w:val="false"/>
               <w:spacing w:after="40" w:before="0"/>
               <w:jc w:val="left"/>
             </w:pPr>
@@ -20947,7 +21387,7 @@
             <w:pPr>
               <w:spacing w:after="20" w:before="0"/>
             </w:pPr>
-            <w:hyperlink w:history="1" r:id="rIdvhdkgkgjda-xy0qewzrop">
+            <w:hyperlink w:history="1" r:id="rIdb1jbqtidm1c87ypo9ww7u">
               <w:r>
                 <w:rPr>
                   <w:rFonts w:ascii="Arial" w:cs="Arial" w:eastAsia="Arial" w:hAnsi="Arial"/>
@@ -20980,7 +21420,7 @@
               <w:spacing w:after="10" w:before="0"/>
               <w:ind w:left="120"/>
             </w:pPr>
-            <w:hyperlink w:history="1" r:id="rIdanuxgf7pkxcpk4v_upwnj">
+            <w:hyperlink w:history="1" r:id="rIdljdyn3ol4re5-wfbvn2bc">
               <w:r>
                 <w:rPr>
                   <w:rFonts w:ascii="Arial" w:cs="Arial" w:eastAsia="Arial" w:hAnsi="Arial"/>
@@ -21025,7 +21465,7 @@
             <w:pPr>
               <w:spacing w:after="20" w:before="0"/>
             </w:pPr>
-            <w:hyperlink w:history="1" r:id="rId8tcljylqj8sco95fzd_fd">
+            <w:hyperlink w:history="1" r:id="rId3b521pzbqkbjxwysaq7vc">
               <w:r>
                 <w:rPr>
                   <w:rFonts w:ascii="Arial" w:cs="Arial" w:eastAsia="Arial" w:hAnsi="Arial"/>
@@ -21058,7 +21498,7 @@
               <w:spacing w:after="10" w:before="0"/>
               <w:ind w:left="120"/>
             </w:pPr>
-            <w:hyperlink w:history="1" r:id="rIdmzkpbmkgnwolvd18z1llr">
+            <w:hyperlink w:history="1" r:id="rIdgaicvfnkz5yxd9uyw2h6_">
               <w:r>
                 <w:rPr>
                   <w:rFonts w:ascii="Arial" w:cs="Arial" w:eastAsia="Arial" w:hAnsi="Arial"/>
@@ -21086,6 +21526,7 @@
           </w:tcPr>
           <w:p>
             <w:pPr>
+              <w:keepNext w:val="false"/>
               <w:spacing w:after="40" w:before="0"/>
               <w:jc w:val="left"/>
             </w:pPr>
@@ -21118,6 +21559,7 @@
           </w:tcPr>
           <w:p>
             <w:pPr>
+              <w:keepNext w:val="false"/>
               <w:spacing w:after="40" w:before="0"/>
               <w:jc w:val="left"/>
             </w:pPr>
@@ -21150,6 +21592,7 @@
           </w:tcPr>
           <w:p>
             <w:pPr>
+              <w:keepNext w:val="false"/>
               <w:spacing w:after="40" w:before="0"/>
               <w:jc w:val="left"/>
             </w:pPr>
@@ -21182,6 +21625,7 @@
           </w:tcPr>
           <w:p>
             <w:pPr>
+              <w:keepNext w:val="false"/>
               <w:spacing w:after="40" w:before="0"/>
               <w:jc w:val="left"/>
             </w:pPr>
@@ -21216,6 +21660,7 @@
           </w:tcPr>
           <w:p>
             <w:pPr>
+              <w:keepNext w:val="false"/>
               <w:spacing w:after="40" w:before="0"/>
               <w:jc w:val="left"/>
             </w:pPr>
@@ -21253,7 +21698,7 @@
             <w:pPr>
               <w:spacing w:after="20" w:before="0"/>
             </w:pPr>
-            <w:hyperlink w:history="1" r:id="rIdmt_arwk3ycgtbo3bu3d6p">
+            <w:hyperlink w:history="1" r:id="rIdle6cpqh_qv72voah0igkh">
               <w:r>
                 <w:rPr>
                   <w:rFonts w:ascii="Arial" w:cs="Arial" w:eastAsia="Arial" w:hAnsi="Arial"/>
@@ -21286,7 +21731,7 @@
               <w:spacing w:after="10" w:before="0"/>
               <w:ind w:left="120"/>
             </w:pPr>
-            <w:hyperlink w:history="1" r:id="rIdhaqiraf7bkpsleszhflqh">
+            <w:hyperlink w:history="1" r:id="rIdu94mzrbs1gzxcuhg_mahq">
               <w:r>
                 <w:rPr>
                   <w:rFonts w:ascii="Arial" w:cs="Arial" w:eastAsia="Arial" w:hAnsi="Arial"/>
@@ -21331,7 +21776,7 @@
             <w:pPr>
               <w:spacing w:after="20" w:before="0"/>
             </w:pPr>
-            <w:hyperlink w:history="1" r:id="rIdqubkl8bap-eiv2h8mcy78">
+            <w:hyperlink w:history="1" r:id="rIdzykavjzxsneaitryfg8lo">
               <w:r>
                 <w:rPr>
                   <w:rFonts w:ascii="Arial" w:cs="Arial" w:eastAsia="Arial" w:hAnsi="Arial"/>
@@ -21364,7 +21809,7 @@
               <w:spacing w:after="10" w:before="0"/>
               <w:ind w:left="120"/>
             </w:pPr>
-            <w:hyperlink w:history="1" r:id="rIdo7ztsj6g236urxhvghx4w">
+            <w:hyperlink w:history="1" r:id="rIdzz99ddwnqttv8dajal_-h">
               <w:r>
                 <w:rPr>
                   <w:rFonts w:ascii="Arial" w:cs="Arial" w:eastAsia="Arial" w:hAnsi="Arial"/>
@@ -21392,6 +21837,7 @@
           </w:tcPr>
           <w:p>
             <w:pPr>
+              <w:keepNext w:val="false"/>
               <w:spacing w:after="40" w:before="0"/>
               <w:jc w:val="left"/>
             </w:pPr>
@@ -21424,6 +21870,7 @@
           </w:tcPr>
           <w:p>
             <w:pPr>
+              <w:keepNext w:val="false"/>
               <w:spacing w:after="40" w:before="0"/>
               <w:jc w:val="left"/>
             </w:pPr>
@@ -21456,6 +21903,7 @@
           </w:tcPr>
           <w:p>
             <w:pPr>
+              <w:keepNext w:val="false"/>
               <w:spacing w:after="40" w:before="0"/>
               <w:jc w:val="left"/>
             </w:pPr>
@@ -21488,6 +21936,7 @@
           </w:tcPr>
           <w:p>
             <w:pPr>
+              <w:keepNext w:val="false"/>
               <w:spacing w:after="40" w:before="0"/>
               <w:jc w:val="left"/>
             </w:pPr>
@@ -21522,6 +21971,7 @@
           </w:tcPr>
           <w:p>
             <w:pPr>
+              <w:keepNext w:val="false"/>
               <w:spacing w:after="40" w:before="0"/>
               <w:jc w:val="left"/>
             </w:pPr>
@@ -21559,7 +22009,7 @@
             <w:pPr>
               <w:spacing w:after="20" w:before="0"/>
             </w:pPr>
-            <w:hyperlink w:history="1" r:id="rIdv8ewljnuekojzf1ccd-0j">
+            <w:hyperlink w:history="1" r:id="rIdf6ddr0akiuwcumopw1y9n">
               <w:r>
                 <w:rPr>
                   <w:rFonts w:ascii="Arial" w:cs="Arial" w:eastAsia="Arial" w:hAnsi="Arial"/>
@@ -21592,7 +22042,7 @@
               <w:spacing w:after="10" w:before="0"/>
               <w:ind w:left="120"/>
             </w:pPr>
-            <w:hyperlink w:history="1" r:id="rId7twsv8jk5dc0plttjlbwf">
+            <w:hyperlink w:history="1" r:id="rIdtipthlohqn1s4ogw0sijf">
               <w:r>
                 <w:rPr>
                   <w:rFonts w:ascii="Arial" w:cs="Arial" w:eastAsia="Arial" w:hAnsi="Arial"/>
@@ -21637,7 +22087,7 @@
             <w:pPr>
               <w:spacing w:after="20" w:before="0"/>
             </w:pPr>
-            <w:hyperlink w:history="1" r:id="rIdq91k1-g9oxedig5j2zqrl">
+            <w:hyperlink w:history="1" r:id="rId7sm6ikgugxjov07zabfhg">
               <w:r>
                 <w:rPr>
                   <w:rFonts w:ascii="Arial" w:cs="Arial" w:eastAsia="Arial" w:hAnsi="Arial"/>
@@ -21670,7 +22120,7 @@
               <w:spacing w:after="10" w:before="0"/>
               <w:ind w:left="120"/>
             </w:pPr>
-            <w:hyperlink w:history="1" r:id="rId2new1xsya6uvl8h9jyl73">
+            <w:hyperlink w:history="1" r:id="rIdz_fhr96l7iqjdu2eyeifq">
               <w:r>
                 <w:rPr>
                   <w:rFonts w:ascii="Arial" w:cs="Arial" w:eastAsia="Arial" w:hAnsi="Arial"/>
@@ -21698,6 +22148,7 @@
           </w:tcPr>
           <w:p>
             <w:pPr>
+              <w:keepNext w:val="false"/>
               <w:spacing w:after="40" w:before="0"/>
               <w:jc w:val="left"/>
             </w:pPr>
@@ -21730,6 +22181,7 @@
           </w:tcPr>
           <w:p>
             <w:pPr>
+              <w:keepNext w:val="false"/>
               <w:spacing w:after="40" w:before="0"/>
               <w:jc w:val="left"/>
             </w:pPr>
@@ -21762,6 +22214,7 @@
           </w:tcPr>
           <w:p>
             <w:pPr>
+              <w:keepNext w:val="false"/>
               <w:spacing w:after="40" w:before="0"/>
               <w:jc w:val="left"/>
             </w:pPr>
@@ -21794,6 +22247,7 @@
           </w:tcPr>
           <w:p>
             <w:pPr>
+              <w:keepNext w:val="false"/>
               <w:spacing w:after="40" w:before="0"/>
               <w:jc w:val="left"/>
             </w:pPr>
@@ -21828,6 +22282,7 @@
           </w:tcPr>
           <w:p>
             <w:pPr>
+              <w:keepNext w:val="false"/>
               <w:spacing w:after="40" w:before="0"/>
               <w:jc w:val="left"/>
             </w:pPr>
@@ -21865,7 +22320,7 @@
             <w:pPr>
               <w:spacing w:after="20" w:before="0"/>
             </w:pPr>
-            <w:hyperlink w:history="1" r:id="rIdxsjzshsqluif0a5xr_cpd">
+            <w:hyperlink w:history="1" r:id="rIdcwiairor50c8huzib8l_m">
               <w:r>
                 <w:rPr>
                   <w:rFonts w:ascii="Arial" w:cs="Arial" w:eastAsia="Arial" w:hAnsi="Arial"/>
@@ -21898,7 +22353,7 @@
               <w:spacing w:after="10" w:before="0"/>
               <w:ind w:left="120"/>
             </w:pPr>
-            <w:hyperlink w:history="1" r:id="rIdzjlwgdyuy4rvzuyp_t5cx">
+            <w:hyperlink w:history="1" r:id="rIdutumarwljfopjwgu4hfoq">
               <w:r>
                 <w:rPr>
                   <w:rFonts w:ascii="Arial" w:cs="Arial" w:eastAsia="Arial" w:hAnsi="Arial"/>
@@ -21943,7 +22398,7 @@
             <w:pPr>
               <w:spacing w:after="20" w:before="0"/>
             </w:pPr>
-            <w:hyperlink w:history="1" r:id="rIds4ke_bgk1c9d2xxi-vqyd">
+            <w:hyperlink w:history="1" r:id="rIdigmytugfkqj7lfd7l7f34">
               <w:r>
                 <w:rPr>
                   <w:rFonts w:ascii="Arial" w:cs="Arial" w:eastAsia="Arial" w:hAnsi="Arial"/>
@@ -21976,7 +22431,7 @@
               <w:spacing w:after="10" w:before="0"/>
               <w:ind w:left="120"/>
             </w:pPr>
-            <w:hyperlink w:history="1" r:id="rId3l3g-wupg3e0fzisrp8g7">
+            <w:hyperlink w:history="1" r:id="rId8r4pyfv_w6vvlkklf66sh">
               <w:r>
                 <w:rPr>
                   <w:rFonts w:ascii="Arial" w:cs="Arial" w:eastAsia="Arial" w:hAnsi="Arial"/>
@@ -22004,6 +22459,7 @@
           </w:tcPr>
           <w:p>
             <w:pPr>
+              <w:keepNext w:val="false"/>
               <w:spacing w:after="40" w:before="0"/>
               <w:jc w:val="left"/>
             </w:pPr>
@@ -22036,6 +22492,7 @@
           </w:tcPr>
           <w:p>
             <w:pPr>
+              <w:keepNext w:val="false"/>
               <w:spacing w:after="40" w:before="0"/>
               <w:jc w:val="left"/>
             </w:pPr>
@@ -22068,6 +22525,7 @@
           </w:tcPr>
           <w:p>
             <w:pPr>
+              <w:keepNext w:val="false"/>
               <w:spacing w:after="40" w:before="0"/>
               <w:jc w:val="left"/>
             </w:pPr>
@@ -22100,6 +22558,7 @@
           </w:tcPr>
           <w:p>
             <w:pPr>
+              <w:keepNext w:val="false"/>
               <w:spacing w:after="40" w:before="0"/>
               <w:jc w:val="left"/>
             </w:pPr>
@@ -22134,6 +22593,7 @@
           </w:tcPr>
           <w:p>
             <w:pPr>
+              <w:keepNext w:val="false"/>
               <w:spacing w:after="40" w:before="0"/>
               <w:jc w:val="left"/>
             </w:pPr>
@@ -22171,7 +22631,7 @@
             <w:pPr>
               <w:spacing w:after="20" w:before="0"/>
             </w:pPr>
-            <w:hyperlink w:history="1" r:id="rIdyyqocg-v2ejsupeqvpmn4">
+            <w:hyperlink w:history="1" r:id="rIdssninzufahjr_ceilpjle">
               <w:r>
                 <w:rPr>
                   <w:rFonts w:ascii="Arial" w:cs="Arial" w:eastAsia="Arial" w:hAnsi="Arial"/>
@@ -22204,7 +22664,7 @@
               <w:spacing w:after="10" w:before="0"/>
               <w:ind w:left="120"/>
             </w:pPr>
-            <w:hyperlink w:history="1" r:id="rIdofd4tjwmchjyrnasedcbd">
+            <w:hyperlink w:history="1" r:id="rIdaxkjqb6puxcvorpluathe">
               <w:r>
                 <w:rPr>
                   <w:rFonts w:ascii="Arial" w:cs="Arial" w:eastAsia="Arial" w:hAnsi="Arial"/>
@@ -22249,7 +22709,7 @@
             <w:pPr>
               <w:spacing w:after="20" w:before="0"/>
             </w:pPr>
-            <w:hyperlink w:history="1" r:id="rIdqa1glqmnpo__lnwxvyi5u">
+            <w:hyperlink w:history="1" r:id="rId-y0t3h5zqrxphnaquvxqo">
               <w:r>
                 <w:rPr>
                   <w:rFonts w:ascii="Arial" w:cs="Arial" w:eastAsia="Arial" w:hAnsi="Arial"/>
@@ -22282,7 +22742,7 @@
               <w:spacing w:after="10" w:before="0"/>
               <w:ind w:left="120"/>
             </w:pPr>
-            <w:hyperlink w:history="1" r:id="rIdfnj-uy1ffawdltth0zp_3">
+            <w:hyperlink w:history="1" r:id="rIdruqp-90vj3f7je-nzatpo">
               <w:r>
                 <w:rPr>
                   <w:rFonts w:ascii="Arial" w:cs="Arial" w:eastAsia="Arial" w:hAnsi="Arial"/>
@@ -22310,6 +22770,7 @@
           </w:tcPr>
           <w:p>
             <w:pPr>
+              <w:keepNext w:val="false"/>
               <w:spacing w:after="40" w:before="0"/>
               <w:jc w:val="left"/>
             </w:pPr>
@@ -22342,6 +22803,7 @@
           </w:tcPr>
           <w:p>
             <w:pPr>
+              <w:keepNext w:val="false"/>
               <w:spacing w:after="40" w:before="0"/>
               <w:jc w:val="left"/>
             </w:pPr>
@@ -22374,6 +22836,7 @@
           </w:tcPr>
           <w:p>
             <w:pPr>
+              <w:keepNext w:val="false"/>
               <w:spacing w:after="40" w:before="0"/>
               <w:jc w:val="left"/>
             </w:pPr>
@@ -22406,6 +22869,7 @@
           </w:tcPr>
           <w:p>
             <w:pPr>
+              <w:keepNext w:val="false"/>
               <w:spacing w:after="40" w:before="0"/>
               <w:jc w:val="left"/>
             </w:pPr>
@@ -22465,6 +22929,7 @@
           </w:tcPr>
           <w:p>
             <w:pPr>
+              <w:keepNext w:val="false"/>
               <w:spacing w:after="40" w:before="0"/>
               <w:jc w:val="center"/>
             </w:pPr>
@@ -22499,6 +22964,7 @@
           </w:tcPr>
           <w:p>
             <w:pPr>
+              <w:keepNext w:val="false"/>
               <w:spacing w:after="40" w:before="0"/>
               <w:jc w:val="left"/>
             </w:pPr>
@@ -22560,6 +23026,7 @@
           </w:tcPr>
           <w:p>
             <w:pPr>
+              <w:keepNext w:val="false"/>
               <w:spacing w:after="40" w:before="0"/>
               <w:jc w:val="center"/>
             </w:pPr>
@@ -22594,6 +23061,7 @@
           </w:tcPr>
           <w:p>
             <w:pPr>
+              <w:keepNext w:val="false"/>
               <w:spacing w:after="40" w:before="0"/>
               <w:jc w:val="left"/>
             </w:pPr>
@@ -22626,6 +23094,7 @@
           </w:tcPr>
           <w:p>
             <w:pPr>
+              <w:keepNext w:val="false"/>
               <w:spacing w:after="40" w:before="0"/>
               <w:jc w:val="left"/>
             </w:pPr>
@@ -22660,6 +23129,7 @@
           </w:tcPr>
           <w:p>
             <w:pPr>
+              <w:keepNext w:val="false"/>
               <w:spacing w:after="40" w:before="0"/>
               <w:jc w:val="left"/>
             </w:pPr>
@@ -22692,6 +23162,7 @@
           </w:tcPr>
           <w:p>
             <w:pPr>
+              <w:keepNext w:val="false"/>
               <w:spacing w:after="40" w:before="0"/>
               <w:jc w:val="left"/>
             </w:pPr>
@@ -22726,6 +23197,7 @@
           </w:tcPr>
           <w:p>
             <w:pPr>
+              <w:keepNext w:val="false"/>
               <w:spacing w:after="40" w:before="0"/>
               <w:jc w:val="left"/>
             </w:pPr>
@@ -22758,6 +23230,7 @@
           </w:tcPr>
           <w:p>
             <w:pPr>
+              <w:keepNext w:val="false"/>
               <w:spacing w:after="40" w:before="0"/>
               <w:jc w:val="left"/>
             </w:pPr>
@@ -22794,7 +23267,7 @@
         </w:rPr>
         <w:t xml:space="preserve">© 2026 SeaVuria and ARES. Aligned with KICD objectives. Developed by SeaVuria; technical implementation by ARES (with AI assistance from Claude). Licensed under </w:t>
       </w:r>
-      <w:hyperlink w:history="1" r:id="rIdszysgqbil6rj_ojwsxuib">
+      <w:hyperlink w:history="1" r:id="rIdg0vqelfeun9iof2vpysvw">
         <w:r>
           <w:rPr>
             <w:rFonts w:ascii="Arial" w:cs="Arial" w:eastAsia="Arial" w:hAnsi="Arial"/>
@@ -22815,7 +23288,7 @@
         </w:rPr>
         <w:t xml:space="preserve"> (</w:t>
       </w:r>
-      <w:hyperlink w:history="1" r:id="rIdvtytd9exnbvb6q-27b4zd">
+      <w:hyperlink w:history="1" r:id="rIdnrpjenkfw74wfaforrz_x">
         <w:r>
           <w:rPr>
             <w:rFonts w:ascii="Arial" w:cs="Arial" w:eastAsia="Arial" w:hAnsi="Arial"/>
@@ -22875,6 +23348,7 @@
           </w:tcPr>
           <w:p>
             <w:pPr>
+              <w:keepNext w:val="false"/>
               <w:spacing w:after="40" w:before="0"/>
               <w:jc w:val="center"/>
             </w:pPr>
@@ -22910,6 +23384,7 @@
           </w:tcPr>
           <w:p>
             <w:pPr>
+              <w:keepNext w:val="false"/>
               <w:spacing w:after="40" w:before="0"/>
               <w:jc w:val="center"/>
             </w:pPr>
@@ -22944,6 +23419,7 @@
           </w:tcPr>
           <w:p>
             <w:pPr>
+              <w:keepNext w:val="false"/>
               <w:spacing w:after="40" w:before="0"/>
               <w:jc w:val="left"/>
             </w:pPr>
@@ -22976,6 +23452,7 @@
           </w:tcPr>
           <w:p>
             <w:pPr>
+              <w:keepNext w:val="false"/>
               <w:spacing w:after="40" w:before="0"/>
               <w:jc w:val="left"/>
             </w:pPr>
@@ -23010,6 +23487,7 @@
           </w:tcPr>
           <w:p>
             <w:pPr>
+              <w:keepNext w:val="false"/>
               <w:spacing w:after="40" w:before="0"/>
               <w:jc w:val="left"/>
             </w:pPr>
@@ -23042,6 +23520,7 @@
           </w:tcPr>
           <w:p>
             <w:pPr>
+              <w:keepNext w:val="false"/>
               <w:spacing w:after="40" w:before="0"/>
               <w:jc w:val="left"/>
             </w:pPr>
@@ -23076,6 +23555,7 @@
           </w:tcPr>
           <w:p>
             <w:pPr>
+              <w:keepNext w:val="false"/>
               <w:spacing w:after="40" w:before="0"/>
               <w:jc w:val="left"/>
             </w:pPr>
@@ -23108,6 +23588,7 @@
           </w:tcPr>
           <w:p>
             <w:pPr>
+              <w:keepNext w:val="false"/>
               <w:spacing w:after="40" w:before="0"/>
               <w:jc w:val="left"/>
             </w:pPr>
@@ -23142,6 +23623,7 @@
           </w:tcPr>
           <w:p>
             <w:pPr>
+              <w:keepNext w:val="false"/>
               <w:spacing w:after="40" w:before="0"/>
               <w:jc w:val="left"/>
             </w:pPr>
@@ -23174,6 +23656,7 @@
           </w:tcPr>
           <w:p>
             <w:pPr>
+              <w:keepNext w:val="false"/>
               <w:spacing w:after="40" w:before="0"/>
               <w:jc w:val="left"/>
             </w:pPr>
@@ -23208,6 +23691,7 @@
           </w:tcPr>
           <w:p>
             <w:pPr>
+              <w:keepNext w:val="false"/>
               <w:spacing w:after="40" w:before="0"/>
               <w:jc w:val="left"/>
             </w:pPr>
@@ -23240,6 +23724,7 @@
           </w:tcPr>
           <w:p>
             <w:pPr>
+              <w:keepNext w:val="false"/>
               <w:spacing w:after="40" w:before="0"/>
               <w:jc w:val="left"/>
             </w:pPr>
@@ -23274,6 +23759,7 @@
           </w:tcPr>
           <w:p>
             <w:pPr>
+              <w:keepNext w:val="false"/>
               <w:spacing w:after="40" w:before="0"/>
               <w:jc w:val="left"/>
             </w:pPr>
@@ -23306,6 +23792,7 @@
           </w:tcPr>
           <w:p>
             <w:pPr>
+              <w:keepNext w:val="false"/>
               <w:spacing w:after="40" w:before="0"/>
               <w:jc w:val="left"/>
             </w:pPr>
@@ -23340,6 +23827,7 @@
           </w:tcPr>
           <w:p>
             <w:pPr>
+              <w:keepNext w:val="false"/>
               <w:spacing w:after="40" w:before="0"/>
               <w:jc w:val="left"/>
             </w:pPr>
@@ -23372,6 +23860,7 @@
           </w:tcPr>
           <w:p>
             <w:pPr>
+              <w:keepNext w:val="false"/>
               <w:spacing w:after="40" w:before="0"/>
               <w:jc w:val="left"/>
             </w:pPr>
@@ -23406,6 +23895,7 @@
           </w:tcPr>
           <w:p>
             <w:pPr>
+              <w:keepNext w:val="false"/>
               <w:spacing w:after="40" w:before="0"/>
               <w:jc w:val="left"/>
             </w:pPr>
@@ -23438,6 +23928,7 @@
           </w:tcPr>
           <w:p>
             <w:pPr>
+              <w:keepNext w:val="false"/>
               <w:spacing w:after="40" w:before="0"/>
               <w:jc w:val="left"/>
             </w:pPr>
@@ -23497,6 +23988,7 @@
           </w:tcPr>
           <w:p>
             <w:pPr>
+              <w:keepNext w:val="false"/>
               <w:spacing w:after="40" w:before="0"/>
               <w:jc w:val="center"/>
             </w:pPr>
@@ -23531,6 +24023,7 @@
           </w:tcPr>
           <w:p>
             <w:pPr>
+              <w:keepNext w:val="false"/>
               <w:spacing w:after="40" w:before="0"/>
               <w:jc w:val="left"/>
             </w:pPr>
@@ -23595,6 +24088,7 @@
           </w:tcPr>
           <w:p>
             <w:pPr>
+              <w:keepNext w:val="false"/>
               <w:spacing w:after="40" w:before="0"/>
               <w:jc w:val="center"/>
             </w:pPr>
@@ -23629,6 +24123,7 @@
           </w:tcPr>
           <w:p>
             <w:pPr>
+              <w:keepNext w:val="false"/>
               <w:spacing w:after="40" w:before="0"/>
               <w:jc w:val="left"/>
             </w:pPr>
@@ -23661,6 +24156,7 @@
           </w:tcPr>
           <w:p>
             <w:pPr>
+              <w:keepNext w:val="false"/>
               <w:spacing w:after="40" w:before="0"/>
               <w:jc w:val="left"/>
             </w:pPr>
@@ -23693,6 +24189,7 @@
           </w:tcPr>
           <w:p>
             <w:pPr>
+              <w:keepNext w:val="false"/>
               <w:spacing w:after="40" w:before="0"/>
               <w:jc w:val="left"/>
             </w:pPr>
@@ -23725,6 +24222,7 @@
           </w:tcPr>
           <w:p>
             <w:pPr>
+              <w:keepNext w:val="false"/>
               <w:spacing w:after="40" w:before="0"/>
               <w:jc w:val="left"/>
             </w:pPr>
@@ -23757,6 +24255,7 @@
           </w:tcPr>
           <w:p>
             <w:pPr>
+              <w:keepNext w:val="false"/>
               <w:spacing w:after="40" w:before="0"/>
               <w:jc w:val="left"/>
             </w:pPr>
@@ -23791,6 +24290,7 @@
           </w:tcPr>
           <w:p>
             <w:pPr>
+              <w:keepNext w:val="false"/>
               <w:spacing w:after="40" w:before="0"/>
               <w:jc w:val="left"/>
             </w:pPr>
@@ -23828,7 +24328,7 @@
             <w:pPr>
               <w:spacing w:after="20" w:before="0"/>
             </w:pPr>
-            <w:hyperlink w:history="1" r:id="rIddnmdrbfg3da_lhut9w72s">
+            <w:hyperlink w:history="1" r:id="rIdjevw6igszk2v7qqv7a0hu">
               <w:r>
                 <w:rPr>
                   <w:rFonts w:ascii="Arial" w:cs="Arial" w:eastAsia="Arial" w:hAnsi="Arial"/>
@@ -23861,7 +24361,7 @@
               <w:spacing w:after="10" w:before="0"/>
               <w:ind w:left="120"/>
             </w:pPr>
-            <w:hyperlink w:history="1" r:id="rIdopkedi7g93082uokwji_t">
+            <w:hyperlink w:history="1" r:id="rId73dboao_mcmlue6ii4hgo">
               <w:r>
                 <w:rPr>
                   <w:rFonts w:ascii="Arial" w:cs="Arial" w:eastAsia="Arial" w:hAnsi="Arial"/>
@@ -23906,7 +24406,7 @@
             <w:pPr>
               <w:spacing w:after="20" w:before="0"/>
             </w:pPr>
-            <w:hyperlink w:history="1" r:id="rIdxxwcagro0m8oui6nvzsc1">
+            <w:hyperlink w:history="1" r:id="rIdaljuy5uw1vdidwjoyp9b_">
               <w:r>
                 <w:rPr>
                   <w:rFonts w:ascii="Arial" w:cs="Arial" w:eastAsia="Arial" w:hAnsi="Arial"/>
@@ -23939,7 +24439,7 @@
               <w:spacing w:after="10" w:before="0"/>
               <w:ind w:left="120"/>
             </w:pPr>
-            <w:hyperlink w:history="1" r:id="rIdckb5qgtw93_xm0yivsove">
+            <w:hyperlink w:history="1" r:id="rIdkxpbxjdjoydkbk4zu7qe1">
               <w:r>
                 <w:rPr>
                   <w:rFonts w:ascii="Arial" w:cs="Arial" w:eastAsia="Arial" w:hAnsi="Arial"/>
@@ -23967,6 +24467,7 @@
           </w:tcPr>
           <w:p>
             <w:pPr>
+              <w:keepNext w:val="false"/>
               <w:spacing w:after="40" w:before="0"/>
               <w:jc w:val="left"/>
             </w:pPr>
@@ -23999,6 +24500,7 @@
           </w:tcPr>
           <w:p>
             <w:pPr>
+              <w:keepNext w:val="false"/>
               <w:spacing w:after="40" w:before="0"/>
               <w:jc w:val="left"/>
             </w:pPr>
@@ -24031,6 +24533,7 @@
           </w:tcPr>
           <w:p>
             <w:pPr>
+              <w:keepNext w:val="false"/>
               <w:spacing w:after="40" w:before="0"/>
               <w:jc w:val="left"/>
             </w:pPr>
@@ -24063,6 +24566,7 @@
           </w:tcPr>
           <w:p>
             <w:pPr>
+              <w:keepNext w:val="false"/>
               <w:spacing w:after="40" w:before="0"/>
               <w:jc w:val="left"/>
             </w:pPr>
@@ -24097,6 +24601,7 @@
           </w:tcPr>
           <w:p>
             <w:pPr>
+              <w:keepNext w:val="false"/>
               <w:spacing w:after="40" w:before="0"/>
               <w:jc w:val="left"/>
             </w:pPr>
@@ -24134,7 +24639,7 @@
             <w:pPr>
               <w:spacing w:after="20" w:before="0"/>
             </w:pPr>
-            <w:hyperlink w:history="1" r:id="rIdf7i3mf6bqicjaoknyc9vn">
+            <w:hyperlink w:history="1" r:id="rIdiq_uhfstocx_fic_w3obx">
               <w:r>
                 <w:rPr>
                   <w:rFonts w:ascii="Arial" w:cs="Arial" w:eastAsia="Arial" w:hAnsi="Arial"/>
@@ -24167,7 +24672,7 @@
               <w:spacing w:after="10" w:before="0"/>
               <w:ind w:left="120"/>
             </w:pPr>
-            <w:hyperlink w:history="1" r:id="rIdhwjgfopyo9nr-dvgi5v-u">
+            <w:hyperlink w:history="1" r:id="rId_6dluzrf-98e3herxi6km">
               <w:r>
                 <w:rPr>
                   <w:rFonts w:ascii="Arial" w:cs="Arial" w:eastAsia="Arial" w:hAnsi="Arial"/>
@@ -24212,7 +24717,7 @@
             <w:pPr>
               <w:spacing w:after="20" w:before="0"/>
             </w:pPr>
-            <w:hyperlink w:history="1" r:id="rIdyoasaicpkcidq4ramyfve">
+            <w:hyperlink w:history="1" r:id="rId7_pamcb3ue-15b1a4ayhb">
               <w:r>
                 <w:rPr>
                   <w:rFonts w:ascii="Arial" w:cs="Arial" w:eastAsia="Arial" w:hAnsi="Arial"/>
@@ -24245,7 +24750,7 @@
               <w:spacing w:after="10" w:before="0"/>
               <w:ind w:left="120"/>
             </w:pPr>
-            <w:hyperlink w:history="1" r:id="rIdi9nzxqtxqjtec7g55ncym">
+            <w:hyperlink w:history="1" r:id="rId7-lwjybtqkj58t0cdflmx">
               <w:r>
                 <w:rPr>
                   <w:rFonts w:ascii="Arial" w:cs="Arial" w:eastAsia="Arial" w:hAnsi="Arial"/>
@@ -24273,6 +24778,7 @@
           </w:tcPr>
           <w:p>
             <w:pPr>
+              <w:keepNext w:val="false"/>
               <w:spacing w:after="40" w:before="0"/>
               <w:jc w:val="left"/>
             </w:pPr>
@@ -24305,6 +24811,7 @@
           </w:tcPr>
           <w:p>
             <w:pPr>
+              <w:keepNext w:val="false"/>
               <w:spacing w:after="40" w:before="0"/>
               <w:jc w:val="left"/>
             </w:pPr>
@@ -24337,6 +24844,7 @@
           </w:tcPr>
           <w:p>
             <w:pPr>
+              <w:keepNext w:val="false"/>
               <w:spacing w:after="40" w:before="0"/>
               <w:jc w:val="left"/>
             </w:pPr>
@@ -24369,6 +24877,7 @@
           </w:tcPr>
           <w:p>
             <w:pPr>
+              <w:keepNext w:val="false"/>
               <w:spacing w:after="40" w:before="0"/>
               <w:jc w:val="left"/>
             </w:pPr>
@@ -24403,6 +24912,7 @@
           </w:tcPr>
           <w:p>
             <w:pPr>
+              <w:keepNext w:val="false"/>
               <w:spacing w:after="40" w:before="0"/>
               <w:jc w:val="left"/>
             </w:pPr>
@@ -24440,7 +24950,7 @@
             <w:pPr>
               <w:spacing w:after="20" w:before="0"/>
             </w:pPr>
-            <w:hyperlink w:history="1" r:id="rIdg_b54mh_szibj2k8hlbsg">
+            <w:hyperlink w:history="1" r:id="rIdbaxn7x8eijvkyqiypw_xo">
               <w:r>
                 <w:rPr>
                   <w:rFonts w:ascii="Arial" w:cs="Arial" w:eastAsia="Arial" w:hAnsi="Arial"/>
@@ -24473,7 +24983,7 @@
               <w:spacing w:after="10" w:before="0"/>
               <w:ind w:left="120"/>
             </w:pPr>
-            <w:hyperlink w:history="1" r:id="rId_ygjm6li3ztqk56uhnejd">
+            <w:hyperlink w:history="1" r:id="rIdn7bffooie32_kqfpyubxe">
               <w:r>
                 <w:rPr>
                   <w:rFonts w:ascii="Arial" w:cs="Arial" w:eastAsia="Arial" w:hAnsi="Arial"/>
@@ -24518,7 +25028,7 @@
             <w:pPr>
               <w:spacing w:after="20" w:before="0"/>
             </w:pPr>
-            <w:hyperlink w:history="1" r:id="rId9piaqzkzgkmlfwzvsenva">
+            <w:hyperlink w:history="1" r:id="rIdrq7bmesrbya9zpcgm2ask">
               <w:r>
                 <w:rPr>
                   <w:rFonts w:ascii="Arial" w:cs="Arial" w:eastAsia="Arial" w:hAnsi="Arial"/>
@@ -24551,7 +25061,7 @@
               <w:spacing w:after="10" w:before="0"/>
               <w:ind w:left="120"/>
             </w:pPr>
-            <w:hyperlink w:history="1" r:id="rIdimqmph-qdhis5dq3s7le3">
+            <w:hyperlink w:history="1" r:id="rIdy_uze-bh9suuybuxh0mq6">
               <w:r>
                 <w:rPr>
                   <w:rFonts w:ascii="Arial" w:cs="Arial" w:eastAsia="Arial" w:hAnsi="Arial"/>
@@ -24579,6 +25089,7 @@
           </w:tcPr>
           <w:p>
             <w:pPr>
+              <w:keepNext w:val="false"/>
               <w:spacing w:after="40" w:before="0"/>
               <w:jc w:val="left"/>
             </w:pPr>
@@ -24611,6 +25122,7 @@
           </w:tcPr>
           <w:p>
             <w:pPr>
+              <w:keepNext w:val="false"/>
               <w:spacing w:after="40" w:before="0"/>
               <w:jc w:val="left"/>
             </w:pPr>
@@ -24643,6 +25155,7 @@
           </w:tcPr>
           <w:p>
             <w:pPr>
+              <w:keepNext w:val="false"/>
               <w:spacing w:after="40" w:before="0"/>
               <w:jc w:val="left"/>
             </w:pPr>
@@ -24675,6 +25188,7 @@
           </w:tcPr>
           <w:p>
             <w:pPr>
+              <w:keepNext w:val="false"/>
               <w:spacing w:after="40" w:before="0"/>
               <w:jc w:val="left"/>
             </w:pPr>
@@ -24709,6 +25223,7 @@
           </w:tcPr>
           <w:p>
             <w:pPr>
+              <w:keepNext w:val="false"/>
               <w:spacing w:after="40" w:before="0"/>
               <w:jc w:val="left"/>
             </w:pPr>
@@ -24746,7 +25261,7 @@
             <w:pPr>
               <w:spacing w:after="20" w:before="0"/>
             </w:pPr>
-            <w:hyperlink w:history="1" r:id="rIde8bm5ygujftta0zvovu4a">
+            <w:hyperlink w:history="1" r:id="rIdfif6mnflkekq-ufdm3fgh">
               <w:r>
                 <w:rPr>
                   <w:rFonts w:ascii="Arial" w:cs="Arial" w:eastAsia="Arial" w:hAnsi="Arial"/>
@@ -24779,7 +25294,7 @@
               <w:spacing w:after="10" w:before="0"/>
               <w:ind w:left="120"/>
             </w:pPr>
-            <w:hyperlink w:history="1" r:id="rIdlooiw8nvfyympk1fomkoh">
+            <w:hyperlink w:history="1" r:id="rIdxmq1cdnfs3xl6wl-bzj5i">
               <w:r>
                 <w:rPr>
                   <w:rFonts w:ascii="Arial" w:cs="Arial" w:eastAsia="Arial" w:hAnsi="Arial"/>
@@ -24824,7 +25339,7 @@
             <w:pPr>
               <w:spacing w:after="20" w:before="0"/>
             </w:pPr>
-            <w:hyperlink w:history="1" r:id="rIdbd2zndyohjte_-qjzv4ar">
+            <w:hyperlink w:history="1" r:id="rIdxa1rxhdm6sw6kjmsxkhkd">
               <w:r>
                 <w:rPr>
                   <w:rFonts w:ascii="Arial" w:cs="Arial" w:eastAsia="Arial" w:hAnsi="Arial"/>
@@ -24857,7 +25372,7 @@
               <w:spacing w:after="10" w:before="0"/>
               <w:ind w:left="120"/>
             </w:pPr>
-            <w:hyperlink w:history="1" r:id="rIdicwgrnmqw6qv0enecn51y">
+            <w:hyperlink w:history="1" r:id="rIdxifcjenm1kqwpggeli6-d">
               <w:r>
                 <w:rPr>
                   <w:rFonts w:ascii="Arial" w:cs="Arial" w:eastAsia="Arial" w:hAnsi="Arial"/>
@@ -24885,6 +25400,7 @@
           </w:tcPr>
           <w:p>
             <w:pPr>
+              <w:keepNext w:val="false"/>
               <w:spacing w:after="40" w:before="0"/>
               <w:jc w:val="left"/>
             </w:pPr>
@@ -24917,6 +25433,7 @@
           </w:tcPr>
           <w:p>
             <w:pPr>
+              <w:keepNext w:val="false"/>
               <w:spacing w:after="40" w:before="0"/>
               <w:jc w:val="left"/>
             </w:pPr>
@@ -24949,6 +25466,7 @@
           </w:tcPr>
           <w:p>
             <w:pPr>
+              <w:keepNext w:val="false"/>
               <w:spacing w:after="40" w:before="0"/>
               <w:jc w:val="left"/>
             </w:pPr>
@@ -24981,6 +25499,7 @@
           </w:tcPr>
           <w:p>
             <w:pPr>
+              <w:keepNext w:val="false"/>
               <w:spacing w:after="40" w:before="0"/>
               <w:jc w:val="left"/>
             </w:pPr>
@@ -25015,6 +25534,7 @@
           </w:tcPr>
           <w:p>
             <w:pPr>
+              <w:keepNext w:val="false"/>
               <w:spacing w:after="40" w:before="0"/>
               <w:jc w:val="left"/>
             </w:pPr>
@@ -25052,7 +25572,7 @@
             <w:pPr>
               <w:spacing w:after="20" w:before="0"/>
             </w:pPr>
-            <w:hyperlink w:history="1" r:id="rIdlhidnmlfqdimdbbaddqvp">
+            <w:hyperlink w:history="1" r:id="rId_7a6pia5rkys-jmboa8rg">
               <w:r>
                 <w:rPr>
                   <w:rFonts w:ascii="Arial" w:cs="Arial" w:eastAsia="Arial" w:hAnsi="Arial"/>
@@ -25085,7 +25605,7 @@
               <w:spacing w:after="10" w:before="0"/>
               <w:ind w:left="120"/>
             </w:pPr>
-            <w:hyperlink w:history="1" r:id="rIdtvmj1ynlg6xxivcyuwc6r">
+            <w:hyperlink w:history="1" r:id="rIdijl7eyrgo0bqkwel26r92">
               <w:r>
                 <w:rPr>
                   <w:rFonts w:ascii="Arial" w:cs="Arial" w:eastAsia="Arial" w:hAnsi="Arial"/>
@@ -25130,7 +25650,7 @@
             <w:pPr>
               <w:spacing w:after="20" w:before="0"/>
             </w:pPr>
-            <w:hyperlink w:history="1" r:id="rIdxzazsnlzmsfr4jn4o2-6x">
+            <w:hyperlink w:history="1" r:id="rIdnjpgrjb-obblrorqvnl-v">
               <w:r>
                 <w:rPr>
                   <w:rFonts w:ascii="Arial" w:cs="Arial" w:eastAsia="Arial" w:hAnsi="Arial"/>
@@ -25163,7 +25683,7 @@
               <w:spacing w:after="10" w:before="0"/>
               <w:ind w:left="120"/>
             </w:pPr>
-            <w:hyperlink w:history="1" r:id="rIdsgdt_g1vgf9j7n1tncspk">
+            <w:hyperlink w:history="1" r:id="rIddt-hahd_4ktvoiu6pt4ld">
               <w:r>
                 <w:rPr>
                   <w:rFonts w:ascii="Arial" w:cs="Arial" w:eastAsia="Arial" w:hAnsi="Arial"/>
@@ -25191,6 +25711,7 @@
           </w:tcPr>
           <w:p>
             <w:pPr>
+              <w:keepNext w:val="false"/>
               <w:spacing w:after="40" w:before="0"/>
               <w:jc w:val="left"/>
             </w:pPr>
@@ -25223,6 +25744,7 @@
           </w:tcPr>
           <w:p>
             <w:pPr>
+              <w:keepNext w:val="false"/>
               <w:spacing w:after="40" w:before="0"/>
               <w:jc w:val="left"/>
             </w:pPr>
@@ -25255,6 +25777,7 @@
           </w:tcPr>
           <w:p>
             <w:pPr>
+              <w:keepNext w:val="false"/>
               <w:spacing w:after="40" w:before="0"/>
               <w:jc w:val="left"/>
             </w:pPr>
@@ -25287,6 +25810,7 @@
           </w:tcPr>
           <w:p>
             <w:pPr>
+              <w:keepNext w:val="false"/>
               <w:spacing w:after="40" w:before="0"/>
               <w:jc w:val="left"/>
             </w:pPr>
@@ -25346,6 +25870,7 @@
           </w:tcPr>
           <w:p>
             <w:pPr>
+              <w:keepNext w:val="false"/>
               <w:spacing w:after="40" w:before="0"/>
               <w:jc w:val="center"/>
             </w:pPr>
@@ -25380,6 +25905,7 @@
           </w:tcPr>
           <w:p>
             <w:pPr>
+              <w:keepNext w:val="false"/>
               <w:spacing w:after="40" w:before="0"/>
               <w:jc w:val="left"/>
             </w:pPr>
@@ -25441,6 +25967,7 @@
           </w:tcPr>
           <w:p>
             <w:pPr>
+              <w:keepNext w:val="false"/>
               <w:spacing w:after="40" w:before="0"/>
               <w:jc w:val="center"/>
             </w:pPr>
@@ -25475,6 +26002,7 @@
           </w:tcPr>
           <w:p>
             <w:pPr>
+              <w:keepNext w:val="false"/>
               <w:spacing w:after="40" w:before="0"/>
               <w:jc w:val="left"/>
             </w:pPr>
@@ -25507,6 +26035,7 @@
           </w:tcPr>
           <w:p>
             <w:pPr>
+              <w:keepNext w:val="false"/>
               <w:spacing w:after="40" w:before="0"/>
               <w:jc w:val="left"/>
             </w:pPr>
@@ -25541,6 +26070,7 @@
           </w:tcPr>
           <w:p>
             <w:pPr>
+              <w:keepNext w:val="false"/>
               <w:spacing w:after="40" w:before="0"/>
               <w:jc w:val="left"/>
             </w:pPr>
@@ -25573,6 +26103,7 @@
           </w:tcPr>
           <w:p>
             <w:pPr>
+              <w:keepNext w:val="false"/>
               <w:spacing w:after="40" w:before="0"/>
               <w:jc w:val="left"/>
             </w:pPr>
@@ -25607,6 +26138,7 @@
           </w:tcPr>
           <w:p>
             <w:pPr>
+              <w:keepNext w:val="false"/>
               <w:spacing w:after="40" w:before="0"/>
               <w:jc w:val="left"/>
             </w:pPr>
@@ -25639,6 +26171,7 @@
           </w:tcPr>
           <w:p>
             <w:pPr>
+              <w:keepNext w:val="false"/>
               <w:spacing w:after="40" w:before="0"/>
               <w:jc w:val="left"/>
             </w:pPr>
@@ -25675,7 +26208,7 @@
         </w:rPr>
         <w:t xml:space="preserve">© 2026 SeaVuria and ARES. Aligned with KICD objectives. Developed by SeaVuria; technical implementation by ARES (with AI assistance from Claude). Licensed under </w:t>
       </w:r>
-      <w:hyperlink w:history="1" r:id="rIdkfankvdkebrv_7yxr0frf">
+      <w:hyperlink w:history="1" r:id="rIdi1pwl23_acxdikl57irfe">
         <w:r>
           <w:rPr>
             <w:rFonts w:ascii="Arial" w:cs="Arial" w:eastAsia="Arial" w:hAnsi="Arial"/>
@@ -25696,7 +26229,7 @@
         </w:rPr>
         <w:t xml:space="preserve"> (</w:t>
       </w:r>
-      <w:hyperlink w:history="1" r:id="rIdn6fjec6v_ohccmr9zukaq">
+      <w:hyperlink w:history="1" r:id="rId51v5vzy-parjys3tw_sb4">
         <w:r>
           <w:rPr>
             <w:rFonts w:ascii="Arial" w:cs="Arial" w:eastAsia="Arial" w:hAnsi="Arial"/>
@@ -25756,6 +26289,7 @@
           </w:tcPr>
           <w:p>
             <w:pPr>
+              <w:keepNext w:val="false"/>
               <w:spacing w:after="40" w:before="0"/>
               <w:jc w:val="center"/>
             </w:pPr>
@@ -25791,6 +26325,7 @@
           </w:tcPr>
           <w:p>
             <w:pPr>
+              <w:keepNext w:val="false"/>
               <w:spacing w:after="40" w:before="0"/>
               <w:jc w:val="center"/>
             </w:pPr>
@@ -25825,6 +26360,7 @@
           </w:tcPr>
           <w:p>
             <w:pPr>
+              <w:keepNext w:val="false"/>
               <w:spacing w:after="40" w:before="0"/>
               <w:jc w:val="left"/>
             </w:pPr>
@@ -25857,6 +26393,7 @@
           </w:tcPr>
           <w:p>
             <w:pPr>
+              <w:keepNext w:val="false"/>
               <w:spacing w:after="40" w:before="0"/>
               <w:jc w:val="left"/>
             </w:pPr>
@@ -25891,6 +26428,7 @@
           </w:tcPr>
           <w:p>
             <w:pPr>
+              <w:keepNext w:val="false"/>
               <w:spacing w:after="40" w:before="0"/>
               <w:jc w:val="left"/>
             </w:pPr>
@@ -25923,6 +26461,7 @@
           </w:tcPr>
           <w:p>
             <w:pPr>
+              <w:keepNext w:val="false"/>
               <w:spacing w:after="40" w:before="0"/>
               <w:jc w:val="left"/>
             </w:pPr>
@@ -25957,6 +26496,7 @@
           </w:tcPr>
           <w:p>
             <w:pPr>
+              <w:keepNext w:val="false"/>
               <w:spacing w:after="40" w:before="0"/>
               <w:jc w:val="left"/>
             </w:pPr>
@@ -25989,6 +26529,7 @@
           </w:tcPr>
           <w:p>
             <w:pPr>
+              <w:keepNext w:val="false"/>
               <w:spacing w:after="40" w:before="0"/>
               <w:jc w:val="left"/>
             </w:pPr>
@@ -26023,6 +26564,7 @@
           </w:tcPr>
           <w:p>
             <w:pPr>
+              <w:keepNext w:val="false"/>
               <w:spacing w:after="40" w:before="0"/>
               <w:jc w:val="left"/>
             </w:pPr>
@@ -26055,6 +26597,7 @@
           </w:tcPr>
           <w:p>
             <w:pPr>
+              <w:keepNext w:val="false"/>
               <w:spacing w:after="40" w:before="0"/>
               <w:jc w:val="left"/>
             </w:pPr>
@@ -26089,6 +26632,7 @@
           </w:tcPr>
           <w:p>
             <w:pPr>
+              <w:keepNext w:val="false"/>
               <w:spacing w:after="40" w:before="0"/>
               <w:jc w:val="left"/>
             </w:pPr>
@@ -26121,6 +26665,7 @@
           </w:tcPr>
           <w:p>
             <w:pPr>
+              <w:keepNext w:val="false"/>
               <w:spacing w:after="40" w:before="0"/>
               <w:jc w:val="left"/>
             </w:pPr>
@@ -26155,6 +26700,7 @@
           </w:tcPr>
           <w:p>
             <w:pPr>
+              <w:keepNext w:val="false"/>
               <w:spacing w:after="40" w:before="0"/>
               <w:jc w:val="left"/>
             </w:pPr>
@@ -26187,6 +26733,7 @@
           </w:tcPr>
           <w:p>
             <w:pPr>
+              <w:keepNext w:val="false"/>
               <w:spacing w:after="40" w:before="0"/>
               <w:jc w:val="left"/>
             </w:pPr>
@@ -26221,6 +26768,7 @@
           </w:tcPr>
           <w:p>
             <w:pPr>
+              <w:keepNext w:val="false"/>
               <w:spacing w:after="40" w:before="0"/>
               <w:jc w:val="left"/>
             </w:pPr>
@@ -26253,6 +26801,7 @@
           </w:tcPr>
           <w:p>
             <w:pPr>
+              <w:keepNext w:val="false"/>
               <w:spacing w:after="40" w:before="0"/>
               <w:jc w:val="left"/>
             </w:pPr>
@@ -26287,6 +26836,7 @@
           </w:tcPr>
           <w:p>
             <w:pPr>
+              <w:keepNext w:val="false"/>
               <w:spacing w:after="40" w:before="0"/>
               <w:jc w:val="left"/>
             </w:pPr>
@@ -26319,6 +26869,7 @@
           </w:tcPr>
           <w:p>
             <w:pPr>
+              <w:keepNext w:val="false"/>
               <w:spacing w:after="40" w:before="0"/>
               <w:jc w:val="left"/>
             </w:pPr>
@@ -26378,6 +26929,7 @@
           </w:tcPr>
           <w:p>
             <w:pPr>
+              <w:keepNext w:val="false"/>
               <w:spacing w:after="40" w:before="0"/>
               <w:jc w:val="center"/>
             </w:pPr>
@@ -26412,6 +26964,7 @@
           </w:tcPr>
           <w:p>
             <w:pPr>
+              <w:keepNext w:val="false"/>
               <w:spacing w:after="40" w:before="0"/>
               <w:jc w:val="left"/>
             </w:pPr>
@@ -26476,6 +27029,7 @@
           </w:tcPr>
           <w:p>
             <w:pPr>
+              <w:keepNext w:val="false"/>
               <w:spacing w:after="40" w:before="0"/>
               <w:jc w:val="center"/>
             </w:pPr>
@@ -26510,6 +27064,7 @@
           </w:tcPr>
           <w:p>
             <w:pPr>
+              <w:keepNext w:val="false"/>
               <w:spacing w:after="40" w:before="0"/>
               <w:jc w:val="left"/>
             </w:pPr>
@@ -26542,6 +27097,7 @@
           </w:tcPr>
           <w:p>
             <w:pPr>
+              <w:keepNext w:val="false"/>
               <w:spacing w:after="40" w:before="0"/>
               <w:jc w:val="left"/>
             </w:pPr>
@@ -26574,6 +27130,7 @@
           </w:tcPr>
           <w:p>
             <w:pPr>
+              <w:keepNext w:val="false"/>
               <w:spacing w:after="40" w:before="0"/>
               <w:jc w:val="left"/>
             </w:pPr>
@@ -26606,6 +27163,7 @@
           </w:tcPr>
           <w:p>
             <w:pPr>
+              <w:keepNext w:val="false"/>
               <w:spacing w:after="40" w:before="0"/>
               <w:jc w:val="left"/>
             </w:pPr>
@@ -26638,6 +27196,7 @@
           </w:tcPr>
           <w:p>
             <w:pPr>
+              <w:keepNext w:val="false"/>
               <w:spacing w:after="40" w:before="0"/>
               <w:jc w:val="left"/>
             </w:pPr>
@@ -26672,6 +27231,7 @@
           </w:tcPr>
           <w:p>
             <w:pPr>
+              <w:keepNext w:val="false"/>
               <w:spacing w:after="40" w:before="0"/>
               <w:jc w:val="left"/>
             </w:pPr>
@@ -26709,7 +27269,7 @@
             <w:pPr>
               <w:spacing w:after="20" w:before="0"/>
             </w:pPr>
-            <w:hyperlink w:history="1" r:id="rIdfuoo1aft-ra2qz-9mmgkb">
+            <w:hyperlink w:history="1" r:id="rIduhgfv-zp2k3mz9jsajvb4">
               <w:r>
                 <w:rPr>
                   <w:rFonts w:ascii="Arial" w:cs="Arial" w:eastAsia="Arial" w:hAnsi="Arial"/>
@@ -26742,7 +27302,7 @@
               <w:spacing w:after="10" w:before="0"/>
               <w:ind w:left="120"/>
             </w:pPr>
-            <w:hyperlink w:history="1" r:id="rId6ycuuff2e9vwhb8zdz_ed">
+            <w:hyperlink w:history="1" r:id="rIdymk40ictd29lzunsombc3">
               <w:r>
                 <w:rPr>
                   <w:rFonts w:ascii="Arial" w:cs="Arial" w:eastAsia="Arial" w:hAnsi="Arial"/>
@@ -26787,7 +27347,7 @@
             <w:pPr>
               <w:spacing w:after="20" w:before="0"/>
             </w:pPr>
-            <w:hyperlink w:history="1" r:id="rIdzrmgcyzxk8itajb6zy5f0">
+            <w:hyperlink w:history="1" r:id="rIdxd5qrhijeum90vr8zclv_">
               <w:r>
                 <w:rPr>
                   <w:rFonts w:ascii="Arial" w:cs="Arial" w:eastAsia="Arial" w:hAnsi="Arial"/>
@@ -26820,7 +27380,7 @@
               <w:spacing w:after="10" w:before="0"/>
               <w:ind w:left="120"/>
             </w:pPr>
-            <w:hyperlink w:history="1" r:id="rIdgnntzvpfmgwqoytzpjc2c">
+            <w:hyperlink w:history="1" r:id="rIduezi5njmuw8l1mwli_wqc">
               <w:r>
                 <w:rPr>
                   <w:rFonts w:ascii="Arial" w:cs="Arial" w:eastAsia="Arial" w:hAnsi="Arial"/>
@@ -26848,6 +27408,7 @@
           </w:tcPr>
           <w:p>
             <w:pPr>
+              <w:keepNext w:val="false"/>
               <w:spacing w:after="40" w:before="0"/>
               <w:jc w:val="left"/>
             </w:pPr>
@@ -26880,6 +27441,7 @@
           </w:tcPr>
           <w:p>
             <w:pPr>
+              <w:keepNext w:val="false"/>
               <w:spacing w:after="40" w:before="0"/>
               <w:jc w:val="left"/>
             </w:pPr>
@@ -26912,6 +27474,7 @@
           </w:tcPr>
           <w:p>
             <w:pPr>
+              <w:keepNext w:val="false"/>
               <w:spacing w:after="40" w:before="0"/>
               <w:jc w:val="left"/>
             </w:pPr>
@@ -26944,6 +27507,7 @@
           </w:tcPr>
           <w:p>
             <w:pPr>
+              <w:keepNext w:val="false"/>
               <w:spacing w:after="40" w:before="0"/>
               <w:jc w:val="left"/>
             </w:pPr>
@@ -26978,6 +27542,7 @@
           </w:tcPr>
           <w:p>
             <w:pPr>
+              <w:keepNext w:val="false"/>
               <w:spacing w:after="40" w:before="0"/>
               <w:jc w:val="left"/>
             </w:pPr>
@@ -27015,7 +27580,7 @@
             <w:pPr>
               <w:spacing w:after="20" w:before="0"/>
             </w:pPr>
-            <w:hyperlink w:history="1" r:id="rIdqu_l7i5vvqyewzcx8rptg">
+            <w:hyperlink w:history="1" r:id="rIddry8fg96dyv1f9nxgetvx">
               <w:r>
                 <w:rPr>
                   <w:rFonts w:ascii="Arial" w:cs="Arial" w:eastAsia="Arial" w:hAnsi="Arial"/>
@@ -27048,7 +27613,7 @@
               <w:spacing w:after="10" w:before="0"/>
               <w:ind w:left="120"/>
             </w:pPr>
-            <w:hyperlink w:history="1" r:id="rIdxo2nx7bavr6mvtu2wa140">
+            <w:hyperlink w:history="1" r:id="rId1pqjzak7uvo6k8kjhn8fj">
               <w:r>
                 <w:rPr>
                   <w:rFonts w:ascii="Arial" w:cs="Arial" w:eastAsia="Arial" w:hAnsi="Arial"/>
@@ -27093,7 +27658,7 @@
             <w:pPr>
               <w:spacing w:after="20" w:before="0"/>
             </w:pPr>
-            <w:hyperlink w:history="1" r:id="rIdu6_gyx1sljdko8unevqg4">
+            <w:hyperlink w:history="1" r:id="rIdtj6zesuzllqzq2wpdnabh">
               <w:r>
                 <w:rPr>
                   <w:rFonts w:ascii="Arial" w:cs="Arial" w:eastAsia="Arial" w:hAnsi="Arial"/>
@@ -27126,7 +27691,7 @@
               <w:spacing w:after="10" w:before="0"/>
               <w:ind w:left="120"/>
             </w:pPr>
-            <w:hyperlink w:history="1" r:id="rIdkcfcvhavc7-unlicuwhd5">
+            <w:hyperlink w:history="1" r:id="rIdqa8conm53xgbk-y3ncdrt">
               <w:r>
                 <w:rPr>
                   <w:rFonts w:ascii="Arial" w:cs="Arial" w:eastAsia="Arial" w:hAnsi="Arial"/>
@@ -27154,6 +27719,7 @@
           </w:tcPr>
           <w:p>
             <w:pPr>
+              <w:keepNext w:val="false"/>
               <w:spacing w:after="40" w:before="0"/>
               <w:jc w:val="left"/>
             </w:pPr>
@@ -27186,6 +27752,7 @@
           </w:tcPr>
           <w:p>
             <w:pPr>
+              <w:keepNext w:val="false"/>
               <w:spacing w:after="40" w:before="0"/>
               <w:jc w:val="left"/>
             </w:pPr>
@@ -27218,6 +27785,7 @@
           </w:tcPr>
           <w:p>
             <w:pPr>
+              <w:keepNext w:val="false"/>
               <w:spacing w:after="40" w:before="0"/>
               <w:jc w:val="left"/>
             </w:pPr>
@@ -27250,6 +27818,7 @@
           </w:tcPr>
           <w:p>
             <w:pPr>
+              <w:keepNext w:val="false"/>
               <w:spacing w:after="40" w:before="0"/>
               <w:jc w:val="left"/>
             </w:pPr>
@@ -27284,6 +27853,7 @@
           </w:tcPr>
           <w:p>
             <w:pPr>
+              <w:keepNext w:val="false"/>
               <w:spacing w:after="40" w:before="0"/>
               <w:jc w:val="left"/>
             </w:pPr>
@@ -27321,7 +27891,7 @@
             <w:pPr>
               <w:spacing w:after="20" w:before="0"/>
             </w:pPr>
-            <w:hyperlink w:history="1" r:id="rIdqsqsfmbq7qnaa7audinlo">
+            <w:hyperlink w:history="1" r:id="rIdpx6rkzy_ebyiowdulmvai">
               <w:r>
                 <w:rPr>
                   <w:rFonts w:ascii="Arial" w:cs="Arial" w:eastAsia="Arial" w:hAnsi="Arial"/>
@@ -27370,7 +27940,7 @@
               <w:spacing w:after="10" w:before="0"/>
               <w:ind w:left="120"/>
             </w:pPr>
-            <w:hyperlink w:history="1" r:id="rIdtzrgiyskxlhzqvcaqdvzi">
+            <w:hyperlink w:history="1" r:id="rIdt3ber2yvbyp1_5z1lzjrm">
               <w:r>
                 <w:rPr>
                   <w:rFonts w:ascii="Arial" w:cs="Arial" w:eastAsia="Arial" w:hAnsi="Arial"/>
@@ -27415,7 +27985,7 @@
             <w:pPr>
               <w:spacing w:after="20" w:before="0"/>
             </w:pPr>
-            <w:hyperlink w:history="1" r:id="rIdxm6we-tzvdunrjqp7scef">
+            <w:hyperlink w:history="1" r:id="rId658aijl920fgk0aixcdt-">
               <w:r>
                 <w:rPr>
                   <w:rFonts w:ascii="Arial" w:cs="Arial" w:eastAsia="Arial" w:hAnsi="Arial"/>
@@ -27448,7 +28018,7 @@
               <w:spacing w:after="10" w:before="0"/>
               <w:ind w:left="120"/>
             </w:pPr>
-            <w:hyperlink w:history="1" r:id="rIdf5yfxrmyrulw0p0g4glwm">
+            <w:hyperlink w:history="1" r:id="rIdxh9virngqysewdwch-bhl">
               <w:r>
                 <w:rPr>
                   <w:rFonts w:ascii="Arial" w:cs="Arial" w:eastAsia="Arial" w:hAnsi="Arial"/>
@@ -27476,6 +28046,7 @@
           </w:tcPr>
           <w:p>
             <w:pPr>
+              <w:keepNext w:val="false"/>
               <w:spacing w:after="40" w:before="0"/>
               <w:jc w:val="left"/>
             </w:pPr>
@@ -27508,6 +28079,7 @@
           </w:tcPr>
           <w:p>
             <w:pPr>
+              <w:keepNext w:val="false"/>
               <w:spacing w:after="40" w:before="0"/>
               <w:jc w:val="left"/>
             </w:pPr>
@@ -27540,6 +28112,7 @@
           </w:tcPr>
           <w:p>
             <w:pPr>
+              <w:keepNext w:val="false"/>
               <w:spacing w:after="40" w:before="0"/>
               <w:jc w:val="left"/>
             </w:pPr>
@@ -27572,6 +28145,7 @@
           </w:tcPr>
           <w:p>
             <w:pPr>
+              <w:keepNext w:val="false"/>
               <w:spacing w:after="40" w:before="0"/>
               <w:jc w:val="left"/>
             </w:pPr>
@@ -27606,6 +28180,7 @@
           </w:tcPr>
           <w:p>
             <w:pPr>
+              <w:keepNext w:val="false"/>
               <w:spacing w:after="40" w:before="0"/>
               <w:jc w:val="left"/>
             </w:pPr>
@@ -27643,7 +28218,7 @@
             <w:pPr>
               <w:spacing w:after="20" w:before="0"/>
             </w:pPr>
-            <w:hyperlink w:history="1" r:id="rIdsoq-0i_bcyxmgeta16ndj">
+            <w:hyperlink w:history="1" r:id="rIdmt9z3kb1jfpwt7io6mlld">
               <w:r>
                 <w:rPr>
                   <w:rFonts w:ascii="Arial" w:cs="Arial" w:eastAsia="Arial" w:hAnsi="Arial"/>
@@ -27692,7 +28267,7 @@
               <w:spacing w:after="10" w:before="0"/>
               <w:ind w:left="120"/>
             </w:pPr>
-            <w:hyperlink w:history="1" r:id="rId7cbpbiwvgzosvep2m9xae">
+            <w:hyperlink w:history="1" r:id="rId0tobogse0ss65y0b6d9mi">
               <w:r>
                 <w:rPr>
                   <w:rFonts w:ascii="Arial" w:cs="Arial" w:eastAsia="Arial" w:hAnsi="Arial"/>
@@ -27737,7 +28312,7 @@
             <w:pPr>
               <w:spacing w:after="20" w:before="0"/>
             </w:pPr>
-            <w:hyperlink w:history="1" r:id="rId5bqirwvcg8yz62bjqwy_3">
+            <w:hyperlink w:history="1" r:id="rIdkleizwuszy2vj1fvwthdi">
               <w:r>
                 <w:rPr>
                   <w:rFonts w:ascii="Arial" w:cs="Arial" w:eastAsia="Arial" w:hAnsi="Arial"/>
@@ -27770,7 +28345,7 @@
               <w:spacing w:after="10" w:before="0"/>
               <w:ind w:left="120"/>
             </w:pPr>
-            <w:hyperlink w:history="1" r:id="rIdpizpqmz2klc_phnjfgyxe">
+            <w:hyperlink w:history="1" r:id="rId-b_h6quhcur0gkeduuqxg">
               <w:r>
                 <w:rPr>
                   <w:rFonts w:ascii="Arial" w:cs="Arial" w:eastAsia="Arial" w:hAnsi="Arial"/>
@@ -27798,6 +28373,7 @@
           </w:tcPr>
           <w:p>
             <w:pPr>
+              <w:keepNext w:val="false"/>
               <w:spacing w:after="40" w:before="0"/>
               <w:jc w:val="left"/>
             </w:pPr>
@@ -27830,6 +28406,7 @@
           </w:tcPr>
           <w:p>
             <w:pPr>
+              <w:keepNext w:val="false"/>
               <w:spacing w:after="40" w:before="0"/>
               <w:jc w:val="left"/>
             </w:pPr>
@@ -27862,6 +28439,7 @@
           </w:tcPr>
           <w:p>
             <w:pPr>
+              <w:keepNext w:val="false"/>
               <w:spacing w:after="40" w:before="0"/>
               <w:jc w:val="left"/>
             </w:pPr>
@@ -27894,6 +28472,7 @@
           </w:tcPr>
           <w:p>
             <w:pPr>
+              <w:keepNext w:val="false"/>
               <w:spacing w:after="40" w:before="0"/>
               <w:jc w:val="left"/>
             </w:pPr>
@@ -27928,6 +28507,7 @@
           </w:tcPr>
           <w:p>
             <w:pPr>
+              <w:keepNext w:val="false"/>
               <w:spacing w:after="40" w:before="0"/>
               <w:jc w:val="left"/>
             </w:pPr>
@@ -27965,7 +28545,7 @@
             <w:pPr>
               <w:spacing w:after="20" w:before="0"/>
             </w:pPr>
-            <w:hyperlink w:history="1" r:id="rIdenxugk0rkcixp4xfpoefd">
+            <w:hyperlink w:history="1" r:id="rIdlm6he2s6itbbrjrj8qcss">
               <w:r>
                 <w:rPr>
                   <w:rFonts w:ascii="Arial" w:cs="Arial" w:eastAsia="Arial" w:hAnsi="Arial"/>
@@ -28014,7 +28594,7 @@
               <w:spacing w:after="10" w:before="0"/>
               <w:ind w:left="120"/>
             </w:pPr>
-            <w:hyperlink w:history="1" r:id="rIdbs4ru3vip8diu8sa7bjiv">
+            <w:hyperlink w:history="1" r:id="rIdkwjuvzyt547wo47j_k5zk">
               <w:r>
                 <w:rPr>
                   <w:rFonts w:ascii="Arial" w:cs="Arial" w:eastAsia="Arial" w:hAnsi="Arial"/>
@@ -28059,7 +28639,7 @@
             <w:pPr>
               <w:spacing w:after="20" w:before="0"/>
             </w:pPr>
-            <w:hyperlink w:history="1" r:id="rIdfjk-2ph_er48s9o8pq8tb">
+            <w:hyperlink w:history="1" r:id="rId0mnixadfhl2glbqdplsca">
               <w:r>
                 <w:rPr>
                   <w:rFonts w:ascii="Arial" w:cs="Arial" w:eastAsia="Arial" w:hAnsi="Arial"/>
@@ -28108,7 +28688,7 @@
               <w:spacing w:after="10" w:before="0"/>
               <w:ind w:left="120"/>
             </w:pPr>
-            <w:hyperlink w:history="1" r:id="rIdvc39umrthml-dv3pt6dup">
+            <w:hyperlink w:history="1" r:id="rIdnab2lp8voqqux-cuonyfg">
               <w:r>
                 <w:rPr>
                   <w:rFonts w:ascii="Arial" w:cs="Arial" w:eastAsia="Arial" w:hAnsi="Arial"/>
@@ -28136,6 +28716,7 @@
           </w:tcPr>
           <w:p>
             <w:pPr>
+              <w:keepNext w:val="false"/>
               <w:spacing w:after="40" w:before="0"/>
               <w:jc w:val="left"/>
             </w:pPr>
@@ -28168,6 +28749,7 @@
           </w:tcPr>
           <w:p>
             <w:pPr>
+              <w:keepNext w:val="false"/>
               <w:spacing w:after="40" w:before="0"/>
               <w:jc w:val="left"/>
             </w:pPr>
@@ -28200,6 +28782,7 @@
           </w:tcPr>
           <w:p>
             <w:pPr>
+              <w:keepNext w:val="false"/>
               <w:spacing w:after="40" w:before="0"/>
               <w:jc w:val="left"/>
             </w:pPr>
@@ -28232,6 +28815,7 @@
           </w:tcPr>
           <w:p>
             <w:pPr>
+              <w:keepNext w:val="false"/>
               <w:spacing w:after="40" w:before="0"/>
               <w:jc w:val="left"/>
             </w:pPr>
@@ -28291,6 +28875,7 @@
           </w:tcPr>
           <w:p>
             <w:pPr>
+              <w:keepNext w:val="false"/>
               <w:spacing w:after="40" w:before="0"/>
               <w:jc w:val="center"/>
             </w:pPr>
@@ -28325,6 +28910,7 @@
           </w:tcPr>
           <w:p>
             <w:pPr>
+              <w:keepNext w:val="false"/>
               <w:spacing w:after="40" w:before="0"/>
               <w:jc w:val="left"/>
             </w:pPr>
@@ -28386,6 +28972,7 @@
           </w:tcPr>
           <w:p>
             <w:pPr>
+              <w:keepNext w:val="false"/>
               <w:spacing w:after="40" w:before="0"/>
               <w:jc w:val="center"/>
             </w:pPr>
@@ -28420,6 +29007,7 @@
           </w:tcPr>
           <w:p>
             <w:pPr>
+              <w:keepNext w:val="false"/>
               <w:spacing w:after="40" w:before="0"/>
               <w:jc w:val="left"/>
             </w:pPr>
@@ -28452,6 +29040,7 @@
           </w:tcPr>
           <w:p>
             <w:pPr>
+              <w:keepNext w:val="false"/>
               <w:spacing w:after="40" w:before="0"/>
               <w:jc w:val="left"/>
             </w:pPr>
@@ -28486,6 +29075,7 @@
           </w:tcPr>
           <w:p>
             <w:pPr>
+              <w:keepNext w:val="false"/>
               <w:spacing w:after="40" w:before="0"/>
               <w:jc w:val="left"/>
             </w:pPr>
@@ -28518,6 +29108,7 @@
           </w:tcPr>
           <w:p>
             <w:pPr>
+              <w:keepNext w:val="false"/>
               <w:spacing w:after="40" w:before="0"/>
               <w:jc w:val="left"/>
             </w:pPr>
@@ -28552,6 +29143,7 @@
           </w:tcPr>
           <w:p>
             <w:pPr>
+              <w:keepNext w:val="false"/>
               <w:spacing w:after="40" w:before="0"/>
               <w:jc w:val="left"/>
             </w:pPr>
@@ -28584,6 +29176,7 @@
           </w:tcPr>
           <w:p>
             <w:pPr>
+              <w:keepNext w:val="false"/>
               <w:spacing w:after="40" w:before="0"/>
               <w:jc w:val="left"/>
             </w:pPr>
@@ -28620,7 +29213,7 @@
         </w:rPr>
         <w:t xml:space="preserve">© 2026 SeaVuria and ARES. Aligned with KICD objectives. Developed by SeaVuria; technical implementation by ARES (with AI assistance from Claude). Licensed under </w:t>
       </w:r>
-      <w:hyperlink w:history="1" r:id="rIdp8fjyjqnmy4el4uhi3agg">
+      <w:hyperlink w:history="1" r:id="rIdnkanuwyxt_qds-q7sywyx">
         <w:r>
           <w:rPr>
             <w:rFonts w:ascii="Arial" w:cs="Arial" w:eastAsia="Arial" w:hAnsi="Arial"/>
@@ -28641,7 +29234,7 @@
         </w:rPr>
         <w:t xml:space="preserve"> (</w:t>
       </w:r>
-      <w:hyperlink w:history="1" r:id="rIdtvvnubpdyfrx6ia8hosjo">
+      <w:hyperlink w:history="1" r:id="rId_tchwrwhde76qi7xvlx4q">
         <w:r>
           <w:rPr>
             <w:rFonts w:ascii="Arial" w:cs="Arial" w:eastAsia="Arial" w:hAnsi="Arial"/>
@@ -28701,6 +29294,7 @@
           </w:tcPr>
           <w:p>
             <w:pPr>
+              <w:keepNext w:val="false"/>
               <w:spacing w:after="40" w:before="0"/>
               <w:jc w:val="center"/>
             </w:pPr>
@@ -28736,6 +29330,7 @@
           </w:tcPr>
           <w:p>
             <w:pPr>
+              <w:keepNext w:val="false"/>
               <w:spacing w:after="40" w:before="0"/>
               <w:jc w:val="center"/>
             </w:pPr>
@@ -28770,6 +29365,7 @@
           </w:tcPr>
           <w:p>
             <w:pPr>
+              <w:keepNext w:val="false"/>
               <w:spacing w:after="40" w:before="0"/>
               <w:jc w:val="left"/>
             </w:pPr>
@@ -28802,6 +29398,7 @@
           </w:tcPr>
           <w:p>
             <w:pPr>
+              <w:keepNext w:val="false"/>
               <w:spacing w:after="40" w:before="0"/>
               <w:jc w:val="left"/>
             </w:pPr>
@@ -28836,6 +29433,7 @@
           </w:tcPr>
           <w:p>
             <w:pPr>
+              <w:keepNext w:val="false"/>
               <w:spacing w:after="40" w:before="0"/>
               <w:jc w:val="left"/>
             </w:pPr>
@@ -28868,6 +29466,7 @@
           </w:tcPr>
           <w:p>
             <w:pPr>
+              <w:keepNext w:val="false"/>
               <w:spacing w:after="40" w:before="0"/>
               <w:jc w:val="left"/>
             </w:pPr>
@@ -28902,6 +29501,7 @@
           </w:tcPr>
           <w:p>
             <w:pPr>
+              <w:keepNext w:val="false"/>
               <w:spacing w:after="40" w:before="0"/>
               <w:jc w:val="left"/>
             </w:pPr>
@@ -28934,6 +29534,7 @@
           </w:tcPr>
           <w:p>
             <w:pPr>
+              <w:keepNext w:val="false"/>
               <w:spacing w:after="40" w:before="0"/>
               <w:jc w:val="left"/>
             </w:pPr>
@@ -28968,6 +29569,7 @@
           </w:tcPr>
           <w:p>
             <w:pPr>
+              <w:keepNext w:val="false"/>
               <w:spacing w:after="40" w:before="0"/>
               <w:jc w:val="left"/>
             </w:pPr>
@@ -29000,6 +29602,7 @@
           </w:tcPr>
           <w:p>
             <w:pPr>
+              <w:keepNext w:val="false"/>
               <w:spacing w:after="40" w:before="0"/>
               <w:jc w:val="left"/>
             </w:pPr>
@@ -29034,6 +29637,7 @@
           </w:tcPr>
           <w:p>
             <w:pPr>
+              <w:keepNext w:val="false"/>
               <w:spacing w:after="40" w:before="0"/>
               <w:jc w:val="left"/>
             </w:pPr>
@@ -29066,6 +29670,7 @@
           </w:tcPr>
           <w:p>
             <w:pPr>
+              <w:keepNext w:val="false"/>
               <w:spacing w:after="40" w:before="0"/>
               <w:jc w:val="left"/>
             </w:pPr>
@@ -29100,6 +29705,7 @@
           </w:tcPr>
           <w:p>
             <w:pPr>
+              <w:keepNext w:val="false"/>
               <w:spacing w:after="40" w:before="0"/>
               <w:jc w:val="left"/>
             </w:pPr>
@@ -29132,6 +29738,7 @@
           </w:tcPr>
           <w:p>
             <w:pPr>
+              <w:keepNext w:val="false"/>
               <w:spacing w:after="40" w:before="0"/>
               <w:jc w:val="left"/>
             </w:pPr>
@@ -29166,6 +29773,7 @@
           </w:tcPr>
           <w:p>
             <w:pPr>
+              <w:keepNext w:val="false"/>
               <w:spacing w:after="40" w:before="0"/>
               <w:jc w:val="left"/>
             </w:pPr>
@@ -29198,6 +29806,7 @@
           </w:tcPr>
           <w:p>
             <w:pPr>
+              <w:keepNext w:val="false"/>
               <w:spacing w:after="40" w:before="0"/>
               <w:jc w:val="left"/>
             </w:pPr>
@@ -29232,6 +29841,7 @@
           </w:tcPr>
           <w:p>
             <w:pPr>
+              <w:keepNext w:val="false"/>
               <w:spacing w:after="40" w:before="0"/>
               <w:jc w:val="left"/>
             </w:pPr>
@@ -29264,6 +29874,7 @@
           </w:tcPr>
           <w:p>
             <w:pPr>
+              <w:keepNext w:val="false"/>
               <w:spacing w:after="40" w:before="0"/>
               <w:jc w:val="left"/>
             </w:pPr>
@@ -29323,6 +29934,7 @@
           </w:tcPr>
           <w:p>
             <w:pPr>
+              <w:keepNext w:val="false"/>
               <w:spacing w:after="40" w:before="0"/>
               <w:jc w:val="center"/>
             </w:pPr>
@@ -29357,6 +29969,7 @@
           </w:tcPr>
           <w:p>
             <w:pPr>
+              <w:keepNext w:val="false"/>
               <w:spacing w:after="40" w:before="0"/>
               <w:jc w:val="left"/>
             </w:pPr>
@@ -29421,6 +30034,7 @@
           </w:tcPr>
           <w:p>
             <w:pPr>
+              <w:keepNext w:val="false"/>
               <w:spacing w:after="40" w:before="0"/>
               <w:jc w:val="center"/>
             </w:pPr>
@@ -29455,6 +30069,7 @@
           </w:tcPr>
           <w:p>
             <w:pPr>
+              <w:keepNext w:val="false"/>
               <w:spacing w:after="40" w:before="0"/>
               <w:jc w:val="left"/>
             </w:pPr>
@@ -29487,6 +30102,7 @@
           </w:tcPr>
           <w:p>
             <w:pPr>
+              <w:keepNext w:val="false"/>
               <w:spacing w:after="40" w:before="0"/>
               <w:jc w:val="left"/>
             </w:pPr>
@@ -29519,6 +30135,7 @@
           </w:tcPr>
           <w:p>
             <w:pPr>
+              <w:keepNext w:val="false"/>
               <w:spacing w:after="40" w:before="0"/>
               <w:jc w:val="left"/>
             </w:pPr>
@@ -29551,6 +30168,7 @@
           </w:tcPr>
           <w:p>
             <w:pPr>
+              <w:keepNext w:val="false"/>
               <w:spacing w:after="40" w:before="0"/>
               <w:jc w:val="left"/>
             </w:pPr>
@@ -29583,6 +30201,7 @@
           </w:tcPr>
           <w:p>
             <w:pPr>
+              <w:keepNext w:val="false"/>
               <w:spacing w:after="40" w:before="0"/>
               <w:jc w:val="left"/>
             </w:pPr>
@@ -29617,6 +30236,7 @@
           </w:tcPr>
           <w:p>
             <w:pPr>
+              <w:keepNext w:val="false"/>
               <w:spacing w:after="40" w:before="0"/>
               <w:jc w:val="left"/>
             </w:pPr>
@@ -29654,7 +30274,7 @@
             <w:pPr>
               <w:spacing w:after="20" w:before="0"/>
             </w:pPr>
-            <w:hyperlink w:history="1" r:id="rIdjzlwde16guepoi-pladat">
+            <w:hyperlink w:history="1" r:id="rIdnrfxtfyjmrnf8pjja1nrw">
               <w:r>
                 <w:rPr>
                   <w:rFonts w:ascii="Arial" w:cs="Arial" w:eastAsia="Arial" w:hAnsi="Arial"/>
@@ -29687,7 +30307,7 @@
               <w:spacing w:after="10" w:before="0"/>
               <w:ind w:left="120"/>
             </w:pPr>
-            <w:hyperlink w:history="1" r:id="rIdvlfcswwifnpvbcmxt-isz">
+            <w:hyperlink w:history="1" r:id="rIdfbjjrexbubqddotndwtnv">
               <w:r>
                 <w:rPr>
                   <w:rFonts w:ascii="Arial" w:cs="Arial" w:eastAsia="Arial" w:hAnsi="Arial"/>
@@ -29732,7 +30352,7 @@
             <w:pPr>
               <w:spacing w:after="20" w:before="0"/>
             </w:pPr>
-            <w:hyperlink w:history="1" r:id="rIdoefia2nz8cwt7mxovumtn">
+            <w:hyperlink w:history="1" r:id="rIdnd1cagkzdqehtfbq_da9z">
               <w:r>
                 <w:rPr>
                   <w:rFonts w:ascii="Arial" w:cs="Arial" w:eastAsia="Arial" w:hAnsi="Arial"/>
@@ -29765,7 +30385,7 @@
               <w:spacing w:after="10" w:before="0"/>
               <w:ind w:left="120"/>
             </w:pPr>
-            <w:hyperlink w:history="1" r:id="rId386d5kseanbt7nzzsjbmv">
+            <w:hyperlink w:history="1" r:id="rIdw_zhqyeqnxrcoraylkslv">
               <w:r>
                 <w:rPr>
                   <w:rFonts w:ascii="Arial" w:cs="Arial" w:eastAsia="Arial" w:hAnsi="Arial"/>
@@ -29793,6 +30413,7 @@
           </w:tcPr>
           <w:p>
             <w:pPr>
+              <w:keepNext w:val="false"/>
               <w:spacing w:after="40" w:before="0"/>
               <w:jc w:val="left"/>
             </w:pPr>
@@ -29825,6 +30446,7 @@
           </w:tcPr>
           <w:p>
             <w:pPr>
+              <w:keepNext w:val="false"/>
               <w:spacing w:after="40" w:before="0"/>
               <w:jc w:val="left"/>
             </w:pPr>
@@ -29857,6 +30479,7 @@
           </w:tcPr>
           <w:p>
             <w:pPr>
+              <w:keepNext w:val="false"/>
               <w:spacing w:after="40" w:before="0"/>
               <w:jc w:val="left"/>
             </w:pPr>
@@ -29889,6 +30512,7 @@
           </w:tcPr>
           <w:p>
             <w:pPr>
+              <w:keepNext w:val="false"/>
               <w:spacing w:after="40" w:before="0"/>
               <w:jc w:val="left"/>
             </w:pPr>
@@ -29923,6 +30547,7 @@
           </w:tcPr>
           <w:p>
             <w:pPr>
+              <w:keepNext w:val="false"/>
               <w:spacing w:after="40" w:before="0"/>
               <w:jc w:val="left"/>
             </w:pPr>
@@ -29960,7 +30585,7 @@
             <w:pPr>
               <w:spacing w:after="20" w:before="0"/>
             </w:pPr>
-            <w:hyperlink w:history="1" r:id="rIdghrekkyodhsktijyu8fkf">
+            <w:hyperlink w:history="1" r:id="rIdwfuvhdvvla_nj3fchosoy">
               <w:r>
                 <w:rPr>
                   <w:rFonts w:ascii="Arial" w:cs="Arial" w:eastAsia="Arial" w:hAnsi="Arial"/>
@@ -29993,7 +30618,7 @@
               <w:spacing w:after="10" w:before="0"/>
               <w:ind w:left="120"/>
             </w:pPr>
-            <w:hyperlink w:history="1" r:id="rIdxa8yqjjv497hbklhwlneb">
+            <w:hyperlink w:history="1" r:id="rIdraynvwit_x9yrosv2ma_f">
               <w:r>
                 <w:rPr>
                   <w:rFonts w:ascii="Arial" w:cs="Arial" w:eastAsia="Arial" w:hAnsi="Arial"/>
@@ -30038,7 +30663,7 @@
             <w:pPr>
               <w:spacing w:after="20" w:before="0"/>
             </w:pPr>
-            <w:hyperlink w:history="1" r:id="rIdxh03tfkwdqovb1xi2iqka">
+            <w:hyperlink w:history="1" r:id="rIdirfapoux9vmuwrojxrbze">
               <w:r>
                 <w:rPr>
                   <w:rFonts w:ascii="Arial" w:cs="Arial" w:eastAsia="Arial" w:hAnsi="Arial"/>
@@ -30071,7 +30696,7 @@
               <w:spacing w:after="10" w:before="0"/>
               <w:ind w:left="120"/>
             </w:pPr>
-            <w:hyperlink w:history="1" r:id="rId_h9u4q-dnnyt4og7gw96_">
+            <w:hyperlink w:history="1" r:id="rIdh06fuut4ncfcr9wtrgtqb">
               <w:r>
                 <w:rPr>
                   <w:rFonts w:ascii="Arial" w:cs="Arial" w:eastAsia="Arial" w:hAnsi="Arial"/>
@@ -30099,6 +30724,7 @@
           </w:tcPr>
           <w:p>
             <w:pPr>
+              <w:keepNext w:val="false"/>
               <w:spacing w:after="40" w:before="0"/>
               <w:jc w:val="left"/>
             </w:pPr>
@@ -30131,6 +30757,7 @@
           </w:tcPr>
           <w:p>
             <w:pPr>
+              <w:keepNext w:val="false"/>
               <w:spacing w:after="40" w:before="0"/>
               <w:jc w:val="left"/>
             </w:pPr>
@@ -30163,6 +30790,7 @@
           </w:tcPr>
           <w:p>
             <w:pPr>
+              <w:keepNext w:val="false"/>
               <w:spacing w:after="40" w:before="0"/>
               <w:jc w:val="left"/>
             </w:pPr>
@@ -30195,6 +30823,7 @@
           </w:tcPr>
           <w:p>
             <w:pPr>
+              <w:keepNext w:val="false"/>
               <w:spacing w:after="40" w:before="0"/>
               <w:jc w:val="left"/>
             </w:pPr>
@@ -30229,6 +30858,7 @@
           </w:tcPr>
           <w:p>
             <w:pPr>
+              <w:keepNext w:val="false"/>
               <w:spacing w:after="40" w:before="0"/>
               <w:jc w:val="left"/>
             </w:pPr>
@@ -30266,7 +30896,7 @@
             <w:pPr>
               <w:spacing w:after="20" w:before="0"/>
             </w:pPr>
-            <w:hyperlink w:history="1" r:id="rIduyjo99amzjhsqvn6kgvi3">
+            <w:hyperlink w:history="1" r:id="rId8qyu0lz6t7fuexufml_wc">
               <w:r>
                 <w:rPr>
                   <w:rFonts w:ascii="Arial" w:cs="Arial" w:eastAsia="Arial" w:hAnsi="Arial"/>
@@ -30299,7 +30929,7 @@
               <w:spacing w:after="10" w:before="0"/>
               <w:ind w:left="120"/>
             </w:pPr>
-            <w:hyperlink w:history="1" r:id="rId_k8apkbqztghzvrytbs3b">
+            <w:hyperlink w:history="1" r:id="rIdexeznlk0luzfc6pfwrmqj">
               <w:r>
                 <w:rPr>
                   <w:rFonts w:ascii="Arial" w:cs="Arial" w:eastAsia="Arial" w:hAnsi="Arial"/>
@@ -30344,7 +30974,7 @@
             <w:pPr>
               <w:spacing w:after="20" w:before="0"/>
             </w:pPr>
-            <w:hyperlink w:history="1" r:id="rIduqhviaijacunnfela1uri">
+            <w:hyperlink w:history="1" r:id="rIdz_wowdtix-9uczxgilj-3">
               <w:r>
                 <w:rPr>
                   <w:rFonts w:ascii="Arial" w:cs="Arial" w:eastAsia="Arial" w:hAnsi="Arial"/>
@@ -30393,7 +31023,7 @@
               <w:spacing w:after="10" w:before="0"/>
               <w:ind w:left="120"/>
             </w:pPr>
-            <w:hyperlink w:history="1" r:id="rIdnfisrciiflwhevmeryb5u">
+            <w:hyperlink w:history="1" r:id="rIduhryyicvcnbeppsdstpgr">
               <w:r>
                 <w:rPr>
                   <w:rFonts w:ascii="Arial" w:cs="Arial" w:eastAsia="Arial" w:hAnsi="Arial"/>
@@ -30421,6 +31051,7 @@
           </w:tcPr>
           <w:p>
             <w:pPr>
+              <w:keepNext w:val="false"/>
               <w:spacing w:after="40" w:before="0"/>
               <w:jc w:val="left"/>
             </w:pPr>
@@ -30453,6 +31084,7 @@
           </w:tcPr>
           <w:p>
             <w:pPr>
+              <w:keepNext w:val="false"/>
               <w:spacing w:after="40" w:before="0"/>
               <w:jc w:val="left"/>
             </w:pPr>
@@ -30485,6 +31117,7 @@
           </w:tcPr>
           <w:p>
             <w:pPr>
+              <w:keepNext w:val="false"/>
               <w:spacing w:after="40" w:before="0"/>
               <w:jc w:val="left"/>
             </w:pPr>
@@ -30517,6 +31150,7 @@
           </w:tcPr>
           <w:p>
             <w:pPr>
+              <w:keepNext w:val="false"/>
               <w:spacing w:after="40" w:before="0"/>
               <w:jc w:val="left"/>
             </w:pPr>
@@ -30551,6 +31185,7 @@
           </w:tcPr>
           <w:p>
             <w:pPr>
+              <w:keepNext w:val="false"/>
               <w:spacing w:after="40" w:before="0"/>
               <w:jc w:val="left"/>
             </w:pPr>
@@ -30588,7 +31223,7 @@
             <w:pPr>
               <w:spacing w:after="20" w:before="0"/>
             </w:pPr>
-            <w:hyperlink w:history="1" r:id="rIdy5m9hslhillrhtktmnip9">
+            <w:hyperlink w:history="1" r:id="rIdgf7eyesx2zdyd1urtkhml">
               <w:r>
                 <w:rPr>
                   <w:rFonts w:ascii="Arial" w:cs="Arial" w:eastAsia="Arial" w:hAnsi="Arial"/>
@@ -30621,7 +31256,7 @@
               <w:spacing w:after="10" w:before="0"/>
               <w:ind w:left="120"/>
             </w:pPr>
-            <w:hyperlink w:history="1" r:id="rIdopgdofshsjqy9bvupua9j">
+            <w:hyperlink w:history="1" r:id="rIdta8x5kq7gxgakjontlci4">
               <w:r>
                 <w:rPr>
                   <w:rFonts w:ascii="Arial" w:cs="Arial" w:eastAsia="Arial" w:hAnsi="Arial"/>
@@ -30666,7 +31301,7 @@
             <w:pPr>
               <w:spacing w:after="20" w:before="0"/>
             </w:pPr>
-            <w:hyperlink w:history="1" r:id="rIdj_-eslj737ob8zo7g6_lc">
+            <w:hyperlink w:history="1" r:id="rIdudtjpu1sozj2oh3kqbkjy">
               <w:r>
                 <w:rPr>
                   <w:rFonts w:ascii="Arial" w:cs="Arial" w:eastAsia="Arial" w:hAnsi="Arial"/>
@@ -30715,7 +31350,7 @@
               <w:spacing w:after="10" w:before="0"/>
               <w:ind w:left="120"/>
             </w:pPr>
-            <w:hyperlink w:history="1" r:id="rId_f04ivma52oswfnbbcotm">
+            <w:hyperlink w:history="1" r:id="rIdt0p1gh1-ura2t2oztjjis">
               <w:r>
                 <w:rPr>
                   <w:rFonts w:ascii="Arial" w:cs="Arial" w:eastAsia="Arial" w:hAnsi="Arial"/>
@@ -30743,6 +31378,7 @@
           </w:tcPr>
           <w:p>
             <w:pPr>
+              <w:keepNext w:val="false"/>
               <w:spacing w:after="40" w:before="0"/>
               <w:jc w:val="left"/>
             </w:pPr>
@@ -30775,6 +31411,7 @@
           </w:tcPr>
           <w:p>
             <w:pPr>
+              <w:keepNext w:val="false"/>
               <w:spacing w:after="40" w:before="0"/>
               <w:jc w:val="left"/>
             </w:pPr>
@@ -30807,6 +31444,7 @@
           </w:tcPr>
           <w:p>
             <w:pPr>
+              <w:keepNext w:val="false"/>
               <w:spacing w:after="40" w:before="0"/>
               <w:jc w:val="left"/>
             </w:pPr>
@@ -30839,6 +31477,7 @@
           </w:tcPr>
           <w:p>
             <w:pPr>
+              <w:keepNext w:val="false"/>
               <w:spacing w:after="40" w:before="0"/>
               <w:jc w:val="left"/>
             </w:pPr>
@@ -30873,6 +31512,7 @@
           </w:tcPr>
           <w:p>
             <w:pPr>
+              <w:keepNext w:val="false"/>
               <w:spacing w:after="40" w:before="0"/>
               <w:jc w:val="left"/>
             </w:pPr>
@@ -30910,7 +31550,7 @@
             <w:pPr>
               <w:spacing w:after="20" w:before="0"/>
             </w:pPr>
-            <w:hyperlink w:history="1" r:id="rIdcyezcicpd2elkhzrlo6p-">
+            <w:hyperlink w:history="1" r:id="rIdcee6u_k_oogr1njj1tgtn">
               <w:r>
                 <w:rPr>
                   <w:rFonts w:ascii="Arial" w:cs="Arial" w:eastAsia="Arial" w:hAnsi="Arial"/>
@@ -30959,7 +31599,7 @@
               <w:spacing w:after="10" w:before="0"/>
               <w:ind w:left="120"/>
             </w:pPr>
-            <w:hyperlink w:history="1" r:id="rIdrjrmyrv0hnapjcm32m0nk">
+            <w:hyperlink w:history="1" r:id="rIda1nhdv6gq2cdz-dzwb4xp">
               <w:r>
                 <w:rPr>
                   <w:rFonts w:ascii="Arial" w:cs="Arial" w:eastAsia="Arial" w:hAnsi="Arial"/>
@@ -31004,7 +31644,7 @@
             <w:pPr>
               <w:spacing w:after="20" w:before="0"/>
             </w:pPr>
-            <w:hyperlink w:history="1" r:id="rIdhtzglgq1vjv78lt4cu0p2">
+            <w:hyperlink w:history="1" r:id="rIdqwp-ubnywozhhkrjkyo4y">
               <w:r>
                 <w:rPr>
                   <w:rFonts w:ascii="Arial" w:cs="Arial" w:eastAsia="Arial" w:hAnsi="Arial"/>
@@ -31053,7 +31693,7 @@
               <w:spacing w:after="10" w:before="0"/>
               <w:ind w:left="120"/>
             </w:pPr>
-            <w:hyperlink w:history="1" r:id="rIdzepk1xbnz4kf8im7wdpeq">
+            <w:hyperlink w:history="1" r:id="rId97izvrr9d-mpjfueaouzr">
               <w:r>
                 <w:rPr>
                   <w:rFonts w:ascii="Arial" w:cs="Arial" w:eastAsia="Arial" w:hAnsi="Arial"/>
@@ -31081,6 +31721,7 @@
           </w:tcPr>
           <w:p>
             <w:pPr>
+              <w:keepNext w:val="false"/>
               <w:spacing w:after="40" w:before="0"/>
               <w:jc w:val="left"/>
             </w:pPr>
@@ -31113,6 +31754,7 @@
           </w:tcPr>
           <w:p>
             <w:pPr>
+              <w:keepNext w:val="false"/>
               <w:spacing w:after="40" w:before="0"/>
               <w:jc w:val="left"/>
             </w:pPr>
@@ -31145,6 +31787,7 @@
           </w:tcPr>
           <w:p>
             <w:pPr>
+              <w:keepNext w:val="false"/>
               <w:spacing w:after="40" w:before="0"/>
               <w:jc w:val="left"/>
             </w:pPr>
@@ -31177,6 +31820,7 @@
           </w:tcPr>
           <w:p>
             <w:pPr>
+              <w:keepNext w:val="false"/>
               <w:spacing w:after="40" w:before="0"/>
               <w:jc w:val="left"/>
             </w:pPr>
@@ -31236,6 +31880,7 @@
           </w:tcPr>
           <w:p>
             <w:pPr>
+              <w:keepNext w:val="false"/>
               <w:spacing w:after="40" w:before="0"/>
               <w:jc w:val="center"/>
             </w:pPr>
@@ -31270,6 +31915,7 @@
           </w:tcPr>
           <w:p>
             <w:pPr>
+              <w:keepNext w:val="false"/>
               <w:spacing w:after="40" w:before="0"/>
               <w:jc w:val="left"/>
             </w:pPr>
@@ -31331,6 +31977,7 @@
           </w:tcPr>
           <w:p>
             <w:pPr>
+              <w:keepNext w:val="false"/>
               <w:spacing w:after="40" w:before="0"/>
               <w:jc w:val="center"/>
             </w:pPr>
@@ -31365,6 +32012,7 @@
           </w:tcPr>
           <w:p>
             <w:pPr>
+              <w:keepNext w:val="false"/>
               <w:spacing w:after="40" w:before="0"/>
               <w:jc w:val="left"/>
             </w:pPr>
@@ -31397,6 +32045,7 @@
           </w:tcPr>
           <w:p>
             <w:pPr>
+              <w:keepNext w:val="false"/>
               <w:spacing w:after="40" w:before="0"/>
               <w:jc w:val="left"/>
             </w:pPr>
@@ -31431,6 +32080,7 @@
           </w:tcPr>
           <w:p>
             <w:pPr>
+              <w:keepNext w:val="false"/>
               <w:spacing w:after="40" w:before="0"/>
               <w:jc w:val="left"/>
             </w:pPr>
@@ -31463,6 +32113,7 @@
           </w:tcPr>
           <w:p>
             <w:pPr>
+              <w:keepNext w:val="false"/>
               <w:spacing w:after="40" w:before="0"/>
               <w:jc w:val="left"/>
             </w:pPr>
@@ -31497,6 +32148,7 @@
           </w:tcPr>
           <w:p>
             <w:pPr>
+              <w:keepNext w:val="false"/>
               <w:spacing w:after="40" w:before="0"/>
               <w:jc w:val="left"/>
             </w:pPr>
@@ -31529,6 +32181,7 @@
           </w:tcPr>
           <w:p>
             <w:pPr>
+              <w:keepNext w:val="false"/>
               <w:spacing w:after="40" w:before="0"/>
               <w:jc w:val="left"/>
             </w:pPr>
@@ -31565,7 +32218,7 @@
         </w:rPr>
         <w:t xml:space="preserve">© 2026 SeaVuria and ARES. Aligned with KICD objectives. Developed by SeaVuria; technical implementation by ARES (with AI assistance from Claude). Licensed under </w:t>
       </w:r>
-      <w:hyperlink w:history="1" r:id="rIdnzrhysziyb_b1c9mtlesa">
+      <w:hyperlink w:history="1" r:id="rId8q7lc2ei_odkrlyjlkfj5">
         <w:r>
           <w:rPr>
             <w:rFonts w:ascii="Arial" w:cs="Arial" w:eastAsia="Arial" w:hAnsi="Arial"/>
@@ -31586,7 +32239,7 @@
         </w:rPr>
         <w:t xml:space="preserve"> (</w:t>
       </w:r>
-      <w:hyperlink w:history="1" r:id="rIdu_jqm6gda63zd6kpql9z4">
+      <w:hyperlink w:history="1" r:id="rIdutrlf6srchdiaha5fsure">
         <w:r>
           <w:rPr>
             <w:rFonts w:ascii="Arial" w:cs="Arial" w:eastAsia="Arial" w:hAnsi="Arial"/>
@@ -31646,6 +32299,7 @@
           </w:tcPr>
           <w:p>
             <w:pPr>
+              <w:keepNext w:val="false"/>
               <w:spacing w:after="40" w:before="0"/>
               <w:jc w:val="center"/>
             </w:pPr>
@@ -31681,6 +32335,7 @@
           </w:tcPr>
           <w:p>
             <w:pPr>
+              <w:keepNext w:val="false"/>
               <w:spacing w:after="40" w:before="0"/>
               <w:jc w:val="center"/>
             </w:pPr>
@@ -31715,6 +32370,7 @@
           </w:tcPr>
           <w:p>
             <w:pPr>
+              <w:keepNext w:val="false"/>
               <w:spacing w:after="40" w:before="0"/>
               <w:jc w:val="left"/>
             </w:pPr>
@@ -31747,6 +32403,7 @@
           </w:tcPr>
           <w:p>
             <w:pPr>
+              <w:keepNext w:val="false"/>
               <w:spacing w:after="40" w:before="0"/>
               <w:jc w:val="left"/>
             </w:pPr>
@@ -31781,6 +32438,7 @@
           </w:tcPr>
           <w:p>
             <w:pPr>
+              <w:keepNext w:val="false"/>
               <w:spacing w:after="40" w:before="0"/>
               <w:jc w:val="left"/>
             </w:pPr>
@@ -31813,6 +32471,7 @@
           </w:tcPr>
           <w:p>
             <w:pPr>
+              <w:keepNext w:val="false"/>
               <w:spacing w:after="40" w:before="0"/>
               <w:jc w:val="left"/>
             </w:pPr>
@@ -31847,6 +32506,7 @@
           </w:tcPr>
           <w:p>
             <w:pPr>
+              <w:keepNext w:val="false"/>
               <w:spacing w:after="40" w:before="0"/>
               <w:jc w:val="left"/>
             </w:pPr>
@@ -31879,6 +32539,7 @@
           </w:tcPr>
           <w:p>
             <w:pPr>
+              <w:keepNext w:val="false"/>
               <w:spacing w:after="40" w:before="0"/>
               <w:jc w:val="left"/>
             </w:pPr>
@@ -31913,6 +32574,7 @@
           </w:tcPr>
           <w:p>
             <w:pPr>
+              <w:keepNext w:val="false"/>
               <w:spacing w:after="40" w:before="0"/>
               <w:jc w:val="left"/>
             </w:pPr>
@@ -31945,6 +32607,7 @@
           </w:tcPr>
           <w:p>
             <w:pPr>
+              <w:keepNext w:val="false"/>
               <w:spacing w:after="40" w:before="0"/>
               <w:jc w:val="left"/>
             </w:pPr>
@@ -31979,6 +32642,7 @@
           </w:tcPr>
           <w:p>
             <w:pPr>
+              <w:keepNext w:val="false"/>
               <w:spacing w:after="40" w:before="0"/>
               <w:jc w:val="left"/>
             </w:pPr>
@@ -32011,6 +32675,7 @@
           </w:tcPr>
           <w:p>
             <w:pPr>
+              <w:keepNext w:val="false"/>
               <w:spacing w:after="40" w:before="0"/>
               <w:jc w:val="left"/>
             </w:pPr>
@@ -32045,6 +32710,7 @@
           </w:tcPr>
           <w:p>
             <w:pPr>
+              <w:keepNext w:val="false"/>
               <w:spacing w:after="40" w:before="0"/>
               <w:jc w:val="left"/>
             </w:pPr>
@@ -32077,6 +32743,7 @@
           </w:tcPr>
           <w:p>
             <w:pPr>
+              <w:keepNext w:val="false"/>
               <w:spacing w:after="40" w:before="0"/>
               <w:jc w:val="left"/>
             </w:pPr>
@@ -32111,6 +32778,7 @@
           </w:tcPr>
           <w:p>
             <w:pPr>
+              <w:keepNext w:val="false"/>
               <w:spacing w:after="40" w:before="0"/>
               <w:jc w:val="left"/>
             </w:pPr>
@@ -32143,6 +32811,7 @@
           </w:tcPr>
           <w:p>
             <w:pPr>
+              <w:keepNext w:val="false"/>
               <w:spacing w:after="40" w:before="0"/>
               <w:jc w:val="left"/>
             </w:pPr>
@@ -32177,6 +32846,7 @@
           </w:tcPr>
           <w:p>
             <w:pPr>
+              <w:keepNext w:val="false"/>
               <w:spacing w:after="40" w:before="0"/>
               <w:jc w:val="left"/>
             </w:pPr>
@@ -32209,6 +32879,7 @@
           </w:tcPr>
           <w:p>
             <w:pPr>
+              <w:keepNext w:val="false"/>
               <w:spacing w:after="40" w:before="0"/>
               <w:jc w:val="left"/>
             </w:pPr>
@@ -32268,6 +32939,7 @@
           </w:tcPr>
           <w:p>
             <w:pPr>
+              <w:keepNext w:val="false"/>
               <w:spacing w:after="40" w:before="0"/>
               <w:jc w:val="center"/>
             </w:pPr>
@@ -32302,6 +32974,7 @@
           </w:tcPr>
           <w:p>
             <w:pPr>
+              <w:keepNext w:val="false"/>
               <w:spacing w:after="40" w:before="0"/>
               <w:jc w:val="left"/>
             </w:pPr>
@@ -32366,6 +33039,7 @@
           </w:tcPr>
           <w:p>
             <w:pPr>
+              <w:keepNext w:val="false"/>
               <w:spacing w:after="40" w:before="0"/>
               <w:jc w:val="center"/>
             </w:pPr>
@@ -32400,6 +33074,7 @@
           </w:tcPr>
           <w:p>
             <w:pPr>
+              <w:keepNext w:val="false"/>
               <w:spacing w:after="40" w:before="0"/>
               <w:jc w:val="left"/>
             </w:pPr>
@@ -32432,6 +33107,7 @@
           </w:tcPr>
           <w:p>
             <w:pPr>
+              <w:keepNext w:val="false"/>
               <w:spacing w:after="40" w:before="0"/>
               <w:jc w:val="left"/>
             </w:pPr>
@@ -32464,6 +33140,7 @@
           </w:tcPr>
           <w:p>
             <w:pPr>
+              <w:keepNext w:val="false"/>
               <w:spacing w:after="40" w:before="0"/>
               <w:jc w:val="left"/>
             </w:pPr>
@@ -32496,6 +33173,7 @@
           </w:tcPr>
           <w:p>
             <w:pPr>
+              <w:keepNext w:val="false"/>
               <w:spacing w:after="40" w:before="0"/>
               <w:jc w:val="left"/>
             </w:pPr>
@@ -32528,6 +33206,7 @@
           </w:tcPr>
           <w:p>
             <w:pPr>
+              <w:keepNext w:val="false"/>
               <w:spacing w:after="40" w:before="0"/>
               <w:jc w:val="left"/>
             </w:pPr>
@@ -32562,6 +33241,7 @@
           </w:tcPr>
           <w:p>
             <w:pPr>
+              <w:keepNext w:val="false"/>
               <w:spacing w:after="40" w:before="0"/>
               <w:jc w:val="left"/>
             </w:pPr>
@@ -32616,7 +33296,7 @@
               <w:spacing w:after="10" w:before="0"/>
               <w:ind w:left="120"/>
             </w:pPr>
-            <w:hyperlink w:history="1" r:id="rIdzonmxbi87rjlzebob-9jc">
+            <w:hyperlink w:history="1" r:id="rIdyaroomlsvj9861xc-nntz">
               <w:r>
                 <w:rPr>
                   <w:rFonts w:ascii="Arial" w:cs="Arial" w:eastAsia="Arial" w:hAnsi="Arial"/>
@@ -32676,7 +33356,7 @@
             <w:pPr>
               <w:spacing w:after="20" w:before="0"/>
             </w:pPr>
-            <w:hyperlink w:history="1" r:id="rIdkeazl50ujf00vhui3j27x">
+            <w:hyperlink w:history="1" r:id="rIdrsrkankvfgzrctrzmvsd3">
               <w:r>
                 <w:rPr>
                   <w:rFonts w:ascii="Arial" w:cs="Arial" w:eastAsia="Arial" w:hAnsi="Arial"/>
@@ -32725,7 +33405,7 @@
               <w:spacing w:after="10" w:before="0"/>
               <w:ind w:left="120"/>
             </w:pPr>
-            <w:hyperlink w:history="1" r:id="rIdpkqy5mxjdrihplhxmbgwj">
+            <w:hyperlink w:history="1" r:id="rIdjuj6exgqom6dyaanh2jcd">
               <w:r>
                 <w:rPr>
                   <w:rFonts w:ascii="Arial" w:cs="Arial" w:eastAsia="Arial" w:hAnsi="Arial"/>
@@ -32753,6 +33433,7 @@
           </w:tcPr>
           <w:p>
             <w:pPr>
+              <w:keepNext w:val="false"/>
               <w:spacing w:after="40" w:before="0"/>
               <w:jc w:val="left"/>
             </w:pPr>
@@ -32785,6 +33466,7 @@
           </w:tcPr>
           <w:p>
             <w:pPr>
+              <w:keepNext w:val="false"/>
               <w:spacing w:after="40" w:before="0"/>
               <w:jc w:val="left"/>
             </w:pPr>
@@ -32817,6 +33499,7 @@
           </w:tcPr>
           <w:p>
             <w:pPr>
+              <w:keepNext w:val="false"/>
               <w:spacing w:after="40" w:before="0"/>
               <w:jc w:val="left"/>
             </w:pPr>
@@ -32849,6 +33532,7 @@
           </w:tcPr>
           <w:p>
             <w:pPr>
+              <w:keepNext w:val="false"/>
               <w:spacing w:after="40" w:before="0"/>
               <w:jc w:val="left"/>
             </w:pPr>
@@ -32883,6 +33567,7 @@
           </w:tcPr>
           <w:p>
             <w:pPr>
+              <w:keepNext w:val="false"/>
               <w:spacing w:after="40" w:before="0"/>
               <w:jc w:val="left"/>
             </w:pPr>
@@ -32937,7 +33622,7 @@
               <w:spacing w:after="10" w:before="0"/>
               <w:ind w:left="120"/>
             </w:pPr>
-            <w:hyperlink w:history="1" r:id="rIdfxyvifylq3c4dh3xnq1ad">
+            <w:hyperlink w:history="1" r:id="rIduaakb_zpucjp27st9sr4v">
               <w:r>
                 <w:rPr>
                   <w:rFonts w:ascii="Arial" w:cs="Arial" w:eastAsia="Arial" w:hAnsi="Arial"/>
@@ -32997,7 +33682,7 @@
             <w:pPr>
               <w:spacing w:after="20" w:before="0"/>
             </w:pPr>
-            <w:hyperlink w:history="1" r:id="rIdduumhoqusuklqxvb9brpt">
+            <w:hyperlink w:history="1" r:id="rId5y_fapz_9lhooe54iifem">
               <w:r>
                 <w:rPr>
                   <w:rFonts w:ascii="Arial" w:cs="Arial" w:eastAsia="Arial" w:hAnsi="Arial"/>
@@ -33046,7 +33731,7 @@
               <w:spacing w:after="10" w:before="0"/>
               <w:ind w:left="120"/>
             </w:pPr>
-            <w:hyperlink w:history="1" r:id="rIderciu9jvl480bpt4ay5hp">
+            <w:hyperlink w:history="1" r:id="rIdpdm8z-54y0_x_0xldutnr">
               <w:r>
                 <w:rPr>
                   <w:rFonts w:ascii="Arial" w:cs="Arial" w:eastAsia="Arial" w:hAnsi="Arial"/>
@@ -33074,6 +33759,7 @@
           </w:tcPr>
           <w:p>
             <w:pPr>
+              <w:keepNext w:val="false"/>
               <w:spacing w:after="40" w:before="0"/>
               <w:jc w:val="left"/>
             </w:pPr>
@@ -33106,6 +33792,7 @@
           </w:tcPr>
           <w:p>
             <w:pPr>
+              <w:keepNext w:val="false"/>
               <w:spacing w:after="40" w:before="0"/>
               <w:jc w:val="left"/>
             </w:pPr>
@@ -33138,6 +33825,7 @@
           </w:tcPr>
           <w:p>
             <w:pPr>
+              <w:keepNext w:val="false"/>
               <w:spacing w:after="40" w:before="0"/>
               <w:jc w:val="left"/>
             </w:pPr>
@@ -33170,6 +33858,7 @@
           </w:tcPr>
           <w:p>
             <w:pPr>
+              <w:keepNext w:val="false"/>
               <w:spacing w:after="40" w:before="0"/>
               <w:jc w:val="left"/>
             </w:pPr>
@@ -33204,6 +33893,7 @@
           </w:tcPr>
           <w:p>
             <w:pPr>
+              <w:keepNext w:val="false"/>
               <w:spacing w:after="40" w:before="0"/>
               <w:jc w:val="left"/>
             </w:pPr>
@@ -33258,7 +33948,7 @@
               <w:spacing w:after="10" w:before="0"/>
               <w:ind w:left="120"/>
             </w:pPr>
-            <w:hyperlink w:history="1" r:id="rIdp5gl94st-kvmyk9j6ozji">
+            <w:hyperlink w:history="1" r:id="rIdc75gnycbtgxfaxpuolwjp">
               <w:r>
                 <w:rPr>
                   <w:rFonts w:ascii="Arial" w:cs="Arial" w:eastAsia="Arial" w:hAnsi="Arial"/>
@@ -33318,7 +34008,7 @@
             <w:pPr>
               <w:spacing w:after="20" w:before="0"/>
             </w:pPr>
-            <w:hyperlink w:history="1" r:id="rIdja-pmaxvipq6m_c8ral4f">
+            <w:hyperlink w:history="1" r:id="rIdjyu0wy5nxh2ecs9asl8ug">
               <w:r>
                 <w:rPr>
                   <w:rFonts w:ascii="Arial" w:cs="Arial" w:eastAsia="Arial" w:hAnsi="Arial"/>
@@ -33367,7 +34057,7 @@
               <w:spacing w:after="10" w:before="0"/>
               <w:ind w:left="120"/>
             </w:pPr>
-            <w:hyperlink w:history="1" r:id="rId-hxor4gy2qbybsyqpjwhr">
+            <w:hyperlink w:history="1" r:id="rIdterhwpmldrzsjxm3gmtza">
               <w:r>
                 <w:rPr>
                   <w:rFonts w:ascii="Arial" w:cs="Arial" w:eastAsia="Arial" w:hAnsi="Arial"/>
@@ -33395,6 +34085,7 @@
           </w:tcPr>
           <w:p>
             <w:pPr>
+              <w:keepNext w:val="false"/>
               <w:spacing w:after="40" w:before="0"/>
               <w:jc w:val="left"/>
             </w:pPr>
@@ -33427,6 +34118,7 @@
           </w:tcPr>
           <w:p>
             <w:pPr>
+              <w:keepNext w:val="false"/>
               <w:spacing w:after="40" w:before="0"/>
               <w:jc w:val="left"/>
             </w:pPr>
@@ -33459,6 +34151,7 @@
           </w:tcPr>
           <w:p>
             <w:pPr>
+              <w:keepNext w:val="false"/>
               <w:spacing w:after="40" w:before="0"/>
               <w:jc w:val="left"/>
             </w:pPr>
@@ -33491,6 +34184,7 @@
           </w:tcPr>
           <w:p>
             <w:pPr>
+              <w:keepNext w:val="false"/>
               <w:spacing w:after="40" w:before="0"/>
               <w:jc w:val="left"/>
             </w:pPr>
@@ -33525,6 +34219,7 @@
           </w:tcPr>
           <w:p>
             <w:pPr>
+              <w:keepNext w:val="false"/>
               <w:spacing w:after="40" w:before="0"/>
               <w:jc w:val="left"/>
             </w:pPr>
@@ -33579,7 +34274,7 @@
               <w:spacing w:after="10" w:before="0"/>
               <w:ind w:left="120"/>
             </w:pPr>
-            <w:hyperlink w:history="1" r:id="rIdjtxt0z7r-tsb9wtylip0a">
+            <w:hyperlink w:history="1" r:id="rIddmcvsn00pzt0b2dmaabam">
               <w:r>
                 <w:rPr>
                   <w:rFonts w:ascii="Arial" w:cs="Arial" w:eastAsia="Arial" w:hAnsi="Arial"/>
@@ -33639,7 +34334,7 @@
             <w:pPr>
               <w:spacing w:after="20" w:before="0"/>
             </w:pPr>
-            <w:hyperlink w:history="1" r:id="rId2dk0ujgrpiis9-ahq5rvx">
+            <w:hyperlink w:history="1" r:id="rIdk4oxrnxgmk9aazbz13qyp">
               <w:r>
                 <w:rPr>
                   <w:rFonts w:ascii="Arial" w:cs="Arial" w:eastAsia="Arial" w:hAnsi="Arial"/>
@@ -33688,7 +34383,7 @@
               <w:spacing w:after="10" w:before="0"/>
               <w:ind w:left="120"/>
             </w:pPr>
-            <w:hyperlink w:history="1" r:id="rIdnqv7wvsgpqyqd85umueum">
+            <w:hyperlink w:history="1" r:id="rIdruu5mkd6fm4xo7syei_rl">
               <w:r>
                 <w:rPr>
                   <w:rFonts w:ascii="Arial" w:cs="Arial" w:eastAsia="Arial" w:hAnsi="Arial"/>
@@ -33716,6 +34411,7 @@
           </w:tcPr>
           <w:p>
             <w:pPr>
+              <w:keepNext w:val="false"/>
               <w:spacing w:after="40" w:before="0"/>
               <w:jc w:val="left"/>
             </w:pPr>
@@ -33748,6 +34444,7 @@
           </w:tcPr>
           <w:p>
             <w:pPr>
+              <w:keepNext w:val="false"/>
               <w:spacing w:after="40" w:before="0"/>
               <w:jc w:val="left"/>
             </w:pPr>
@@ -33780,6 +34477,7 @@
           </w:tcPr>
           <w:p>
             <w:pPr>
+              <w:keepNext w:val="false"/>
               <w:spacing w:after="40" w:before="0"/>
               <w:jc w:val="left"/>
             </w:pPr>
@@ -33812,6 +34510,7 @@
           </w:tcPr>
           <w:p>
             <w:pPr>
+              <w:keepNext w:val="false"/>
               <w:spacing w:after="40" w:before="0"/>
               <w:jc w:val="left"/>
             </w:pPr>
@@ -33846,6 +34545,7 @@
           </w:tcPr>
           <w:p>
             <w:pPr>
+              <w:keepNext w:val="false"/>
               <w:spacing w:after="40" w:before="0"/>
               <w:jc w:val="left"/>
             </w:pPr>
@@ -33900,7 +34600,7 @@
               <w:spacing w:after="10" w:before="0"/>
               <w:ind w:left="120"/>
             </w:pPr>
-            <w:hyperlink w:history="1" r:id="rIdl0qt46lxl_3hdygodxghy">
+            <w:hyperlink w:history="1" r:id="rIdi_n8xjvgcyqllronky9o5">
               <w:r>
                 <w:rPr>
                   <w:rFonts w:ascii="Arial" w:cs="Arial" w:eastAsia="Arial" w:hAnsi="Arial"/>
@@ -33960,7 +34660,7 @@
             <w:pPr>
               <w:spacing w:after="20" w:before="0"/>
             </w:pPr>
-            <w:hyperlink w:history="1" r:id="rIdcraw0bkcqz1zdw0l4nf0z">
+            <w:hyperlink w:history="1" r:id="rIdjqsysvnso5kwonym4rgmg">
               <w:r>
                 <w:rPr>
                   <w:rFonts w:ascii="Arial" w:cs="Arial" w:eastAsia="Arial" w:hAnsi="Arial"/>
@@ -34009,7 +34709,7 @@
               <w:spacing w:after="10" w:before="0"/>
               <w:ind w:left="120"/>
             </w:pPr>
-            <w:hyperlink w:history="1" r:id="rIdeyiyoecwankrwyvck26ft">
+            <w:hyperlink w:history="1" r:id="rIdbqdzcmquii8eskyldwoht">
               <w:r>
                 <w:rPr>
                   <w:rFonts w:ascii="Arial" w:cs="Arial" w:eastAsia="Arial" w:hAnsi="Arial"/>
@@ -34037,6 +34737,7 @@
           </w:tcPr>
           <w:p>
             <w:pPr>
+              <w:keepNext w:val="false"/>
               <w:spacing w:after="40" w:before="0"/>
               <w:jc w:val="left"/>
             </w:pPr>
@@ -34069,6 +34770,7 @@
           </w:tcPr>
           <w:p>
             <w:pPr>
+              <w:keepNext w:val="false"/>
               <w:spacing w:after="40" w:before="0"/>
               <w:jc w:val="left"/>
             </w:pPr>
@@ -34101,6 +34803,7 @@
           </w:tcPr>
           <w:p>
             <w:pPr>
+              <w:keepNext w:val="false"/>
               <w:spacing w:after="40" w:before="0"/>
               <w:jc w:val="left"/>
             </w:pPr>
@@ -34133,6 +34836,7 @@
           </w:tcPr>
           <w:p>
             <w:pPr>
+              <w:keepNext w:val="false"/>
               <w:spacing w:after="40" w:before="0"/>
               <w:jc w:val="left"/>
             </w:pPr>
@@ -34192,6 +34896,7 @@
           </w:tcPr>
           <w:p>
             <w:pPr>
+              <w:keepNext w:val="false"/>
               <w:spacing w:after="40" w:before="0"/>
               <w:jc w:val="center"/>
             </w:pPr>
@@ -34226,6 +34931,7 @@
           </w:tcPr>
           <w:p>
             <w:pPr>
+              <w:keepNext w:val="false"/>
               <w:spacing w:after="40" w:before="0"/>
               <w:jc w:val="left"/>
             </w:pPr>
@@ -34287,6 +34993,7 @@
           </w:tcPr>
           <w:p>
             <w:pPr>
+              <w:keepNext w:val="false"/>
               <w:spacing w:after="40" w:before="0"/>
               <w:jc w:val="center"/>
             </w:pPr>
@@ -34321,6 +35028,7 @@
           </w:tcPr>
           <w:p>
             <w:pPr>
+              <w:keepNext w:val="false"/>
               <w:spacing w:after="40" w:before="0"/>
               <w:jc w:val="left"/>
             </w:pPr>
@@ -34353,6 +35061,7 @@
           </w:tcPr>
           <w:p>
             <w:pPr>
+              <w:keepNext w:val="false"/>
               <w:spacing w:after="40" w:before="0"/>
               <w:jc w:val="left"/>
             </w:pPr>
@@ -34387,6 +35096,7 @@
           </w:tcPr>
           <w:p>
             <w:pPr>
+              <w:keepNext w:val="false"/>
               <w:spacing w:after="40" w:before="0"/>
               <w:jc w:val="left"/>
             </w:pPr>
@@ -34419,6 +35129,7 @@
           </w:tcPr>
           <w:p>
             <w:pPr>
+              <w:keepNext w:val="false"/>
               <w:spacing w:after="40" w:before="0"/>
               <w:jc w:val="left"/>
             </w:pPr>
@@ -34453,6 +35164,7 @@
           </w:tcPr>
           <w:p>
             <w:pPr>
+              <w:keepNext w:val="false"/>
               <w:spacing w:after="40" w:before="0"/>
               <w:jc w:val="left"/>
             </w:pPr>
@@ -34485,6 +35197,7 @@
           </w:tcPr>
           <w:p>
             <w:pPr>
+              <w:keepNext w:val="false"/>
               <w:spacing w:after="40" w:before="0"/>
               <w:jc w:val="left"/>
             </w:pPr>
@@ -34521,7 +35234,7 @@
         </w:rPr>
         <w:t xml:space="preserve">© 2026 SeaVuria and ARES. Aligned with KICD objectives. Developed by SeaVuria; technical implementation by ARES (with AI assistance from Claude). Licensed under </w:t>
       </w:r>
-      <w:hyperlink w:history="1" r:id="rIdqmf6vtjezlyrvpsiecxir">
+      <w:hyperlink w:history="1" r:id="rIdzhyskeoab3b2kqxtimdil">
         <w:r>
           <w:rPr>
             <w:rFonts w:ascii="Arial" w:cs="Arial" w:eastAsia="Arial" w:hAnsi="Arial"/>
@@ -34542,7 +35255,7 @@
         </w:rPr>
         <w:t xml:space="preserve"> (</w:t>
       </w:r>
-      <w:hyperlink w:history="1" r:id="rId65bb2d9l1--abnuwx-wsl">
+      <w:hyperlink w:history="1" r:id="rIdkuest-eg_2e5-azqfcuvq">
         <w:r>
           <w:rPr>
             <w:rFonts w:ascii="Arial" w:cs="Arial" w:eastAsia="Arial" w:hAnsi="Arial"/>
@@ -34602,6 +35315,7 @@
           </w:tcPr>
           <w:p>
             <w:pPr>
+              <w:keepNext w:val="false"/>
               <w:spacing w:after="40" w:before="0"/>
               <w:jc w:val="center"/>
             </w:pPr>
@@ -34637,6 +35351,7 @@
           </w:tcPr>
           <w:p>
             <w:pPr>
+              <w:keepNext w:val="false"/>
               <w:spacing w:after="40" w:before="0"/>
               <w:jc w:val="center"/>
             </w:pPr>
@@ -34671,6 +35386,7 @@
           </w:tcPr>
           <w:p>
             <w:pPr>
+              <w:keepNext w:val="false"/>
               <w:spacing w:after="40" w:before="0"/>
               <w:jc w:val="left"/>
             </w:pPr>
@@ -34703,6 +35419,7 @@
           </w:tcPr>
           <w:p>
             <w:pPr>
+              <w:keepNext w:val="false"/>
               <w:spacing w:after="40" w:before="0"/>
               <w:jc w:val="left"/>
             </w:pPr>
@@ -34737,6 +35454,7 @@
           </w:tcPr>
           <w:p>
             <w:pPr>
+              <w:keepNext w:val="false"/>
               <w:spacing w:after="40" w:before="0"/>
               <w:jc w:val="left"/>
             </w:pPr>
@@ -34769,6 +35487,7 @@
           </w:tcPr>
           <w:p>
             <w:pPr>
+              <w:keepNext w:val="false"/>
               <w:spacing w:after="40" w:before="0"/>
               <w:jc w:val="left"/>
             </w:pPr>
@@ -34803,6 +35522,7 @@
           </w:tcPr>
           <w:p>
             <w:pPr>
+              <w:keepNext w:val="false"/>
               <w:spacing w:after="40" w:before="0"/>
               <w:jc w:val="left"/>
             </w:pPr>
@@ -34835,6 +35555,7 @@
           </w:tcPr>
           <w:p>
             <w:pPr>
+              <w:keepNext w:val="false"/>
               <w:spacing w:after="40" w:before="0"/>
               <w:jc w:val="left"/>
             </w:pPr>
@@ -34869,6 +35590,7 @@
           </w:tcPr>
           <w:p>
             <w:pPr>
+              <w:keepNext w:val="false"/>
               <w:spacing w:after="40" w:before="0"/>
               <w:jc w:val="left"/>
             </w:pPr>
@@ -34901,6 +35623,7 @@
           </w:tcPr>
           <w:p>
             <w:pPr>
+              <w:keepNext w:val="false"/>
               <w:spacing w:after="40" w:before="0"/>
               <w:jc w:val="left"/>
             </w:pPr>
@@ -34935,6 +35658,7 @@
           </w:tcPr>
           <w:p>
             <w:pPr>
+              <w:keepNext w:val="false"/>
               <w:spacing w:after="40" w:before="0"/>
               <w:jc w:val="left"/>
             </w:pPr>
@@ -34967,6 +35691,7 @@
           </w:tcPr>
           <w:p>
             <w:pPr>
+              <w:keepNext w:val="false"/>
               <w:spacing w:after="40" w:before="0"/>
               <w:jc w:val="left"/>
             </w:pPr>
@@ -35001,6 +35726,7 @@
           </w:tcPr>
           <w:p>
             <w:pPr>
+              <w:keepNext w:val="false"/>
               <w:spacing w:after="40" w:before="0"/>
               <w:jc w:val="left"/>
             </w:pPr>
@@ -35033,6 +35759,7 @@
           </w:tcPr>
           <w:p>
             <w:pPr>
+              <w:keepNext w:val="false"/>
               <w:spacing w:after="40" w:before="0"/>
               <w:jc w:val="left"/>
             </w:pPr>
@@ -35067,6 +35794,7 @@
           </w:tcPr>
           <w:p>
             <w:pPr>
+              <w:keepNext w:val="false"/>
               <w:spacing w:after="40" w:before="0"/>
               <w:jc w:val="left"/>
             </w:pPr>
@@ -35099,6 +35827,7 @@
           </w:tcPr>
           <w:p>
             <w:pPr>
+              <w:keepNext w:val="false"/>
               <w:spacing w:after="40" w:before="0"/>
               <w:jc w:val="left"/>
             </w:pPr>
@@ -35133,6 +35862,7 @@
           </w:tcPr>
           <w:p>
             <w:pPr>
+              <w:keepNext w:val="false"/>
               <w:spacing w:after="40" w:before="0"/>
               <w:jc w:val="left"/>
             </w:pPr>
@@ -35165,6 +35895,7 @@
           </w:tcPr>
           <w:p>
             <w:pPr>
+              <w:keepNext w:val="false"/>
               <w:spacing w:after="40" w:before="0"/>
               <w:jc w:val="left"/>
             </w:pPr>
@@ -35224,6 +35955,7 @@
           </w:tcPr>
           <w:p>
             <w:pPr>
+              <w:keepNext w:val="false"/>
               <w:spacing w:after="40" w:before="0"/>
               <w:jc w:val="center"/>
             </w:pPr>
@@ -35258,6 +35990,7 @@
           </w:tcPr>
           <w:p>
             <w:pPr>
+              <w:keepNext w:val="false"/>
               <w:spacing w:after="40" w:before="0"/>
               <w:jc w:val="left"/>
             </w:pPr>
@@ -35322,6 +36055,7 @@
           </w:tcPr>
           <w:p>
             <w:pPr>
+              <w:keepNext w:val="false"/>
               <w:spacing w:after="40" w:before="0"/>
               <w:jc w:val="center"/>
             </w:pPr>
@@ -35356,6 +36090,7 @@
           </w:tcPr>
           <w:p>
             <w:pPr>
+              <w:keepNext w:val="false"/>
               <w:spacing w:after="40" w:before="0"/>
               <w:jc w:val="left"/>
             </w:pPr>
@@ -35388,6 +36123,7 @@
           </w:tcPr>
           <w:p>
             <w:pPr>
+              <w:keepNext w:val="false"/>
               <w:spacing w:after="40" w:before="0"/>
               <w:jc w:val="left"/>
             </w:pPr>
@@ -35420,6 +36156,7 @@
           </w:tcPr>
           <w:p>
             <w:pPr>
+              <w:keepNext w:val="false"/>
               <w:spacing w:after="40" w:before="0"/>
               <w:jc w:val="left"/>
             </w:pPr>
@@ -35452,6 +36189,7 @@
           </w:tcPr>
           <w:p>
             <w:pPr>
+              <w:keepNext w:val="false"/>
               <w:spacing w:after="40" w:before="0"/>
               <w:jc w:val="left"/>
             </w:pPr>
@@ -35484,6 +36222,7 @@
           </w:tcPr>
           <w:p>
             <w:pPr>
+              <w:keepNext w:val="false"/>
               <w:spacing w:after="40" w:before="0"/>
               <w:jc w:val="left"/>
             </w:pPr>
@@ -35518,6 +36257,7 @@
           </w:tcPr>
           <w:p>
             <w:pPr>
+              <w:keepNext w:val="false"/>
               <w:spacing w:after="40" w:before="0"/>
               <w:jc w:val="left"/>
             </w:pPr>
@@ -35555,7 +36295,7 @@
             <w:pPr>
               <w:spacing w:after="20" w:before="0"/>
             </w:pPr>
-            <w:hyperlink w:history="1" r:id="rIdhxziclvfe_qp65tpgk37-">
+            <w:hyperlink w:history="1" r:id="rIdwik9qextm0icp6jhaiu4d">
               <w:r>
                 <w:rPr>
                   <w:rFonts w:ascii="Arial" w:cs="Arial" w:eastAsia="Arial" w:hAnsi="Arial"/>
@@ -35604,7 +36344,7 @@
               <w:spacing w:after="10" w:before="0"/>
               <w:ind w:left="120"/>
             </w:pPr>
-            <w:hyperlink w:history="1" r:id="rIdx9ib4aa8rn8pzheafd4go">
+            <w:hyperlink w:history="1" r:id="rId4y_aa7aehiuduay0csfcu">
               <w:r>
                 <w:rPr>
                   <w:rFonts w:ascii="Arial" w:cs="Arial" w:eastAsia="Arial" w:hAnsi="Arial"/>
@@ -35649,7 +36389,7 @@
             <w:pPr>
               <w:spacing w:after="20" w:before="0"/>
             </w:pPr>
-            <w:hyperlink w:history="1" r:id="rIdt_npjyacjbqjxdxdmoe4c">
+            <w:hyperlink w:history="1" r:id="rIdwrskbr7hfldtt3rofgw78">
               <w:r>
                 <w:rPr>
                   <w:rFonts w:ascii="Arial" w:cs="Arial" w:eastAsia="Arial" w:hAnsi="Arial"/>
@@ -35682,7 +36422,7 @@
               <w:spacing w:after="10" w:before="0"/>
               <w:ind w:left="120"/>
             </w:pPr>
-            <w:hyperlink w:history="1" r:id="rIdn8khtril-epctwozxubig">
+            <w:hyperlink w:history="1" r:id="rIdrbbdbllbysiycj9ntuln1">
               <w:r>
                 <w:rPr>
                   <w:rFonts w:ascii="Arial" w:cs="Arial" w:eastAsia="Arial" w:hAnsi="Arial"/>
@@ -35710,6 +36450,7 @@
           </w:tcPr>
           <w:p>
             <w:pPr>
+              <w:keepNext w:val="false"/>
               <w:spacing w:after="40" w:before="0"/>
               <w:jc w:val="left"/>
             </w:pPr>
@@ -35742,6 +36483,7 @@
           </w:tcPr>
           <w:p>
             <w:pPr>
+              <w:keepNext w:val="false"/>
               <w:spacing w:after="40" w:before="0"/>
               <w:jc w:val="left"/>
             </w:pPr>
@@ -35774,6 +36516,7 @@
           </w:tcPr>
           <w:p>
             <w:pPr>
+              <w:keepNext w:val="false"/>
               <w:spacing w:after="40" w:before="0"/>
               <w:jc w:val="left"/>
             </w:pPr>
@@ -35806,6 +36549,7 @@
           </w:tcPr>
           <w:p>
             <w:pPr>
+              <w:keepNext w:val="false"/>
               <w:spacing w:after="40" w:before="0"/>
               <w:jc w:val="left"/>
             </w:pPr>
@@ -35840,6 +36584,7 @@
           </w:tcPr>
           <w:p>
             <w:pPr>
+              <w:keepNext w:val="false"/>
               <w:spacing w:after="40" w:before="0"/>
               <w:jc w:val="left"/>
             </w:pPr>
@@ -35877,7 +36622,7 @@
             <w:pPr>
               <w:spacing w:after="20" w:before="0"/>
             </w:pPr>
-            <w:hyperlink w:history="1" r:id="rIdutsfu8ahbmu7zv4rqgs_8">
+            <w:hyperlink w:history="1" r:id="rIdfwvoybok9ngbzvyncpj_t">
               <w:r>
                 <w:rPr>
                   <w:rFonts w:ascii="Arial" w:cs="Arial" w:eastAsia="Arial" w:hAnsi="Arial"/>
@@ -35926,7 +36671,7 @@
               <w:spacing w:after="10" w:before="0"/>
               <w:ind w:left="120"/>
             </w:pPr>
-            <w:hyperlink w:history="1" r:id="rIdmojxxnw3dnqyviakdgxbm">
+            <w:hyperlink w:history="1" r:id="rIdj_bhg2dpnyeqvqlr8wcas">
               <w:r>
                 <w:rPr>
                   <w:rFonts w:ascii="Arial" w:cs="Arial" w:eastAsia="Arial" w:hAnsi="Arial"/>
@@ -35971,7 +36716,7 @@
             <w:pPr>
               <w:spacing w:after="20" w:before="0"/>
             </w:pPr>
-            <w:hyperlink w:history="1" r:id="rIdh2vxrraarytdokxxkg6dd">
+            <w:hyperlink w:history="1" r:id="rIdgmd-ufxggx78i_m5xu1kg">
               <w:r>
                 <w:rPr>
                   <w:rFonts w:ascii="Arial" w:cs="Arial" w:eastAsia="Arial" w:hAnsi="Arial"/>
@@ -36004,7 +36749,7 @@
               <w:spacing w:after="10" w:before="0"/>
               <w:ind w:left="120"/>
             </w:pPr>
-            <w:hyperlink w:history="1" r:id="rIdgzsagseqzl6jon5cmtjod">
+            <w:hyperlink w:history="1" r:id="rIde9tvituk4t81d_v9cfjoj">
               <w:r>
                 <w:rPr>
                   <w:rFonts w:ascii="Arial" w:cs="Arial" w:eastAsia="Arial" w:hAnsi="Arial"/>
@@ -36032,6 +36777,7 @@
           </w:tcPr>
           <w:p>
             <w:pPr>
+              <w:keepNext w:val="false"/>
               <w:spacing w:after="40" w:before="0"/>
               <w:jc w:val="left"/>
             </w:pPr>
@@ -36064,6 +36810,7 @@
           </w:tcPr>
           <w:p>
             <w:pPr>
+              <w:keepNext w:val="false"/>
               <w:spacing w:after="40" w:before="0"/>
               <w:jc w:val="left"/>
             </w:pPr>
@@ -36096,6 +36843,7 @@
           </w:tcPr>
           <w:p>
             <w:pPr>
+              <w:keepNext w:val="false"/>
               <w:spacing w:after="40" w:before="0"/>
               <w:jc w:val="left"/>
             </w:pPr>
@@ -36128,6 +36876,7 @@
           </w:tcPr>
           <w:p>
             <w:pPr>
+              <w:keepNext w:val="false"/>
               <w:spacing w:after="40" w:before="0"/>
               <w:jc w:val="left"/>
             </w:pPr>
@@ -36162,6 +36911,7 @@
           </w:tcPr>
           <w:p>
             <w:pPr>
+              <w:keepNext w:val="false"/>
               <w:spacing w:after="40" w:before="0"/>
               <w:jc w:val="left"/>
             </w:pPr>
@@ -36199,7 +36949,7 @@
             <w:pPr>
               <w:spacing w:after="20" w:before="0"/>
             </w:pPr>
-            <w:hyperlink w:history="1" r:id="rIdk-secgy3mrydhpvbjfytu">
+            <w:hyperlink w:history="1" r:id="rIdej0i4swybytqtagff97ix">
               <w:r>
                 <w:rPr>
                   <w:rFonts w:ascii="Arial" w:cs="Arial" w:eastAsia="Arial" w:hAnsi="Arial"/>
@@ -36248,7 +36998,7 @@
               <w:spacing w:after="10" w:before="0"/>
               <w:ind w:left="120"/>
             </w:pPr>
-            <w:hyperlink w:history="1" r:id="rId68jmukohs9hwayg4woi64">
+            <w:hyperlink w:history="1" r:id="rIdtd5dvpv757x_ndkp7bxsi">
               <w:r>
                 <w:rPr>
                   <w:rFonts w:ascii="Arial" w:cs="Arial" w:eastAsia="Arial" w:hAnsi="Arial"/>
@@ -36293,7 +37043,7 @@
             <w:pPr>
               <w:spacing w:after="20" w:before="0"/>
             </w:pPr>
-            <w:hyperlink w:history="1" r:id="rIddbf-s77h_dlrfhisebfcy">
+            <w:hyperlink w:history="1" r:id="rId6tklan9b_k_euam08piig">
               <w:r>
                 <w:rPr>
                   <w:rFonts w:ascii="Arial" w:cs="Arial" w:eastAsia="Arial" w:hAnsi="Arial"/>
@@ -36326,7 +37076,7 @@
               <w:spacing w:after="10" w:before="0"/>
               <w:ind w:left="120"/>
             </w:pPr>
-            <w:hyperlink w:history="1" r:id="rIdwddzjgr6ft7bjexsgenc4">
+            <w:hyperlink w:history="1" r:id="rId-6vpxab14hnlrub_o2gq3">
               <w:r>
                 <w:rPr>
                   <w:rFonts w:ascii="Arial" w:cs="Arial" w:eastAsia="Arial" w:hAnsi="Arial"/>
@@ -36354,6 +37104,7 @@
           </w:tcPr>
           <w:p>
             <w:pPr>
+              <w:keepNext w:val="false"/>
               <w:spacing w:after="40" w:before="0"/>
               <w:jc w:val="left"/>
             </w:pPr>
@@ -36386,6 +37137,7 @@
           </w:tcPr>
           <w:p>
             <w:pPr>
+              <w:keepNext w:val="false"/>
               <w:spacing w:after="40" w:before="0"/>
               <w:jc w:val="left"/>
             </w:pPr>
@@ -36418,6 +37170,7 @@
           </w:tcPr>
           <w:p>
             <w:pPr>
+              <w:keepNext w:val="false"/>
               <w:spacing w:after="40" w:before="0"/>
               <w:jc w:val="left"/>
             </w:pPr>
@@ -36450,6 +37203,7 @@
           </w:tcPr>
           <w:p>
             <w:pPr>
+              <w:keepNext w:val="false"/>
               <w:spacing w:after="40" w:before="0"/>
               <w:jc w:val="left"/>
             </w:pPr>
@@ -36484,6 +37238,7 @@
           </w:tcPr>
           <w:p>
             <w:pPr>
+              <w:keepNext w:val="false"/>
               <w:spacing w:after="40" w:before="0"/>
               <w:jc w:val="left"/>
             </w:pPr>
@@ -36521,7 +37276,7 @@
             <w:pPr>
               <w:spacing w:after="20" w:before="0"/>
             </w:pPr>
-            <w:hyperlink w:history="1" r:id="rIdwvdspejmrko7eu_zm_kfr">
+            <w:hyperlink w:history="1" r:id="rId9eyv4zasb0_s-gxeqc2sm">
               <w:r>
                 <w:rPr>
                   <w:rFonts w:ascii="Arial" w:cs="Arial" w:eastAsia="Arial" w:hAnsi="Arial"/>
@@ -36570,7 +37325,7 @@
               <w:spacing w:after="10" w:before="0"/>
               <w:ind w:left="120"/>
             </w:pPr>
-            <w:hyperlink w:history="1" r:id="rIdbvseczxl17shpwdogly2n">
+            <w:hyperlink w:history="1" r:id="rIdzpgo8z3jmt6qvkg2bg0f2">
               <w:r>
                 <w:rPr>
                   <w:rFonts w:ascii="Arial" w:cs="Arial" w:eastAsia="Arial" w:hAnsi="Arial"/>
@@ -36615,7 +37370,7 @@
             <w:pPr>
               <w:spacing w:after="20" w:before="0"/>
             </w:pPr>
-            <w:hyperlink w:history="1" r:id="rIdvmz6egspquh9qe66s0if-">
+            <w:hyperlink w:history="1" r:id="rIdumtwzzfewyfjtbsg2bmwn">
               <w:r>
                 <w:rPr>
                   <w:rFonts w:ascii="Arial" w:cs="Arial" w:eastAsia="Arial" w:hAnsi="Arial"/>
@@ -36648,7 +37403,7 @@
               <w:spacing w:after="10" w:before="0"/>
               <w:ind w:left="120"/>
             </w:pPr>
-            <w:hyperlink w:history="1" r:id="rIdwfsko0oni8fbdypd5wysk">
+            <w:hyperlink w:history="1" r:id="rIddkzhz-azdtnrtmxuocxed">
               <w:r>
                 <w:rPr>
                   <w:rFonts w:ascii="Arial" w:cs="Arial" w:eastAsia="Arial" w:hAnsi="Arial"/>
@@ -36676,6 +37431,7 @@
           </w:tcPr>
           <w:p>
             <w:pPr>
+              <w:keepNext w:val="false"/>
               <w:spacing w:after="40" w:before="0"/>
               <w:jc w:val="left"/>
             </w:pPr>
@@ -36708,6 +37464,7 @@
           </w:tcPr>
           <w:p>
             <w:pPr>
+              <w:keepNext w:val="false"/>
               <w:spacing w:after="40" w:before="0"/>
               <w:jc w:val="left"/>
             </w:pPr>
@@ -36740,6 +37497,7 @@
           </w:tcPr>
           <w:p>
             <w:pPr>
+              <w:keepNext w:val="false"/>
               <w:spacing w:after="40" w:before="0"/>
               <w:jc w:val="left"/>
             </w:pPr>
@@ -36772,6 +37530,7 @@
           </w:tcPr>
           <w:p>
             <w:pPr>
+              <w:keepNext w:val="false"/>
               <w:spacing w:after="40" w:before="0"/>
               <w:jc w:val="left"/>
             </w:pPr>
@@ -36806,6 +37565,7 @@
           </w:tcPr>
           <w:p>
             <w:pPr>
+              <w:keepNext w:val="false"/>
               <w:spacing w:after="40" w:before="0"/>
               <w:jc w:val="left"/>
             </w:pPr>
@@ -36843,7 +37603,7 @@
             <w:pPr>
               <w:spacing w:after="20" w:before="0"/>
             </w:pPr>
-            <w:hyperlink w:history="1" r:id="rIdnyfzj2yx1okqpavm6kepv">
+            <w:hyperlink w:history="1" r:id="rId48ixwnpbssk14xscgl-bs">
               <w:r>
                 <w:rPr>
                   <w:rFonts w:ascii="Arial" w:cs="Arial" w:eastAsia="Arial" w:hAnsi="Arial"/>
@@ -36892,7 +37652,7 @@
               <w:spacing w:after="10" w:before="0"/>
               <w:ind w:left="120"/>
             </w:pPr>
-            <w:hyperlink w:history="1" r:id="rIdoeyjkuhazapuk4z3sauh0">
+            <w:hyperlink w:history="1" r:id="rIdazei6fedlcz4hzphgslah">
               <w:r>
                 <w:rPr>
                   <w:rFonts w:ascii="Arial" w:cs="Arial" w:eastAsia="Arial" w:hAnsi="Arial"/>
@@ -36937,7 +37697,7 @@
             <w:pPr>
               <w:spacing w:after="20" w:before="0"/>
             </w:pPr>
-            <w:hyperlink w:history="1" r:id="rIdxi88-felz6duuq_xxutk9">
+            <w:hyperlink w:history="1" r:id="rIdfqysbp3gulpmosr-uzbch">
               <w:r>
                 <w:rPr>
                   <w:rFonts w:ascii="Arial" w:cs="Arial" w:eastAsia="Arial" w:hAnsi="Arial"/>
@@ -36970,7 +37730,7 @@
               <w:spacing w:after="10" w:before="0"/>
               <w:ind w:left="120"/>
             </w:pPr>
-            <w:hyperlink w:history="1" r:id="rIdxcdcputebnyx-ud0qewyp">
+            <w:hyperlink w:history="1" r:id="rIdpwp0n6uuopsiwszgaxduq">
               <w:r>
                 <w:rPr>
                   <w:rFonts w:ascii="Arial" w:cs="Arial" w:eastAsia="Arial" w:hAnsi="Arial"/>
@@ -36998,6 +37758,7 @@
           </w:tcPr>
           <w:p>
             <w:pPr>
+              <w:keepNext w:val="false"/>
               <w:spacing w:after="40" w:before="0"/>
               <w:jc w:val="left"/>
             </w:pPr>
@@ -37030,6 +37791,7 @@
           </w:tcPr>
           <w:p>
             <w:pPr>
+              <w:keepNext w:val="false"/>
               <w:spacing w:after="40" w:before="0"/>
               <w:jc w:val="left"/>
             </w:pPr>
@@ -37062,6 +37824,7 @@
           </w:tcPr>
           <w:p>
             <w:pPr>
+              <w:keepNext w:val="false"/>
               <w:spacing w:after="40" w:before="0"/>
               <w:jc w:val="left"/>
             </w:pPr>
@@ -37094,6 +37857,7 @@
           </w:tcPr>
           <w:p>
             <w:pPr>
+              <w:keepNext w:val="false"/>
               <w:spacing w:after="40" w:before="0"/>
               <w:jc w:val="left"/>
             </w:pPr>
@@ -37153,6 +37917,7 @@
           </w:tcPr>
           <w:p>
             <w:pPr>
+              <w:keepNext w:val="false"/>
               <w:spacing w:after="40" w:before="0"/>
               <w:jc w:val="center"/>
             </w:pPr>
@@ -37187,6 +37952,7 @@
           </w:tcPr>
           <w:p>
             <w:pPr>
+              <w:keepNext w:val="false"/>
               <w:spacing w:after="40" w:before="0"/>
               <w:jc w:val="left"/>
             </w:pPr>
@@ -37248,6 +38014,7 @@
           </w:tcPr>
           <w:p>
             <w:pPr>
+              <w:keepNext w:val="false"/>
               <w:spacing w:after="40" w:before="0"/>
               <w:jc w:val="center"/>
             </w:pPr>
@@ -37282,6 +38049,7 @@
           </w:tcPr>
           <w:p>
             <w:pPr>
+              <w:keepNext w:val="false"/>
               <w:spacing w:after="40" w:before="0"/>
               <w:jc w:val="left"/>
             </w:pPr>
@@ -37314,6 +38082,7 @@
           </w:tcPr>
           <w:p>
             <w:pPr>
+              <w:keepNext w:val="false"/>
               <w:spacing w:after="40" w:before="0"/>
               <w:jc w:val="left"/>
             </w:pPr>
@@ -37348,6 +38117,7 @@
           </w:tcPr>
           <w:p>
             <w:pPr>
+              <w:keepNext w:val="false"/>
               <w:spacing w:after="40" w:before="0"/>
               <w:jc w:val="left"/>
             </w:pPr>
@@ -37380,6 +38150,7 @@
           </w:tcPr>
           <w:p>
             <w:pPr>
+              <w:keepNext w:val="false"/>
               <w:spacing w:after="40" w:before="0"/>
               <w:jc w:val="left"/>
             </w:pPr>
@@ -37414,6 +38185,7 @@
           </w:tcPr>
           <w:p>
             <w:pPr>
+              <w:keepNext w:val="false"/>
               <w:spacing w:after="40" w:before="0"/>
               <w:jc w:val="left"/>
             </w:pPr>
@@ -37446,6 +38218,7 @@
           </w:tcPr>
           <w:p>
             <w:pPr>
+              <w:keepNext w:val="false"/>
               <w:spacing w:after="40" w:before="0"/>
               <w:jc w:val="left"/>
             </w:pPr>
@@ -37482,7 +38255,7 @@
         </w:rPr>
         <w:t xml:space="preserve">© 2026 SeaVuria and ARES. Aligned with KICD objectives. Developed by SeaVuria; technical implementation by ARES (with AI assistance from Claude). Licensed under </w:t>
       </w:r>
-      <w:hyperlink w:history="1" r:id="rIdej9js4c_vuhadna_x1vav">
+      <w:hyperlink w:history="1" r:id="rIdctxwonu1mjxcgeovu8odz">
         <w:r>
           <w:rPr>
             <w:rFonts w:ascii="Arial" w:cs="Arial" w:eastAsia="Arial" w:hAnsi="Arial"/>
@@ -37503,7 +38276,7 @@
         </w:rPr>
         <w:t xml:space="preserve"> (</w:t>
       </w:r>
-      <w:hyperlink w:history="1" r:id="rIdzirr2htjedkptnetxde6k">
+      <w:hyperlink w:history="1" r:id="rId5q75raniwe1vmv68lcsc2">
         <w:r>
           <w:rPr>
             <w:rFonts w:ascii="Arial" w:cs="Arial" w:eastAsia="Arial" w:hAnsi="Arial"/>
@@ -37564,6 +38337,7 @@
           </w:tcPr>
           <w:p>
             <w:pPr>
+              <w:keepNext w:val="false"/>
               <w:spacing w:after="40" w:before="0"/>
               <w:jc w:val="center"/>
             </w:pPr>
@@ -37598,6 +38372,7 @@
           </w:tcPr>
           <w:p>
             <w:pPr>
+              <w:keepNext w:val="false"/>
               <w:spacing w:after="40" w:before="0"/>
               <w:jc w:val="left"/>
             </w:pPr>
@@ -37630,6 +38405,7 @@
           </w:tcPr>
           <w:p>
             <w:pPr>
+              <w:keepNext w:val="false"/>
               <w:spacing w:after="40" w:before="0"/>
               <w:jc w:val="left"/>
             </w:pPr>
@@ -37662,6 +38438,7 @@
           </w:tcPr>
           <w:p>
             <w:pPr>
+              <w:keepNext w:val="false"/>
               <w:spacing w:after="40" w:before="0"/>
               <w:jc w:val="left"/>
             </w:pPr>
@@ -37696,6 +38473,7 @@
           </w:tcPr>
           <w:p>
             <w:pPr>
+              <w:keepNext w:val="false"/>
               <w:spacing w:after="40" w:before="0"/>
               <w:jc w:val="left"/>
             </w:pPr>
@@ -37728,6 +38506,7 @@
           </w:tcPr>
           <w:p>
             <w:pPr>
+              <w:keepNext w:val="false"/>
               <w:spacing w:after="40" w:before="0"/>
               <w:jc w:val="left"/>
             </w:pPr>
@@ -37760,6 +38539,7 @@
           </w:tcPr>
           <w:p>
             <w:pPr>
+              <w:keepNext w:val="false"/>
               <w:spacing w:after="40" w:before="0"/>
               <w:jc w:val="left"/>
             </w:pPr>
@@ -37794,6 +38574,7 @@
           </w:tcPr>
           <w:p>
             <w:pPr>
+              <w:keepNext w:val="false"/>
               <w:spacing w:after="40" w:before="0"/>
               <w:jc w:val="left"/>
             </w:pPr>
@@ -37826,6 +38607,7 @@
           </w:tcPr>
           <w:p>
             <w:pPr>
+              <w:keepNext w:val="false"/>
               <w:spacing w:after="40" w:before="0"/>
               <w:jc w:val="left"/>
             </w:pPr>
@@ -37858,6 +38640,7 @@
           </w:tcPr>
           <w:p>
             <w:pPr>
+              <w:keepNext w:val="false"/>
               <w:spacing w:after="40" w:before="0"/>
               <w:jc w:val="left"/>
             </w:pPr>
@@ -37892,6 +38675,7 @@
           </w:tcPr>
           <w:p>
             <w:pPr>
+              <w:keepNext w:val="false"/>
               <w:spacing w:after="40" w:before="0"/>
               <w:jc w:val="left"/>
             </w:pPr>
@@ -37924,6 +38708,7 @@
           </w:tcPr>
           <w:p>
             <w:pPr>
+              <w:keepNext w:val="false"/>
               <w:spacing w:after="40" w:before="0"/>
               <w:jc w:val="left"/>
             </w:pPr>
@@ -37956,6 +38741,7 @@
           </w:tcPr>
           <w:p>
             <w:pPr>
+              <w:keepNext w:val="false"/>
               <w:spacing w:after="40" w:before="0"/>
               <w:jc w:val="left"/>
             </w:pPr>

--- a/data/outputs/v2/Physics/SS3.2_Current_Electricity/Physics_Current_Electricity_CBE_LessonSequence.docx
+++ b/data/outputs/v2/Physics/SS3.2_Current_Electricity/Physics_Current_Electricity_CBE_LessonSequence.docx
@@ -2438,7 +2438,7 @@
         </w:rPr>
         <w:t xml:space="preserve">© 2026 SeaVuria and ARES. This work is licensed under a </w:t>
       </w:r>
-      <w:hyperlink w:history="1" r:id="rIdhexzan3ezi16a_hqpiloa">
+      <w:hyperlink w:history="1" r:id="rIdkqapmtov91w_lwhfcexao">
         <w:r>
           <w:rPr>
             <w:rFonts w:ascii="Arial" w:cs="Arial" w:eastAsia="Arial" w:hAnsi="Arial"/>
@@ -2458,7 +2458,7 @@
         </w:rPr>
         <w:t xml:space="preserve"> (</w:t>
       </w:r>
-      <w:hyperlink w:history="1" r:id="rIdk2jlm97glteyxx0mssd8c">
+      <w:hyperlink w:history="1" r:id="rIdatpqv2z6gkjkzsmmb---u">
         <w:r>
           <w:rPr>
             <w:rFonts w:ascii="Arial" w:cs="Arial" w:eastAsia="Arial" w:hAnsi="Arial"/>
@@ -2478,7 +2478,7 @@
         </w:rPr>
         <w:t xml:space="preserve">). To view a copy of this license, visit </w:t>
       </w:r>
-      <w:hyperlink w:history="1" r:id="rIdojaxrt2vbdomtrei9hjd-">
+      <w:hyperlink w:history="1" r:id="rIdhhxpyye_q_oe-dpedtf85">
         <w:r>
           <w:rPr>
             <w:rFonts w:ascii="Arial" w:cs="Arial" w:eastAsia="Arial" w:hAnsi="Arial"/>
@@ -3517,7 +3517,7 @@
             <w:pPr>
               <w:spacing w:after="20" w:before="0"/>
             </w:pPr>
-            <w:hyperlink w:history="1" r:id="rIdsurhmav9lbpj4dueofsps">
+            <w:hyperlink w:history="1" r:id="rId0egooos2q_raapd_8v_wn">
               <w:r>
                 <w:rPr>
                   <w:rFonts w:ascii="Arial" w:cs="Arial" w:eastAsia="Arial" w:hAnsi="Arial"/>
@@ -3566,7 +3566,7 @@
               <w:spacing w:after="10" w:before="0"/>
               <w:ind w:left="120"/>
             </w:pPr>
-            <w:hyperlink w:history="1" r:id="rIdfeny2nmput4swsaurgkbe">
+            <w:hyperlink w:history="1" r:id="rId86h90y1ioprcsaqyyuf9l">
               <w:r>
                 <w:rPr>
                   <w:rFonts w:ascii="Arial" w:cs="Arial" w:eastAsia="Arial" w:hAnsi="Arial"/>
@@ -3611,7 +3611,7 @@
             <w:pPr>
               <w:spacing w:after="20" w:before="0"/>
             </w:pPr>
-            <w:hyperlink w:history="1" r:id="rIdkx9leouqlmzj1isb5htj_">
+            <w:hyperlink w:history="1" r:id="rIdmeggk_ikvxc3oskkhjeg4">
               <w:r>
                 <w:rPr>
                   <w:rFonts w:ascii="Arial" w:cs="Arial" w:eastAsia="Arial" w:hAnsi="Arial"/>
@@ -3644,7 +3644,7 @@
               <w:spacing w:after="10" w:before="0"/>
               <w:ind w:left="120"/>
             </w:pPr>
-            <w:hyperlink w:history="1" r:id="rIdvamspp8hvdudotdhe9eef">
+            <w:hyperlink w:history="1" r:id="rIdxj_i2680opzdgedyoem2c">
               <w:r>
                 <w:rPr>
                   <w:rFonts w:ascii="Arial" w:cs="Arial" w:eastAsia="Arial" w:hAnsi="Arial"/>
@@ -3844,7 +3844,7 @@
             <w:pPr>
               <w:spacing w:after="20" w:before="0"/>
             </w:pPr>
-            <w:hyperlink w:history="1" r:id="rIdp3tdqlbm7_a6h9y07uxrt">
+            <w:hyperlink w:history="1" r:id="rId3_rcpbpypvmnnihr9elmm">
               <w:r>
                 <w:rPr>
                   <w:rFonts w:ascii="Arial" w:cs="Arial" w:eastAsia="Arial" w:hAnsi="Arial"/>
@@ -3893,7 +3893,7 @@
               <w:spacing w:after="10" w:before="0"/>
               <w:ind w:left="120"/>
             </w:pPr>
-            <w:hyperlink w:history="1" r:id="rIdmhdr4ke7wvmkuro-agih6">
+            <w:hyperlink w:history="1" r:id="rIdmih00px7la3zfygxwdyuo">
               <w:r>
                 <w:rPr>
                   <w:rFonts w:ascii="Arial" w:cs="Arial" w:eastAsia="Arial" w:hAnsi="Arial"/>
@@ -3938,7 +3938,7 @@
             <w:pPr>
               <w:spacing w:after="20" w:before="0"/>
             </w:pPr>
-            <w:hyperlink w:history="1" r:id="rIdfs2pjfwncj6tzvnlnrrwr">
+            <w:hyperlink w:history="1" r:id="rId8o3jnzszmigs7a8-mnvh_">
               <w:r>
                 <w:rPr>
                   <w:rFonts w:ascii="Arial" w:cs="Arial" w:eastAsia="Arial" w:hAnsi="Arial"/>
@@ -3971,7 +3971,7 @@
               <w:spacing w:after="10" w:before="0"/>
               <w:ind w:left="120"/>
             </w:pPr>
-            <w:hyperlink w:history="1" r:id="rIdmiifbsszxubytxpygouxk">
+            <w:hyperlink w:history="1" r:id="rIdwbw83mdibkqnxbhefx6ot">
               <w:r>
                 <w:rPr>
                   <w:rFonts w:ascii="Arial" w:cs="Arial" w:eastAsia="Arial" w:hAnsi="Arial"/>
@@ -4171,7 +4171,7 @@
             <w:pPr>
               <w:spacing w:after="20" w:before="0"/>
             </w:pPr>
-            <w:hyperlink w:history="1" r:id="rId8vjrbxwc8yf_sw4rrw6r9">
+            <w:hyperlink w:history="1" r:id="rIdnpmpr5lhzmebj9bxef0_a">
               <w:r>
                 <w:rPr>
                   <w:rFonts w:ascii="Arial" w:cs="Arial" w:eastAsia="Arial" w:hAnsi="Arial"/>
@@ -4220,7 +4220,7 @@
               <w:spacing w:after="10" w:before="0"/>
               <w:ind w:left="120"/>
             </w:pPr>
-            <w:hyperlink w:history="1" r:id="rId9pdv5xh5sojhrlj7gmlyq">
+            <w:hyperlink w:history="1" r:id="rIdmvlcwjyqzkrjtw6bs6zwp">
               <w:r>
                 <w:rPr>
                   <w:rFonts w:ascii="Arial" w:cs="Arial" w:eastAsia="Arial" w:hAnsi="Arial"/>
@@ -4265,7 +4265,7 @@
             <w:pPr>
               <w:spacing w:after="20" w:before="0"/>
             </w:pPr>
-            <w:hyperlink w:history="1" r:id="rId1eplxu1jg4iq68vd5-g7a">
+            <w:hyperlink w:history="1" r:id="rId7ck5qpy_gimoxl2ijdtan">
               <w:r>
                 <w:rPr>
                   <w:rFonts w:ascii="Arial" w:cs="Arial" w:eastAsia="Arial" w:hAnsi="Arial"/>
@@ -4298,7 +4298,7 @@
               <w:spacing w:after="10" w:before="0"/>
               <w:ind w:left="120"/>
             </w:pPr>
-            <w:hyperlink w:history="1" r:id="rIdmco5m0uagzvqidmdnci4r">
+            <w:hyperlink w:history="1" r:id="rIdnyhgmbag1vrwglkpyzpmk">
               <w:r>
                 <w:rPr>
                   <w:rFonts w:ascii="Arial" w:cs="Arial" w:eastAsia="Arial" w:hAnsi="Arial"/>
@@ -4498,7 +4498,7 @@
             <w:pPr>
               <w:spacing w:after="20" w:before="0"/>
             </w:pPr>
-            <w:hyperlink w:history="1" r:id="rIdnazticwgcpckiaior5n04">
+            <w:hyperlink w:history="1" r:id="rIdfef_sl07whfyvl8ktfdef">
               <w:r>
                 <w:rPr>
                   <w:rFonts w:ascii="Arial" w:cs="Arial" w:eastAsia="Arial" w:hAnsi="Arial"/>
@@ -4547,7 +4547,7 @@
               <w:spacing w:after="10" w:before="0"/>
               <w:ind w:left="120"/>
             </w:pPr>
-            <w:hyperlink w:history="1" r:id="rIdeqdawjdzdlrwg2ici5cio">
+            <w:hyperlink w:history="1" r:id="rIdmsgocsdt7lrlem1yrvd3n">
               <w:r>
                 <w:rPr>
                   <w:rFonts w:ascii="Arial" w:cs="Arial" w:eastAsia="Arial" w:hAnsi="Arial"/>
@@ -4592,7 +4592,7 @@
             <w:pPr>
               <w:spacing w:after="20" w:before="0"/>
             </w:pPr>
-            <w:hyperlink w:history="1" r:id="rIdl-bvg3gpd5tzipz6hjoho">
+            <w:hyperlink w:history="1" r:id="rIdq_b4wkebvxohswb8w94_4">
               <w:r>
                 <w:rPr>
                   <w:rFonts w:ascii="Arial" w:cs="Arial" w:eastAsia="Arial" w:hAnsi="Arial"/>
@@ -4625,7 +4625,7 @@
               <w:spacing w:after="10" w:before="0"/>
               <w:ind w:left="120"/>
             </w:pPr>
-            <w:hyperlink w:history="1" r:id="rIdzhtudhdru4npxwlqchppp">
+            <w:hyperlink w:history="1" r:id="rIdcu3km3ngcczeedbtmomhm">
               <w:r>
                 <w:rPr>
                   <w:rFonts w:ascii="Arial" w:cs="Arial" w:eastAsia="Arial" w:hAnsi="Arial"/>
@@ -4825,7 +4825,7 @@
             <w:pPr>
               <w:spacing w:after="20" w:before="0"/>
             </w:pPr>
-            <w:hyperlink w:history="1" r:id="rIdr8arwhpbeolghivo3lice">
+            <w:hyperlink w:history="1" r:id="rIdtbkesl9dzeendtmviunng">
               <w:r>
                 <w:rPr>
                   <w:rFonts w:ascii="Arial" w:cs="Arial" w:eastAsia="Arial" w:hAnsi="Arial"/>
@@ -4874,7 +4874,7 @@
               <w:spacing w:after="10" w:before="0"/>
               <w:ind w:left="120"/>
             </w:pPr>
-            <w:hyperlink w:history="1" r:id="rId_necvqy5gckuxz7-hnif8">
+            <w:hyperlink w:history="1" r:id="rIdsonh79orz5gxli3gb8u4u">
               <w:r>
                 <w:rPr>
                   <w:rFonts w:ascii="Arial" w:cs="Arial" w:eastAsia="Arial" w:hAnsi="Arial"/>
@@ -4919,7 +4919,7 @@
             <w:pPr>
               <w:spacing w:after="20" w:before="0"/>
             </w:pPr>
-            <w:hyperlink w:history="1" r:id="rIdbdybgk_4v905toonmudy-">
+            <w:hyperlink w:history="1" r:id="rId4ajvmdzaq7sclbkkokybo">
               <w:r>
                 <w:rPr>
                   <w:rFonts w:ascii="Arial" w:cs="Arial" w:eastAsia="Arial" w:hAnsi="Arial"/>
@@ -4952,7 +4952,7 @@
               <w:spacing w:after="10" w:before="0"/>
               <w:ind w:left="120"/>
             </w:pPr>
-            <w:hyperlink w:history="1" r:id="rIdyzoqslcbkqkacpv04ge8o">
+            <w:hyperlink w:history="1" r:id="rId1u8cufkyoywhdb9xzevoa">
               <w:r>
                 <w:rPr>
                   <w:rFonts w:ascii="Arial" w:cs="Arial" w:eastAsia="Arial" w:hAnsi="Arial"/>
@@ -5477,7 +5477,7 @@
         </w:rPr>
         <w:t xml:space="preserve">© 2026 SeaVuria and ARES. Aligned with KICD objectives. Developed by SeaVuria; technical implementation by ARES (with AI assistance from Claude). Licensed under </w:t>
       </w:r>
-      <w:hyperlink w:history="1" r:id="rIdlbcqg8ram7coeqr2lzdzs">
+      <w:hyperlink w:history="1" r:id="rIdrzwnla0eobelvr7pxoppx">
         <w:r>
           <w:rPr>
             <w:rFonts w:ascii="Arial" w:cs="Arial" w:eastAsia="Arial" w:hAnsi="Arial"/>
@@ -5498,7 +5498,7 @@
         </w:rPr>
         <w:t xml:space="preserve"> (</w:t>
       </w:r>
-      <w:hyperlink w:history="1" r:id="rIdl2ctm4odxs19qbrpe7jdv">
+      <w:hyperlink w:history="1" r:id="rIdy0pqn-3hymwjrxyh_spxa">
         <w:r>
           <w:rPr>
             <w:rFonts w:ascii="Arial" w:cs="Arial" w:eastAsia="Arial" w:hAnsi="Arial"/>
@@ -6538,7 +6538,7 @@
             <w:pPr>
               <w:spacing w:after="20" w:before="0"/>
             </w:pPr>
-            <w:hyperlink w:history="1" r:id="rIdmbirevftdk45xqaulq4ar">
+            <w:hyperlink w:history="1" r:id="rIds4khwx3gbdda4mugw8d2u">
               <w:r>
                 <w:rPr>
                   <w:rFonts w:ascii="Arial" w:cs="Arial" w:eastAsia="Arial" w:hAnsi="Arial"/>
@@ -6571,7 +6571,7 @@
               <w:spacing w:after="10" w:before="0"/>
               <w:ind w:left="120"/>
             </w:pPr>
-            <w:hyperlink w:history="1" r:id="rId3ehnstgg0nzg0-z43d0tu">
+            <w:hyperlink w:history="1" r:id="rIdzgmtb3zdt09j3ion_bsja">
               <w:r>
                 <w:rPr>
                   <w:rFonts w:ascii="Arial" w:cs="Arial" w:eastAsia="Arial" w:hAnsi="Arial"/>
@@ -6616,7 +6616,7 @@
             <w:pPr>
               <w:spacing w:after="20" w:before="0"/>
             </w:pPr>
-            <w:hyperlink w:history="1" r:id="rId8pcf37p1niqc_qadh0vba">
+            <w:hyperlink w:history="1" r:id="rIden6jrl4rlz3wce80pyvla">
               <w:r>
                 <w:rPr>
                   <w:rFonts w:ascii="Arial" w:cs="Arial" w:eastAsia="Arial" w:hAnsi="Arial"/>
@@ -6649,7 +6649,7 @@
               <w:spacing w:after="10" w:before="0"/>
               <w:ind w:left="120"/>
             </w:pPr>
-            <w:hyperlink w:history="1" r:id="rIdvw1yx7gvc0lev8l0prqta">
+            <w:hyperlink w:history="1" r:id="rIdbllhiq2nw5y95ah8dmtgo">
               <w:r>
                 <w:rPr>
                   <w:rFonts w:ascii="Arial" w:cs="Arial" w:eastAsia="Arial" w:hAnsi="Arial"/>
@@ -6849,7 +6849,7 @@
             <w:pPr>
               <w:spacing w:after="20" w:before="0"/>
             </w:pPr>
-            <w:hyperlink w:history="1" r:id="rId9p8wwjyju4dadceyy9oir">
+            <w:hyperlink w:history="1" r:id="rIdgpm0lpafid8noojsiaokq">
               <w:r>
                 <w:rPr>
                   <w:rFonts w:ascii="Arial" w:cs="Arial" w:eastAsia="Arial" w:hAnsi="Arial"/>
@@ -6882,7 +6882,7 @@
               <w:spacing w:after="10" w:before="0"/>
               <w:ind w:left="120"/>
             </w:pPr>
-            <w:hyperlink w:history="1" r:id="rIdldaoiw_cmjxnxmzpwl8py">
+            <w:hyperlink w:history="1" r:id="rIdcrx19n8zqfn8rwun506qs">
               <w:r>
                 <w:rPr>
                   <w:rFonts w:ascii="Arial" w:cs="Arial" w:eastAsia="Arial" w:hAnsi="Arial"/>
@@ -6927,7 +6927,7 @@
             <w:pPr>
               <w:spacing w:after="20" w:before="0"/>
             </w:pPr>
-            <w:hyperlink w:history="1" r:id="rIdft_zp-tittrz1kb9x8x-s">
+            <w:hyperlink w:history="1" r:id="rIdqmauqqrwyrio9dmjzcqhf">
               <w:r>
                 <w:rPr>
                   <w:rFonts w:ascii="Arial" w:cs="Arial" w:eastAsia="Arial" w:hAnsi="Arial"/>
@@ -6960,7 +6960,7 @@
               <w:spacing w:after="10" w:before="0"/>
               <w:ind w:left="120"/>
             </w:pPr>
-            <w:hyperlink w:history="1" r:id="rIdhualjm963srirl8ikok49">
+            <w:hyperlink w:history="1" r:id="rIdz-xnhrrrnl_818n7rulic">
               <w:r>
                 <w:rPr>
                   <w:rFonts w:ascii="Arial" w:cs="Arial" w:eastAsia="Arial" w:hAnsi="Arial"/>
@@ -7160,7 +7160,7 @@
             <w:pPr>
               <w:spacing w:after="20" w:before="0"/>
             </w:pPr>
-            <w:hyperlink w:history="1" r:id="rIdjftwp527u7dx02nlcwrw_">
+            <w:hyperlink w:history="1" r:id="rIdmrc7rhqlscokkxq2mtmj9">
               <w:r>
                 <w:rPr>
                   <w:rFonts w:ascii="Arial" w:cs="Arial" w:eastAsia="Arial" w:hAnsi="Arial"/>
@@ -7193,7 +7193,7 @@
               <w:spacing w:after="10" w:before="0"/>
               <w:ind w:left="120"/>
             </w:pPr>
-            <w:hyperlink w:history="1" r:id="rIdq6cbuz3dajfegluz5z_vx">
+            <w:hyperlink w:history="1" r:id="rIdpcmmmeyfpatw5vdihcomg">
               <w:r>
                 <w:rPr>
                   <w:rFonts w:ascii="Arial" w:cs="Arial" w:eastAsia="Arial" w:hAnsi="Arial"/>
@@ -7238,7 +7238,7 @@
             <w:pPr>
               <w:spacing w:after="20" w:before="0"/>
             </w:pPr>
-            <w:hyperlink w:history="1" r:id="rIdnxnyf3ezyryth5yvy8sz-">
+            <w:hyperlink w:history="1" r:id="rIdivdndahvs3vwlgqn5dt2j">
               <w:r>
                 <w:rPr>
                   <w:rFonts w:ascii="Arial" w:cs="Arial" w:eastAsia="Arial" w:hAnsi="Arial"/>
@@ -7271,7 +7271,7 @@
               <w:spacing w:after="10" w:before="0"/>
               <w:ind w:left="120"/>
             </w:pPr>
-            <w:hyperlink w:history="1" r:id="rIdhnr9hfrem7yu74gju5z0l">
+            <w:hyperlink w:history="1" r:id="rIdpo2xes9jaaityycgnlcke">
               <w:r>
                 <w:rPr>
                   <w:rFonts w:ascii="Arial" w:cs="Arial" w:eastAsia="Arial" w:hAnsi="Arial"/>
@@ -7471,7 +7471,7 @@
             <w:pPr>
               <w:spacing w:after="20" w:before="0"/>
             </w:pPr>
-            <w:hyperlink w:history="1" r:id="rId3uf0m2mol_j59m3sry_ed">
+            <w:hyperlink w:history="1" r:id="rIdoslufzkn5gnfuozzve1ug">
               <w:r>
                 <w:rPr>
                   <w:rFonts w:ascii="Arial" w:cs="Arial" w:eastAsia="Arial" w:hAnsi="Arial"/>
@@ -7504,7 +7504,7 @@
               <w:spacing w:after="10" w:before="0"/>
               <w:ind w:left="120"/>
             </w:pPr>
-            <w:hyperlink w:history="1" r:id="rIdnjgd0odoldf21jeoogp7y">
+            <w:hyperlink w:history="1" r:id="rIdvoay2cog1gydsfn5bw2w1">
               <w:r>
                 <w:rPr>
                   <w:rFonts w:ascii="Arial" w:cs="Arial" w:eastAsia="Arial" w:hAnsi="Arial"/>
@@ -7549,7 +7549,7 @@
             <w:pPr>
               <w:spacing w:after="20" w:before="0"/>
             </w:pPr>
-            <w:hyperlink w:history="1" r:id="rIda3tfkzqfpyzxi5hfv5pxw">
+            <w:hyperlink w:history="1" r:id="rIdjfrplelinssrauv1ao1bk">
               <w:r>
                 <w:rPr>
                   <w:rFonts w:ascii="Arial" w:cs="Arial" w:eastAsia="Arial" w:hAnsi="Arial"/>
@@ -7582,7 +7582,7 @@
               <w:spacing w:after="10" w:before="0"/>
               <w:ind w:left="120"/>
             </w:pPr>
-            <w:hyperlink w:history="1" r:id="rIdiesiynokv25sqtup6ocqe">
+            <w:hyperlink w:history="1" r:id="rId3xivckfrbv47k87rrdih9">
               <w:r>
                 <w:rPr>
                   <w:rFonts w:ascii="Arial" w:cs="Arial" w:eastAsia="Arial" w:hAnsi="Arial"/>
@@ -7782,7 +7782,7 @@
             <w:pPr>
               <w:spacing w:after="20" w:before="0"/>
             </w:pPr>
-            <w:hyperlink w:history="1" r:id="rIdlhgns_hkmz86pt7baxvat">
+            <w:hyperlink w:history="1" r:id="rId1cy2taoccbcwv5capowiq">
               <w:r>
                 <w:rPr>
                   <w:rFonts w:ascii="Arial" w:cs="Arial" w:eastAsia="Arial" w:hAnsi="Arial"/>
@@ -7831,7 +7831,7 @@
               <w:spacing w:after="10" w:before="0"/>
               <w:ind w:left="120"/>
             </w:pPr>
-            <w:hyperlink w:history="1" r:id="rIdb4btc-kko-066fik4-mag">
+            <w:hyperlink w:history="1" r:id="rIdl2qh2mz1rrumpitlchzsu">
               <w:r>
                 <w:rPr>
                   <w:rFonts w:ascii="Arial" w:cs="Arial" w:eastAsia="Arial" w:hAnsi="Arial"/>
@@ -7876,7 +7876,7 @@
             <w:pPr>
               <w:spacing w:after="20" w:before="0"/>
             </w:pPr>
-            <w:hyperlink w:history="1" r:id="rIdox3h6fqpklftvyplao_8a">
+            <w:hyperlink w:history="1" r:id="rIdvvhcmcirmiujepeidhmh7">
               <w:r>
                 <w:rPr>
                   <w:rFonts w:ascii="Arial" w:cs="Arial" w:eastAsia="Arial" w:hAnsi="Arial"/>
@@ -7925,7 +7925,7 @@
               <w:spacing w:after="10" w:before="0"/>
               <w:ind w:left="120"/>
             </w:pPr>
-            <w:hyperlink w:history="1" r:id="rIdkxr0egc4bnytayumd0dw6">
+            <w:hyperlink w:history="1" r:id="rIdr6dzdd2h6m5gw0sbcup_r">
               <w:r>
                 <w:rPr>
                   <w:rFonts w:ascii="Arial" w:cs="Arial" w:eastAsia="Arial" w:hAnsi="Arial"/>
@@ -8450,7 +8450,7 @@
         </w:rPr>
         <w:t xml:space="preserve">© 2026 SeaVuria and ARES. Aligned with KICD objectives. Developed by SeaVuria; technical implementation by ARES (with AI assistance from Claude). Licensed under </w:t>
       </w:r>
-      <w:hyperlink w:history="1" r:id="rIddednnoskzurok0hji1rgd">
+      <w:hyperlink w:history="1" r:id="rIdmyv98c2kmir33rpr00kyj">
         <w:r>
           <w:rPr>
             <w:rFonts w:ascii="Arial" w:cs="Arial" w:eastAsia="Arial" w:hAnsi="Arial"/>
@@ -8471,7 +8471,7 @@
         </w:rPr>
         <w:t xml:space="preserve"> (</w:t>
       </w:r>
-      <w:hyperlink w:history="1" r:id="rId5fy0byox1tyxuihi4fvmg">
+      <w:hyperlink w:history="1" r:id="rIdiwlekivw-qn6qf81lc6ze">
         <w:r>
           <w:rPr>
             <w:rFonts w:ascii="Arial" w:cs="Arial" w:eastAsia="Arial" w:hAnsi="Arial"/>
@@ -9511,7 +9511,7 @@
             <w:pPr>
               <w:spacing w:after="20" w:before="0"/>
             </w:pPr>
-            <w:hyperlink w:history="1" r:id="rIdshosjk4jb-rns7mgyj2do">
+            <w:hyperlink w:history="1" r:id="rIdiwpjv2jftgvpk8jmycd5z">
               <w:r>
                 <w:rPr>
                   <w:rFonts w:ascii="Arial" w:cs="Arial" w:eastAsia="Arial" w:hAnsi="Arial"/>
@@ -9544,7 +9544,7 @@
               <w:spacing w:after="10" w:before="0"/>
               <w:ind w:left="120"/>
             </w:pPr>
-            <w:hyperlink w:history="1" r:id="rIdkvohmdbmy6ed5mjo50hne">
+            <w:hyperlink w:history="1" r:id="rIdq-yqezka2jn4gyn_cbuxy">
               <w:r>
                 <w:rPr>
                   <w:rFonts w:ascii="Arial" w:cs="Arial" w:eastAsia="Arial" w:hAnsi="Arial"/>
@@ -9589,7 +9589,7 @@
             <w:pPr>
               <w:spacing w:after="20" w:before="0"/>
             </w:pPr>
-            <w:hyperlink w:history="1" r:id="rIdv5l9lkj2ombicwqnrgslr">
+            <w:hyperlink w:history="1" r:id="rIdtxma4pi38at1pdq1jgi-d">
               <w:r>
                 <w:rPr>
                   <w:rFonts w:ascii="Arial" w:cs="Arial" w:eastAsia="Arial" w:hAnsi="Arial"/>
@@ -9622,7 +9622,7 @@
               <w:spacing w:after="10" w:before="0"/>
               <w:ind w:left="120"/>
             </w:pPr>
-            <w:hyperlink w:history="1" r:id="rIda3xzmwh-wvmfyjaugineo">
+            <w:hyperlink w:history="1" r:id="rIdmfj0eab3kuinlrndd9on5">
               <w:r>
                 <w:rPr>
                   <w:rFonts w:ascii="Arial" w:cs="Arial" w:eastAsia="Arial" w:hAnsi="Arial"/>
@@ -9822,7 +9822,7 @@
             <w:pPr>
               <w:spacing w:after="20" w:before="0"/>
             </w:pPr>
-            <w:hyperlink w:history="1" r:id="rIdnipuq01yhz4qa-hwi_hng">
+            <w:hyperlink w:history="1" r:id="rIdrwqex93khwccwdleloftq">
               <w:r>
                 <w:rPr>
                   <w:rFonts w:ascii="Arial" w:cs="Arial" w:eastAsia="Arial" w:hAnsi="Arial"/>
@@ -9855,7 +9855,7 @@
               <w:spacing w:after="10" w:before="0"/>
               <w:ind w:left="120"/>
             </w:pPr>
-            <w:hyperlink w:history="1" r:id="rIdbc5oeca-wo-zypg0tvlnm">
+            <w:hyperlink w:history="1" r:id="rIdhgwycbh13wf1kj-vy-kll">
               <w:r>
                 <w:rPr>
                   <w:rFonts w:ascii="Arial" w:cs="Arial" w:eastAsia="Arial" w:hAnsi="Arial"/>
@@ -9900,7 +9900,7 @@
             <w:pPr>
               <w:spacing w:after="20" w:before="0"/>
             </w:pPr>
-            <w:hyperlink w:history="1" r:id="rIdjp-co3rms2n2nr-kwyuro">
+            <w:hyperlink w:history="1" r:id="rIdr0sxaqzjsr-xdip8ikeyb">
               <w:r>
                 <w:rPr>
                   <w:rFonts w:ascii="Arial" w:cs="Arial" w:eastAsia="Arial" w:hAnsi="Arial"/>
@@ -9933,7 +9933,7 @@
               <w:spacing w:after="10" w:before="0"/>
               <w:ind w:left="120"/>
             </w:pPr>
-            <w:hyperlink w:history="1" r:id="rIds7hot7nnma_h2tcygcxbp">
+            <w:hyperlink w:history="1" r:id="rIdkk8m9qraqgfqbevsmwwnb">
               <w:r>
                 <w:rPr>
                   <w:rFonts w:ascii="Arial" w:cs="Arial" w:eastAsia="Arial" w:hAnsi="Arial"/>
@@ -10133,7 +10133,7 @@
             <w:pPr>
               <w:spacing w:after="20" w:before="0"/>
             </w:pPr>
-            <w:hyperlink w:history="1" r:id="rIdms8sx8xxcy1o5lmialj_1">
+            <w:hyperlink w:history="1" r:id="rIdwfxjwkd44hzxxen6ml1rb">
               <w:r>
                 <w:rPr>
                   <w:rFonts w:ascii="Arial" w:cs="Arial" w:eastAsia="Arial" w:hAnsi="Arial"/>
@@ -10166,7 +10166,7 @@
               <w:spacing w:after="10" w:before="0"/>
               <w:ind w:left="120"/>
             </w:pPr>
-            <w:hyperlink w:history="1" r:id="rIdlstdtoboiyuetxwcfyivb">
+            <w:hyperlink w:history="1" r:id="rIdoqtbvg2g704mai8mr5h2e">
               <w:r>
                 <w:rPr>
                   <w:rFonts w:ascii="Arial" w:cs="Arial" w:eastAsia="Arial" w:hAnsi="Arial"/>
@@ -10211,7 +10211,7 @@
             <w:pPr>
               <w:spacing w:after="20" w:before="0"/>
             </w:pPr>
-            <w:hyperlink w:history="1" r:id="rIdk5wo90_50tfbyjj7shnc0">
+            <w:hyperlink w:history="1" r:id="rIdo7ghtnkfdtsth5tnczmoa">
               <w:r>
                 <w:rPr>
                   <w:rFonts w:ascii="Arial" w:cs="Arial" w:eastAsia="Arial" w:hAnsi="Arial"/>
@@ -10244,7 +10244,7 @@
               <w:spacing w:after="10" w:before="0"/>
               <w:ind w:left="120"/>
             </w:pPr>
-            <w:hyperlink w:history="1" r:id="rIdf32m_crzbnytq4fn9kz00">
+            <w:hyperlink w:history="1" r:id="rIddggi0ekcoprzt-tiu0e97">
               <w:r>
                 <w:rPr>
                   <w:rFonts w:ascii="Arial" w:cs="Arial" w:eastAsia="Arial" w:hAnsi="Arial"/>
@@ -10444,7 +10444,7 @@
             <w:pPr>
               <w:spacing w:after="20" w:before="0"/>
             </w:pPr>
-            <w:hyperlink w:history="1" r:id="rIdlec25a1bayaemiprlwwkq">
+            <w:hyperlink w:history="1" r:id="rIdvfcubm6ccxnisidmrvp7l">
               <w:r>
                 <w:rPr>
                   <w:rFonts w:ascii="Arial" w:cs="Arial" w:eastAsia="Arial" w:hAnsi="Arial"/>
@@ -10477,7 +10477,7 @@
               <w:spacing w:after="10" w:before="0"/>
               <w:ind w:left="120"/>
             </w:pPr>
-            <w:hyperlink w:history="1" r:id="rId5m7an2epy_lz7eqtqezy0">
+            <w:hyperlink w:history="1" r:id="rIdfus84r5v6_sfzf-pyjkgr">
               <w:r>
                 <w:rPr>
                   <w:rFonts w:ascii="Arial" w:cs="Arial" w:eastAsia="Arial" w:hAnsi="Arial"/>
@@ -10522,7 +10522,7 @@
             <w:pPr>
               <w:spacing w:after="20" w:before="0"/>
             </w:pPr>
-            <w:hyperlink w:history="1" r:id="rIdp1l9xrl5cq9urmpmzo7am">
+            <w:hyperlink w:history="1" r:id="rIdqpeqlyslhnjetywzejspx">
               <w:r>
                 <w:rPr>
                   <w:rFonts w:ascii="Arial" w:cs="Arial" w:eastAsia="Arial" w:hAnsi="Arial"/>
@@ -10555,7 +10555,7 @@
               <w:spacing w:after="10" w:before="0"/>
               <w:ind w:left="120"/>
             </w:pPr>
-            <w:hyperlink w:history="1" r:id="rIdhyshbcpzyewfmfqwfayk0">
+            <w:hyperlink w:history="1" r:id="rId0hupc-6n5r2dbu6wgxscq">
               <w:r>
                 <w:rPr>
                   <w:rFonts w:ascii="Arial" w:cs="Arial" w:eastAsia="Arial" w:hAnsi="Arial"/>
@@ -10755,7 +10755,7 @@
             <w:pPr>
               <w:spacing w:after="20" w:before="0"/>
             </w:pPr>
-            <w:hyperlink w:history="1" r:id="rId4sxrdfghz4pgjbbiuu0uv">
+            <w:hyperlink w:history="1" r:id="rIdalllmf17gjipwiovmnw8y">
               <w:r>
                 <w:rPr>
                   <w:rFonts w:ascii="Arial" w:cs="Arial" w:eastAsia="Arial" w:hAnsi="Arial"/>
@@ -10804,7 +10804,7 @@
               <w:spacing w:after="10" w:before="0"/>
               <w:ind w:left="120"/>
             </w:pPr>
-            <w:hyperlink w:history="1" r:id="rIdzdjzrqhvxlbgjo6cctzh3">
+            <w:hyperlink w:history="1" r:id="rIdwx0wh3ouv-6us3ptg2jsh">
               <w:r>
                 <w:rPr>
                   <w:rFonts w:ascii="Arial" w:cs="Arial" w:eastAsia="Arial" w:hAnsi="Arial"/>
@@ -10849,7 +10849,7 @@
             <w:pPr>
               <w:spacing w:after="20" w:before="0"/>
             </w:pPr>
-            <w:hyperlink w:history="1" r:id="rIdc5t9orvcg4wiugqvmp3yx">
+            <w:hyperlink w:history="1" r:id="rIdbzitfgaq0qnez53gi_rzu">
               <w:r>
                 <w:rPr>
                   <w:rFonts w:ascii="Arial" w:cs="Arial" w:eastAsia="Arial" w:hAnsi="Arial"/>
@@ -10882,7 +10882,7 @@
               <w:spacing w:after="10" w:before="0"/>
               <w:ind w:left="120"/>
             </w:pPr>
-            <w:hyperlink w:history="1" r:id="rIdb94we6jeau38gyjgfbdnq">
+            <w:hyperlink w:history="1" r:id="rIduvn81llvxf07wtle1rug3">
               <w:r>
                 <w:rPr>
                   <w:rFonts w:ascii="Arial" w:cs="Arial" w:eastAsia="Arial" w:hAnsi="Arial"/>
@@ -11407,7 +11407,7 @@
         </w:rPr>
         <w:t xml:space="preserve">© 2026 SeaVuria and ARES. Aligned with KICD objectives. Developed by SeaVuria; technical implementation by ARES (with AI assistance from Claude). Licensed under </w:t>
       </w:r>
-      <w:hyperlink w:history="1" r:id="rIdxst0ccv2xy7tasqd7z1hc">
+      <w:hyperlink w:history="1" r:id="rId5zixypfbbzx-4njs_rcmm">
         <w:r>
           <w:rPr>
             <w:rFonts w:ascii="Arial" w:cs="Arial" w:eastAsia="Arial" w:hAnsi="Arial"/>
@@ -11428,7 +11428,7 @@
         </w:rPr>
         <w:t xml:space="preserve"> (</w:t>
       </w:r>
-      <w:hyperlink w:history="1" r:id="rIdtqiwjaghhjy8ltaac6-fu">
+      <w:hyperlink w:history="1" r:id="rIdu7lqcuau9du45ve09owu-">
         <w:r>
           <w:rPr>
             <w:rFonts w:ascii="Arial" w:cs="Arial" w:eastAsia="Arial" w:hAnsi="Arial"/>
@@ -12468,7 +12468,7 @@
             <w:pPr>
               <w:spacing w:after="20" w:before="0"/>
             </w:pPr>
-            <w:hyperlink w:history="1" r:id="rIdnz1fmpe_0tvgngeoqtga7">
+            <w:hyperlink w:history="1" r:id="rIdfrr0jrqljmtt7m8qcstmr">
               <w:r>
                 <w:rPr>
                   <w:rFonts w:ascii="Arial" w:cs="Arial" w:eastAsia="Arial" w:hAnsi="Arial"/>
@@ -12501,7 +12501,7 @@
               <w:spacing w:after="10" w:before="0"/>
               <w:ind w:left="120"/>
             </w:pPr>
-            <w:hyperlink w:history="1" r:id="rId9n2mqelj2b3tlwxzfrw-y">
+            <w:hyperlink w:history="1" r:id="rIdoaguezfboddlnccqu0lgr">
               <w:r>
                 <w:rPr>
                   <w:rFonts w:ascii="Arial" w:cs="Arial" w:eastAsia="Arial" w:hAnsi="Arial"/>
@@ -12546,7 +12546,7 @@
             <w:pPr>
               <w:spacing w:after="20" w:before="0"/>
             </w:pPr>
-            <w:hyperlink w:history="1" r:id="rId6qntx8vnvbeu3esgeassk">
+            <w:hyperlink w:history="1" r:id="rIdfktqeh-fyc-tnzejlpcn0">
               <w:r>
                 <w:rPr>
                   <w:rFonts w:ascii="Arial" w:cs="Arial" w:eastAsia="Arial" w:hAnsi="Arial"/>
@@ -12579,7 +12579,7 @@
               <w:spacing w:after="10" w:before="0"/>
               <w:ind w:left="120"/>
             </w:pPr>
-            <w:hyperlink w:history="1" r:id="rId67mvyxfqbnqks0flldlrh">
+            <w:hyperlink w:history="1" r:id="rIdnq3inom08b80knxfpev5t">
               <w:r>
                 <w:rPr>
                   <w:rFonts w:ascii="Arial" w:cs="Arial" w:eastAsia="Arial" w:hAnsi="Arial"/>
@@ -12779,7 +12779,7 @@
             <w:pPr>
               <w:spacing w:after="20" w:before="0"/>
             </w:pPr>
-            <w:hyperlink w:history="1" r:id="rIdz7gn3fb8bz-astlqvuiij">
+            <w:hyperlink w:history="1" r:id="rIdbnj8qtiie_yhgh-zngpk-">
               <w:r>
                 <w:rPr>
                   <w:rFonts w:ascii="Arial" w:cs="Arial" w:eastAsia="Arial" w:hAnsi="Arial"/>
@@ -12812,7 +12812,7 @@
               <w:spacing w:after="10" w:before="0"/>
               <w:ind w:left="120"/>
             </w:pPr>
-            <w:hyperlink w:history="1" r:id="rIdcx6zwoczt_gpm8ll0ov04">
+            <w:hyperlink w:history="1" r:id="rIdxqkx7f3wfeuqxq1tutzsm">
               <w:r>
                 <w:rPr>
                   <w:rFonts w:ascii="Arial" w:cs="Arial" w:eastAsia="Arial" w:hAnsi="Arial"/>
@@ -12857,7 +12857,7 @@
             <w:pPr>
               <w:spacing w:after="20" w:before="0"/>
             </w:pPr>
-            <w:hyperlink w:history="1" r:id="rIdiqw3zpc5resoalwdgyi49">
+            <w:hyperlink w:history="1" r:id="rIdxc25w62dak0xh_a2zbceq">
               <w:r>
                 <w:rPr>
                   <w:rFonts w:ascii="Arial" w:cs="Arial" w:eastAsia="Arial" w:hAnsi="Arial"/>
@@ -12890,7 +12890,7 @@
               <w:spacing w:after="10" w:before="0"/>
               <w:ind w:left="120"/>
             </w:pPr>
-            <w:hyperlink w:history="1" r:id="rIdyjvqomnzofp4glubuhpa0">
+            <w:hyperlink w:history="1" r:id="rId7kosj6cralgw4l4ioy2ee">
               <w:r>
                 <w:rPr>
                   <w:rFonts w:ascii="Arial" w:cs="Arial" w:eastAsia="Arial" w:hAnsi="Arial"/>
@@ -13090,7 +13090,7 @@
             <w:pPr>
               <w:spacing w:after="20" w:before="0"/>
             </w:pPr>
-            <w:hyperlink w:history="1" r:id="rIdocm3ynx_esbpeliedzdic">
+            <w:hyperlink w:history="1" r:id="rIdgwyhyvlxxsktflf9rcvp2">
               <w:r>
                 <w:rPr>
                   <w:rFonts w:ascii="Arial" w:cs="Arial" w:eastAsia="Arial" w:hAnsi="Arial"/>
@@ -13123,7 +13123,7 @@
               <w:spacing w:after="10" w:before="0"/>
               <w:ind w:left="120"/>
             </w:pPr>
-            <w:hyperlink w:history="1" r:id="rIdewtjflpkdafxe-cpdlowp">
+            <w:hyperlink w:history="1" r:id="rIdtepsydjuqmus42v9d4rzp">
               <w:r>
                 <w:rPr>
                   <w:rFonts w:ascii="Arial" w:cs="Arial" w:eastAsia="Arial" w:hAnsi="Arial"/>
@@ -13168,7 +13168,7 @@
             <w:pPr>
               <w:spacing w:after="20" w:before="0"/>
             </w:pPr>
-            <w:hyperlink w:history="1" r:id="rIdyz8vjjfmod-szzbzah8fx">
+            <w:hyperlink w:history="1" r:id="rIdxosmvjmkclxlnnrvdlfti">
               <w:r>
                 <w:rPr>
                   <w:rFonts w:ascii="Arial" w:cs="Arial" w:eastAsia="Arial" w:hAnsi="Arial"/>
@@ -13201,7 +13201,7 @@
               <w:spacing w:after="10" w:before="0"/>
               <w:ind w:left="120"/>
             </w:pPr>
-            <w:hyperlink w:history="1" r:id="rIdxbt8vc_moiptnrn4g5m_a">
+            <w:hyperlink w:history="1" r:id="rIdo8ezlmtyuehn9lkga9z-p">
               <w:r>
                 <w:rPr>
                   <w:rFonts w:ascii="Arial" w:cs="Arial" w:eastAsia="Arial" w:hAnsi="Arial"/>
@@ -13401,7 +13401,7 @@
             <w:pPr>
               <w:spacing w:after="20" w:before="0"/>
             </w:pPr>
-            <w:hyperlink w:history="1" r:id="rIduuyn2uqsxr-a9z2rbidml">
+            <w:hyperlink w:history="1" r:id="rIdytelib-fjkasf3xjcxord">
               <w:r>
                 <w:rPr>
                   <w:rFonts w:ascii="Arial" w:cs="Arial" w:eastAsia="Arial" w:hAnsi="Arial"/>
@@ -13434,7 +13434,7 @@
               <w:spacing w:after="10" w:before="0"/>
               <w:ind w:left="120"/>
             </w:pPr>
-            <w:hyperlink w:history="1" r:id="rIdv_tjogod9aipbdi7tiba8">
+            <w:hyperlink w:history="1" r:id="rId755sv09kpn4bd62kpt4rs">
               <w:r>
                 <w:rPr>
                   <w:rFonts w:ascii="Arial" w:cs="Arial" w:eastAsia="Arial" w:hAnsi="Arial"/>
@@ -13479,7 +13479,7 @@
             <w:pPr>
               <w:spacing w:after="20" w:before="0"/>
             </w:pPr>
-            <w:hyperlink w:history="1" r:id="rIdsurhf7a0jurw7qg5jw0bg">
+            <w:hyperlink w:history="1" r:id="rIda6sexpmmg73bglwthyzwk">
               <w:r>
                 <w:rPr>
                   <w:rFonts w:ascii="Arial" w:cs="Arial" w:eastAsia="Arial" w:hAnsi="Arial"/>
@@ -13512,7 +13512,7 @@
               <w:spacing w:after="10" w:before="0"/>
               <w:ind w:left="120"/>
             </w:pPr>
-            <w:hyperlink w:history="1" r:id="rIdbcyj4x0tmqyj0v_tg7jpa">
+            <w:hyperlink w:history="1" r:id="rIddnnbi9famej9jnxnoilr-">
               <w:r>
                 <w:rPr>
                   <w:rFonts w:ascii="Arial" w:cs="Arial" w:eastAsia="Arial" w:hAnsi="Arial"/>
@@ -13712,7 +13712,7 @@
             <w:pPr>
               <w:spacing w:after="20" w:before="0"/>
             </w:pPr>
-            <w:hyperlink w:history="1" r:id="rIdbpibgqyr1u5ybvb1tljt5">
+            <w:hyperlink w:history="1" r:id="rIdggxv_6yzvdqy7b2kudryc">
               <w:r>
                 <w:rPr>
                   <w:rFonts w:ascii="Arial" w:cs="Arial" w:eastAsia="Arial" w:hAnsi="Arial"/>
@@ -13745,7 +13745,7 @@
               <w:spacing w:after="10" w:before="0"/>
               <w:ind w:left="120"/>
             </w:pPr>
-            <w:hyperlink w:history="1" r:id="rIdvvqi8d8i6dolcsqs0t8it">
+            <w:hyperlink w:history="1" r:id="rIdvmffvgizovpuefca8pzkm">
               <w:r>
                 <w:rPr>
                   <w:rFonts w:ascii="Arial" w:cs="Arial" w:eastAsia="Arial" w:hAnsi="Arial"/>
@@ -13790,7 +13790,7 @@
             <w:pPr>
               <w:spacing w:after="20" w:before="0"/>
             </w:pPr>
-            <w:hyperlink w:history="1" r:id="rIdmypbbgp9pzcsvlzcbhaty">
+            <w:hyperlink w:history="1" r:id="rIdnhaik-bs8r30ddxdt61hp">
               <w:r>
                 <w:rPr>
                   <w:rFonts w:ascii="Arial" w:cs="Arial" w:eastAsia="Arial" w:hAnsi="Arial"/>
@@ -13823,7 +13823,7 @@
               <w:spacing w:after="10" w:before="0"/>
               <w:ind w:left="120"/>
             </w:pPr>
-            <w:hyperlink w:history="1" r:id="rIdmxmp7fpjsrjgozcvmkarf">
+            <w:hyperlink w:history="1" r:id="rIdisk4pno7k0btkg4w28pfc">
               <w:r>
                 <w:rPr>
                   <w:rFonts w:ascii="Arial" w:cs="Arial" w:eastAsia="Arial" w:hAnsi="Arial"/>
@@ -14348,7 +14348,7 @@
         </w:rPr>
         <w:t xml:space="preserve">© 2026 SeaVuria and ARES. Aligned with KICD objectives. Developed by SeaVuria; technical implementation by ARES (with AI assistance from Claude). Licensed under </w:t>
       </w:r>
-      <w:hyperlink w:history="1" r:id="rId6h1peauod6pkj_cqc55fy">
+      <w:hyperlink w:history="1" r:id="rIdiqx0qhzeibcnylea9hifz">
         <w:r>
           <w:rPr>
             <w:rFonts w:ascii="Arial" w:cs="Arial" w:eastAsia="Arial" w:hAnsi="Arial"/>
@@ -14369,7 +14369,7 @@
         </w:rPr>
         <w:t xml:space="preserve"> (</w:t>
       </w:r>
-      <w:hyperlink w:history="1" r:id="rIdnsgdf5eoxz5jip13wuueu">
+      <w:hyperlink w:history="1" r:id="rIdo2x2uzf76svvpjd6mz6da">
         <w:r>
           <w:rPr>
             <w:rFonts w:ascii="Arial" w:cs="Arial" w:eastAsia="Arial" w:hAnsi="Arial"/>
@@ -15409,7 +15409,7 @@
             <w:pPr>
               <w:spacing w:after="20" w:before="0"/>
             </w:pPr>
-            <w:hyperlink w:history="1" r:id="rIdedyqztb1odpef-4zzcjms">
+            <w:hyperlink w:history="1" r:id="rIdxgxn0jzuifzw83wh7ew8r">
               <w:r>
                 <w:rPr>
                   <w:rFonts w:ascii="Arial" w:cs="Arial" w:eastAsia="Arial" w:hAnsi="Arial"/>
@@ -15442,7 +15442,7 @@
               <w:spacing w:after="10" w:before="0"/>
               <w:ind w:left="120"/>
             </w:pPr>
-            <w:hyperlink w:history="1" r:id="rIdb-nyjqpkl-jy0-h9klrg7">
+            <w:hyperlink w:history="1" r:id="rId9eurl3ra-wlmykwcyfsh2">
               <w:r>
                 <w:rPr>
                   <w:rFonts w:ascii="Arial" w:cs="Arial" w:eastAsia="Arial" w:hAnsi="Arial"/>
@@ -15487,7 +15487,7 @@
             <w:pPr>
               <w:spacing w:after="20" w:before="0"/>
             </w:pPr>
-            <w:hyperlink w:history="1" r:id="rId5tl6cn-o4baexd-gfw2vp">
+            <w:hyperlink w:history="1" r:id="rIdqr06seuea6hsvjvtfwqdv">
               <w:r>
                 <w:rPr>
                   <w:rFonts w:ascii="Arial" w:cs="Arial" w:eastAsia="Arial" w:hAnsi="Arial"/>
@@ -15520,7 +15520,7 @@
               <w:spacing w:after="10" w:before="0"/>
               <w:ind w:left="120"/>
             </w:pPr>
-            <w:hyperlink w:history="1" r:id="rId_npvi5qtjylzlu4vgzk7k">
+            <w:hyperlink w:history="1" r:id="rIdncs9zsaedlclfnbjjp3ve">
               <w:r>
                 <w:rPr>
                   <w:rFonts w:ascii="Arial" w:cs="Arial" w:eastAsia="Arial" w:hAnsi="Arial"/>
@@ -15720,7 +15720,7 @@
             <w:pPr>
               <w:spacing w:after="20" w:before="0"/>
             </w:pPr>
-            <w:hyperlink w:history="1" r:id="rIdvhnsz0bidola4_l-uasso">
+            <w:hyperlink w:history="1" r:id="rIdd2ohmhakgv4pk3wstqiat">
               <w:r>
                 <w:rPr>
                   <w:rFonts w:ascii="Arial" w:cs="Arial" w:eastAsia="Arial" w:hAnsi="Arial"/>
@@ -15753,7 +15753,7 @@
               <w:spacing w:after="10" w:before="0"/>
               <w:ind w:left="120"/>
             </w:pPr>
-            <w:hyperlink w:history="1" r:id="rIdvkkadzrw1btc1koaqzdih">
+            <w:hyperlink w:history="1" r:id="rIdghbvbfnt1s9lamglcsxnc">
               <w:r>
                 <w:rPr>
                   <w:rFonts w:ascii="Arial" w:cs="Arial" w:eastAsia="Arial" w:hAnsi="Arial"/>
@@ -15798,7 +15798,7 @@
             <w:pPr>
               <w:spacing w:after="20" w:before="0"/>
             </w:pPr>
-            <w:hyperlink w:history="1" r:id="rIdaddtln8uiixjigyfmrkgn">
+            <w:hyperlink w:history="1" r:id="rIdzji67c0lqudhroh-6lcyf">
               <w:r>
                 <w:rPr>
                   <w:rFonts w:ascii="Arial" w:cs="Arial" w:eastAsia="Arial" w:hAnsi="Arial"/>
@@ -15831,7 +15831,7 @@
               <w:spacing w:after="10" w:before="0"/>
               <w:ind w:left="120"/>
             </w:pPr>
-            <w:hyperlink w:history="1" r:id="rIdxjy8aujnxbty4aobemqx2">
+            <w:hyperlink w:history="1" r:id="rIdfzuunrqomcoaz-djz9mqq">
               <w:r>
                 <w:rPr>
                   <w:rFonts w:ascii="Arial" w:cs="Arial" w:eastAsia="Arial" w:hAnsi="Arial"/>
@@ -16031,7 +16031,7 @@
             <w:pPr>
               <w:spacing w:after="20" w:before="0"/>
             </w:pPr>
-            <w:hyperlink w:history="1" r:id="rIdndlwf3fuvoj6jbyun3kih">
+            <w:hyperlink w:history="1" r:id="rId3ihltym51mbuuhwca_trh">
               <w:r>
                 <w:rPr>
                   <w:rFonts w:ascii="Arial" w:cs="Arial" w:eastAsia="Arial" w:hAnsi="Arial"/>
@@ -16064,7 +16064,7 @@
               <w:spacing w:after="10" w:before="0"/>
               <w:ind w:left="120"/>
             </w:pPr>
-            <w:hyperlink w:history="1" r:id="rIdnts5zfs-yydj-mbq0rjf9">
+            <w:hyperlink w:history="1" r:id="rIdaa-eivfmq3mcusnllzrox">
               <w:r>
                 <w:rPr>
                   <w:rFonts w:ascii="Arial" w:cs="Arial" w:eastAsia="Arial" w:hAnsi="Arial"/>
@@ -16109,7 +16109,7 @@
             <w:pPr>
               <w:spacing w:after="20" w:before="0"/>
             </w:pPr>
-            <w:hyperlink w:history="1" r:id="rId1mhcfimbmck5s11awxalk">
+            <w:hyperlink w:history="1" r:id="rId6bqlgqwtek1le_z27kknx">
               <w:r>
                 <w:rPr>
                   <w:rFonts w:ascii="Arial" w:cs="Arial" w:eastAsia="Arial" w:hAnsi="Arial"/>
@@ -16142,7 +16142,7 @@
               <w:spacing w:after="10" w:before="0"/>
               <w:ind w:left="120"/>
             </w:pPr>
-            <w:hyperlink w:history="1" r:id="rIdmeut_3lknwdurvarh05dz">
+            <w:hyperlink w:history="1" r:id="rIdmzab-hfufemjdafxpazuy">
               <w:r>
                 <w:rPr>
                   <w:rFonts w:ascii="Arial" w:cs="Arial" w:eastAsia="Arial" w:hAnsi="Arial"/>
@@ -16342,7 +16342,7 @@
             <w:pPr>
               <w:spacing w:after="20" w:before="0"/>
             </w:pPr>
-            <w:hyperlink w:history="1" r:id="rIdrn7klycpeejba7jncuug8">
+            <w:hyperlink w:history="1" r:id="rIdqxblek4wqpkwvs-d2jqzn">
               <w:r>
                 <w:rPr>
                   <w:rFonts w:ascii="Arial" w:cs="Arial" w:eastAsia="Arial" w:hAnsi="Arial"/>
@@ -16375,7 +16375,7 @@
               <w:spacing w:after="10" w:before="0"/>
               <w:ind w:left="120"/>
             </w:pPr>
-            <w:hyperlink w:history="1" r:id="rIdaqm3haidesiyuw-twvwq2">
+            <w:hyperlink w:history="1" r:id="rIddorgj6imkqkaxza0bksn1">
               <w:r>
                 <w:rPr>
                   <w:rFonts w:ascii="Arial" w:cs="Arial" w:eastAsia="Arial" w:hAnsi="Arial"/>
@@ -16420,7 +16420,7 @@
             <w:pPr>
               <w:spacing w:after="20" w:before="0"/>
             </w:pPr>
-            <w:hyperlink w:history="1" r:id="rIdpdifwgocvcyqaq9ndk42p">
+            <w:hyperlink w:history="1" r:id="rIdvshzvyrevdhl-sz-ca7jd">
               <w:r>
                 <w:rPr>
                   <w:rFonts w:ascii="Arial" w:cs="Arial" w:eastAsia="Arial" w:hAnsi="Arial"/>
@@ -16453,7 +16453,7 @@
               <w:spacing w:after="10" w:before="0"/>
               <w:ind w:left="120"/>
             </w:pPr>
-            <w:hyperlink w:history="1" r:id="rId_cppo86r_fj4t_pkyfp7h">
+            <w:hyperlink w:history="1" r:id="rIdjebhkj-5exhi6f0gssunw">
               <w:r>
                 <w:rPr>
                   <w:rFonts w:ascii="Arial" w:cs="Arial" w:eastAsia="Arial" w:hAnsi="Arial"/>
@@ -16653,7 +16653,7 @@
             <w:pPr>
               <w:spacing w:after="20" w:before="0"/>
             </w:pPr>
-            <w:hyperlink w:history="1" r:id="rIdnead8mwhjidb4hts8hmsj">
+            <w:hyperlink w:history="1" r:id="rIdeknclxvrtngoaacfjuh9p">
               <w:r>
                 <w:rPr>
                   <w:rFonts w:ascii="Arial" w:cs="Arial" w:eastAsia="Arial" w:hAnsi="Arial"/>
@@ -16702,7 +16702,7 @@
               <w:spacing w:after="10" w:before="0"/>
               <w:ind w:left="120"/>
             </w:pPr>
-            <w:hyperlink w:history="1" r:id="rIdq-gqj4ajimwp4xmi_r5gf">
+            <w:hyperlink w:history="1" r:id="rIdgbafavhn8w1whvip7rqiy">
               <w:r>
                 <w:rPr>
                   <w:rFonts w:ascii="Arial" w:cs="Arial" w:eastAsia="Arial" w:hAnsi="Arial"/>
@@ -16747,7 +16747,7 @@
             <w:pPr>
               <w:spacing w:after="20" w:before="0"/>
             </w:pPr>
-            <w:hyperlink w:history="1" r:id="rIdu88oajwkwi8i71-chkfv2">
+            <w:hyperlink w:history="1" r:id="rIdvdwtaerqcf6le6wwr1fvj">
               <w:r>
                 <w:rPr>
                   <w:rFonts w:ascii="Arial" w:cs="Arial" w:eastAsia="Arial" w:hAnsi="Arial"/>
@@ -16796,7 +16796,7 @@
               <w:spacing w:after="10" w:before="0"/>
               <w:ind w:left="120"/>
             </w:pPr>
-            <w:hyperlink w:history="1" r:id="rIdbxurzrj28eafmn_pgeshk">
+            <w:hyperlink w:history="1" r:id="rIdxrbuojsbs1pj8tzkxrwtk">
               <w:r>
                 <w:rPr>
                   <w:rFonts w:ascii="Arial" w:cs="Arial" w:eastAsia="Arial" w:hAnsi="Arial"/>
@@ -17321,7 +17321,7 @@
         </w:rPr>
         <w:t xml:space="preserve">© 2026 SeaVuria and ARES. Aligned with KICD objectives. Developed by SeaVuria; technical implementation by ARES (with AI assistance from Claude). Licensed under </w:t>
       </w:r>
-      <w:hyperlink w:history="1" r:id="rIdwjjb6ba1rqwmqxr7nx1ji">
+      <w:hyperlink w:history="1" r:id="rIdebqlzrbl6om9ucbfh4uvk">
         <w:r>
           <w:rPr>
             <w:rFonts w:ascii="Arial" w:cs="Arial" w:eastAsia="Arial" w:hAnsi="Arial"/>
@@ -17342,7 +17342,7 @@
         </w:rPr>
         <w:t xml:space="preserve"> (</w:t>
       </w:r>
-      <w:hyperlink w:history="1" r:id="rIdvjpvm46whsa7ljllj7jte">
+      <w:hyperlink w:history="1" r:id="rIdruolxbduw7vhil9y_9hbl">
         <w:r>
           <w:rPr>
             <w:rFonts w:ascii="Arial" w:cs="Arial" w:eastAsia="Arial" w:hAnsi="Arial"/>
@@ -18382,7 +18382,7 @@
             <w:pPr>
               <w:spacing w:after="20" w:before="0"/>
             </w:pPr>
-            <w:hyperlink w:history="1" r:id="rIddo6w348yfrrnnlnlwkxyq">
+            <w:hyperlink w:history="1" r:id="rIdfjlkfgss30npoqe0aaqwl">
               <w:r>
                 <w:rPr>
                   <w:rFonts w:ascii="Arial" w:cs="Arial" w:eastAsia="Arial" w:hAnsi="Arial"/>
@@ -18415,7 +18415,7 @@
               <w:spacing w:after="10" w:before="0"/>
               <w:ind w:left="120"/>
             </w:pPr>
-            <w:hyperlink w:history="1" r:id="rIdjmx5fhbid928rjmo3ttnk">
+            <w:hyperlink w:history="1" r:id="rId-2cj4_pab-zzk6llfyt5k">
               <w:r>
                 <w:rPr>
                   <w:rFonts w:ascii="Arial" w:cs="Arial" w:eastAsia="Arial" w:hAnsi="Arial"/>
@@ -18460,7 +18460,7 @@
             <w:pPr>
               <w:spacing w:after="20" w:before="0"/>
             </w:pPr>
-            <w:hyperlink w:history="1" r:id="rId_niqviitndidurrik1y-r">
+            <w:hyperlink w:history="1" r:id="rIdx2silocpvj2jh0aq1seqh">
               <w:r>
                 <w:rPr>
                   <w:rFonts w:ascii="Arial" w:cs="Arial" w:eastAsia="Arial" w:hAnsi="Arial"/>
@@ -18493,7 +18493,7 @@
               <w:spacing w:after="10" w:before="0"/>
               <w:ind w:left="120"/>
             </w:pPr>
-            <w:hyperlink w:history="1" r:id="rIditigz1owewtn1cmi1iktb">
+            <w:hyperlink w:history="1" r:id="rIdrskgvepleac9ifiitgf66">
               <w:r>
                 <w:rPr>
                   <w:rFonts w:ascii="Arial" w:cs="Arial" w:eastAsia="Arial" w:hAnsi="Arial"/>
@@ -18693,7 +18693,7 @@
             <w:pPr>
               <w:spacing w:after="20" w:before="0"/>
             </w:pPr>
-            <w:hyperlink w:history="1" r:id="rIdewblb8be3i3moycaeoue_">
+            <w:hyperlink w:history="1" r:id="rIdbfrslj-ell3fzlskqc9hi">
               <w:r>
                 <w:rPr>
                   <w:rFonts w:ascii="Arial" w:cs="Arial" w:eastAsia="Arial" w:hAnsi="Arial"/>
@@ -18726,7 +18726,7 @@
               <w:spacing w:after="10" w:before="0"/>
               <w:ind w:left="120"/>
             </w:pPr>
-            <w:hyperlink w:history="1" r:id="rIdlbb0pykqraurphjgjmacg">
+            <w:hyperlink w:history="1" r:id="rIda21rckq_jh9tjmv-zavrm">
               <w:r>
                 <w:rPr>
                   <w:rFonts w:ascii="Arial" w:cs="Arial" w:eastAsia="Arial" w:hAnsi="Arial"/>
@@ -18771,7 +18771,7 @@
             <w:pPr>
               <w:spacing w:after="20" w:before="0"/>
             </w:pPr>
-            <w:hyperlink w:history="1" r:id="rId1dpx3yfkl_-hrdo9e0xmr">
+            <w:hyperlink w:history="1" r:id="rIdmcavjrmboigqoiubbbphv">
               <w:r>
                 <w:rPr>
                   <w:rFonts w:ascii="Arial" w:cs="Arial" w:eastAsia="Arial" w:hAnsi="Arial"/>
@@ -18804,7 +18804,7 @@
               <w:spacing w:after="10" w:before="0"/>
               <w:ind w:left="120"/>
             </w:pPr>
-            <w:hyperlink w:history="1" r:id="rIdzpz83cizmxxuczjk1jeza">
+            <w:hyperlink w:history="1" r:id="rIdlvkelfethshud3c_otfwe">
               <w:r>
                 <w:rPr>
                   <w:rFonts w:ascii="Arial" w:cs="Arial" w:eastAsia="Arial" w:hAnsi="Arial"/>
@@ -19004,7 +19004,7 @@
             <w:pPr>
               <w:spacing w:after="20" w:before="0"/>
             </w:pPr>
-            <w:hyperlink w:history="1" r:id="rIdeg7rdebtr10rxkktxbi8d">
+            <w:hyperlink w:history="1" r:id="rIdw9i5rtpbm9n5q96ivewjo">
               <w:r>
                 <w:rPr>
                   <w:rFonts w:ascii="Arial" w:cs="Arial" w:eastAsia="Arial" w:hAnsi="Arial"/>
@@ -19037,7 +19037,7 @@
               <w:spacing w:after="10" w:before="0"/>
               <w:ind w:left="120"/>
             </w:pPr>
-            <w:hyperlink w:history="1" r:id="rIdoatl4o18iglhyjvcm_a1y">
+            <w:hyperlink w:history="1" r:id="rIdo_ds_zjdqqfp8i9tveivo">
               <w:r>
                 <w:rPr>
                   <w:rFonts w:ascii="Arial" w:cs="Arial" w:eastAsia="Arial" w:hAnsi="Arial"/>
@@ -19082,7 +19082,7 @@
             <w:pPr>
               <w:spacing w:after="20" w:before="0"/>
             </w:pPr>
-            <w:hyperlink w:history="1" r:id="rId-aardydb8w15mu17ksoeo">
+            <w:hyperlink w:history="1" r:id="rIduorz-i76ylkqetb3l0xjp">
               <w:r>
                 <w:rPr>
                   <w:rFonts w:ascii="Arial" w:cs="Arial" w:eastAsia="Arial" w:hAnsi="Arial"/>
@@ -19131,7 +19131,7 @@
               <w:spacing w:after="10" w:before="0"/>
               <w:ind w:left="120"/>
             </w:pPr>
-            <w:hyperlink w:history="1" r:id="rId1uxzxsrpp7by_6g2bov2q">
+            <w:hyperlink w:history="1" r:id="rIdc4egodjryd7ybbixacoqi">
               <w:r>
                 <w:rPr>
                   <w:rFonts w:ascii="Arial" w:cs="Arial" w:eastAsia="Arial" w:hAnsi="Arial"/>
@@ -19331,7 +19331,7 @@
             <w:pPr>
               <w:spacing w:after="20" w:before="0"/>
             </w:pPr>
-            <w:hyperlink w:history="1" r:id="rId4e4kqf193zyz0iwtdclqv">
+            <w:hyperlink w:history="1" r:id="rId_z7hizcl4v-rz5ov_2xnw">
               <w:r>
                 <w:rPr>
                   <w:rFonts w:ascii="Arial" w:cs="Arial" w:eastAsia="Arial" w:hAnsi="Arial"/>
@@ -19364,7 +19364,7 @@
               <w:spacing w:after="10" w:before="0"/>
               <w:ind w:left="120"/>
             </w:pPr>
-            <w:hyperlink w:history="1" r:id="rIdrex_ksa86pqlgarqjkbyr">
+            <w:hyperlink w:history="1" r:id="rIdpkk6pqs2768uhfpou3uqg">
               <w:r>
                 <w:rPr>
                   <w:rFonts w:ascii="Arial" w:cs="Arial" w:eastAsia="Arial" w:hAnsi="Arial"/>
@@ -19409,7 +19409,7 @@
             <w:pPr>
               <w:spacing w:after="20" w:before="0"/>
             </w:pPr>
-            <w:hyperlink w:history="1" r:id="rIdmbixa0ew3axkdenntwiup">
+            <w:hyperlink w:history="1" r:id="rId700p-esyei9jvebzf6uea">
               <w:r>
                 <w:rPr>
                   <w:rFonts w:ascii="Arial" w:cs="Arial" w:eastAsia="Arial" w:hAnsi="Arial"/>
@@ -19458,7 +19458,7 @@
               <w:spacing w:after="10" w:before="0"/>
               <w:ind w:left="120"/>
             </w:pPr>
-            <w:hyperlink w:history="1" r:id="rId7egldtoyry3ijbr7do8rr">
+            <w:hyperlink w:history="1" r:id="rIdu7wy7u8cmhv0nsfyydwni">
               <w:r>
                 <w:rPr>
                   <w:rFonts w:ascii="Arial" w:cs="Arial" w:eastAsia="Arial" w:hAnsi="Arial"/>
@@ -19658,7 +19658,7 @@
             <w:pPr>
               <w:spacing w:after="20" w:before="0"/>
             </w:pPr>
-            <w:hyperlink w:history="1" r:id="rIdw6udbd-6we8zpl4qtl1w5">
+            <w:hyperlink w:history="1" r:id="rIdlxlzivdthdp0nhqfd24em">
               <w:r>
                 <w:rPr>
                   <w:rFonts w:ascii="Arial" w:cs="Arial" w:eastAsia="Arial" w:hAnsi="Arial"/>
@@ -19707,7 +19707,7 @@
               <w:spacing w:after="10" w:before="0"/>
               <w:ind w:left="120"/>
             </w:pPr>
-            <w:hyperlink w:history="1" r:id="rIdhwmjkm-xcfdqqvzqui9y1">
+            <w:hyperlink w:history="1" r:id="rId-3ymtosjdcu_xlc11m4p6">
               <w:r>
                 <w:rPr>
                   <w:rFonts w:ascii="Arial" w:cs="Arial" w:eastAsia="Arial" w:hAnsi="Arial"/>
@@ -19752,7 +19752,7 @@
             <w:pPr>
               <w:spacing w:after="20" w:before="0"/>
             </w:pPr>
-            <w:hyperlink w:history="1" r:id="rIdd6leaq-017meusmbhfvy2">
+            <w:hyperlink w:history="1" r:id="rIdysxfhfccrbj6r8ugmsjxl">
               <w:r>
                 <w:rPr>
                   <w:rFonts w:ascii="Arial" w:cs="Arial" w:eastAsia="Arial" w:hAnsi="Arial"/>
@@ -19801,7 +19801,7 @@
               <w:spacing w:after="10" w:before="0"/>
               <w:ind w:left="120"/>
             </w:pPr>
-            <w:hyperlink w:history="1" r:id="rIdchredgmjjkbfvssln6cye">
+            <w:hyperlink w:history="1" r:id="rIdogkhz5cg74i7xp9oyqq1k">
               <w:r>
                 <w:rPr>
                   <w:rFonts w:ascii="Arial" w:cs="Arial" w:eastAsia="Arial" w:hAnsi="Arial"/>
@@ -20326,7 +20326,7 @@
         </w:rPr>
         <w:t xml:space="preserve">© 2026 SeaVuria and ARES. Aligned with KICD objectives. Developed by SeaVuria; technical implementation by ARES (with AI assistance from Claude). Licensed under </w:t>
       </w:r>
-      <w:hyperlink w:history="1" r:id="rIdvyfy70bde9qmrzkwu_aed">
+      <w:hyperlink w:history="1" r:id="rIdpj1iffkcxnibpitdlkhqd">
         <w:r>
           <w:rPr>
             <w:rFonts w:ascii="Arial" w:cs="Arial" w:eastAsia="Arial" w:hAnsi="Arial"/>
@@ -20347,7 +20347,7 @@
         </w:rPr>
         <w:t xml:space="preserve"> (</w:t>
       </w:r>
-      <w:hyperlink w:history="1" r:id="rId2wkjojeaqsjfq4eaoaofb">
+      <w:hyperlink w:history="1" r:id="rId-uxkxfwhmxrop_aroxptm">
         <w:r>
           <w:rPr>
             <w:rFonts w:ascii="Arial" w:cs="Arial" w:eastAsia="Arial" w:hAnsi="Arial"/>
@@ -21387,7 +21387,7 @@
             <w:pPr>
               <w:spacing w:after="20" w:before="0"/>
             </w:pPr>
-            <w:hyperlink w:history="1" r:id="rIdb1jbqtidm1c87ypo9ww7u">
+            <w:hyperlink w:history="1" r:id="rIdhcndbrspdgi2kryatfpet">
               <w:r>
                 <w:rPr>
                   <w:rFonts w:ascii="Arial" w:cs="Arial" w:eastAsia="Arial" w:hAnsi="Arial"/>
@@ -21420,7 +21420,7 @@
               <w:spacing w:after="10" w:before="0"/>
               <w:ind w:left="120"/>
             </w:pPr>
-            <w:hyperlink w:history="1" r:id="rIdljdyn3ol4re5-wfbvn2bc">
+            <w:hyperlink w:history="1" r:id="rIdtkertpsysyqmo6nnz5vyr">
               <w:r>
                 <w:rPr>
                   <w:rFonts w:ascii="Arial" w:cs="Arial" w:eastAsia="Arial" w:hAnsi="Arial"/>
@@ -21465,7 +21465,7 @@
             <w:pPr>
               <w:spacing w:after="20" w:before="0"/>
             </w:pPr>
-            <w:hyperlink w:history="1" r:id="rId3b521pzbqkbjxwysaq7vc">
+            <w:hyperlink w:history="1" r:id="rIdcfpfddohhmghegfujfylp">
               <w:r>
                 <w:rPr>
                   <w:rFonts w:ascii="Arial" w:cs="Arial" w:eastAsia="Arial" w:hAnsi="Arial"/>
@@ -21498,7 +21498,7 @@
               <w:spacing w:after="10" w:before="0"/>
               <w:ind w:left="120"/>
             </w:pPr>
-            <w:hyperlink w:history="1" r:id="rIdgaicvfnkz5yxd9uyw2h6_">
+            <w:hyperlink w:history="1" r:id="rId2ihn9pwa4m6usfcnk30wz">
               <w:r>
                 <w:rPr>
                   <w:rFonts w:ascii="Arial" w:cs="Arial" w:eastAsia="Arial" w:hAnsi="Arial"/>
@@ -21698,7 +21698,7 @@
             <w:pPr>
               <w:spacing w:after="20" w:before="0"/>
             </w:pPr>
-            <w:hyperlink w:history="1" r:id="rIdle6cpqh_qv72voah0igkh">
+            <w:hyperlink w:history="1" r:id="rIdara11uegiy-pb3-ie6d74">
               <w:r>
                 <w:rPr>
                   <w:rFonts w:ascii="Arial" w:cs="Arial" w:eastAsia="Arial" w:hAnsi="Arial"/>
@@ -21731,7 +21731,7 @@
               <w:spacing w:after="10" w:before="0"/>
               <w:ind w:left="120"/>
             </w:pPr>
-            <w:hyperlink w:history="1" r:id="rIdu94mzrbs1gzxcuhg_mahq">
+            <w:hyperlink w:history="1" r:id="rIduyyapecmmrdeyr3cmnr__">
               <w:r>
                 <w:rPr>
                   <w:rFonts w:ascii="Arial" w:cs="Arial" w:eastAsia="Arial" w:hAnsi="Arial"/>
@@ -21776,7 +21776,7 @@
             <w:pPr>
               <w:spacing w:after="20" w:before="0"/>
             </w:pPr>
-            <w:hyperlink w:history="1" r:id="rIdzykavjzxsneaitryfg8lo">
+            <w:hyperlink w:history="1" r:id="rIdpwk4ab--pxkosyuflzghu">
               <w:r>
                 <w:rPr>
                   <w:rFonts w:ascii="Arial" w:cs="Arial" w:eastAsia="Arial" w:hAnsi="Arial"/>
@@ -21809,7 +21809,7 @@
               <w:spacing w:after="10" w:before="0"/>
               <w:ind w:left="120"/>
             </w:pPr>
-            <w:hyperlink w:history="1" r:id="rIdzz99ddwnqttv8dajal_-h">
+            <w:hyperlink w:history="1" r:id="rId4-oqxk6fh1lrji8u8pwvj">
               <w:r>
                 <w:rPr>
                   <w:rFonts w:ascii="Arial" w:cs="Arial" w:eastAsia="Arial" w:hAnsi="Arial"/>
@@ -22009,7 +22009,7 @@
             <w:pPr>
               <w:spacing w:after="20" w:before="0"/>
             </w:pPr>
-            <w:hyperlink w:history="1" r:id="rIdf6ddr0akiuwcumopw1y9n">
+            <w:hyperlink w:history="1" r:id="rIdpfks51i1ethynuy7waurb">
               <w:r>
                 <w:rPr>
                   <w:rFonts w:ascii="Arial" w:cs="Arial" w:eastAsia="Arial" w:hAnsi="Arial"/>
@@ -22042,7 +22042,7 @@
               <w:spacing w:after="10" w:before="0"/>
               <w:ind w:left="120"/>
             </w:pPr>
-            <w:hyperlink w:history="1" r:id="rIdtipthlohqn1s4ogw0sijf">
+            <w:hyperlink w:history="1" r:id="rIdw2rknjkzgxpfrbhdjqvz3">
               <w:r>
                 <w:rPr>
                   <w:rFonts w:ascii="Arial" w:cs="Arial" w:eastAsia="Arial" w:hAnsi="Arial"/>
@@ -22087,7 +22087,7 @@
             <w:pPr>
               <w:spacing w:after="20" w:before="0"/>
             </w:pPr>
-            <w:hyperlink w:history="1" r:id="rId7sm6ikgugxjov07zabfhg">
+            <w:hyperlink w:history="1" r:id="rIdrdwxeyzcdoof3qkkgpwah">
               <w:r>
                 <w:rPr>
                   <w:rFonts w:ascii="Arial" w:cs="Arial" w:eastAsia="Arial" w:hAnsi="Arial"/>
@@ -22120,7 +22120,7 @@
               <w:spacing w:after="10" w:before="0"/>
               <w:ind w:left="120"/>
             </w:pPr>
-            <w:hyperlink w:history="1" r:id="rIdz_fhr96l7iqjdu2eyeifq">
+            <w:hyperlink w:history="1" r:id="rIdahlwqxqrmickhhfktntz1">
               <w:r>
                 <w:rPr>
                   <w:rFonts w:ascii="Arial" w:cs="Arial" w:eastAsia="Arial" w:hAnsi="Arial"/>
@@ -22320,7 +22320,7 @@
             <w:pPr>
               <w:spacing w:after="20" w:before="0"/>
             </w:pPr>
-            <w:hyperlink w:history="1" r:id="rIdcwiairor50c8huzib8l_m">
+            <w:hyperlink w:history="1" r:id="rIdplexejdbdnwjzhju91ame">
               <w:r>
                 <w:rPr>
                   <w:rFonts w:ascii="Arial" w:cs="Arial" w:eastAsia="Arial" w:hAnsi="Arial"/>
@@ -22353,7 +22353,7 @@
               <w:spacing w:after="10" w:before="0"/>
               <w:ind w:left="120"/>
             </w:pPr>
-            <w:hyperlink w:history="1" r:id="rIdutumarwljfopjwgu4hfoq">
+            <w:hyperlink w:history="1" r:id="rIdrwyq5khun1tftdp3yarfq">
               <w:r>
                 <w:rPr>
                   <w:rFonts w:ascii="Arial" w:cs="Arial" w:eastAsia="Arial" w:hAnsi="Arial"/>
@@ -22398,7 +22398,7 @@
             <w:pPr>
               <w:spacing w:after="20" w:before="0"/>
             </w:pPr>
-            <w:hyperlink w:history="1" r:id="rIdigmytugfkqj7lfd7l7f34">
+            <w:hyperlink w:history="1" r:id="rIdfhy60snu8pm4hv5ihnvmd">
               <w:r>
                 <w:rPr>
                   <w:rFonts w:ascii="Arial" w:cs="Arial" w:eastAsia="Arial" w:hAnsi="Arial"/>
@@ -22431,7 +22431,7 @@
               <w:spacing w:after="10" w:before="0"/>
               <w:ind w:left="120"/>
             </w:pPr>
-            <w:hyperlink w:history="1" r:id="rId8r4pyfv_w6vvlkklf66sh">
+            <w:hyperlink w:history="1" r:id="rIddxkhq4bahifydz_xb8ecm">
               <w:r>
                 <w:rPr>
                   <w:rFonts w:ascii="Arial" w:cs="Arial" w:eastAsia="Arial" w:hAnsi="Arial"/>
@@ -22631,7 +22631,7 @@
             <w:pPr>
               <w:spacing w:after="20" w:before="0"/>
             </w:pPr>
-            <w:hyperlink w:history="1" r:id="rIdssninzufahjr_ceilpjle">
+            <w:hyperlink w:history="1" r:id="rIdcysoffblklkm-k2wria5i">
               <w:r>
                 <w:rPr>
                   <w:rFonts w:ascii="Arial" w:cs="Arial" w:eastAsia="Arial" w:hAnsi="Arial"/>
@@ -22664,7 +22664,7 @@
               <w:spacing w:after="10" w:before="0"/>
               <w:ind w:left="120"/>
             </w:pPr>
-            <w:hyperlink w:history="1" r:id="rIdaxkjqb6puxcvorpluathe">
+            <w:hyperlink w:history="1" r:id="rIdluithqnutnqqy0cdydcq4">
               <w:r>
                 <w:rPr>
                   <w:rFonts w:ascii="Arial" w:cs="Arial" w:eastAsia="Arial" w:hAnsi="Arial"/>
@@ -22709,7 +22709,7 @@
             <w:pPr>
               <w:spacing w:after="20" w:before="0"/>
             </w:pPr>
-            <w:hyperlink w:history="1" r:id="rId-y0t3h5zqrxphnaquvxqo">
+            <w:hyperlink w:history="1" r:id="rIdjlb49gaquyilwjg8lucvb">
               <w:r>
                 <w:rPr>
                   <w:rFonts w:ascii="Arial" w:cs="Arial" w:eastAsia="Arial" w:hAnsi="Arial"/>
@@ -22742,7 +22742,7 @@
               <w:spacing w:after="10" w:before="0"/>
               <w:ind w:left="120"/>
             </w:pPr>
-            <w:hyperlink w:history="1" r:id="rIdruqp-90vj3f7je-nzatpo">
+            <w:hyperlink w:history="1" r:id="rIdqkxxggdecpnzg7rgr6ss7">
               <w:r>
                 <w:rPr>
                   <w:rFonts w:ascii="Arial" w:cs="Arial" w:eastAsia="Arial" w:hAnsi="Arial"/>
@@ -23267,7 +23267,7 @@
         </w:rPr>
         <w:t xml:space="preserve">© 2026 SeaVuria and ARES. Aligned with KICD objectives. Developed by SeaVuria; technical implementation by ARES (with AI assistance from Claude). Licensed under </w:t>
       </w:r>
-      <w:hyperlink w:history="1" r:id="rIdg0vqelfeun9iof2vpysvw">
+      <w:hyperlink w:history="1" r:id="rIdm_t9pptiyaxdv-47mnugl">
         <w:r>
           <w:rPr>
             <w:rFonts w:ascii="Arial" w:cs="Arial" w:eastAsia="Arial" w:hAnsi="Arial"/>
@@ -23288,7 +23288,7 @@
         </w:rPr>
         <w:t xml:space="preserve"> (</w:t>
       </w:r>
-      <w:hyperlink w:history="1" r:id="rIdnrpjenkfw74wfaforrz_x">
+      <w:hyperlink w:history="1" r:id="rIdlchczonbuodzmshm4hwx8">
         <w:r>
           <w:rPr>
             <w:rFonts w:ascii="Arial" w:cs="Arial" w:eastAsia="Arial" w:hAnsi="Arial"/>
@@ -24328,7 +24328,7 @@
             <w:pPr>
               <w:spacing w:after="20" w:before="0"/>
             </w:pPr>
-            <w:hyperlink w:history="1" r:id="rIdjevw6igszk2v7qqv7a0hu">
+            <w:hyperlink w:history="1" r:id="rIdcb3thz3gdjeette8yyp5b">
               <w:r>
                 <w:rPr>
                   <w:rFonts w:ascii="Arial" w:cs="Arial" w:eastAsia="Arial" w:hAnsi="Arial"/>
@@ -24361,7 +24361,7 @@
               <w:spacing w:after="10" w:before="0"/>
               <w:ind w:left="120"/>
             </w:pPr>
-            <w:hyperlink w:history="1" r:id="rId73dboao_mcmlue6ii4hgo">
+            <w:hyperlink w:history="1" r:id="rIdgzqxl5fdfs_lyw_wea600">
               <w:r>
                 <w:rPr>
                   <w:rFonts w:ascii="Arial" w:cs="Arial" w:eastAsia="Arial" w:hAnsi="Arial"/>
@@ -24406,7 +24406,7 @@
             <w:pPr>
               <w:spacing w:after="20" w:before="0"/>
             </w:pPr>
-            <w:hyperlink w:history="1" r:id="rIdaljuy5uw1vdidwjoyp9b_">
+            <w:hyperlink w:history="1" r:id="rIdr-d9udl07u6cwsvwfqo7u">
               <w:r>
                 <w:rPr>
                   <w:rFonts w:ascii="Arial" w:cs="Arial" w:eastAsia="Arial" w:hAnsi="Arial"/>
@@ -24439,7 +24439,7 @@
               <w:spacing w:after="10" w:before="0"/>
               <w:ind w:left="120"/>
             </w:pPr>
-            <w:hyperlink w:history="1" r:id="rIdkxpbxjdjoydkbk4zu7qe1">
+            <w:hyperlink w:history="1" r:id="rIdtolmzg9ejsueirqap43s9">
               <w:r>
                 <w:rPr>
                   <w:rFonts w:ascii="Arial" w:cs="Arial" w:eastAsia="Arial" w:hAnsi="Arial"/>
@@ -24639,7 +24639,7 @@
             <w:pPr>
               <w:spacing w:after="20" w:before="0"/>
             </w:pPr>
-            <w:hyperlink w:history="1" r:id="rIdiq_uhfstocx_fic_w3obx">
+            <w:hyperlink w:history="1" r:id="rIdbtnx7eflocaiydhaswope">
               <w:r>
                 <w:rPr>
                   <w:rFonts w:ascii="Arial" w:cs="Arial" w:eastAsia="Arial" w:hAnsi="Arial"/>
@@ -24672,7 +24672,7 @@
               <w:spacing w:after="10" w:before="0"/>
               <w:ind w:left="120"/>
             </w:pPr>
-            <w:hyperlink w:history="1" r:id="rId_6dluzrf-98e3herxi6km">
+            <w:hyperlink w:history="1" r:id="rIdmfreyhj3e4mhophhebssj">
               <w:r>
                 <w:rPr>
                   <w:rFonts w:ascii="Arial" w:cs="Arial" w:eastAsia="Arial" w:hAnsi="Arial"/>
@@ -24717,7 +24717,7 @@
             <w:pPr>
               <w:spacing w:after="20" w:before="0"/>
             </w:pPr>
-            <w:hyperlink w:history="1" r:id="rId7_pamcb3ue-15b1a4ayhb">
+            <w:hyperlink w:history="1" r:id="rId8yvdyo6vouuor8v_gw42z">
               <w:r>
                 <w:rPr>
                   <w:rFonts w:ascii="Arial" w:cs="Arial" w:eastAsia="Arial" w:hAnsi="Arial"/>
@@ -24750,7 +24750,7 @@
               <w:spacing w:after="10" w:before="0"/>
               <w:ind w:left="120"/>
             </w:pPr>
-            <w:hyperlink w:history="1" r:id="rId7-lwjybtqkj58t0cdflmx">
+            <w:hyperlink w:history="1" r:id="rId_titppzqeaqq-wf6pawgs">
               <w:r>
                 <w:rPr>
                   <w:rFonts w:ascii="Arial" w:cs="Arial" w:eastAsia="Arial" w:hAnsi="Arial"/>
@@ -24950,7 +24950,7 @@
             <w:pPr>
               <w:spacing w:after="20" w:before="0"/>
             </w:pPr>
-            <w:hyperlink w:history="1" r:id="rIdbaxn7x8eijvkyqiypw_xo">
+            <w:hyperlink w:history="1" r:id="rIdqbnla6abt8cs8idwtrsos">
               <w:r>
                 <w:rPr>
                   <w:rFonts w:ascii="Arial" w:cs="Arial" w:eastAsia="Arial" w:hAnsi="Arial"/>
@@ -24983,7 +24983,7 @@
               <w:spacing w:after="10" w:before="0"/>
               <w:ind w:left="120"/>
             </w:pPr>
-            <w:hyperlink w:history="1" r:id="rIdn7bffooie32_kqfpyubxe">
+            <w:hyperlink w:history="1" r:id="rIdbxofkn4l8mvphjmolblj7">
               <w:r>
                 <w:rPr>
                   <w:rFonts w:ascii="Arial" w:cs="Arial" w:eastAsia="Arial" w:hAnsi="Arial"/>
@@ -25028,7 +25028,7 @@
             <w:pPr>
               <w:spacing w:after="20" w:before="0"/>
             </w:pPr>
-            <w:hyperlink w:history="1" r:id="rIdrq7bmesrbya9zpcgm2ask">
+            <w:hyperlink w:history="1" r:id="rId9ooextvfkwxdkvkaadj2k">
               <w:r>
                 <w:rPr>
                   <w:rFonts w:ascii="Arial" w:cs="Arial" w:eastAsia="Arial" w:hAnsi="Arial"/>
@@ -25061,7 +25061,7 @@
               <w:spacing w:after="10" w:before="0"/>
               <w:ind w:left="120"/>
             </w:pPr>
-            <w:hyperlink w:history="1" r:id="rIdy_uze-bh9suuybuxh0mq6">
+            <w:hyperlink w:history="1" r:id="rIdawl9tnx2stye8hbqhpg3v">
               <w:r>
                 <w:rPr>
                   <w:rFonts w:ascii="Arial" w:cs="Arial" w:eastAsia="Arial" w:hAnsi="Arial"/>
@@ -25261,7 +25261,7 @@
             <w:pPr>
               <w:spacing w:after="20" w:before="0"/>
             </w:pPr>
-            <w:hyperlink w:history="1" r:id="rIdfif6mnflkekq-ufdm3fgh">
+            <w:hyperlink w:history="1" r:id="rId9rf5r0gidvqtmd4azvzhw">
               <w:r>
                 <w:rPr>
                   <w:rFonts w:ascii="Arial" w:cs="Arial" w:eastAsia="Arial" w:hAnsi="Arial"/>
@@ -25294,7 +25294,7 @@
               <w:spacing w:after="10" w:before="0"/>
               <w:ind w:left="120"/>
             </w:pPr>
-            <w:hyperlink w:history="1" r:id="rIdxmq1cdnfs3xl6wl-bzj5i">
+            <w:hyperlink w:history="1" r:id="rIdh7ztyt0mp-gxlr24n_dvt">
               <w:r>
                 <w:rPr>
                   <w:rFonts w:ascii="Arial" w:cs="Arial" w:eastAsia="Arial" w:hAnsi="Arial"/>
@@ -25339,7 +25339,7 @@
             <w:pPr>
               <w:spacing w:after="20" w:before="0"/>
             </w:pPr>
-            <w:hyperlink w:history="1" r:id="rIdxa1rxhdm6sw6kjmsxkhkd">
+            <w:hyperlink w:history="1" r:id="rIddu1eqqy74rjn16dikmpi9">
               <w:r>
                 <w:rPr>
                   <w:rFonts w:ascii="Arial" w:cs="Arial" w:eastAsia="Arial" w:hAnsi="Arial"/>
@@ -25372,7 +25372,7 @@
               <w:spacing w:after="10" w:before="0"/>
               <w:ind w:left="120"/>
             </w:pPr>
-            <w:hyperlink w:history="1" r:id="rIdxifcjenm1kqwpggeli6-d">
+            <w:hyperlink w:history="1" r:id="rIdormbitmyfr2rrpyr0vqbs">
               <w:r>
                 <w:rPr>
                   <w:rFonts w:ascii="Arial" w:cs="Arial" w:eastAsia="Arial" w:hAnsi="Arial"/>
@@ -25572,7 +25572,7 @@
             <w:pPr>
               <w:spacing w:after="20" w:before="0"/>
             </w:pPr>
-            <w:hyperlink w:history="1" r:id="rId_7a6pia5rkys-jmboa8rg">
+            <w:hyperlink w:history="1" r:id="rIdge6oqlwy0pr5txedlmwba">
               <w:r>
                 <w:rPr>
                   <w:rFonts w:ascii="Arial" w:cs="Arial" w:eastAsia="Arial" w:hAnsi="Arial"/>
@@ -25605,7 +25605,7 @@
               <w:spacing w:after="10" w:before="0"/>
               <w:ind w:left="120"/>
             </w:pPr>
-            <w:hyperlink w:history="1" r:id="rIdijl7eyrgo0bqkwel26r92">
+            <w:hyperlink w:history="1" r:id="rIdsmri5t3jxf0cciysih8qf">
               <w:r>
                 <w:rPr>
                   <w:rFonts w:ascii="Arial" w:cs="Arial" w:eastAsia="Arial" w:hAnsi="Arial"/>
@@ -25650,7 +25650,7 @@
             <w:pPr>
               <w:spacing w:after="20" w:before="0"/>
             </w:pPr>
-            <w:hyperlink w:history="1" r:id="rIdnjpgrjb-obblrorqvnl-v">
+            <w:hyperlink w:history="1" r:id="rIdumh_spqloehozfh1tfs62">
               <w:r>
                 <w:rPr>
                   <w:rFonts w:ascii="Arial" w:cs="Arial" w:eastAsia="Arial" w:hAnsi="Arial"/>
@@ -25683,7 +25683,7 @@
               <w:spacing w:after="10" w:before="0"/>
               <w:ind w:left="120"/>
             </w:pPr>
-            <w:hyperlink w:history="1" r:id="rIddt-hahd_4ktvoiu6pt4ld">
+            <w:hyperlink w:history="1" r:id="rIdqv4yhyj9dncwphzvpajx2">
               <w:r>
                 <w:rPr>
                   <w:rFonts w:ascii="Arial" w:cs="Arial" w:eastAsia="Arial" w:hAnsi="Arial"/>
@@ -26208,7 +26208,7 @@
         </w:rPr>
         <w:t xml:space="preserve">© 2026 SeaVuria and ARES. Aligned with KICD objectives. Developed by SeaVuria; technical implementation by ARES (with AI assistance from Claude). Licensed under </w:t>
       </w:r>
-      <w:hyperlink w:history="1" r:id="rIdi1pwl23_acxdikl57irfe">
+      <w:hyperlink w:history="1" r:id="rIdlf2ho0vtg9of_qkt_kt-q">
         <w:r>
           <w:rPr>
             <w:rFonts w:ascii="Arial" w:cs="Arial" w:eastAsia="Arial" w:hAnsi="Arial"/>
@@ -26229,7 +26229,7 @@
         </w:rPr>
         <w:t xml:space="preserve"> (</w:t>
       </w:r>
-      <w:hyperlink w:history="1" r:id="rId51v5vzy-parjys3tw_sb4">
+      <w:hyperlink w:history="1" r:id="rIdxgqgnpfvkd1arczfrokoo">
         <w:r>
           <w:rPr>
             <w:rFonts w:ascii="Arial" w:cs="Arial" w:eastAsia="Arial" w:hAnsi="Arial"/>
@@ -27269,7 +27269,7 @@
             <w:pPr>
               <w:spacing w:after="20" w:before="0"/>
             </w:pPr>
-            <w:hyperlink w:history="1" r:id="rIduhgfv-zp2k3mz9jsajvb4">
+            <w:hyperlink w:history="1" r:id="rId4mdcjevic6hbgitcvhkhq">
               <w:r>
                 <w:rPr>
                   <w:rFonts w:ascii="Arial" w:cs="Arial" w:eastAsia="Arial" w:hAnsi="Arial"/>
@@ -27302,7 +27302,7 @@
               <w:spacing w:after="10" w:before="0"/>
               <w:ind w:left="120"/>
             </w:pPr>
-            <w:hyperlink w:history="1" r:id="rIdymk40ictd29lzunsombc3">
+            <w:hyperlink w:history="1" r:id="rIdoikomvychguzi2evtrvfu">
               <w:r>
                 <w:rPr>
                   <w:rFonts w:ascii="Arial" w:cs="Arial" w:eastAsia="Arial" w:hAnsi="Arial"/>
@@ -27347,7 +27347,7 @@
             <w:pPr>
               <w:spacing w:after="20" w:before="0"/>
             </w:pPr>
-            <w:hyperlink w:history="1" r:id="rIdxd5qrhijeum90vr8zclv_">
+            <w:hyperlink w:history="1" r:id="rIdbbjsh9lsv_cp2mng3eih1">
               <w:r>
                 <w:rPr>
                   <w:rFonts w:ascii="Arial" w:cs="Arial" w:eastAsia="Arial" w:hAnsi="Arial"/>
@@ -27380,7 +27380,7 @@
               <w:spacing w:after="10" w:before="0"/>
               <w:ind w:left="120"/>
             </w:pPr>
-            <w:hyperlink w:history="1" r:id="rIduezi5njmuw8l1mwli_wqc">
+            <w:hyperlink w:history="1" r:id="rIdwj0_nagc_zzsvlsbfpovf">
               <w:r>
                 <w:rPr>
                   <w:rFonts w:ascii="Arial" w:cs="Arial" w:eastAsia="Arial" w:hAnsi="Arial"/>
@@ -27580,7 +27580,7 @@
             <w:pPr>
               <w:spacing w:after="20" w:before="0"/>
             </w:pPr>
-            <w:hyperlink w:history="1" r:id="rIddry8fg96dyv1f9nxgetvx">
+            <w:hyperlink w:history="1" r:id="rIdore3pt1swp5-hw9yizbf_">
               <w:r>
                 <w:rPr>
                   <w:rFonts w:ascii="Arial" w:cs="Arial" w:eastAsia="Arial" w:hAnsi="Arial"/>
@@ -27613,7 +27613,7 @@
               <w:spacing w:after="10" w:before="0"/>
               <w:ind w:left="120"/>
             </w:pPr>
-            <w:hyperlink w:history="1" r:id="rId1pqjzak7uvo6k8kjhn8fj">
+            <w:hyperlink w:history="1" r:id="rIdm_42dekcimec9g5kau_df">
               <w:r>
                 <w:rPr>
                   <w:rFonts w:ascii="Arial" w:cs="Arial" w:eastAsia="Arial" w:hAnsi="Arial"/>
@@ -27658,7 +27658,7 @@
             <w:pPr>
               <w:spacing w:after="20" w:before="0"/>
             </w:pPr>
-            <w:hyperlink w:history="1" r:id="rIdtj6zesuzllqzq2wpdnabh">
+            <w:hyperlink w:history="1" r:id="rIdalf7b5gie1xez-fjydfjy">
               <w:r>
                 <w:rPr>
                   <w:rFonts w:ascii="Arial" w:cs="Arial" w:eastAsia="Arial" w:hAnsi="Arial"/>
@@ -27691,7 +27691,7 @@
               <w:spacing w:after="10" w:before="0"/>
               <w:ind w:left="120"/>
             </w:pPr>
-            <w:hyperlink w:history="1" r:id="rIdqa8conm53xgbk-y3ncdrt">
+            <w:hyperlink w:history="1" r:id="rIdvm2eqynepwney2wqaovot">
               <w:r>
                 <w:rPr>
                   <w:rFonts w:ascii="Arial" w:cs="Arial" w:eastAsia="Arial" w:hAnsi="Arial"/>
@@ -27891,7 +27891,7 @@
             <w:pPr>
               <w:spacing w:after="20" w:before="0"/>
             </w:pPr>
-            <w:hyperlink w:history="1" r:id="rIdpx6rkzy_ebyiowdulmvai">
+            <w:hyperlink w:history="1" r:id="rIdnoch-hw9q4mfbqhnrddys">
               <w:r>
                 <w:rPr>
                   <w:rFonts w:ascii="Arial" w:cs="Arial" w:eastAsia="Arial" w:hAnsi="Arial"/>
@@ -27940,7 +27940,7 @@
               <w:spacing w:after="10" w:before="0"/>
               <w:ind w:left="120"/>
             </w:pPr>
-            <w:hyperlink w:history="1" r:id="rIdt3ber2yvbyp1_5z1lzjrm">
+            <w:hyperlink w:history="1" r:id="rIds91gklbwwgw9spumaqojn">
               <w:r>
                 <w:rPr>
                   <w:rFonts w:ascii="Arial" w:cs="Arial" w:eastAsia="Arial" w:hAnsi="Arial"/>
@@ -27985,7 +27985,7 @@
             <w:pPr>
               <w:spacing w:after="20" w:before="0"/>
             </w:pPr>
-            <w:hyperlink w:history="1" r:id="rId658aijl920fgk0aixcdt-">
+            <w:hyperlink w:history="1" r:id="rIdhkz8i25yzvmwgipbeheih">
               <w:r>
                 <w:rPr>
                   <w:rFonts w:ascii="Arial" w:cs="Arial" w:eastAsia="Arial" w:hAnsi="Arial"/>
@@ -28018,7 +28018,7 @@
               <w:spacing w:after="10" w:before="0"/>
               <w:ind w:left="120"/>
             </w:pPr>
-            <w:hyperlink w:history="1" r:id="rIdxh9virngqysewdwch-bhl">
+            <w:hyperlink w:history="1" r:id="rIdim8s8s2ogctnfvdrh5lrz">
               <w:r>
                 <w:rPr>
                   <w:rFonts w:ascii="Arial" w:cs="Arial" w:eastAsia="Arial" w:hAnsi="Arial"/>
@@ -28218,7 +28218,7 @@
             <w:pPr>
               <w:spacing w:after="20" w:before="0"/>
             </w:pPr>
-            <w:hyperlink w:history="1" r:id="rIdmt9z3kb1jfpwt7io6mlld">
+            <w:hyperlink w:history="1" r:id="rIdeb_iyp7l9v_kwjmrwa9c8">
               <w:r>
                 <w:rPr>
                   <w:rFonts w:ascii="Arial" w:cs="Arial" w:eastAsia="Arial" w:hAnsi="Arial"/>
@@ -28267,7 +28267,7 @@
               <w:spacing w:after="10" w:before="0"/>
               <w:ind w:left="120"/>
             </w:pPr>
-            <w:hyperlink w:history="1" r:id="rId0tobogse0ss65y0b6d9mi">
+            <w:hyperlink w:history="1" r:id="rIdw2p_fe4r5fz5vmtgok_g0">
               <w:r>
                 <w:rPr>
                   <w:rFonts w:ascii="Arial" w:cs="Arial" w:eastAsia="Arial" w:hAnsi="Arial"/>
@@ -28312,7 +28312,7 @@
             <w:pPr>
               <w:spacing w:after="20" w:before="0"/>
             </w:pPr>
-            <w:hyperlink w:history="1" r:id="rIdkleizwuszy2vj1fvwthdi">
+            <w:hyperlink w:history="1" r:id="rIdxqiesccogs1yg-hekbrny">
               <w:r>
                 <w:rPr>
                   <w:rFonts w:ascii="Arial" w:cs="Arial" w:eastAsia="Arial" w:hAnsi="Arial"/>
@@ -28345,7 +28345,7 @@
               <w:spacing w:after="10" w:before="0"/>
               <w:ind w:left="120"/>
             </w:pPr>
-            <w:hyperlink w:history="1" r:id="rId-b_h6quhcur0gkeduuqxg">
+            <w:hyperlink w:history="1" r:id="rIdbarp9uoamdj7rzkmbl2gp">
               <w:r>
                 <w:rPr>
                   <w:rFonts w:ascii="Arial" w:cs="Arial" w:eastAsia="Arial" w:hAnsi="Arial"/>
@@ -28545,7 +28545,7 @@
             <w:pPr>
               <w:spacing w:after="20" w:before="0"/>
             </w:pPr>
-            <w:hyperlink w:history="1" r:id="rIdlm6he2s6itbbrjrj8qcss">
+            <w:hyperlink w:history="1" r:id="rIdhivunhqmfa2r6mql5hulf">
               <w:r>
                 <w:rPr>
                   <w:rFonts w:ascii="Arial" w:cs="Arial" w:eastAsia="Arial" w:hAnsi="Arial"/>
@@ -28594,7 +28594,7 @@
               <w:spacing w:after="10" w:before="0"/>
               <w:ind w:left="120"/>
             </w:pPr>
-            <w:hyperlink w:history="1" r:id="rIdkwjuvzyt547wo47j_k5zk">
+            <w:hyperlink w:history="1" r:id="rIdu6e4dzzgv5dmgh6_7r7jx">
               <w:r>
                 <w:rPr>
                   <w:rFonts w:ascii="Arial" w:cs="Arial" w:eastAsia="Arial" w:hAnsi="Arial"/>
@@ -28639,7 +28639,7 @@
             <w:pPr>
               <w:spacing w:after="20" w:before="0"/>
             </w:pPr>
-            <w:hyperlink w:history="1" r:id="rId0mnixadfhl2glbqdplsca">
+            <w:hyperlink w:history="1" r:id="rIdsda-r4yekxybsv9e2363e">
               <w:r>
                 <w:rPr>
                   <w:rFonts w:ascii="Arial" w:cs="Arial" w:eastAsia="Arial" w:hAnsi="Arial"/>
@@ -28688,7 +28688,7 @@
               <w:spacing w:after="10" w:before="0"/>
               <w:ind w:left="120"/>
             </w:pPr>
-            <w:hyperlink w:history="1" r:id="rIdnab2lp8voqqux-cuonyfg">
+            <w:hyperlink w:history="1" r:id="rIddqtkqyswgjiymrocormll">
               <w:r>
                 <w:rPr>
                   <w:rFonts w:ascii="Arial" w:cs="Arial" w:eastAsia="Arial" w:hAnsi="Arial"/>
@@ -29213,7 +29213,7 @@
         </w:rPr>
         <w:t xml:space="preserve">© 2026 SeaVuria and ARES. Aligned with KICD objectives. Developed by SeaVuria; technical implementation by ARES (with AI assistance from Claude). Licensed under </w:t>
       </w:r>
-      <w:hyperlink w:history="1" r:id="rIdnkanuwyxt_qds-q7sywyx">
+      <w:hyperlink w:history="1" r:id="rIdzbtsbczlvodzsjiot-tlj">
         <w:r>
           <w:rPr>
             <w:rFonts w:ascii="Arial" w:cs="Arial" w:eastAsia="Arial" w:hAnsi="Arial"/>
@@ -29234,7 +29234,7 @@
         </w:rPr>
         <w:t xml:space="preserve"> (</w:t>
       </w:r>
-      <w:hyperlink w:history="1" r:id="rId_tchwrwhde76qi7xvlx4q">
+      <w:hyperlink w:history="1" r:id="rIdv5b3mqgjse3kzu5chbefx">
         <w:r>
           <w:rPr>
             <w:rFonts w:ascii="Arial" w:cs="Arial" w:eastAsia="Arial" w:hAnsi="Arial"/>
@@ -30274,7 +30274,7 @@
             <w:pPr>
               <w:spacing w:after="20" w:before="0"/>
             </w:pPr>
-            <w:hyperlink w:history="1" r:id="rIdnrfxtfyjmrnf8pjja1nrw">
+            <w:hyperlink w:history="1" r:id="rId0ap4yrlqulmxt90uax0de">
               <w:r>
                 <w:rPr>
                   <w:rFonts w:ascii="Arial" w:cs="Arial" w:eastAsia="Arial" w:hAnsi="Arial"/>
@@ -30307,7 +30307,7 @@
               <w:spacing w:after="10" w:before="0"/>
               <w:ind w:left="120"/>
             </w:pPr>
-            <w:hyperlink w:history="1" r:id="rIdfbjjrexbubqddotndwtnv">
+            <w:hyperlink w:history="1" r:id="rId5vcuoq5xnvpwwfyyfdiqz">
               <w:r>
                 <w:rPr>
                   <w:rFonts w:ascii="Arial" w:cs="Arial" w:eastAsia="Arial" w:hAnsi="Arial"/>
@@ -30352,7 +30352,7 @@
             <w:pPr>
               <w:spacing w:after="20" w:before="0"/>
             </w:pPr>
-            <w:hyperlink w:history="1" r:id="rIdnd1cagkzdqehtfbq_da9z">
+            <w:hyperlink w:history="1" r:id="rIdi_0kbr8igmawaxya2wrcq">
               <w:r>
                 <w:rPr>
                   <w:rFonts w:ascii="Arial" w:cs="Arial" w:eastAsia="Arial" w:hAnsi="Arial"/>
@@ -30385,7 +30385,7 @@
               <w:spacing w:after="10" w:before="0"/>
               <w:ind w:left="120"/>
             </w:pPr>
-            <w:hyperlink w:history="1" r:id="rIdw_zhqyeqnxrcoraylkslv">
+            <w:hyperlink w:history="1" r:id="rIdp0nj39h-g-nq2omzv01ia">
               <w:r>
                 <w:rPr>
                   <w:rFonts w:ascii="Arial" w:cs="Arial" w:eastAsia="Arial" w:hAnsi="Arial"/>
@@ -30585,7 +30585,7 @@
             <w:pPr>
               <w:spacing w:after="20" w:before="0"/>
             </w:pPr>
-            <w:hyperlink w:history="1" r:id="rIdwfuvhdvvla_nj3fchosoy">
+            <w:hyperlink w:history="1" r:id="rIdtv96yrscawh3grr536xjr">
               <w:r>
                 <w:rPr>
                   <w:rFonts w:ascii="Arial" w:cs="Arial" w:eastAsia="Arial" w:hAnsi="Arial"/>
@@ -30618,7 +30618,7 @@
               <w:spacing w:after="10" w:before="0"/>
               <w:ind w:left="120"/>
             </w:pPr>
-            <w:hyperlink w:history="1" r:id="rIdraynvwit_x9yrosv2ma_f">
+            <w:hyperlink w:history="1" r:id="rIdyogl2408bed20w1aqfpnd">
               <w:r>
                 <w:rPr>
                   <w:rFonts w:ascii="Arial" w:cs="Arial" w:eastAsia="Arial" w:hAnsi="Arial"/>
@@ -30663,7 +30663,7 @@
             <w:pPr>
               <w:spacing w:after="20" w:before="0"/>
             </w:pPr>
-            <w:hyperlink w:history="1" r:id="rIdirfapoux9vmuwrojxrbze">
+            <w:hyperlink w:history="1" r:id="rIdf3qemj2xtlyncuy3omvsu">
               <w:r>
                 <w:rPr>
                   <w:rFonts w:ascii="Arial" w:cs="Arial" w:eastAsia="Arial" w:hAnsi="Arial"/>
@@ -30696,7 +30696,7 @@
               <w:spacing w:after="10" w:before="0"/>
               <w:ind w:left="120"/>
             </w:pPr>
-            <w:hyperlink w:history="1" r:id="rIdh06fuut4ncfcr9wtrgtqb">
+            <w:hyperlink w:history="1" r:id="rIdbqfqrs_hmflwd2b6x1ovc">
               <w:r>
                 <w:rPr>
                   <w:rFonts w:ascii="Arial" w:cs="Arial" w:eastAsia="Arial" w:hAnsi="Arial"/>
@@ -30896,7 +30896,7 @@
             <w:pPr>
               <w:spacing w:after="20" w:before="0"/>
             </w:pPr>
-            <w:hyperlink w:history="1" r:id="rId8qyu0lz6t7fuexufml_wc">
+            <w:hyperlink w:history="1" r:id="rIdp_yvwc7dg08nwzq-wwmzv">
               <w:r>
                 <w:rPr>
                   <w:rFonts w:ascii="Arial" w:cs="Arial" w:eastAsia="Arial" w:hAnsi="Arial"/>
@@ -30929,7 +30929,7 @@
               <w:spacing w:after="10" w:before="0"/>
               <w:ind w:left="120"/>
             </w:pPr>
-            <w:hyperlink w:history="1" r:id="rIdexeznlk0luzfc6pfwrmqj">
+            <w:hyperlink w:history="1" r:id="rIdo8e-9wxjmo2joadrctol1">
               <w:r>
                 <w:rPr>
                   <w:rFonts w:ascii="Arial" w:cs="Arial" w:eastAsia="Arial" w:hAnsi="Arial"/>
@@ -30974,7 +30974,7 @@
             <w:pPr>
               <w:spacing w:after="20" w:before="0"/>
             </w:pPr>
-            <w:hyperlink w:history="1" r:id="rIdz_wowdtix-9uczxgilj-3">
+            <w:hyperlink w:history="1" r:id="rIdqboq-bu6k-n580z_qv_ah">
               <w:r>
                 <w:rPr>
                   <w:rFonts w:ascii="Arial" w:cs="Arial" w:eastAsia="Arial" w:hAnsi="Arial"/>
@@ -31023,7 +31023,7 @@
               <w:spacing w:after="10" w:before="0"/>
               <w:ind w:left="120"/>
             </w:pPr>
-            <w:hyperlink w:history="1" r:id="rIduhryyicvcnbeppsdstpgr">
+            <w:hyperlink w:history="1" r:id="rIdrp_xtpmtae3p7nxkhelc4">
               <w:r>
                 <w:rPr>
                   <w:rFonts w:ascii="Arial" w:cs="Arial" w:eastAsia="Arial" w:hAnsi="Arial"/>
@@ -31223,7 +31223,7 @@
             <w:pPr>
               <w:spacing w:after="20" w:before="0"/>
             </w:pPr>
-            <w:hyperlink w:history="1" r:id="rIdgf7eyesx2zdyd1urtkhml">
+            <w:hyperlink w:history="1" r:id="rId85y3ahsqomvsjbvfzu8gr">
               <w:r>
                 <w:rPr>
                   <w:rFonts w:ascii="Arial" w:cs="Arial" w:eastAsia="Arial" w:hAnsi="Arial"/>
@@ -31256,7 +31256,7 @@
               <w:spacing w:after="10" w:before="0"/>
               <w:ind w:left="120"/>
             </w:pPr>
-            <w:hyperlink w:history="1" r:id="rIdta8x5kq7gxgakjontlci4">
+            <w:hyperlink w:history="1" r:id="rId4nh_s6mimla3hrojz93zb">
               <w:r>
                 <w:rPr>
                   <w:rFonts w:ascii="Arial" w:cs="Arial" w:eastAsia="Arial" w:hAnsi="Arial"/>
@@ -31301,7 +31301,7 @@
             <w:pPr>
               <w:spacing w:after="20" w:before="0"/>
             </w:pPr>
-            <w:hyperlink w:history="1" r:id="rIdudtjpu1sozj2oh3kqbkjy">
+            <w:hyperlink w:history="1" r:id="rIdexempcltppiybu9t40whm">
               <w:r>
                 <w:rPr>
                   <w:rFonts w:ascii="Arial" w:cs="Arial" w:eastAsia="Arial" w:hAnsi="Arial"/>
@@ -31350,7 +31350,7 @@
               <w:spacing w:after="10" w:before="0"/>
               <w:ind w:left="120"/>
             </w:pPr>
-            <w:hyperlink w:history="1" r:id="rIdt0p1gh1-ura2t2oztjjis">
+            <w:hyperlink w:history="1" r:id="rIdb2uddp8mqd1gqm6a0iegr">
               <w:r>
                 <w:rPr>
                   <w:rFonts w:ascii="Arial" w:cs="Arial" w:eastAsia="Arial" w:hAnsi="Arial"/>
@@ -31550,7 +31550,7 @@
             <w:pPr>
               <w:spacing w:after="20" w:before="0"/>
             </w:pPr>
-            <w:hyperlink w:history="1" r:id="rIdcee6u_k_oogr1njj1tgtn">
+            <w:hyperlink w:history="1" r:id="rIdnknyzbtbnogag_kdwn6k_">
               <w:r>
                 <w:rPr>
                   <w:rFonts w:ascii="Arial" w:cs="Arial" w:eastAsia="Arial" w:hAnsi="Arial"/>
@@ -31599,7 +31599,7 @@
               <w:spacing w:after="10" w:before="0"/>
               <w:ind w:left="120"/>
             </w:pPr>
-            <w:hyperlink w:history="1" r:id="rIda1nhdv6gq2cdz-dzwb4xp">
+            <w:hyperlink w:history="1" r:id="rIdvqbdubkdfyo7bb_eo5q9y">
               <w:r>
                 <w:rPr>
                   <w:rFonts w:ascii="Arial" w:cs="Arial" w:eastAsia="Arial" w:hAnsi="Arial"/>
@@ -31644,7 +31644,7 @@
             <w:pPr>
               <w:spacing w:after="20" w:before="0"/>
             </w:pPr>
-            <w:hyperlink w:history="1" r:id="rIdqwp-ubnywozhhkrjkyo4y">
+            <w:hyperlink w:history="1" r:id="rIdthv5x4jwsrs3wpolvsin0">
               <w:r>
                 <w:rPr>
                   <w:rFonts w:ascii="Arial" w:cs="Arial" w:eastAsia="Arial" w:hAnsi="Arial"/>
@@ -31693,7 +31693,7 @@
               <w:spacing w:after="10" w:before="0"/>
               <w:ind w:left="120"/>
             </w:pPr>
-            <w:hyperlink w:history="1" r:id="rId97izvrr9d-mpjfueaouzr">
+            <w:hyperlink w:history="1" r:id="rIdp5cruyy-juywy_deozotj">
               <w:r>
                 <w:rPr>
                   <w:rFonts w:ascii="Arial" w:cs="Arial" w:eastAsia="Arial" w:hAnsi="Arial"/>
@@ -32218,7 +32218,7 @@
         </w:rPr>
         <w:t xml:space="preserve">© 2026 SeaVuria and ARES. Aligned with KICD objectives. Developed by SeaVuria; technical implementation by ARES (with AI assistance from Claude). Licensed under </w:t>
       </w:r>
-      <w:hyperlink w:history="1" r:id="rId8q7lc2ei_odkrlyjlkfj5">
+      <w:hyperlink w:history="1" r:id="rIdpfomb-j9fyktpfprrbxwq">
         <w:r>
           <w:rPr>
             <w:rFonts w:ascii="Arial" w:cs="Arial" w:eastAsia="Arial" w:hAnsi="Arial"/>
@@ -32239,7 +32239,7 @@
         </w:rPr>
         <w:t xml:space="preserve"> (</w:t>
       </w:r>
-      <w:hyperlink w:history="1" r:id="rIdutrlf6srchdiaha5fsure">
+      <w:hyperlink w:history="1" r:id="rId5-uk5sb41pfrnyxz7mtke">
         <w:r>
           <w:rPr>
             <w:rFonts w:ascii="Arial" w:cs="Arial" w:eastAsia="Arial" w:hAnsi="Arial"/>
@@ -33296,7 +33296,7 @@
               <w:spacing w:after="10" w:before="0"/>
               <w:ind w:left="120"/>
             </w:pPr>
-            <w:hyperlink w:history="1" r:id="rIdyaroomlsvj9861xc-nntz">
+            <w:hyperlink w:history="1" r:id="rIdh-sx0fhpal6dpjaikwwpd">
               <w:r>
                 <w:rPr>
                   <w:rFonts w:ascii="Arial" w:cs="Arial" w:eastAsia="Arial" w:hAnsi="Arial"/>
@@ -33356,7 +33356,7 @@
             <w:pPr>
               <w:spacing w:after="20" w:before="0"/>
             </w:pPr>
-            <w:hyperlink w:history="1" r:id="rIdrsrkankvfgzrctrzmvsd3">
+            <w:hyperlink w:history="1" r:id="rIdc6xbqtl_fcwlyvbeubyoh">
               <w:r>
                 <w:rPr>
                   <w:rFonts w:ascii="Arial" w:cs="Arial" w:eastAsia="Arial" w:hAnsi="Arial"/>
@@ -33405,7 +33405,7 @@
               <w:spacing w:after="10" w:before="0"/>
               <w:ind w:left="120"/>
             </w:pPr>
-            <w:hyperlink w:history="1" r:id="rIdjuj6exgqom6dyaanh2jcd">
+            <w:hyperlink w:history="1" r:id="rIdl_48drgxa3j7y3y-_pnka">
               <w:r>
                 <w:rPr>
                   <w:rFonts w:ascii="Arial" w:cs="Arial" w:eastAsia="Arial" w:hAnsi="Arial"/>
@@ -33622,7 +33622,7 @@
               <w:spacing w:after="10" w:before="0"/>
               <w:ind w:left="120"/>
             </w:pPr>
-            <w:hyperlink w:history="1" r:id="rIduaakb_zpucjp27st9sr4v">
+            <w:hyperlink w:history="1" r:id="rIdmipciuelvoewk_yuf8t7x">
               <w:r>
                 <w:rPr>
                   <w:rFonts w:ascii="Arial" w:cs="Arial" w:eastAsia="Arial" w:hAnsi="Arial"/>
@@ -33682,7 +33682,7 @@
             <w:pPr>
               <w:spacing w:after="20" w:before="0"/>
             </w:pPr>
-            <w:hyperlink w:history="1" r:id="rId5y_fapz_9lhooe54iifem">
+            <w:hyperlink w:history="1" r:id="rId5otld7fco_g9qnxnktivv">
               <w:r>
                 <w:rPr>
                   <w:rFonts w:ascii="Arial" w:cs="Arial" w:eastAsia="Arial" w:hAnsi="Arial"/>
@@ -33731,7 +33731,7 @@
               <w:spacing w:after="10" w:before="0"/>
               <w:ind w:left="120"/>
             </w:pPr>
-            <w:hyperlink w:history="1" r:id="rIdpdm8z-54y0_x_0xldutnr">
+            <w:hyperlink w:history="1" r:id="rId9hcbarcj6loptgpiezy8v">
               <w:r>
                 <w:rPr>
                   <w:rFonts w:ascii="Arial" w:cs="Arial" w:eastAsia="Arial" w:hAnsi="Arial"/>
@@ -33948,7 +33948,7 @@
               <w:spacing w:after="10" w:before="0"/>
               <w:ind w:left="120"/>
             </w:pPr>
-            <w:hyperlink w:history="1" r:id="rIdc75gnycbtgxfaxpuolwjp">
+            <w:hyperlink w:history="1" r:id="rIdyazpwbtyna1eatk2ksbsr">
               <w:r>
                 <w:rPr>
                   <w:rFonts w:ascii="Arial" w:cs="Arial" w:eastAsia="Arial" w:hAnsi="Arial"/>
@@ -34008,7 +34008,7 @@
             <w:pPr>
               <w:spacing w:after="20" w:before="0"/>
             </w:pPr>
-            <w:hyperlink w:history="1" r:id="rIdjyu0wy5nxh2ecs9asl8ug">
+            <w:hyperlink w:history="1" r:id="rIdizrjvzx6hjwa3sajbuq0b">
               <w:r>
                 <w:rPr>
                   <w:rFonts w:ascii="Arial" w:cs="Arial" w:eastAsia="Arial" w:hAnsi="Arial"/>
@@ -34057,7 +34057,7 @@
               <w:spacing w:after="10" w:before="0"/>
               <w:ind w:left="120"/>
             </w:pPr>
-            <w:hyperlink w:history="1" r:id="rIdterhwpmldrzsjxm3gmtza">
+            <w:hyperlink w:history="1" r:id="rId85lmpvso5jlhvamqntgox">
               <w:r>
                 <w:rPr>
                   <w:rFonts w:ascii="Arial" w:cs="Arial" w:eastAsia="Arial" w:hAnsi="Arial"/>
@@ -34274,7 +34274,7 @@
               <w:spacing w:after="10" w:before="0"/>
               <w:ind w:left="120"/>
             </w:pPr>
-            <w:hyperlink w:history="1" r:id="rIddmcvsn00pzt0b2dmaabam">
+            <w:hyperlink w:history="1" r:id="rIdpkmmptggvyxd_3b_cz9-u">
               <w:r>
                 <w:rPr>
                   <w:rFonts w:ascii="Arial" w:cs="Arial" w:eastAsia="Arial" w:hAnsi="Arial"/>
@@ -34334,7 +34334,7 @@
             <w:pPr>
               <w:spacing w:after="20" w:before="0"/>
             </w:pPr>
-            <w:hyperlink w:history="1" r:id="rIdk4oxrnxgmk9aazbz13qyp">
+            <w:hyperlink w:history="1" r:id="rIdhwzh3av8zyemkpwbzb_pu">
               <w:r>
                 <w:rPr>
                   <w:rFonts w:ascii="Arial" w:cs="Arial" w:eastAsia="Arial" w:hAnsi="Arial"/>
@@ -34383,7 +34383,7 @@
               <w:spacing w:after="10" w:before="0"/>
               <w:ind w:left="120"/>
             </w:pPr>
-            <w:hyperlink w:history="1" r:id="rIdruu5mkd6fm4xo7syei_rl">
+            <w:hyperlink w:history="1" r:id="rId32rl03w9lqfjlaf6nuhcp">
               <w:r>
                 <w:rPr>
                   <w:rFonts w:ascii="Arial" w:cs="Arial" w:eastAsia="Arial" w:hAnsi="Arial"/>
@@ -34600,7 +34600,7 @@
               <w:spacing w:after="10" w:before="0"/>
               <w:ind w:left="120"/>
             </w:pPr>
-            <w:hyperlink w:history="1" r:id="rIdi_n8xjvgcyqllronky9o5">
+            <w:hyperlink w:history="1" r:id="rId21qgunlbvo01s7ogp7dce">
               <w:r>
                 <w:rPr>
                   <w:rFonts w:ascii="Arial" w:cs="Arial" w:eastAsia="Arial" w:hAnsi="Arial"/>
@@ -34660,7 +34660,7 @@
             <w:pPr>
               <w:spacing w:after="20" w:before="0"/>
             </w:pPr>
-            <w:hyperlink w:history="1" r:id="rIdjqsysvnso5kwonym4rgmg">
+            <w:hyperlink w:history="1" r:id="rIdskwhc1xlmrvyydbsctzq_">
               <w:r>
                 <w:rPr>
                   <w:rFonts w:ascii="Arial" w:cs="Arial" w:eastAsia="Arial" w:hAnsi="Arial"/>
@@ -34709,7 +34709,7 @@
               <w:spacing w:after="10" w:before="0"/>
               <w:ind w:left="120"/>
             </w:pPr>
-            <w:hyperlink w:history="1" r:id="rIdbqdzcmquii8eskyldwoht">
+            <w:hyperlink w:history="1" r:id="rId1s3u5rn19dgg_p1kzhqrq">
               <w:r>
                 <w:rPr>
                   <w:rFonts w:ascii="Arial" w:cs="Arial" w:eastAsia="Arial" w:hAnsi="Arial"/>
@@ -35234,7 +35234,7 @@
         </w:rPr>
         <w:t xml:space="preserve">© 2026 SeaVuria and ARES. Aligned with KICD objectives. Developed by SeaVuria; technical implementation by ARES (with AI assistance from Claude). Licensed under </w:t>
       </w:r>
-      <w:hyperlink w:history="1" r:id="rIdzhyskeoab3b2kqxtimdil">
+      <w:hyperlink w:history="1" r:id="rIdkcnmuo7zjtnktg4iabjre">
         <w:r>
           <w:rPr>
             <w:rFonts w:ascii="Arial" w:cs="Arial" w:eastAsia="Arial" w:hAnsi="Arial"/>
@@ -35255,7 +35255,7 @@
         </w:rPr>
         <w:t xml:space="preserve"> (</w:t>
       </w:r>
-      <w:hyperlink w:history="1" r:id="rIdkuest-eg_2e5-azqfcuvq">
+      <w:hyperlink w:history="1" r:id="rIdcxwjlhnrgreexzt178485">
         <w:r>
           <w:rPr>
             <w:rFonts w:ascii="Arial" w:cs="Arial" w:eastAsia="Arial" w:hAnsi="Arial"/>
@@ -36295,7 +36295,7 @@
             <w:pPr>
               <w:spacing w:after="20" w:before="0"/>
             </w:pPr>
-            <w:hyperlink w:history="1" r:id="rIdwik9qextm0icp6jhaiu4d">
+            <w:hyperlink w:history="1" r:id="rIdliezn-vzxftal2kqkhrf4">
               <w:r>
                 <w:rPr>
                   <w:rFonts w:ascii="Arial" w:cs="Arial" w:eastAsia="Arial" w:hAnsi="Arial"/>
@@ -36344,7 +36344,7 @@
               <w:spacing w:after="10" w:before="0"/>
               <w:ind w:left="120"/>
             </w:pPr>
-            <w:hyperlink w:history="1" r:id="rId4y_aa7aehiuduay0csfcu">
+            <w:hyperlink w:history="1" r:id="rId5ltr8tc3-xun1hbk_ipay">
               <w:r>
                 <w:rPr>
                   <w:rFonts w:ascii="Arial" w:cs="Arial" w:eastAsia="Arial" w:hAnsi="Arial"/>
@@ -36389,7 +36389,7 @@
             <w:pPr>
               <w:spacing w:after="20" w:before="0"/>
             </w:pPr>
-            <w:hyperlink w:history="1" r:id="rIdwrskbr7hfldtt3rofgw78">
+            <w:hyperlink w:history="1" r:id="rIdlbg9f1gngltgao_1xlmeo">
               <w:r>
                 <w:rPr>
                   <w:rFonts w:ascii="Arial" w:cs="Arial" w:eastAsia="Arial" w:hAnsi="Arial"/>
@@ -36422,7 +36422,7 @@
               <w:spacing w:after="10" w:before="0"/>
               <w:ind w:left="120"/>
             </w:pPr>
-            <w:hyperlink w:history="1" r:id="rIdrbbdbllbysiycj9ntuln1">
+            <w:hyperlink w:history="1" r:id="rIdbid25ct93lxlmv6-wcxcr">
               <w:r>
                 <w:rPr>
                   <w:rFonts w:ascii="Arial" w:cs="Arial" w:eastAsia="Arial" w:hAnsi="Arial"/>
@@ -36622,7 +36622,7 @@
             <w:pPr>
               <w:spacing w:after="20" w:before="0"/>
             </w:pPr>
-            <w:hyperlink w:history="1" r:id="rIdfwvoybok9ngbzvyncpj_t">
+            <w:hyperlink w:history="1" r:id="rIdkqa904jvr80vtgknlusde">
               <w:r>
                 <w:rPr>
                   <w:rFonts w:ascii="Arial" w:cs="Arial" w:eastAsia="Arial" w:hAnsi="Arial"/>
@@ -36671,7 +36671,7 @@
               <w:spacing w:after="10" w:before="0"/>
               <w:ind w:left="120"/>
             </w:pPr>
-            <w:hyperlink w:history="1" r:id="rIdj_bhg2dpnyeqvqlr8wcas">
+            <w:hyperlink w:history="1" r:id="rIdgno3eolgmvwsy7attskk5">
               <w:r>
                 <w:rPr>
                   <w:rFonts w:ascii="Arial" w:cs="Arial" w:eastAsia="Arial" w:hAnsi="Arial"/>
@@ -36716,7 +36716,7 @@
             <w:pPr>
               <w:spacing w:after="20" w:before="0"/>
             </w:pPr>
-            <w:hyperlink w:history="1" r:id="rIdgmd-ufxggx78i_m5xu1kg">
+            <w:hyperlink w:history="1" r:id="rId9pjbslb41fkrnm4-p1u3b">
               <w:r>
                 <w:rPr>
                   <w:rFonts w:ascii="Arial" w:cs="Arial" w:eastAsia="Arial" w:hAnsi="Arial"/>
@@ -36749,7 +36749,7 @@
               <w:spacing w:after="10" w:before="0"/>
               <w:ind w:left="120"/>
             </w:pPr>
-            <w:hyperlink w:history="1" r:id="rIde9tvituk4t81d_v9cfjoj">
+            <w:hyperlink w:history="1" r:id="rIdtqbklb2xxv_gylxm2xgsv">
               <w:r>
                 <w:rPr>
                   <w:rFonts w:ascii="Arial" w:cs="Arial" w:eastAsia="Arial" w:hAnsi="Arial"/>
@@ -36949,7 +36949,7 @@
             <w:pPr>
               <w:spacing w:after="20" w:before="0"/>
             </w:pPr>
-            <w:hyperlink w:history="1" r:id="rIdej0i4swybytqtagff97ix">
+            <w:hyperlink w:history="1" r:id="rId1yaq4ij8ahg_3wqkqvpz1">
               <w:r>
                 <w:rPr>
                   <w:rFonts w:ascii="Arial" w:cs="Arial" w:eastAsia="Arial" w:hAnsi="Arial"/>
@@ -36998,7 +36998,7 @@
               <w:spacing w:after="10" w:before="0"/>
               <w:ind w:left="120"/>
             </w:pPr>
-            <w:hyperlink w:history="1" r:id="rIdtd5dvpv757x_ndkp7bxsi">
+            <w:hyperlink w:history="1" r:id="rIdhcqpkw5qpk1jxedy1ydjc">
               <w:r>
                 <w:rPr>
                   <w:rFonts w:ascii="Arial" w:cs="Arial" w:eastAsia="Arial" w:hAnsi="Arial"/>
@@ -37043,7 +37043,7 @@
             <w:pPr>
               <w:spacing w:after="20" w:before="0"/>
             </w:pPr>
-            <w:hyperlink w:history="1" r:id="rId6tklan9b_k_euam08piig">
+            <w:hyperlink w:history="1" r:id="rIddpcp9yzptl37hndzzs9us">
               <w:r>
                 <w:rPr>
                   <w:rFonts w:ascii="Arial" w:cs="Arial" w:eastAsia="Arial" w:hAnsi="Arial"/>
@@ -37076,7 +37076,7 @@
               <w:spacing w:after="10" w:before="0"/>
               <w:ind w:left="120"/>
             </w:pPr>
-            <w:hyperlink w:history="1" r:id="rId-6vpxab14hnlrub_o2gq3">
+            <w:hyperlink w:history="1" r:id="rIdiwob6whl20eojjhnij-fc">
               <w:r>
                 <w:rPr>
                   <w:rFonts w:ascii="Arial" w:cs="Arial" w:eastAsia="Arial" w:hAnsi="Arial"/>
@@ -37276,7 +37276,7 @@
             <w:pPr>
               <w:spacing w:after="20" w:before="0"/>
             </w:pPr>
-            <w:hyperlink w:history="1" r:id="rId9eyv4zasb0_s-gxeqc2sm">
+            <w:hyperlink w:history="1" r:id="rIdh9zvfjdrz3fdltjzd4rtd">
               <w:r>
                 <w:rPr>
                   <w:rFonts w:ascii="Arial" w:cs="Arial" w:eastAsia="Arial" w:hAnsi="Arial"/>
@@ -37325,7 +37325,7 @@
               <w:spacing w:after="10" w:before="0"/>
               <w:ind w:left="120"/>
             </w:pPr>
-            <w:hyperlink w:history="1" r:id="rIdzpgo8z3jmt6qvkg2bg0f2">
+            <w:hyperlink w:history="1" r:id="rIdiapjknbe_0xtijsweyqmj">
               <w:r>
                 <w:rPr>
                   <w:rFonts w:ascii="Arial" w:cs="Arial" w:eastAsia="Arial" w:hAnsi="Arial"/>
@@ -37370,7 +37370,7 @@
             <w:pPr>
               <w:spacing w:after="20" w:before="0"/>
             </w:pPr>
-            <w:hyperlink w:history="1" r:id="rIdumtwzzfewyfjtbsg2bmwn">
+            <w:hyperlink w:history="1" r:id="rIdxui1sprbsfejcd-lcgco0">
               <w:r>
                 <w:rPr>
                   <w:rFonts w:ascii="Arial" w:cs="Arial" w:eastAsia="Arial" w:hAnsi="Arial"/>
@@ -37403,7 +37403,7 @@
               <w:spacing w:after="10" w:before="0"/>
               <w:ind w:left="120"/>
             </w:pPr>
-            <w:hyperlink w:history="1" r:id="rIddkzhz-azdtnrtmxuocxed">
+            <w:hyperlink w:history="1" r:id="rId5o3anxy3nfbpvp_rq0r6t">
               <w:r>
                 <w:rPr>
                   <w:rFonts w:ascii="Arial" w:cs="Arial" w:eastAsia="Arial" w:hAnsi="Arial"/>
@@ -37603,7 +37603,7 @@
             <w:pPr>
               <w:spacing w:after="20" w:before="0"/>
             </w:pPr>
-            <w:hyperlink w:history="1" r:id="rId48ixwnpbssk14xscgl-bs">
+            <w:hyperlink w:history="1" r:id="rIdbkjizfzomivg2p3rq2lfy">
               <w:r>
                 <w:rPr>
                   <w:rFonts w:ascii="Arial" w:cs="Arial" w:eastAsia="Arial" w:hAnsi="Arial"/>
@@ -37652,7 +37652,7 @@
               <w:spacing w:after="10" w:before="0"/>
               <w:ind w:left="120"/>
             </w:pPr>
-            <w:hyperlink w:history="1" r:id="rIdazei6fedlcz4hzphgslah">
+            <w:hyperlink w:history="1" r:id="rId-9pinhh82dcvmxxfm-ajk">
               <w:r>
                 <w:rPr>
                   <w:rFonts w:ascii="Arial" w:cs="Arial" w:eastAsia="Arial" w:hAnsi="Arial"/>
@@ -37697,7 +37697,7 @@
             <w:pPr>
               <w:spacing w:after="20" w:before="0"/>
             </w:pPr>
-            <w:hyperlink w:history="1" r:id="rIdfqysbp3gulpmosr-uzbch">
+            <w:hyperlink w:history="1" r:id="rIdgnyr2fd676k2eduhqbuof">
               <w:r>
                 <w:rPr>
                   <w:rFonts w:ascii="Arial" w:cs="Arial" w:eastAsia="Arial" w:hAnsi="Arial"/>
@@ -37730,7 +37730,7 @@
               <w:spacing w:after="10" w:before="0"/>
               <w:ind w:left="120"/>
             </w:pPr>
-            <w:hyperlink w:history="1" r:id="rIdpwp0n6uuopsiwszgaxduq">
+            <w:hyperlink w:history="1" r:id="rIdp0cbzm9kfpq7hbimwmyst">
               <w:r>
                 <w:rPr>
                   <w:rFonts w:ascii="Arial" w:cs="Arial" w:eastAsia="Arial" w:hAnsi="Arial"/>
@@ -38255,7 +38255,7 @@
         </w:rPr>
         <w:t xml:space="preserve">© 2026 SeaVuria and ARES. Aligned with KICD objectives. Developed by SeaVuria; technical implementation by ARES (with AI assistance from Claude). Licensed under </w:t>
       </w:r>
-      <w:hyperlink w:history="1" r:id="rIdctxwonu1mjxcgeovu8odz">
+      <w:hyperlink w:history="1" r:id="rIdgcmidbxjpl2b68-d3eipl">
         <w:r>
           <w:rPr>
             <w:rFonts w:ascii="Arial" w:cs="Arial" w:eastAsia="Arial" w:hAnsi="Arial"/>
@@ -38276,7 +38276,7 @@
         </w:rPr>
         <w:t xml:space="preserve"> (</w:t>
       </w:r>
-      <w:hyperlink w:history="1" r:id="rId5q75raniwe1vmv68lcsc2">
+      <w:hyperlink w:history="1" r:id="rIdto1fh-8h2t1lo5sjzdl0j">
         <w:r>
           <w:rPr>
             <w:rFonts w:ascii="Arial" w:cs="Arial" w:eastAsia="Arial" w:hAnsi="Arial"/>
